--- a/output/uln_document.docx
+++ b/output/uln_document.docx
@@ -16,21 +16,24 @@
           <w:b/>
           <w:sz w:val="24"/>
         </w:rPr>
-        <w:t>SECTION A: PHONETICS</w:t>
-      </w:r>
-    </w:p>
-    <w:p>
-      <w:pPr>
+        <w:t>TEST FOR UNIT 1</w:t>
+      </w:r>
+    </w:p>
+    <w:p>
+      <w:pPr>
+        <w:keepNext/>
         <w:spacing w:before="120" w:after="80"/>
         <w:rPr>
-          <w:sz w:val="24"/>
-        </w:rPr>
-      </w:pPr>
-      <w:r>
-        <w:rPr>
-          <w:sz w:val="24"/>
-        </w:rPr>
-        <w:t>Choose the word whose underlined part is pronounced differently:</w:t>
+          <w:b/>
+          <w:sz w:val="24"/>
+        </w:rPr>
+      </w:pPr>
+      <w:r>
+        <w:rPr>
+          <w:b/>
+          <w:sz w:val="24"/>
+        </w:rPr>
+        <w:t>I. Choose the word whose underlined part is pronounced differently from the others.</w:t>
       </w:r>
     </w:p>
     <w:p>
@@ -65,63 +68,1304 @@
           <w:sz w:val="24"/>
           <w:u w:val="single"/>
         </w:rPr>
-        <w:t>c</w:t>
-      </w:r>
-      <w:r>
-        <w:rPr>
-          <w:sz w:val="24"/>
-        </w:rPr>
-        <w:t xml:space="preserve">at \t B. </w:t>
+        <w:t>e</w:t>
+      </w:r>
+      <w:r>
+        <w:rPr>
+          <w:sz w:val="24"/>
+        </w:rPr>
+        <w:t xml:space="preserve">xciting  B. </w:t>
       </w:r>
       <w:r>
         <w:rPr>
           <w:sz w:val="24"/>
           <w:u w:val="single"/>
         </w:rPr>
-        <w:t>c</w:t>
-      </w:r>
-      <w:r>
-        <w:rPr>
-          <w:sz w:val="24"/>
-        </w:rPr>
-        <w:t xml:space="preserve">ity \t C. </w:t>
+        <w:t>e</w:t>
+      </w:r>
+      <w:r>
+        <w:rPr>
+          <w:sz w:val="24"/>
+        </w:rPr>
+        <w:t xml:space="preserve">xcellent  C. </w:t>
       </w:r>
       <w:r>
         <w:rPr>
           <w:sz w:val="24"/>
           <w:u w:val="single"/>
         </w:rPr>
-        <w:t>c</w:t>
-      </w:r>
-      <w:r>
-        <w:rPr>
-          <w:sz w:val="24"/>
-        </w:rPr>
-        <w:t xml:space="preserve">ar \t D. </w:t>
+        <w:t>e</w:t>
+      </w:r>
+      <w:r>
+        <w:rPr>
+          <w:sz w:val="24"/>
+        </w:rPr>
+        <w:t xml:space="preserve">xperience  D. </w:t>
       </w:r>
       <w:r>
         <w:rPr>
           <w:sz w:val="24"/>
           <w:u w:val="single"/>
         </w:rPr>
-        <w:t>c</w:t>
-      </w:r>
-      <w:r>
-        <w:rPr>
-          <w:sz w:val="24"/>
-        </w:rPr>
-        <w:t>up</w:t>
-      </w:r>
-    </w:p>
-    <w:p>
-      <w:pPr>
+        <w:t>e</w:t>
+      </w:r>
+      <w:r>
+        <w:rPr>
+          <w:sz w:val="24"/>
+        </w:rPr>
+        <w:t>xpensive</w:t>
+      </w:r>
+    </w:p>
+    <w:p>
+      <w:pPr>
+        <w:spacing w:before="80" w:after="60"/>
+        <w:ind w:left="283"/>
+        <w:rPr>
+          <w:sz w:val="24"/>
+          <w:u w:val="single"/>
+        </w:rPr>
+      </w:pPr>
+      <w:r>
+        <w:rPr>
+          <w:sz w:val="24"/>
+        </w:rPr>
+        <w:t xml:space="preserve">2. </w:t>
+      </w:r>
+      <w:r>
+        <w:rPr>
+          <w:b/>
+          <w:sz w:val="24"/>
+        </w:rPr>
+        <w:t xml:space="preserve">A. </w:t>
+      </w:r>
+      <w:r>
+        <w:rPr>
+          <w:sz w:val="24"/>
+        </w:rPr>
+        <w:t xml:space="preserve"> hobb</w:t>
+      </w:r>
+      <w:r>
+        <w:rPr>
+          <w:sz w:val="24"/>
+          <w:u w:val="single"/>
+        </w:rPr>
+        <w:t xml:space="preserve">y  </w:t>
+      </w:r>
+      <w:r>
+        <w:rPr>
+          <w:b/>
+          <w:sz w:val="24"/>
+          <w:u w:val="single"/>
+        </w:rPr>
+        <w:t xml:space="preserve">B. </w:t>
+      </w:r>
+      <w:r>
+        <w:rPr>
+          <w:sz w:val="24"/>
+        </w:rPr>
+        <w:t xml:space="preserve"> c</w:t>
+      </w:r>
+      <w:r>
+        <w:rPr>
+          <w:sz w:val="24"/>
+          <w:u w:val="single"/>
+        </w:rPr>
+        <w:t>y</w:t>
+      </w:r>
+      <w:r>
+        <w:rPr>
+          <w:sz w:val="24"/>
+        </w:rPr>
+        <w:t>cle  C. b</w:t>
+      </w:r>
+      <w:r>
+        <w:rPr>
+          <w:sz w:val="24"/>
+          <w:u w:val="single"/>
+        </w:rPr>
+        <w:t>y</w:t>
+      </w:r>
+      <w:r>
+        <w:rPr>
+          <w:sz w:val="24"/>
+        </w:rPr>
+        <w:t>e  D. wh</w:t>
+      </w:r>
+      <w:r>
+        <w:rPr>
+          <w:sz w:val="24"/>
+          <w:u w:val="single"/>
+        </w:rPr>
+        <w:t>y</w:t>
+      </w:r>
+    </w:p>
+    <w:p>
+      <w:pPr>
+        <w:spacing w:before="80" w:after="60"/>
+        <w:ind w:left="283"/>
+        <w:rPr>
+          <w:sz w:val="24"/>
+        </w:rPr>
+      </w:pPr>
+      <w:r>
+        <w:rPr>
+          <w:sz w:val="24"/>
+          <w:u w:val="single"/>
+        </w:rPr>
+        <w:t xml:space="preserve">3. </w:t>
+      </w:r>
+      <w:r>
+        <w:rPr>
+          <w:b/>
+          <w:sz w:val="24"/>
+          <w:u w:val="single"/>
+        </w:rPr>
+        <w:t xml:space="preserve">A. </w:t>
+      </w:r>
+      <w:r>
+        <w:rPr>
+          <w:sz w:val="24"/>
+        </w:rPr>
+        <w:t xml:space="preserve"> p</w:t>
+      </w:r>
+      <w:r>
+        <w:rPr>
+          <w:sz w:val="24"/>
+          <w:u w:val="single"/>
+        </w:rPr>
+        <w:t>o</w:t>
+      </w:r>
+      <w:r>
+        <w:rPr>
+          <w:sz w:val="24"/>
+        </w:rPr>
+        <w:t>ttery  B. c</w:t>
+      </w:r>
+      <w:r>
+        <w:rPr>
+          <w:sz w:val="24"/>
+          <w:u w:val="single"/>
+        </w:rPr>
+        <w:t>o</w:t>
+      </w:r>
+      <w:r>
+        <w:rPr>
+          <w:sz w:val="24"/>
+        </w:rPr>
+        <w:t>llect  C. mel</w:t>
+      </w:r>
+      <w:r>
+        <w:rPr>
+          <w:sz w:val="24"/>
+          <w:u w:val="single"/>
+        </w:rPr>
+        <w:t>o</w:t>
+      </w:r>
+      <w:r>
+        <w:rPr>
+          <w:sz w:val="24"/>
+        </w:rPr>
+        <w:t>dy  D. m</w:t>
+      </w:r>
+      <w:r>
+        <w:rPr>
+          <w:sz w:val="24"/>
+          <w:u w:val="single"/>
+        </w:rPr>
+        <w:t>o</w:t>
+      </w:r>
+      <w:r>
+        <w:rPr>
+          <w:sz w:val="24"/>
+        </w:rPr>
+        <w:t>nopoly</w:t>
+      </w:r>
+    </w:p>
+    <w:p>
+      <w:pPr>
+        <w:spacing w:before="80" w:after="60"/>
+        <w:ind w:left="283"/>
+        <w:rPr>
+          <w:sz w:val="24"/>
+        </w:rPr>
+      </w:pPr>
+      <w:r>
+        <w:rPr>
+          <w:sz w:val="24"/>
+        </w:rPr>
+        <w:t xml:space="preserve">4. </w:t>
+      </w:r>
+      <w:r>
+        <w:rPr>
+          <w:b/>
+          <w:sz w:val="24"/>
+        </w:rPr>
+        <w:t xml:space="preserve">A. </w:t>
+      </w:r>
+      <w:r>
+        <w:rPr>
+          <w:sz w:val="24"/>
+        </w:rPr>
+        <w:t xml:space="preserve"> h</w:t>
+      </w:r>
+      <w:r>
+        <w:rPr>
+          <w:sz w:val="24"/>
+          <w:u w:val="single"/>
+        </w:rPr>
+        <w:t>ea</w:t>
+      </w:r>
+      <w:r>
+        <w:rPr>
+          <w:sz w:val="24"/>
+        </w:rPr>
+        <w:t>rd  B. b</w:t>
+      </w:r>
+      <w:r>
+        <w:rPr>
+          <w:sz w:val="24"/>
+          <w:u w:val="single"/>
+        </w:rPr>
+        <w:t>i</w:t>
+      </w:r>
+      <w:r>
+        <w:rPr>
+          <w:sz w:val="24"/>
+        </w:rPr>
+        <w:t>rd  C. w</w:t>
+      </w:r>
+      <w:r>
+        <w:rPr>
+          <w:sz w:val="24"/>
+          <w:u w:val="single"/>
+        </w:rPr>
+        <w:t>o</w:t>
+      </w:r>
+      <w:r>
+        <w:rPr>
+          <w:sz w:val="24"/>
+        </w:rPr>
+        <w:t>rld  D. pict</w:t>
+      </w:r>
+      <w:r>
+        <w:rPr>
+          <w:sz w:val="24"/>
+          <w:u w:val="single"/>
+        </w:rPr>
+        <w:t>u</w:t>
+      </w:r>
+      <w:r>
+        <w:rPr>
+          <w:sz w:val="24"/>
+        </w:rPr>
+        <w:t>re</w:t>
+      </w:r>
+    </w:p>
+    <w:p>
+      <w:pPr>
+        <w:spacing w:before="80" w:after="60"/>
+        <w:ind w:left="283"/>
+        <w:rPr>
+          <w:sz w:val="24"/>
+        </w:rPr>
+      </w:pPr>
+      <w:r>
+        <w:rPr>
+          <w:sz w:val="24"/>
+        </w:rPr>
+        <w:t xml:space="preserve">5. </w:t>
+      </w:r>
+      <w:r>
+        <w:rPr>
+          <w:b/>
+          <w:sz w:val="24"/>
+        </w:rPr>
+        <w:t xml:space="preserve">A. </w:t>
+      </w:r>
+      <w:r>
+        <w:rPr>
+          <w:sz w:val="24"/>
+        </w:rPr>
+        <w:t xml:space="preserve"> bird-wat</w:t>
+      </w:r>
+      <w:r>
+        <w:rPr>
+          <w:sz w:val="24"/>
+          <w:u w:val="single"/>
+        </w:rPr>
+        <w:t>ch</w:t>
+      </w:r>
+      <w:r>
+        <w:rPr>
+          <w:sz w:val="24"/>
+        </w:rPr>
+        <w:t xml:space="preserve">ing  B. </w:t>
+      </w:r>
+      <w:r>
+        <w:rPr>
+          <w:sz w:val="24"/>
+          <w:u w:val="single"/>
+        </w:rPr>
+        <w:t>ch</w:t>
+      </w:r>
+      <w:r>
+        <w:rPr>
+          <w:sz w:val="24"/>
+        </w:rPr>
+        <w:t>ildren  C. s</w:t>
+      </w:r>
+      <w:r>
+        <w:rPr>
+          <w:sz w:val="24"/>
+          <w:u w:val="single"/>
+        </w:rPr>
+        <w:t>ch</w:t>
+      </w:r>
+      <w:r>
+        <w:rPr>
+          <w:sz w:val="24"/>
+        </w:rPr>
+        <w:t xml:space="preserve">ool  D. </w:t>
+      </w:r>
+      <w:r>
+        <w:rPr>
+          <w:sz w:val="24"/>
+          <w:u w:val="single"/>
+        </w:rPr>
+        <w:t>ch</w:t>
+      </w:r>
+      <w:r>
+        <w:rPr>
+          <w:sz w:val="24"/>
+        </w:rPr>
+        <w:t>allenge</w:t>
+      </w:r>
+    </w:p>
+    <w:p>
+      <w:pPr>
+        <w:keepNext/>
+        <w:spacing w:before="120" w:after="80"/>
+        <w:rPr>
+          <w:b/>
+          <w:sz w:val="24"/>
+        </w:rPr>
+      </w:pPr>
+      <w:r>
+        <w:rPr>
+          <w:b/>
+          <w:sz w:val="24"/>
+        </w:rPr>
+        <w:t>III. Choose the best answer a, b, c, or d to complete the sentence.</w:t>
+      </w:r>
+    </w:p>
+    <w:p>
+      <w:pPr>
+        <w:keepNext/>
+        <w:spacing w:before="120" w:after="80"/>
+        <w:rPr>
+          <w:b/>
+          <w:sz w:val="24"/>
+        </w:rPr>
+      </w:pPr>
+      <w:r>
+        <w:rPr>
+          <w:b/>
+          <w:sz w:val="24"/>
+        </w:rPr>
+        <w:t>1. My father can make beautiful pieces of art ______ empty eggshells.</w:t>
+      </w:r>
+    </w:p>
+    <w:p>
+      <w:pPr>
+        <w:spacing w:before="80" w:after="60"/>
+        <w:ind w:left="283"/>
+        <w:rPr>
+          <w:sz w:val="24"/>
+        </w:rPr>
+      </w:pPr>
+      <w:r>
+        <w:rPr>
+          <w:b/>
+          <w:sz w:val="24"/>
+        </w:rPr>
+        <w:t xml:space="preserve">A. </w:t>
+      </w:r>
+      <w:r>
+        <w:rPr>
+          <w:sz w:val="24"/>
+        </w:rPr>
+        <w:t xml:space="preserve"> of  B. from  C. in  D. into</w:t>
+      </w:r>
+    </w:p>
+    <w:p>
+      <w:pPr>
+        <w:keepNext/>
+        <w:spacing w:before="120" w:after="80"/>
+        <w:rPr>
+          <w:b/>
+          <w:sz w:val="24"/>
+        </w:rPr>
+      </w:pPr>
+      <w:r>
+        <w:rPr>
+          <w:b/>
+          <w:sz w:val="24"/>
+        </w:rPr>
+        <w:t>2. Why don't you take ______ a new hobby?</w:t>
+      </w:r>
+    </w:p>
+    <w:p>
+      <w:pPr>
+        <w:spacing w:before="80" w:after="60"/>
+        <w:ind w:left="283"/>
+        <w:rPr>
+          <w:sz w:val="24"/>
+        </w:rPr>
+      </w:pPr>
+      <w:r>
+        <w:rPr>
+          <w:b/>
+          <w:sz w:val="24"/>
+        </w:rPr>
+        <w:t xml:space="preserve">A. </w:t>
+      </w:r>
+      <w:r>
+        <w:rPr>
+          <w:sz w:val="24"/>
+        </w:rPr>
+        <w:t xml:space="preserve"> up  B. in  C. over  D. after</w:t>
+      </w:r>
+    </w:p>
+    <w:p>
+      <w:pPr>
+        <w:keepNext/>
+        <w:spacing w:before="120" w:after="80"/>
+        <w:rPr>
+          <w:b/>
+          <w:sz w:val="24"/>
+        </w:rPr>
+      </w:pPr>
+      <w:r>
+        <w:rPr>
+          <w:b/>
+          <w:sz w:val="24"/>
+        </w:rPr>
+        <w:t>3. Collecting cars is a(n) ______ hobby. It costs a lot of money.</w:t>
+      </w:r>
+    </w:p>
+    <w:p>
+      <w:pPr>
+        <w:spacing w:before="80" w:after="60"/>
+        <w:ind w:left="283"/>
+        <w:rPr>
+          <w:sz w:val="24"/>
+        </w:rPr>
+      </w:pPr>
+      <w:r>
+        <w:rPr>
+          <w:b/>
+          <w:sz w:val="24"/>
+        </w:rPr>
+        <w:t xml:space="preserve">A. </w:t>
+      </w:r>
+      <w:r>
+        <w:rPr>
+          <w:sz w:val="24"/>
+        </w:rPr>
+        <w:t xml:space="preserve"> interesting  B. cheap  C. expensive  D. unusual</w:t>
+      </w:r>
+    </w:p>
+    <w:p>
+      <w:pPr>
+        <w:keepNext/>
+        <w:spacing w:before="120" w:after="80"/>
+        <w:rPr>
+          <w:b/>
+          <w:sz w:val="24"/>
+        </w:rPr>
+      </w:pPr>
+      <w:r>
+        <w:rPr>
+          <w:b/>
+          <w:sz w:val="24"/>
+        </w:rPr>
+        <w:t>4. More people are ______ birds today than ever before.</w:t>
+      </w:r>
+    </w:p>
+    <w:p>
+      <w:pPr>
+        <w:spacing w:before="80" w:after="60"/>
+        <w:ind w:left="283"/>
+        <w:rPr>
+          <w:sz w:val="24"/>
+        </w:rPr>
+      </w:pPr>
+      <w:r>
+        <w:rPr>
+          <w:b/>
+          <w:sz w:val="24"/>
+        </w:rPr>
+        <w:t xml:space="preserve">A. </w:t>
+      </w:r>
+      <w:r>
+        <w:rPr>
+          <w:sz w:val="24"/>
+        </w:rPr>
+        <w:t xml:space="preserve"> seeing  B. looking  C. hearing  D. watching</w:t>
+      </w:r>
+    </w:p>
+    <w:p>
+      <w:pPr>
+        <w:keepNext/>
+        <w:spacing w:before="120" w:after="80"/>
+        <w:rPr>
+          <w:b/>
+          <w:sz w:val="24"/>
+        </w:rPr>
+      </w:pPr>
+      <w:r>
+        <w:rPr>
+          <w:b/>
+          <w:sz w:val="24"/>
+        </w:rPr>
+        <w:t>IV. Complete the sentences with the correct form or tense of the verb play, go, do or collect.</w:t>
+      </w:r>
+    </w:p>
+    <w:p>
+      <w:pPr>
+        <w:spacing w:before="120" w:after="80"/>
+        <w:rPr>
+          <w:sz w:val="24"/>
+        </w:rPr>
+      </w:pPr>
+      <w:r>
+        <w:rPr>
+          <w:sz w:val="24"/>
+        </w:rPr>
+        <w:t>1. ______ Alex ______ computer games at the weekend?</w:t>
+      </w:r>
+    </w:p>
+    <w:p>
+      <w:pPr>
+        <w:keepNext/>
+        <w:spacing w:before="120" w:after="80"/>
+        <w:rPr>
+          <w:b/>
+          <w:sz w:val="24"/>
+        </w:rPr>
+      </w:pPr>
+      <w:r>
+        <w:rPr>
+          <w:b/>
+          <w:sz w:val="24"/>
+        </w:rPr>
+        <w:t>2. We ______ camping in Dam Sen Park yesterday.</w:t>
+      </w:r>
+    </w:p>
+    <w:p>
+      <w:pPr>
+        <w:spacing w:before="120" w:after="80"/>
+        <w:rPr>
+          <w:sz w:val="24"/>
+        </w:rPr>
+      </w:pPr>
+      <w:r>
+        <w:rPr>
+          <w:sz w:val="24"/>
+        </w:rPr>
+        <w:t>3. ______ you ______ coins some day in the future?</w:t>
+      </w:r>
+    </w:p>
+    <w:p>
+      <w:pPr>
+        <w:keepNext/>
+        <w:spacing w:before="120" w:after="80"/>
+        <w:rPr>
+          <w:b/>
+          <w:sz w:val="24"/>
+        </w:rPr>
+      </w:pPr>
+      <w:r>
+        <w:rPr>
+          <w:b/>
+          <w:sz w:val="24"/>
+        </w:rPr>
+        <w:t>4. Do you want ______ mountain biking with me this weekend?</w:t>
+      </w:r>
+    </w:p>
+    <w:p>
+      <w:pPr>
+        <w:keepNext/>
+        <w:spacing w:before="120" w:after="80"/>
+        <w:rPr>
+          <w:b/>
+          <w:sz w:val="24"/>
+        </w:rPr>
+      </w:pPr>
+      <w:r>
+        <w:rPr>
+          <w:b/>
+          <w:sz w:val="24"/>
+        </w:rPr>
+        <w:t>VI. There is one mistake in each sentence. Underline and correct the mistake.</w:t>
+      </w:r>
+    </w:p>
+    <w:p>
+      <w:pPr>
+        <w:keepNext/>
         <w:tabs>
-          <w:tab w:val="left" w:pos="2877"/>
-          <w:tab w:val="left" w:pos="4797"/>
-          <w:tab w:val="left" w:pos="6717"/>
+          <w:tab w:val="left" w:pos="4677"/>
+        </w:tabs>
+        <w:spacing w:before="60" w:after="60"/>
+        <w:rPr>
+          <w:sz w:val="24"/>
+        </w:rPr>
+      </w:pPr>
+      <w:r>
+        <w:rPr>
+          <w:sz w:val="24"/>
+        </w:rPr>
+        <w:t>1. Nam is my classmates. He watches TV every night.  ______</w:t>
+      </w:r>
+      <w:r>
+        <w:rPr>
+          <w:sz w:val="24"/>
+        </w:rPr>
+        <w:tab/>
+      </w:r>
+    </w:p>
+    <w:p>
+      <w:pPr>
+        <w:keepNext/>
+        <w:tabs>
+          <w:tab w:val="left" w:pos="4677"/>
+        </w:tabs>
+        <w:spacing w:before="60" w:after="60"/>
+        <w:rPr>
+          <w:sz w:val="24"/>
+        </w:rPr>
+      </w:pPr>
+      <w:r>
+        <w:rPr>
+          <w:sz w:val="24"/>
+        </w:rPr>
+        <w:t>2. I think collecting stamps are interesting.  ______</w:t>
+      </w:r>
+      <w:r>
+        <w:rPr>
+          <w:sz w:val="24"/>
+        </w:rPr>
+        <w:tab/>
+      </w:r>
+    </w:p>
+    <w:p>
+      <w:pPr>
+        <w:keepNext/>
+        <w:tabs>
+          <w:tab w:val="left" w:pos="4677"/>
+        </w:tabs>
+        <w:spacing w:before="60" w:after="60"/>
+        <w:rPr>
+          <w:sz w:val="24"/>
+        </w:rPr>
+      </w:pPr>
+      <w:r>
+        <w:rPr>
+          <w:sz w:val="24"/>
+        </w:rPr>
+        <w:t>3. My dad cooks very good. He loves preparing meals for our family.  ______</w:t>
+      </w:r>
+      <w:r>
+        <w:rPr>
+          <w:sz w:val="24"/>
+        </w:rPr>
+        <w:tab/>
+      </w:r>
+    </w:p>
+    <w:p>
+      <w:pPr>
+        <w:keepNext/>
+        <w:tabs>
+          <w:tab w:val="left" w:pos="4677"/>
+        </w:tabs>
+        <w:spacing w:before="60" w:after="60"/>
+        <w:rPr>
+          <w:sz w:val="24"/>
+        </w:rPr>
+      </w:pPr>
+      <w:r>
+        <w:rPr>
+          <w:sz w:val="24"/>
+        </w:rPr>
+        <w:t>4. I enjoy to ride my bike to school.  ______</w:t>
+      </w:r>
+      <w:r>
+        <w:rPr>
+          <w:sz w:val="24"/>
+        </w:rPr>
+        <w:tab/>
+      </w:r>
+    </w:p>
+    <w:p>
+      <w:pPr>
+        <w:keepNext/>
+        <w:spacing w:before="120" w:after="80"/>
+        <w:rPr>
+          <w:b/>
+          <w:sz w:val="24"/>
+        </w:rPr>
+      </w:pPr>
+      <w:r>
+        <w:rPr>
+          <w:b/>
+          <w:sz w:val="24"/>
+        </w:rPr>
+        <w:t>VIII. Choose the word which best fits each gap.</w:t>
+      </w:r>
+    </w:p>
+    <w:p>
+      <w:pPr>
+        <w:keepNext/>
+        <w:spacing w:before="120" w:after="120"/>
+        <w:ind w:left="567" w:right="567"/>
+        <w:rPr>
+          <w:i/>
+          <w:sz w:val="24"/>
+        </w:rPr>
+      </w:pPr>
+      <w:r>
+        <w:rPr>
+          <w:i/>
+          <w:sz w:val="24"/>
+        </w:rPr>
+        <w:t>Many people (1)______ crafting with paper. The materials are readily available and don't cost much; and no super special talents are needed. Anyone (2)______ be a paper crafter.</w:t>
+      </w:r>
+    </w:p>
+    <w:p>
+      <w:pPr>
+        <w:keepNext/>
+        <w:spacing w:before="120" w:after="120"/>
+        <w:ind w:left="567" w:right="567"/>
+        <w:rPr>
+          <w:i/>
+          <w:sz w:val="24"/>
+        </w:rPr>
+      </w:pPr>
+    </w:p>
+    <w:p>
+      <w:pPr>
+        <w:keepNext/>
+        <w:spacing w:before="120" w:after="120"/>
+        <w:ind w:left="567" w:right="567"/>
+        <w:rPr>
+          <w:i/>
+          <w:sz w:val="24"/>
+        </w:rPr>
+      </w:pPr>
+      <w:r>
+        <w:rPr>
+          <w:i/>
+          <w:sz w:val="24"/>
+        </w:rPr>
+        <w:t xml:space="preserve">There are many different paper craft techniques. Origami is one of ancient techniques developed in Japan where squares of paper are (3)______ and formed into various objects such as flowers, animals, and boxes. Card (4)______ is also a favourite paper craft technique. Birthday cards are the most popular greeting cards, </w:t>
+      </w:r>
+      <w:r>
+        <w:rPr>
+          <w:i/>
+          <w:sz w:val="24"/>
+        </w:rPr>
+        <w:lastRenderedPageBreak/>
+        <w:t>followed by Christmas cards. Receiving a (5)______ card is a special gift, because of the time and effort someone spent making it. It lets the recipient know just how much you care (6)______ them.</w:t>
+      </w:r>
+    </w:p>
+    <w:p>
+      <w:pPr>
+        <w:spacing w:before="80" w:after="60"/>
+        <w:ind w:left="283"/>
+        <w:rPr>
+          <w:sz w:val="24"/>
+        </w:rPr>
+      </w:pPr>
+      <w:r>
+        <w:rPr>
+          <w:sz w:val="24"/>
+        </w:rPr>
+        <w:t xml:space="preserve">1. </w:t>
+      </w:r>
+      <w:r>
+        <w:rPr>
+          <w:b/>
+          <w:sz w:val="24"/>
+        </w:rPr>
+        <w:t xml:space="preserve">A. </w:t>
+      </w:r>
+      <w:r>
+        <w:rPr>
+          <w:sz w:val="24"/>
+        </w:rPr>
+        <w:t xml:space="preserve"> enjoy  B. decide  C. want  D. learn</w:t>
+      </w:r>
+    </w:p>
+    <w:p>
+      <w:pPr>
+        <w:spacing w:before="80" w:after="60"/>
+        <w:ind w:left="283"/>
+        <w:rPr>
+          <w:sz w:val="24"/>
+        </w:rPr>
+      </w:pPr>
+      <w:r>
+        <w:rPr>
+          <w:sz w:val="24"/>
+        </w:rPr>
+        <w:t xml:space="preserve">2. </w:t>
+      </w:r>
+      <w:r>
+        <w:rPr>
+          <w:b/>
+          <w:sz w:val="24"/>
+        </w:rPr>
+        <w:t xml:space="preserve">A. </w:t>
+      </w:r>
+      <w:r>
+        <w:rPr>
+          <w:sz w:val="24"/>
+        </w:rPr>
+        <w:t xml:space="preserve"> must  B. should  C. can  D. will</w:t>
+      </w:r>
+    </w:p>
+    <w:p>
+      <w:pPr>
+        <w:spacing w:before="80" w:after="60"/>
+        <w:ind w:left="283"/>
+        <w:rPr>
+          <w:sz w:val="24"/>
+        </w:rPr>
+      </w:pPr>
+      <w:r>
+        <w:rPr>
+          <w:sz w:val="24"/>
+        </w:rPr>
+        <w:t xml:space="preserve">3. </w:t>
+      </w:r>
+      <w:r>
+        <w:rPr>
+          <w:b/>
+          <w:sz w:val="24"/>
+        </w:rPr>
+        <w:t xml:space="preserve">A. </w:t>
+      </w:r>
+      <w:r>
+        <w:rPr>
+          <w:sz w:val="24"/>
+        </w:rPr>
+        <w:t xml:space="preserve"> wrapped  B. folded  C. torn  D. taken</w:t>
+      </w:r>
+    </w:p>
+    <w:p>
+      <w:pPr>
+        <w:keepNext/>
+        <w:spacing w:before="120" w:after="80"/>
+        <w:rPr>
+          <w:b/>
+          <w:sz w:val="24"/>
+        </w:rPr>
+      </w:pPr>
+      <w:r>
+        <w:rPr>
+          <w:b/>
+          <w:sz w:val="24"/>
+        </w:rPr>
+        <w:t>X. Write sentences, using the cues given.</w:t>
+      </w:r>
+    </w:p>
+    <w:p>
+      <w:pPr>
+        <w:keepNext/>
+        <w:spacing w:before="120" w:after="80"/>
+        <w:rPr>
+          <w:b/>
+          <w:sz w:val="24"/>
+        </w:rPr>
+      </w:pPr>
+      <w:r>
+        <w:rPr>
+          <w:b/>
+          <w:sz w:val="24"/>
+        </w:rPr>
+        <w:t>1. I/ enjoy/ play/ sports/ because/ it/ good/ health</w:t>
+      </w:r>
+    </w:p>
+    <w:p>
+      <w:pPr>
+        <w:spacing w:before="80" w:after="60"/>
+        <w:ind w:left="283"/>
+        <w:rPr>
+          <w:sz w:val="24"/>
+        </w:rPr>
+      </w:pPr>
+      <w:r>
+        <w:rPr>
+          <w:sz w:val="24"/>
+        </w:rPr>
+        <w:t>__________________________________________________________________________________</w:t>
+      </w:r>
+    </w:p>
+    <w:p>
+      <w:pPr>
+        <w:spacing w:before="120" w:after="80"/>
+        <w:rPr>
+          <w:sz w:val="24"/>
+        </w:rPr>
+      </w:pPr>
+      <w:r>
+        <w:rPr>
+          <w:sz w:val="24"/>
+        </w:rPr>
+        <w:t>2. your children/ go/ camp/ every summer holiday?</w:t>
+      </w:r>
+    </w:p>
+    <w:p>
+      <w:pPr>
+        <w:spacing w:before="80" w:after="60"/>
+        <w:ind w:left="283"/>
+        <w:rPr>
+          <w:sz w:val="24"/>
+        </w:rPr>
+      </w:pPr>
+      <w:r>
+        <w:rPr>
+          <w:sz w:val="24"/>
+        </w:rPr>
+        <w:t>__________________________________________________________________________________</w:t>
+      </w:r>
+    </w:p>
+    <w:p>
+      <w:pPr>
+        <w:keepNext/>
+        <w:spacing w:before="120" w:after="80"/>
+        <w:rPr>
+          <w:b/>
+          <w:sz w:val="24"/>
+        </w:rPr>
+      </w:pPr>
+      <w:r>
+        <w:rPr>
+          <w:b/>
+          <w:sz w:val="24"/>
+        </w:rPr>
+        <w:t>3. I/ think/ photography/ can/ expensive hobby</w:t>
+      </w:r>
+    </w:p>
+    <w:p>
+      <w:pPr>
+        <w:spacing w:before="80" w:after="60"/>
+        <w:ind w:left="283"/>
+        <w:rPr>
+          <w:sz w:val="24"/>
+        </w:rPr>
+      </w:pPr>
+      <w:r>
+        <w:rPr>
+          <w:sz w:val="24"/>
+        </w:rPr>
+        <w:t>__________________________________________________________________________________</w:t>
+      </w:r>
+    </w:p>
+    <w:p>
+      <w:pPr>
+        <w:keepNext/>
+        <w:spacing w:before="360" w:after="240"/>
+        <w:rPr>
+          <w:sz w:val="24"/>
+        </w:rPr>
+      </w:pPr>
+      <w:r>
+        <w:rPr>
+          <w:b/>
+          <w:sz w:val="24"/>
+        </w:rPr>
+        <w:t xml:space="preserve">A. </w:t>
+      </w:r>
+      <w:r>
+        <w:rPr>
+          <w:sz w:val="24"/>
+        </w:rPr>
+        <w:t xml:space="preserve"> PHONETICS</w:t>
+      </w:r>
+    </w:p>
+    <w:p>
+      <w:pPr>
+        <w:keepNext/>
+        <w:spacing w:before="120" w:after="80"/>
+        <w:rPr>
+          <w:b/>
+          <w:sz w:val="24"/>
+        </w:rPr>
+      </w:pPr>
+      <w:r>
+        <w:rPr>
+          <w:b/>
+          <w:sz w:val="24"/>
+        </w:rPr>
+        <w:t>I. Underline the sound /f/ and circle the sound /v/.</w:t>
+      </w:r>
+    </w:p>
+    <w:p>
+      <w:pPr>
+        <w:spacing w:before="80" w:after="60"/>
+        <w:ind w:left="283"/>
+        <w:rPr>
+          <w:sz w:val="24"/>
+        </w:rPr>
+      </w:pPr>
+      <w:r>
+        <w:rPr>
+          <w:sz w:val="24"/>
+        </w:rPr>
+        <w:t>fun    fine    coffee    over    graph</w:t>
+      </w:r>
+    </w:p>
+    <w:p>
+      <w:pPr>
+        <w:spacing w:before="80" w:after="60"/>
+        <w:ind w:left="283"/>
+        <w:rPr>
+          <w:sz w:val="24"/>
+        </w:rPr>
+      </w:pPr>
+      <w:r>
+        <w:rPr>
+          <w:sz w:val="24"/>
+        </w:rPr>
+        <w:t>phone    brave    verb    stuff    clever</w:t>
+      </w:r>
+    </w:p>
+    <w:p>
+      <w:pPr>
+        <w:spacing w:before="80" w:after="60"/>
+        <w:ind w:left="283"/>
+        <w:rPr>
+          <w:sz w:val="24"/>
+        </w:rPr>
+      </w:pPr>
+      <w:r>
+        <w:rPr>
+          <w:sz w:val="24"/>
+        </w:rPr>
+        <w:t>enough    laughing    leaf    leave    vitamin</w:t>
+      </w:r>
+    </w:p>
+    <w:p>
+      <w:pPr>
+        <w:spacing w:before="80" w:after="60"/>
+        <w:ind w:left="283"/>
+        <w:rPr>
+          <w:sz w:val="24"/>
+        </w:rPr>
+      </w:pPr>
+      <w:r>
+        <w:rPr>
+          <w:sz w:val="24"/>
+        </w:rPr>
+        <w:t>view    few    valley    save    valve</w:t>
+      </w:r>
+    </w:p>
+    <w:p>
+      <w:pPr>
+        <w:keepNext/>
+        <w:spacing w:before="120" w:after="80"/>
+        <w:rPr>
+          <w:b/>
+          <w:sz w:val="24"/>
+        </w:rPr>
+      </w:pPr>
+      <w:r>
+        <w:rPr>
+          <w:b/>
+          <w:sz w:val="24"/>
+        </w:rPr>
+        <w:t>II. Say the sentences out loud. Then write the words with the sound /f/ and /v/ in the table.</w:t>
+      </w:r>
+    </w:p>
+    <w:p>
+      <w:pPr>
+        <w:keepNext/>
+        <w:spacing w:before="120" w:after="80"/>
+        <w:rPr>
+          <w:b/>
+          <w:sz w:val="24"/>
+        </w:rPr>
+      </w:pPr>
+      <w:r>
+        <w:rPr>
+          <w:b/>
+          <w:sz w:val="24"/>
+        </w:rPr>
+        <w:t>1. I feel so bad. Maybe I should take a rest for some minutes.</w:t>
+      </w:r>
+    </w:p>
+    <w:p>
+      <w:pPr>
+        <w:keepNext/>
+        <w:spacing w:before="120" w:after="80"/>
+        <w:rPr>
+          <w:b/>
+          <w:sz w:val="24"/>
+        </w:rPr>
+      </w:pPr>
+      <w:r>
+        <w:rPr>
+          <w:b/>
+          <w:sz w:val="24"/>
+        </w:rPr>
+        <w:t>2. His wife is laughing at the picture of the knight on the floor.</w:t>
+      </w:r>
+    </w:p>
+    <w:p>
+      <w:pPr>
+        <w:keepNext/>
+        <w:spacing w:before="120" w:after="80"/>
+        <w:rPr>
+          <w:b/>
+          <w:sz w:val="24"/>
+        </w:rPr>
+      </w:pPr>
+      <w:r>
+        <w:rPr>
+          <w:b/>
+          <w:sz w:val="24"/>
+        </w:rPr>
+        <w:t>3. Live our life and hold our fate.</w:t>
+      </w:r>
+    </w:p>
+    <w:p>
+      <w:pPr>
+        <w:keepNext/>
+        <w:spacing w:before="120" w:after="80"/>
+        <w:rPr>
+          <w:b/>
+          <w:sz w:val="24"/>
+        </w:rPr>
+      </w:pPr>
+      <w:r>
+        <w:rPr>
+          <w:b/>
+          <w:sz w:val="24"/>
+        </w:rPr>
+        <w:t>4. Which is the best movie in Fast and Furious series?</w:t>
+      </w:r>
+    </w:p>
+    <w:p>
+      <w:pPr>
+        <w:keepNext/>
+        <w:spacing w:before="120" w:after="80"/>
+        <w:rPr>
+          <w:b/>
+          <w:sz w:val="24"/>
+        </w:rPr>
+      </w:pPr>
+      <w:r>
+        <w:rPr>
+          <w:b/>
+          <w:sz w:val="24"/>
+        </w:rPr>
+        <w:t>5. The invitation cards are beautiful and creative.</w:t>
+      </w:r>
+    </w:p>
+    <w:p>
+      <w:pPr>
+        <w:keepNext/>
+        <w:spacing w:before="120" w:after="80"/>
+        <w:rPr>
+          <w:b/>
+          <w:sz w:val="24"/>
+        </w:rPr>
+      </w:pPr>
+      <w:r>
+        <w:rPr>
+          <w:b/>
+          <w:sz w:val="24"/>
+        </w:rPr>
+        <w:t>6. What animals have the rough skin? - Elephants, frogs, etc.</w:t>
+      </w:r>
+    </w:p>
+    <w:p>
+      <w:pPr>
+        <w:keepNext/>
+        <w:tabs>
+          <w:tab w:val="left" w:pos="4677"/>
+        </w:tabs>
+        <w:spacing w:before="60" w:after="60"/>
+        <w:rPr>
+          <w:sz w:val="24"/>
+        </w:rPr>
+      </w:pPr>
+      <w:r>
+        <w:rPr>
+          <w:sz w:val="24"/>
+        </w:rPr>
+        <w:t>/f/ | /v/</w:t>
+      </w:r>
+      <w:r>
+        <w:rPr>
+          <w:sz w:val="24"/>
+        </w:rPr>
+        <w:tab/>
+      </w:r>
+    </w:p>
+    <w:p>
+      <w:pPr>
+        <w:keepNext/>
+        <w:tabs>
+          <w:tab w:val="left" w:pos="4677"/>
+        </w:tabs>
+        <w:spacing w:before="60" w:after="60"/>
+        <w:rPr>
+          <w:sz w:val="24"/>
+        </w:rPr>
+      </w:pPr>
+      <w:r>
+        <w:rPr>
+          <w:sz w:val="24"/>
+        </w:rPr>
+        <w:t>_____ | _____</w:t>
+      </w:r>
+      <w:r>
+        <w:rPr>
+          <w:sz w:val="24"/>
+        </w:rPr>
+        <w:tab/>
+      </w:r>
+    </w:p>
+    <w:p>
+      <w:pPr>
+        <w:keepNext/>
+        <w:spacing w:before="120" w:after="80"/>
+        <w:rPr>
+          <w:b/>
+          <w:sz w:val="24"/>
+        </w:rPr>
+      </w:pPr>
+      <w:r>
+        <w:rPr>
+          <w:b/>
+          <w:sz w:val="24"/>
+        </w:rPr>
+        <w:t>I. Look at the pictures and name the activities.</w:t>
+      </w:r>
+    </w:p>
+    <w:p>
+      <w:pPr>
+        <w:keepNext/>
+        <w:tabs>
+          <w:tab w:val="left" w:pos="2637"/>
+          <w:tab w:val="left" w:pos="4077"/>
+          <w:tab w:val="left" w:pos="5517"/>
+          <w:tab w:val="left" w:pos="6957"/>
         </w:tabs>
         <w:spacing w:before="80" w:after="0" w:line="240" w:lineRule="auto"/>
-        <w:ind w:left="957"/>
+        <w:ind w:left="1197"/>
         <w:rPr>
           <w:b/>
           <w:sz w:val="24"/>
@@ -136,18 +1380,18 @@
         <mc:AlternateContent>
           <mc:Choice Requires="wps">
             <w:drawing>
-              <wp:anchor distT="0" distB="0" distL="114300" distR="114300" simplePos="0" relativeHeight="251659264" behindDoc="0" locked="0" layoutInCell="1" allowOverlap="1" wp14:anchorId="035A3BCE" wp14:editId="68C7F5EB">
+              <wp:anchor distT="0" distB="0" distL="114300" distR="114300" simplePos="0" relativeHeight="251659264" behindDoc="0" locked="0" layoutInCell="1" allowOverlap="1">
                 <wp:simplePos x="0" y="0"/>
                 <wp:positionH relativeFrom="margin">
-                  <wp:posOffset>531495</wp:posOffset>
+                  <wp:posOffset>683895</wp:posOffset>
                 </wp:positionH>
                 <wp:positionV relativeFrom="paragraph">
                   <wp:posOffset>-76200</wp:posOffset>
                 </wp:positionV>
-                <wp:extent cx="4876800" cy="762000"/>
-                <wp:effectExtent l="0" t="0" r="19050" b="19050"/>
+                <wp:extent cx="4572000" cy="965200"/>
+                <wp:effectExtent l="0" t="0" r="19050" b="25400"/>
                 <wp:wrapNone/>
-                <wp:docPr id="246447987" name="Rectangle: Rounded Corners 1"/>
+                <wp:docPr id="2070517684" name="Rectangle: Rounded Corners 1"/>
                 <wp:cNvGraphicFramePr/>
                 <a:graphic xmlns:a="http://schemas.openxmlformats.org/drawingml/2006/main">
                   <a:graphicData uri="http://schemas.microsoft.com/office/word/2010/wordprocessingShape">
@@ -156,7 +1400,7 @@
                       <wps:spPr>
                         <a:xfrm>
                           <a:off x="0" y="0"/>
-                          <a:ext cx="4876800" cy="762000"/>
+                          <a:ext cx="4572000" cy="965200"/>
                         </a:xfrm>
                         <a:prstGeom prst="roundRect">
                           <a:avLst/>
@@ -210,7 +1454,7 @@
           </mc:Choice>
           <mc:Fallback>
             <w:pict>
-              <v:roundrect w14:anchorId="7ECABA82" id="Rectangle: Rounded Corners 1" o:spid="_x0000_s1026" style="position:absolute;margin-left:41.85pt;margin-top:-6pt;width:384pt;height:60pt;z-index:251659264;visibility:visible;mso-wrap-style:square;mso-wrap-distance-left:9pt;mso-wrap-distance-top:0;mso-wrap-distance-right:9pt;mso-wrap-distance-bottom:0;mso-position-horizontal:absolute;mso-position-horizontal-relative:margin;mso-position-vertical:absolute;mso-position-vertical-relative:text;v-text-anchor:middle" arcsize="10923f" o:gfxdata="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" filled="f" fillcolor="#156082 [3204]" strokeweight="1pt">
+              <v:roundrect w14:anchorId="7352CDD4" id="Rectangle: Rounded Corners 1" o:spid="_x0000_s1026" style="position:absolute;margin-left:53.85pt;margin-top:-6pt;width:5in;height:76pt;z-index:251659264;visibility:visible;mso-wrap-style:square;mso-wrap-distance-left:9pt;mso-wrap-distance-top:0;mso-wrap-distance-right:9pt;mso-wrap-distance-bottom:0;mso-position-horizontal:absolute;mso-position-horizontal-relative:margin;mso-position-vertical:absolute;mso-position-vertical-relative:text;v-text-anchor:middle" arcsize="10923f" o:gfxdata="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" filled="f" fillcolor="#156082 [3204]" strokeweight="1pt">
                 <v:stroke joinstyle="miter"/>
                 <w10:wrap anchorx="margin"/>
               </v:roundrect>
@@ -223,7 +1467,7 @@
           <w:b/>
           <w:sz w:val="24"/>
         </w:rPr>
-        <w:t>**Word</w:t>
+        <w:t>cooking</w:t>
       </w:r>
       <w:r>
         <w:rPr>
@@ -236,7 +1480,7 @@
           <w:b/>
           <w:sz w:val="24"/>
         </w:rPr>
-        <w:t>Bank:**</w:t>
+        <w:t>|</w:t>
       </w:r>
       <w:r>
         <w:rPr>
@@ -249,7 +1493,7 @@
           <w:b/>
           <w:sz w:val="24"/>
         </w:rPr>
-        <w:t>[</w:t>
+        <w:t>horse</w:t>
       </w:r>
       <w:r>
         <w:rPr>
@@ -262,23 +1506,64 @@
           <w:b/>
           <w:sz w:val="24"/>
         </w:rPr>
-        <w:t>photosynthesis</w:t>
-      </w:r>
-    </w:p>
-    <w:p>
-      <w:pPr>
+        <w:t>riding</w:t>
+      </w:r>
+      <w:r>
+        <w:rPr>
+          <w:sz w:val="24"/>
+        </w:rPr>
+        <w:tab/>
+      </w:r>
+      <w:r>
+        <w:rPr>
+          <w:b/>
+          <w:sz w:val="24"/>
+        </w:rPr>
+        <w:t>|</w:t>
+      </w:r>
+    </w:p>
+    <w:p>
+      <w:pPr>
+        <w:keepNext/>
         <w:tabs>
-          <w:tab w:val="left" w:pos="2877"/>
-          <w:tab w:val="left" w:pos="4797"/>
-          <w:tab w:val="left" w:pos="6717"/>
+          <w:tab w:val="left" w:pos="2637"/>
+          <w:tab w:val="left" w:pos="4077"/>
+          <w:tab w:val="left" w:pos="5517"/>
+          <w:tab w:val="left" w:pos="6957"/>
         </w:tabs>
         <w:spacing w:before="80" w:after="0" w:line="240" w:lineRule="auto"/>
-        <w:ind w:left="957"/>
-        <w:rPr>
-          <w:b/>
-          <w:sz w:val="24"/>
-        </w:rPr>
-      </w:pPr>
+        <w:ind w:left="1197"/>
+        <w:rPr>
+          <w:b/>
+          <w:sz w:val="24"/>
+        </w:rPr>
+      </w:pPr>
+      <w:r>
+        <w:rPr>
+          <w:b/>
+          <w:sz w:val="24"/>
+        </w:rPr>
+        <w:t>collecting</w:t>
+      </w:r>
+      <w:r>
+        <w:rPr>
+          <w:sz w:val="24"/>
+        </w:rPr>
+        <w:tab/>
+      </w:r>
+      <w:r>
+        <w:rPr>
+          <w:b/>
+          <w:sz w:val="24"/>
+        </w:rPr>
+        <w:t>coins</w:t>
+      </w:r>
+      <w:r>
+        <w:rPr>
+          <w:sz w:val="24"/>
+        </w:rPr>
+        <w:tab/>
+      </w:r>
       <w:r>
         <w:rPr>
           <w:b/>
@@ -297,7 +1582,7 @@
           <w:b/>
           <w:sz w:val="24"/>
         </w:rPr>
-        <w:t>chlorophyll</w:t>
+        <w:t>jogging</w:t>
       </w:r>
       <w:r>
         <w:rPr>
@@ -312,6 +1597,30 @@
         </w:rPr>
         <w:t>|</w:t>
       </w:r>
+    </w:p>
+    <w:p>
+      <w:pPr>
+        <w:keepNext/>
+        <w:tabs>
+          <w:tab w:val="left" w:pos="2637"/>
+          <w:tab w:val="left" w:pos="4077"/>
+          <w:tab w:val="left" w:pos="5517"/>
+          <w:tab w:val="left" w:pos="6957"/>
+        </w:tabs>
+        <w:spacing w:before="80" w:after="0" w:line="240" w:lineRule="auto"/>
+        <w:ind w:left="1197"/>
+        <w:rPr>
+          <w:b/>
+          <w:sz w:val="24"/>
+        </w:rPr>
+      </w:pPr>
+      <w:r>
+        <w:rPr>
+          <w:b/>
+          <w:sz w:val="24"/>
+        </w:rPr>
+        <w:t>making</w:t>
+      </w:r>
       <w:r>
         <w:rPr>
           <w:sz w:val="24"/>
@@ -323,74 +1632,280 @@
           <w:b/>
           <w:sz w:val="24"/>
         </w:rPr>
-        <w:t>sunlight</w:t>
-      </w:r>
-    </w:p>
-    <w:p>
-      <w:pPr>
+        <w:t>models</w:t>
+      </w:r>
+      <w:r>
+        <w:rPr>
+          <w:sz w:val="24"/>
+        </w:rPr>
+        <w:tab/>
+      </w:r>
+      <w:r>
+        <w:rPr>
+          <w:b/>
+          <w:sz w:val="24"/>
+        </w:rPr>
+        <w:t>|</w:t>
+      </w:r>
+      <w:r>
+        <w:rPr>
+          <w:sz w:val="24"/>
+        </w:rPr>
+        <w:tab/>
+      </w:r>
+      <w:r>
+        <w:rPr>
+          <w:b/>
+          <w:sz w:val="24"/>
+        </w:rPr>
+        <w:t>building</w:t>
+      </w:r>
+      <w:r>
+        <w:rPr>
+          <w:sz w:val="24"/>
+        </w:rPr>
+        <w:tab/>
+      </w:r>
+      <w:r>
+        <w:rPr>
+          <w:b/>
+          <w:sz w:val="24"/>
+        </w:rPr>
+        <w:t>dollhouses</w:t>
+      </w:r>
+    </w:p>
+    <w:p>
+      <w:pPr>
+        <w:keepNext/>
         <w:tabs>
-          <w:tab w:val="left" w:pos="2877"/>
-          <w:tab w:val="left" w:pos="4797"/>
-          <w:tab w:val="left" w:pos="6717"/>
+          <w:tab w:val="left" w:pos="2637"/>
+          <w:tab w:val="left" w:pos="4077"/>
+          <w:tab w:val="left" w:pos="5517"/>
+          <w:tab w:val="left" w:pos="6957"/>
         </w:tabs>
         <w:spacing w:before="80" w:after="0" w:line="480" w:lineRule="auto"/>
-        <w:ind w:left="957"/>
-        <w:rPr>
-          <w:b/>
-          <w:sz w:val="24"/>
-        </w:rPr>
-      </w:pPr>
-      <w:r>
-        <w:rPr>
-          <w:b/>
-          <w:sz w:val="24"/>
-        </w:rPr>
-        <w:t>]</w:t>
-      </w:r>
-    </w:p>
-    <w:p>
-      <w:pPr>
-        <w:keepNext/>
+        <w:ind w:left="1197"/>
+        <w:rPr>
+          <w:b/>
+          <w:sz w:val="24"/>
+        </w:rPr>
+      </w:pPr>
+      <w:r>
+        <w:rPr>
+          <w:b/>
+          <w:sz w:val="24"/>
+        </w:rPr>
+        <w:t>|</w:t>
+      </w:r>
+      <w:r>
+        <w:rPr>
+          <w:sz w:val="24"/>
+        </w:rPr>
+        <w:tab/>
+      </w:r>
+      <w:r>
+        <w:rPr>
+          <w:b/>
+          <w:sz w:val="24"/>
+        </w:rPr>
+        <w:t>gardening</w:t>
+      </w:r>
+      <w:r>
+        <w:rPr>
+          <w:sz w:val="24"/>
+        </w:rPr>
+        <w:tab/>
+      </w:r>
+      <w:r>
+        <w:rPr>
+          <w:b/>
+          <w:sz w:val="24"/>
+        </w:rPr>
+        <w:t>|</w:t>
+      </w:r>
+      <w:r>
+        <w:rPr>
+          <w:sz w:val="24"/>
+        </w:rPr>
+        <w:tab/>
+      </w:r>
+      <w:r>
+        <w:rPr>
+          <w:b/>
+          <w:sz w:val="24"/>
+        </w:rPr>
+        <w:t>doing</w:t>
+      </w:r>
+      <w:r>
+        <w:rPr>
+          <w:sz w:val="24"/>
+        </w:rPr>
+        <w:tab/>
+      </w:r>
+      <w:r>
+        <w:rPr>
+          <w:b/>
+          <w:sz w:val="24"/>
+        </w:rPr>
+        <w:t>yoga</w:t>
+      </w:r>
+    </w:p>
+    <w:p>
+      <w:pPr>
+        <w:spacing w:before="80" w:after="60" w:line="240" w:lineRule="auto"/>
+        <w:ind w:left="283"/>
+        <w:rPr>
+          <w:sz w:val="24"/>
+        </w:rPr>
+      </w:pPr>
+      <w:r>
+        <w:rPr>
+          <w:sz w:val="24"/>
+        </w:rPr>
+        <w:t>1. [PIC: "A child making models" | pos:inline | size:small] _____</w:t>
+      </w:r>
+    </w:p>
+    <w:p>
+      <w:pPr>
+        <w:spacing w:before="80" w:after="60" w:line="240" w:lineRule="auto"/>
+        <w:ind w:left="283"/>
+        <w:rPr>
+          <w:sz w:val="24"/>
+        </w:rPr>
+      </w:pPr>
+      <w:r>
+        <w:rPr>
+          <w:sz w:val="24"/>
+        </w:rPr>
+        <w:t>2. [PIC: "A child with a dollhouse" | pos:inline | size:small] _____</w:t>
+      </w:r>
+    </w:p>
+    <w:p>
+      <w:pPr>
+        <w:spacing w:before="80" w:after="60" w:line="240" w:lineRule="auto"/>
+        <w:ind w:left="283"/>
+        <w:rPr>
+          <w:sz w:val="24"/>
+        </w:rPr>
+      </w:pPr>
+      <w:r>
+        <w:rPr>
+          <w:sz w:val="24"/>
+        </w:rPr>
+        <w:t>3. [PIC: "Hands gardening a plant" | pos:inline | size:small] _____</w:t>
+      </w:r>
+    </w:p>
+    <w:p>
+      <w:pPr>
+        <w:spacing w:before="80" w:after="60" w:line="240" w:lineRule="auto"/>
+        <w:ind w:left="283"/>
+        <w:rPr>
+          <w:sz w:val="24"/>
+        </w:rPr>
+      </w:pPr>
+      <w:r>
+        <w:rPr>
+          <w:sz w:val="24"/>
+        </w:rPr>
+        <w:t>4. [PIC: "A person cooking" | pos:inline | size:small] _____</w:t>
+      </w:r>
+    </w:p>
+    <w:p>
+      <w:pPr>
+        <w:spacing w:before="80" w:after="60" w:line="240" w:lineRule="auto"/>
+        <w:ind w:left="283"/>
+        <w:rPr>
+          <w:sz w:val="24"/>
+        </w:rPr>
+      </w:pPr>
+      <w:r>
+        <w:rPr>
+          <w:sz w:val="24"/>
+        </w:rPr>
+        <w:t>5. [PIC: "A person doing yoga outdoors" | pos:inline | size:small] _____</w:t>
+      </w:r>
+    </w:p>
+    <w:p>
+      <w:pPr>
+        <w:spacing w:before="80" w:after="60" w:line="240" w:lineRule="auto"/>
+        <w:ind w:left="283"/>
+        <w:rPr>
+          <w:sz w:val="24"/>
+        </w:rPr>
+      </w:pPr>
+      <w:r>
+        <w:rPr>
+          <w:sz w:val="24"/>
+        </w:rPr>
+        <w:t>6. [PIC: "Two people jogging" | pos:inline | size:small] _____</w:t>
+      </w:r>
+    </w:p>
+    <w:p>
+      <w:pPr>
+        <w:spacing w:before="80" w:after="60" w:line="240" w:lineRule="auto"/>
+        <w:ind w:left="283"/>
+        <w:rPr>
+          <w:sz w:val="24"/>
+        </w:rPr>
+      </w:pPr>
+      <w:r>
+        <w:rPr>
+          <w:sz w:val="24"/>
+        </w:rPr>
+        <w:t>7. [PIC: "A close-up of collecting coins" | pos:inline | size:small] _____</w:t>
+      </w:r>
+    </w:p>
+    <w:p>
+      <w:pPr>
+        <w:spacing w:before="80" w:after="60" w:line="240" w:lineRule="auto"/>
+        <w:ind w:left="283"/>
+        <w:rPr>
+          <w:sz w:val="24"/>
+        </w:rPr>
+      </w:pPr>
+      <w:r>
+        <w:rPr>
+          <w:sz w:val="24"/>
+        </w:rPr>
+        <w:t>8. [PIC: "A person horse riding" | pos:inline | size:small] _____</w:t>
+      </w:r>
+    </w:p>
+    <w:p>
+      <w:pPr>
         <w:spacing w:before="120" w:after="80" w:line="240" w:lineRule="auto"/>
         <w:rPr>
-          <w:b/>
-          <w:sz w:val="24"/>
-        </w:rPr>
-      </w:pPr>
-      <w:r>
-        <w:rPr>
-          <w:b/>
-          <w:sz w:val="24"/>
-        </w:rPr>
-        <w:t>2. Look at the diagram and answer:</w:t>
-      </w:r>
-    </w:p>
-    <w:p>
-      <w:pPr>
-        <w:keepNext/>
+          <w:sz w:val="24"/>
+        </w:rPr>
+      </w:pPr>
+      <w:r>
+        <w:rPr>
+          <w:b/>
+          <w:sz w:val="24"/>
+        </w:rPr>
+        <w:t xml:space="preserve">A. </w:t>
+      </w:r>
+      <w:r>
+        <w:rPr>
+          <w:sz w:val="24"/>
+        </w:rPr>
+        <w:t xml:space="preserve"> Match each word with its meaning.</w:t>
+      </w:r>
+    </w:p>
+    <w:p>
+      <w:pPr>
         <w:tabs>
           <w:tab w:val="left" w:pos="4677"/>
         </w:tabs>
         <w:spacing w:before="60" w:after="60" w:line="240" w:lineRule="auto"/>
         <w:rPr>
-          <w:b/>
-          <w:i/>
-          <w:color w:val="808080"/>
-          <w:sz w:val="20"/>
-        </w:rPr>
-      </w:pPr>
-      <w:r>
-        <w:rPr>
-          <w:b/>
-          <w:sz w:val="24"/>
-        </w:rPr>
-        <w:t xml:space="preserve">A) </w:t>
-      </w:r>
-      <w:r>
-        <w:rPr>
-          <w:sz w:val="24"/>
-        </w:rPr>
-        <w:t xml:space="preserve"> Identify the labeled organ: ____ \t [PIC: "Labeled diagram of a plant leaf" | pos:right | size:medium]</w:t>
+          <w:sz w:val="24"/>
+        </w:rPr>
+      </w:pPr>
+      <w:r>
+        <w:rPr>
+          <w:sz w:val="24"/>
+        </w:rPr>
+        <w:t>1. rest  A. an activity that you enjoy doing</w:t>
       </w:r>
       <w:r>
         <w:rPr>
@@ -398,157 +1913,137 @@
         </w:rPr>
         <w:tab/>
       </w:r>
-      <w:r>
-        <w:rPr>
-          <w:rFonts w:ascii="Segoe UI Emoji" w:hAnsi="Segoe UI Emoji" w:cs="Segoe UI Emoji"/>
-          <w:b/>
-          <w:i/>
-          <w:color w:val="808080"/>
-          <w:sz w:val="20"/>
-        </w:rPr>
-        <w:t>🖼️</w:t>
-      </w:r>
-      <w:r>
-        <w:rPr>
-          <w:b/>
-          <w:i/>
-          <w:color w:val="808080"/>
-          <w:sz w:val="20"/>
-        </w:rPr>
-        <w:t xml:space="preserve"> [ DIAGRAM / IMAGE: Labeled diagram of a plant leaf ]</w:t>
-      </w:r>
-    </w:p>
-    <w:p>
-      <w:pPr>
+    </w:p>
+    <w:p>
+      <w:pPr>
+        <w:tabs>
+          <w:tab w:val="left" w:pos="4677"/>
+        </w:tabs>
         <w:spacing w:before="60" w:after="60" w:line="240" w:lineRule="auto"/>
-        <w:ind w:left="567"/>
-        <w:rPr>
-          <w:sz w:val="24"/>
-        </w:rPr>
-      </w:pPr>
-      <w:r>
-        <w:rPr>
-          <w:sz w:val="24"/>
-        </w:rPr>
-        <w:t>i) What gas is released? ____</w:t>
-      </w:r>
-    </w:p>
-    <w:p>
-      <w:pPr>
-        <w:spacing w:before="120" w:after="120" w:line="240" w:lineRule="auto"/>
-        <w:ind w:left="567" w:right="567"/>
-        <w:rPr>
-          <w:i/>
-          <w:sz w:val="24"/>
-        </w:rPr>
-      </w:pPr>
-      <w:r>
-        <w:rPr>
-          <w:i/>
-          <w:sz w:val="24"/>
-        </w:rPr>
-        <w:t>Reading Passage:</w:t>
-      </w:r>
-    </w:p>
-    <w:p>
-      <w:pPr>
-        <w:spacing w:before="120" w:after="120" w:line="240" w:lineRule="auto"/>
-        <w:ind w:left="567" w:right="567"/>
-        <w:rPr>
-          <w:i/>
-          <w:sz w:val="24"/>
-        </w:rPr>
-      </w:pPr>
-      <w:r>
-        <w:rPr>
-          <w:i/>
-          <w:sz w:val="24"/>
-        </w:rPr>
-        <w:t xml:space="preserve">Photosynthesis is the chemical process by which plants use </w:t>
-      </w:r>
-      <w:r>
-        <w:rPr>
-          <w:b/>
-          <w:i/>
-          <w:sz w:val="24"/>
-        </w:rPr>
-        <w:t>sunlight</w:t>
-      </w:r>
-      <w:r>
-        <w:rPr>
-          <w:i/>
-          <w:sz w:val="24"/>
-        </w:rPr>
-        <w:t xml:space="preserve"> to synthesize nutrients from carbon dioxide and water.</w:t>
-      </w:r>
-    </w:p>
-    <w:p>
-      <w:pPr>
-        <w:keepNext/>
-        <w:spacing w:before="280" w:line="240" w:lineRule="auto"/>
-        <w:rPr>
-          <w:b/>
-          <w:sz w:val="24"/>
-        </w:rPr>
-      </w:pPr>
-      <w:r>
-        <w:rPr>
-          <w:b/>
-          <w:sz w:val="24"/>
-        </w:rPr>
-        <w:t>SECTION B: MULTIPLE CHOICE</w:t>
-      </w:r>
-    </w:p>
-    <w:p>
-      <w:pPr>
-        <w:keepNext/>
-        <w:spacing w:before="120" w:after="80" w:line="240" w:lineRule="auto"/>
-        <w:rPr>
-          <w:b/>
-          <w:sz w:val="24"/>
-        </w:rPr>
-      </w:pPr>
-      <w:r>
-        <w:rPr>
-          <w:b/>
-          <w:sz w:val="24"/>
-        </w:rPr>
-        <w:t>3. Water boils at ____ degrees Celsius under standard atmospheric pressure.</w:t>
-      </w:r>
-    </w:p>
-    <w:p>
-      <w:pPr>
-        <w:spacing w:before="80" w:after="60" w:line="240" w:lineRule="auto"/>
-        <w:ind w:left="283"/>
-        <w:rPr>
-          <w:sz w:val="24"/>
-        </w:rPr>
-      </w:pPr>
-      <w:r>
-        <w:rPr>
-          <w:b/>
-          <w:sz w:val="24"/>
-        </w:rPr>
-        <w:t xml:space="preserve">A. </w:t>
-      </w:r>
-      <w:r>
-        <w:rPr>
-          <w:sz w:val="24"/>
-        </w:rPr>
-        <w:t xml:space="preserve"> 90°C \t B. 100°C \t C. 110°C \t D. 120°C</w:t>
-      </w:r>
-    </w:p>
-    <w:p>
-      <w:pPr>
-        <w:spacing w:before="80" w:after="60" w:line="240" w:lineRule="auto"/>
-        <w:ind w:left="283"/>
+        <w:rPr>
+          <w:sz w:val="24"/>
+        </w:rPr>
+      </w:pPr>
+      <w:r>
+        <w:rPr>
+          <w:sz w:val="24"/>
+        </w:rPr>
+        <w:t>2. recreation  B. a strong feeling of excitement and interest in something</w:t>
+      </w:r>
+      <w:r>
+        <w:rPr>
+          <w:sz w:val="24"/>
+        </w:rPr>
+        <w:tab/>
+      </w:r>
+    </w:p>
+    <w:p>
+      <w:pPr>
+        <w:tabs>
+          <w:tab w:val="left" w:pos="4677"/>
+        </w:tabs>
+        <w:spacing w:before="60" w:after="60" w:line="240" w:lineRule="auto"/>
+        <w:rPr>
+          <w:sz w:val="24"/>
+        </w:rPr>
+      </w:pPr>
+      <w:r>
+        <w:rPr>
+          <w:sz w:val="24"/>
+        </w:rPr>
+        <w:t>3. interest  C. a feeling of happiness, enjoyment, or satisfaction</w:t>
+      </w:r>
+      <w:r>
+        <w:rPr>
+          <w:sz w:val="24"/>
+        </w:rPr>
+        <w:tab/>
+      </w:r>
+    </w:p>
+    <w:p>
+      <w:pPr>
+        <w:tabs>
+          <w:tab w:val="left" w:pos="4677"/>
+        </w:tabs>
+        <w:spacing w:before="60" w:after="60" w:line="240" w:lineRule="auto"/>
+        <w:rPr>
+          <w:sz w:val="24"/>
+        </w:rPr>
+      </w:pPr>
+      <w:r>
+        <w:rPr>
+          <w:sz w:val="24"/>
+        </w:rPr>
+        <w:t>4. enthusiasm  D. a period of relaxing, sleeping or doing nothing</w:t>
+      </w:r>
+      <w:r>
+        <w:rPr>
+          <w:sz w:val="24"/>
+        </w:rPr>
+        <w:tab/>
+      </w:r>
+    </w:p>
+    <w:p>
+      <w:pPr>
+        <w:tabs>
+          <w:tab w:val="left" w:pos="4677"/>
+        </w:tabs>
+        <w:spacing w:before="60" w:after="60" w:line="240" w:lineRule="auto"/>
+        <w:rPr>
+          <w:sz w:val="24"/>
+        </w:rPr>
+      </w:pPr>
+      <w:r>
+        <w:rPr>
+          <w:sz w:val="24"/>
+        </w:rPr>
+        <w:t>5. relaxation  E. the fact of people doing things for enjoyment</w:t>
+      </w:r>
+      <w:r>
+        <w:rPr>
+          <w:sz w:val="24"/>
+        </w:rPr>
+        <w:tab/>
+      </w:r>
+    </w:p>
+    <w:p>
+      <w:pPr>
+        <w:tabs>
+          <w:tab w:val="left" w:pos="4677"/>
+        </w:tabs>
+        <w:spacing w:before="60" w:after="60" w:line="240" w:lineRule="auto"/>
+        <w:rPr>
+          <w:sz w:val="24"/>
+        </w:rPr>
+      </w:pPr>
+      <w:r>
+        <w:rPr>
+          <w:sz w:val="24"/>
+        </w:rPr>
+        <w:t>6. pleasure  F. a way of resting and enjoying yourself</w:t>
+      </w:r>
+      <w:r>
+        <w:rPr>
+          <w:sz w:val="24"/>
+        </w:rPr>
+        <w:tab/>
+      </w:r>
+    </w:p>
+    <w:p>
+      <w:pPr>
+        <w:spacing w:before="60" w:after="60" w:line="240" w:lineRule="auto"/>
         <w:rPr>
           <w:sz w:val="24"/>
         </w:rPr>
       </w:pPr>
     </w:p>
     <w:sectPr>
-      <w:footerReference w:type="default" r:id="rId6"/>
+      <w:headerReference w:type="even" r:id="rId6"/>
+      <w:headerReference w:type="default" r:id="rId7"/>
+      <w:footerReference w:type="even" r:id="rId8"/>
+      <w:footerReference w:type="default" r:id="rId9"/>
+      <w:headerReference w:type="first" r:id="rId10"/>
+      <w:footerReference w:type="first" r:id="rId11"/>
       <w:pgSz w:w="11907" w:h="16840" w:code="9"/>
       <w:pgMar w:top="1134" w:right="850" w:bottom="1134" w:left="1701" w:header="720" w:footer="720" w:gutter="0"/>
       <w:cols w:space="720"/>
@@ -584,6 +2079,16 @@
 </file>
 
 <file path=word/footer1.xml><?xml version="1.0" encoding="utf-8"?>
+<w:ftr xmlns:wpc="http://schemas.microsoft.com/office/word/2010/wordprocessingCanvas" xmlns:cx="http://schemas.microsoft.com/office/drawing/2014/chartex" xmlns:cx1="http://schemas.microsoft.com/office/drawing/2015/9/8/chartex" xmlns:cx2="http://schemas.microsoft.com/office/drawing/2015/10/21/chartex" xmlns:cx3="http://schemas.microsoft.com/office/drawing/2016/5/9/chartex" xmlns:cx4="http://schemas.microsoft.com/office/drawing/2016/5/10/chartex" xmlns:cx5="http://schemas.microsoft.com/office/drawing/2016/5/11/chartex" xmlns:cx6="http://schemas.microsoft.com/office/drawing/2016/5/12/chartex" xmlns:cx7="http://schemas.microsoft.com/office/drawing/2016/5/13/chartex" xmlns:cx8="http://schemas.microsoft.com/office/drawing/2016/5/14/chartex" xmlns:mc="http://schemas.openxmlformats.org/markup-compatibility/2006" xmlns:aink="http://schemas.microsoft.com/office/drawing/2016/ink" xmlns:am3d="http://schemas.microsoft.com/office/drawing/2017/model3d" xmlns:o="urn:schemas-microsoft-com:office:office" xmlns:oel="http://schemas.microsoft.com/office/2019/extlst" xmlns:r="http://schemas.openxmlformats.org/officeDocument/2006/relationships" xmlns:m="http://schemas.openxmlformats.org/officeDocument/2006/math" xmlns:v="urn:schemas-microsoft-com:vml" xmlns:wp14="http://schemas.microsoft.com/office/word/2010/wordprocessingDrawing" xmlns:wp="http://schemas.openxmlformats.org/drawingml/2006/wordprocessingDrawing" xmlns:w10="urn:schemas-microsoft-com:office:word" xmlns:w="http://schemas.openxmlformats.org/wordprocessingml/2006/main" xmlns:w14="http://schemas.microsoft.com/office/word/2010/wordml" xmlns:w15="http://schemas.microsoft.com/office/word/2012/wordml" xmlns:w16cex="http://schemas.microsoft.com/office/word/2018/wordml/cex" xmlns:w16cid="http://schemas.microsoft.com/office/word/2016/wordml/cid" xmlns:w16="http://schemas.microsoft.com/office/word/2018/wordml" xmlns:w16du="http://schemas.microsoft.com/office/word/2023/wordml/word16du" xmlns:w16sdtdh="http://schemas.microsoft.com/office/word/2020/wordml/sdtdatahash" xmlns:w16sdtfl="http://schemas.microsoft.com/office/word/2024/wordml/sdtformatlock" xmlns:w16se="http://schemas.microsoft.com/office/word/2015/wordml/symex" xmlns:wpg="http://schemas.microsoft.com/office/word/2010/wordprocessingGroup" xmlns:wpi="http://schemas.microsoft.com/office/word/2010/wordprocessingInk" xmlns:wne="http://schemas.microsoft.com/office/word/2006/wordml" xmlns:wps="http://schemas.microsoft.com/office/word/2010/wordprocessingShape" mc:Ignorable="w14 w15 w16se w16cid w16 w16cex w16sdtdh w16sdtfl w16du wp14">
+  <w:p>
+    <w:pPr>
+      <w:pStyle w:val="Footer"/>
+    </w:pPr>
+  </w:p>
+</w:ftr>
+</file>
+
+<file path=word/footer2.xml><?xml version="1.0" encoding="utf-8"?>
 <w:ftr xmlns:wpc="http://schemas.microsoft.com/office/word/2010/wordprocessingCanvas" xmlns:cx="http://schemas.microsoft.com/office/drawing/2014/chartex" xmlns:cx1="http://schemas.microsoft.com/office/drawing/2015/9/8/chartex" xmlns:cx2="http://schemas.microsoft.com/office/drawing/2015/10/21/chartex" xmlns:cx3="http://schemas.microsoft.com/office/drawing/2016/5/9/chartex" xmlns:cx4="http://schemas.microsoft.com/office/drawing/2016/5/10/chartex" xmlns:cx5="http://schemas.microsoft.com/office/drawing/2016/5/11/chartex" xmlns:cx6="http://schemas.microsoft.com/office/drawing/2016/5/12/chartex" xmlns:cx7="http://schemas.microsoft.com/office/drawing/2016/5/13/chartex" xmlns:cx8="http://schemas.microsoft.com/office/drawing/2016/5/14/chartex" xmlns:mc="http://schemas.openxmlformats.org/markup-compatibility/2006" xmlns:aink="http://schemas.microsoft.com/office/drawing/2016/ink" xmlns:am3d="http://schemas.microsoft.com/office/drawing/2017/model3d" xmlns:o="urn:schemas-microsoft-com:office:office" xmlns:oel="http://schemas.microsoft.com/office/2019/extlst" xmlns:r="http://schemas.openxmlformats.org/officeDocument/2006/relationships" xmlns:m="http://schemas.openxmlformats.org/officeDocument/2006/math" xmlns:v="urn:schemas-microsoft-com:vml" xmlns:wp14="http://schemas.microsoft.com/office/word/2010/wordprocessingDrawing" xmlns:wp="http://schemas.openxmlformats.org/drawingml/2006/wordprocessingDrawing" xmlns:w10="urn:schemas-microsoft-com:office:word" xmlns:w="http://schemas.openxmlformats.org/wordprocessingml/2006/main" xmlns:w14="http://schemas.microsoft.com/office/word/2010/wordml" xmlns:w15="http://schemas.microsoft.com/office/word/2012/wordml" xmlns:w16cex="http://schemas.microsoft.com/office/word/2018/wordml/cex" xmlns:w16cid="http://schemas.microsoft.com/office/word/2016/wordml/cid" xmlns:w16="http://schemas.microsoft.com/office/word/2018/wordml" xmlns:w16du="http://schemas.microsoft.com/office/word/2023/wordml/word16du" xmlns:w16sdtdh="http://schemas.microsoft.com/office/word/2020/wordml/sdtdatahash" xmlns:w16sdtfl="http://schemas.microsoft.com/office/word/2024/wordml/sdtformatlock" xmlns:w16se="http://schemas.microsoft.com/office/word/2015/wordml/symex" xmlns:wpg="http://schemas.microsoft.com/office/word/2010/wordprocessingGroup" xmlns:wpi="http://schemas.microsoft.com/office/word/2010/wordprocessingInk" xmlns:wne="http://schemas.microsoft.com/office/word/2006/wordml" xmlns:wps="http://schemas.microsoft.com/office/word/2010/wordprocessingShape" mc:Ignorable="w14 w15 w16se w16cid w16 w16cex w16sdtdh w16sdtfl w16du wp14">
   <w:p>
     <w:pPr>
@@ -661,6 +2166,16 @@
 </w:ftr>
 </file>
 
+<file path=word/footer3.xml><?xml version="1.0" encoding="utf-8"?>
+<w:ftr xmlns:wpc="http://schemas.microsoft.com/office/word/2010/wordprocessingCanvas" xmlns:cx="http://schemas.microsoft.com/office/drawing/2014/chartex" xmlns:cx1="http://schemas.microsoft.com/office/drawing/2015/9/8/chartex" xmlns:cx2="http://schemas.microsoft.com/office/drawing/2015/10/21/chartex" xmlns:cx3="http://schemas.microsoft.com/office/drawing/2016/5/9/chartex" xmlns:cx4="http://schemas.microsoft.com/office/drawing/2016/5/10/chartex" xmlns:cx5="http://schemas.microsoft.com/office/drawing/2016/5/11/chartex" xmlns:cx6="http://schemas.microsoft.com/office/drawing/2016/5/12/chartex" xmlns:cx7="http://schemas.microsoft.com/office/drawing/2016/5/13/chartex" xmlns:cx8="http://schemas.microsoft.com/office/drawing/2016/5/14/chartex" xmlns:mc="http://schemas.openxmlformats.org/markup-compatibility/2006" xmlns:aink="http://schemas.microsoft.com/office/drawing/2016/ink" xmlns:am3d="http://schemas.microsoft.com/office/drawing/2017/model3d" xmlns:o="urn:schemas-microsoft-com:office:office" xmlns:oel="http://schemas.microsoft.com/office/2019/extlst" xmlns:r="http://schemas.openxmlformats.org/officeDocument/2006/relationships" xmlns:m="http://schemas.openxmlformats.org/officeDocument/2006/math" xmlns:v="urn:schemas-microsoft-com:vml" xmlns:wp14="http://schemas.microsoft.com/office/word/2010/wordprocessingDrawing" xmlns:wp="http://schemas.openxmlformats.org/drawingml/2006/wordprocessingDrawing" xmlns:w10="urn:schemas-microsoft-com:office:word" xmlns:w="http://schemas.openxmlformats.org/wordprocessingml/2006/main" xmlns:w14="http://schemas.microsoft.com/office/word/2010/wordml" xmlns:w15="http://schemas.microsoft.com/office/word/2012/wordml" xmlns:w16cex="http://schemas.microsoft.com/office/word/2018/wordml/cex" xmlns:w16cid="http://schemas.microsoft.com/office/word/2016/wordml/cid" xmlns:w16="http://schemas.microsoft.com/office/word/2018/wordml" xmlns:w16du="http://schemas.microsoft.com/office/word/2023/wordml/word16du" xmlns:w16sdtdh="http://schemas.microsoft.com/office/word/2020/wordml/sdtdatahash" xmlns:w16sdtfl="http://schemas.microsoft.com/office/word/2024/wordml/sdtformatlock" xmlns:w16se="http://schemas.microsoft.com/office/word/2015/wordml/symex" xmlns:wpg="http://schemas.microsoft.com/office/word/2010/wordprocessingGroup" xmlns:wpi="http://schemas.microsoft.com/office/word/2010/wordprocessingInk" xmlns:wne="http://schemas.microsoft.com/office/word/2006/wordml" xmlns:wps="http://schemas.microsoft.com/office/word/2010/wordprocessingShape" mc:Ignorable="w14 w15 w16se w16cid w16 w16cex w16sdtdh w16sdtfl w16du wp14">
+  <w:p>
+    <w:pPr>
+      <w:pStyle w:val="Footer"/>
+    </w:pPr>
+  </w:p>
+</w:ftr>
+</file>
+
 <file path=word/footnotes.xml><?xml version="1.0" encoding="utf-8"?>
 <w:footnotes xmlns:wpc="http://schemas.microsoft.com/office/word/2010/wordprocessingCanvas" xmlns:cx="http://schemas.microsoft.com/office/drawing/2014/chartex" xmlns:cx1="http://schemas.microsoft.com/office/drawing/2015/9/8/chartex" xmlns:cx2="http://schemas.microsoft.com/office/drawing/2015/10/21/chartex" xmlns:cx3="http://schemas.microsoft.com/office/drawing/2016/5/9/chartex" xmlns:cx4="http://schemas.microsoft.com/office/drawing/2016/5/10/chartex" xmlns:cx5="http://schemas.microsoft.com/office/drawing/2016/5/11/chartex" xmlns:cx6="http://schemas.microsoft.com/office/drawing/2016/5/12/chartex" xmlns:cx7="http://schemas.microsoft.com/office/drawing/2016/5/13/chartex" xmlns:cx8="http://schemas.microsoft.com/office/drawing/2016/5/14/chartex" xmlns:mc="http://schemas.openxmlformats.org/markup-compatibility/2006" xmlns:aink="http://schemas.microsoft.com/office/drawing/2016/ink" xmlns:am3d="http://schemas.microsoft.com/office/drawing/2017/model3d" xmlns:o="urn:schemas-microsoft-com:office:office" xmlns:oel="http://schemas.microsoft.com/office/2019/extlst" xmlns:r="http://schemas.openxmlformats.org/officeDocument/2006/relationships" xmlns:m="http://schemas.openxmlformats.org/officeDocument/2006/math" xmlns:v="urn:schemas-microsoft-com:vml" xmlns:wp14="http://schemas.microsoft.com/office/word/2010/wordprocessingDrawing" xmlns:wp="http://schemas.openxmlformats.org/drawingml/2006/wordprocessingDrawing" xmlns:w10="urn:schemas-microsoft-com:office:word" xmlns:w="http://schemas.openxmlformats.org/wordprocessingml/2006/main" xmlns:w14="http://schemas.microsoft.com/office/word/2010/wordml" xmlns:w15="http://schemas.microsoft.com/office/word/2012/wordml" xmlns:w16cex="http://schemas.microsoft.com/office/word/2018/wordml/cex" xmlns:w16cid="http://schemas.microsoft.com/office/word/2016/wordml/cid" xmlns:w16="http://schemas.microsoft.com/office/word/2018/wordml" xmlns:w16du="http://schemas.microsoft.com/office/word/2023/wordml/word16du" xmlns:w16sdtdh="http://schemas.microsoft.com/office/word/2020/wordml/sdtdatahash" xmlns:w16sdtfl="http://schemas.microsoft.com/office/word/2024/wordml/sdtformatlock" xmlns:w16se="http://schemas.microsoft.com/office/word/2015/wordml/symex" xmlns:wpg="http://schemas.microsoft.com/office/word/2010/wordprocessingGroup" xmlns:wpi="http://schemas.microsoft.com/office/word/2010/wordprocessingInk" xmlns:wne="http://schemas.microsoft.com/office/word/2006/wordml" xmlns:wps="http://schemas.microsoft.com/office/word/2010/wordprocessingShape" mc:Ignorable="w14 w15 w16se w16cid w16 w16cex w16sdtdh w16sdtfl w16du wp14">
   <w:footnote w:type="separator" w:id="-1">
@@ -684,6 +2199,36 @@
     </w:p>
   </w:footnote>
 </w:footnotes>
+</file>
+
+<file path=word/header1.xml><?xml version="1.0" encoding="utf-8"?>
+<w:hdr xmlns:wpc="http://schemas.microsoft.com/office/word/2010/wordprocessingCanvas" xmlns:cx="http://schemas.microsoft.com/office/drawing/2014/chartex" xmlns:cx1="http://schemas.microsoft.com/office/drawing/2015/9/8/chartex" xmlns:cx2="http://schemas.microsoft.com/office/drawing/2015/10/21/chartex" xmlns:cx3="http://schemas.microsoft.com/office/drawing/2016/5/9/chartex" xmlns:cx4="http://schemas.microsoft.com/office/drawing/2016/5/10/chartex" xmlns:cx5="http://schemas.microsoft.com/office/drawing/2016/5/11/chartex" xmlns:cx6="http://schemas.microsoft.com/office/drawing/2016/5/12/chartex" xmlns:cx7="http://schemas.microsoft.com/office/drawing/2016/5/13/chartex" xmlns:cx8="http://schemas.microsoft.com/office/drawing/2016/5/14/chartex" xmlns:mc="http://schemas.openxmlformats.org/markup-compatibility/2006" xmlns:aink="http://schemas.microsoft.com/office/drawing/2016/ink" xmlns:am3d="http://schemas.microsoft.com/office/drawing/2017/model3d" xmlns:o="urn:schemas-microsoft-com:office:office" xmlns:oel="http://schemas.microsoft.com/office/2019/extlst" xmlns:r="http://schemas.openxmlformats.org/officeDocument/2006/relationships" xmlns:m="http://schemas.openxmlformats.org/officeDocument/2006/math" xmlns:v="urn:schemas-microsoft-com:vml" xmlns:wp14="http://schemas.microsoft.com/office/word/2010/wordprocessingDrawing" xmlns:wp="http://schemas.openxmlformats.org/drawingml/2006/wordprocessingDrawing" xmlns:w10="urn:schemas-microsoft-com:office:word" xmlns:w="http://schemas.openxmlformats.org/wordprocessingml/2006/main" xmlns:w14="http://schemas.microsoft.com/office/word/2010/wordml" xmlns:w15="http://schemas.microsoft.com/office/word/2012/wordml" xmlns:w16cex="http://schemas.microsoft.com/office/word/2018/wordml/cex" xmlns:w16cid="http://schemas.microsoft.com/office/word/2016/wordml/cid" xmlns:w16="http://schemas.microsoft.com/office/word/2018/wordml" xmlns:w16du="http://schemas.microsoft.com/office/word/2023/wordml/word16du" xmlns:w16sdtdh="http://schemas.microsoft.com/office/word/2020/wordml/sdtdatahash" xmlns:w16sdtfl="http://schemas.microsoft.com/office/word/2024/wordml/sdtformatlock" xmlns:w16se="http://schemas.microsoft.com/office/word/2015/wordml/symex" xmlns:wpg="http://schemas.microsoft.com/office/word/2010/wordprocessingGroup" xmlns:wpi="http://schemas.microsoft.com/office/word/2010/wordprocessingInk" xmlns:wne="http://schemas.microsoft.com/office/word/2006/wordml" xmlns:wps="http://schemas.microsoft.com/office/word/2010/wordprocessingShape" mc:Ignorable="w14 w15 w16se w16cid w16 w16cex w16sdtdh w16sdtfl w16du wp14">
+  <w:p>
+    <w:pPr>
+      <w:pStyle w:val="Header"/>
+    </w:pPr>
+  </w:p>
+</w:hdr>
+</file>
+
+<file path=word/header2.xml><?xml version="1.0" encoding="utf-8"?>
+<w:hdr xmlns:wpc="http://schemas.microsoft.com/office/word/2010/wordprocessingCanvas" xmlns:cx="http://schemas.microsoft.com/office/drawing/2014/chartex" xmlns:cx1="http://schemas.microsoft.com/office/drawing/2015/9/8/chartex" xmlns:cx2="http://schemas.microsoft.com/office/drawing/2015/10/21/chartex" xmlns:cx3="http://schemas.microsoft.com/office/drawing/2016/5/9/chartex" xmlns:cx4="http://schemas.microsoft.com/office/drawing/2016/5/10/chartex" xmlns:cx5="http://schemas.microsoft.com/office/drawing/2016/5/11/chartex" xmlns:cx6="http://schemas.microsoft.com/office/drawing/2016/5/12/chartex" xmlns:cx7="http://schemas.microsoft.com/office/drawing/2016/5/13/chartex" xmlns:cx8="http://schemas.microsoft.com/office/drawing/2016/5/14/chartex" xmlns:mc="http://schemas.openxmlformats.org/markup-compatibility/2006" xmlns:aink="http://schemas.microsoft.com/office/drawing/2016/ink" xmlns:am3d="http://schemas.microsoft.com/office/drawing/2017/model3d" xmlns:o="urn:schemas-microsoft-com:office:office" xmlns:oel="http://schemas.microsoft.com/office/2019/extlst" xmlns:r="http://schemas.openxmlformats.org/officeDocument/2006/relationships" xmlns:m="http://schemas.openxmlformats.org/officeDocument/2006/math" xmlns:v="urn:schemas-microsoft-com:vml" xmlns:wp14="http://schemas.microsoft.com/office/word/2010/wordprocessingDrawing" xmlns:wp="http://schemas.openxmlformats.org/drawingml/2006/wordprocessingDrawing" xmlns:w10="urn:schemas-microsoft-com:office:word" xmlns:w="http://schemas.openxmlformats.org/wordprocessingml/2006/main" xmlns:w14="http://schemas.microsoft.com/office/word/2010/wordml" xmlns:w15="http://schemas.microsoft.com/office/word/2012/wordml" xmlns:w16cex="http://schemas.microsoft.com/office/word/2018/wordml/cex" xmlns:w16cid="http://schemas.microsoft.com/office/word/2016/wordml/cid" xmlns:w16="http://schemas.microsoft.com/office/word/2018/wordml" xmlns:w16du="http://schemas.microsoft.com/office/word/2023/wordml/word16du" xmlns:w16sdtdh="http://schemas.microsoft.com/office/word/2020/wordml/sdtdatahash" xmlns:w16sdtfl="http://schemas.microsoft.com/office/word/2024/wordml/sdtformatlock" xmlns:w16se="http://schemas.microsoft.com/office/word/2015/wordml/symex" xmlns:wpg="http://schemas.microsoft.com/office/word/2010/wordprocessingGroup" xmlns:wpi="http://schemas.microsoft.com/office/word/2010/wordprocessingInk" xmlns:wne="http://schemas.microsoft.com/office/word/2006/wordml" xmlns:wps="http://schemas.microsoft.com/office/word/2010/wordprocessingShape" mc:Ignorable="w14 w15 w16se w16cid w16 w16cex w16sdtdh w16sdtfl w16du wp14">
+  <w:p>
+    <w:pPr>
+      <w:pStyle w:val="Header"/>
+    </w:pPr>
+  </w:p>
+</w:hdr>
+</file>
+
+<file path=word/header3.xml><?xml version="1.0" encoding="utf-8"?>
+<w:hdr xmlns:wpc="http://schemas.microsoft.com/office/word/2010/wordprocessingCanvas" xmlns:cx="http://schemas.microsoft.com/office/drawing/2014/chartex" xmlns:cx1="http://schemas.microsoft.com/office/drawing/2015/9/8/chartex" xmlns:cx2="http://schemas.microsoft.com/office/drawing/2015/10/21/chartex" xmlns:cx3="http://schemas.microsoft.com/office/drawing/2016/5/9/chartex" xmlns:cx4="http://schemas.microsoft.com/office/drawing/2016/5/10/chartex" xmlns:cx5="http://schemas.microsoft.com/office/drawing/2016/5/11/chartex" xmlns:cx6="http://schemas.microsoft.com/office/drawing/2016/5/12/chartex" xmlns:cx7="http://schemas.microsoft.com/office/drawing/2016/5/13/chartex" xmlns:cx8="http://schemas.microsoft.com/office/drawing/2016/5/14/chartex" xmlns:mc="http://schemas.openxmlformats.org/markup-compatibility/2006" xmlns:aink="http://schemas.microsoft.com/office/drawing/2016/ink" xmlns:am3d="http://schemas.microsoft.com/office/drawing/2017/model3d" xmlns:o="urn:schemas-microsoft-com:office:office" xmlns:oel="http://schemas.microsoft.com/office/2019/extlst" xmlns:r="http://schemas.openxmlformats.org/officeDocument/2006/relationships" xmlns:m="http://schemas.openxmlformats.org/officeDocument/2006/math" xmlns:v="urn:schemas-microsoft-com:vml" xmlns:wp14="http://schemas.microsoft.com/office/word/2010/wordprocessingDrawing" xmlns:wp="http://schemas.openxmlformats.org/drawingml/2006/wordprocessingDrawing" xmlns:w10="urn:schemas-microsoft-com:office:word" xmlns:w="http://schemas.openxmlformats.org/wordprocessingml/2006/main" xmlns:w14="http://schemas.microsoft.com/office/word/2010/wordml" xmlns:w15="http://schemas.microsoft.com/office/word/2012/wordml" xmlns:w16cex="http://schemas.microsoft.com/office/word/2018/wordml/cex" xmlns:w16cid="http://schemas.microsoft.com/office/word/2016/wordml/cid" xmlns:w16="http://schemas.microsoft.com/office/word/2018/wordml" xmlns:w16du="http://schemas.microsoft.com/office/word/2023/wordml/word16du" xmlns:w16sdtdh="http://schemas.microsoft.com/office/word/2020/wordml/sdtdatahash" xmlns:w16sdtfl="http://schemas.microsoft.com/office/word/2024/wordml/sdtformatlock" xmlns:w16se="http://schemas.microsoft.com/office/word/2015/wordml/symex" xmlns:wpg="http://schemas.microsoft.com/office/word/2010/wordprocessingGroup" xmlns:wpi="http://schemas.microsoft.com/office/word/2010/wordprocessingInk" xmlns:wne="http://schemas.microsoft.com/office/word/2006/wordml" xmlns:wps="http://schemas.microsoft.com/office/word/2010/wordprocessingShape" mc:Ignorable="w14 w15 w16se w16cid w16 w16cex w16sdtdh w16sdtfl w16du wp14">
+  <w:p>
+    <w:pPr>
+      <w:pStyle w:val="Header"/>
+    </w:pPr>
+  </w:p>
+</w:hdr>
 </file>
 
 <file path=word/styles.xml><?xml version="1.0" encoding="utf-8"?>
@@ -1094,7 +2639,7 @@
     <w:link w:val="Heading1Char"/>
     <w:uiPriority w:val="9"/>
     <w:qFormat/>
-    <w:rsid w:val="007C6337"/>
+    <w:rsid w:val="001F7F17"/>
     <w:pPr>
       <w:keepNext/>
       <w:keepLines/>
@@ -1117,7 +2662,7 @@
     <w:semiHidden/>
     <w:unhideWhenUsed/>
     <w:qFormat/>
-    <w:rsid w:val="007C6337"/>
+    <w:rsid w:val="001F7F17"/>
     <w:pPr>
       <w:keepNext/>
       <w:keepLines/>
@@ -1140,7 +2685,7 @@
     <w:semiHidden/>
     <w:unhideWhenUsed/>
     <w:qFormat/>
-    <w:rsid w:val="007C6337"/>
+    <w:rsid w:val="001F7F17"/>
     <w:pPr>
       <w:keepNext/>
       <w:keepLines/>
@@ -1163,7 +2708,7 @@
     <w:semiHidden/>
     <w:unhideWhenUsed/>
     <w:qFormat/>
-    <w:rsid w:val="007C6337"/>
+    <w:rsid w:val="001F7F17"/>
     <w:pPr>
       <w:keepNext/>
       <w:keepLines/>
@@ -1186,7 +2731,7 @@
     <w:semiHidden/>
     <w:unhideWhenUsed/>
     <w:qFormat/>
-    <w:rsid w:val="007C6337"/>
+    <w:rsid w:val="001F7F17"/>
     <w:pPr>
       <w:keepNext/>
       <w:keepLines/>
@@ -1207,7 +2752,7 @@
     <w:semiHidden/>
     <w:unhideWhenUsed/>
     <w:qFormat/>
-    <w:rsid w:val="007C6337"/>
+    <w:rsid w:val="001F7F17"/>
     <w:pPr>
       <w:keepNext/>
       <w:keepLines/>
@@ -1230,7 +2775,7 @@
     <w:semiHidden/>
     <w:unhideWhenUsed/>
     <w:qFormat/>
-    <w:rsid w:val="007C6337"/>
+    <w:rsid w:val="001F7F17"/>
     <w:pPr>
       <w:keepNext/>
       <w:keepLines/>
@@ -1251,7 +2796,7 @@
     <w:semiHidden/>
     <w:unhideWhenUsed/>
     <w:qFormat/>
-    <w:rsid w:val="007C6337"/>
+    <w:rsid w:val="001F7F17"/>
     <w:pPr>
       <w:keepNext/>
       <w:keepLines/>
@@ -1274,7 +2819,7 @@
     <w:semiHidden/>
     <w:unhideWhenUsed/>
     <w:qFormat/>
-    <w:rsid w:val="007C6337"/>
+    <w:rsid w:val="001F7F17"/>
     <w:pPr>
       <w:keepNext/>
       <w:keepLines/>
@@ -1318,7 +2863,7 @@
     <w:basedOn w:val="DefaultParagraphFont"/>
     <w:link w:val="Heading1"/>
     <w:uiPriority w:val="9"/>
-    <w:rsid w:val="007C6337"/>
+    <w:rsid w:val="001F7F17"/>
     <w:rPr>
       <w:rFonts w:asciiTheme="majorHAnsi" w:eastAsiaTheme="majorEastAsia" w:hAnsiTheme="majorHAnsi" w:cstheme="majorBidi"/>
       <w:color w:val="0F4761" w:themeColor="accent1" w:themeShade="BF"/>
@@ -1332,7 +2877,7 @@
     <w:link w:val="Heading2"/>
     <w:uiPriority w:val="9"/>
     <w:semiHidden/>
-    <w:rsid w:val="007C6337"/>
+    <w:rsid w:val="001F7F17"/>
     <w:rPr>
       <w:rFonts w:asciiTheme="majorHAnsi" w:eastAsiaTheme="majorEastAsia" w:hAnsiTheme="majorHAnsi" w:cstheme="majorBidi"/>
       <w:color w:val="0F4761" w:themeColor="accent1" w:themeShade="BF"/>
@@ -1346,7 +2891,7 @@
     <w:link w:val="Heading3"/>
     <w:uiPriority w:val="9"/>
     <w:semiHidden/>
-    <w:rsid w:val="007C6337"/>
+    <w:rsid w:val="001F7F17"/>
     <w:rPr>
       <w:rFonts w:asciiTheme="minorHAnsi" w:eastAsiaTheme="majorEastAsia" w:hAnsiTheme="minorHAnsi" w:cstheme="majorBidi"/>
       <w:color w:val="0F4761" w:themeColor="accent1" w:themeShade="BF"/>
@@ -1360,7 +2905,7 @@
     <w:link w:val="Heading4"/>
     <w:uiPriority w:val="9"/>
     <w:semiHidden/>
-    <w:rsid w:val="007C6337"/>
+    <w:rsid w:val="001F7F17"/>
     <w:rPr>
       <w:rFonts w:asciiTheme="minorHAnsi" w:eastAsiaTheme="majorEastAsia" w:hAnsiTheme="minorHAnsi" w:cstheme="majorBidi"/>
       <w:i/>
@@ -1374,7 +2919,7 @@
     <w:link w:val="Heading5"/>
     <w:uiPriority w:val="9"/>
     <w:semiHidden/>
-    <w:rsid w:val="007C6337"/>
+    <w:rsid w:val="001F7F17"/>
     <w:rPr>
       <w:rFonts w:asciiTheme="minorHAnsi" w:eastAsiaTheme="majorEastAsia" w:hAnsiTheme="minorHAnsi" w:cstheme="majorBidi"/>
       <w:color w:val="0F4761" w:themeColor="accent1" w:themeShade="BF"/>
@@ -1386,7 +2931,7 @@
     <w:link w:val="Heading6"/>
     <w:uiPriority w:val="9"/>
     <w:semiHidden/>
-    <w:rsid w:val="007C6337"/>
+    <w:rsid w:val="001F7F17"/>
     <w:rPr>
       <w:rFonts w:asciiTheme="minorHAnsi" w:eastAsiaTheme="majorEastAsia" w:hAnsiTheme="minorHAnsi" w:cstheme="majorBidi"/>
       <w:i/>
@@ -1400,7 +2945,7 @@
     <w:link w:val="Heading7"/>
     <w:uiPriority w:val="9"/>
     <w:semiHidden/>
-    <w:rsid w:val="007C6337"/>
+    <w:rsid w:val="001F7F17"/>
     <w:rPr>
       <w:rFonts w:asciiTheme="minorHAnsi" w:eastAsiaTheme="majorEastAsia" w:hAnsiTheme="minorHAnsi" w:cstheme="majorBidi"/>
       <w:color w:val="595959" w:themeColor="text1" w:themeTint="A6"/>
@@ -1412,7 +2957,7 @@
     <w:link w:val="Heading8"/>
     <w:uiPriority w:val="9"/>
     <w:semiHidden/>
-    <w:rsid w:val="007C6337"/>
+    <w:rsid w:val="001F7F17"/>
     <w:rPr>
       <w:rFonts w:asciiTheme="minorHAnsi" w:eastAsiaTheme="majorEastAsia" w:hAnsiTheme="minorHAnsi" w:cstheme="majorBidi"/>
       <w:i/>
@@ -1426,7 +2971,7 @@
     <w:link w:val="Heading9"/>
     <w:uiPriority w:val="9"/>
     <w:semiHidden/>
-    <w:rsid w:val="007C6337"/>
+    <w:rsid w:val="001F7F17"/>
     <w:rPr>
       <w:rFonts w:asciiTheme="minorHAnsi" w:eastAsiaTheme="majorEastAsia" w:hAnsiTheme="minorHAnsi" w:cstheme="majorBidi"/>
       <w:color w:val="272727" w:themeColor="text1" w:themeTint="D8"/>
@@ -1439,7 +2984,7 @@
     <w:link w:val="TitleChar"/>
     <w:uiPriority w:val="10"/>
     <w:qFormat/>
-    <w:rsid w:val="007C6337"/>
+    <w:rsid w:val="001F7F17"/>
     <w:pPr>
       <w:spacing w:after="80" w:line="240" w:lineRule="auto"/>
       <w:contextualSpacing/>
@@ -1457,7 +3002,7 @@
     <w:basedOn w:val="DefaultParagraphFont"/>
     <w:link w:val="Title"/>
     <w:uiPriority w:val="10"/>
-    <w:rsid w:val="007C6337"/>
+    <w:rsid w:val="001F7F17"/>
     <w:rPr>
       <w:rFonts w:asciiTheme="majorHAnsi" w:eastAsiaTheme="majorEastAsia" w:hAnsiTheme="majorHAnsi" w:cstheme="majorBidi"/>
       <w:spacing w:val="-10"/>
@@ -1473,7 +3018,7 @@
     <w:link w:val="SubtitleChar"/>
     <w:uiPriority w:val="11"/>
     <w:qFormat/>
-    <w:rsid w:val="007C6337"/>
+    <w:rsid w:val="001F7F17"/>
     <w:pPr>
       <w:numPr>
         <w:ilvl w:val="1"/>
@@ -1492,7 +3037,7 @@
     <w:basedOn w:val="DefaultParagraphFont"/>
     <w:link w:val="Subtitle"/>
     <w:uiPriority w:val="11"/>
-    <w:rsid w:val="007C6337"/>
+    <w:rsid w:val="001F7F17"/>
     <w:rPr>
       <w:rFonts w:asciiTheme="minorHAnsi" w:eastAsiaTheme="majorEastAsia" w:hAnsiTheme="minorHAnsi" w:cstheme="majorBidi"/>
       <w:color w:val="595959" w:themeColor="text1" w:themeTint="A6"/>
@@ -1508,7 +3053,7 @@
     <w:link w:val="QuoteChar"/>
     <w:uiPriority w:val="29"/>
     <w:qFormat/>
-    <w:rsid w:val="007C6337"/>
+    <w:rsid w:val="001F7F17"/>
     <w:pPr>
       <w:spacing w:before="160"/>
       <w:jc w:val="center"/>
@@ -1524,7 +3069,7 @@
     <w:basedOn w:val="DefaultParagraphFont"/>
     <w:link w:val="Quote"/>
     <w:uiPriority w:val="29"/>
-    <w:rsid w:val="007C6337"/>
+    <w:rsid w:val="001F7F17"/>
     <w:rPr>
       <w:i/>
       <w:iCs/>
@@ -1536,7 +3081,7 @@
     <w:basedOn w:val="Normal"/>
     <w:uiPriority w:val="34"/>
     <w:qFormat/>
-    <w:rsid w:val="007C6337"/>
+    <w:rsid w:val="001F7F17"/>
     <w:pPr>
       <w:ind w:left="720"/>
       <w:contextualSpacing/>
@@ -1547,7 +3092,7 @@
     <w:basedOn w:val="DefaultParagraphFont"/>
     <w:uiPriority w:val="21"/>
     <w:qFormat/>
-    <w:rsid w:val="007C6337"/>
+    <w:rsid w:val="001F7F17"/>
     <w:rPr>
       <w:i/>
       <w:iCs/>
@@ -1561,7 +3106,7 @@
     <w:link w:val="IntenseQuoteChar"/>
     <w:uiPriority w:val="30"/>
     <w:qFormat/>
-    <w:rsid w:val="007C6337"/>
+    <w:rsid w:val="001F7F17"/>
     <w:pPr>
       <w:pBdr>
         <w:top w:val="single" w:sz="4" w:space="10" w:color="0F4761" w:themeColor="accent1" w:themeShade="BF"/>
@@ -1582,7 +3127,7 @@
     <w:basedOn w:val="DefaultParagraphFont"/>
     <w:link w:val="IntenseQuote"/>
     <w:uiPriority w:val="30"/>
-    <w:rsid w:val="007C6337"/>
+    <w:rsid w:val="001F7F17"/>
     <w:rPr>
       <w:i/>
       <w:iCs/>
@@ -1594,7 +3139,7 @@
     <w:basedOn w:val="DefaultParagraphFont"/>
     <w:uiPriority w:val="32"/>
     <w:qFormat/>
-    <w:rsid w:val="007C6337"/>
+    <w:rsid w:val="001F7F17"/>
     <w:rPr>
       <w:b/>
       <w:bCs/>
@@ -1609,7 +3154,7 @@
     <w:link w:val="HeaderChar"/>
     <w:uiPriority w:val="99"/>
     <w:unhideWhenUsed/>
-    <w:rsid w:val="007C6337"/>
+    <w:rsid w:val="001F7F17"/>
     <w:pPr>
       <w:tabs>
         <w:tab w:val="center" w:pos="4680"/>
@@ -1623,7 +3168,7 @@
     <w:basedOn w:val="DefaultParagraphFont"/>
     <w:link w:val="Header"/>
     <w:uiPriority w:val="99"/>
-    <w:rsid w:val="007C6337"/>
+    <w:rsid w:val="001F7F17"/>
   </w:style>
   <w:style w:type="paragraph" w:styleId="Footer">
     <w:name w:val="footer"/>
@@ -1631,7 +3176,7 @@
     <w:link w:val="FooterChar"/>
     <w:uiPriority w:val="99"/>
     <w:unhideWhenUsed/>
-    <w:rsid w:val="007C6337"/>
+    <w:rsid w:val="001F7F17"/>
     <w:pPr>
       <w:tabs>
         <w:tab w:val="center" w:pos="4680"/>
@@ -1645,7 +3190,7 @@
     <w:basedOn w:val="DefaultParagraphFont"/>
     <w:link w:val="Footer"/>
     <w:uiPriority w:val="99"/>
-    <w:rsid w:val="007C6337"/>
+    <w:rsid w:val="001F7F17"/>
   </w:style>
 </w:styles>
 </file>

--- a/output/uln_document.docx
+++ b/output/uln_document.docx
@@ -21,7 +21,6 @@
     </w:p>
     <w:p>
       <w:pPr>
-        <w:keepNext/>
         <w:spacing w:before="120" w:after="80"/>
         <w:rPr>
           <w:b/>
@@ -38,6 +37,11 @@
     </w:p>
     <w:p>
       <w:pPr>
+        <w:tabs>
+          <w:tab w:val="left" w:pos="2551"/>
+          <w:tab w:val="left" w:pos="4819"/>
+          <w:tab w:val="left" w:pos="7087"/>
+        </w:tabs>
         <w:spacing w:before="80" w:after="60"/>
         <w:ind w:left="283"/>
         <w:rPr>
@@ -74,7 +78,26 @@
         <w:rPr>
           <w:sz w:val="24"/>
         </w:rPr>
-        <w:t xml:space="preserve">xciting  B. </w:t>
+        <w:t>xciting</w:t>
+      </w:r>
+      <w:r>
+        <w:rPr>
+          <w:sz w:val="24"/>
+        </w:rPr>
+        <w:tab/>
+      </w:r>
+      <w:r>
+        <w:rPr>
+          <w:b/>
+          <w:sz w:val="24"/>
+        </w:rPr>
+        <w:t xml:space="preserve">B. </w:t>
+      </w:r>
+      <w:r>
+        <w:rPr>
+          <w:sz w:val="24"/>
+        </w:rPr>
+        <w:t xml:space="preserve"> </w:t>
       </w:r>
       <w:r>
         <w:rPr>
@@ -87,7 +110,26 @@
         <w:rPr>
           <w:sz w:val="24"/>
         </w:rPr>
-        <w:t xml:space="preserve">xcellent  C. </w:t>
+        <w:t>xcellent</w:t>
+      </w:r>
+      <w:r>
+        <w:rPr>
+          <w:sz w:val="24"/>
+        </w:rPr>
+        <w:tab/>
+      </w:r>
+      <w:r>
+        <w:rPr>
+          <w:b/>
+          <w:sz w:val="24"/>
+        </w:rPr>
+        <w:t xml:space="preserve">C. </w:t>
+      </w:r>
+      <w:r>
+        <w:rPr>
+          <w:sz w:val="24"/>
+        </w:rPr>
+        <w:t xml:space="preserve"> </w:t>
       </w:r>
       <w:r>
         <w:rPr>
@@ -100,7 +142,26 @@
         <w:rPr>
           <w:sz w:val="24"/>
         </w:rPr>
-        <w:t xml:space="preserve">xperience  D. </w:t>
+        <w:t>xperience</w:t>
+      </w:r>
+      <w:r>
+        <w:rPr>
+          <w:sz w:val="24"/>
+        </w:rPr>
+        <w:tab/>
+      </w:r>
+      <w:r>
+        <w:rPr>
+          <w:b/>
+          <w:sz w:val="24"/>
+        </w:rPr>
+        <w:t xml:space="preserve">D. </w:t>
+      </w:r>
+      <w:r>
+        <w:rPr>
+          <w:sz w:val="24"/>
+        </w:rPr>
+        <w:t xml:space="preserve"> </w:t>
       </w:r>
       <w:r>
         <w:rPr>
@@ -118,52 +179,125 @@
     </w:p>
     <w:p>
       <w:pPr>
+        <w:tabs>
+          <w:tab w:val="left" w:pos="2551"/>
+          <w:tab w:val="left" w:pos="4819"/>
+          <w:tab w:val="left" w:pos="7087"/>
+        </w:tabs>
         <w:spacing w:before="80" w:after="60"/>
         <w:ind w:left="283"/>
         <w:rPr>
           <w:sz w:val="24"/>
+        </w:rPr>
+      </w:pPr>
+      <w:r>
+        <w:rPr>
+          <w:sz w:val="24"/>
+        </w:rPr>
+        <w:t xml:space="preserve">2. </w:t>
+      </w:r>
+      <w:r>
+        <w:rPr>
+          <w:b/>
+          <w:sz w:val="24"/>
+        </w:rPr>
+        <w:t xml:space="preserve">A. </w:t>
+      </w:r>
+      <w:r>
+        <w:rPr>
+          <w:sz w:val="24"/>
+        </w:rPr>
+        <w:t xml:space="preserve"> hobb</w:t>
+      </w:r>
+      <w:r>
+        <w:rPr>
+          <w:sz w:val="24"/>
           <w:u w:val="single"/>
         </w:rPr>
-      </w:pPr>
-      <w:r>
-        <w:rPr>
-          <w:sz w:val="24"/>
-        </w:rPr>
-        <w:t xml:space="preserve">2. </w:t>
-      </w:r>
-      <w:r>
-        <w:rPr>
-          <w:b/>
-          <w:sz w:val="24"/>
-        </w:rPr>
-        <w:t xml:space="preserve">A. </w:t>
-      </w:r>
-      <w:r>
-        <w:rPr>
-          <w:sz w:val="24"/>
-        </w:rPr>
-        <w:t xml:space="preserve"> hobb</w:t>
+        <w:t>y</w:t>
+      </w:r>
+      <w:r>
+        <w:rPr>
+          <w:sz w:val="24"/>
+        </w:rPr>
+        <w:tab/>
+      </w:r>
+      <w:r>
+        <w:rPr>
+          <w:b/>
+          <w:sz w:val="24"/>
+        </w:rPr>
+        <w:t xml:space="preserve">B. </w:t>
+      </w:r>
+      <w:r>
+        <w:rPr>
+          <w:sz w:val="24"/>
+        </w:rPr>
+        <w:t xml:space="preserve"> c</w:t>
       </w:r>
       <w:r>
         <w:rPr>
           <w:sz w:val="24"/>
           <w:u w:val="single"/>
         </w:rPr>
-        <w:t xml:space="preserve">y  </w:t>
-      </w:r>
-      <w:r>
-        <w:rPr>
-          <w:b/>
+        <w:t>y</w:t>
+      </w:r>
+      <w:r>
+        <w:rPr>
+          <w:sz w:val="24"/>
+        </w:rPr>
+        <w:t>cle</w:t>
+      </w:r>
+      <w:r>
+        <w:rPr>
+          <w:sz w:val="24"/>
+        </w:rPr>
+        <w:tab/>
+      </w:r>
+      <w:r>
+        <w:rPr>
+          <w:b/>
+          <w:sz w:val="24"/>
+        </w:rPr>
+        <w:t xml:space="preserve">C. </w:t>
+      </w:r>
+      <w:r>
+        <w:rPr>
+          <w:sz w:val="24"/>
+        </w:rPr>
+        <w:t xml:space="preserve"> b</w:t>
+      </w:r>
+      <w:r>
+        <w:rPr>
           <w:sz w:val="24"/>
           <w:u w:val="single"/>
         </w:rPr>
-        <w:t xml:space="preserve">B. </w:t>
-      </w:r>
-      <w:r>
-        <w:rPr>
-          <w:sz w:val="24"/>
-        </w:rPr>
-        <w:t xml:space="preserve"> c</w:t>
+        <w:t>y</w:t>
+      </w:r>
+      <w:r>
+        <w:rPr>
+          <w:sz w:val="24"/>
+        </w:rPr>
+        <w:t>e</w:t>
+      </w:r>
+      <w:r>
+        <w:rPr>
+          <w:sz w:val="24"/>
+        </w:rPr>
+        <w:tab/>
+      </w:r>
+      <w:r>
+        <w:rPr>
+          <w:b/>
+          <w:sz w:val="24"/>
+        </w:rPr>
+        <w:t xml:space="preserve">D. </w:t>
+      </w:r>
+      <w:r>
+        <w:rPr>
+          <w:sz w:val="24"/>
+        </w:rPr>
+        <w:t xml:space="preserve"> wh</w:t>
       </w:r>
       <w:r>
         <w:rPr>
@@ -172,35 +306,14 @@
         </w:rPr>
         <w:t>y</w:t>
       </w:r>
-      <w:r>
-        <w:rPr>
-          <w:sz w:val="24"/>
-        </w:rPr>
-        <w:t>cle  C. b</w:t>
-      </w:r>
-      <w:r>
-        <w:rPr>
-          <w:sz w:val="24"/>
-          <w:u w:val="single"/>
-        </w:rPr>
-        <w:t>y</w:t>
-      </w:r>
-      <w:r>
-        <w:rPr>
-          <w:sz w:val="24"/>
-        </w:rPr>
-        <w:t>e  D. wh</w:t>
-      </w:r>
-      <w:r>
-        <w:rPr>
-          <w:sz w:val="24"/>
-          <w:u w:val="single"/>
-        </w:rPr>
-        <w:t>y</w:t>
-      </w:r>
-    </w:p>
-    <w:p>
-      <w:pPr>
+    </w:p>
+    <w:p>
+      <w:pPr>
+        <w:tabs>
+          <w:tab w:val="left" w:pos="2551"/>
+          <w:tab w:val="left" w:pos="4819"/>
+          <w:tab w:val="left" w:pos="7087"/>
+        </w:tabs>
         <w:spacing w:before="80" w:after="60"/>
         <w:ind w:left="283"/>
         <w:rPr>
@@ -210,23 +323,85 @@
       <w:r>
         <w:rPr>
           <w:sz w:val="24"/>
+        </w:rPr>
+        <w:t xml:space="preserve">3. </w:t>
+      </w:r>
+      <w:r>
+        <w:rPr>
+          <w:b/>
+          <w:sz w:val="24"/>
+        </w:rPr>
+        <w:t xml:space="preserve">A. </w:t>
+      </w:r>
+      <w:r>
+        <w:rPr>
+          <w:sz w:val="24"/>
+        </w:rPr>
+        <w:t xml:space="preserve"> p</w:t>
+      </w:r>
+      <w:r>
+        <w:rPr>
+          <w:sz w:val="24"/>
           <w:u w:val="single"/>
         </w:rPr>
-        <w:t xml:space="preserve">3. </w:t>
-      </w:r>
-      <w:r>
-        <w:rPr>
-          <w:b/>
+        <w:t>o</w:t>
+      </w:r>
+      <w:r>
+        <w:rPr>
+          <w:sz w:val="24"/>
+        </w:rPr>
+        <w:t>ttery</w:t>
+      </w:r>
+      <w:r>
+        <w:rPr>
+          <w:sz w:val="24"/>
+        </w:rPr>
+        <w:tab/>
+      </w:r>
+      <w:r>
+        <w:rPr>
+          <w:b/>
+          <w:sz w:val="24"/>
+        </w:rPr>
+        <w:t xml:space="preserve">B. </w:t>
+      </w:r>
+      <w:r>
+        <w:rPr>
+          <w:sz w:val="24"/>
+        </w:rPr>
+        <w:t xml:space="preserve"> c</w:t>
+      </w:r>
+      <w:r>
+        <w:rPr>
           <w:sz w:val="24"/>
           <w:u w:val="single"/>
         </w:rPr>
-        <w:t xml:space="preserve">A. </w:t>
-      </w:r>
-      <w:r>
-        <w:rPr>
-          <w:sz w:val="24"/>
-        </w:rPr>
-        <w:t xml:space="preserve"> p</w:t>
+        <w:t>o</w:t>
+      </w:r>
+      <w:r>
+        <w:rPr>
+          <w:sz w:val="24"/>
+        </w:rPr>
+        <w:t>llect</w:t>
+      </w:r>
+      <w:r>
+        <w:rPr>
+          <w:sz w:val="24"/>
+        </w:rPr>
+        <w:tab/>
+      </w:r>
+      <w:r>
+        <w:rPr>
+          <w:b/>
+          <w:sz w:val="24"/>
+        </w:rPr>
+        <w:t xml:space="preserve">C. </w:t>
+      </w:r>
+      <w:r>
+        <w:rPr>
+          <w:sz w:val="24"/>
+        </w:rPr>
+        <w:t xml:space="preserve"> mel</w:t>
       </w:r>
       <w:r>
         <w:rPr>
@@ -239,7 +414,26 @@
         <w:rPr>
           <w:sz w:val="24"/>
         </w:rPr>
-        <w:t>ttery  B. c</w:t>
+        <w:t>dy</w:t>
+      </w:r>
+      <w:r>
+        <w:rPr>
+          <w:sz w:val="24"/>
+        </w:rPr>
+        <w:tab/>
+      </w:r>
+      <w:r>
+        <w:rPr>
+          <w:b/>
+          <w:sz w:val="24"/>
+        </w:rPr>
+        <w:t xml:space="preserve">D. </w:t>
+      </w:r>
+      <w:r>
+        <w:rPr>
+          <w:sz w:val="24"/>
+        </w:rPr>
+        <w:t xml:space="preserve"> m</w:t>
       </w:r>
       <w:r>
         <w:rPr>
@@ -252,37 +446,16 @@
         <w:rPr>
           <w:sz w:val="24"/>
         </w:rPr>
-        <w:t>llect  C. mel</w:t>
-      </w:r>
-      <w:r>
-        <w:rPr>
-          <w:sz w:val="24"/>
-          <w:u w:val="single"/>
-        </w:rPr>
-        <w:t>o</w:t>
-      </w:r>
-      <w:r>
-        <w:rPr>
-          <w:sz w:val="24"/>
-        </w:rPr>
-        <w:t>dy  D. m</w:t>
-      </w:r>
-      <w:r>
-        <w:rPr>
-          <w:sz w:val="24"/>
-          <w:u w:val="single"/>
-        </w:rPr>
-        <w:t>o</w:t>
-      </w:r>
-      <w:r>
-        <w:rPr>
-          <w:sz w:val="24"/>
-        </w:rPr>
         <w:t>nopoly</w:t>
       </w:r>
     </w:p>
     <w:p>
       <w:pPr>
+        <w:tabs>
+          <w:tab w:val="left" w:pos="2551"/>
+          <w:tab w:val="left" w:pos="4819"/>
+          <w:tab w:val="left" w:pos="7087"/>
+        </w:tabs>
         <w:spacing w:before="80" w:after="60"/>
         <w:ind w:left="283"/>
         <w:rPr>
@@ -319,7 +492,26 @@
         <w:rPr>
           <w:sz w:val="24"/>
         </w:rPr>
-        <w:t>rd  B. b</w:t>
+        <w:t>rd</w:t>
+      </w:r>
+      <w:r>
+        <w:rPr>
+          <w:sz w:val="24"/>
+        </w:rPr>
+        <w:tab/>
+      </w:r>
+      <w:r>
+        <w:rPr>
+          <w:b/>
+          <w:sz w:val="24"/>
+        </w:rPr>
+        <w:t xml:space="preserve">B. </w:t>
+      </w:r>
+      <w:r>
+        <w:rPr>
+          <w:sz w:val="24"/>
+        </w:rPr>
+        <w:t xml:space="preserve"> b</w:t>
       </w:r>
       <w:r>
         <w:rPr>
@@ -332,7 +524,26 @@
         <w:rPr>
           <w:sz w:val="24"/>
         </w:rPr>
-        <w:t>rd  C. w</w:t>
+        <w:t>rd</w:t>
+      </w:r>
+      <w:r>
+        <w:rPr>
+          <w:sz w:val="24"/>
+        </w:rPr>
+        <w:tab/>
+      </w:r>
+      <w:r>
+        <w:rPr>
+          <w:b/>
+          <w:sz w:val="24"/>
+        </w:rPr>
+        <w:t xml:space="preserve">C. </w:t>
+      </w:r>
+      <w:r>
+        <w:rPr>
+          <w:sz w:val="24"/>
+        </w:rPr>
+        <w:t xml:space="preserve"> w</w:t>
       </w:r>
       <w:r>
         <w:rPr>
@@ -345,7 +556,26 @@
         <w:rPr>
           <w:sz w:val="24"/>
         </w:rPr>
-        <w:t>rld  D. pict</w:t>
+        <w:t>rld</w:t>
+      </w:r>
+      <w:r>
+        <w:rPr>
+          <w:sz w:val="24"/>
+        </w:rPr>
+        <w:tab/>
+      </w:r>
+      <w:r>
+        <w:rPr>
+          <w:b/>
+          <w:sz w:val="24"/>
+        </w:rPr>
+        <w:t xml:space="preserve">D. </w:t>
+      </w:r>
+      <w:r>
+        <w:rPr>
+          <w:sz w:val="24"/>
+        </w:rPr>
+        <w:t xml:space="preserve"> pict</w:t>
       </w:r>
       <w:r>
         <w:rPr>
@@ -363,6 +593,11 @@
     </w:p>
     <w:p>
       <w:pPr>
+        <w:tabs>
+          <w:tab w:val="left" w:pos="2551"/>
+          <w:tab w:val="left" w:pos="4819"/>
+          <w:tab w:val="left" w:pos="7087"/>
+        </w:tabs>
         <w:spacing w:before="80" w:after="60"/>
         <w:ind w:left="283"/>
         <w:rPr>
@@ -399,7 +634,26 @@
         <w:rPr>
           <w:sz w:val="24"/>
         </w:rPr>
-        <w:t xml:space="preserve">ing  B. </w:t>
+        <w:t>ing</w:t>
+      </w:r>
+      <w:r>
+        <w:rPr>
+          <w:sz w:val="24"/>
+        </w:rPr>
+        <w:tab/>
+      </w:r>
+      <w:r>
+        <w:rPr>
+          <w:b/>
+          <w:sz w:val="24"/>
+        </w:rPr>
+        <w:t xml:space="preserve">B. </w:t>
+      </w:r>
+      <w:r>
+        <w:rPr>
+          <w:sz w:val="24"/>
+        </w:rPr>
+        <w:t xml:space="preserve"> </w:t>
       </w:r>
       <w:r>
         <w:rPr>
@@ -412,7 +666,26 @@
         <w:rPr>
           <w:sz w:val="24"/>
         </w:rPr>
-        <w:t>ildren  C. s</w:t>
+        <w:t>ildren</w:t>
+      </w:r>
+      <w:r>
+        <w:rPr>
+          <w:sz w:val="24"/>
+        </w:rPr>
+        <w:tab/>
+      </w:r>
+      <w:r>
+        <w:rPr>
+          <w:b/>
+          <w:sz w:val="24"/>
+        </w:rPr>
+        <w:t xml:space="preserve">C. </w:t>
+      </w:r>
+      <w:r>
+        <w:rPr>
+          <w:sz w:val="24"/>
+        </w:rPr>
+        <w:t xml:space="preserve"> s</w:t>
       </w:r>
       <w:r>
         <w:rPr>
@@ -425,7 +698,26 @@
         <w:rPr>
           <w:sz w:val="24"/>
         </w:rPr>
-        <w:t xml:space="preserve">ool  D. </w:t>
+        <w:t>ool</w:t>
+      </w:r>
+      <w:r>
+        <w:rPr>
+          <w:sz w:val="24"/>
+        </w:rPr>
+        <w:tab/>
+      </w:r>
+      <w:r>
+        <w:rPr>
+          <w:b/>
+          <w:sz w:val="24"/>
+        </w:rPr>
+        <w:t xml:space="preserve">D. </w:t>
+      </w:r>
+      <w:r>
+        <w:rPr>
+          <w:sz w:val="24"/>
+        </w:rPr>
+        <w:t xml:space="preserve"> </w:t>
       </w:r>
       <w:r>
         <w:rPr>
@@ -443,7 +735,6 @@
     </w:p>
     <w:p>
       <w:pPr>
-        <w:keepNext/>
         <w:spacing w:before="120" w:after="80"/>
         <w:rPr>
           <w:b/>
@@ -460,16 +751,13 @@
     </w:p>
     <w:p>
       <w:pPr>
-        <w:keepNext/>
         <w:spacing w:before="120" w:after="80"/>
         <w:rPr>
-          <w:b/>
-          <w:sz w:val="24"/>
-        </w:rPr>
-      </w:pPr>
-      <w:r>
-        <w:rPr>
-          <w:b/>
+          <w:sz w:val="24"/>
+        </w:rPr>
+      </w:pPr>
+      <w:r>
+        <w:rPr>
           <w:sz w:val="24"/>
         </w:rPr>
         <w:t>1. My father can make beautiful pieces of art ______ empty eggshells.</w:t>
@@ -477,6 +765,11 @@
     </w:p>
     <w:p>
       <w:pPr>
+        <w:tabs>
+          <w:tab w:val="left" w:pos="2551"/>
+          <w:tab w:val="left" w:pos="4819"/>
+          <w:tab w:val="left" w:pos="7087"/>
+        </w:tabs>
         <w:spacing w:before="80" w:after="60"/>
         <w:ind w:left="283"/>
         <w:rPr>
@@ -494,21 +787,75 @@
         <w:rPr>
           <w:sz w:val="24"/>
         </w:rPr>
-        <w:t xml:space="preserve"> of  B. from  C. in  D. into</w:t>
-      </w:r>
-    </w:p>
-    <w:p>
-      <w:pPr>
-        <w:keepNext/>
+        <w:t xml:space="preserve"> of</w:t>
+      </w:r>
+      <w:r>
+        <w:rPr>
+          <w:sz w:val="24"/>
+        </w:rPr>
+        <w:tab/>
+      </w:r>
+      <w:r>
+        <w:rPr>
+          <w:b/>
+          <w:sz w:val="24"/>
+        </w:rPr>
+        <w:t xml:space="preserve">B. </w:t>
+      </w:r>
+      <w:r>
+        <w:rPr>
+          <w:sz w:val="24"/>
+        </w:rPr>
+        <w:t xml:space="preserve"> from</w:t>
+      </w:r>
+      <w:r>
+        <w:rPr>
+          <w:sz w:val="24"/>
+        </w:rPr>
+        <w:tab/>
+      </w:r>
+      <w:r>
+        <w:rPr>
+          <w:b/>
+          <w:sz w:val="24"/>
+        </w:rPr>
+        <w:t xml:space="preserve">C. </w:t>
+      </w:r>
+      <w:r>
+        <w:rPr>
+          <w:sz w:val="24"/>
+        </w:rPr>
+        <w:t xml:space="preserve"> in</w:t>
+      </w:r>
+      <w:r>
+        <w:rPr>
+          <w:sz w:val="24"/>
+        </w:rPr>
+        <w:tab/>
+      </w:r>
+      <w:r>
+        <w:rPr>
+          <w:b/>
+          <w:sz w:val="24"/>
+        </w:rPr>
+        <w:t xml:space="preserve">D. </w:t>
+      </w:r>
+      <w:r>
+        <w:rPr>
+          <w:sz w:val="24"/>
+        </w:rPr>
+        <w:t xml:space="preserve"> into</w:t>
+      </w:r>
+    </w:p>
+    <w:p>
+      <w:pPr>
         <w:spacing w:before="120" w:after="80"/>
         <w:rPr>
-          <w:b/>
-          <w:sz w:val="24"/>
-        </w:rPr>
-      </w:pPr>
-      <w:r>
-        <w:rPr>
-          <w:b/>
+          <w:sz w:val="24"/>
+        </w:rPr>
+      </w:pPr>
+      <w:r>
+        <w:rPr>
           <w:sz w:val="24"/>
         </w:rPr>
         <w:t>2. Why don't you take ______ a new hobby?</w:t>
@@ -516,6 +863,11 @@
     </w:p>
     <w:p>
       <w:pPr>
+        <w:tabs>
+          <w:tab w:val="left" w:pos="2551"/>
+          <w:tab w:val="left" w:pos="4819"/>
+          <w:tab w:val="left" w:pos="7087"/>
+        </w:tabs>
         <w:spacing w:before="80" w:after="60"/>
         <w:ind w:left="283"/>
         <w:rPr>
@@ -533,21 +885,75 @@
         <w:rPr>
           <w:sz w:val="24"/>
         </w:rPr>
-        <w:t xml:space="preserve"> up  B. in  C. over  D. after</w:t>
-      </w:r>
-    </w:p>
-    <w:p>
-      <w:pPr>
-        <w:keepNext/>
+        <w:t xml:space="preserve"> up</w:t>
+      </w:r>
+      <w:r>
+        <w:rPr>
+          <w:sz w:val="24"/>
+        </w:rPr>
+        <w:tab/>
+      </w:r>
+      <w:r>
+        <w:rPr>
+          <w:b/>
+          <w:sz w:val="24"/>
+        </w:rPr>
+        <w:t xml:space="preserve">B. </w:t>
+      </w:r>
+      <w:r>
+        <w:rPr>
+          <w:sz w:val="24"/>
+        </w:rPr>
+        <w:t xml:space="preserve"> in</w:t>
+      </w:r>
+      <w:r>
+        <w:rPr>
+          <w:sz w:val="24"/>
+        </w:rPr>
+        <w:tab/>
+      </w:r>
+      <w:r>
+        <w:rPr>
+          <w:b/>
+          <w:sz w:val="24"/>
+        </w:rPr>
+        <w:t xml:space="preserve">C. </w:t>
+      </w:r>
+      <w:r>
+        <w:rPr>
+          <w:sz w:val="24"/>
+        </w:rPr>
+        <w:t xml:space="preserve"> over</w:t>
+      </w:r>
+      <w:r>
+        <w:rPr>
+          <w:sz w:val="24"/>
+        </w:rPr>
+        <w:tab/>
+      </w:r>
+      <w:r>
+        <w:rPr>
+          <w:b/>
+          <w:sz w:val="24"/>
+        </w:rPr>
+        <w:t xml:space="preserve">D. </w:t>
+      </w:r>
+      <w:r>
+        <w:rPr>
+          <w:sz w:val="24"/>
+        </w:rPr>
+        <w:t xml:space="preserve"> after</w:t>
+      </w:r>
+    </w:p>
+    <w:p>
+      <w:pPr>
         <w:spacing w:before="120" w:after="80"/>
         <w:rPr>
-          <w:b/>
-          <w:sz w:val="24"/>
-        </w:rPr>
-      </w:pPr>
-      <w:r>
-        <w:rPr>
-          <w:b/>
+          <w:sz w:val="24"/>
+        </w:rPr>
+      </w:pPr>
+      <w:r>
+        <w:rPr>
           <w:sz w:val="24"/>
         </w:rPr>
         <w:t>3. Collecting cars is a(n) ______ hobby. It costs a lot of money.</w:t>
@@ -555,6 +961,11 @@
     </w:p>
     <w:p>
       <w:pPr>
+        <w:tabs>
+          <w:tab w:val="left" w:pos="2551"/>
+          <w:tab w:val="left" w:pos="4819"/>
+          <w:tab w:val="left" w:pos="7087"/>
+        </w:tabs>
         <w:spacing w:before="80" w:after="60"/>
         <w:ind w:left="283"/>
         <w:rPr>
@@ -572,21 +983,75 @@
         <w:rPr>
           <w:sz w:val="24"/>
         </w:rPr>
-        <w:t xml:space="preserve"> interesting  B. cheap  C. expensive  D. unusual</w:t>
-      </w:r>
-    </w:p>
-    <w:p>
-      <w:pPr>
-        <w:keepNext/>
+        <w:t xml:space="preserve"> interesting</w:t>
+      </w:r>
+      <w:r>
+        <w:rPr>
+          <w:sz w:val="24"/>
+        </w:rPr>
+        <w:tab/>
+      </w:r>
+      <w:r>
+        <w:rPr>
+          <w:b/>
+          <w:sz w:val="24"/>
+        </w:rPr>
+        <w:t xml:space="preserve">B. </w:t>
+      </w:r>
+      <w:r>
+        <w:rPr>
+          <w:sz w:val="24"/>
+        </w:rPr>
+        <w:t xml:space="preserve"> cheap</w:t>
+      </w:r>
+      <w:r>
+        <w:rPr>
+          <w:sz w:val="24"/>
+        </w:rPr>
+        <w:tab/>
+      </w:r>
+      <w:r>
+        <w:rPr>
+          <w:b/>
+          <w:sz w:val="24"/>
+        </w:rPr>
+        <w:t xml:space="preserve">C. </w:t>
+      </w:r>
+      <w:r>
+        <w:rPr>
+          <w:sz w:val="24"/>
+        </w:rPr>
+        <w:t xml:space="preserve"> expensive</w:t>
+      </w:r>
+      <w:r>
+        <w:rPr>
+          <w:sz w:val="24"/>
+        </w:rPr>
+        <w:tab/>
+      </w:r>
+      <w:r>
+        <w:rPr>
+          <w:b/>
+          <w:sz w:val="24"/>
+        </w:rPr>
+        <w:t xml:space="preserve">D. </w:t>
+      </w:r>
+      <w:r>
+        <w:rPr>
+          <w:sz w:val="24"/>
+        </w:rPr>
+        <w:t xml:space="preserve"> unusual</w:t>
+      </w:r>
+    </w:p>
+    <w:p>
+      <w:pPr>
         <w:spacing w:before="120" w:after="80"/>
         <w:rPr>
-          <w:b/>
-          <w:sz w:val="24"/>
-        </w:rPr>
-      </w:pPr>
-      <w:r>
-        <w:rPr>
-          <w:b/>
+          <w:sz w:val="24"/>
+        </w:rPr>
+      </w:pPr>
+      <w:r>
+        <w:rPr>
           <w:sz w:val="24"/>
         </w:rPr>
         <w:t>4. More people are ______ birds today than ever before.</w:t>
@@ -594,6 +1059,11 @@
     </w:p>
     <w:p>
       <w:pPr>
+        <w:tabs>
+          <w:tab w:val="left" w:pos="2551"/>
+          <w:tab w:val="left" w:pos="4819"/>
+          <w:tab w:val="left" w:pos="7087"/>
+        </w:tabs>
         <w:spacing w:before="80" w:after="60"/>
         <w:ind w:left="283"/>
         <w:rPr>
@@ -611,24 +1081,143 @@
         <w:rPr>
           <w:sz w:val="24"/>
         </w:rPr>
-        <w:t xml:space="preserve"> seeing  B. looking  C. hearing  D. watching</w:t>
-      </w:r>
-    </w:p>
-    <w:p>
-      <w:pPr>
-        <w:keepNext/>
+        <w:t xml:space="preserve"> seeing</w:t>
+      </w:r>
+      <w:r>
+        <w:rPr>
+          <w:sz w:val="24"/>
+        </w:rPr>
+        <w:tab/>
+      </w:r>
+      <w:r>
+        <w:rPr>
+          <w:b/>
+          <w:sz w:val="24"/>
+        </w:rPr>
+        <w:t xml:space="preserve">B. </w:t>
+      </w:r>
+      <w:r>
+        <w:rPr>
+          <w:sz w:val="24"/>
+        </w:rPr>
+        <w:t xml:space="preserve"> looking</w:t>
+      </w:r>
+      <w:r>
+        <w:rPr>
+          <w:sz w:val="24"/>
+        </w:rPr>
+        <w:tab/>
+      </w:r>
+      <w:r>
+        <w:rPr>
+          <w:b/>
+          <w:sz w:val="24"/>
+        </w:rPr>
+        <w:t xml:space="preserve">C. </w:t>
+      </w:r>
+      <w:r>
+        <w:rPr>
+          <w:sz w:val="24"/>
+        </w:rPr>
+        <w:t xml:space="preserve"> hearing</w:t>
+      </w:r>
+      <w:r>
+        <w:rPr>
+          <w:sz w:val="24"/>
+        </w:rPr>
+        <w:tab/>
+      </w:r>
+      <w:r>
+        <w:rPr>
+          <w:b/>
+          <w:sz w:val="24"/>
+        </w:rPr>
+        <w:t xml:space="preserve">D. </w:t>
+      </w:r>
+      <w:r>
+        <w:rPr>
+          <w:sz w:val="24"/>
+        </w:rPr>
+        <w:t xml:space="preserve"> watching</w:t>
+      </w:r>
+    </w:p>
+    <w:p>
+      <w:pPr>
         <w:spacing w:before="120" w:after="80"/>
         <w:rPr>
-          <w:b/>
-          <w:sz w:val="24"/>
-        </w:rPr>
-      </w:pPr>
-      <w:r>
-        <w:rPr>
-          <w:b/>
-          <w:sz w:val="24"/>
-        </w:rPr>
-        <w:t>IV. Complete the sentences with the correct form or tense of the verb play, go, do or collect.</w:t>
+          <w:sz w:val="24"/>
+        </w:rPr>
+      </w:pPr>
+      <w:r>
+        <w:rPr>
+          <w:sz w:val="24"/>
+        </w:rPr>
+        <w:t>*</w:t>
+      </w:r>
+      <w:r>
+        <w:rPr>
+          <w:i/>
+          <w:sz w:val="24"/>
+        </w:rPr>
+        <w:t xml:space="preserve">IV. Complete the sentences with the correct form or tense of the verb </w:t>
+      </w:r>
+      <w:r>
+        <w:rPr>
+          <w:sz w:val="24"/>
+        </w:rPr>
+        <w:t>play</w:t>
+      </w:r>
+      <w:r>
+        <w:rPr>
+          <w:i/>
+          <w:sz w:val="24"/>
+        </w:rPr>
+        <w:t xml:space="preserve">, </w:t>
+      </w:r>
+      <w:r>
+        <w:rPr>
+          <w:sz w:val="24"/>
+        </w:rPr>
+        <w:t>go</w:t>
+      </w:r>
+      <w:r>
+        <w:rPr>
+          <w:i/>
+          <w:sz w:val="24"/>
+        </w:rPr>
+        <w:t xml:space="preserve">, </w:t>
+      </w:r>
+      <w:r>
+        <w:rPr>
+          <w:sz w:val="24"/>
+        </w:rPr>
+        <w:t>do</w:t>
+      </w:r>
+      <w:r>
+        <w:rPr>
+          <w:i/>
+          <w:sz w:val="24"/>
+        </w:rPr>
+        <w:t xml:space="preserve"> or </w:t>
+      </w:r>
+      <w:r>
+        <w:rPr>
+          <w:sz w:val="24"/>
+        </w:rPr>
+        <w:t>collect</w:t>
+      </w:r>
+      <w:r>
+        <w:rPr>
+          <w:i/>
+          <w:sz w:val="24"/>
+        </w:rPr>
+        <w:t>.</w:t>
+      </w:r>
+      <w:r>
+        <w:rPr>
+          <w:sz w:val="24"/>
+        </w:rPr>
+        <w:t>*</w:t>
       </w:r>
     </w:p>
     <w:p>
@@ -647,16 +1236,13 @@
     </w:p>
     <w:p>
       <w:pPr>
-        <w:keepNext/>
         <w:spacing w:before="120" w:after="80"/>
         <w:rPr>
-          <w:b/>
-          <w:sz w:val="24"/>
-        </w:rPr>
-      </w:pPr>
-      <w:r>
-        <w:rPr>
-          <w:b/>
+          <w:sz w:val="24"/>
+        </w:rPr>
+      </w:pPr>
+      <w:r>
+        <w:rPr>
           <w:sz w:val="24"/>
         </w:rPr>
         <w:t>2. We ______ camping in Dam Sen Park yesterday.</w:t>
@@ -678,16 +1264,13 @@
     </w:p>
     <w:p>
       <w:pPr>
-        <w:keepNext/>
         <w:spacing w:before="120" w:after="80"/>
         <w:rPr>
-          <w:b/>
-          <w:sz w:val="24"/>
-        </w:rPr>
-      </w:pPr>
-      <w:r>
-        <w:rPr>
-          <w:b/>
+          <w:sz w:val="24"/>
+        </w:rPr>
+      </w:pPr>
+      <w:r>
+        <w:rPr>
           <w:sz w:val="24"/>
         </w:rPr>
         <w:t>4. Do you want ______ mountain biking with me this weekend?</w:t>
@@ -695,7 +1278,6 @@
     </w:p>
     <w:p>
       <w:pPr>
-        <w:keepNext/>
         <w:spacing w:before="120" w:after="80"/>
         <w:rPr>
           <w:b/>
@@ -712,103 +1294,106 @@
     </w:p>
     <w:p>
       <w:pPr>
-        <w:keepNext/>
         <w:tabs>
-          <w:tab w:val="left" w:pos="4677"/>
+          <w:tab w:val="right" w:pos="9354"/>
         </w:tabs>
         <w:spacing w:before="60" w:after="60"/>
-        <w:rPr>
-          <w:sz w:val="24"/>
-        </w:rPr>
-      </w:pPr>
-      <w:r>
-        <w:rPr>
-          <w:sz w:val="24"/>
-        </w:rPr>
-        <w:t>1. Nam is my classmates. He watches TV every night.  ______</w:t>
-      </w:r>
-      <w:r>
-        <w:rPr>
-          <w:sz w:val="24"/>
-        </w:rPr>
-        <w:tab/>
-      </w:r>
-    </w:p>
-    <w:p>
-      <w:pPr>
-        <w:keepNext/>
+        <w:ind w:left="5669" w:hanging="5669"/>
+        <w:rPr>
+          <w:sz w:val="24"/>
+        </w:rPr>
+      </w:pPr>
+      <w:r>
+        <w:rPr>
+          <w:sz w:val="24"/>
+        </w:rPr>
+        <w:t>1. Nam is my classmates. He watches TV every night.</w:t>
+      </w:r>
+      <w:r>
+        <w:rPr>
+          <w:sz w:val="24"/>
+        </w:rPr>
+        <w:tab/>
+        <w:t>___________</w:t>
+      </w:r>
+    </w:p>
+    <w:p>
+      <w:pPr>
         <w:tabs>
-          <w:tab w:val="left" w:pos="4677"/>
+          <w:tab w:val="right" w:pos="9354"/>
         </w:tabs>
         <w:spacing w:before="60" w:after="60"/>
-        <w:rPr>
-          <w:sz w:val="24"/>
-        </w:rPr>
-      </w:pPr>
-      <w:r>
-        <w:rPr>
-          <w:sz w:val="24"/>
-        </w:rPr>
-        <w:t>2. I think collecting stamps are interesting.  ______</w:t>
-      </w:r>
-      <w:r>
-        <w:rPr>
-          <w:sz w:val="24"/>
-        </w:rPr>
-        <w:tab/>
-      </w:r>
-    </w:p>
-    <w:p>
-      <w:pPr>
-        <w:keepNext/>
+        <w:ind w:left="5669" w:hanging="5669"/>
+        <w:rPr>
+          <w:sz w:val="24"/>
+        </w:rPr>
+      </w:pPr>
+      <w:r>
+        <w:rPr>
+          <w:sz w:val="24"/>
+        </w:rPr>
+        <w:t>2. I think collecting stamps are interesting.</w:t>
+      </w:r>
+      <w:r>
+        <w:rPr>
+          <w:sz w:val="24"/>
+        </w:rPr>
+        <w:tab/>
+        <w:t>___________</w:t>
+      </w:r>
+    </w:p>
+    <w:p>
+      <w:pPr>
         <w:tabs>
-          <w:tab w:val="left" w:pos="4677"/>
+          <w:tab w:val="right" w:pos="9354"/>
         </w:tabs>
         <w:spacing w:before="60" w:after="60"/>
-        <w:rPr>
-          <w:sz w:val="24"/>
-        </w:rPr>
-      </w:pPr>
-      <w:r>
-        <w:rPr>
-          <w:sz w:val="24"/>
-        </w:rPr>
-        <w:t>3. My dad cooks very good. He loves preparing meals for our family.  ______</w:t>
-      </w:r>
-      <w:r>
-        <w:rPr>
-          <w:sz w:val="24"/>
-        </w:rPr>
-        <w:tab/>
-      </w:r>
-    </w:p>
-    <w:p>
-      <w:pPr>
-        <w:keepNext/>
+        <w:ind w:left="5669" w:hanging="5669"/>
+        <w:rPr>
+          <w:sz w:val="24"/>
+        </w:rPr>
+      </w:pPr>
+      <w:r>
+        <w:rPr>
+          <w:sz w:val="24"/>
+        </w:rPr>
+        <w:t>3. My dad cooks very good. He loves preparing meals for our family.</w:t>
+      </w:r>
+      <w:r>
+        <w:rPr>
+          <w:sz w:val="24"/>
+        </w:rPr>
+        <w:tab/>
+        <w:t>___________</w:t>
+      </w:r>
+    </w:p>
+    <w:p>
+      <w:pPr>
         <w:tabs>
-          <w:tab w:val="left" w:pos="4677"/>
+          <w:tab w:val="right" w:pos="9354"/>
         </w:tabs>
         <w:spacing w:before="60" w:after="60"/>
-        <w:rPr>
-          <w:sz w:val="24"/>
-        </w:rPr>
-      </w:pPr>
-      <w:r>
-        <w:rPr>
-          <w:sz w:val="24"/>
-        </w:rPr>
-        <w:t>4. I enjoy to ride my bike to school.  ______</w:t>
-      </w:r>
-      <w:r>
-        <w:rPr>
-          <w:sz w:val="24"/>
-        </w:rPr>
-        <w:tab/>
-      </w:r>
-    </w:p>
-    <w:p>
-      <w:pPr>
-        <w:keepNext/>
+        <w:ind w:left="4456" w:hanging="4456"/>
+        <w:rPr>
+          <w:sz w:val="24"/>
+        </w:rPr>
+      </w:pPr>
+      <w:r>
+        <w:rPr>
+          <w:sz w:val="24"/>
+        </w:rPr>
+        <w:t>4. I enjoy to ride my bike to school.</w:t>
+      </w:r>
+      <w:r>
+        <w:rPr>
+          <w:sz w:val="24"/>
+        </w:rPr>
+        <w:tab/>
+        <w:t>___________</w:t>
+      </w:r>
+    </w:p>
+    <w:p>
+      <w:pPr>
         <w:spacing w:before="120" w:after="80"/>
         <w:rPr>
           <w:b/>
@@ -825,17 +1410,14 @@
     </w:p>
     <w:p>
       <w:pPr>
-        <w:keepNext/>
         <w:spacing w:before="120" w:after="120"/>
-        <w:ind w:left="567" w:right="567"/>
-        <w:rPr>
-          <w:i/>
-          <w:sz w:val="24"/>
-        </w:rPr>
-      </w:pPr>
-      <w:r>
-        <w:rPr>
-          <w:i/>
+        <w:ind w:left="283" w:right="283"/>
+        <w:rPr>
+          <w:sz w:val="24"/>
+        </w:rPr>
+      </w:pPr>
+      <w:r>
+        <w:rPr>
           <w:sz w:val="24"/>
         </w:rPr>
         <w:t>Many people (1)______ crafting with paper. The materials are readily available and don't cost much; and no super special talents are needed. Anyone (2)______ be a paper crafter.</w:t>
@@ -843,43 +1425,26 @@
     </w:p>
     <w:p>
       <w:pPr>
-        <w:keepNext/>
         <w:spacing w:before="120" w:after="120"/>
-        <w:ind w:left="567" w:right="567"/>
-        <w:rPr>
-          <w:i/>
-          <w:sz w:val="24"/>
-        </w:rPr>
-      </w:pPr>
-    </w:p>
-    <w:p>
-      <w:pPr>
-        <w:keepNext/>
-        <w:spacing w:before="120" w:after="120"/>
-        <w:ind w:left="567" w:right="567"/>
-        <w:rPr>
-          <w:i/>
-          <w:sz w:val="24"/>
-        </w:rPr>
-      </w:pPr>
-      <w:r>
-        <w:rPr>
-          <w:i/>
-          <w:sz w:val="24"/>
-        </w:rPr>
-        <w:t xml:space="preserve">There are many different paper craft techniques. Origami is one of ancient techniques developed in Japan where squares of paper are (3)______ and formed into various objects such as flowers, animals, and boxes. Card (4)______ is also a favourite paper craft technique. Birthday cards are the most popular greeting cards, </w:t>
-      </w:r>
-      <w:r>
-        <w:rPr>
-          <w:i/>
-          <w:sz w:val="24"/>
-        </w:rPr>
-        <w:lastRenderedPageBreak/>
-        <w:t>followed by Christmas cards. Receiving a (5)______ card is a special gift, because of the time and effort someone spent making it. It lets the recipient know just how much you care (6)______ them.</w:t>
-      </w:r>
-    </w:p>
-    <w:p>
-      <w:pPr>
+        <w:ind w:left="283" w:right="283"/>
+        <w:rPr>
+          <w:sz w:val="24"/>
+        </w:rPr>
+      </w:pPr>
+      <w:r>
+        <w:rPr>
+          <w:sz w:val="24"/>
+        </w:rPr>
+        <w:t>There are many different paper craft techniques. Origami is one of ancient techniques developed in Japan where squares of paper are (3)______ and formed into various objects such as flowers, animals, and boxes. Card (4)______ is also a favourite paper craft technique. Birthday cards are the most popular greeting cards, followed by Christmas cards. Receiving a (5)______ card is a special gift, because of the time and effort someone spent making it. It lets the recipient know just how much you care (6)______ them.</w:t>
+      </w:r>
+    </w:p>
+    <w:p>
+      <w:pPr>
+        <w:tabs>
+          <w:tab w:val="left" w:pos="2551"/>
+          <w:tab w:val="left" w:pos="4819"/>
+          <w:tab w:val="left" w:pos="7087"/>
+        </w:tabs>
         <w:spacing w:before="80" w:after="60"/>
         <w:ind w:left="283"/>
         <w:rPr>
@@ -890,6 +1455,7 @@
         <w:rPr>
           <w:sz w:val="24"/>
         </w:rPr>
+        <w:lastRenderedPageBreak/>
         <w:t xml:space="preserve">1. </w:t>
       </w:r>
       <w:r>
@@ -903,11 +1469,73 @@
         <w:rPr>
           <w:sz w:val="24"/>
         </w:rPr>
-        <w:t xml:space="preserve"> enjoy  B. decide  C. want  D. learn</w:t>
-      </w:r>
-    </w:p>
-    <w:p>
-      <w:pPr>
+        <w:t xml:space="preserve"> enjoy</w:t>
+      </w:r>
+      <w:r>
+        <w:rPr>
+          <w:sz w:val="24"/>
+        </w:rPr>
+        <w:tab/>
+      </w:r>
+      <w:r>
+        <w:rPr>
+          <w:b/>
+          <w:sz w:val="24"/>
+        </w:rPr>
+        <w:t xml:space="preserve">B. </w:t>
+      </w:r>
+      <w:r>
+        <w:rPr>
+          <w:sz w:val="24"/>
+        </w:rPr>
+        <w:t xml:space="preserve"> decide</w:t>
+      </w:r>
+      <w:r>
+        <w:rPr>
+          <w:sz w:val="24"/>
+        </w:rPr>
+        <w:tab/>
+      </w:r>
+      <w:r>
+        <w:rPr>
+          <w:b/>
+          <w:sz w:val="24"/>
+        </w:rPr>
+        <w:t xml:space="preserve">C. </w:t>
+      </w:r>
+      <w:r>
+        <w:rPr>
+          <w:sz w:val="24"/>
+        </w:rPr>
+        <w:t xml:space="preserve"> want</w:t>
+      </w:r>
+      <w:r>
+        <w:rPr>
+          <w:sz w:val="24"/>
+        </w:rPr>
+        <w:tab/>
+      </w:r>
+      <w:r>
+        <w:rPr>
+          <w:b/>
+          <w:sz w:val="24"/>
+        </w:rPr>
+        <w:t xml:space="preserve">D. </w:t>
+      </w:r>
+      <w:r>
+        <w:rPr>
+          <w:sz w:val="24"/>
+        </w:rPr>
+        <w:t xml:space="preserve"> learn</w:t>
+      </w:r>
+    </w:p>
+    <w:p>
+      <w:pPr>
+        <w:tabs>
+          <w:tab w:val="left" w:pos="2551"/>
+          <w:tab w:val="left" w:pos="4819"/>
+          <w:tab w:val="left" w:pos="7087"/>
+        </w:tabs>
         <w:spacing w:before="80" w:after="60"/>
         <w:ind w:left="283"/>
         <w:rPr>
@@ -931,11 +1559,73 @@
         <w:rPr>
           <w:sz w:val="24"/>
         </w:rPr>
-        <w:t xml:space="preserve"> must  B. should  C. can  D. will</w:t>
-      </w:r>
-    </w:p>
-    <w:p>
-      <w:pPr>
+        <w:t xml:space="preserve"> must</w:t>
+      </w:r>
+      <w:r>
+        <w:rPr>
+          <w:sz w:val="24"/>
+        </w:rPr>
+        <w:tab/>
+      </w:r>
+      <w:r>
+        <w:rPr>
+          <w:b/>
+          <w:sz w:val="24"/>
+        </w:rPr>
+        <w:t xml:space="preserve">B. </w:t>
+      </w:r>
+      <w:r>
+        <w:rPr>
+          <w:sz w:val="24"/>
+        </w:rPr>
+        <w:t xml:space="preserve"> should</w:t>
+      </w:r>
+      <w:r>
+        <w:rPr>
+          <w:sz w:val="24"/>
+        </w:rPr>
+        <w:tab/>
+      </w:r>
+      <w:r>
+        <w:rPr>
+          <w:b/>
+          <w:sz w:val="24"/>
+        </w:rPr>
+        <w:t xml:space="preserve">C. </w:t>
+      </w:r>
+      <w:r>
+        <w:rPr>
+          <w:sz w:val="24"/>
+        </w:rPr>
+        <w:t xml:space="preserve"> can</w:t>
+      </w:r>
+      <w:r>
+        <w:rPr>
+          <w:sz w:val="24"/>
+        </w:rPr>
+        <w:tab/>
+      </w:r>
+      <w:r>
+        <w:rPr>
+          <w:b/>
+          <w:sz w:val="24"/>
+        </w:rPr>
+        <w:t xml:space="preserve">D. </w:t>
+      </w:r>
+      <w:r>
+        <w:rPr>
+          <w:sz w:val="24"/>
+        </w:rPr>
+        <w:t xml:space="preserve"> will</w:t>
+      </w:r>
+    </w:p>
+    <w:p>
+      <w:pPr>
+        <w:tabs>
+          <w:tab w:val="left" w:pos="2551"/>
+          <w:tab w:val="left" w:pos="4819"/>
+          <w:tab w:val="left" w:pos="7087"/>
+        </w:tabs>
         <w:spacing w:before="80" w:after="60"/>
         <w:ind w:left="283"/>
         <w:rPr>
@@ -959,12 +1649,68 @@
         <w:rPr>
           <w:sz w:val="24"/>
         </w:rPr>
-        <w:t xml:space="preserve"> wrapped  B. folded  C. torn  D. taken</w:t>
-      </w:r>
-    </w:p>
-    <w:p>
-      <w:pPr>
-        <w:keepNext/>
+        <w:t xml:space="preserve"> wrapped</w:t>
+      </w:r>
+      <w:r>
+        <w:rPr>
+          <w:sz w:val="24"/>
+        </w:rPr>
+        <w:tab/>
+      </w:r>
+      <w:r>
+        <w:rPr>
+          <w:b/>
+          <w:sz w:val="24"/>
+        </w:rPr>
+        <w:t xml:space="preserve">B. </w:t>
+      </w:r>
+      <w:r>
+        <w:rPr>
+          <w:sz w:val="24"/>
+        </w:rPr>
+        <w:t xml:space="preserve"> folded</w:t>
+      </w:r>
+      <w:r>
+        <w:rPr>
+          <w:sz w:val="24"/>
+        </w:rPr>
+        <w:tab/>
+      </w:r>
+      <w:r>
+        <w:rPr>
+          <w:b/>
+          <w:sz w:val="24"/>
+        </w:rPr>
+        <w:t xml:space="preserve">C. </w:t>
+      </w:r>
+      <w:r>
+        <w:rPr>
+          <w:sz w:val="24"/>
+        </w:rPr>
+        <w:t xml:space="preserve"> torn</w:t>
+      </w:r>
+      <w:r>
+        <w:rPr>
+          <w:sz w:val="24"/>
+        </w:rPr>
+        <w:tab/>
+      </w:r>
+      <w:r>
+        <w:rPr>
+          <w:b/>
+          <w:sz w:val="24"/>
+        </w:rPr>
+        <w:t xml:space="preserve">D. </w:t>
+      </w:r>
+      <w:r>
+        <w:rPr>
+          <w:sz w:val="24"/>
+        </w:rPr>
+        <w:t xml:space="preserve"> taken</w:t>
+      </w:r>
+    </w:p>
+    <w:p>
+      <w:pPr>
         <w:spacing w:before="120" w:after="80"/>
         <w:rPr>
           <w:b/>
@@ -981,16 +1727,13 @@
     </w:p>
     <w:p>
       <w:pPr>
-        <w:keepNext/>
         <w:spacing w:before="120" w:after="80"/>
         <w:rPr>
-          <w:b/>
-          <w:sz w:val="24"/>
-        </w:rPr>
-      </w:pPr>
-      <w:r>
-        <w:rPr>
-          <w:b/>
+          <w:sz w:val="24"/>
+        </w:rPr>
+      </w:pPr>
+      <w:r>
+        <w:rPr>
           <w:sz w:val="24"/>
         </w:rPr>
         <w:t>1. I/ enjoy/ play/ sports/ because/ it/ good/ health</w:t>
@@ -998,21 +1741,6 @@
     </w:p>
     <w:p>
       <w:pPr>
-        <w:spacing w:before="80" w:after="60"/>
-        <w:ind w:left="283"/>
-        <w:rPr>
-          <w:sz w:val="24"/>
-        </w:rPr>
-      </w:pPr>
-      <w:r>
-        <w:rPr>
-          <w:sz w:val="24"/>
-        </w:rPr>
-        <w:t>__________________________________________________________________________________</w:t>
-      </w:r>
-    </w:p>
-    <w:p>
-      <w:pPr>
         <w:spacing w:before="120" w:after="80"/>
         <w:rPr>
           <w:sz w:val="24"/>
@@ -1022,36 +1750,46 @@
         <w:rPr>
           <w:sz w:val="24"/>
         </w:rPr>
+        <w:t>______</w:t>
+      </w:r>
+    </w:p>
+    <w:p>
+      <w:pPr>
+        <w:spacing w:before="120" w:after="80"/>
+        <w:rPr>
+          <w:sz w:val="24"/>
+        </w:rPr>
+      </w:pPr>
+      <w:r>
+        <w:rPr>
+          <w:sz w:val="24"/>
+        </w:rPr>
         <w:t>2. your children/ go/ camp/ every summer holiday?</w:t>
       </w:r>
     </w:p>
     <w:p>
       <w:pPr>
-        <w:spacing w:before="80" w:after="60"/>
-        <w:ind w:left="283"/>
-        <w:rPr>
-          <w:sz w:val="24"/>
-        </w:rPr>
-      </w:pPr>
-      <w:r>
-        <w:rPr>
-          <w:sz w:val="24"/>
-        </w:rPr>
-        <w:t>__________________________________________________________________________________</w:t>
-      </w:r>
-    </w:p>
-    <w:p>
-      <w:pPr>
-        <w:keepNext/>
         <w:spacing w:before="120" w:after="80"/>
         <w:rPr>
-          <w:b/>
-          <w:sz w:val="24"/>
-        </w:rPr>
-      </w:pPr>
-      <w:r>
-        <w:rPr>
-          <w:b/>
+          <w:sz w:val="24"/>
+        </w:rPr>
+      </w:pPr>
+      <w:r>
+        <w:rPr>
+          <w:sz w:val="24"/>
+        </w:rPr>
+        <w:t>______</w:t>
+      </w:r>
+    </w:p>
+    <w:p>
+      <w:pPr>
+        <w:spacing w:before="120" w:after="80"/>
+        <w:rPr>
+          <w:sz w:val="24"/>
+        </w:rPr>
+      </w:pPr>
+      <w:r>
+        <w:rPr>
           <w:sz w:val="24"/>
         </w:rPr>
         <w:t>3. I/ think/ photography/ can/ expensive hobby</w:t>
@@ -1059,17 +1797,16 @@
     </w:p>
     <w:p>
       <w:pPr>
-        <w:spacing w:before="80" w:after="60"/>
-        <w:ind w:left="283"/>
-        <w:rPr>
-          <w:sz w:val="24"/>
-        </w:rPr>
-      </w:pPr>
-      <w:r>
-        <w:rPr>
-          <w:sz w:val="24"/>
-        </w:rPr>
-        <w:t>__________________________________________________________________________________</w:t>
+        <w:spacing w:before="120" w:after="80"/>
+        <w:rPr>
+          <w:sz w:val="24"/>
+        </w:rPr>
+      </w:pPr>
+      <w:r>
+        <w:rPr>
+          <w:sz w:val="24"/>
+        </w:rPr>
+        <w:t>______</w:t>
       </w:r>
     </w:p>
     <w:p>
@@ -1077,26 +1814,20 @@
         <w:keepNext/>
         <w:spacing w:before="360" w:after="240"/>
         <w:rPr>
-          <w:sz w:val="24"/>
-        </w:rPr>
-      </w:pPr>
-      <w:r>
-        <w:rPr>
-          <w:b/>
-          <w:sz w:val="24"/>
-        </w:rPr>
-        <w:t xml:space="preserve">A. </w:t>
-      </w:r>
-      <w:r>
-        <w:rPr>
-          <w:sz w:val="24"/>
-        </w:rPr>
-        <w:t xml:space="preserve"> PHONETICS</w:t>
-      </w:r>
-    </w:p>
-    <w:p>
-      <w:pPr>
-        <w:keepNext/>
+          <w:b/>
+          <w:sz w:val="24"/>
+        </w:rPr>
+      </w:pPr>
+      <w:r>
+        <w:rPr>
+          <w:b/>
+          <w:sz w:val="24"/>
+        </w:rPr>
+        <w:t>A.  PHONETICS</w:t>
+      </w:r>
+    </w:p>
+    <w:p>
+      <w:pPr>
         <w:spacing w:before="120" w:after="80"/>
         <w:rPr>
           <w:b/>
@@ -1113,69 +1844,200 @@
     </w:p>
     <w:p>
       <w:pPr>
-        <w:spacing w:before="80" w:after="60"/>
-        <w:ind w:left="283"/>
-        <w:rPr>
-          <w:sz w:val="24"/>
-        </w:rPr>
-      </w:pPr>
-      <w:r>
-        <w:rPr>
-          <w:sz w:val="24"/>
-        </w:rPr>
-        <w:t>fun    fine    coffee    over    graph</w:t>
-      </w:r>
-    </w:p>
-    <w:p>
-      <w:pPr>
-        <w:spacing w:before="80" w:after="60"/>
-        <w:ind w:left="283"/>
-        <w:rPr>
-          <w:sz w:val="24"/>
-        </w:rPr>
-      </w:pPr>
-      <w:r>
-        <w:rPr>
-          <w:sz w:val="24"/>
-        </w:rPr>
-        <w:t>phone    brave    verb    stuff    clever</w:t>
-      </w:r>
-    </w:p>
-    <w:p>
-      <w:pPr>
-        <w:spacing w:before="80" w:after="60"/>
-        <w:ind w:left="283"/>
-        <w:rPr>
-          <w:sz w:val="24"/>
-        </w:rPr>
-      </w:pPr>
-      <w:r>
-        <w:rPr>
-          <w:sz w:val="24"/>
-        </w:rPr>
-        <w:t>enough    laughing    leaf    leave    vitamin</w:t>
-      </w:r>
-    </w:p>
-    <w:p>
-      <w:pPr>
-        <w:spacing w:before="80" w:after="60"/>
-        <w:ind w:left="283"/>
-        <w:rPr>
-          <w:sz w:val="24"/>
-        </w:rPr>
-      </w:pPr>
-      <w:r>
-        <w:rPr>
-          <w:sz w:val="24"/>
-        </w:rPr>
-        <w:t>view    few    valley    save    valve</w:t>
-      </w:r>
-    </w:p>
-    <w:p>
-      <w:pPr>
-        <w:keepNext/>
+        <w:tabs>
+          <w:tab w:val="left" w:pos="1871"/>
+          <w:tab w:val="left" w:pos="3742"/>
+          <w:tab w:val="left" w:pos="5613"/>
+          <w:tab w:val="left" w:pos="7483"/>
+        </w:tabs>
         <w:spacing w:before="120" w:after="80"/>
         <w:rPr>
+          <w:sz w:val="24"/>
+        </w:rPr>
+      </w:pPr>
+      <w:r>
+        <w:rPr>
+          <w:sz w:val="24"/>
+        </w:rPr>
+        <w:t>fun</w:t>
+      </w:r>
+      <w:r>
+        <w:rPr>
+          <w:sz w:val="24"/>
+        </w:rPr>
+        <w:tab/>
+        <w:t>fine</w:t>
+      </w:r>
+      <w:r>
+        <w:rPr>
+          <w:sz w:val="24"/>
+        </w:rPr>
+        <w:tab/>
+        <w:t>coffee</w:t>
+      </w:r>
+      <w:r>
+        <w:rPr>
+          <w:sz w:val="24"/>
+        </w:rPr>
+        <w:tab/>
+        <w:t>over</w:t>
+      </w:r>
+      <w:r>
+        <w:rPr>
+          <w:sz w:val="24"/>
+        </w:rPr>
+        <w:tab/>
+        <w:t>graph</w:t>
+      </w:r>
+    </w:p>
+    <w:p>
+      <w:pPr>
+        <w:tabs>
+          <w:tab w:val="left" w:pos="1871"/>
+          <w:tab w:val="left" w:pos="3742"/>
+          <w:tab w:val="left" w:pos="5613"/>
+          <w:tab w:val="left" w:pos="7483"/>
+        </w:tabs>
+        <w:spacing w:before="120" w:after="80"/>
+        <w:rPr>
+          <w:sz w:val="24"/>
+        </w:rPr>
+      </w:pPr>
+      <w:r>
+        <w:rPr>
+          <w:sz w:val="24"/>
+        </w:rPr>
+        <w:t>phone</w:t>
+      </w:r>
+      <w:r>
+        <w:rPr>
+          <w:sz w:val="24"/>
+        </w:rPr>
+        <w:tab/>
+        <w:t>brave</w:t>
+      </w:r>
+      <w:r>
+        <w:rPr>
+          <w:sz w:val="24"/>
+        </w:rPr>
+        <w:tab/>
+        <w:t>verb</w:t>
+      </w:r>
+      <w:r>
+        <w:rPr>
+          <w:sz w:val="24"/>
+        </w:rPr>
+        <w:tab/>
+        <w:t>stuff</w:t>
+      </w:r>
+      <w:r>
+        <w:rPr>
+          <w:sz w:val="24"/>
+        </w:rPr>
+        <w:tab/>
+        <w:t>clever</w:t>
+      </w:r>
+    </w:p>
+    <w:p>
+      <w:pPr>
+        <w:tabs>
+          <w:tab w:val="left" w:pos="1871"/>
+          <w:tab w:val="left" w:pos="3742"/>
+          <w:tab w:val="left" w:pos="5613"/>
+          <w:tab w:val="left" w:pos="7483"/>
+        </w:tabs>
+        <w:spacing w:before="120" w:after="80"/>
+        <w:rPr>
+          <w:sz w:val="24"/>
+        </w:rPr>
+      </w:pPr>
+      <w:r>
+        <w:rPr>
+          <w:sz w:val="24"/>
+        </w:rPr>
+        <w:t>enough</w:t>
+      </w:r>
+      <w:r>
+        <w:rPr>
+          <w:sz w:val="24"/>
+        </w:rPr>
+        <w:tab/>
+        <w:t>laughing</w:t>
+      </w:r>
+      <w:r>
+        <w:rPr>
+          <w:sz w:val="24"/>
+        </w:rPr>
+        <w:tab/>
+        <w:t>leaf</w:t>
+      </w:r>
+      <w:r>
+        <w:rPr>
+          <w:sz w:val="24"/>
+        </w:rPr>
+        <w:tab/>
+        <w:t>leave</w:t>
+      </w:r>
+      <w:r>
+        <w:rPr>
+          <w:sz w:val="24"/>
+        </w:rPr>
+        <w:tab/>
+        <w:t>vitamin</w:t>
+      </w:r>
+    </w:p>
+    <w:p>
+      <w:pPr>
+        <w:tabs>
+          <w:tab w:val="left" w:pos="1871"/>
+          <w:tab w:val="left" w:pos="3742"/>
+          <w:tab w:val="left" w:pos="5613"/>
+          <w:tab w:val="left" w:pos="7483"/>
+        </w:tabs>
+        <w:spacing w:before="120" w:after="80"/>
+        <w:rPr>
+          <w:sz w:val="24"/>
+        </w:rPr>
+      </w:pPr>
+      <w:r>
+        <w:rPr>
+          <w:sz w:val="24"/>
+        </w:rPr>
+        <w:t>view</w:t>
+      </w:r>
+      <w:r>
+        <w:rPr>
+          <w:sz w:val="24"/>
+        </w:rPr>
+        <w:tab/>
+        <w:t>few</w:t>
+      </w:r>
+      <w:r>
+        <w:rPr>
+          <w:sz w:val="24"/>
+        </w:rPr>
+        <w:tab/>
+        <w:t>valley</w:t>
+      </w:r>
+      <w:r>
+        <w:rPr>
+          <w:sz w:val="24"/>
+        </w:rPr>
+        <w:tab/>
+        <w:t>save</w:t>
+      </w:r>
+      <w:r>
+        <w:rPr>
+          <w:sz w:val="24"/>
+        </w:rPr>
+        <w:tab/>
+        <w:t>valve</w:t>
+      </w:r>
+    </w:p>
+    <w:p>
+      <w:pPr>
+        <w:spacing w:before="120" w:after="80"/>
+        <w:rPr>
           <w:b/>
           <w:sz w:val="24"/>
         </w:rPr>
@@ -1190,16 +2052,13 @@
     </w:p>
     <w:p>
       <w:pPr>
-        <w:keepNext/>
         <w:spacing w:before="120" w:after="80"/>
         <w:rPr>
-          <w:b/>
-          <w:sz w:val="24"/>
-        </w:rPr>
-      </w:pPr>
-      <w:r>
-        <w:rPr>
-          <w:b/>
+          <w:sz w:val="24"/>
+        </w:rPr>
+      </w:pPr>
+      <w:r>
+        <w:rPr>
           <w:sz w:val="24"/>
         </w:rPr>
         <w:t>1. I feel so bad. Maybe I should take a rest for some minutes.</w:t>
@@ -1207,16 +2066,13 @@
     </w:p>
     <w:p>
       <w:pPr>
-        <w:keepNext/>
         <w:spacing w:before="120" w:after="80"/>
         <w:rPr>
-          <w:b/>
-          <w:sz w:val="24"/>
-        </w:rPr>
-      </w:pPr>
-      <w:r>
-        <w:rPr>
-          <w:b/>
+          <w:sz w:val="24"/>
+        </w:rPr>
+      </w:pPr>
+      <w:r>
+        <w:rPr>
           <w:sz w:val="24"/>
         </w:rPr>
         <w:t>2. His wife is laughing at the picture of the knight on the floor.</w:t>
@@ -1224,16 +2080,13 @@
     </w:p>
     <w:p>
       <w:pPr>
-        <w:keepNext/>
         <w:spacing w:before="120" w:after="80"/>
         <w:rPr>
-          <w:b/>
-          <w:sz w:val="24"/>
-        </w:rPr>
-      </w:pPr>
-      <w:r>
-        <w:rPr>
-          <w:b/>
+          <w:sz w:val="24"/>
+        </w:rPr>
+      </w:pPr>
+      <w:r>
+        <w:rPr>
           <w:sz w:val="24"/>
         </w:rPr>
         <w:t>3. Live our life and hold our fate.</w:t>
@@ -1241,33 +2094,40 @@
     </w:p>
     <w:p>
       <w:pPr>
-        <w:keepNext/>
         <w:spacing w:before="120" w:after="80"/>
         <w:rPr>
-          <w:b/>
-          <w:sz w:val="24"/>
-        </w:rPr>
-      </w:pPr>
-      <w:r>
-        <w:rPr>
-          <w:b/>
-          <w:sz w:val="24"/>
-        </w:rPr>
-        <w:t>4. Which is the best movie in Fast and Furious series?</w:t>
-      </w:r>
-    </w:p>
-    <w:p>
-      <w:pPr>
-        <w:keepNext/>
+          <w:sz w:val="24"/>
+        </w:rPr>
+      </w:pPr>
+      <w:r>
+        <w:rPr>
+          <w:sz w:val="24"/>
+        </w:rPr>
+        <w:t xml:space="preserve">4. Which is the best movie in </w:t>
+      </w:r>
+      <w:r>
+        <w:rPr>
+          <w:i/>
+          <w:sz w:val="24"/>
+        </w:rPr>
+        <w:t>Fast and Furious</w:t>
+      </w:r>
+      <w:r>
+        <w:rPr>
+          <w:sz w:val="24"/>
+        </w:rPr>
+        <w:t xml:space="preserve"> series?</w:t>
+      </w:r>
+    </w:p>
+    <w:p>
+      <w:pPr>
         <w:spacing w:before="120" w:after="80"/>
         <w:rPr>
-          <w:b/>
-          <w:sz w:val="24"/>
-        </w:rPr>
-      </w:pPr>
-      <w:r>
-        <w:rPr>
-          <w:b/>
+          <w:sz w:val="24"/>
+        </w:rPr>
+      </w:pPr>
+      <w:r>
+        <w:rPr>
           <w:sz w:val="24"/>
         </w:rPr>
         <w:t>5. The invitation cards are beautiful and creative.</w:t>
@@ -1275,16 +2135,13 @@
     </w:p>
     <w:p>
       <w:pPr>
-        <w:keepNext/>
         <w:spacing w:before="120" w:after="80"/>
         <w:rPr>
-          <w:b/>
-          <w:sz w:val="24"/>
-        </w:rPr>
-      </w:pPr>
-      <w:r>
-        <w:rPr>
-          <w:b/>
+          <w:sz w:val="24"/>
+        </w:rPr>
+      </w:pPr>
+      <w:r>
+        <w:rPr>
           <w:sz w:val="24"/>
         </w:rPr>
         <w:t>6. What animals have the rough skin? - Elephants, frogs, etc.</w:t>
@@ -1292,55 +2149,106 @@
     </w:p>
     <w:p>
       <w:pPr>
-        <w:keepNext/>
         <w:tabs>
-          <w:tab w:val="left" w:pos="4677"/>
+          <w:tab w:val="left" w:pos="1984"/>
         </w:tabs>
         <w:spacing w:before="60" w:after="60"/>
-        <w:rPr>
-          <w:sz w:val="24"/>
-        </w:rPr>
-      </w:pPr>
-      <w:r>
-        <w:rPr>
-          <w:sz w:val="24"/>
-        </w:rPr>
-        <w:t>/f/ | /v/</w:t>
-      </w:r>
-      <w:r>
-        <w:rPr>
-          <w:sz w:val="24"/>
-        </w:rPr>
-        <w:tab/>
-      </w:r>
-    </w:p>
-    <w:p>
-      <w:pPr>
-        <w:keepNext/>
+        <w:ind w:left="1984" w:hanging="1984"/>
+        <w:rPr>
+          <w:sz w:val="24"/>
+        </w:rPr>
+      </w:pPr>
+      <w:r>
+        <w:rPr>
+          <w:sz w:val="24"/>
+        </w:rPr>
+        <w:t>/f/</w:t>
+      </w:r>
+      <w:r>
+        <w:rPr>
+          <w:sz w:val="24"/>
+        </w:rPr>
+        <w:tab/>
+        <w:t>/v/</w:t>
+      </w:r>
+    </w:p>
+    <w:p>
+      <w:pPr>
         <w:tabs>
-          <w:tab w:val="left" w:pos="4677"/>
+          <w:tab w:val="right" w:pos="9354"/>
         </w:tabs>
         <w:spacing w:before="60" w:after="60"/>
-        <w:rPr>
-          <w:sz w:val="24"/>
-        </w:rPr>
-      </w:pPr>
-      <w:r>
-        <w:rPr>
-          <w:sz w:val="24"/>
-        </w:rPr>
-        <w:t>_____ | _____</w:t>
-      </w:r>
-      <w:r>
-        <w:rPr>
-          <w:sz w:val="24"/>
-        </w:rPr>
-        <w:tab/>
-      </w:r>
-    </w:p>
-    <w:p>
-      <w:pPr>
-        <w:keepNext/>
+        <w:ind w:left="1984" w:hanging="1984"/>
+        <w:rPr>
+          <w:sz w:val="24"/>
+        </w:rPr>
+      </w:pPr>
+      <w:r>
+        <w:rPr>
+          <w:sz w:val="24"/>
+        </w:rPr>
+        <w:t>______</w:t>
+      </w:r>
+      <w:r>
+        <w:rPr>
+          <w:sz w:val="24"/>
+        </w:rPr>
+        <w:tab/>
+        <w:t>___________</w:t>
+      </w:r>
+    </w:p>
+    <w:p>
+      <w:pPr>
+        <w:tabs>
+          <w:tab w:val="right" w:pos="9354"/>
+        </w:tabs>
+        <w:spacing w:before="60" w:after="60"/>
+        <w:ind w:left="1984" w:hanging="1984"/>
+        <w:rPr>
+          <w:sz w:val="24"/>
+        </w:rPr>
+      </w:pPr>
+      <w:r>
+        <w:rPr>
+          <w:sz w:val="24"/>
+        </w:rPr>
+        <w:t>______</w:t>
+      </w:r>
+      <w:r>
+        <w:rPr>
+          <w:sz w:val="24"/>
+        </w:rPr>
+        <w:tab/>
+        <w:t>___________</w:t>
+      </w:r>
+    </w:p>
+    <w:p>
+      <w:pPr>
+        <w:tabs>
+          <w:tab w:val="right" w:pos="9354"/>
+        </w:tabs>
+        <w:spacing w:before="60" w:after="60"/>
+        <w:ind w:left="1984" w:hanging="1984"/>
+        <w:rPr>
+          <w:sz w:val="24"/>
+        </w:rPr>
+      </w:pPr>
+      <w:r>
+        <w:rPr>
+          <w:sz w:val="24"/>
+        </w:rPr>
+        <w:t>______</w:t>
+      </w:r>
+      <w:r>
+        <w:rPr>
+          <w:sz w:val="24"/>
+        </w:rPr>
+        <w:tab/>
+        <w:t>___________</w:t>
+      </w:r>
+    </w:p>
+    <w:p>
+      <w:pPr>
         <w:spacing w:before="120" w:after="80"/>
         <w:rPr>
           <w:b/>
@@ -1357,15 +2265,13 @@
     </w:p>
     <w:p>
       <w:pPr>
-        <w:keepNext/>
         <w:tabs>
-          <w:tab w:val="left" w:pos="2637"/>
-          <w:tab w:val="left" w:pos="4077"/>
-          <w:tab w:val="left" w:pos="5517"/>
-          <w:tab w:val="left" w:pos="6957"/>
+          <w:tab w:val="left" w:pos="2817"/>
+          <w:tab w:val="left" w:pos="5337"/>
+          <w:tab w:val="left" w:pos="7857"/>
         </w:tabs>
         <w:spacing w:before="80" w:after="0" w:line="240" w:lineRule="auto"/>
-        <w:ind w:left="1197"/>
+        <w:ind w:left="297"/>
         <w:rPr>
           <w:b/>
           <w:sz w:val="24"/>
@@ -1380,18 +2286,18 @@
         <mc:AlternateContent>
           <mc:Choice Requires="wps">
             <w:drawing>
-              <wp:anchor distT="0" distB="0" distL="114300" distR="114300" simplePos="0" relativeHeight="251659264" behindDoc="0" locked="0" layoutInCell="1" allowOverlap="1">
+              <wp:anchor distT="0" distB="0" distL="114300" distR="114300" simplePos="0" relativeHeight="251659264" behindDoc="0" locked="0" layoutInCell="1" allowOverlap="1" wp14:anchorId="20BD9F55" wp14:editId="776DF09D">
                 <wp:simplePos x="0" y="0"/>
                 <wp:positionH relativeFrom="margin">
-                  <wp:posOffset>683895</wp:posOffset>
+                  <wp:posOffset>112395</wp:posOffset>
                 </wp:positionH>
                 <wp:positionV relativeFrom="paragraph">
                   <wp:posOffset>-76200</wp:posOffset>
                 </wp:positionV>
-                <wp:extent cx="4572000" cy="965200"/>
-                <wp:effectExtent l="0" t="0" r="19050" b="25400"/>
+                <wp:extent cx="5715000" cy="558800"/>
+                <wp:effectExtent l="0" t="0" r="19050" b="12700"/>
                 <wp:wrapNone/>
-                <wp:docPr id="2070517684" name="Rectangle: Rounded Corners 1"/>
+                <wp:docPr id="1935565881" name="Rectangle: Rounded Corners 1"/>
                 <wp:cNvGraphicFramePr/>
                 <a:graphic xmlns:a="http://schemas.openxmlformats.org/drawingml/2006/main">
                   <a:graphicData uri="http://schemas.microsoft.com/office/word/2010/wordprocessingShape">
@@ -1400,7 +2306,7 @@
                       <wps:spPr>
                         <a:xfrm>
                           <a:off x="0" y="0"/>
-                          <a:ext cx="4572000" cy="965200"/>
+                          <a:ext cx="5715000" cy="558800"/>
                         </a:xfrm>
                         <a:prstGeom prst="roundRect">
                           <a:avLst/>
@@ -1454,7 +2360,7 @@
           </mc:Choice>
           <mc:Fallback>
             <w:pict>
-              <v:roundrect w14:anchorId="7352CDD4" id="Rectangle: Rounded Corners 1" o:spid="_x0000_s1026" style="position:absolute;margin-left:53.85pt;margin-top:-6pt;width:5in;height:76pt;z-index:251659264;visibility:visible;mso-wrap-style:square;mso-wrap-distance-left:9pt;mso-wrap-distance-top:0;mso-wrap-distance-right:9pt;mso-wrap-distance-bottom:0;mso-position-horizontal:absolute;mso-position-horizontal-relative:margin;mso-position-vertical:absolute;mso-position-vertical-relative:text;v-text-anchor:middle" arcsize="10923f" o:gfxdata="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" filled="f" fillcolor="#156082 [3204]" strokeweight="1pt">
+              <v:roundrect w14:anchorId="7D46BFD9" id="Rectangle: Rounded Corners 1" o:spid="_x0000_s1026" style="position:absolute;margin-left:8.85pt;margin-top:-6pt;width:450pt;height:44pt;z-index:251659264;visibility:visible;mso-wrap-style:square;mso-wrap-distance-left:9pt;mso-wrap-distance-top:0;mso-wrap-distance-right:9pt;mso-wrap-distance-bottom:0;mso-position-horizontal:absolute;mso-position-horizontal-relative:margin;mso-position-vertical:absolute;mso-position-vertical-relative:text;v-text-anchor:middle" arcsize="10923f" o:gfxdata="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" filled="f" fillcolor="#156082 [3204]" strokeweight="1pt">
                 <v:stroke joinstyle="miter"/>
                 <w10:wrap anchorx="margin"/>
               </v:roundrect>
@@ -1480,222 +2386,68 @@
           <w:b/>
           <w:sz w:val="24"/>
         </w:rPr>
-        <w:t>|</w:t>
-      </w:r>
-      <w:r>
-        <w:rPr>
-          <w:sz w:val="24"/>
-        </w:rPr>
-        <w:tab/>
-      </w:r>
-      <w:r>
-        <w:rPr>
-          <w:b/>
-          <w:sz w:val="24"/>
-        </w:rPr>
-        <w:t>horse</w:t>
-      </w:r>
-      <w:r>
-        <w:rPr>
-          <w:sz w:val="24"/>
-        </w:rPr>
-        <w:tab/>
-      </w:r>
-      <w:r>
-        <w:rPr>
-          <w:b/>
-          <w:sz w:val="24"/>
-        </w:rPr>
-        <w:t>riding</w:t>
-      </w:r>
-      <w:r>
-        <w:rPr>
-          <w:sz w:val="24"/>
-        </w:rPr>
-        <w:tab/>
-      </w:r>
-      <w:r>
-        <w:rPr>
-          <w:b/>
-          <w:sz w:val="24"/>
-        </w:rPr>
-        <w:t>|</w:t>
-      </w:r>
-    </w:p>
-    <w:p>
-      <w:pPr>
-        <w:keepNext/>
+        <w:t>horse riding</w:t>
+      </w:r>
+      <w:r>
+        <w:rPr>
+          <w:sz w:val="24"/>
+        </w:rPr>
+        <w:tab/>
+      </w:r>
+      <w:r>
+        <w:rPr>
+          <w:b/>
+          <w:sz w:val="24"/>
+        </w:rPr>
+        <w:t>collecting coins</w:t>
+      </w:r>
+      <w:r>
+        <w:rPr>
+          <w:sz w:val="24"/>
+        </w:rPr>
+        <w:tab/>
+      </w:r>
+      <w:r>
+        <w:rPr>
+          <w:b/>
+          <w:sz w:val="24"/>
+        </w:rPr>
+        <w:t>jogging</w:t>
+      </w:r>
+    </w:p>
+    <w:p>
+      <w:pPr>
         <w:tabs>
-          <w:tab w:val="left" w:pos="2637"/>
-          <w:tab w:val="left" w:pos="4077"/>
-          <w:tab w:val="left" w:pos="5517"/>
-          <w:tab w:val="left" w:pos="6957"/>
-        </w:tabs>
-        <w:spacing w:before="80" w:after="0" w:line="240" w:lineRule="auto"/>
-        <w:ind w:left="1197"/>
-        <w:rPr>
-          <w:b/>
-          <w:sz w:val="24"/>
-        </w:rPr>
-      </w:pPr>
-      <w:r>
-        <w:rPr>
-          <w:b/>
-          <w:sz w:val="24"/>
-        </w:rPr>
-        <w:t>collecting</w:t>
-      </w:r>
-      <w:r>
-        <w:rPr>
-          <w:sz w:val="24"/>
-        </w:rPr>
-        <w:tab/>
-      </w:r>
-      <w:r>
-        <w:rPr>
-          <w:b/>
-          <w:sz w:val="24"/>
-        </w:rPr>
-        <w:t>coins</w:t>
-      </w:r>
-      <w:r>
-        <w:rPr>
-          <w:sz w:val="24"/>
-        </w:rPr>
-        <w:tab/>
-      </w:r>
-      <w:r>
-        <w:rPr>
-          <w:b/>
-          <w:sz w:val="24"/>
-        </w:rPr>
-        <w:t>|</w:t>
-      </w:r>
-      <w:r>
-        <w:rPr>
-          <w:sz w:val="24"/>
-        </w:rPr>
-        <w:tab/>
-      </w:r>
-      <w:r>
-        <w:rPr>
-          <w:b/>
-          <w:sz w:val="24"/>
-        </w:rPr>
-        <w:t>jogging</w:t>
-      </w:r>
-      <w:r>
-        <w:rPr>
-          <w:sz w:val="24"/>
-        </w:rPr>
-        <w:tab/>
-      </w:r>
-      <w:r>
-        <w:rPr>
-          <w:b/>
-          <w:sz w:val="24"/>
-        </w:rPr>
-        <w:t>|</w:t>
-      </w:r>
-    </w:p>
-    <w:p>
-      <w:pPr>
-        <w:keepNext/>
-        <w:tabs>
-          <w:tab w:val="left" w:pos="2637"/>
-          <w:tab w:val="left" w:pos="4077"/>
-          <w:tab w:val="left" w:pos="5517"/>
-          <w:tab w:val="left" w:pos="6957"/>
-        </w:tabs>
-        <w:spacing w:before="80" w:after="0" w:line="240" w:lineRule="auto"/>
-        <w:ind w:left="1197"/>
-        <w:rPr>
-          <w:b/>
-          <w:sz w:val="24"/>
-        </w:rPr>
-      </w:pPr>
-      <w:r>
-        <w:rPr>
-          <w:b/>
-          <w:sz w:val="24"/>
-        </w:rPr>
-        <w:t>making</w:t>
-      </w:r>
-      <w:r>
-        <w:rPr>
-          <w:sz w:val="24"/>
-        </w:rPr>
-        <w:tab/>
-      </w:r>
-      <w:r>
-        <w:rPr>
-          <w:b/>
-          <w:sz w:val="24"/>
-        </w:rPr>
-        <w:t>models</w:t>
-      </w:r>
-      <w:r>
-        <w:rPr>
-          <w:sz w:val="24"/>
-        </w:rPr>
-        <w:tab/>
-      </w:r>
-      <w:r>
-        <w:rPr>
-          <w:b/>
-          <w:sz w:val="24"/>
-        </w:rPr>
-        <w:t>|</w:t>
-      </w:r>
-      <w:r>
-        <w:rPr>
-          <w:sz w:val="24"/>
-        </w:rPr>
-        <w:tab/>
-      </w:r>
-      <w:r>
-        <w:rPr>
-          <w:b/>
-          <w:sz w:val="24"/>
-        </w:rPr>
-        <w:t>building</w:t>
-      </w:r>
-      <w:r>
-        <w:rPr>
-          <w:sz w:val="24"/>
-        </w:rPr>
-        <w:tab/>
-      </w:r>
-      <w:r>
-        <w:rPr>
-          <w:b/>
-          <w:sz w:val="24"/>
-        </w:rPr>
-        <w:t>dollhouses</w:t>
-      </w:r>
-    </w:p>
-    <w:p>
-      <w:pPr>
-        <w:keepNext/>
-        <w:tabs>
-          <w:tab w:val="left" w:pos="2637"/>
-          <w:tab w:val="left" w:pos="4077"/>
-          <w:tab w:val="left" w:pos="5517"/>
-          <w:tab w:val="left" w:pos="6957"/>
+          <w:tab w:val="left" w:pos="2817"/>
+          <w:tab w:val="left" w:pos="5337"/>
+          <w:tab w:val="left" w:pos="7857"/>
         </w:tabs>
         <w:spacing w:before="80" w:after="0" w:line="480" w:lineRule="auto"/>
-        <w:ind w:left="1197"/>
-        <w:rPr>
-          <w:b/>
-          <w:sz w:val="24"/>
-        </w:rPr>
-      </w:pPr>
-      <w:r>
-        <w:rPr>
-          <w:b/>
-          <w:sz w:val="24"/>
-        </w:rPr>
-        <w:t>|</w:t>
+        <w:ind w:left="297"/>
+        <w:rPr>
+          <w:b/>
+          <w:sz w:val="24"/>
+        </w:rPr>
+      </w:pPr>
+      <w:r>
+        <w:rPr>
+          <w:b/>
+          <w:sz w:val="24"/>
+        </w:rPr>
+        <w:t>making models</w:t>
+      </w:r>
+      <w:r>
+        <w:rPr>
+          <w:sz w:val="24"/>
+        </w:rPr>
+        <w:tab/>
+      </w:r>
+      <w:r>
+        <w:rPr>
+          <w:b/>
+          <w:sz w:val="24"/>
+        </w:rPr>
+        <w:t>building dollhouses</w:t>
       </w:r>
       <w:r>
         <w:rPr>
@@ -1721,312 +2473,323 @@
           <w:b/>
           <w:sz w:val="24"/>
         </w:rPr>
-        <w:t>|</w:t>
-      </w:r>
-      <w:r>
-        <w:rPr>
-          <w:sz w:val="24"/>
-        </w:rPr>
-        <w:tab/>
-      </w:r>
-      <w:r>
-        <w:rPr>
-          <w:b/>
-          <w:sz w:val="24"/>
-        </w:rPr>
-        <w:t>doing</w:t>
-      </w:r>
-      <w:r>
-        <w:rPr>
-          <w:sz w:val="24"/>
-        </w:rPr>
-        <w:tab/>
-      </w:r>
-      <w:r>
-        <w:rPr>
-          <w:b/>
-          <w:sz w:val="24"/>
-        </w:rPr>
-        <w:t>yoga</w:t>
-      </w:r>
-    </w:p>
-    <w:p>
-      <w:pPr>
-        <w:spacing w:before="80" w:after="60" w:line="240" w:lineRule="auto"/>
-        <w:ind w:left="283"/>
-        <w:rPr>
-          <w:sz w:val="24"/>
-        </w:rPr>
-      </w:pPr>
-      <w:r>
-        <w:rPr>
-          <w:sz w:val="24"/>
-        </w:rPr>
-        <w:t>1. [PIC: "A child making models" | pos:inline | size:small] _____</w:t>
-      </w:r>
-    </w:p>
-    <w:p>
-      <w:pPr>
-        <w:spacing w:before="80" w:after="60" w:line="240" w:lineRule="auto"/>
-        <w:ind w:left="283"/>
-        <w:rPr>
-          <w:sz w:val="24"/>
-        </w:rPr>
-      </w:pPr>
-      <w:r>
-        <w:rPr>
-          <w:sz w:val="24"/>
-        </w:rPr>
-        <w:t>2. [PIC: "A child with a dollhouse" | pos:inline | size:small] _____</w:t>
-      </w:r>
-    </w:p>
-    <w:p>
-      <w:pPr>
-        <w:spacing w:before="80" w:after="60" w:line="240" w:lineRule="auto"/>
-        <w:ind w:left="283"/>
-        <w:rPr>
-          <w:sz w:val="24"/>
-        </w:rPr>
-      </w:pPr>
-      <w:r>
-        <w:rPr>
-          <w:sz w:val="24"/>
-        </w:rPr>
-        <w:t>3. [PIC: "Hands gardening a plant" | pos:inline | size:small] _____</w:t>
-      </w:r>
-    </w:p>
-    <w:p>
-      <w:pPr>
-        <w:spacing w:before="80" w:after="60" w:line="240" w:lineRule="auto"/>
-        <w:ind w:left="283"/>
-        <w:rPr>
-          <w:sz w:val="24"/>
-        </w:rPr>
-      </w:pPr>
-      <w:r>
-        <w:rPr>
-          <w:sz w:val="24"/>
-        </w:rPr>
-        <w:t>4. [PIC: "A person cooking" | pos:inline | size:small] _____</w:t>
-      </w:r>
-    </w:p>
-    <w:p>
-      <w:pPr>
-        <w:spacing w:before="80" w:after="60" w:line="240" w:lineRule="auto"/>
-        <w:ind w:left="283"/>
-        <w:rPr>
-          <w:sz w:val="24"/>
-        </w:rPr>
-      </w:pPr>
-      <w:r>
-        <w:rPr>
-          <w:sz w:val="24"/>
-        </w:rPr>
-        <w:t>5. [PIC: "A person doing yoga outdoors" | pos:inline | size:small] _____</w:t>
-      </w:r>
-    </w:p>
-    <w:p>
-      <w:pPr>
-        <w:spacing w:before="80" w:after="60" w:line="240" w:lineRule="auto"/>
-        <w:ind w:left="283"/>
-        <w:rPr>
-          <w:sz w:val="24"/>
-        </w:rPr>
-      </w:pPr>
-      <w:r>
-        <w:rPr>
-          <w:sz w:val="24"/>
-        </w:rPr>
-        <w:t>6. [PIC: "Two people jogging" | pos:inline | size:small] _____</w:t>
-      </w:r>
-    </w:p>
-    <w:p>
-      <w:pPr>
-        <w:spacing w:before="80" w:after="60" w:line="240" w:lineRule="auto"/>
-        <w:ind w:left="283"/>
-        <w:rPr>
-          <w:sz w:val="24"/>
-        </w:rPr>
-      </w:pPr>
-      <w:r>
-        <w:rPr>
-          <w:sz w:val="24"/>
-        </w:rPr>
-        <w:t>7. [PIC: "A close-up of collecting coins" | pos:inline | size:small] _____</w:t>
-      </w:r>
-    </w:p>
-    <w:p>
-      <w:pPr>
-        <w:spacing w:before="80" w:after="60" w:line="240" w:lineRule="auto"/>
-        <w:ind w:left="283"/>
-        <w:rPr>
-          <w:sz w:val="24"/>
-        </w:rPr>
-      </w:pPr>
-      <w:r>
-        <w:rPr>
-          <w:sz w:val="24"/>
-        </w:rPr>
-        <w:t>8. [PIC: "A person horse riding" | pos:inline | size:small] _____</w:t>
-      </w:r>
-    </w:p>
-    <w:p>
-      <w:pPr>
-        <w:spacing w:before="120" w:after="80" w:line="240" w:lineRule="auto"/>
-        <w:rPr>
-          <w:sz w:val="24"/>
-        </w:rPr>
-      </w:pPr>
-      <w:r>
-        <w:rPr>
-          <w:b/>
-          <w:sz w:val="24"/>
-        </w:rPr>
-        <w:t xml:space="preserve">A. </w:t>
-      </w:r>
-      <w:r>
-        <w:rPr>
-          <w:sz w:val="24"/>
-        </w:rPr>
-        <w:t xml:space="preserve"> Match each word with its meaning.</w:t>
+        <w:t>doing yoga</w:t>
       </w:r>
     </w:p>
     <w:p>
       <w:pPr>
         <w:tabs>
-          <w:tab w:val="left" w:pos="4677"/>
+          <w:tab w:val="left" w:pos="3946"/>
         </w:tabs>
         <w:spacing w:before="60" w:after="60" w:line="240" w:lineRule="auto"/>
-        <w:rPr>
-          <w:sz w:val="24"/>
-        </w:rPr>
-      </w:pPr>
-      <w:r>
-        <w:rPr>
-          <w:sz w:val="24"/>
-        </w:rPr>
-        <w:t>1. rest  A. an activity that you enjoy doing</w:t>
-      </w:r>
-      <w:r>
-        <w:rPr>
-          <w:sz w:val="24"/>
-        </w:rPr>
-        <w:tab/>
+        <w:ind w:left="3946" w:hanging="3946"/>
+        <w:rPr>
+          <w:b/>
+          <w:i/>
+          <w:sz w:val="20"/>
+        </w:rPr>
+      </w:pPr>
+      <w:r>
+        <w:rPr>
+          <w:sz w:val="24"/>
+        </w:rPr>
+        <w:t>1. [PIC: "A child making models"</w:t>
+      </w:r>
+      <w:r>
+        <w:rPr>
+          <w:sz w:val="24"/>
+        </w:rPr>
+        <w:tab/>
+      </w:r>
+      <w:r>
+        <w:rPr>
+          <w:rFonts w:ascii="Segoe UI Emoji" w:hAnsi="Segoe UI Emoji" w:cs="Segoe UI Emoji"/>
+          <w:b/>
+          <w:i/>
+          <w:color w:val="808080"/>
+          <w:sz w:val="20"/>
+        </w:rPr>
+        <w:t>🖼️</w:t>
+      </w:r>
+      <w:r>
+        <w:rPr>
+          <w:b/>
+          <w:i/>
+          <w:color w:val="808080"/>
+          <w:sz w:val="20"/>
+        </w:rPr>
+        <w:t xml:space="preserve"> [ DIAGRAM / IMAGE: A child with dollhouse ]</w:t>
       </w:r>
     </w:p>
     <w:p>
       <w:pPr>
         <w:tabs>
-          <w:tab w:val="left" w:pos="4677"/>
+          <w:tab w:val="left" w:pos="2823"/>
         </w:tabs>
         <w:spacing w:before="60" w:after="60" w:line="240" w:lineRule="auto"/>
-        <w:rPr>
-          <w:sz w:val="24"/>
-        </w:rPr>
-      </w:pPr>
-      <w:r>
-        <w:rPr>
-          <w:sz w:val="24"/>
-        </w:rPr>
-        <w:t>2. recreation  B. a strong feeling of excitement and interest in something</w:t>
-      </w:r>
-      <w:r>
-        <w:rPr>
-          <w:sz w:val="24"/>
-        </w:rPr>
-        <w:tab/>
+        <w:ind w:left="2823" w:hanging="2823"/>
+        <w:rPr>
+          <w:b/>
+          <w:i/>
+          <w:sz w:val="20"/>
+        </w:rPr>
+      </w:pPr>
+      <w:r>
+        <w:rPr>
+          <w:sz w:val="24"/>
+        </w:rPr>
+        <w:t>5. [PIC: "Doing yoga"</w:t>
+      </w:r>
+      <w:r>
+        <w:rPr>
+          <w:sz w:val="24"/>
+        </w:rPr>
+        <w:tab/>
+      </w:r>
+      <w:r>
+        <w:rPr>
+          <w:rFonts w:ascii="Segoe UI Emoji" w:hAnsi="Segoe UI Emoji" w:cs="Segoe UI Emoji"/>
+          <w:b/>
+          <w:i/>
+          <w:color w:val="808080"/>
+          <w:sz w:val="20"/>
+        </w:rPr>
+        <w:t>🖼️</w:t>
+      </w:r>
+      <w:r>
+        <w:rPr>
+          <w:b/>
+          <w:i/>
+          <w:color w:val="808080"/>
+          <w:sz w:val="20"/>
+        </w:rPr>
+        <w:t xml:space="preserve"> [ DIAGRAM / IMAGE: Jogging ]</w:t>
+      </w:r>
+    </w:p>
+    <w:p>
+      <w:pPr>
+        <w:spacing w:before="120" w:after="80" w:line="240" w:lineRule="auto"/>
+        <w:rPr>
+          <w:b/>
+          <w:sz w:val="24"/>
+        </w:rPr>
+      </w:pPr>
+      <w:r>
+        <w:rPr>
+          <w:b/>
+          <w:sz w:val="24"/>
+        </w:rPr>
+        <w:t>A.  Match each word with its meaning.</w:t>
       </w:r>
     </w:p>
     <w:p>
       <w:pPr>
         <w:tabs>
-          <w:tab w:val="left" w:pos="4677"/>
+          <w:tab w:val="left" w:pos="2007"/>
         </w:tabs>
         <w:spacing w:before="60" w:after="60" w:line="240" w:lineRule="auto"/>
-        <w:rPr>
-          <w:sz w:val="24"/>
-        </w:rPr>
-      </w:pPr>
-      <w:r>
-        <w:rPr>
-          <w:sz w:val="24"/>
-        </w:rPr>
-        <w:t>3. interest  C. a feeling of happiness, enjoyment, or satisfaction</w:t>
-      </w:r>
-      <w:r>
-        <w:rPr>
-          <w:sz w:val="24"/>
-        </w:rPr>
-        <w:tab/>
+        <w:ind w:left="2007" w:hanging="2007"/>
+        <w:rPr>
+          <w:sz w:val="24"/>
+        </w:rPr>
+      </w:pPr>
+      <w:r>
+        <w:rPr>
+          <w:sz w:val="24"/>
+        </w:rPr>
+        <w:t>1. rest</w:t>
+      </w:r>
+      <w:r>
+        <w:rPr>
+          <w:sz w:val="24"/>
+        </w:rPr>
+        <w:tab/>
+      </w:r>
+      <w:r>
+        <w:rPr>
+          <w:b/>
+          <w:sz w:val="24"/>
+        </w:rPr>
+        <w:t xml:space="preserve">A. </w:t>
+      </w:r>
+      <w:r>
+        <w:rPr>
+          <w:sz w:val="24"/>
+        </w:rPr>
+        <w:t xml:space="preserve"> an activity that you enjoy doing</w:t>
       </w:r>
     </w:p>
     <w:p>
       <w:pPr>
         <w:tabs>
-          <w:tab w:val="left" w:pos="4677"/>
+          <w:tab w:val="left" w:pos="2007"/>
         </w:tabs>
         <w:spacing w:before="60" w:after="60" w:line="240" w:lineRule="auto"/>
-        <w:rPr>
-          <w:sz w:val="24"/>
-        </w:rPr>
-      </w:pPr>
-      <w:r>
-        <w:rPr>
-          <w:sz w:val="24"/>
-        </w:rPr>
-        <w:t>4. enthusiasm  D. a period of relaxing, sleeping or doing nothing</w:t>
-      </w:r>
-      <w:r>
-        <w:rPr>
-          <w:sz w:val="24"/>
-        </w:rPr>
-        <w:tab/>
+        <w:ind w:left="2007" w:hanging="2007"/>
+        <w:rPr>
+          <w:sz w:val="24"/>
+        </w:rPr>
+      </w:pPr>
+      <w:r>
+        <w:rPr>
+          <w:sz w:val="24"/>
+        </w:rPr>
+        <w:t>2. recreation</w:t>
+      </w:r>
+      <w:r>
+        <w:rPr>
+          <w:sz w:val="24"/>
+        </w:rPr>
+        <w:tab/>
+      </w:r>
+      <w:r>
+        <w:rPr>
+          <w:b/>
+          <w:sz w:val="24"/>
+        </w:rPr>
+        <w:t xml:space="preserve">B. </w:t>
+      </w:r>
+      <w:r>
+        <w:rPr>
+          <w:sz w:val="24"/>
+        </w:rPr>
+        <w:t xml:space="preserve"> a strong feeling of excitement and interest in something</w:t>
       </w:r>
     </w:p>
     <w:p>
       <w:pPr>
         <w:tabs>
-          <w:tab w:val="left" w:pos="4677"/>
+          <w:tab w:val="left" w:pos="2007"/>
         </w:tabs>
         <w:spacing w:before="60" w:after="60" w:line="240" w:lineRule="auto"/>
-        <w:rPr>
-          <w:sz w:val="24"/>
-        </w:rPr>
-      </w:pPr>
-      <w:r>
-        <w:rPr>
-          <w:sz w:val="24"/>
-        </w:rPr>
-        <w:t>5. relaxation  E. the fact of people doing things for enjoyment</w:t>
-      </w:r>
-      <w:r>
-        <w:rPr>
-          <w:sz w:val="24"/>
-        </w:rPr>
-        <w:tab/>
+        <w:ind w:left="2007" w:hanging="2007"/>
+        <w:rPr>
+          <w:sz w:val="24"/>
+        </w:rPr>
+      </w:pPr>
+      <w:r>
+        <w:rPr>
+          <w:sz w:val="24"/>
+        </w:rPr>
+        <w:t>3. interest</w:t>
+      </w:r>
+      <w:r>
+        <w:rPr>
+          <w:sz w:val="24"/>
+        </w:rPr>
+        <w:tab/>
+      </w:r>
+      <w:r>
+        <w:rPr>
+          <w:b/>
+          <w:sz w:val="24"/>
+        </w:rPr>
+        <w:t xml:space="preserve">C. </w:t>
+      </w:r>
+      <w:r>
+        <w:rPr>
+          <w:sz w:val="24"/>
+        </w:rPr>
+        <w:t xml:space="preserve"> a feeling of happiness, enjoyment, or satisfaction</w:t>
       </w:r>
     </w:p>
     <w:p>
       <w:pPr>
         <w:tabs>
-          <w:tab w:val="left" w:pos="4677"/>
+          <w:tab w:val="left" w:pos="2007"/>
         </w:tabs>
         <w:spacing w:before="60" w:after="60" w:line="240" w:lineRule="auto"/>
-        <w:rPr>
-          <w:sz w:val="24"/>
-        </w:rPr>
-      </w:pPr>
-      <w:r>
-        <w:rPr>
-          <w:sz w:val="24"/>
-        </w:rPr>
-        <w:t>6. pleasure  F. a way of resting and enjoying yourself</w:t>
-      </w:r>
-      <w:r>
-        <w:rPr>
-          <w:sz w:val="24"/>
-        </w:rPr>
-        <w:tab/>
+        <w:ind w:left="2007" w:hanging="2007"/>
+        <w:rPr>
+          <w:sz w:val="24"/>
+        </w:rPr>
+      </w:pPr>
+      <w:r>
+        <w:rPr>
+          <w:sz w:val="24"/>
+        </w:rPr>
+        <w:t>4. enthusiasm</w:t>
+      </w:r>
+      <w:r>
+        <w:rPr>
+          <w:sz w:val="24"/>
+        </w:rPr>
+        <w:tab/>
+      </w:r>
+      <w:r>
+        <w:rPr>
+          <w:b/>
+          <w:sz w:val="24"/>
+        </w:rPr>
+        <w:t xml:space="preserve">D. </w:t>
+      </w:r>
+      <w:r>
+        <w:rPr>
+          <w:sz w:val="24"/>
+        </w:rPr>
+        <w:t xml:space="preserve"> a period of relaxing, sleeping or doing nothing</w:t>
+      </w:r>
+    </w:p>
+    <w:p>
+      <w:pPr>
+        <w:tabs>
+          <w:tab w:val="left" w:pos="2007"/>
+        </w:tabs>
+        <w:spacing w:before="60" w:after="60" w:line="240" w:lineRule="auto"/>
+        <w:ind w:left="2007" w:hanging="2007"/>
+        <w:rPr>
+          <w:sz w:val="24"/>
+        </w:rPr>
+      </w:pPr>
+      <w:r>
+        <w:rPr>
+          <w:sz w:val="24"/>
+        </w:rPr>
+        <w:t>5. relaxation</w:t>
+      </w:r>
+      <w:r>
+        <w:rPr>
+          <w:sz w:val="24"/>
+        </w:rPr>
+        <w:tab/>
+      </w:r>
+      <w:r>
+        <w:rPr>
+          <w:b/>
+          <w:sz w:val="24"/>
+        </w:rPr>
+        <w:t xml:space="preserve">E. </w:t>
+      </w:r>
+      <w:r>
+        <w:rPr>
+          <w:sz w:val="24"/>
+        </w:rPr>
+        <w:t xml:space="preserve"> the fact of people doing things for enjoyment</w:t>
+      </w:r>
+    </w:p>
+    <w:p>
+      <w:pPr>
+        <w:tabs>
+          <w:tab w:val="left" w:pos="1984"/>
+        </w:tabs>
+        <w:spacing w:before="60" w:after="60" w:line="240" w:lineRule="auto"/>
+        <w:ind w:left="1984" w:hanging="1984"/>
+        <w:rPr>
+          <w:sz w:val="24"/>
+        </w:rPr>
+      </w:pPr>
+      <w:r>
+        <w:rPr>
+          <w:sz w:val="24"/>
+        </w:rPr>
+        <w:t>6. pleasure</w:t>
+      </w:r>
+      <w:r>
+        <w:rPr>
+          <w:sz w:val="24"/>
+        </w:rPr>
+        <w:tab/>
+        <w:t>f. a way of resting and enjoying yourself</w:t>
       </w:r>
     </w:p>
     <w:p>
@@ -2639,7 +3402,7 @@
     <w:link w:val="Heading1Char"/>
     <w:uiPriority w:val="9"/>
     <w:qFormat/>
-    <w:rsid w:val="001F7F17"/>
+    <w:rsid w:val="00796C09"/>
     <w:pPr>
       <w:keepNext/>
       <w:keepLines/>
@@ -2662,7 +3425,7 @@
     <w:semiHidden/>
     <w:unhideWhenUsed/>
     <w:qFormat/>
-    <w:rsid w:val="001F7F17"/>
+    <w:rsid w:val="00796C09"/>
     <w:pPr>
       <w:keepNext/>
       <w:keepLines/>
@@ -2685,7 +3448,7 @@
     <w:semiHidden/>
     <w:unhideWhenUsed/>
     <w:qFormat/>
-    <w:rsid w:val="001F7F17"/>
+    <w:rsid w:val="00796C09"/>
     <w:pPr>
       <w:keepNext/>
       <w:keepLines/>
@@ -2708,7 +3471,7 @@
     <w:semiHidden/>
     <w:unhideWhenUsed/>
     <w:qFormat/>
-    <w:rsid w:val="001F7F17"/>
+    <w:rsid w:val="00796C09"/>
     <w:pPr>
       <w:keepNext/>
       <w:keepLines/>
@@ -2731,7 +3494,7 @@
     <w:semiHidden/>
     <w:unhideWhenUsed/>
     <w:qFormat/>
-    <w:rsid w:val="001F7F17"/>
+    <w:rsid w:val="00796C09"/>
     <w:pPr>
       <w:keepNext/>
       <w:keepLines/>
@@ -2752,7 +3515,7 @@
     <w:semiHidden/>
     <w:unhideWhenUsed/>
     <w:qFormat/>
-    <w:rsid w:val="001F7F17"/>
+    <w:rsid w:val="00796C09"/>
     <w:pPr>
       <w:keepNext/>
       <w:keepLines/>
@@ -2775,7 +3538,7 @@
     <w:semiHidden/>
     <w:unhideWhenUsed/>
     <w:qFormat/>
-    <w:rsid w:val="001F7F17"/>
+    <w:rsid w:val="00796C09"/>
     <w:pPr>
       <w:keepNext/>
       <w:keepLines/>
@@ -2796,7 +3559,7 @@
     <w:semiHidden/>
     <w:unhideWhenUsed/>
     <w:qFormat/>
-    <w:rsid w:val="001F7F17"/>
+    <w:rsid w:val="00796C09"/>
     <w:pPr>
       <w:keepNext/>
       <w:keepLines/>
@@ -2819,7 +3582,7 @@
     <w:semiHidden/>
     <w:unhideWhenUsed/>
     <w:qFormat/>
-    <w:rsid w:val="001F7F17"/>
+    <w:rsid w:val="00796C09"/>
     <w:pPr>
       <w:keepNext/>
       <w:keepLines/>
@@ -2863,7 +3626,7 @@
     <w:basedOn w:val="DefaultParagraphFont"/>
     <w:link w:val="Heading1"/>
     <w:uiPriority w:val="9"/>
-    <w:rsid w:val="001F7F17"/>
+    <w:rsid w:val="00796C09"/>
     <w:rPr>
       <w:rFonts w:asciiTheme="majorHAnsi" w:eastAsiaTheme="majorEastAsia" w:hAnsiTheme="majorHAnsi" w:cstheme="majorBidi"/>
       <w:color w:val="0F4761" w:themeColor="accent1" w:themeShade="BF"/>
@@ -2877,7 +3640,7 @@
     <w:link w:val="Heading2"/>
     <w:uiPriority w:val="9"/>
     <w:semiHidden/>
-    <w:rsid w:val="001F7F17"/>
+    <w:rsid w:val="00796C09"/>
     <w:rPr>
       <w:rFonts w:asciiTheme="majorHAnsi" w:eastAsiaTheme="majorEastAsia" w:hAnsiTheme="majorHAnsi" w:cstheme="majorBidi"/>
       <w:color w:val="0F4761" w:themeColor="accent1" w:themeShade="BF"/>
@@ -2891,7 +3654,7 @@
     <w:link w:val="Heading3"/>
     <w:uiPriority w:val="9"/>
     <w:semiHidden/>
-    <w:rsid w:val="001F7F17"/>
+    <w:rsid w:val="00796C09"/>
     <w:rPr>
       <w:rFonts w:asciiTheme="minorHAnsi" w:eastAsiaTheme="majorEastAsia" w:hAnsiTheme="minorHAnsi" w:cstheme="majorBidi"/>
       <w:color w:val="0F4761" w:themeColor="accent1" w:themeShade="BF"/>
@@ -2905,7 +3668,7 @@
     <w:link w:val="Heading4"/>
     <w:uiPriority w:val="9"/>
     <w:semiHidden/>
-    <w:rsid w:val="001F7F17"/>
+    <w:rsid w:val="00796C09"/>
     <w:rPr>
       <w:rFonts w:asciiTheme="minorHAnsi" w:eastAsiaTheme="majorEastAsia" w:hAnsiTheme="minorHAnsi" w:cstheme="majorBidi"/>
       <w:i/>
@@ -2919,7 +3682,7 @@
     <w:link w:val="Heading5"/>
     <w:uiPriority w:val="9"/>
     <w:semiHidden/>
-    <w:rsid w:val="001F7F17"/>
+    <w:rsid w:val="00796C09"/>
     <w:rPr>
       <w:rFonts w:asciiTheme="minorHAnsi" w:eastAsiaTheme="majorEastAsia" w:hAnsiTheme="minorHAnsi" w:cstheme="majorBidi"/>
       <w:color w:val="0F4761" w:themeColor="accent1" w:themeShade="BF"/>
@@ -2931,7 +3694,7 @@
     <w:link w:val="Heading6"/>
     <w:uiPriority w:val="9"/>
     <w:semiHidden/>
-    <w:rsid w:val="001F7F17"/>
+    <w:rsid w:val="00796C09"/>
     <w:rPr>
       <w:rFonts w:asciiTheme="minorHAnsi" w:eastAsiaTheme="majorEastAsia" w:hAnsiTheme="minorHAnsi" w:cstheme="majorBidi"/>
       <w:i/>
@@ -2945,7 +3708,7 @@
     <w:link w:val="Heading7"/>
     <w:uiPriority w:val="9"/>
     <w:semiHidden/>
-    <w:rsid w:val="001F7F17"/>
+    <w:rsid w:val="00796C09"/>
     <w:rPr>
       <w:rFonts w:asciiTheme="minorHAnsi" w:eastAsiaTheme="majorEastAsia" w:hAnsiTheme="minorHAnsi" w:cstheme="majorBidi"/>
       <w:color w:val="595959" w:themeColor="text1" w:themeTint="A6"/>
@@ -2957,7 +3720,7 @@
     <w:link w:val="Heading8"/>
     <w:uiPriority w:val="9"/>
     <w:semiHidden/>
-    <w:rsid w:val="001F7F17"/>
+    <w:rsid w:val="00796C09"/>
     <w:rPr>
       <w:rFonts w:asciiTheme="minorHAnsi" w:eastAsiaTheme="majorEastAsia" w:hAnsiTheme="minorHAnsi" w:cstheme="majorBidi"/>
       <w:i/>
@@ -2971,7 +3734,7 @@
     <w:link w:val="Heading9"/>
     <w:uiPriority w:val="9"/>
     <w:semiHidden/>
-    <w:rsid w:val="001F7F17"/>
+    <w:rsid w:val="00796C09"/>
     <w:rPr>
       <w:rFonts w:asciiTheme="minorHAnsi" w:eastAsiaTheme="majorEastAsia" w:hAnsiTheme="minorHAnsi" w:cstheme="majorBidi"/>
       <w:color w:val="272727" w:themeColor="text1" w:themeTint="D8"/>
@@ -2984,7 +3747,7 @@
     <w:link w:val="TitleChar"/>
     <w:uiPriority w:val="10"/>
     <w:qFormat/>
-    <w:rsid w:val="001F7F17"/>
+    <w:rsid w:val="00796C09"/>
     <w:pPr>
       <w:spacing w:after="80" w:line="240" w:lineRule="auto"/>
       <w:contextualSpacing/>
@@ -3002,7 +3765,7 @@
     <w:basedOn w:val="DefaultParagraphFont"/>
     <w:link w:val="Title"/>
     <w:uiPriority w:val="10"/>
-    <w:rsid w:val="001F7F17"/>
+    <w:rsid w:val="00796C09"/>
     <w:rPr>
       <w:rFonts w:asciiTheme="majorHAnsi" w:eastAsiaTheme="majorEastAsia" w:hAnsiTheme="majorHAnsi" w:cstheme="majorBidi"/>
       <w:spacing w:val="-10"/>
@@ -3018,7 +3781,7 @@
     <w:link w:val="SubtitleChar"/>
     <w:uiPriority w:val="11"/>
     <w:qFormat/>
-    <w:rsid w:val="001F7F17"/>
+    <w:rsid w:val="00796C09"/>
     <w:pPr>
       <w:numPr>
         <w:ilvl w:val="1"/>
@@ -3037,7 +3800,7 @@
     <w:basedOn w:val="DefaultParagraphFont"/>
     <w:link w:val="Subtitle"/>
     <w:uiPriority w:val="11"/>
-    <w:rsid w:val="001F7F17"/>
+    <w:rsid w:val="00796C09"/>
     <w:rPr>
       <w:rFonts w:asciiTheme="minorHAnsi" w:eastAsiaTheme="majorEastAsia" w:hAnsiTheme="minorHAnsi" w:cstheme="majorBidi"/>
       <w:color w:val="595959" w:themeColor="text1" w:themeTint="A6"/>
@@ -3053,7 +3816,7 @@
     <w:link w:val="QuoteChar"/>
     <w:uiPriority w:val="29"/>
     <w:qFormat/>
-    <w:rsid w:val="001F7F17"/>
+    <w:rsid w:val="00796C09"/>
     <w:pPr>
       <w:spacing w:before="160"/>
       <w:jc w:val="center"/>
@@ -3069,7 +3832,7 @@
     <w:basedOn w:val="DefaultParagraphFont"/>
     <w:link w:val="Quote"/>
     <w:uiPriority w:val="29"/>
-    <w:rsid w:val="001F7F17"/>
+    <w:rsid w:val="00796C09"/>
     <w:rPr>
       <w:i/>
       <w:iCs/>
@@ -3081,7 +3844,7 @@
     <w:basedOn w:val="Normal"/>
     <w:uiPriority w:val="34"/>
     <w:qFormat/>
-    <w:rsid w:val="001F7F17"/>
+    <w:rsid w:val="00796C09"/>
     <w:pPr>
       <w:ind w:left="720"/>
       <w:contextualSpacing/>
@@ -3092,7 +3855,7 @@
     <w:basedOn w:val="DefaultParagraphFont"/>
     <w:uiPriority w:val="21"/>
     <w:qFormat/>
-    <w:rsid w:val="001F7F17"/>
+    <w:rsid w:val="00796C09"/>
     <w:rPr>
       <w:i/>
       <w:iCs/>
@@ -3106,7 +3869,7 @@
     <w:link w:val="IntenseQuoteChar"/>
     <w:uiPriority w:val="30"/>
     <w:qFormat/>
-    <w:rsid w:val="001F7F17"/>
+    <w:rsid w:val="00796C09"/>
     <w:pPr>
       <w:pBdr>
         <w:top w:val="single" w:sz="4" w:space="10" w:color="0F4761" w:themeColor="accent1" w:themeShade="BF"/>
@@ -3127,7 +3890,7 @@
     <w:basedOn w:val="DefaultParagraphFont"/>
     <w:link w:val="IntenseQuote"/>
     <w:uiPriority w:val="30"/>
-    <w:rsid w:val="001F7F17"/>
+    <w:rsid w:val="00796C09"/>
     <w:rPr>
       <w:i/>
       <w:iCs/>
@@ -3139,7 +3902,7 @@
     <w:basedOn w:val="DefaultParagraphFont"/>
     <w:uiPriority w:val="32"/>
     <w:qFormat/>
-    <w:rsid w:val="001F7F17"/>
+    <w:rsid w:val="00796C09"/>
     <w:rPr>
       <w:b/>
       <w:bCs/>
@@ -3154,7 +3917,7 @@
     <w:link w:val="HeaderChar"/>
     <w:uiPriority w:val="99"/>
     <w:unhideWhenUsed/>
-    <w:rsid w:val="001F7F17"/>
+    <w:rsid w:val="00796C09"/>
     <w:pPr>
       <w:tabs>
         <w:tab w:val="center" w:pos="4680"/>
@@ -3168,7 +3931,7 @@
     <w:basedOn w:val="DefaultParagraphFont"/>
     <w:link w:val="Header"/>
     <w:uiPriority w:val="99"/>
-    <w:rsid w:val="001F7F17"/>
+    <w:rsid w:val="00796C09"/>
   </w:style>
   <w:style w:type="paragraph" w:styleId="Footer">
     <w:name w:val="footer"/>
@@ -3176,7 +3939,7 @@
     <w:link w:val="FooterChar"/>
     <w:uiPriority w:val="99"/>
     <w:unhideWhenUsed/>
-    <w:rsid w:val="001F7F17"/>
+    <w:rsid w:val="00796C09"/>
     <w:pPr>
       <w:tabs>
         <w:tab w:val="center" w:pos="4680"/>
@@ -3190,7 +3953,7 @@
     <w:basedOn w:val="DefaultParagraphFont"/>
     <w:link w:val="Footer"/>
     <w:uiPriority w:val="99"/>
-    <w:rsid w:val="001F7F17"/>
+    <w:rsid w:val="00796C09"/>
   </w:style>
 </w:styles>
 </file>

--- a/output/uln_document.docx
+++ b/output/uln_document.docx
@@ -32,16 +32,11 @@
           <w:b/>
           <w:sz w:val="24"/>
         </w:rPr>
-        <w:t>I. Choose the word whose underlined part is pronounced differently from the others.</w:t>
-      </w:r>
-    </w:p>
-    <w:p>
-      <w:pPr>
-        <w:tabs>
-          <w:tab w:val="left" w:pos="2551"/>
-          <w:tab w:val="left" w:pos="4819"/>
-          <w:tab w:val="left" w:pos="7087"/>
-        </w:tabs>
+        <w:t>I.  Choose the word whose underlined part is pronounced differently from the others.</w:t>
+      </w:r>
+    </w:p>
+    <w:p>
+      <w:pPr>
         <w:spacing w:before="80" w:after="60"/>
         <w:ind w:left="283"/>
         <w:rPr>
@@ -78,13 +73,7 @@
         <w:rPr>
           <w:sz w:val="24"/>
         </w:rPr>
-        <w:t>xciting</w:t>
-      </w:r>
-      <w:r>
-        <w:rPr>
-          <w:sz w:val="24"/>
-        </w:rPr>
-        <w:tab/>
+        <w:t xml:space="preserve">xciting </w:t>
       </w:r>
       <w:r>
         <w:rPr>
@@ -110,13 +99,7 @@
         <w:rPr>
           <w:sz w:val="24"/>
         </w:rPr>
-        <w:t>xcellent</w:t>
-      </w:r>
-      <w:r>
-        <w:rPr>
-          <w:sz w:val="24"/>
-        </w:rPr>
-        <w:tab/>
+        <w:t xml:space="preserve">xcellent </w:t>
       </w:r>
       <w:r>
         <w:rPr>
@@ -142,13 +125,7 @@
         <w:rPr>
           <w:sz w:val="24"/>
         </w:rPr>
-        <w:t>xperience</w:t>
-      </w:r>
-      <w:r>
-        <w:rPr>
-          <w:sz w:val="24"/>
-        </w:rPr>
-        <w:tab/>
+        <w:t xml:space="preserve">xperience </w:t>
       </w:r>
       <w:r>
         <w:rPr>
@@ -179,11 +156,6 @@
     </w:p>
     <w:p>
       <w:pPr>
-        <w:tabs>
-          <w:tab w:val="left" w:pos="2551"/>
-          <w:tab w:val="left" w:pos="4819"/>
-          <w:tab w:val="left" w:pos="7087"/>
-        </w:tabs>
         <w:spacing w:before="80" w:after="60"/>
         <w:ind w:left="283"/>
         <w:rPr>
@@ -220,7 +192,7 @@
         <w:rPr>
           <w:sz w:val="24"/>
         </w:rPr>
-        <w:tab/>
+        <w:t xml:space="preserve"> </w:t>
       </w:r>
       <w:r>
         <w:rPr>
@@ -246,13 +218,7 @@
         <w:rPr>
           <w:sz w:val="24"/>
         </w:rPr>
-        <w:t>cle</w:t>
-      </w:r>
-      <w:r>
-        <w:rPr>
-          <w:sz w:val="24"/>
-        </w:rPr>
-        <w:tab/>
+        <w:t xml:space="preserve">cle </w:t>
       </w:r>
       <w:r>
         <w:rPr>
@@ -278,13 +244,7 @@
         <w:rPr>
           <w:sz w:val="24"/>
         </w:rPr>
-        <w:t>e</w:t>
-      </w:r>
-      <w:r>
-        <w:rPr>
-          <w:sz w:val="24"/>
-        </w:rPr>
-        <w:tab/>
+        <w:t xml:space="preserve">e </w:t>
       </w:r>
       <w:r>
         <w:rPr>
@@ -309,11 +269,6 @@
     </w:p>
     <w:p>
       <w:pPr>
-        <w:tabs>
-          <w:tab w:val="left" w:pos="2551"/>
-          <w:tab w:val="left" w:pos="4819"/>
-          <w:tab w:val="left" w:pos="7087"/>
-        </w:tabs>
         <w:spacing w:before="80" w:after="60"/>
         <w:ind w:left="283"/>
         <w:rPr>
@@ -350,13 +305,7 @@
         <w:rPr>
           <w:sz w:val="24"/>
         </w:rPr>
-        <w:t>ttery</w:t>
-      </w:r>
-      <w:r>
-        <w:rPr>
-          <w:sz w:val="24"/>
-        </w:rPr>
-        <w:tab/>
+        <w:t xml:space="preserve">ttery </w:t>
       </w:r>
       <w:r>
         <w:rPr>
@@ -382,13 +331,7 @@
         <w:rPr>
           <w:sz w:val="24"/>
         </w:rPr>
-        <w:t>llect</w:t>
-      </w:r>
-      <w:r>
-        <w:rPr>
-          <w:sz w:val="24"/>
-        </w:rPr>
-        <w:tab/>
+        <w:t xml:space="preserve">llect </w:t>
       </w:r>
       <w:r>
         <w:rPr>
@@ -414,13 +357,7 @@
         <w:rPr>
           <w:sz w:val="24"/>
         </w:rPr>
-        <w:t>dy</w:t>
-      </w:r>
-      <w:r>
-        <w:rPr>
-          <w:sz w:val="24"/>
-        </w:rPr>
-        <w:tab/>
+        <w:t xml:space="preserve">dy </w:t>
       </w:r>
       <w:r>
         <w:rPr>
@@ -451,11 +388,6 @@
     </w:p>
     <w:p>
       <w:pPr>
-        <w:tabs>
-          <w:tab w:val="left" w:pos="2551"/>
-          <w:tab w:val="left" w:pos="4819"/>
-          <w:tab w:val="left" w:pos="7087"/>
-        </w:tabs>
         <w:spacing w:before="80" w:after="60"/>
         <w:ind w:left="283"/>
         <w:rPr>
@@ -492,13 +424,7 @@
         <w:rPr>
           <w:sz w:val="24"/>
         </w:rPr>
-        <w:t>rd</w:t>
-      </w:r>
-      <w:r>
-        <w:rPr>
-          <w:sz w:val="24"/>
-        </w:rPr>
-        <w:tab/>
+        <w:t xml:space="preserve">rd </w:t>
       </w:r>
       <w:r>
         <w:rPr>
@@ -524,13 +450,7 @@
         <w:rPr>
           <w:sz w:val="24"/>
         </w:rPr>
-        <w:t>rd</w:t>
-      </w:r>
-      <w:r>
-        <w:rPr>
-          <w:sz w:val="24"/>
-        </w:rPr>
-        <w:tab/>
+        <w:t xml:space="preserve">rd </w:t>
       </w:r>
       <w:r>
         <w:rPr>
@@ -556,13 +476,7 @@
         <w:rPr>
           <w:sz w:val="24"/>
         </w:rPr>
-        <w:t>rld</w:t>
-      </w:r>
-      <w:r>
-        <w:rPr>
-          <w:sz w:val="24"/>
-        </w:rPr>
-        <w:tab/>
+        <w:t xml:space="preserve">rld </w:t>
       </w:r>
       <w:r>
         <w:rPr>
@@ -593,11 +507,6 @@
     </w:p>
     <w:p>
       <w:pPr>
-        <w:tabs>
-          <w:tab w:val="left" w:pos="2551"/>
-          <w:tab w:val="left" w:pos="4819"/>
-          <w:tab w:val="left" w:pos="7087"/>
-        </w:tabs>
         <w:spacing w:before="80" w:after="60"/>
         <w:ind w:left="283"/>
         <w:rPr>
@@ -634,13 +543,7 @@
         <w:rPr>
           <w:sz w:val="24"/>
         </w:rPr>
-        <w:t>ing</w:t>
-      </w:r>
-      <w:r>
-        <w:rPr>
-          <w:sz w:val="24"/>
-        </w:rPr>
-        <w:tab/>
+        <w:t xml:space="preserve">ing </w:t>
       </w:r>
       <w:r>
         <w:rPr>
@@ -666,13 +569,7 @@
         <w:rPr>
           <w:sz w:val="24"/>
         </w:rPr>
-        <w:t>ildren</w:t>
-      </w:r>
-      <w:r>
-        <w:rPr>
-          <w:sz w:val="24"/>
-        </w:rPr>
-        <w:tab/>
+        <w:t xml:space="preserve">ildren </w:t>
       </w:r>
       <w:r>
         <w:rPr>
@@ -698,13 +595,7 @@
         <w:rPr>
           <w:sz w:val="24"/>
         </w:rPr>
-        <w:t>ool</w:t>
-      </w:r>
-      <w:r>
-        <w:rPr>
-          <w:sz w:val="24"/>
-        </w:rPr>
-        <w:tab/>
+        <w:t xml:space="preserve">ool </w:t>
       </w:r>
       <w:r>
         <w:rPr>
@@ -765,11 +656,6 @@
     </w:p>
     <w:p>
       <w:pPr>
-        <w:tabs>
-          <w:tab w:val="left" w:pos="2551"/>
-          <w:tab w:val="left" w:pos="4819"/>
-          <w:tab w:val="left" w:pos="7087"/>
-        </w:tabs>
         <w:spacing w:before="80" w:after="60"/>
         <w:ind w:left="283"/>
         <w:rPr>
@@ -787,13 +673,7 @@
         <w:rPr>
           <w:sz w:val="24"/>
         </w:rPr>
-        <w:t xml:space="preserve"> of</w:t>
-      </w:r>
-      <w:r>
-        <w:rPr>
-          <w:sz w:val="24"/>
-        </w:rPr>
-        <w:tab/>
+        <w:t xml:space="preserve"> of </w:t>
       </w:r>
       <w:r>
         <w:rPr>
@@ -806,13 +686,7 @@
         <w:rPr>
           <w:sz w:val="24"/>
         </w:rPr>
-        <w:t xml:space="preserve"> from</w:t>
-      </w:r>
-      <w:r>
-        <w:rPr>
-          <w:sz w:val="24"/>
-        </w:rPr>
-        <w:tab/>
+        <w:t xml:space="preserve"> from </w:t>
       </w:r>
       <w:r>
         <w:rPr>
@@ -825,13 +699,7 @@
         <w:rPr>
           <w:sz w:val="24"/>
         </w:rPr>
-        <w:t xml:space="preserve"> in</w:t>
-      </w:r>
-      <w:r>
-        <w:rPr>
-          <w:sz w:val="24"/>
-        </w:rPr>
-        <w:tab/>
+        <w:t xml:space="preserve"> in </w:t>
       </w:r>
       <w:r>
         <w:rPr>
@@ -863,11 +731,6 @@
     </w:p>
     <w:p>
       <w:pPr>
-        <w:tabs>
-          <w:tab w:val="left" w:pos="2551"/>
-          <w:tab w:val="left" w:pos="4819"/>
-          <w:tab w:val="left" w:pos="7087"/>
-        </w:tabs>
         <w:spacing w:before="80" w:after="60"/>
         <w:ind w:left="283"/>
         <w:rPr>
@@ -885,13 +748,7 @@
         <w:rPr>
           <w:sz w:val="24"/>
         </w:rPr>
-        <w:t xml:space="preserve"> up</w:t>
-      </w:r>
-      <w:r>
-        <w:rPr>
-          <w:sz w:val="24"/>
-        </w:rPr>
-        <w:tab/>
+        <w:t xml:space="preserve"> up </w:t>
       </w:r>
       <w:r>
         <w:rPr>
@@ -904,13 +761,7 @@
         <w:rPr>
           <w:sz w:val="24"/>
         </w:rPr>
-        <w:t xml:space="preserve"> in</w:t>
-      </w:r>
-      <w:r>
-        <w:rPr>
-          <w:sz w:val="24"/>
-        </w:rPr>
-        <w:tab/>
+        <w:t xml:space="preserve"> in </w:t>
       </w:r>
       <w:r>
         <w:rPr>
@@ -923,13 +774,7 @@
         <w:rPr>
           <w:sz w:val="24"/>
         </w:rPr>
-        <w:t xml:space="preserve"> over</w:t>
-      </w:r>
-      <w:r>
-        <w:rPr>
-          <w:sz w:val="24"/>
-        </w:rPr>
-        <w:tab/>
+        <w:t xml:space="preserve"> over </w:t>
       </w:r>
       <w:r>
         <w:rPr>
@@ -961,11 +806,6 @@
     </w:p>
     <w:p>
       <w:pPr>
-        <w:tabs>
-          <w:tab w:val="left" w:pos="2551"/>
-          <w:tab w:val="left" w:pos="4819"/>
-          <w:tab w:val="left" w:pos="7087"/>
-        </w:tabs>
         <w:spacing w:before="80" w:after="60"/>
         <w:ind w:left="283"/>
         <w:rPr>
@@ -983,13 +823,7 @@
         <w:rPr>
           <w:sz w:val="24"/>
         </w:rPr>
-        <w:t xml:space="preserve"> interesting</w:t>
-      </w:r>
-      <w:r>
-        <w:rPr>
-          <w:sz w:val="24"/>
-        </w:rPr>
-        <w:tab/>
+        <w:t xml:space="preserve"> interesting </w:t>
       </w:r>
       <w:r>
         <w:rPr>
@@ -1002,13 +836,7 @@
         <w:rPr>
           <w:sz w:val="24"/>
         </w:rPr>
-        <w:t xml:space="preserve"> cheap</w:t>
-      </w:r>
-      <w:r>
-        <w:rPr>
-          <w:sz w:val="24"/>
-        </w:rPr>
-        <w:tab/>
+        <w:t xml:space="preserve"> cheap </w:t>
       </w:r>
       <w:r>
         <w:rPr>
@@ -1021,13 +849,7 @@
         <w:rPr>
           <w:sz w:val="24"/>
         </w:rPr>
-        <w:t xml:space="preserve"> expensive</w:t>
-      </w:r>
-      <w:r>
-        <w:rPr>
-          <w:sz w:val="24"/>
-        </w:rPr>
-        <w:tab/>
+        <w:t xml:space="preserve"> expensive </w:t>
       </w:r>
       <w:r>
         <w:rPr>
@@ -1059,11 +881,6 @@
     </w:p>
     <w:p>
       <w:pPr>
-        <w:tabs>
-          <w:tab w:val="left" w:pos="2551"/>
-          <w:tab w:val="left" w:pos="4819"/>
-          <w:tab w:val="left" w:pos="7087"/>
-        </w:tabs>
         <w:spacing w:before="80" w:after="60"/>
         <w:ind w:left="283"/>
         <w:rPr>
@@ -1081,13 +898,7 @@
         <w:rPr>
           <w:sz w:val="24"/>
         </w:rPr>
-        <w:t xml:space="preserve"> seeing</w:t>
-      </w:r>
-      <w:r>
-        <w:rPr>
-          <w:sz w:val="24"/>
-        </w:rPr>
-        <w:tab/>
+        <w:t xml:space="preserve"> seeing </w:t>
       </w:r>
       <w:r>
         <w:rPr>
@@ -1100,13 +911,7 @@
         <w:rPr>
           <w:sz w:val="24"/>
         </w:rPr>
-        <w:t xml:space="preserve"> looking</w:t>
-      </w:r>
-      <w:r>
-        <w:rPr>
-          <w:sz w:val="24"/>
-        </w:rPr>
-        <w:tab/>
+        <w:t xml:space="preserve"> looking </w:t>
       </w:r>
       <w:r>
         <w:rPr>
@@ -1119,13 +924,7 @@
         <w:rPr>
           <w:sz w:val="24"/>
         </w:rPr>
-        <w:t xml:space="preserve"> hearing</w:t>
-      </w:r>
-      <w:r>
-        <w:rPr>
-          <w:sz w:val="24"/>
-        </w:rPr>
-        <w:tab/>
+        <w:t xml:space="preserve"> hearing </w:t>
       </w:r>
       <w:r>
         <w:rPr>
@@ -1145,79 +944,76 @@
       <w:pPr>
         <w:spacing w:before="120" w:after="80"/>
         <w:rPr>
-          <w:sz w:val="24"/>
-        </w:rPr>
-      </w:pPr>
-      <w:r>
-        <w:rPr>
-          <w:sz w:val="24"/>
-        </w:rPr>
-        <w:t>*</w:t>
-      </w:r>
-      <w:r>
-        <w:rPr>
+          <w:b/>
+          <w:sz w:val="24"/>
+        </w:rPr>
+      </w:pPr>
+      <w:r>
+        <w:rPr>
+          <w:b/>
+          <w:sz w:val="24"/>
+        </w:rPr>
+        <w:t xml:space="preserve">IV. Complete the sentences with the correct form or tense of the verb </w:t>
+      </w:r>
+      <w:r>
+        <w:rPr>
+          <w:b/>
           <w:i/>
           <w:sz w:val="24"/>
         </w:rPr>
-        <w:t xml:space="preserve">IV. Complete the sentences with the correct form or tense of the verb </w:t>
-      </w:r>
-      <w:r>
-        <w:rPr>
-          <w:sz w:val="24"/>
-        </w:rPr>
         <w:t>play</w:t>
       </w:r>
       <w:r>
         <w:rPr>
+          <w:b/>
+          <w:sz w:val="24"/>
+        </w:rPr>
+        <w:t xml:space="preserve">, </w:t>
+      </w:r>
+      <w:r>
+        <w:rPr>
+          <w:b/>
           <w:i/>
           <w:sz w:val="24"/>
         </w:rPr>
+        <w:t>go</w:t>
+      </w:r>
+      <w:r>
+        <w:rPr>
+          <w:b/>
+          <w:sz w:val="24"/>
+        </w:rPr>
         <w:t xml:space="preserve">, </w:t>
       </w:r>
       <w:r>
         <w:rPr>
-          <w:sz w:val="24"/>
-        </w:rPr>
-        <w:t>go</w:t>
-      </w:r>
-      <w:r>
-        <w:rPr>
+          <w:b/>
           <w:i/>
           <w:sz w:val="24"/>
         </w:rPr>
-        <w:t xml:space="preserve">, </w:t>
-      </w:r>
-      <w:r>
-        <w:rPr>
-          <w:sz w:val="24"/>
-        </w:rPr>
         <w:t>do</w:t>
       </w:r>
       <w:r>
         <w:rPr>
+          <w:b/>
+          <w:sz w:val="24"/>
+        </w:rPr>
+        <w:t xml:space="preserve"> or </w:t>
+      </w:r>
+      <w:r>
+        <w:rPr>
+          <w:b/>
           <w:i/>
           <w:sz w:val="24"/>
         </w:rPr>
-        <w:t xml:space="preserve"> or </w:t>
-      </w:r>
-      <w:r>
-        <w:rPr>
-          <w:sz w:val="24"/>
-        </w:rPr>
         <w:t>collect</w:t>
       </w:r>
       <w:r>
         <w:rPr>
-          <w:i/>
+          <w:b/>
           <w:sz w:val="24"/>
         </w:rPr>
         <w:t>.</w:t>
-      </w:r>
-      <w:r>
-        <w:rPr>
-          <w:sz w:val="24"/>
-        </w:rPr>
-        <w:t>*</w:t>
       </w:r>
     </w:p>
     <w:p>
@@ -1410,8 +1206,9 @@
     </w:p>
     <w:p>
       <w:pPr>
-        <w:spacing w:before="120" w:after="120"/>
-        <w:ind w:left="283" w:right="283"/>
+        <w:spacing w:after="80"/>
+        <w:ind w:left="283" w:right="283" w:firstLine="425"/>
+        <w:jc w:val="both"/>
         <w:rPr>
           <w:sz w:val="24"/>
         </w:rPr>
@@ -1425,26 +1222,29 @@
     </w:p>
     <w:p>
       <w:pPr>
-        <w:spacing w:before="120" w:after="120"/>
-        <w:ind w:left="283" w:right="283"/>
-        <w:rPr>
-          <w:sz w:val="24"/>
-        </w:rPr>
-      </w:pPr>
-      <w:r>
-        <w:rPr>
-          <w:sz w:val="24"/>
-        </w:rPr>
-        <w:t>There are many different paper craft techniques. Origami is one of ancient techniques developed in Japan where squares of paper are (3)______ and formed into various objects such as flowers, animals, and boxes. Card (4)______ is also a favourite paper craft technique. Birthday cards are the most popular greeting cards, followed by Christmas cards. Receiving a (5)______ card is a special gift, because of the time and effort someone spent making it. It lets the recipient know just how much you care (6)______ them.</w:t>
-      </w:r>
-    </w:p>
-    <w:p>
-      <w:pPr>
-        <w:tabs>
-          <w:tab w:val="left" w:pos="2551"/>
-          <w:tab w:val="left" w:pos="4819"/>
-          <w:tab w:val="left" w:pos="7087"/>
-        </w:tabs>
+        <w:spacing w:after="80"/>
+        <w:ind w:left="283" w:right="283" w:firstLine="425"/>
+        <w:jc w:val="both"/>
+        <w:rPr>
+          <w:sz w:val="24"/>
+        </w:rPr>
+      </w:pPr>
+      <w:r>
+        <w:rPr>
+          <w:sz w:val="24"/>
+        </w:rPr>
+        <w:t xml:space="preserve">There are many different paper craft techniques. Origami is one of ancient techniques developed in Japan where squares of paper are (3)______ and formed into various objects such as flowers, animals, and boxes. Card (4)______ is also a favourite paper craft technique. Birthday cards are the most popular greeting cards, followed by Christmas cards. Receiving </w:t>
+      </w:r>
+      <w:r>
+        <w:rPr>
+          <w:sz w:val="24"/>
+        </w:rPr>
+        <w:lastRenderedPageBreak/>
+        <w:t>a (5)______ card is a special gift, because of the time and effort someone spent making it. It lets the recipient know just how much you care (6)______ them.</w:t>
+      </w:r>
+    </w:p>
+    <w:p>
+      <w:pPr>
         <w:spacing w:before="80" w:after="60"/>
         <w:ind w:left="283"/>
         <w:rPr>
@@ -1455,7 +1255,6 @@
         <w:rPr>
           <w:sz w:val="24"/>
         </w:rPr>
-        <w:lastRenderedPageBreak/>
         <w:t xml:space="preserve">1. </w:t>
       </w:r>
       <w:r>
@@ -1469,13 +1268,7 @@
         <w:rPr>
           <w:sz w:val="24"/>
         </w:rPr>
-        <w:t xml:space="preserve"> enjoy</w:t>
-      </w:r>
-      <w:r>
-        <w:rPr>
-          <w:sz w:val="24"/>
-        </w:rPr>
-        <w:tab/>
+        <w:t xml:space="preserve"> enjoy </w:t>
       </w:r>
       <w:r>
         <w:rPr>
@@ -1488,13 +1281,7 @@
         <w:rPr>
           <w:sz w:val="24"/>
         </w:rPr>
-        <w:t xml:space="preserve"> decide</w:t>
-      </w:r>
-      <w:r>
-        <w:rPr>
-          <w:sz w:val="24"/>
-        </w:rPr>
-        <w:tab/>
+        <w:t xml:space="preserve"> decide </w:t>
       </w:r>
       <w:r>
         <w:rPr>
@@ -1507,13 +1294,7 @@
         <w:rPr>
           <w:sz w:val="24"/>
         </w:rPr>
-        <w:t xml:space="preserve"> want</w:t>
-      </w:r>
-      <w:r>
-        <w:rPr>
-          <w:sz w:val="24"/>
-        </w:rPr>
-        <w:tab/>
+        <w:t xml:space="preserve"> want </w:t>
       </w:r>
       <w:r>
         <w:rPr>
@@ -1531,11 +1312,6 @@
     </w:p>
     <w:p>
       <w:pPr>
-        <w:tabs>
-          <w:tab w:val="left" w:pos="2551"/>
-          <w:tab w:val="left" w:pos="4819"/>
-          <w:tab w:val="left" w:pos="7087"/>
-        </w:tabs>
         <w:spacing w:before="80" w:after="60"/>
         <w:ind w:left="283"/>
         <w:rPr>
@@ -1559,13 +1335,7 @@
         <w:rPr>
           <w:sz w:val="24"/>
         </w:rPr>
-        <w:t xml:space="preserve"> must</w:t>
-      </w:r>
-      <w:r>
-        <w:rPr>
-          <w:sz w:val="24"/>
-        </w:rPr>
-        <w:tab/>
+        <w:t xml:space="preserve"> must </w:t>
       </w:r>
       <w:r>
         <w:rPr>
@@ -1578,13 +1348,7 @@
         <w:rPr>
           <w:sz w:val="24"/>
         </w:rPr>
-        <w:t xml:space="preserve"> should</w:t>
-      </w:r>
-      <w:r>
-        <w:rPr>
-          <w:sz w:val="24"/>
-        </w:rPr>
-        <w:tab/>
+        <w:t xml:space="preserve"> should </w:t>
       </w:r>
       <w:r>
         <w:rPr>
@@ -1597,13 +1361,7 @@
         <w:rPr>
           <w:sz w:val="24"/>
         </w:rPr>
-        <w:t xml:space="preserve"> can</w:t>
-      </w:r>
-      <w:r>
-        <w:rPr>
-          <w:sz w:val="24"/>
-        </w:rPr>
-        <w:tab/>
+        <w:t xml:space="preserve"> can </w:t>
       </w:r>
       <w:r>
         <w:rPr>
@@ -1621,11 +1379,6 @@
     </w:p>
     <w:p>
       <w:pPr>
-        <w:tabs>
-          <w:tab w:val="left" w:pos="2551"/>
-          <w:tab w:val="left" w:pos="4819"/>
-          <w:tab w:val="left" w:pos="7087"/>
-        </w:tabs>
         <w:spacing w:before="80" w:after="60"/>
         <w:ind w:left="283"/>
         <w:rPr>
@@ -1649,13 +1402,7 @@
         <w:rPr>
           <w:sz w:val="24"/>
         </w:rPr>
-        <w:t xml:space="preserve"> wrapped</w:t>
-      </w:r>
-      <w:r>
-        <w:rPr>
-          <w:sz w:val="24"/>
-        </w:rPr>
-        <w:tab/>
+        <w:t xml:space="preserve"> wrapped </w:t>
       </w:r>
       <w:r>
         <w:rPr>
@@ -1668,13 +1415,7 @@
         <w:rPr>
           <w:sz w:val="24"/>
         </w:rPr>
-        <w:t xml:space="preserve"> folded</w:t>
-      </w:r>
-      <w:r>
-        <w:rPr>
-          <w:sz w:val="24"/>
-        </w:rPr>
-        <w:tab/>
+        <w:t xml:space="preserve"> folded </w:t>
       </w:r>
       <w:r>
         <w:rPr>
@@ -1687,13 +1428,7 @@
         <w:rPr>
           <w:sz w:val="24"/>
         </w:rPr>
-        <w:t xml:space="preserve"> torn</w:t>
-      </w:r>
-      <w:r>
-        <w:rPr>
-          <w:sz w:val="24"/>
-        </w:rPr>
-        <w:tab/>
+        <w:t xml:space="preserve"> torn </w:t>
       </w:r>
       <w:r>
         <w:rPr>
@@ -1722,7 +1457,7 @@
           <w:b/>
           <w:sz w:val="24"/>
         </w:rPr>
-        <w:t>X. Write sentences, using the cues given.</w:t>
+        <w:t>X.  Write sentences, using the cues given.</w:t>
       </w:r>
     </w:p>
     <w:p>
@@ -1737,439 +1472,6 @@
           <w:sz w:val="24"/>
         </w:rPr>
         <w:t>1. I/ enjoy/ play/ sports/ because/ it/ good/ health</w:t>
-      </w:r>
-    </w:p>
-    <w:p>
-      <w:pPr>
-        <w:spacing w:before="120" w:after="80"/>
-        <w:rPr>
-          <w:sz w:val="24"/>
-        </w:rPr>
-      </w:pPr>
-      <w:r>
-        <w:rPr>
-          <w:sz w:val="24"/>
-        </w:rPr>
-        <w:t>______</w:t>
-      </w:r>
-    </w:p>
-    <w:p>
-      <w:pPr>
-        <w:spacing w:before="120" w:after="80"/>
-        <w:rPr>
-          <w:sz w:val="24"/>
-        </w:rPr>
-      </w:pPr>
-      <w:r>
-        <w:rPr>
-          <w:sz w:val="24"/>
-        </w:rPr>
-        <w:t>2. your children/ go/ camp/ every summer holiday?</w:t>
-      </w:r>
-    </w:p>
-    <w:p>
-      <w:pPr>
-        <w:spacing w:before="120" w:after="80"/>
-        <w:rPr>
-          <w:sz w:val="24"/>
-        </w:rPr>
-      </w:pPr>
-      <w:r>
-        <w:rPr>
-          <w:sz w:val="24"/>
-        </w:rPr>
-        <w:t>______</w:t>
-      </w:r>
-    </w:p>
-    <w:p>
-      <w:pPr>
-        <w:spacing w:before="120" w:after="80"/>
-        <w:rPr>
-          <w:sz w:val="24"/>
-        </w:rPr>
-      </w:pPr>
-      <w:r>
-        <w:rPr>
-          <w:sz w:val="24"/>
-        </w:rPr>
-        <w:t>3. I/ think/ photography/ can/ expensive hobby</w:t>
-      </w:r>
-    </w:p>
-    <w:p>
-      <w:pPr>
-        <w:spacing w:before="120" w:after="80"/>
-        <w:rPr>
-          <w:sz w:val="24"/>
-        </w:rPr>
-      </w:pPr>
-      <w:r>
-        <w:rPr>
-          <w:sz w:val="24"/>
-        </w:rPr>
-        <w:t>______</w:t>
-      </w:r>
-    </w:p>
-    <w:p>
-      <w:pPr>
-        <w:keepNext/>
-        <w:spacing w:before="360" w:after="240"/>
-        <w:rPr>
-          <w:b/>
-          <w:sz w:val="24"/>
-        </w:rPr>
-      </w:pPr>
-      <w:r>
-        <w:rPr>
-          <w:b/>
-          <w:sz w:val="24"/>
-        </w:rPr>
-        <w:t>A.  PHONETICS</w:t>
-      </w:r>
-    </w:p>
-    <w:p>
-      <w:pPr>
-        <w:spacing w:before="120" w:after="80"/>
-        <w:rPr>
-          <w:b/>
-          <w:sz w:val="24"/>
-        </w:rPr>
-      </w:pPr>
-      <w:r>
-        <w:rPr>
-          <w:b/>
-          <w:sz w:val="24"/>
-        </w:rPr>
-        <w:t>I. Underline the sound /f/ and circle the sound /v/.</w:t>
-      </w:r>
-    </w:p>
-    <w:p>
-      <w:pPr>
-        <w:tabs>
-          <w:tab w:val="left" w:pos="1871"/>
-          <w:tab w:val="left" w:pos="3742"/>
-          <w:tab w:val="left" w:pos="5613"/>
-          <w:tab w:val="left" w:pos="7483"/>
-        </w:tabs>
-        <w:spacing w:before="120" w:after="80"/>
-        <w:rPr>
-          <w:sz w:val="24"/>
-        </w:rPr>
-      </w:pPr>
-      <w:r>
-        <w:rPr>
-          <w:sz w:val="24"/>
-        </w:rPr>
-        <w:t>fun</w:t>
-      </w:r>
-      <w:r>
-        <w:rPr>
-          <w:sz w:val="24"/>
-        </w:rPr>
-        <w:tab/>
-        <w:t>fine</w:t>
-      </w:r>
-      <w:r>
-        <w:rPr>
-          <w:sz w:val="24"/>
-        </w:rPr>
-        <w:tab/>
-        <w:t>coffee</w:t>
-      </w:r>
-      <w:r>
-        <w:rPr>
-          <w:sz w:val="24"/>
-        </w:rPr>
-        <w:tab/>
-        <w:t>over</w:t>
-      </w:r>
-      <w:r>
-        <w:rPr>
-          <w:sz w:val="24"/>
-        </w:rPr>
-        <w:tab/>
-        <w:t>graph</w:t>
-      </w:r>
-    </w:p>
-    <w:p>
-      <w:pPr>
-        <w:tabs>
-          <w:tab w:val="left" w:pos="1871"/>
-          <w:tab w:val="left" w:pos="3742"/>
-          <w:tab w:val="left" w:pos="5613"/>
-          <w:tab w:val="left" w:pos="7483"/>
-        </w:tabs>
-        <w:spacing w:before="120" w:after="80"/>
-        <w:rPr>
-          <w:sz w:val="24"/>
-        </w:rPr>
-      </w:pPr>
-      <w:r>
-        <w:rPr>
-          <w:sz w:val="24"/>
-        </w:rPr>
-        <w:t>phone</w:t>
-      </w:r>
-      <w:r>
-        <w:rPr>
-          <w:sz w:val="24"/>
-        </w:rPr>
-        <w:tab/>
-        <w:t>brave</w:t>
-      </w:r>
-      <w:r>
-        <w:rPr>
-          <w:sz w:val="24"/>
-        </w:rPr>
-        <w:tab/>
-        <w:t>verb</w:t>
-      </w:r>
-      <w:r>
-        <w:rPr>
-          <w:sz w:val="24"/>
-        </w:rPr>
-        <w:tab/>
-        <w:t>stuff</w:t>
-      </w:r>
-      <w:r>
-        <w:rPr>
-          <w:sz w:val="24"/>
-        </w:rPr>
-        <w:tab/>
-        <w:t>clever</w:t>
-      </w:r>
-    </w:p>
-    <w:p>
-      <w:pPr>
-        <w:tabs>
-          <w:tab w:val="left" w:pos="1871"/>
-          <w:tab w:val="left" w:pos="3742"/>
-          <w:tab w:val="left" w:pos="5613"/>
-          <w:tab w:val="left" w:pos="7483"/>
-        </w:tabs>
-        <w:spacing w:before="120" w:after="80"/>
-        <w:rPr>
-          <w:sz w:val="24"/>
-        </w:rPr>
-      </w:pPr>
-      <w:r>
-        <w:rPr>
-          <w:sz w:val="24"/>
-        </w:rPr>
-        <w:t>enough</w:t>
-      </w:r>
-      <w:r>
-        <w:rPr>
-          <w:sz w:val="24"/>
-        </w:rPr>
-        <w:tab/>
-        <w:t>laughing</w:t>
-      </w:r>
-      <w:r>
-        <w:rPr>
-          <w:sz w:val="24"/>
-        </w:rPr>
-        <w:tab/>
-        <w:t>leaf</w:t>
-      </w:r>
-      <w:r>
-        <w:rPr>
-          <w:sz w:val="24"/>
-        </w:rPr>
-        <w:tab/>
-        <w:t>leave</w:t>
-      </w:r>
-      <w:r>
-        <w:rPr>
-          <w:sz w:val="24"/>
-        </w:rPr>
-        <w:tab/>
-        <w:t>vitamin</w:t>
-      </w:r>
-    </w:p>
-    <w:p>
-      <w:pPr>
-        <w:tabs>
-          <w:tab w:val="left" w:pos="1871"/>
-          <w:tab w:val="left" w:pos="3742"/>
-          <w:tab w:val="left" w:pos="5613"/>
-          <w:tab w:val="left" w:pos="7483"/>
-        </w:tabs>
-        <w:spacing w:before="120" w:after="80"/>
-        <w:rPr>
-          <w:sz w:val="24"/>
-        </w:rPr>
-      </w:pPr>
-      <w:r>
-        <w:rPr>
-          <w:sz w:val="24"/>
-        </w:rPr>
-        <w:t>view</w:t>
-      </w:r>
-      <w:r>
-        <w:rPr>
-          <w:sz w:val="24"/>
-        </w:rPr>
-        <w:tab/>
-        <w:t>few</w:t>
-      </w:r>
-      <w:r>
-        <w:rPr>
-          <w:sz w:val="24"/>
-        </w:rPr>
-        <w:tab/>
-        <w:t>valley</w:t>
-      </w:r>
-      <w:r>
-        <w:rPr>
-          <w:sz w:val="24"/>
-        </w:rPr>
-        <w:tab/>
-        <w:t>save</w:t>
-      </w:r>
-      <w:r>
-        <w:rPr>
-          <w:sz w:val="24"/>
-        </w:rPr>
-        <w:tab/>
-        <w:t>valve</w:t>
-      </w:r>
-    </w:p>
-    <w:p>
-      <w:pPr>
-        <w:spacing w:before="120" w:after="80"/>
-        <w:rPr>
-          <w:b/>
-          <w:sz w:val="24"/>
-        </w:rPr>
-      </w:pPr>
-      <w:r>
-        <w:rPr>
-          <w:b/>
-          <w:sz w:val="24"/>
-        </w:rPr>
-        <w:t>II. Say the sentences out loud. Then write the words with the sound /f/ and /v/ in the table.</w:t>
-      </w:r>
-    </w:p>
-    <w:p>
-      <w:pPr>
-        <w:spacing w:before="120" w:after="80"/>
-        <w:rPr>
-          <w:sz w:val="24"/>
-        </w:rPr>
-      </w:pPr>
-      <w:r>
-        <w:rPr>
-          <w:sz w:val="24"/>
-        </w:rPr>
-        <w:t>1. I feel so bad. Maybe I should take a rest for some minutes.</w:t>
-      </w:r>
-    </w:p>
-    <w:p>
-      <w:pPr>
-        <w:spacing w:before="120" w:after="80"/>
-        <w:rPr>
-          <w:sz w:val="24"/>
-        </w:rPr>
-      </w:pPr>
-      <w:r>
-        <w:rPr>
-          <w:sz w:val="24"/>
-        </w:rPr>
-        <w:t>2. His wife is laughing at the picture of the knight on the floor.</w:t>
-      </w:r>
-    </w:p>
-    <w:p>
-      <w:pPr>
-        <w:spacing w:before="120" w:after="80"/>
-        <w:rPr>
-          <w:sz w:val="24"/>
-        </w:rPr>
-      </w:pPr>
-      <w:r>
-        <w:rPr>
-          <w:sz w:val="24"/>
-        </w:rPr>
-        <w:t>3. Live our life and hold our fate.</w:t>
-      </w:r>
-    </w:p>
-    <w:p>
-      <w:pPr>
-        <w:spacing w:before="120" w:after="80"/>
-        <w:rPr>
-          <w:sz w:val="24"/>
-        </w:rPr>
-      </w:pPr>
-      <w:r>
-        <w:rPr>
-          <w:sz w:val="24"/>
-        </w:rPr>
-        <w:t xml:space="preserve">4. Which is the best movie in </w:t>
-      </w:r>
-      <w:r>
-        <w:rPr>
-          <w:i/>
-          <w:sz w:val="24"/>
-        </w:rPr>
-        <w:t>Fast and Furious</w:t>
-      </w:r>
-      <w:r>
-        <w:rPr>
-          <w:sz w:val="24"/>
-        </w:rPr>
-        <w:t xml:space="preserve"> series?</w:t>
-      </w:r>
-    </w:p>
-    <w:p>
-      <w:pPr>
-        <w:spacing w:before="120" w:after="80"/>
-        <w:rPr>
-          <w:sz w:val="24"/>
-        </w:rPr>
-      </w:pPr>
-      <w:r>
-        <w:rPr>
-          <w:sz w:val="24"/>
-        </w:rPr>
-        <w:t>5. The invitation cards are beautiful and creative.</w:t>
-      </w:r>
-    </w:p>
-    <w:p>
-      <w:pPr>
-        <w:spacing w:before="120" w:after="80"/>
-        <w:rPr>
-          <w:sz w:val="24"/>
-        </w:rPr>
-      </w:pPr>
-      <w:r>
-        <w:rPr>
-          <w:sz w:val="24"/>
-        </w:rPr>
-        <w:t>6. What animals have the rough skin? - Elephants, frogs, etc.</w:t>
-      </w:r>
-    </w:p>
-    <w:p>
-      <w:pPr>
-        <w:tabs>
-          <w:tab w:val="left" w:pos="1984"/>
-        </w:tabs>
-        <w:spacing w:before="60" w:after="60"/>
-        <w:ind w:left="1984" w:hanging="1984"/>
-        <w:rPr>
-          <w:sz w:val="24"/>
-        </w:rPr>
-      </w:pPr>
-      <w:r>
-        <w:rPr>
-          <w:sz w:val="24"/>
-        </w:rPr>
-        <w:t>/f/</w:t>
-      </w:r>
-      <w:r>
-        <w:rPr>
-          <w:sz w:val="24"/>
-        </w:rPr>
-        <w:tab/>
-        <w:t>/v/</w:t>
       </w:r>
     </w:p>
     <w:p>
@@ -2177,24 +1479,30 @@
         <w:tabs>
           <w:tab w:val="right" w:pos="9354"/>
         </w:tabs>
-        <w:spacing w:before="60" w:after="60"/>
-        <w:ind w:left="1984" w:hanging="1984"/>
-        <w:rPr>
-          <w:sz w:val="24"/>
-        </w:rPr>
-      </w:pPr>
-      <w:r>
-        <w:rPr>
-          <w:sz w:val="24"/>
-        </w:rPr>
-        <w:t>______</w:t>
-      </w:r>
-      <w:r>
-        <w:rPr>
-          <w:sz w:val="24"/>
-        </w:rPr>
-        <w:tab/>
-        <w:t>___________</w:t>
+        <w:spacing w:before="120" w:after="80"/>
+        <w:rPr>
+          <w:sz w:val="24"/>
+        </w:rPr>
+      </w:pPr>
+      <w:r>
+        <w:rPr>
+          <w:sz w:val="24"/>
+        </w:rPr>
+        <w:t>_____________________________________________</w:t>
+      </w:r>
+    </w:p>
+    <w:p>
+      <w:pPr>
+        <w:spacing w:before="120" w:after="80"/>
+        <w:rPr>
+          <w:sz w:val="24"/>
+        </w:rPr>
+      </w:pPr>
+      <w:r>
+        <w:rPr>
+          <w:sz w:val="24"/>
+        </w:rPr>
+        <w:t>2. your children/ go/ camp/ every summer holiday?</w:t>
       </w:r>
     </w:p>
     <w:p>
@@ -2202,24 +1510,30 @@
         <w:tabs>
           <w:tab w:val="right" w:pos="9354"/>
         </w:tabs>
-        <w:spacing w:before="60" w:after="60"/>
-        <w:ind w:left="1984" w:hanging="1984"/>
-        <w:rPr>
-          <w:sz w:val="24"/>
-        </w:rPr>
-      </w:pPr>
-      <w:r>
-        <w:rPr>
-          <w:sz w:val="24"/>
-        </w:rPr>
-        <w:t>______</w:t>
-      </w:r>
-      <w:r>
-        <w:rPr>
-          <w:sz w:val="24"/>
-        </w:rPr>
-        <w:tab/>
-        <w:t>___________</w:t>
+        <w:spacing w:before="120" w:after="80"/>
+        <w:rPr>
+          <w:sz w:val="24"/>
+        </w:rPr>
+      </w:pPr>
+      <w:r>
+        <w:rPr>
+          <w:sz w:val="24"/>
+        </w:rPr>
+        <w:t>_____________________________________________</w:t>
+      </w:r>
+    </w:p>
+    <w:p>
+      <w:pPr>
+        <w:spacing w:before="120" w:after="80"/>
+        <w:rPr>
+          <w:sz w:val="24"/>
+        </w:rPr>
+      </w:pPr>
+      <w:r>
+        <w:rPr>
+          <w:sz w:val="24"/>
+        </w:rPr>
+        <w:t>3. I/ think/ photography/ can/ expensive hobby</w:t>
       </w:r>
     </w:p>
     <w:p>
@@ -2227,24 +1541,245 @@
         <w:tabs>
           <w:tab w:val="right" w:pos="9354"/>
         </w:tabs>
+        <w:spacing w:before="120" w:after="80"/>
+        <w:rPr>
+          <w:sz w:val="24"/>
+        </w:rPr>
+      </w:pPr>
+      <w:r>
+        <w:rPr>
+          <w:sz w:val="24"/>
+        </w:rPr>
+        <w:t>_____________________________________________</w:t>
+      </w:r>
+    </w:p>
+    <w:p>
+      <w:pPr>
+        <w:keepNext/>
+        <w:spacing w:before="360" w:after="240"/>
+        <w:rPr>
+          <w:b/>
+          <w:sz w:val="24"/>
+        </w:rPr>
+      </w:pPr>
+      <w:r>
+        <w:rPr>
+          <w:b/>
+          <w:sz w:val="24"/>
+        </w:rPr>
+        <w:t>A.  PHONETICS</w:t>
+      </w:r>
+    </w:p>
+    <w:p>
+      <w:pPr>
+        <w:spacing w:before="120" w:after="80"/>
+        <w:rPr>
+          <w:b/>
+          <w:sz w:val="24"/>
+        </w:rPr>
+      </w:pPr>
+      <w:r>
+        <w:rPr>
+          <w:b/>
+          <w:sz w:val="24"/>
+        </w:rPr>
+        <w:t>I.  Underline the sound /f/ and circle the sound /v/.</w:t>
+      </w:r>
+    </w:p>
+    <w:p>
+      <w:pPr>
+        <w:tabs>
+          <w:tab w:val="left" w:pos="2098"/>
+          <w:tab w:val="left" w:pos="3912"/>
+          <w:tab w:val="left" w:pos="5726"/>
+          <w:tab w:val="left" w:pos="7540"/>
+        </w:tabs>
         <w:spacing w:before="60" w:after="60"/>
-        <w:ind w:left="1984" w:hanging="1984"/>
-        <w:rPr>
-          <w:sz w:val="24"/>
-        </w:rPr>
-      </w:pPr>
-      <w:r>
-        <w:rPr>
-          <w:sz w:val="24"/>
-        </w:rPr>
-        <w:t>______</w:t>
+        <w:ind w:left="283"/>
+        <w:rPr>
+          <w:sz w:val="24"/>
+        </w:rPr>
+      </w:pPr>
+      <w:r>
+        <w:rPr>
+          <w:sz w:val="24"/>
+        </w:rPr>
+        <w:t>fun</w:t>
       </w:r>
       <w:r>
         <w:rPr>
           <w:sz w:val="24"/>
         </w:rPr>
         <w:tab/>
-        <w:t>___________</w:t>
+        <w:t>fine</w:t>
+      </w:r>
+      <w:r>
+        <w:rPr>
+          <w:sz w:val="24"/>
+        </w:rPr>
+        <w:tab/>
+        <w:t>coffee</w:t>
+      </w:r>
+      <w:r>
+        <w:rPr>
+          <w:sz w:val="24"/>
+        </w:rPr>
+        <w:tab/>
+        <w:t>over</w:t>
+      </w:r>
+      <w:r>
+        <w:rPr>
+          <w:sz w:val="24"/>
+        </w:rPr>
+        <w:tab/>
+        <w:t>graph</w:t>
+      </w:r>
+    </w:p>
+    <w:p>
+      <w:pPr>
+        <w:tabs>
+          <w:tab w:val="left" w:pos="2098"/>
+          <w:tab w:val="left" w:pos="3912"/>
+          <w:tab w:val="left" w:pos="5726"/>
+          <w:tab w:val="left" w:pos="7540"/>
+        </w:tabs>
+        <w:spacing w:before="60" w:after="60"/>
+        <w:ind w:left="283"/>
+        <w:rPr>
+          <w:sz w:val="24"/>
+        </w:rPr>
+      </w:pPr>
+      <w:r>
+        <w:rPr>
+          <w:sz w:val="24"/>
+        </w:rPr>
+        <w:t>phone</w:t>
+      </w:r>
+      <w:r>
+        <w:rPr>
+          <w:sz w:val="24"/>
+        </w:rPr>
+        <w:tab/>
+        <w:t>brave</w:t>
+      </w:r>
+      <w:r>
+        <w:rPr>
+          <w:sz w:val="24"/>
+        </w:rPr>
+        <w:tab/>
+        <w:t>verb</w:t>
+      </w:r>
+      <w:r>
+        <w:rPr>
+          <w:sz w:val="24"/>
+        </w:rPr>
+        <w:tab/>
+        <w:t>stuff</w:t>
+      </w:r>
+      <w:r>
+        <w:rPr>
+          <w:sz w:val="24"/>
+        </w:rPr>
+        <w:tab/>
+        <w:t>clever</w:t>
+      </w:r>
+    </w:p>
+    <w:p>
+      <w:pPr>
+        <w:tabs>
+          <w:tab w:val="left" w:pos="2098"/>
+          <w:tab w:val="left" w:pos="3912"/>
+          <w:tab w:val="left" w:pos="5726"/>
+          <w:tab w:val="left" w:pos="7540"/>
+        </w:tabs>
+        <w:spacing w:before="60" w:after="60"/>
+        <w:ind w:left="283"/>
+        <w:rPr>
+          <w:sz w:val="24"/>
+        </w:rPr>
+      </w:pPr>
+      <w:r>
+        <w:rPr>
+          <w:sz w:val="24"/>
+        </w:rPr>
+        <w:t>enough</w:t>
+      </w:r>
+      <w:r>
+        <w:rPr>
+          <w:sz w:val="24"/>
+        </w:rPr>
+        <w:tab/>
+        <w:t>laughing</w:t>
+      </w:r>
+      <w:r>
+        <w:rPr>
+          <w:sz w:val="24"/>
+        </w:rPr>
+        <w:tab/>
+        <w:t>leaf</w:t>
+      </w:r>
+      <w:r>
+        <w:rPr>
+          <w:sz w:val="24"/>
+        </w:rPr>
+        <w:tab/>
+        <w:t>leave</w:t>
+      </w:r>
+      <w:r>
+        <w:rPr>
+          <w:sz w:val="24"/>
+        </w:rPr>
+        <w:tab/>
+        <w:t>vitamin</w:t>
+      </w:r>
+    </w:p>
+    <w:p>
+      <w:pPr>
+        <w:tabs>
+          <w:tab w:val="left" w:pos="2098"/>
+          <w:tab w:val="left" w:pos="3912"/>
+          <w:tab w:val="left" w:pos="5726"/>
+          <w:tab w:val="left" w:pos="7540"/>
+        </w:tabs>
+        <w:spacing w:before="60" w:after="60"/>
+        <w:ind w:left="283"/>
+        <w:rPr>
+          <w:sz w:val="24"/>
+        </w:rPr>
+      </w:pPr>
+      <w:r>
+        <w:rPr>
+          <w:sz w:val="24"/>
+        </w:rPr>
+        <w:t>view</w:t>
+      </w:r>
+      <w:r>
+        <w:rPr>
+          <w:sz w:val="24"/>
+        </w:rPr>
+        <w:tab/>
+        <w:t>few</w:t>
+      </w:r>
+      <w:r>
+        <w:rPr>
+          <w:sz w:val="24"/>
+        </w:rPr>
+        <w:tab/>
+        <w:t>valley</w:t>
+      </w:r>
+      <w:r>
+        <w:rPr>
+          <w:sz w:val="24"/>
+        </w:rPr>
+        <w:tab/>
+        <w:t>save</w:t>
+      </w:r>
+      <w:r>
+        <w:rPr>
+          <w:sz w:val="24"/>
+        </w:rPr>
+        <w:tab/>
+        <w:t>valve</w:t>
       </w:r>
     </w:p>
     <w:p>
@@ -2260,7 +1795,304 @@
           <w:b/>
           <w:sz w:val="24"/>
         </w:rPr>
-        <w:t>I. Look at the pictures and name the activities.</w:t>
+        <w:t>II. Say the sentences out loud. Then write the words with the sound /f/ and /v/ in the table.</w:t>
+      </w:r>
+    </w:p>
+    <w:p>
+      <w:pPr>
+        <w:spacing w:before="120" w:after="80"/>
+        <w:rPr>
+          <w:sz w:val="24"/>
+        </w:rPr>
+      </w:pPr>
+      <w:r>
+        <w:rPr>
+          <w:sz w:val="24"/>
+        </w:rPr>
+        <w:t>1. I feel so bad. Maybe I should take a rest for some minutes.</w:t>
+      </w:r>
+    </w:p>
+    <w:p>
+      <w:pPr>
+        <w:spacing w:before="120" w:after="80"/>
+        <w:rPr>
+          <w:sz w:val="24"/>
+        </w:rPr>
+      </w:pPr>
+      <w:r>
+        <w:rPr>
+          <w:sz w:val="24"/>
+        </w:rPr>
+        <w:t>2. His wife is laughing at the picture of the knight on the floor.</w:t>
+      </w:r>
+    </w:p>
+    <w:p>
+      <w:pPr>
+        <w:spacing w:before="120" w:after="80"/>
+        <w:rPr>
+          <w:sz w:val="24"/>
+        </w:rPr>
+      </w:pPr>
+      <w:r>
+        <w:rPr>
+          <w:sz w:val="24"/>
+        </w:rPr>
+        <w:t>3. Live our life and hold our fate.</w:t>
+      </w:r>
+    </w:p>
+    <w:p>
+      <w:pPr>
+        <w:spacing w:before="120" w:after="80"/>
+        <w:rPr>
+          <w:sz w:val="24"/>
+        </w:rPr>
+      </w:pPr>
+      <w:r>
+        <w:rPr>
+          <w:sz w:val="24"/>
+        </w:rPr>
+        <w:t xml:space="preserve">4. Which is the best movie in </w:t>
+      </w:r>
+      <w:r>
+        <w:rPr>
+          <w:i/>
+          <w:sz w:val="24"/>
+        </w:rPr>
+        <w:t>Fast and Furious</w:t>
+      </w:r>
+      <w:r>
+        <w:rPr>
+          <w:sz w:val="24"/>
+        </w:rPr>
+        <w:t xml:space="preserve"> series?</w:t>
+      </w:r>
+    </w:p>
+    <w:p>
+      <w:pPr>
+        <w:spacing w:before="120" w:after="80"/>
+        <w:rPr>
+          <w:sz w:val="24"/>
+        </w:rPr>
+      </w:pPr>
+      <w:r>
+        <w:rPr>
+          <w:sz w:val="24"/>
+        </w:rPr>
+        <w:t>5. The invitation cards are beautiful and creative.</w:t>
+      </w:r>
+    </w:p>
+    <w:p>
+      <w:pPr>
+        <w:spacing w:before="120" w:after="80"/>
+        <w:rPr>
+          <w:sz w:val="24"/>
+        </w:rPr>
+      </w:pPr>
+      <w:r>
+        <w:rPr>
+          <w:sz w:val="24"/>
+        </w:rPr>
+        <w:t>6. What animals have the rough skin? - Elephants, frogs, etc.</w:t>
+      </w:r>
+    </w:p>
+    <w:tbl>
+      <w:tblPr>
+        <w:tblW w:w="0" w:type="auto"/>
+        <w:jc w:val="center"/>
+        <w:tblBorders>
+          <w:top w:val="single" w:sz="8" w:space="0" w:color="000000"/>
+          <w:left w:val="single" w:sz="8" w:space="0" w:color="000000"/>
+          <w:bottom w:val="single" w:sz="8" w:space="0" w:color="000000"/>
+          <w:right w:val="single" w:sz="8" w:space="0" w:color="000000"/>
+          <w:insideH w:val="single" w:sz="8" w:space="0" w:color="000000"/>
+          <w:insideV w:val="single" w:sz="8" w:space="0" w:color="000000"/>
+        </w:tblBorders>
+        <w:tblLayout w:type="fixed"/>
+        <w:tblCellMar>
+          <w:top w:w="85" w:type="dxa"/>
+          <w:left w:w="142" w:type="dxa"/>
+          <w:bottom w:w="85" w:type="dxa"/>
+          <w:right w:w="142" w:type="dxa"/>
+        </w:tblCellMar>
+        <w:tblLook w:val="0000" w:firstRow="0" w:lastRow="0" w:firstColumn="0" w:lastColumn="0" w:noHBand="0" w:noVBand="0"/>
+      </w:tblPr>
+      <w:tblGrid>
+        <w:gridCol w:w="4678"/>
+        <w:gridCol w:w="4678"/>
+      </w:tblGrid>
+      <w:tr>
+        <w:trPr>
+          <w:jc w:val="center"/>
+        </w:trPr>
+        <w:tc>
+          <w:tcPr>
+            <w:tcW w:w="4678" w:type="dxa"/>
+            <w:vAlign w:val="center"/>
+          </w:tcPr>
+          <w:p>
+            <w:pPr>
+              <w:spacing w:before="40" w:after="40"/>
+              <w:jc w:val="center"/>
+              <w:rPr>
+                <w:b/>
+                <w:sz w:val="24"/>
+              </w:rPr>
+            </w:pPr>
+            <w:r>
+              <w:rPr>
+                <w:b/>
+                <w:sz w:val="24"/>
+              </w:rPr>
+              <w:t>/f/</w:t>
+            </w:r>
+          </w:p>
+        </w:tc>
+        <w:tc>
+          <w:tcPr>
+            <w:tcW w:w="4678" w:type="dxa"/>
+            <w:vAlign w:val="center"/>
+          </w:tcPr>
+          <w:p>
+            <w:pPr>
+              <w:spacing w:before="40" w:after="40"/>
+              <w:jc w:val="center"/>
+              <w:rPr>
+                <w:b/>
+                <w:sz w:val="24"/>
+              </w:rPr>
+            </w:pPr>
+            <w:r>
+              <w:rPr>
+                <w:b/>
+                <w:sz w:val="24"/>
+              </w:rPr>
+              <w:t>/v/</w:t>
+            </w:r>
+          </w:p>
+        </w:tc>
+      </w:tr>
+      <w:tr>
+        <w:trPr>
+          <w:jc w:val="center"/>
+        </w:trPr>
+        <w:tc>
+          <w:tcPr>
+            <w:tcW w:w="4678" w:type="dxa"/>
+            <w:vAlign w:val="center"/>
+          </w:tcPr>
+          <w:p>
+            <w:pPr>
+              <w:spacing w:before="40" w:after="40"/>
+              <w:rPr>
+                <w:sz w:val="24"/>
+              </w:rPr>
+            </w:pPr>
+          </w:p>
+        </w:tc>
+        <w:tc>
+          <w:tcPr>
+            <w:tcW w:w="4678" w:type="dxa"/>
+            <w:vAlign w:val="center"/>
+          </w:tcPr>
+          <w:p>
+            <w:pPr>
+              <w:spacing w:before="40" w:after="40"/>
+              <w:rPr>
+                <w:sz w:val="24"/>
+              </w:rPr>
+            </w:pPr>
+          </w:p>
+        </w:tc>
+      </w:tr>
+      <w:tr>
+        <w:trPr>
+          <w:jc w:val="center"/>
+        </w:trPr>
+        <w:tc>
+          <w:tcPr>
+            <w:tcW w:w="4678" w:type="dxa"/>
+            <w:vAlign w:val="center"/>
+          </w:tcPr>
+          <w:p>
+            <w:pPr>
+              <w:spacing w:before="40" w:after="40"/>
+              <w:rPr>
+                <w:sz w:val="24"/>
+              </w:rPr>
+            </w:pPr>
+          </w:p>
+        </w:tc>
+        <w:tc>
+          <w:tcPr>
+            <w:tcW w:w="4678" w:type="dxa"/>
+            <w:vAlign w:val="center"/>
+          </w:tcPr>
+          <w:p>
+            <w:pPr>
+              <w:spacing w:before="40" w:after="40"/>
+              <w:rPr>
+                <w:sz w:val="24"/>
+              </w:rPr>
+            </w:pPr>
+          </w:p>
+        </w:tc>
+      </w:tr>
+      <w:tr>
+        <w:trPr>
+          <w:jc w:val="center"/>
+        </w:trPr>
+        <w:tc>
+          <w:tcPr>
+            <w:tcW w:w="4678" w:type="dxa"/>
+            <w:vAlign w:val="center"/>
+          </w:tcPr>
+          <w:p>
+            <w:pPr>
+              <w:spacing w:before="40" w:after="40"/>
+              <w:rPr>
+                <w:sz w:val="24"/>
+              </w:rPr>
+            </w:pPr>
+          </w:p>
+        </w:tc>
+        <w:tc>
+          <w:tcPr>
+            <w:tcW w:w="4678" w:type="dxa"/>
+            <w:vAlign w:val="center"/>
+          </w:tcPr>
+          <w:p>
+            <w:pPr>
+              <w:spacing w:before="40" w:after="40"/>
+              <w:rPr>
+                <w:sz w:val="24"/>
+              </w:rPr>
+            </w:pPr>
+          </w:p>
+        </w:tc>
+      </w:tr>
+    </w:tbl>
+    <w:p>
+      <w:pPr>
+        <w:spacing w:before="120" w:after="80"/>
+        <w:rPr>
+          <w:sz w:val="24"/>
+        </w:rPr>
+      </w:pPr>
+    </w:p>
+    <w:p>
+      <w:pPr>
+        <w:spacing w:before="120" w:after="80"/>
+        <w:rPr>
+          <w:b/>
+          <w:sz w:val="24"/>
+        </w:rPr>
+      </w:pPr>
+      <w:r>
+        <w:rPr>
+          <w:b/>
+          <w:sz w:val="24"/>
+        </w:rPr>
+        <w:t>I.  Look at the pictures and name the activities.</w:t>
       </w:r>
     </w:p>
     <w:p>
@@ -2286,7 +2118,7 @@
         <mc:AlternateContent>
           <mc:Choice Requires="wps">
             <w:drawing>
-              <wp:anchor distT="0" distB="0" distL="114300" distR="114300" simplePos="0" relativeHeight="251659264" behindDoc="0" locked="0" layoutInCell="1" allowOverlap="1" wp14:anchorId="20BD9F55" wp14:editId="776DF09D">
+              <wp:anchor distT="0" distB="0" distL="114300" distR="114300" simplePos="0" relativeHeight="251659264" behindDoc="0" locked="0" layoutInCell="1" allowOverlap="1" wp14:anchorId="012AD419" wp14:editId="7841A9F2">
                 <wp:simplePos x="0" y="0"/>
                 <wp:positionH relativeFrom="margin">
                   <wp:posOffset>112395</wp:posOffset>
@@ -2297,7 +2129,7 @@
                 <wp:extent cx="5715000" cy="558800"/>
                 <wp:effectExtent l="0" t="0" r="19050" b="12700"/>
                 <wp:wrapNone/>
-                <wp:docPr id="1935565881" name="Rectangle: Rounded Corners 1"/>
+                <wp:docPr id="587855616" name="Rectangle: Rounded Corners 1"/>
                 <wp:cNvGraphicFramePr/>
                 <a:graphic xmlns:a="http://schemas.openxmlformats.org/drawingml/2006/main">
                   <a:graphicData uri="http://schemas.microsoft.com/office/word/2010/wordprocessingShape">
@@ -2360,7 +2192,7 @@
           </mc:Choice>
           <mc:Fallback>
             <w:pict>
-              <v:roundrect w14:anchorId="7D46BFD9" id="Rectangle: Rounded Corners 1" o:spid="_x0000_s1026" style="position:absolute;margin-left:8.85pt;margin-top:-6pt;width:450pt;height:44pt;z-index:251659264;visibility:visible;mso-wrap-style:square;mso-wrap-distance-left:9pt;mso-wrap-distance-top:0;mso-wrap-distance-right:9pt;mso-wrap-distance-bottom:0;mso-position-horizontal:absolute;mso-position-horizontal-relative:margin;mso-position-vertical:absolute;mso-position-vertical-relative:text;v-text-anchor:middle" arcsize="10923f" o:gfxdata="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" filled="f" fillcolor="#156082 [3204]" strokeweight="1pt">
+              <v:roundrect w14:anchorId="03CB12F4" id="Rectangle: Rounded Corners 1" o:spid="_x0000_s1026" style="position:absolute;margin-left:8.85pt;margin-top:-6pt;width:450pt;height:44pt;z-index:251659264;visibility:visible;mso-wrap-style:square;mso-wrap-distance-left:9pt;mso-wrap-distance-top:0;mso-wrap-distance-right:9pt;mso-wrap-distance-bottom:0;mso-position-horizontal:absolute;mso-position-horizontal-relative:margin;mso-position-vertical:absolute;mso-position-vertical-relative:text;v-text-anchor:middle" arcsize="10923f" o:gfxdata="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" filled="f" fillcolor="#156082 [3204]" strokeweight="1pt">
                 <v:stroke joinstyle="miter"/>
                 <w10:wrap anchorx="margin"/>
               </v:roundrect>
@@ -2434,6 +2266,7 @@
           <w:b/>
           <w:sz w:val="24"/>
         </w:rPr>
+        <w:lastRenderedPageBreak/>
         <w:t>making models</w:t>
       </w:r>
       <w:r>
@@ -2479,66 +2312,246 @@
     <w:p>
       <w:pPr>
         <w:tabs>
-          <w:tab w:val="left" w:pos="3946"/>
+          <w:tab w:val="left" w:pos="2339"/>
+          <w:tab w:val="left" w:pos="4677"/>
+          <w:tab w:val="left" w:pos="7016"/>
         </w:tabs>
-        <w:spacing w:before="60" w:after="60" w:line="240" w:lineRule="auto"/>
-        <w:ind w:left="3946" w:hanging="3946"/>
-        <w:rPr>
-          <w:b/>
-          <w:i/>
-          <w:sz w:val="20"/>
-        </w:rPr>
-      </w:pPr>
-      <w:r>
-        <w:rPr>
-          <w:sz w:val="24"/>
-        </w:rPr>
-        <w:t>1. [PIC: "A child making models"</w:t>
-      </w:r>
-      <w:r>
-        <w:rPr>
+        <w:spacing w:before="120" w:after="40" w:line="480" w:lineRule="auto"/>
+        <w:rPr>
+          <w:b/>
+          <w:sz w:val="24"/>
+        </w:rPr>
+      </w:pPr>
+      <w:r>
+        <w:rPr>
+          <w:b/>
+          <w:noProof/>
+          <w:sz w:val="24"/>
+        </w:rPr>
+        <w:drawing>
+          <wp:inline distT="0" distB="0" distL="0" distR="0" wp14:anchorId="521A1A2B" wp14:editId="74A64DAB">
+            <wp:extent cx="1260000" cy="900000"/>
+            <wp:effectExtent l="0" t="0" r="0" b="0"/>
+            <wp:docPr id="172742844" name="Picture 2"/>
+            <wp:cNvGraphicFramePr/>
+            <a:graphic xmlns:a="http://schemas.openxmlformats.org/drawingml/2006/main">
+              <a:graphicData uri="http://schemas.openxmlformats.org/drawingml/2006/picture">
+                <pic:pic xmlns:pic="http://schemas.openxmlformats.org/drawingml/2006/picture">
+                  <pic:nvPicPr>
+                    <pic:cNvPr id="172742844" name=""/>
+                    <pic:cNvPicPr/>
+                  </pic:nvPicPr>
+                  <pic:blipFill>
+                    <a:blip r:embed="rId6">
+                      <a:extLst>
+                        <a:ext uri="{28A0092B-C50C-407E-A947-70E740481C1C}">
+                          <a14:useLocalDpi xmlns:a14="http://schemas.microsoft.com/office/drawing/2010/main" val="0"/>
+                        </a:ext>
+                      </a:extLst>
+                    </a:blip>
+                    <a:stretch>
+                      <a:fillRect/>
+                    </a:stretch>
+                  </pic:blipFill>
+                  <pic:spPr>
+                    <a:xfrm>
+                      <a:off x="0" y="0"/>
+                      <a:ext cx="1260000" cy="900000"/>
+                    </a:xfrm>
+                    <a:prstGeom prst="rect">
+                      <a:avLst/>
+                    </a:prstGeom>
+                  </pic:spPr>
+                </pic:pic>
+              </a:graphicData>
+            </a:graphic>
+          </wp:inline>
+        </w:drawing>
+      </w:r>
+      <w:r>
+        <w:rPr>
+          <w:b/>
           <w:sz w:val="24"/>
         </w:rPr>
         <w:tab/>
       </w:r>
       <w:r>
         <w:rPr>
-          <w:rFonts w:ascii="Segoe UI Emoji" w:hAnsi="Segoe UI Emoji" w:cs="Segoe UI Emoji"/>
-          <w:b/>
-          <w:i/>
-          <w:color w:val="808080"/>
-          <w:sz w:val="20"/>
-        </w:rPr>
-        <w:t>🖼️</w:t>
-      </w:r>
-      <w:r>
-        <w:rPr>
-          <w:b/>
-          <w:i/>
-          <w:color w:val="808080"/>
-          <w:sz w:val="20"/>
-        </w:rPr>
-        <w:t xml:space="preserve"> [ DIAGRAM / IMAGE: A child with dollhouse ]</w:t>
+          <w:b/>
+          <w:noProof/>
+          <w:sz w:val="24"/>
+        </w:rPr>
+        <w:drawing>
+          <wp:inline distT="0" distB="0" distL="0" distR="0" wp14:anchorId="6E88AFDF" wp14:editId="577FFBF7">
+            <wp:extent cx="1260000" cy="900000"/>
+            <wp:effectExtent l="0" t="0" r="0" b="0"/>
+            <wp:docPr id="503126647" name="Picture 3"/>
+            <wp:cNvGraphicFramePr/>
+            <a:graphic xmlns:a="http://schemas.openxmlformats.org/drawingml/2006/main">
+              <a:graphicData uri="http://schemas.openxmlformats.org/drawingml/2006/picture">
+                <pic:pic xmlns:pic="http://schemas.openxmlformats.org/drawingml/2006/picture">
+                  <pic:nvPicPr>
+                    <pic:cNvPr id="503126647" name=""/>
+                    <pic:cNvPicPr/>
+                  </pic:nvPicPr>
+                  <pic:blipFill>
+                    <a:blip r:embed="rId7">
+                      <a:extLst>
+                        <a:ext uri="{28A0092B-C50C-407E-A947-70E740481C1C}">
+                          <a14:useLocalDpi xmlns:a14="http://schemas.microsoft.com/office/drawing/2010/main" val="0"/>
+                        </a:ext>
+                      </a:extLst>
+                    </a:blip>
+                    <a:stretch>
+                      <a:fillRect/>
+                    </a:stretch>
+                  </pic:blipFill>
+                  <pic:spPr>
+                    <a:xfrm>
+                      <a:off x="0" y="0"/>
+                      <a:ext cx="1260000" cy="900000"/>
+                    </a:xfrm>
+                    <a:prstGeom prst="rect">
+                      <a:avLst/>
+                    </a:prstGeom>
+                  </pic:spPr>
+                </pic:pic>
+              </a:graphicData>
+            </a:graphic>
+          </wp:inline>
+        </w:drawing>
+      </w:r>
+      <w:r>
+        <w:rPr>
+          <w:b/>
+          <w:sz w:val="24"/>
+        </w:rPr>
+        <w:tab/>
+      </w:r>
+      <w:r>
+        <w:rPr>
+          <w:b/>
+          <w:noProof/>
+          <w:sz w:val="24"/>
+        </w:rPr>
+        <w:drawing>
+          <wp:inline distT="0" distB="0" distL="0" distR="0" wp14:anchorId="78299F93" wp14:editId="2A008700">
+            <wp:extent cx="1260000" cy="900000"/>
+            <wp:effectExtent l="0" t="0" r="0" b="0"/>
+            <wp:docPr id="2140220150" name="Picture 4"/>
+            <wp:cNvGraphicFramePr/>
+            <a:graphic xmlns:a="http://schemas.openxmlformats.org/drawingml/2006/main">
+              <a:graphicData uri="http://schemas.openxmlformats.org/drawingml/2006/picture">
+                <pic:pic xmlns:pic="http://schemas.openxmlformats.org/drawingml/2006/picture">
+                  <pic:nvPicPr>
+                    <pic:cNvPr id="2140220150" name=""/>
+                    <pic:cNvPicPr/>
+                  </pic:nvPicPr>
+                  <pic:blipFill>
+                    <a:blip r:embed="rId8">
+                      <a:extLst>
+                        <a:ext uri="{28A0092B-C50C-407E-A947-70E740481C1C}">
+                          <a14:useLocalDpi xmlns:a14="http://schemas.microsoft.com/office/drawing/2010/main" val="0"/>
+                        </a:ext>
+                      </a:extLst>
+                    </a:blip>
+                    <a:stretch>
+                      <a:fillRect/>
+                    </a:stretch>
+                  </pic:blipFill>
+                  <pic:spPr>
+                    <a:xfrm>
+                      <a:off x="0" y="0"/>
+                      <a:ext cx="1260000" cy="900000"/>
+                    </a:xfrm>
+                    <a:prstGeom prst="rect">
+                      <a:avLst/>
+                    </a:prstGeom>
+                  </pic:spPr>
+                </pic:pic>
+              </a:graphicData>
+            </a:graphic>
+          </wp:inline>
+        </w:drawing>
+      </w:r>
+      <w:r>
+        <w:rPr>
+          <w:b/>
+          <w:sz w:val="24"/>
+        </w:rPr>
+        <w:tab/>
+      </w:r>
+      <w:r>
+        <w:rPr>
+          <w:b/>
+          <w:noProof/>
+          <w:sz w:val="24"/>
+        </w:rPr>
+        <w:drawing>
+          <wp:inline distT="0" distB="0" distL="0" distR="0" wp14:anchorId="7F63D660" wp14:editId="084F880C">
+            <wp:extent cx="1260000" cy="900000"/>
+            <wp:effectExtent l="0" t="0" r="0" b="0"/>
+            <wp:docPr id="1285230026" name="Picture 5"/>
+            <wp:cNvGraphicFramePr/>
+            <a:graphic xmlns:a="http://schemas.openxmlformats.org/drawingml/2006/main">
+              <a:graphicData uri="http://schemas.openxmlformats.org/drawingml/2006/picture">
+                <pic:pic xmlns:pic="http://schemas.openxmlformats.org/drawingml/2006/picture">
+                  <pic:nvPicPr>
+                    <pic:cNvPr id="1285230026" name=""/>
+                    <pic:cNvPicPr/>
+                  </pic:nvPicPr>
+                  <pic:blipFill>
+                    <a:blip r:embed="rId8">
+                      <a:extLst>
+                        <a:ext uri="{28A0092B-C50C-407E-A947-70E740481C1C}">
+                          <a14:useLocalDpi xmlns:a14="http://schemas.microsoft.com/office/drawing/2010/main" val="0"/>
+                        </a:ext>
+                      </a:extLst>
+                    </a:blip>
+                    <a:stretch>
+                      <a:fillRect/>
+                    </a:stretch>
+                  </pic:blipFill>
+                  <pic:spPr>
+                    <a:xfrm>
+                      <a:off x="0" y="0"/>
+                      <a:ext cx="1260000" cy="900000"/>
+                    </a:xfrm>
+                    <a:prstGeom prst="rect">
+                      <a:avLst/>
+                    </a:prstGeom>
+                  </pic:spPr>
+                </pic:pic>
+              </a:graphicData>
+            </a:graphic>
+          </wp:inline>
+        </w:drawing>
       </w:r>
     </w:p>
     <w:p>
       <w:pPr>
         <w:tabs>
-          <w:tab w:val="left" w:pos="2823"/>
+          <w:tab w:val="left" w:pos="2339"/>
+          <w:tab w:val="left" w:pos="4677"/>
+          <w:tab w:val="left" w:pos="7016"/>
         </w:tabs>
-        <w:spacing w:before="60" w:after="60" w:line="240" w:lineRule="auto"/>
-        <w:ind w:left="2823" w:hanging="2823"/>
-        <w:rPr>
-          <w:b/>
-          <w:i/>
-          <w:sz w:val="20"/>
-        </w:rPr>
-      </w:pPr>
-      <w:r>
-        <w:rPr>
-          <w:sz w:val="24"/>
-        </w:rPr>
-        <w:t>5. [PIC: "Doing yoga"</w:t>
+        <w:spacing w:before="40" w:line="480" w:lineRule="auto"/>
+        <w:rPr>
+          <w:sz w:val="24"/>
+        </w:rPr>
+      </w:pPr>
+      <w:r>
+        <w:rPr>
+          <w:b/>
+          <w:sz w:val="24"/>
+        </w:rPr>
+        <w:t xml:space="preserve">1. </w:t>
+      </w:r>
+      <w:r>
+        <w:rPr>
+          <w:sz w:val="24"/>
+        </w:rPr>
+        <w:t>_________</w:t>
       </w:r>
       <w:r>
         <w:rPr>
@@ -2548,27 +2561,353 @@
       </w:r>
       <w:r>
         <w:rPr>
-          <w:rFonts w:ascii="Segoe UI Emoji" w:hAnsi="Segoe UI Emoji" w:cs="Segoe UI Emoji"/>
-          <w:b/>
-          <w:i/>
-          <w:color w:val="808080"/>
-          <w:sz w:val="20"/>
-        </w:rPr>
-        <w:t>🖼️</w:t>
-      </w:r>
-      <w:r>
-        <w:rPr>
-          <w:b/>
-          <w:i/>
-          <w:color w:val="808080"/>
-          <w:sz w:val="20"/>
-        </w:rPr>
-        <w:t xml:space="preserve"> [ DIAGRAM / IMAGE: Jogging ]</w:t>
-      </w:r>
-    </w:p>
-    <w:p>
-      <w:pPr>
-        <w:spacing w:before="120" w:after="80" w:line="240" w:lineRule="auto"/>
+          <w:b/>
+          <w:sz w:val="24"/>
+        </w:rPr>
+        <w:t xml:space="preserve">2. </w:t>
+      </w:r>
+      <w:r>
+        <w:rPr>
+          <w:sz w:val="24"/>
+        </w:rPr>
+        <w:t>_________</w:t>
+      </w:r>
+      <w:r>
+        <w:rPr>
+          <w:sz w:val="24"/>
+        </w:rPr>
+        <w:tab/>
+      </w:r>
+      <w:r>
+        <w:rPr>
+          <w:b/>
+          <w:sz w:val="24"/>
+        </w:rPr>
+        <w:t xml:space="preserve">3. </w:t>
+      </w:r>
+      <w:r>
+        <w:rPr>
+          <w:sz w:val="24"/>
+        </w:rPr>
+        <w:t>_________</w:t>
+      </w:r>
+      <w:r>
+        <w:rPr>
+          <w:sz w:val="24"/>
+        </w:rPr>
+        <w:tab/>
+      </w:r>
+      <w:r>
+        <w:rPr>
+          <w:b/>
+          <w:sz w:val="24"/>
+        </w:rPr>
+        <w:t xml:space="preserve">4. </w:t>
+      </w:r>
+      <w:r>
+        <w:rPr>
+          <w:sz w:val="24"/>
+        </w:rPr>
+        <w:t>_________</w:t>
+      </w:r>
+    </w:p>
+    <w:p>
+      <w:pPr>
+        <w:tabs>
+          <w:tab w:val="left" w:pos="2339"/>
+          <w:tab w:val="left" w:pos="4677"/>
+          <w:tab w:val="left" w:pos="7016"/>
+        </w:tabs>
+        <w:spacing w:before="120" w:after="40" w:line="480" w:lineRule="auto"/>
+        <w:rPr>
+          <w:sz w:val="24"/>
+        </w:rPr>
+      </w:pPr>
+      <w:r>
+        <w:rPr>
+          <w:noProof/>
+          <w:sz w:val="24"/>
+        </w:rPr>
+        <w:drawing>
+          <wp:inline distT="0" distB="0" distL="0" distR="0" wp14:anchorId="5F51EC94" wp14:editId="0A58453E">
+            <wp:extent cx="1260000" cy="900000"/>
+            <wp:effectExtent l="0" t="0" r="0" b="0"/>
+            <wp:docPr id="645485856" name="Picture 6"/>
+            <wp:cNvGraphicFramePr/>
+            <a:graphic xmlns:a="http://schemas.openxmlformats.org/drawingml/2006/main">
+              <a:graphicData uri="http://schemas.openxmlformats.org/drawingml/2006/picture">
+                <pic:pic xmlns:pic="http://schemas.openxmlformats.org/drawingml/2006/picture">
+                  <pic:nvPicPr>
+                    <pic:cNvPr id="645485856" name=""/>
+                    <pic:cNvPicPr/>
+                  </pic:nvPicPr>
+                  <pic:blipFill>
+                    <a:blip r:embed="rId8">
+                      <a:extLst>
+                        <a:ext uri="{28A0092B-C50C-407E-A947-70E740481C1C}">
+                          <a14:useLocalDpi xmlns:a14="http://schemas.microsoft.com/office/drawing/2010/main" val="0"/>
+                        </a:ext>
+                      </a:extLst>
+                    </a:blip>
+                    <a:stretch>
+                      <a:fillRect/>
+                    </a:stretch>
+                  </pic:blipFill>
+                  <pic:spPr>
+                    <a:xfrm>
+                      <a:off x="0" y="0"/>
+                      <a:ext cx="1260000" cy="900000"/>
+                    </a:xfrm>
+                    <a:prstGeom prst="rect">
+                      <a:avLst/>
+                    </a:prstGeom>
+                  </pic:spPr>
+                </pic:pic>
+              </a:graphicData>
+            </a:graphic>
+          </wp:inline>
+        </w:drawing>
+      </w:r>
+      <w:r>
+        <w:rPr>
+          <w:sz w:val="24"/>
+        </w:rPr>
+        <w:tab/>
+      </w:r>
+      <w:r>
+        <w:rPr>
+          <w:noProof/>
+          <w:sz w:val="24"/>
+        </w:rPr>
+        <w:drawing>
+          <wp:inline distT="0" distB="0" distL="0" distR="0" wp14:anchorId="3507F125" wp14:editId="67BF62FB">
+            <wp:extent cx="1260000" cy="900000"/>
+            <wp:effectExtent l="0" t="0" r="0" b="0"/>
+            <wp:docPr id="354487270" name="Picture 7"/>
+            <wp:cNvGraphicFramePr/>
+            <a:graphic xmlns:a="http://schemas.openxmlformats.org/drawingml/2006/main">
+              <a:graphicData uri="http://schemas.openxmlformats.org/drawingml/2006/picture">
+                <pic:pic xmlns:pic="http://schemas.openxmlformats.org/drawingml/2006/picture">
+                  <pic:nvPicPr>
+                    <pic:cNvPr id="354487270" name=""/>
+                    <pic:cNvPicPr/>
+                  </pic:nvPicPr>
+                  <pic:blipFill>
+                    <a:blip r:embed="rId9" cstate="print">
+                      <a:extLst>
+                        <a:ext uri="{28A0092B-C50C-407E-A947-70E740481C1C}">
+                          <a14:useLocalDpi xmlns:a14="http://schemas.microsoft.com/office/drawing/2010/main" val="0"/>
+                        </a:ext>
+                      </a:extLst>
+                    </a:blip>
+                    <a:stretch>
+                      <a:fillRect/>
+                    </a:stretch>
+                  </pic:blipFill>
+                  <pic:spPr>
+                    <a:xfrm>
+                      <a:off x="0" y="0"/>
+                      <a:ext cx="1260000" cy="900000"/>
+                    </a:xfrm>
+                    <a:prstGeom prst="rect">
+                      <a:avLst/>
+                    </a:prstGeom>
+                  </pic:spPr>
+                </pic:pic>
+              </a:graphicData>
+            </a:graphic>
+          </wp:inline>
+        </w:drawing>
+      </w:r>
+      <w:r>
+        <w:rPr>
+          <w:sz w:val="24"/>
+        </w:rPr>
+        <w:tab/>
+      </w:r>
+      <w:r>
+        <w:rPr>
+          <w:noProof/>
+          <w:sz w:val="24"/>
+        </w:rPr>
+        <w:drawing>
+          <wp:inline distT="0" distB="0" distL="0" distR="0" wp14:anchorId="709CBD50" wp14:editId="6BD8239E">
+            <wp:extent cx="1260000" cy="900000"/>
+            <wp:effectExtent l="0" t="0" r="0" b="0"/>
+            <wp:docPr id="407022136" name="Picture 8"/>
+            <wp:cNvGraphicFramePr/>
+            <a:graphic xmlns:a="http://schemas.openxmlformats.org/drawingml/2006/main">
+              <a:graphicData uri="http://schemas.openxmlformats.org/drawingml/2006/picture">
+                <pic:pic xmlns:pic="http://schemas.openxmlformats.org/drawingml/2006/picture">
+                  <pic:nvPicPr>
+                    <pic:cNvPr id="407022136" name=""/>
+                    <pic:cNvPicPr/>
+                  </pic:nvPicPr>
+                  <pic:blipFill>
+                    <a:blip r:embed="rId10">
+                      <a:extLst>
+                        <a:ext uri="{28A0092B-C50C-407E-A947-70E740481C1C}">
+                          <a14:useLocalDpi xmlns:a14="http://schemas.microsoft.com/office/drawing/2010/main" val="0"/>
+                        </a:ext>
+                      </a:extLst>
+                    </a:blip>
+                    <a:stretch>
+                      <a:fillRect/>
+                    </a:stretch>
+                  </pic:blipFill>
+                  <pic:spPr>
+                    <a:xfrm>
+                      <a:off x="0" y="0"/>
+                      <a:ext cx="1260000" cy="900000"/>
+                    </a:xfrm>
+                    <a:prstGeom prst="rect">
+                      <a:avLst/>
+                    </a:prstGeom>
+                  </pic:spPr>
+                </pic:pic>
+              </a:graphicData>
+            </a:graphic>
+          </wp:inline>
+        </w:drawing>
+      </w:r>
+      <w:r>
+        <w:rPr>
+          <w:sz w:val="24"/>
+        </w:rPr>
+        <w:tab/>
+      </w:r>
+      <w:r>
+        <w:rPr>
+          <w:noProof/>
+          <w:sz w:val="24"/>
+        </w:rPr>
+        <w:drawing>
+          <wp:inline distT="0" distB="0" distL="0" distR="0" wp14:anchorId="2DC81504" wp14:editId="798B155C">
+            <wp:extent cx="1260000" cy="900000"/>
+            <wp:effectExtent l="0" t="0" r="0" b="0"/>
+            <wp:docPr id="1813120524" name="Picture 9"/>
+            <wp:cNvGraphicFramePr/>
+            <a:graphic xmlns:a="http://schemas.openxmlformats.org/drawingml/2006/main">
+              <a:graphicData uri="http://schemas.openxmlformats.org/drawingml/2006/picture">
+                <pic:pic xmlns:pic="http://schemas.openxmlformats.org/drawingml/2006/picture">
+                  <pic:nvPicPr>
+                    <pic:cNvPr id="1813120524" name=""/>
+                    <pic:cNvPicPr/>
+                  </pic:nvPicPr>
+                  <pic:blipFill>
+                    <a:blip r:embed="rId11" cstate="print">
+                      <a:extLst>
+                        <a:ext uri="{28A0092B-C50C-407E-A947-70E740481C1C}">
+                          <a14:useLocalDpi xmlns:a14="http://schemas.microsoft.com/office/drawing/2010/main" val="0"/>
+                        </a:ext>
+                      </a:extLst>
+                    </a:blip>
+                    <a:stretch>
+                      <a:fillRect/>
+                    </a:stretch>
+                  </pic:blipFill>
+                  <pic:spPr>
+                    <a:xfrm>
+                      <a:off x="0" y="0"/>
+                      <a:ext cx="1260000" cy="900000"/>
+                    </a:xfrm>
+                    <a:prstGeom prst="rect">
+                      <a:avLst/>
+                    </a:prstGeom>
+                  </pic:spPr>
+                </pic:pic>
+              </a:graphicData>
+            </a:graphic>
+          </wp:inline>
+        </w:drawing>
+      </w:r>
+    </w:p>
+    <w:p>
+      <w:pPr>
+        <w:tabs>
+          <w:tab w:val="left" w:pos="2339"/>
+          <w:tab w:val="left" w:pos="4677"/>
+          <w:tab w:val="left" w:pos="7016"/>
+        </w:tabs>
+        <w:spacing w:before="40" w:line="480" w:lineRule="auto"/>
+        <w:rPr>
+          <w:sz w:val="24"/>
+        </w:rPr>
+      </w:pPr>
+      <w:r>
+        <w:rPr>
+          <w:b/>
+          <w:sz w:val="24"/>
+        </w:rPr>
+        <w:t xml:space="preserve">5. </w:t>
+      </w:r>
+      <w:r>
+        <w:rPr>
+          <w:sz w:val="24"/>
+        </w:rPr>
+        <w:t>_________</w:t>
+      </w:r>
+      <w:r>
+        <w:rPr>
+          <w:sz w:val="24"/>
+        </w:rPr>
+        <w:tab/>
+      </w:r>
+      <w:r>
+        <w:rPr>
+          <w:b/>
+          <w:sz w:val="24"/>
+        </w:rPr>
+        <w:t xml:space="preserve">6. </w:t>
+      </w:r>
+      <w:r>
+        <w:rPr>
+          <w:sz w:val="24"/>
+        </w:rPr>
+        <w:t>_________</w:t>
+      </w:r>
+      <w:r>
+        <w:rPr>
+          <w:sz w:val="24"/>
+        </w:rPr>
+        <w:tab/>
+      </w:r>
+      <w:r>
+        <w:rPr>
+          <w:b/>
+          <w:sz w:val="24"/>
+        </w:rPr>
+        <w:t xml:space="preserve">7. </w:t>
+      </w:r>
+      <w:r>
+        <w:rPr>
+          <w:sz w:val="24"/>
+        </w:rPr>
+        <w:t>_________</w:t>
+      </w:r>
+      <w:r>
+        <w:rPr>
+          <w:sz w:val="24"/>
+        </w:rPr>
+        <w:tab/>
+      </w:r>
+      <w:r>
+        <w:rPr>
+          <w:b/>
+          <w:sz w:val="24"/>
+        </w:rPr>
+        <w:t xml:space="preserve">8. </w:t>
+      </w:r>
+      <w:r>
+        <w:rPr>
+          <w:sz w:val="24"/>
+        </w:rPr>
+        <w:t>_________</w:t>
+      </w:r>
+    </w:p>
+    <w:p>
+      <w:pPr>
+        <w:spacing w:before="120" w:after="80" w:line="480" w:lineRule="auto"/>
         <w:rPr>
           <w:b/>
           <w:sz w:val="24"/>
@@ -2587,7 +2926,7 @@
         <w:tabs>
           <w:tab w:val="left" w:pos="2007"/>
         </w:tabs>
-        <w:spacing w:before="60" w:after="60" w:line="240" w:lineRule="auto"/>
+        <w:spacing w:before="60" w:after="60" w:line="480" w:lineRule="auto"/>
         <w:ind w:left="2007" w:hanging="2007"/>
         <w:rPr>
           <w:sz w:val="24"/>
@@ -2624,7 +2963,7 @@
         <w:tabs>
           <w:tab w:val="left" w:pos="2007"/>
         </w:tabs>
-        <w:spacing w:before="60" w:after="60" w:line="240" w:lineRule="auto"/>
+        <w:spacing w:before="60" w:after="60" w:line="480" w:lineRule="auto"/>
         <w:ind w:left="2007" w:hanging="2007"/>
         <w:rPr>
           <w:sz w:val="24"/>
@@ -2661,7 +3000,7 @@
         <w:tabs>
           <w:tab w:val="left" w:pos="2007"/>
         </w:tabs>
-        <w:spacing w:before="60" w:after="60" w:line="240" w:lineRule="auto"/>
+        <w:spacing w:before="60" w:after="60" w:line="480" w:lineRule="auto"/>
         <w:ind w:left="2007" w:hanging="2007"/>
         <w:rPr>
           <w:sz w:val="24"/>
@@ -2698,7 +3037,7 @@
         <w:tabs>
           <w:tab w:val="left" w:pos="2007"/>
         </w:tabs>
-        <w:spacing w:before="60" w:after="60" w:line="240" w:lineRule="auto"/>
+        <w:spacing w:before="60" w:after="60" w:line="480" w:lineRule="auto"/>
         <w:ind w:left="2007" w:hanging="2007"/>
         <w:rPr>
           <w:sz w:val="24"/>
@@ -2735,7 +3074,7 @@
         <w:tabs>
           <w:tab w:val="left" w:pos="2007"/>
         </w:tabs>
-        <w:spacing w:before="60" w:after="60" w:line="240" w:lineRule="auto"/>
+        <w:spacing w:before="60" w:after="60" w:line="480" w:lineRule="auto"/>
         <w:ind w:left="2007" w:hanging="2007"/>
         <w:rPr>
           <w:sz w:val="24"/>
@@ -2772,7 +3111,7 @@
         <w:tabs>
           <w:tab w:val="left" w:pos="1984"/>
         </w:tabs>
-        <w:spacing w:before="60" w:after="60" w:line="240" w:lineRule="auto"/>
+        <w:spacing w:before="60" w:after="60" w:line="480" w:lineRule="auto"/>
         <w:ind w:left="1984" w:hanging="1984"/>
         <w:rPr>
           <w:sz w:val="24"/>
@@ -2789,24 +3128,36 @@
           <w:sz w:val="24"/>
         </w:rPr>
         <w:tab/>
-        <w:t>f. a way of resting and enjoying yourself</w:t>
-      </w:r>
-    </w:p>
-    <w:p>
-      <w:pPr>
-        <w:spacing w:before="60" w:after="60" w:line="240" w:lineRule="auto"/>
+      </w:r>
+      <w:r>
+        <w:rPr>
+          <w:b/>
+          <w:sz w:val="24"/>
+        </w:rPr>
+        <w:t xml:space="preserve">F. </w:t>
+      </w:r>
+      <w:r>
+        <w:rPr>
+          <w:sz w:val="24"/>
+        </w:rPr>
+        <w:t xml:space="preserve"> a way of resting and enjoying yourself</w:t>
+      </w:r>
+    </w:p>
+    <w:p>
+      <w:pPr>
+        <w:spacing w:before="60" w:after="60" w:line="480" w:lineRule="auto"/>
         <w:rPr>
           <w:sz w:val="24"/>
         </w:rPr>
       </w:pPr>
     </w:p>
     <w:sectPr>
-      <w:headerReference w:type="even" r:id="rId6"/>
-      <w:headerReference w:type="default" r:id="rId7"/>
-      <w:footerReference w:type="even" r:id="rId8"/>
-      <w:footerReference w:type="default" r:id="rId9"/>
-      <w:headerReference w:type="first" r:id="rId10"/>
-      <w:footerReference w:type="first" r:id="rId11"/>
+      <w:headerReference w:type="even" r:id="rId12"/>
+      <w:headerReference w:type="default" r:id="rId13"/>
+      <w:footerReference w:type="even" r:id="rId14"/>
+      <w:footerReference w:type="default" r:id="rId15"/>
+      <w:headerReference w:type="first" r:id="rId16"/>
+      <w:footerReference w:type="first" r:id="rId17"/>
       <w:pgSz w:w="11907" w:h="16840" w:code="9"/>
       <w:pgMar w:top="1134" w:right="850" w:bottom="1134" w:left="1701" w:header="720" w:footer="720" w:gutter="0"/>
       <w:cols w:space="720"/>
@@ -3402,7 +3753,7 @@
     <w:link w:val="Heading1Char"/>
     <w:uiPriority w:val="9"/>
     <w:qFormat/>
-    <w:rsid w:val="00796C09"/>
+    <w:rsid w:val="00B51F97"/>
     <w:pPr>
       <w:keepNext/>
       <w:keepLines/>
@@ -3425,7 +3776,7 @@
     <w:semiHidden/>
     <w:unhideWhenUsed/>
     <w:qFormat/>
-    <w:rsid w:val="00796C09"/>
+    <w:rsid w:val="00B51F97"/>
     <w:pPr>
       <w:keepNext/>
       <w:keepLines/>
@@ -3448,7 +3799,7 @@
     <w:semiHidden/>
     <w:unhideWhenUsed/>
     <w:qFormat/>
-    <w:rsid w:val="00796C09"/>
+    <w:rsid w:val="00B51F97"/>
     <w:pPr>
       <w:keepNext/>
       <w:keepLines/>
@@ -3471,7 +3822,7 @@
     <w:semiHidden/>
     <w:unhideWhenUsed/>
     <w:qFormat/>
-    <w:rsid w:val="00796C09"/>
+    <w:rsid w:val="00B51F97"/>
     <w:pPr>
       <w:keepNext/>
       <w:keepLines/>
@@ -3494,7 +3845,7 @@
     <w:semiHidden/>
     <w:unhideWhenUsed/>
     <w:qFormat/>
-    <w:rsid w:val="00796C09"/>
+    <w:rsid w:val="00B51F97"/>
     <w:pPr>
       <w:keepNext/>
       <w:keepLines/>
@@ -3515,7 +3866,7 @@
     <w:semiHidden/>
     <w:unhideWhenUsed/>
     <w:qFormat/>
-    <w:rsid w:val="00796C09"/>
+    <w:rsid w:val="00B51F97"/>
     <w:pPr>
       <w:keepNext/>
       <w:keepLines/>
@@ -3538,7 +3889,7 @@
     <w:semiHidden/>
     <w:unhideWhenUsed/>
     <w:qFormat/>
-    <w:rsid w:val="00796C09"/>
+    <w:rsid w:val="00B51F97"/>
     <w:pPr>
       <w:keepNext/>
       <w:keepLines/>
@@ -3559,7 +3910,7 @@
     <w:semiHidden/>
     <w:unhideWhenUsed/>
     <w:qFormat/>
-    <w:rsid w:val="00796C09"/>
+    <w:rsid w:val="00B51F97"/>
     <w:pPr>
       <w:keepNext/>
       <w:keepLines/>
@@ -3582,7 +3933,7 @@
     <w:semiHidden/>
     <w:unhideWhenUsed/>
     <w:qFormat/>
-    <w:rsid w:val="00796C09"/>
+    <w:rsid w:val="00B51F97"/>
     <w:pPr>
       <w:keepNext/>
       <w:keepLines/>
@@ -3626,7 +3977,7 @@
     <w:basedOn w:val="DefaultParagraphFont"/>
     <w:link w:val="Heading1"/>
     <w:uiPriority w:val="9"/>
-    <w:rsid w:val="00796C09"/>
+    <w:rsid w:val="00B51F97"/>
     <w:rPr>
       <w:rFonts w:asciiTheme="majorHAnsi" w:eastAsiaTheme="majorEastAsia" w:hAnsiTheme="majorHAnsi" w:cstheme="majorBidi"/>
       <w:color w:val="0F4761" w:themeColor="accent1" w:themeShade="BF"/>
@@ -3640,7 +3991,7 @@
     <w:link w:val="Heading2"/>
     <w:uiPriority w:val="9"/>
     <w:semiHidden/>
-    <w:rsid w:val="00796C09"/>
+    <w:rsid w:val="00B51F97"/>
     <w:rPr>
       <w:rFonts w:asciiTheme="majorHAnsi" w:eastAsiaTheme="majorEastAsia" w:hAnsiTheme="majorHAnsi" w:cstheme="majorBidi"/>
       <w:color w:val="0F4761" w:themeColor="accent1" w:themeShade="BF"/>
@@ -3654,7 +4005,7 @@
     <w:link w:val="Heading3"/>
     <w:uiPriority w:val="9"/>
     <w:semiHidden/>
-    <w:rsid w:val="00796C09"/>
+    <w:rsid w:val="00B51F97"/>
     <w:rPr>
       <w:rFonts w:asciiTheme="minorHAnsi" w:eastAsiaTheme="majorEastAsia" w:hAnsiTheme="minorHAnsi" w:cstheme="majorBidi"/>
       <w:color w:val="0F4761" w:themeColor="accent1" w:themeShade="BF"/>
@@ -3668,7 +4019,7 @@
     <w:link w:val="Heading4"/>
     <w:uiPriority w:val="9"/>
     <w:semiHidden/>
-    <w:rsid w:val="00796C09"/>
+    <w:rsid w:val="00B51F97"/>
     <w:rPr>
       <w:rFonts w:asciiTheme="minorHAnsi" w:eastAsiaTheme="majorEastAsia" w:hAnsiTheme="minorHAnsi" w:cstheme="majorBidi"/>
       <w:i/>
@@ -3682,7 +4033,7 @@
     <w:link w:val="Heading5"/>
     <w:uiPriority w:val="9"/>
     <w:semiHidden/>
-    <w:rsid w:val="00796C09"/>
+    <w:rsid w:val="00B51F97"/>
     <w:rPr>
       <w:rFonts w:asciiTheme="minorHAnsi" w:eastAsiaTheme="majorEastAsia" w:hAnsiTheme="minorHAnsi" w:cstheme="majorBidi"/>
       <w:color w:val="0F4761" w:themeColor="accent1" w:themeShade="BF"/>
@@ -3694,7 +4045,7 @@
     <w:link w:val="Heading6"/>
     <w:uiPriority w:val="9"/>
     <w:semiHidden/>
-    <w:rsid w:val="00796C09"/>
+    <w:rsid w:val="00B51F97"/>
     <w:rPr>
       <w:rFonts w:asciiTheme="minorHAnsi" w:eastAsiaTheme="majorEastAsia" w:hAnsiTheme="minorHAnsi" w:cstheme="majorBidi"/>
       <w:i/>
@@ -3708,7 +4059,7 @@
     <w:link w:val="Heading7"/>
     <w:uiPriority w:val="9"/>
     <w:semiHidden/>
-    <w:rsid w:val="00796C09"/>
+    <w:rsid w:val="00B51F97"/>
     <w:rPr>
       <w:rFonts w:asciiTheme="minorHAnsi" w:eastAsiaTheme="majorEastAsia" w:hAnsiTheme="minorHAnsi" w:cstheme="majorBidi"/>
       <w:color w:val="595959" w:themeColor="text1" w:themeTint="A6"/>
@@ -3720,7 +4071,7 @@
     <w:link w:val="Heading8"/>
     <w:uiPriority w:val="9"/>
     <w:semiHidden/>
-    <w:rsid w:val="00796C09"/>
+    <w:rsid w:val="00B51F97"/>
     <w:rPr>
       <w:rFonts w:asciiTheme="minorHAnsi" w:eastAsiaTheme="majorEastAsia" w:hAnsiTheme="minorHAnsi" w:cstheme="majorBidi"/>
       <w:i/>
@@ -3734,7 +4085,7 @@
     <w:link w:val="Heading9"/>
     <w:uiPriority w:val="9"/>
     <w:semiHidden/>
-    <w:rsid w:val="00796C09"/>
+    <w:rsid w:val="00B51F97"/>
     <w:rPr>
       <w:rFonts w:asciiTheme="minorHAnsi" w:eastAsiaTheme="majorEastAsia" w:hAnsiTheme="minorHAnsi" w:cstheme="majorBidi"/>
       <w:color w:val="272727" w:themeColor="text1" w:themeTint="D8"/>
@@ -3747,7 +4098,7 @@
     <w:link w:val="TitleChar"/>
     <w:uiPriority w:val="10"/>
     <w:qFormat/>
-    <w:rsid w:val="00796C09"/>
+    <w:rsid w:val="00B51F97"/>
     <w:pPr>
       <w:spacing w:after="80" w:line="240" w:lineRule="auto"/>
       <w:contextualSpacing/>
@@ -3765,7 +4116,7 @@
     <w:basedOn w:val="DefaultParagraphFont"/>
     <w:link w:val="Title"/>
     <w:uiPriority w:val="10"/>
-    <w:rsid w:val="00796C09"/>
+    <w:rsid w:val="00B51F97"/>
     <w:rPr>
       <w:rFonts w:asciiTheme="majorHAnsi" w:eastAsiaTheme="majorEastAsia" w:hAnsiTheme="majorHAnsi" w:cstheme="majorBidi"/>
       <w:spacing w:val="-10"/>
@@ -3781,7 +4132,7 @@
     <w:link w:val="SubtitleChar"/>
     <w:uiPriority w:val="11"/>
     <w:qFormat/>
-    <w:rsid w:val="00796C09"/>
+    <w:rsid w:val="00B51F97"/>
     <w:pPr>
       <w:numPr>
         <w:ilvl w:val="1"/>
@@ -3800,7 +4151,7 @@
     <w:basedOn w:val="DefaultParagraphFont"/>
     <w:link w:val="Subtitle"/>
     <w:uiPriority w:val="11"/>
-    <w:rsid w:val="00796C09"/>
+    <w:rsid w:val="00B51F97"/>
     <w:rPr>
       <w:rFonts w:asciiTheme="minorHAnsi" w:eastAsiaTheme="majorEastAsia" w:hAnsiTheme="minorHAnsi" w:cstheme="majorBidi"/>
       <w:color w:val="595959" w:themeColor="text1" w:themeTint="A6"/>
@@ -3816,7 +4167,7 @@
     <w:link w:val="QuoteChar"/>
     <w:uiPriority w:val="29"/>
     <w:qFormat/>
-    <w:rsid w:val="00796C09"/>
+    <w:rsid w:val="00B51F97"/>
     <w:pPr>
       <w:spacing w:before="160"/>
       <w:jc w:val="center"/>
@@ -3832,7 +4183,7 @@
     <w:basedOn w:val="DefaultParagraphFont"/>
     <w:link w:val="Quote"/>
     <w:uiPriority w:val="29"/>
-    <w:rsid w:val="00796C09"/>
+    <w:rsid w:val="00B51F97"/>
     <w:rPr>
       <w:i/>
       <w:iCs/>
@@ -3844,7 +4195,7 @@
     <w:basedOn w:val="Normal"/>
     <w:uiPriority w:val="34"/>
     <w:qFormat/>
-    <w:rsid w:val="00796C09"/>
+    <w:rsid w:val="00B51F97"/>
     <w:pPr>
       <w:ind w:left="720"/>
       <w:contextualSpacing/>
@@ -3855,7 +4206,7 @@
     <w:basedOn w:val="DefaultParagraphFont"/>
     <w:uiPriority w:val="21"/>
     <w:qFormat/>
-    <w:rsid w:val="00796C09"/>
+    <w:rsid w:val="00B51F97"/>
     <w:rPr>
       <w:i/>
       <w:iCs/>
@@ -3869,7 +4220,7 @@
     <w:link w:val="IntenseQuoteChar"/>
     <w:uiPriority w:val="30"/>
     <w:qFormat/>
-    <w:rsid w:val="00796C09"/>
+    <w:rsid w:val="00B51F97"/>
     <w:pPr>
       <w:pBdr>
         <w:top w:val="single" w:sz="4" w:space="10" w:color="0F4761" w:themeColor="accent1" w:themeShade="BF"/>
@@ -3890,7 +4241,7 @@
     <w:basedOn w:val="DefaultParagraphFont"/>
     <w:link w:val="IntenseQuote"/>
     <w:uiPriority w:val="30"/>
-    <w:rsid w:val="00796C09"/>
+    <w:rsid w:val="00B51F97"/>
     <w:rPr>
       <w:i/>
       <w:iCs/>
@@ -3902,7 +4253,7 @@
     <w:basedOn w:val="DefaultParagraphFont"/>
     <w:uiPriority w:val="32"/>
     <w:qFormat/>
-    <w:rsid w:val="00796C09"/>
+    <w:rsid w:val="00B51F97"/>
     <w:rPr>
       <w:b/>
       <w:bCs/>
@@ -3917,7 +4268,7 @@
     <w:link w:val="HeaderChar"/>
     <w:uiPriority w:val="99"/>
     <w:unhideWhenUsed/>
-    <w:rsid w:val="00796C09"/>
+    <w:rsid w:val="00B51F97"/>
     <w:pPr>
       <w:tabs>
         <w:tab w:val="center" w:pos="4680"/>
@@ -3931,7 +4282,7 @@
     <w:basedOn w:val="DefaultParagraphFont"/>
     <w:link w:val="Header"/>
     <w:uiPriority w:val="99"/>
-    <w:rsid w:val="00796C09"/>
+    <w:rsid w:val="00B51F97"/>
   </w:style>
   <w:style w:type="paragraph" w:styleId="Footer">
     <w:name w:val="footer"/>
@@ -3939,7 +4290,7 @@
     <w:link w:val="FooterChar"/>
     <w:uiPriority w:val="99"/>
     <w:unhideWhenUsed/>
-    <w:rsid w:val="00796C09"/>
+    <w:rsid w:val="00B51F97"/>
     <w:pPr>
       <w:tabs>
         <w:tab w:val="center" w:pos="4680"/>
@@ -3953,7 +4304,7 @@
     <w:basedOn w:val="DefaultParagraphFont"/>
     <w:link w:val="Footer"/>
     <w:uiPriority w:val="99"/>
-    <w:rsid w:val="00796C09"/>
+    <w:rsid w:val="00B51F97"/>
   </w:style>
 </w:styles>
 </file>

--- a/output/uln_document.docx
+++ b/output/uln_document.docx
@@ -37,6 +37,11 @@
     </w:p>
     <w:p>
       <w:pPr>
+        <w:tabs>
+          <w:tab w:val="left" w:pos="2551"/>
+          <w:tab w:val="left" w:pos="4819"/>
+          <w:tab w:val="left" w:pos="7087"/>
+        </w:tabs>
         <w:spacing w:before="80" w:after="60"/>
         <w:ind w:left="283"/>
         <w:rPr>
@@ -60,20 +65,26 @@
         <w:rPr>
           <w:sz w:val="24"/>
         </w:rPr>
-        <w:t xml:space="preserve"> </w:t>
+        <w:t xml:space="preserve"> e</w:t>
       </w:r>
       <w:r>
         <w:rPr>
           <w:sz w:val="24"/>
           <w:u w:val="single"/>
         </w:rPr>
-        <w:t>e</w:t>
-      </w:r>
-      <w:r>
-        <w:rPr>
-          <w:sz w:val="24"/>
-        </w:rPr>
-        <w:t xml:space="preserve">xciting </w:t>
+        <w:t>x</w:t>
+      </w:r>
+      <w:r>
+        <w:rPr>
+          <w:sz w:val="24"/>
+        </w:rPr>
+        <w:t>citing</w:t>
+      </w:r>
+      <w:r>
+        <w:rPr>
+          <w:sz w:val="24"/>
+        </w:rPr>
+        <w:tab/>
       </w:r>
       <w:r>
         <w:rPr>
@@ -86,20 +97,26 @@
         <w:rPr>
           <w:sz w:val="24"/>
         </w:rPr>
-        <w:t xml:space="preserve"> </w:t>
+        <w:t xml:space="preserve"> e</w:t>
       </w:r>
       <w:r>
         <w:rPr>
           <w:sz w:val="24"/>
           <w:u w:val="single"/>
         </w:rPr>
-        <w:t>e</w:t>
-      </w:r>
-      <w:r>
-        <w:rPr>
-          <w:sz w:val="24"/>
-        </w:rPr>
-        <w:t xml:space="preserve">xcellent </w:t>
+        <w:t>x</w:t>
+      </w:r>
+      <w:r>
+        <w:rPr>
+          <w:sz w:val="24"/>
+        </w:rPr>
+        <w:t>cellent</w:t>
+      </w:r>
+      <w:r>
+        <w:rPr>
+          <w:sz w:val="24"/>
+        </w:rPr>
+        <w:tab/>
       </w:r>
       <w:r>
         <w:rPr>
@@ -112,20 +129,26 @@
         <w:rPr>
           <w:sz w:val="24"/>
         </w:rPr>
-        <w:t xml:space="preserve"> </w:t>
+        <w:t xml:space="preserve"> e</w:t>
       </w:r>
       <w:r>
         <w:rPr>
           <w:sz w:val="24"/>
           <w:u w:val="single"/>
         </w:rPr>
-        <w:t>e</w:t>
-      </w:r>
-      <w:r>
-        <w:rPr>
-          <w:sz w:val="24"/>
-        </w:rPr>
-        <w:t xml:space="preserve">xperience </w:t>
+        <w:t>x</w:t>
+      </w:r>
+      <w:r>
+        <w:rPr>
+          <w:sz w:val="24"/>
+        </w:rPr>
+        <w:t>perience</w:t>
+      </w:r>
+      <w:r>
+        <w:rPr>
+          <w:sz w:val="24"/>
+        </w:rPr>
+        <w:tab/>
       </w:r>
       <w:r>
         <w:rPr>
@@ -138,24 +161,29 @@
         <w:rPr>
           <w:sz w:val="24"/>
         </w:rPr>
-        <w:t xml:space="preserve"> </w:t>
+        <w:t xml:space="preserve"> e</w:t>
       </w:r>
       <w:r>
         <w:rPr>
           <w:sz w:val="24"/>
           <w:u w:val="single"/>
         </w:rPr>
-        <w:t>e</w:t>
-      </w:r>
-      <w:r>
-        <w:rPr>
-          <w:sz w:val="24"/>
-        </w:rPr>
-        <w:t>xpensive</w:t>
-      </w:r>
-    </w:p>
-    <w:p>
-      <w:pPr>
+        <w:t>x</w:t>
+      </w:r>
+      <w:r>
+        <w:rPr>
+          <w:sz w:val="24"/>
+        </w:rPr>
+        <w:t>pensive</w:t>
+      </w:r>
+    </w:p>
+    <w:p>
+      <w:pPr>
+        <w:tabs>
+          <w:tab w:val="left" w:pos="2551"/>
+          <w:tab w:val="left" w:pos="4819"/>
+          <w:tab w:val="left" w:pos="7087"/>
+        </w:tabs>
         <w:spacing w:before="80" w:after="60"/>
         <w:ind w:left="283"/>
         <w:rPr>
@@ -192,7 +220,7 @@
         <w:rPr>
           <w:sz w:val="24"/>
         </w:rPr>
-        <w:t xml:space="preserve"> </w:t>
+        <w:tab/>
       </w:r>
       <w:r>
         <w:rPr>
@@ -218,7 +246,13 @@
         <w:rPr>
           <w:sz w:val="24"/>
         </w:rPr>
-        <w:t xml:space="preserve">cle </w:t>
+        <w:t>cle</w:t>
+      </w:r>
+      <w:r>
+        <w:rPr>
+          <w:sz w:val="24"/>
+        </w:rPr>
+        <w:tab/>
       </w:r>
       <w:r>
         <w:rPr>
@@ -244,7 +278,13 @@
         <w:rPr>
           <w:sz w:val="24"/>
         </w:rPr>
-        <w:t xml:space="preserve">e </w:t>
+        <w:t>e</w:t>
+      </w:r>
+      <w:r>
+        <w:rPr>
+          <w:sz w:val="24"/>
+        </w:rPr>
+        <w:tab/>
       </w:r>
       <w:r>
         <w:rPr>
@@ -269,6 +309,11 @@
     </w:p>
     <w:p>
       <w:pPr>
+        <w:tabs>
+          <w:tab w:val="left" w:pos="2551"/>
+          <w:tab w:val="left" w:pos="4819"/>
+          <w:tab w:val="left" w:pos="7087"/>
+        </w:tabs>
         <w:spacing w:before="80" w:after="60"/>
         <w:ind w:left="283"/>
         <w:rPr>
@@ -305,7 +350,13 @@
         <w:rPr>
           <w:sz w:val="24"/>
         </w:rPr>
-        <w:t xml:space="preserve">ttery </w:t>
+        <w:t>ttery</w:t>
+      </w:r>
+      <w:r>
+        <w:rPr>
+          <w:sz w:val="24"/>
+        </w:rPr>
+        <w:tab/>
       </w:r>
       <w:r>
         <w:rPr>
@@ -331,7 +382,13 @@
         <w:rPr>
           <w:sz w:val="24"/>
         </w:rPr>
-        <w:t xml:space="preserve">llect </w:t>
+        <w:t>llect</w:t>
+      </w:r>
+      <w:r>
+        <w:rPr>
+          <w:sz w:val="24"/>
+        </w:rPr>
+        <w:tab/>
       </w:r>
       <w:r>
         <w:rPr>
@@ -357,7 +414,13 @@
         <w:rPr>
           <w:sz w:val="24"/>
         </w:rPr>
-        <w:t xml:space="preserve">dy </w:t>
+        <w:t>dy</w:t>
+      </w:r>
+      <w:r>
+        <w:rPr>
+          <w:sz w:val="24"/>
+        </w:rPr>
+        <w:tab/>
       </w:r>
       <w:r>
         <w:rPr>
@@ -388,6 +451,11 @@
     </w:p>
     <w:p>
       <w:pPr>
+        <w:tabs>
+          <w:tab w:val="left" w:pos="2551"/>
+          <w:tab w:val="left" w:pos="4819"/>
+          <w:tab w:val="left" w:pos="7087"/>
+        </w:tabs>
         <w:spacing w:before="80" w:after="60"/>
         <w:ind w:left="283"/>
         <w:rPr>
@@ -424,7 +492,13 @@
         <w:rPr>
           <w:sz w:val="24"/>
         </w:rPr>
-        <w:t xml:space="preserve">rd </w:t>
+        <w:t>rd</w:t>
+      </w:r>
+      <w:r>
+        <w:rPr>
+          <w:sz w:val="24"/>
+        </w:rPr>
+        <w:tab/>
       </w:r>
       <w:r>
         <w:rPr>
@@ -450,7 +524,13 @@
         <w:rPr>
           <w:sz w:val="24"/>
         </w:rPr>
-        <w:t xml:space="preserve">rd </w:t>
+        <w:t>rd</w:t>
+      </w:r>
+      <w:r>
+        <w:rPr>
+          <w:sz w:val="24"/>
+        </w:rPr>
+        <w:tab/>
       </w:r>
       <w:r>
         <w:rPr>
@@ -476,7 +556,13 @@
         <w:rPr>
           <w:sz w:val="24"/>
         </w:rPr>
-        <w:t xml:space="preserve">rld </w:t>
+        <w:t>rld</w:t>
+      </w:r>
+      <w:r>
+        <w:rPr>
+          <w:sz w:val="24"/>
+        </w:rPr>
+        <w:tab/>
       </w:r>
       <w:r>
         <w:rPr>
@@ -507,6 +593,11 @@
     </w:p>
     <w:p>
       <w:pPr>
+        <w:tabs>
+          <w:tab w:val="left" w:pos="2551"/>
+          <w:tab w:val="left" w:pos="4819"/>
+          <w:tab w:val="left" w:pos="7087"/>
+        </w:tabs>
         <w:spacing w:before="80" w:after="60"/>
         <w:ind w:left="283"/>
         <w:rPr>
@@ -543,7 +634,13 @@
         <w:rPr>
           <w:sz w:val="24"/>
         </w:rPr>
-        <w:t xml:space="preserve">ing </w:t>
+        <w:t>ing</w:t>
+      </w:r>
+      <w:r>
+        <w:rPr>
+          <w:sz w:val="24"/>
+        </w:rPr>
+        <w:tab/>
       </w:r>
       <w:r>
         <w:rPr>
@@ -569,7 +666,13 @@
         <w:rPr>
           <w:sz w:val="24"/>
         </w:rPr>
-        <w:t xml:space="preserve">ildren </w:t>
+        <w:t>ildren</w:t>
+      </w:r>
+      <w:r>
+        <w:rPr>
+          <w:sz w:val="24"/>
+        </w:rPr>
+        <w:tab/>
       </w:r>
       <w:r>
         <w:rPr>
@@ -595,7 +698,13 @@
         <w:rPr>
           <w:sz w:val="24"/>
         </w:rPr>
-        <w:t xml:space="preserve">ool </w:t>
+        <w:t>ool</w:t>
+      </w:r>
+      <w:r>
+        <w:rPr>
+          <w:sz w:val="24"/>
+        </w:rPr>
+        <w:tab/>
       </w:r>
       <w:r>
         <w:rPr>
@@ -651,11 +760,16 @@
         <w:rPr>
           <w:sz w:val="24"/>
         </w:rPr>
-        <w:t>1. My father can make beautiful pieces of art ______ empty eggshells.</w:t>
-      </w:r>
-    </w:p>
-    <w:p>
-      <w:pPr>
+        <w:t>1. My father can make beautiful pieces of art &lt;blank&gt; empty eggshells.</w:t>
+      </w:r>
+    </w:p>
+    <w:p>
+      <w:pPr>
+        <w:tabs>
+          <w:tab w:val="left" w:pos="2551"/>
+          <w:tab w:val="left" w:pos="4819"/>
+          <w:tab w:val="left" w:pos="7087"/>
+        </w:tabs>
         <w:spacing w:before="80" w:after="60"/>
         <w:ind w:left="283"/>
         <w:rPr>
@@ -673,7 +787,13 @@
         <w:rPr>
           <w:sz w:val="24"/>
         </w:rPr>
-        <w:t xml:space="preserve"> of </w:t>
+        <w:t xml:space="preserve"> of</w:t>
+      </w:r>
+      <w:r>
+        <w:rPr>
+          <w:sz w:val="24"/>
+        </w:rPr>
+        <w:tab/>
       </w:r>
       <w:r>
         <w:rPr>
@@ -686,7 +806,13 @@
         <w:rPr>
           <w:sz w:val="24"/>
         </w:rPr>
-        <w:t xml:space="preserve"> from </w:t>
+        <w:t xml:space="preserve"> from</w:t>
+      </w:r>
+      <w:r>
+        <w:rPr>
+          <w:sz w:val="24"/>
+        </w:rPr>
+        <w:tab/>
       </w:r>
       <w:r>
         <w:rPr>
@@ -699,7 +825,13 @@
         <w:rPr>
           <w:sz w:val="24"/>
         </w:rPr>
-        <w:t xml:space="preserve"> in </w:t>
+        <w:t xml:space="preserve"> in</w:t>
+      </w:r>
+      <w:r>
+        <w:rPr>
+          <w:sz w:val="24"/>
+        </w:rPr>
+        <w:tab/>
       </w:r>
       <w:r>
         <w:rPr>
@@ -726,11 +858,16 @@
         <w:rPr>
           <w:sz w:val="24"/>
         </w:rPr>
-        <w:t>2. Why don't you take ______ a new hobby?</w:t>
-      </w:r>
-    </w:p>
-    <w:p>
-      <w:pPr>
+        <w:t>2. Why don't you take &lt;blank&gt; a new hobby?</w:t>
+      </w:r>
+    </w:p>
+    <w:p>
+      <w:pPr>
+        <w:tabs>
+          <w:tab w:val="left" w:pos="2551"/>
+          <w:tab w:val="left" w:pos="4819"/>
+          <w:tab w:val="left" w:pos="7087"/>
+        </w:tabs>
         <w:spacing w:before="80" w:after="60"/>
         <w:ind w:left="283"/>
         <w:rPr>
@@ -748,7 +885,13 @@
         <w:rPr>
           <w:sz w:val="24"/>
         </w:rPr>
-        <w:t xml:space="preserve"> up </w:t>
+        <w:t xml:space="preserve"> up</w:t>
+      </w:r>
+      <w:r>
+        <w:rPr>
+          <w:sz w:val="24"/>
+        </w:rPr>
+        <w:tab/>
       </w:r>
       <w:r>
         <w:rPr>
@@ -761,7 +904,13 @@
         <w:rPr>
           <w:sz w:val="24"/>
         </w:rPr>
-        <w:t xml:space="preserve"> in </w:t>
+        <w:t xml:space="preserve"> in</w:t>
+      </w:r>
+      <w:r>
+        <w:rPr>
+          <w:sz w:val="24"/>
+        </w:rPr>
+        <w:tab/>
       </w:r>
       <w:r>
         <w:rPr>
@@ -774,7 +923,13 @@
         <w:rPr>
           <w:sz w:val="24"/>
         </w:rPr>
-        <w:t xml:space="preserve"> over </w:t>
+        <w:t xml:space="preserve"> over</w:t>
+      </w:r>
+      <w:r>
+        <w:rPr>
+          <w:sz w:val="24"/>
+        </w:rPr>
+        <w:tab/>
       </w:r>
       <w:r>
         <w:rPr>
@@ -801,11 +956,16 @@
         <w:rPr>
           <w:sz w:val="24"/>
         </w:rPr>
-        <w:t>3. Collecting cars is a(n) ______ hobby. It costs a lot of money.</w:t>
-      </w:r>
-    </w:p>
-    <w:p>
-      <w:pPr>
+        <w:t>3. Collecting cars is a(n) &lt;blank&gt; hobby. It costs a lot of money.</w:t>
+      </w:r>
+    </w:p>
+    <w:p>
+      <w:pPr>
+        <w:tabs>
+          <w:tab w:val="left" w:pos="2551"/>
+          <w:tab w:val="left" w:pos="4819"/>
+          <w:tab w:val="left" w:pos="7087"/>
+        </w:tabs>
         <w:spacing w:before="80" w:after="60"/>
         <w:ind w:left="283"/>
         <w:rPr>
@@ -823,7 +983,13 @@
         <w:rPr>
           <w:sz w:val="24"/>
         </w:rPr>
-        <w:t xml:space="preserve"> interesting </w:t>
+        <w:t xml:space="preserve"> interesting</w:t>
+      </w:r>
+      <w:r>
+        <w:rPr>
+          <w:sz w:val="24"/>
+        </w:rPr>
+        <w:tab/>
       </w:r>
       <w:r>
         <w:rPr>
@@ -836,7 +1002,13 @@
         <w:rPr>
           <w:sz w:val="24"/>
         </w:rPr>
-        <w:t xml:space="preserve"> cheap </w:t>
+        <w:t xml:space="preserve"> cheap</w:t>
+      </w:r>
+      <w:r>
+        <w:rPr>
+          <w:sz w:val="24"/>
+        </w:rPr>
+        <w:tab/>
       </w:r>
       <w:r>
         <w:rPr>
@@ -849,7 +1021,13 @@
         <w:rPr>
           <w:sz w:val="24"/>
         </w:rPr>
-        <w:t xml:space="preserve"> expensive </w:t>
+        <w:t xml:space="preserve"> expensive</w:t>
+      </w:r>
+      <w:r>
+        <w:rPr>
+          <w:sz w:val="24"/>
+        </w:rPr>
+        <w:tab/>
       </w:r>
       <w:r>
         <w:rPr>
@@ -876,11 +1054,16 @@
         <w:rPr>
           <w:sz w:val="24"/>
         </w:rPr>
-        <w:t>4. More people are ______ birds today than ever before.</w:t>
-      </w:r>
-    </w:p>
-    <w:p>
-      <w:pPr>
+        <w:t>4. More people are &lt;blank&gt; birds today than ever before.</w:t>
+      </w:r>
+    </w:p>
+    <w:p>
+      <w:pPr>
+        <w:tabs>
+          <w:tab w:val="left" w:pos="2551"/>
+          <w:tab w:val="left" w:pos="4819"/>
+          <w:tab w:val="left" w:pos="7087"/>
+        </w:tabs>
         <w:spacing w:before="80" w:after="60"/>
         <w:ind w:left="283"/>
         <w:rPr>
@@ -898,7 +1081,13 @@
         <w:rPr>
           <w:sz w:val="24"/>
         </w:rPr>
-        <w:t xml:space="preserve"> seeing </w:t>
+        <w:t xml:space="preserve"> seeing</w:t>
+      </w:r>
+      <w:r>
+        <w:rPr>
+          <w:sz w:val="24"/>
+        </w:rPr>
+        <w:tab/>
       </w:r>
       <w:r>
         <w:rPr>
@@ -911,7 +1100,13 @@
         <w:rPr>
           <w:sz w:val="24"/>
         </w:rPr>
-        <w:t xml:space="preserve"> looking </w:t>
+        <w:t xml:space="preserve"> looking</w:t>
+      </w:r>
+      <w:r>
+        <w:rPr>
+          <w:sz w:val="24"/>
+        </w:rPr>
+        <w:tab/>
       </w:r>
       <w:r>
         <w:rPr>
@@ -924,7 +1119,13 @@
         <w:rPr>
           <w:sz w:val="24"/>
         </w:rPr>
-        <w:t xml:space="preserve"> hearing </w:t>
+        <w:t xml:space="preserve"> hearing</w:t>
+      </w:r>
+      <w:r>
+        <w:rPr>
+          <w:sz w:val="24"/>
+        </w:rPr>
+        <w:tab/>
       </w:r>
       <w:r>
         <w:rPr>
@@ -1027,7 +1228,7 @@
         <w:rPr>
           <w:sz w:val="24"/>
         </w:rPr>
-        <w:t>1. ______ Alex ______ computer games at the weekend?</w:t>
+        <w:t>1. &lt;blank&gt; Alex &lt;blank&gt; computer games at the weekend?</w:t>
       </w:r>
     </w:p>
     <w:p>
@@ -1041,7 +1242,7 @@
         <w:rPr>
           <w:sz w:val="24"/>
         </w:rPr>
-        <w:t>2. We ______ camping in Dam Sen Park yesterday.</w:t>
+        <w:t>2. We &lt;blank&gt; camping in Dam Sen Park yesterday.</w:t>
       </w:r>
     </w:p>
     <w:p>
@@ -1055,7 +1256,7 @@
         <w:rPr>
           <w:sz w:val="24"/>
         </w:rPr>
-        <w:t>3. ______ you ______ coins some day in the future?</w:t>
+        <w:t>3. &lt;blank&gt; you &lt;blank&gt; coins some day in the future?</w:t>
       </w:r>
     </w:p>
     <w:p>
@@ -1069,7 +1270,7 @@
         <w:rPr>
           <w:sz w:val="24"/>
         </w:rPr>
-        <w:t>4. Do you want ______ mountain biking with me this weekend?</w:t>
+        <w:t>4. Do you want &lt;blank&gt; mountain biking with me this weekend?</w:t>
       </w:r>
     </w:p>
     <w:p>
@@ -1094,7 +1295,6 @@
           <w:tab w:val="right" w:pos="9354"/>
         </w:tabs>
         <w:spacing w:before="60" w:after="60"/>
-        <w:ind w:left="5669" w:hanging="5669"/>
         <w:rPr>
           <w:sz w:val="24"/>
         </w:rPr>
@@ -1119,7 +1319,6 @@
           <w:tab w:val="right" w:pos="9354"/>
         </w:tabs>
         <w:spacing w:before="60" w:after="60"/>
-        <w:ind w:left="5669" w:hanging="5669"/>
         <w:rPr>
           <w:sz w:val="24"/>
         </w:rPr>
@@ -1144,7 +1343,6 @@
           <w:tab w:val="right" w:pos="9354"/>
         </w:tabs>
         <w:spacing w:before="60" w:after="60"/>
-        <w:ind w:left="5669" w:hanging="5669"/>
         <w:rPr>
           <w:sz w:val="24"/>
         </w:rPr>
@@ -1169,7 +1367,6 @@
           <w:tab w:val="right" w:pos="9354"/>
         </w:tabs>
         <w:spacing w:before="60" w:after="60"/>
-        <w:ind w:left="4456" w:hanging="4456"/>
         <w:rPr>
           <w:sz w:val="24"/>
         </w:rPr>
@@ -1207,7 +1404,7 @@
     <w:p>
       <w:pPr>
         <w:spacing w:after="80"/>
-        <w:ind w:left="283" w:right="283" w:firstLine="425"/>
+        <w:ind w:firstLine="425"/>
         <w:jc w:val="both"/>
         <w:rPr>
           <w:sz w:val="24"/>
@@ -1217,13 +1414,13 @@
         <w:rPr>
           <w:sz w:val="24"/>
         </w:rPr>
-        <w:t>Many people (1)______ crafting with paper. The materials are readily available and don't cost much; and no super special talents are needed. Anyone (2)______ be a paper crafter.</w:t>
+        <w:t>Many people (1)&lt;blank&gt; crafting with paper. The materials are readily available and don't cost much; and no super special talents are needed. Anyone (2)&lt;blank&gt; be a paper crafter.</w:t>
       </w:r>
     </w:p>
     <w:p>
       <w:pPr>
         <w:spacing w:after="80"/>
-        <w:ind w:left="283" w:right="283" w:firstLine="425"/>
+        <w:ind w:firstLine="425"/>
         <w:jc w:val="both"/>
         <w:rPr>
           <w:sz w:val="24"/>
@@ -1233,18 +1430,16 @@
         <w:rPr>
           <w:sz w:val="24"/>
         </w:rPr>
-        <w:t xml:space="preserve">There are many different paper craft techniques. Origami is one of ancient techniques developed in Japan where squares of paper are (3)______ and formed into various objects such as flowers, animals, and boxes. Card (4)______ is also a favourite paper craft technique. Birthday cards are the most popular greeting cards, followed by Christmas cards. Receiving </w:t>
-      </w:r>
-      <w:r>
-        <w:rPr>
-          <w:sz w:val="24"/>
-        </w:rPr>
-        <w:lastRenderedPageBreak/>
-        <w:t>a (5)______ card is a special gift, because of the time and effort someone spent making it. It lets the recipient know just how much you care (6)______ them.</w:t>
-      </w:r>
-    </w:p>
-    <w:p>
-      <w:pPr>
+        <w:t>There are many different paper craft techniques. Origami is one of ancient techniques developed in Japan where squares of paper are (3)&lt;blank&gt; and formed into various objects such as flowers, animals, and boxes. Card (4)&lt;blank&gt; is also a favourite paper craft technique. Birthday cards are the most popular greeting cards, followed by Christmas cards. Receiving a (5)&lt;blank&gt; card is a special gift, because of the time and effort someone spent making it. It lets the recipient know just how much you care (6)&lt;blank&gt; them.</w:t>
+      </w:r>
+    </w:p>
+    <w:p>
+      <w:pPr>
+        <w:tabs>
+          <w:tab w:val="left" w:pos="2551"/>
+          <w:tab w:val="left" w:pos="4819"/>
+          <w:tab w:val="left" w:pos="7087"/>
+        </w:tabs>
         <w:spacing w:before="80" w:after="60"/>
         <w:ind w:left="283"/>
         <w:rPr>
@@ -1255,6 +1450,7 @@
         <w:rPr>
           <w:sz w:val="24"/>
         </w:rPr>
+        <w:lastRenderedPageBreak/>
         <w:t xml:space="preserve">1. </w:t>
       </w:r>
       <w:r>
@@ -1268,7 +1464,13 @@
         <w:rPr>
           <w:sz w:val="24"/>
         </w:rPr>
-        <w:t xml:space="preserve"> enjoy </w:t>
+        <w:t xml:space="preserve"> enjoy</w:t>
+      </w:r>
+      <w:r>
+        <w:rPr>
+          <w:sz w:val="24"/>
+        </w:rPr>
+        <w:tab/>
       </w:r>
       <w:r>
         <w:rPr>
@@ -1281,7 +1483,13 @@
         <w:rPr>
           <w:sz w:val="24"/>
         </w:rPr>
-        <w:t xml:space="preserve"> decide </w:t>
+        <w:t xml:space="preserve"> decide</w:t>
+      </w:r>
+      <w:r>
+        <w:rPr>
+          <w:sz w:val="24"/>
+        </w:rPr>
+        <w:tab/>
       </w:r>
       <w:r>
         <w:rPr>
@@ -1294,7 +1502,13 @@
         <w:rPr>
           <w:sz w:val="24"/>
         </w:rPr>
-        <w:t xml:space="preserve"> want </w:t>
+        <w:t xml:space="preserve"> want</w:t>
+      </w:r>
+      <w:r>
+        <w:rPr>
+          <w:sz w:val="24"/>
+        </w:rPr>
+        <w:tab/>
       </w:r>
       <w:r>
         <w:rPr>
@@ -1312,6 +1526,11 @@
     </w:p>
     <w:p>
       <w:pPr>
+        <w:tabs>
+          <w:tab w:val="left" w:pos="2551"/>
+          <w:tab w:val="left" w:pos="4819"/>
+          <w:tab w:val="left" w:pos="7087"/>
+        </w:tabs>
         <w:spacing w:before="80" w:after="60"/>
         <w:ind w:left="283"/>
         <w:rPr>
@@ -1335,7 +1554,13 @@
         <w:rPr>
           <w:sz w:val="24"/>
         </w:rPr>
-        <w:t xml:space="preserve"> must </w:t>
+        <w:t xml:space="preserve"> must</w:t>
+      </w:r>
+      <w:r>
+        <w:rPr>
+          <w:sz w:val="24"/>
+        </w:rPr>
+        <w:tab/>
       </w:r>
       <w:r>
         <w:rPr>
@@ -1348,7 +1573,13 @@
         <w:rPr>
           <w:sz w:val="24"/>
         </w:rPr>
-        <w:t xml:space="preserve"> should </w:t>
+        <w:t xml:space="preserve"> should</w:t>
+      </w:r>
+      <w:r>
+        <w:rPr>
+          <w:sz w:val="24"/>
+        </w:rPr>
+        <w:tab/>
       </w:r>
       <w:r>
         <w:rPr>
@@ -1361,7 +1592,13 @@
         <w:rPr>
           <w:sz w:val="24"/>
         </w:rPr>
-        <w:t xml:space="preserve"> can </w:t>
+        <w:t xml:space="preserve"> can</w:t>
+      </w:r>
+      <w:r>
+        <w:rPr>
+          <w:sz w:val="24"/>
+        </w:rPr>
+        <w:tab/>
       </w:r>
       <w:r>
         <w:rPr>
@@ -1379,6 +1616,11 @@
     </w:p>
     <w:p>
       <w:pPr>
+        <w:tabs>
+          <w:tab w:val="left" w:pos="2551"/>
+          <w:tab w:val="left" w:pos="4819"/>
+          <w:tab w:val="left" w:pos="7087"/>
+        </w:tabs>
         <w:spacing w:before="80" w:after="60"/>
         <w:ind w:left="283"/>
         <w:rPr>
@@ -1402,7 +1644,13 @@
         <w:rPr>
           <w:sz w:val="24"/>
         </w:rPr>
-        <w:t xml:space="preserve"> wrapped </w:t>
+        <w:t xml:space="preserve"> wrapped</w:t>
+      </w:r>
+      <w:r>
+        <w:rPr>
+          <w:sz w:val="24"/>
+        </w:rPr>
+        <w:tab/>
       </w:r>
       <w:r>
         <w:rPr>
@@ -1415,7 +1663,13 @@
         <w:rPr>
           <w:sz w:val="24"/>
         </w:rPr>
-        <w:t xml:space="preserve"> folded </w:t>
+        <w:t xml:space="preserve"> folded</w:t>
+      </w:r>
+      <w:r>
+        <w:rPr>
+          <w:sz w:val="24"/>
+        </w:rPr>
+        <w:tab/>
       </w:r>
       <w:r>
         <w:rPr>
@@ -1428,7 +1682,13 @@
         <w:rPr>
           <w:sz w:val="24"/>
         </w:rPr>
-        <w:t xml:space="preserve"> torn </w:t>
+        <w:t xml:space="preserve"> torn</w:t>
+      </w:r>
+      <w:r>
+        <w:rPr>
+          <w:sz w:val="24"/>
+        </w:rPr>
+        <w:tab/>
       </w:r>
       <w:r>
         <w:rPr>
@@ -1476,9 +1736,6 @@
     </w:p>
     <w:p>
       <w:pPr>
-        <w:tabs>
-          <w:tab w:val="right" w:pos="9354"/>
-        </w:tabs>
         <w:spacing w:before="120" w:after="80"/>
         <w:rPr>
           <w:sz w:val="24"/>
@@ -1488,7 +1745,7 @@
         <w:rPr>
           <w:sz w:val="24"/>
         </w:rPr>
-        <w:t>_____________________________________________</w:t>
+        <w:t>&lt;blank&gt;</w:t>
       </w:r>
     </w:p>
     <w:p>
@@ -1507,9 +1764,6 @@
     </w:p>
     <w:p>
       <w:pPr>
-        <w:tabs>
-          <w:tab w:val="right" w:pos="9354"/>
-        </w:tabs>
         <w:spacing w:before="120" w:after="80"/>
         <w:rPr>
           <w:sz w:val="24"/>
@@ -1519,7 +1773,7 @@
         <w:rPr>
           <w:sz w:val="24"/>
         </w:rPr>
-        <w:t>_____________________________________________</w:t>
+        <w:t>&lt;blank&gt;</w:t>
       </w:r>
     </w:p>
     <w:p>
@@ -1538,9 +1792,6 @@
     </w:p>
     <w:p>
       <w:pPr>
-        <w:tabs>
-          <w:tab w:val="right" w:pos="9354"/>
-        </w:tabs>
         <w:spacing w:before="120" w:after="80"/>
         <w:rPr>
           <w:sz w:val="24"/>
@@ -1550,7 +1801,7 @@
         <w:rPr>
           <w:sz w:val="24"/>
         </w:rPr>
-        <w:t>_____________________________________________</w:t>
+        <w:t>&lt;blank&gt;</w:t>
       </w:r>
     </w:p>
     <w:p>
@@ -1987,6 +2238,12 @@
                 <w:sz w:val="24"/>
               </w:rPr>
             </w:pPr>
+            <w:r>
+              <w:rPr>
+                <w:sz w:val="24"/>
+              </w:rPr>
+              <w:t>&lt;blank&gt;</w:t>
+            </w:r>
           </w:p>
         </w:tc>
         <w:tc>
@@ -2001,6 +2258,12 @@
                 <w:sz w:val="24"/>
               </w:rPr>
             </w:pPr>
+            <w:r>
+              <w:rPr>
+                <w:sz w:val="24"/>
+              </w:rPr>
+              <w:t>&lt;blank&gt;</w:t>
+            </w:r>
           </w:p>
         </w:tc>
       </w:tr>
@@ -2020,6 +2283,12 @@
                 <w:sz w:val="24"/>
               </w:rPr>
             </w:pPr>
+            <w:r>
+              <w:rPr>
+                <w:sz w:val="24"/>
+              </w:rPr>
+              <w:t>&lt;blank&gt;</w:t>
+            </w:r>
           </w:p>
         </w:tc>
         <w:tc>
@@ -2034,6 +2303,12 @@
                 <w:sz w:val="24"/>
               </w:rPr>
             </w:pPr>
+            <w:r>
+              <w:rPr>
+                <w:sz w:val="24"/>
+              </w:rPr>
+              <w:t>&lt;blank&gt;</w:t>
+            </w:r>
           </w:p>
         </w:tc>
       </w:tr>
@@ -2053,6 +2328,12 @@
                 <w:sz w:val="24"/>
               </w:rPr>
             </w:pPr>
+            <w:r>
+              <w:rPr>
+                <w:sz w:val="24"/>
+              </w:rPr>
+              <w:t>&lt;blank&gt;</w:t>
+            </w:r>
           </w:p>
         </w:tc>
         <w:tc>
@@ -2067,6 +2348,12 @@
                 <w:sz w:val="24"/>
               </w:rPr>
             </w:pPr>
+            <w:r>
+              <w:rPr>
+                <w:sz w:val="24"/>
+              </w:rPr>
+              <w:t>&lt;blank&gt;</w:t>
+            </w:r>
           </w:p>
         </w:tc>
       </w:tr>
@@ -2118,7 +2405,7 @@
         <mc:AlternateContent>
           <mc:Choice Requires="wps">
             <w:drawing>
-              <wp:anchor distT="0" distB="0" distL="114300" distR="114300" simplePos="0" relativeHeight="251659264" behindDoc="0" locked="0" layoutInCell="1" allowOverlap="1" wp14:anchorId="012AD419" wp14:editId="7841A9F2">
+              <wp:anchor distT="0" distB="0" distL="114300" distR="114300" simplePos="0" relativeHeight="251659264" behindDoc="0" locked="0" layoutInCell="1" allowOverlap="1" wp14:anchorId="0A607564" wp14:editId="77192065">
                 <wp:simplePos x="0" y="0"/>
                 <wp:positionH relativeFrom="margin">
                   <wp:posOffset>112395</wp:posOffset>
@@ -2129,7 +2416,7 @@
                 <wp:extent cx="5715000" cy="558800"/>
                 <wp:effectExtent l="0" t="0" r="19050" b="12700"/>
                 <wp:wrapNone/>
-                <wp:docPr id="587855616" name="Rectangle: Rounded Corners 1"/>
+                <wp:docPr id="1447860702" name="Rectangle: Rounded Corners 1"/>
                 <wp:cNvGraphicFramePr/>
                 <a:graphic xmlns:a="http://schemas.openxmlformats.org/drawingml/2006/main">
                   <a:graphicData uri="http://schemas.microsoft.com/office/word/2010/wordprocessingShape">
@@ -2192,7 +2479,7 @@
           </mc:Choice>
           <mc:Fallback>
             <w:pict>
-              <v:roundrect w14:anchorId="03CB12F4" id="Rectangle: Rounded Corners 1" o:spid="_x0000_s1026" style="position:absolute;margin-left:8.85pt;margin-top:-6pt;width:450pt;height:44pt;z-index:251659264;visibility:visible;mso-wrap-style:square;mso-wrap-distance-left:9pt;mso-wrap-distance-top:0;mso-wrap-distance-right:9pt;mso-wrap-distance-bottom:0;mso-position-horizontal:absolute;mso-position-horizontal-relative:margin;mso-position-vertical:absolute;mso-position-vertical-relative:text;v-text-anchor:middle" arcsize="10923f" o:gfxdata="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" filled="f" fillcolor="#156082 [3204]" strokeweight="1pt">
+              <v:roundrect w14:anchorId="4A696915" id="Rectangle: Rounded Corners 1" o:spid="_x0000_s1026" style="position:absolute;margin-left:8.85pt;margin-top:-6pt;width:450pt;height:44pt;z-index:251659264;visibility:visible;mso-wrap-style:square;mso-wrap-distance-left:9pt;mso-wrap-distance-top:0;mso-wrap-distance-right:9pt;mso-wrap-distance-bottom:0;mso-position-horizontal:absolute;mso-position-horizontal-relative:margin;mso-position-vertical:absolute;mso-position-vertical-relative:text;v-text-anchor:middle" arcsize="10923f" o:gfxdata="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" filled="f" fillcolor="#156082 [3204]" strokeweight="1pt">
                 <v:stroke joinstyle="miter"/>
                 <w10:wrap anchorx="margin"/>
               </v:roundrect>
@@ -2266,7 +2553,6 @@
           <w:b/>
           <w:sz w:val="24"/>
         </w:rPr>
-        <w:lastRenderedPageBreak/>
         <w:t>making models</w:t>
       </w:r>
       <w:r>
@@ -2328,21 +2614,22 @@
           <w:noProof/>
           <w:sz w:val="24"/>
         </w:rPr>
+        <w:lastRenderedPageBreak/>
         <w:drawing>
-          <wp:inline distT="0" distB="0" distL="0" distR="0" wp14:anchorId="521A1A2B" wp14:editId="74A64DAB">
+          <wp:inline distT="0" distB="0" distL="0" distR="0" wp14:anchorId="76494962" wp14:editId="3B8CA31A">
             <wp:extent cx="1260000" cy="900000"/>
             <wp:effectExtent l="0" t="0" r="0" b="0"/>
-            <wp:docPr id="172742844" name="Picture 2"/>
+            <wp:docPr id="2126615794" name="Picture 2"/>
             <wp:cNvGraphicFramePr/>
             <a:graphic xmlns:a="http://schemas.openxmlformats.org/drawingml/2006/main">
               <a:graphicData uri="http://schemas.openxmlformats.org/drawingml/2006/picture">
                 <pic:pic xmlns:pic="http://schemas.openxmlformats.org/drawingml/2006/picture">
                   <pic:nvPicPr>
-                    <pic:cNvPr id="172742844" name=""/>
+                    <pic:cNvPr id="2126615794" name=""/>
                     <pic:cNvPicPr/>
                   </pic:nvPicPr>
                   <pic:blipFill>
-                    <a:blip r:embed="rId6">
+                    <a:blip r:embed="rId6" cstate="print">
                       <a:extLst>
                         <a:ext uri="{28A0092B-C50C-407E-A947-70E740481C1C}">
                           <a14:useLocalDpi xmlns:a14="http://schemas.microsoft.com/office/drawing/2010/main" val="0"/>
@@ -2382,16 +2669,69 @@
           <w:sz w:val="24"/>
         </w:rPr>
         <w:drawing>
-          <wp:inline distT="0" distB="0" distL="0" distR="0" wp14:anchorId="6E88AFDF" wp14:editId="577FFBF7">
+          <wp:inline distT="0" distB="0" distL="0" distR="0" wp14:anchorId="312889C8" wp14:editId="5B17CFD2">
             <wp:extent cx="1260000" cy="900000"/>
             <wp:effectExtent l="0" t="0" r="0" b="0"/>
-            <wp:docPr id="503126647" name="Picture 3"/>
+            <wp:docPr id="1115622825" name="Picture 3"/>
             <wp:cNvGraphicFramePr/>
             <a:graphic xmlns:a="http://schemas.openxmlformats.org/drawingml/2006/main">
               <a:graphicData uri="http://schemas.openxmlformats.org/drawingml/2006/picture">
                 <pic:pic xmlns:pic="http://schemas.openxmlformats.org/drawingml/2006/picture">
                   <pic:nvPicPr>
-                    <pic:cNvPr id="503126647" name=""/>
+                    <pic:cNvPr id="1115622825" name=""/>
+                    <pic:cNvPicPr/>
+                  </pic:nvPicPr>
+                  <pic:blipFill>
+                    <a:blip r:embed="rId6" cstate="print">
+                      <a:extLst>
+                        <a:ext uri="{28A0092B-C50C-407E-A947-70E740481C1C}">
+                          <a14:useLocalDpi xmlns:a14="http://schemas.microsoft.com/office/drawing/2010/main" val="0"/>
+                        </a:ext>
+                      </a:extLst>
+                    </a:blip>
+                    <a:stretch>
+                      <a:fillRect/>
+                    </a:stretch>
+                  </pic:blipFill>
+                  <pic:spPr>
+                    <a:xfrm>
+                      <a:off x="0" y="0"/>
+                      <a:ext cx="1260000" cy="900000"/>
+                    </a:xfrm>
+                    <a:prstGeom prst="rect">
+                      <a:avLst/>
+                    </a:prstGeom>
+                  </pic:spPr>
+                </pic:pic>
+              </a:graphicData>
+            </a:graphic>
+          </wp:inline>
+        </w:drawing>
+      </w:r>
+      <w:r>
+        <w:rPr>
+          <w:b/>
+          <w:sz w:val="24"/>
+        </w:rPr>
+        <w:tab/>
+      </w:r>
+      <w:r>
+        <w:rPr>
+          <w:b/>
+          <w:noProof/>
+          <w:sz w:val="24"/>
+        </w:rPr>
+        <w:drawing>
+          <wp:inline distT="0" distB="0" distL="0" distR="0" wp14:anchorId="6A7D2E66" wp14:editId="0F59C98D">
+            <wp:extent cx="1260000" cy="900000"/>
+            <wp:effectExtent l="0" t="0" r="0" b="0"/>
+            <wp:docPr id="49995807" name="Picture 4"/>
+            <wp:cNvGraphicFramePr/>
+            <a:graphic xmlns:a="http://schemas.openxmlformats.org/drawingml/2006/main">
+              <a:graphicData uri="http://schemas.openxmlformats.org/drawingml/2006/picture">
+                <pic:pic xmlns:pic="http://schemas.openxmlformats.org/drawingml/2006/picture">
+                  <pic:nvPicPr>
+                    <pic:cNvPr id="49995807" name=""/>
                     <pic:cNvPicPr/>
                   </pic:nvPicPr>
                   <pic:blipFill>
@@ -2435,16 +2775,16 @@
           <w:sz w:val="24"/>
         </w:rPr>
         <w:drawing>
-          <wp:inline distT="0" distB="0" distL="0" distR="0" wp14:anchorId="78299F93" wp14:editId="2A008700">
+          <wp:inline distT="0" distB="0" distL="0" distR="0" wp14:anchorId="21D917BB" wp14:editId="2DCEB25B">
             <wp:extent cx="1260000" cy="900000"/>
             <wp:effectExtent l="0" t="0" r="0" b="0"/>
-            <wp:docPr id="2140220150" name="Picture 4"/>
+            <wp:docPr id="1668842246" name="Picture 5"/>
             <wp:cNvGraphicFramePr/>
             <a:graphic xmlns:a="http://schemas.openxmlformats.org/drawingml/2006/main">
               <a:graphicData uri="http://schemas.openxmlformats.org/drawingml/2006/picture">
                 <pic:pic xmlns:pic="http://schemas.openxmlformats.org/drawingml/2006/picture">
                   <pic:nvPicPr>
-                    <pic:cNvPr id="2140220150" name=""/>
+                    <pic:cNvPr id="1668842246" name=""/>
                     <pic:cNvPicPr/>
                   </pic:nvPicPr>
                   <pic:blipFill>
@@ -2474,59 +2814,6 @@
           </wp:inline>
         </w:drawing>
       </w:r>
-      <w:r>
-        <w:rPr>
-          <w:b/>
-          <w:sz w:val="24"/>
-        </w:rPr>
-        <w:tab/>
-      </w:r>
-      <w:r>
-        <w:rPr>
-          <w:b/>
-          <w:noProof/>
-          <w:sz w:val="24"/>
-        </w:rPr>
-        <w:drawing>
-          <wp:inline distT="0" distB="0" distL="0" distR="0" wp14:anchorId="7F63D660" wp14:editId="084F880C">
-            <wp:extent cx="1260000" cy="900000"/>
-            <wp:effectExtent l="0" t="0" r="0" b="0"/>
-            <wp:docPr id="1285230026" name="Picture 5"/>
-            <wp:cNvGraphicFramePr/>
-            <a:graphic xmlns:a="http://schemas.openxmlformats.org/drawingml/2006/main">
-              <a:graphicData uri="http://schemas.openxmlformats.org/drawingml/2006/picture">
-                <pic:pic xmlns:pic="http://schemas.openxmlformats.org/drawingml/2006/picture">
-                  <pic:nvPicPr>
-                    <pic:cNvPr id="1285230026" name=""/>
-                    <pic:cNvPicPr/>
-                  </pic:nvPicPr>
-                  <pic:blipFill>
-                    <a:blip r:embed="rId8">
-                      <a:extLst>
-                        <a:ext uri="{28A0092B-C50C-407E-A947-70E740481C1C}">
-                          <a14:useLocalDpi xmlns:a14="http://schemas.microsoft.com/office/drawing/2010/main" val="0"/>
-                        </a:ext>
-                      </a:extLst>
-                    </a:blip>
-                    <a:stretch>
-                      <a:fillRect/>
-                    </a:stretch>
-                  </pic:blipFill>
-                  <pic:spPr>
-                    <a:xfrm>
-                      <a:off x="0" y="0"/>
-                      <a:ext cx="1260000" cy="900000"/>
-                    </a:xfrm>
-                    <a:prstGeom prst="rect">
-                      <a:avLst/>
-                    </a:prstGeom>
-                  </pic:spPr>
-                </pic:pic>
-              </a:graphicData>
-            </a:graphic>
-          </wp:inline>
-        </w:drawing>
-      </w:r>
     </w:p>
     <w:p>
       <w:pPr>
@@ -2629,67 +2916,16 @@
           <w:sz w:val="24"/>
         </w:rPr>
         <w:drawing>
-          <wp:inline distT="0" distB="0" distL="0" distR="0" wp14:anchorId="5F51EC94" wp14:editId="0A58453E">
+          <wp:inline distT="0" distB="0" distL="0" distR="0" wp14:anchorId="08550AED" wp14:editId="77824180">
             <wp:extent cx="1260000" cy="900000"/>
             <wp:effectExtent l="0" t="0" r="0" b="0"/>
-            <wp:docPr id="645485856" name="Picture 6"/>
+            <wp:docPr id="969590336" name="Picture 6"/>
             <wp:cNvGraphicFramePr/>
             <a:graphic xmlns:a="http://schemas.openxmlformats.org/drawingml/2006/main">
               <a:graphicData uri="http://schemas.openxmlformats.org/drawingml/2006/picture">
                 <pic:pic xmlns:pic="http://schemas.openxmlformats.org/drawingml/2006/picture">
                   <pic:nvPicPr>
-                    <pic:cNvPr id="645485856" name=""/>
-                    <pic:cNvPicPr/>
-                  </pic:nvPicPr>
-                  <pic:blipFill>
-                    <a:blip r:embed="rId8">
-                      <a:extLst>
-                        <a:ext uri="{28A0092B-C50C-407E-A947-70E740481C1C}">
-                          <a14:useLocalDpi xmlns:a14="http://schemas.microsoft.com/office/drawing/2010/main" val="0"/>
-                        </a:ext>
-                      </a:extLst>
-                    </a:blip>
-                    <a:stretch>
-                      <a:fillRect/>
-                    </a:stretch>
-                  </pic:blipFill>
-                  <pic:spPr>
-                    <a:xfrm>
-                      <a:off x="0" y="0"/>
-                      <a:ext cx="1260000" cy="900000"/>
-                    </a:xfrm>
-                    <a:prstGeom prst="rect">
-                      <a:avLst/>
-                    </a:prstGeom>
-                  </pic:spPr>
-                </pic:pic>
-              </a:graphicData>
-            </a:graphic>
-          </wp:inline>
-        </w:drawing>
-      </w:r>
-      <w:r>
-        <w:rPr>
-          <w:sz w:val="24"/>
-        </w:rPr>
-        <w:tab/>
-      </w:r>
-      <w:r>
-        <w:rPr>
-          <w:noProof/>
-          <w:sz w:val="24"/>
-        </w:rPr>
-        <w:drawing>
-          <wp:inline distT="0" distB="0" distL="0" distR="0" wp14:anchorId="3507F125" wp14:editId="67BF62FB">
-            <wp:extent cx="1260000" cy="900000"/>
-            <wp:effectExtent l="0" t="0" r="0" b="0"/>
-            <wp:docPr id="354487270" name="Picture 7"/>
-            <wp:cNvGraphicFramePr/>
-            <a:graphic xmlns:a="http://schemas.openxmlformats.org/drawingml/2006/main">
-              <a:graphicData uri="http://schemas.openxmlformats.org/drawingml/2006/picture">
-                <pic:pic xmlns:pic="http://schemas.openxmlformats.org/drawingml/2006/picture">
-                  <pic:nvPicPr>
-                    <pic:cNvPr id="354487270" name=""/>
+                    <pic:cNvPr id="969590336" name=""/>
                     <pic:cNvPicPr/>
                   </pic:nvPicPr>
                   <pic:blipFill>
@@ -2731,16 +2967,16 @@
           <w:sz w:val="24"/>
         </w:rPr>
         <w:drawing>
-          <wp:inline distT="0" distB="0" distL="0" distR="0" wp14:anchorId="709CBD50" wp14:editId="6BD8239E">
+          <wp:inline distT="0" distB="0" distL="0" distR="0" wp14:anchorId="08AD1E12" wp14:editId="714B1BF8">
             <wp:extent cx="1260000" cy="900000"/>
             <wp:effectExtent l="0" t="0" r="0" b="0"/>
-            <wp:docPr id="407022136" name="Picture 8"/>
+            <wp:docPr id="1181435298" name="Picture 7"/>
             <wp:cNvGraphicFramePr/>
             <a:graphic xmlns:a="http://schemas.openxmlformats.org/drawingml/2006/main">
               <a:graphicData uri="http://schemas.openxmlformats.org/drawingml/2006/picture">
                 <pic:pic xmlns:pic="http://schemas.openxmlformats.org/drawingml/2006/picture">
                   <pic:nvPicPr>
-                    <pic:cNvPr id="407022136" name=""/>
+                    <pic:cNvPr id="1181435298" name=""/>
                     <pic:cNvPicPr/>
                   </pic:nvPicPr>
                   <pic:blipFill>
@@ -2782,20 +3018,20 @@
           <w:sz w:val="24"/>
         </w:rPr>
         <w:drawing>
-          <wp:inline distT="0" distB="0" distL="0" distR="0" wp14:anchorId="2DC81504" wp14:editId="798B155C">
+          <wp:inline distT="0" distB="0" distL="0" distR="0" wp14:anchorId="4BB21965" wp14:editId="182250CB">
             <wp:extent cx="1260000" cy="900000"/>
             <wp:effectExtent l="0" t="0" r="0" b="0"/>
-            <wp:docPr id="1813120524" name="Picture 9"/>
+            <wp:docPr id="1754358896" name="Picture 8"/>
             <wp:cNvGraphicFramePr/>
             <a:graphic xmlns:a="http://schemas.openxmlformats.org/drawingml/2006/main">
               <a:graphicData uri="http://schemas.openxmlformats.org/drawingml/2006/picture">
                 <pic:pic xmlns:pic="http://schemas.openxmlformats.org/drawingml/2006/picture">
                   <pic:nvPicPr>
-                    <pic:cNvPr id="1813120524" name=""/>
+                    <pic:cNvPr id="1754358896" name=""/>
                     <pic:cNvPicPr/>
                   </pic:nvPicPr>
                   <pic:blipFill>
-                    <a:blip r:embed="rId11" cstate="print">
+                    <a:blip r:embed="rId9" cstate="print">
                       <a:extLst>
                         <a:ext uri="{28A0092B-C50C-407E-A947-70E740481C1C}">
                           <a14:useLocalDpi xmlns:a14="http://schemas.microsoft.com/office/drawing/2010/main" val="0"/>
@@ -2821,6 +3057,57 @@
           </wp:inline>
         </w:drawing>
       </w:r>
+      <w:r>
+        <w:rPr>
+          <w:sz w:val="24"/>
+        </w:rPr>
+        <w:tab/>
+      </w:r>
+      <w:r>
+        <w:rPr>
+          <w:noProof/>
+          <w:sz w:val="24"/>
+        </w:rPr>
+        <w:drawing>
+          <wp:inline distT="0" distB="0" distL="0" distR="0" wp14:anchorId="0E23AA64" wp14:editId="43355B24">
+            <wp:extent cx="1260000" cy="900000"/>
+            <wp:effectExtent l="0" t="0" r="0" b="0"/>
+            <wp:docPr id="1206225097" name="Picture 9"/>
+            <wp:cNvGraphicFramePr/>
+            <a:graphic xmlns:a="http://schemas.openxmlformats.org/drawingml/2006/main">
+              <a:graphicData uri="http://schemas.openxmlformats.org/drawingml/2006/picture">
+                <pic:pic xmlns:pic="http://schemas.openxmlformats.org/drawingml/2006/picture">
+                  <pic:nvPicPr>
+                    <pic:cNvPr id="1206225097" name=""/>
+                    <pic:cNvPicPr/>
+                  </pic:nvPicPr>
+                  <pic:blipFill>
+                    <a:blip r:embed="rId11">
+                      <a:extLst>
+                        <a:ext uri="{28A0092B-C50C-407E-A947-70E740481C1C}">
+                          <a14:useLocalDpi xmlns:a14="http://schemas.microsoft.com/office/drawing/2010/main" val="0"/>
+                        </a:ext>
+                      </a:extLst>
+                    </a:blip>
+                    <a:stretch>
+                      <a:fillRect/>
+                    </a:stretch>
+                  </pic:blipFill>
+                  <pic:spPr>
+                    <a:xfrm>
+                      <a:off x="0" y="0"/>
+                      <a:ext cx="1260000" cy="900000"/>
+                    </a:xfrm>
+                    <a:prstGeom prst="rect">
+                      <a:avLst/>
+                    </a:prstGeom>
+                  </pic:spPr>
+                </pic:pic>
+              </a:graphicData>
+            </a:graphic>
+          </wp:inline>
+        </w:drawing>
+      </w:r>
     </w:p>
     <w:p>
       <w:pPr>
@@ -3152,12 +3439,7 @@
       </w:pPr>
     </w:p>
     <w:sectPr>
-      <w:headerReference w:type="even" r:id="rId12"/>
-      <w:headerReference w:type="default" r:id="rId13"/>
-      <w:footerReference w:type="even" r:id="rId14"/>
-      <w:footerReference w:type="default" r:id="rId15"/>
-      <w:headerReference w:type="first" r:id="rId16"/>
-      <w:footerReference w:type="first" r:id="rId17"/>
+      <w:footerReference w:type="default" r:id="rId12"/>
       <w:pgSz w:w="11907" w:h="16840" w:code="9"/>
       <w:pgMar w:top="1134" w:right="850" w:bottom="1134" w:left="1701" w:header="720" w:footer="720" w:gutter="0"/>
       <w:cols w:space="720"/>
@@ -3193,16 +3475,6 @@
 </file>
 
 <file path=word/footer1.xml><?xml version="1.0" encoding="utf-8"?>
-<w:ftr xmlns:wpc="http://schemas.microsoft.com/office/word/2010/wordprocessingCanvas" xmlns:cx="http://schemas.microsoft.com/office/drawing/2014/chartex" xmlns:cx1="http://schemas.microsoft.com/office/drawing/2015/9/8/chartex" xmlns:cx2="http://schemas.microsoft.com/office/drawing/2015/10/21/chartex" xmlns:cx3="http://schemas.microsoft.com/office/drawing/2016/5/9/chartex" xmlns:cx4="http://schemas.microsoft.com/office/drawing/2016/5/10/chartex" xmlns:cx5="http://schemas.microsoft.com/office/drawing/2016/5/11/chartex" xmlns:cx6="http://schemas.microsoft.com/office/drawing/2016/5/12/chartex" xmlns:cx7="http://schemas.microsoft.com/office/drawing/2016/5/13/chartex" xmlns:cx8="http://schemas.microsoft.com/office/drawing/2016/5/14/chartex" xmlns:mc="http://schemas.openxmlformats.org/markup-compatibility/2006" xmlns:aink="http://schemas.microsoft.com/office/drawing/2016/ink" xmlns:am3d="http://schemas.microsoft.com/office/drawing/2017/model3d" xmlns:o="urn:schemas-microsoft-com:office:office" xmlns:oel="http://schemas.microsoft.com/office/2019/extlst" xmlns:r="http://schemas.openxmlformats.org/officeDocument/2006/relationships" xmlns:m="http://schemas.openxmlformats.org/officeDocument/2006/math" xmlns:v="urn:schemas-microsoft-com:vml" xmlns:wp14="http://schemas.microsoft.com/office/word/2010/wordprocessingDrawing" xmlns:wp="http://schemas.openxmlformats.org/drawingml/2006/wordprocessingDrawing" xmlns:w10="urn:schemas-microsoft-com:office:word" xmlns:w="http://schemas.openxmlformats.org/wordprocessingml/2006/main" xmlns:w14="http://schemas.microsoft.com/office/word/2010/wordml" xmlns:w15="http://schemas.microsoft.com/office/word/2012/wordml" xmlns:w16cex="http://schemas.microsoft.com/office/word/2018/wordml/cex" xmlns:w16cid="http://schemas.microsoft.com/office/word/2016/wordml/cid" xmlns:w16="http://schemas.microsoft.com/office/word/2018/wordml" xmlns:w16du="http://schemas.microsoft.com/office/word/2023/wordml/word16du" xmlns:w16sdtdh="http://schemas.microsoft.com/office/word/2020/wordml/sdtdatahash" xmlns:w16sdtfl="http://schemas.microsoft.com/office/word/2024/wordml/sdtformatlock" xmlns:w16se="http://schemas.microsoft.com/office/word/2015/wordml/symex" xmlns:wpg="http://schemas.microsoft.com/office/word/2010/wordprocessingGroup" xmlns:wpi="http://schemas.microsoft.com/office/word/2010/wordprocessingInk" xmlns:wne="http://schemas.microsoft.com/office/word/2006/wordml" xmlns:wps="http://schemas.microsoft.com/office/word/2010/wordprocessingShape" mc:Ignorable="w14 w15 w16se w16cid w16 w16cex w16sdtdh w16sdtfl w16du wp14">
-  <w:p>
-    <w:pPr>
-      <w:pStyle w:val="Footer"/>
-    </w:pPr>
-  </w:p>
-</w:ftr>
-</file>
-
-<file path=word/footer2.xml><?xml version="1.0" encoding="utf-8"?>
 <w:ftr xmlns:wpc="http://schemas.microsoft.com/office/word/2010/wordprocessingCanvas" xmlns:cx="http://schemas.microsoft.com/office/drawing/2014/chartex" xmlns:cx1="http://schemas.microsoft.com/office/drawing/2015/9/8/chartex" xmlns:cx2="http://schemas.microsoft.com/office/drawing/2015/10/21/chartex" xmlns:cx3="http://schemas.microsoft.com/office/drawing/2016/5/9/chartex" xmlns:cx4="http://schemas.microsoft.com/office/drawing/2016/5/10/chartex" xmlns:cx5="http://schemas.microsoft.com/office/drawing/2016/5/11/chartex" xmlns:cx6="http://schemas.microsoft.com/office/drawing/2016/5/12/chartex" xmlns:cx7="http://schemas.microsoft.com/office/drawing/2016/5/13/chartex" xmlns:cx8="http://schemas.microsoft.com/office/drawing/2016/5/14/chartex" xmlns:mc="http://schemas.openxmlformats.org/markup-compatibility/2006" xmlns:aink="http://schemas.microsoft.com/office/drawing/2016/ink" xmlns:am3d="http://schemas.microsoft.com/office/drawing/2017/model3d" xmlns:o="urn:schemas-microsoft-com:office:office" xmlns:oel="http://schemas.microsoft.com/office/2019/extlst" xmlns:r="http://schemas.openxmlformats.org/officeDocument/2006/relationships" xmlns:m="http://schemas.openxmlformats.org/officeDocument/2006/math" xmlns:v="urn:schemas-microsoft-com:vml" xmlns:wp14="http://schemas.microsoft.com/office/word/2010/wordprocessingDrawing" xmlns:wp="http://schemas.openxmlformats.org/drawingml/2006/wordprocessingDrawing" xmlns:w10="urn:schemas-microsoft-com:office:word" xmlns:w="http://schemas.openxmlformats.org/wordprocessingml/2006/main" xmlns:w14="http://schemas.microsoft.com/office/word/2010/wordml" xmlns:w15="http://schemas.microsoft.com/office/word/2012/wordml" xmlns:w16cex="http://schemas.microsoft.com/office/word/2018/wordml/cex" xmlns:w16cid="http://schemas.microsoft.com/office/word/2016/wordml/cid" xmlns:w16="http://schemas.microsoft.com/office/word/2018/wordml" xmlns:w16du="http://schemas.microsoft.com/office/word/2023/wordml/word16du" xmlns:w16sdtdh="http://schemas.microsoft.com/office/word/2020/wordml/sdtdatahash" xmlns:w16sdtfl="http://schemas.microsoft.com/office/word/2024/wordml/sdtformatlock" xmlns:w16se="http://schemas.microsoft.com/office/word/2015/wordml/symex" xmlns:wpg="http://schemas.microsoft.com/office/word/2010/wordprocessingGroup" xmlns:wpi="http://schemas.microsoft.com/office/word/2010/wordprocessingInk" xmlns:wne="http://schemas.microsoft.com/office/word/2006/wordml" xmlns:wps="http://schemas.microsoft.com/office/word/2010/wordprocessingShape" mc:Ignorable="w14 w15 w16se w16cid w16 w16cex w16sdtdh w16sdtfl w16du wp14">
   <w:p>
     <w:pPr>
@@ -3280,16 +3552,6 @@
 </w:ftr>
 </file>
 
-<file path=word/footer3.xml><?xml version="1.0" encoding="utf-8"?>
-<w:ftr xmlns:wpc="http://schemas.microsoft.com/office/word/2010/wordprocessingCanvas" xmlns:cx="http://schemas.microsoft.com/office/drawing/2014/chartex" xmlns:cx1="http://schemas.microsoft.com/office/drawing/2015/9/8/chartex" xmlns:cx2="http://schemas.microsoft.com/office/drawing/2015/10/21/chartex" xmlns:cx3="http://schemas.microsoft.com/office/drawing/2016/5/9/chartex" xmlns:cx4="http://schemas.microsoft.com/office/drawing/2016/5/10/chartex" xmlns:cx5="http://schemas.microsoft.com/office/drawing/2016/5/11/chartex" xmlns:cx6="http://schemas.microsoft.com/office/drawing/2016/5/12/chartex" xmlns:cx7="http://schemas.microsoft.com/office/drawing/2016/5/13/chartex" xmlns:cx8="http://schemas.microsoft.com/office/drawing/2016/5/14/chartex" xmlns:mc="http://schemas.openxmlformats.org/markup-compatibility/2006" xmlns:aink="http://schemas.microsoft.com/office/drawing/2016/ink" xmlns:am3d="http://schemas.microsoft.com/office/drawing/2017/model3d" xmlns:o="urn:schemas-microsoft-com:office:office" xmlns:oel="http://schemas.microsoft.com/office/2019/extlst" xmlns:r="http://schemas.openxmlformats.org/officeDocument/2006/relationships" xmlns:m="http://schemas.openxmlformats.org/officeDocument/2006/math" xmlns:v="urn:schemas-microsoft-com:vml" xmlns:wp14="http://schemas.microsoft.com/office/word/2010/wordprocessingDrawing" xmlns:wp="http://schemas.openxmlformats.org/drawingml/2006/wordprocessingDrawing" xmlns:w10="urn:schemas-microsoft-com:office:word" xmlns:w="http://schemas.openxmlformats.org/wordprocessingml/2006/main" xmlns:w14="http://schemas.microsoft.com/office/word/2010/wordml" xmlns:w15="http://schemas.microsoft.com/office/word/2012/wordml" xmlns:w16cex="http://schemas.microsoft.com/office/word/2018/wordml/cex" xmlns:w16cid="http://schemas.microsoft.com/office/word/2016/wordml/cid" xmlns:w16="http://schemas.microsoft.com/office/word/2018/wordml" xmlns:w16du="http://schemas.microsoft.com/office/word/2023/wordml/word16du" xmlns:w16sdtdh="http://schemas.microsoft.com/office/word/2020/wordml/sdtdatahash" xmlns:w16sdtfl="http://schemas.microsoft.com/office/word/2024/wordml/sdtformatlock" xmlns:w16se="http://schemas.microsoft.com/office/word/2015/wordml/symex" xmlns:wpg="http://schemas.microsoft.com/office/word/2010/wordprocessingGroup" xmlns:wpi="http://schemas.microsoft.com/office/word/2010/wordprocessingInk" xmlns:wne="http://schemas.microsoft.com/office/word/2006/wordml" xmlns:wps="http://schemas.microsoft.com/office/word/2010/wordprocessingShape" mc:Ignorable="w14 w15 w16se w16cid w16 w16cex w16sdtdh w16sdtfl w16du wp14">
-  <w:p>
-    <w:pPr>
-      <w:pStyle w:val="Footer"/>
-    </w:pPr>
-  </w:p>
-</w:ftr>
-</file>
-
 <file path=word/footnotes.xml><?xml version="1.0" encoding="utf-8"?>
 <w:footnotes xmlns:wpc="http://schemas.microsoft.com/office/word/2010/wordprocessingCanvas" xmlns:cx="http://schemas.microsoft.com/office/drawing/2014/chartex" xmlns:cx1="http://schemas.microsoft.com/office/drawing/2015/9/8/chartex" xmlns:cx2="http://schemas.microsoft.com/office/drawing/2015/10/21/chartex" xmlns:cx3="http://schemas.microsoft.com/office/drawing/2016/5/9/chartex" xmlns:cx4="http://schemas.microsoft.com/office/drawing/2016/5/10/chartex" xmlns:cx5="http://schemas.microsoft.com/office/drawing/2016/5/11/chartex" xmlns:cx6="http://schemas.microsoft.com/office/drawing/2016/5/12/chartex" xmlns:cx7="http://schemas.microsoft.com/office/drawing/2016/5/13/chartex" xmlns:cx8="http://schemas.microsoft.com/office/drawing/2016/5/14/chartex" xmlns:mc="http://schemas.openxmlformats.org/markup-compatibility/2006" xmlns:aink="http://schemas.microsoft.com/office/drawing/2016/ink" xmlns:am3d="http://schemas.microsoft.com/office/drawing/2017/model3d" xmlns:o="urn:schemas-microsoft-com:office:office" xmlns:oel="http://schemas.microsoft.com/office/2019/extlst" xmlns:r="http://schemas.openxmlformats.org/officeDocument/2006/relationships" xmlns:m="http://schemas.openxmlformats.org/officeDocument/2006/math" xmlns:v="urn:schemas-microsoft-com:vml" xmlns:wp14="http://schemas.microsoft.com/office/word/2010/wordprocessingDrawing" xmlns:wp="http://schemas.openxmlformats.org/drawingml/2006/wordprocessingDrawing" xmlns:w10="urn:schemas-microsoft-com:office:word" xmlns:w="http://schemas.openxmlformats.org/wordprocessingml/2006/main" xmlns:w14="http://schemas.microsoft.com/office/word/2010/wordml" xmlns:w15="http://schemas.microsoft.com/office/word/2012/wordml" xmlns:w16cex="http://schemas.microsoft.com/office/word/2018/wordml/cex" xmlns:w16cid="http://schemas.microsoft.com/office/word/2016/wordml/cid" xmlns:w16="http://schemas.microsoft.com/office/word/2018/wordml" xmlns:w16du="http://schemas.microsoft.com/office/word/2023/wordml/word16du" xmlns:w16sdtdh="http://schemas.microsoft.com/office/word/2020/wordml/sdtdatahash" xmlns:w16sdtfl="http://schemas.microsoft.com/office/word/2024/wordml/sdtformatlock" xmlns:w16se="http://schemas.microsoft.com/office/word/2015/wordml/symex" xmlns:wpg="http://schemas.microsoft.com/office/word/2010/wordprocessingGroup" xmlns:wpi="http://schemas.microsoft.com/office/word/2010/wordprocessingInk" xmlns:wne="http://schemas.microsoft.com/office/word/2006/wordml" xmlns:wps="http://schemas.microsoft.com/office/word/2010/wordprocessingShape" mc:Ignorable="w14 w15 w16se w16cid w16 w16cex w16sdtdh w16sdtfl w16du wp14">
   <w:footnote w:type="separator" w:id="-1">
@@ -3313,36 +3575,6 @@
     </w:p>
   </w:footnote>
 </w:footnotes>
-</file>
-
-<file path=word/header1.xml><?xml version="1.0" encoding="utf-8"?>
-<w:hdr xmlns:wpc="http://schemas.microsoft.com/office/word/2010/wordprocessingCanvas" xmlns:cx="http://schemas.microsoft.com/office/drawing/2014/chartex" xmlns:cx1="http://schemas.microsoft.com/office/drawing/2015/9/8/chartex" xmlns:cx2="http://schemas.microsoft.com/office/drawing/2015/10/21/chartex" xmlns:cx3="http://schemas.microsoft.com/office/drawing/2016/5/9/chartex" xmlns:cx4="http://schemas.microsoft.com/office/drawing/2016/5/10/chartex" xmlns:cx5="http://schemas.microsoft.com/office/drawing/2016/5/11/chartex" xmlns:cx6="http://schemas.microsoft.com/office/drawing/2016/5/12/chartex" xmlns:cx7="http://schemas.microsoft.com/office/drawing/2016/5/13/chartex" xmlns:cx8="http://schemas.microsoft.com/office/drawing/2016/5/14/chartex" xmlns:mc="http://schemas.openxmlformats.org/markup-compatibility/2006" xmlns:aink="http://schemas.microsoft.com/office/drawing/2016/ink" xmlns:am3d="http://schemas.microsoft.com/office/drawing/2017/model3d" xmlns:o="urn:schemas-microsoft-com:office:office" xmlns:oel="http://schemas.microsoft.com/office/2019/extlst" xmlns:r="http://schemas.openxmlformats.org/officeDocument/2006/relationships" xmlns:m="http://schemas.openxmlformats.org/officeDocument/2006/math" xmlns:v="urn:schemas-microsoft-com:vml" xmlns:wp14="http://schemas.microsoft.com/office/word/2010/wordprocessingDrawing" xmlns:wp="http://schemas.openxmlformats.org/drawingml/2006/wordprocessingDrawing" xmlns:w10="urn:schemas-microsoft-com:office:word" xmlns:w="http://schemas.openxmlformats.org/wordprocessingml/2006/main" xmlns:w14="http://schemas.microsoft.com/office/word/2010/wordml" xmlns:w15="http://schemas.microsoft.com/office/word/2012/wordml" xmlns:w16cex="http://schemas.microsoft.com/office/word/2018/wordml/cex" xmlns:w16cid="http://schemas.microsoft.com/office/word/2016/wordml/cid" xmlns:w16="http://schemas.microsoft.com/office/word/2018/wordml" xmlns:w16du="http://schemas.microsoft.com/office/word/2023/wordml/word16du" xmlns:w16sdtdh="http://schemas.microsoft.com/office/word/2020/wordml/sdtdatahash" xmlns:w16sdtfl="http://schemas.microsoft.com/office/word/2024/wordml/sdtformatlock" xmlns:w16se="http://schemas.microsoft.com/office/word/2015/wordml/symex" xmlns:wpg="http://schemas.microsoft.com/office/word/2010/wordprocessingGroup" xmlns:wpi="http://schemas.microsoft.com/office/word/2010/wordprocessingInk" xmlns:wne="http://schemas.microsoft.com/office/word/2006/wordml" xmlns:wps="http://schemas.microsoft.com/office/word/2010/wordprocessingShape" mc:Ignorable="w14 w15 w16se w16cid w16 w16cex w16sdtdh w16sdtfl w16du wp14">
-  <w:p>
-    <w:pPr>
-      <w:pStyle w:val="Header"/>
-    </w:pPr>
-  </w:p>
-</w:hdr>
-</file>
-
-<file path=word/header2.xml><?xml version="1.0" encoding="utf-8"?>
-<w:hdr xmlns:wpc="http://schemas.microsoft.com/office/word/2010/wordprocessingCanvas" xmlns:cx="http://schemas.microsoft.com/office/drawing/2014/chartex" xmlns:cx1="http://schemas.microsoft.com/office/drawing/2015/9/8/chartex" xmlns:cx2="http://schemas.microsoft.com/office/drawing/2015/10/21/chartex" xmlns:cx3="http://schemas.microsoft.com/office/drawing/2016/5/9/chartex" xmlns:cx4="http://schemas.microsoft.com/office/drawing/2016/5/10/chartex" xmlns:cx5="http://schemas.microsoft.com/office/drawing/2016/5/11/chartex" xmlns:cx6="http://schemas.microsoft.com/office/drawing/2016/5/12/chartex" xmlns:cx7="http://schemas.microsoft.com/office/drawing/2016/5/13/chartex" xmlns:cx8="http://schemas.microsoft.com/office/drawing/2016/5/14/chartex" xmlns:mc="http://schemas.openxmlformats.org/markup-compatibility/2006" xmlns:aink="http://schemas.microsoft.com/office/drawing/2016/ink" xmlns:am3d="http://schemas.microsoft.com/office/drawing/2017/model3d" xmlns:o="urn:schemas-microsoft-com:office:office" xmlns:oel="http://schemas.microsoft.com/office/2019/extlst" xmlns:r="http://schemas.openxmlformats.org/officeDocument/2006/relationships" xmlns:m="http://schemas.openxmlformats.org/officeDocument/2006/math" xmlns:v="urn:schemas-microsoft-com:vml" xmlns:wp14="http://schemas.microsoft.com/office/word/2010/wordprocessingDrawing" xmlns:wp="http://schemas.openxmlformats.org/drawingml/2006/wordprocessingDrawing" xmlns:w10="urn:schemas-microsoft-com:office:word" xmlns:w="http://schemas.openxmlformats.org/wordprocessingml/2006/main" xmlns:w14="http://schemas.microsoft.com/office/word/2010/wordml" xmlns:w15="http://schemas.microsoft.com/office/word/2012/wordml" xmlns:w16cex="http://schemas.microsoft.com/office/word/2018/wordml/cex" xmlns:w16cid="http://schemas.microsoft.com/office/word/2016/wordml/cid" xmlns:w16="http://schemas.microsoft.com/office/word/2018/wordml" xmlns:w16du="http://schemas.microsoft.com/office/word/2023/wordml/word16du" xmlns:w16sdtdh="http://schemas.microsoft.com/office/word/2020/wordml/sdtdatahash" xmlns:w16sdtfl="http://schemas.microsoft.com/office/word/2024/wordml/sdtformatlock" xmlns:w16se="http://schemas.microsoft.com/office/word/2015/wordml/symex" xmlns:wpg="http://schemas.microsoft.com/office/word/2010/wordprocessingGroup" xmlns:wpi="http://schemas.microsoft.com/office/word/2010/wordprocessingInk" xmlns:wne="http://schemas.microsoft.com/office/word/2006/wordml" xmlns:wps="http://schemas.microsoft.com/office/word/2010/wordprocessingShape" mc:Ignorable="w14 w15 w16se w16cid w16 w16cex w16sdtdh w16sdtfl w16du wp14">
-  <w:p>
-    <w:pPr>
-      <w:pStyle w:val="Header"/>
-    </w:pPr>
-  </w:p>
-</w:hdr>
-</file>
-
-<file path=word/header3.xml><?xml version="1.0" encoding="utf-8"?>
-<w:hdr xmlns:wpc="http://schemas.microsoft.com/office/word/2010/wordprocessingCanvas" xmlns:cx="http://schemas.microsoft.com/office/drawing/2014/chartex" xmlns:cx1="http://schemas.microsoft.com/office/drawing/2015/9/8/chartex" xmlns:cx2="http://schemas.microsoft.com/office/drawing/2015/10/21/chartex" xmlns:cx3="http://schemas.microsoft.com/office/drawing/2016/5/9/chartex" xmlns:cx4="http://schemas.microsoft.com/office/drawing/2016/5/10/chartex" xmlns:cx5="http://schemas.microsoft.com/office/drawing/2016/5/11/chartex" xmlns:cx6="http://schemas.microsoft.com/office/drawing/2016/5/12/chartex" xmlns:cx7="http://schemas.microsoft.com/office/drawing/2016/5/13/chartex" xmlns:cx8="http://schemas.microsoft.com/office/drawing/2016/5/14/chartex" xmlns:mc="http://schemas.openxmlformats.org/markup-compatibility/2006" xmlns:aink="http://schemas.microsoft.com/office/drawing/2016/ink" xmlns:am3d="http://schemas.microsoft.com/office/drawing/2017/model3d" xmlns:o="urn:schemas-microsoft-com:office:office" xmlns:oel="http://schemas.microsoft.com/office/2019/extlst" xmlns:r="http://schemas.openxmlformats.org/officeDocument/2006/relationships" xmlns:m="http://schemas.openxmlformats.org/officeDocument/2006/math" xmlns:v="urn:schemas-microsoft-com:vml" xmlns:wp14="http://schemas.microsoft.com/office/word/2010/wordprocessingDrawing" xmlns:wp="http://schemas.openxmlformats.org/drawingml/2006/wordprocessingDrawing" xmlns:w10="urn:schemas-microsoft-com:office:word" xmlns:w="http://schemas.openxmlformats.org/wordprocessingml/2006/main" xmlns:w14="http://schemas.microsoft.com/office/word/2010/wordml" xmlns:w15="http://schemas.microsoft.com/office/word/2012/wordml" xmlns:w16cex="http://schemas.microsoft.com/office/word/2018/wordml/cex" xmlns:w16cid="http://schemas.microsoft.com/office/word/2016/wordml/cid" xmlns:w16="http://schemas.microsoft.com/office/word/2018/wordml" xmlns:w16du="http://schemas.microsoft.com/office/word/2023/wordml/word16du" xmlns:w16sdtdh="http://schemas.microsoft.com/office/word/2020/wordml/sdtdatahash" xmlns:w16sdtfl="http://schemas.microsoft.com/office/word/2024/wordml/sdtformatlock" xmlns:w16se="http://schemas.microsoft.com/office/word/2015/wordml/symex" xmlns:wpg="http://schemas.microsoft.com/office/word/2010/wordprocessingGroup" xmlns:wpi="http://schemas.microsoft.com/office/word/2010/wordprocessingInk" xmlns:wne="http://schemas.microsoft.com/office/word/2006/wordml" xmlns:wps="http://schemas.microsoft.com/office/word/2010/wordprocessingShape" mc:Ignorable="w14 w15 w16se w16cid w16 w16cex w16sdtdh w16sdtfl w16du wp14">
-  <w:p>
-    <w:pPr>
-      <w:pStyle w:val="Header"/>
-    </w:pPr>
-  </w:p>
-</w:hdr>
 </file>
 
 <file path=word/styles.xml><?xml version="1.0" encoding="utf-8"?>
@@ -3753,7 +3985,7 @@
     <w:link w:val="Heading1Char"/>
     <w:uiPriority w:val="9"/>
     <w:qFormat/>
-    <w:rsid w:val="00B51F97"/>
+    <w:rsid w:val="00FE06B5"/>
     <w:pPr>
       <w:keepNext/>
       <w:keepLines/>
@@ -3776,7 +4008,7 @@
     <w:semiHidden/>
     <w:unhideWhenUsed/>
     <w:qFormat/>
-    <w:rsid w:val="00B51F97"/>
+    <w:rsid w:val="00FE06B5"/>
     <w:pPr>
       <w:keepNext/>
       <w:keepLines/>
@@ -3799,7 +4031,7 @@
     <w:semiHidden/>
     <w:unhideWhenUsed/>
     <w:qFormat/>
-    <w:rsid w:val="00B51F97"/>
+    <w:rsid w:val="00FE06B5"/>
     <w:pPr>
       <w:keepNext/>
       <w:keepLines/>
@@ -3822,7 +4054,7 @@
     <w:semiHidden/>
     <w:unhideWhenUsed/>
     <w:qFormat/>
-    <w:rsid w:val="00B51F97"/>
+    <w:rsid w:val="00FE06B5"/>
     <w:pPr>
       <w:keepNext/>
       <w:keepLines/>
@@ -3845,7 +4077,7 @@
     <w:semiHidden/>
     <w:unhideWhenUsed/>
     <w:qFormat/>
-    <w:rsid w:val="00B51F97"/>
+    <w:rsid w:val="00FE06B5"/>
     <w:pPr>
       <w:keepNext/>
       <w:keepLines/>
@@ -3866,7 +4098,7 @@
     <w:semiHidden/>
     <w:unhideWhenUsed/>
     <w:qFormat/>
-    <w:rsid w:val="00B51F97"/>
+    <w:rsid w:val="00FE06B5"/>
     <w:pPr>
       <w:keepNext/>
       <w:keepLines/>
@@ -3889,7 +4121,7 @@
     <w:semiHidden/>
     <w:unhideWhenUsed/>
     <w:qFormat/>
-    <w:rsid w:val="00B51F97"/>
+    <w:rsid w:val="00FE06B5"/>
     <w:pPr>
       <w:keepNext/>
       <w:keepLines/>
@@ -3910,7 +4142,7 @@
     <w:semiHidden/>
     <w:unhideWhenUsed/>
     <w:qFormat/>
-    <w:rsid w:val="00B51F97"/>
+    <w:rsid w:val="00FE06B5"/>
     <w:pPr>
       <w:keepNext/>
       <w:keepLines/>
@@ -3933,7 +4165,7 @@
     <w:semiHidden/>
     <w:unhideWhenUsed/>
     <w:qFormat/>
-    <w:rsid w:val="00B51F97"/>
+    <w:rsid w:val="00FE06B5"/>
     <w:pPr>
       <w:keepNext/>
       <w:keepLines/>
@@ -3977,7 +4209,7 @@
     <w:basedOn w:val="DefaultParagraphFont"/>
     <w:link w:val="Heading1"/>
     <w:uiPriority w:val="9"/>
-    <w:rsid w:val="00B51F97"/>
+    <w:rsid w:val="00FE06B5"/>
     <w:rPr>
       <w:rFonts w:asciiTheme="majorHAnsi" w:eastAsiaTheme="majorEastAsia" w:hAnsiTheme="majorHAnsi" w:cstheme="majorBidi"/>
       <w:color w:val="0F4761" w:themeColor="accent1" w:themeShade="BF"/>
@@ -3991,7 +4223,7 @@
     <w:link w:val="Heading2"/>
     <w:uiPriority w:val="9"/>
     <w:semiHidden/>
-    <w:rsid w:val="00B51F97"/>
+    <w:rsid w:val="00FE06B5"/>
     <w:rPr>
       <w:rFonts w:asciiTheme="majorHAnsi" w:eastAsiaTheme="majorEastAsia" w:hAnsiTheme="majorHAnsi" w:cstheme="majorBidi"/>
       <w:color w:val="0F4761" w:themeColor="accent1" w:themeShade="BF"/>
@@ -4005,7 +4237,7 @@
     <w:link w:val="Heading3"/>
     <w:uiPriority w:val="9"/>
     <w:semiHidden/>
-    <w:rsid w:val="00B51F97"/>
+    <w:rsid w:val="00FE06B5"/>
     <w:rPr>
       <w:rFonts w:asciiTheme="minorHAnsi" w:eastAsiaTheme="majorEastAsia" w:hAnsiTheme="minorHAnsi" w:cstheme="majorBidi"/>
       <w:color w:val="0F4761" w:themeColor="accent1" w:themeShade="BF"/>
@@ -4019,7 +4251,7 @@
     <w:link w:val="Heading4"/>
     <w:uiPriority w:val="9"/>
     <w:semiHidden/>
-    <w:rsid w:val="00B51F97"/>
+    <w:rsid w:val="00FE06B5"/>
     <w:rPr>
       <w:rFonts w:asciiTheme="minorHAnsi" w:eastAsiaTheme="majorEastAsia" w:hAnsiTheme="minorHAnsi" w:cstheme="majorBidi"/>
       <w:i/>
@@ -4033,7 +4265,7 @@
     <w:link w:val="Heading5"/>
     <w:uiPriority w:val="9"/>
     <w:semiHidden/>
-    <w:rsid w:val="00B51F97"/>
+    <w:rsid w:val="00FE06B5"/>
     <w:rPr>
       <w:rFonts w:asciiTheme="minorHAnsi" w:eastAsiaTheme="majorEastAsia" w:hAnsiTheme="minorHAnsi" w:cstheme="majorBidi"/>
       <w:color w:val="0F4761" w:themeColor="accent1" w:themeShade="BF"/>
@@ -4045,7 +4277,7 @@
     <w:link w:val="Heading6"/>
     <w:uiPriority w:val="9"/>
     <w:semiHidden/>
-    <w:rsid w:val="00B51F97"/>
+    <w:rsid w:val="00FE06B5"/>
     <w:rPr>
       <w:rFonts w:asciiTheme="minorHAnsi" w:eastAsiaTheme="majorEastAsia" w:hAnsiTheme="minorHAnsi" w:cstheme="majorBidi"/>
       <w:i/>
@@ -4059,7 +4291,7 @@
     <w:link w:val="Heading7"/>
     <w:uiPriority w:val="9"/>
     <w:semiHidden/>
-    <w:rsid w:val="00B51F97"/>
+    <w:rsid w:val="00FE06B5"/>
     <w:rPr>
       <w:rFonts w:asciiTheme="minorHAnsi" w:eastAsiaTheme="majorEastAsia" w:hAnsiTheme="minorHAnsi" w:cstheme="majorBidi"/>
       <w:color w:val="595959" w:themeColor="text1" w:themeTint="A6"/>
@@ -4071,7 +4303,7 @@
     <w:link w:val="Heading8"/>
     <w:uiPriority w:val="9"/>
     <w:semiHidden/>
-    <w:rsid w:val="00B51F97"/>
+    <w:rsid w:val="00FE06B5"/>
     <w:rPr>
       <w:rFonts w:asciiTheme="minorHAnsi" w:eastAsiaTheme="majorEastAsia" w:hAnsiTheme="minorHAnsi" w:cstheme="majorBidi"/>
       <w:i/>
@@ -4085,7 +4317,7 @@
     <w:link w:val="Heading9"/>
     <w:uiPriority w:val="9"/>
     <w:semiHidden/>
-    <w:rsid w:val="00B51F97"/>
+    <w:rsid w:val="00FE06B5"/>
     <w:rPr>
       <w:rFonts w:asciiTheme="minorHAnsi" w:eastAsiaTheme="majorEastAsia" w:hAnsiTheme="minorHAnsi" w:cstheme="majorBidi"/>
       <w:color w:val="272727" w:themeColor="text1" w:themeTint="D8"/>
@@ -4098,7 +4330,7 @@
     <w:link w:val="TitleChar"/>
     <w:uiPriority w:val="10"/>
     <w:qFormat/>
-    <w:rsid w:val="00B51F97"/>
+    <w:rsid w:val="00FE06B5"/>
     <w:pPr>
       <w:spacing w:after="80" w:line="240" w:lineRule="auto"/>
       <w:contextualSpacing/>
@@ -4116,7 +4348,7 @@
     <w:basedOn w:val="DefaultParagraphFont"/>
     <w:link w:val="Title"/>
     <w:uiPriority w:val="10"/>
-    <w:rsid w:val="00B51F97"/>
+    <w:rsid w:val="00FE06B5"/>
     <w:rPr>
       <w:rFonts w:asciiTheme="majorHAnsi" w:eastAsiaTheme="majorEastAsia" w:hAnsiTheme="majorHAnsi" w:cstheme="majorBidi"/>
       <w:spacing w:val="-10"/>
@@ -4132,7 +4364,7 @@
     <w:link w:val="SubtitleChar"/>
     <w:uiPriority w:val="11"/>
     <w:qFormat/>
-    <w:rsid w:val="00B51F97"/>
+    <w:rsid w:val="00FE06B5"/>
     <w:pPr>
       <w:numPr>
         <w:ilvl w:val="1"/>
@@ -4151,7 +4383,7 @@
     <w:basedOn w:val="DefaultParagraphFont"/>
     <w:link w:val="Subtitle"/>
     <w:uiPriority w:val="11"/>
-    <w:rsid w:val="00B51F97"/>
+    <w:rsid w:val="00FE06B5"/>
     <w:rPr>
       <w:rFonts w:asciiTheme="minorHAnsi" w:eastAsiaTheme="majorEastAsia" w:hAnsiTheme="minorHAnsi" w:cstheme="majorBidi"/>
       <w:color w:val="595959" w:themeColor="text1" w:themeTint="A6"/>
@@ -4167,7 +4399,7 @@
     <w:link w:val="QuoteChar"/>
     <w:uiPriority w:val="29"/>
     <w:qFormat/>
-    <w:rsid w:val="00B51F97"/>
+    <w:rsid w:val="00FE06B5"/>
     <w:pPr>
       <w:spacing w:before="160"/>
       <w:jc w:val="center"/>
@@ -4183,7 +4415,7 @@
     <w:basedOn w:val="DefaultParagraphFont"/>
     <w:link w:val="Quote"/>
     <w:uiPriority w:val="29"/>
-    <w:rsid w:val="00B51F97"/>
+    <w:rsid w:val="00FE06B5"/>
     <w:rPr>
       <w:i/>
       <w:iCs/>
@@ -4195,7 +4427,7 @@
     <w:basedOn w:val="Normal"/>
     <w:uiPriority w:val="34"/>
     <w:qFormat/>
-    <w:rsid w:val="00B51F97"/>
+    <w:rsid w:val="00FE06B5"/>
     <w:pPr>
       <w:ind w:left="720"/>
       <w:contextualSpacing/>
@@ -4206,7 +4438,7 @@
     <w:basedOn w:val="DefaultParagraphFont"/>
     <w:uiPriority w:val="21"/>
     <w:qFormat/>
-    <w:rsid w:val="00B51F97"/>
+    <w:rsid w:val="00FE06B5"/>
     <w:rPr>
       <w:i/>
       <w:iCs/>
@@ -4220,7 +4452,7 @@
     <w:link w:val="IntenseQuoteChar"/>
     <w:uiPriority w:val="30"/>
     <w:qFormat/>
-    <w:rsid w:val="00B51F97"/>
+    <w:rsid w:val="00FE06B5"/>
     <w:pPr>
       <w:pBdr>
         <w:top w:val="single" w:sz="4" w:space="10" w:color="0F4761" w:themeColor="accent1" w:themeShade="BF"/>
@@ -4241,7 +4473,7 @@
     <w:basedOn w:val="DefaultParagraphFont"/>
     <w:link w:val="IntenseQuote"/>
     <w:uiPriority w:val="30"/>
-    <w:rsid w:val="00B51F97"/>
+    <w:rsid w:val="00FE06B5"/>
     <w:rPr>
       <w:i/>
       <w:iCs/>
@@ -4253,7 +4485,7 @@
     <w:basedOn w:val="DefaultParagraphFont"/>
     <w:uiPriority w:val="32"/>
     <w:qFormat/>
-    <w:rsid w:val="00B51F97"/>
+    <w:rsid w:val="00FE06B5"/>
     <w:rPr>
       <w:b/>
       <w:bCs/>
@@ -4268,7 +4500,7 @@
     <w:link w:val="HeaderChar"/>
     <w:uiPriority w:val="99"/>
     <w:unhideWhenUsed/>
-    <w:rsid w:val="00B51F97"/>
+    <w:rsid w:val="00FE06B5"/>
     <w:pPr>
       <w:tabs>
         <w:tab w:val="center" w:pos="4680"/>
@@ -4282,7 +4514,7 @@
     <w:basedOn w:val="DefaultParagraphFont"/>
     <w:link w:val="Header"/>
     <w:uiPriority w:val="99"/>
-    <w:rsid w:val="00B51F97"/>
+    <w:rsid w:val="00FE06B5"/>
   </w:style>
   <w:style w:type="paragraph" w:styleId="Footer">
     <w:name w:val="footer"/>
@@ -4290,7 +4522,7 @@
     <w:link w:val="FooterChar"/>
     <w:uiPriority w:val="99"/>
     <w:unhideWhenUsed/>
-    <w:rsid w:val="00B51F97"/>
+    <w:rsid w:val="00FE06B5"/>
     <w:pPr>
       <w:tabs>
         <w:tab w:val="center" w:pos="4680"/>
@@ -4304,7 +4536,7 @@
     <w:basedOn w:val="DefaultParagraphFont"/>
     <w:link w:val="Footer"/>
     <w:uiPriority w:val="99"/>
-    <w:rsid w:val="00B51F97"/>
+    <w:rsid w:val="00FE06B5"/>
   </w:style>
 </w:styles>
 </file>

--- a/output/uln_document.docx
+++ b/output/uln_document.docx
@@ -33,6 +33,729 @@
           <w:sz w:val="24"/>
         </w:rPr>
         <w:t>I.  Choose the word whose underlined part is pronounced differently from the others.</w:t>
+      </w:r>
+    </w:p>
+    <w:p>
+      <w:pPr>
+        <w:tabs>
+          <w:tab w:val="left" w:pos="2339"/>
+          <w:tab w:val="left" w:pos="4677"/>
+          <w:tab w:val="left" w:pos="7016"/>
+        </w:tabs>
+        <w:spacing w:before="80" w:after="60"/>
+        <w:rPr>
+          <w:sz w:val="24"/>
+        </w:rPr>
+      </w:pPr>
+      <w:r>
+        <w:rPr>
+          <w:sz w:val="24"/>
+        </w:rPr>
+        <w:t xml:space="preserve">1. </w:t>
+      </w:r>
+      <w:r>
+        <w:rPr>
+          <w:b/>
+          <w:sz w:val="24"/>
+        </w:rPr>
+        <w:t xml:space="preserve">A. </w:t>
+      </w:r>
+      <w:r>
+        <w:rPr>
+          <w:sz w:val="24"/>
+        </w:rPr>
+        <w:t xml:space="preserve"> e</w:t>
+      </w:r>
+      <w:r>
+        <w:rPr>
+          <w:sz w:val="24"/>
+          <w:u w:val="single"/>
+        </w:rPr>
+        <w:t>x</w:t>
+      </w:r>
+      <w:r>
+        <w:rPr>
+          <w:sz w:val="24"/>
+        </w:rPr>
+        <w:t>citing</w:t>
+      </w:r>
+      <w:r>
+        <w:rPr>
+          <w:sz w:val="24"/>
+        </w:rPr>
+        <w:tab/>
+      </w:r>
+      <w:r>
+        <w:rPr>
+          <w:b/>
+          <w:sz w:val="24"/>
+        </w:rPr>
+        <w:t xml:space="preserve">B. </w:t>
+      </w:r>
+      <w:r>
+        <w:rPr>
+          <w:sz w:val="24"/>
+        </w:rPr>
+        <w:t xml:space="preserve"> e</w:t>
+      </w:r>
+      <w:r>
+        <w:rPr>
+          <w:sz w:val="24"/>
+          <w:u w:val="single"/>
+        </w:rPr>
+        <w:t>x</w:t>
+      </w:r>
+      <w:r>
+        <w:rPr>
+          <w:sz w:val="24"/>
+        </w:rPr>
+        <w:t>cellent</w:t>
+      </w:r>
+      <w:r>
+        <w:rPr>
+          <w:sz w:val="24"/>
+        </w:rPr>
+        <w:tab/>
+      </w:r>
+      <w:r>
+        <w:rPr>
+          <w:b/>
+          <w:sz w:val="24"/>
+        </w:rPr>
+        <w:t xml:space="preserve">C. </w:t>
+      </w:r>
+      <w:r>
+        <w:rPr>
+          <w:sz w:val="24"/>
+        </w:rPr>
+        <w:t xml:space="preserve"> e</w:t>
+      </w:r>
+      <w:r>
+        <w:rPr>
+          <w:sz w:val="24"/>
+          <w:u w:val="single"/>
+        </w:rPr>
+        <w:t>x</w:t>
+      </w:r>
+      <w:r>
+        <w:rPr>
+          <w:sz w:val="24"/>
+        </w:rPr>
+        <w:t>perience</w:t>
+      </w:r>
+      <w:r>
+        <w:rPr>
+          <w:sz w:val="24"/>
+        </w:rPr>
+        <w:tab/>
+      </w:r>
+      <w:r>
+        <w:rPr>
+          <w:b/>
+          <w:sz w:val="24"/>
+        </w:rPr>
+        <w:t xml:space="preserve">D. </w:t>
+      </w:r>
+      <w:r>
+        <w:rPr>
+          <w:sz w:val="24"/>
+        </w:rPr>
+        <w:t xml:space="preserve"> e</w:t>
+      </w:r>
+      <w:r>
+        <w:rPr>
+          <w:sz w:val="24"/>
+          <w:u w:val="single"/>
+        </w:rPr>
+        <w:t>x</w:t>
+      </w:r>
+      <w:r>
+        <w:rPr>
+          <w:sz w:val="24"/>
+        </w:rPr>
+        <w:t>pensive</w:t>
+      </w:r>
+    </w:p>
+    <w:p>
+      <w:pPr>
+        <w:tabs>
+          <w:tab w:val="left" w:pos="2339"/>
+          <w:tab w:val="left" w:pos="4677"/>
+          <w:tab w:val="left" w:pos="7016"/>
+        </w:tabs>
+        <w:spacing w:before="80" w:after="60"/>
+        <w:rPr>
+          <w:sz w:val="24"/>
+        </w:rPr>
+      </w:pPr>
+      <w:r>
+        <w:rPr>
+          <w:sz w:val="24"/>
+        </w:rPr>
+        <w:t xml:space="preserve">2. </w:t>
+      </w:r>
+      <w:r>
+        <w:rPr>
+          <w:b/>
+          <w:sz w:val="24"/>
+        </w:rPr>
+        <w:t xml:space="preserve">A. </w:t>
+      </w:r>
+      <w:r>
+        <w:rPr>
+          <w:sz w:val="24"/>
+        </w:rPr>
+        <w:t xml:space="preserve"> hobb</w:t>
+      </w:r>
+      <w:r>
+        <w:rPr>
+          <w:sz w:val="24"/>
+          <w:u w:val="single"/>
+        </w:rPr>
+        <w:t>y</w:t>
+      </w:r>
+      <w:r>
+        <w:rPr>
+          <w:sz w:val="24"/>
+        </w:rPr>
+        <w:tab/>
+      </w:r>
+      <w:r>
+        <w:rPr>
+          <w:b/>
+          <w:sz w:val="24"/>
+        </w:rPr>
+        <w:t xml:space="preserve">B. </w:t>
+      </w:r>
+      <w:r>
+        <w:rPr>
+          <w:sz w:val="24"/>
+        </w:rPr>
+        <w:t xml:space="preserve"> c</w:t>
+      </w:r>
+      <w:r>
+        <w:rPr>
+          <w:sz w:val="24"/>
+          <w:u w:val="single"/>
+        </w:rPr>
+        <w:t>y</w:t>
+      </w:r>
+      <w:r>
+        <w:rPr>
+          <w:sz w:val="24"/>
+        </w:rPr>
+        <w:t>cle</w:t>
+      </w:r>
+      <w:r>
+        <w:rPr>
+          <w:sz w:val="24"/>
+        </w:rPr>
+        <w:tab/>
+      </w:r>
+      <w:r>
+        <w:rPr>
+          <w:b/>
+          <w:sz w:val="24"/>
+        </w:rPr>
+        <w:t xml:space="preserve">C. </w:t>
+      </w:r>
+      <w:r>
+        <w:rPr>
+          <w:sz w:val="24"/>
+        </w:rPr>
+        <w:t xml:space="preserve"> b</w:t>
+      </w:r>
+      <w:r>
+        <w:rPr>
+          <w:sz w:val="24"/>
+          <w:u w:val="single"/>
+        </w:rPr>
+        <w:t>y</w:t>
+      </w:r>
+      <w:r>
+        <w:rPr>
+          <w:sz w:val="24"/>
+        </w:rPr>
+        <w:t>e</w:t>
+      </w:r>
+      <w:r>
+        <w:rPr>
+          <w:sz w:val="24"/>
+        </w:rPr>
+        <w:tab/>
+      </w:r>
+      <w:r>
+        <w:rPr>
+          <w:b/>
+          <w:sz w:val="24"/>
+        </w:rPr>
+        <w:t xml:space="preserve">D. </w:t>
+      </w:r>
+      <w:r>
+        <w:rPr>
+          <w:sz w:val="24"/>
+        </w:rPr>
+        <w:t xml:space="preserve"> wh</w:t>
+      </w:r>
+      <w:r>
+        <w:rPr>
+          <w:sz w:val="24"/>
+          <w:u w:val="single"/>
+        </w:rPr>
+        <w:t>y</w:t>
+      </w:r>
+    </w:p>
+    <w:p>
+      <w:pPr>
+        <w:tabs>
+          <w:tab w:val="left" w:pos="2339"/>
+          <w:tab w:val="left" w:pos="4677"/>
+          <w:tab w:val="left" w:pos="7016"/>
+        </w:tabs>
+        <w:spacing w:before="80" w:after="60"/>
+        <w:rPr>
+          <w:sz w:val="24"/>
+        </w:rPr>
+      </w:pPr>
+      <w:r>
+        <w:rPr>
+          <w:sz w:val="24"/>
+        </w:rPr>
+        <w:t xml:space="preserve">3. </w:t>
+      </w:r>
+      <w:r>
+        <w:rPr>
+          <w:b/>
+          <w:sz w:val="24"/>
+        </w:rPr>
+        <w:t xml:space="preserve">A. </w:t>
+      </w:r>
+      <w:r>
+        <w:rPr>
+          <w:sz w:val="24"/>
+        </w:rPr>
+        <w:t xml:space="preserve"> p</w:t>
+      </w:r>
+      <w:r>
+        <w:rPr>
+          <w:sz w:val="24"/>
+          <w:u w:val="single"/>
+        </w:rPr>
+        <w:t>o</w:t>
+      </w:r>
+      <w:r>
+        <w:rPr>
+          <w:sz w:val="24"/>
+        </w:rPr>
+        <w:t>ttery</w:t>
+      </w:r>
+      <w:r>
+        <w:rPr>
+          <w:sz w:val="24"/>
+        </w:rPr>
+        <w:tab/>
+      </w:r>
+      <w:r>
+        <w:rPr>
+          <w:b/>
+          <w:sz w:val="24"/>
+        </w:rPr>
+        <w:t xml:space="preserve">B. </w:t>
+      </w:r>
+      <w:r>
+        <w:rPr>
+          <w:sz w:val="24"/>
+        </w:rPr>
+        <w:t xml:space="preserve"> c</w:t>
+      </w:r>
+      <w:r>
+        <w:rPr>
+          <w:sz w:val="24"/>
+          <w:u w:val="single"/>
+        </w:rPr>
+        <w:t>o</w:t>
+      </w:r>
+      <w:r>
+        <w:rPr>
+          <w:sz w:val="24"/>
+        </w:rPr>
+        <w:t>llect</w:t>
+      </w:r>
+      <w:r>
+        <w:rPr>
+          <w:sz w:val="24"/>
+        </w:rPr>
+        <w:tab/>
+      </w:r>
+      <w:r>
+        <w:rPr>
+          <w:b/>
+          <w:sz w:val="24"/>
+        </w:rPr>
+        <w:t xml:space="preserve">C. </w:t>
+      </w:r>
+      <w:r>
+        <w:rPr>
+          <w:sz w:val="24"/>
+        </w:rPr>
+        <w:t xml:space="preserve"> mel</w:t>
+      </w:r>
+      <w:r>
+        <w:rPr>
+          <w:sz w:val="24"/>
+          <w:u w:val="single"/>
+        </w:rPr>
+        <w:t>o</w:t>
+      </w:r>
+      <w:r>
+        <w:rPr>
+          <w:sz w:val="24"/>
+        </w:rPr>
+        <w:t>dy</w:t>
+      </w:r>
+      <w:r>
+        <w:rPr>
+          <w:sz w:val="24"/>
+        </w:rPr>
+        <w:tab/>
+      </w:r>
+      <w:r>
+        <w:rPr>
+          <w:b/>
+          <w:sz w:val="24"/>
+        </w:rPr>
+        <w:t xml:space="preserve">D. </w:t>
+      </w:r>
+      <w:r>
+        <w:rPr>
+          <w:sz w:val="24"/>
+        </w:rPr>
+        <w:t xml:space="preserve"> m</w:t>
+      </w:r>
+      <w:r>
+        <w:rPr>
+          <w:sz w:val="24"/>
+          <w:u w:val="single"/>
+        </w:rPr>
+        <w:t>o</w:t>
+      </w:r>
+      <w:r>
+        <w:rPr>
+          <w:sz w:val="24"/>
+        </w:rPr>
+        <w:t>nopoly</w:t>
+      </w:r>
+    </w:p>
+    <w:p>
+      <w:pPr>
+        <w:tabs>
+          <w:tab w:val="left" w:pos="2339"/>
+          <w:tab w:val="left" w:pos="4677"/>
+          <w:tab w:val="left" w:pos="7016"/>
+        </w:tabs>
+        <w:spacing w:before="80" w:after="60"/>
+        <w:rPr>
+          <w:sz w:val="24"/>
+        </w:rPr>
+      </w:pPr>
+      <w:r>
+        <w:rPr>
+          <w:sz w:val="24"/>
+        </w:rPr>
+        <w:t xml:space="preserve">4. </w:t>
+      </w:r>
+      <w:r>
+        <w:rPr>
+          <w:b/>
+          <w:sz w:val="24"/>
+        </w:rPr>
+        <w:t xml:space="preserve">A. </w:t>
+      </w:r>
+      <w:r>
+        <w:rPr>
+          <w:sz w:val="24"/>
+        </w:rPr>
+        <w:t xml:space="preserve"> h</w:t>
+      </w:r>
+      <w:r>
+        <w:rPr>
+          <w:sz w:val="24"/>
+          <w:u w:val="single"/>
+        </w:rPr>
+        <w:t>ea</w:t>
+      </w:r>
+      <w:r>
+        <w:rPr>
+          <w:sz w:val="24"/>
+        </w:rPr>
+        <w:t>rd</w:t>
+      </w:r>
+      <w:r>
+        <w:rPr>
+          <w:sz w:val="24"/>
+        </w:rPr>
+        <w:tab/>
+      </w:r>
+      <w:r>
+        <w:rPr>
+          <w:b/>
+          <w:sz w:val="24"/>
+        </w:rPr>
+        <w:t xml:space="preserve">B. </w:t>
+      </w:r>
+      <w:r>
+        <w:rPr>
+          <w:sz w:val="24"/>
+        </w:rPr>
+        <w:t xml:space="preserve"> b</w:t>
+      </w:r>
+      <w:r>
+        <w:rPr>
+          <w:sz w:val="24"/>
+          <w:u w:val="single"/>
+        </w:rPr>
+        <w:t>i</w:t>
+      </w:r>
+      <w:r>
+        <w:rPr>
+          <w:sz w:val="24"/>
+        </w:rPr>
+        <w:t>rd</w:t>
+      </w:r>
+      <w:r>
+        <w:rPr>
+          <w:sz w:val="24"/>
+        </w:rPr>
+        <w:tab/>
+      </w:r>
+      <w:r>
+        <w:rPr>
+          <w:b/>
+          <w:sz w:val="24"/>
+        </w:rPr>
+        <w:t xml:space="preserve">C. </w:t>
+      </w:r>
+      <w:r>
+        <w:rPr>
+          <w:sz w:val="24"/>
+        </w:rPr>
+        <w:t xml:space="preserve"> w</w:t>
+      </w:r>
+      <w:r>
+        <w:rPr>
+          <w:sz w:val="24"/>
+          <w:u w:val="single"/>
+        </w:rPr>
+        <w:t>o</w:t>
+      </w:r>
+      <w:r>
+        <w:rPr>
+          <w:sz w:val="24"/>
+        </w:rPr>
+        <w:t>rld</w:t>
+      </w:r>
+      <w:r>
+        <w:rPr>
+          <w:sz w:val="24"/>
+        </w:rPr>
+        <w:tab/>
+      </w:r>
+      <w:r>
+        <w:rPr>
+          <w:b/>
+          <w:sz w:val="24"/>
+        </w:rPr>
+        <w:t xml:space="preserve">D. </w:t>
+      </w:r>
+      <w:r>
+        <w:rPr>
+          <w:sz w:val="24"/>
+        </w:rPr>
+        <w:t xml:space="preserve"> pict</w:t>
+      </w:r>
+      <w:r>
+        <w:rPr>
+          <w:sz w:val="24"/>
+          <w:u w:val="single"/>
+        </w:rPr>
+        <w:t>u</w:t>
+      </w:r>
+      <w:r>
+        <w:rPr>
+          <w:sz w:val="24"/>
+        </w:rPr>
+        <w:t>re</w:t>
+      </w:r>
+    </w:p>
+    <w:p>
+      <w:pPr>
+        <w:tabs>
+          <w:tab w:val="left" w:pos="2339"/>
+          <w:tab w:val="left" w:pos="4677"/>
+          <w:tab w:val="left" w:pos="7016"/>
+        </w:tabs>
+        <w:spacing w:before="80" w:after="60"/>
+        <w:rPr>
+          <w:sz w:val="24"/>
+        </w:rPr>
+      </w:pPr>
+      <w:r>
+        <w:rPr>
+          <w:sz w:val="24"/>
+        </w:rPr>
+        <w:t xml:space="preserve">5. </w:t>
+      </w:r>
+      <w:r>
+        <w:rPr>
+          <w:b/>
+          <w:sz w:val="24"/>
+        </w:rPr>
+        <w:t xml:space="preserve">A. </w:t>
+      </w:r>
+      <w:r>
+        <w:rPr>
+          <w:sz w:val="24"/>
+        </w:rPr>
+        <w:t xml:space="preserve"> bird-wat</w:t>
+      </w:r>
+      <w:r>
+        <w:rPr>
+          <w:sz w:val="24"/>
+          <w:u w:val="single"/>
+        </w:rPr>
+        <w:t>ch</w:t>
+      </w:r>
+      <w:r>
+        <w:rPr>
+          <w:sz w:val="24"/>
+        </w:rPr>
+        <w:t>ing</w:t>
+      </w:r>
+      <w:r>
+        <w:rPr>
+          <w:sz w:val="24"/>
+        </w:rPr>
+        <w:tab/>
+      </w:r>
+      <w:r>
+        <w:rPr>
+          <w:b/>
+          <w:sz w:val="24"/>
+        </w:rPr>
+        <w:t xml:space="preserve">B. </w:t>
+      </w:r>
+      <w:r>
+        <w:rPr>
+          <w:sz w:val="24"/>
+        </w:rPr>
+        <w:t xml:space="preserve"> </w:t>
+      </w:r>
+      <w:r>
+        <w:rPr>
+          <w:sz w:val="24"/>
+          <w:u w:val="single"/>
+        </w:rPr>
+        <w:t>ch</w:t>
+      </w:r>
+      <w:r>
+        <w:rPr>
+          <w:sz w:val="24"/>
+        </w:rPr>
+        <w:t>ildren</w:t>
+      </w:r>
+      <w:r>
+        <w:rPr>
+          <w:sz w:val="24"/>
+        </w:rPr>
+        <w:tab/>
+      </w:r>
+      <w:r>
+        <w:rPr>
+          <w:b/>
+          <w:sz w:val="24"/>
+        </w:rPr>
+        <w:t xml:space="preserve">C. </w:t>
+      </w:r>
+      <w:r>
+        <w:rPr>
+          <w:sz w:val="24"/>
+        </w:rPr>
+        <w:t xml:space="preserve"> s</w:t>
+      </w:r>
+      <w:r>
+        <w:rPr>
+          <w:sz w:val="24"/>
+          <w:u w:val="single"/>
+        </w:rPr>
+        <w:t>ch</w:t>
+      </w:r>
+      <w:r>
+        <w:rPr>
+          <w:sz w:val="24"/>
+        </w:rPr>
+        <w:t>ool</w:t>
+      </w:r>
+      <w:r>
+        <w:rPr>
+          <w:sz w:val="24"/>
+        </w:rPr>
+        <w:tab/>
+      </w:r>
+      <w:r>
+        <w:rPr>
+          <w:b/>
+          <w:sz w:val="24"/>
+        </w:rPr>
+        <w:t xml:space="preserve">D. </w:t>
+      </w:r>
+      <w:r>
+        <w:rPr>
+          <w:sz w:val="24"/>
+        </w:rPr>
+        <w:t xml:space="preserve"> </w:t>
+      </w:r>
+      <w:r>
+        <w:rPr>
+          <w:sz w:val="24"/>
+          <w:u w:val="single"/>
+        </w:rPr>
+        <w:t>ch</w:t>
+      </w:r>
+      <w:r>
+        <w:rPr>
+          <w:sz w:val="24"/>
+        </w:rPr>
+        <w:t>allenge</w:t>
+      </w:r>
+    </w:p>
+    <w:p>
+      <w:pPr>
+        <w:spacing w:before="120" w:after="80"/>
+        <w:rPr>
+          <w:b/>
+          <w:sz w:val="24"/>
+        </w:rPr>
+      </w:pPr>
+      <w:r>
+        <w:rPr>
+          <w:b/>
+          <w:sz w:val="24"/>
+        </w:rPr>
+        <w:t>III. Choose the best answer a, b, c, or d to complete the sentence.</w:t>
+      </w:r>
+    </w:p>
+    <w:p>
+      <w:pPr>
+        <w:spacing w:before="120" w:after="80"/>
+        <w:rPr>
+          <w:sz w:val="24"/>
+        </w:rPr>
+      </w:pPr>
+      <w:r>
+        <w:rPr>
+          <w:sz w:val="24"/>
+        </w:rPr>
+        <w:t>1. My father can make beautiful pieces of art ___________ empty eggshells.</w:t>
       </w:r>
     </w:p>
     <w:p>
@@ -50,12 +773,6 @@
       </w:pPr>
       <w:r>
         <w:rPr>
-          <w:sz w:val="24"/>
-        </w:rPr>
-        <w:t xml:space="preserve">1. </w:t>
-      </w:r>
-      <w:r>
-        <w:rPr>
           <w:b/>
           <w:sz w:val="24"/>
         </w:rPr>
@@ -65,20 +782,7 @@
         <w:rPr>
           <w:sz w:val="24"/>
         </w:rPr>
-        <w:t xml:space="preserve"> e</w:t>
-      </w:r>
-      <w:r>
-        <w:rPr>
-          <w:sz w:val="24"/>
-          <w:u w:val="single"/>
-        </w:rPr>
-        <w:t>x</w:t>
-      </w:r>
-      <w:r>
-        <w:rPr>
-          <w:sz w:val="24"/>
-        </w:rPr>
-        <w:t>citing</w:t>
+        <w:t xml:space="preserve"> of</w:t>
       </w:r>
       <w:r>
         <w:rPr>
@@ -97,20 +801,7 @@
         <w:rPr>
           <w:sz w:val="24"/>
         </w:rPr>
-        <w:t xml:space="preserve"> e</w:t>
-      </w:r>
-      <w:r>
-        <w:rPr>
-          <w:sz w:val="24"/>
-          <w:u w:val="single"/>
-        </w:rPr>
-        <w:t>x</w:t>
-      </w:r>
-      <w:r>
-        <w:rPr>
-          <w:sz w:val="24"/>
-        </w:rPr>
-        <w:t>cellent</w:t>
+        <w:t xml:space="preserve"> from</w:t>
       </w:r>
       <w:r>
         <w:rPr>
@@ -129,20 +820,7 @@
         <w:rPr>
           <w:sz w:val="24"/>
         </w:rPr>
-        <w:t xml:space="preserve"> e</w:t>
-      </w:r>
-      <w:r>
-        <w:rPr>
-          <w:sz w:val="24"/>
-          <w:u w:val="single"/>
-        </w:rPr>
-        <w:t>x</w:t>
-      </w:r>
-      <w:r>
-        <w:rPr>
-          <w:sz w:val="24"/>
-        </w:rPr>
-        <w:t>perience</w:t>
+        <w:t xml:space="preserve"> in</w:t>
       </w:r>
       <w:r>
         <w:rPr>
@@ -161,20 +839,21 @@
         <w:rPr>
           <w:sz w:val="24"/>
         </w:rPr>
-        <w:t xml:space="preserve"> e</w:t>
-      </w:r>
-      <w:r>
-        <w:rPr>
-          <w:sz w:val="24"/>
-          <w:u w:val="single"/>
-        </w:rPr>
-        <w:t>x</w:t>
-      </w:r>
-      <w:r>
-        <w:rPr>
-          <w:sz w:val="24"/>
-        </w:rPr>
-        <w:t>pensive</w:t>
+        <w:t xml:space="preserve"> into</w:t>
+      </w:r>
+    </w:p>
+    <w:p>
+      <w:pPr>
+        <w:spacing w:before="120" w:after="80"/>
+        <w:rPr>
+          <w:sz w:val="24"/>
+        </w:rPr>
+      </w:pPr>
+      <w:r>
+        <w:rPr>
+          <w:sz w:val="24"/>
+        </w:rPr>
+        <w:t>2. Why don't you take ___________ a new hobby?</w:t>
       </w:r>
     </w:p>
     <w:p>
@@ -192,12 +871,6 @@
       </w:pPr>
       <w:r>
         <w:rPr>
-          <w:sz w:val="24"/>
-        </w:rPr>
-        <w:t xml:space="preserve">2. </w:t>
-      </w:r>
-      <w:r>
-        <w:rPr>
           <w:b/>
           <w:sz w:val="24"/>
         </w:rPr>
@@ -207,14 +880,7 @@
         <w:rPr>
           <w:sz w:val="24"/>
         </w:rPr>
-        <w:t xml:space="preserve"> hobb</w:t>
-      </w:r>
-      <w:r>
-        <w:rPr>
-          <w:sz w:val="24"/>
-          <w:u w:val="single"/>
-        </w:rPr>
-        <w:t>y</w:t>
+        <w:t xml:space="preserve"> up</w:t>
       </w:r>
       <w:r>
         <w:rPr>
@@ -233,20 +899,7 @@
         <w:rPr>
           <w:sz w:val="24"/>
         </w:rPr>
-        <w:t xml:space="preserve"> c</w:t>
-      </w:r>
-      <w:r>
-        <w:rPr>
-          <w:sz w:val="24"/>
-          <w:u w:val="single"/>
-        </w:rPr>
-        <w:t>y</w:t>
-      </w:r>
-      <w:r>
-        <w:rPr>
-          <w:sz w:val="24"/>
-        </w:rPr>
-        <w:t>cle</w:t>
+        <w:t xml:space="preserve"> in</w:t>
       </w:r>
       <w:r>
         <w:rPr>
@@ -265,20 +918,7 @@
         <w:rPr>
           <w:sz w:val="24"/>
         </w:rPr>
-        <w:t xml:space="preserve"> b</w:t>
-      </w:r>
-      <w:r>
-        <w:rPr>
-          <w:sz w:val="24"/>
-          <w:u w:val="single"/>
-        </w:rPr>
-        <w:t>y</w:t>
-      </w:r>
-      <w:r>
-        <w:rPr>
-          <w:sz w:val="24"/>
-        </w:rPr>
-        <w:t>e</w:t>
+        <w:t xml:space="preserve"> over</w:t>
       </w:r>
       <w:r>
         <w:rPr>
@@ -297,14 +937,21 @@
         <w:rPr>
           <w:sz w:val="24"/>
         </w:rPr>
-        <w:t xml:space="preserve"> wh</w:t>
-      </w:r>
-      <w:r>
-        <w:rPr>
-          <w:sz w:val="24"/>
-          <w:u w:val="single"/>
-        </w:rPr>
-        <w:t>y</w:t>
+        <w:t xml:space="preserve"> after</w:t>
+      </w:r>
+    </w:p>
+    <w:p>
+      <w:pPr>
+        <w:spacing w:before="120" w:after="80"/>
+        <w:rPr>
+          <w:sz w:val="24"/>
+        </w:rPr>
+      </w:pPr>
+      <w:r>
+        <w:rPr>
+          <w:sz w:val="24"/>
+        </w:rPr>
+        <w:t>3. Collecting cars is a(n) ___________ hobby. It costs a lot of money.</w:t>
       </w:r>
     </w:p>
     <w:p>
@@ -322,12 +969,6 @@
       </w:pPr>
       <w:r>
         <w:rPr>
-          <w:sz w:val="24"/>
-        </w:rPr>
-        <w:t xml:space="preserve">3. </w:t>
-      </w:r>
-      <w:r>
-        <w:rPr>
           <w:b/>
           <w:sz w:val="24"/>
         </w:rPr>
@@ -337,20 +978,7 @@
         <w:rPr>
           <w:sz w:val="24"/>
         </w:rPr>
-        <w:t xml:space="preserve"> p</w:t>
-      </w:r>
-      <w:r>
-        <w:rPr>
-          <w:sz w:val="24"/>
-          <w:u w:val="single"/>
-        </w:rPr>
-        <w:t>o</w:t>
-      </w:r>
-      <w:r>
-        <w:rPr>
-          <w:sz w:val="24"/>
-        </w:rPr>
-        <w:t>ttery</w:t>
+        <w:t xml:space="preserve"> interesting</w:t>
       </w:r>
       <w:r>
         <w:rPr>
@@ -369,20 +997,7 @@
         <w:rPr>
           <w:sz w:val="24"/>
         </w:rPr>
-        <w:t xml:space="preserve"> c</w:t>
-      </w:r>
-      <w:r>
-        <w:rPr>
-          <w:sz w:val="24"/>
-          <w:u w:val="single"/>
-        </w:rPr>
-        <w:t>o</w:t>
-      </w:r>
-      <w:r>
-        <w:rPr>
-          <w:sz w:val="24"/>
-        </w:rPr>
-        <w:t>llect</w:t>
+        <w:t xml:space="preserve"> cheap</w:t>
       </w:r>
       <w:r>
         <w:rPr>
@@ -401,20 +1016,7 @@
         <w:rPr>
           <w:sz w:val="24"/>
         </w:rPr>
-        <w:t xml:space="preserve"> mel</w:t>
-      </w:r>
-      <w:r>
-        <w:rPr>
-          <w:sz w:val="24"/>
-          <w:u w:val="single"/>
-        </w:rPr>
-        <w:t>o</w:t>
-      </w:r>
-      <w:r>
-        <w:rPr>
-          <w:sz w:val="24"/>
-        </w:rPr>
-        <w:t>dy</w:t>
+        <w:t xml:space="preserve"> expensive</w:t>
       </w:r>
       <w:r>
         <w:rPr>
@@ -433,20 +1035,21 @@
         <w:rPr>
           <w:sz w:val="24"/>
         </w:rPr>
-        <w:t xml:space="preserve"> m</w:t>
-      </w:r>
-      <w:r>
-        <w:rPr>
-          <w:sz w:val="24"/>
-          <w:u w:val="single"/>
-        </w:rPr>
-        <w:t>o</w:t>
-      </w:r>
-      <w:r>
-        <w:rPr>
-          <w:sz w:val="24"/>
-        </w:rPr>
-        <w:t>nopoly</w:t>
+        <w:t xml:space="preserve"> unusual</w:t>
+      </w:r>
+    </w:p>
+    <w:p>
+      <w:pPr>
+        <w:spacing w:before="120" w:after="80"/>
+        <w:rPr>
+          <w:sz w:val="24"/>
+        </w:rPr>
+      </w:pPr>
+      <w:r>
+        <w:rPr>
+          <w:sz w:val="24"/>
+        </w:rPr>
+        <w:t>4. More people are ___________ birds today than ever before.</w:t>
       </w:r>
     </w:p>
     <w:p>
@@ -464,12 +1067,6 @@
       </w:pPr>
       <w:r>
         <w:rPr>
-          <w:sz w:val="24"/>
-        </w:rPr>
-        <w:t xml:space="preserve">4. </w:t>
-      </w:r>
-      <w:r>
-        <w:rPr>
           <w:b/>
           <w:sz w:val="24"/>
         </w:rPr>
@@ -479,20 +1076,7 @@
         <w:rPr>
           <w:sz w:val="24"/>
         </w:rPr>
-        <w:t xml:space="preserve"> h</w:t>
-      </w:r>
-      <w:r>
-        <w:rPr>
-          <w:sz w:val="24"/>
-          <w:u w:val="single"/>
-        </w:rPr>
-        <w:t>ea</w:t>
-      </w:r>
-      <w:r>
-        <w:rPr>
-          <w:sz w:val="24"/>
-        </w:rPr>
-        <w:t>rd</w:t>
+        <w:t xml:space="preserve"> seeing</w:t>
       </w:r>
       <w:r>
         <w:rPr>
@@ -511,20 +1095,7 @@
         <w:rPr>
           <w:sz w:val="24"/>
         </w:rPr>
-        <w:t xml:space="preserve"> b</w:t>
-      </w:r>
-      <w:r>
-        <w:rPr>
-          <w:sz w:val="24"/>
-          <w:u w:val="single"/>
-        </w:rPr>
-        <w:t>i</w:t>
-      </w:r>
-      <w:r>
-        <w:rPr>
-          <w:sz w:val="24"/>
-        </w:rPr>
-        <w:t>rd</w:t>
+        <w:t xml:space="preserve"> looking</w:t>
       </w:r>
       <w:r>
         <w:rPr>
@@ -543,20 +1114,7 @@
         <w:rPr>
           <w:sz w:val="24"/>
         </w:rPr>
-        <w:t xml:space="preserve"> w</w:t>
-      </w:r>
-      <w:r>
-        <w:rPr>
-          <w:sz w:val="24"/>
-          <w:u w:val="single"/>
-        </w:rPr>
-        <w:t>o</w:t>
-      </w:r>
-      <w:r>
-        <w:rPr>
-          <w:sz w:val="24"/>
-        </w:rPr>
-        <w:t>rld</w:t>
+        <w:t xml:space="preserve"> hearing</w:t>
       </w:r>
       <w:r>
         <w:rPr>
@@ -575,162 +1133,7 @@
         <w:rPr>
           <w:sz w:val="24"/>
         </w:rPr>
-        <w:t xml:space="preserve"> pict</w:t>
-      </w:r>
-      <w:r>
-        <w:rPr>
-          <w:sz w:val="24"/>
-          <w:u w:val="single"/>
-        </w:rPr>
-        <w:t>u</w:t>
-      </w:r>
-      <w:r>
-        <w:rPr>
-          <w:sz w:val="24"/>
-        </w:rPr>
-        <w:t>re</w:t>
-      </w:r>
-    </w:p>
-    <w:p>
-      <w:pPr>
-        <w:tabs>
-          <w:tab w:val="left" w:pos="2551"/>
-          <w:tab w:val="left" w:pos="4819"/>
-          <w:tab w:val="left" w:pos="7087"/>
-        </w:tabs>
-        <w:spacing w:before="80" w:after="60"/>
-        <w:ind w:left="283"/>
-        <w:rPr>
-          <w:sz w:val="24"/>
-        </w:rPr>
-      </w:pPr>
-      <w:r>
-        <w:rPr>
-          <w:sz w:val="24"/>
-        </w:rPr>
-        <w:t xml:space="preserve">5. </w:t>
-      </w:r>
-      <w:r>
-        <w:rPr>
-          <w:b/>
-          <w:sz w:val="24"/>
-        </w:rPr>
-        <w:t xml:space="preserve">A. </w:t>
-      </w:r>
-      <w:r>
-        <w:rPr>
-          <w:sz w:val="24"/>
-        </w:rPr>
-        <w:t xml:space="preserve"> bird-wat</w:t>
-      </w:r>
-      <w:r>
-        <w:rPr>
-          <w:sz w:val="24"/>
-          <w:u w:val="single"/>
-        </w:rPr>
-        <w:t>ch</w:t>
-      </w:r>
-      <w:r>
-        <w:rPr>
-          <w:sz w:val="24"/>
-        </w:rPr>
-        <w:t>ing</w:t>
-      </w:r>
-      <w:r>
-        <w:rPr>
-          <w:sz w:val="24"/>
-        </w:rPr>
-        <w:tab/>
-      </w:r>
-      <w:r>
-        <w:rPr>
-          <w:b/>
-          <w:sz w:val="24"/>
-        </w:rPr>
-        <w:t xml:space="preserve">B. </w:t>
-      </w:r>
-      <w:r>
-        <w:rPr>
-          <w:sz w:val="24"/>
-        </w:rPr>
-        <w:t xml:space="preserve"> </w:t>
-      </w:r>
-      <w:r>
-        <w:rPr>
-          <w:sz w:val="24"/>
-          <w:u w:val="single"/>
-        </w:rPr>
-        <w:t>ch</w:t>
-      </w:r>
-      <w:r>
-        <w:rPr>
-          <w:sz w:val="24"/>
-        </w:rPr>
-        <w:t>ildren</w:t>
-      </w:r>
-      <w:r>
-        <w:rPr>
-          <w:sz w:val="24"/>
-        </w:rPr>
-        <w:tab/>
-      </w:r>
-      <w:r>
-        <w:rPr>
-          <w:b/>
-          <w:sz w:val="24"/>
-        </w:rPr>
-        <w:t xml:space="preserve">C. </w:t>
-      </w:r>
-      <w:r>
-        <w:rPr>
-          <w:sz w:val="24"/>
-        </w:rPr>
-        <w:t xml:space="preserve"> s</w:t>
-      </w:r>
-      <w:r>
-        <w:rPr>
-          <w:sz w:val="24"/>
-          <w:u w:val="single"/>
-        </w:rPr>
-        <w:t>ch</w:t>
-      </w:r>
-      <w:r>
-        <w:rPr>
-          <w:sz w:val="24"/>
-        </w:rPr>
-        <w:t>ool</w:t>
-      </w:r>
-      <w:r>
-        <w:rPr>
-          <w:sz w:val="24"/>
-        </w:rPr>
-        <w:tab/>
-      </w:r>
-      <w:r>
-        <w:rPr>
-          <w:b/>
-          <w:sz w:val="24"/>
-        </w:rPr>
-        <w:t xml:space="preserve">D. </w:t>
-      </w:r>
-      <w:r>
-        <w:rPr>
-          <w:sz w:val="24"/>
-        </w:rPr>
-        <w:t xml:space="preserve"> </w:t>
-      </w:r>
-      <w:r>
-        <w:rPr>
-          <w:sz w:val="24"/>
-          <w:u w:val="single"/>
-        </w:rPr>
-        <w:t>ch</w:t>
-      </w:r>
-      <w:r>
-        <w:rPr>
-          <w:sz w:val="24"/>
-        </w:rPr>
-        <w:t>allenge</w:t>
+        <w:t xml:space="preserve"> watching</w:t>
       </w:r>
     </w:p>
     <w:p>
@@ -746,7 +1149,67 @@
           <w:b/>
           <w:sz w:val="24"/>
         </w:rPr>
-        <w:t>III. Choose the best answer a, b, c, or d to complete the sentence.</w:t>
+        <w:t xml:space="preserve">IV. Complete the sentences with the correct form or tense of the verb </w:t>
+      </w:r>
+      <w:r>
+        <w:rPr>
+          <w:b/>
+          <w:i/>
+          <w:sz w:val="24"/>
+        </w:rPr>
+        <w:t>play</w:t>
+      </w:r>
+      <w:r>
+        <w:rPr>
+          <w:b/>
+          <w:sz w:val="24"/>
+        </w:rPr>
+        <w:t xml:space="preserve">, </w:t>
+      </w:r>
+      <w:r>
+        <w:rPr>
+          <w:b/>
+          <w:i/>
+          <w:sz w:val="24"/>
+        </w:rPr>
+        <w:t>go</w:t>
+      </w:r>
+      <w:r>
+        <w:rPr>
+          <w:b/>
+          <w:sz w:val="24"/>
+        </w:rPr>
+        <w:t xml:space="preserve">, </w:t>
+      </w:r>
+      <w:r>
+        <w:rPr>
+          <w:b/>
+          <w:i/>
+          <w:sz w:val="24"/>
+        </w:rPr>
+        <w:t>do</w:t>
+      </w:r>
+      <w:r>
+        <w:rPr>
+          <w:b/>
+          <w:sz w:val="24"/>
+        </w:rPr>
+        <w:t xml:space="preserve"> or </w:t>
+      </w:r>
+      <w:r>
+        <w:rPr>
+          <w:b/>
+          <w:i/>
+          <w:sz w:val="24"/>
+        </w:rPr>
+        <w:t>collect</w:t>
+      </w:r>
+      <w:r>
+        <w:rPr>
+          <w:b/>
+          <w:sz w:val="24"/>
+        </w:rPr>
+        <w:t>.</w:t>
       </w:r>
     </w:p>
     <w:p>
@@ -760,91 +1223,7 @@
         <w:rPr>
           <w:sz w:val="24"/>
         </w:rPr>
-        <w:t>1. My father can make beautiful pieces of art &lt;blank&gt; empty eggshells.</w:t>
-      </w:r>
-    </w:p>
-    <w:p>
-      <w:pPr>
-        <w:tabs>
-          <w:tab w:val="left" w:pos="2551"/>
-          <w:tab w:val="left" w:pos="4819"/>
-          <w:tab w:val="left" w:pos="7087"/>
-        </w:tabs>
-        <w:spacing w:before="80" w:after="60"/>
-        <w:ind w:left="283"/>
-        <w:rPr>
-          <w:sz w:val="24"/>
-        </w:rPr>
-      </w:pPr>
-      <w:r>
-        <w:rPr>
-          <w:b/>
-          <w:sz w:val="24"/>
-        </w:rPr>
-        <w:t xml:space="preserve">A. </w:t>
-      </w:r>
-      <w:r>
-        <w:rPr>
-          <w:sz w:val="24"/>
-        </w:rPr>
-        <w:t xml:space="preserve"> of</w:t>
-      </w:r>
-      <w:r>
-        <w:rPr>
-          <w:sz w:val="24"/>
-        </w:rPr>
-        <w:tab/>
-      </w:r>
-      <w:r>
-        <w:rPr>
-          <w:b/>
-          <w:sz w:val="24"/>
-        </w:rPr>
-        <w:t xml:space="preserve">B. </w:t>
-      </w:r>
-      <w:r>
-        <w:rPr>
-          <w:sz w:val="24"/>
-        </w:rPr>
-        <w:t xml:space="preserve"> from</w:t>
-      </w:r>
-      <w:r>
-        <w:rPr>
-          <w:sz w:val="24"/>
-        </w:rPr>
-        <w:tab/>
-      </w:r>
-      <w:r>
-        <w:rPr>
-          <w:b/>
-          <w:sz w:val="24"/>
-        </w:rPr>
-        <w:t xml:space="preserve">C. </w:t>
-      </w:r>
-      <w:r>
-        <w:rPr>
-          <w:sz w:val="24"/>
-        </w:rPr>
-        <w:t xml:space="preserve"> in</w:t>
-      </w:r>
-      <w:r>
-        <w:rPr>
-          <w:sz w:val="24"/>
-        </w:rPr>
-        <w:tab/>
-      </w:r>
-      <w:r>
-        <w:rPr>
-          <w:b/>
-          <w:sz w:val="24"/>
-        </w:rPr>
-        <w:t xml:space="preserve">D. </w:t>
-      </w:r>
-      <w:r>
-        <w:rPr>
-          <w:sz w:val="24"/>
-        </w:rPr>
-        <w:t xml:space="preserve"> into</w:t>
+        <w:t>1. ___________ Alex ___________ computer games at the weekend?</w:t>
       </w:r>
     </w:p>
     <w:p>
@@ -858,91 +1237,7 @@
         <w:rPr>
           <w:sz w:val="24"/>
         </w:rPr>
-        <w:t>2. Why don't you take &lt;blank&gt; a new hobby?</w:t>
-      </w:r>
-    </w:p>
-    <w:p>
-      <w:pPr>
-        <w:tabs>
-          <w:tab w:val="left" w:pos="2551"/>
-          <w:tab w:val="left" w:pos="4819"/>
-          <w:tab w:val="left" w:pos="7087"/>
-        </w:tabs>
-        <w:spacing w:before="80" w:after="60"/>
-        <w:ind w:left="283"/>
-        <w:rPr>
-          <w:sz w:val="24"/>
-        </w:rPr>
-      </w:pPr>
-      <w:r>
-        <w:rPr>
-          <w:b/>
-          <w:sz w:val="24"/>
-        </w:rPr>
-        <w:t xml:space="preserve">A. </w:t>
-      </w:r>
-      <w:r>
-        <w:rPr>
-          <w:sz w:val="24"/>
-        </w:rPr>
-        <w:t xml:space="preserve"> up</w:t>
-      </w:r>
-      <w:r>
-        <w:rPr>
-          <w:sz w:val="24"/>
-        </w:rPr>
-        <w:tab/>
-      </w:r>
-      <w:r>
-        <w:rPr>
-          <w:b/>
-          <w:sz w:val="24"/>
-        </w:rPr>
-        <w:t xml:space="preserve">B. </w:t>
-      </w:r>
-      <w:r>
-        <w:rPr>
-          <w:sz w:val="24"/>
-        </w:rPr>
-        <w:t xml:space="preserve"> in</w:t>
-      </w:r>
-      <w:r>
-        <w:rPr>
-          <w:sz w:val="24"/>
-        </w:rPr>
-        <w:tab/>
-      </w:r>
-      <w:r>
-        <w:rPr>
-          <w:b/>
-          <w:sz w:val="24"/>
-        </w:rPr>
-        <w:t xml:space="preserve">C. </w:t>
-      </w:r>
-      <w:r>
-        <w:rPr>
-          <w:sz w:val="24"/>
-        </w:rPr>
-        <w:t xml:space="preserve"> over</w:t>
-      </w:r>
-      <w:r>
-        <w:rPr>
-          <w:sz w:val="24"/>
-        </w:rPr>
-        <w:tab/>
-      </w:r>
-      <w:r>
-        <w:rPr>
-          <w:b/>
-          <w:sz w:val="24"/>
-        </w:rPr>
-        <w:t xml:space="preserve">D. </w:t>
-      </w:r>
-      <w:r>
-        <w:rPr>
-          <w:sz w:val="24"/>
-        </w:rPr>
-        <w:t xml:space="preserve"> after</w:t>
+        <w:t>2. We ___________ camping in Dam Sen Park yesterday.</w:t>
       </w:r>
     </w:p>
     <w:p>
@@ -956,91 +1251,7 @@
         <w:rPr>
           <w:sz w:val="24"/>
         </w:rPr>
-        <w:t>3. Collecting cars is a(n) &lt;blank&gt; hobby. It costs a lot of money.</w:t>
-      </w:r>
-    </w:p>
-    <w:p>
-      <w:pPr>
-        <w:tabs>
-          <w:tab w:val="left" w:pos="2551"/>
-          <w:tab w:val="left" w:pos="4819"/>
-          <w:tab w:val="left" w:pos="7087"/>
-        </w:tabs>
-        <w:spacing w:before="80" w:after="60"/>
-        <w:ind w:left="283"/>
-        <w:rPr>
-          <w:sz w:val="24"/>
-        </w:rPr>
-      </w:pPr>
-      <w:r>
-        <w:rPr>
-          <w:b/>
-          <w:sz w:val="24"/>
-        </w:rPr>
-        <w:t xml:space="preserve">A. </w:t>
-      </w:r>
-      <w:r>
-        <w:rPr>
-          <w:sz w:val="24"/>
-        </w:rPr>
-        <w:t xml:space="preserve"> interesting</w:t>
-      </w:r>
-      <w:r>
-        <w:rPr>
-          <w:sz w:val="24"/>
-        </w:rPr>
-        <w:tab/>
-      </w:r>
-      <w:r>
-        <w:rPr>
-          <w:b/>
-          <w:sz w:val="24"/>
-        </w:rPr>
-        <w:t xml:space="preserve">B. </w:t>
-      </w:r>
-      <w:r>
-        <w:rPr>
-          <w:sz w:val="24"/>
-        </w:rPr>
-        <w:t xml:space="preserve"> cheap</w:t>
-      </w:r>
-      <w:r>
-        <w:rPr>
-          <w:sz w:val="24"/>
-        </w:rPr>
-        <w:tab/>
-      </w:r>
-      <w:r>
-        <w:rPr>
-          <w:b/>
-          <w:sz w:val="24"/>
-        </w:rPr>
-        <w:t xml:space="preserve">C. </w:t>
-      </w:r>
-      <w:r>
-        <w:rPr>
-          <w:sz w:val="24"/>
-        </w:rPr>
-        <w:t xml:space="preserve"> expensive</w:t>
-      </w:r>
-      <w:r>
-        <w:rPr>
-          <w:sz w:val="24"/>
-        </w:rPr>
-        <w:tab/>
-      </w:r>
-      <w:r>
-        <w:rPr>
-          <w:b/>
-          <w:sz w:val="24"/>
-        </w:rPr>
-        <w:t xml:space="preserve">D. </w:t>
-      </w:r>
-      <w:r>
-        <w:rPr>
-          <w:sz w:val="24"/>
-        </w:rPr>
-        <w:t xml:space="preserve"> unusual</w:t>
+        <w:t>3. ___________ you ___________ coins some day in the future?</w:t>
       </w:r>
     </w:p>
     <w:p>
@@ -1054,223 +1265,7 @@
         <w:rPr>
           <w:sz w:val="24"/>
         </w:rPr>
-        <w:t>4. More people are &lt;blank&gt; birds today than ever before.</w:t>
-      </w:r>
-    </w:p>
-    <w:p>
-      <w:pPr>
-        <w:tabs>
-          <w:tab w:val="left" w:pos="2551"/>
-          <w:tab w:val="left" w:pos="4819"/>
-          <w:tab w:val="left" w:pos="7087"/>
-        </w:tabs>
-        <w:spacing w:before="80" w:after="60"/>
-        <w:ind w:left="283"/>
-        <w:rPr>
-          <w:sz w:val="24"/>
-        </w:rPr>
-      </w:pPr>
-      <w:r>
-        <w:rPr>
-          <w:b/>
-          <w:sz w:val="24"/>
-        </w:rPr>
-        <w:t xml:space="preserve">A. </w:t>
-      </w:r>
-      <w:r>
-        <w:rPr>
-          <w:sz w:val="24"/>
-        </w:rPr>
-        <w:t xml:space="preserve"> seeing</w:t>
-      </w:r>
-      <w:r>
-        <w:rPr>
-          <w:sz w:val="24"/>
-        </w:rPr>
-        <w:tab/>
-      </w:r>
-      <w:r>
-        <w:rPr>
-          <w:b/>
-          <w:sz w:val="24"/>
-        </w:rPr>
-        <w:t xml:space="preserve">B. </w:t>
-      </w:r>
-      <w:r>
-        <w:rPr>
-          <w:sz w:val="24"/>
-        </w:rPr>
-        <w:t xml:space="preserve"> looking</w:t>
-      </w:r>
-      <w:r>
-        <w:rPr>
-          <w:sz w:val="24"/>
-        </w:rPr>
-        <w:tab/>
-      </w:r>
-      <w:r>
-        <w:rPr>
-          <w:b/>
-          <w:sz w:val="24"/>
-        </w:rPr>
-        <w:t xml:space="preserve">C. </w:t>
-      </w:r>
-      <w:r>
-        <w:rPr>
-          <w:sz w:val="24"/>
-        </w:rPr>
-        <w:t xml:space="preserve"> hearing</w:t>
-      </w:r>
-      <w:r>
-        <w:rPr>
-          <w:sz w:val="24"/>
-        </w:rPr>
-        <w:tab/>
-      </w:r>
-      <w:r>
-        <w:rPr>
-          <w:b/>
-          <w:sz w:val="24"/>
-        </w:rPr>
-        <w:t xml:space="preserve">D. </w:t>
-      </w:r>
-      <w:r>
-        <w:rPr>
-          <w:sz w:val="24"/>
-        </w:rPr>
-        <w:t xml:space="preserve"> watching</w:t>
-      </w:r>
-    </w:p>
-    <w:p>
-      <w:pPr>
-        <w:spacing w:before="120" w:after="80"/>
-        <w:rPr>
-          <w:b/>
-          <w:sz w:val="24"/>
-        </w:rPr>
-      </w:pPr>
-      <w:r>
-        <w:rPr>
-          <w:b/>
-          <w:sz w:val="24"/>
-        </w:rPr>
-        <w:t xml:space="preserve">IV. Complete the sentences with the correct form or tense of the verb </w:t>
-      </w:r>
-      <w:r>
-        <w:rPr>
-          <w:b/>
-          <w:i/>
-          <w:sz w:val="24"/>
-        </w:rPr>
-        <w:t>play</w:t>
-      </w:r>
-      <w:r>
-        <w:rPr>
-          <w:b/>
-          <w:sz w:val="24"/>
-        </w:rPr>
-        <w:t xml:space="preserve">, </w:t>
-      </w:r>
-      <w:r>
-        <w:rPr>
-          <w:b/>
-          <w:i/>
-          <w:sz w:val="24"/>
-        </w:rPr>
-        <w:t>go</w:t>
-      </w:r>
-      <w:r>
-        <w:rPr>
-          <w:b/>
-          <w:sz w:val="24"/>
-        </w:rPr>
-        <w:t xml:space="preserve">, </w:t>
-      </w:r>
-      <w:r>
-        <w:rPr>
-          <w:b/>
-          <w:i/>
-          <w:sz w:val="24"/>
-        </w:rPr>
-        <w:t>do</w:t>
-      </w:r>
-      <w:r>
-        <w:rPr>
-          <w:b/>
-          <w:sz w:val="24"/>
-        </w:rPr>
-        <w:t xml:space="preserve"> or </w:t>
-      </w:r>
-      <w:r>
-        <w:rPr>
-          <w:b/>
-          <w:i/>
-          <w:sz w:val="24"/>
-        </w:rPr>
-        <w:t>collect</w:t>
-      </w:r>
-      <w:r>
-        <w:rPr>
-          <w:b/>
-          <w:sz w:val="24"/>
-        </w:rPr>
-        <w:t>.</w:t>
-      </w:r>
-    </w:p>
-    <w:p>
-      <w:pPr>
-        <w:spacing w:before="120" w:after="80"/>
-        <w:rPr>
-          <w:sz w:val="24"/>
-        </w:rPr>
-      </w:pPr>
-      <w:r>
-        <w:rPr>
-          <w:sz w:val="24"/>
-        </w:rPr>
-        <w:t>1. &lt;blank&gt; Alex &lt;blank&gt; computer games at the weekend?</w:t>
-      </w:r>
-    </w:p>
-    <w:p>
-      <w:pPr>
-        <w:spacing w:before="120" w:after="80"/>
-        <w:rPr>
-          <w:sz w:val="24"/>
-        </w:rPr>
-      </w:pPr>
-      <w:r>
-        <w:rPr>
-          <w:sz w:val="24"/>
-        </w:rPr>
-        <w:t>2. We &lt;blank&gt; camping in Dam Sen Park yesterday.</w:t>
-      </w:r>
-    </w:p>
-    <w:p>
-      <w:pPr>
-        <w:spacing w:before="120" w:after="80"/>
-        <w:rPr>
-          <w:sz w:val="24"/>
-        </w:rPr>
-      </w:pPr>
-      <w:r>
-        <w:rPr>
-          <w:sz w:val="24"/>
-        </w:rPr>
-        <w:t>3. &lt;blank&gt; you &lt;blank&gt; coins some day in the future?</w:t>
-      </w:r>
-    </w:p>
-    <w:p>
-      <w:pPr>
-        <w:spacing w:before="120" w:after="80"/>
-        <w:rPr>
-          <w:sz w:val="24"/>
-        </w:rPr>
-      </w:pPr>
-      <w:r>
-        <w:rPr>
-          <w:sz w:val="24"/>
-        </w:rPr>
-        <w:t>4. Do you want &lt;blank&gt; mountain biking with me this weekend?</w:t>
+        <w:t>4. Do you want ___________ mountain biking with me this weekend?</w:t>
       </w:r>
     </w:p>
     <w:p>
@@ -1414,7 +1409,7 @@
         <w:rPr>
           <w:sz w:val="24"/>
         </w:rPr>
-        <w:t>Many people (1)&lt;blank&gt; crafting with paper. The materials are readily available and don't cost much; and no super special talents are needed. Anyone (2)&lt;blank&gt; be a paper crafter.</w:t>
+        <w:t>Many people (1)___________ crafting with paper. The materials are readily available and don't cost much; and no super special talents are needed. Anyone (2)___________ be a paper crafter.</w:t>
       </w:r>
     </w:p>
     <w:p>
@@ -1430,27 +1425,32 @@
         <w:rPr>
           <w:sz w:val="24"/>
         </w:rPr>
-        <w:t>There are many different paper craft techniques. Origami is one of ancient techniques developed in Japan where squares of paper are (3)&lt;blank&gt; and formed into various objects such as flowers, animals, and boxes. Card (4)&lt;blank&gt; is also a favourite paper craft technique. Birthday cards are the most popular greeting cards, followed by Christmas cards. Receiving a (5)&lt;blank&gt; card is a special gift, because of the time and effort someone spent making it. It lets the recipient know just how much you care (6)&lt;blank&gt; them.</w:t>
+        <w:t xml:space="preserve">There are many different paper craft techniques. Origami is one of ancient techniques developed in Japan where squares of paper are (3)___________ and formed into various objects such as flowers, animals, and boxes. Card (4)___________ is also a favourite paper craft technique. Birthday cards are the most popular greeting cards, followed by Christmas cards. Receiving a </w:t>
+      </w:r>
+      <w:r>
+        <w:rPr>
+          <w:sz w:val="24"/>
+        </w:rPr>
+        <w:lastRenderedPageBreak/>
+        <w:t>(5)___________ card is a special gift, because of the time and effort someone spent making it. It lets the recipient know just how much you care (6)___________ them.</w:t>
       </w:r>
     </w:p>
     <w:p>
       <w:pPr>
         <w:tabs>
-          <w:tab w:val="left" w:pos="2551"/>
-          <w:tab w:val="left" w:pos="4819"/>
-          <w:tab w:val="left" w:pos="7087"/>
+          <w:tab w:val="left" w:pos="2339"/>
+          <w:tab w:val="left" w:pos="4677"/>
+          <w:tab w:val="left" w:pos="7016"/>
         </w:tabs>
         <w:spacing w:before="80" w:after="60"/>
-        <w:ind w:left="283"/>
-        <w:rPr>
-          <w:sz w:val="24"/>
-        </w:rPr>
-      </w:pPr>
-      <w:r>
-        <w:rPr>
-          <w:sz w:val="24"/>
-        </w:rPr>
-        <w:lastRenderedPageBreak/>
+        <w:rPr>
+          <w:sz w:val="24"/>
+        </w:rPr>
+      </w:pPr>
+      <w:r>
+        <w:rPr>
+          <w:sz w:val="24"/>
+        </w:rPr>
         <w:t xml:space="preserve">1. </w:t>
       </w:r>
       <w:r>
@@ -1527,12 +1527,11 @@
     <w:p>
       <w:pPr>
         <w:tabs>
-          <w:tab w:val="left" w:pos="2551"/>
-          <w:tab w:val="left" w:pos="4819"/>
-          <w:tab w:val="left" w:pos="7087"/>
+          <w:tab w:val="left" w:pos="2339"/>
+          <w:tab w:val="left" w:pos="4677"/>
+          <w:tab w:val="left" w:pos="7016"/>
         </w:tabs>
         <w:spacing w:before="80" w:after="60"/>
-        <w:ind w:left="283"/>
         <w:rPr>
           <w:sz w:val="24"/>
         </w:rPr>
@@ -1617,12 +1616,11 @@
     <w:p>
       <w:pPr>
         <w:tabs>
-          <w:tab w:val="left" w:pos="2551"/>
-          <w:tab w:val="left" w:pos="4819"/>
-          <w:tab w:val="left" w:pos="7087"/>
+          <w:tab w:val="left" w:pos="2339"/>
+          <w:tab w:val="left" w:pos="4677"/>
+          <w:tab w:val="left" w:pos="7016"/>
         </w:tabs>
         <w:spacing w:before="80" w:after="60"/>
-        <w:ind w:left="283"/>
         <w:rPr>
           <w:sz w:val="24"/>
         </w:rPr>
@@ -1736,6 +1734,9 @@
     </w:p>
     <w:p>
       <w:pPr>
+        <w:tabs>
+          <w:tab w:val="right" w:pos="9354"/>
+        </w:tabs>
         <w:spacing w:before="120" w:after="80"/>
         <w:rPr>
           <w:sz w:val="24"/>
@@ -1745,7 +1746,7 @@
         <w:rPr>
           <w:sz w:val="24"/>
         </w:rPr>
-        <w:t>&lt;blank&gt;</w:t>
+        <w:t>_____________________________________________</w:t>
       </w:r>
     </w:p>
     <w:p>
@@ -1764,6 +1765,9 @@
     </w:p>
     <w:p>
       <w:pPr>
+        <w:tabs>
+          <w:tab w:val="right" w:pos="9354"/>
+        </w:tabs>
         <w:spacing w:before="120" w:after="80"/>
         <w:rPr>
           <w:sz w:val="24"/>
@@ -1773,7 +1777,7 @@
         <w:rPr>
           <w:sz w:val="24"/>
         </w:rPr>
-        <w:t>&lt;blank&gt;</w:t>
+        <w:t>_____________________________________________</w:t>
       </w:r>
     </w:p>
     <w:p>
@@ -1792,6 +1796,9 @@
     </w:p>
     <w:p>
       <w:pPr>
+        <w:tabs>
+          <w:tab w:val="right" w:pos="9354"/>
+        </w:tabs>
         <w:spacing w:before="120" w:after="80"/>
         <w:rPr>
           <w:sz w:val="24"/>
@@ -1801,7 +1808,7 @@
         <w:rPr>
           <w:sz w:val="24"/>
         </w:rPr>
-        <w:t>&lt;blank&gt;</w:t>
+        <w:t>_____________________________________________</w:t>
       </w:r>
     </w:p>
     <w:p>
@@ -2242,7 +2249,7 @@
               <w:rPr>
                 <w:sz w:val="24"/>
               </w:rPr>
-              <w:t>&lt;blank&gt;</w:t>
+              <w:t>___________</w:t>
             </w:r>
           </w:p>
         </w:tc>
@@ -2262,7 +2269,7 @@
               <w:rPr>
                 <w:sz w:val="24"/>
               </w:rPr>
-              <w:t>&lt;blank&gt;</w:t>
+              <w:t>___________</w:t>
             </w:r>
           </w:p>
         </w:tc>
@@ -2287,7 +2294,7 @@
               <w:rPr>
                 <w:sz w:val="24"/>
               </w:rPr>
-              <w:t>&lt;blank&gt;</w:t>
+              <w:t>___________</w:t>
             </w:r>
           </w:p>
         </w:tc>
@@ -2307,7 +2314,7 @@
               <w:rPr>
                 <w:sz w:val="24"/>
               </w:rPr>
-              <w:t>&lt;blank&gt;</w:t>
+              <w:t>___________</w:t>
             </w:r>
           </w:p>
         </w:tc>
@@ -2332,7 +2339,7 @@
               <w:rPr>
                 <w:sz w:val="24"/>
               </w:rPr>
-              <w:t>&lt;blank&gt;</w:t>
+              <w:t>___________</w:t>
             </w:r>
           </w:p>
         </w:tc>
@@ -2352,7 +2359,7 @@
               <w:rPr>
                 <w:sz w:val="24"/>
               </w:rPr>
-              <w:t>&lt;blank&gt;</w:t>
+              <w:t>___________</w:t>
             </w:r>
           </w:p>
         </w:tc>
@@ -2384,6 +2391,7 @@
     </w:p>
     <w:p>
       <w:pPr>
+        <w:keepNext/>
         <w:tabs>
           <w:tab w:val="left" w:pos="2817"/>
           <w:tab w:val="left" w:pos="5337"/>
@@ -2402,10 +2410,11 @@
           <w:noProof/>
           <w:sz w:val="24"/>
         </w:rPr>
+        <w:lastRenderedPageBreak/>
         <mc:AlternateContent>
           <mc:Choice Requires="wps">
             <w:drawing>
-              <wp:anchor distT="0" distB="0" distL="114300" distR="114300" simplePos="0" relativeHeight="251659264" behindDoc="0" locked="0" layoutInCell="1" allowOverlap="1" wp14:anchorId="0A607564" wp14:editId="77192065">
+              <wp:anchor distT="0" distB="0" distL="114300" distR="114300" simplePos="0" relativeHeight="251659264" behindDoc="0" locked="0" layoutInCell="1" allowOverlap="1" wp14:anchorId="0F5C6746" wp14:editId="35422A01">
                 <wp:simplePos x="0" y="0"/>
                 <wp:positionH relativeFrom="margin">
                   <wp:posOffset>112395</wp:posOffset>
@@ -2416,7 +2425,7 @@
                 <wp:extent cx="5715000" cy="558800"/>
                 <wp:effectExtent l="0" t="0" r="19050" b="12700"/>
                 <wp:wrapNone/>
-                <wp:docPr id="1447860702" name="Rectangle: Rounded Corners 1"/>
+                <wp:docPr id="314480429" name="Rectangle: Rounded Corners 1"/>
                 <wp:cNvGraphicFramePr/>
                 <a:graphic xmlns:a="http://schemas.openxmlformats.org/drawingml/2006/main">
                   <a:graphicData uri="http://schemas.microsoft.com/office/word/2010/wordprocessingShape">
@@ -2479,7 +2488,7 @@
           </mc:Choice>
           <mc:Fallback>
             <w:pict>
-              <v:roundrect w14:anchorId="4A696915" id="Rectangle: Rounded Corners 1" o:spid="_x0000_s1026" style="position:absolute;margin-left:8.85pt;margin-top:-6pt;width:450pt;height:44pt;z-index:251659264;visibility:visible;mso-wrap-style:square;mso-wrap-distance-left:9pt;mso-wrap-distance-top:0;mso-wrap-distance-right:9pt;mso-wrap-distance-bottom:0;mso-position-horizontal:absolute;mso-position-horizontal-relative:margin;mso-position-vertical:absolute;mso-position-vertical-relative:text;v-text-anchor:middle" arcsize="10923f" o:gfxdata="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" filled="f" fillcolor="#156082 [3204]" strokeweight="1pt">
+              <v:roundrect w14:anchorId="4A79C35A" id="Rectangle: Rounded Corners 1" o:spid="_x0000_s1026" style="position:absolute;margin-left:8.85pt;margin-top:-6pt;width:450pt;height:44pt;z-index:251659264;visibility:visible;mso-wrap-style:square;mso-wrap-distance-left:9pt;mso-wrap-distance-top:0;mso-wrap-distance-right:9pt;mso-wrap-distance-bottom:0;mso-position-horizontal:absolute;mso-position-horizontal-relative:margin;mso-position-vertical:absolute;mso-position-vertical-relative:text;v-text-anchor:middle" arcsize="10923f" o:gfxdata="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" filled="f" fillcolor="#156082 [3204]" strokeweight="1pt">
                 <v:stroke joinstyle="miter"/>
                 <w10:wrap anchorx="margin"/>
               </v:roundrect>
@@ -2536,6 +2545,7 @@
     </w:p>
     <w:p>
       <w:pPr>
+        <w:keepNext/>
         <w:tabs>
           <w:tab w:val="left" w:pos="2817"/>
           <w:tab w:val="left" w:pos="5337"/>
@@ -2597,6 +2607,7 @@
     </w:p>
     <w:p>
       <w:pPr>
+        <w:keepNext/>
         <w:tabs>
           <w:tab w:val="left" w:pos="2339"/>
           <w:tab w:val="left" w:pos="4677"/>
@@ -2614,22 +2625,21 @@
           <w:noProof/>
           <w:sz w:val="24"/>
         </w:rPr>
-        <w:lastRenderedPageBreak/>
         <w:drawing>
-          <wp:inline distT="0" distB="0" distL="0" distR="0" wp14:anchorId="76494962" wp14:editId="3B8CA31A">
+          <wp:inline distT="0" distB="0" distL="0" distR="0" wp14:anchorId="10EDFC0B" wp14:editId="4F676188">
             <wp:extent cx="1260000" cy="900000"/>
             <wp:effectExtent l="0" t="0" r="0" b="0"/>
-            <wp:docPr id="2126615794" name="Picture 2"/>
+            <wp:docPr id="6024562" name="Picture 2"/>
             <wp:cNvGraphicFramePr/>
             <a:graphic xmlns:a="http://schemas.openxmlformats.org/drawingml/2006/main">
               <a:graphicData uri="http://schemas.openxmlformats.org/drawingml/2006/picture">
                 <pic:pic xmlns:pic="http://schemas.openxmlformats.org/drawingml/2006/picture">
                   <pic:nvPicPr>
-                    <pic:cNvPr id="2126615794" name=""/>
+                    <pic:cNvPr id="6024562" name=""/>
                     <pic:cNvPicPr/>
                   </pic:nvPicPr>
                   <pic:blipFill>
-                    <a:blip r:embed="rId6" cstate="print">
+                    <a:blip r:embed="rId6">
                       <a:extLst>
                         <a:ext uri="{28A0092B-C50C-407E-A947-70E740481C1C}">
                           <a14:useLocalDpi xmlns:a14="http://schemas.microsoft.com/office/drawing/2010/main" val="0"/>
@@ -2669,20 +2679,20 @@
           <w:sz w:val="24"/>
         </w:rPr>
         <w:drawing>
-          <wp:inline distT="0" distB="0" distL="0" distR="0" wp14:anchorId="312889C8" wp14:editId="5B17CFD2">
+          <wp:inline distT="0" distB="0" distL="0" distR="0" wp14:anchorId="4B7DCF65" wp14:editId="26DB68A5">
             <wp:extent cx="1260000" cy="900000"/>
             <wp:effectExtent l="0" t="0" r="0" b="0"/>
-            <wp:docPr id="1115622825" name="Picture 3"/>
+            <wp:docPr id="1743216738" name="Picture 3"/>
             <wp:cNvGraphicFramePr/>
             <a:graphic xmlns:a="http://schemas.openxmlformats.org/drawingml/2006/main">
               <a:graphicData uri="http://schemas.openxmlformats.org/drawingml/2006/picture">
                 <pic:pic xmlns:pic="http://schemas.openxmlformats.org/drawingml/2006/picture">
                   <pic:nvPicPr>
-                    <pic:cNvPr id="1115622825" name=""/>
+                    <pic:cNvPr id="1743216738" name=""/>
                     <pic:cNvPicPr/>
                   </pic:nvPicPr>
                   <pic:blipFill>
-                    <a:blip r:embed="rId6" cstate="print">
+                    <a:blip r:embed="rId7" cstate="print">
                       <a:extLst>
                         <a:ext uri="{28A0092B-C50C-407E-A947-70E740481C1C}">
                           <a14:useLocalDpi xmlns:a14="http://schemas.microsoft.com/office/drawing/2010/main" val="0"/>
@@ -2722,69 +2732,16 @@
           <w:sz w:val="24"/>
         </w:rPr>
         <w:drawing>
-          <wp:inline distT="0" distB="0" distL="0" distR="0" wp14:anchorId="6A7D2E66" wp14:editId="0F59C98D">
+          <wp:inline distT="0" distB="0" distL="0" distR="0" wp14:anchorId="01BB2FB7" wp14:editId="07EE4466">
             <wp:extent cx="1260000" cy="900000"/>
             <wp:effectExtent l="0" t="0" r="0" b="0"/>
-            <wp:docPr id="49995807" name="Picture 4"/>
+            <wp:docPr id="777227119" name="Picture 4"/>
             <wp:cNvGraphicFramePr/>
             <a:graphic xmlns:a="http://schemas.openxmlformats.org/drawingml/2006/main">
               <a:graphicData uri="http://schemas.openxmlformats.org/drawingml/2006/picture">
                 <pic:pic xmlns:pic="http://schemas.openxmlformats.org/drawingml/2006/picture">
                   <pic:nvPicPr>
-                    <pic:cNvPr id="49995807" name=""/>
-                    <pic:cNvPicPr/>
-                  </pic:nvPicPr>
-                  <pic:blipFill>
-                    <a:blip r:embed="rId7">
-                      <a:extLst>
-                        <a:ext uri="{28A0092B-C50C-407E-A947-70E740481C1C}">
-                          <a14:useLocalDpi xmlns:a14="http://schemas.microsoft.com/office/drawing/2010/main" val="0"/>
-                        </a:ext>
-                      </a:extLst>
-                    </a:blip>
-                    <a:stretch>
-                      <a:fillRect/>
-                    </a:stretch>
-                  </pic:blipFill>
-                  <pic:spPr>
-                    <a:xfrm>
-                      <a:off x="0" y="0"/>
-                      <a:ext cx="1260000" cy="900000"/>
-                    </a:xfrm>
-                    <a:prstGeom prst="rect">
-                      <a:avLst/>
-                    </a:prstGeom>
-                  </pic:spPr>
-                </pic:pic>
-              </a:graphicData>
-            </a:graphic>
-          </wp:inline>
-        </w:drawing>
-      </w:r>
-      <w:r>
-        <w:rPr>
-          <w:b/>
-          <w:sz w:val="24"/>
-        </w:rPr>
-        <w:tab/>
-      </w:r>
-      <w:r>
-        <w:rPr>
-          <w:b/>
-          <w:noProof/>
-          <w:sz w:val="24"/>
-        </w:rPr>
-        <w:drawing>
-          <wp:inline distT="0" distB="0" distL="0" distR="0" wp14:anchorId="21D917BB" wp14:editId="2DCEB25B">
-            <wp:extent cx="1260000" cy="900000"/>
-            <wp:effectExtent l="0" t="0" r="0" b="0"/>
-            <wp:docPr id="1668842246" name="Picture 5"/>
-            <wp:cNvGraphicFramePr/>
-            <a:graphic xmlns:a="http://schemas.openxmlformats.org/drawingml/2006/main">
-              <a:graphicData uri="http://schemas.openxmlformats.org/drawingml/2006/picture">
-                <pic:pic xmlns:pic="http://schemas.openxmlformats.org/drawingml/2006/picture">
-                  <pic:nvPicPr>
-                    <pic:cNvPr id="1668842246" name=""/>
+                    <pic:cNvPr id="777227119" name=""/>
                     <pic:cNvPicPr/>
                   </pic:nvPicPr>
                   <pic:blipFill>
@@ -2814,9 +2771,63 @@
           </wp:inline>
         </w:drawing>
       </w:r>
-    </w:p>
-    <w:p>
-      <w:pPr>
+      <w:r>
+        <w:rPr>
+          <w:b/>
+          <w:sz w:val="24"/>
+        </w:rPr>
+        <w:tab/>
+      </w:r>
+      <w:r>
+        <w:rPr>
+          <w:b/>
+          <w:noProof/>
+          <w:sz w:val="24"/>
+        </w:rPr>
+        <w:drawing>
+          <wp:inline distT="0" distB="0" distL="0" distR="0" wp14:anchorId="44C2286B" wp14:editId="057BCFC7">
+            <wp:extent cx="1260000" cy="900000"/>
+            <wp:effectExtent l="0" t="0" r="0" b="0"/>
+            <wp:docPr id="819424658" name="Picture 5"/>
+            <wp:cNvGraphicFramePr/>
+            <a:graphic xmlns:a="http://schemas.openxmlformats.org/drawingml/2006/main">
+              <a:graphicData uri="http://schemas.openxmlformats.org/drawingml/2006/picture">
+                <pic:pic xmlns:pic="http://schemas.openxmlformats.org/drawingml/2006/picture">
+                  <pic:nvPicPr>
+                    <pic:cNvPr id="819424658" name=""/>
+                    <pic:cNvPicPr/>
+                  </pic:nvPicPr>
+                  <pic:blipFill>
+                    <a:blip r:embed="rId8">
+                      <a:extLst>
+                        <a:ext uri="{28A0092B-C50C-407E-A947-70E740481C1C}">
+                          <a14:useLocalDpi xmlns:a14="http://schemas.microsoft.com/office/drawing/2010/main" val="0"/>
+                        </a:ext>
+                      </a:extLst>
+                    </a:blip>
+                    <a:stretch>
+                      <a:fillRect/>
+                    </a:stretch>
+                  </pic:blipFill>
+                  <pic:spPr>
+                    <a:xfrm>
+                      <a:off x="0" y="0"/>
+                      <a:ext cx="1260000" cy="900000"/>
+                    </a:xfrm>
+                    <a:prstGeom prst="rect">
+                      <a:avLst/>
+                    </a:prstGeom>
+                  </pic:spPr>
+                </pic:pic>
+              </a:graphicData>
+            </a:graphic>
+          </wp:inline>
+        </w:drawing>
+      </w:r>
+    </w:p>
+    <w:p>
+      <w:pPr>
+        <w:keepNext/>
         <w:tabs>
           <w:tab w:val="left" w:pos="2339"/>
           <w:tab w:val="left" w:pos="4677"/>
@@ -2900,6 +2911,7 @@
     </w:p>
     <w:p>
       <w:pPr>
+        <w:keepNext/>
         <w:tabs>
           <w:tab w:val="left" w:pos="2339"/>
           <w:tab w:val="left" w:pos="4677"/>
@@ -2916,16 +2928,67 @@
           <w:sz w:val="24"/>
         </w:rPr>
         <w:drawing>
-          <wp:inline distT="0" distB="0" distL="0" distR="0" wp14:anchorId="08550AED" wp14:editId="77824180">
+          <wp:inline distT="0" distB="0" distL="0" distR="0" wp14:anchorId="0C9D672E" wp14:editId="69FCD3AF">
             <wp:extent cx="1260000" cy="900000"/>
             <wp:effectExtent l="0" t="0" r="0" b="0"/>
-            <wp:docPr id="969590336" name="Picture 6"/>
+            <wp:docPr id="115536048" name="Picture 6"/>
             <wp:cNvGraphicFramePr/>
             <a:graphic xmlns:a="http://schemas.openxmlformats.org/drawingml/2006/main">
               <a:graphicData uri="http://schemas.openxmlformats.org/drawingml/2006/picture">
                 <pic:pic xmlns:pic="http://schemas.openxmlformats.org/drawingml/2006/picture">
                   <pic:nvPicPr>
-                    <pic:cNvPr id="969590336" name=""/>
+                    <pic:cNvPr id="115536048" name=""/>
+                    <pic:cNvPicPr/>
+                  </pic:nvPicPr>
+                  <pic:blipFill>
+                    <a:blip r:embed="rId8">
+                      <a:extLst>
+                        <a:ext uri="{28A0092B-C50C-407E-A947-70E740481C1C}">
+                          <a14:useLocalDpi xmlns:a14="http://schemas.microsoft.com/office/drawing/2010/main" val="0"/>
+                        </a:ext>
+                      </a:extLst>
+                    </a:blip>
+                    <a:stretch>
+                      <a:fillRect/>
+                    </a:stretch>
+                  </pic:blipFill>
+                  <pic:spPr>
+                    <a:xfrm>
+                      <a:off x="0" y="0"/>
+                      <a:ext cx="1260000" cy="900000"/>
+                    </a:xfrm>
+                    <a:prstGeom prst="rect">
+                      <a:avLst/>
+                    </a:prstGeom>
+                  </pic:spPr>
+                </pic:pic>
+              </a:graphicData>
+            </a:graphic>
+          </wp:inline>
+        </w:drawing>
+      </w:r>
+      <w:r>
+        <w:rPr>
+          <w:sz w:val="24"/>
+        </w:rPr>
+        <w:tab/>
+      </w:r>
+      <w:r>
+        <w:rPr>
+          <w:noProof/>
+          <w:sz w:val="24"/>
+        </w:rPr>
+        <w:drawing>
+          <wp:inline distT="0" distB="0" distL="0" distR="0" wp14:anchorId="08209F87" wp14:editId="16C536FE">
+            <wp:extent cx="1260000" cy="900000"/>
+            <wp:effectExtent l="0" t="0" r="0" b="0"/>
+            <wp:docPr id="749186392" name="Picture 7"/>
+            <wp:cNvGraphicFramePr/>
+            <a:graphic xmlns:a="http://schemas.openxmlformats.org/drawingml/2006/main">
+              <a:graphicData uri="http://schemas.openxmlformats.org/drawingml/2006/picture">
+                <pic:pic xmlns:pic="http://schemas.openxmlformats.org/drawingml/2006/picture">
+                  <pic:nvPicPr>
+                    <pic:cNvPr id="749186392" name=""/>
                     <pic:cNvPicPr/>
                   </pic:nvPicPr>
                   <pic:blipFill>
@@ -2967,16 +3030,16 @@
           <w:sz w:val="24"/>
         </w:rPr>
         <w:drawing>
-          <wp:inline distT="0" distB="0" distL="0" distR="0" wp14:anchorId="08AD1E12" wp14:editId="714B1BF8">
+          <wp:inline distT="0" distB="0" distL="0" distR="0" wp14:anchorId="65F37649" wp14:editId="39A0084B">
             <wp:extent cx="1260000" cy="900000"/>
             <wp:effectExtent l="0" t="0" r="0" b="0"/>
-            <wp:docPr id="1181435298" name="Picture 7"/>
+            <wp:docPr id="918973745" name="Picture 8"/>
             <wp:cNvGraphicFramePr/>
             <a:graphic xmlns:a="http://schemas.openxmlformats.org/drawingml/2006/main">
               <a:graphicData uri="http://schemas.openxmlformats.org/drawingml/2006/picture">
                 <pic:pic xmlns:pic="http://schemas.openxmlformats.org/drawingml/2006/picture">
                   <pic:nvPicPr>
-                    <pic:cNvPr id="1181435298" name=""/>
+                    <pic:cNvPr id="918973745" name=""/>
                     <pic:cNvPicPr/>
                   </pic:nvPicPr>
                   <pic:blipFill>
@@ -3018,16 +3081,16 @@
           <w:sz w:val="24"/>
         </w:rPr>
         <w:drawing>
-          <wp:inline distT="0" distB="0" distL="0" distR="0" wp14:anchorId="4BB21965" wp14:editId="182250CB">
+          <wp:inline distT="0" distB="0" distL="0" distR="0" wp14:anchorId="7C61ECA6" wp14:editId="5C2F1F00">
             <wp:extent cx="1260000" cy="900000"/>
             <wp:effectExtent l="0" t="0" r="0" b="0"/>
-            <wp:docPr id="1754358896" name="Picture 8"/>
+            <wp:docPr id="1424631975" name="Picture 9"/>
             <wp:cNvGraphicFramePr/>
             <a:graphic xmlns:a="http://schemas.openxmlformats.org/drawingml/2006/main">
               <a:graphicData uri="http://schemas.openxmlformats.org/drawingml/2006/picture">
                 <pic:pic xmlns:pic="http://schemas.openxmlformats.org/drawingml/2006/picture">
                   <pic:nvPicPr>
-                    <pic:cNvPr id="1754358896" name=""/>
+                    <pic:cNvPr id="1424631975" name=""/>
                     <pic:cNvPicPr/>
                   </pic:nvPicPr>
                   <pic:blipFill>
@@ -3057,60 +3120,10 @@
           </wp:inline>
         </w:drawing>
       </w:r>
-      <w:r>
-        <w:rPr>
-          <w:sz w:val="24"/>
-        </w:rPr>
-        <w:tab/>
-      </w:r>
-      <w:r>
-        <w:rPr>
-          <w:noProof/>
-          <w:sz w:val="24"/>
-        </w:rPr>
-        <w:drawing>
-          <wp:inline distT="0" distB="0" distL="0" distR="0" wp14:anchorId="0E23AA64" wp14:editId="43355B24">
-            <wp:extent cx="1260000" cy="900000"/>
-            <wp:effectExtent l="0" t="0" r="0" b="0"/>
-            <wp:docPr id="1206225097" name="Picture 9"/>
-            <wp:cNvGraphicFramePr/>
-            <a:graphic xmlns:a="http://schemas.openxmlformats.org/drawingml/2006/main">
-              <a:graphicData uri="http://schemas.openxmlformats.org/drawingml/2006/picture">
-                <pic:pic xmlns:pic="http://schemas.openxmlformats.org/drawingml/2006/picture">
-                  <pic:nvPicPr>
-                    <pic:cNvPr id="1206225097" name=""/>
-                    <pic:cNvPicPr/>
-                  </pic:nvPicPr>
-                  <pic:blipFill>
-                    <a:blip r:embed="rId11">
-                      <a:extLst>
-                        <a:ext uri="{28A0092B-C50C-407E-A947-70E740481C1C}">
-                          <a14:useLocalDpi xmlns:a14="http://schemas.microsoft.com/office/drawing/2010/main" val="0"/>
-                        </a:ext>
-                      </a:extLst>
-                    </a:blip>
-                    <a:stretch>
-                      <a:fillRect/>
-                    </a:stretch>
-                  </pic:blipFill>
-                  <pic:spPr>
-                    <a:xfrm>
-                      <a:off x="0" y="0"/>
-                      <a:ext cx="1260000" cy="900000"/>
-                    </a:xfrm>
-                    <a:prstGeom prst="rect">
-                      <a:avLst/>
-                    </a:prstGeom>
-                  </pic:spPr>
-                </pic:pic>
-              </a:graphicData>
-            </a:graphic>
-          </wp:inline>
-        </w:drawing>
-      </w:r>
-    </w:p>
-    <w:p>
-      <w:pPr>
+    </w:p>
+    <w:p>
+      <w:pPr>
+        <w:keepNext/>
         <w:tabs>
           <w:tab w:val="left" w:pos="2339"/>
           <w:tab w:val="left" w:pos="4677"/>
@@ -3439,7 +3452,12 @@
       </w:pPr>
     </w:p>
     <w:sectPr>
-      <w:footerReference w:type="default" r:id="rId12"/>
+      <w:headerReference w:type="even" r:id="rId11"/>
+      <w:headerReference w:type="default" r:id="rId12"/>
+      <w:footerReference w:type="even" r:id="rId13"/>
+      <w:footerReference w:type="default" r:id="rId14"/>
+      <w:headerReference w:type="first" r:id="rId15"/>
+      <w:footerReference w:type="first" r:id="rId16"/>
       <w:pgSz w:w="11907" w:h="16840" w:code="9"/>
       <w:pgMar w:top="1134" w:right="850" w:bottom="1134" w:left="1701" w:header="720" w:footer="720" w:gutter="0"/>
       <w:cols w:space="720"/>
@@ -3475,6 +3493,16 @@
 </file>
 
 <file path=word/footer1.xml><?xml version="1.0" encoding="utf-8"?>
+<w:ftr xmlns:wpc="http://schemas.microsoft.com/office/word/2010/wordprocessingCanvas" xmlns:cx="http://schemas.microsoft.com/office/drawing/2014/chartex" xmlns:cx1="http://schemas.microsoft.com/office/drawing/2015/9/8/chartex" xmlns:cx2="http://schemas.microsoft.com/office/drawing/2015/10/21/chartex" xmlns:cx3="http://schemas.microsoft.com/office/drawing/2016/5/9/chartex" xmlns:cx4="http://schemas.microsoft.com/office/drawing/2016/5/10/chartex" xmlns:cx5="http://schemas.microsoft.com/office/drawing/2016/5/11/chartex" xmlns:cx6="http://schemas.microsoft.com/office/drawing/2016/5/12/chartex" xmlns:cx7="http://schemas.microsoft.com/office/drawing/2016/5/13/chartex" xmlns:cx8="http://schemas.microsoft.com/office/drawing/2016/5/14/chartex" xmlns:mc="http://schemas.openxmlformats.org/markup-compatibility/2006" xmlns:aink="http://schemas.microsoft.com/office/drawing/2016/ink" xmlns:am3d="http://schemas.microsoft.com/office/drawing/2017/model3d" xmlns:o="urn:schemas-microsoft-com:office:office" xmlns:oel="http://schemas.microsoft.com/office/2019/extlst" xmlns:r="http://schemas.openxmlformats.org/officeDocument/2006/relationships" xmlns:m="http://schemas.openxmlformats.org/officeDocument/2006/math" xmlns:v="urn:schemas-microsoft-com:vml" xmlns:wp14="http://schemas.microsoft.com/office/word/2010/wordprocessingDrawing" xmlns:wp="http://schemas.openxmlformats.org/drawingml/2006/wordprocessingDrawing" xmlns:w10="urn:schemas-microsoft-com:office:word" xmlns:w="http://schemas.openxmlformats.org/wordprocessingml/2006/main" xmlns:w14="http://schemas.microsoft.com/office/word/2010/wordml" xmlns:w15="http://schemas.microsoft.com/office/word/2012/wordml" xmlns:w16cex="http://schemas.microsoft.com/office/word/2018/wordml/cex" xmlns:w16cid="http://schemas.microsoft.com/office/word/2016/wordml/cid" xmlns:w16="http://schemas.microsoft.com/office/word/2018/wordml" xmlns:w16du="http://schemas.microsoft.com/office/word/2023/wordml/word16du" xmlns:w16sdtdh="http://schemas.microsoft.com/office/word/2020/wordml/sdtdatahash" xmlns:w16sdtfl="http://schemas.microsoft.com/office/word/2024/wordml/sdtformatlock" xmlns:w16se="http://schemas.microsoft.com/office/word/2015/wordml/symex" xmlns:wpg="http://schemas.microsoft.com/office/word/2010/wordprocessingGroup" xmlns:wpi="http://schemas.microsoft.com/office/word/2010/wordprocessingInk" xmlns:wne="http://schemas.microsoft.com/office/word/2006/wordml" xmlns:wps="http://schemas.microsoft.com/office/word/2010/wordprocessingShape" mc:Ignorable="w14 w15 w16se w16cid w16 w16cex w16sdtdh w16sdtfl w16du wp14">
+  <w:p>
+    <w:pPr>
+      <w:pStyle w:val="Footer"/>
+    </w:pPr>
+  </w:p>
+</w:ftr>
+</file>
+
+<file path=word/footer2.xml><?xml version="1.0" encoding="utf-8"?>
 <w:ftr xmlns:wpc="http://schemas.microsoft.com/office/word/2010/wordprocessingCanvas" xmlns:cx="http://schemas.microsoft.com/office/drawing/2014/chartex" xmlns:cx1="http://schemas.microsoft.com/office/drawing/2015/9/8/chartex" xmlns:cx2="http://schemas.microsoft.com/office/drawing/2015/10/21/chartex" xmlns:cx3="http://schemas.microsoft.com/office/drawing/2016/5/9/chartex" xmlns:cx4="http://schemas.microsoft.com/office/drawing/2016/5/10/chartex" xmlns:cx5="http://schemas.microsoft.com/office/drawing/2016/5/11/chartex" xmlns:cx6="http://schemas.microsoft.com/office/drawing/2016/5/12/chartex" xmlns:cx7="http://schemas.microsoft.com/office/drawing/2016/5/13/chartex" xmlns:cx8="http://schemas.microsoft.com/office/drawing/2016/5/14/chartex" xmlns:mc="http://schemas.openxmlformats.org/markup-compatibility/2006" xmlns:aink="http://schemas.microsoft.com/office/drawing/2016/ink" xmlns:am3d="http://schemas.microsoft.com/office/drawing/2017/model3d" xmlns:o="urn:schemas-microsoft-com:office:office" xmlns:oel="http://schemas.microsoft.com/office/2019/extlst" xmlns:r="http://schemas.openxmlformats.org/officeDocument/2006/relationships" xmlns:m="http://schemas.openxmlformats.org/officeDocument/2006/math" xmlns:v="urn:schemas-microsoft-com:vml" xmlns:wp14="http://schemas.microsoft.com/office/word/2010/wordprocessingDrawing" xmlns:wp="http://schemas.openxmlformats.org/drawingml/2006/wordprocessingDrawing" xmlns:w10="urn:schemas-microsoft-com:office:word" xmlns:w="http://schemas.openxmlformats.org/wordprocessingml/2006/main" xmlns:w14="http://schemas.microsoft.com/office/word/2010/wordml" xmlns:w15="http://schemas.microsoft.com/office/word/2012/wordml" xmlns:w16cex="http://schemas.microsoft.com/office/word/2018/wordml/cex" xmlns:w16cid="http://schemas.microsoft.com/office/word/2016/wordml/cid" xmlns:w16="http://schemas.microsoft.com/office/word/2018/wordml" xmlns:w16du="http://schemas.microsoft.com/office/word/2023/wordml/word16du" xmlns:w16sdtdh="http://schemas.microsoft.com/office/word/2020/wordml/sdtdatahash" xmlns:w16sdtfl="http://schemas.microsoft.com/office/word/2024/wordml/sdtformatlock" xmlns:w16se="http://schemas.microsoft.com/office/word/2015/wordml/symex" xmlns:wpg="http://schemas.microsoft.com/office/word/2010/wordprocessingGroup" xmlns:wpi="http://schemas.microsoft.com/office/word/2010/wordprocessingInk" xmlns:wne="http://schemas.microsoft.com/office/word/2006/wordml" xmlns:wps="http://schemas.microsoft.com/office/word/2010/wordprocessingShape" mc:Ignorable="w14 w15 w16se w16cid w16 w16cex w16sdtdh w16sdtfl w16du wp14">
   <w:p>
     <w:pPr>
@@ -3552,6 +3580,16 @@
 </w:ftr>
 </file>
 
+<file path=word/footer3.xml><?xml version="1.0" encoding="utf-8"?>
+<w:ftr xmlns:wpc="http://schemas.microsoft.com/office/word/2010/wordprocessingCanvas" xmlns:cx="http://schemas.microsoft.com/office/drawing/2014/chartex" xmlns:cx1="http://schemas.microsoft.com/office/drawing/2015/9/8/chartex" xmlns:cx2="http://schemas.microsoft.com/office/drawing/2015/10/21/chartex" xmlns:cx3="http://schemas.microsoft.com/office/drawing/2016/5/9/chartex" xmlns:cx4="http://schemas.microsoft.com/office/drawing/2016/5/10/chartex" xmlns:cx5="http://schemas.microsoft.com/office/drawing/2016/5/11/chartex" xmlns:cx6="http://schemas.microsoft.com/office/drawing/2016/5/12/chartex" xmlns:cx7="http://schemas.microsoft.com/office/drawing/2016/5/13/chartex" xmlns:cx8="http://schemas.microsoft.com/office/drawing/2016/5/14/chartex" xmlns:mc="http://schemas.openxmlformats.org/markup-compatibility/2006" xmlns:aink="http://schemas.microsoft.com/office/drawing/2016/ink" xmlns:am3d="http://schemas.microsoft.com/office/drawing/2017/model3d" xmlns:o="urn:schemas-microsoft-com:office:office" xmlns:oel="http://schemas.microsoft.com/office/2019/extlst" xmlns:r="http://schemas.openxmlformats.org/officeDocument/2006/relationships" xmlns:m="http://schemas.openxmlformats.org/officeDocument/2006/math" xmlns:v="urn:schemas-microsoft-com:vml" xmlns:wp14="http://schemas.microsoft.com/office/word/2010/wordprocessingDrawing" xmlns:wp="http://schemas.openxmlformats.org/drawingml/2006/wordprocessingDrawing" xmlns:w10="urn:schemas-microsoft-com:office:word" xmlns:w="http://schemas.openxmlformats.org/wordprocessingml/2006/main" xmlns:w14="http://schemas.microsoft.com/office/word/2010/wordml" xmlns:w15="http://schemas.microsoft.com/office/word/2012/wordml" xmlns:w16cex="http://schemas.microsoft.com/office/word/2018/wordml/cex" xmlns:w16cid="http://schemas.microsoft.com/office/word/2016/wordml/cid" xmlns:w16="http://schemas.microsoft.com/office/word/2018/wordml" xmlns:w16du="http://schemas.microsoft.com/office/word/2023/wordml/word16du" xmlns:w16sdtdh="http://schemas.microsoft.com/office/word/2020/wordml/sdtdatahash" xmlns:w16sdtfl="http://schemas.microsoft.com/office/word/2024/wordml/sdtformatlock" xmlns:w16se="http://schemas.microsoft.com/office/word/2015/wordml/symex" xmlns:wpg="http://schemas.microsoft.com/office/word/2010/wordprocessingGroup" xmlns:wpi="http://schemas.microsoft.com/office/word/2010/wordprocessingInk" xmlns:wne="http://schemas.microsoft.com/office/word/2006/wordml" xmlns:wps="http://schemas.microsoft.com/office/word/2010/wordprocessingShape" mc:Ignorable="w14 w15 w16se w16cid w16 w16cex w16sdtdh w16sdtfl w16du wp14">
+  <w:p>
+    <w:pPr>
+      <w:pStyle w:val="Footer"/>
+    </w:pPr>
+  </w:p>
+</w:ftr>
+</file>
+
 <file path=word/footnotes.xml><?xml version="1.0" encoding="utf-8"?>
 <w:footnotes xmlns:wpc="http://schemas.microsoft.com/office/word/2010/wordprocessingCanvas" xmlns:cx="http://schemas.microsoft.com/office/drawing/2014/chartex" xmlns:cx1="http://schemas.microsoft.com/office/drawing/2015/9/8/chartex" xmlns:cx2="http://schemas.microsoft.com/office/drawing/2015/10/21/chartex" xmlns:cx3="http://schemas.microsoft.com/office/drawing/2016/5/9/chartex" xmlns:cx4="http://schemas.microsoft.com/office/drawing/2016/5/10/chartex" xmlns:cx5="http://schemas.microsoft.com/office/drawing/2016/5/11/chartex" xmlns:cx6="http://schemas.microsoft.com/office/drawing/2016/5/12/chartex" xmlns:cx7="http://schemas.microsoft.com/office/drawing/2016/5/13/chartex" xmlns:cx8="http://schemas.microsoft.com/office/drawing/2016/5/14/chartex" xmlns:mc="http://schemas.openxmlformats.org/markup-compatibility/2006" xmlns:aink="http://schemas.microsoft.com/office/drawing/2016/ink" xmlns:am3d="http://schemas.microsoft.com/office/drawing/2017/model3d" xmlns:o="urn:schemas-microsoft-com:office:office" xmlns:oel="http://schemas.microsoft.com/office/2019/extlst" xmlns:r="http://schemas.openxmlformats.org/officeDocument/2006/relationships" xmlns:m="http://schemas.openxmlformats.org/officeDocument/2006/math" xmlns:v="urn:schemas-microsoft-com:vml" xmlns:wp14="http://schemas.microsoft.com/office/word/2010/wordprocessingDrawing" xmlns:wp="http://schemas.openxmlformats.org/drawingml/2006/wordprocessingDrawing" xmlns:w10="urn:schemas-microsoft-com:office:word" xmlns:w="http://schemas.openxmlformats.org/wordprocessingml/2006/main" xmlns:w14="http://schemas.microsoft.com/office/word/2010/wordml" xmlns:w15="http://schemas.microsoft.com/office/word/2012/wordml" xmlns:w16cex="http://schemas.microsoft.com/office/word/2018/wordml/cex" xmlns:w16cid="http://schemas.microsoft.com/office/word/2016/wordml/cid" xmlns:w16="http://schemas.microsoft.com/office/word/2018/wordml" xmlns:w16du="http://schemas.microsoft.com/office/word/2023/wordml/word16du" xmlns:w16sdtdh="http://schemas.microsoft.com/office/word/2020/wordml/sdtdatahash" xmlns:w16sdtfl="http://schemas.microsoft.com/office/word/2024/wordml/sdtformatlock" xmlns:w16se="http://schemas.microsoft.com/office/word/2015/wordml/symex" xmlns:wpg="http://schemas.microsoft.com/office/word/2010/wordprocessingGroup" xmlns:wpi="http://schemas.microsoft.com/office/word/2010/wordprocessingInk" xmlns:wne="http://schemas.microsoft.com/office/word/2006/wordml" xmlns:wps="http://schemas.microsoft.com/office/word/2010/wordprocessingShape" mc:Ignorable="w14 w15 w16se w16cid w16 w16cex w16sdtdh w16sdtfl w16du wp14">
   <w:footnote w:type="separator" w:id="-1">
@@ -3575,6 +3613,36 @@
     </w:p>
   </w:footnote>
 </w:footnotes>
+</file>
+
+<file path=word/header1.xml><?xml version="1.0" encoding="utf-8"?>
+<w:hdr xmlns:wpc="http://schemas.microsoft.com/office/word/2010/wordprocessingCanvas" xmlns:cx="http://schemas.microsoft.com/office/drawing/2014/chartex" xmlns:cx1="http://schemas.microsoft.com/office/drawing/2015/9/8/chartex" xmlns:cx2="http://schemas.microsoft.com/office/drawing/2015/10/21/chartex" xmlns:cx3="http://schemas.microsoft.com/office/drawing/2016/5/9/chartex" xmlns:cx4="http://schemas.microsoft.com/office/drawing/2016/5/10/chartex" xmlns:cx5="http://schemas.microsoft.com/office/drawing/2016/5/11/chartex" xmlns:cx6="http://schemas.microsoft.com/office/drawing/2016/5/12/chartex" xmlns:cx7="http://schemas.microsoft.com/office/drawing/2016/5/13/chartex" xmlns:cx8="http://schemas.microsoft.com/office/drawing/2016/5/14/chartex" xmlns:mc="http://schemas.openxmlformats.org/markup-compatibility/2006" xmlns:aink="http://schemas.microsoft.com/office/drawing/2016/ink" xmlns:am3d="http://schemas.microsoft.com/office/drawing/2017/model3d" xmlns:o="urn:schemas-microsoft-com:office:office" xmlns:oel="http://schemas.microsoft.com/office/2019/extlst" xmlns:r="http://schemas.openxmlformats.org/officeDocument/2006/relationships" xmlns:m="http://schemas.openxmlformats.org/officeDocument/2006/math" xmlns:v="urn:schemas-microsoft-com:vml" xmlns:wp14="http://schemas.microsoft.com/office/word/2010/wordprocessingDrawing" xmlns:wp="http://schemas.openxmlformats.org/drawingml/2006/wordprocessingDrawing" xmlns:w10="urn:schemas-microsoft-com:office:word" xmlns:w="http://schemas.openxmlformats.org/wordprocessingml/2006/main" xmlns:w14="http://schemas.microsoft.com/office/word/2010/wordml" xmlns:w15="http://schemas.microsoft.com/office/word/2012/wordml" xmlns:w16cex="http://schemas.microsoft.com/office/word/2018/wordml/cex" xmlns:w16cid="http://schemas.microsoft.com/office/word/2016/wordml/cid" xmlns:w16="http://schemas.microsoft.com/office/word/2018/wordml" xmlns:w16du="http://schemas.microsoft.com/office/word/2023/wordml/word16du" xmlns:w16sdtdh="http://schemas.microsoft.com/office/word/2020/wordml/sdtdatahash" xmlns:w16sdtfl="http://schemas.microsoft.com/office/word/2024/wordml/sdtformatlock" xmlns:w16se="http://schemas.microsoft.com/office/word/2015/wordml/symex" xmlns:wpg="http://schemas.microsoft.com/office/word/2010/wordprocessingGroup" xmlns:wpi="http://schemas.microsoft.com/office/word/2010/wordprocessingInk" xmlns:wne="http://schemas.microsoft.com/office/word/2006/wordml" xmlns:wps="http://schemas.microsoft.com/office/word/2010/wordprocessingShape" mc:Ignorable="w14 w15 w16se w16cid w16 w16cex w16sdtdh w16sdtfl w16du wp14">
+  <w:p>
+    <w:pPr>
+      <w:pStyle w:val="Header"/>
+    </w:pPr>
+  </w:p>
+</w:hdr>
+</file>
+
+<file path=word/header2.xml><?xml version="1.0" encoding="utf-8"?>
+<w:hdr xmlns:wpc="http://schemas.microsoft.com/office/word/2010/wordprocessingCanvas" xmlns:cx="http://schemas.microsoft.com/office/drawing/2014/chartex" xmlns:cx1="http://schemas.microsoft.com/office/drawing/2015/9/8/chartex" xmlns:cx2="http://schemas.microsoft.com/office/drawing/2015/10/21/chartex" xmlns:cx3="http://schemas.microsoft.com/office/drawing/2016/5/9/chartex" xmlns:cx4="http://schemas.microsoft.com/office/drawing/2016/5/10/chartex" xmlns:cx5="http://schemas.microsoft.com/office/drawing/2016/5/11/chartex" xmlns:cx6="http://schemas.microsoft.com/office/drawing/2016/5/12/chartex" xmlns:cx7="http://schemas.microsoft.com/office/drawing/2016/5/13/chartex" xmlns:cx8="http://schemas.microsoft.com/office/drawing/2016/5/14/chartex" xmlns:mc="http://schemas.openxmlformats.org/markup-compatibility/2006" xmlns:aink="http://schemas.microsoft.com/office/drawing/2016/ink" xmlns:am3d="http://schemas.microsoft.com/office/drawing/2017/model3d" xmlns:o="urn:schemas-microsoft-com:office:office" xmlns:oel="http://schemas.microsoft.com/office/2019/extlst" xmlns:r="http://schemas.openxmlformats.org/officeDocument/2006/relationships" xmlns:m="http://schemas.openxmlformats.org/officeDocument/2006/math" xmlns:v="urn:schemas-microsoft-com:vml" xmlns:wp14="http://schemas.microsoft.com/office/word/2010/wordprocessingDrawing" xmlns:wp="http://schemas.openxmlformats.org/drawingml/2006/wordprocessingDrawing" xmlns:w10="urn:schemas-microsoft-com:office:word" xmlns:w="http://schemas.openxmlformats.org/wordprocessingml/2006/main" xmlns:w14="http://schemas.microsoft.com/office/word/2010/wordml" xmlns:w15="http://schemas.microsoft.com/office/word/2012/wordml" xmlns:w16cex="http://schemas.microsoft.com/office/word/2018/wordml/cex" xmlns:w16cid="http://schemas.microsoft.com/office/word/2016/wordml/cid" xmlns:w16="http://schemas.microsoft.com/office/word/2018/wordml" xmlns:w16du="http://schemas.microsoft.com/office/word/2023/wordml/word16du" xmlns:w16sdtdh="http://schemas.microsoft.com/office/word/2020/wordml/sdtdatahash" xmlns:w16sdtfl="http://schemas.microsoft.com/office/word/2024/wordml/sdtformatlock" xmlns:w16se="http://schemas.microsoft.com/office/word/2015/wordml/symex" xmlns:wpg="http://schemas.microsoft.com/office/word/2010/wordprocessingGroup" xmlns:wpi="http://schemas.microsoft.com/office/word/2010/wordprocessingInk" xmlns:wne="http://schemas.microsoft.com/office/word/2006/wordml" xmlns:wps="http://schemas.microsoft.com/office/word/2010/wordprocessingShape" mc:Ignorable="w14 w15 w16se w16cid w16 w16cex w16sdtdh w16sdtfl w16du wp14">
+  <w:p>
+    <w:pPr>
+      <w:pStyle w:val="Header"/>
+    </w:pPr>
+  </w:p>
+</w:hdr>
+</file>
+
+<file path=word/header3.xml><?xml version="1.0" encoding="utf-8"?>
+<w:hdr xmlns:wpc="http://schemas.microsoft.com/office/word/2010/wordprocessingCanvas" xmlns:cx="http://schemas.microsoft.com/office/drawing/2014/chartex" xmlns:cx1="http://schemas.microsoft.com/office/drawing/2015/9/8/chartex" xmlns:cx2="http://schemas.microsoft.com/office/drawing/2015/10/21/chartex" xmlns:cx3="http://schemas.microsoft.com/office/drawing/2016/5/9/chartex" xmlns:cx4="http://schemas.microsoft.com/office/drawing/2016/5/10/chartex" xmlns:cx5="http://schemas.microsoft.com/office/drawing/2016/5/11/chartex" xmlns:cx6="http://schemas.microsoft.com/office/drawing/2016/5/12/chartex" xmlns:cx7="http://schemas.microsoft.com/office/drawing/2016/5/13/chartex" xmlns:cx8="http://schemas.microsoft.com/office/drawing/2016/5/14/chartex" xmlns:mc="http://schemas.openxmlformats.org/markup-compatibility/2006" xmlns:aink="http://schemas.microsoft.com/office/drawing/2016/ink" xmlns:am3d="http://schemas.microsoft.com/office/drawing/2017/model3d" xmlns:o="urn:schemas-microsoft-com:office:office" xmlns:oel="http://schemas.microsoft.com/office/2019/extlst" xmlns:r="http://schemas.openxmlformats.org/officeDocument/2006/relationships" xmlns:m="http://schemas.openxmlformats.org/officeDocument/2006/math" xmlns:v="urn:schemas-microsoft-com:vml" xmlns:wp14="http://schemas.microsoft.com/office/word/2010/wordprocessingDrawing" xmlns:wp="http://schemas.openxmlformats.org/drawingml/2006/wordprocessingDrawing" xmlns:w10="urn:schemas-microsoft-com:office:word" xmlns:w="http://schemas.openxmlformats.org/wordprocessingml/2006/main" xmlns:w14="http://schemas.microsoft.com/office/word/2010/wordml" xmlns:w15="http://schemas.microsoft.com/office/word/2012/wordml" xmlns:w16cex="http://schemas.microsoft.com/office/word/2018/wordml/cex" xmlns:w16cid="http://schemas.microsoft.com/office/word/2016/wordml/cid" xmlns:w16="http://schemas.microsoft.com/office/word/2018/wordml" xmlns:w16du="http://schemas.microsoft.com/office/word/2023/wordml/word16du" xmlns:w16sdtdh="http://schemas.microsoft.com/office/word/2020/wordml/sdtdatahash" xmlns:w16sdtfl="http://schemas.microsoft.com/office/word/2024/wordml/sdtformatlock" xmlns:w16se="http://schemas.microsoft.com/office/word/2015/wordml/symex" xmlns:wpg="http://schemas.microsoft.com/office/word/2010/wordprocessingGroup" xmlns:wpi="http://schemas.microsoft.com/office/word/2010/wordprocessingInk" xmlns:wne="http://schemas.microsoft.com/office/word/2006/wordml" xmlns:wps="http://schemas.microsoft.com/office/word/2010/wordprocessingShape" mc:Ignorable="w14 w15 w16se w16cid w16 w16cex w16sdtdh w16sdtfl w16du wp14">
+  <w:p>
+    <w:pPr>
+      <w:pStyle w:val="Header"/>
+    </w:pPr>
+  </w:p>
+</w:hdr>
 </file>
 
 <file path=word/styles.xml><?xml version="1.0" encoding="utf-8"?>
@@ -3985,7 +4053,7 @@
     <w:link w:val="Heading1Char"/>
     <w:uiPriority w:val="9"/>
     <w:qFormat/>
-    <w:rsid w:val="00FE06B5"/>
+    <w:rsid w:val="00553192"/>
     <w:pPr>
       <w:keepNext/>
       <w:keepLines/>
@@ -4008,7 +4076,7 @@
     <w:semiHidden/>
     <w:unhideWhenUsed/>
     <w:qFormat/>
-    <w:rsid w:val="00FE06B5"/>
+    <w:rsid w:val="00553192"/>
     <w:pPr>
       <w:keepNext/>
       <w:keepLines/>
@@ -4031,7 +4099,7 @@
     <w:semiHidden/>
     <w:unhideWhenUsed/>
     <w:qFormat/>
-    <w:rsid w:val="00FE06B5"/>
+    <w:rsid w:val="00553192"/>
     <w:pPr>
       <w:keepNext/>
       <w:keepLines/>
@@ -4054,7 +4122,7 @@
     <w:semiHidden/>
     <w:unhideWhenUsed/>
     <w:qFormat/>
-    <w:rsid w:val="00FE06B5"/>
+    <w:rsid w:val="00553192"/>
     <w:pPr>
       <w:keepNext/>
       <w:keepLines/>
@@ -4077,7 +4145,7 @@
     <w:semiHidden/>
     <w:unhideWhenUsed/>
     <w:qFormat/>
-    <w:rsid w:val="00FE06B5"/>
+    <w:rsid w:val="00553192"/>
     <w:pPr>
       <w:keepNext/>
       <w:keepLines/>
@@ -4098,7 +4166,7 @@
     <w:semiHidden/>
     <w:unhideWhenUsed/>
     <w:qFormat/>
-    <w:rsid w:val="00FE06B5"/>
+    <w:rsid w:val="00553192"/>
     <w:pPr>
       <w:keepNext/>
       <w:keepLines/>
@@ -4121,7 +4189,7 @@
     <w:semiHidden/>
     <w:unhideWhenUsed/>
     <w:qFormat/>
-    <w:rsid w:val="00FE06B5"/>
+    <w:rsid w:val="00553192"/>
     <w:pPr>
       <w:keepNext/>
       <w:keepLines/>
@@ -4142,7 +4210,7 @@
     <w:semiHidden/>
     <w:unhideWhenUsed/>
     <w:qFormat/>
-    <w:rsid w:val="00FE06B5"/>
+    <w:rsid w:val="00553192"/>
     <w:pPr>
       <w:keepNext/>
       <w:keepLines/>
@@ -4165,7 +4233,7 @@
     <w:semiHidden/>
     <w:unhideWhenUsed/>
     <w:qFormat/>
-    <w:rsid w:val="00FE06B5"/>
+    <w:rsid w:val="00553192"/>
     <w:pPr>
       <w:keepNext/>
       <w:keepLines/>
@@ -4209,7 +4277,7 @@
     <w:basedOn w:val="DefaultParagraphFont"/>
     <w:link w:val="Heading1"/>
     <w:uiPriority w:val="9"/>
-    <w:rsid w:val="00FE06B5"/>
+    <w:rsid w:val="00553192"/>
     <w:rPr>
       <w:rFonts w:asciiTheme="majorHAnsi" w:eastAsiaTheme="majorEastAsia" w:hAnsiTheme="majorHAnsi" w:cstheme="majorBidi"/>
       <w:color w:val="0F4761" w:themeColor="accent1" w:themeShade="BF"/>
@@ -4223,7 +4291,7 @@
     <w:link w:val="Heading2"/>
     <w:uiPriority w:val="9"/>
     <w:semiHidden/>
-    <w:rsid w:val="00FE06B5"/>
+    <w:rsid w:val="00553192"/>
     <w:rPr>
       <w:rFonts w:asciiTheme="majorHAnsi" w:eastAsiaTheme="majorEastAsia" w:hAnsiTheme="majorHAnsi" w:cstheme="majorBidi"/>
       <w:color w:val="0F4761" w:themeColor="accent1" w:themeShade="BF"/>
@@ -4237,7 +4305,7 @@
     <w:link w:val="Heading3"/>
     <w:uiPriority w:val="9"/>
     <w:semiHidden/>
-    <w:rsid w:val="00FE06B5"/>
+    <w:rsid w:val="00553192"/>
     <w:rPr>
       <w:rFonts w:asciiTheme="minorHAnsi" w:eastAsiaTheme="majorEastAsia" w:hAnsiTheme="minorHAnsi" w:cstheme="majorBidi"/>
       <w:color w:val="0F4761" w:themeColor="accent1" w:themeShade="BF"/>
@@ -4251,7 +4319,7 @@
     <w:link w:val="Heading4"/>
     <w:uiPriority w:val="9"/>
     <w:semiHidden/>
-    <w:rsid w:val="00FE06B5"/>
+    <w:rsid w:val="00553192"/>
     <w:rPr>
       <w:rFonts w:asciiTheme="minorHAnsi" w:eastAsiaTheme="majorEastAsia" w:hAnsiTheme="minorHAnsi" w:cstheme="majorBidi"/>
       <w:i/>
@@ -4265,7 +4333,7 @@
     <w:link w:val="Heading5"/>
     <w:uiPriority w:val="9"/>
     <w:semiHidden/>
-    <w:rsid w:val="00FE06B5"/>
+    <w:rsid w:val="00553192"/>
     <w:rPr>
       <w:rFonts w:asciiTheme="minorHAnsi" w:eastAsiaTheme="majorEastAsia" w:hAnsiTheme="minorHAnsi" w:cstheme="majorBidi"/>
       <w:color w:val="0F4761" w:themeColor="accent1" w:themeShade="BF"/>
@@ -4277,7 +4345,7 @@
     <w:link w:val="Heading6"/>
     <w:uiPriority w:val="9"/>
     <w:semiHidden/>
-    <w:rsid w:val="00FE06B5"/>
+    <w:rsid w:val="00553192"/>
     <w:rPr>
       <w:rFonts w:asciiTheme="minorHAnsi" w:eastAsiaTheme="majorEastAsia" w:hAnsiTheme="minorHAnsi" w:cstheme="majorBidi"/>
       <w:i/>
@@ -4291,7 +4359,7 @@
     <w:link w:val="Heading7"/>
     <w:uiPriority w:val="9"/>
     <w:semiHidden/>
-    <w:rsid w:val="00FE06B5"/>
+    <w:rsid w:val="00553192"/>
     <w:rPr>
       <w:rFonts w:asciiTheme="minorHAnsi" w:eastAsiaTheme="majorEastAsia" w:hAnsiTheme="minorHAnsi" w:cstheme="majorBidi"/>
       <w:color w:val="595959" w:themeColor="text1" w:themeTint="A6"/>
@@ -4303,7 +4371,7 @@
     <w:link w:val="Heading8"/>
     <w:uiPriority w:val="9"/>
     <w:semiHidden/>
-    <w:rsid w:val="00FE06B5"/>
+    <w:rsid w:val="00553192"/>
     <w:rPr>
       <w:rFonts w:asciiTheme="minorHAnsi" w:eastAsiaTheme="majorEastAsia" w:hAnsiTheme="minorHAnsi" w:cstheme="majorBidi"/>
       <w:i/>
@@ -4317,7 +4385,7 @@
     <w:link w:val="Heading9"/>
     <w:uiPriority w:val="9"/>
     <w:semiHidden/>
-    <w:rsid w:val="00FE06B5"/>
+    <w:rsid w:val="00553192"/>
     <w:rPr>
       <w:rFonts w:asciiTheme="minorHAnsi" w:eastAsiaTheme="majorEastAsia" w:hAnsiTheme="minorHAnsi" w:cstheme="majorBidi"/>
       <w:color w:val="272727" w:themeColor="text1" w:themeTint="D8"/>
@@ -4330,7 +4398,7 @@
     <w:link w:val="TitleChar"/>
     <w:uiPriority w:val="10"/>
     <w:qFormat/>
-    <w:rsid w:val="00FE06B5"/>
+    <w:rsid w:val="00553192"/>
     <w:pPr>
       <w:spacing w:after="80" w:line="240" w:lineRule="auto"/>
       <w:contextualSpacing/>
@@ -4348,7 +4416,7 @@
     <w:basedOn w:val="DefaultParagraphFont"/>
     <w:link w:val="Title"/>
     <w:uiPriority w:val="10"/>
-    <w:rsid w:val="00FE06B5"/>
+    <w:rsid w:val="00553192"/>
     <w:rPr>
       <w:rFonts w:asciiTheme="majorHAnsi" w:eastAsiaTheme="majorEastAsia" w:hAnsiTheme="majorHAnsi" w:cstheme="majorBidi"/>
       <w:spacing w:val="-10"/>
@@ -4364,7 +4432,7 @@
     <w:link w:val="SubtitleChar"/>
     <w:uiPriority w:val="11"/>
     <w:qFormat/>
-    <w:rsid w:val="00FE06B5"/>
+    <w:rsid w:val="00553192"/>
     <w:pPr>
       <w:numPr>
         <w:ilvl w:val="1"/>
@@ -4383,7 +4451,7 @@
     <w:basedOn w:val="DefaultParagraphFont"/>
     <w:link w:val="Subtitle"/>
     <w:uiPriority w:val="11"/>
-    <w:rsid w:val="00FE06B5"/>
+    <w:rsid w:val="00553192"/>
     <w:rPr>
       <w:rFonts w:asciiTheme="minorHAnsi" w:eastAsiaTheme="majorEastAsia" w:hAnsiTheme="minorHAnsi" w:cstheme="majorBidi"/>
       <w:color w:val="595959" w:themeColor="text1" w:themeTint="A6"/>
@@ -4399,7 +4467,7 @@
     <w:link w:val="QuoteChar"/>
     <w:uiPriority w:val="29"/>
     <w:qFormat/>
-    <w:rsid w:val="00FE06B5"/>
+    <w:rsid w:val="00553192"/>
     <w:pPr>
       <w:spacing w:before="160"/>
       <w:jc w:val="center"/>
@@ -4415,7 +4483,7 @@
     <w:basedOn w:val="DefaultParagraphFont"/>
     <w:link w:val="Quote"/>
     <w:uiPriority w:val="29"/>
-    <w:rsid w:val="00FE06B5"/>
+    <w:rsid w:val="00553192"/>
     <w:rPr>
       <w:i/>
       <w:iCs/>
@@ -4427,7 +4495,7 @@
     <w:basedOn w:val="Normal"/>
     <w:uiPriority w:val="34"/>
     <w:qFormat/>
-    <w:rsid w:val="00FE06B5"/>
+    <w:rsid w:val="00553192"/>
     <w:pPr>
       <w:ind w:left="720"/>
       <w:contextualSpacing/>
@@ -4438,7 +4506,7 @@
     <w:basedOn w:val="DefaultParagraphFont"/>
     <w:uiPriority w:val="21"/>
     <w:qFormat/>
-    <w:rsid w:val="00FE06B5"/>
+    <w:rsid w:val="00553192"/>
     <w:rPr>
       <w:i/>
       <w:iCs/>
@@ -4452,7 +4520,7 @@
     <w:link w:val="IntenseQuoteChar"/>
     <w:uiPriority w:val="30"/>
     <w:qFormat/>
-    <w:rsid w:val="00FE06B5"/>
+    <w:rsid w:val="00553192"/>
     <w:pPr>
       <w:pBdr>
         <w:top w:val="single" w:sz="4" w:space="10" w:color="0F4761" w:themeColor="accent1" w:themeShade="BF"/>
@@ -4473,7 +4541,7 @@
     <w:basedOn w:val="DefaultParagraphFont"/>
     <w:link w:val="IntenseQuote"/>
     <w:uiPriority w:val="30"/>
-    <w:rsid w:val="00FE06B5"/>
+    <w:rsid w:val="00553192"/>
     <w:rPr>
       <w:i/>
       <w:iCs/>
@@ -4485,7 +4553,7 @@
     <w:basedOn w:val="DefaultParagraphFont"/>
     <w:uiPriority w:val="32"/>
     <w:qFormat/>
-    <w:rsid w:val="00FE06B5"/>
+    <w:rsid w:val="00553192"/>
     <w:rPr>
       <w:b/>
       <w:bCs/>
@@ -4500,7 +4568,7 @@
     <w:link w:val="HeaderChar"/>
     <w:uiPriority w:val="99"/>
     <w:unhideWhenUsed/>
-    <w:rsid w:val="00FE06B5"/>
+    <w:rsid w:val="00553192"/>
     <w:pPr>
       <w:tabs>
         <w:tab w:val="center" w:pos="4680"/>
@@ -4514,7 +4582,7 @@
     <w:basedOn w:val="DefaultParagraphFont"/>
     <w:link w:val="Header"/>
     <w:uiPriority w:val="99"/>
-    <w:rsid w:val="00FE06B5"/>
+    <w:rsid w:val="00553192"/>
   </w:style>
   <w:style w:type="paragraph" w:styleId="Footer">
     <w:name w:val="footer"/>
@@ -4522,7 +4590,7 @@
     <w:link w:val="FooterChar"/>
     <w:uiPriority w:val="99"/>
     <w:unhideWhenUsed/>
-    <w:rsid w:val="00FE06B5"/>
+    <w:rsid w:val="00553192"/>
     <w:pPr>
       <w:tabs>
         <w:tab w:val="center" w:pos="4680"/>
@@ -4536,7 +4604,7 @@
     <w:basedOn w:val="DefaultParagraphFont"/>
     <w:link w:val="Footer"/>
     <w:uiPriority w:val="99"/>
-    <w:rsid w:val="00FE06B5"/>
+    <w:rsid w:val="00553192"/>
   </w:style>
 </w:styles>
 </file>

--- a/output/uln_document.docx
+++ b/output/uln_document.docx
@@ -9,22 +9,97 @@
         </w:tabs>
         <w:spacing w:before="60" w:after="60"/>
         <w:ind w:left="5669" w:hanging="5669"/>
-        <w:rPr>
-          <w:sz w:val="24"/>
-        </w:rPr>
       </w:pPr>
       <w:r>
         <w:rPr>
-          <w:sz w:val="24"/>
+          <w:noProof/>
         </w:rPr>
-        <w:t>[PIC: "Red circular speed limit sign with number 40"</w:t>
+        <w:drawing>
+          <wp:inline distT="0" distB="0" distL="0" distR="0">
+            <wp:extent cx="2160000" cy="1440000"/>
+            <wp:effectExtent l="0" t="0" r="0" b="8255"/>
+            <wp:docPr id="1590874681" name="Picture 1"/>
+            <wp:cNvGraphicFramePr/>
+            <a:graphic xmlns:a="http://schemas.openxmlformats.org/drawingml/2006/main">
+              <a:graphicData uri="http://schemas.openxmlformats.org/drawingml/2006/picture">
+                <pic:pic xmlns:pic="http://schemas.openxmlformats.org/drawingml/2006/picture">
+                  <pic:nvPicPr>
+                    <pic:cNvPr id="1590874681" name=""/>
+                    <pic:cNvPicPr/>
+                  </pic:nvPicPr>
+                  <pic:blipFill>
+                    <a:blip r:embed="rId6">
+                      <a:extLst>
+                        <a:ext uri="{28A0092B-C50C-407E-A947-70E740481C1C}">
+                          <a14:useLocalDpi xmlns:a14="http://schemas.microsoft.com/office/drawing/2010/main" val="0"/>
+                        </a:ext>
+                      </a:extLst>
+                    </a:blip>
+                    <a:stretch>
+                      <a:fillRect/>
+                    </a:stretch>
+                  </pic:blipFill>
+                  <pic:spPr>
+                    <a:xfrm>
+                      <a:off x="0" y="0"/>
+                      <a:ext cx="2160000" cy="1440000"/>
+                    </a:xfrm>
+                    <a:prstGeom prst="rect">
+                      <a:avLst/>
+                    </a:prstGeom>
+                  </pic:spPr>
+                </pic:pic>
+              </a:graphicData>
+            </a:graphic>
+          </wp:inline>
+        </w:drawing>
+      </w:r>
+      <w:r>
+        <w:tab/>
       </w:r>
       <w:r>
         <w:rPr>
-          <w:sz w:val="24"/>
+          <w:noProof/>
         </w:rPr>
-        <w:tab/>
-        <w:t>pos:inline | size:medium]  [P0] 11. What does the sign (A) say?</w:t>
+        <w:drawing>
+          <wp:inline distT="0" distB="0" distL="0" distR="0">
+            <wp:extent cx="2160000" cy="1440000"/>
+            <wp:effectExtent l="0" t="0" r="0" b="8255"/>
+            <wp:docPr id="399795176" name="Picture 2"/>
+            <wp:cNvGraphicFramePr/>
+            <a:graphic xmlns:a="http://schemas.openxmlformats.org/drawingml/2006/main">
+              <a:graphicData uri="http://schemas.openxmlformats.org/drawingml/2006/picture">
+                <pic:pic xmlns:pic="http://schemas.openxmlformats.org/drawingml/2006/picture">
+                  <pic:nvPicPr>
+                    <pic:cNvPr id="399795176" name=""/>
+                    <pic:cNvPicPr/>
+                  </pic:nvPicPr>
+                  <pic:blipFill>
+                    <a:blip r:embed="rId6">
+                      <a:extLst>
+                        <a:ext uri="{28A0092B-C50C-407E-A947-70E740481C1C}">
+                          <a14:useLocalDpi xmlns:a14="http://schemas.microsoft.com/office/drawing/2010/main" val="0"/>
+                        </a:ext>
+                      </a:extLst>
+                    </a:blip>
+                    <a:stretch>
+                      <a:fillRect/>
+                    </a:stretch>
+                  </pic:blipFill>
+                  <pic:spPr>
+                    <a:xfrm>
+                      <a:off x="0" y="0"/>
+                      <a:ext cx="2160000" cy="1440000"/>
+                    </a:xfrm>
+                    <a:prstGeom prst="rect">
+                      <a:avLst/>
+                    </a:prstGeom>
+                  </pic:spPr>
+                </pic:pic>
+              </a:graphicData>
+            </a:graphic>
+          </wp:inline>
+        </w:drawing>
       </w:r>
     </w:p>
     <w:p>
@@ -46,24 +121,7 @@
         <w:rPr>
           <w:sz w:val="24"/>
         </w:rPr>
-        <w:t xml:space="preserve"> Maximum 40 vehicles are allowed on this road.</w:t>
-      </w:r>
-    </w:p>
-    <w:p>
-      <w:pPr>
-        <w:spacing w:before="80" w:after="60"/>
-        <w:ind w:left="283"/>
-        <w:rPr>
-          <w:color w:val="FF0000"/>
-          <w:sz w:val="24"/>
-        </w:rPr>
-      </w:pPr>
-      <w:r>
-        <w:rPr>
-          <w:color w:val="FF0000"/>
-          <w:sz w:val="24"/>
-        </w:rPr>
-        <w:t>**B.** You shouldn't exceed this maximum speed.</w:t>
+        <w:t xml:space="preserve"> Throw plastic bottles into the water.</w:t>
       </w:r>
     </w:p>
     <w:p>
@@ -77,7 +135,28 @@
       <w:r>
         <w:rPr>
           <w:b/>
-          <w:color w:val="FF0000"/>
+          <w:sz w:val="24"/>
+        </w:rPr>
+        <w:t xml:space="preserve">B. </w:t>
+      </w:r>
+      <w:r>
+        <w:rPr>
+          <w:sz w:val="24"/>
+        </w:rPr>
+        <w:t xml:space="preserve"> Throw trash and bottles into the water.</w:t>
+      </w:r>
+    </w:p>
+    <w:p>
+      <w:pPr>
+        <w:spacing w:before="80" w:after="60"/>
+        <w:ind w:left="283"/>
+        <w:rPr>
+          <w:sz w:val="24"/>
+        </w:rPr>
+      </w:pPr>
+      <w:r>
+        <w:rPr>
+          <w:b/>
           <w:sz w:val="24"/>
         </w:rPr>
         <w:t xml:space="preserve">C. </w:t>
@@ -86,7 +165,7 @@
         <w:rPr>
           <w:sz w:val="24"/>
         </w:rPr>
-        <w:t xml:space="preserve"> Minimum 40 vehicles are allowed on this road.</w:t>
+        <w:t xml:space="preserve"> Don't throw plastic bottles into the water.</w:t>
       </w:r>
     </w:p>
     <w:p>
@@ -108,7 +187,7 @@
         <w:rPr>
           <w:sz w:val="24"/>
         </w:rPr>
-        <w:t xml:space="preserve"> You shouldn't move below this speed.</w:t>
+        <w:t xml:space="preserve"> Don't pick up plastic bottles in the water.</w:t>
       </w:r>
     </w:p>
     <w:p>
@@ -121,12 +200,12 @@
       </w:pPr>
     </w:p>
     <w:sectPr>
-      <w:headerReference w:type="even" r:id="rId6"/>
-      <w:headerReference w:type="default" r:id="rId7"/>
-      <w:footerReference w:type="even" r:id="rId8"/>
-      <w:footerReference w:type="default" r:id="rId9"/>
-      <w:headerReference w:type="first" r:id="rId10"/>
-      <w:footerReference w:type="first" r:id="rId11"/>
+      <w:headerReference w:type="even" r:id="rId7"/>
+      <w:headerReference w:type="default" r:id="rId8"/>
+      <w:footerReference w:type="even" r:id="rId9"/>
+      <w:footerReference w:type="default" r:id="rId10"/>
+      <w:headerReference w:type="first" r:id="rId11"/>
+      <w:footerReference w:type="first" r:id="rId12"/>
       <w:pgSz w:w="11907" w:h="16840" w:code="9"/>
       <w:pgMar w:top="1134" w:right="850" w:bottom="1134" w:left="1701" w:header="720" w:footer="720" w:gutter="0"/>
       <w:cols w:space="720"/>
@@ -722,7 +801,7 @@
     <w:link w:val="Heading1Char"/>
     <w:uiPriority w:val="9"/>
     <w:qFormat/>
-    <w:rsid w:val="00BC242A"/>
+    <w:rsid w:val="00D55490"/>
     <w:pPr>
       <w:keepNext/>
       <w:keepLines/>
@@ -745,7 +824,7 @@
     <w:semiHidden/>
     <w:unhideWhenUsed/>
     <w:qFormat/>
-    <w:rsid w:val="00BC242A"/>
+    <w:rsid w:val="00D55490"/>
     <w:pPr>
       <w:keepNext/>
       <w:keepLines/>
@@ -768,7 +847,7 @@
     <w:semiHidden/>
     <w:unhideWhenUsed/>
     <w:qFormat/>
-    <w:rsid w:val="00BC242A"/>
+    <w:rsid w:val="00D55490"/>
     <w:pPr>
       <w:keepNext/>
       <w:keepLines/>
@@ -791,7 +870,7 @@
     <w:semiHidden/>
     <w:unhideWhenUsed/>
     <w:qFormat/>
-    <w:rsid w:val="00BC242A"/>
+    <w:rsid w:val="00D55490"/>
     <w:pPr>
       <w:keepNext/>
       <w:keepLines/>
@@ -814,7 +893,7 @@
     <w:semiHidden/>
     <w:unhideWhenUsed/>
     <w:qFormat/>
-    <w:rsid w:val="00BC242A"/>
+    <w:rsid w:val="00D55490"/>
     <w:pPr>
       <w:keepNext/>
       <w:keepLines/>
@@ -835,7 +914,7 @@
     <w:semiHidden/>
     <w:unhideWhenUsed/>
     <w:qFormat/>
-    <w:rsid w:val="00BC242A"/>
+    <w:rsid w:val="00D55490"/>
     <w:pPr>
       <w:keepNext/>
       <w:keepLines/>
@@ -858,7 +937,7 @@
     <w:semiHidden/>
     <w:unhideWhenUsed/>
     <w:qFormat/>
-    <w:rsid w:val="00BC242A"/>
+    <w:rsid w:val="00D55490"/>
     <w:pPr>
       <w:keepNext/>
       <w:keepLines/>
@@ -879,7 +958,7 @@
     <w:semiHidden/>
     <w:unhideWhenUsed/>
     <w:qFormat/>
-    <w:rsid w:val="00BC242A"/>
+    <w:rsid w:val="00D55490"/>
     <w:pPr>
       <w:keepNext/>
       <w:keepLines/>
@@ -902,7 +981,7 @@
     <w:semiHidden/>
     <w:unhideWhenUsed/>
     <w:qFormat/>
-    <w:rsid w:val="00BC242A"/>
+    <w:rsid w:val="00D55490"/>
     <w:pPr>
       <w:keepNext/>
       <w:keepLines/>
@@ -946,7 +1025,7 @@
     <w:basedOn w:val="DefaultParagraphFont"/>
     <w:link w:val="Heading1"/>
     <w:uiPriority w:val="9"/>
-    <w:rsid w:val="00BC242A"/>
+    <w:rsid w:val="00D55490"/>
     <w:rPr>
       <w:rFonts w:asciiTheme="majorHAnsi" w:eastAsiaTheme="majorEastAsia" w:hAnsiTheme="majorHAnsi" w:cstheme="majorBidi"/>
       <w:color w:val="0F4761" w:themeColor="accent1" w:themeShade="BF"/>
@@ -960,7 +1039,7 @@
     <w:link w:val="Heading2"/>
     <w:uiPriority w:val="9"/>
     <w:semiHidden/>
-    <w:rsid w:val="00BC242A"/>
+    <w:rsid w:val="00D55490"/>
     <w:rPr>
       <w:rFonts w:asciiTheme="majorHAnsi" w:eastAsiaTheme="majorEastAsia" w:hAnsiTheme="majorHAnsi" w:cstheme="majorBidi"/>
       <w:color w:val="0F4761" w:themeColor="accent1" w:themeShade="BF"/>
@@ -974,7 +1053,7 @@
     <w:link w:val="Heading3"/>
     <w:uiPriority w:val="9"/>
     <w:semiHidden/>
-    <w:rsid w:val="00BC242A"/>
+    <w:rsid w:val="00D55490"/>
     <w:rPr>
       <w:rFonts w:asciiTheme="minorHAnsi" w:eastAsiaTheme="majorEastAsia" w:hAnsiTheme="minorHAnsi" w:cstheme="majorBidi"/>
       <w:color w:val="0F4761" w:themeColor="accent1" w:themeShade="BF"/>
@@ -988,7 +1067,7 @@
     <w:link w:val="Heading4"/>
     <w:uiPriority w:val="9"/>
     <w:semiHidden/>
-    <w:rsid w:val="00BC242A"/>
+    <w:rsid w:val="00D55490"/>
     <w:rPr>
       <w:rFonts w:asciiTheme="minorHAnsi" w:eastAsiaTheme="majorEastAsia" w:hAnsiTheme="minorHAnsi" w:cstheme="majorBidi"/>
       <w:i/>
@@ -1002,7 +1081,7 @@
     <w:link w:val="Heading5"/>
     <w:uiPriority w:val="9"/>
     <w:semiHidden/>
-    <w:rsid w:val="00BC242A"/>
+    <w:rsid w:val="00D55490"/>
     <w:rPr>
       <w:rFonts w:asciiTheme="minorHAnsi" w:eastAsiaTheme="majorEastAsia" w:hAnsiTheme="minorHAnsi" w:cstheme="majorBidi"/>
       <w:color w:val="0F4761" w:themeColor="accent1" w:themeShade="BF"/>
@@ -1014,7 +1093,7 @@
     <w:link w:val="Heading6"/>
     <w:uiPriority w:val="9"/>
     <w:semiHidden/>
-    <w:rsid w:val="00BC242A"/>
+    <w:rsid w:val="00D55490"/>
     <w:rPr>
       <w:rFonts w:asciiTheme="minorHAnsi" w:eastAsiaTheme="majorEastAsia" w:hAnsiTheme="minorHAnsi" w:cstheme="majorBidi"/>
       <w:i/>
@@ -1028,7 +1107,7 @@
     <w:link w:val="Heading7"/>
     <w:uiPriority w:val="9"/>
     <w:semiHidden/>
-    <w:rsid w:val="00BC242A"/>
+    <w:rsid w:val="00D55490"/>
     <w:rPr>
       <w:rFonts w:asciiTheme="minorHAnsi" w:eastAsiaTheme="majorEastAsia" w:hAnsiTheme="minorHAnsi" w:cstheme="majorBidi"/>
       <w:color w:val="595959" w:themeColor="text1" w:themeTint="A6"/>
@@ -1040,7 +1119,7 @@
     <w:link w:val="Heading8"/>
     <w:uiPriority w:val="9"/>
     <w:semiHidden/>
-    <w:rsid w:val="00BC242A"/>
+    <w:rsid w:val="00D55490"/>
     <w:rPr>
       <w:rFonts w:asciiTheme="minorHAnsi" w:eastAsiaTheme="majorEastAsia" w:hAnsiTheme="minorHAnsi" w:cstheme="majorBidi"/>
       <w:i/>
@@ -1054,7 +1133,7 @@
     <w:link w:val="Heading9"/>
     <w:uiPriority w:val="9"/>
     <w:semiHidden/>
-    <w:rsid w:val="00BC242A"/>
+    <w:rsid w:val="00D55490"/>
     <w:rPr>
       <w:rFonts w:asciiTheme="minorHAnsi" w:eastAsiaTheme="majorEastAsia" w:hAnsiTheme="minorHAnsi" w:cstheme="majorBidi"/>
       <w:color w:val="272727" w:themeColor="text1" w:themeTint="D8"/>
@@ -1067,7 +1146,7 @@
     <w:link w:val="TitleChar"/>
     <w:uiPriority w:val="10"/>
     <w:qFormat/>
-    <w:rsid w:val="00BC242A"/>
+    <w:rsid w:val="00D55490"/>
     <w:pPr>
       <w:spacing w:after="80" w:line="240" w:lineRule="auto"/>
       <w:contextualSpacing/>
@@ -1085,7 +1164,7 @@
     <w:basedOn w:val="DefaultParagraphFont"/>
     <w:link w:val="Title"/>
     <w:uiPriority w:val="10"/>
-    <w:rsid w:val="00BC242A"/>
+    <w:rsid w:val="00D55490"/>
     <w:rPr>
       <w:rFonts w:asciiTheme="majorHAnsi" w:eastAsiaTheme="majorEastAsia" w:hAnsiTheme="majorHAnsi" w:cstheme="majorBidi"/>
       <w:spacing w:val="-10"/>
@@ -1101,7 +1180,7 @@
     <w:link w:val="SubtitleChar"/>
     <w:uiPriority w:val="11"/>
     <w:qFormat/>
-    <w:rsid w:val="00BC242A"/>
+    <w:rsid w:val="00D55490"/>
     <w:pPr>
       <w:numPr>
         <w:ilvl w:val="1"/>
@@ -1120,7 +1199,7 @@
     <w:basedOn w:val="DefaultParagraphFont"/>
     <w:link w:val="Subtitle"/>
     <w:uiPriority w:val="11"/>
-    <w:rsid w:val="00BC242A"/>
+    <w:rsid w:val="00D55490"/>
     <w:rPr>
       <w:rFonts w:asciiTheme="minorHAnsi" w:eastAsiaTheme="majorEastAsia" w:hAnsiTheme="minorHAnsi" w:cstheme="majorBidi"/>
       <w:color w:val="595959" w:themeColor="text1" w:themeTint="A6"/>
@@ -1136,7 +1215,7 @@
     <w:link w:val="QuoteChar"/>
     <w:uiPriority w:val="29"/>
     <w:qFormat/>
-    <w:rsid w:val="00BC242A"/>
+    <w:rsid w:val="00D55490"/>
     <w:pPr>
       <w:spacing w:before="160"/>
       <w:jc w:val="center"/>
@@ -1152,7 +1231,7 @@
     <w:basedOn w:val="DefaultParagraphFont"/>
     <w:link w:val="Quote"/>
     <w:uiPriority w:val="29"/>
-    <w:rsid w:val="00BC242A"/>
+    <w:rsid w:val="00D55490"/>
     <w:rPr>
       <w:i/>
       <w:iCs/>
@@ -1164,7 +1243,7 @@
     <w:basedOn w:val="Normal"/>
     <w:uiPriority w:val="34"/>
     <w:qFormat/>
-    <w:rsid w:val="00BC242A"/>
+    <w:rsid w:val="00D55490"/>
     <w:pPr>
       <w:ind w:left="720"/>
       <w:contextualSpacing/>
@@ -1175,7 +1254,7 @@
     <w:basedOn w:val="DefaultParagraphFont"/>
     <w:uiPriority w:val="21"/>
     <w:qFormat/>
-    <w:rsid w:val="00BC242A"/>
+    <w:rsid w:val="00D55490"/>
     <w:rPr>
       <w:i/>
       <w:iCs/>
@@ -1189,7 +1268,7 @@
     <w:link w:val="IntenseQuoteChar"/>
     <w:uiPriority w:val="30"/>
     <w:qFormat/>
-    <w:rsid w:val="00BC242A"/>
+    <w:rsid w:val="00D55490"/>
     <w:pPr>
       <w:pBdr>
         <w:top w:val="single" w:sz="4" w:space="10" w:color="0F4761" w:themeColor="accent1" w:themeShade="BF"/>
@@ -1210,7 +1289,7 @@
     <w:basedOn w:val="DefaultParagraphFont"/>
     <w:link w:val="IntenseQuote"/>
     <w:uiPriority w:val="30"/>
-    <w:rsid w:val="00BC242A"/>
+    <w:rsid w:val="00D55490"/>
     <w:rPr>
       <w:i/>
       <w:iCs/>
@@ -1222,7 +1301,7 @@
     <w:basedOn w:val="DefaultParagraphFont"/>
     <w:uiPriority w:val="32"/>
     <w:qFormat/>
-    <w:rsid w:val="00BC242A"/>
+    <w:rsid w:val="00D55490"/>
     <w:rPr>
       <w:b/>
       <w:bCs/>
@@ -1237,7 +1316,7 @@
     <w:link w:val="HeaderChar"/>
     <w:uiPriority w:val="99"/>
     <w:unhideWhenUsed/>
-    <w:rsid w:val="00BC242A"/>
+    <w:rsid w:val="00D55490"/>
     <w:pPr>
       <w:tabs>
         <w:tab w:val="center" w:pos="4680"/>
@@ -1251,7 +1330,7 @@
     <w:basedOn w:val="DefaultParagraphFont"/>
     <w:link w:val="Header"/>
     <w:uiPriority w:val="99"/>
-    <w:rsid w:val="00BC242A"/>
+    <w:rsid w:val="00D55490"/>
   </w:style>
   <w:style w:type="paragraph" w:styleId="Footer">
     <w:name w:val="footer"/>
@@ -1259,7 +1338,7 @@
     <w:link w:val="FooterChar"/>
     <w:uiPriority w:val="99"/>
     <w:unhideWhenUsed/>
-    <w:rsid w:val="00BC242A"/>
+    <w:rsid w:val="00D55490"/>
     <w:pPr>
       <w:tabs>
         <w:tab w:val="center" w:pos="4680"/>
@@ -1273,7 +1352,7 @@
     <w:basedOn w:val="DefaultParagraphFont"/>
     <w:link w:val="Footer"/>
     <w:uiPriority w:val="99"/>
-    <w:rsid w:val="00BC242A"/>
+    <w:rsid w:val="00D55490"/>
   </w:style>
 </w:styles>
 </file>

--- a/output/uln_document.docx
+++ b/output/uln_document.docx
@@ -5,26 +5,42 @@
     <w:p>
       <w:pPr>
         <w:tabs>
-          <w:tab w:val="left" w:pos="5669"/>
+          <w:tab w:val="left" w:pos="4819"/>
         </w:tabs>
         <w:spacing w:before="60" w:after="60"/>
-        <w:ind w:left="5669" w:hanging="5669"/>
+        <w:ind w:left="283"/>
+        <w:rPr>
+          <w:sz w:val="24"/>
+        </w:rPr>
       </w:pPr>
       <w:r>
         <w:rPr>
+          <w:sz w:val="24"/>
+        </w:rPr>
+        <w:t>11. What does the sign (A) say?</w:t>
+      </w:r>
+      <w:r>
+        <w:rPr>
+          <w:sz w:val="24"/>
+        </w:rPr>
+        <w:tab/>
+      </w:r>
+      <w:r>
+        <w:rPr>
           <w:noProof/>
+          <w:sz w:val="24"/>
         </w:rPr>
         <w:drawing>
           <wp:inline distT="0" distB="0" distL="0" distR="0">
             <wp:extent cx="2160000" cy="1440000"/>
             <wp:effectExtent l="0" t="0" r="0" b="8255"/>
-            <wp:docPr id="1590874681" name="Picture 1"/>
+            <wp:docPr id="1604948048" name="Picture 1"/>
             <wp:cNvGraphicFramePr/>
             <a:graphic xmlns:a="http://schemas.openxmlformats.org/drawingml/2006/main">
               <a:graphicData uri="http://schemas.openxmlformats.org/drawingml/2006/picture">
                 <pic:pic xmlns:pic="http://schemas.openxmlformats.org/drawingml/2006/picture">
                   <pic:nvPicPr>
-                    <pic:cNvPr id="1590874681" name=""/>
+                    <pic:cNvPr id="1604948048" name=""/>
                     <pic:cNvPicPr/>
                   </pic:nvPicPr>
                   <pic:blipFill>
@@ -54,57 +70,13 @@
           </wp:inline>
         </w:drawing>
       </w:r>
-      <w:r>
-        <w:tab/>
-      </w:r>
-      <w:r>
-        <w:rPr>
-          <w:noProof/>
-        </w:rPr>
-        <w:drawing>
-          <wp:inline distT="0" distB="0" distL="0" distR="0">
-            <wp:extent cx="2160000" cy="1440000"/>
-            <wp:effectExtent l="0" t="0" r="0" b="8255"/>
-            <wp:docPr id="399795176" name="Picture 2"/>
-            <wp:cNvGraphicFramePr/>
-            <a:graphic xmlns:a="http://schemas.openxmlformats.org/drawingml/2006/main">
-              <a:graphicData uri="http://schemas.openxmlformats.org/drawingml/2006/picture">
-                <pic:pic xmlns:pic="http://schemas.openxmlformats.org/drawingml/2006/picture">
-                  <pic:nvPicPr>
-                    <pic:cNvPr id="399795176" name=""/>
-                    <pic:cNvPicPr/>
-                  </pic:nvPicPr>
-                  <pic:blipFill>
-                    <a:blip r:embed="rId6">
-                      <a:extLst>
-                        <a:ext uri="{28A0092B-C50C-407E-A947-70E740481C1C}">
-                          <a14:useLocalDpi xmlns:a14="http://schemas.microsoft.com/office/drawing/2010/main" val="0"/>
-                        </a:ext>
-                      </a:extLst>
-                    </a:blip>
-                    <a:stretch>
-                      <a:fillRect/>
-                    </a:stretch>
-                  </pic:blipFill>
-                  <pic:spPr>
-                    <a:xfrm>
-                      <a:off x="0" y="0"/>
-                      <a:ext cx="2160000" cy="1440000"/>
-                    </a:xfrm>
-                    <a:prstGeom prst="rect">
-                      <a:avLst/>
-                    </a:prstGeom>
-                  </pic:spPr>
-                </pic:pic>
-              </a:graphicData>
-            </a:graphic>
-          </wp:inline>
-        </w:drawing>
-      </w:r>
     </w:p>
     <w:p>
       <w:pPr>
-        <w:spacing w:before="80" w:after="60"/>
+        <w:tabs>
+          <w:tab w:val="left" w:pos="4819"/>
+        </w:tabs>
+        <w:spacing w:before="60" w:after="60"/>
         <w:ind w:left="283"/>
         <w:rPr>
           <w:sz w:val="24"/>
@@ -121,12 +93,21 @@
         <w:rPr>
           <w:sz w:val="24"/>
         </w:rPr>
-        <w:t xml:space="preserve"> Throw plastic bottles into the water.</w:t>
+        <w:t xml:space="preserve"> Maximum 40 vehicles are allowed on this road.</w:t>
+      </w:r>
+      <w:r>
+        <w:rPr>
+          <w:sz w:val="24"/>
+        </w:rPr>
+        <w:tab/>
       </w:r>
     </w:p>
     <w:p>
       <w:pPr>
-        <w:spacing w:before="80" w:after="60"/>
+        <w:tabs>
+          <w:tab w:val="left" w:pos="4819"/>
+        </w:tabs>
+        <w:spacing w:before="60" w:after="60"/>
         <w:ind w:left="283"/>
         <w:rPr>
           <w:sz w:val="24"/>
@@ -143,12 +124,21 @@
         <w:rPr>
           <w:sz w:val="24"/>
         </w:rPr>
-        <w:t xml:space="preserve"> Throw trash and bottles into the water.</w:t>
+        <w:t xml:space="preserve"> You shouldn't exceed this maximum speed.</w:t>
+      </w:r>
+      <w:r>
+        <w:rPr>
+          <w:sz w:val="24"/>
+        </w:rPr>
+        <w:tab/>
       </w:r>
     </w:p>
     <w:p>
       <w:pPr>
-        <w:spacing w:before="80" w:after="60"/>
+        <w:tabs>
+          <w:tab w:val="left" w:pos="4819"/>
+        </w:tabs>
+        <w:spacing w:before="60" w:after="60"/>
         <w:ind w:left="283"/>
         <w:rPr>
           <w:sz w:val="24"/>
@@ -165,12 +155,21 @@
         <w:rPr>
           <w:sz w:val="24"/>
         </w:rPr>
-        <w:t xml:space="preserve"> Don't throw plastic bottles into the water.</w:t>
+        <w:t xml:space="preserve"> Minimum 40 vehicles are allowed on this road.</w:t>
+      </w:r>
+      <w:r>
+        <w:rPr>
+          <w:sz w:val="24"/>
+        </w:rPr>
+        <w:tab/>
       </w:r>
     </w:p>
     <w:p>
       <w:pPr>
-        <w:spacing w:before="80" w:after="60"/>
+        <w:tabs>
+          <w:tab w:val="left" w:pos="4819"/>
+        </w:tabs>
+        <w:spacing w:before="60" w:after="60"/>
         <w:ind w:left="283"/>
         <w:rPr>
           <w:sz w:val="24"/>
@@ -187,13 +186,18 @@
         <w:rPr>
           <w:sz w:val="24"/>
         </w:rPr>
-        <w:t xml:space="preserve"> Don't pick up plastic bottles in the water.</w:t>
+        <w:t xml:space="preserve"> You shouldn't move below this speed.</w:t>
+      </w:r>
+      <w:r>
+        <w:rPr>
+          <w:sz w:val="24"/>
+        </w:rPr>
+        <w:tab/>
       </w:r>
     </w:p>
     <w:p>
       <w:pPr>
-        <w:spacing w:before="80" w:after="60"/>
-        <w:ind w:left="283"/>
+        <w:spacing w:before="60" w:after="60"/>
         <w:rPr>
           <w:sz w:val="24"/>
         </w:rPr>
@@ -801,7 +805,7 @@
     <w:link w:val="Heading1Char"/>
     <w:uiPriority w:val="9"/>
     <w:qFormat/>
-    <w:rsid w:val="00D55490"/>
+    <w:rsid w:val="004E39CD"/>
     <w:pPr>
       <w:keepNext/>
       <w:keepLines/>
@@ -824,7 +828,7 @@
     <w:semiHidden/>
     <w:unhideWhenUsed/>
     <w:qFormat/>
-    <w:rsid w:val="00D55490"/>
+    <w:rsid w:val="004E39CD"/>
     <w:pPr>
       <w:keepNext/>
       <w:keepLines/>
@@ -847,7 +851,7 @@
     <w:semiHidden/>
     <w:unhideWhenUsed/>
     <w:qFormat/>
-    <w:rsid w:val="00D55490"/>
+    <w:rsid w:val="004E39CD"/>
     <w:pPr>
       <w:keepNext/>
       <w:keepLines/>
@@ -870,7 +874,7 @@
     <w:semiHidden/>
     <w:unhideWhenUsed/>
     <w:qFormat/>
-    <w:rsid w:val="00D55490"/>
+    <w:rsid w:val="004E39CD"/>
     <w:pPr>
       <w:keepNext/>
       <w:keepLines/>
@@ -893,7 +897,7 @@
     <w:semiHidden/>
     <w:unhideWhenUsed/>
     <w:qFormat/>
-    <w:rsid w:val="00D55490"/>
+    <w:rsid w:val="004E39CD"/>
     <w:pPr>
       <w:keepNext/>
       <w:keepLines/>
@@ -914,7 +918,7 @@
     <w:semiHidden/>
     <w:unhideWhenUsed/>
     <w:qFormat/>
-    <w:rsid w:val="00D55490"/>
+    <w:rsid w:val="004E39CD"/>
     <w:pPr>
       <w:keepNext/>
       <w:keepLines/>
@@ -937,7 +941,7 @@
     <w:semiHidden/>
     <w:unhideWhenUsed/>
     <w:qFormat/>
-    <w:rsid w:val="00D55490"/>
+    <w:rsid w:val="004E39CD"/>
     <w:pPr>
       <w:keepNext/>
       <w:keepLines/>
@@ -958,7 +962,7 @@
     <w:semiHidden/>
     <w:unhideWhenUsed/>
     <w:qFormat/>
-    <w:rsid w:val="00D55490"/>
+    <w:rsid w:val="004E39CD"/>
     <w:pPr>
       <w:keepNext/>
       <w:keepLines/>
@@ -981,7 +985,7 @@
     <w:semiHidden/>
     <w:unhideWhenUsed/>
     <w:qFormat/>
-    <w:rsid w:val="00D55490"/>
+    <w:rsid w:val="004E39CD"/>
     <w:pPr>
       <w:keepNext/>
       <w:keepLines/>
@@ -1025,7 +1029,7 @@
     <w:basedOn w:val="DefaultParagraphFont"/>
     <w:link w:val="Heading1"/>
     <w:uiPriority w:val="9"/>
-    <w:rsid w:val="00D55490"/>
+    <w:rsid w:val="004E39CD"/>
     <w:rPr>
       <w:rFonts w:asciiTheme="majorHAnsi" w:eastAsiaTheme="majorEastAsia" w:hAnsiTheme="majorHAnsi" w:cstheme="majorBidi"/>
       <w:color w:val="0F4761" w:themeColor="accent1" w:themeShade="BF"/>
@@ -1039,7 +1043,7 @@
     <w:link w:val="Heading2"/>
     <w:uiPriority w:val="9"/>
     <w:semiHidden/>
-    <w:rsid w:val="00D55490"/>
+    <w:rsid w:val="004E39CD"/>
     <w:rPr>
       <w:rFonts w:asciiTheme="majorHAnsi" w:eastAsiaTheme="majorEastAsia" w:hAnsiTheme="majorHAnsi" w:cstheme="majorBidi"/>
       <w:color w:val="0F4761" w:themeColor="accent1" w:themeShade="BF"/>
@@ -1053,7 +1057,7 @@
     <w:link w:val="Heading3"/>
     <w:uiPriority w:val="9"/>
     <w:semiHidden/>
-    <w:rsid w:val="00D55490"/>
+    <w:rsid w:val="004E39CD"/>
     <w:rPr>
       <w:rFonts w:asciiTheme="minorHAnsi" w:eastAsiaTheme="majorEastAsia" w:hAnsiTheme="minorHAnsi" w:cstheme="majorBidi"/>
       <w:color w:val="0F4761" w:themeColor="accent1" w:themeShade="BF"/>
@@ -1067,7 +1071,7 @@
     <w:link w:val="Heading4"/>
     <w:uiPriority w:val="9"/>
     <w:semiHidden/>
-    <w:rsid w:val="00D55490"/>
+    <w:rsid w:val="004E39CD"/>
     <w:rPr>
       <w:rFonts w:asciiTheme="minorHAnsi" w:eastAsiaTheme="majorEastAsia" w:hAnsiTheme="minorHAnsi" w:cstheme="majorBidi"/>
       <w:i/>
@@ -1081,7 +1085,7 @@
     <w:link w:val="Heading5"/>
     <w:uiPriority w:val="9"/>
     <w:semiHidden/>
-    <w:rsid w:val="00D55490"/>
+    <w:rsid w:val="004E39CD"/>
     <w:rPr>
       <w:rFonts w:asciiTheme="minorHAnsi" w:eastAsiaTheme="majorEastAsia" w:hAnsiTheme="minorHAnsi" w:cstheme="majorBidi"/>
       <w:color w:val="0F4761" w:themeColor="accent1" w:themeShade="BF"/>
@@ -1093,7 +1097,7 @@
     <w:link w:val="Heading6"/>
     <w:uiPriority w:val="9"/>
     <w:semiHidden/>
-    <w:rsid w:val="00D55490"/>
+    <w:rsid w:val="004E39CD"/>
     <w:rPr>
       <w:rFonts w:asciiTheme="minorHAnsi" w:eastAsiaTheme="majorEastAsia" w:hAnsiTheme="minorHAnsi" w:cstheme="majorBidi"/>
       <w:i/>
@@ -1107,7 +1111,7 @@
     <w:link w:val="Heading7"/>
     <w:uiPriority w:val="9"/>
     <w:semiHidden/>
-    <w:rsid w:val="00D55490"/>
+    <w:rsid w:val="004E39CD"/>
     <w:rPr>
       <w:rFonts w:asciiTheme="minorHAnsi" w:eastAsiaTheme="majorEastAsia" w:hAnsiTheme="minorHAnsi" w:cstheme="majorBidi"/>
       <w:color w:val="595959" w:themeColor="text1" w:themeTint="A6"/>
@@ -1119,7 +1123,7 @@
     <w:link w:val="Heading8"/>
     <w:uiPriority w:val="9"/>
     <w:semiHidden/>
-    <w:rsid w:val="00D55490"/>
+    <w:rsid w:val="004E39CD"/>
     <w:rPr>
       <w:rFonts w:asciiTheme="minorHAnsi" w:eastAsiaTheme="majorEastAsia" w:hAnsiTheme="minorHAnsi" w:cstheme="majorBidi"/>
       <w:i/>
@@ -1133,7 +1137,7 @@
     <w:link w:val="Heading9"/>
     <w:uiPriority w:val="9"/>
     <w:semiHidden/>
-    <w:rsid w:val="00D55490"/>
+    <w:rsid w:val="004E39CD"/>
     <w:rPr>
       <w:rFonts w:asciiTheme="minorHAnsi" w:eastAsiaTheme="majorEastAsia" w:hAnsiTheme="minorHAnsi" w:cstheme="majorBidi"/>
       <w:color w:val="272727" w:themeColor="text1" w:themeTint="D8"/>
@@ -1146,7 +1150,7 @@
     <w:link w:val="TitleChar"/>
     <w:uiPriority w:val="10"/>
     <w:qFormat/>
-    <w:rsid w:val="00D55490"/>
+    <w:rsid w:val="004E39CD"/>
     <w:pPr>
       <w:spacing w:after="80" w:line="240" w:lineRule="auto"/>
       <w:contextualSpacing/>
@@ -1164,7 +1168,7 @@
     <w:basedOn w:val="DefaultParagraphFont"/>
     <w:link w:val="Title"/>
     <w:uiPriority w:val="10"/>
-    <w:rsid w:val="00D55490"/>
+    <w:rsid w:val="004E39CD"/>
     <w:rPr>
       <w:rFonts w:asciiTheme="majorHAnsi" w:eastAsiaTheme="majorEastAsia" w:hAnsiTheme="majorHAnsi" w:cstheme="majorBidi"/>
       <w:spacing w:val="-10"/>
@@ -1180,7 +1184,7 @@
     <w:link w:val="SubtitleChar"/>
     <w:uiPriority w:val="11"/>
     <w:qFormat/>
-    <w:rsid w:val="00D55490"/>
+    <w:rsid w:val="004E39CD"/>
     <w:pPr>
       <w:numPr>
         <w:ilvl w:val="1"/>
@@ -1199,7 +1203,7 @@
     <w:basedOn w:val="DefaultParagraphFont"/>
     <w:link w:val="Subtitle"/>
     <w:uiPriority w:val="11"/>
-    <w:rsid w:val="00D55490"/>
+    <w:rsid w:val="004E39CD"/>
     <w:rPr>
       <w:rFonts w:asciiTheme="minorHAnsi" w:eastAsiaTheme="majorEastAsia" w:hAnsiTheme="minorHAnsi" w:cstheme="majorBidi"/>
       <w:color w:val="595959" w:themeColor="text1" w:themeTint="A6"/>
@@ -1215,7 +1219,7 @@
     <w:link w:val="QuoteChar"/>
     <w:uiPriority w:val="29"/>
     <w:qFormat/>
-    <w:rsid w:val="00D55490"/>
+    <w:rsid w:val="004E39CD"/>
     <w:pPr>
       <w:spacing w:before="160"/>
       <w:jc w:val="center"/>
@@ -1231,7 +1235,7 @@
     <w:basedOn w:val="DefaultParagraphFont"/>
     <w:link w:val="Quote"/>
     <w:uiPriority w:val="29"/>
-    <w:rsid w:val="00D55490"/>
+    <w:rsid w:val="004E39CD"/>
     <w:rPr>
       <w:i/>
       <w:iCs/>
@@ -1243,7 +1247,7 @@
     <w:basedOn w:val="Normal"/>
     <w:uiPriority w:val="34"/>
     <w:qFormat/>
-    <w:rsid w:val="00D55490"/>
+    <w:rsid w:val="004E39CD"/>
     <w:pPr>
       <w:ind w:left="720"/>
       <w:contextualSpacing/>
@@ -1254,7 +1258,7 @@
     <w:basedOn w:val="DefaultParagraphFont"/>
     <w:uiPriority w:val="21"/>
     <w:qFormat/>
-    <w:rsid w:val="00D55490"/>
+    <w:rsid w:val="004E39CD"/>
     <w:rPr>
       <w:i/>
       <w:iCs/>
@@ -1268,7 +1272,7 @@
     <w:link w:val="IntenseQuoteChar"/>
     <w:uiPriority w:val="30"/>
     <w:qFormat/>
-    <w:rsid w:val="00D55490"/>
+    <w:rsid w:val="004E39CD"/>
     <w:pPr>
       <w:pBdr>
         <w:top w:val="single" w:sz="4" w:space="10" w:color="0F4761" w:themeColor="accent1" w:themeShade="BF"/>
@@ -1289,7 +1293,7 @@
     <w:basedOn w:val="DefaultParagraphFont"/>
     <w:link w:val="IntenseQuote"/>
     <w:uiPriority w:val="30"/>
-    <w:rsid w:val="00D55490"/>
+    <w:rsid w:val="004E39CD"/>
     <w:rPr>
       <w:i/>
       <w:iCs/>
@@ -1301,7 +1305,7 @@
     <w:basedOn w:val="DefaultParagraphFont"/>
     <w:uiPriority w:val="32"/>
     <w:qFormat/>
-    <w:rsid w:val="00D55490"/>
+    <w:rsid w:val="004E39CD"/>
     <w:rPr>
       <w:b/>
       <w:bCs/>
@@ -1316,7 +1320,7 @@
     <w:link w:val="HeaderChar"/>
     <w:uiPriority w:val="99"/>
     <w:unhideWhenUsed/>
-    <w:rsid w:val="00D55490"/>
+    <w:rsid w:val="004E39CD"/>
     <w:pPr>
       <w:tabs>
         <w:tab w:val="center" w:pos="4680"/>
@@ -1330,7 +1334,7 @@
     <w:basedOn w:val="DefaultParagraphFont"/>
     <w:link w:val="Header"/>
     <w:uiPriority w:val="99"/>
-    <w:rsid w:val="00D55490"/>
+    <w:rsid w:val="004E39CD"/>
   </w:style>
   <w:style w:type="paragraph" w:styleId="Footer">
     <w:name w:val="footer"/>
@@ -1338,7 +1342,7 @@
     <w:link w:val="FooterChar"/>
     <w:uiPriority w:val="99"/>
     <w:unhideWhenUsed/>
-    <w:rsid w:val="00D55490"/>
+    <w:rsid w:val="004E39CD"/>
     <w:pPr>
       <w:tabs>
         <w:tab w:val="center" w:pos="4680"/>
@@ -1352,7 +1356,7 @@
     <w:basedOn w:val="DefaultParagraphFont"/>
     <w:link w:val="Footer"/>
     <w:uiPriority w:val="99"/>
-    <w:rsid w:val="00D55490"/>
+    <w:rsid w:val="004E39CD"/>
   </w:style>
 </w:styles>
 </file>

--- a/output/uln_document.docx
+++ b/output/uln_document.docx
@@ -17,7 +17,21 @@
         <w:rPr>
           <w:sz w:val="24"/>
         </w:rPr>
-        <w:t>11. What does the sign (A) say?</w:t>
+        <w:t xml:space="preserve">11. What does </w:t>
+      </w:r>
+      <w:proofErr w:type="gramStart"/>
+      <w:r>
+        <w:rPr>
+          <w:sz w:val="24"/>
+        </w:rPr>
+        <w:t>the sign</w:t>
+      </w:r>
+      <w:proofErr w:type="gramEnd"/>
+      <w:r>
+        <w:rPr>
+          <w:sz w:val="24"/>
+        </w:rPr>
+        <w:t xml:space="preserve"> (A) say?</w:t>
       </w:r>
       <w:r>
         <w:rPr>
@@ -25,15 +39,35 @@
         </w:rPr>
         <w:tab/>
       </w:r>
+    </w:p>
+    <w:p>
+      <w:pPr>
+        <w:tabs>
+          <w:tab w:val="left" w:pos="4819"/>
+        </w:tabs>
+        <w:spacing w:before="60" w:after="60"/>
+        <w:ind w:left="283"/>
+        <w:rPr>
+          <w:sz w:val="24"/>
+        </w:rPr>
+      </w:pPr>
       <w:r>
         <w:rPr>
           <w:noProof/>
           <w:sz w:val="24"/>
         </w:rPr>
         <w:drawing>
-          <wp:inline distT="0" distB="0" distL="0" distR="0">
-            <wp:extent cx="2160000" cy="1440000"/>
-            <wp:effectExtent l="0" t="0" r="0" b="8255"/>
+          <wp:anchor distT="0" distB="0" distL="114300" distR="114300" simplePos="0" relativeHeight="251658240" behindDoc="0" locked="0" layoutInCell="1" allowOverlap="1" wp14:anchorId="3EF3197F" wp14:editId="101045E2">
+            <wp:simplePos x="0" y="0"/>
+            <wp:positionH relativeFrom="column">
+              <wp:posOffset>3972850</wp:posOffset>
+            </wp:positionH>
+            <wp:positionV relativeFrom="paragraph">
+              <wp:posOffset>25907</wp:posOffset>
+            </wp:positionV>
+            <wp:extent cx="1783223" cy="940212"/>
+            <wp:effectExtent l="0" t="0" r="7620" b="0"/>
+            <wp:wrapNone/>
             <wp:docPr id="1604948048" name="Picture 1"/>
             <wp:cNvGraphicFramePr/>
             <a:graphic xmlns:a="http://schemas.openxmlformats.org/drawingml/2006/main">
@@ -44,7 +78,7 @@
                     <pic:cNvPicPr/>
                   </pic:nvPicPr>
                   <pic:blipFill>
-                    <a:blip r:embed="rId6">
+                    <a:blip r:embed="rId6" cstate="print">
                       <a:extLst>
                         <a:ext uri="{28A0092B-C50C-407E-A947-70E740481C1C}">
                           <a14:useLocalDpi xmlns:a14="http://schemas.microsoft.com/office/drawing/2010/main" val="0"/>
@@ -58,7 +92,7 @@
                   <pic:spPr>
                     <a:xfrm>
                       <a:off x="0" y="0"/>
-                      <a:ext cx="2160000" cy="1440000"/>
+                      <a:ext cx="1800928" cy="949547"/>
                     </a:xfrm>
                     <a:prstGeom prst="rect">
                       <a:avLst/>
@@ -67,21 +101,15 @@
                 </pic:pic>
               </a:graphicData>
             </a:graphic>
-          </wp:inline>
+            <wp14:sizeRelH relativeFrom="margin">
+              <wp14:pctWidth>0</wp14:pctWidth>
+            </wp14:sizeRelH>
+            <wp14:sizeRelV relativeFrom="margin">
+              <wp14:pctHeight>0</wp14:pctHeight>
+            </wp14:sizeRelV>
+          </wp:anchor>
         </w:drawing>
       </w:r>
-    </w:p>
-    <w:p>
-      <w:pPr>
-        <w:tabs>
-          <w:tab w:val="left" w:pos="4819"/>
-        </w:tabs>
-        <w:spacing w:before="60" w:after="60"/>
-        <w:ind w:left="283"/>
-        <w:rPr>
-          <w:sz w:val="24"/>
-        </w:rPr>
-      </w:pPr>
       <w:r>
         <w:rPr>
           <w:b/>

--- a/output/uln_document.docx
+++ b/output/uln_document.docx
@@ -4,77 +4,49 @@
   <w:body>
     <w:p>
       <w:pPr>
-        <w:tabs>
-          <w:tab w:val="left" w:pos="4819"/>
-        </w:tabs>
-        <w:spacing w:before="60" w:after="60"/>
-        <w:ind w:left="283"/>
-        <w:rPr>
-          <w:sz w:val="24"/>
-        </w:rPr>
-      </w:pPr>
-      <w:r>
-        <w:rPr>
-          <w:sz w:val="24"/>
-        </w:rPr>
-        <w:t xml:space="preserve">11. What does </w:t>
-      </w:r>
-      <w:proofErr w:type="gramStart"/>
-      <w:r>
-        <w:rPr>
-          <w:sz w:val="24"/>
-        </w:rPr>
-        <w:t>the sign</w:t>
-      </w:r>
-      <w:proofErr w:type="gramEnd"/>
-      <w:r>
-        <w:rPr>
-          <w:sz w:val="24"/>
-        </w:rPr>
-        <w:t xml:space="preserve"> (A) say?</w:t>
-      </w:r>
-      <w:r>
-        <w:rPr>
-          <w:sz w:val="24"/>
-        </w:rPr>
-        <w:tab/>
-      </w:r>
-    </w:p>
-    <w:p>
-      <w:pPr>
-        <w:tabs>
-          <w:tab w:val="left" w:pos="4819"/>
-        </w:tabs>
-        <w:spacing w:before="60" w:after="60"/>
-        <w:ind w:left="283"/>
-        <w:rPr>
-          <w:sz w:val="24"/>
-        </w:rPr>
-      </w:pPr>
+        <w:spacing w:before="120" w:after="80"/>
+        <w:rPr>
+          <w:b/>
+          <w:sz w:val="24"/>
+        </w:rPr>
+      </w:pPr>
+      <w:r>
+        <w:rPr>
+          <w:b/>
+          <w:sz w:val="24"/>
+        </w:rPr>
+        <w:t>II. What does the sign say? Choose the correct answer.</w:t>
+      </w:r>
+    </w:p>
+    <w:p>
+      <w:pPr>
+        <w:spacing w:before="120" w:after="80"/>
+        <w:rPr>
+          <w:sz w:val="24"/>
+        </w:rPr>
+      </w:pPr>
+      <w:r>
+        <w:rPr>
+          <w:sz w:val="24"/>
+        </w:rPr>
+        <w:t xml:space="preserve">[TAB2: borderless] </w:t>
+      </w:r>
       <w:r>
         <w:rPr>
           <w:noProof/>
           <w:sz w:val="24"/>
         </w:rPr>
         <w:drawing>
-          <wp:anchor distT="0" distB="0" distL="114300" distR="114300" simplePos="0" relativeHeight="251658240" behindDoc="0" locked="0" layoutInCell="1" allowOverlap="1" wp14:anchorId="3EF3197F" wp14:editId="101045E2">
-            <wp:simplePos x="0" y="0"/>
-            <wp:positionH relativeFrom="column">
-              <wp:posOffset>3972850</wp:posOffset>
-            </wp:positionH>
-            <wp:positionV relativeFrom="paragraph">
-              <wp:posOffset>25907</wp:posOffset>
-            </wp:positionV>
-            <wp:extent cx="1783223" cy="940212"/>
-            <wp:effectExtent l="0" t="0" r="7620" b="0"/>
-            <wp:wrapNone/>
-            <wp:docPr id="1604948048" name="Picture 1"/>
+          <wp:inline distT="0" distB="0" distL="0" distR="0">
+            <wp:extent cx="2160000" cy="1440000"/>
+            <wp:effectExtent l="0" t="0" r="0" b="8255"/>
+            <wp:docPr id="2018372788" name="Picture 1"/>
             <wp:cNvGraphicFramePr/>
             <a:graphic xmlns:a="http://schemas.openxmlformats.org/drawingml/2006/main">
               <a:graphicData uri="http://schemas.openxmlformats.org/drawingml/2006/picture">
                 <pic:pic xmlns:pic="http://schemas.openxmlformats.org/drawingml/2006/picture">
                   <pic:nvPicPr>
-                    <pic:cNvPr id="1604948048" name=""/>
+                    <pic:cNvPr id="2018372788" name=""/>
                     <pic:cNvPicPr/>
                   </pic:nvPicPr>
                   <pic:blipFill>
@@ -92,7 +64,7 @@
                   <pic:spPr>
                     <a:xfrm>
                       <a:off x="0" y="0"/>
-                      <a:ext cx="1800928" cy="949547"/>
+                      <a:ext cx="2160000" cy="1440000"/>
                     </a:xfrm>
                     <a:prstGeom prst="rect">
                       <a:avLst/>
@@ -101,17 +73,26 @@
                 </pic:pic>
               </a:graphicData>
             </a:graphic>
-            <wp14:sizeRelH relativeFrom="margin">
-              <wp14:pctWidth>0</wp14:pctWidth>
-            </wp14:sizeRelH>
-            <wp14:sizeRelV relativeFrom="margin">
-              <wp14:pctHeight>0</wp14:pctHeight>
-            </wp14:sizeRelV>
-          </wp:anchor>
+          </wp:inline>
         </w:drawing>
       </w:r>
       <w:r>
         <w:rPr>
+          <w:sz w:val="24"/>
+        </w:rPr>
+        <w:t xml:space="preserve"> | [P0] 1. What does this sign mean?</w:t>
+      </w:r>
+    </w:p>
+    <w:p>
+      <w:pPr>
+        <w:spacing w:before="80" w:after="60"/>
+        <w:ind w:left="283"/>
+        <w:rPr>
+          <w:sz w:val="24"/>
+        </w:rPr>
+      </w:pPr>
+      <w:r>
+        <w:rPr>
           <w:b/>
           <w:sz w:val="24"/>
         </w:rPr>
@@ -121,21 +102,12 @@
         <w:rPr>
           <w:sz w:val="24"/>
         </w:rPr>
-        <w:t xml:space="preserve"> Maximum 40 vehicles are allowed on this road.</w:t>
-      </w:r>
-      <w:r>
-        <w:rPr>
-          <w:sz w:val="24"/>
-        </w:rPr>
-        <w:tab/>
-      </w:r>
-    </w:p>
-    <w:p>
-      <w:pPr>
-        <w:tabs>
-          <w:tab w:val="left" w:pos="4819"/>
-        </w:tabs>
-        <w:spacing w:before="60" w:after="60"/>
+        <w:t xml:space="preserve"> You must turn left here.</w:t>
+      </w:r>
+    </w:p>
+    <w:p>
+      <w:pPr>
+        <w:spacing w:before="80" w:after="60"/>
         <w:ind w:left="283"/>
         <w:rPr>
           <w:sz w:val="24"/>
@@ -152,21 +124,12 @@
         <w:rPr>
           <w:sz w:val="24"/>
         </w:rPr>
-        <w:t xml:space="preserve"> You shouldn't exceed this maximum speed.</w:t>
-      </w:r>
-      <w:r>
-        <w:rPr>
-          <w:sz w:val="24"/>
-        </w:rPr>
-        <w:tab/>
-      </w:r>
-    </w:p>
-    <w:p>
-      <w:pPr>
-        <w:tabs>
-          <w:tab w:val="left" w:pos="4819"/>
-        </w:tabs>
-        <w:spacing w:before="60" w:after="60"/>
+        <w:t xml:space="preserve"> You cannot turn left.</w:t>
+      </w:r>
+    </w:p>
+    <w:p>
+      <w:pPr>
+        <w:spacing w:before="80" w:after="60"/>
         <w:ind w:left="283"/>
         <w:rPr>
           <w:sz w:val="24"/>
@@ -183,21 +146,12 @@
         <w:rPr>
           <w:sz w:val="24"/>
         </w:rPr>
-        <w:t xml:space="preserve"> Minimum 40 vehicles are allowed on this road.</w:t>
-      </w:r>
-      <w:r>
-        <w:rPr>
-          <w:sz w:val="24"/>
-        </w:rPr>
-        <w:tab/>
-      </w:r>
-    </w:p>
-    <w:p>
-      <w:pPr>
-        <w:tabs>
-          <w:tab w:val="left" w:pos="4819"/>
-        </w:tabs>
-        <w:spacing w:before="60" w:after="60"/>
+        <w:t xml:space="preserve"> Left turn is allowed for buses only.</w:t>
+      </w:r>
+    </w:p>
+    <w:p>
+      <w:pPr>
+        <w:spacing w:before="80" w:after="60"/>
         <w:ind w:left="283"/>
         <w:rPr>
           <w:sz w:val="24"/>
@@ -214,30 +168,2734 @@
         <w:rPr>
           <w:sz w:val="24"/>
         </w:rPr>
-        <w:t xml:space="preserve"> You shouldn't move below this speed.</w:t>
-      </w:r>
-      <w:r>
-        <w:rPr>
-          <w:sz w:val="24"/>
-        </w:rPr>
-        <w:tab/>
-      </w:r>
-    </w:p>
-    <w:p>
-      <w:pPr>
-        <w:spacing w:before="60" w:after="60"/>
+        <w:t xml:space="preserve"> Parking on the left is forbidden.</w:t>
+      </w:r>
+    </w:p>
+    <w:p>
+      <w:pPr>
+        <w:spacing w:before="120" w:after="80"/>
+        <w:rPr>
+          <w:b/>
+          <w:sz w:val="24"/>
+        </w:rPr>
+      </w:pPr>
+      <w:r>
+        <w:rPr>
+          <w:b/>
+          <w:sz w:val="24"/>
+        </w:rPr>
+        <w:t>II. What does the sign say? Choose the correct answer.</w:t>
+      </w:r>
+    </w:p>
+    <w:p>
+      <w:pPr>
+        <w:spacing w:before="120" w:after="80"/>
+        <w:rPr>
+          <w:sz w:val="24"/>
+        </w:rPr>
+      </w:pPr>
+      <w:r>
+        <w:rPr>
+          <w:sz w:val="24"/>
+        </w:rPr>
+        <w:t xml:space="preserve">[TAB2: borderless] </w:t>
+      </w:r>
+      <w:r>
+        <w:rPr>
+          <w:noProof/>
+          <w:sz w:val="24"/>
+        </w:rPr>
+        <w:drawing>
+          <wp:inline distT="0" distB="0" distL="0" distR="0">
+            <wp:extent cx="2160000" cy="1440000"/>
+            <wp:effectExtent l="0" t="0" r="0" b="8255"/>
+            <wp:docPr id="974214335" name="Picture 2"/>
+            <wp:cNvGraphicFramePr/>
+            <a:graphic xmlns:a="http://schemas.openxmlformats.org/drawingml/2006/main">
+              <a:graphicData uri="http://schemas.openxmlformats.org/drawingml/2006/picture">
+                <pic:pic xmlns:pic="http://schemas.openxmlformats.org/drawingml/2006/picture">
+                  <pic:nvPicPr>
+                    <pic:cNvPr id="974214335" name=""/>
+                    <pic:cNvPicPr/>
+                  </pic:nvPicPr>
+                  <pic:blipFill>
+                    <a:blip r:embed="rId7">
+                      <a:extLst>
+                        <a:ext uri="{28A0092B-C50C-407E-A947-70E740481C1C}">
+                          <a14:useLocalDpi xmlns:a14="http://schemas.microsoft.com/office/drawing/2010/main" val="0"/>
+                        </a:ext>
+                      </a:extLst>
+                    </a:blip>
+                    <a:stretch>
+                      <a:fillRect/>
+                    </a:stretch>
+                  </pic:blipFill>
+                  <pic:spPr>
+                    <a:xfrm>
+                      <a:off x="0" y="0"/>
+                      <a:ext cx="2160000" cy="1440000"/>
+                    </a:xfrm>
+                    <a:prstGeom prst="rect">
+                      <a:avLst/>
+                    </a:prstGeom>
+                  </pic:spPr>
+                </pic:pic>
+              </a:graphicData>
+            </a:graphic>
+          </wp:inline>
+        </w:drawing>
+      </w:r>
+      <w:r>
+        <w:rPr>
+          <w:sz w:val="24"/>
+        </w:rPr>
+        <w:t xml:space="preserve"> | [P0] 1. What does this sign mean?</w:t>
+      </w:r>
+    </w:p>
+    <w:p>
+      <w:pPr>
+        <w:spacing w:before="80" w:after="60"/>
+        <w:ind w:left="283"/>
+        <w:rPr>
+          <w:sz w:val="24"/>
+        </w:rPr>
+      </w:pPr>
+      <w:r>
+        <w:rPr>
+          <w:b/>
+          <w:sz w:val="24"/>
+        </w:rPr>
+        <w:t xml:space="preserve">A. </w:t>
+      </w:r>
+      <w:r>
+        <w:rPr>
+          <w:sz w:val="24"/>
+        </w:rPr>
+        <w:t xml:space="preserve"> You must turn left here.</w:t>
+      </w:r>
+    </w:p>
+    <w:p>
+      <w:pPr>
+        <w:spacing w:before="80" w:after="60"/>
+        <w:ind w:left="283"/>
+        <w:rPr>
+          <w:sz w:val="24"/>
+        </w:rPr>
+      </w:pPr>
+      <w:r>
+        <w:rPr>
+          <w:b/>
+          <w:sz w:val="24"/>
+        </w:rPr>
+        <w:t xml:space="preserve">B. </w:t>
+      </w:r>
+      <w:r>
+        <w:rPr>
+          <w:sz w:val="24"/>
+        </w:rPr>
+        <w:t xml:space="preserve"> You cannot turn left.</w:t>
+      </w:r>
+    </w:p>
+    <w:p>
+      <w:pPr>
+        <w:spacing w:before="80" w:after="60"/>
+        <w:ind w:left="283"/>
+        <w:rPr>
+          <w:sz w:val="24"/>
+        </w:rPr>
+      </w:pPr>
+      <w:r>
+        <w:rPr>
+          <w:b/>
+          <w:sz w:val="24"/>
+        </w:rPr>
+        <w:t xml:space="preserve">C. </w:t>
+      </w:r>
+      <w:r>
+        <w:rPr>
+          <w:sz w:val="24"/>
+        </w:rPr>
+        <w:t xml:space="preserve"> Left turn is allowed for buses only.</w:t>
+      </w:r>
+    </w:p>
+    <w:p>
+      <w:pPr>
+        <w:spacing w:before="80" w:after="60"/>
+        <w:ind w:left="283"/>
+        <w:rPr>
+          <w:sz w:val="24"/>
+        </w:rPr>
+      </w:pPr>
+      <w:r>
+        <w:rPr>
+          <w:b/>
+          <w:sz w:val="24"/>
+        </w:rPr>
+        <w:t xml:space="preserve">D. </w:t>
+      </w:r>
+      <w:r>
+        <w:rPr>
+          <w:sz w:val="24"/>
+        </w:rPr>
+        <w:t xml:space="preserve"> Parking on the left is forbidden.</w:t>
+      </w:r>
+    </w:p>
+    <w:p>
+      <w:pPr>
+        <w:spacing w:before="120" w:after="80"/>
+        <w:rPr>
+          <w:b/>
+          <w:sz w:val="24"/>
+        </w:rPr>
+      </w:pPr>
+      <w:r>
+        <w:rPr>
+          <w:b/>
+          <w:sz w:val="24"/>
+        </w:rPr>
+        <w:t>II. What does the sign say? Choose the correct answer.</w:t>
+      </w:r>
+    </w:p>
+    <w:p>
+      <w:pPr>
+        <w:spacing w:before="120" w:after="80"/>
+        <w:rPr>
+          <w:sz w:val="24"/>
+        </w:rPr>
+      </w:pPr>
+      <w:r>
+        <w:rPr>
+          <w:sz w:val="24"/>
+        </w:rPr>
+        <w:t xml:space="preserve">[TAB2: borderless] </w:t>
+      </w:r>
+      <w:r>
+        <w:rPr>
+          <w:noProof/>
+          <w:sz w:val="24"/>
+        </w:rPr>
+        <w:drawing>
+          <wp:inline distT="0" distB="0" distL="0" distR="0">
+            <wp:extent cx="2160000" cy="1440000"/>
+            <wp:effectExtent l="0" t="0" r="0" b="8255"/>
+            <wp:docPr id="892310409" name="Picture 3"/>
+            <wp:cNvGraphicFramePr/>
+            <a:graphic xmlns:a="http://schemas.openxmlformats.org/drawingml/2006/main">
+              <a:graphicData uri="http://schemas.openxmlformats.org/drawingml/2006/picture">
+                <pic:pic xmlns:pic="http://schemas.openxmlformats.org/drawingml/2006/picture">
+                  <pic:nvPicPr>
+                    <pic:cNvPr id="892310409" name=""/>
+                    <pic:cNvPicPr/>
+                  </pic:nvPicPr>
+                  <pic:blipFill>
+                    <a:blip r:embed="rId8">
+                      <a:extLst>
+                        <a:ext uri="{28A0092B-C50C-407E-A947-70E740481C1C}">
+                          <a14:useLocalDpi xmlns:a14="http://schemas.microsoft.com/office/drawing/2010/main" val="0"/>
+                        </a:ext>
+                      </a:extLst>
+                    </a:blip>
+                    <a:stretch>
+                      <a:fillRect/>
+                    </a:stretch>
+                  </pic:blipFill>
+                  <pic:spPr>
+                    <a:xfrm>
+                      <a:off x="0" y="0"/>
+                      <a:ext cx="2160000" cy="1440000"/>
+                    </a:xfrm>
+                    <a:prstGeom prst="rect">
+                      <a:avLst/>
+                    </a:prstGeom>
+                  </pic:spPr>
+                </pic:pic>
+              </a:graphicData>
+            </a:graphic>
+          </wp:inline>
+        </w:drawing>
+      </w:r>
+      <w:r>
+        <w:rPr>
+          <w:sz w:val="24"/>
+        </w:rPr>
+        <w:t xml:space="preserve"> | [P0] 1. What does this sign mean?</w:t>
+      </w:r>
+    </w:p>
+    <w:p>
+      <w:pPr>
+        <w:spacing w:before="80" w:after="60"/>
+        <w:ind w:left="283"/>
+        <w:rPr>
+          <w:sz w:val="24"/>
+        </w:rPr>
+      </w:pPr>
+      <w:r>
+        <w:rPr>
+          <w:b/>
+          <w:sz w:val="24"/>
+        </w:rPr>
+        <w:t xml:space="preserve">A. </w:t>
+      </w:r>
+      <w:r>
+        <w:rPr>
+          <w:sz w:val="24"/>
+        </w:rPr>
+        <w:t xml:space="preserve"> You must turn left here.</w:t>
+      </w:r>
+    </w:p>
+    <w:p>
+      <w:pPr>
+        <w:spacing w:before="80" w:after="60"/>
+        <w:ind w:left="283"/>
+        <w:rPr>
+          <w:sz w:val="24"/>
+        </w:rPr>
+      </w:pPr>
+      <w:r>
+        <w:rPr>
+          <w:b/>
+          <w:sz w:val="24"/>
+        </w:rPr>
+        <w:t xml:space="preserve">B. </w:t>
+      </w:r>
+      <w:r>
+        <w:rPr>
+          <w:sz w:val="24"/>
+        </w:rPr>
+        <w:t xml:space="preserve"> You cannot turn left.</w:t>
+      </w:r>
+    </w:p>
+    <w:p>
+      <w:pPr>
+        <w:spacing w:before="80" w:after="60"/>
+        <w:ind w:left="283"/>
+        <w:rPr>
+          <w:sz w:val="24"/>
+        </w:rPr>
+      </w:pPr>
+      <w:r>
+        <w:rPr>
+          <w:b/>
+          <w:sz w:val="24"/>
+        </w:rPr>
+        <w:t xml:space="preserve">C. </w:t>
+      </w:r>
+      <w:r>
+        <w:rPr>
+          <w:sz w:val="24"/>
+        </w:rPr>
+        <w:t xml:space="preserve"> Left turn is allowed for buses only.</w:t>
+      </w:r>
+    </w:p>
+    <w:p>
+      <w:pPr>
+        <w:spacing w:before="80" w:after="60"/>
+        <w:ind w:left="283"/>
+        <w:rPr>
+          <w:sz w:val="24"/>
+        </w:rPr>
+      </w:pPr>
+      <w:r>
+        <w:rPr>
+          <w:b/>
+          <w:sz w:val="24"/>
+        </w:rPr>
+        <w:t xml:space="preserve">D. </w:t>
+      </w:r>
+      <w:r>
+        <w:rPr>
+          <w:sz w:val="24"/>
+        </w:rPr>
+        <w:t xml:space="preserve"> Parking on the left is forbidden.</w:t>
+      </w:r>
+    </w:p>
+    <w:p>
+      <w:pPr>
+        <w:spacing w:before="120" w:after="80"/>
+        <w:rPr>
+          <w:b/>
+          <w:sz w:val="24"/>
+        </w:rPr>
+      </w:pPr>
+      <w:r>
+        <w:rPr>
+          <w:b/>
+          <w:sz w:val="24"/>
+        </w:rPr>
+        <w:t>II. What does the sign say? Choose the correct answer.</w:t>
+      </w:r>
+    </w:p>
+    <w:p>
+      <w:pPr>
+        <w:spacing w:before="120" w:after="80"/>
+        <w:rPr>
+          <w:sz w:val="24"/>
+        </w:rPr>
+      </w:pPr>
+      <w:r>
+        <w:rPr>
+          <w:sz w:val="24"/>
+        </w:rPr>
+        <w:lastRenderedPageBreak/>
+        <w:t xml:space="preserve">[TAB2: borderless] </w:t>
+      </w:r>
+      <w:r>
+        <w:rPr>
+          <w:noProof/>
+          <w:sz w:val="24"/>
+        </w:rPr>
+        <w:drawing>
+          <wp:inline distT="0" distB="0" distL="0" distR="0">
+            <wp:extent cx="2160000" cy="1440000"/>
+            <wp:effectExtent l="0" t="0" r="0" b="8255"/>
+            <wp:docPr id="1974192293" name="Picture 4"/>
+            <wp:cNvGraphicFramePr/>
+            <a:graphic xmlns:a="http://schemas.openxmlformats.org/drawingml/2006/main">
+              <a:graphicData uri="http://schemas.openxmlformats.org/drawingml/2006/picture">
+                <pic:pic xmlns:pic="http://schemas.openxmlformats.org/drawingml/2006/picture">
+                  <pic:nvPicPr>
+                    <pic:cNvPr id="1974192293" name=""/>
+                    <pic:cNvPicPr/>
+                  </pic:nvPicPr>
+                  <pic:blipFill>
+                    <a:blip r:embed="rId8">
+                      <a:extLst>
+                        <a:ext uri="{28A0092B-C50C-407E-A947-70E740481C1C}">
+                          <a14:useLocalDpi xmlns:a14="http://schemas.microsoft.com/office/drawing/2010/main" val="0"/>
+                        </a:ext>
+                      </a:extLst>
+                    </a:blip>
+                    <a:stretch>
+                      <a:fillRect/>
+                    </a:stretch>
+                  </pic:blipFill>
+                  <pic:spPr>
+                    <a:xfrm>
+                      <a:off x="0" y="0"/>
+                      <a:ext cx="2160000" cy="1440000"/>
+                    </a:xfrm>
+                    <a:prstGeom prst="rect">
+                      <a:avLst/>
+                    </a:prstGeom>
+                  </pic:spPr>
+                </pic:pic>
+              </a:graphicData>
+            </a:graphic>
+          </wp:inline>
+        </w:drawing>
+      </w:r>
+      <w:r>
+        <w:rPr>
+          <w:sz w:val="24"/>
+        </w:rPr>
+        <w:t xml:space="preserve"> | [P0] 1. What does this sign mean?</w:t>
+      </w:r>
+    </w:p>
+    <w:p>
+      <w:pPr>
+        <w:spacing w:before="80" w:after="60"/>
+        <w:ind w:left="283"/>
+        <w:rPr>
+          <w:sz w:val="24"/>
+        </w:rPr>
+      </w:pPr>
+      <w:r>
+        <w:rPr>
+          <w:b/>
+          <w:sz w:val="24"/>
+        </w:rPr>
+        <w:t xml:space="preserve">A. </w:t>
+      </w:r>
+      <w:r>
+        <w:rPr>
+          <w:sz w:val="24"/>
+        </w:rPr>
+        <w:t xml:space="preserve"> You must turn left here.</w:t>
+      </w:r>
+    </w:p>
+    <w:p>
+      <w:pPr>
+        <w:spacing w:before="80" w:after="60"/>
+        <w:ind w:left="283"/>
+        <w:rPr>
+          <w:sz w:val="24"/>
+        </w:rPr>
+      </w:pPr>
+      <w:r>
+        <w:rPr>
+          <w:b/>
+          <w:sz w:val="24"/>
+        </w:rPr>
+        <w:t xml:space="preserve">B. </w:t>
+      </w:r>
+      <w:r>
+        <w:rPr>
+          <w:sz w:val="24"/>
+        </w:rPr>
+        <w:t xml:space="preserve"> You cannot turn left.</w:t>
+      </w:r>
+    </w:p>
+    <w:p>
+      <w:pPr>
+        <w:spacing w:before="80" w:after="60"/>
+        <w:ind w:left="283"/>
+        <w:rPr>
+          <w:sz w:val="24"/>
+        </w:rPr>
+      </w:pPr>
+      <w:r>
+        <w:rPr>
+          <w:b/>
+          <w:sz w:val="24"/>
+        </w:rPr>
+        <w:t xml:space="preserve">C. </w:t>
+      </w:r>
+      <w:r>
+        <w:rPr>
+          <w:sz w:val="24"/>
+        </w:rPr>
+        <w:t xml:space="preserve"> Left turn is allowed for buses only.</w:t>
+      </w:r>
+    </w:p>
+    <w:p>
+      <w:pPr>
+        <w:spacing w:before="80" w:after="60"/>
+        <w:ind w:left="283"/>
+        <w:rPr>
+          <w:sz w:val="24"/>
+        </w:rPr>
+      </w:pPr>
+      <w:r>
+        <w:rPr>
+          <w:b/>
+          <w:sz w:val="24"/>
+        </w:rPr>
+        <w:t xml:space="preserve">D. </w:t>
+      </w:r>
+      <w:r>
+        <w:rPr>
+          <w:sz w:val="24"/>
+        </w:rPr>
+        <w:t xml:space="preserve"> Parking on the left is forbidden.</w:t>
+      </w:r>
+    </w:p>
+    <w:p>
+      <w:pPr>
+        <w:spacing w:before="120" w:after="80"/>
+        <w:rPr>
+          <w:b/>
+          <w:sz w:val="24"/>
+        </w:rPr>
+      </w:pPr>
+      <w:r>
+        <w:rPr>
+          <w:b/>
+          <w:sz w:val="24"/>
+        </w:rPr>
+        <w:t>II. What does the sign say? Choose the correct answer.</w:t>
+      </w:r>
+    </w:p>
+    <w:p>
+      <w:pPr>
+        <w:spacing w:before="120" w:after="80"/>
+        <w:rPr>
+          <w:sz w:val="24"/>
+        </w:rPr>
+      </w:pPr>
+      <w:r>
+        <w:rPr>
+          <w:sz w:val="24"/>
+        </w:rPr>
+        <w:t xml:space="preserve">[TAB2: borderless] </w:t>
+      </w:r>
+      <w:r>
+        <w:rPr>
+          <w:noProof/>
+          <w:sz w:val="24"/>
+        </w:rPr>
+        <w:drawing>
+          <wp:inline distT="0" distB="0" distL="0" distR="0">
+            <wp:extent cx="2160000" cy="1440000"/>
+            <wp:effectExtent l="0" t="0" r="0" b="8255"/>
+            <wp:docPr id="1846862289" name="Picture 5"/>
+            <wp:cNvGraphicFramePr/>
+            <a:graphic xmlns:a="http://schemas.openxmlformats.org/drawingml/2006/main">
+              <a:graphicData uri="http://schemas.openxmlformats.org/drawingml/2006/picture">
+                <pic:pic xmlns:pic="http://schemas.openxmlformats.org/drawingml/2006/picture">
+                  <pic:nvPicPr>
+                    <pic:cNvPr id="1846862289" name=""/>
+                    <pic:cNvPicPr/>
+                  </pic:nvPicPr>
+                  <pic:blipFill>
+                    <a:blip r:embed="rId8">
+                      <a:extLst>
+                        <a:ext uri="{28A0092B-C50C-407E-A947-70E740481C1C}">
+                          <a14:useLocalDpi xmlns:a14="http://schemas.microsoft.com/office/drawing/2010/main" val="0"/>
+                        </a:ext>
+                      </a:extLst>
+                    </a:blip>
+                    <a:stretch>
+                      <a:fillRect/>
+                    </a:stretch>
+                  </pic:blipFill>
+                  <pic:spPr>
+                    <a:xfrm>
+                      <a:off x="0" y="0"/>
+                      <a:ext cx="2160000" cy="1440000"/>
+                    </a:xfrm>
+                    <a:prstGeom prst="rect">
+                      <a:avLst/>
+                    </a:prstGeom>
+                  </pic:spPr>
+                </pic:pic>
+              </a:graphicData>
+            </a:graphic>
+          </wp:inline>
+        </w:drawing>
+      </w:r>
+      <w:r>
+        <w:rPr>
+          <w:sz w:val="24"/>
+        </w:rPr>
+        <w:t xml:space="preserve"> | [P0] 1. What does this sign mean?</w:t>
+      </w:r>
+    </w:p>
+    <w:p>
+      <w:pPr>
+        <w:spacing w:before="80" w:after="60"/>
+        <w:ind w:left="283"/>
+        <w:rPr>
+          <w:sz w:val="24"/>
+        </w:rPr>
+      </w:pPr>
+      <w:r>
+        <w:rPr>
+          <w:b/>
+          <w:sz w:val="24"/>
+        </w:rPr>
+        <w:t xml:space="preserve">A. </w:t>
+      </w:r>
+      <w:r>
+        <w:rPr>
+          <w:sz w:val="24"/>
+        </w:rPr>
+        <w:t xml:space="preserve"> You must turn left here.</w:t>
+      </w:r>
+    </w:p>
+    <w:p>
+      <w:pPr>
+        <w:spacing w:before="80" w:after="60"/>
+        <w:ind w:left="283"/>
+        <w:rPr>
+          <w:sz w:val="24"/>
+        </w:rPr>
+      </w:pPr>
+      <w:r>
+        <w:rPr>
+          <w:b/>
+          <w:sz w:val="24"/>
+        </w:rPr>
+        <w:t xml:space="preserve">B. </w:t>
+      </w:r>
+      <w:r>
+        <w:rPr>
+          <w:sz w:val="24"/>
+        </w:rPr>
+        <w:t xml:space="preserve"> You cannot turn left.</w:t>
+      </w:r>
+    </w:p>
+    <w:p>
+      <w:pPr>
+        <w:spacing w:before="80" w:after="60"/>
+        <w:ind w:left="283"/>
+        <w:rPr>
+          <w:sz w:val="24"/>
+        </w:rPr>
+      </w:pPr>
+      <w:r>
+        <w:rPr>
+          <w:b/>
+          <w:sz w:val="24"/>
+        </w:rPr>
+        <w:t xml:space="preserve">C. </w:t>
+      </w:r>
+      <w:r>
+        <w:rPr>
+          <w:sz w:val="24"/>
+        </w:rPr>
+        <w:t xml:space="preserve"> Left turn is allowed for buses only.</w:t>
+      </w:r>
+    </w:p>
+    <w:p>
+      <w:pPr>
+        <w:spacing w:before="80" w:after="60"/>
+        <w:ind w:left="283"/>
+        <w:rPr>
+          <w:sz w:val="24"/>
+        </w:rPr>
+      </w:pPr>
+      <w:r>
+        <w:rPr>
+          <w:b/>
+          <w:sz w:val="24"/>
+        </w:rPr>
+        <w:t xml:space="preserve">D. </w:t>
+      </w:r>
+      <w:r>
+        <w:rPr>
+          <w:sz w:val="24"/>
+        </w:rPr>
+        <w:t xml:space="preserve"> Parking on the left is forbidden.</w:t>
+      </w:r>
+    </w:p>
+    <w:p>
+      <w:pPr>
+        <w:spacing w:before="120" w:after="80"/>
+        <w:rPr>
+          <w:b/>
+          <w:sz w:val="24"/>
+        </w:rPr>
+      </w:pPr>
+      <w:r>
+        <w:rPr>
+          <w:b/>
+          <w:sz w:val="24"/>
+        </w:rPr>
+        <w:t>II. What does the sign say? Choose the correct answer.</w:t>
+      </w:r>
+    </w:p>
+    <w:p>
+      <w:pPr>
+        <w:spacing w:before="120" w:after="80"/>
+        <w:rPr>
+          <w:sz w:val="24"/>
+        </w:rPr>
+      </w:pPr>
+      <w:r>
+        <w:rPr>
+          <w:sz w:val="24"/>
+        </w:rPr>
+        <w:t xml:space="preserve">[TAB2: borderless] </w:t>
+      </w:r>
+      <w:r>
+        <w:rPr>
+          <w:noProof/>
+          <w:sz w:val="24"/>
+        </w:rPr>
+        <w:drawing>
+          <wp:inline distT="0" distB="0" distL="0" distR="0">
+            <wp:extent cx="2160000" cy="1440000"/>
+            <wp:effectExtent l="0" t="0" r="0" b="8255"/>
+            <wp:docPr id="776522307" name="Picture 6"/>
+            <wp:cNvGraphicFramePr/>
+            <a:graphic xmlns:a="http://schemas.openxmlformats.org/drawingml/2006/main">
+              <a:graphicData uri="http://schemas.openxmlformats.org/drawingml/2006/picture">
+                <pic:pic xmlns:pic="http://schemas.openxmlformats.org/drawingml/2006/picture">
+                  <pic:nvPicPr>
+                    <pic:cNvPr id="776522307" name=""/>
+                    <pic:cNvPicPr/>
+                  </pic:nvPicPr>
+                  <pic:blipFill>
+                    <a:blip r:embed="rId8">
+                      <a:extLst>
+                        <a:ext uri="{28A0092B-C50C-407E-A947-70E740481C1C}">
+                          <a14:useLocalDpi xmlns:a14="http://schemas.microsoft.com/office/drawing/2010/main" val="0"/>
+                        </a:ext>
+                      </a:extLst>
+                    </a:blip>
+                    <a:stretch>
+                      <a:fillRect/>
+                    </a:stretch>
+                  </pic:blipFill>
+                  <pic:spPr>
+                    <a:xfrm>
+                      <a:off x="0" y="0"/>
+                      <a:ext cx="2160000" cy="1440000"/>
+                    </a:xfrm>
+                    <a:prstGeom prst="rect">
+                      <a:avLst/>
+                    </a:prstGeom>
+                  </pic:spPr>
+                </pic:pic>
+              </a:graphicData>
+            </a:graphic>
+          </wp:inline>
+        </w:drawing>
+      </w:r>
+      <w:r>
+        <w:rPr>
+          <w:sz w:val="24"/>
+        </w:rPr>
+        <w:t xml:space="preserve"> | [P0] 1. What does this sign mean?</w:t>
+      </w:r>
+    </w:p>
+    <w:p>
+      <w:pPr>
+        <w:spacing w:before="80" w:after="60"/>
+        <w:ind w:left="283"/>
+        <w:rPr>
+          <w:sz w:val="24"/>
+        </w:rPr>
+      </w:pPr>
+      <w:r>
+        <w:rPr>
+          <w:b/>
+          <w:sz w:val="24"/>
+        </w:rPr>
+        <w:t xml:space="preserve">A. </w:t>
+      </w:r>
+      <w:r>
+        <w:rPr>
+          <w:sz w:val="24"/>
+        </w:rPr>
+        <w:t xml:space="preserve"> You must turn left here.</w:t>
+      </w:r>
+    </w:p>
+    <w:p>
+      <w:pPr>
+        <w:spacing w:before="80" w:after="60"/>
+        <w:ind w:left="283"/>
+        <w:rPr>
+          <w:sz w:val="24"/>
+        </w:rPr>
+      </w:pPr>
+      <w:r>
+        <w:rPr>
+          <w:b/>
+          <w:sz w:val="24"/>
+        </w:rPr>
+        <w:t xml:space="preserve">B. </w:t>
+      </w:r>
+      <w:r>
+        <w:rPr>
+          <w:sz w:val="24"/>
+        </w:rPr>
+        <w:t xml:space="preserve"> You cannot turn left.</w:t>
+      </w:r>
+    </w:p>
+    <w:p>
+      <w:pPr>
+        <w:spacing w:before="80" w:after="60"/>
+        <w:ind w:left="283"/>
+        <w:rPr>
+          <w:sz w:val="24"/>
+        </w:rPr>
+      </w:pPr>
+      <w:r>
+        <w:rPr>
+          <w:b/>
+          <w:sz w:val="24"/>
+        </w:rPr>
+        <w:t xml:space="preserve">C. </w:t>
+      </w:r>
+      <w:r>
+        <w:rPr>
+          <w:sz w:val="24"/>
+        </w:rPr>
+        <w:t xml:space="preserve"> Left turn is allowed for buses only.</w:t>
+      </w:r>
+    </w:p>
+    <w:p>
+      <w:pPr>
+        <w:spacing w:before="80" w:after="60"/>
+        <w:ind w:left="283"/>
+        <w:rPr>
+          <w:sz w:val="24"/>
+        </w:rPr>
+      </w:pPr>
+      <w:r>
+        <w:rPr>
+          <w:b/>
+          <w:sz w:val="24"/>
+        </w:rPr>
+        <w:t xml:space="preserve">D. </w:t>
+      </w:r>
+      <w:r>
+        <w:rPr>
+          <w:sz w:val="24"/>
+        </w:rPr>
+        <w:t xml:space="preserve"> Parking on the left is forbidden.</w:t>
+      </w:r>
+    </w:p>
+    <w:p>
+      <w:pPr>
+        <w:spacing w:before="120" w:after="80"/>
+        <w:rPr>
+          <w:b/>
+          <w:sz w:val="24"/>
+        </w:rPr>
+      </w:pPr>
+      <w:r>
+        <w:rPr>
+          <w:b/>
+          <w:sz w:val="24"/>
+        </w:rPr>
+        <w:t>II. What does the sign say? Choose the correct answer.</w:t>
+      </w:r>
+    </w:p>
+    <w:p>
+      <w:pPr>
+        <w:spacing w:before="120" w:after="80"/>
+        <w:rPr>
+          <w:sz w:val="24"/>
+        </w:rPr>
+      </w:pPr>
+      <w:r>
+        <w:rPr>
+          <w:sz w:val="24"/>
+        </w:rPr>
+        <w:lastRenderedPageBreak/>
+        <w:t xml:space="preserve">[TAB2: borderless] </w:t>
+      </w:r>
+      <w:r>
+        <w:rPr>
+          <w:noProof/>
+          <w:sz w:val="24"/>
+        </w:rPr>
+        <w:drawing>
+          <wp:inline distT="0" distB="0" distL="0" distR="0">
+            <wp:extent cx="2160000" cy="1440000"/>
+            <wp:effectExtent l="0" t="0" r="0" b="8255"/>
+            <wp:docPr id="496803042" name="Picture 7"/>
+            <wp:cNvGraphicFramePr/>
+            <a:graphic xmlns:a="http://schemas.openxmlformats.org/drawingml/2006/main">
+              <a:graphicData uri="http://schemas.openxmlformats.org/drawingml/2006/picture">
+                <pic:pic xmlns:pic="http://schemas.openxmlformats.org/drawingml/2006/picture">
+                  <pic:nvPicPr>
+                    <pic:cNvPr id="496803042" name=""/>
+                    <pic:cNvPicPr/>
+                  </pic:nvPicPr>
+                  <pic:blipFill>
+                    <a:blip r:embed="rId8">
+                      <a:extLst>
+                        <a:ext uri="{28A0092B-C50C-407E-A947-70E740481C1C}">
+                          <a14:useLocalDpi xmlns:a14="http://schemas.microsoft.com/office/drawing/2010/main" val="0"/>
+                        </a:ext>
+                      </a:extLst>
+                    </a:blip>
+                    <a:stretch>
+                      <a:fillRect/>
+                    </a:stretch>
+                  </pic:blipFill>
+                  <pic:spPr>
+                    <a:xfrm>
+                      <a:off x="0" y="0"/>
+                      <a:ext cx="2160000" cy="1440000"/>
+                    </a:xfrm>
+                    <a:prstGeom prst="rect">
+                      <a:avLst/>
+                    </a:prstGeom>
+                  </pic:spPr>
+                </pic:pic>
+              </a:graphicData>
+            </a:graphic>
+          </wp:inline>
+        </w:drawing>
+      </w:r>
+      <w:r>
+        <w:rPr>
+          <w:sz w:val="24"/>
+        </w:rPr>
+        <w:t xml:space="preserve"> | [P0] 1. What does this sign mean?</w:t>
+      </w:r>
+    </w:p>
+    <w:p>
+      <w:pPr>
+        <w:spacing w:before="80" w:after="60"/>
+        <w:ind w:left="283"/>
+        <w:rPr>
+          <w:sz w:val="24"/>
+        </w:rPr>
+      </w:pPr>
+      <w:r>
+        <w:rPr>
+          <w:b/>
+          <w:sz w:val="24"/>
+        </w:rPr>
+        <w:t xml:space="preserve">A. </w:t>
+      </w:r>
+      <w:r>
+        <w:rPr>
+          <w:sz w:val="24"/>
+        </w:rPr>
+        <w:t xml:space="preserve"> You must turn left here.</w:t>
+      </w:r>
+    </w:p>
+    <w:p>
+      <w:pPr>
+        <w:spacing w:before="80" w:after="60"/>
+        <w:ind w:left="283"/>
+        <w:rPr>
+          <w:sz w:val="24"/>
+        </w:rPr>
+      </w:pPr>
+      <w:r>
+        <w:rPr>
+          <w:b/>
+          <w:sz w:val="24"/>
+        </w:rPr>
+        <w:t xml:space="preserve">B. </w:t>
+      </w:r>
+      <w:r>
+        <w:rPr>
+          <w:sz w:val="24"/>
+        </w:rPr>
+        <w:t xml:space="preserve"> You cannot turn left.</w:t>
+      </w:r>
+    </w:p>
+    <w:p>
+      <w:pPr>
+        <w:spacing w:before="80" w:after="60"/>
+        <w:ind w:left="283"/>
+        <w:rPr>
+          <w:sz w:val="24"/>
+        </w:rPr>
+      </w:pPr>
+      <w:r>
+        <w:rPr>
+          <w:b/>
+          <w:sz w:val="24"/>
+        </w:rPr>
+        <w:t xml:space="preserve">C. </w:t>
+      </w:r>
+      <w:r>
+        <w:rPr>
+          <w:sz w:val="24"/>
+        </w:rPr>
+        <w:t xml:space="preserve"> Left turn is allowed for buses only.</w:t>
+      </w:r>
+    </w:p>
+    <w:p>
+      <w:pPr>
+        <w:spacing w:before="80" w:after="60"/>
+        <w:ind w:left="283"/>
+        <w:rPr>
+          <w:sz w:val="24"/>
+        </w:rPr>
+      </w:pPr>
+      <w:r>
+        <w:rPr>
+          <w:b/>
+          <w:sz w:val="24"/>
+        </w:rPr>
+        <w:t xml:space="preserve">D. </w:t>
+      </w:r>
+      <w:r>
+        <w:rPr>
+          <w:sz w:val="24"/>
+        </w:rPr>
+        <w:t xml:space="preserve"> Parking on the left is forbidden.</w:t>
+      </w:r>
+    </w:p>
+    <w:p>
+      <w:pPr>
+        <w:spacing w:before="120" w:after="80"/>
+        <w:rPr>
+          <w:b/>
+          <w:sz w:val="24"/>
+        </w:rPr>
+      </w:pPr>
+      <w:r>
+        <w:rPr>
+          <w:b/>
+          <w:sz w:val="24"/>
+        </w:rPr>
+        <w:t>II. What does the sign say? Choose the correct answer.</w:t>
+      </w:r>
+    </w:p>
+    <w:p>
+      <w:pPr>
+        <w:spacing w:before="120" w:after="80"/>
+        <w:rPr>
+          <w:sz w:val="24"/>
+        </w:rPr>
+      </w:pPr>
+      <w:r>
+        <w:rPr>
+          <w:sz w:val="24"/>
+        </w:rPr>
+        <w:t xml:space="preserve">[TAB2: borderless] </w:t>
+      </w:r>
+      <w:r>
+        <w:rPr>
+          <w:noProof/>
+          <w:sz w:val="24"/>
+        </w:rPr>
+        <w:drawing>
+          <wp:inline distT="0" distB="0" distL="0" distR="0">
+            <wp:extent cx="2160000" cy="1440000"/>
+            <wp:effectExtent l="0" t="0" r="0" b="8255"/>
+            <wp:docPr id="867493899" name="Picture 8"/>
+            <wp:cNvGraphicFramePr/>
+            <a:graphic xmlns:a="http://schemas.openxmlformats.org/drawingml/2006/main">
+              <a:graphicData uri="http://schemas.openxmlformats.org/drawingml/2006/picture">
+                <pic:pic xmlns:pic="http://schemas.openxmlformats.org/drawingml/2006/picture">
+                  <pic:nvPicPr>
+                    <pic:cNvPr id="867493899" name=""/>
+                    <pic:cNvPicPr/>
+                  </pic:nvPicPr>
+                  <pic:blipFill>
+                    <a:blip r:embed="rId8">
+                      <a:extLst>
+                        <a:ext uri="{28A0092B-C50C-407E-A947-70E740481C1C}">
+                          <a14:useLocalDpi xmlns:a14="http://schemas.microsoft.com/office/drawing/2010/main" val="0"/>
+                        </a:ext>
+                      </a:extLst>
+                    </a:blip>
+                    <a:stretch>
+                      <a:fillRect/>
+                    </a:stretch>
+                  </pic:blipFill>
+                  <pic:spPr>
+                    <a:xfrm>
+                      <a:off x="0" y="0"/>
+                      <a:ext cx="2160000" cy="1440000"/>
+                    </a:xfrm>
+                    <a:prstGeom prst="rect">
+                      <a:avLst/>
+                    </a:prstGeom>
+                  </pic:spPr>
+                </pic:pic>
+              </a:graphicData>
+            </a:graphic>
+          </wp:inline>
+        </w:drawing>
+      </w:r>
+      <w:r>
+        <w:rPr>
+          <w:sz w:val="24"/>
+        </w:rPr>
+        <w:t xml:space="preserve"> | [P0] 1. What does this sign mean?</w:t>
+      </w:r>
+    </w:p>
+    <w:p>
+      <w:pPr>
+        <w:spacing w:before="80" w:after="60"/>
+        <w:ind w:left="283"/>
+        <w:rPr>
+          <w:sz w:val="24"/>
+        </w:rPr>
+      </w:pPr>
+      <w:r>
+        <w:rPr>
+          <w:b/>
+          <w:sz w:val="24"/>
+        </w:rPr>
+        <w:t xml:space="preserve">A. </w:t>
+      </w:r>
+      <w:r>
+        <w:rPr>
+          <w:sz w:val="24"/>
+        </w:rPr>
+        <w:t xml:space="preserve"> You must turn left here.</w:t>
+      </w:r>
+    </w:p>
+    <w:p>
+      <w:pPr>
+        <w:spacing w:before="80" w:after="60"/>
+        <w:ind w:left="283"/>
+        <w:rPr>
+          <w:sz w:val="24"/>
+        </w:rPr>
+      </w:pPr>
+      <w:r>
+        <w:rPr>
+          <w:b/>
+          <w:sz w:val="24"/>
+        </w:rPr>
+        <w:t xml:space="preserve">B. </w:t>
+      </w:r>
+      <w:r>
+        <w:rPr>
+          <w:sz w:val="24"/>
+        </w:rPr>
+        <w:t xml:space="preserve"> You cannot turn left.</w:t>
+      </w:r>
+    </w:p>
+    <w:p>
+      <w:pPr>
+        <w:spacing w:before="80" w:after="60"/>
+        <w:ind w:left="283"/>
+        <w:rPr>
+          <w:sz w:val="24"/>
+        </w:rPr>
+      </w:pPr>
+      <w:r>
+        <w:rPr>
+          <w:b/>
+          <w:sz w:val="24"/>
+        </w:rPr>
+        <w:t xml:space="preserve">C. </w:t>
+      </w:r>
+      <w:r>
+        <w:rPr>
+          <w:sz w:val="24"/>
+        </w:rPr>
+        <w:t xml:space="preserve"> Left turn is allowed for buses only.</w:t>
+      </w:r>
+    </w:p>
+    <w:p>
+      <w:pPr>
+        <w:spacing w:before="80" w:after="60"/>
+        <w:ind w:left="283"/>
+        <w:rPr>
+          <w:sz w:val="24"/>
+        </w:rPr>
+      </w:pPr>
+      <w:r>
+        <w:rPr>
+          <w:b/>
+          <w:sz w:val="24"/>
+        </w:rPr>
+        <w:t xml:space="preserve">D. </w:t>
+      </w:r>
+      <w:r>
+        <w:rPr>
+          <w:sz w:val="24"/>
+        </w:rPr>
+        <w:t xml:space="preserve"> Parking on the left is forbidden.</w:t>
+      </w:r>
+    </w:p>
+    <w:p>
+      <w:pPr>
+        <w:spacing w:before="120" w:after="80"/>
+        <w:rPr>
+          <w:b/>
+          <w:sz w:val="24"/>
+        </w:rPr>
+      </w:pPr>
+      <w:r>
+        <w:rPr>
+          <w:b/>
+          <w:sz w:val="24"/>
+        </w:rPr>
+        <w:t>II. What does the sign say? Choose the correct answer.</w:t>
+      </w:r>
+    </w:p>
+    <w:p>
+      <w:pPr>
+        <w:spacing w:before="120" w:after="80"/>
+        <w:rPr>
+          <w:sz w:val="24"/>
+        </w:rPr>
+      </w:pPr>
+      <w:r>
+        <w:rPr>
+          <w:sz w:val="24"/>
+        </w:rPr>
+        <w:t xml:space="preserve">[TAB2: borderless] </w:t>
+      </w:r>
+      <w:r>
+        <w:rPr>
+          <w:noProof/>
+          <w:sz w:val="24"/>
+        </w:rPr>
+        <w:drawing>
+          <wp:inline distT="0" distB="0" distL="0" distR="0">
+            <wp:extent cx="2160000" cy="1440000"/>
+            <wp:effectExtent l="0" t="0" r="0" b="8255"/>
+            <wp:docPr id="1109392754" name="Picture 9"/>
+            <wp:cNvGraphicFramePr/>
+            <a:graphic xmlns:a="http://schemas.openxmlformats.org/drawingml/2006/main">
+              <a:graphicData uri="http://schemas.openxmlformats.org/drawingml/2006/picture">
+                <pic:pic xmlns:pic="http://schemas.openxmlformats.org/drawingml/2006/picture">
+                  <pic:nvPicPr>
+                    <pic:cNvPr id="1109392754" name=""/>
+                    <pic:cNvPicPr/>
+                  </pic:nvPicPr>
+                  <pic:blipFill>
+                    <a:blip r:embed="rId8">
+                      <a:extLst>
+                        <a:ext uri="{28A0092B-C50C-407E-A947-70E740481C1C}">
+                          <a14:useLocalDpi xmlns:a14="http://schemas.microsoft.com/office/drawing/2010/main" val="0"/>
+                        </a:ext>
+                      </a:extLst>
+                    </a:blip>
+                    <a:stretch>
+                      <a:fillRect/>
+                    </a:stretch>
+                  </pic:blipFill>
+                  <pic:spPr>
+                    <a:xfrm>
+                      <a:off x="0" y="0"/>
+                      <a:ext cx="2160000" cy="1440000"/>
+                    </a:xfrm>
+                    <a:prstGeom prst="rect">
+                      <a:avLst/>
+                    </a:prstGeom>
+                  </pic:spPr>
+                </pic:pic>
+              </a:graphicData>
+            </a:graphic>
+          </wp:inline>
+        </w:drawing>
+      </w:r>
+      <w:r>
+        <w:rPr>
+          <w:sz w:val="24"/>
+        </w:rPr>
+        <w:t xml:space="preserve"> | [P0] 1. What does this sign mean?</w:t>
+      </w:r>
+    </w:p>
+    <w:p>
+      <w:pPr>
+        <w:spacing w:before="80" w:after="60"/>
+        <w:ind w:left="283"/>
+        <w:rPr>
+          <w:sz w:val="24"/>
+        </w:rPr>
+      </w:pPr>
+      <w:r>
+        <w:rPr>
+          <w:b/>
+          <w:sz w:val="24"/>
+        </w:rPr>
+        <w:t xml:space="preserve">A. </w:t>
+      </w:r>
+      <w:r>
+        <w:rPr>
+          <w:sz w:val="24"/>
+        </w:rPr>
+        <w:t xml:space="preserve"> You must turn left here.</w:t>
+      </w:r>
+    </w:p>
+    <w:p>
+      <w:pPr>
+        <w:spacing w:before="80" w:after="60"/>
+        <w:ind w:left="283"/>
+        <w:rPr>
+          <w:sz w:val="24"/>
+        </w:rPr>
+      </w:pPr>
+      <w:r>
+        <w:rPr>
+          <w:b/>
+          <w:sz w:val="24"/>
+        </w:rPr>
+        <w:t xml:space="preserve">B. </w:t>
+      </w:r>
+      <w:r>
+        <w:rPr>
+          <w:sz w:val="24"/>
+        </w:rPr>
+        <w:t xml:space="preserve"> You cannot turn left.</w:t>
+      </w:r>
+    </w:p>
+    <w:p>
+      <w:pPr>
+        <w:spacing w:before="80" w:after="60"/>
+        <w:ind w:left="283"/>
+        <w:rPr>
+          <w:sz w:val="24"/>
+        </w:rPr>
+      </w:pPr>
+      <w:r>
+        <w:rPr>
+          <w:b/>
+          <w:sz w:val="24"/>
+        </w:rPr>
+        <w:t xml:space="preserve">C. </w:t>
+      </w:r>
+      <w:r>
+        <w:rPr>
+          <w:sz w:val="24"/>
+        </w:rPr>
+        <w:t xml:space="preserve"> Left turn is allowed for buses only.</w:t>
+      </w:r>
+    </w:p>
+    <w:p>
+      <w:pPr>
+        <w:spacing w:before="80" w:after="60"/>
+        <w:ind w:left="283"/>
+        <w:rPr>
+          <w:sz w:val="24"/>
+        </w:rPr>
+      </w:pPr>
+      <w:r>
+        <w:rPr>
+          <w:b/>
+          <w:sz w:val="24"/>
+        </w:rPr>
+        <w:t xml:space="preserve">D. </w:t>
+      </w:r>
+      <w:r>
+        <w:rPr>
+          <w:sz w:val="24"/>
+        </w:rPr>
+        <w:t xml:space="preserve"> Parking on the left is forbidden.</w:t>
+      </w:r>
+    </w:p>
+    <w:p>
+      <w:pPr>
+        <w:spacing w:before="120" w:after="80"/>
+        <w:rPr>
+          <w:b/>
+          <w:sz w:val="24"/>
+        </w:rPr>
+      </w:pPr>
+      <w:r>
+        <w:rPr>
+          <w:b/>
+          <w:sz w:val="24"/>
+        </w:rPr>
+        <w:t>II. What does the sign say? Choose the correct answer.</w:t>
+      </w:r>
+    </w:p>
+    <w:p>
+      <w:pPr>
+        <w:spacing w:before="120" w:after="80"/>
+        <w:rPr>
+          <w:sz w:val="24"/>
+        </w:rPr>
+      </w:pPr>
+      <w:r>
+        <w:rPr>
+          <w:sz w:val="24"/>
+        </w:rPr>
+        <w:lastRenderedPageBreak/>
+        <w:t xml:space="preserve">[TAB2: borderless] </w:t>
+      </w:r>
+      <w:r>
+        <w:rPr>
+          <w:noProof/>
+          <w:sz w:val="24"/>
+        </w:rPr>
+        <w:drawing>
+          <wp:inline distT="0" distB="0" distL="0" distR="0">
+            <wp:extent cx="2160000" cy="1440000"/>
+            <wp:effectExtent l="0" t="0" r="0" b="8255"/>
+            <wp:docPr id="1678317791" name="Picture 10"/>
+            <wp:cNvGraphicFramePr/>
+            <a:graphic xmlns:a="http://schemas.openxmlformats.org/drawingml/2006/main">
+              <a:graphicData uri="http://schemas.openxmlformats.org/drawingml/2006/picture">
+                <pic:pic xmlns:pic="http://schemas.openxmlformats.org/drawingml/2006/picture">
+                  <pic:nvPicPr>
+                    <pic:cNvPr id="1678317791" name=""/>
+                    <pic:cNvPicPr/>
+                  </pic:nvPicPr>
+                  <pic:blipFill>
+                    <a:blip r:embed="rId8">
+                      <a:extLst>
+                        <a:ext uri="{28A0092B-C50C-407E-A947-70E740481C1C}">
+                          <a14:useLocalDpi xmlns:a14="http://schemas.microsoft.com/office/drawing/2010/main" val="0"/>
+                        </a:ext>
+                      </a:extLst>
+                    </a:blip>
+                    <a:stretch>
+                      <a:fillRect/>
+                    </a:stretch>
+                  </pic:blipFill>
+                  <pic:spPr>
+                    <a:xfrm>
+                      <a:off x="0" y="0"/>
+                      <a:ext cx="2160000" cy="1440000"/>
+                    </a:xfrm>
+                    <a:prstGeom prst="rect">
+                      <a:avLst/>
+                    </a:prstGeom>
+                  </pic:spPr>
+                </pic:pic>
+              </a:graphicData>
+            </a:graphic>
+          </wp:inline>
+        </w:drawing>
+      </w:r>
+      <w:r>
+        <w:rPr>
+          <w:sz w:val="24"/>
+        </w:rPr>
+        <w:t xml:space="preserve"> | [P0] 1. What does this sign mean?</w:t>
+      </w:r>
+    </w:p>
+    <w:p>
+      <w:pPr>
+        <w:spacing w:before="80" w:after="60"/>
+        <w:ind w:left="283"/>
+        <w:rPr>
+          <w:sz w:val="24"/>
+        </w:rPr>
+      </w:pPr>
+      <w:r>
+        <w:rPr>
+          <w:b/>
+          <w:sz w:val="24"/>
+        </w:rPr>
+        <w:t xml:space="preserve">A. </w:t>
+      </w:r>
+      <w:r>
+        <w:rPr>
+          <w:sz w:val="24"/>
+        </w:rPr>
+        <w:t xml:space="preserve"> You must turn left here.</w:t>
+      </w:r>
+    </w:p>
+    <w:p>
+      <w:pPr>
+        <w:spacing w:before="80" w:after="60"/>
+        <w:ind w:left="283"/>
+        <w:rPr>
+          <w:sz w:val="24"/>
+        </w:rPr>
+      </w:pPr>
+      <w:r>
+        <w:rPr>
+          <w:b/>
+          <w:sz w:val="24"/>
+        </w:rPr>
+        <w:t xml:space="preserve">B. </w:t>
+      </w:r>
+      <w:r>
+        <w:rPr>
+          <w:sz w:val="24"/>
+        </w:rPr>
+        <w:t xml:space="preserve"> You cannot turn left.</w:t>
+      </w:r>
+    </w:p>
+    <w:p>
+      <w:pPr>
+        <w:spacing w:before="80" w:after="60"/>
+        <w:ind w:left="283"/>
+        <w:rPr>
+          <w:sz w:val="24"/>
+        </w:rPr>
+      </w:pPr>
+      <w:r>
+        <w:rPr>
+          <w:b/>
+          <w:sz w:val="24"/>
+        </w:rPr>
+        <w:t xml:space="preserve">C. </w:t>
+      </w:r>
+      <w:r>
+        <w:rPr>
+          <w:sz w:val="24"/>
+        </w:rPr>
+        <w:t xml:space="preserve"> Left turn is allowed for buses only.</w:t>
+      </w:r>
+    </w:p>
+    <w:p>
+      <w:pPr>
+        <w:spacing w:before="80" w:after="60"/>
+        <w:ind w:left="283"/>
+        <w:rPr>
+          <w:sz w:val="24"/>
+        </w:rPr>
+      </w:pPr>
+      <w:r>
+        <w:rPr>
+          <w:b/>
+          <w:sz w:val="24"/>
+        </w:rPr>
+        <w:t xml:space="preserve">D. </w:t>
+      </w:r>
+      <w:r>
+        <w:rPr>
+          <w:sz w:val="24"/>
+        </w:rPr>
+        <w:t xml:space="preserve"> Parking on the left is forbidden.</w:t>
+      </w:r>
+    </w:p>
+    <w:p>
+      <w:pPr>
+        <w:spacing w:before="120" w:after="80"/>
+        <w:rPr>
+          <w:b/>
+          <w:sz w:val="24"/>
+        </w:rPr>
+      </w:pPr>
+      <w:r>
+        <w:rPr>
+          <w:b/>
+          <w:sz w:val="24"/>
+        </w:rPr>
+        <w:t>II. What does the sign say? Choose the correct answer.</w:t>
+      </w:r>
+    </w:p>
+    <w:p>
+      <w:pPr>
+        <w:spacing w:before="120" w:after="80"/>
+        <w:rPr>
+          <w:sz w:val="24"/>
+        </w:rPr>
+      </w:pPr>
+      <w:r>
+        <w:rPr>
+          <w:sz w:val="24"/>
+        </w:rPr>
+        <w:t xml:space="preserve">[TAB2: borderless] </w:t>
+      </w:r>
+      <w:r>
+        <w:rPr>
+          <w:noProof/>
+          <w:sz w:val="24"/>
+        </w:rPr>
+        <w:drawing>
+          <wp:inline distT="0" distB="0" distL="0" distR="0">
+            <wp:extent cx="2160000" cy="1440000"/>
+            <wp:effectExtent l="0" t="0" r="0" b="8255"/>
+            <wp:docPr id="1868892135" name="Picture 11"/>
+            <wp:cNvGraphicFramePr/>
+            <a:graphic xmlns:a="http://schemas.openxmlformats.org/drawingml/2006/main">
+              <a:graphicData uri="http://schemas.openxmlformats.org/drawingml/2006/picture">
+                <pic:pic xmlns:pic="http://schemas.openxmlformats.org/drawingml/2006/picture">
+                  <pic:nvPicPr>
+                    <pic:cNvPr id="1868892135" name=""/>
+                    <pic:cNvPicPr/>
+                  </pic:nvPicPr>
+                  <pic:blipFill>
+                    <a:blip r:embed="rId8">
+                      <a:extLst>
+                        <a:ext uri="{28A0092B-C50C-407E-A947-70E740481C1C}">
+                          <a14:useLocalDpi xmlns:a14="http://schemas.microsoft.com/office/drawing/2010/main" val="0"/>
+                        </a:ext>
+                      </a:extLst>
+                    </a:blip>
+                    <a:stretch>
+                      <a:fillRect/>
+                    </a:stretch>
+                  </pic:blipFill>
+                  <pic:spPr>
+                    <a:xfrm>
+                      <a:off x="0" y="0"/>
+                      <a:ext cx="2160000" cy="1440000"/>
+                    </a:xfrm>
+                    <a:prstGeom prst="rect">
+                      <a:avLst/>
+                    </a:prstGeom>
+                  </pic:spPr>
+                </pic:pic>
+              </a:graphicData>
+            </a:graphic>
+          </wp:inline>
+        </w:drawing>
+      </w:r>
+      <w:r>
+        <w:rPr>
+          <w:sz w:val="24"/>
+        </w:rPr>
+        <w:t xml:space="preserve"> | [P0] 1. What does this sign mean?</w:t>
+      </w:r>
+    </w:p>
+    <w:p>
+      <w:pPr>
+        <w:spacing w:before="80" w:after="60"/>
+        <w:ind w:left="283"/>
+        <w:rPr>
+          <w:sz w:val="24"/>
+        </w:rPr>
+      </w:pPr>
+      <w:r>
+        <w:rPr>
+          <w:b/>
+          <w:sz w:val="24"/>
+        </w:rPr>
+        <w:t xml:space="preserve">A. </w:t>
+      </w:r>
+      <w:r>
+        <w:rPr>
+          <w:sz w:val="24"/>
+        </w:rPr>
+        <w:t xml:space="preserve"> You must turn left here.</w:t>
+      </w:r>
+    </w:p>
+    <w:p>
+      <w:pPr>
+        <w:spacing w:before="80" w:after="60"/>
+        <w:ind w:left="283"/>
+        <w:rPr>
+          <w:sz w:val="24"/>
+        </w:rPr>
+      </w:pPr>
+      <w:r>
+        <w:rPr>
+          <w:b/>
+          <w:sz w:val="24"/>
+        </w:rPr>
+        <w:t xml:space="preserve">B. </w:t>
+      </w:r>
+      <w:r>
+        <w:rPr>
+          <w:sz w:val="24"/>
+        </w:rPr>
+        <w:t xml:space="preserve"> You cannot turn left.</w:t>
+      </w:r>
+    </w:p>
+    <w:p>
+      <w:pPr>
+        <w:spacing w:before="80" w:after="60"/>
+        <w:ind w:left="283"/>
+        <w:rPr>
+          <w:sz w:val="24"/>
+        </w:rPr>
+      </w:pPr>
+      <w:r>
+        <w:rPr>
+          <w:b/>
+          <w:sz w:val="24"/>
+        </w:rPr>
+        <w:t xml:space="preserve">C. </w:t>
+      </w:r>
+      <w:r>
+        <w:rPr>
+          <w:sz w:val="24"/>
+        </w:rPr>
+        <w:t xml:space="preserve"> Left turn is allowed for buses only.</w:t>
+      </w:r>
+    </w:p>
+    <w:p>
+      <w:pPr>
+        <w:spacing w:before="80" w:after="60"/>
+        <w:ind w:left="283"/>
+        <w:rPr>
+          <w:sz w:val="24"/>
+        </w:rPr>
+      </w:pPr>
+      <w:r>
+        <w:rPr>
+          <w:b/>
+          <w:sz w:val="24"/>
+        </w:rPr>
+        <w:t xml:space="preserve">D. </w:t>
+      </w:r>
+      <w:r>
+        <w:rPr>
+          <w:sz w:val="24"/>
+        </w:rPr>
+        <w:t xml:space="preserve"> Parking on the left is forbidden.</w:t>
+      </w:r>
+    </w:p>
+    <w:p>
+      <w:pPr>
+        <w:spacing w:before="120" w:after="80"/>
+        <w:rPr>
+          <w:b/>
+          <w:sz w:val="24"/>
+        </w:rPr>
+      </w:pPr>
+      <w:r>
+        <w:rPr>
+          <w:b/>
+          <w:sz w:val="24"/>
+        </w:rPr>
+        <w:t>II. What does the sign say? Choose the correct answer.</w:t>
+      </w:r>
+    </w:p>
+    <w:p>
+      <w:pPr>
+        <w:spacing w:before="120" w:after="80"/>
+        <w:rPr>
+          <w:sz w:val="24"/>
+        </w:rPr>
+      </w:pPr>
+      <w:r>
+        <w:rPr>
+          <w:sz w:val="24"/>
+        </w:rPr>
+        <w:t xml:space="preserve">[TAB2: borderless] </w:t>
+      </w:r>
+      <w:r>
+        <w:rPr>
+          <w:noProof/>
+          <w:sz w:val="24"/>
+        </w:rPr>
+        <w:drawing>
+          <wp:inline distT="0" distB="0" distL="0" distR="0">
+            <wp:extent cx="2160000" cy="1440000"/>
+            <wp:effectExtent l="0" t="0" r="0" b="8255"/>
+            <wp:docPr id="1100064189" name="Picture 12"/>
+            <wp:cNvGraphicFramePr/>
+            <a:graphic xmlns:a="http://schemas.openxmlformats.org/drawingml/2006/main">
+              <a:graphicData uri="http://schemas.openxmlformats.org/drawingml/2006/picture">
+                <pic:pic xmlns:pic="http://schemas.openxmlformats.org/drawingml/2006/picture">
+                  <pic:nvPicPr>
+                    <pic:cNvPr id="1100064189" name=""/>
+                    <pic:cNvPicPr/>
+                  </pic:nvPicPr>
+                  <pic:blipFill>
+                    <a:blip r:embed="rId8">
+                      <a:extLst>
+                        <a:ext uri="{28A0092B-C50C-407E-A947-70E740481C1C}">
+                          <a14:useLocalDpi xmlns:a14="http://schemas.microsoft.com/office/drawing/2010/main" val="0"/>
+                        </a:ext>
+                      </a:extLst>
+                    </a:blip>
+                    <a:stretch>
+                      <a:fillRect/>
+                    </a:stretch>
+                  </pic:blipFill>
+                  <pic:spPr>
+                    <a:xfrm>
+                      <a:off x="0" y="0"/>
+                      <a:ext cx="2160000" cy="1440000"/>
+                    </a:xfrm>
+                    <a:prstGeom prst="rect">
+                      <a:avLst/>
+                    </a:prstGeom>
+                  </pic:spPr>
+                </pic:pic>
+              </a:graphicData>
+            </a:graphic>
+          </wp:inline>
+        </w:drawing>
+      </w:r>
+      <w:r>
+        <w:rPr>
+          <w:sz w:val="24"/>
+        </w:rPr>
+        <w:t xml:space="preserve"> | [P0] 1. What does this sign mean?</w:t>
+      </w:r>
+    </w:p>
+    <w:p>
+      <w:pPr>
+        <w:spacing w:before="80" w:after="60"/>
+        <w:ind w:left="283"/>
+        <w:rPr>
+          <w:sz w:val="24"/>
+        </w:rPr>
+      </w:pPr>
+      <w:r>
+        <w:rPr>
+          <w:b/>
+          <w:sz w:val="24"/>
+        </w:rPr>
+        <w:t xml:space="preserve">A. </w:t>
+      </w:r>
+      <w:r>
+        <w:rPr>
+          <w:sz w:val="24"/>
+        </w:rPr>
+        <w:t xml:space="preserve"> You must turn left here.</w:t>
+      </w:r>
+    </w:p>
+    <w:p>
+      <w:pPr>
+        <w:spacing w:before="80" w:after="60"/>
+        <w:ind w:left="283"/>
+        <w:rPr>
+          <w:sz w:val="24"/>
+        </w:rPr>
+      </w:pPr>
+      <w:r>
+        <w:rPr>
+          <w:b/>
+          <w:sz w:val="24"/>
+        </w:rPr>
+        <w:t xml:space="preserve">B. </w:t>
+      </w:r>
+      <w:r>
+        <w:rPr>
+          <w:sz w:val="24"/>
+        </w:rPr>
+        <w:t xml:space="preserve"> You cannot turn left.</w:t>
+      </w:r>
+    </w:p>
+    <w:p>
+      <w:pPr>
+        <w:spacing w:before="80" w:after="60"/>
+        <w:ind w:left="283"/>
+        <w:rPr>
+          <w:sz w:val="24"/>
+        </w:rPr>
+      </w:pPr>
+      <w:r>
+        <w:rPr>
+          <w:b/>
+          <w:sz w:val="24"/>
+        </w:rPr>
+        <w:t xml:space="preserve">C. </w:t>
+      </w:r>
+      <w:r>
+        <w:rPr>
+          <w:sz w:val="24"/>
+        </w:rPr>
+        <w:t xml:space="preserve"> Left turn is allowed for buses only.</w:t>
+      </w:r>
+    </w:p>
+    <w:p>
+      <w:pPr>
+        <w:spacing w:before="80" w:after="60"/>
+        <w:ind w:left="283"/>
+        <w:rPr>
+          <w:sz w:val="24"/>
+        </w:rPr>
+      </w:pPr>
+      <w:r>
+        <w:rPr>
+          <w:b/>
+          <w:sz w:val="24"/>
+        </w:rPr>
+        <w:t xml:space="preserve">D. </w:t>
+      </w:r>
+      <w:r>
+        <w:rPr>
+          <w:sz w:val="24"/>
+        </w:rPr>
+        <w:t xml:space="preserve"> Parking on the left is forbidden.</w:t>
+      </w:r>
+    </w:p>
+    <w:p>
+      <w:pPr>
+        <w:spacing w:before="120" w:after="80"/>
+        <w:rPr>
+          <w:b/>
+          <w:sz w:val="24"/>
+        </w:rPr>
+      </w:pPr>
+      <w:r>
+        <w:rPr>
+          <w:b/>
+          <w:sz w:val="24"/>
+        </w:rPr>
+        <w:t>II. What does the sign say? Choose the correct answer.</w:t>
+      </w:r>
+    </w:p>
+    <w:p>
+      <w:pPr>
+        <w:spacing w:before="120" w:after="80"/>
+        <w:rPr>
+          <w:sz w:val="24"/>
+        </w:rPr>
+      </w:pPr>
+      <w:r>
+        <w:rPr>
+          <w:sz w:val="24"/>
+        </w:rPr>
+        <w:lastRenderedPageBreak/>
+        <w:t xml:space="preserve">[TAB2: borderless] </w:t>
+      </w:r>
+      <w:r>
+        <w:rPr>
+          <w:noProof/>
+          <w:sz w:val="24"/>
+        </w:rPr>
+        <w:drawing>
+          <wp:inline distT="0" distB="0" distL="0" distR="0">
+            <wp:extent cx="2160000" cy="1440000"/>
+            <wp:effectExtent l="0" t="0" r="0" b="8255"/>
+            <wp:docPr id="271626012" name="Picture 13"/>
+            <wp:cNvGraphicFramePr/>
+            <a:graphic xmlns:a="http://schemas.openxmlformats.org/drawingml/2006/main">
+              <a:graphicData uri="http://schemas.openxmlformats.org/drawingml/2006/picture">
+                <pic:pic xmlns:pic="http://schemas.openxmlformats.org/drawingml/2006/picture">
+                  <pic:nvPicPr>
+                    <pic:cNvPr id="271626012" name=""/>
+                    <pic:cNvPicPr/>
+                  </pic:nvPicPr>
+                  <pic:blipFill>
+                    <a:blip r:embed="rId8">
+                      <a:extLst>
+                        <a:ext uri="{28A0092B-C50C-407E-A947-70E740481C1C}">
+                          <a14:useLocalDpi xmlns:a14="http://schemas.microsoft.com/office/drawing/2010/main" val="0"/>
+                        </a:ext>
+                      </a:extLst>
+                    </a:blip>
+                    <a:stretch>
+                      <a:fillRect/>
+                    </a:stretch>
+                  </pic:blipFill>
+                  <pic:spPr>
+                    <a:xfrm>
+                      <a:off x="0" y="0"/>
+                      <a:ext cx="2160000" cy="1440000"/>
+                    </a:xfrm>
+                    <a:prstGeom prst="rect">
+                      <a:avLst/>
+                    </a:prstGeom>
+                  </pic:spPr>
+                </pic:pic>
+              </a:graphicData>
+            </a:graphic>
+          </wp:inline>
+        </w:drawing>
+      </w:r>
+      <w:r>
+        <w:rPr>
+          <w:sz w:val="24"/>
+        </w:rPr>
+        <w:t xml:space="preserve"> | [P0] 1. What does this sign mean?</w:t>
+      </w:r>
+    </w:p>
+    <w:p>
+      <w:pPr>
+        <w:spacing w:before="80" w:after="60"/>
+        <w:ind w:left="283"/>
+        <w:rPr>
+          <w:sz w:val="24"/>
+        </w:rPr>
+      </w:pPr>
+      <w:r>
+        <w:rPr>
+          <w:b/>
+          <w:sz w:val="24"/>
+        </w:rPr>
+        <w:t xml:space="preserve">A. </w:t>
+      </w:r>
+      <w:r>
+        <w:rPr>
+          <w:sz w:val="24"/>
+        </w:rPr>
+        <w:t xml:space="preserve"> You must turn left here.</w:t>
+      </w:r>
+    </w:p>
+    <w:p>
+      <w:pPr>
+        <w:spacing w:before="80" w:after="60"/>
+        <w:ind w:left="283"/>
+        <w:rPr>
+          <w:sz w:val="24"/>
+        </w:rPr>
+      </w:pPr>
+      <w:r>
+        <w:rPr>
+          <w:b/>
+          <w:sz w:val="24"/>
+        </w:rPr>
+        <w:t xml:space="preserve">B. </w:t>
+      </w:r>
+      <w:r>
+        <w:rPr>
+          <w:sz w:val="24"/>
+        </w:rPr>
+        <w:t xml:space="preserve"> You cannot turn left.</w:t>
+      </w:r>
+    </w:p>
+    <w:p>
+      <w:pPr>
+        <w:spacing w:before="80" w:after="60"/>
+        <w:ind w:left="283"/>
+        <w:rPr>
+          <w:sz w:val="24"/>
+        </w:rPr>
+      </w:pPr>
+      <w:r>
+        <w:rPr>
+          <w:b/>
+          <w:sz w:val="24"/>
+        </w:rPr>
+        <w:t xml:space="preserve">C. </w:t>
+      </w:r>
+      <w:r>
+        <w:rPr>
+          <w:sz w:val="24"/>
+        </w:rPr>
+        <w:t xml:space="preserve"> Left turn is allowed for buses only.</w:t>
+      </w:r>
+    </w:p>
+    <w:p>
+      <w:pPr>
+        <w:spacing w:before="80" w:after="60"/>
+        <w:ind w:left="283"/>
+        <w:rPr>
+          <w:sz w:val="24"/>
+        </w:rPr>
+      </w:pPr>
+      <w:r>
+        <w:rPr>
+          <w:b/>
+          <w:sz w:val="24"/>
+        </w:rPr>
+        <w:t xml:space="preserve">D. </w:t>
+      </w:r>
+      <w:r>
+        <w:rPr>
+          <w:sz w:val="24"/>
+        </w:rPr>
+        <w:t xml:space="preserve"> Parking on the left is forbidden.</w:t>
+      </w:r>
+    </w:p>
+    <w:p>
+      <w:pPr>
+        <w:spacing w:before="120" w:after="80"/>
+        <w:rPr>
+          <w:b/>
+          <w:sz w:val="24"/>
+        </w:rPr>
+      </w:pPr>
+      <w:r>
+        <w:rPr>
+          <w:b/>
+          <w:sz w:val="24"/>
+        </w:rPr>
+        <w:t>II. What does the sign say? Choose the correct answer.</w:t>
+      </w:r>
+    </w:p>
+    <w:p>
+      <w:pPr>
+        <w:spacing w:before="120" w:after="80"/>
+        <w:rPr>
+          <w:sz w:val="24"/>
+        </w:rPr>
+      </w:pPr>
+      <w:r>
+        <w:rPr>
+          <w:sz w:val="24"/>
+        </w:rPr>
+        <w:t xml:space="preserve">[TAB2: borderless] </w:t>
+      </w:r>
+      <w:r>
+        <w:rPr>
+          <w:noProof/>
+          <w:sz w:val="24"/>
+        </w:rPr>
+        <w:drawing>
+          <wp:inline distT="0" distB="0" distL="0" distR="0">
+            <wp:extent cx="2160000" cy="1440000"/>
+            <wp:effectExtent l="0" t="0" r="0" b="8255"/>
+            <wp:docPr id="1023308072" name="Picture 14"/>
+            <wp:cNvGraphicFramePr/>
+            <a:graphic xmlns:a="http://schemas.openxmlformats.org/drawingml/2006/main">
+              <a:graphicData uri="http://schemas.openxmlformats.org/drawingml/2006/picture">
+                <pic:pic xmlns:pic="http://schemas.openxmlformats.org/drawingml/2006/picture">
+                  <pic:nvPicPr>
+                    <pic:cNvPr id="1023308072" name=""/>
+                    <pic:cNvPicPr/>
+                  </pic:nvPicPr>
+                  <pic:blipFill>
+                    <a:blip r:embed="rId8">
+                      <a:extLst>
+                        <a:ext uri="{28A0092B-C50C-407E-A947-70E740481C1C}">
+                          <a14:useLocalDpi xmlns:a14="http://schemas.microsoft.com/office/drawing/2010/main" val="0"/>
+                        </a:ext>
+                      </a:extLst>
+                    </a:blip>
+                    <a:stretch>
+                      <a:fillRect/>
+                    </a:stretch>
+                  </pic:blipFill>
+                  <pic:spPr>
+                    <a:xfrm>
+                      <a:off x="0" y="0"/>
+                      <a:ext cx="2160000" cy="1440000"/>
+                    </a:xfrm>
+                    <a:prstGeom prst="rect">
+                      <a:avLst/>
+                    </a:prstGeom>
+                  </pic:spPr>
+                </pic:pic>
+              </a:graphicData>
+            </a:graphic>
+          </wp:inline>
+        </w:drawing>
+      </w:r>
+      <w:r>
+        <w:rPr>
+          <w:sz w:val="24"/>
+        </w:rPr>
+        <w:t xml:space="preserve"> | [P0] 1. What does this sign mean?</w:t>
+      </w:r>
+    </w:p>
+    <w:p>
+      <w:pPr>
+        <w:spacing w:before="80" w:after="60"/>
+        <w:ind w:left="283"/>
+        <w:rPr>
+          <w:sz w:val="24"/>
+        </w:rPr>
+      </w:pPr>
+      <w:r>
+        <w:rPr>
+          <w:b/>
+          <w:sz w:val="24"/>
+        </w:rPr>
+        <w:t xml:space="preserve">A. </w:t>
+      </w:r>
+      <w:r>
+        <w:rPr>
+          <w:sz w:val="24"/>
+        </w:rPr>
+        <w:t xml:space="preserve"> You must turn left here.</w:t>
+      </w:r>
+    </w:p>
+    <w:p>
+      <w:pPr>
+        <w:spacing w:before="80" w:after="60"/>
+        <w:ind w:left="283"/>
+        <w:rPr>
+          <w:sz w:val="24"/>
+        </w:rPr>
+      </w:pPr>
+      <w:r>
+        <w:rPr>
+          <w:b/>
+          <w:sz w:val="24"/>
+        </w:rPr>
+        <w:t xml:space="preserve">B. </w:t>
+      </w:r>
+      <w:r>
+        <w:rPr>
+          <w:sz w:val="24"/>
+        </w:rPr>
+        <w:t xml:space="preserve"> You cannot turn left.</w:t>
+      </w:r>
+    </w:p>
+    <w:p>
+      <w:pPr>
+        <w:spacing w:before="80" w:after="60"/>
+        <w:ind w:left="283"/>
+        <w:rPr>
+          <w:sz w:val="24"/>
+        </w:rPr>
+      </w:pPr>
+      <w:r>
+        <w:rPr>
+          <w:b/>
+          <w:sz w:val="24"/>
+        </w:rPr>
+        <w:t xml:space="preserve">C. </w:t>
+      </w:r>
+      <w:r>
+        <w:rPr>
+          <w:sz w:val="24"/>
+        </w:rPr>
+        <w:t xml:space="preserve"> Left turn is allowed for buses only.</w:t>
+      </w:r>
+    </w:p>
+    <w:p>
+      <w:pPr>
+        <w:spacing w:before="80" w:after="60"/>
+        <w:ind w:left="283"/>
+        <w:rPr>
+          <w:sz w:val="24"/>
+        </w:rPr>
+      </w:pPr>
+      <w:r>
+        <w:rPr>
+          <w:b/>
+          <w:sz w:val="24"/>
+        </w:rPr>
+        <w:t xml:space="preserve">D. </w:t>
+      </w:r>
+      <w:r>
+        <w:rPr>
+          <w:sz w:val="24"/>
+        </w:rPr>
+        <w:t xml:space="preserve"> Parking on the left is forbidden.</w:t>
+      </w:r>
+    </w:p>
+    <w:p>
+      <w:pPr>
+        <w:spacing w:before="120" w:after="80"/>
+        <w:rPr>
+          <w:b/>
+          <w:sz w:val="24"/>
+        </w:rPr>
+      </w:pPr>
+      <w:r>
+        <w:rPr>
+          <w:b/>
+          <w:sz w:val="24"/>
+        </w:rPr>
+        <w:t>II. What does the sign say? Choose the correct answer.</w:t>
+      </w:r>
+    </w:p>
+    <w:p>
+      <w:pPr>
+        <w:spacing w:before="120" w:after="80"/>
+        <w:rPr>
+          <w:sz w:val="24"/>
+        </w:rPr>
+      </w:pPr>
+      <w:r>
+        <w:rPr>
+          <w:sz w:val="24"/>
+        </w:rPr>
+        <w:t xml:space="preserve">[TAB2: borderless] </w:t>
+      </w:r>
+      <w:r>
+        <w:rPr>
+          <w:noProof/>
+          <w:sz w:val="24"/>
+        </w:rPr>
+        <w:drawing>
+          <wp:inline distT="0" distB="0" distL="0" distR="0">
+            <wp:extent cx="2160000" cy="1440000"/>
+            <wp:effectExtent l="0" t="0" r="0" b="8255"/>
+            <wp:docPr id="121910101" name="Picture 15"/>
+            <wp:cNvGraphicFramePr/>
+            <a:graphic xmlns:a="http://schemas.openxmlformats.org/drawingml/2006/main">
+              <a:graphicData uri="http://schemas.openxmlformats.org/drawingml/2006/picture">
+                <pic:pic xmlns:pic="http://schemas.openxmlformats.org/drawingml/2006/picture">
+                  <pic:nvPicPr>
+                    <pic:cNvPr id="121910101" name=""/>
+                    <pic:cNvPicPr/>
+                  </pic:nvPicPr>
+                  <pic:blipFill>
+                    <a:blip r:embed="rId8">
+                      <a:extLst>
+                        <a:ext uri="{28A0092B-C50C-407E-A947-70E740481C1C}">
+                          <a14:useLocalDpi xmlns:a14="http://schemas.microsoft.com/office/drawing/2010/main" val="0"/>
+                        </a:ext>
+                      </a:extLst>
+                    </a:blip>
+                    <a:stretch>
+                      <a:fillRect/>
+                    </a:stretch>
+                  </pic:blipFill>
+                  <pic:spPr>
+                    <a:xfrm>
+                      <a:off x="0" y="0"/>
+                      <a:ext cx="2160000" cy="1440000"/>
+                    </a:xfrm>
+                    <a:prstGeom prst="rect">
+                      <a:avLst/>
+                    </a:prstGeom>
+                  </pic:spPr>
+                </pic:pic>
+              </a:graphicData>
+            </a:graphic>
+          </wp:inline>
+        </w:drawing>
+      </w:r>
+      <w:r>
+        <w:rPr>
+          <w:sz w:val="24"/>
+        </w:rPr>
+        <w:t xml:space="preserve"> | [P0] 1. What does this sign mean?</w:t>
+      </w:r>
+    </w:p>
+    <w:p>
+      <w:pPr>
+        <w:spacing w:before="80" w:after="60"/>
+        <w:ind w:left="283"/>
+        <w:rPr>
+          <w:sz w:val="24"/>
+        </w:rPr>
+      </w:pPr>
+      <w:r>
+        <w:rPr>
+          <w:b/>
+          <w:sz w:val="24"/>
+        </w:rPr>
+        <w:t xml:space="preserve">A. </w:t>
+      </w:r>
+      <w:r>
+        <w:rPr>
+          <w:sz w:val="24"/>
+        </w:rPr>
+        <w:t xml:space="preserve"> You must turn left here.</w:t>
+      </w:r>
+    </w:p>
+    <w:p>
+      <w:pPr>
+        <w:spacing w:before="80" w:after="60"/>
+        <w:ind w:left="283"/>
+        <w:rPr>
+          <w:sz w:val="24"/>
+        </w:rPr>
+      </w:pPr>
+      <w:r>
+        <w:rPr>
+          <w:b/>
+          <w:sz w:val="24"/>
+        </w:rPr>
+        <w:t xml:space="preserve">B. </w:t>
+      </w:r>
+      <w:r>
+        <w:rPr>
+          <w:sz w:val="24"/>
+        </w:rPr>
+        <w:t xml:space="preserve"> You cannot turn left.</w:t>
+      </w:r>
+    </w:p>
+    <w:p>
+      <w:pPr>
+        <w:spacing w:before="80" w:after="60"/>
+        <w:ind w:left="283"/>
+        <w:rPr>
+          <w:sz w:val="24"/>
+        </w:rPr>
+      </w:pPr>
+      <w:r>
+        <w:rPr>
+          <w:b/>
+          <w:sz w:val="24"/>
+        </w:rPr>
+        <w:t xml:space="preserve">C. </w:t>
+      </w:r>
+      <w:r>
+        <w:rPr>
+          <w:sz w:val="24"/>
+        </w:rPr>
+        <w:t xml:space="preserve"> Left turn is allowed for buses only.</w:t>
+      </w:r>
+    </w:p>
+    <w:p>
+      <w:pPr>
+        <w:spacing w:before="80" w:after="60"/>
+        <w:ind w:left="283"/>
+        <w:rPr>
+          <w:sz w:val="24"/>
+        </w:rPr>
+      </w:pPr>
+      <w:r>
+        <w:rPr>
+          <w:b/>
+          <w:sz w:val="24"/>
+        </w:rPr>
+        <w:t xml:space="preserve">D. </w:t>
+      </w:r>
+      <w:r>
+        <w:rPr>
+          <w:sz w:val="24"/>
+        </w:rPr>
+        <w:t xml:space="preserve"> Parking on the left is forbidden.</w:t>
+      </w:r>
+    </w:p>
+    <w:p>
+      <w:pPr>
+        <w:spacing w:before="120" w:after="80"/>
+        <w:rPr>
+          <w:b/>
+          <w:sz w:val="24"/>
+        </w:rPr>
+      </w:pPr>
+      <w:r>
+        <w:rPr>
+          <w:b/>
+          <w:sz w:val="24"/>
+        </w:rPr>
+        <w:t>II. What does the sign say? Choose the correct answer.</w:t>
+      </w:r>
+    </w:p>
+    <w:p>
+      <w:pPr>
+        <w:spacing w:before="120" w:after="80"/>
+        <w:rPr>
+          <w:sz w:val="24"/>
+        </w:rPr>
+      </w:pPr>
+      <w:r>
+        <w:rPr>
+          <w:sz w:val="24"/>
+        </w:rPr>
+        <w:lastRenderedPageBreak/>
+        <w:t xml:space="preserve">[TAB2: borderless] </w:t>
+      </w:r>
+      <w:r>
+        <w:rPr>
+          <w:noProof/>
+          <w:sz w:val="24"/>
+        </w:rPr>
+        <w:drawing>
+          <wp:inline distT="0" distB="0" distL="0" distR="0">
+            <wp:extent cx="2160000" cy="1440000"/>
+            <wp:effectExtent l="0" t="0" r="0" b="8255"/>
+            <wp:docPr id="1772893097" name="Picture 16"/>
+            <wp:cNvGraphicFramePr/>
+            <a:graphic xmlns:a="http://schemas.openxmlformats.org/drawingml/2006/main">
+              <a:graphicData uri="http://schemas.openxmlformats.org/drawingml/2006/picture">
+                <pic:pic xmlns:pic="http://schemas.openxmlformats.org/drawingml/2006/picture">
+                  <pic:nvPicPr>
+                    <pic:cNvPr id="1772893097" name=""/>
+                    <pic:cNvPicPr/>
+                  </pic:nvPicPr>
+                  <pic:blipFill>
+                    <a:blip r:embed="rId8">
+                      <a:extLst>
+                        <a:ext uri="{28A0092B-C50C-407E-A947-70E740481C1C}">
+                          <a14:useLocalDpi xmlns:a14="http://schemas.microsoft.com/office/drawing/2010/main" val="0"/>
+                        </a:ext>
+                      </a:extLst>
+                    </a:blip>
+                    <a:stretch>
+                      <a:fillRect/>
+                    </a:stretch>
+                  </pic:blipFill>
+                  <pic:spPr>
+                    <a:xfrm>
+                      <a:off x="0" y="0"/>
+                      <a:ext cx="2160000" cy="1440000"/>
+                    </a:xfrm>
+                    <a:prstGeom prst="rect">
+                      <a:avLst/>
+                    </a:prstGeom>
+                  </pic:spPr>
+                </pic:pic>
+              </a:graphicData>
+            </a:graphic>
+          </wp:inline>
+        </w:drawing>
+      </w:r>
+      <w:r>
+        <w:rPr>
+          <w:sz w:val="24"/>
+        </w:rPr>
+        <w:t xml:space="preserve"> | [P0] 1. What does this sign mean?</w:t>
+      </w:r>
+    </w:p>
+    <w:p>
+      <w:pPr>
+        <w:spacing w:before="80" w:after="60"/>
+        <w:ind w:left="283"/>
+        <w:rPr>
+          <w:sz w:val="24"/>
+        </w:rPr>
+      </w:pPr>
+      <w:r>
+        <w:rPr>
+          <w:b/>
+          <w:sz w:val="24"/>
+        </w:rPr>
+        <w:t xml:space="preserve">A. </w:t>
+      </w:r>
+      <w:r>
+        <w:rPr>
+          <w:sz w:val="24"/>
+        </w:rPr>
+        <w:t xml:space="preserve"> You must turn left here.</w:t>
+      </w:r>
+    </w:p>
+    <w:p>
+      <w:pPr>
+        <w:spacing w:before="80" w:after="60"/>
+        <w:ind w:left="283"/>
+        <w:rPr>
+          <w:sz w:val="24"/>
+        </w:rPr>
+      </w:pPr>
+      <w:r>
+        <w:rPr>
+          <w:b/>
+          <w:sz w:val="24"/>
+        </w:rPr>
+        <w:t xml:space="preserve">B. </w:t>
+      </w:r>
+      <w:r>
+        <w:rPr>
+          <w:sz w:val="24"/>
+        </w:rPr>
+        <w:t xml:space="preserve"> You cannot turn left.</w:t>
+      </w:r>
+    </w:p>
+    <w:p>
+      <w:pPr>
+        <w:spacing w:before="80" w:after="60"/>
+        <w:ind w:left="283"/>
+        <w:rPr>
+          <w:sz w:val="24"/>
+        </w:rPr>
+      </w:pPr>
+      <w:r>
+        <w:rPr>
+          <w:b/>
+          <w:sz w:val="24"/>
+        </w:rPr>
+        <w:t xml:space="preserve">C. </w:t>
+      </w:r>
+      <w:r>
+        <w:rPr>
+          <w:sz w:val="24"/>
+        </w:rPr>
+        <w:t xml:space="preserve"> Left turn is allowed for buses only.</w:t>
+      </w:r>
+    </w:p>
+    <w:p>
+      <w:pPr>
+        <w:spacing w:before="80" w:after="60"/>
+        <w:ind w:left="283"/>
+        <w:rPr>
+          <w:sz w:val="24"/>
+        </w:rPr>
+      </w:pPr>
+      <w:r>
+        <w:rPr>
+          <w:b/>
+          <w:sz w:val="24"/>
+        </w:rPr>
+        <w:t xml:space="preserve">D. </w:t>
+      </w:r>
+      <w:r>
+        <w:rPr>
+          <w:sz w:val="24"/>
+        </w:rPr>
+        <w:t xml:space="preserve"> Parking on the left is forbidden.</w:t>
+      </w:r>
+    </w:p>
+    <w:p>
+      <w:pPr>
+        <w:spacing w:before="120" w:after="80"/>
+        <w:rPr>
+          <w:b/>
+          <w:sz w:val="24"/>
+        </w:rPr>
+      </w:pPr>
+      <w:r>
+        <w:rPr>
+          <w:b/>
+          <w:sz w:val="24"/>
+        </w:rPr>
+        <w:t>II. What does the sign say? Choose the correct answer.</w:t>
+      </w:r>
+    </w:p>
+    <w:p>
+      <w:pPr>
+        <w:spacing w:before="120" w:after="80"/>
+        <w:rPr>
+          <w:sz w:val="24"/>
+        </w:rPr>
+      </w:pPr>
+      <w:r>
+        <w:rPr>
+          <w:sz w:val="24"/>
+        </w:rPr>
+        <w:t xml:space="preserve">[TAB2: borderless] </w:t>
+      </w:r>
+      <w:r>
+        <w:rPr>
+          <w:noProof/>
+          <w:sz w:val="24"/>
+        </w:rPr>
+        <w:drawing>
+          <wp:inline distT="0" distB="0" distL="0" distR="0">
+            <wp:extent cx="2160000" cy="1440000"/>
+            <wp:effectExtent l="0" t="0" r="0" b="8255"/>
+            <wp:docPr id="959945702" name="Picture 17"/>
+            <wp:cNvGraphicFramePr/>
+            <a:graphic xmlns:a="http://schemas.openxmlformats.org/drawingml/2006/main">
+              <a:graphicData uri="http://schemas.openxmlformats.org/drawingml/2006/picture">
+                <pic:pic xmlns:pic="http://schemas.openxmlformats.org/drawingml/2006/picture">
+                  <pic:nvPicPr>
+                    <pic:cNvPr id="959945702" name=""/>
+                    <pic:cNvPicPr/>
+                  </pic:nvPicPr>
+                  <pic:blipFill>
+                    <a:blip r:embed="rId8">
+                      <a:extLst>
+                        <a:ext uri="{28A0092B-C50C-407E-A947-70E740481C1C}">
+                          <a14:useLocalDpi xmlns:a14="http://schemas.microsoft.com/office/drawing/2010/main" val="0"/>
+                        </a:ext>
+                      </a:extLst>
+                    </a:blip>
+                    <a:stretch>
+                      <a:fillRect/>
+                    </a:stretch>
+                  </pic:blipFill>
+                  <pic:spPr>
+                    <a:xfrm>
+                      <a:off x="0" y="0"/>
+                      <a:ext cx="2160000" cy="1440000"/>
+                    </a:xfrm>
+                    <a:prstGeom prst="rect">
+                      <a:avLst/>
+                    </a:prstGeom>
+                  </pic:spPr>
+                </pic:pic>
+              </a:graphicData>
+            </a:graphic>
+          </wp:inline>
+        </w:drawing>
+      </w:r>
+      <w:r>
+        <w:rPr>
+          <w:sz w:val="24"/>
+        </w:rPr>
+        <w:t xml:space="preserve"> | [P0] 1. What does this sign mean?</w:t>
+      </w:r>
+    </w:p>
+    <w:p>
+      <w:pPr>
+        <w:spacing w:before="80" w:after="60"/>
+        <w:ind w:left="283"/>
+        <w:rPr>
+          <w:sz w:val="24"/>
+        </w:rPr>
+      </w:pPr>
+      <w:r>
+        <w:rPr>
+          <w:b/>
+          <w:sz w:val="24"/>
+        </w:rPr>
+        <w:t xml:space="preserve">A. </w:t>
+      </w:r>
+      <w:r>
+        <w:rPr>
+          <w:sz w:val="24"/>
+        </w:rPr>
+        <w:t xml:space="preserve"> You must turn left here.</w:t>
+      </w:r>
+    </w:p>
+    <w:p>
+      <w:pPr>
+        <w:spacing w:before="80" w:after="60"/>
+        <w:ind w:left="283"/>
+        <w:rPr>
+          <w:sz w:val="24"/>
+        </w:rPr>
+      </w:pPr>
+      <w:r>
+        <w:rPr>
+          <w:b/>
+          <w:sz w:val="24"/>
+        </w:rPr>
+        <w:t xml:space="preserve">B. </w:t>
+      </w:r>
+      <w:r>
+        <w:rPr>
+          <w:sz w:val="24"/>
+        </w:rPr>
+        <w:t xml:space="preserve"> You cannot turn left.</w:t>
+      </w:r>
+    </w:p>
+    <w:p>
+      <w:pPr>
+        <w:spacing w:before="80" w:after="60"/>
+        <w:ind w:left="283"/>
+        <w:rPr>
+          <w:sz w:val="24"/>
+        </w:rPr>
+      </w:pPr>
+      <w:r>
+        <w:rPr>
+          <w:b/>
+          <w:sz w:val="24"/>
+        </w:rPr>
+        <w:t xml:space="preserve">C. </w:t>
+      </w:r>
+      <w:r>
+        <w:rPr>
+          <w:sz w:val="24"/>
+        </w:rPr>
+        <w:t xml:space="preserve"> Left turn is allowed for buses only.</w:t>
+      </w:r>
+    </w:p>
+    <w:p>
+      <w:pPr>
+        <w:spacing w:before="80" w:after="60"/>
+        <w:ind w:left="283"/>
+        <w:rPr>
+          <w:sz w:val="24"/>
+        </w:rPr>
+      </w:pPr>
+      <w:r>
+        <w:rPr>
+          <w:b/>
+          <w:sz w:val="24"/>
+        </w:rPr>
+        <w:t xml:space="preserve">D. </w:t>
+      </w:r>
+      <w:r>
+        <w:rPr>
+          <w:sz w:val="24"/>
+        </w:rPr>
+        <w:t xml:space="preserve"> Parking on the left is forbidden.</w:t>
+      </w:r>
+    </w:p>
+    <w:p>
+      <w:pPr>
+        <w:spacing w:before="80" w:after="60"/>
+        <w:ind w:left="283"/>
         <w:rPr>
           <w:sz w:val="24"/>
         </w:rPr>
       </w:pPr>
     </w:p>
     <w:sectPr>
-      <w:headerReference w:type="even" r:id="rId7"/>
-      <w:headerReference w:type="default" r:id="rId8"/>
-      <w:footerReference w:type="even" r:id="rId9"/>
-      <w:footerReference w:type="default" r:id="rId10"/>
-      <w:headerReference w:type="first" r:id="rId11"/>
-      <w:footerReference w:type="first" r:id="rId12"/>
+      <w:headerReference w:type="even" r:id="rId9"/>
+      <w:headerReference w:type="default" r:id="rId10"/>
+      <w:footerReference w:type="even" r:id="rId11"/>
+      <w:footerReference w:type="default" r:id="rId12"/>
+      <w:headerReference w:type="first" r:id="rId13"/>
+      <w:footerReference w:type="first" r:id="rId14"/>
       <w:pgSz w:w="11907" w:h="16840" w:code="9"/>
       <w:pgMar w:top="1134" w:right="850" w:bottom="1134" w:left="1701" w:header="720" w:footer="720" w:gutter="0"/>
       <w:cols w:space="720"/>
@@ -833,7 +3491,7 @@
     <w:link w:val="Heading1Char"/>
     <w:uiPriority w:val="9"/>
     <w:qFormat/>
-    <w:rsid w:val="004E39CD"/>
+    <w:rsid w:val="000A49FF"/>
     <w:pPr>
       <w:keepNext/>
       <w:keepLines/>
@@ -856,7 +3514,7 @@
     <w:semiHidden/>
     <w:unhideWhenUsed/>
     <w:qFormat/>
-    <w:rsid w:val="004E39CD"/>
+    <w:rsid w:val="000A49FF"/>
     <w:pPr>
       <w:keepNext/>
       <w:keepLines/>
@@ -879,7 +3537,7 @@
     <w:semiHidden/>
     <w:unhideWhenUsed/>
     <w:qFormat/>
-    <w:rsid w:val="004E39CD"/>
+    <w:rsid w:val="000A49FF"/>
     <w:pPr>
       <w:keepNext/>
       <w:keepLines/>
@@ -902,7 +3560,7 @@
     <w:semiHidden/>
     <w:unhideWhenUsed/>
     <w:qFormat/>
-    <w:rsid w:val="004E39CD"/>
+    <w:rsid w:val="000A49FF"/>
     <w:pPr>
       <w:keepNext/>
       <w:keepLines/>
@@ -925,7 +3583,7 @@
     <w:semiHidden/>
     <w:unhideWhenUsed/>
     <w:qFormat/>
-    <w:rsid w:val="004E39CD"/>
+    <w:rsid w:val="000A49FF"/>
     <w:pPr>
       <w:keepNext/>
       <w:keepLines/>
@@ -946,7 +3604,7 @@
     <w:semiHidden/>
     <w:unhideWhenUsed/>
     <w:qFormat/>
-    <w:rsid w:val="004E39CD"/>
+    <w:rsid w:val="000A49FF"/>
     <w:pPr>
       <w:keepNext/>
       <w:keepLines/>
@@ -969,7 +3627,7 @@
     <w:semiHidden/>
     <w:unhideWhenUsed/>
     <w:qFormat/>
-    <w:rsid w:val="004E39CD"/>
+    <w:rsid w:val="000A49FF"/>
     <w:pPr>
       <w:keepNext/>
       <w:keepLines/>
@@ -990,7 +3648,7 @@
     <w:semiHidden/>
     <w:unhideWhenUsed/>
     <w:qFormat/>
-    <w:rsid w:val="004E39CD"/>
+    <w:rsid w:val="000A49FF"/>
     <w:pPr>
       <w:keepNext/>
       <w:keepLines/>
@@ -1013,7 +3671,7 @@
     <w:semiHidden/>
     <w:unhideWhenUsed/>
     <w:qFormat/>
-    <w:rsid w:val="004E39CD"/>
+    <w:rsid w:val="000A49FF"/>
     <w:pPr>
       <w:keepNext/>
       <w:keepLines/>
@@ -1057,7 +3715,7 @@
     <w:basedOn w:val="DefaultParagraphFont"/>
     <w:link w:val="Heading1"/>
     <w:uiPriority w:val="9"/>
-    <w:rsid w:val="004E39CD"/>
+    <w:rsid w:val="000A49FF"/>
     <w:rPr>
       <w:rFonts w:asciiTheme="majorHAnsi" w:eastAsiaTheme="majorEastAsia" w:hAnsiTheme="majorHAnsi" w:cstheme="majorBidi"/>
       <w:color w:val="0F4761" w:themeColor="accent1" w:themeShade="BF"/>
@@ -1071,7 +3729,7 @@
     <w:link w:val="Heading2"/>
     <w:uiPriority w:val="9"/>
     <w:semiHidden/>
-    <w:rsid w:val="004E39CD"/>
+    <w:rsid w:val="000A49FF"/>
     <w:rPr>
       <w:rFonts w:asciiTheme="majorHAnsi" w:eastAsiaTheme="majorEastAsia" w:hAnsiTheme="majorHAnsi" w:cstheme="majorBidi"/>
       <w:color w:val="0F4761" w:themeColor="accent1" w:themeShade="BF"/>
@@ -1085,7 +3743,7 @@
     <w:link w:val="Heading3"/>
     <w:uiPriority w:val="9"/>
     <w:semiHidden/>
-    <w:rsid w:val="004E39CD"/>
+    <w:rsid w:val="000A49FF"/>
     <w:rPr>
       <w:rFonts w:asciiTheme="minorHAnsi" w:eastAsiaTheme="majorEastAsia" w:hAnsiTheme="minorHAnsi" w:cstheme="majorBidi"/>
       <w:color w:val="0F4761" w:themeColor="accent1" w:themeShade="BF"/>
@@ -1099,7 +3757,7 @@
     <w:link w:val="Heading4"/>
     <w:uiPriority w:val="9"/>
     <w:semiHidden/>
-    <w:rsid w:val="004E39CD"/>
+    <w:rsid w:val="000A49FF"/>
     <w:rPr>
       <w:rFonts w:asciiTheme="minorHAnsi" w:eastAsiaTheme="majorEastAsia" w:hAnsiTheme="minorHAnsi" w:cstheme="majorBidi"/>
       <w:i/>
@@ -1113,7 +3771,7 @@
     <w:link w:val="Heading5"/>
     <w:uiPriority w:val="9"/>
     <w:semiHidden/>
-    <w:rsid w:val="004E39CD"/>
+    <w:rsid w:val="000A49FF"/>
     <w:rPr>
       <w:rFonts w:asciiTheme="minorHAnsi" w:eastAsiaTheme="majorEastAsia" w:hAnsiTheme="minorHAnsi" w:cstheme="majorBidi"/>
       <w:color w:val="0F4761" w:themeColor="accent1" w:themeShade="BF"/>
@@ -1125,7 +3783,7 @@
     <w:link w:val="Heading6"/>
     <w:uiPriority w:val="9"/>
     <w:semiHidden/>
-    <w:rsid w:val="004E39CD"/>
+    <w:rsid w:val="000A49FF"/>
     <w:rPr>
       <w:rFonts w:asciiTheme="minorHAnsi" w:eastAsiaTheme="majorEastAsia" w:hAnsiTheme="minorHAnsi" w:cstheme="majorBidi"/>
       <w:i/>
@@ -1139,7 +3797,7 @@
     <w:link w:val="Heading7"/>
     <w:uiPriority w:val="9"/>
     <w:semiHidden/>
-    <w:rsid w:val="004E39CD"/>
+    <w:rsid w:val="000A49FF"/>
     <w:rPr>
       <w:rFonts w:asciiTheme="minorHAnsi" w:eastAsiaTheme="majorEastAsia" w:hAnsiTheme="minorHAnsi" w:cstheme="majorBidi"/>
       <w:color w:val="595959" w:themeColor="text1" w:themeTint="A6"/>
@@ -1151,7 +3809,7 @@
     <w:link w:val="Heading8"/>
     <w:uiPriority w:val="9"/>
     <w:semiHidden/>
-    <w:rsid w:val="004E39CD"/>
+    <w:rsid w:val="000A49FF"/>
     <w:rPr>
       <w:rFonts w:asciiTheme="minorHAnsi" w:eastAsiaTheme="majorEastAsia" w:hAnsiTheme="minorHAnsi" w:cstheme="majorBidi"/>
       <w:i/>
@@ -1165,7 +3823,7 @@
     <w:link w:val="Heading9"/>
     <w:uiPriority w:val="9"/>
     <w:semiHidden/>
-    <w:rsid w:val="004E39CD"/>
+    <w:rsid w:val="000A49FF"/>
     <w:rPr>
       <w:rFonts w:asciiTheme="minorHAnsi" w:eastAsiaTheme="majorEastAsia" w:hAnsiTheme="minorHAnsi" w:cstheme="majorBidi"/>
       <w:color w:val="272727" w:themeColor="text1" w:themeTint="D8"/>
@@ -1178,7 +3836,7 @@
     <w:link w:val="TitleChar"/>
     <w:uiPriority w:val="10"/>
     <w:qFormat/>
-    <w:rsid w:val="004E39CD"/>
+    <w:rsid w:val="000A49FF"/>
     <w:pPr>
       <w:spacing w:after="80" w:line="240" w:lineRule="auto"/>
       <w:contextualSpacing/>
@@ -1196,7 +3854,7 @@
     <w:basedOn w:val="DefaultParagraphFont"/>
     <w:link w:val="Title"/>
     <w:uiPriority w:val="10"/>
-    <w:rsid w:val="004E39CD"/>
+    <w:rsid w:val="000A49FF"/>
     <w:rPr>
       <w:rFonts w:asciiTheme="majorHAnsi" w:eastAsiaTheme="majorEastAsia" w:hAnsiTheme="majorHAnsi" w:cstheme="majorBidi"/>
       <w:spacing w:val="-10"/>
@@ -1212,7 +3870,7 @@
     <w:link w:val="SubtitleChar"/>
     <w:uiPriority w:val="11"/>
     <w:qFormat/>
-    <w:rsid w:val="004E39CD"/>
+    <w:rsid w:val="000A49FF"/>
     <w:pPr>
       <w:numPr>
         <w:ilvl w:val="1"/>
@@ -1231,7 +3889,7 @@
     <w:basedOn w:val="DefaultParagraphFont"/>
     <w:link w:val="Subtitle"/>
     <w:uiPriority w:val="11"/>
-    <w:rsid w:val="004E39CD"/>
+    <w:rsid w:val="000A49FF"/>
     <w:rPr>
       <w:rFonts w:asciiTheme="minorHAnsi" w:eastAsiaTheme="majorEastAsia" w:hAnsiTheme="minorHAnsi" w:cstheme="majorBidi"/>
       <w:color w:val="595959" w:themeColor="text1" w:themeTint="A6"/>
@@ -1247,7 +3905,7 @@
     <w:link w:val="QuoteChar"/>
     <w:uiPriority w:val="29"/>
     <w:qFormat/>
-    <w:rsid w:val="004E39CD"/>
+    <w:rsid w:val="000A49FF"/>
     <w:pPr>
       <w:spacing w:before="160"/>
       <w:jc w:val="center"/>
@@ -1263,7 +3921,7 @@
     <w:basedOn w:val="DefaultParagraphFont"/>
     <w:link w:val="Quote"/>
     <w:uiPriority w:val="29"/>
-    <w:rsid w:val="004E39CD"/>
+    <w:rsid w:val="000A49FF"/>
     <w:rPr>
       <w:i/>
       <w:iCs/>
@@ -1275,7 +3933,7 @@
     <w:basedOn w:val="Normal"/>
     <w:uiPriority w:val="34"/>
     <w:qFormat/>
-    <w:rsid w:val="004E39CD"/>
+    <w:rsid w:val="000A49FF"/>
     <w:pPr>
       <w:ind w:left="720"/>
       <w:contextualSpacing/>
@@ -1286,7 +3944,7 @@
     <w:basedOn w:val="DefaultParagraphFont"/>
     <w:uiPriority w:val="21"/>
     <w:qFormat/>
-    <w:rsid w:val="004E39CD"/>
+    <w:rsid w:val="000A49FF"/>
     <w:rPr>
       <w:i/>
       <w:iCs/>
@@ -1300,7 +3958,7 @@
     <w:link w:val="IntenseQuoteChar"/>
     <w:uiPriority w:val="30"/>
     <w:qFormat/>
-    <w:rsid w:val="004E39CD"/>
+    <w:rsid w:val="000A49FF"/>
     <w:pPr>
       <w:pBdr>
         <w:top w:val="single" w:sz="4" w:space="10" w:color="0F4761" w:themeColor="accent1" w:themeShade="BF"/>
@@ -1321,7 +3979,7 @@
     <w:basedOn w:val="DefaultParagraphFont"/>
     <w:link w:val="IntenseQuote"/>
     <w:uiPriority w:val="30"/>
-    <w:rsid w:val="004E39CD"/>
+    <w:rsid w:val="000A49FF"/>
     <w:rPr>
       <w:i/>
       <w:iCs/>
@@ -1333,7 +3991,7 @@
     <w:basedOn w:val="DefaultParagraphFont"/>
     <w:uiPriority w:val="32"/>
     <w:qFormat/>
-    <w:rsid w:val="004E39CD"/>
+    <w:rsid w:val="000A49FF"/>
     <w:rPr>
       <w:b/>
       <w:bCs/>
@@ -1348,7 +4006,7 @@
     <w:link w:val="HeaderChar"/>
     <w:uiPriority w:val="99"/>
     <w:unhideWhenUsed/>
-    <w:rsid w:val="004E39CD"/>
+    <w:rsid w:val="000A49FF"/>
     <w:pPr>
       <w:tabs>
         <w:tab w:val="center" w:pos="4680"/>
@@ -1362,7 +4020,7 @@
     <w:basedOn w:val="DefaultParagraphFont"/>
     <w:link w:val="Header"/>
     <w:uiPriority w:val="99"/>
-    <w:rsid w:val="004E39CD"/>
+    <w:rsid w:val="000A49FF"/>
   </w:style>
   <w:style w:type="paragraph" w:styleId="Footer">
     <w:name w:val="footer"/>
@@ -1370,7 +4028,7 @@
     <w:link w:val="FooterChar"/>
     <w:uiPriority w:val="99"/>
     <w:unhideWhenUsed/>
-    <w:rsid w:val="004E39CD"/>
+    <w:rsid w:val="000A49FF"/>
     <w:pPr>
       <w:tabs>
         <w:tab w:val="center" w:pos="4680"/>
@@ -1384,7 +4042,7 @@
     <w:basedOn w:val="DefaultParagraphFont"/>
     <w:link w:val="Footer"/>
     <w:uiPriority w:val="99"/>
-    <w:rsid w:val="004E39CD"/>
+    <w:rsid w:val="000A49FF"/>
   </w:style>
 </w:styles>
 </file>

--- a/output/uln_document.docx
+++ b/output/uln_document.docx
@@ -37,20 +37,20 @@
           <w:sz w:val="24"/>
         </w:rPr>
         <w:drawing>
-          <wp:inline distT="0" distB="0" distL="0" distR="0">
+          <wp:inline distT="0" distB="0" distL="0" distR="0" wp14:anchorId="5779F885" wp14:editId="3852A734">
             <wp:extent cx="2160000" cy="1440000"/>
             <wp:effectExtent l="0" t="0" r="0" b="8255"/>
-            <wp:docPr id="2018372788" name="Picture 1"/>
+            <wp:docPr id="543089923" name="Picture 1"/>
             <wp:cNvGraphicFramePr/>
             <a:graphic xmlns:a="http://schemas.openxmlformats.org/drawingml/2006/main">
               <a:graphicData uri="http://schemas.openxmlformats.org/drawingml/2006/picture">
                 <pic:pic xmlns:pic="http://schemas.openxmlformats.org/drawingml/2006/picture">
                   <pic:nvPicPr>
-                    <pic:cNvPr id="2018372788" name=""/>
+                    <pic:cNvPr id="543089923" name=""/>
                     <pic:cNvPicPr/>
                   </pic:nvPicPr>
                   <pic:blipFill>
-                    <a:blip r:embed="rId6" cstate="print">
+                    <a:blip r:embed="rId6">
                       <a:extLst>
                         <a:ext uri="{28A0092B-C50C-407E-A947-70E740481C1C}">
                           <a14:useLocalDpi xmlns:a14="http://schemas.microsoft.com/office/drawing/2010/main" val="0"/>
@@ -206,20 +206,20 @@
           <w:sz w:val="24"/>
         </w:rPr>
         <w:drawing>
-          <wp:inline distT="0" distB="0" distL="0" distR="0">
+          <wp:inline distT="0" distB="0" distL="0" distR="0" wp14:anchorId="3999FFB7" wp14:editId="7FAD7666">
             <wp:extent cx="2160000" cy="1440000"/>
             <wp:effectExtent l="0" t="0" r="0" b="8255"/>
-            <wp:docPr id="974214335" name="Picture 2"/>
+            <wp:docPr id="1925342895" name="Picture 2"/>
             <wp:cNvGraphicFramePr/>
             <a:graphic xmlns:a="http://schemas.openxmlformats.org/drawingml/2006/main">
               <a:graphicData uri="http://schemas.openxmlformats.org/drawingml/2006/picture">
                 <pic:pic xmlns:pic="http://schemas.openxmlformats.org/drawingml/2006/picture">
                   <pic:nvPicPr>
-                    <pic:cNvPr id="974214335" name=""/>
+                    <pic:cNvPr id="1925342895" name=""/>
                     <pic:cNvPicPr/>
                   </pic:nvPicPr>
                   <pic:blipFill>
-                    <a:blip r:embed="rId7">
+                    <a:blip r:embed="rId6">
                       <a:extLst>
                         <a:ext uri="{28A0092B-C50C-407E-A947-70E740481C1C}">
                           <a14:useLocalDpi xmlns:a14="http://schemas.microsoft.com/office/drawing/2010/main" val="0"/>
@@ -375,20 +375,20 @@
           <w:sz w:val="24"/>
         </w:rPr>
         <w:drawing>
-          <wp:inline distT="0" distB="0" distL="0" distR="0">
+          <wp:inline distT="0" distB="0" distL="0" distR="0" wp14:anchorId="5806072D" wp14:editId="6E990793">
             <wp:extent cx="2160000" cy="1440000"/>
             <wp:effectExtent l="0" t="0" r="0" b="8255"/>
-            <wp:docPr id="892310409" name="Picture 3"/>
+            <wp:docPr id="1324627772" name="Picture 3"/>
             <wp:cNvGraphicFramePr/>
             <a:graphic xmlns:a="http://schemas.openxmlformats.org/drawingml/2006/main">
               <a:graphicData uri="http://schemas.openxmlformats.org/drawingml/2006/picture">
                 <pic:pic xmlns:pic="http://schemas.openxmlformats.org/drawingml/2006/picture">
                   <pic:nvPicPr>
-                    <pic:cNvPr id="892310409" name=""/>
+                    <pic:cNvPr id="1324627772" name=""/>
                     <pic:cNvPicPr/>
                   </pic:nvPicPr>
                   <pic:blipFill>
-                    <a:blip r:embed="rId8">
+                    <a:blip r:embed="rId6">
                       <a:extLst>
                         <a:ext uri="{28A0092B-C50C-407E-A947-70E740481C1C}">
                           <a14:useLocalDpi xmlns:a14="http://schemas.microsoft.com/office/drawing/2010/main" val="0"/>
@@ -545,20 +545,20 @@
           <w:sz w:val="24"/>
         </w:rPr>
         <w:drawing>
-          <wp:inline distT="0" distB="0" distL="0" distR="0">
+          <wp:inline distT="0" distB="0" distL="0" distR="0" wp14:anchorId="2A182EA7" wp14:editId="66541CE4">
             <wp:extent cx="2160000" cy="1440000"/>
             <wp:effectExtent l="0" t="0" r="0" b="8255"/>
-            <wp:docPr id="1974192293" name="Picture 4"/>
+            <wp:docPr id="1218551113" name="Picture 4"/>
             <wp:cNvGraphicFramePr/>
             <a:graphic xmlns:a="http://schemas.openxmlformats.org/drawingml/2006/main">
               <a:graphicData uri="http://schemas.openxmlformats.org/drawingml/2006/picture">
                 <pic:pic xmlns:pic="http://schemas.openxmlformats.org/drawingml/2006/picture">
                   <pic:nvPicPr>
-                    <pic:cNvPr id="1974192293" name=""/>
+                    <pic:cNvPr id="1218551113" name=""/>
                     <pic:cNvPicPr/>
                   </pic:nvPicPr>
                   <pic:blipFill>
-                    <a:blip r:embed="rId8">
+                    <a:blip r:embed="rId6">
                       <a:extLst>
                         <a:ext uri="{28A0092B-C50C-407E-A947-70E740481C1C}">
                           <a14:useLocalDpi xmlns:a14="http://schemas.microsoft.com/office/drawing/2010/main" val="0"/>
@@ -714,20 +714,20 @@
           <w:sz w:val="24"/>
         </w:rPr>
         <w:drawing>
-          <wp:inline distT="0" distB="0" distL="0" distR="0">
+          <wp:inline distT="0" distB="0" distL="0" distR="0" wp14:anchorId="4D77B96E" wp14:editId="2938382F">
             <wp:extent cx="2160000" cy="1440000"/>
             <wp:effectExtent l="0" t="0" r="0" b="8255"/>
-            <wp:docPr id="1846862289" name="Picture 5"/>
+            <wp:docPr id="725127105" name="Picture 5"/>
             <wp:cNvGraphicFramePr/>
             <a:graphic xmlns:a="http://schemas.openxmlformats.org/drawingml/2006/main">
               <a:graphicData uri="http://schemas.openxmlformats.org/drawingml/2006/picture">
                 <pic:pic xmlns:pic="http://schemas.openxmlformats.org/drawingml/2006/picture">
                   <pic:nvPicPr>
-                    <pic:cNvPr id="1846862289" name=""/>
+                    <pic:cNvPr id="725127105" name=""/>
                     <pic:cNvPicPr/>
                   </pic:nvPicPr>
                   <pic:blipFill>
-                    <a:blip r:embed="rId8">
+                    <a:blip r:embed="rId6">
                       <a:extLst>
                         <a:ext uri="{28A0092B-C50C-407E-A947-70E740481C1C}">
                           <a14:useLocalDpi xmlns:a14="http://schemas.microsoft.com/office/drawing/2010/main" val="0"/>
@@ -883,20 +883,20 @@
           <w:sz w:val="24"/>
         </w:rPr>
         <w:drawing>
-          <wp:inline distT="0" distB="0" distL="0" distR="0">
+          <wp:inline distT="0" distB="0" distL="0" distR="0" wp14:anchorId="23D4C617" wp14:editId="3214A603">
             <wp:extent cx="2160000" cy="1440000"/>
             <wp:effectExtent l="0" t="0" r="0" b="8255"/>
-            <wp:docPr id="776522307" name="Picture 6"/>
+            <wp:docPr id="1252713534" name="Picture 6"/>
             <wp:cNvGraphicFramePr/>
             <a:graphic xmlns:a="http://schemas.openxmlformats.org/drawingml/2006/main">
               <a:graphicData uri="http://schemas.openxmlformats.org/drawingml/2006/picture">
                 <pic:pic xmlns:pic="http://schemas.openxmlformats.org/drawingml/2006/picture">
                   <pic:nvPicPr>
-                    <pic:cNvPr id="776522307" name=""/>
+                    <pic:cNvPr id="1252713534" name=""/>
                     <pic:cNvPicPr/>
                   </pic:nvPicPr>
                   <pic:blipFill>
-                    <a:blip r:embed="rId8">
+                    <a:blip r:embed="rId6">
                       <a:extLst>
                         <a:ext uri="{28A0092B-C50C-407E-A947-70E740481C1C}">
                           <a14:useLocalDpi xmlns:a14="http://schemas.microsoft.com/office/drawing/2010/main" val="0"/>
@@ -1053,20 +1053,20 @@
           <w:sz w:val="24"/>
         </w:rPr>
         <w:drawing>
-          <wp:inline distT="0" distB="0" distL="0" distR="0">
+          <wp:inline distT="0" distB="0" distL="0" distR="0" wp14:anchorId="3600A831" wp14:editId="6DEEAC94">
             <wp:extent cx="2160000" cy="1440000"/>
             <wp:effectExtent l="0" t="0" r="0" b="8255"/>
-            <wp:docPr id="496803042" name="Picture 7"/>
+            <wp:docPr id="2058438607" name="Picture 7"/>
             <wp:cNvGraphicFramePr/>
             <a:graphic xmlns:a="http://schemas.openxmlformats.org/drawingml/2006/main">
               <a:graphicData uri="http://schemas.openxmlformats.org/drawingml/2006/picture">
                 <pic:pic xmlns:pic="http://schemas.openxmlformats.org/drawingml/2006/picture">
                   <pic:nvPicPr>
-                    <pic:cNvPr id="496803042" name=""/>
+                    <pic:cNvPr id="2058438607" name=""/>
                     <pic:cNvPicPr/>
                   </pic:nvPicPr>
                   <pic:blipFill>
-                    <a:blip r:embed="rId8">
+                    <a:blip r:embed="rId6">
                       <a:extLst>
                         <a:ext uri="{28A0092B-C50C-407E-A947-70E740481C1C}">
                           <a14:useLocalDpi xmlns:a14="http://schemas.microsoft.com/office/drawing/2010/main" val="0"/>
@@ -1222,20 +1222,20 @@
           <w:sz w:val="24"/>
         </w:rPr>
         <w:drawing>
-          <wp:inline distT="0" distB="0" distL="0" distR="0">
+          <wp:inline distT="0" distB="0" distL="0" distR="0" wp14:anchorId="20A5E6BB" wp14:editId="2ED7C401">
             <wp:extent cx="2160000" cy="1440000"/>
             <wp:effectExtent l="0" t="0" r="0" b="8255"/>
-            <wp:docPr id="867493899" name="Picture 8"/>
+            <wp:docPr id="2126129283" name="Picture 8"/>
             <wp:cNvGraphicFramePr/>
             <a:graphic xmlns:a="http://schemas.openxmlformats.org/drawingml/2006/main">
               <a:graphicData uri="http://schemas.openxmlformats.org/drawingml/2006/picture">
                 <pic:pic xmlns:pic="http://schemas.openxmlformats.org/drawingml/2006/picture">
                   <pic:nvPicPr>
-                    <pic:cNvPr id="867493899" name=""/>
+                    <pic:cNvPr id="2126129283" name=""/>
                     <pic:cNvPicPr/>
                   </pic:nvPicPr>
                   <pic:blipFill>
-                    <a:blip r:embed="rId8">
+                    <a:blip r:embed="rId6">
                       <a:extLst>
                         <a:ext uri="{28A0092B-C50C-407E-A947-70E740481C1C}">
                           <a14:useLocalDpi xmlns:a14="http://schemas.microsoft.com/office/drawing/2010/main" val="0"/>
@@ -1391,20 +1391,20 @@
           <w:sz w:val="24"/>
         </w:rPr>
         <w:drawing>
-          <wp:inline distT="0" distB="0" distL="0" distR="0">
+          <wp:inline distT="0" distB="0" distL="0" distR="0" wp14:anchorId="0A07355D" wp14:editId="043601D8">
             <wp:extent cx="2160000" cy="1440000"/>
             <wp:effectExtent l="0" t="0" r="0" b="8255"/>
-            <wp:docPr id="1109392754" name="Picture 9"/>
+            <wp:docPr id="1769987345" name="Picture 9"/>
             <wp:cNvGraphicFramePr/>
             <a:graphic xmlns:a="http://schemas.openxmlformats.org/drawingml/2006/main">
               <a:graphicData uri="http://schemas.openxmlformats.org/drawingml/2006/picture">
                 <pic:pic xmlns:pic="http://schemas.openxmlformats.org/drawingml/2006/picture">
                   <pic:nvPicPr>
-                    <pic:cNvPr id="1109392754" name=""/>
+                    <pic:cNvPr id="1769987345" name=""/>
                     <pic:cNvPicPr/>
                   </pic:nvPicPr>
                   <pic:blipFill>
-                    <a:blip r:embed="rId8">
+                    <a:blip r:embed="rId6">
                       <a:extLst>
                         <a:ext uri="{28A0092B-C50C-407E-A947-70E740481C1C}">
                           <a14:useLocalDpi xmlns:a14="http://schemas.microsoft.com/office/drawing/2010/main" val="0"/>
@@ -1561,20 +1561,20 @@
           <w:sz w:val="24"/>
         </w:rPr>
         <w:drawing>
-          <wp:inline distT="0" distB="0" distL="0" distR="0">
+          <wp:inline distT="0" distB="0" distL="0" distR="0" wp14:anchorId="7F56B98F" wp14:editId="6E996863">
             <wp:extent cx="2160000" cy="1440000"/>
             <wp:effectExtent l="0" t="0" r="0" b="8255"/>
-            <wp:docPr id="1678317791" name="Picture 10"/>
+            <wp:docPr id="261241243" name="Picture 10"/>
             <wp:cNvGraphicFramePr/>
             <a:graphic xmlns:a="http://schemas.openxmlformats.org/drawingml/2006/main">
               <a:graphicData uri="http://schemas.openxmlformats.org/drawingml/2006/picture">
                 <pic:pic xmlns:pic="http://schemas.openxmlformats.org/drawingml/2006/picture">
                   <pic:nvPicPr>
-                    <pic:cNvPr id="1678317791" name=""/>
+                    <pic:cNvPr id="261241243" name=""/>
                     <pic:cNvPicPr/>
                   </pic:nvPicPr>
                   <pic:blipFill>
-                    <a:blip r:embed="rId8">
+                    <a:blip r:embed="rId6">
                       <a:extLst>
                         <a:ext uri="{28A0092B-C50C-407E-A947-70E740481C1C}">
                           <a14:useLocalDpi xmlns:a14="http://schemas.microsoft.com/office/drawing/2010/main" val="0"/>
@@ -1730,20 +1730,20 @@
           <w:sz w:val="24"/>
         </w:rPr>
         <w:drawing>
-          <wp:inline distT="0" distB="0" distL="0" distR="0">
+          <wp:inline distT="0" distB="0" distL="0" distR="0" wp14:anchorId="588DF459" wp14:editId="60E617B1">
             <wp:extent cx="2160000" cy="1440000"/>
             <wp:effectExtent l="0" t="0" r="0" b="8255"/>
-            <wp:docPr id="1868892135" name="Picture 11"/>
+            <wp:docPr id="284735513" name="Picture 11"/>
             <wp:cNvGraphicFramePr/>
             <a:graphic xmlns:a="http://schemas.openxmlformats.org/drawingml/2006/main">
               <a:graphicData uri="http://schemas.openxmlformats.org/drawingml/2006/picture">
                 <pic:pic xmlns:pic="http://schemas.openxmlformats.org/drawingml/2006/picture">
                   <pic:nvPicPr>
-                    <pic:cNvPr id="1868892135" name=""/>
+                    <pic:cNvPr id="284735513" name=""/>
                     <pic:cNvPicPr/>
                   </pic:nvPicPr>
                   <pic:blipFill>
-                    <a:blip r:embed="rId8">
+                    <a:blip r:embed="rId6">
                       <a:extLst>
                         <a:ext uri="{28A0092B-C50C-407E-A947-70E740481C1C}">
                           <a14:useLocalDpi xmlns:a14="http://schemas.microsoft.com/office/drawing/2010/main" val="0"/>
@@ -1899,20 +1899,20 @@
           <w:sz w:val="24"/>
         </w:rPr>
         <w:drawing>
-          <wp:inline distT="0" distB="0" distL="0" distR="0">
+          <wp:inline distT="0" distB="0" distL="0" distR="0" wp14:anchorId="1ECE40E0" wp14:editId="55B1F39B">
             <wp:extent cx="2160000" cy="1440000"/>
             <wp:effectExtent l="0" t="0" r="0" b="8255"/>
-            <wp:docPr id="1100064189" name="Picture 12"/>
+            <wp:docPr id="2099219557" name="Picture 12"/>
             <wp:cNvGraphicFramePr/>
             <a:graphic xmlns:a="http://schemas.openxmlformats.org/drawingml/2006/main">
               <a:graphicData uri="http://schemas.openxmlformats.org/drawingml/2006/picture">
                 <pic:pic xmlns:pic="http://schemas.openxmlformats.org/drawingml/2006/picture">
                   <pic:nvPicPr>
-                    <pic:cNvPr id="1100064189" name=""/>
+                    <pic:cNvPr id="2099219557" name=""/>
                     <pic:cNvPicPr/>
                   </pic:nvPicPr>
                   <pic:blipFill>
-                    <a:blip r:embed="rId8">
+                    <a:blip r:embed="rId6">
                       <a:extLst>
                         <a:ext uri="{28A0092B-C50C-407E-A947-70E740481C1C}">
                           <a14:useLocalDpi xmlns:a14="http://schemas.microsoft.com/office/drawing/2010/main" val="0"/>
@@ -2069,20 +2069,20 @@
           <w:sz w:val="24"/>
         </w:rPr>
         <w:drawing>
-          <wp:inline distT="0" distB="0" distL="0" distR="0">
+          <wp:inline distT="0" distB="0" distL="0" distR="0" wp14:anchorId="7DADE682" wp14:editId="4ED26FE8">
             <wp:extent cx="2160000" cy="1440000"/>
             <wp:effectExtent l="0" t="0" r="0" b="8255"/>
-            <wp:docPr id="271626012" name="Picture 13"/>
+            <wp:docPr id="195141814" name="Picture 13"/>
             <wp:cNvGraphicFramePr/>
             <a:graphic xmlns:a="http://schemas.openxmlformats.org/drawingml/2006/main">
               <a:graphicData uri="http://schemas.openxmlformats.org/drawingml/2006/picture">
                 <pic:pic xmlns:pic="http://schemas.openxmlformats.org/drawingml/2006/picture">
                   <pic:nvPicPr>
-                    <pic:cNvPr id="271626012" name=""/>
+                    <pic:cNvPr id="195141814" name=""/>
                     <pic:cNvPicPr/>
                   </pic:nvPicPr>
                   <pic:blipFill>
-                    <a:blip r:embed="rId8">
+                    <a:blip r:embed="rId6">
                       <a:extLst>
                         <a:ext uri="{28A0092B-C50C-407E-A947-70E740481C1C}">
                           <a14:useLocalDpi xmlns:a14="http://schemas.microsoft.com/office/drawing/2010/main" val="0"/>
@@ -2238,20 +2238,20 @@
           <w:sz w:val="24"/>
         </w:rPr>
         <w:drawing>
-          <wp:inline distT="0" distB="0" distL="0" distR="0">
+          <wp:inline distT="0" distB="0" distL="0" distR="0" wp14:anchorId="6D94490F" wp14:editId="47C948B6">
             <wp:extent cx="2160000" cy="1440000"/>
             <wp:effectExtent l="0" t="0" r="0" b="8255"/>
-            <wp:docPr id="1023308072" name="Picture 14"/>
+            <wp:docPr id="1577957878" name="Picture 14"/>
             <wp:cNvGraphicFramePr/>
             <a:graphic xmlns:a="http://schemas.openxmlformats.org/drawingml/2006/main">
               <a:graphicData uri="http://schemas.openxmlformats.org/drawingml/2006/picture">
                 <pic:pic xmlns:pic="http://schemas.openxmlformats.org/drawingml/2006/picture">
                   <pic:nvPicPr>
-                    <pic:cNvPr id="1023308072" name=""/>
+                    <pic:cNvPr id="1577957878" name=""/>
                     <pic:cNvPicPr/>
                   </pic:nvPicPr>
                   <pic:blipFill>
-                    <a:blip r:embed="rId8">
+                    <a:blip r:embed="rId6">
                       <a:extLst>
                         <a:ext uri="{28A0092B-C50C-407E-A947-70E740481C1C}">
                           <a14:useLocalDpi xmlns:a14="http://schemas.microsoft.com/office/drawing/2010/main" val="0"/>
@@ -2407,20 +2407,20 @@
           <w:sz w:val="24"/>
         </w:rPr>
         <w:drawing>
-          <wp:inline distT="0" distB="0" distL="0" distR="0">
+          <wp:inline distT="0" distB="0" distL="0" distR="0" wp14:anchorId="40346614" wp14:editId="2E015C53">
             <wp:extent cx="2160000" cy="1440000"/>
             <wp:effectExtent l="0" t="0" r="0" b="8255"/>
-            <wp:docPr id="121910101" name="Picture 15"/>
+            <wp:docPr id="2142285790" name="Picture 15"/>
             <wp:cNvGraphicFramePr/>
             <a:graphic xmlns:a="http://schemas.openxmlformats.org/drawingml/2006/main">
               <a:graphicData uri="http://schemas.openxmlformats.org/drawingml/2006/picture">
                 <pic:pic xmlns:pic="http://schemas.openxmlformats.org/drawingml/2006/picture">
                   <pic:nvPicPr>
-                    <pic:cNvPr id="121910101" name=""/>
+                    <pic:cNvPr id="2142285790" name=""/>
                     <pic:cNvPicPr/>
                   </pic:nvPicPr>
                   <pic:blipFill>
-                    <a:blip r:embed="rId8">
+                    <a:blip r:embed="rId6">
                       <a:extLst>
                         <a:ext uri="{28A0092B-C50C-407E-A947-70E740481C1C}">
                           <a14:useLocalDpi xmlns:a14="http://schemas.microsoft.com/office/drawing/2010/main" val="0"/>
@@ -2577,20 +2577,20 @@
           <w:sz w:val="24"/>
         </w:rPr>
         <w:drawing>
-          <wp:inline distT="0" distB="0" distL="0" distR="0">
+          <wp:inline distT="0" distB="0" distL="0" distR="0" wp14:anchorId="482BA6E1" wp14:editId="6DD71331">
             <wp:extent cx="2160000" cy="1440000"/>
             <wp:effectExtent l="0" t="0" r="0" b="8255"/>
-            <wp:docPr id="1772893097" name="Picture 16"/>
+            <wp:docPr id="387251143" name="Picture 16"/>
             <wp:cNvGraphicFramePr/>
             <a:graphic xmlns:a="http://schemas.openxmlformats.org/drawingml/2006/main">
               <a:graphicData uri="http://schemas.openxmlformats.org/drawingml/2006/picture">
                 <pic:pic xmlns:pic="http://schemas.openxmlformats.org/drawingml/2006/picture">
                   <pic:nvPicPr>
-                    <pic:cNvPr id="1772893097" name=""/>
+                    <pic:cNvPr id="387251143" name=""/>
                     <pic:cNvPicPr/>
                   </pic:nvPicPr>
                   <pic:blipFill>
-                    <a:blip r:embed="rId8">
+                    <a:blip r:embed="rId6">
                       <a:extLst>
                         <a:ext uri="{28A0092B-C50C-407E-A947-70E740481C1C}">
                           <a14:useLocalDpi xmlns:a14="http://schemas.microsoft.com/office/drawing/2010/main" val="0"/>
@@ -2746,20 +2746,20 @@
           <w:sz w:val="24"/>
         </w:rPr>
         <w:drawing>
-          <wp:inline distT="0" distB="0" distL="0" distR="0">
+          <wp:inline distT="0" distB="0" distL="0" distR="0" wp14:anchorId="07983143" wp14:editId="00FCAEBF">
             <wp:extent cx="2160000" cy="1440000"/>
             <wp:effectExtent l="0" t="0" r="0" b="8255"/>
-            <wp:docPr id="959945702" name="Picture 17"/>
+            <wp:docPr id="668789964" name="Picture 17"/>
             <wp:cNvGraphicFramePr/>
             <a:graphic xmlns:a="http://schemas.openxmlformats.org/drawingml/2006/main">
               <a:graphicData uri="http://schemas.openxmlformats.org/drawingml/2006/picture">
                 <pic:pic xmlns:pic="http://schemas.openxmlformats.org/drawingml/2006/picture">
                   <pic:nvPicPr>
-                    <pic:cNvPr id="959945702" name=""/>
+                    <pic:cNvPr id="668789964" name=""/>
                     <pic:cNvPicPr/>
                   </pic:nvPicPr>
                   <pic:blipFill>
-                    <a:blip r:embed="rId8">
+                    <a:blip r:embed="rId6">
                       <a:extLst>
                         <a:ext uri="{28A0092B-C50C-407E-A947-70E740481C1C}">
                           <a14:useLocalDpi xmlns:a14="http://schemas.microsoft.com/office/drawing/2010/main" val="0"/>
@@ -2890,12 +2890,12 @@
       </w:pPr>
     </w:p>
     <w:sectPr>
-      <w:headerReference w:type="even" r:id="rId9"/>
-      <w:headerReference w:type="default" r:id="rId10"/>
-      <w:footerReference w:type="even" r:id="rId11"/>
-      <w:footerReference w:type="default" r:id="rId12"/>
-      <w:headerReference w:type="first" r:id="rId13"/>
-      <w:footerReference w:type="first" r:id="rId14"/>
+      <w:headerReference w:type="even" r:id="rId7"/>
+      <w:headerReference w:type="default" r:id="rId8"/>
+      <w:footerReference w:type="even" r:id="rId9"/>
+      <w:footerReference w:type="default" r:id="rId10"/>
+      <w:headerReference w:type="first" r:id="rId11"/>
+      <w:footerReference w:type="first" r:id="rId12"/>
       <w:pgSz w:w="11907" w:h="16840" w:code="9"/>
       <w:pgMar w:top="1134" w:right="850" w:bottom="1134" w:left="1701" w:header="720" w:footer="720" w:gutter="0"/>
       <w:cols w:space="720"/>
@@ -3491,7 +3491,7 @@
     <w:link w:val="Heading1Char"/>
     <w:uiPriority w:val="9"/>
     <w:qFormat/>
-    <w:rsid w:val="000A49FF"/>
+    <w:rsid w:val="00A0066C"/>
     <w:pPr>
       <w:keepNext/>
       <w:keepLines/>
@@ -3514,7 +3514,7 @@
     <w:semiHidden/>
     <w:unhideWhenUsed/>
     <w:qFormat/>
-    <w:rsid w:val="000A49FF"/>
+    <w:rsid w:val="00A0066C"/>
     <w:pPr>
       <w:keepNext/>
       <w:keepLines/>
@@ -3537,7 +3537,7 @@
     <w:semiHidden/>
     <w:unhideWhenUsed/>
     <w:qFormat/>
-    <w:rsid w:val="000A49FF"/>
+    <w:rsid w:val="00A0066C"/>
     <w:pPr>
       <w:keepNext/>
       <w:keepLines/>
@@ -3560,7 +3560,7 @@
     <w:semiHidden/>
     <w:unhideWhenUsed/>
     <w:qFormat/>
-    <w:rsid w:val="000A49FF"/>
+    <w:rsid w:val="00A0066C"/>
     <w:pPr>
       <w:keepNext/>
       <w:keepLines/>
@@ -3583,7 +3583,7 @@
     <w:semiHidden/>
     <w:unhideWhenUsed/>
     <w:qFormat/>
-    <w:rsid w:val="000A49FF"/>
+    <w:rsid w:val="00A0066C"/>
     <w:pPr>
       <w:keepNext/>
       <w:keepLines/>
@@ -3604,7 +3604,7 @@
     <w:semiHidden/>
     <w:unhideWhenUsed/>
     <w:qFormat/>
-    <w:rsid w:val="000A49FF"/>
+    <w:rsid w:val="00A0066C"/>
     <w:pPr>
       <w:keepNext/>
       <w:keepLines/>
@@ -3627,7 +3627,7 @@
     <w:semiHidden/>
     <w:unhideWhenUsed/>
     <w:qFormat/>
-    <w:rsid w:val="000A49FF"/>
+    <w:rsid w:val="00A0066C"/>
     <w:pPr>
       <w:keepNext/>
       <w:keepLines/>
@@ -3648,7 +3648,7 @@
     <w:semiHidden/>
     <w:unhideWhenUsed/>
     <w:qFormat/>
-    <w:rsid w:val="000A49FF"/>
+    <w:rsid w:val="00A0066C"/>
     <w:pPr>
       <w:keepNext/>
       <w:keepLines/>
@@ -3671,7 +3671,7 @@
     <w:semiHidden/>
     <w:unhideWhenUsed/>
     <w:qFormat/>
-    <w:rsid w:val="000A49FF"/>
+    <w:rsid w:val="00A0066C"/>
     <w:pPr>
       <w:keepNext/>
       <w:keepLines/>
@@ -3715,7 +3715,7 @@
     <w:basedOn w:val="DefaultParagraphFont"/>
     <w:link w:val="Heading1"/>
     <w:uiPriority w:val="9"/>
-    <w:rsid w:val="000A49FF"/>
+    <w:rsid w:val="00A0066C"/>
     <w:rPr>
       <w:rFonts w:asciiTheme="majorHAnsi" w:eastAsiaTheme="majorEastAsia" w:hAnsiTheme="majorHAnsi" w:cstheme="majorBidi"/>
       <w:color w:val="0F4761" w:themeColor="accent1" w:themeShade="BF"/>
@@ -3729,7 +3729,7 @@
     <w:link w:val="Heading2"/>
     <w:uiPriority w:val="9"/>
     <w:semiHidden/>
-    <w:rsid w:val="000A49FF"/>
+    <w:rsid w:val="00A0066C"/>
     <w:rPr>
       <w:rFonts w:asciiTheme="majorHAnsi" w:eastAsiaTheme="majorEastAsia" w:hAnsiTheme="majorHAnsi" w:cstheme="majorBidi"/>
       <w:color w:val="0F4761" w:themeColor="accent1" w:themeShade="BF"/>
@@ -3743,7 +3743,7 @@
     <w:link w:val="Heading3"/>
     <w:uiPriority w:val="9"/>
     <w:semiHidden/>
-    <w:rsid w:val="000A49FF"/>
+    <w:rsid w:val="00A0066C"/>
     <w:rPr>
       <w:rFonts w:asciiTheme="minorHAnsi" w:eastAsiaTheme="majorEastAsia" w:hAnsiTheme="minorHAnsi" w:cstheme="majorBidi"/>
       <w:color w:val="0F4761" w:themeColor="accent1" w:themeShade="BF"/>
@@ -3757,7 +3757,7 @@
     <w:link w:val="Heading4"/>
     <w:uiPriority w:val="9"/>
     <w:semiHidden/>
-    <w:rsid w:val="000A49FF"/>
+    <w:rsid w:val="00A0066C"/>
     <w:rPr>
       <w:rFonts w:asciiTheme="minorHAnsi" w:eastAsiaTheme="majorEastAsia" w:hAnsiTheme="minorHAnsi" w:cstheme="majorBidi"/>
       <w:i/>
@@ -3771,7 +3771,7 @@
     <w:link w:val="Heading5"/>
     <w:uiPriority w:val="9"/>
     <w:semiHidden/>
-    <w:rsid w:val="000A49FF"/>
+    <w:rsid w:val="00A0066C"/>
     <w:rPr>
       <w:rFonts w:asciiTheme="minorHAnsi" w:eastAsiaTheme="majorEastAsia" w:hAnsiTheme="minorHAnsi" w:cstheme="majorBidi"/>
       <w:color w:val="0F4761" w:themeColor="accent1" w:themeShade="BF"/>
@@ -3783,7 +3783,7 @@
     <w:link w:val="Heading6"/>
     <w:uiPriority w:val="9"/>
     <w:semiHidden/>
-    <w:rsid w:val="000A49FF"/>
+    <w:rsid w:val="00A0066C"/>
     <w:rPr>
       <w:rFonts w:asciiTheme="minorHAnsi" w:eastAsiaTheme="majorEastAsia" w:hAnsiTheme="minorHAnsi" w:cstheme="majorBidi"/>
       <w:i/>
@@ -3797,7 +3797,7 @@
     <w:link w:val="Heading7"/>
     <w:uiPriority w:val="9"/>
     <w:semiHidden/>
-    <w:rsid w:val="000A49FF"/>
+    <w:rsid w:val="00A0066C"/>
     <w:rPr>
       <w:rFonts w:asciiTheme="minorHAnsi" w:eastAsiaTheme="majorEastAsia" w:hAnsiTheme="minorHAnsi" w:cstheme="majorBidi"/>
       <w:color w:val="595959" w:themeColor="text1" w:themeTint="A6"/>
@@ -3809,7 +3809,7 @@
     <w:link w:val="Heading8"/>
     <w:uiPriority w:val="9"/>
     <w:semiHidden/>
-    <w:rsid w:val="000A49FF"/>
+    <w:rsid w:val="00A0066C"/>
     <w:rPr>
       <w:rFonts w:asciiTheme="minorHAnsi" w:eastAsiaTheme="majorEastAsia" w:hAnsiTheme="minorHAnsi" w:cstheme="majorBidi"/>
       <w:i/>
@@ -3823,7 +3823,7 @@
     <w:link w:val="Heading9"/>
     <w:uiPriority w:val="9"/>
     <w:semiHidden/>
-    <w:rsid w:val="000A49FF"/>
+    <w:rsid w:val="00A0066C"/>
     <w:rPr>
       <w:rFonts w:asciiTheme="minorHAnsi" w:eastAsiaTheme="majorEastAsia" w:hAnsiTheme="minorHAnsi" w:cstheme="majorBidi"/>
       <w:color w:val="272727" w:themeColor="text1" w:themeTint="D8"/>
@@ -3836,7 +3836,7 @@
     <w:link w:val="TitleChar"/>
     <w:uiPriority w:val="10"/>
     <w:qFormat/>
-    <w:rsid w:val="000A49FF"/>
+    <w:rsid w:val="00A0066C"/>
     <w:pPr>
       <w:spacing w:after="80" w:line="240" w:lineRule="auto"/>
       <w:contextualSpacing/>
@@ -3854,7 +3854,7 @@
     <w:basedOn w:val="DefaultParagraphFont"/>
     <w:link w:val="Title"/>
     <w:uiPriority w:val="10"/>
-    <w:rsid w:val="000A49FF"/>
+    <w:rsid w:val="00A0066C"/>
     <w:rPr>
       <w:rFonts w:asciiTheme="majorHAnsi" w:eastAsiaTheme="majorEastAsia" w:hAnsiTheme="majorHAnsi" w:cstheme="majorBidi"/>
       <w:spacing w:val="-10"/>
@@ -3870,7 +3870,7 @@
     <w:link w:val="SubtitleChar"/>
     <w:uiPriority w:val="11"/>
     <w:qFormat/>
-    <w:rsid w:val="000A49FF"/>
+    <w:rsid w:val="00A0066C"/>
     <w:pPr>
       <w:numPr>
         <w:ilvl w:val="1"/>
@@ -3889,7 +3889,7 @@
     <w:basedOn w:val="DefaultParagraphFont"/>
     <w:link w:val="Subtitle"/>
     <w:uiPriority w:val="11"/>
-    <w:rsid w:val="000A49FF"/>
+    <w:rsid w:val="00A0066C"/>
     <w:rPr>
       <w:rFonts w:asciiTheme="minorHAnsi" w:eastAsiaTheme="majorEastAsia" w:hAnsiTheme="minorHAnsi" w:cstheme="majorBidi"/>
       <w:color w:val="595959" w:themeColor="text1" w:themeTint="A6"/>
@@ -3905,7 +3905,7 @@
     <w:link w:val="QuoteChar"/>
     <w:uiPriority w:val="29"/>
     <w:qFormat/>
-    <w:rsid w:val="000A49FF"/>
+    <w:rsid w:val="00A0066C"/>
     <w:pPr>
       <w:spacing w:before="160"/>
       <w:jc w:val="center"/>
@@ -3921,7 +3921,7 @@
     <w:basedOn w:val="DefaultParagraphFont"/>
     <w:link w:val="Quote"/>
     <w:uiPriority w:val="29"/>
-    <w:rsid w:val="000A49FF"/>
+    <w:rsid w:val="00A0066C"/>
     <w:rPr>
       <w:i/>
       <w:iCs/>
@@ -3933,7 +3933,7 @@
     <w:basedOn w:val="Normal"/>
     <w:uiPriority w:val="34"/>
     <w:qFormat/>
-    <w:rsid w:val="000A49FF"/>
+    <w:rsid w:val="00A0066C"/>
     <w:pPr>
       <w:ind w:left="720"/>
       <w:contextualSpacing/>
@@ -3944,7 +3944,7 @@
     <w:basedOn w:val="DefaultParagraphFont"/>
     <w:uiPriority w:val="21"/>
     <w:qFormat/>
-    <w:rsid w:val="000A49FF"/>
+    <w:rsid w:val="00A0066C"/>
     <w:rPr>
       <w:i/>
       <w:iCs/>
@@ -3958,7 +3958,7 @@
     <w:link w:val="IntenseQuoteChar"/>
     <w:uiPriority w:val="30"/>
     <w:qFormat/>
-    <w:rsid w:val="000A49FF"/>
+    <w:rsid w:val="00A0066C"/>
     <w:pPr>
       <w:pBdr>
         <w:top w:val="single" w:sz="4" w:space="10" w:color="0F4761" w:themeColor="accent1" w:themeShade="BF"/>
@@ -3979,7 +3979,7 @@
     <w:basedOn w:val="DefaultParagraphFont"/>
     <w:link w:val="IntenseQuote"/>
     <w:uiPriority w:val="30"/>
-    <w:rsid w:val="000A49FF"/>
+    <w:rsid w:val="00A0066C"/>
     <w:rPr>
       <w:i/>
       <w:iCs/>
@@ -3991,7 +3991,7 @@
     <w:basedOn w:val="DefaultParagraphFont"/>
     <w:uiPriority w:val="32"/>
     <w:qFormat/>
-    <w:rsid w:val="000A49FF"/>
+    <w:rsid w:val="00A0066C"/>
     <w:rPr>
       <w:b/>
       <w:bCs/>
@@ -4006,7 +4006,7 @@
     <w:link w:val="HeaderChar"/>
     <w:uiPriority w:val="99"/>
     <w:unhideWhenUsed/>
-    <w:rsid w:val="000A49FF"/>
+    <w:rsid w:val="00A0066C"/>
     <w:pPr>
       <w:tabs>
         <w:tab w:val="center" w:pos="4680"/>
@@ -4020,7 +4020,7 @@
     <w:basedOn w:val="DefaultParagraphFont"/>
     <w:link w:val="Header"/>
     <w:uiPriority w:val="99"/>
-    <w:rsid w:val="000A49FF"/>
+    <w:rsid w:val="00A0066C"/>
   </w:style>
   <w:style w:type="paragraph" w:styleId="Footer">
     <w:name w:val="footer"/>
@@ -4028,7 +4028,7 @@
     <w:link w:val="FooterChar"/>
     <w:uiPriority w:val="99"/>
     <w:unhideWhenUsed/>
-    <w:rsid w:val="000A49FF"/>
+    <w:rsid w:val="00A0066C"/>
     <w:pPr>
       <w:tabs>
         <w:tab w:val="center" w:pos="4680"/>
@@ -4042,7 +4042,7 @@
     <w:basedOn w:val="DefaultParagraphFont"/>
     <w:link w:val="Footer"/>
     <w:uiPriority w:val="99"/>
-    <w:rsid w:val="000A49FF"/>
+    <w:rsid w:val="00A0066C"/>
   </w:style>
 </w:styles>
 </file>

--- a/output/uln_document.docx
+++ b/output/uln_document.docx
@@ -37,16 +37,16 @@
           <w:sz w:val="24"/>
         </w:rPr>
         <w:drawing>
-          <wp:inline distT="0" distB="0" distL="0" distR="0" wp14:anchorId="5779F885" wp14:editId="3852A734">
+          <wp:inline distT="0" distB="0" distL="0" distR="0">
             <wp:extent cx="2160000" cy="1440000"/>
             <wp:effectExtent l="0" t="0" r="0" b="8255"/>
-            <wp:docPr id="543089923" name="Picture 1"/>
+            <wp:docPr id="180975263" name="Picture 1"/>
             <wp:cNvGraphicFramePr/>
             <a:graphic xmlns:a="http://schemas.openxmlformats.org/drawingml/2006/main">
               <a:graphicData uri="http://schemas.openxmlformats.org/drawingml/2006/picture">
                 <pic:pic xmlns:pic="http://schemas.openxmlformats.org/drawingml/2006/picture">
                   <pic:nvPicPr>
-                    <pic:cNvPr id="543089923" name=""/>
+                    <pic:cNvPr id="180975263" name=""/>
                     <pic:cNvPicPr/>
                   </pic:nvPicPr>
                   <pic:blipFill>
@@ -206,16 +206,16 @@
           <w:sz w:val="24"/>
         </w:rPr>
         <w:drawing>
-          <wp:inline distT="0" distB="0" distL="0" distR="0" wp14:anchorId="3999FFB7" wp14:editId="7FAD7666">
+          <wp:inline distT="0" distB="0" distL="0" distR="0">
             <wp:extent cx="2160000" cy="1440000"/>
             <wp:effectExtent l="0" t="0" r="0" b="8255"/>
-            <wp:docPr id="1925342895" name="Picture 2"/>
+            <wp:docPr id="966731096" name="Picture 2"/>
             <wp:cNvGraphicFramePr/>
             <a:graphic xmlns:a="http://schemas.openxmlformats.org/drawingml/2006/main">
               <a:graphicData uri="http://schemas.openxmlformats.org/drawingml/2006/picture">
                 <pic:pic xmlns:pic="http://schemas.openxmlformats.org/drawingml/2006/picture">
                   <pic:nvPicPr>
-                    <pic:cNvPr id="1925342895" name=""/>
+                    <pic:cNvPr id="966731096" name=""/>
                     <pic:cNvPicPr/>
                   </pic:nvPicPr>
                   <pic:blipFill>
@@ -375,16 +375,16 @@
           <w:sz w:val="24"/>
         </w:rPr>
         <w:drawing>
-          <wp:inline distT="0" distB="0" distL="0" distR="0" wp14:anchorId="5806072D" wp14:editId="6E990793">
+          <wp:inline distT="0" distB="0" distL="0" distR="0">
             <wp:extent cx="2160000" cy="1440000"/>
             <wp:effectExtent l="0" t="0" r="0" b="8255"/>
-            <wp:docPr id="1324627772" name="Picture 3"/>
+            <wp:docPr id="1781980810" name="Picture 3"/>
             <wp:cNvGraphicFramePr/>
             <a:graphic xmlns:a="http://schemas.openxmlformats.org/drawingml/2006/main">
               <a:graphicData uri="http://schemas.openxmlformats.org/drawingml/2006/picture">
                 <pic:pic xmlns:pic="http://schemas.openxmlformats.org/drawingml/2006/picture">
                   <pic:nvPicPr>
-                    <pic:cNvPr id="1324627772" name=""/>
+                    <pic:cNvPr id="1781980810" name=""/>
                     <pic:cNvPicPr/>
                   </pic:nvPicPr>
                   <pic:blipFill>
@@ -545,16 +545,16 @@
           <w:sz w:val="24"/>
         </w:rPr>
         <w:drawing>
-          <wp:inline distT="0" distB="0" distL="0" distR="0" wp14:anchorId="2A182EA7" wp14:editId="66541CE4">
+          <wp:inline distT="0" distB="0" distL="0" distR="0">
             <wp:extent cx="2160000" cy="1440000"/>
             <wp:effectExtent l="0" t="0" r="0" b="8255"/>
-            <wp:docPr id="1218551113" name="Picture 4"/>
+            <wp:docPr id="1630835673" name="Picture 4"/>
             <wp:cNvGraphicFramePr/>
             <a:graphic xmlns:a="http://schemas.openxmlformats.org/drawingml/2006/main">
               <a:graphicData uri="http://schemas.openxmlformats.org/drawingml/2006/picture">
                 <pic:pic xmlns:pic="http://schemas.openxmlformats.org/drawingml/2006/picture">
                   <pic:nvPicPr>
-                    <pic:cNvPr id="1218551113" name=""/>
+                    <pic:cNvPr id="1630835673" name=""/>
                     <pic:cNvPicPr/>
                   </pic:nvPicPr>
                   <pic:blipFill>
@@ -714,16 +714,16 @@
           <w:sz w:val="24"/>
         </w:rPr>
         <w:drawing>
-          <wp:inline distT="0" distB="0" distL="0" distR="0" wp14:anchorId="4D77B96E" wp14:editId="2938382F">
+          <wp:inline distT="0" distB="0" distL="0" distR="0">
             <wp:extent cx="2160000" cy="1440000"/>
             <wp:effectExtent l="0" t="0" r="0" b="8255"/>
-            <wp:docPr id="725127105" name="Picture 5"/>
+            <wp:docPr id="1694622807" name="Picture 5"/>
             <wp:cNvGraphicFramePr/>
             <a:graphic xmlns:a="http://schemas.openxmlformats.org/drawingml/2006/main">
               <a:graphicData uri="http://schemas.openxmlformats.org/drawingml/2006/picture">
                 <pic:pic xmlns:pic="http://schemas.openxmlformats.org/drawingml/2006/picture">
                   <pic:nvPicPr>
-                    <pic:cNvPr id="725127105" name=""/>
+                    <pic:cNvPr id="1694622807" name=""/>
                     <pic:cNvPicPr/>
                   </pic:nvPicPr>
                   <pic:blipFill>
@@ -883,16 +883,16 @@
           <w:sz w:val="24"/>
         </w:rPr>
         <w:drawing>
-          <wp:inline distT="0" distB="0" distL="0" distR="0" wp14:anchorId="23D4C617" wp14:editId="3214A603">
+          <wp:inline distT="0" distB="0" distL="0" distR="0">
             <wp:extent cx="2160000" cy="1440000"/>
             <wp:effectExtent l="0" t="0" r="0" b="8255"/>
-            <wp:docPr id="1252713534" name="Picture 6"/>
+            <wp:docPr id="697198702" name="Picture 6"/>
             <wp:cNvGraphicFramePr/>
             <a:graphic xmlns:a="http://schemas.openxmlformats.org/drawingml/2006/main">
               <a:graphicData uri="http://schemas.openxmlformats.org/drawingml/2006/picture">
                 <pic:pic xmlns:pic="http://schemas.openxmlformats.org/drawingml/2006/picture">
                   <pic:nvPicPr>
-                    <pic:cNvPr id="1252713534" name=""/>
+                    <pic:cNvPr id="697198702" name=""/>
                     <pic:cNvPicPr/>
                   </pic:nvPicPr>
                   <pic:blipFill>
@@ -1053,16 +1053,16 @@
           <w:sz w:val="24"/>
         </w:rPr>
         <w:drawing>
-          <wp:inline distT="0" distB="0" distL="0" distR="0" wp14:anchorId="3600A831" wp14:editId="6DEEAC94">
+          <wp:inline distT="0" distB="0" distL="0" distR="0">
             <wp:extent cx="2160000" cy="1440000"/>
             <wp:effectExtent l="0" t="0" r="0" b="8255"/>
-            <wp:docPr id="2058438607" name="Picture 7"/>
+            <wp:docPr id="1519075983" name="Picture 7"/>
             <wp:cNvGraphicFramePr/>
             <a:graphic xmlns:a="http://schemas.openxmlformats.org/drawingml/2006/main">
               <a:graphicData uri="http://schemas.openxmlformats.org/drawingml/2006/picture">
                 <pic:pic xmlns:pic="http://schemas.openxmlformats.org/drawingml/2006/picture">
                   <pic:nvPicPr>
-                    <pic:cNvPr id="2058438607" name=""/>
+                    <pic:cNvPr id="1519075983" name=""/>
                     <pic:cNvPicPr/>
                   </pic:nvPicPr>
                   <pic:blipFill>
@@ -1222,16 +1222,16 @@
           <w:sz w:val="24"/>
         </w:rPr>
         <w:drawing>
-          <wp:inline distT="0" distB="0" distL="0" distR="0" wp14:anchorId="20A5E6BB" wp14:editId="2ED7C401">
+          <wp:inline distT="0" distB="0" distL="0" distR="0">
             <wp:extent cx="2160000" cy="1440000"/>
             <wp:effectExtent l="0" t="0" r="0" b="8255"/>
-            <wp:docPr id="2126129283" name="Picture 8"/>
+            <wp:docPr id="575713178" name="Picture 8"/>
             <wp:cNvGraphicFramePr/>
             <a:graphic xmlns:a="http://schemas.openxmlformats.org/drawingml/2006/main">
               <a:graphicData uri="http://schemas.openxmlformats.org/drawingml/2006/picture">
                 <pic:pic xmlns:pic="http://schemas.openxmlformats.org/drawingml/2006/picture">
                   <pic:nvPicPr>
-                    <pic:cNvPr id="2126129283" name=""/>
+                    <pic:cNvPr id="575713178" name=""/>
                     <pic:cNvPicPr/>
                   </pic:nvPicPr>
                   <pic:blipFill>
@@ -1391,16 +1391,16 @@
           <w:sz w:val="24"/>
         </w:rPr>
         <w:drawing>
-          <wp:inline distT="0" distB="0" distL="0" distR="0" wp14:anchorId="0A07355D" wp14:editId="043601D8">
+          <wp:inline distT="0" distB="0" distL="0" distR="0">
             <wp:extent cx="2160000" cy="1440000"/>
             <wp:effectExtent l="0" t="0" r="0" b="8255"/>
-            <wp:docPr id="1769987345" name="Picture 9"/>
+            <wp:docPr id="1250127538" name="Picture 9"/>
             <wp:cNvGraphicFramePr/>
             <a:graphic xmlns:a="http://schemas.openxmlformats.org/drawingml/2006/main">
               <a:graphicData uri="http://schemas.openxmlformats.org/drawingml/2006/picture">
                 <pic:pic xmlns:pic="http://schemas.openxmlformats.org/drawingml/2006/picture">
                   <pic:nvPicPr>
-                    <pic:cNvPr id="1769987345" name=""/>
+                    <pic:cNvPr id="1250127538" name=""/>
                     <pic:cNvPicPr/>
                   </pic:nvPicPr>
                   <pic:blipFill>
@@ -1561,16 +1561,16 @@
           <w:sz w:val="24"/>
         </w:rPr>
         <w:drawing>
-          <wp:inline distT="0" distB="0" distL="0" distR="0" wp14:anchorId="7F56B98F" wp14:editId="6E996863">
+          <wp:inline distT="0" distB="0" distL="0" distR="0">
             <wp:extent cx="2160000" cy="1440000"/>
             <wp:effectExtent l="0" t="0" r="0" b="8255"/>
-            <wp:docPr id="261241243" name="Picture 10"/>
+            <wp:docPr id="1473580118" name="Picture 10"/>
             <wp:cNvGraphicFramePr/>
             <a:graphic xmlns:a="http://schemas.openxmlformats.org/drawingml/2006/main">
               <a:graphicData uri="http://schemas.openxmlformats.org/drawingml/2006/picture">
                 <pic:pic xmlns:pic="http://schemas.openxmlformats.org/drawingml/2006/picture">
                   <pic:nvPicPr>
-                    <pic:cNvPr id="261241243" name=""/>
+                    <pic:cNvPr id="1473580118" name=""/>
                     <pic:cNvPicPr/>
                   </pic:nvPicPr>
                   <pic:blipFill>
@@ -1730,16 +1730,16 @@
           <w:sz w:val="24"/>
         </w:rPr>
         <w:drawing>
-          <wp:inline distT="0" distB="0" distL="0" distR="0" wp14:anchorId="588DF459" wp14:editId="60E617B1">
+          <wp:inline distT="0" distB="0" distL="0" distR="0">
             <wp:extent cx="2160000" cy="1440000"/>
             <wp:effectExtent l="0" t="0" r="0" b="8255"/>
-            <wp:docPr id="284735513" name="Picture 11"/>
+            <wp:docPr id="276661342" name="Picture 11"/>
             <wp:cNvGraphicFramePr/>
             <a:graphic xmlns:a="http://schemas.openxmlformats.org/drawingml/2006/main">
               <a:graphicData uri="http://schemas.openxmlformats.org/drawingml/2006/picture">
                 <pic:pic xmlns:pic="http://schemas.openxmlformats.org/drawingml/2006/picture">
                   <pic:nvPicPr>
-                    <pic:cNvPr id="284735513" name=""/>
+                    <pic:cNvPr id="276661342" name=""/>
                     <pic:cNvPicPr/>
                   </pic:nvPicPr>
                   <pic:blipFill>
@@ -1899,16 +1899,16 @@
           <w:sz w:val="24"/>
         </w:rPr>
         <w:drawing>
-          <wp:inline distT="0" distB="0" distL="0" distR="0" wp14:anchorId="1ECE40E0" wp14:editId="55B1F39B">
+          <wp:inline distT="0" distB="0" distL="0" distR="0">
             <wp:extent cx="2160000" cy="1440000"/>
             <wp:effectExtent l="0" t="0" r="0" b="8255"/>
-            <wp:docPr id="2099219557" name="Picture 12"/>
+            <wp:docPr id="910066386" name="Picture 12"/>
             <wp:cNvGraphicFramePr/>
             <a:graphic xmlns:a="http://schemas.openxmlformats.org/drawingml/2006/main">
               <a:graphicData uri="http://schemas.openxmlformats.org/drawingml/2006/picture">
                 <pic:pic xmlns:pic="http://schemas.openxmlformats.org/drawingml/2006/picture">
                   <pic:nvPicPr>
-                    <pic:cNvPr id="2099219557" name=""/>
+                    <pic:cNvPr id="910066386" name=""/>
                     <pic:cNvPicPr/>
                   </pic:nvPicPr>
                   <pic:blipFill>
@@ -2069,16 +2069,16 @@
           <w:sz w:val="24"/>
         </w:rPr>
         <w:drawing>
-          <wp:inline distT="0" distB="0" distL="0" distR="0" wp14:anchorId="7DADE682" wp14:editId="4ED26FE8">
+          <wp:inline distT="0" distB="0" distL="0" distR="0">
             <wp:extent cx="2160000" cy="1440000"/>
             <wp:effectExtent l="0" t="0" r="0" b="8255"/>
-            <wp:docPr id="195141814" name="Picture 13"/>
+            <wp:docPr id="1303038601" name="Picture 13"/>
             <wp:cNvGraphicFramePr/>
             <a:graphic xmlns:a="http://schemas.openxmlformats.org/drawingml/2006/main">
               <a:graphicData uri="http://schemas.openxmlformats.org/drawingml/2006/picture">
                 <pic:pic xmlns:pic="http://schemas.openxmlformats.org/drawingml/2006/picture">
                   <pic:nvPicPr>
-                    <pic:cNvPr id="195141814" name=""/>
+                    <pic:cNvPr id="1303038601" name=""/>
                     <pic:cNvPicPr/>
                   </pic:nvPicPr>
                   <pic:blipFill>
@@ -2238,16 +2238,16 @@
           <w:sz w:val="24"/>
         </w:rPr>
         <w:drawing>
-          <wp:inline distT="0" distB="0" distL="0" distR="0" wp14:anchorId="6D94490F" wp14:editId="47C948B6">
+          <wp:inline distT="0" distB="0" distL="0" distR="0">
             <wp:extent cx="2160000" cy="1440000"/>
             <wp:effectExtent l="0" t="0" r="0" b="8255"/>
-            <wp:docPr id="1577957878" name="Picture 14"/>
+            <wp:docPr id="1009503421" name="Picture 14"/>
             <wp:cNvGraphicFramePr/>
             <a:graphic xmlns:a="http://schemas.openxmlformats.org/drawingml/2006/main">
               <a:graphicData uri="http://schemas.openxmlformats.org/drawingml/2006/picture">
                 <pic:pic xmlns:pic="http://schemas.openxmlformats.org/drawingml/2006/picture">
                   <pic:nvPicPr>
-                    <pic:cNvPr id="1577957878" name=""/>
+                    <pic:cNvPr id="1009503421" name=""/>
                     <pic:cNvPicPr/>
                   </pic:nvPicPr>
                   <pic:blipFill>
@@ -2407,16 +2407,16 @@
           <w:sz w:val="24"/>
         </w:rPr>
         <w:drawing>
-          <wp:inline distT="0" distB="0" distL="0" distR="0" wp14:anchorId="40346614" wp14:editId="2E015C53">
+          <wp:inline distT="0" distB="0" distL="0" distR="0">
             <wp:extent cx="2160000" cy="1440000"/>
             <wp:effectExtent l="0" t="0" r="0" b="8255"/>
-            <wp:docPr id="2142285790" name="Picture 15"/>
+            <wp:docPr id="1660815039" name="Picture 15"/>
             <wp:cNvGraphicFramePr/>
             <a:graphic xmlns:a="http://schemas.openxmlformats.org/drawingml/2006/main">
               <a:graphicData uri="http://schemas.openxmlformats.org/drawingml/2006/picture">
                 <pic:pic xmlns:pic="http://schemas.openxmlformats.org/drawingml/2006/picture">
                   <pic:nvPicPr>
-                    <pic:cNvPr id="2142285790" name=""/>
+                    <pic:cNvPr id="1660815039" name=""/>
                     <pic:cNvPicPr/>
                   </pic:nvPicPr>
                   <pic:blipFill>
@@ -2577,16 +2577,16 @@
           <w:sz w:val="24"/>
         </w:rPr>
         <w:drawing>
-          <wp:inline distT="0" distB="0" distL="0" distR="0" wp14:anchorId="482BA6E1" wp14:editId="6DD71331">
+          <wp:inline distT="0" distB="0" distL="0" distR="0">
             <wp:extent cx="2160000" cy="1440000"/>
             <wp:effectExtent l="0" t="0" r="0" b="8255"/>
-            <wp:docPr id="387251143" name="Picture 16"/>
+            <wp:docPr id="379499875" name="Picture 16"/>
             <wp:cNvGraphicFramePr/>
             <a:graphic xmlns:a="http://schemas.openxmlformats.org/drawingml/2006/main">
               <a:graphicData uri="http://schemas.openxmlformats.org/drawingml/2006/picture">
                 <pic:pic xmlns:pic="http://schemas.openxmlformats.org/drawingml/2006/picture">
                   <pic:nvPicPr>
-                    <pic:cNvPr id="387251143" name=""/>
+                    <pic:cNvPr id="379499875" name=""/>
                     <pic:cNvPicPr/>
                   </pic:nvPicPr>
                   <pic:blipFill>
@@ -2746,16 +2746,16 @@
           <w:sz w:val="24"/>
         </w:rPr>
         <w:drawing>
-          <wp:inline distT="0" distB="0" distL="0" distR="0" wp14:anchorId="07983143" wp14:editId="00FCAEBF">
+          <wp:inline distT="0" distB="0" distL="0" distR="0">
             <wp:extent cx="2160000" cy="1440000"/>
             <wp:effectExtent l="0" t="0" r="0" b="8255"/>
-            <wp:docPr id="668789964" name="Picture 17"/>
+            <wp:docPr id="2034695431" name="Picture 17"/>
             <wp:cNvGraphicFramePr/>
             <a:graphic xmlns:a="http://schemas.openxmlformats.org/drawingml/2006/main">
               <a:graphicData uri="http://schemas.openxmlformats.org/drawingml/2006/picture">
                 <pic:pic xmlns:pic="http://schemas.openxmlformats.org/drawingml/2006/picture">
                   <pic:nvPicPr>
-                    <pic:cNvPr id="668789964" name=""/>
+                    <pic:cNvPr id="2034695431" name=""/>
                     <pic:cNvPicPr/>
                   </pic:nvPicPr>
                   <pic:blipFill>
@@ -3491,7 +3491,7 @@
     <w:link w:val="Heading1Char"/>
     <w:uiPriority w:val="9"/>
     <w:qFormat/>
-    <w:rsid w:val="00A0066C"/>
+    <w:rsid w:val="00BC418E"/>
     <w:pPr>
       <w:keepNext/>
       <w:keepLines/>
@@ -3514,7 +3514,7 @@
     <w:semiHidden/>
     <w:unhideWhenUsed/>
     <w:qFormat/>
-    <w:rsid w:val="00A0066C"/>
+    <w:rsid w:val="00BC418E"/>
     <w:pPr>
       <w:keepNext/>
       <w:keepLines/>
@@ -3537,7 +3537,7 @@
     <w:semiHidden/>
     <w:unhideWhenUsed/>
     <w:qFormat/>
-    <w:rsid w:val="00A0066C"/>
+    <w:rsid w:val="00BC418E"/>
     <w:pPr>
       <w:keepNext/>
       <w:keepLines/>
@@ -3560,7 +3560,7 @@
     <w:semiHidden/>
     <w:unhideWhenUsed/>
     <w:qFormat/>
-    <w:rsid w:val="00A0066C"/>
+    <w:rsid w:val="00BC418E"/>
     <w:pPr>
       <w:keepNext/>
       <w:keepLines/>
@@ -3583,7 +3583,7 @@
     <w:semiHidden/>
     <w:unhideWhenUsed/>
     <w:qFormat/>
-    <w:rsid w:val="00A0066C"/>
+    <w:rsid w:val="00BC418E"/>
     <w:pPr>
       <w:keepNext/>
       <w:keepLines/>
@@ -3604,7 +3604,7 @@
     <w:semiHidden/>
     <w:unhideWhenUsed/>
     <w:qFormat/>
-    <w:rsid w:val="00A0066C"/>
+    <w:rsid w:val="00BC418E"/>
     <w:pPr>
       <w:keepNext/>
       <w:keepLines/>
@@ -3627,7 +3627,7 @@
     <w:semiHidden/>
     <w:unhideWhenUsed/>
     <w:qFormat/>
-    <w:rsid w:val="00A0066C"/>
+    <w:rsid w:val="00BC418E"/>
     <w:pPr>
       <w:keepNext/>
       <w:keepLines/>
@@ -3648,7 +3648,7 @@
     <w:semiHidden/>
     <w:unhideWhenUsed/>
     <w:qFormat/>
-    <w:rsid w:val="00A0066C"/>
+    <w:rsid w:val="00BC418E"/>
     <w:pPr>
       <w:keepNext/>
       <w:keepLines/>
@@ -3671,7 +3671,7 @@
     <w:semiHidden/>
     <w:unhideWhenUsed/>
     <w:qFormat/>
-    <w:rsid w:val="00A0066C"/>
+    <w:rsid w:val="00BC418E"/>
     <w:pPr>
       <w:keepNext/>
       <w:keepLines/>
@@ -3715,7 +3715,7 @@
     <w:basedOn w:val="DefaultParagraphFont"/>
     <w:link w:val="Heading1"/>
     <w:uiPriority w:val="9"/>
-    <w:rsid w:val="00A0066C"/>
+    <w:rsid w:val="00BC418E"/>
     <w:rPr>
       <w:rFonts w:asciiTheme="majorHAnsi" w:eastAsiaTheme="majorEastAsia" w:hAnsiTheme="majorHAnsi" w:cstheme="majorBidi"/>
       <w:color w:val="0F4761" w:themeColor="accent1" w:themeShade="BF"/>
@@ -3729,7 +3729,7 @@
     <w:link w:val="Heading2"/>
     <w:uiPriority w:val="9"/>
     <w:semiHidden/>
-    <w:rsid w:val="00A0066C"/>
+    <w:rsid w:val="00BC418E"/>
     <w:rPr>
       <w:rFonts w:asciiTheme="majorHAnsi" w:eastAsiaTheme="majorEastAsia" w:hAnsiTheme="majorHAnsi" w:cstheme="majorBidi"/>
       <w:color w:val="0F4761" w:themeColor="accent1" w:themeShade="BF"/>
@@ -3743,7 +3743,7 @@
     <w:link w:val="Heading3"/>
     <w:uiPriority w:val="9"/>
     <w:semiHidden/>
-    <w:rsid w:val="00A0066C"/>
+    <w:rsid w:val="00BC418E"/>
     <w:rPr>
       <w:rFonts w:asciiTheme="minorHAnsi" w:eastAsiaTheme="majorEastAsia" w:hAnsiTheme="minorHAnsi" w:cstheme="majorBidi"/>
       <w:color w:val="0F4761" w:themeColor="accent1" w:themeShade="BF"/>
@@ -3757,7 +3757,7 @@
     <w:link w:val="Heading4"/>
     <w:uiPriority w:val="9"/>
     <w:semiHidden/>
-    <w:rsid w:val="00A0066C"/>
+    <w:rsid w:val="00BC418E"/>
     <w:rPr>
       <w:rFonts w:asciiTheme="minorHAnsi" w:eastAsiaTheme="majorEastAsia" w:hAnsiTheme="minorHAnsi" w:cstheme="majorBidi"/>
       <w:i/>
@@ -3771,7 +3771,7 @@
     <w:link w:val="Heading5"/>
     <w:uiPriority w:val="9"/>
     <w:semiHidden/>
-    <w:rsid w:val="00A0066C"/>
+    <w:rsid w:val="00BC418E"/>
     <w:rPr>
       <w:rFonts w:asciiTheme="minorHAnsi" w:eastAsiaTheme="majorEastAsia" w:hAnsiTheme="minorHAnsi" w:cstheme="majorBidi"/>
       <w:color w:val="0F4761" w:themeColor="accent1" w:themeShade="BF"/>
@@ -3783,7 +3783,7 @@
     <w:link w:val="Heading6"/>
     <w:uiPriority w:val="9"/>
     <w:semiHidden/>
-    <w:rsid w:val="00A0066C"/>
+    <w:rsid w:val="00BC418E"/>
     <w:rPr>
       <w:rFonts w:asciiTheme="minorHAnsi" w:eastAsiaTheme="majorEastAsia" w:hAnsiTheme="minorHAnsi" w:cstheme="majorBidi"/>
       <w:i/>
@@ -3797,7 +3797,7 @@
     <w:link w:val="Heading7"/>
     <w:uiPriority w:val="9"/>
     <w:semiHidden/>
-    <w:rsid w:val="00A0066C"/>
+    <w:rsid w:val="00BC418E"/>
     <w:rPr>
       <w:rFonts w:asciiTheme="minorHAnsi" w:eastAsiaTheme="majorEastAsia" w:hAnsiTheme="minorHAnsi" w:cstheme="majorBidi"/>
       <w:color w:val="595959" w:themeColor="text1" w:themeTint="A6"/>
@@ -3809,7 +3809,7 @@
     <w:link w:val="Heading8"/>
     <w:uiPriority w:val="9"/>
     <w:semiHidden/>
-    <w:rsid w:val="00A0066C"/>
+    <w:rsid w:val="00BC418E"/>
     <w:rPr>
       <w:rFonts w:asciiTheme="minorHAnsi" w:eastAsiaTheme="majorEastAsia" w:hAnsiTheme="minorHAnsi" w:cstheme="majorBidi"/>
       <w:i/>
@@ -3823,7 +3823,7 @@
     <w:link w:val="Heading9"/>
     <w:uiPriority w:val="9"/>
     <w:semiHidden/>
-    <w:rsid w:val="00A0066C"/>
+    <w:rsid w:val="00BC418E"/>
     <w:rPr>
       <w:rFonts w:asciiTheme="minorHAnsi" w:eastAsiaTheme="majorEastAsia" w:hAnsiTheme="minorHAnsi" w:cstheme="majorBidi"/>
       <w:color w:val="272727" w:themeColor="text1" w:themeTint="D8"/>
@@ -3836,7 +3836,7 @@
     <w:link w:val="TitleChar"/>
     <w:uiPriority w:val="10"/>
     <w:qFormat/>
-    <w:rsid w:val="00A0066C"/>
+    <w:rsid w:val="00BC418E"/>
     <w:pPr>
       <w:spacing w:after="80" w:line="240" w:lineRule="auto"/>
       <w:contextualSpacing/>
@@ -3854,7 +3854,7 @@
     <w:basedOn w:val="DefaultParagraphFont"/>
     <w:link w:val="Title"/>
     <w:uiPriority w:val="10"/>
-    <w:rsid w:val="00A0066C"/>
+    <w:rsid w:val="00BC418E"/>
     <w:rPr>
       <w:rFonts w:asciiTheme="majorHAnsi" w:eastAsiaTheme="majorEastAsia" w:hAnsiTheme="majorHAnsi" w:cstheme="majorBidi"/>
       <w:spacing w:val="-10"/>
@@ -3870,7 +3870,7 @@
     <w:link w:val="SubtitleChar"/>
     <w:uiPriority w:val="11"/>
     <w:qFormat/>
-    <w:rsid w:val="00A0066C"/>
+    <w:rsid w:val="00BC418E"/>
     <w:pPr>
       <w:numPr>
         <w:ilvl w:val="1"/>
@@ -3889,7 +3889,7 @@
     <w:basedOn w:val="DefaultParagraphFont"/>
     <w:link w:val="Subtitle"/>
     <w:uiPriority w:val="11"/>
-    <w:rsid w:val="00A0066C"/>
+    <w:rsid w:val="00BC418E"/>
     <w:rPr>
       <w:rFonts w:asciiTheme="minorHAnsi" w:eastAsiaTheme="majorEastAsia" w:hAnsiTheme="minorHAnsi" w:cstheme="majorBidi"/>
       <w:color w:val="595959" w:themeColor="text1" w:themeTint="A6"/>
@@ -3905,7 +3905,7 @@
     <w:link w:val="QuoteChar"/>
     <w:uiPriority w:val="29"/>
     <w:qFormat/>
-    <w:rsid w:val="00A0066C"/>
+    <w:rsid w:val="00BC418E"/>
     <w:pPr>
       <w:spacing w:before="160"/>
       <w:jc w:val="center"/>
@@ -3921,7 +3921,7 @@
     <w:basedOn w:val="DefaultParagraphFont"/>
     <w:link w:val="Quote"/>
     <w:uiPriority w:val="29"/>
-    <w:rsid w:val="00A0066C"/>
+    <w:rsid w:val="00BC418E"/>
     <w:rPr>
       <w:i/>
       <w:iCs/>
@@ -3933,7 +3933,7 @@
     <w:basedOn w:val="Normal"/>
     <w:uiPriority w:val="34"/>
     <w:qFormat/>
-    <w:rsid w:val="00A0066C"/>
+    <w:rsid w:val="00BC418E"/>
     <w:pPr>
       <w:ind w:left="720"/>
       <w:contextualSpacing/>
@@ -3944,7 +3944,7 @@
     <w:basedOn w:val="DefaultParagraphFont"/>
     <w:uiPriority w:val="21"/>
     <w:qFormat/>
-    <w:rsid w:val="00A0066C"/>
+    <w:rsid w:val="00BC418E"/>
     <w:rPr>
       <w:i/>
       <w:iCs/>
@@ -3958,7 +3958,7 @@
     <w:link w:val="IntenseQuoteChar"/>
     <w:uiPriority w:val="30"/>
     <w:qFormat/>
-    <w:rsid w:val="00A0066C"/>
+    <w:rsid w:val="00BC418E"/>
     <w:pPr>
       <w:pBdr>
         <w:top w:val="single" w:sz="4" w:space="10" w:color="0F4761" w:themeColor="accent1" w:themeShade="BF"/>
@@ -3979,7 +3979,7 @@
     <w:basedOn w:val="DefaultParagraphFont"/>
     <w:link w:val="IntenseQuote"/>
     <w:uiPriority w:val="30"/>
-    <w:rsid w:val="00A0066C"/>
+    <w:rsid w:val="00BC418E"/>
     <w:rPr>
       <w:i/>
       <w:iCs/>
@@ -3991,7 +3991,7 @@
     <w:basedOn w:val="DefaultParagraphFont"/>
     <w:uiPriority w:val="32"/>
     <w:qFormat/>
-    <w:rsid w:val="00A0066C"/>
+    <w:rsid w:val="00BC418E"/>
     <w:rPr>
       <w:b/>
       <w:bCs/>
@@ -4006,7 +4006,7 @@
     <w:link w:val="HeaderChar"/>
     <w:uiPriority w:val="99"/>
     <w:unhideWhenUsed/>
-    <w:rsid w:val="00A0066C"/>
+    <w:rsid w:val="00BC418E"/>
     <w:pPr>
       <w:tabs>
         <w:tab w:val="center" w:pos="4680"/>
@@ -4020,7 +4020,7 @@
     <w:basedOn w:val="DefaultParagraphFont"/>
     <w:link w:val="Header"/>
     <w:uiPriority w:val="99"/>
-    <w:rsid w:val="00A0066C"/>
+    <w:rsid w:val="00BC418E"/>
   </w:style>
   <w:style w:type="paragraph" w:styleId="Footer">
     <w:name w:val="footer"/>
@@ -4028,7 +4028,7 @@
     <w:link w:val="FooterChar"/>
     <w:uiPriority w:val="99"/>
     <w:unhideWhenUsed/>
-    <w:rsid w:val="00A0066C"/>
+    <w:rsid w:val="00BC418E"/>
     <w:pPr>
       <w:tabs>
         <w:tab w:val="center" w:pos="4680"/>
@@ -4042,7 +4042,7 @@
     <w:basedOn w:val="DefaultParagraphFont"/>
     <w:link w:val="Footer"/>
     <w:uiPriority w:val="99"/>
-    <w:rsid w:val="00A0066C"/>
+    <w:rsid w:val="00BC418E"/>
   </w:style>
 </w:styles>
 </file>

--- a/output/uln_document.docx
+++ b/output/uln_document.docx
@@ -2,534 +2,6 @@
 <file path=word/document.xml><?xml version="1.0" encoding="utf-8"?>
 <w:document xmlns:wpc="http://schemas.microsoft.com/office/word/2010/wordprocessingCanvas" xmlns:cx="http://schemas.microsoft.com/office/drawing/2014/chartex" xmlns:cx1="http://schemas.microsoft.com/office/drawing/2015/9/8/chartex" xmlns:cx2="http://schemas.microsoft.com/office/drawing/2015/10/21/chartex" xmlns:cx3="http://schemas.microsoft.com/office/drawing/2016/5/9/chartex" xmlns:cx4="http://schemas.microsoft.com/office/drawing/2016/5/10/chartex" xmlns:cx5="http://schemas.microsoft.com/office/drawing/2016/5/11/chartex" xmlns:cx6="http://schemas.microsoft.com/office/drawing/2016/5/12/chartex" xmlns:cx7="http://schemas.microsoft.com/office/drawing/2016/5/13/chartex" xmlns:cx8="http://schemas.microsoft.com/office/drawing/2016/5/14/chartex" xmlns:mc="http://schemas.openxmlformats.org/markup-compatibility/2006" xmlns:aink="http://schemas.microsoft.com/office/drawing/2016/ink" xmlns:am3d="http://schemas.microsoft.com/office/drawing/2017/model3d" xmlns:o="urn:schemas-microsoft-com:office:office" xmlns:oel="http://schemas.microsoft.com/office/2019/extlst" xmlns:r="http://schemas.openxmlformats.org/officeDocument/2006/relationships" xmlns:m="http://schemas.openxmlformats.org/officeDocument/2006/math" xmlns:v="urn:schemas-microsoft-com:vml" xmlns:wp14="http://schemas.microsoft.com/office/word/2010/wordprocessingDrawing" xmlns:wp="http://schemas.openxmlformats.org/drawingml/2006/wordprocessingDrawing" xmlns:w10="urn:schemas-microsoft-com:office:word" xmlns:w="http://schemas.openxmlformats.org/wordprocessingml/2006/main" xmlns:w14="http://schemas.microsoft.com/office/word/2010/wordml" xmlns:w15="http://schemas.microsoft.com/office/word/2012/wordml" xmlns:w16cei="http://schemas.microsoft.com/office/word/2026/wordml/cei" xmlns:w16cex="http://schemas.microsoft.com/office/word/2018/wordml/cex" xmlns:w16cid="http://schemas.microsoft.com/office/word/2016/wordml/cid" xmlns:w16="http://schemas.microsoft.com/office/word/2018/wordml" xmlns:w16du="http://schemas.microsoft.com/office/word/2023/wordml/word16du" xmlns:w16sdtdh="http://schemas.microsoft.com/office/word/2020/wordml/sdtdatahash" xmlns:w16sdtfl="http://schemas.microsoft.com/office/word/2024/wordml/sdtformatlock" xmlns:w16se="http://schemas.microsoft.com/office/word/2015/wordml/symex" xmlns:wpg="http://schemas.microsoft.com/office/word/2010/wordprocessingGroup" xmlns:wpi="http://schemas.microsoft.com/office/word/2010/wordprocessingInk" xmlns:wne="http://schemas.microsoft.com/office/word/2006/wordml" xmlns:wps="http://schemas.microsoft.com/office/word/2010/wordprocessingShape" mc:Ignorable="w14 w15 w16se w16cid w16 w16cex w16sdtdh w16sdtfl w16du wp14">
   <w:body>
-    <w:p>
-      <w:pPr>
-        <w:spacing w:before="120" w:after="80"/>
-        <w:rPr>
-          <w:b/>
-          <w:sz w:val="24"/>
-        </w:rPr>
-      </w:pPr>
-      <w:r>
-        <w:rPr>
-          <w:b/>
-          <w:sz w:val="24"/>
-        </w:rPr>
-        <w:t>I.  Arrange the words to make sentences.</w:t>
-      </w:r>
-    </w:p>
-    <w:p>
-      <w:pPr>
-        <w:spacing w:before="120" w:after="80"/>
-        <w:rPr>
-          <w:sz w:val="24"/>
-        </w:rPr>
-      </w:pPr>
-      <w:r>
-        <w:rPr>
-          <w:sz w:val="24"/>
-        </w:rPr>
-        <w:t>1. hobby/ you/ have/ any/ do/?</w:t>
-      </w:r>
-    </w:p>
-    <w:p>
-      <w:pPr>
-        <w:tabs>
-          <w:tab w:val="right" w:pos="9354"/>
-        </w:tabs>
-        <w:spacing w:before="80" w:after="60"/>
-        <w:ind w:left="283"/>
-        <w:rPr>
-          <w:sz w:val="24"/>
-        </w:rPr>
-      </w:pPr>
-      <w:r>
-        <w:rPr>
-          <w:sz w:val="24"/>
-        </w:rPr>
-        <w:t>_____________________________________________</w:t>
-      </w:r>
-    </w:p>
-    <w:p>
-      <w:pPr>
-        <w:spacing w:before="120" w:after="80"/>
-        <w:rPr>
-          <w:sz w:val="24"/>
-        </w:rPr>
-      </w:pPr>
-      <w:r>
-        <w:rPr>
-          <w:sz w:val="24"/>
-        </w:rPr>
-        <w:t>2. his/ do/ what/ your/ brother/ does/ in/ free time/?</w:t>
-      </w:r>
-    </w:p>
-    <w:p>
-      <w:pPr>
-        <w:tabs>
-          <w:tab w:val="right" w:pos="9354"/>
-        </w:tabs>
-        <w:spacing w:before="80" w:after="60"/>
-        <w:ind w:left="283"/>
-        <w:rPr>
-          <w:sz w:val="24"/>
-        </w:rPr>
-      </w:pPr>
-      <w:r>
-        <w:rPr>
-          <w:sz w:val="24"/>
-        </w:rPr>
-        <w:t>_____________________________________________</w:t>
-      </w:r>
-    </w:p>
-    <w:p>
-      <w:pPr>
-        <w:spacing w:before="120" w:after="80"/>
-        <w:rPr>
-          <w:sz w:val="24"/>
-        </w:rPr>
-      </w:pPr>
-      <w:r>
-        <w:rPr>
-          <w:sz w:val="24"/>
-        </w:rPr>
-        <w:t>3. he/ the summer/ in/ climbing/ goes/ mountain/ usually/.</w:t>
-      </w:r>
-    </w:p>
-    <w:p>
-      <w:pPr>
-        <w:tabs>
-          <w:tab w:val="right" w:pos="9354"/>
-        </w:tabs>
-        <w:spacing w:before="80" w:after="60"/>
-        <w:ind w:left="283"/>
-        <w:rPr>
-          <w:sz w:val="24"/>
-        </w:rPr>
-      </w:pPr>
-      <w:r>
-        <w:rPr>
-          <w:sz w:val="24"/>
-        </w:rPr>
-        <w:t>_____________________________________________</w:t>
-      </w:r>
-    </w:p>
-    <w:p>
-      <w:pPr>
-        <w:spacing w:before="120" w:after="80"/>
-        <w:rPr>
-          <w:sz w:val="24"/>
-        </w:rPr>
-      </w:pPr>
-      <w:r>
-        <w:rPr>
-          <w:sz w:val="24"/>
-        </w:rPr>
-        <w:t>4. friends/ monopoly/ enjoy/ I/ with/ playing/ my/.</w:t>
-      </w:r>
-    </w:p>
-    <w:p>
-      <w:pPr>
-        <w:tabs>
-          <w:tab w:val="right" w:pos="9354"/>
-        </w:tabs>
-        <w:spacing w:before="80" w:after="60"/>
-        <w:ind w:left="283"/>
-        <w:rPr>
-          <w:sz w:val="24"/>
-        </w:rPr>
-      </w:pPr>
-      <w:r>
-        <w:rPr>
-          <w:sz w:val="24"/>
-        </w:rPr>
-        <w:t>_____________________________________________</w:t>
-      </w:r>
-    </w:p>
-    <w:p>
-      <w:pPr>
-        <w:spacing w:before="120" w:after="80"/>
-        <w:rPr>
-          <w:sz w:val="24"/>
-        </w:rPr>
-      </w:pPr>
-      <w:r>
-        <w:rPr>
-          <w:sz w:val="24"/>
-        </w:rPr>
-        <w:t>5. it/ boring/ because/ finds/ time/ models/ Jim/ takes/ lots of/ making/.</w:t>
-      </w:r>
-    </w:p>
-    <w:p>
-      <w:pPr>
-        <w:tabs>
-          <w:tab w:val="right" w:pos="9354"/>
-        </w:tabs>
-        <w:spacing w:before="80" w:after="60"/>
-        <w:ind w:left="283"/>
-        <w:rPr>
-          <w:sz w:val="24"/>
-        </w:rPr>
-      </w:pPr>
-      <w:r>
-        <w:rPr>
-          <w:sz w:val="24"/>
-        </w:rPr>
-        <w:t>_____________________________________________</w:t>
-      </w:r>
-    </w:p>
-    <w:p>
-      <w:pPr>
-        <w:spacing w:before="120" w:after="80"/>
-        <w:rPr>
-          <w:sz w:val="24"/>
-        </w:rPr>
-      </w:pPr>
-      <w:r>
-        <w:rPr>
-          <w:sz w:val="24"/>
-        </w:rPr>
-        <w:t>6. people/ do/ many/ gardening/ as/ a/ take up/ hobby/?</w:t>
-      </w:r>
-    </w:p>
-    <w:p>
-      <w:pPr>
-        <w:tabs>
-          <w:tab w:val="right" w:pos="9354"/>
-        </w:tabs>
-        <w:spacing w:before="80" w:after="60"/>
-        <w:ind w:left="283"/>
-        <w:rPr>
-          <w:sz w:val="24"/>
-        </w:rPr>
-      </w:pPr>
-      <w:r>
-        <w:rPr>
-          <w:sz w:val="24"/>
-        </w:rPr>
-        <w:t>_____________________________________________</w:t>
-      </w:r>
-    </w:p>
-    <w:p>
-      <w:pPr>
-        <w:spacing w:before="120" w:after="80"/>
-        <w:rPr>
-          <w:b/>
-          <w:sz w:val="24"/>
-        </w:rPr>
-      </w:pPr>
-      <w:r>
-        <w:rPr>
-          <w:b/>
-          <w:sz w:val="24"/>
-        </w:rPr>
-        <w:t>II. Complete the second sentence so that it has the same meaning as the first one.</w:t>
-      </w:r>
-    </w:p>
-    <w:p>
-      <w:pPr>
-        <w:spacing w:before="120" w:after="80"/>
-        <w:rPr>
-          <w:sz w:val="24"/>
-        </w:rPr>
-      </w:pPr>
-      <w:r>
-        <w:rPr>
-          <w:sz w:val="24"/>
-        </w:rPr>
-        <w:t>1. What is your hobby?</w:t>
-      </w:r>
-    </w:p>
-    <w:p>
-      <w:pPr>
-        <w:spacing w:before="80" w:after="60"/>
-        <w:ind w:left="283"/>
-        <w:rPr>
-          <w:rFonts w:hint="eastAsia"/>
-          <w:sz w:val="24"/>
-        </w:rPr>
-      </w:pPr>
-      <w:r>
-        <w:rPr>
-          <w:rFonts w:hint="eastAsia"/>
-          <w:sz w:val="24"/>
-        </w:rPr>
-        <w:t>→</w:t>
-      </w:r>
-      <w:r>
-        <w:rPr>
-          <w:rFonts w:hint="eastAsia"/>
-          <w:sz w:val="24"/>
-        </w:rPr>
-        <w:t xml:space="preserve"> What hobby ___________</w:t>
-      </w:r>
-    </w:p>
-    <w:p>
-      <w:pPr>
-        <w:spacing w:before="120" w:after="80"/>
-        <w:rPr>
-          <w:sz w:val="24"/>
-        </w:rPr>
-      </w:pPr>
-      <w:r>
-        <w:rPr>
-          <w:sz w:val="24"/>
-        </w:rPr>
-        <w:t>2. We all find painting interesting because it's a creative activity.</w:t>
-      </w:r>
-    </w:p>
-    <w:p>
-      <w:pPr>
-        <w:spacing w:before="80" w:after="60"/>
-        <w:ind w:left="283"/>
-        <w:rPr>
-          <w:rFonts w:hint="eastAsia"/>
-          <w:sz w:val="24"/>
-        </w:rPr>
-      </w:pPr>
-      <w:r>
-        <w:rPr>
-          <w:rFonts w:hint="eastAsia"/>
-          <w:sz w:val="24"/>
-        </w:rPr>
-        <w:t>→</w:t>
-      </w:r>
-      <w:r>
-        <w:rPr>
-          <w:rFonts w:hint="eastAsia"/>
-          <w:sz w:val="24"/>
-        </w:rPr>
-        <w:t xml:space="preserve"> We all think ___________</w:t>
-      </w:r>
-    </w:p>
-    <w:p>
-      <w:pPr>
-        <w:spacing w:before="120" w:after="80"/>
-        <w:rPr>
-          <w:sz w:val="24"/>
-        </w:rPr>
-      </w:pPr>
-      <w:r>
-        <w:rPr>
-          <w:sz w:val="24"/>
-        </w:rPr>
-        <w:t>3. His hobby is collecting toy cars.</w:t>
-      </w:r>
-    </w:p>
-    <w:p>
-      <w:pPr>
-        <w:spacing w:before="80" w:after="60"/>
-        <w:ind w:left="283"/>
-        <w:rPr>
-          <w:rFonts w:hint="eastAsia"/>
-          <w:sz w:val="24"/>
-        </w:rPr>
-      </w:pPr>
-      <w:r>
-        <w:rPr>
-          <w:rFonts w:hint="eastAsia"/>
-          <w:sz w:val="24"/>
-        </w:rPr>
-        <w:t>→</w:t>
-      </w:r>
-      <w:r>
-        <w:rPr>
-          <w:rFonts w:hint="eastAsia"/>
-          <w:sz w:val="24"/>
-        </w:rPr>
-        <w:t xml:space="preserve"> He collects ___________</w:t>
-      </w:r>
-    </w:p>
-    <w:p>
-      <w:pPr>
-        <w:spacing w:before="120" w:after="80"/>
-        <w:rPr>
-          <w:sz w:val="24"/>
-        </w:rPr>
-      </w:pPr>
-      <w:r>
-        <w:rPr>
-          <w:sz w:val="24"/>
-        </w:rPr>
-        <w:t>4. It isn't necessary to finish the work today.</w:t>
-      </w:r>
-    </w:p>
-    <w:p>
-      <w:pPr>
-        <w:spacing w:before="80" w:after="60"/>
-        <w:ind w:left="283"/>
-        <w:rPr>
-          <w:rFonts w:hint="eastAsia"/>
-          <w:sz w:val="24"/>
-        </w:rPr>
-      </w:pPr>
-      <w:r>
-        <w:rPr>
-          <w:rFonts w:hint="eastAsia"/>
-          <w:sz w:val="24"/>
-        </w:rPr>
-        <w:t>→</w:t>
-      </w:r>
-      <w:r>
-        <w:rPr>
-          <w:rFonts w:hint="eastAsia"/>
-          <w:sz w:val="24"/>
-        </w:rPr>
-        <w:t xml:space="preserve"> You don't ___________</w:t>
-      </w:r>
-    </w:p>
-    <w:p>
-      <w:pPr>
-        <w:spacing w:before="120" w:after="80"/>
-        <w:rPr>
-          <w:sz w:val="24"/>
-        </w:rPr>
-      </w:pPr>
-      <w:r>
-        <w:rPr>
-          <w:sz w:val="24"/>
-        </w:rPr>
-        <w:t>5. When did you start your hobby?</w:t>
-      </w:r>
-    </w:p>
-    <w:p>
-      <w:pPr>
-        <w:spacing w:before="80" w:after="60"/>
-        <w:ind w:left="283"/>
-        <w:rPr>
-          <w:rFonts w:hint="eastAsia"/>
-          <w:sz w:val="24"/>
-        </w:rPr>
-      </w:pPr>
-      <w:r>
-        <w:rPr>
-          <w:rFonts w:hint="eastAsia"/>
-          <w:sz w:val="24"/>
-        </w:rPr>
-        <w:t>→</w:t>
-      </w:r>
-      <w:r>
-        <w:rPr>
-          <w:rFonts w:hint="eastAsia"/>
-          <w:sz w:val="24"/>
-        </w:rPr>
-        <w:t xml:space="preserve"> How long ___________</w:t>
-      </w:r>
-    </w:p>
-    <w:p>
-      <w:pPr>
-        <w:spacing w:before="120" w:after="80"/>
-        <w:rPr>
-          <w:sz w:val="24"/>
-        </w:rPr>
-      </w:pPr>
-      <w:r>
-        <w:rPr>
-          <w:sz w:val="24"/>
-        </w:rPr>
-        <w:t>6. It took me three hours to make this pottery jug.</w:t>
-      </w:r>
-    </w:p>
-    <w:p>
-      <w:pPr>
-        <w:spacing w:before="80" w:after="60"/>
-        <w:ind w:left="283"/>
-        <w:rPr>
-          <w:rFonts w:hint="eastAsia"/>
-          <w:sz w:val="24"/>
-        </w:rPr>
-      </w:pPr>
-      <w:r>
-        <w:rPr>
-          <w:rFonts w:hint="eastAsia"/>
-          <w:sz w:val="24"/>
-        </w:rPr>
-        <w:t>→</w:t>
-      </w:r>
-      <w:r>
-        <w:rPr>
-          <w:rFonts w:hint="eastAsia"/>
-          <w:sz w:val="24"/>
-        </w:rPr>
-        <w:t xml:space="preserve"> I spent ___________</w:t>
-      </w:r>
-    </w:p>
-    <w:p>
-      <w:pPr>
-        <w:spacing w:before="120" w:after="80"/>
-        <w:rPr>
-          <w:sz w:val="24"/>
-        </w:rPr>
-      </w:pPr>
-      <w:r>
-        <w:rPr>
-          <w:sz w:val="24"/>
-        </w:rPr>
-        <w:t>7. My father likes to do gardening at the weekend.</w:t>
-      </w:r>
-    </w:p>
-    <w:p>
-      <w:pPr>
-        <w:spacing w:before="80" w:after="60"/>
-        <w:ind w:left="283"/>
-        <w:rPr>
-          <w:rFonts w:hint="eastAsia"/>
-          <w:sz w:val="24"/>
-        </w:rPr>
-      </w:pPr>
-      <w:r>
-        <w:rPr>
-          <w:rFonts w:hint="eastAsia"/>
-          <w:sz w:val="24"/>
-        </w:rPr>
-        <w:t>→</w:t>
-      </w:r>
-      <w:r>
-        <w:rPr>
-          <w:rFonts w:hint="eastAsia"/>
-          <w:sz w:val="24"/>
-        </w:rPr>
-        <w:t xml:space="preserve"> My father enjoys ___________</w:t>
-      </w:r>
-    </w:p>
-    <w:p>
-      <w:pPr>
-        <w:spacing w:before="120" w:after="80"/>
-        <w:rPr>
-          <w:sz w:val="24"/>
-        </w:rPr>
-      </w:pPr>
-      <w:r>
-        <w:rPr>
-          <w:sz w:val="24"/>
-        </w:rPr>
-        <w:t>8. Why don't we go swimming this afternoon?</w:t>
-      </w:r>
-    </w:p>
-    <w:p>
-      <w:pPr>
-        <w:spacing w:before="80" w:after="60"/>
-        <w:ind w:left="283"/>
-        <w:rPr>
-          <w:rFonts w:hint="eastAsia"/>
-          <w:sz w:val="24"/>
-        </w:rPr>
-      </w:pPr>
-      <w:r>
-        <w:rPr>
-          <w:rFonts w:hint="eastAsia"/>
-          <w:sz w:val="24"/>
-        </w:rPr>
-        <w:t>→</w:t>
-      </w:r>
-      <w:r>
-        <w:rPr>
-          <w:rFonts w:hint="eastAsia"/>
-          <w:sz w:val="24"/>
-        </w:rPr>
-        <w:t xml:space="preserve"> What about ___________</w:t>
-      </w:r>
-    </w:p>
     <w:p>
       <w:pPr>
         <w:spacing w:before="120" w:after="80"/>
@@ -558,7 +30,6 @@
           <w:insideH w:val="single" w:sz="8" w:space="0" w:color="000000"/>
           <w:insideV w:val="single" w:sz="8" w:space="0" w:color="000000"/>
         </w:tblBorders>
-        <w:tblLayout w:type="fixed"/>
         <w:tblCellMar>
           <w:top w:w="85" w:type="dxa"/>
           <w:left w:w="142" w:type="dxa"/>
@@ -568,8 +39,8 @@
         <w:tblLook w:val="0000" w:firstRow="0" w:lastRow="0" w:firstColumn="0" w:lastColumn="0" w:noHBand="0" w:noVBand="0"/>
       </w:tblPr>
       <w:tblGrid>
-        <w:gridCol w:w="4678"/>
-        <w:gridCol w:w="4678"/>
+        <w:gridCol w:w="1998"/>
+        <w:gridCol w:w="7189"/>
       </w:tblGrid>
       <w:tr>
         <w:trPr>
@@ -577,7 +48,7 @@
         </w:trPr>
         <w:tc>
           <w:tcPr>
-            <w:tcW w:w="4678" w:type="dxa"/>
+            <w:tcW w:w="0" w:type="auto"/>
             <w:vAlign w:val="center"/>
           </w:tcPr>
           <w:p>
@@ -594,14 +65,13 @@
                 <w:b/>
                 <w:sz w:val="24"/>
               </w:rPr>
-              <w:lastRenderedPageBreak/>
               <w:t>A</w:t>
             </w:r>
           </w:p>
         </w:tc>
         <w:tc>
           <w:tcPr>
-            <w:tcW w:w="4678" w:type="dxa"/>
+            <w:tcW w:w="0" w:type="auto"/>
             <w:vAlign w:val="center"/>
           </w:tcPr>
           <w:p>
@@ -629,7 +99,7 @@
         </w:trPr>
         <w:tc>
           <w:tcPr>
-            <w:tcW w:w="4678" w:type="dxa"/>
+            <w:tcW w:w="0" w:type="auto"/>
             <w:vAlign w:val="center"/>
           </w:tcPr>
           <w:p>
@@ -649,7 +119,7 @@
         </w:tc>
         <w:tc>
           <w:tcPr>
-            <w:tcW w:w="4678" w:type="dxa"/>
+            <w:tcW w:w="0" w:type="auto"/>
             <w:vAlign w:val="center"/>
           </w:tcPr>
           <w:p>
@@ -681,7 +151,7 @@
         </w:trPr>
         <w:tc>
           <w:tcPr>
-            <w:tcW w:w="4678" w:type="dxa"/>
+            <w:tcW w:w="0" w:type="auto"/>
             <w:vAlign w:val="center"/>
           </w:tcPr>
           <w:p>
@@ -701,7 +171,7 @@
         </w:tc>
         <w:tc>
           <w:tcPr>
-            <w:tcW w:w="4678" w:type="dxa"/>
+            <w:tcW w:w="0" w:type="auto"/>
             <w:vAlign w:val="center"/>
           </w:tcPr>
           <w:p>
@@ -733,7 +203,7 @@
         </w:trPr>
         <w:tc>
           <w:tcPr>
-            <w:tcW w:w="4678" w:type="dxa"/>
+            <w:tcW w:w="0" w:type="auto"/>
             <w:vAlign w:val="center"/>
           </w:tcPr>
           <w:p>
@@ -753,7 +223,7 @@
         </w:tc>
         <w:tc>
           <w:tcPr>
-            <w:tcW w:w="4678" w:type="dxa"/>
+            <w:tcW w:w="0" w:type="auto"/>
             <w:vAlign w:val="center"/>
           </w:tcPr>
           <w:p>
@@ -785,7 +255,7 @@
         </w:trPr>
         <w:tc>
           <w:tcPr>
-            <w:tcW w:w="4678" w:type="dxa"/>
+            <w:tcW w:w="0" w:type="auto"/>
             <w:vAlign w:val="center"/>
           </w:tcPr>
           <w:p>
@@ -805,7 +275,7 @@
         </w:tc>
         <w:tc>
           <w:tcPr>
-            <w:tcW w:w="4678" w:type="dxa"/>
+            <w:tcW w:w="0" w:type="auto"/>
             <w:vAlign w:val="center"/>
           </w:tcPr>
           <w:p>
@@ -837,7 +307,7 @@
         </w:trPr>
         <w:tc>
           <w:tcPr>
-            <w:tcW w:w="4678" w:type="dxa"/>
+            <w:tcW w:w="0" w:type="auto"/>
             <w:vAlign w:val="center"/>
           </w:tcPr>
           <w:p>
@@ -857,7 +327,7 @@
         </w:tc>
         <w:tc>
           <w:tcPr>
-            <w:tcW w:w="4678" w:type="dxa"/>
+            <w:tcW w:w="0" w:type="auto"/>
             <w:vAlign w:val="center"/>
           </w:tcPr>
           <w:p>
@@ -889,7 +359,7 @@
         </w:trPr>
         <w:tc>
           <w:tcPr>
-            <w:tcW w:w="4678" w:type="dxa"/>
+            <w:tcW w:w="0" w:type="auto"/>
             <w:vAlign w:val="center"/>
           </w:tcPr>
           <w:p>
@@ -909,7 +379,7 @@
         </w:tc>
         <w:tc>
           <w:tcPr>
-            <w:tcW w:w="4678" w:type="dxa"/>
+            <w:tcW w:w="0" w:type="auto"/>
             <w:vAlign w:val="center"/>
           </w:tcPr>
           <w:p>
@@ -968,11 +438,6 @@
     </w:p>
     <w:p>
       <w:pPr>
-        <w:tabs>
-          <w:tab w:val="left" w:pos="2551"/>
-          <w:tab w:val="left" w:pos="4819"/>
-          <w:tab w:val="left" w:pos="7087"/>
-        </w:tabs>
         <w:spacing w:before="80" w:after="60"/>
         <w:ind w:left="283"/>
         <w:rPr>
@@ -990,13 +455,7 @@
         <w:rPr>
           <w:sz w:val="24"/>
         </w:rPr>
-        <w:t xml:space="preserve"> of</w:t>
-      </w:r>
-      <w:r>
-        <w:rPr>
-          <w:sz w:val="24"/>
-        </w:rPr>
-        <w:tab/>
+        <w:t xml:space="preserve"> of </w:t>
       </w:r>
       <w:r>
         <w:rPr>
@@ -1009,13 +468,7 @@
         <w:rPr>
           <w:sz w:val="24"/>
         </w:rPr>
-        <w:t xml:space="preserve"> from</w:t>
-      </w:r>
-      <w:r>
-        <w:rPr>
-          <w:sz w:val="24"/>
-        </w:rPr>
-        <w:tab/>
+        <w:t xml:space="preserve"> from </w:t>
       </w:r>
       <w:r>
         <w:rPr>
@@ -1028,13 +481,7 @@
         <w:rPr>
           <w:sz w:val="24"/>
         </w:rPr>
-        <w:t xml:space="preserve"> in</w:t>
-      </w:r>
-      <w:r>
-        <w:rPr>
-          <w:sz w:val="24"/>
-        </w:rPr>
-        <w:tab/>
+        <w:t xml:space="preserve"> in </w:t>
       </w:r>
       <w:r>
         <w:rPr>
@@ -1066,11 +513,6 @@
     </w:p>
     <w:p>
       <w:pPr>
-        <w:tabs>
-          <w:tab w:val="left" w:pos="2551"/>
-          <w:tab w:val="left" w:pos="4819"/>
-          <w:tab w:val="left" w:pos="7087"/>
-        </w:tabs>
         <w:spacing w:before="80" w:after="60"/>
         <w:ind w:left="283"/>
         <w:rPr>
@@ -1088,13 +530,7 @@
         <w:rPr>
           <w:sz w:val="24"/>
         </w:rPr>
-        <w:t xml:space="preserve"> up</w:t>
-      </w:r>
-      <w:r>
-        <w:rPr>
-          <w:sz w:val="24"/>
-        </w:rPr>
-        <w:tab/>
+        <w:t xml:space="preserve"> up </w:t>
       </w:r>
       <w:r>
         <w:rPr>
@@ -1107,13 +543,7 @@
         <w:rPr>
           <w:sz w:val="24"/>
         </w:rPr>
-        <w:t xml:space="preserve"> in</w:t>
-      </w:r>
-      <w:r>
-        <w:rPr>
-          <w:sz w:val="24"/>
-        </w:rPr>
-        <w:tab/>
+        <w:t xml:space="preserve"> in </w:t>
       </w:r>
       <w:r>
         <w:rPr>
@@ -1126,13 +556,7 @@
         <w:rPr>
           <w:sz w:val="24"/>
         </w:rPr>
-        <w:t xml:space="preserve"> over</w:t>
-      </w:r>
-      <w:r>
-        <w:rPr>
-          <w:sz w:val="24"/>
-        </w:rPr>
-        <w:tab/>
+        <w:t xml:space="preserve"> over </w:t>
       </w:r>
       <w:r>
         <w:rPr>
@@ -1164,11 +588,6 @@
     </w:p>
     <w:p>
       <w:pPr>
-        <w:tabs>
-          <w:tab w:val="left" w:pos="2551"/>
-          <w:tab w:val="left" w:pos="4819"/>
-          <w:tab w:val="left" w:pos="7087"/>
-        </w:tabs>
         <w:spacing w:before="80" w:after="60"/>
         <w:ind w:left="283"/>
         <w:rPr>
@@ -1186,13 +605,7 @@
         <w:rPr>
           <w:sz w:val="24"/>
         </w:rPr>
-        <w:t xml:space="preserve"> interesting</w:t>
-      </w:r>
-      <w:r>
-        <w:rPr>
-          <w:sz w:val="24"/>
-        </w:rPr>
-        <w:tab/>
+        <w:t xml:space="preserve"> interesting </w:t>
       </w:r>
       <w:r>
         <w:rPr>
@@ -1205,13 +618,7 @@
         <w:rPr>
           <w:sz w:val="24"/>
         </w:rPr>
-        <w:t xml:space="preserve"> cheap</w:t>
-      </w:r>
-      <w:r>
-        <w:rPr>
-          <w:sz w:val="24"/>
-        </w:rPr>
-        <w:tab/>
+        <w:t xml:space="preserve"> cheap </w:t>
       </w:r>
       <w:r>
         <w:rPr>
@@ -1224,13 +631,7 @@
         <w:rPr>
           <w:sz w:val="24"/>
         </w:rPr>
-        <w:t xml:space="preserve"> expensive</w:t>
-      </w:r>
-      <w:r>
-        <w:rPr>
-          <w:sz w:val="24"/>
-        </w:rPr>
-        <w:tab/>
+        <w:t xml:space="preserve"> expensive </w:t>
       </w:r>
       <w:r>
         <w:rPr>
@@ -1262,11 +663,6 @@
     </w:p>
     <w:p>
       <w:pPr>
-        <w:tabs>
-          <w:tab w:val="left" w:pos="2551"/>
-          <w:tab w:val="left" w:pos="4819"/>
-          <w:tab w:val="left" w:pos="7087"/>
-        </w:tabs>
         <w:spacing w:before="80" w:after="60"/>
         <w:ind w:left="283"/>
         <w:rPr>
@@ -1284,13 +680,7 @@
         <w:rPr>
           <w:sz w:val="24"/>
         </w:rPr>
-        <w:t xml:space="preserve"> seeing</w:t>
-      </w:r>
-      <w:r>
-        <w:rPr>
-          <w:sz w:val="24"/>
-        </w:rPr>
-        <w:tab/>
+        <w:t xml:space="preserve"> seeing </w:t>
       </w:r>
       <w:r>
         <w:rPr>
@@ -1303,13 +693,7 @@
         <w:rPr>
           <w:sz w:val="24"/>
         </w:rPr>
-        <w:t xml:space="preserve"> looking</w:t>
-      </w:r>
-      <w:r>
-        <w:rPr>
-          <w:sz w:val="24"/>
-        </w:rPr>
-        <w:tab/>
+        <w:t xml:space="preserve"> looking </w:t>
       </w:r>
       <w:r>
         <w:rPr>
@@ -1322,13 +706,7 @@
         <w:rPr>
           <w:sz w:val="24"/>
         </w:rPr>
-        <w:t xml:space="preserve"> hearing</w:t>
-      </w:r>
-      <w:r>
-        <w:rPr>
-          <w:sz w:val="24"/>
-        </w:rPr>
-        <w:tab/>
+        <w:t xml:space="preserve"> hearing </w:t>
       </w:r>
       <w:r>
         <w:rPr>
@@ -1360,11 +738,6 @@
     </w:p>
     <w:p>
       <w:pPr>
-        <w:tabs>
-          <w:tab w:val="left" w:pos="2551"/>
-          <w:tab w:val="left" w:pos="4819"/>
-          <w:tab w:val="left" w:pos="7087"/>
-        </w:tabs>
         <w:spacing w:before="80" w:after="60"/>
         <w:ind w:left="283"/>
         <w:rPr>
@@ -1382,13 +755,7 @@
         <w:rPr>
           <w:sz w:val="24"/>
         </w:rPr>
-        <w:t xml:space="preserve"> play</w:t>
-      </w:r>
-      <w:r>
-        <w:rPr>
-          <w:sz w:val="24"/>
-        </w:rPr>
-        <w:tab/>
+        <w:t xml:space="preserve"> play </w:t>
       </w:r>
       <w:r>
         <w:rPr>
@@ -1401,13 +768,7 @@
         <w:rPr>
           <w:sz w:val="24"/>
         </w:rPr>
-        <w:t xml:space="preserve"> to play</w:t>
-      </w:r>
-      <w:r>
-        <w:rPr>
-          <w:sz w:val="24"/>
-        </w:rPr>
-        <w:tab/>
+        <w:t xml:space="preserve"> to play </w:t>
       </w:r>
       <w:r>
         <w:rPr>
@@ -1420,13 +781,7 @@
         <w:rPr>
           <w:sz w:val="24"/>
         </w:rPr>
-        <w:t xml:space="preserve"> playing</w:t>
-      </w:r>
-      <w:r>
-        <w:rPr>
-          <w:sz w:val="24"/>
-        </w:rPr>
-        <w:tab/>
+        <w:t xml:space="preserve"> playing </w:t>
       </w:r>
       <w:r>
         <w:rPr>
@@ -1458,11 +813,6 @@
     </w:p>
     <w:p>
       <w:pPr>
-        <w:tabs>
-          <w:tab w:val="left" w:pos="2551"/>
-          <w:tab w:val="left" w:pos="4819"/>
-          <w:tab w:val="left" w:pos="7087"/>
-        </w:tabs>
         <w:spacing w:before="80" w:after="60"/>
         <w:ind w:left="283"/>
         <w:rPr>
@@ -1480,13 +830,7 @@
         <w:rPr>
           <w:sz w:val="24"/>
         </w:rPr>
-        <w:t xml:space="preserve"> unique</w:t>
-      </w:r>
-      <w:r>
-        <w:rPr>
-          <w:sz w:val="24"/>
-        </w:rPr>
-        <w:tab/>
+        <w:t xml:space="preserve"> unique </w:t>
       </w:r>
       <w:r>
         <w:rPr>
@@ -1499,13 +843,7 @@
         <w:rPr>
           <w:sz w:val="24"/>
         </w:rPr>
-        <w:t xml:space="preserve"> fragile</w:t>
-      </w:r>
-      <w:r>
-        <w:rPr>
-          <w:sz w:val="24"/>
-        </w:rPr>
-        <w:tab/>
+        <w:t xml:space="preserve"> fragile </w:t>
       </w:r>
       <w:r>
         <w:rPr>
@@ -1518,13 +856,7 @@
         <w:rPr>
           <w:sz w:val="24"/>
         </w:rPr>
-        <w:t xml:space="preserve"> difficult</w:t>
-      </w:r>
-      <w:r>
-        <w:rPr>
-          <w:sz w:val="24"/>
-        </w:rPr>
-        <w:tab/>
+        <w:t xml:space="preserve"> difficult </w:t>
       </w:r>
       <w:r>
         <w:rPr>
@@ -1556,11 +888,6 @@
     </w:p>
     <w:p>
       <w:pPr>
-        <w:tabs>
-          <w:tab w:val="left" w:pos="2551"/>
-          <w:tab w:val="left" w:pos="4819"/>
-          <w:tab w:val="left" w:pos="7087"/>
-        </w:tabs>
         <w:spacing w:before="80" w:after="60"/>
         <w:ind w:left="283"/>
         <w:rPr>
@@ -1578,13 +905,7 @@
         <w:rPr>
           <w:sz w:val="24"/>
         </w:rPr>
-        <w:t xml:space="preserve"> share</w:t>
-      </w:r>
-      <w:r>
-        <w:rPr>
-          <w:sz w:val="24"/>
-        </w:rPr>
-        <w:tab/>
+        <w:t xml:space="preserve"> share </w:t>
       </w:r>
       <w:r>
         <w:rPr>
@@ -1597,13 +918,7 @@
         <w:rPr>
           <w:sz w:val="24"/>
         </w:rPr>
-        <w:t xml:space="preserve"> play</w:t>
-      </w:r>
-      <w:r>
-        <w:rPr>
-          <w:sz w:val="24"/>
-        </w:rPr>
-        <w:tab/>
+        <w:t xml:space="preserve"> play </w:t>
       </w:r>
       <w:r>
         <w:rPr>
@@ -1616,13 +931,7 @@
         <w:rPr>
           <w:sz w:val="24"/>
         </w:rPr>
-        <w:t xml:space="preserve"> do</w:t>
-      </w:r>
-      <w:r>
-        <w:rPr>
-          <w:sz w:val="24"/>
-        </w:rPr>
-        <w:tab/>
+        <w:t xml:space="preserve"> do </w:t>
       </w:r>
       <w:r>
         <w:rPr>
@@ -1654,11 +963,6 @@
     </w:p>
     <w:p>
       <w:pPr>
-        <w:tabs>
-          <w:tab w:val="left" w:pos="2551"/>
-          <w:tab w:val="left" w:pos="4819"/>
-          <w:tab w:val="left" w:pos="7087"/>
-        </w:tabs>
         <w:spacing w:before="80" w:after="60"/>
         <w:ind w:left="283"/>
         <w:rPr>
@@ -1676,13 +980,7 @@
         <w:rPr>
           <w:sz w:val="24"/>
         </w:rPr>
-        <w:t xml:space="preserve"> what</w:t>
-      </w:r>
-      <w:r>
-        <w:rPr>
-          <w:sz w:val="24"/>
-        </w:rPr>
-        <w:tab/>
+        <w:t xml:space="preserve"> what </w:t>
       </w:r>
       <w:r>
         <w:rPr>
@@ -1695,13 +993,7 @@
         <w:rPr>
           <w:sz w:val="24"/>
         </w:rPr>
-        <w:t xml:space="preserve"> where</w:t>
-      </w:r>
-      <w:r>
-        <w:rPr>
-          <w:sz w:val="24"/>
-        </w:rPr>
-        <w:tab/>
+        <w:t xml:space="preserve"> where </w:t>
       </w:r>
       <w:r>
         <w:rPr>
@@ -1714,13 +1006,7 @@
         <w:rPr>
           <w:sz w:val="24"/>
         </w:rPr>
-        <w:t xml:space="preserve"> how</w:t>
-      </w:r>
-      <w:r>
-        <w:rPr>
-          <w:sz w:val="24"/>
-        </w:rPr>
-        <w:tab/>
+        <w:t xml:space="preserve"> how </w:t>
       </w:r>
       <w:r>
         <w:rPr>
@@ -1752,11 +1038,6 @@
     </w:p>
     <w:p>
       <w:pPr>
-        <w:tabs>
-          <w:tab w:val="left" w:pos="2551"/>
-          <w:tab w:val="left" w:pos="4819"/>
-          <w:tab w:val="left" w:pos="7087"/>
-        </w:tabs>
         <w:spacing w:before="80" w:after="60"/>
         <w:ind w:left="283"/>
         <w:rPr>
@@ -1774,13 +1055,7 @@
         <w:rPr>
           <w:sz w:val="24"/>
         </w:rPr>
-        <w:t xml:space="preserve"> How much</w:t>
-      </w:r>
-      <w:r>
-        <w:rPr>
-          <w:sz w:val="24"/>
-        </w:rPr>
-        <w:tab/>
+        <w:t xml:space="preserve"> How much </w:t>
       </w:r>
       <w:r>
         <w:rPr>
@@ -1793,13 +1068,7 @@
         <w:rPr>
           <w:sz w:val="24"/>
         </w:rPr>
-        <w:t xml:space="preserve"> How long</w:t>
-      </w:r>
-      <w:r>
-        <w:rPr>
-          <w:sz w:val="24"/>
-        </w:rPr>
-        <w:tab/>
+        <w:t xml:space="preserve"> How long </w:t>
       </w:r>
       <w:r>
         <w:rPr>
@@ -1812,13 +1081,7 @@
         <w:rPr>
           <w:sz w:val="24"/>
         </w:rPr>
-        <w:t xml:space="preserve"> How often</w:t>
-      </w:r>
-      <w:r>
-        <w:rPr>
-          <w:sz w:val="24"/>
-        </w:rPr>
-        <w:tab/>
+        <w:t xml:space="preserve"> How often </w:t>
       </w:r>
       <w:r>
         <w:rPr>
@@ -1847,40 +1110,7 @@
           <w:b/>
           <w:sz w:val="24"/>
         </w:rPr>
-        <w:t>IX. Read the text carefully, then answer the questions.</w:t>
-      </w:r>
-    </w:p>
-    <w:p>
-      <w:pPr>
-        <w:spacing w:after="80"/>
-        <w:ind w:firstLine="425"/>
-        <w:jc w:val="both"/>
-        <w:rPr>
-          <w:sz w:val="24"/>
-        </w:rPr>
-      </w:pPr>
-      <w:r>
-        <w:rPr>
-          <w:sz w:val="24"/>
-        </w:rPr>
-        <w:lastRenderedPageBreak/>
-        <w:t>My name's Susan. I have two favourite hobbies. My first hobby is reading. I started to do it when I was four years old. The first time I did it, I felt interested. So I kept reading. I enjoy reading because it can make me relaxed and calm. Moreover, it can give me an imagination, so I can write books in the future. I can learn the different cultures and customs of other countries in the world, too.</w:t>
-      </w:r>
-    </w:p>
-    <w:p>
-      <w:pPr>
-        <w:spacing w:after="80"/>
-        <w:ind w:firstLine="425"/>
-        <w:jc w:val="both"/>
-        <w:rPr>
-          <w:sz w:val="24"/>
-        </w:rPr>
-      </w:pPr>
-      <w:r>
-        <w:rPr>
-          <w:sz w:val="24"/>
-        </w:rPr>
-        <w:t>My second hobby is gardening. I have made a small garden and planted many beds of flowers. In the spring season, my garden is full of beautiful flowers. I have a separate plot for vegetables – carrots, potatoes, etc. In the evening, I water the plants and remove the weeds. I love sitting in my garden and reading my books. It is very pleasant to be there!</w:t>
+        <w:t>I.  Arrange the words to make sentences.</w:t>
       </w:r>
     </w:p>
     <w:p>
@@ -1894,7 +1124,7 @@
         <w:rPr>
           <w:sz w:val="24"/>
         </w:rPr>
-        <w:t>1. What are Susan's hobbies?</w:t>
+        <w:t>1. hobby/ you/ have/ any/ do/?</w:t>
       </w:r>
     </w:p>
     <w:p>
@@ -1926,7 +1156,7 @@
         <w:rPr>
           <w:sz w:val="24"/>
         </w:rPr>
-        <w:t>2. When did she start reading?</w:t>
+        <w:t>2. his/ do/ what/ your/ brother/ does/ in/ free time/?</w:t>
       </w:r>
     </w:p>
     <w:p>
@@ -1944,6 +1174,7 @@
         <w:rPr>
           <w:sz w:val="24"/>
         </w:rPr>
+        <w:lastRenderedPageBreak/>
         <w:t>_____________________________________________</w:t>
       </w:r>
     </w:p>
@@ -1958,7 +1189,7 @@
         <w:rPr>
           <w:sz w:val="24"/>
         </w:rPr>
-        <w:t>3. How did she feel when she first read a book?</w:t>
+        <w:t>3. he/ the summer/ in/ climbing/ goes/ mountain/ usually/.</w:t>
       </w:r>
     </w:p>
     <w:p>
@@ -1990,7 +1221,7 @@
         <w:rPr>
           <w:sz w:val="24"/>
         </w:rPr>
-        <w:t>4. Why does she enjoy reading?</w:t>
+        <w:t>4. friends/ monopoly/ enjoy/ I/ with/ playing/ my/.</w:t>
       </w:r>
     </w:p>
     <w:p>
@@ -2022,7 +1253,7 @@
         <w:rPr>
           <w:sz w:val="24"/>
         </w:rPr>
-        <w:t>5. What has she planted in her garden?</w:t>
+        <w:t>5. it/ boring/ because/ finds/ time/ models/ Jim/ takes/ lots of/ making/.</w:t>
       </w:r>
     </w:p>
     <w:p>
@@ -2054,7 +1285,7 @@
         <w:rPr>
           <w:sz w:val="24"/>
         </w:rPr>
-        <w:t>6. When does she water the plants?</w:t>
+        <w:t>6. people/ do/ many/ gardening/ as/ a/ take up/ hobby/?</w:t>
       </w:r>
     </w:p>
     <w:p>
@@ -2073,6 +1304,390 @@
           <w:sz w:val="24"/>
         </w:rPr>
         <w:t>_____________________________________________</w:t>
+      </w:r>
+    </w:p>
+    <w:p>
+      <w:pPr>
+        <w:spacing w:before="120" w:after="80"/>
+        <w:rPr>
+          <w:b/>
+          <w:sz w:val="24"/>
+        </w:rPr>
+      </w:pPr>
+      <w:r>
+        <w:rPr>
+          <w:b/>
+          <w:sz w:val="24"/>
+        </w:rPr>
+        <w:t>II. Complete the second sentence so that it has the same meaning as the first one.</w:t>
+      </w:r>
+    </w:p>
+    <w:p>
+      <w:pPr>
+        <w:spacing w:before="120" w:after="80"/>
+        <w:rPr>
+          <w:sz w:val="24"/>
+        </w:rPr>
+      </w:pPr>
+      <w:r>
+        <w:rPr>
+          <w:sz w:val="24"/>
+        </w:rPr>
+        <w:t>1. What is your hobby?</w:t>
+      </w:r>
+    </w:p>
+    <w:p>
+      <w:pPr>
+        <w:tabs>
+          <w:tab w:val="right" w:pos="9354"/>
+        </w:tabs>
+        <w:spacing w:before="60" w:after="60"/>
+        <w:rPr>
+          <w:sz w:val="24"/>
+        </w:rPr>
+      </w:pPr>
+      <w:r>
+        <w:rPr>
+          <w:rFonts w:hint="eastAsia"/>
+          <w:sz w:val="24"/>
+        </w:rPr>
+        <w:t>→</w:t>
+      </w:r>
+      <w:r>
+        <w:rPr>
+          <w:rFonts w:hint="eastAsia"/>
+          <w:sz w:val="24"/>
+        </w:rPr>
+        <w:t xml:space="preserve"> What hobby</w:t>
+      </w:r>
+      <w:r>
+        <w:rPr>
+          <w:sz w:val="24"/>
+        </w:rPr>
+        <w:tab/>
+        <w:t>___________</w:t>
+      </w:r>
+    </w:p>
+    <w:p>
+      <w:pPr>
+        <w:spacing w:before="120" w:after="80"/>
+        <w:rPr>
+          <w:sz w:val="24"/>
+        </w:rPr>
+      </w:pPr>
+      <w:r>
+        <w:rPr>
+          <w:sz w:val="24"/>
+        </w:rPr>
+        <w:t>2. We all find painting interesting because it's a creative activity.</w:t>
+      </w:r>
+    </w:p>
+    <w:p>
+      <w:pPr>
+        <w:tabs>
+          <w:tab w:val="right" w:pos="9354"/>
+        </w:tabs>
+        <w:spacing w:before="60" w:after="60"/>
+        <w:rPr>
+          <w:sz w:val="24"/>
+        </w:rPr>
+      </w:pPr>
+      <w:r>
+        <w:rPr>
+          <w:rFonts w:hint="eastAsia"/>
+          <w:sz w:val="24"/>
+        </w:rPr>
+        <w:t>→</w:t>
+      </w:r>
+      <w:r>
+        <w:rPr>
+          <w:rFonts w:hint="eastAsia"/>
+          <w:sz w:val="24"/>
+        </w:rPr>
+        <w:t xml:space="preserve"> We all think</w:t>
+      </w:r>
+      <w:r>
+        <w:rPr>
+          <w:sz w:val="24"/>
+        </w:rPr>
+        <w:tab/>
+        <w:t>___________</w:t>
+      </w:r>
+    </w:p>
+    <w:p>
+      <w:pPr>
+        <w:spacing w:before="120" w:after="80"/>
+        <w:rPr>
+          <w:sz w:val="24"/>
+        </w:rPr>
+      </w:pPr>
+      <w:r>
+        <w:rPr>
+          <w:sz w:val="24"/>
+        </w:rPr>
+        <w:t>3. His hobby is collecting toy cars.</w:t>
+      </w:r>
+    </w:p>
+    <w:p>
+      <w:pPr>
+        <w:tabs>
+          <w:tab w:val="right" w:pos="9354"/>
+        </w:tabs>
+        <w:spacing w:before="60" w:after="60"/>
+        <w:rPr>
+          <w:sz w:val="24"/>
+        </w:rPr>
+      </w:pPr>
+      <w:r>
+        <w:rPr>
+          <w:rFonts w:hint="eastAsia"/>
+          <w:sz w:val="24"/>
+        </w:rPr>
+        <w:t>→</w:t>
+      </w:r>
+      <w:r>
+        <w:rPr>
+          <w:rFonts w:hint="eastAsia"/>
+          <w:sz w:val="24"/>
+        </w:rPr>
+        <w:t xml:space="preserve"> He collects</w:t>
+      </w:r>
+      <w:r>
+        <w:rPr>
+          <w:sz w:val="24"/>
+        </w:rPr>
+        <w:tab/>
+        <w:t>___________</w:t>
+      </w:r>
+    </w:p>
+    <w:p>
+      <w:pPr>
+        <w:spacing w:before="120" w:after="80"/>
+        <w:rPr>
+          <w:sz w:val="24"/>
+        </w:rPr>
+      </w:pPr>
+      <w:r>
+        <w:rPr>
+          <w:sz w:val="24"/>
+        </w:rPr>
+        <w:t>4. It isn't necessary to finish the work today.</w:t>
+      </w:r>
+    </w:p>
+    <w:p>
+      <w:pPr>
+        <w:tabs>
+          <w:tab w:val="right" w:pos="9354"/>
+        </w:tabs>
+        <w:spacing w:before="60" w:after="60"/>
+        <w:rPr>
+          <w:sz w:val="24"/>
+        </w:rPr>
+      </w:pPr>
+      <w:r>
+        <w:rPr>
+          <w:rFonts w:hint="eastAsia"/>
+          <w:sz w:val="24"/>
+        </w:rPr>
+        <w:t>→</w:t>
+      </w:r>
+      <w:r>
+        <w:rPr>
+          <w:rFonts w:hint="eastAsia"/>
+          <w:sz w:val="24"/>
+        </w:rPr>
+        <w:t xml:space="preserve"> You don't</w:t>
+      </w:r>
+      <w:r>
+        <w:rPr>
+          <w:sz w:val="24"/>
+        </w:rPr>
+        <w:tab/>
+        <w:t>___________</w:t>
+      </w:r>
+    </w:p>
+    <w:p>
+      <w:pPr>
+        <w:spacing w:before="120" w:after="80"/>
+        <w:rPr>
+          <w:sz w:val="24"/>
+        </w:rPr>
+      </w:pPr>
+      <w:r>
+        <w:rPr>
+          <w:sz w:val="24"/>
+        </w:rPr>
+        <w:t>5. When did you start your hobby?</w:t>
+      </w:r>
+    </w:p>
+    <w:p>
+      <w:pPr>
+        <w:tabs>
+          <w:tab w:val="right" w:pos="9354"/>
+        </w:tabs>
+        <w:spacing w:before="60" w:after="60"/>
+        <w:rPr>
+          <w:sz w:val="24"/>
+        </w:rPr>
+      </w:pPr>
+      <w:r>
+        <w:rPr>
+          <w:rFonts w:hint="eastAsia"/>
+          <w:sz w:val="24"/>
+        </w:rPr>
+        <w:t>→</w:t>
+      </w:r>
+      <w:r>
+        <w:rPr>
+          <w:rFonts w:hint="eastAsia"/>
+          <w:sz w:val="24"/>
+        </w:rPr>
+        <w:t xml:space="preserve"> How long</w:t>
+      </w:r>
+      <w:r>
+        <w:rPr>
+          <w:sz w:val="24"/>
+        </w:rPr>
+        <w:tab/>
+        <w:t>___________</w:t>
+      </w:r>
+    </w:p>
+    <w:p>
+      <w:pPr>
+        <w:spacing w:before="120" w:after="80"/>
+        <w:rPr>
+          <w:sz w:val="24"/>
+        </w:rPr>
+      </w:pPr>
+      <w:r>
+        <w:rPr>
+          <w:sz w:val="24"/>
+        </w:rPr>
+        <w:t>6. It took me three hours to make this pottery jug.</w:t>
+      </w:r>
+    </w:p>
+    <w:p>
+      <w:pPr>
+        <w:tabs>
+          <w:tab w:val="right" w:pos="9354"/>
+        </w:tabs>
+        <w:spacing w:before="60" w:after="60"/>
+        <w:rPr>
+          <w:sz w:val="24"/>
+        </w:rPr>
+      </w:pPr>
+      <w:r>
+        <w:rPr>
+          <w:rFonts w:hint="eastAsia"/>
+          <w:sz w:val="24"/>
+        </w:rPr>
+        <w:t>→</w:t>
+      </w:r>
+      <w:r>
+        <w:rPr>
+          <w:rFonts w:hint="eastAsia"/>
+          <w:sz w:val="24"/>
+        </w:rPr>
+        <w:t xml:space="preserve"> I spent</w:t>
+      </w:r>
+      <w:r>
+        <w:rPr>
+          <w:sz w:val="24"/>
+        </w:rPr>
+        <w:tab/>
+        <w:t>___________</w:t>
+      </w:r>
+    </w:p>
+    <w:p>
+      <w:pPr>
+        <w:spacing w:before="120" w:after="80"/>
+        <w:rPr>
+          <w:sz w:val="24"/>
+        </w:rPr>
+      </w:pPr>
+      <w:r>
+        <w:rPr>
+          <w:sz w:val="24"/>
+        </w:rPr>
+        <w:t>7. My father likes to do gardening at the weekend.</w:t>
+      </w:r>
+    </w:p>
+    <w:p>
+      <w:pPr>
+        <w:tabs>
+          <w:tab w:val="right" w:pos="9354"/>
+        </w:tabs>
+        <w:spacing w:before="60" w:after="60"/>
+        <w:rPr>
+          <w:sz w:val="24"/>
+        </w:rPr>
+      </w:pPr>
+      <w:r>
+        <w:rPr>
+          <w:rFonts w:hint="eastAsia"/>
+          <w:sz w:val="24"/>
+        </w:rPr>
+        <w:t>→</w:t>
+      </w:r>
+      <w:r>
+        <w:rPr>
+          <w:rFonts w:hint="eastAsia"/>
+          <w:sz w:val="24"/>
+        </w:rPr>
+        <w:t xml:space="preserve"> My father enjoys</w:t>
+      </w:r>
+      <w:r>
+        <w:rPr>
+          <w:sz w:val="24"/>
+        </w:rPr>
+        <w:tab/>
+        <w:t>___________</w:t>
+      </w:r>
+    </w:p>
+    <w:p>
+      <w:pPr>
+        <w:spacing w:before="120" w:after="80"/>
+        <w:rPr>
+          <w:sz w:val="24"/>
+        </w:rPr>
+      </w:pPr>
+      <w:r>
+        <w:rPr>
+          <w:sz w:val="24"/>
+        </w:rPr>
+        <w:t>8. Why don't we go swimming this afternoon?</w:t>
+      </w:r>
+    </w:p>
+    <w:p>
+      <w:pPr>
+        <w:tabs>
+          <w:tab w:val="right" w:pos="9354"/>
+        </w:tabs>
+        <w:spacing w:before="60" w:after="60"/>
+        <w:rPr>
+          <w:sz w:val="24"/>
+        </w:rPr>
+      </w:pPr>
+      <w:r>
+        <w:rPr>
+          <w:rFonts w:hint="eastAsia"/>
+          <w:sz w:val="24"/>
+        </w:rPr>
+        <w:t>→</w:t>
+      </w:r>
+      <w:r>
+        <w:rPr>
+          <w:rFonts w:hint="eastAsia"/>
+          <w:sz w:val="24"/>
+        </w:rPr>
+        <w:t xml:space="preserve"> What about</w:t>
+      </w:r>
+      <w:r>
+        <w:rPr>
+          <w:sz w:val="24"/>
+        </w:rPr>
+        <w:tab/>
+        <w:t>___________</w:t>
       </w:r>
     </w:p>
     <w:p>
@@ -2112,10 +1727,11 @@
           <w:noProof/>
           <w:sz w:val="24"/>
         </w:rPr>
+        <w:lastRenderedPageBreak/>
         <mc:AlternateContent>
           <mc:Choice Requires="wps">
             <w:drawing>
-              <wp:anchor distT="0" distB="0" distL="114300" distR="114300" simplePos="0" relativeHeight="251659264" behindDoc="0" locked="0" layoutInCell="1" allowOverlap="1" wp14:anchorId="3C5D3134" wp14:editId="4C7B1EF1">
+              <wp:anchor distT="0" distB="0" distL="114300" distR="114300" simplePos="0" relativeHeight="251659264" behindDoc="0" locked="0" layoutInCell="1" allowOverlap="1" wp14:anchorId="6C17BF52" wp14:editId="305CF000">
                 <wp:simplePos x="0" y="0"/>
                 <wp:positionH relativeFrom="margin">
                   <wp:posOffset>1674495</wp:posOffset>
@@ -2126,7 +1742,7 @@
                 <wp:extent cx="2590800" cy="558800"/>
                 <wp:effectExtent l="0" t="0" r="19050" b="12700"/>
                 <wp:wrapNone/>
-                <wp:docPr id="1764318927" name="Rectangle: Rounded Corners 1"/>
+                <wp:docPr id="2074646678" name="Rectangle: Rounded Corners 1"/>
                 <wp:cNvGraphicFramePr/>
                 <a:graphic xmlns:a="http://schemas.openxmlformats.org/drawingml/2006/main">
                   <a:graphicData uri="http://schemas.microsoft.com/office/word/2010/wordprocessingShape">
@@ -2189,7 +1805,7 @@
           </mc:Choice>
           <mc:Fallback>
             <w:pict>
-              <v:roundrect w14:anchorId="4A236385" id="Rectangle: Rounded Corners 1" o:spid="_x0000_s1026" style="position:absolute;margin-left:131.85pt;margin-top:-6pt;width:204pt;height:44pt;z-index:251659264;visibility:visible;mso-wrap-style:square;mso-wrap-distance-left:9pt;mso-wrap-distance-top:0;mso-wrap-distance-right:9pt;mso-wrap-distance-bottom:0;mso-position-horizontal:absolute;mso-position-horizontal-relative:margin;mso-position-vertical:absolute;mso-position-vertical-relative:text;v-text-anchor:middle" arcsize="10923f" o:gfxdata="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" filled="f" fillcolor="#156082 [3204]" strokeweight="1pt">
+              <v:roundrect w14:anchorId="615F5C05" id="Rectangle: Rounded Corners 1" o:spid="_x0000_s1026" style="position:absolute;margin-left:131.85pt;margin-top:-6pt;width:204pt;height:44pt;z-index:251659264;visibility:visible;mso-wrap-style:square;mso-wrap-distance-left:9pt;mso-wrap-distance-top:0;mso-wrap-distance-right:9pt;mso-wrap-distance-bottom:0;mso-position-horizontal:absolute;mso-position-horizontal-relative:margin;mso-position-vertical:absolute;mso-position-vertical-relative:text;v-text-anchor:middle" arcsize="10923f" o:gfxdata="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" filled="f" fillcolor="#156082 [3204]" strokeweight="1pt">
                 <v:stroke joinstyle="miter"/>
                 <w10:wrap anchorx="margin"/>
               </v:roundrect>
@@ -2308,30 +1924,296 @@
     </w:p>
     <w:p>
       <w:pPr>
+        <w:keepNext/>
         <w:tabs>
-          <w:tab w:val="left" w:pos="3837"/>
-          <w:tab w:val="left" w:pos="4917"/>
-          <w:tab w:val="left" w:pos="5997"/>
+          <w:tab w:val="right" w:pos="9354"/>
         </w:tabs>
+        <w:spacing w:before="60" w:after="60" w:line="480" w:lineRule="auto"/>
+        <w:rPr>
+          <w:sz w:val="24"/>
+        </w:rPr>
+      </w:pPr>
+      <w:r>
+        <w:rPr>
+          <w:sz w:val="24"/>
+        </w:rPr>
+        <w:t>1. not bright or not having much light</w:t>
+      </w:r>
+      <w:r>
+        <w:rPr>
+          <w:sz w:val="24"/>
+        </w:rPr>
+        <w:tab/>
+        <w:t>___________</w:t>
+      </w:r>
+    </w:p>
+    <w:p>
+      <w:pPr>
+        <w:keepNext/>
+        <w:tabs>
+          <w:tab w:val="right" w:pos="9354"/>
+        </w:tabs>
+        <w:spacing w:before="60" w:after="60" w:line="480" w:lineRule="auto"/>
+        <w:rPr>
+          <w:sz w:val="24"/>
+        </w:rPr>
+      </w:pPr>
+      <w:r>
+        <w:rPr>
+          <w:sz w:val="24"/>
+        </w:rPr>
+        <w:t>2. needing to rest or sleep</w:t>
+      </w:r>
+      <w:r>
+        <w:rPr>
+          <w:sz w:val="24"/>
+        </w:rPr>
+        <w:tab/>
+        <w:t>___________</w:t>
+      </w:r>
+    </w:p>
+    <w:p>
+      <w:pPr>
+        <w:keepNext/>
+        <w:tabs>
+          <w:tab w:val="right" w:pos="9354"/>
+        </w:tabs>
+        <w:spacing w:before="60" w:after="60" w:line="480" w:lineRule="auto"/>
+        <w:rPr>
+          <w:sz w:val="24"/>
+        </w:rPr>
+      </w:pPr>
+      <w:r>
+        <w:rPr>
+          <w:sz w:val="24"/>
+        </w:rPr>
+        <w:t>3. marked with dirt, mud, etc.</w:t>
+      </w:r>
+      <w:r>
+        <w:rPr>
+          <w:sz w:val="24"/>
+        </w:rPr>
+        <w:tab/>
+        <w:t>___________</w:t>
+      </w:r>
+    </w:p>
+    <w:p>
+      <w:pPr>
+        <w:keepNext/>
+        <w:tabs>
+          <w:tab w:val="right" w:pos="9354"/>
+        </w:tabs>
+        <w:spacing w:before="60" w:after="60" w:line="480" w:lineRule="auto"/>
+        <w:rPr>
+          <w:sz w:val="24"/>
+        </w:rPr>
+      </w:pPr>
+      <w:r>
+        <w:rPr>
+          <w:sz w:val="24"/>
+        </w:rPr>
+        <w:t>4. having good health and not likely to become ill</w:t>
+      </w:r>
+      <w:r>
+        <w:rPr>
+          <w:sz w:val="24"/>
+        </w:rPr>
+        <w:tab/>
+        <w:t>___________</w:t>
+      </w:r>
+    </w:p>
+    <w:p>
+      <w:pPr>
+        <w:keepNext/>
+        <w:tabs>
+          <w:tab w:val="right" w:pos="9354"/>
+        </w:tabs>
+        <w:spacing w:before="60" w:after="60" w:line="480" w:lineRule="auto"/>
+        <w:rPr>
+          <w:sz w:val="24"/>
+        </w:rPr>
+      </w:pPr>
+      <w:r>
+        <w:rPr>
+          <w:sz w:val="24"/>
+        </w:rPr>
+        <w:t>5. rough, dry and painful, especially because of wind or cold weather</w:t>
+      </w:r>
+      <w:r>
+        <w:rPr>
+          <w:sz w:val="24"/>
+        </w:rPr>
+        <w:tab/>
+        <w:t>___________</w:t>
+      </w:r>
+    </w:p>
+    <w:p>
+      <w:pPr>
+        <w:keepNext/>
+        <w:tabs>
+          <w:tab w:val="right" w:pos="9354"/>
+        </w:tabs>
+        <w:spacing w:before="60" w:after="60" w:line="480" w:lineRule="auto"/>
+        <w:rPr>
+          <w:sz w:val="24"/>
+        </w:rPr>
+      </w:pPr>
+      <w:r>
+        <w:rPr>
+          <w:sz w:val="24"/>
+        </w:rPr>
+        <w:t>6. healthy and strong, especially because you do regular exercise</w:t>
+      </w:r>
+      <w:r>
+        <w:rPr>
+          <w:sz w:val="24"/>
+        </w:rPr>
+        <w:tab/>
+        <w:t>___________</w:t>
+      </w:r>
+    </w:p>
+    <w:p>
+      <w:pPr>
+        <w:keepNext/>
+        <w:tabs>
+          <w:tab w:val="right" w:pos="9354"/>
+        </w:tabs>
+        <w:spacing w:before="60" w:after="60" w:line="480" w:lineRule="auto"/>
+        <w:rPr>
+          <w:sz w:val="24"/>
+        </w:rPr>
+      </w:pPr>
+      <w:r>
+        <w:rPr>
+          <w:sz w:val="24"/>
+        </w:rPr>
+        <w:t>7. always busy doing things, especially physical activities</w:t>
+      </w:r>
+      <w:r>
+        <w:rPr>
+          <w:sz w:val="24"/>
+        </w:rPr>
+        <w:tab/>
+        <w:t>___________</w:t>
+      </w:r>
+    </w:p>
+    <w:p>
+      <w:pPr>
+        <w:keepNext/>
+        <w:tabs>
+          <w:tab w:val="right" w:pos="9354"/>
+        </w:tabs>
+        <w:spacing w:before="60" w:after="60" w:line="480" w:lineRule="auto"/>
+        <w:rPr>
+          <w:sz w:val="24"/>
+        </w:rPr>
+      </w:pPr>
+      <w:r>
+        <w:rPr>
+          <w:sz w:val="24"/>
+        </w:rPr>
+        <w:t>8. arranged neatly and with everything in order</w:t>
+      </w:r>
+      <w:r>
+        <w:rPr>
+          <w:sz w:val="24"/>
+        </w:rPr>
+        <w:tab/>
+        <w:t>___________</w:t>
+      </w:r>
+    </w:p>
+    <w:p>
+      <w:pPr>
         <w:spacing w:before="120" w:after="80" w:line="480" w:lineRule="auto"/>
         <w:rPr>
-          <w:sz w:val="24"/>
-        </w:rPr>
-      </w:pPr>
-      <w:r>
-        <w:rPr>
-          <w:sz w:val="24"/>
-        </w:rPr>
-        <w:t>1. not bright or not having much light ___________</w:t>
+          <w:b/>
+          <w:sz w:val="24"/>
+        </w:rPr>
+      </w:pPr>
+      <w:r>
+        <w:rPr>
+          <w:b/>
+          <w:sz w:val="24"/>
+        </w:rPr>
+        <w:t>IX. Read the text carefully, then answer the questions.</w:t>
+      </w:r>
+    </w:p>
+    <w:p>
+      <w:pPr>
+        <w:spacing w:after="80" w:line="480" w:lineRule="auto"/>
+        <w:ind w:firstLine="425"/>
+        <w:jc w:val="both"/>
+        <w:rPr>
+          <w:sz w:val="24"/>
+        </w:rPr>
+      </w:pPr>
+      <w:r>
+        <w:rPr>
+          <w:sz w:val="24"/>
+        </w:rPr>
+        <w:t>My name's Susan. I have two favourite hobbies. My first hobby is reading. I started to do it when I was four years old. The first time I did it, I felt interested. So I kept reading. I enjoy reading because it can make me relaxed and calm. Moreover, it can give me an imagination, so I can write books in the future. I can learn the different cultures and customs of other countries in the world, too.</w:t>
+      </w:r>
+    </w:p>
+    <w:p>
+      <w:pPr>
+        <w:spacing w:after="80" w:line="480" w:lineRule="auto"/>
+        <w:ind w:firstLine="425"/>
+        <w:jc w:val="both"/>
+        <w:rPr>
+          <w:sz w:val="24"/>
+        </w:rPr>
+      </w:pPr>
+    </w:p>
+    <w:p>
+      <w:pPr>
+        <w:spacing w:after="80" w:line="480" w:lineRule="auto"/>
+        <w:ind w:firstLine="425"/>
+        <w:jc w:val="both"/>
+        <w:rPr>
+          <w:sz w:val="24"/>
+        </w:rPr>
+      </w:pPr>
+      <w:r>
+        <w:rPr>
+          <w:sz w:val="24"/>
+        </w:rPr>
+        <w:t>My second hobby is gardening. I have made a small garden and planted many beds of flowers. In the spring season, my garden is full of beautiful flowers. I have a separate plot for vegetables – carrots, potatoes, etc. In the evening, I water the plants and remove the weeds. I love sitting in my garden and reading my books. It is very pleasant to be there!</w:t>
+      </w:r>
+    </w:p>
+    <w:p>
+      <w:pPr>
+        <w:spacing w:before="120" w:after="80" w:line="480" w:lineRule="auto"/>
+        <w:rPr>
+          <w:sz w:val="24"/>
+        </w:rPr>
+      </w:pPr>
+      <w:r>
+        <w:rPr>
+          <w:sz w:val="24"/>
+        </w:rPr>
+        <w:t>1. What are Susan's hobbies?</w:t>
       </w:r>
     </w:p>
     <w:p>
       <w:pPr>
         <w:tabs>
-          <w:tab w:val="left" w:pos="3837"/>
-          <w:tab w:val="left" w:pos="4917"/>
-          <w:tab w:val="left" w:pos="5997"/>
+          <w:tab w:val="right" w:pos="9354"/>
         </w:tabs>
+        <w:spacing w:before="80" w:after="60" w:line="480" w:lineRule="auto"/>
+        <w:ind w:left="283"/>
+        <w:rPr>
+          <w:sz w:val="24"/>
+        </w:rPr>
+      </w:pPr>
+      <w:r>
+        <w:rPr>
+          <w:sz w:val="24"/>
+        </w:rPr>
+        <w:t>_____________________________________________</w:t>
+      </w:r>
+    </w:p>
+    <w:p>
+      <w:pPr>
         <w:spacing w:before="120" w:after="80" w:line="480" w:lineRule="auto"/>
         <w:rPr>
           <w:sz w:val="24"/>
@@ -2341,16 +2223,29 @@
         <w:rPr>
           <w:sz w:val="24"/>
         </w:rPr>
-        <w:t>2. needing to rest or sleep ___________</w:t>
+        <w:t>2. When did she start reading?</w:t>
       </w:r>
     </w:p>
     <w:p>
       <w:pPr>
         <w:tabs>
-          <w:tab w:val="left" w:pos="3837"/>
-          <w:tab w:val="left" w:pos="4917"/>
-          <w:tab w:val="left" w:pos="5997"/>
+          <w:tab w:val="right" w:pos="9354"/>
         </w:tabs>
+        <w:spacing w:before="80" w:after="60" w:line="480" w:lineRule="auto"/>
+        <w:ind w:left="283"/>
+        <w:rPr>
+          <w:sz w:val="24"/>
+        </w:rPr>
+      </w:pPr>
+      <w:r>
+        <w:rPr>
+          <w:sz w:val="24"/>
+        </w:rPr>
+        <w:t>_____________________________________________</w:t>
+      </w:r>
+    </w:p>
+    <w:p>
+      <w:pPr>
         <w:spacing w:before="120" w:after="80" w:line="480" w:lineRule="auto"/>
         <w:rPr>
           <w:sz w:val="24"/>
@@ -2360,16 +2255,30 @@
         <w:rPr>
           <w:sz w:val="24"/>
         </w:rPr>
-        <w:t>3. marked with dirt, mud, etc. ___________</w:t>
+        <w:lastRenderedPageBreak/>
+        <w:t>3. How did she feel when she first read a book?</w:t>
       </w:r>
     </w:p>
     <w:p>
       <w:pPr>
         <w:tabs>
-          <w:tab w:val="left" w:pos="3837"/>
-          <w:tab w:val="left" w:pos="4917"/>
-          <w:tab w:val="left" w:pos="5997"/>
+          <w:tab w:val="right" w:pos="9354"/>
         </w:tabs>
+        <w:spacing w:before="80" w:after="60" w:line="480" w:lineRule="auto"/>
+        <w:ind w:left="283"/>
+        <w:rPr>
+          <w:sz w:val="24"/>
+        </w:rPr>
+      </w:pPr>
+      <w:r>
+        <w:rPr>
+          <w:sz w:val="24"/>
+        </w:rPr>
+        <w:t>_____________________________________________</w:t>
+      </w:r>
+    </w:p>
+    <w:p>
+      <w:pPr>
         <w:spacing w:before="120" w:after="80" w:line="480" w:lineRule="auto"/>
         <w:rPr>
           <w:sz w:val="24"/>
@@ -2379,16 +2288,29 @@
         <w:rPr>
           <w:sz w:val="24"/>
         </w:rPr>
-        <w:t>4. having good health and not likely to become ill ___________</w:t>
+        <w:t>4. Why does she enjoy reading?</w:t>
       </w:r>
     </w:p>
     <w:p>
       <w:pPr>
         <w:tabs>
-          <w:tab w:val="left" w:pos="3837"/>
-          <w:tab w:val="left" w:pos="4917"/>
-          <w:tab w:val="left" w:pos="5997"/>
+          <w:tab w:val="right" w:pos="9354"/>
         </w:tabs>
+        <w:spacing w:before="80" w:after="60" w:line="480" w:lineRule="auto"/>
+        <w:ind w:left="283"/>
+        <w:rPr>
+          <w:sz w:val="24"/>
+        </w:rPr>
+      </w:pPr>
+      <w:r>
+        <w:rPr>
+          <w:sz w:val="24"/>
+        </w:rPr>
+        <w:t>_____________________________________________</w:t>
+      </w:r>
+    </w:p>
+    <w:p>
+      <w:pPr>
         <w:spacing w:before="120" w:after="80" w:line="480" w:lineRule="auto"/>
         <w:rPr>
           <w:sz w:val="24"/>
@@ -2398,16 +2320,29 @@
         <w:rPr>
           <w:sz w:val="24"/>
         </w:rPr>
-        <w:t>5. rough, dry and painful, especially because of wind or cold weather ___________</w:t>
+        <w:t>5. What has she planted in her garden?</w:t>
       </w:r>
     </w:p>
     <w:p>
       <w:pPr>
         <w:tabs>
-          <w:tab w:val="left" w:pos="3837"/>
-          <w:tab w:val="left" w:pos="4917"/>
-          <w:tab w:val="left" w:pos="5997"/>
+          <w:tab w:val="right" w:pos="9354"/>
         </w:tabs>
+        <w:spacing w:before="80" w:after="60" w:line="480" w:lineRule="auto"/>
+        <w:ind w:left="283"/>
+        <w:rPr>
+          <w:sz w:val="24"/>
+        </w:rPr>
+      </w:pPr>
+      <w:r>
+        <w:rPr>
+          <w:sz w:val="24"/>
+        </w:rPr>
+        <w:t>_____________________________________________</w:t>
+      </w:r>
+    </w:p>
+    <w:p>
+      <w:pPr>
         <w:spacing w:before="120" w:after="80" w:line="480" w:lineRule="auto"/>
         <w:rPr>
           <w:sz w:val="24"/>
@@ -2417,62 +2352,43 @@
         <w:rPr>
           <w:sz w:val="24"/>
         </w:rPr>
-        <w:t>6. healthy and strong, especially because you do regular exercise ___________</w:t>
+        <w:t>6. When does she water the plants?</w:t>
       </w:r>
     </w:p>
     <w:p>
       <w:pPr>
         <w:tabs>
-          <w:tab w:val="left" w:pos="3837"/>
-          <w:tab w:val="left" w:pos="4917"/>
-          <w:tab w:val="left" w:pos="5997"/>
+          <w:tab w:val="right" w:pos="9354"/>
         </w:tabs>
-        <w:spacing w:before="120" w:after="80" w:line="480" w:lineRule="auto"/>
-        <w:rPr>
-          <w:sz w:val="24"/>
-        </w:rPr>
-      </w:pPr>
-      <w:r>
-        <w:rPr>
-          <w:sz w:val="24"/>
-        </w:rPr>
-        <w:t>7. always busy doing things, especially physical activities ___________</w:t>
-      </w:r>
-    </w:p>
-    <w:p>
-      <w:pPr>
-        <w:tabs>
-          <w:tab w:val="left" w:pos="3837"/>
-          <w:tab w:val="left" w:pos="4917"/>
-          <w:tab w:val="left" w:pos="5997"/>
-        </w:tabs>
-        <w:spacing w:before="120" w:after="80" w:line="480" w:lineRule="auto"/>
-        <w:rPr>
-          <w:sz w:val="24"/>
-        </w:rPr>
-      </w:pPr>
-      <w:r>
-        <w:rPr>
-          <w:sz w:val="24"/>
-        </w:rPr>
-        <w:t>8. arranged neatly and with everything in order ___________</w:t>
-      </w:r>
-    </w:p>
-    <w:p>
-      <w:pPr>
-        <w:tabs>
-          <w:tab w:val="left" w:pos="3837"/>
-          <w:tab w:val="left" w:pos="4917"/>
-          <w:tab w:val="left" w:pos="5997"/>
-        </w:tabs>
-        <w:spacing w:before="120" w:after="80" w:line="480" w:lineRule="auto"/>
+        <w:spacing w:before="80" w:after="60" w:line="480" w:lineRule="auto"/>
+        <w:ind w:left="283"/>
+        <w:rPr>
+          <w:sz w:val="24"/>
+        </w:rPr>
+      </w:pPr>
+      <w:r>
+        <w:rPr>
+          <w:sz w:val="24"/>
+        </w:rPr>
+        <w:t>_____________________________________________</w:t>
+      </w:r>
+    </w:p>
+    <w:p>
+      <w:pPr>
+        <w:spacing w:before="80" w:after="60" w:line="480" w:lineRule="auto"/>
+        <w:ind w:left="283"/>
         <w:rPr>
           <w:sz w:val="24"/>
         </w:rPr>
       </w:pPr>
     </w:p>
     <w:sectPr>
-      <w:footerReference w:type="default" r:id="rId6"/>
+      <w:headerReference w:type="even" r:id="rId6"/>
+      <w:headerReference w:type="default" r:id="rId7"/>
+      <w:footerReference w:type="even" r:id="rId8"/>
+      <w:footerReference w:type="default" r:id="rId9"/>
+      <w:headerReference w:type="first" r:id="rId10"/>
+      <w:footerReference w:type="first" r:id="rId11"/>
       <w:pgSz w:w="11907" w:h="16840" w:code="9"/>
       <w:pgMar w:top="1134" w:right="850" w:bottom="1134" w:left="1701" w:header="720" w:footer="720" w:gutter="0"/>
       <w:cols w:space="720"/>
@@ -2508,6 +2424,16 @@
 </file>
 
 <file path=word/footer1.xml><?xml version="1.0" encoding="utf-8"?>
+<w:ftr xmlns:wpc="http://schemas.microsoft.com/office/word/2010/wordprocessingCanvas" xmlns:cx="http://schemas.microsoft.com/office/drawing/2014/chartex" xmlns:cx1="http://schemas.microsoft.com/office/drawing/2015/9/8/chartex" xmlns:cx2="http://schemas.microsoft.com/office/drawing/2015/10/21/chartex" xmlns:cx3="http://schemas.microsoft.com/office/drawing/2016/5/9/chartex" xmlns:cx4="http://schemas.microsoft.com/office/drawing/2016/5/10/chartex" xmlns:cx5="http://schemas.microsoft.com/office/drawing/2016/5/11/chartex" xmlns:cx6="http://schemas.microsoft.com/office/drawing/2016/5/12/chartex" xmlns:cx7="http://schemas.microsoft.com/office/drawing/2016/5/13/chartex" xmlns:cx8="http://schemas.microsoft.com/office/drawing/2016/5/14/chartex" xmlns:mc="http://schemas.openxmlformats.org/markup-compatibility/2006" xmlns:aink="http://schemas.microsoft.com/office/drawing/2016/ink" xmlns:am3d="http://schemas.microsoft.com/office/drawing/2017/model3d" xmlns:o="urn:schemas-microsoft-com:office:office" xmlns:oel="http://schemas.microsoft.com/office/2019/extlst" xmlns:r="http://schemas.openxmlformats.org/officeDocument/2006/relationships" xmlns:m="http://schemas.openxmlformats.org/officeDocument/2006/math" xmlns:v="urn:schemas-microsoft-com:vml" xmlns:wp14="http://schemas.microsoft.com/office/word/2010/wordprocessingDrawing" xmlns:wp="http://schemas.openxmlformats.org/drawingml/2006/wordprocessingDrawing" xmlns:w10="urn:schemas-microsoft-com:office:word" xmlns:w="http://schemas.openxmlformats.org/wordprocessingml/2006/main" xmlns:w14="http://schemas.microsoft.com/office/word/2010/wordml" xmlns:w15="http://schemas.microsoft.com/office/word/2012/wordml" xmlns:w16cei="http://schemas.microsoft.com/office/word/2026/wordml/cei" xmlns:w16cex="http://schemas.microsoft.com/office/word/2018/wordml/cex" xmlns:w16cid="http://schemas.microsoft.com/office/word/2016/wordml/cid" xmlns:w16="http://schemas.microsoft.com/office/word/2018/wordml" xmlns:w16du="http://schemas.microsoft.com/office/word/2023/wordml/word16du" xmlns:w16sdtdh="http://schemas.microsoft.com/office/word/2020/wordml/sdtdatahash" xmlns:w16sdtfl="http://schemas.microsoft.com/office/word/2024/wordml/sdtformatlock" xmlns:w16se="http://schemas.microsoft.com/office/word/2015/wordml/symex" xmlns:wpg="http://schemas.microsoft.com/office/word/2010/wordprocessingGroup" xmlns:wpi="http://schemas.microsoft.com/office/word/2010/wordprocessingInk" xmlns:wne="http://schemas.microsoft.com/office/word/2006/wordml" xmlns:wps="http://schemas.microsoft.com/office/word/2010/wordprocessingShape" mc:Ignorable="w14 w15 w16se w16cid w16 w16cex w16sdtdh w16sdtfl w16du wp14">
+  <w:p>
+    <w:pPr>
+      <w:pStyle w:val="Footer"/>
+    </w:pPr>
+  </w:p>
+</w:ftr>
+</file>
+
+<file path=word/footer2.xml><?xml version="1.0" encoding="utf-8"?>
 <w:ftr xmlns:wpc="http://schemas.microsoft.com/office/word/2010/wordprocessingCanvas" xmlns:cx="http://schemas.microsoft.com/office/drawing/2014/chartex" xmlns:cx1="http://schemas.microsoft.com/office/drawing/2015/9/8/chartex" xmlns:cx2="http://schemas.microsoft.com/office/drawing/2015/10/21/chartex" xmlns:cx3="http://schemas.microsoft.com/office/drawing/2016/5/9/chartex" xmlns:cx4="http://schemas.microsoft.com/office/drawing/2016/5/10/chartex" xmlns:cx5="http://schemas.microsoft.com/office/drawing/2016/5/11/chartex" xmlns:cx6="http://schemas.microsoft.com/office/drawing/2016/5/12/chartex" xmlns:cx7="http://schemas.microsoft.com/office/drawing/2016/5/13/chartex" xmlns:cx8="http://schemas.microsoft.com/office/drawing/2016/5/14/chartex" xmlns:mc="http://schemas.openxmlformats.org/markup-compatibility/2006" xmlns:aink="http://schemas.microsoft.com/office/drawing/2016/ink" xmlns:am3d="http://schemas.microsoft.com/office/drawing/2017/model3d" xmlns:o="urn:schemas-microsoft-com:office:office" xmlns:oel="http://schemas.microsoft.com/office/2019/extlst" xmlns:r="http://schemas.openxmlformats.org/officeDocument/2006/relationships" xmlns:m="http://schemas.openxmlformats.org/officeDocument/2006/math" xmlns:v="urn:schemas-microsoft-com:vml" xmlns:wp14="http://schemas.microsoft.com/office/word/2010/wordprocessingDrawing" xmlns:wp="http://schemas.openxmlformats.org/drawingml/2006/wordprocessingDrawing" xmlns:w10="urn:schemas-microsoft-com:office:word" xmlns:w="http://schemas.openxmlformats.org/wordprocessingml/2006/main" xmlns:w14="http://schemas.microsoft.com/office/word/2010/wordml" xmlns:w15="http://schemas.microsoft.com/office/word/2012/wordml" xmlns:w16cei="http://schemas.microsoft.com/office/word/2026/wordml/cei" xmlns:w16cex="http://schemas.microsoft.com/office/word/2018/wordml/cex" xmlns:w16cid="http://schemas.microsoft.com/office/word/2016/wordml/cid" xmlns:w16="http://schemas.microsoft.com/office/word/2018/wordml" xmlns:w16du="http://schemas.microsoft.com/office/word/2023/wordml/word16du" xmlns:w16sdtdh="http://schemas.microsoft.com/office/word/2020/wordml/sdtdatahash" xmlns:w16sdtfl="http://schemas.microsoft.com/office/word/2024/wordml/sdtformatlock" xmlns:w16se="http://schemas.microsoft.com/office/word/2015/wordml/symex" xmlns:wpg="http://schemas.microsoft.com/office/word/2010/wordprocessingGroup" xmlns:wpi="http://schemas.microsoft.com/office/word/2010/wordprocessingInk" xmlns:wne="http://schemas.microsoft.com/office/word/2006/wordml" xmlns:wps="http://schemas.microsoft.com/office/word/2010/wordprocessingShape" mc:Ignorable="w14 w15 w16se w16cid w16 w16cex w16sdtdh w16sdtfl w16du wp14">
   <w:p>
     <w:pPr>
@@ -2585,6 +2511,16 @@
 </w:ftr>
 </file>
 
+<file path=word/footer3.xml><?xml version="1.0" encoding="utf-8"?>
+<w:ftr xmlns:wpc="http://schemas.microsoft.com/office/word/2010/wordprocessingCanvas" xmlns:cx="http://schemas.microsoft.com/office/drawing/2014/chartex" xmlns:cx1="http://schemas.microsoft.com/office/drawing/2015/9/8/chartex" xmlns:cx2="http://schemas.microsoft.com/office/drawing/2015/10/21/chartex" xmlns:cx3="http://schemas.microsoft.com/office/drawing/2016/5/9/chartex" xmlns:cx4="http://schemas.microsoft.com/office/drawing/2016/5/10/chartex" xmlns:cx5="http://schemas.microsoft.com/office/drawing/2016/5/11/chartex" xmlns:cx6="http://schemas.microsoft.com/office/drawing/2016/5/12/chartex" xmlns:cx7="http://schemas.microsoft.com/office/drawing/2016/5/13/chartex" xmlns:cx8="http://schemas.microsoft.com/office/drawing/2016/5/14/chartex" xmlns:mc="http://schemas.openxmlformats.org/markup-compatibility/2006" xmlns:aink="http://schemas.microsoft.com/office/drawing/2016/ink" xmlns:am3d="http://schemas.microsoft.com/office/drawing/2017/model3d" xmlns:o="urn:schemas-microsoft-com:office:office" xmlns:oel="http://schemas.microsoft.com/office/2019/extlst" xmlns:r="http://schemas.openxmlformats.org/officeDocument/2006/relationships" xmlns:m="http://schemas.openxmlformats.org/officeDocument/2006/math" xmlns:v="urn:schemas-microsoft-com:vml" xmlns:wp14="http://schemas.microsoft.com/office/word/2010/wordprocessingDrawing" xmlns:wp="http://schemas.openxmlformats.org/drawingml/2006/wordprocessingDrawing" xmlns:w10="urn:schemas-microsoft-com:office:word" xmlns:w="http://schemas.openxmlformats.org/wordprocessingml/2006/main" xmlns:w14="http://schemas.microsoft.com/office/word/2010/wordml" xmlns:w15="http://schemas.microsoft.com/office/word/2012/wordml" xmlns:w16cei="http://schemas.microsoft.com/office/word/2026/wordml/cei" xmlns:w16cex="http://schemas.microsoft.com/office/word/2018/wordml/cex" xmlns:w16cid="http://schemas.microsoft.com/office/word/2016/wordml/cid" xmlns:w16="http://schemas.microsoft.com/office/word/2018/wordml" xmlns:w16du="http://schemas.microsoft.com/office/word/2023/wordml/word16du" xmlns:w16sdtdh="http://schemas.microsoft.com/office/word/2020/wordml/sdtdatahash" xmlns:w16sdtfl="http://schemas.microsoft.com/office/word/2024/wordml/sdtformatlock" xmlns:w16se="http://schemas.microsoft.com/office/word/2015/wordml/symex" xmlns:wpg="http://schemas.microsoft.com/office/word/2010/wordprocessingGroup" xmlns:wpi="http://schemas.microsoft.com/office/word/2010/wordprocessingInk" xmlns:wne="http://schemas.microsoft.com/office/word/2006/wordml" xmlns:wps="http://schemas.microsoft.com/office/word/2010/wordprocessingShape" mc:Ignorable="w14 w15 w16se w16cid w16 w16cex w16sdtdh w16sdtfl w16du wp14">
+  <w:p>
+    <w:pPr>
+      <w:pStyle w:val="Footer"/>
+    </w:pPr>
+  </w:p>
+</w:ftr>
+</file>
+
 <file path=word/footnotes.xml><?xml version="1.0" encoding="utf-8"?>
 <w:footnotes xmlns:wpc="http://schemas.microsoft.com/office/word/2010/wordprocessingCanvas" xmlns:cx="http://schemas.microsoft.com/office/drawing/2014/chartex" xmlns:cx1="http://schemas.microsoft.com/office/drawing/2015/9/8/chartex" xmlns:cx2="http://schemas.microsoft.com/office/drawing/2015/10/21/chartex" xmlns:cx3="http://schemas.microsoft.com/office/drawing/2016/5/9/chartex" xmlns:cx4="http://schemas.microsoft.com/office/drawing/2016/5/10/chartex" xmlns:cx5="http://schemas.microsoft.com/office/drawing/2016/5/11/chartex" xmlns:cx6="http://schemas.microsoft.com/office/drawing/2016/5/12/chartex" xmlns:cx7="http://schemas.microsoft.com/office/drawing/2016/5/13/chartex" xmlns:cx8="http://schemas.microsoft.com/office/drawing/2016/5/14/chartex" xmlns:mc="http://schemas.openxmlformats.org/markup-compatibility/2006" xmlns:aink="http://schemas.microsoft.com/office/drawing/2016/ink" xmlns:am3d="http://schemas.microsoft.com/office/drawing/2017/model3d" xmlns:o="urn:schemas-microsoft-com:office:office" xmlns:oel="http://schemas.microsoft.com/office/2019/extlst" xmlns:r="http://schemas.openxmlformats.org/officeDocument/2006/relationships" xmlns:m="http://schemas.openxmlformats.org/officeDocument/2006/math" xmlns:v="urn:schemas-microsoft-com:vml" xmlns:wp14="http://schemas.microsoft.com/office/word/2010/wordprocessingDrawing" xmlns:wp="http://schemas.openxmlformats.org/drawingml/2006/wordprocessingDrawing" xmlns:w10="urn:schemas-microsoft-com:office:word" xmlns:w="http://schemas.openxmlformats.org/wordprocessingml/2006/main" xmlns:w14="http://schemas.microsoft.com/office/word/2010/wordml" xmlns:w15="http://schemas.microsoft.com/office/word/2012/wordml" xmlns:w16cei="http://schemas.microsoft.com/office/word/2026/wordml/cei" xmlns:w16cex="http://schemas.microsoft.com/office/word/2018/wordml/cex" xmlns:w16cid="http://schemas.microsoft.com/office/word/2016/wordml/cid" xmlns:w16="http://schemas.microsoft.com/office/word/2018/wordml" xmlns:w16du="http://schemas.microsoft.com/office/word/2023/wordml/word16du" xmlns:w16sdtdh="http://schemas.microsoft.com/office/word/2020/wordml/sdtdatahash" xmlns:w16sdtfl="http://schemas.microsoft.com/office/word/2024/wordml/sdtformatlock" xmlns:w16se="http://schemas.microsoft.com/office/word/2015/wordml/symex" xmlns:wpg="http://schemas.microsoft.com/office/word/2010/wordprocessingGroup" xmlns:wpi="http://schemas.microsoft.com/office/word/2010/wordprocessingInk" xmlns:wne="http://schemas.microsoft.com/office/word/2006/wordml" xmlns:wps="http://schemas.microsoft.com/office/word/2010/wordprocessingShape" mc:Ignorable="w14 w15 w16se w16cid w16 w16cex w16sdtdh w16sdtfl w16du wp14">
   <w:footnote w:type="separator" w:id="-1">
@@ -2608,6 +2544,36 @@
     </w:p>
   </w:footnote>
 </w:footnotes>
+</file>
+
+<file path=word/header1.xml><?xml version="1.0" encoding="utf-8"?>
+<w:hdr xmlns:wpc="http://schemas.microsoft.com/office/word/2010/wordprocessingCanvas" xmlns:cx="http://schemas.microsoft.com/office/drawing/2014/chartex" xmlns:cx1="http://schemas.microsoft.com/office/drawing/2015/9/8/chartex" xmlns:cx2="http://schemas.microsoft.com/office/drawing/2015/10/21/chartex" xmlns:cx3="http://schemas.microsoft.com/office/drawing/2016/5/9/chartex" xmlns:cx4="http://schemas.microsoft.com/office/drawing/2016/5/10/chartex" xmlns:cx5="http://schemas.microsoft.com/office/drawing/2016/5/11/chartex" xmlns:cx6="http://schemas.microsoft.com/office/drawing/2016/5/12/chartex" xmlns:cx7="http://schemas.microsoft.com/office/drawing/2016/5/13/chartex" xmlns:cx8="http://schemas.microsoft.com/office/drawing/2016/5/14/chartex" xmlns:mc="http://schemas.openxmlformats.org/markup-compatibility/2006" xmlns:aink="http://schemas.microsoft.com/office/drawing/2016/ink" xmlns:am3d="http://schemas.microsoft.com/office/drawing/2017/model3d" xmlns:o="urn:schemas-microsoft-com:office:office" xmlns:oel="http://schemas.microsoft.com/office/2019/extlst" xmlns:r="http://schemas.openxmlformats.org/officeDocument/2006/relationships" xmlns:m="http://schemas.openxmlformats.org/officeDocument/2006/math" xmlns:v="urn:schemas-microsoft-com:vml" xmlns:wp14="http://schemas.microsoft.com/office/word/2010/wordprocessingDrawing" xmlns:wp="http://schemas.openxmlformats.org/drawingml/2006/wordprocessingDrawing" xmlns:w10="urn:schemas-microsoft-com:office:word" xmlns:w="http://schemas.openxmlformats.org/wordprocessingml/2006/main" xmlns:w14="http://schemas.microsoft.com/office/word/2010/wordml" xmlns:w15="http://schemas.microsoft.com/office/word/2012/wordml" xmlns:w16cei="http://schemas.microsoft.com/office/word/2026/wordml/cei" xmlns:w16cex="http://schemas.microsoft.com/office/word/2018/wordml/cex" xmlns:w16cid="http://schemas.microsoft.com/office/word/2016/wordml/cid" xmlns:w16="http://schemas.microsoft.com/office/word/2018/wordml" xmlns:w16du="http://schemas.microsoft.com/office/word/2023/wordml/word16du" xmlns:w16sdtdh="http://schemas.microsoft.com/office/word/2020/wordml/sdtdatahash" xmlns:w16sdtfl="http://schemas.microsoft.com/office/word/2024/wordml/sdtformatlock" xmlns:w16se="http://schemas.microsoft.com/office/word/2015/wordml/symex" xmlns:wpg="http://schemas.microsoft.com/office/word/2010/wordprocessingGroup" xmlns:wpi="http://schemas.microsoft.com/office/word/2010/wordprocessingInk" xmlns:wne="http://schemas.microsoft.com/office/word/2006/wordml" xmlns:wps="http://schemas.microsoft.com/office/word/2010/wordprocessingShape" mc:Ignorable="w14 w15 w16se w16cid w16 w16cex w16sdtdh w16sdtfl w16du wp14">
+  <w:p>
+    <w:pPr>
+      <w:pStyle w:val="Header"/>
+    </w:pPr>
+  </w:p>
+</w:hdr>
+</file>
+
+<file path=word/header2.xml><?xml version="1.0" encoding="utf-8"?>
+<w:hdr xmlns:wpc="http://schemas.microsoft.com/office/word/2010/wordprocessingCanvas" xmlns:cx="http://schemas.microsoft.com/office/drawing/2014/chartex" xmlns:cx1="http://schemas.microsoft.com/office/drawing/2015/9/8/chartex" xmlns:cx2="http://schemas.microsoft.com/office/drawing/2015/10/21/chartex" xmlns:cx3="http://schemas.microsoft.com/office/drawing/2016/5/9/chartex" xmlns:cx4="http://schemas.microsoft.com/office/drawing/2016/5/10/chartex" xmlns:cx5="http://schemas.microsoft.com/office/drawing/2016/5/11/chartex" xmlns:cx6="http://schemas.microsoft.com/office/drawing/2016/5/12/chartex" xmlns:cx7="http://schemas.microsoft.com/office/drawing/2016/5/13/chartex" xmlns:cx8="http://schemas.microsoft.com/office/drawing/2016/5/14/chartex" xmlns:mc="http://schemas.openxmlformats.org/markup-compatibility/2006" xmlns:aink="http://schemas.microsoft.com/office/drawing/2016/ink" xmlns:am3d="http://schemas.microsoft.com/office/drawing/2017/model3d" xmlns:o="urn:schemas-microsoft-com:office:office" xmlns:oel="http://schemas.microsoft.com/office/2019/extlst" xmlns:r="http://schemas.openxmlformats.org/officeDocument/2006/relationships" xmlns:m="http://schemas.openxmlformats.org/officeDocument/2006/math" xmlns:v="urn:schemas-microsoft-com:vml" xmlns:wp14="http://schemas.microsoft.com/office/word/2010/wordprocessingDrawing" xmlns:wp="http://schemas.openxmlformats.org/drawingml/2006/wordprocessingDrawing" xmlns:w10="urn:schemas-microsoft-com:office:word" xmlns:w="http://schemas.openxmlformats.org/wordprocessingml/2006/main" xmlns:w14="http://schemas.microsoft.com/office/word/2010/wordml" xmlns:w15="http://schemas.microsoft.com/office/word/2012/wordml" xmlns:w16cei="http://schemas.microsoft.com/office/word/2026/wordml/cei" xmlns:w16cex="http://schemas.microsoft.com/office/word/2018/wordml/cex" xmlns:w16cid="http://schemas.microsoft.com/office/word/2016/wordml/cid" xmlns:w16="http://schemas.microsoft.com/office/word/2018/wordml" xmlns:w16du="http://schemas.microsoft.com/office/word/2023/wordml/word16du" xmlns:w16sdtdh="http://schemas.microsoft.com/office/word/2020/wordml/sdtdatahash" xmlns:w16sdtfl="http://schemas.microsoft.com/office/word/2024/wordml/sdtformatlock" xmlns:w16se="http://schemas.microsoft.com/office/word/2015/wordml/symex" xmlns:wpg="http://schemas.microsoft.com/office/word/2010/wordprocessingGroup" xmlns:wpi="http://schemas.microsoft.com/office/word/2010/wordprocessingInk" xmlns:wne="http://schemas.microsoft.com/office/word/2006/wordml" xmlns:wps="http://schemas.microsoft.com/office/word/2010/wordprocessingShape" mc:Ignorable="w14 w15 w16se w16cid w16 w16cex w16sdtdh w16sdtfl w16du wp14">
+  <w:p>
+    <w:pPr>
+      <w:pStyle w:val="Header"/>
+    </w:pPr>
+  </w:p>
+</w:hdr>
+</file>
+
+<file path=word/header3.xml><?xml version="1.0" encoding="utf-8"?>
+<w:hdr xmlns:wpc="http://schemas.microsoft.com/office/word/2010/wordprocessingCanvas" xmlns:cx="http://schemas.microsoft.com/office/drawing/2014/chartex" xmlns:cx1="http://schemas.microsoft.com/office/drawing/2015/9/8/chartex" xmlns:cx2="http://schemas.microsoft.com/office/drawing/2015/10/21/chartex" xmlns:cx3="http://schemas.microsoft.com/office/drawing/2016/5/9/chartex" xmlns:cx4="http://schemas.microsoft.com/office/drawing/2016/5/10/chartex" xmlns:cx5="http://schemas.microsoft.com/office/drawing/2016/5/11/chartex" xmlns:cx6="http://schemas.microsoft.com/office/drawing/2016/5/12/chartex" xmlns:cx7="http://schemas.microsoft.com/office/drawing/2016/5/13/chartex" xmlns:cx8="http://schemas.microsoft.com/office/drawing/2016/5/14/chartex" xmlns:mc="http://schemas.openxmlformats.org/markup-compatibility/2006" xmlns:aink="http://schemas.microsoft.com/office/drawing/2016/ink" xmlns:am3d="http://schemas.microsoft.com/office/drawing/2017/model3d" xmlns:o="urn:schemas-microsoft-com:office:office" xmlns:oel="http://schemas.microsoft.com/office/2019/extlst" xmlns:r="http://schemas.openxmlformats.org/officeDocument/2006/relationships" xmlns:m="http://schemas.openxmlformats.org/officeDocument/2006/math" xmlns:v="urn:schemas-microsoft-com:vml" xmlns:wp14="http://schemas.microsoft.com/office/word/2010/wordprocessingDrawing" xmlns:wp="http://schemas.openxmlformats.org/drawingml/2006/wordprocessingDrawing" xmlns:w10="urn:schemas-microsoft-com:office:word" xmlns:w="http://schemas.openxmlformats.org/wordprocessingml/2006/main" xmlns:w14="http://schemas.microsoft.com/office/word/2010/wordml" xmlns:w15="http://schemas.microsoft.com/office/word/2012/wordml" xmlns:w16cei="http://schemas.microsoft.com/office/word/2026/wordml/cei" xmlns:w16cex="http://schemas.microsoft.com/office/word/2018/wordml/cex" xmlns:w16cid="http://schemas.microsoft.com/office/word/2016/wordml/cid" xmlns:w16="http://schemas.microsoft.com/office/word/2018/wordml" xmlns:w16du="http://schemas.microsoft.com/office/word/2023/wordml/word16du" xmlns:w16sdtdh="http://schemas.microsoft.com/office/word/2020/wordml/sdtdatahash" xmlns:w16sdtfl="http://schemas.microsoft.com/office/word/2024/wordml/sdtformatlock" xmlns:w16se="http://schemas.microsoft.com/office/word/2015/wordml/symex" xmlns:wpg="http://schemas.microsoft.com/office/word/2010/wordprocessingGroup" xmlns:wpi="http://schemas.microsoft.com/office/word/2010/wordprocessingInk" xmlns:wne="http://schemas.microsoft.com/office/word/2006/wordml" xmlns:wps="http://schemas.microsoft.com/office/word/2010/wordprocessingShape" mc:Ignorable="w14 w15 w16se w16cid w16 w16cex w16sdtdh w16sdtfl w16du wp14">
+  <w:p>
+    <w:pPr>
+      <w:pStyle w:val="Header"/>
+    </w:pPr>
+  </w:p>
+</w:hdr>
 </file>
 
 <file path=word/styles.xml><?xml version="1.0" encoding="utf-8"?>
@@ -3018,7 +2984,7 @@
     <w:link w:val="Heading1Char"/>
     <w:uiPriority w:val="9"/>
     <w:qFormat/>
-    <w:rsid w:val="00F90560"/>
+    <w:rsid w:val="00E4632B"/>
     <w:pPr>
       <w:keepNext/>
       <w:keepLines/>
@@ -3041,7 +3007,7 @@
     <w:semiHidden/>
     <w:unhideWhenUsed/>
     <w:qFormat/>
-    <w:rsid w:val="00F90560"/>
+    <w:rsid w:val="00E4632B"/>
     <w:pPr>
       <w:keepNext/>
       <w:keepLines/>
@@ -3064,7 +3030,7 @@
     <w:semiHidden/>
     <w:unhideWhenUsed/>
     <w:qFormat/>
-    <w:rsid w:val="00F90560"/>
+    <w:rsid w:val="00E4632B"/>
     <w:pPr>
       <w:keepNext/>
       <w:keepLines/>
@@ -3087,7 +3053,7 @@
     <w:semiHidden/>
     <w:unhideWhenUsed/>
     <w:qFormat/>
-    <w:rsid w:val="00F90560"/>
+    <w:rsid w:val="00E4632B"/>
     <w:pPr>
       <w:keepNext/>
       <w:keepLines/>
@@ -3110,7 +3076,7 @@
     <w:semiHidden/>
     <w:unhideWhenUsed/>
     <w:qFormat/>
-    <w:rsid w:val="00F90560"/>
+    <w:rsid w:val="00E4632B"/>
     <w:pPr>
       <w:keepNext/>
       <w:keepLines/>
@@ -3131,7 +3097,7 @@
     <w:semiHidden/>
     <w:unhideWhenUsed/>
     <w:qFormat/>
-    <w:rsid w:val="00F90560"/>
+    <w:rsid w:val="00E4632B"/>
     <w:pPr>
       <w:keepNext/>
       <w:keepLines/>
@@ -3154,7 +3120,7 @@
     <w:semiHidden/>
     <w:unhideWhenUsed/>
     <w:qFormat/>
-    <w:rsid w:val="00F90560"/>
+    <w:rsid w:val="00E4632B"/>
     <w:pPr>
       <w:keepNext/>
       <w:keepLines/>
@@ -3175,7 +3141,7 @@
     <w:semiHidden/>
     <w:unhideWhenUsed/>
     <w:qFormat/>
-    <w:rsid w:val="00F90560"/>
+    <w:rsid w:val="00E4632B"/>
     <w:pPr>
       <w:keepNext/>
       <w:keepLines/>
@@ -3198,7 +3164,7 @@
     <w:semiHidden/>
     <w:unhideWhenUsed/>
     <w:qFormat/>
-    <w:rsid w:val="00F90560"/>
+    <w:rsid w:val="00E4632B"/>
     <w:pPr>
       <w:keepNext/>
       <w:keepLines/>
@@ -3242,7 +3208,7 @@
     <w:basedOn w:val="DefaultParagraphFont"/>
     <w:link w:val="Heading1"/>
     <w:uiPriority w:val="9"/>
-    <w:rsid w:val="00F90560"/>
+    <w:rsid w:val="00E4632B"/>
     <w:rPr>
       <w:rFonts w:asciiTheme="majorHAnsi" w:eastAsiaTheme="majorEastAsia" w:hAnsiTheme="majorHAnsi" w:cstheme="majorBidi"/>
       <w:color w:val="0F4761" w:themeColor="accent1" w:themeShade="BF"/>
@@ -3256,7 +3222,7 @@
     <w:link w:val="Heading2"/>
     <w:uiPriority w:val="9"/>
     <w:semiHidden/>
-    <w:rsid w:val="00F90560"/>
+    <w:rsid w:val="00E4632B"/>
     <w:rPr>
       <w:rFonts w:asciiTheme="majorHAnsi" w:eastAsiaTheme="majorEastAsia" w:hAnsiTheme="majorHAnsi" w:cstheme="majorBidi"/>
       <w:color w:val="0F4761" w:themeColor="accent1" w:themeShade="BF"/>
@@ -3270,7 +3236,7 @@
     <w:link w:val="Heading3"/>
     <w:uiPriority w:val="9"/>
     <w:semiHidden/>
-    <w:rsid w:val="00F90560"/>
+    <w:rsid w:val="00E4632B"/>
     <w:rPr>
       <w:rFonts w:asciiTheme="minorHAnsi" w:eastAsiaTheme="majorEastAsia" w:hAnsiTheme="minorHAnsi" w:cstheme="majorBidi"/>
       <w:color w:val="0F4761" w:themeColor="accent1" w:themeShade="BF"/>
@@ -3284,7 +3250,7 @@
     <w:link w:val="Heading4"/>
     <w:uiPriority w:val="9"/>
     <w:semiHidden/>
-    <w:rsid w:val="00F90560"/>
+    <w:rsid w:val="00E4632B"/>
     <w:rPr>
       <w:rFonts w:asciiTheme="minorHAnsi" w:eastAsiaTheme="majorEastAsia" w:hAnsiTheme="minorHAnsi" w:cstheme="majorBidi"/>
       <w:i/>
@@ -3298,7 +3264,7 @@
     <w:link w:val="Heading5"/>
     <w:uiPriority w:val="9"/>
     <w:semiHidden/>
-    <w:rsid w:val="00F90560"/>
+    <w:rsid w:val="00E4632B"/>
     <w:rPr>
       <w:rFonts w:asciiTheme="minorHAnsi" w:eastAsiaTheme="majorEastAsia" w:hAnsiTheme="minorHAnsi" w:cstheme="majorBidi"/>
       <w:color w:val="0F4761" w:themeColor="accent1" w:themeShade="BF"/>
@@ -3310,7 +3276,7 @@
     <w:link w:val="Heading6"/>
     <w:uiPriority w:val="9"/>
     <w:semiHidden/>
-    <w:rsid w:val="00F90560"/>
+    <w:rsid w:val="00E4632B"/>
     <w:rPr>
       <w:rFonts w:asciiTheme="minorHAnsi" w:eastAsiaTheme="majorEastAsia" w:hAnsiTheme="minorHAnsi" w:cstheme="majorBidi"/>
       <w:i/>
@@ -3324,7 +3290,7 @@
     <w:link w:val="Heading7"/>
     <w:uiPriority w:val="9"/>
     <w:semiHidden/>
-    <w:rsid w:val="00F90560"/>
+    <w:rsid w:val="00E4632B"/>
     <w:rPr>
       <w:rFonts w:asciiTheme="minorHAnsi" w:eastAsiaTheme="majorEastAsia" w:hAnsiTheme="minorHAnsi" w:cstheme="majorBidi"/>
       <w:color w:val="595959" w:themeColor="text1" w:themeTint="A6"/>
@@ -3336,7 +3302,7 @@
     <w:link w:val="Heading8"/>
     <w:uiPriority w:val="9"/>
     <w:semiHidden/>
-    <w:rsid w:val="00F90560"/>
+    <w:rsid w:val="00E4632B"/>
     <w:rPr>
       <w:rFonts w:asciiTheme="minorHAnsi" w:eastAsiaTheme="majorEastAsia" w:hAnsiTheme="minorHAnsi" w:cstheme="majorBidi"/>
       <w:i/>
@@ -3350,7 +3316,7 @@
     <w:link w:val="Heading9"/>
     <w:uiPriority w:val="9"/>
     <w:semiHidden/>
-    <w:rsid w:val="00F90560"/>
+    <w:rsid w:val="00E4632B"/>
     <w:rPr>
       <w:rFonts w:asciiTheme="minorHAnsi" w:eastAsiaTheme="majorEastAsia" w:hAnsiTheme="minorHAnsi" w:cstheme="majorBidi"/>
       <w:color w:val="272727" w:themeColor="text1" w:themeTint="D8"/>
@@ -3363,7 +3329,7 @@
     <w:link w:val="TitleChar"/>
     <w:uiPriority w:val="10"/>
     <w:qFormat/>
-    <w:rsid w:val="00F90560"/>
+    <w:rsid w:val="00E4632B"/>
     <w:pPr>
       <w:spacing w:after="80" w:line="240" w:lineRule="auto"/>
       <w:contextualSpacing/>
@@ -3381,7 +3347,7 @@
     <w:basedOn w:val="DefaultParagraphFont"/>
     <w:link w:val="Title"/>
     <w:uiPriority w:val="10"/>
-    <w:rsid w:val="00F90560"/>
+    <w:rsid w:val="00E4632B"/>
     <w:rPr>
       <w:rFonts w:asciiTheme="majorHAnsi" w:eastAsiaTheme="majorEastAsia" w:hAnsiTheme="majorHAnsi" w:cstheme="majorBidi"/>
       <w:spacing w:val="-10"/>
@@ -3397,7 +3363,7 @@
     <w:link w:val="SubtitleChar"/>
     <w:uiPriority w:val="11"/>
     <w:qFormat/>
-    <w:rsid w:val="00F90560"/>
+    <w:rsid w:val="00E4632B"/>
     <w:pPr>
       <w:numPr>
         <w:ilvl w:val="1"/>
@@ -3416,7 +3382,7 @@
     <w:basedOn w:val="DefaultParagraphFont"/>
     <w:link w:val="Subtitle"/>
     <w:uiPriority w:val="11"/>
-    <w:rsid w:val="00F90560"/>
+    <w:rsid w:val="00E4632B"/>
     <w:rPr>
       <w:rFonts w:asciiTheme="minorHAnsi" w:eastAsiaTheme="majorEastAsia" w:hAnsiTheme="minorHAnsi" w:cstheme="majorBidi"/>
       <w:color w:val="595959" w:themeColor="text1" w:themeTint="A6"/>
@@ -3432,7 +3398,7 @@
     <w:link w:val="QuoteChar"/>
     <w:uiPriority w:val="29"/>
     <w:qFormat/>
-    <w:rsid w:val="00F90560"/>
+    <w:rsid w:val="00E4632B"/>
     <w:pPr>
       <w:spacing w:before="160"/>
       <w:jc w:val="center"/>
@@ -3448,7 +3414,7 @@
     <w:basedOn w:val="DefaultParagraphFont"/>
     <w:link w:val="Quote"/>
     <w:uiPriority w:val="29"/>
-    <w:rsid w:val="00F90560"/>
+    <w:rsid w:val="00E4632B"/>
     <w:rPr>
       <w:i/>
       <w:iCs/>
@@ -3460,7 +3426,7 @@
     <w:basedOn w:val="Normal"/>
     <w:uiPriority w:val="34"/>
     <w:qFormat/>
-    <w:rsid w:val="00F90560"/>
+    <w:rsid w:val="00E4632B"/>
     <w:pPr>
       <w:ind w:left="720"/>
       <w:contextualSpacing/>
@@ -3471,7 +3437,7 @@
     <w:basedOn w:val="DefaultParagraphFont"/>
     <w:uiPriority w:val="21"/>
     <w:qFormat/>
-    <w:rsid w:val="00F90560"/>
+    <w:rsid w:val="00E4632B"/>
     <w:rPr>
       <w:i/>
       <w:iCs/>
@@ -3485,7 +3451,7 @@
     <w:link w:val="IntenseQuoteChar"/>
     <w:uiPriority w:val="30"/>
     <w:qFormat/>
-    <w:rsid w:val="00F90560"/>
+    <w:rsid w:val="00E4632B"/>
     <w:pPr>
       <w:pBdr>
         <w:top w:val="single" w:sz="4" w:space="10" w:color="0F4761" w:themeColor="accent1" w:themeShade="BF"/>
@@ -3506,7 +3472,7 @@
     <w:basedOn w:val="DefaultParagraphFont"/>
     <w:link w:val="IntenseQuote"/>
     <w:uiPriority w:val="30"/>
-    <w:rsid w:val="00F90560"/>
+    <w:rsid w:val="00E4632B"/>
     <w:rPr>
       <w:i/>
       <w:iCs/>
@@ -3518,7 +3484,7 @@
     <w:basedOn w:val="DefaultParagraphFont"/>
     <w:uiPriority w:val="32"/>
     <w:qFormat/>
-    <w:rsid w:val="00F90560"/>
+    <w:rsid w:val="00E4632B"/>
     <w:rPr>
       <w:b/>
       <w:bCs/>
@@ -3533,7 +3499,7 @@
     <w:link w:val="HeaderChar"/>
     <w:uiPriority w:val="99"/>
     <w:unhideWhenUsed/>
-    <w:rsid w:val="00F90560"/>
+    <w:rsid w:val="00E4632B"/>
     <w:pPr>
       <w:tabs>
         <w:tab w:val="center" w:pos="4680"/>
@@ -3547,7 +3513,7 @@
     <w:basedOn w:val="DefaultParagraphFont"/>
     <w:link w:val="Header"/>
     <w:uiPriority w:val="99"/>
-    <w:rsid w:val="00F90560"/>
+    <w:rsid w:val="00E4632B"/>
   </w:style>
   <w:style w:type="paragraph" w:styleId="Footer">
     <w:name w:val="footer"/>
@@ -3555,7 +3521,7 @@
     <w:link w:val="FooterChar"/>
     <w:uiPriority w:val="99"/>
     <w:unhideWhenUsed/>
-    <w:rsid w:val="00F90560"/>
+    <w:rsid w:val="00E4632B"/>
     <w:pPr>
       <w:tabs>
         <w:tab w:val="center" w:pos="4680"/>
@@ -3569,7 +3535,7 @@
     <w:basedOn w:val="DefaultParagraphFont"/>
     <w:link w:val="Footer"/>
     <w:uiPriority w:val="99"/>
-    <w:rsid w:val="00F90560"/>
+    <w:rsid w:val="00E4632B"/>
   </w:style>
 </w:styles>
 </file>

--- a/output/uln_document.docx
+++ b/output/uln_document.docx
@@ -35,7 +35,7 @@
     <w:p>
       <w:pPr>
         <w:tabs>
-          <w:tab w:val="right" w:pos="9354"/>
+          <w:tab w:val="right" w:leader="heavy" w:pos="9354"/>
         </w:tabs>
         <w:spacing w:before="80" w:after="60"/>
         <w:ind w:left="283"/>
@@ -47,7 +47,7 @@
         <w:rPr>
           <w:sz w:val="24"/>
         </w:rPr>
-        <w:t>_____________________________________________</w:t>
+        <w:tab/>
       </w:r>
     </w:p>
     <w:p>
@@ -67,7 +67,7 @@
     <w:p>
       <w:pPr>
         <w:tabs>
-          <w:tab w:val="right" w:pos="9354"/>
+          <w:tab w:val="right" w:leader="heavy" w:pos="9354"/>
         </w:tabs>
         <w:spacing w:before="80" w:after="60"/>
         <w:ind w:left="283"/>
@@ -79,7 +79,7 @@
         <w:rPr>
           <w:sz w:val="24"/>
         </w:rPr>
-        <w:t>_____________________________________________</w:t>
+        <w:tab/>
       </w:r>
     </w:p>
     <w:p>
@@ -99,7 +99,7 @@
     <w:p>
       <w:pPr>
         <w:tabs>
-          <w:tab w:val="right" w:pos="9354"/>
+          <w:tab w:val="right" w:leader="heavy" w:pos="9354"/>
         </w:tabs>
         <w:spacing w:before="80" w:after="60"/>
         <w:ind w:left="283"/>
@@ -111,7 +111,7 @@
         <w:rPr>
           <w:sz w:val="24"/>
         </w:rPr>
-        <w:t>_____________________________________________</w:t>
+        <w:tab/>
       </w:r>
     </w:p>
     <w:p>
@@ -131,7 +131,7 @@
     <w:p>
       <w:pPr>
         <w:tabs>
-          <w:tab w:val="right" w:pos="9354"/>
+          <w:tab w:val="right" w:leader="heavy" w:pos="9354"/>
         </w:tabs>
         <w:spacing w:before="80" w:after="60"/>
         <w:ind w:left="283"/>
@@ -143,7 +143,7 @@
         <w:rPr>
           <w:sz w:val="24"/>
         </w:rPr>
-        <w:t>_____________________________________________</w:t>
+        <w:tab/>
       </w:r>
     </w:p>
     <w:p>
@@ -163,7 +163,7 @@
     <w:p>
       <w:pPr>
         <w:tabs>
-          <w:tab w:val="right" w:pos="9354"/>
+          <w:tab w:val="right" w:leader="heavy" w:pos="9354"/>
         </w:tabs>
         <w:spacing w:before="80" w:after="60"/>
         <w:ind w:left="283"/>
@@ -175,7 +175,7 @@
         <w:rPr>
           <w:sz w:val="24"/>
         </w:rPr>
-        <w:t>_____________________________________________</w:t>
+        <w:tab/>
       </w:r>
     </w:p>
     <w:p>
@@ -195,7 +195,7 @@
     <w:p>
       <w:pPr>
         <w:tabs>
-          <w:tab w:val="right" w:pos="9354"/>
+          <w:tab w:val="right" w:leader="heavy" w:pos="9354"/>
         </w:tabs>
         <w:spacing w:before="80" w:after="60"/>
         <w:ind w:left="283"/>
@@ -207,7 +207,7 @@
         <w:rPr>
           <w:sz w:val="24"/>
         </w:rPr>
-        <w:t>_____________________________________________</w:t>
+        <w:tab/>
       </w:r>
     </w:p>
     <w:p>
@@ -243,7 +243,7 @@
     <w:p>
       <w:pPr>
         <w:tabs>
-          <w:tab w:val="right" w:pos="9354"/>
+          <w:tab w:val="right" w:leader="heavy" w:pos="9354"/>
         </w:tabs>
         <w:spacing w:before="80" w:after="60"/>
         <w:ind w:left="283"/>
@@ -270,7 +270,6 @@
           <w:sz w:val="24"/>
         </w:rPr>
         <w:tab/>
-        <w:t>_____________________________________________</w:t>
       </w:r>
     </w:p>
     <w:p>
@@ -290,7 +289,7 @@
     <w:p>
       <w:pPr>
         <w:tabs>
-          <w:tab w:val="right" w:pos="9354"/>
+          <w:tab w:val="right" w:leader="heavy" w:pos="9354"/>
         </w:tabs>
         <w:spacing w:before="80" w:after="60"/>
         <w:ind w:left="283"/>
@@ -317,7 +316,6 @@
           <w:sz w:val="24"/>
         </w:rPr>
         <w:tab/>
-        <w:t>_____________________________________________</w:t>
       </w:r>
     </w:p>
     <w:p>
@@ -337,7 +335,7 @@
     <w:p>
       <w:pPr>
         <w:tabs>
-          <w:tab w:val="right" w:pos="9354"/>
+          <w:tab w:val="right" w:leader="heavy" w:pos="9354"/>
         </w:tabs>
         <w:spacing w:before="80" w:after="60"/>
         <w:ind w:left="283"/>
@@ -364,7 +362,6 @@
           <w:sz w:val="24"/>
         </w:rPr>
         <w:tab/>
-        <w:t>_____________________________________________</w:t>
       </w:r>
     </w:p>
     <w:p>
@@ -384,7 +381,7 @@
     <w:p>
       <w:pPr>
         <w:tabs>
-          <w:tab w:val="right" w:pos="9354"/>
+          <w:tab w:val="right" w:leader="heavy" w:pos="9354"/>
         </w:tabs>
         <w:spacing w:before="80" w:after="60"/>
         <w:ind w:left="283"/>
@@ -411,7 +408,6 @@
           <w:sz w:val="24"/>
         </w:rPr>
         <w:tab/>
-        <w:t>_____________________________________________</w:t>
       </w:r>
     </w:p>
     <w:p>
@@ -431,7 +427,7 @@
     <w:p>
       <w:pPr>
         <w:tabs>
-          <w:tab w:val="right" w:pos="9354"/>
+          <w:tab w:val="right" w:leader="heavy" w:pos="9354"/>
         </w:tabs>
         <w:spacing w:before="80" w:after="60"/>
         <w:ind w:left="283"/>
@@ -458,7 +454,6 @@
           <w:sz w:val="24"/>
         </w:rPr>
         <w:tab/>
-        <w:t>_____________________________________________</w:t>
       </w:r>
     </w:p>
     <w:p>
@@ -478,7 +473,7 @@
     <w:p>
       <w:pPr>
         <w:tabs>
-          <w:tab w:val="right" w:pos="9354"/>
+          <w:tab w:val="right" w:leader="heavy" w:pos="9354"/>
         </w:tabs>
         <w:spacing w:before="80" w:after="60"/>
         <w:ind w:left="283"/>
@@ -505,7 +500,6 @@
           <w:sz w:val="24"/>
         </w:rPr>
         <w:tab/>
-        <w:t>_____________________________________________</w:t>
       </w:r>
     </w:p>
     <w:p>
@@ -525,7 +519,7 @@
     <w:p>
       <w:pPr>
         <w:tabs>
-          <w:tab w:val="right" w:pos="9354"/>
+          <w:tab w:val="right" w:leader="heavy" w:pos="9354"/>
         </w:tabs>
         <w:spacing w:before="80" w:after="60"/>
         <w:ind w:left="283"/>
@@ -552,7 +546,6 @@
           <w:sz w:val="24"/>
         </w:rPr>
         <w:tab/>
-        <w:t>_____________________________________________</w:t>
       </w:r>
     </w:p>
     <w:p>
@@ -572,7 +565,7 @@
     <w:p>
       <w:pPr>
         <w:tabs>
-          <w:tab w:val="right" w:pos="9354"/>
+          <w:tab w:val="right" w:leader="heavy" w:pos="9354"/>
         </w:tabs>
         <w:spacing w:before="80" w:after="60"/>
         <w:ind w:left="283"/>
@@ -599,7 +592,6 @@
           <w:sz w:val="24"/>
         </w:rPr>
         <w:tab/>
-        <w:t>_____________________________________________</w:t>
       </w:r>
     </w:p>
     <w:p>
@@ -1832,7 +1824,7 @@
     <w:p>
       <w:pPr>
         <w:tabs>
-          <w:tab w:val="right" w:pos="9354"/>
+          <w:tab w:val="right" w:leader="heavy" w:pos="9354"/>
         </w:tabs>
         <w:spacing w:before="80" w:after="60"/>
         <w:ind w:left="283"/>
@@ -1845,7 +1837,7 @@
           <w:sz w:val="24"/>
         </w:rPr>
         <w:lastRenderedPageBreak/>
-        <w:t>_____________________________________________</w:t>
+        <w:tab/>
       </w:r>
     </w:p>
     <w:p>
@@ -1865,7 +1857,7 @@
     <w:p>
       <w:pPr>
         <w:tabs>
-          <w:tab w:val="right" w:pos="9354"/>
+          <w:tab w:val="right" w:leader="heavy" w:pos="9354"/>
         </w:tabs>
         <w:spacing w:before="80" w:after="60"/>
         <w:ind w:left="283"/>
@@ -1877,7 +1869,7 @@
         <w:rPr>
           <w:sz w:val="24"/>
         </w:rPr>
-        <w:t>_____________________________________________</w:t>
+        <w:tab/>
       </w:r>
     </w:p>
     <w:p>
@@ -1897,7 +1889,7 @@
     <w:p>
       <w:pPr>
         <w:tabs>
-          <w:tab w:val="right" w:pos="9354"/>
+          <w:tab w:val="right" w:leader="heavy" w:pos="9354"/>
         </w:tabs>
         <w:spacing w:before="80" w:after="60"/>
         <w:ind w:left="283"/>
@@ -1909,7 +1901,7 @@
         <w:rPr>
           <w:sz w:val="24"/>
         </w:rPr>
-        <w:t>_____________________________________________</w:t>
+        <w:tab/>
       </w:r>
     </w:p>
     <w:p>
@@ -1929,7 +1921,7 @@
     <w:p>
       <w:pPr>
         <w:tabs>
-          <w:tab w:val="right" w:pos="9354"/>
+          <w:tab w:val="right" w:leader="heavy" w:pos="9354"/>
         </w:tabs>
         <w:spacing w:before="80" w:after="60"/>
         <w:ind w:left="283"/>
@@ -1941,7 +1933,7 @@
         <w:rPr>
           <w:sz w:val="24"/>
         </w:rPr>
-        <w:t>_____________________________________________</w:t>
+        <w:tab/>
       </w:r>
     </w:p>
     <w:p>
@@ -1961,7 +1953,7 @@
     <w:p>
       <w:pPr>
         <w:tabs>
-          <w:tab w:val="right" w:pos="9354"/>
+          <w:tab w:val="right" w:leader="heavy" w:pos="9354"/>
         </w:tabs>
         <w:spacing w:before="80" w:after="60"/>
         <w:ind w:left="283"/>
@@ -1973,7 +1965,7 @@
         <w:rPr>
           <w:sz w:val="24"/>
         </w:rPr>
-        <w:t>_____________________________________________</w:t>
+        <w:tab/>
       </w:r>
     </w:p>
     <w:p>
@@ -1993,7 +1985,7 @@
     <w:p>
       <w:pPr>
         <w:tabs>
-          <w:tab w:val="right" w:pos="9354"/>
+          <w:tab w:val="right" w:leader="heavy" w:pos="9354"/>
         </w:tabs>
         <w:spacing w:before="80" w:after="60"/>
         <w:ind w:left="283"/>
@@ -2005,7 +1997,7 @@
         <w:rPr>
           <w:sz w:val="24"/>
         </w:rPr>
-        <w:t>_____________________________________________</w:t>
+        <w:tab/>
       </w:r>
     </w:p>
     <w:p>
@@ -2619,7 +2611,7 @@
     <w:link w:val="Heading1Char"/>
     <w:uiPriority w:val="9"/>
     <w:qFormat/>
-    <w:rsid w:val="00B922D6"/>
+    <w:rsid w:val="007D1476"/>
     <w:pPr>
       <w:keepNext/>
       <w:keepLines/>
@@ -2642,7 +2634,7 @@
     <w:semiHidden/>
     <w:unhideWhenUsed/>
     <w:qFormat/>
-    <w:rsid w:val="00B922D6"/>
+    <w:rsid w:val="007D1476"/>
     <w:pPr>
       <w:keepNext/>
       <w:keepLines/>
@@ -2665,7 +2657,7 @@
     <w:semiHidden/>
     <w:unhideWhenUsed/>
     <w:qFormat/>
-    <w:rsid w:val="00B922D6"/>
+    <w:rsid w:val="007D1476"/>
     <w:pPr>
       <w:keepNext/>
       <w:keepLines/>
@@ -2688,7 +2680,7 @@
     <w:semiHidden/>
     <w:unhideWhenUsed/>
     <w:qFormat/>
-    <w:rsid w:val="00B922D6"/>
+    <w:rsid w:val="007D1476"/>
     <w:pPr>
       <w:keepNext/>
       <w:keepLines/>
@@ -2711,7 +2703,7 @@
     <w:semiHidden/>
     <w:unhideWhenUsed/>
     <w:qFormat/>
-    <w:rsid w:val="00B922D6"/>
+    <w:rsid w:val="007D1476"/>
     <w:pPr>
       <w:keepNext/>
       <w:keepLines/>
@@ -2732,7 +2724,7 @@
     <w:semiHidden/>
     <w:unhideWhenUsed/>
     <w:qFormat/>
-    <w:rsid w:val="00B922D6"/>
+    <w:rsid w:val="007D1476"/>
     <w:pPr>
       <w:keepNext/>
       <w:keepLines/>
@@ -2755,7 +2747,7 @@
     <w:semiHidden/>
     <w:unhideWhenUsed/>
     <w:qFormat/>
-    <w:rsid w:val="00B922D6"/>
+    <w:rsid w:val="007D1476"/>
     <w:pPr>
       <w:keepNext/>
       <w:keepLines/>
@@ -2776,7 +2768,7 @@
     <w:semiHidden/>
     <w:unhideWhenUsed/>
     <w:qFormat/>
-    <w:rsid w:val="00B922D6"/>
+    <w:rsid w:val="007D1476"/>
     <w:pPr>
       <w:keepNext/>
       <w:keepLines/>
@@ -2799,7 +2791,7 @@
     <w:semiHidden/>
     <w:unhideWhenUsed/>
     <w:qFormat/>
-    <w:rsid w:val="00B922D6"/>
+    <w:rsid w:val="007D1476"/>
     <w:pPr>
       <w:keepNext/>
       <w:keepLines/>
@@ -2843,7 +2835,7 @@
     <w:basedOn w:val="DefaultParagraphFont"/>
     <w:link w:val="Heading1"/>
     <w:uiPriority w:val="9"/>
-    <w:rsid w:val="00B922D6"/>
+    <w:rsid w:val="007D1476"/>
     <w:rPr>
       <w:rFonts w:asciiTheme="majorHAnsi" w:eastAsiaTheme="majorEastAsia" w:hAnsiTheme="majorHAnsi" w:cstheme="majorBidi"/>
       <w:color w:val="0F4761" w:themeColor="accent1" w:themeShade="BF"/>
@@ -2857,7 +2849,7 @@
     <w:link w:val="Heading2"/>
     <w:uiPriority w:val="9"/>
     <w:semiHidden/>
-    <w:rsid w:val="00B922D6"/>
+    <w:rsid w:val="007D1476"/>
     <w:rPr>
       <w:rFonts w:asciiTheme="majorHAnsi" w:eastAsiaTheme="majorEastAsia" w:hAnsiTheme="majorHAnsi" w:cstheme="majorBidi"/>
       <w:color w:val="0F4761" w:themeColor="accent1" w:themeShade="BF"/>
@@ -2871,7 +2863,7 @@
     <w:link w:val="Heading3"/>
     <w:uiPriority w:val="9"/>
     <w:semiHidden/>
-    <w:rsid w:val="00B922D6"/>
+    <w:rsid w:val="007D1476"/>
     <w:rPr>
       <w:rFonts w:asciiTheme="minorHAnsi" w:eastAsiaTheme="majorEastAsia" w:hAnsiTheme="minorHAnsi" w:cstheme="majorBidi"/>
       <w:color w:val="0F4761" w:themeColor="accent1" w:themeShade="BF"/>
@@ -2885,7 +2877,7 @@
     <w:link w:val="Heading4"/>
     <w:uiPriority w:val="9"/>
     <w:semiHidden/>
-    <w:rsid w:val="00B922D6"/>
+    <w:rsid w:val="007D1476"/>
     <w:rPr>
       <w:rFonts w:asciiTheme="minorHAnsi" w:eastAsiaTheme="majorEastAsia" w:hAnsiTheme="minorHAnsi" w:cstheme="majorBidi"/>
       <w:i/>
@@ -2899,7 +2891,7 @@
     <w:link w:val="Heading5"/>
     <w:uiPriority w:val="9"/>
     <w:semiHidden/>
-    <w:rsid w:val="00B922D6"/>
+    <w:rsid w:val="007D1476"/>
     <w:rPr>
       <w:rFonts w:asciiTheme="minorHAnsi" w:eastAsiaTheme="majorEastAsia" w:hAnsiTheme="minorHAnsi" w:cstheme="majorBidi"/>
       <w:color w:val="0F4761" w:themeColor="accent1" w:themeShade="BF"/>
@@ -2911,7 +2903,7 @@
     <w:link w:val="Heading6"/>
     <w:uiPriority w:val="9"/>
     <w:semiHidden/>
-    <w:rsid w:val="00B922D6"/>
+    <w:rsid w:val="007D1476"/>
     <w:rPr>
       <w:rFonts w:asciiTheme="minorHAnsi" w:eastAsiaTheme="majorEastAsia" w:hAnsiTheme="minorHAnsi" w:cstheme="majorBidi"/>
       <w:i/>
@@ -2925,7 +2917,7 @@
     <w:link w:val="Heading7"/>
     <w:uiPriority w:val="9"/>
     <w:semiHidden/>
-    <w:rsid w:val="00B922D6"/>
+    <w:rsid w:val="007D1476"/>
     <w:rPr>
       <w:rFonts w:asciiTheme="minorHAnsi" w:eastAsiaTheme="majorEastAsia" w:hAnsiTheme="minorHAnsi" w:cstheme="majorBidi"/>
       <w:color w:val="595959" w:themeColor="text1" w:themeTint="A6"/>
@@ -2937,7 +2929,7 @@
     <w:link w:val="Heading8"/>
     <w:uiPriority w:val="9"/>
     <w:semiHidden/>
-    <w:rsid w:val="00B922D6"/>
+    <w:rsid w:val="007D1476"/>
     <w:rPr>
       <w:rFonts w:asciiTheme="minorHAnsi" w:eastAsiaTheme="majorEastAsia" w:hAnsiTheme="minorHAnsi" w:cstheme="majorBidi"/>
       <w:i/>
@@ -2951,7 +2943,7 @@
     <w:link w:val="Heading9"/>
     <w:uiPriority w:val="9"/>
     <w:semiHidden/>
-    <w:rsid w:val="00B922D6"/>
+    <w:rsid w:val="007D1476"/>
     <w:rPr>
       <w:rFonts w:asciiTheme="minorHAnsi" w:eastAsiaTheme="majorEastAsia" w:hAnsiTheme="minorHAnsi" w:cstheme="majorBidi"/>
       <w:color w:val="272727" w:themeColor="text1" w:themeTint="D8"/>
@@ -2964,7 +2956,7 @@
     <w:link w:val="TitleChar"/>
     <w:uiPriority w:val="10"/>
     <w:qFormat/>
-    <w:rsid w:val="00B922D6"/>
+    <w:rsid w:val="007D1476"/>
     <w:pPr>
       <w:spacing w:after="80" w:line="240" w:lineRule="auto"/>
       <w:contextualSpacing/>
@@ -2982,7 +2974,7 @@
     <w:basedOn w:val="DefaultParagraphFont"/>
     <w:link w:val="Title"/>
     <w:uiPriority w:val="10"/>
-    <w:rsid w:val="00B922D6"/>
+    <w:rsid w:val="007D1476"/>
     <w:rPr>
       <w:rFonts w:asciiTheme="majorHAnsi" w:eastAsiaTheme="majorEastAsia" w:hAnsiTheme="majorHAnsi" w:cstheme="majorBidi"/>
       <w:spacing w:val="-10"/>
@@ -2998,7 +2990,7 @@
     <w:link w:val="SubtitleChar"/>
     <w:uiPriority w:val="11"/>
     <w:qFormat/>
-    <w:rsid w:val="00B922D6"/>
+    <w:rsid w:val="007D1476"/>
     <w:pPr>
       <w:numPr>
         <w:ilvl w:val="1"/>
@@ -3017,7 +3009,7 @@
     <w:basedOn w:val="DefaultParagraphFont"/>
     <w:link w:val="Subtitle"/>
     <w:uiPriority w:val="11"/>
-    <w:rsid w:val="00B922D6"/>
+    <w:rsid w:val="007D1476"/>
     <w:rPr>
       <w:rFonts w:asciiTheme="minorHAnsi" w:eastAsiaTheme="majorEastAsia" w:hAnsiTheme="minorHAnsi" w:cstheme="majorBidi"/>
       <w:color w:val="595959" w:themeColor="text1" w:themeTint="A6"/>
@@ -3033,7 +3025,7 @@
     <w:link w:val="QuoteChar"/>
     <w:uiPriority w:val="29"/>
     <w:qFormat/>
-    <w:rsid w:val="00B922D6"/>
+    <w:rsid w:val="007D1476"/>
     <w:pPr>
       <w:spacing w:before="160"/>
       <w:jc w:val="center"/>
@@ -3049,7 +3041,7 @@
     <w:basedOn w:val="DefaultParagraphFont"/>
     <w:link w:val="Quote"/>
     <w:uiPriority w:val="29"/>
-    <w:rsid w:val="00B922D6"/>
+    <w:rsid w:val="007D1476"/>
     <w:rPr>
       <w:i/>
       <w:iCs/>
@@ -3061,7 +3053,7 @@
     <w:basedOn w:val="Normal"/>
     <w:uiPriority w:val="34"/>
     <w:qFormat/>
-    <w:rsid w:val="00B922D6"/>
+    <w:rsid w:val="007D1476"/>
     <w:pPr>
       <w:ind w:left="720"/>
       <w:contextualSpacing/>
@@ -3072,7 +3064,7 @@
     <w:basedOn w:val="DefaultParagraphFont"/>
     <w:uiPriority w:val="21"/>
     <w:qFormat/>
-    <w:rsid w:val="00B922D6"/>
+    <w:rsid w:val="007D1476"/>
     <w:rPr>
       <w:i/>
       <w:iCs/>
@@ -3086,7 +3078,7 @@
     <w:link w:val="IntenseQuoteChar"/>
     <w:uiPriority w:val="30"/>
     <w:qFormat/>
-    <w:rsid w:val="00B922D6"/>
+    <w:rsid w:val="007D1476"/>
     <w:pPr>
       <w:pBdr>
         <w:top w:val="single" w:sz="4" w:space="10" w:color="0F4761" w:themeColor="accent1" w:themeShade="BF"/>
@@ -3107,7 +3099,7 @@
     <w:basedOn w:val="DefaultParagraphFont"/>
     <w:link w:val="IntenseQuote"/>
     <w:uiPriority w:val="30"/>
-    <w:rsid w:val="00B922D6"/>
+    <w:rsid w:val="007D1476"/>
     <w:rPr>
       <w:i/>
       <w:iCs/>
@@ -3119,7 +3111,7 @@
     <w:basedOn w:val="DefaultParagraphFont"/>
     <w:uiPriority w:val="32"/>
     <w:qFormat/>
-    <w:rsid w:val="00B922D6"/>
+    <w:rsid w:val="007D1476"/>
     <w:rPr>
       <w:b/>
       <w:bCs/>
@@ -3134,7 +3126,7 @@
     <w:link w:val="HeaderChar"/>
     <w:uiPriority w:val="99"/>
     <w:unhideWhenUsed/>
-    <w:rsid w:val="00B922D6"/>
+    <w:rsid w:val="007D1476"/>
     <w:pPr>
       <w:tabs>
         <w:tab w:val="center" w:pos="4680"/>
@@ -3148,7 +3140,7 @@
     <w:basedOn w:val="DefaultParagraphFont"/>
     <w:link w:val="Header"/>
     <w:uiPriority w:val="99"/>
-    <w:rsid w:val="00B922D6"/>
+    <w:rsid w:val="007D1476"/>
   </w:style>
   <w:style w:type="paragraph" w:styleId="Footer">
     <w:name w:val="footer"/>
@@ -3156,7 +3148,7 @@
     <w:link w:val="FooterChar"/>
     <w:uiPriority w:val="99"/>
     <w:unhideWhenUsed/>
-    <w:rsid w:val="00B922D6"/>
+    <w:rsid w:val="007D1476"/>
     <w:pPr>
       <w:tabs>
         <w:tab w:val="center" w:pos="4680"/>
@@ -3170,7 +3162,7 @@
     <w:basedOn w:val="DefaultParagraphFont"/>
     <w:link w:val="Footer"/>
     <w:uiPriority w:val="99"/>
-    <w:rsid w:val="00B922D6"/>
+    <w:rsid w:val="007D1476"/>
   </w:style>
 </w:styles>
 </file>

--- a/output/uln_document.docx
+++ b/output/uln_document.docx
@@ -926,7 +926,7 @@
     <w:link w:val="Heading1Char"/>
     <w:uiPriority w:val="9"/>
     <w:qFormat/>
-    <w:rsid w:val="00BA427F"/>
+    <w:rsid w:val="005B3C51"/>
     <w:pPr>
       <w:keepNext/>
       <w:keepLines/>
@@ -949,7 +949,7 @@
     <w:semiHidden/>
     <w:unhideWhenUsed/>
     <w:qFormat/>
-    <w:rsid w:val="00BA427F"/>
+    <w:rsid w:val="005B3C51"/>
     <w:pPr>
       <w:keepNext/>
       <w:keepLines/>
@@ -972,7 +972,7 @@
     <w:semiHidden/>
     <w:unhideWhenUsed/>
     <w:qFormat/>
-    <w:rsid w:val="00BA427F"/>
+    <w:rsid w:val="005B3C51"/>
     <w:pPr>
       <w:keepNext/>
       <w:keepLines/>
@@ -995,7 +995,7 @@
     <w:semiHidden/>
     <w:unhideWhenUsed/>
     <w:qFormat/>
-    <w:rsid w:val="00BA427F"/>
+    <w:rsid w:val="005B3C51"/>
     <w:pPr>
       <w:keepNext/>
       <w:keepLines/>
@@ -1018,7 +1018,7 @@
     <w:semiHidden/>
     <w:unhideWhenUsed/>
     <w:qFormat/>
-    <w:rsid w:val="00BA427F"/>
+    <w:rsid w:val="005B3C51"/>
     <w:pPr>
       <w:keepNext/>
       <w:keepLines/>
@@ -1039,7 +1039,7 @@
     <w:semiHidden/>
     <w:unhideWhenUsed/>
     <w:qFormat/>
-    <w:rsid w:val="00BA427F"/>
+    <w:rsid w:val="005B3C51"/>
     <w:pPr>
       <w:keepNext/>
       <w:keepLines/>
@@ -1062,7 +1062,7 @@
     <w:semiHidden/>
     <w:unhideWhenUsed/>
     <w:qFormat/>
-    <w:rsid w:val="00BA427F"/>
+    <w:rsid w:val="005B3C51"/>
     <w:pPr>
       <w:keepNext/>
       <w:keepLines/>
@@ -1083,7 +1083,7 @@
     <w:semiHidden/>
     <w:unhideWhenUsed/>
     <w:qFormat/>
-    <w:rsid w:val="00BA427F"/>
+    <w:rsid w:val="005B3C51"/>
     <w:pPr>
       <w:keepNext/>
       <w:keepLines/>
@@ -1106,7 +1106,7 @@
     <w:semiHidden/>
     <w:unhideWhenUsed/>
     <w:qFormat/>
-    <w:rsid w:val="00BA427F"/>
+    <w:rsid w:val="005B3C51"/>
     <w:pPr>
       <w:keepNext/>
       <w:keepLines/>
@@ -1150,7 +1150,7 @@
     <w:basedOn w:val="DefaultParagraphFont"/>
     <w:link w:val="Heading1"/>
     <w:uiPriority w:val="9"/>
-    <w:rsid w:val="00BA427F"/>
+    <w:rsid w:val="005B3C51"/>
     <w:rPr>
       <w:rFonts w:asciiTheme="majorHAnsi" w:eastAsiaTheme="majorEastAsia" w:hAnsiTheme="majorHAnsi" w:cstheme="majorBidi"/>
       <w:color w:val="0F4761" w:themeColor="accent1" w:themeShade="BF"/>
@@ -1164,7 +1164,7 @@
     <w:link w:val="Heading2"/>
     <w:uiPriority w:val="9"/>
     <w:semiHidden/>
-    <w:rsid w:val="00BA427F"/>
+    <w:rsid w:val="005B3C51"/>
     <w:rPr>
       <w:rFonts w:asciiTheme="majorHAnsi" w:eastAsiaTheme="majorEastAsia" w:hAnsiTheme="majorHAnsi" w:cstheme="majorBidi"/>
       <w:color w:val="0F4761" w:themeColor="accent1" w:themeShade="BF"/>
@@ -1178,7 +1178,7 @@
     <w:link w:val="Heading3"/>
     <w:uiPriority w:val="9"/>
     <w:semiHidden/>
-    <w:rsid w:val="00BA427F"/>
+    <w:rsid w:val="005B3C51"/>
     <w:rPr>
       <w:rFonts w:asciiTheme="minorHAnsi" w:eastAsiaTheme="majorEastAsia" w:hAnsiTheme="minorHAnsi" w:cstheme="majorBidi"/>
       <w:color w:val="0F4761" w:themeColor="accent1" w:themeShade="BF"/>
@@ -1192,7 +1192,7 @@
     <w:link w:val="Heading4"/>
     <w:uiPriority w:val="9"/>
     <w:semiHidden/>
-    <w:rsid w:val="00BA427F"/>
+    <w:rsid w:val="005B3C51"/>
     <w:rPr>
       <w:rFonts w:asciiTheme="minorHAnsi" w:eastAsiaTheme="majorEastAsia" w:hAnsiTheme="minorHAnsi" w:cstheme="majorBidi"/>
       <w:i/>
@@ -1206,7 +1206,7 @@
     <w:link w:val="Heading5"/>
     <w:uiPriority w:val="9"/>
     <w:semiHidden/>
-    <w:rsid w:val="00BA427F"/>
+    <w:rsid w:val="005B3C51"/>
     <w:rPr>
       <w:rFonts w:asciiTheme="minorHAnsi" w:eastAsiaTheme="majorEastAsia" w:hAnsiTheme="minorHAnsi" w:cstheme="majorBidi"/>
       <w:color w:val="0F4761" w:themeColor="accent1" w:themeShade="BF"/>
@@ -1218,7 +1218,7 @@
     <w:link w:val="Heading6"/>
     <w:uiPriority w:val="9"/>
     <w:semiHidden/>
-    <w:rsid w:val="00BA427F"/>
+    <w:rsid w:val="005B3C51"/>
     <w:rPr>
       <w:rFonts w:asciiTheme="minorHAnsi" w:eastAsiaTheme="majorEastAsia" w:hAnsiTheme="minorHAnsi" w:cstheme="majorBidi"/>
       <w:i/>
@@ -1232,7 +1232,7 @@
     <w:link w:val="Heading7"/>
     <w:uiPriority w:val="9"/>
     <w:semiHidden/>
-    <w:rsid w:val="00BA427F"/>
+    <w:rsid w:val="005B3C51"/>
     <w:rPr>
       <w:rFonts w:asciiTheme="minorHAnsi" w:eastAsiaTheme="majorEastAsia" w:hAnsiTheme="minorHAnsi" w:cstheme="majorBidi"/>
       <w:color w:val="595959" w:themeColor="text1" w:themeTint="A6"/>
@@ -1244,7 +1244,7 @@
     <w:link w:val="Heading8"/>
     <w:uiPriority w:val="9"/>
     <w:semiHidden/>
-    <w:rsid w:val="00BA427F"/>
+    <w:rsid w:val="005B3C51"/>
     <w:rPr>
       <w:rFonts w:asciiTheme="minorHAnsi" w:eastAsiaTheme="majorEastAsia" w:hAnsiTheme="minorHAnsi" w:cstheme="majorBidi"/>
       <w:i/>
@@ -1258,7 +1258,7 @@
     <w:link w:val="Heading9"/>
     <w:uiPriority w:val="9"/>
     <w:semiHidden/>
-    <w:rsid w:val="00BA427F"/>
+    <w:rsid w:val="005B3C51"/>
     <w:rPr>
       <w:rFonts w:asciiTheme="minorHAnsi" w:eastAsiaTheme="majorEastAsia" w:hAnsiTheme="minorHAnsi" w:cstheme="majorBidi"/>
       <w:color w:val="272727" w:themeColor="text1" w:themeTint="D8"/>
@@ -1271,7 +1271,7 @@
     <w:link w:val="TitleChar"/>
     <w:uiPriority w:val="10"/>
     <w:qFormat/>
-    <w:rsid w:val="00BA427F"/>
+    <w:rsid w:val="005B3C51"/>
     <w:pPr>
       <w:spacing w:after="80" w:line="240" w:lineRule="auto"/>
       <w:contextualSpacing/>
@@ -1289,7 +1289,7 @@
     <w:basedOn w:val="DefaultParagraphFont"/>
     <w:link w:val="Title"/>
     <w:uiPriority w:val="10"/>
-    <w:rsid w:val="00BA427F"/>
+    <w:rsid w:val="005B3C51"/>
     <w:rPr>
       <w:rFonts w:asciiTheme="majorHAnsi" w:eastAsiaTheme="majorEastAsia" w:hAnsiTheme="majorHAnsi" w:cstheme="majorBidi"/>
       <w:spacing w:val="-10"/>
@@ -1305,7 +1305,7 @@
     <w:link w:val="SubtitleChar"/>
     <w:uiPriority w:val="11"/>
     <w:qFormat/>
-    <w:rsid w:val="00BA427F"/>
+    <w:rsid w:val="005B3C51"/>
     <w:pPr>
       <w:numPr>
         <w:ilvl w:val="1"/>
@@ -1324,7 +1324,7 @@
     <w:basedOn w:val="DefaultParagraphFont"/>
     <w:link w:val="Subtitle"/>
     <w:uiPriority w:val="11"/>
-    <w:rsid w:val="00BA427F"/>
+    <w:rsid w:val="005B3C51"/>
     <w:rPr>
       <w:rFonts w:asciiTheme="minorHAnsi" w:eastAsiaTheme="majorEastAsia" w:hAnsiTheme="minorHAnsi" w:cstheme="majorBidi"/>
       <w:color w:val="595959" w:themeColor="text1" w:themeTint="A6"/>
@@ -1340,7 +1340,7 @@
     <w:link w:val="QuoteChar"/>
     <w:uiPriority w:val="29"/>
     <w:qFormat/>
-    <w:rsid w:val="00BA427F"/>
+    <w:rsid w:val="005B3C51"/>
     <w:pPr>
       <w:spacing w:before="160"/>
       <w:jc w:val="center"/>
@@ -1356,7 +1356,7 @@
     <w:basedOn w:val="DefaultParagraphFont"/>
     <w:link w:val="Quote"/>
     <w:uiPriority w:val="29"/>
-    <w:rsid w:val="00BA427F"/>
+    <w:rsid w:val="005B3C51"/>
     <w:rPr>
       <w:i/>
       <w:iCs/>
@@ -1368,7 +1368,7 @@
     <w:basedOn w:val="Normal"/>
     <w:uiPriority w:val="34"/>
     <w:qFormat/>
-    <w:rsid w:val="00BA427F"/>
+    <w:rsid w:val="005B3C51"/>
     <w:pPr>
       <w:ind w:left="720"/>
       <w:contextualSpacing/>
@@ -1379,7 +1379,7 @@
     <w:basedOn w:val="DefaultParagraphFont"/>
     <w:uiPriority w:val="21"/>
     <w:qFormat/>
-    <w:rsid w:val="00BA427F"/>
+    <w:rsid w:val="005B3C51"/>
     <w:rPr>
       <w:i/>
       <w:iCs/>
@@ -1393,7 +1393,7 @@
     <w:link w:val="IntenseQuoteChar"/>
     <w:uiPriority w:val="30"/>
     <w:qFormat/>
-    <w:rsid w:val="00BA427F"/>
+    <w:rsid w:val="005B3C51"/>
     <w:pPr>
       <w:pBdr>
         <w:top w:val="single" w:sz="4" w:space="10" w:color="0F4761" w:themeColor="accent1" w:themeShade="BF"/>
@@ -1414,7 +1414,7 @@
     <w:basedOn w:val="DefaultParagraphFont"/>
     <w:link w:val="IntenseQuote"/>
     <w:uiPriority w:val="30"/>
-    <w:rsid w:val="00BA427F"/>
+    <w:rsid w:val="005B3C51"/>
     <w:rPr>
       <w:i/>
       <w:iCs/>
@@ -1426,7 +1426,7 @@
     <w:basedOn w:val="DefaultParagraphFont"/>
     <w:uiPriority w:val="32"/>
     <w:qFormat/>
-    <w:rsid w:val="00BA427F"/>
+    <w:rsid w:val="005B3C51"/>
     <w:rPr>
       <w:b/>
       <w:bCs/>
@@ -1441,7 +1441,7 @@
     <w:link w:val="HeaderChar"/>
     <w:uiPriority w:val="99"/>
     <w:unhideWhenUsed/>
-    <w:rsid w:val="00BA427F"/>
+    <w:rsid w:val="005B3C51"/>
     <w:pPr>
       <w:tabs>
         <w:tab w:val="center" w:pos="4680"/>
@@ -1455,7 +1455,7 @@
     <w:basedOn w:val="DefaultParagraphFont"/>
     <w:link w:val="Header"/>
     <w:uiPriority w:val="99"/>
-    <w:rsid w:val="00BA427F"/>
+    <w:rsid w:val="005B3C51"/>
   </w:style>
   <w:style w:type="paragraph" w:styleId="Footer">
     <w:name w:val="footer"/>
@@ -1463,7 +1463,7 @@
     <w:link w:val="FooterChar"/>
     <w:uiPriority w:val="99"/>
     <w:unhideWhenUsed/>
-    <w:rsid w:val="00BA427F"/>
+    <w:rsid w:val="005B3C51"/>
     <w:pPr>
       <w:tabs>
         <w:tab w:val="center" w:pos="4680"/>
@@ -1477,7 +1477,7 @@
     <w:basedOn w:val="DefaultParagraphFont"/>
     <w:link w:val="Footer"/>
     <w:uiPriority w:val="99"/>
-    <w:rsid w:val="00BA427F"/>
+    <w:rsid w:val="005B3C51"/>
   </w:style>
 </w:styles>
 </file>

--- a/output/uln_document.docx
+++ b/output/uln_document.docx
@@ -16,6 +16,35 @@
           <w:sz w:val="24"/>
         </w:rPr>
         <w:t>II. Match the word(s) in A with the rest in B to make a complete sentence.</w:t>
+      </w:r>
+    </w:p>
+    <w:p>
+      <w:pPr>
+        <w:tabs>
+          <w:tab w:val="center" w:pos="1259"/>
+          <w:tab w:val="center" w:pos="5936"/>
+        </w:tabs>
+        <w:spacing w:before="60" w:after="60"/>
+        <w:rPr>
+          <w:b/>
+          <w:sz w:val="24"/>
+        </w:rPr>
+      </w:pPr>
+      <w:r>
+        <w:rPr>
+          <w:b/>
+          <w:sz w:val="24"/>
+        </w:rPr>
+        <w:tab/>
+        <w:t>A</w:t>
+      </w:r>
+      <w:r>
+        <w:rPr>
+          <w:b/>
+          <w:sz w:val="24"/>
+        </w:rPr>
+        <w:tab/>
+        <w:t>B</w:t>
       </w:r>
     </w:p>
     <w:p>
@@ -26,34 +55,42 @@
         <w:spacing w:before="60" w:after="60"/>
         <w:ind w:left="2517" w:hanging="2517"/>
         <w:rPr>
+          <w:sz w:val="24"/>
+        </w:rPr>
+      </w:pPr>
+      <w:r>
+        <w:rPr>
+          <w:sz w:val="24"/>
+        </w:rPr>
+        <w:t>1. Model making</w:t>
+      </w:r>
+      <w:r>
+        <w:rPr>
+          <w:sz w:val="24"/>
+        </w:rPr>
+        <w:tab/>
+      </w:r>
+      <w:r>
+        <w:rPr>
           <w:b/>
           <w:sz w:val="24"/>
         </w:rPr>
-      </w:pPr>
-      <w:r>
-        <w:rPr>
-          <w:b/>
-          <w:sz w:val="24"/>
-        </w:rPr>
-        <w:t>A</w:t>
-      </w:r>
-      <w:r>
-        <w:rPr>
-          <w:b/>
-          <w:sz w:val="24"/>
-        </w:rPr>
-        <w:tab/>
-        <w:t>B</w:t>
+        <w:t xml:space="preserve">A. </w:t>
+      </w:r>
+      <w:r>
+        <w:rPr>
+          <w:sz w:val="24"/>
+        </w:rPr>
+        <w:t xml:space="preserve"> helps you learn about different countries and their currencies.</w:t>
       </w:r>
     </w:p>
     <w:p>
       <w:pPr>
         <w:tabs>
           <w:tab w:val="left" w:pos="2517"/>
-          <w:tab w:val="left" w:pos="2942"/>
         </w:tabs>
         <w:spacing w:before="60" w:after="60"/>
-        <w:ind w:left="2942" w:hanging="2942"/>
+        <w:ind w:left="2517" w:hanging="2517"/>
         <w:rPr>
           <w:sz w:val="24"/>
         </w:rPr>
@@ -62,7 +99,7 @@
         <w:rPr>
           <w:sz w:val="24"/>
         </w:rPr>
-        <w:t>1. Model making</w:t>
+        <w:t>2. Coin collecting</w:t>
       </w:r>
       <w:r>
         <w:rPr>
@@ -75,75 +112,22 @@
           <w:b/>
           <w:sz w:val="24"/>
         </w:rPr>
-        <w:t xml:space="preserve">A. </w:t>
-      </w:r>
-      <w:r>
-        <w:rPr>
-          <w:b/>
-          <w:sz w:val="24"/>
-        </w:rPr>
-        <w:tab/>
-      </w:r>
-      <w:r>
-        <w:rPr>
-          <w:sz w:val="24"/>
-        </w:rPr>
-        <w:t>helps you learn about different countries and their currencies.</w:t>
-      </w:r>
-    </w:p>
-    <w:p>
-      <w:pPr>
-        <w:tabs>
-          <w:tab w:val="left" w:pos="2517"/>
-          <w:tab w:val="left" w:pos="2942"/>
-        </w:tabs>
-        <w:spacing w:before="60" w:after="60"/>
-        <w:ind w:left="2942" w:hanging="2942"/>
-        <w:rPr>
-          <w:sz w:val="24"/>
-        </w:rPr>
-      </w:pPr>
-      <w:r>
-        <w:rPr>
-          <w:sz w:val="24"/>
-        </w:rPr>
-        <w:t>2. Coin collecting</w:t>
-      </w:r>
-      <w:r>
-        <w:rPr>
-          <w:sz w:val="24"/>
-        </w:rPr>
-        <w:tab/>
-      </w:r>
-      <w:r>
-        <w:rPr>
-          <w:b/>
-          <w:sz w:val="24"/>
-        </w:rPr>
         <w:t xml:space="preserve">B. </w:t>
       </w:r>
       <w:r>
         <w:rPr>
-          <w:b/>
-          <w:sz w:val="24"/>
-        </w:rPr>
-        <w:tab/>
-      </w:r>
-      <w:r>
-        <w:rPr>
-          <w:sz w:val="24"/>
-        </w:rPr>
-        <w:t>needs a pattern, a needle and threads.</w:t>
+          <w:sz w:val="24"/>
+        </w:rPr>
+        <w:t xml:space="preserve"> needs a pattern, a needle and threads.</w:t>
       </w:r>
     </w:p>
     <w:p>
       <w:pPr>
         <w:tabs>
           <w:tab w:val="left" w:pos="2109"/>
-          <w:tab w:val="left" w:pos="2534"/>
         </w:tabs>
         <w:spacing w:before="60" w:after="60"/>
-        <w:ind w:left="2534" w:hanging="2534"/>
+        <w:ind w:left="2109" w:hanging="2109"/>
         <w:rPr>
           <w:sz w:val="24"/>
         </w:rPr>
@@ -169,26 +153,18 @@
       </w:r>
       <w:r>
         <w:rPr>
-          <w:b/>
-          <w:sz w:val="24"/>
-        </w:rPr>
-        <w:tab/>
-      </w:r>
-      <w:r>
-        <w:rPr>
-          <w:sz w:val="24"/>
-        </w:rPr>
-        <w:t>is the process of cutting a piece of wood to make decorative objects.</w:t>
+          <w:sz w:val="24"/>
+        </w:rPr>
+        <w:t xml:space="preserve"> is the process of cutting a piece of wood to make decorative objects.</w:t>
       </w:r>
     </w:p>
     <w:p>
       <w:pPr>
         <w:tabs>
           <w:tab w:val="left" w:pos="2109"/>
-          <w:tab w:val="left" w:pos="2534"/>
         </w:tabs>
         <w:spacing w:before="60" w:after="60"/>
-        <w:ind w:left="2534" w:hanging="2534"/>
+        <w:ind w:left="2109" w:hanging="2109"/>
         <w:rPr>
           <w:sz w:val="24"/>
         </w:rPr>
@@ -214,26 +190,18 @@
       </w:r>
       <w:r>
         <w:rPr>
-          <w:b/>
-          <w:sz w:val="24"/>
-        </w:rPr>
-        <w:tab/>
-      </w:r>
-      <w:r>
-        <w:rPr>
-          <w:sz w:val="24"/>
-        </w:rPr>
-        <w:t>means making very small replicas of real objects.</w:t>
+          <w:sz w:val="24"/>
+        </w:rPr>
+        <w:t xml:space="preserve"> means making very small replicas of real objects.</w:t>
       </w:r>
     </w:p>
     <w:p>
       <w:pPr>
         <w:tabs>
           <w:tab w:val="left" w:pos="2109"/>
-          <w:tab w:val="left" w:pos="2534"/>
         </w:tabs>
         <w:spacing w:before="60" w:after="60"/>
-        <w:ind w:left="2534" w:hanging="2534"/>
+        <w:ind w:left="2109" w:hanging="2109"/>
         <w:rPr>
           <w:sz w:val="24"/>
         </w:rPr>
@@ -259,26 +227,18 @@
       </w:r>
       <w:r>
         <w:rPr>
-          <w:b/>
-          <w:sz w:val="24"/>
-        </w:rPr>
-        <w:tab/>
-      </w:r>
-      <w:r>
-        <w:rPr>
-          <w:sz w:val="24"/>
-        </w:rPr>
-        <w:t>is the practice of growing and cultivating plants.</w:t>
+          <w:sz w:val="24"/>
+        </w:rPr>
+        <w:t xml:space="preserve"> is the practice of growing and cultivating plants.</w:t>
       </w:r>
     </w:p>
     <w:p>
       <w:pPr>
         <w:tabs>
           <w:tab w:val="left" w:pos="1984"/>
-          <w:tab w:val="left" w:pos="2409"/>
         </w:tabs>
         <w:spacing w:before="60" w:after="60"/>
-        <w:ind w:left="2409" w:hanging="2409"/>
+        <w:ind w:left="1984" w:hanging="1984"/>
         <w:rPr>
           <w:sz w:val="24"/>
         </w:rPr>
@@ -304,16 +264,9 @@
       </w:r>
       <w:r>
         <w:rPr>
-          <w:b/>
-          <w:sz w:val="24"/>
-        </w:rPr>
-        <w:tab/>
-      </w:r>
-      <w:r>
-        <w:rPr>
-          <w:sz w:val="24"/>
-        </w:rPr>
-        <w:t>develops your imagination and widens your knowledge.</w:t>
+          <w:sz w:val="24"/>
+        </w:rPr>
+        <w:t xml:space="preserve"> develops your imagination and widens your knowledge.</w:t>
       </w:r>
     </w:p>
     <w:p>
@@ -926,7 +879,7 @@
     <w:link w:val="Heading1Char"/>
     <w:uiPriority w:val="9"/>
     <w:qFormat/>
-    <w:rsid w:val="005B3C51"/>
+    <w:rsid w:val="00F430B7"/>
     <w:pPr>
       <w:keepNext/>
       <w:keepLines/>
@@ -949,7 +902,7 @@
     <w:semiHidden/>
     <w:unhideWhenUsed/>
     <w:qFormat/>
-    <w:rsid w:val="005B3C51"/>
+    <w:rsid w:val="00F430B7"/>
     <w:pPr>
       <w:keepNext/>
       <w:keepLines/>
@@ -972,7 +925,7 @@
     <w:semiHidden/>
     <w:unhideWhenUsed/>
     <w:qFormat/>
-    <w:rsid w:val="005B3C51"/>
+    <w:rsid w:val="00F430B7"/>
     <w:pPr>
       <w:keepNext/>
       <w:keepLines/>
@@ -995,7 +948,7 @@
     <w:semiHidden/>
     <w:unhideWhenUsed/>
     <w:qFormat/>
-    <w:rsid w:val="005B3C51"/>
+    <w:rsid w:val="00F430B7"/>
     <w:pPr>
       <w:keepNext/>
       <w:keepLines/>
@@ -1018,7 +971,7 @@
     <w:semiHidden/>
     <w:unhideWhenUsed/>
     <w:qFormat/>
-    <w:rsid w:val="005B3C51"/>
+    <w:rsid w:val="00F430B7"/>
     <w:pPr>
       <w:keepNext/>
       <w:keepLines/>
@@ -1039,7 +992,7 @@
     <w:semiHidden/>
     <w:unhideWhenUsed/>
     <w:qFormat/>
-    <w:rsid w:val="005B3C51"/>
+    <w:rsid w:val="00F430B7"/>
     <w:pPr>
       <w:keepNext/>
       <w:keepLines/>
@@ -1062,7 +1015,7 @@
     <w:semiHidden/>
     <w:unhideWhenUsed/>
     <w:qFormat/>
-    <w:rsid w:val="005B3C51"/>
+    <w:rsid w:val="00F430B7"/>
     <w:pPr>
       <w:keepNext/>
       <w:keepLines/>
@@ -1083,7 +1036,7 @@
     <w:semiHidden/>
     <w:unhideWhenUsed/>
     <w:qFormat/>
-    <w:rsid w:val="005B3C51"/>
+    <w:rsid w:val="00F430B7"/>
     <w:pPr>
       <w:keepNext/>
       <w:keepLines/>
@@ -1106,7 +1059,7 @@
     <w:semiHidden/>
     <w:unhideWhenUsed/>
     <w:qFormat/>
-    <w:rsid w:val="005B3C51"/>
+    <w:rsid w:val="00F430B7"/>
     <w:pPr>
       <w:keepNext/>
       <w:keepLines/>
@@ -1150,7 +1103,7 @@
     <w:basedOn w:val="DefaultParagraphFont"/>
     <w:link w:val="Heading1"/>
     <w:uiPriority w:val="9"/>
-    <w:rsid w:val="005B3C51"/>
+    <w:rsid w:val="00F430B7"/>
     <w:rPr>
       <w:rFonts w:asciiTheme="majorHAnsi" w:eastAsiaTheme="majorEastAsia" w:hAnsiTheme="majorHAnsi" w:cstheme="majorBidi"/>
       <w:color w:val="0F4761" w:themeColor="accent1" w:themeShade="BF"/>
@@ -1164,7 +1117,7 @@
     <w:link w:val="Heading2"/>
     <w:uiPriority w:val="9"/>
     <w:semiHidden/>
-    <w:rsid w:val="005B3C51"/>
+    <w:rsid w:val="00F430B7"/>
     <w:rPr>
       <w:rFonts w:asciiTheme="majorHAnsi" w:eastAsiaTheme="majorEastAsia" w:hAnsiTheme="majorHAnsi" w:cstheme="majorBidi"/>
       <w:color w:val="0F4761" w:themeColor="accent1" w:themeShade="BF"/>
@@ -1178,7 +1131,7 @@
     <w:link w:val="Heading3"/>
     <w:uiPriority w:val="9"/>
     <w:semiHidden/>
-    <w:rsid w:val="005B3C51"/>
+    <w:rsid w:val="00F430B7"/>
     <w:rPr>
       <w:rFonts w:asciiTheme="minorHAnsi" w:eastAsiaTheme="majorEastAsia" w:hAnsiTheme="minorHAnsi" w:cstheme="majorBidi"/>
       <w:color w:val="0F4761" w:themeColor="accent1" w:themeShade="BF"/>
@@ -1192,7 +1145,7 @@
     <w:link w:val="Heading4"/>
     <w:uiPriority w:val="9"/>
     <w:semiHidden/>
-    <w:rsid w:val="005B3C51"/>
+    <w:rsid w:val="00F430B7"/>
     <w:rPr>
       <w:rFonts w:asciiTheme="minorHAnsi" w:eastAsiaTheme="majorEastAsia" w:hAnsiTheme="minorHAnsi" w:cstheme="majorBidi"/>
       <w:i/>
@@ -1206,7 +1159,7 @@
     <w:link w:val="Heading5"/>
     <w:uiPriority w:val="9"/>
     <w:semiHidden/>
-    <w:rsid w:val="005B3C51"/>
+    <w:rsid w:val="00F430B7"/>
     <w:rPr>
       <w:rFonts w:asciiTheme="minorHAnsi" w:eastAsiaTheme="majorEastAsia" w:hAnsiTheme="minorHAnsi" w:cstheme="majorBidi"/>
       <w:color w:val="0F4761" w:themeColor="accent1" w:themeShade="BF"/>
@@ -1218,7 +1171,7 @@
     <w:link w:val="Heading6"/>
     <w:uiPriority w:val="9"/>
     <w:semiHidden/>
-    <w:rsid w:val="005B3C51"/>
+    <w:rsid w:val="00F430B7"/>
     <w:rPr>
       <w:rFonts w:asciiTheme="minorHAnsi" w:eastAsiaTheme="majorEastAsia" w:hAnsiTheme="minorHAnsi" w:cstheme="majorBidi"/>
       <w:i/>
@@ -1232,7 +1185,7 @@
     <w:link w:val="Heading7"/>
     <w:uiPriority w:val="9"/>
     <w:semiHidden/>
-    <w:rsid w:val="005B3C51"/>
+    <w:rsid w:val="00F430B7"/>
     <w:rPr>
       <w:rFonts w:asciiTheme="minorHAnsi" w:eastAsiaTheme="majorEastAsia" w:hAnsiTheme="minorHAnsi" w:cstheme="majorBidi"/>
       <w:color w:val="595959" w:themeColor="text1" w:themeTint="A6"/>
@@ -1244,7 +1197,7 @@
     <w:link w:val="Heading8"/>
     <w:uiPriority w:val="9"/>
     <w:semiHidden/>
-    <w:rsid w:val="005B3C51"/>
+    <w:rsid w:val="00F430B7"/>
     <w:rPr>
       <w:rFonts w:asciiTheme="minorHAnsi" w:eastAsiaTheme="majorEastAsia" w:hAnsiTheme="minorHAnsi" w:cstheme="majorBidi"/>
       <w:i/>
@@ -1258,7 +1211,7 @@
     <w:link w:val="Heading9"/>
     <w:uiPriority w:val="9"/>
     <w:semiHidden/>
-    <w:rsid w:val="005B3C51"/>
+    <w:rsid w:val="00F430B7"/>
     <w:rPr>
       <w:rFonts w:asciiTheme="minorHAnsi" w:eastAsiaTheme="majorEastAsia" w:hAnsiTheme="minorHAnsi" w:cstheme="majorBidi"/>
       <w:color w:val="272727" w:themeColor="text1" w:themeTint="D8"/>
@@ -1271,7 +1224,7 @@
     <w:link w:val="TitleChar"/>
     <w:uiPriority w:val="10"/>
     <w:qFormat/>
-    <w:rsid w:val="005B3C51"/>
+    <w:rsid w:val="00F430B7"/>
     <w:pPr>
       <w:spacing w:after="80" w:line="240" w:lineRule="auto"/>
       <w:contextualSpacing/>
@@ -1289,7 +1242,7 @@
     <w:basedOn w:val="DefaultParagraphFont"/>
     <w:link w:val="Title"/>
     <w:uiPriority w:val="10"/>
-    <w:rsid w:val="005B3C51"/>
+    <w:rsid w:val="00F430B7"/>
     <w:rPr>
       <w:rFonts w:asciiTheme="majorHAnsi" w:eastAsiaTheme="majorEastAsia" w:hAnsiTheme="majorHAnsi" w:cstheme="majorBidi"/>
       <w:spacing w:val="-10"/>
@@ -1305,7 +1258,7 @@
     <w:link w:val="SubtitleChar"/>
     <w:uiPriority w:val="11"/>
     <w:qFormat/>
-    <w:rsid w:val="005B3C51"/>
+    <w:rsid w:val="00F430B7"/>
     <w:pPr>
       <w:numPr>
         <w:ilvl w:val="1"/>
@@ -1324,7 +1277,7 @@
     <w:basedOn w:val="DefaultParagraphFont"/>
     <w:link w:val="Subtitle"/>
     <w:uiPriority w:val="11"/>
-    <w:rsid w:val="005B3C51"/>
+    <w:rsid w:val="00F430B7"/>
     <w:rPr>
       <w:rFonts w:asciiTheme="minorHAnsi" w:eastAsiaTheme="majorEastAsia" w:hAnsiTheme="minorHAnsi" w:cstheme="majorBidi"/>
       <w:color w:val="595959" w:themeColor="text1" w:themeTint="A6"/>
@@ -1340,7 +1293,7 @@
     <w:link w:val="QuoteChar"/>
     <w:uiPriority w:val="29"/>
     <w:qFormat/>
-    <w:rsid w:val="005B3C51"/>
+    <w:rsid w:val="00F430B7"/>
     <w:pPr>
       <w:spacing w:before="160"/>
       <w:jc w:val="center"/>
@@ -1356,7 +1309,7 @@
     <w:basedOn w:val="DefaultParagraphFont"/>
     <w:link w:val="Quote"/>
     <w:uiPriority w:val="29"/>
-    <w:rsid w:val="005B3C51"/>
+    <w:rsid w:val="00F430B7"/>
     <w:rPr>
       <w:i/>
       <w:iCs/>
@@ -1368,7 +1321,7 @@
     <w:basedOn w:val="Normal"/>
     <w:uiPriority w:val="34"/>
     <w:qFormat/>
-    <w:rsid w:val="005B3C51"/>
+    <w:rsid w:val="00F430B7"/>
     <w:pPr>
       <w:ind w:left="720"/>
       <w:contextualSpacing/>
@@ -1379,7 +1332,7 @@
     <w:basedOn w:val="DefaultParagraphFont"/>
     <w:uiPriority w:val="21"/>
     <w:qFormat/>
-    <w:rsid w:val="005B3C51"/>
+    <w:rsid w:val="00F430B7"/>
     <w:rPr>
       <w:i/>
       <w:iCs/>
@@ -1393,7 +1346,7 @@
     <w:link w:val="IntenseQuoteChar"/>
     <w:uiPriority w:val="30"/>
     <w:qFormat/>
-    <w:rsid w:val="005B3C51"/>
+    <w:rsid w:val="00F430B7"/>
     <w:pPr>
       <w:pBdr>
         <w:top w:val="single" w:sz="4" w:space="10" w:color="0F4761" w:themeColor="accent1" w:themeShade="BF"/>
@@ -1414,7 +1367,7 @@
     <w:basedOn w:val="DefaultParagraphFont"/>
     <w:link w:val="IntenseQuote"/>
     <w:uiPriority w:val="30"/>
-    <w:rsid w:val="005B3C51"/>
+    <w:rsid w:val="00F430B7"/>
     <w:rPr>
       <w:i/>
       <w:iCs/>
@@ -1426,7 +1379,7 @@
     <w:basedOn w:val="DefaultParagraphFont"/>
     <w:uiPriority w:val="32"/>
     <w:qFormat/>
-    <w:rsid w:val="005B3C51"/>
+    <w:rsid w:val="00F430B7"/>
     <w:rPr>
       <w:b/>
       <w:bCs/>
@@ -1441,7 +1394,7 @@
     <w:link w:val="HeaderChar"/>
     <w:uiPriority w:val="99"/>
     <w:unhideWhenUsed/>
-    <w:rsid w:val="005B3C51"/>
+    <w:rsid w:val="00F430B7"/>
     <w:pPr>
       <w:tabs>
         <w:tab w:val="center" w:pos="4680"/>
@@ -1455,7 +1408,7 @@
     <w:basedOn w:val="DefaultParagraphFont"/>
     <w:link w:val="Header"/>
     <w:uiPriority w:val="99"/>
-    <w:rsid w:val="005B3C51"/>
+    <w:rsid w:val="00F430B7"/>
   </w:style>
   <w:style w:type="paragraph" w:styleId="Footer">
     <w:name w:val="footer"/>
@@ -1463,7 +1416,7 @@
     <w:link w:val="FooterChar"/>
     <w:uiPriority w:val="99"/>
     <w:unhideWhenUsed/>
-    <w:rsid w:val="005B3C51"/>
+    <w:rsid w:val="00F430B7"/>
     <w:pPr>
       <w:tabs>
         <w:tab w:val="center" w:pos="4680"/>
@@ -1477,7 +1430,7 @@
     <w:basedOn w:val="DefaultParagraphFont"/>
     <w:link w:val="Footer"/>
     <w:uiPriority w:val="99"/>
-    <w:rsid w:val="005B3C51"/>
+    <w:rsid w:val="00F430B7"/>
   </w:style>
 </w:styles>
 </file>

--- a/output/uln_document.docx
+++ b/output/uln_document.docx
@@ -51,9 +51,10 @@
       <w:pPr>
         <w:tabs>
           <w:tab w:val="left" w:pos="2517"/>
+          <w:tab w:val="left" w:pos="2942"/>
         </w:tabs>
         <w:spacing w:before="60" w:after="60"/>
-        <w:ind w:left="2517" w:hanging="2517"/>
+        <w:ind w:left="2942" w:hanging="2942"/>
         <w:rPr>
           <w:sz w:val="24"/>
         </w:rPr>
@@ -79,18 +80,26 @@
       </w:r>
       <w:r>
         <w:rPr>
-          <w:sz w:val="24"/>
-        </w:rPr>
-        <w:t xml:space="preserve"> helps you learn about different countries and their currencies.</w:t>
+          <w:b/>
+          <w:sz w:val="24"/>
+        </w:rPr>
+        <w:tab/>
+      </w:r>
+      <w:r>
+        <w:rPr>
+          <w:sz w:val="24"/>
+        </w:rPr>
+        <w:t>helps you learn about different countries and their currencies.</w:t>
       </w:r>
     </w:p>
     <w:p>
       <w:pPr>
         <w:tabs>
           <w:tab w:val="left" w:pos="2517"/>
+          <w:tab w:val="left" w:pos="2942"/>
         </w:tabs>
         <w:spacing w:before="60" w:after="60"/>
-        <w:ind w:left="2517" w:hanging="2517"/>
+        <w:ind w:left="2942" w:hanging="2942"/>
         <w:rPr>
           <w:sz w:val="24"/>
         </w:rPr>
@@ -116,18 +125,26 @@
       </w:r>
       <w:r>
         <w:rPr>
-          <w:sz w:val="24"/>
-        </w:rPr>
-        <w:t xml:space="preserve"> needs a pattern, a needle and threads.</w:t>
+          <w:b/>
+          <w:sz w:val="24"/>
+        </w:rPr>
+        <w:tab/>
+      </w:r>
+      <w:r>
+        <w:rPr>
+          <w:sz w:val="24"/>
+        </w:rPr>
+        <w:t>needs a pattern, a needle and threads.</w:t>
       </w:r>
     </w:p>
     <w:p>
       <w:pPr>
         <w:tabs>
           <w:tab w:val="left" w:pos="2109"/>
+          <w:tab w:val="left" w:pos="2534"/>
         </w:tabs>
         <w:spacing w:before="60" w:after="60"/>
-        <w:ind w:left="2109" w:hanging="2109"/>
+        <w:ind w:left="2534" w:hanging="2534"/>
         <w:rPr>
           <w:sz w:val="24"/>
         </w:rPr>
@@ -153,18 +170,26 @@
       </w:r>
       <w:r>
         <w:rPr>
-          <w:sz w:val="24"/>
-        </w:rPr>
-        <w:t xml:space="preserve"> is the process of cutting a piece of wood to make decorative objects.</w:t>
+          <w:b/>
+          <w:sz w:val="24"/>
+        </w:rPr>
+        <w:tab/>
+      </w:r>
+      <w:r>
+        <w:rPr>
+          <w:sz w:val="24"/>
+        </w:rPr>
+        <w:t>is the process of cutting a piece of wood to make decorative objects.</w:t>
       </w:r>
     </w:p>
     <w:p>
       <w:pPr>
         <w:tabs>
           <w:tab w:val="left" w:pos="2109"/>
+          <w:tab w:val="left" w:pos="2534"/>
         </w:tabs>
         <w:spacing w:before="60" w:after="60"/>
-        <w:ind w:left="2109" w:hanging="2109"/>
+        <w:ind w:left="2534" w:hanging="2534"/>
         <w:rPr>
           <w:sz w:val="24"/>
         </w:rPr>
@@ -190,18 +215,26 @@
       </w:r>
       <w:r>
         <w:rPr>
-          <w:sz w:val="24"/>
-        </w:rPr>
-        <w:t xml:space="preserve"> means making very small replicas of real objects.</w:t>
+          <w:b/>
+          <w:sz w:val="24"/>
+        </w:rPr>
+        <w:tab/>
+      </w:r>
+      <w:r>
+        <w:rPr>
+          <w:sz w:val="24"/>
+        </w:rPr>
+        <w:t>means making very small replicas of real objects.</w:t>
       </w:r>
     </w:p>
     <w:p>
       <w:pPr>
         <w:tabs>
           <w:tab w:val="left" w:pos="2109"/>
+          <w:tab w:val="left" w:pos="2534"/>
         </w:tabs>
         <w:spacing w:before="60" w:after="60"/>
-        <w:ind w:left="2109" w:hanging="2109"/>
+        <w:ind w:left="2534" w:hanging="2534"/>
         <w:rPr>
           <w:sz w:val="24"/>
         </w:rPr>
@@ -227,18 +260,26 @@
       </w:r>
       <w:r>
         <w:rPr>
-          <w:sz w:val="24"/>
-        </w:rPr>
-        <w:t xml:space="preserve"> is the practice of growing and cultivating plants.</w:t>
+          <w:b/>
+          <w:sz w:val="24"/>
+        </w:rPr>
+        <w:tab/>
+      </w:r>
+      <w:r>
+        <w:rPr>
+          <w:sz w:val="24"/>
+        </w:rPr>
+        <w:t>is the practice of growing and cultivating plants.</w:t>
       </w:r>
     </w:p>
     <w:p>
       <w:pPr>
         <w:tabs>
           <w:tab w:val="left" w:pos="1984"/>
+          <w:tab w:val="left" w:pos="2409"/>
         </w:tabs>
         <w:spacing w:before="60" w:after="60"/>
-        <w:ind w:left="1984" w:hanging="1984"/>
+        <w:ind w:left="2409" w:hanging="2409"/>
         <w:rPr>
           <w:sz w:val="24"/>
         </w:rPr>
@@ -264,9 +305,16 @@
       </w:r>
       <w:r>
         <w:rPr>
-          <w:sz w:val="24"/>
-        </w:rPr>
-        <w:t xml:space="preserve"> develops your imagination and widens your knowledge.</w:t>
+          <w:b/>
+          <w:sz w:val="24"/>
+        </w:rPr>
+        <w:tab/>
+      </w:r>
+      <w:r>
+        <w:rPr>
+          <w:sz w:val="24"/>
+        </w:rPr>
+        <w:t>develops your imagination and widens your knowledge.a</w:t>
       </w:r>
     </w:p>
     <w:p>
@@ -879,7 +927,7 @@
     <w:link w:val="Heading1Char"/>
     <w:uiPriority w:val="9"/>
     <w:qFormat/>
-    <w:rsid w:val="00F430B7"/>
+    <w:rsid w:val="00CD60C6"/>
     <w:pPr>
       <w:keepNext/>
       <w:keepLines/>
@@ -902,7 +950,7 @@
     <w:semiHidden/>
     <w:unhideWhenUsed/>
     <w:qFormat/>
-    <w:rsid w:val="00F430B7"/>
+    <w:rsid w:val="00CD60C6"/>
     <w:pPr>
       <w:keepNext/>
       <w:keepLines/>
@@ -925,7 +973,7 @@
     <w:semiHidden/>
     <w:unhideWhenUsed/>
     <w:qFormat/>
-    <w:rsid w:val="00F430B7"/>
+    <w:rsid w:val="00CD60C6"/>
     <w:pPr>
       <w:keepNext/>
       <w:keepLines/>
@@ -948,7 +996,7 @@
     <w:semiHidden/>
     <w:unhideWhenUsed/>
     <w:qFormat/>
-    <w:rsid w:val="00F430B7"/>
+    <w:rsid w:val="00CD60C6"/>
     <w:pPr>
       <w:keepNext/>
       <w:keepLines/>
@@ -971,7 +1019,7 @@
     <w:semiHidden/>
     <w:unhideWhenUsed/>
     <w:qFormat/>
-    <w:rsid w:val="00F430B7"/>
+    <w:rsid w:val="00CD60C6"/>
     <w:pPr>
       <w:keepNext/>
       <w:keepLines/>
@@ -992,7 +1040,7 @@
     <w:semiHidden/>
     <w:unhideWhenUsed/>
     <w:qFormat/>
-    <w:rsid w:val="00F430B7"/>
+    <w:rsid w:val="00CD60C6"/>
     <w:pPr>
       <w:keepNext/>
       <w:keepLines/>
@@ -1015,7 +1063,7 @@
     <w:semiHidden/>
     <w:unhideWhenUsed/>
     <w:qFormat/>
-    <w:rsid w:val="00F430B7"/>
+    <w:rsid w:val="00CD60C6"/>
     <w:pPr>
       <w:keepNext/>
       <w:keepLines/>
@@ -1036,7 +1084,7 @@
     <w:semiHidden/>
     <w:unhideWhenUsed/>
     <w:qFormat/>
-    <w:rsid w:val="00F430B7"/>
+    <w:rsid w:val="00CD60C6"/>
     <w:pPr>
       <w:keepNext/>
       <w:keepLines/>
@@ -1059,7 +1107,7 @@
     <w:semiHidden/>
     <w:unhideWhenUsed/>
     <w:qFormat/>
-    <w:rsid w:val="00F430B7"/>
+    <w:rsid w:val="00CD60C6"/>
     <w:pPr>
       <w:keepNext/>
       <w:keepLines/>
@@ -1103,7 +1151,7 @@
     <w:basedOn w:val="DefaultParagraphFont"/>
     <w:link w:val="Heading1"/>
     <w:uiPriority w:val="9"/>
-    <w:rsid w:val="00F430B7"/>
+    <w:rsid w:val="00CD60C6"/>
     <w:rPr>
       <w:rFonts w:asciiTheme="majorHAnsi" w:eastAsiaTheme="majorEastAsia" w:hAnsiTheme="majorHAnsi" w:cstheme="majorBidi"/>
       <w:color w:val="0F4761" w:themeColor="accent1" w:themeShade="BF"/>
@@ -1117,7 +1165,7 @@
     <w:link w:val="Heading2"/>
     <w:uiPriority w:val="9"/>
     <w:semiHidden/>
-    <w:rsid w:val="00F430B7"/>
+    <w:rsid w:val="00CD60C6"/>
     <w:rPr>
       <w:rFonts w:asciiTheme="majorHAnsi" w:eastAsiaTheme="majorEastAsia" w:hAnsiTheme="majorHAnsi" w:cstheme="majorBidi"/>
       <w:color w:val="0F4761" w:themeColor="accent1" w:themeShade="BF"/>
@@ -1131,7 +1179,7 @@
     <w:link w:val="Heading3"/>
     <w:uiPriority w:val="9"/>
     <w:semiHidden/>
-    <w:rsid w:val="00F430B7"/>
+    <w:rsid w:val="00CD60C6"/>
     <w:rPr>
       <w:rFonts w:asciiTheme="minorHAnsi" w:eastAsiaTheme="majorEastAsia" w:hAnsiTheme="minorHAnsi" w:cstheme="majorBidi"/>
       <w:color w:val="0F4761" w:themeColor="accent1" w:themeShade="BF"/>
@@ -1145,7 +1193,7 @@
     <w:link w:val="Heading4"/>
     <w:uiPriority w:val="9"/>
     <w:semiHidden/>
-    <w:rsid w:val="00F430B7"/>
+    <w:rsid w:val="00CD60C6"/>
     <w:rPr>
       <w:rFonts w:asciiTheme="minorHAnsi" w:eastAsiaTheme="majorEastAsia" w:hAnsiTheme="minorHAnsi" w:cstheme="majorBidi"/>
       <w:i/>
@@ -1159,7 +1207,7 @@
     <w:link w:val="Heading5"/>
     <w:uiPriority w:val="9"/>
     <w:semiHidden/>
-    <w:rsid w:val="00F430B7"/>
+    <w:rsid w:val="00CD60C6"/>
     <w:rPr>
       <w:rFonts w:asciiTheme="minorHAnsi" w:eastAsiaTheme="majorEastAsia" w:hAnsiTheme="minorHAnsi" w:cstheme="majorBidi"/>
       <w:color w:val="0F4761" w:themeColor="accent1" w:themeShade="BF"/>
@@ -1171,7 +1219,7 @@
     <w:link w:val="Heading6"/>
     <w:uiPriority w:val="9"/>
     <w:semiHidden/>
-    <w:rsid w:val="00F430B7"/>
+    <w:rsid w:val="00CD60C6"/>
     <w:rPr>
       <w:rFonts w:asciiTheme="minorHAnsi" w:eastAsiaTheme="majorEastAsia" w:hAnsiTheme="minorHAnsi" w:cstheme="majorBidi"/>
       <w:i/>
@@ -1185,7 +1233,7 @@
     <w:link w:val="Heading7"/>
     <w:uiPriority w:val="9"/>
     <w:semiHidden/>
-    <w:rsid w:val="00F430B7"/>
+    <w:rsid w:val="00CD60C6"/>
     <w:rPr>
       <w:rFonts w:asciiTheme="minorHAnsi" w:eastAsiaTheme="majorEastAsia" w:hAnsiTheme="minorHAnsi" w:cstheme="majorBidi"/>
       <w:color w:val="595959" w:themeColor="text1" w:themeTint="A6"/>
@@ -1197,7 +1245,7 @@
     <w:link w:val="Heading8"/>
     <w:uiPriority w:val="9"/>
     <w:semiHidden/>
-    <w:rsid w:val="00F430B7"/>
+    <w:rsid w:val="00CD60C6"/>
     <w:rPr>
       <w:rFonts w:asciiTheme="minorHAnsi" w:eastAsiaTheme="majorEastAsia" w:hAnsiTheme="minorHAnsi" w:cstheme="majorBidi"/>
       <w:i/>
@@ -1211,7 +1259,7 @@
     <w:link w:val="Heading9"/>
     <w:uiPriority w:val="9"/>
     <w:semiHidden/>
-    <w:rsid w:val="00F430B7"/>
+    <w:rsid w:val="00CD60C6"/>
     <w:rPr>
       <w:rFonts w:asciiTheme="minorHAnsi" w:eastAsiaTheme="majorEastAsia" w:hAnsiTheme="minorHAnsi" w:cstheme="majorBidi"/>
       <w:color w:val="272727" w:themeColor="text1" w:themeTint="D8"/>
@@ -1224,7 +1272,7 @@
     <w:link w:val="TitleChar"/>
     <w:uiPriority w:val="10"/>
     <w:qFormat/>
-    <w:rsid w:val="00F430B7"/>
+    <w:rsid w:val="00CD60C6"/>
     <w:pPr>
       <w:spacing w:after="80" w:line="240" w:lineRule="auto"/>
       <w:contextualSpacing/>
@@ -1242,7 +1290,7 @@
     <w:basedOn w:val="DefaultParagraphFont"/>
     <w:link w:val="Title"/>
     <w:uiPriority w:val="10"/>
-    <w:rsid w:val="00F430B7"/>
+    <w:rsid w:val="00CD60C6"/>
     <w:rPr>
       <w:rFonts w:asciiTheme="majorHAnsi" w:eastAsiaTheme="majorEastAsia" w:hAnsiTheme="majorHAnsi" w:cstheme="majorBidi"/>
       <w:spacing w:val="-10"/>
@@ -1258,7 +1306,7 @@
     <w:link w:val="SubtitleChar"/>
     <w:uiPriority w:val="11"/>
     <w:qFormat/>
-    <w:rsid w:val="00F430B7"/>
+    <w:rsid w:val="00CD60C6"/>
     <w:pPr>
       <w:numPr>
         <w:ilvl w:val="1"/>
@@ -1277,7 +1325,7 @@
     <w:basedOn w:val="DefaultParagraphFont"/>
     <w:link w:val="Subtitle"/>
     <w:uiPriority w:val="11"/>
-    <w:rsid w:val="00F430B7"/>
+    <w:rsid w:val="00CD60C6"/>
     <w:rPr>
       <w:rFonts w:asciiTheme="minorHAnsi" w:eastAsiaTheme="majorEastAsia" w:hAnsiTheme="minorHAnsi" w:cstheme="majorBidi"/>
       <w:color w:val="595959" w:themeColor="text1" w:themeTint="A6"/>
@@ -1293,7 +1341,7 @@
     <w:link w:val="QuoteChar"/>
     <w:uiPriority w:val="29"/>
     <w:qFormat/>
-    <w:rsid w:val="00F430B7"/>
+    <w:rsid w:val="00CD60C6"/>
     <w:pPr>
       <w:spacing w:before="160"/>
       <w:jc w:val="center"/>
@@ -1309,7 +1357,7 @@
     <w:basedOn w:val="DefaultParagraphFont"/>
     <w:link w:val="Quote"/>
     <w:uiPriority w:val="29"/>
-    <w:rsid w:val="00F430B7"/>
+    <w:rsid w:val="00CD60C6"/>
     <w:rPr>
       <w:i/>
       <w:iCs/>
@@ -1321,7 +1369,7 @@
     <w:basedOn w:val="Normal"/>
     <w:uiPriority w:val="34"/>
     <w:qFormat/>
-    <w:rsid w:val="00F430B7"/>
+    <w:rsid w:val="00CD60C6"/>
     <w:pPr>
       <w:ind w:left="720"/>
       <w:contextualSpacing/>
@@ -1332,7 +1380,7 @@
     <w:basedOn w:val="DefaultParagraphFont"/>
     <w:uiPriority w:val="21"/>
     <w:qFormat/>
-    <w:rsid w:val="00F430B7"/>
+    <w:rsid w:val="00CD60C6"/>
     <w:rPr>
       <w:i/>
       <w:iCs/>
@@ -1346,7 +1394,7 @@
     <w:link w:val="IntenseQuoteChar"/>
     <w:uiPriority w:val="30"/>
     <w:qFormat/>
-    <w:rsid w:val="00F430B7"/>
+    <w:rsid w:val="00CD60C6"/>
     <w:pPr>
       <w:pBdr>
         <w:top w:val="single" w:sz="4" w:space="10" w:color="0F4761" w:themeColor="accent1" w:themeShade="BF"/>
@@ -1367,7 +1415,7 @@
     <w:basedOn w:val="DefaultParagraphFont"/>
     <w:link w:val="IntenseQuote"/>
     <w:uiPriority w:val="30"/>
-    <w:rsid w:val="00F430B7"/>
+    <w:rsid w:val="00CD60C6"/>
     <w:rPr>
       <w:i/>
       <w:iCs/>
@@ -1379,7 +1427,7 @@
     <w:basedOn w:val="DefaultParagraphFont"/>
     <w:uiPriority w:val="32"/>
     <w:qFormat/>
-    <w:rsid w:val="00F430B7"/>
+    <w:rsid w:val="00CD60C6"/>
     <w:rPr>
       <w:b/>
       <w:bCs/>
@@ -1394,7 +1442,7 @@
     <w:link w:val="HeaderChar"/>
     <w:uiPriority w:val="99"/>
     <w:unhideWhenUsed/>
-    <w:rsid w:val="00F430B7"/>
+    <w:rsid w:val="00CD60C6"/>
     <w:pPr>
       <w:tabs>
         <w:tab w:val="center" w:pos="4680"/>
@@ -1408,7 +1456,7 @@
     <w:basedOn w:val="DefaultParagraphFont"/>
     <w:link w:val="Header"/>
     <w:uiPriority w:val="99"/>
-    <w:rsid w:val="00F430B7"/>
+    <w:rsid w:val="00CD60C6"/>
   </w:style>
   <w:style w:type="paragraph" w:styleId="Footer">
     <w:name w:val="footer"/>
@@ -1416,7 +1464,7 @@
     <w:link w:val="FooterChar"/>
     <w:uiPriority w:val="99"/>
     <w:unhideWhenUsed/>
-    <w:rsid w:val="00F430B7"/>
+    <w:rsid w:val="00CD60C6"/>
     <w:pPr>
       <w:tabs>
         <w:tab w:val="center" w:pos="4680"/>
@@ -1430,7 +1478,7 @@
     <w:basedOn w:val="DefaultParagraphFont"/>
     <w:link w:val="Footer"/>
     <w:uiPriority w:val="99"/>
-    <w:rsid w:val="00F430B7"/>
+    <w:rsid w:val="00CD60C6"/>
   </w:style>
 </w:styles>
 </file>

--- a/output/uln_document.docx
+++ b/output/uln_document.docx
@@ -51,10 +51,9 @@
       <w:pPr>
         <w:tabs>
           <w:tab w:val="left" w:pos="2517"/>
-          <w:tab w:val="left" w:pos="2942"/>
         </w:tabs>
         <w:spacing w:before="60" w:after="60"/>
-        <w:ind w:left="2942" w:hanging="2942"/>
+        <w:ind w:left="2517" w:hanging="2517"/>
         <w:rPr>
           <w:sz w:val="24"/>
         </w:rPr>
@@ -80,26 +79,18 @@
       </w:r>
       <w:r>
         <w:rPr>
-          <w:b/>
-          <w:sz w:val="24"/>
-        </w:rPr>
-        <w:tab/>
-      </w:r>
-      <w:r>
-        <w:rPr>
-          <w:sz w:val="24"/>
-        </w:rPr>
-        <w:t>helps you learn about different countries and their currencies.</w:t>
+          <w:sz w:val="24"/>
+        </w:rPr>
+        <w:t xml:space="preserve"> helps you learn about different countries and their currencies.</w:t>
       </w:r>
     </w:p>
     <w:p>
       <w:pPr>
         <w:tabs>
           <w:tab w:val="left" w:pos="2517"/>
-          <w:tab w:val="left" w:pos="2942"/>
         </w:tabs>
         <w:spacing w:before="60" w:after="60"/>
-        <w:ind w:left="2942" w:hanging="2942"/>
+        <w:ind w:left="2517" w:hanging="2517"/>
         <w:rPr>
           <w:sz w:val="24"/>
         </w:rPr>
@@ -125,26 +116,18 @@
       </w:r>
       <w:r>
         <w:rPr>
-          <w:b/>
-          <w:sz w:val="24"/>
-        </w:rPr>
-        <w:tab/>
-      </w:r>
-      <w:r>
-        <w:rPr>
-          <w:sz w:val="24"/>
-        </w:rPr>
-        <w:t>needs a pattern, a needle and threads.</w:t>
+          <w:sz w:val="24"/>
+        </w:rPr>
+        <w:t xml:space="preserve"> needs a pattern, a needle and threads.</w:t>
       </w:r>
     </w:p>
     <w:p>
       <w:pPr>
         <w:tabs>
-          <w:tab w:val="left" w:pos="2109"/>
-          <w:tab w:val="left" w:pos="2534"/>
+          <w:tab w:val="left" w:pos="2517"/>
         </w:tabs>
         <w:spacing w:before="60" w:after="60"/>
-        <w:ind w:left="2534" w:hanging="2534"/>
+        <w:ind w:left="2517" w:hanging="2517"/>
         <w:rPr>
           <w:sz w:val="24"/>
         </w:rPr>
@@ -170,26 +153,18 @@
       </w:r>
       <w:r>
         <w:rPr>
-          <w:b/>
-          <w:sz w:val="24"/>
-        </w:rPr>
-        <w:tab/>
-      </w:r>
-      <w:r>
-        <w:rPr>
-          <w:sz w:val="24"/>
-        </w:rPr>
-        <w:t>is the process of cutting a piece of wood to make decorative objects.</w:t>
+          <w:sz w:val="24"/>
+        </w:rPr>
+        <w:t xml:space="preserve"> is the process of cutting a piece of wood to make decorative objects.</w:t>
       </w:r>
     </w:p>
     <w:p>
       <w:pPr>
         <w:tabs>
-          <w:tab w:val="left" w:pos="2109"/>
-          <w:tab w:val="left" w:pos="2534"/>
+          <w:tab w:val="left" w:pos="2517"/>
         </w:tabs>
         <w:spacing w:before="60" w:after="60"/>
-        <w:ind w:left="2534" w:hanging="2534"/>
+        <w:ind w:left="2517" w:hanging="2517"/>
         <w:rPr>
           <w:sz w:val="24"/>
         </w:rPr>
@@ -215,26 +190,18 @@
       </w:r>
       <w:r>
         <w:rPr>
-          <w:b/>
-          <w:sz w:val="24"/>
-        </w:rPr>
-        <w:tab/>
-      </w:r>
-      <w:r>
-        <w:rPr>
-          <w:sz w:val="24"/>
-        </w:rPr>
-        <w:t>means making very small replicas of real objects.</w:t>
+          <w:sz w:val="24"/>
+        </w:rPr>
+        <w:t xml:space="preserve"> means making very small replicas of real objects.</w:t>
       </w:r>
     </w:p>
     <w:p>
       <w:pPr>
         <w:tabs>
-          <w:tab w:val="left" w:pos="2109"/>
-          <w:tab w:val="left" w:pos="2534"/>
+          <w:tab w:val="left" w:pos="2517"/>
         </w:tabs>
         <w:spacing w:before="60" w:after="60"/>
-        <w:ind w:left="2534" w:hanging="2534"/>
+        <w:ind w:left="2517" w:hanging="2517"/>
         <w:rPr>
           <w:sz w:val="24"/>
         </w:rPr>
@@ -260,26 +227,18 @@
       </w:r>
       <w:r>
         <w:rPr>
-          <w:b/>
-          <w:sz w:val="24"/>
-        </w:rPr>
-        <w:tab/>
-      </w:r>
-      <w:r>
-        <w:rPr>
-          <w:sz w:val="24"/>
-        </w:rPr>
-        <w:t>is the practice of growing and cultivating plants.</w:t>
+          <w:sz w:val="24"/>
+        </w:rPr>
+        <w:t xml:space="preserve"> is the practice of growing and cultivating plants.</w:t>
       </w:r>
     </w:p>
     <w:p>
       <w:pPr>
         <w:tabs>
-          <w:tab w:val="left" w:pos="1984"/>
-          <w:tab w:val="left" w:pos="2409"/>
+          <w:tab w:val="left" w:pos="2517"/>
         </w:tabs>
         <w:spacing w:before="60" w:after="60"/>
-        <w:ind w:left="2409" w:hanging="2409"/>
+        <w:ind w:left="2517" w:hanging="2517"/>
         <w:rPr>
           <w:sz w:val="24"/>
         </w:rPr>
@@ -305,16 +264,9 @@
       </w:r>
       <w:r>
         <w:rPr>
-          <w:b/>
-          <w:sz w:val="24"/>
-        </w:rPr>
-        <w:tab/>
-      </w:r>
-      <w:r>
-        <w:rPr>
-          <w:sz w:val="24"/>
-        </w:rPr>
-        <w:t>develops your imagination and widens your knowledge.a</w:t>
+          <w:sz w:val="24"/>
+        </w:rPr>
+        <w:t xml:space="preserve"> develops your imagination and widens your knowledge.a</w:t>
       </w:r>
     </w:p>
     <w:p>
@@ -927,7 +879,7 @@
     <w:link w:val="Heading1Char"/>
     <w:uiPriority w:val="9"/>
     <w:qFormat/>
-    <w:rsid w:val="00CD60C6"/>
+    <w:rsid w:val="00E909B9"/>
     <w:pPr>
       <w:keepNext/>
       <w:keepLines/>
@@ -950,7 +902,7 @@
     <w:semiHidden/>
     <w:unhideWhenUsed/>
     <w:qFormat/>
-    <w:rsid w:val="00CD60C6"/>
+    <w:rsid w:val="00E909B9"/>
     <w:pPr>
       <w:keepNext/>
       <w:keepLines/>
@@ -973,7 +925,7 @@
     <w:semiHidden/>
     <w:unhideWhenUsed/>
     <w:qFormat/>
-    <w:rsid w:val="00CD60C6"/>
+    <w:rsid w:val="00E909B9"/>
     <w:pPr>
       <w:keepNext/>
       <w:keepLines/>
@@ -996,7 +948,7 @@
     <w:semiHidden/>
     <w:unhideWhenUsed/>
     <w:qFormat/>
-    <w:rsid w:val="00CD60C6"/>
+    <w:rsid w:val="00E909B9"/>
     <w:pPr>
       <w:keepNext/>
       <w:keepLines/>
@@ -1019,7 +971,7 @@
     <w:semiHidden/>
     <w:unhideWhenUsed/>
     <w:qFormat/>
-    <w:rsid w:val="00CD60C6"/>
+    <w:rsid w:val="00E909B9"/>
     <w:pPr>
       <w:keepNext/>
       <w:keepLines/>
@@ -1040,7 +992,7 @@
     <w:semiHidden/>
     <w:unhideWhenUsed/>
     <w:qFormat/>
-    <w:rsid w:val="00CD60C6"/>
+    <w:rsid w:val="00E909B9"/>
     <w:pPr>
       <w:keepNext/>
       <w:keepLines/>
@@ -1063,7 +1015,7 @@
     <w:semiHidden/>
     <w:unhideWhenUsed/>
     <w:qFormat/>
-    <w:rsid w:val="00CD60C6"/>
+    <w:rsid w:val="00E909B9"/>
     <w:pPr>
       <w:keepNext/>
       <w:keepLines/>
@@ -1084,7 +1036,7 @@
     <w:semiHidden/>
     <w:unhideWhenUsed/>
     <w:qFormat/>
-    <w:rsid w:val="00CD60C6"/>
+    <w:rsid w:val="00E909B9"/>
     <w:pPr>
       <w:keepNext/>
       <w:keepLines/>
@@ -1107,7 +1059,7 @@
     <w:semiHidden/>
     <w:unhideWhenUsed/>
     <w:qFormat/>
-    <w:rsid w:val="00CD60C6"/>
+    <w:rsid w:val="00E909B9"/>
     <w:pPr>
       <w:keepNext/>
       <w:keepLines/>
@@ -1151,7 +1103,7 @@
     <w:basedOn w:val="DefaultParagraphFont"/>
     <w:link w:val="Heading1"/>
     <w:uiPriority w:val="9"/>
-    <w:rsid w:val="00CD60C6"/>
+    <w:rsid w:val="00E909B9"/>
     <w:rPr>
       <w:rFonts w:asciiTheme="majorHAnsi" w:eastAsiaTheme="majorEastAsia" w:hAnsiTheme="majorHAnsi" w:cstheme="majorBidi"/>
       <w:color w:val="0F4761" w:themeColor="accent1" w:themeShade="BF"/>
@@ -1165,7 +1117,7 @@
     <w:link w:val="Heading2"/>
     <w:uiPriority w:val="9"/>
     <w:semiHidden/>
-    <w:rsid w:val="00CD60C6"/>
+    <w:rsid w:val="00E909B9"/>
     <w:rPr>
       <w:rFonts w:asciiTheme="majorHAnsi" w:eastAsiaTheme="majorEastAsia" w:hAnsiTheme="majorHAnsi" w:cstheme="majorBidi"/>
       <w:color w:val="0F4761" w:themeColor="accent1" w:themeShade="BF"/>
@@ -1179,7 +1131,7 @@
     <w:link w:val="Heading3"/>
     <w:uiPriority w:val="9"/>
     <w:semiHidden/>
-    <w:rsid w:val="00CD60C6"/>
+    <w:rsid w:val="00E909B9"/>
     <w:rPr>
       <w:rFonts w:asciiTheme="minorHAnsi" w:eastAsiaTheme="majorEastAsia" w:hAnsiTheme="minorHAnsi" w:cstheme="majorBidi"/>
       <w:color w:val="0F4761" w:themeColor="accent1" w:themeShade="BF"/>
@@ -1193,7 +1145,7 @@
     <w:link w:val="Heading4"/>
     <w:uiPriority w:val="9"/>
     <w:semiHidden/>
-    <w:rsid w:val="00CD60C6"/>
+    <w:rsid w:val="00E909B9"/>
     <w:rPr>
       <w:rFonts w:asciiTheme="minorHAnsi" w:eastAsiaTheme="majorEastAsia" w:hAnsiTheme="minorHAnsi" w:cstheme="majorBidi"/>
       <w:i/>
@@ -1207,7 +1159,7 @@
     <w:link w:val="Heading5"/>
     <w:uiPriority w:val="9"/>
     <w:semiHidden/>
-    <w:rsid w:val="00CD60C6"/>
+    <w:rsid w:val="00E909B9"/>
     <w:rPr>
       <w:rFonts w:asciiTheme="minorHAnsi" w:eastAsiaTheme="majorEastAsia" w:hAnsiTheme="minorHAnsi" w:cstheme="majorBidi"/>
       <w:color w:val="0F4761" w:themeColor="accent1" w:themeShade="BF"/>
@@ -1219,7 +1171,7 @@
     <w:link w:val="Heading6"/>
     <w:uiPriority w:val="9"/>
     <w:semiHidden/>
-    <w:rsid w:val="00CD60C6"/>
+    <w:rsid w:val="00E909B9"/>
     <w:rPr>
       <w:rFonts w:asciiTheme="minorHAnsi" w:eastAsiaTheme="majorEastAsia" w:hAnsiTheme="minorHAnsi" w:cstheme="majorBidi"/>
       <w:i/>
@@ -1233,7 +1185,7 @@
     <w:link w:val="Heading7"/>
     <w:uiPriority w:val="9"/>
     <w:semiHidden/>
-    <w:rsid w:val="00CD60C6"/>
+    <w:rsid w:val="00E909B9"/>
     <w:rPr>
       <w:rFonts w:asciiTheme="minorHAnsi" w:eastAsiaTheme="majorEastAsia" w:hAnsiTheme="minorHAnsi" w:cstheme="majorBidi"/>
       <w:color w:val="595959" w:themeColor="text1" w:themeTint="A6"/>
@@ -1245,7 +1197,7 @@
     <w:link w:val="Heading8"/>
     <w:uiPriority w:val="9"/>
     <w:semiHidden/>
-    <w:rsid w:val="00CD60C6"/>
+    <w:rsid w:val="00E909B9"/>
     <w:rPr>
       <w:rFonts w:asciiTheme="minorHAnsi" w:eastAsiaTheme="majorEastAsia" w:hAnsiTheme="minorHAnsi" w:cstheme="majorBidi"/>
       <w:i/>
@@ -1259,7 +1211,7 @@
     <w:link w:val="Heading9"/>
     <w:uiPriority w:val="9"/>
     <w:semiHidden/>
-    <w:rsid w:val="00CD60C6"/>
+    <w:rsid w:val="00E909B9"/>
     <w:rPr>
       <w:rFonts w:asciiTheme="minorHAnsi" w:eastAsiaTheme="majorEastAsia" w:hAnsiTheme="minorHAnsi" w:cstheme="majorBidi"/>
       <w:color w:val="272727" w:themeColor="text1" w:themeTint="D8"/>
@@ -1272,7 +1224,7 @@
     <w:link w:val="TitleChar"/>
     <w:uiPriority w:val="10"/>
     <w:qFormat/>
-    <w:rsid w:val="00CD60C6"/>
+    <w:rsid w:val="00E909B9"/>
     <w:pPr>
       <w:spacing w:after="80" w:line="240" w:lineRule="auto"/>
       <w:contextualSpacing/>
@@ -1290,7 +1242,7 @@
     <w:basedOn w:val="DefaultParagraphFont"/>
     <w:link w:val="Title"/>
     <w:uiPriority w:val="10"/>
-    <w:rsid w:val="00CD60C6"/>
+    <w:rsid w:val="00E909B9"/>
     <w:rPr>
       <w:rFonts w:asciiTheme="majorHAnsi" w:eastAsiaTheme="majorEastAsia" w:hAnsiTheme="majorHAnsi" w:cstheme="majorBidi"/>
       <w:spacing w:val="-10"/>
@@ -1306,7 +1258,7 @@
     <w:link w:val="SubtitleChar"/>
     <w:uiPriority w:val="11"/>
     <w:qFormat/>
-    <w:rsid w:val="00CD60C6"/>
+    <w:rsid w:val="00E909B9"/>
     <w:pPr>
       <w:numPr>
         <w:ilvl w:val="1"/>
@@ -1325,7 +1277,7 @@
     <w:basedOn w:val="DefaultParagraphFont"/>
     <w:link w:val="Subtitle"/>
     <w:uiPriority w:val="11"/>
-    <w:rsid w:val="00CD60C6"/>
+    <w:rsid w:val="00E909B9"/>
     <w:rPr>
       <w:rFonts w:asciiTheme="minorHAnsi" w:eastAsiaTheme="majorEastAsia" w:hAnsiTheme="minorHAnsi" w:cstheme="majorBidi"/>
       <w:color w:val="595959" w:themeColor="text1" w:themeTint="A6"/>
@@ -1341,7 +1293,7 @@
     <w:link w:val="QuoteChar"/>
     <w:uiPriority w:val="29"/>
     <w:qFormat/>
-    <w:rsid w:val="00CD60C6"/>
+    <w:rsid w:val="00E909B9"/>
     <w:pPr>
       <w:spacing w:before="160"/>
       <w:jc w:val="center"/>
@@ -1357,7 +1309,7 @@
     <w:basedOn w:val="DefaultParagraphFont"/>
     <w:link w:val="Quote"/>
     <w:uiPriority w:val="29"/>
-    <w:rsid w:val="00CD60C6"/>
+    <w:rsid w:val="00E909B9"/>
     <w:rPr>
       <w:i/>
       <w:iCs/>
@@ -1369,7 +1321,7 @@
     <w:basedOn w:val="Normal"/>
     <w:uiPriority w:val="34"/>
     <w:qFormat/>
-    <w:rsid w:val="00CD60C6"/>
+    <w:rsid w:val="00E909B9"/>
     <w:pPr>
       <w:ind w:left="720"/>
       <w:contextualSpacing/>
@@ -1380,7 +1332,7 @@
     <w:basedOn w:val="DefaultParagraphFont"/>
     <w:uiPriority w:val="21"/>
     <w:qFormat/>
-    <w:rsid w:val="00CD60C6"/>
+    <w:rsid w:val="00E909B9"/>
     <w:rPr>
       <w:i/>
       <w:iCs/>
@@ -1394,7 +1346,7 @@
     <w:link w:val="IntenseQuoteChar"/>
     <w:uiPriority w:val="30"/>
     <w:qFormat/>
-    <w:rsid w:val="00CD60C6"/>
+    <w:rsid w:val="00E909B9"/>
     <w:pPr>
       <w:pBdr>
         <w:top w:val="single" w:sz="4" w:space="10" w:color="0F4761" w:themeColor="accent1" w:themeShade="BF"/>
@@ -1415,7 +1367,7 @@
     <w:basedOn w:val="DefaultParagraphFont"/>
     <w:link w:val="IntenseQuote"/>
     <w:uiPriority w:val="30"/>
-    <w:rsid w:val="00CD60C6"/>
+    <w:rsid w:val="00E909B9"/>
     <w:rPr>
       <w:i/>
       <w:iCs/>
@@ -1427,7 +1379,7 @@
     <w:basedOn w:val="DefaultParagraphFont"/>
     <w:uiPriority w:val="32"/>
     <w:qFormat/>
-    <w:rsid w:val="00CD60C6"/>
+    <w:rsid w:val="00E909B9"/>
     <w:rPr>
       <w:b/>
       <w:bCs/>
@@ -1442,7 +1394,7 @@
     <w:link w:val="HeaderChar"/>
     <w:uiPriority w:val="99"/>
     <w:unhideWhenUsed/>
-    <w:rsid w:val="00CD60C6"/>
+    <w:rsid w:val="00E909B9"/>
     <w:pPr>
       <w:tabs>
         <w:tab w:val="center" w:pos="4680"/>
@@ -1456,7 +1408,7 @@
     <w:basedOn w:val="DefaultParagraphFont"/>
     <w:link w:val="Header"/>
     <w:uiPriority w:val="99"/>
-    <w:rsid w:val="00CD60C6"/>
+    <w:rsid w:val="00E909B9"/>
   </w:style>
   <w:style w:type="paragraph" w:styleId="Footer">
     <w:name w:val="footer"/>
@@ -1464,7 +1416,7 @@
     <w:link w:val="FooterChar"/>
     <w:uiPriority w:val="99"/>
     <w:unhideWhenUsed/>
-    <w:rsid w:val="00CD60C6"/>
+    <w:rsid w:val="00E909B9"/>
     <w:pPr>
       <w:tabs>
         <w:tab w:val="center" w:pos="4680"/>
@@ -1478,7 +1430,7 @@
     <w:basedOn w:val="DefaultParagraphFont"/>
     <w:link w:val="Footer"/>
     <w:uiPriority w:val="99"/>
-    <w:rsid w:val="00CD60C6"/>
+    <w:rsid w:val="00E909B9"/>
   </w:style>
 </w:styles>
 </file>

--- a/output/uln_document.docx
+++ b/output/uln_document.docx
@@ -15,54 +15,332 @@
           <w:b/>
           <w:sz w:val="24"/>
         </w:rPr>
-        <w:t>II. Match the word(s) in A with the rest in B to make a complete sentence.</w:t>
-      </w:r>
-    </w:p>
-    <w:p>
-      <w:pPr>
+        <w:t>II. Put the dialogue into the correct order.</w:t>
+      </w:r>
+    </w:p>
+    <w:p>
+      <w:pPr>
+        <w:spacing w:before="120" w:after="80"/>
+        <w:rPr>
+          <w:sz w:val="24"/>
+        </w:rPr>
+      </w:pPr>
+      <w:r>
+        <w:rPr>
+          <w:sz w:val="24"/>
+        </w:rPr>
+        <w:t>___________ Thanks. What else do you do in your free time?</w:t>
+      </w:r>
+    </w:p>
+    <w:p>
+      <w:pPr>
+        <w:spacing w:before="120" w:after="80"/>
+        <w:rPr>
+          <w:sz w:val="24"/>
+        </w:rPr>
+      </w:pPr>
+      <w:r>
+        <w:rPr>
+          <w:sz w:val="24"/>
+        </w:rPr>
+        <w:t>___________ I like basketball, too. Shall we play together this Saturday morning?</w:t>
+      </w:r>
+    </w:p>
+    <w:p>
+      <w:pPr>
+        <w:spacing w:before="120" w:after="80"/>
+        <w:rPr>
+          <w:sz w:val="24"/>
+        </w:rPr>
+      </w:pPr>
+      <w:r>
+        <w:rPr>
+          <w:sz w:val="24"/>
+        </w:rPr>
+        <w:t>___________ I really like painting.</w:t>
+      </w:r>
+    </w:p>
+    <w:p>
+      <w:pPr>
+        <w:spacing w:before="120" w:after="80"/>
+        <w:rPr>
+          <w:sz w:val="24"/>
+        </w:rPr>
+      </w:pPr>
+      <w:r>
+        <w:rPr>
+          <w:sz w:val="24"/>
+        </w:rPr>
+        <w:t>___________ Yeah, what kinds of hobby do you have?</w:t>
+      </w:r>
+    </w:p>
+    <w:p>
+      <w:pPr>
+        <w:spacing w:before="120" w:after="80"/>
+        <w:rPr>
+          <w:sz w:val="24"/>
+        </w:rPr>
+      </w:pPr>
+      <w:r>
+        <w:rPr>
+          <w:sz w:val="24"/>
+          <w:u w:val="single"/>
+        </w:rPr>
+        <w:t>1</w:t>
+      </w:r>
+      <w:r>
+        <w:rPr>
+          <w:sz w:val="24"/>
+        </w:rPr>
+        <w:t xml:space="preserve"> Hey there!</w:t>
+      </w:r>
+    </w:p>
+    <w:p>
+      <w:pPr>
+        <w:spacing w:before="120" w:after="80"/>
+        <w:rPr>
+          <w:sz w:val="24"/>
+        </w:rPr>
+      </w:pPr>
+      <w:r>
+        <w:rPr>
+          <w:sz w:val="24"/>
+        </w:rPr>
+        <w:t>___________ I'm going to the judo club.</w:t>
+      </w:r>
+    </w:p>
+    <w:p>
+      <w:pPr>
+        <w:spacing w:before="120" w:after="80"/>
+        <w:rPr>
+          <w:sz w:val="24"/>
+        </w:rPr>
+      </w:pPr>
+      <w:r>
+        <w:rPr>
+          <w:sz w:val="24"/>
+        </w:rPr>
+        <w:t>___________ Oh, that's really cool!</w:t>
+      </w:r>
+    </w:p>
+    <w:p>
+      <w:pPr>
+        <w:spacing w:before="120" w:after="80"/>
+        <w:rPr>
+          <w:sz w:val="24"/>
+        </w:rPr>
+      </w:pPr>
+      <w:r>
+        <w:rPr>
+          <w:sz w:val="24"/>
+        </w:rPr>
+        <w:t>___________ Hey, where are you going?</w:t>
+      </w:r>
+    </w:p>
+    <w:p>
+      <w:pPr>
+        <w:spacing w:before="120" w:after="80"/>
+        <w:rPr>
+          <w:sz w:val="24"/>
+        </w:rPr>
+      </w:pPr>
+      <w:r>
+        <w:rPr>
+          <w:sz w:val="24"/>
+        </w:rPr>
+        <w:t>___________ How creative you are!</w:t>
+      </w:r>
+    </w:p>
+    <w:p>
+      <w:pPr>
+        <w:spacing w:before="120" w:after="80"/>
+        <w:rPr>
+          <w:b/>
+          <w:sz w:val="24"/>
+        </w:rPr>
+      </w:pPr>
+      <w:r>
+        <w:rPr>
+          <w:b/>
+          <w:sz w:val="24"/>
+        </w:rPr>
+        <w:t>I.  Fill in each blank with a word from the box.</w:t>
+      </w:r>
+    </w:p>
+    <w:p>
+      <w:pPr>
+        <w:keepNext/>
         <w:tabs>
-          <w:tab w:val="center" w:pos="1259"/>
-          <w:tab w:val="center" w:pos="5936"/>
+          <w:tab w:val="left" w:pos="3237"/>
+          <w:tab w:val="left" w:pos="4797"/>
+          <w:tab w:val="left" w:pos="6357"/>
         </w:tabs>
-        <w:spacing w:before="60" w:after="60"/>
-        <w:rPr>
-          <w:b/>
-          <w:sz w:val="24"/>
-        </w:rPr>
-      </w:pPr>
-      <w:r>
-        <w:rPr>
-          <w:b/>
+        <w:spacing w:before="80" w:after="0" w:line="240" w:lineRule="auto"/>
+        <w:ind w:left="1677"/>
+        <w:rPr>
+          <w:b/>
+          <w:sz w:val="24"/>
+        </w:rPr>
+      </w:pPr>
+      <w:r>
+        <w:rPr>
+          <w:b/>
+          <w:noProof/>
+          <w:sz w:val="24"/>
+        </w:rPr>
+        <mc:AlternateContent>
+          <mc:Choice Requires="wps">
+            <w:drawing>
+              <wp:anchor distT="0" distB="0" distL="114300" distR="114300" simplePos="0" relativeHeight="251659264" behindDoc="0" locked="0" layoutInCell="1" allowOverlap="1">
+                <wp:simplePos x="0" y="0"/>
+                <wp:positionH relativeFrom="margin">
+                  <wp:posOffset>988695</wp:posOffset>
+                </wp:positionH>
+                <wp:positionV relativeFrom="paragraph">
+                  <wp:posOffset>-76200</wp:posOffset>
+                </wp:positionV>
+                <wp:extent cx="3962400" cy="558800"/>
+                <wp:effectExtent l="0" t="0" r="19050" b="12700"/>
+                <wp:wrapNone/>
+                <wp:docPr id="606263686" name="Rectangle: Rounded Corners 1"/>
+                <wp:cNvGraphicFramePr/>
+                <a:graphic xmlns:a="http://schemas.openxmlformats.org/drawingml/2006/main">
+                  <a:graphicData uri="http://schemas.microsoft.com/office/word/2010/wordprocessingShape">
+                    <wps:wsp>
+                      <wps:cNvSpPr/>
+                      <wps:spPr>
+                        <a:xfrm>
+                          <a:off x="0" y="0"/>
+                          <a:ext cx="3962400" cy="558800"/>
+                        </a:xfrm>
+                        <a:prstGeom prst="roundRect">
+                          <a:avLst/>
+                        </a:prstGeom>
+                        <a:noFill/>
+                        <a:ln w="12700" cap="flat" cmpd="sng" algn="ctr">
+                          <a:solidFill>
+                            <a:srgbClr val="000000"/>
+                          </a:solidFill>
+                          <a:prstDash val="solid"/>
+                          <a:miter lim="800000"/>
+                        </a:ln>
+                        <a:effectLst/>
+                        <a:extLst>
+                          <a:ext uri="{909E8E84-426E-40DD-AFC4-6F175D3DCCD1}">
+                            <a14:hiddenFill xmlns:a14="http://schemas.microsoft.com/office/drawing/2010/main">
+                              <a:solidFill>
+                                <a:schemeClr val="accent1"/>
+                              </a:solidFill>
+                            </a14:hiddenFill>
+                          </a:ext>
+                        </a:extLst>
+                      </wps:spPr>
+                      <wps:style>
+                        <a:lnRef idx="2">
+                          <a:schemeClr val="accent1">
+                            <a:shade val="15000"/>
+                          </a:schemeClr>
+                        </a:lnRef>
+                        <a:fillRef idx="1">
+                          <a:schemeClr val="accent1"/>
+                        </a:fillRef>
+                        <a:effectRef idx="0">
+                          <a:schemeClr val="accent1"/>
+                        </a:effectRef>
+                        <a:fontRef idx="minor">
+                          <a:schemeClr val="lt1"/>
+                        </a:fontRef>
+                      </wps:style>
+                      <wps:bodyPr rot="0" spcFirstLastPara="0" vertOverflow="overflow" horzOverflow="overflow" vert="horz" wrap="square" lIns="91440" tIns="45720" rIns="91440" bIns="45720" numCol="1" spcCol="0" rtlCol="0" fromWordArt="0" anchor="ctr" anchorCtr="0" forceAA="0" compatLnSpc="1">
+                        <a:prstTxWarp prst="textNoShape">
+                          <a:avLst/>
+                        </a:prstTxWarp>
+                        <a:noAutofit/>
+                      </wps:bodyPr>
+                    </wps:wsp>
+                  </a:graphicData>
+                </a:graphic>
+              </wp:anchor>
+            </w:drawing>
+          </mc:Choice>
+          <mc:Fallback>
+            <w:pict>
+              <v:roundrect w14:anchorId="7F95C841" id="Rectangle: Rounded Corners 1" o:spid="_x0000_s1026" style="position:absolute;margin-left:77.85pt;margin-top:-6pt;width:312pt;height:44pt;z-index:251659264;visibility:visible;mso-wrap-style:square;mso-wrap-distance-left:9pt;mso-wrap-distance-top:0;mso-wrap-distance-right:9pt;mso-wrap-distance-bottom:0;mso-position-horizontal:absolute;mso-position-horizontal-relative:margin;mso-position-vertical:absolute;mso-position-vertical-relative:text;v-text-anchor:middle" arcsize="10923f" o:gfxdata="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" filled="f" fillcolor="#156082 [3204]" strokeweight="1pt">
+                <v:stroke joinstyle="miter"/>
+                <w10:wrap anchorx="margin"/>
+              </v:roundrect>
+            </w:pict>
+          </mc:Fallback>
+        </mc:AlternateContent>
+      </w:r>
+      <w:r>
+        <w:rPr>
+          <w:b/>
+          <w:sz w:val="24"/>
+        </w:rPr>
+        <w:t>kinds</w:t>
+      </w:r>
+      <w:r>
+        <w:rPr>
           <w:sz w:val="24"/>
         </w:rPr>
         <w:tab/>
-        <w:t>A</w:t>
-      </w:r>
-      <w:r>
-        <w:rPr>
-          <w:b/>
+      </w:r>
+      <w:r>
+        <w:rPr>
+          <w:b/>
+          <w:sz w:val="24"/>
+        </w:rPr>
+        <w:t>classify</w:t>
+      </w:r>
+      <w:r>
+        <w:rPr>
           <w:sz w:val="24"/>
         </w:rPr>
         <w:tab/>
-        <w:t>B</w:t>
-      </w:r>
-    </w:p>
-    <w:p>
-      <w:pPr>
+      </w:r>
+      <w:r>
+        <w:rPr>
+          <w:b/>
+          <w:sz w:val="24"/>
+        </w:rPr>
+        <w:t>books</w:t>
+      </w:r>
+      <w:r>
+        <w:rPr>
+          <w:sz w:val="24"/>
+        </w:rPr>
+        <w:tab/>
+      </w:r>
+      <w:r>
+        <w:rPr>
+          <w:b/>
+          <w:sz w:val="24"/>
+        </w:rPr>
+        <w:t>near</w:t>
+      </w:r>
+    </w:p>
+    <w:p>
+      <w:pPr>
+        <w:keepNext/>
         <w:tabs>
-          <w:tab w:val="left" w:pos="2517"/>
+          <w:tab w:val="left" w:pos="3237"/>
+          <w:tab w:val="left" w:pos="4797"/>
+          <w:tab w:val="left" w:pos="6357"/>
         </w:tabs>
-        <w:spacing w:before="60" w:after="60"/>
-        <w:ind w:left="2517" w:hanging="2517"/>
-        <w:rPr>
-          <w:sz w:val="24"/>
-        </w:rPr>
-      </w:pPr>
-      <w:r>
-        <w:rPr>
-          <w:sz w:val="24"/>
-        </w:rPr>
-        <w:t>1. Model making</w:t>
+        <w:spacing w:before="80" w:after="0" w:line="480" w:lineRule="auto"/>
+        <w:ind w:left="1677"/>
+        <w:rPr>
+          <w:b/>
+          <w:sz w:val="24"/>
+        </w:rPr>
+      </w:pPr>
+      <w:r>
+        <w:rPr>
+          <w:b/>
+          <w:sz w:val="24"/>
+        </w:rPr>
+        <w:t>name</w:t>
       </w:r>
       <w:r>
         <w:rPr>
@@ -75,31 +353,196 @@
           <w:b/>
           <w:sz w:val="24"/>
         </w:rPr>
+        <w:t>collection</w:t>
+      </w:r>
+      <w:r>
+        <w:rPr>
+          <w:sz w:val="24"/>
+        </w:rPr>
+        <w:tab/>
+      </w:r>
+      <w:r>
+        <w:rPr>
+          <w:b/>
+          <w:sz w:val="24"/>
+        </w:rPr>
+        <w:t>clean</w:t>
+      </w:r>
+      <w:r>
+        <w:rPr>
+          <w:sz w:val="24"/>
+        </w:rPr>
+        <w:tab/>
+      </w:r>
+      <w:r>
+        <w:rPr>
+          <w:b/>
+          <w:sz w:val="24"/>
+        </w:rPr>
+        <w:t>immediately</w:t>
+      </w:r>
+    </w:p>
+    <w:p>
+      <w:pPr>
+        <w:tabs>
+          <w:tab w:val="left" w:pos="3237"/>
+          <w:tab w:val="left" w:pos="4797"/>
+          <w:tab w:val="left" w:pos="6357"/>
+        </w:tabs>
+        <w:spacing w:before="120" w:after="80" w:line="480" w:lineRule="auto"/>
+        <w:rPr>
+          <w:sz w:val="24"/>
+        </w:rPr>
+      </w:pPr>
+      <w:r>
+        <w:rPr>
+          <w:sz w:val="24"/>
+        </w:rPr>
+        <w:t>Collecting (1) ___________ is my favourite hobby. I started my hobby five years ago. The first item in my (2) ___________ is a book about Doraemon. And now I have a lot of books of all (3) ___________: comics, children's, history, science, detective, adventure, etc.</w:t>
+      </w:r>
+    </w:p>
+    <w:p>
+      <w:pPr>
+        <w:tabs>
+          <w:tab w:val="left" w:pos="3237"/>
+          <w:tab w:val="left" w:pos="4797"/>
+          <w:tab w:val="left" w:pos="6357"/>
+        </w:tabs>
+        <w:spacing w:before="120" w:after="80" w:line="480" w:lineRule="auto"/>
+        <w:rPr>
+          <w:sz w:val="24"/>
+        </w:rPr>
+      </w:pPr>
+      <w:r>
+        <w:rPr>
+          <w:sz w:val="24"/>
+        </w:rPr>
+        <w:t>Whenever I find an interesting book I buy it (4) ___________. I usually buy books in the bookstores (5) ___________ my school and my house. Sometimes my relatives and my friends give me books as a gift. I (6) ___________ my books into different categories and put each category in one corner of my bookshelf with a (7) ___________ tag on it. It takes all my free time to keep everything (8) ___________ and dusted. It keeps me amused for hours, too.</w:t>
+      </w:r>
+    </w:p>
+    <w:p>
+      <w:pPr>
+        <w:tabs>
+          <w:tab w:val="left" w:pos="3237"/>
+          <w:tab w:val="left" w:pos="4797"/>
+          <w:tab w:val="left" w:pos="6357"/>
+        </w:tabs>
+        <w:spacing w:before="120" w:after="80" w:line="480" w:lineRule="auto"/>
+        <w:rPr>
+          <w:b/>
+          <w:sz w:val="24"/>
+        </w:rPr>
+      </w:pPr>
+      <w:r>
+        <w:rPr>
+          <w:b/>
+          <w:sz w:val="24"/>
+        </w:rPr>
+        <w:t>II. Read the text carefully, then do the tasks.</w:t>
+      </w:r>
+    </w:p>
+    <w:p>
+      <w:pPr>
+        <w:tabs>
+          <w:tab w:val="left" w:pos="3237"/>
+          <w:tab w:val="left" w:pos="4797"/>
+          <w:tab w:val="left" w:pos="6357"/>
+        </w:tabs>
+        <w:spacing w:after="80" w:line="480" w:lineRule="auto"/>
+        <w:ind w:firstLine="425"/>
+        <w:jc w:val="both"/>
+        <w:rPr>
+          <w:sz w:val="24"/>
+        </w:rPr>
+      </w:pPr>
+      <w:r>
+        <w:rPr>
+          <w:sz w:val="24"/>
+        </w:rPr>
+        <w:t xml:space="preserve">Our life would be hard without rest and recreation. And people have many different ideas of how to spend their free time. If you enjoy doing a thing or activity in your free time, then you have a hobby. A hobby is an activity, interest, enthusiasm, or pastime that is undertaken for pleasure or relaxation, done during one's own time. A person's hobbies depend on his age, character and personal interests. An interesting thing to one person can be boring to another. That's why some </w:t>
+      </w:r>
+      <w:r>
+        <w:rPr>
+          <w:sz w:val="24"/>
+        </w:rPr>
+        <w:lastRenderedPageBreak/>
+        <w:t>people prefer reading, cooking, knitting, collecting, playing a musical instrument, photography or playing computer games while others prefer dancing, travelling, camping or sports.</w:t>
+      </w:r>
+    </w:p>
+    <w:p>
+      <w:pPr>
+        <w:tabs>
+          <w:tab w:val="left" w:pos="3237"/>
+          <w:tab w:val="left" w:pos="4797"/>
+          <w:tab w:val="left" w:pos="6357"/>
+        </w:tabs>
+        <w:spacing w:before="120" w:after="80" w:line="480" w:lineRule="auto"/>
+        <w:rPr>
+          <w:b/>
+          <w:sz w:val="24"/>
+        </w:rPr>
+      </w:pPr>
+      <w:r>
+        <w:rPr>
+          <w:b/>
+          <w:sz w:val="24"/>
+        </w:rPr>
+        <w:t>A.  Match each word with its meaning.</w:t>
+      </w:r>
+    </w:p>
+    <w:p>
+      <w:pPr>
+        <w:tabs>
+          <w:tab w:val="left" w:pos="1417"/>
+        </w:tabs>
+        <w:spacing w:before="60" w:after="60" w:line="480" w:lineRule="auto"/>
+        <w:ind w:left="1417" w:hanging="1417"/>
+        <w:rPr>
+          <w:sz w:val="24"/>
+        </w:rPr>
+      </w:pPr>
+      <w:r>
+        <w:rPr>
+          <w:sz w:val="24"/>
+        </w:rPr>
+        <w:t>1. rest</w:t>
+      </w:r>
+      <w:r>
+        <w:rPr>
+          <w:sz w:val="24"/>
+        </w:rPr>
+        <w:tab/>
+      </w:r>
+      <w:r>
+        <w:rPr>
+          <w:b/>
+          <w:sz w:val="24"/>
+        </w:rPr>
         <w:t xml:space="preserve">A. </w:t>
       </w:r>
       <w:r>
         <w:rPr>
           <w:sz w:val="24"/>
         </w:rPr>
-        <w:t xml:space="preserve"> helps you learn about different countries and their currencies.</w:t>
+        <w:t xml:space="preserve"> an activity that you enjoy doing</w:t>
       </w:r>
     </w:p>
     <w:p>
       <w:pPr>
         <w:tabs>
-          <w:tab w:val="left" w:pos="2517"/>
+          <w:tab w:val="left" w:pos="1417"/>
         </w:tabs>
-        <w:spacing w:before="60" w:after="60"/>
-        <w:ind w:left="2517" w:hanging="2517"/>
-        <w:rPr>
-          <w:sz w:val="24"/>
-        </w:rPr>
-      </w:pPr>
-      <w:r>
-        <w:rPr>
-          <w:sz w:val="24"/>
-        </w:rPr>
-        <w:t>2. Coin collecting</w:t>
+        <w:spacing w:before="60" w:after="60" w:line="480" w:lineRule="auto"/>
+        <w:ind w:left="1417" w:hanging="1417"/>
+        <w:rPr>
+          <w:sz w:val="24"/>
+        </w:rPr>
+      </w:pPr>
+      <w:r>
+        <w:rPr>
+          <w:sz w:val="24"/>
+        </w:rPr>
+        <w:t>2. recreation</w:t>
       </w:r>
       <w:r>
         <w:rPr>
@@ -118,25 +561,25 @@
         <w:rPr>
           <w:sz w:val="24"/>
         </w:rPr>
-        <w:t xml:space="preserve"> needs a pattern, a needle and threads.</w:t>
+        <w:t xml:space="preserve"> a strong feeling of excitement and interest in something</w:t>
       </w:r>
     </w:p>
     <w:p>
       <w:pPr>
         <w:tabs>
-          <w:tab w:val="left" w:pos="2517"/>
+          <w:tab w:val="left" w:pos="1417"/>
         </w:tabs>
-        <w:spacing w:before="60" w:after="60"/>
-        <w:ind w:left="2517" w:hanging="2517"/>
-        <w:rPr>
-          <w:sz w:val="24"/>
-        </w:rPr>
-      </w:pPr>
-      <w:r>
-        <w:rPr>
-          <w:sz w:val="24"/>
-        </w:rPr>
-        <w:t>3. Reading</w:t>
+        <w:spacing w:before="60" w:after="60" w:line="480" w:lineRule="auto"/>
+        <w:ind w:left="1417" w:hanging="1417"/>
+        <w:rPr>
+          <w:sz w:val="24"/>
+        </w:rPr>
+      </w:pPr>
+      <w:r>
+        <w:rPr>
+          <w:sz w:val="24"/>
+        </w:rPr>
+        <w:t>3. interest</w:t>
       </w:r>
       <w:r>
         <w:rPr>
@@ -155,25 +598,25 @@
         <w:rPr>
           <w:sz w:val="24"/>
         </w:rPr>
-        <w:t xml:space="preserve"> is the process of cutting a piece of wood to make decorative objects.</w:t>
+        <w:t xml:space="preserve"> a feeling of happiness, enjoyment, or satisfaction</w:t>
       </w:r>
     </w:p>
     <w:p>
       <w:pPr>
         <w:tabs>
-          <w:tab w:val="left" w:pos="2517"/>
+          <w:tab w:val="left" w:pos="1417"/>
         </w:tabs>
-        <w:spacing w:before="60" w:after="60"/>
-        <w:ind w:left="2517" w:hanging="2517"/>
-        <w:rPr>
-          <w:sz w:val="24"/>
-        </w:rPr>
-      </w:pPr>
-      <w:r>
-        <w:rPr>
-          <w:sz w:val="24"/>
-        </w:rPr>
-        <w:t>4. Sewing</w:t>
+        <w:spacing w:before="60" w:after="60" w:line="480" w:lineRule="auto"/>
+        <w:ind w:left="1417" w:hanging="1417"/>
+        <w:rPr>
+          <w:sz w:val="24"/>
+        </w:rPr>
+      </w:pPr>
+      <w:r>
+        <w:rPr>
+          <w:sz w:val="24"/>
+        </w:rPr>
+        <w:t>4. enthusiasm</w:t>
       </w:r>
       <w:r>
         <w:rPr>
@@ -192,25 +635,25 @@
         <w:rPr>
           <w:sz w:val="24"/>
         </w:rPr>
-        <w:t xml:space="preserve"> means making very small replicas of real objects.</w:t>
+        <w:t xml:space="preserve"> a period of relaxing, sleeping or doing nothing</w:t>
       </w:r>
     </w:p>
     <w:p>
       <w:pPr>
         <w:tabs>
-          <w:tab w:val="left" w:pos="2517"/>
+          <w:tab w:val="left" w:pos="1417"/>
         </w:tabs>
-        <w:spacing w:before="60" w:after="60"/>
-        <w:ind w:left="2517" w:hanging="2517"/>
-        <w:rPr>
-          <w:sz w:val="24"/>
-        </w:rPr>
-      </w:pPr>
-      <w:r>
-        <w:rPr>
-          <w:sz w:val="24"/>
-        </w:rPr>
-        <w:t>5. Woodcarving</w:t>
+        <w:spacing w:before="60" w:after="60" w:line="480" w:lineRule="auto"/>
+        <w:ind w:left="1417" w:hanging="1417"/>
+        <w:rPr>
+          <w:sz w:val="24"/>
+        </w:rPr>
+      </w:pPr>
+      <w:r>
+        <w:rPr>
+          <w:sz w:val="24"/>
+        </w:rPr>
+        <w:t>5. relaxation</w:t>
       </w:r>
       <w:r>
         <w:rPr>
@@ -229,25 +672,25 @@
         <w:rPr>
           <w:sz w:val="24"/>
         </w:rPr>
-        <w:t xml:space="preserve"> is the practice of growing and cultivating plants.</w:t>
+        <w:t xml:space="preserve"> the fact of people doing things for enjoyment</w:t>
       </w:r>
     </w:p>
     <w:p>
       <w:pPr>
         <w:tabs>
-          <w:tab w:val="left" w:pos="2517"/>
+          <w:tab w:val="left" w:pos="1417"/>
         </w:tabs>
-        <w:spacing w:before="60" w:after="60"/>
-        <w:ind w:left="2517" w:hanging="2517"/>
-        <w:rPr>
-          <w:sz w:val="24"/>
-        </w:rPr>
-      </w:pPr>
-      <w:r>
-        <w:rPr>
-          <w:sz w:val="24"/>
-        </w:rPr>
-        <w:t>6. Gardening</w:t>
+        <w:spacing w:before="60" w:after="60" w:line="480" w:lineRule="auto"/>
+        <w:ind w:left="1417" w:hanging="1417"/>
+        <w:rPr>
+          <w:sz w:val="24"/>
+        </w:rPr>
+      </w:pPr>
+      <w:r>
+        <w:rPr>
+          <w:sz w:val="24"/>
+        </w:rPr>
+        <w:t>6. pleasure</w:t>
       </w:r>
       <w:r>
         <w:rPr>
@@ -266,12 +709,12 @@
         <w:rPr>
           <w:sz w:val="24"/>
         </w:rPr>
-        <w:t xml:space="preserve"> develops your imagination and widens your knowledge.a</w:t>
-      </w:r>
-    </w:p>
-    <w:p>
-      <w:pPr>
-        <w:spacing w:before="60" w:after="60"/>
+        <w:t xml:space="preserve"> a way of resting and enjoying yourself</w:t>
+      </w:r>
+    </w:p>
+    <w:p>
+      <w:pPr>
+        <w:spacing w:before="60" w:after="60" w:line="480" w:lineRule="auto"/>
         <w:rPr>
           <w:sz w:val="24"/>
         </w:rPr>
@@ -879,7 +1322,7 @@
     <w:link w:val="Heading1Char"/>
     <w:uiPriority w:val="9"/>
     <w:qFormat/>
-    <w:rsid w:val="00E909B9"/>
+    <w:rsid w:val="000B2367"/>
     <w:pPr>
       <w:keepNext/>
       <w:keepLines/>
@@ -902,7 +1345,7 @@
     <w:semiHidden/>
     <w:unhideWhenUsed/>
     <w:qFormat/>
-    <w:rsid w:val="00E909B9"/>
+    <w:rsid w:val="000B2367"/>
     <w:pPr>
       <w:keepNext/>
       <w:keepLines/>
@@ -925,7 +1368,7 @@
     <w:semiHidden/>
     <w:unhideWhenUsed/>
     <w:qFormat/>
-    <w:rsid w:val="00E909B9"/>
+    <w:rsid w:val="000B2367"/>
     <w:pPr>
       <w:keepNext/>
       <w:keepLines/>
@@ -948,7 +1391,7 @@
     <w:semiHidden/>
     <w:unhideWhenUsed/>
     <w:qFormat/>
-    <w:rsid w:val="00E909B9"/>
+    <w:rsid w:val="000B2367"/>
     <w:pPr>
       <w:keepNext/>
       <w:keepLines/>
@@ -971,7 +1414,7 @@
     <w:semiHidden/>
     <w:unhideWhenUsed/>
     <w:qFormat/>
-    <w:rsid w:val="00E909B9"/>
+    <w:rsid w:val="000B2367"/>
     <w:pPr>
       <w:keepNext/>
       <w:keepLines/>
@@ -992,7 +1435,7 @@
     <w:semiHidden/>
     <w:unhideWhenUsed/>
     <w:qFormat/>
-    <w:rsid w:val="00E909B9"/>
+    <w:rsid w:val="000B2367"/>
     <w:pPr>
       <w:keepNext/>
       <w:keepLines/>
@@ -1015,7 +1458,7 @@
     <w:semiHidden/>
     <w:unhideWhenUsed/>
     <w:qFormat/>
-    <w:rsid w:val="00E909B9"/>
+    <w:rsid w:val="000B2367"/>
     <w:pPr>
       <w:keepNext/>
       <w:keepLines/>
@@ -1036,7 +1479,7 @@
     <w:semiHidden/>
     <w:unhideWhenUsed/>
     <w:qFormat/>
-    <w:rsid w:val="00E909B9"/>
+    <w:rsid w:val="000B2367"/>
     <w:pPr>
       <w:keepNext/>
       <w:keepLines/>
@@ -1059,7 +1502,7 @@
     <w:semiHidden/>
     <w:unhideWhenUsed/>
     <w:qFormat/>
-    <w:rsid w:val="00E909B9"/>
+    <w:rsid w:val="000B2367"/>
     <w:pPr>
       <w:keepNext/>
       <w:keepLines/>
@@ -1103,7 +1546,7 @@
     <w:basedOn w:val="DefaultParagraphFont"/>
     <w:link w:val="Heading1"/>
     <w:uiPriority w:val="9"/>
-    <w:rsid w:val="00E909B9"/>
+    <w:rsid w:val="000B2367"/>
     <w:rPr>
       <w:rFonts w:asciiTheme="majorHAnsi" w:eastAsiaTheme="majorEastAsia" w:hAnsiTheme="majorHAnsi" w:cstheme="majorBidi"/>
       <w:color w:val="0F4761" w:themeColor="accent1" w:themeShade="BF"/>
@@ -1117,7 +1560,7 @@
     <w:link w:val="Heading2"/>
     <w:uiPriority w:val="9"/>
     <w:semiHidden/>
-    <w:rsid w:val="00E909B9"/>
+    <w:rsid w:val="000B2367"/>
     <w:rPr>
       <w:rFonts w:asciiTheme="majorHAnsi" w:eastAsiaTheme="majorEastAsia" w:hAnsiTheme="majorHAnsi" w:cstheme="majorBidi"/>
       <w:color w:val="0F4761" w:themeColor="accent1" w:themeShade="BF"/>
@@ -1131,7 +1574,7 @@
     <w:link w:val="Heading3"/>
     <w:uiPriority w:val="9"/>
     <w:semiHidden/>
-    <w:rsid w:val="00E909B9"/>
+    <w:rsid w:val="000B2367"/>
     <w:rPr>
       <w:rFonts w:asciiTheme="minorHAnsi" w:eastAsiaTheme="majorEastAsia" w:hAnsiTheme="minorHAnsi" w:cstheme="majorBidi"/>
       <w:color w:val="0F4761" w:themeColor="accent1" w:themeShade="BF"/>
@@ -1145,7 +1588,7 @@
     <w:link w:val="Heading4"/>
     <w:uiPriority w:val="9"/>
     <w:semiHidden/>
-    <w:rsid w:val="00E909B9"/>
+    <w:rsid w:val="000B2367"/>
     <w:rPr>
       <w:rFonts w:asciiTheme="minorHAnsi" w:eastAsiaTheme="majorEastAsia" w:hAnsiTheme="minorHAnsi" w:cstheme="majorBidi"/>
       <w:i/>
@@ -1159,7 +1602,7 @@
     <w:link w:val="Heading5"/>
     <w:uiPriority w:val="9"/>
     <w:semiHidden/>
-    <w:rsid w:val="00E909B9"/>
+    <w:rsid w:val="000B2367"/>
     <w:rPr>
       <w:rFonts w:asciiTheme="minorHAnsi" w:eastAsiaTheme="majorEastAsia" w:hAnsiTheme="minorHAnsi" w:cstheme="majorBidi"/>
       <w:color w:val="0F4761" w:themeColor="accent1" w:themeShade="BF"/>
@@ -1171,7 +1614,7 @@
     <w:link w:val="Heading6"/>
     <w:uiPriority w:val="9"/>
     <w:semiHidden/>
-    <w:rsid w:val="00E909B9"/>
+    <w:rsid w:val="000B2367"/>
     <w:rPr>
       <w:rFonts w:asciiTheme="minorHAnsi" w:eastAsiaTheme="majorEastAsia" w:hAnsiTheme="minorHAnsi" w:cstheme="majorBidi"/>
       <w:i/>
@@ -1185,7 +1628,7 @@
     <w:link w:val="Heading7"/>
     <w:uiPriority w:val="9"/>
     <w:semiHidden/>
-    <w:rsid w:val="00E909B9"/>
+    <w:rsid w:val="000B2367"/>
     <w:rPr>
       <w:rFonts w:asciiTheme="minorHAnsi" w:eastAsiaTheme="majorEastAsia" w:hAnsiTheme="minorHAnsi" w:cstheme="majorBidi"/>
       <w:color w:val="595959" w:themeColor="text1" w:themeTint="A6"/>
@@ -1197,7 +1640,7 @@
     <w:link w:val="Heading8"/>
     <w:uiPriority w:val="9"/>
     <w:semiHidden/>
-    <w:rsid w:val="00E909B9"/>
+    <w:rsid w:val="000B2367"/>
     <w:rPr>
       <w:rFonts w:asciiTheme="minorHAnsi" w:eastAsiaTheme="majorEastAsia" w:hAnsiTheme="minorHAnsi" w:cstheme="majorBidi"/>
       <w:i/>
@@ -1211,7 +1654,7 @@
     <w:link w:val="Heading9"/>
     <w:uiPriority w:val="9"/>
     <w:semiHidden/>
-    <w:rsid w:val="00E909B9"/>
+    <w:rsid w:val="000B2367"/>
     <w:rPr>
       <w:rFonts w:asciiTheme="minorHAnsi" w:eastAsiaTheme="majorEastAsia" w:hAnsiTheme="minorHAnsi" w:cstheme="majorBidi"/>
       <w:color w:val="272727" w:themeColor="text1" w:themeTint="D8"/>
@@ -1224,7 +1667,7 @@
     <w:link w:val="TitleChar"/>
     <w:uiPriority w:val="10"/>
     <w:qFormat/>
-    <w:rsid w:val="00E909B9"/>
+    <w:rsid w:val="000B2367"/>
     <w:pPr>
       <w:spacing w:after="80" w:line="240" w:lineRule="auto"/>
       <w:contextualSpacing/>
@@ -1242,7 +1685,7 @@
     <w:basedOn w:val="DefaultParagraphFont"/>
     <w:link w:val="Title"/>
     <w:uiPriority w:val="10"/>
-    <w:rsid w:val="00E909B9"/>
+    <w:rsid w:val="000B2367"/>
     <w:rPr>
       <w:rFonts w:asciiTheme="majorHAnsi" w:eastAsiaTheme="majorEastAsia" w:hAnsiTheme="majorHAnsi" w:cstheme="majorBidi"/>
       <w:spacing w:val="-10"/>
@@ -1258,7 +1701,7 @@
     <w:link w:val="SubtitleChar"/>
     <w:uiPriority w:val="11"/>
     <w:qFormat/>
-    <w:rsid w:val="00E909B9"/>
+    <w:rsid w:val="000B2367"/>
     <w:pPr>
       <w:numPr>
         <w:ilvl w:val="1"/>
@@ -1277,7 +1720,7 @@
     <w:basedOn w:val="DefaultParagraphFont"/>
     <w:link w:val="Subtitle"/>
     <w:uiPriority w:val="11"/>
-    <w:rsid w:val="00E909B9"/>
+    <w:rsid w:val="000B2367"/>
     <w:rPr>
       <w:rFonts w:asciiTheme="minorHAnsi" w:eastAsiaTheme="majorEastAsia" w:hAnsiTheme="minorHAnsi" w:cstheme="majorBidi"/>
       <w:color w:val="595959" w:themeColor="text1" w:themeTint="A6"/>
@@ -1293,7 +1736,7 @@
     <w:link w:val="QuoteChar"/>
     <w:uiPriority w:val="29"/>
     <w:qFormat/>
-    <w:rsid w:val="00E909B9"/>
+    <w:rsid w:val="000B2367"/>
     <w:pPr>
       <w:spacing w:before="160"/>
       <w:jc w:val="center"/>
@@ -1309,7 +1752,7 @@
     <w:basedOn w:val="DefaultParagraphFont"/>
     <w:link w:val="Quote"/>
     <w:uiPriority w:val="29"/>
-    <w:rsid w:val="00E909B9"/>
+    <w:rsid w:val="000B2367"/>
     <w:rPr>
       <w:i/>
       <w:iCs/>
@@ -1321,7 +1764,7 @@
     <w:basedOn w:val="Normal"/>
     <w:uiPriority w:val="34"/>
     <w:qFormat/>
-    <w:rsid w:val="00E909B9"/>
+    <w:rsid w:val="000B2367"/>
     <w:pPr>
       <w:ind w:left="720"/>
       <w:contextualSpacing/>
@@ -1332,7 +1775,7 @@
     <w:basedOn w:val="DefaultParagraphFont"/>
     <w:uiPriority w:val="21"/>
     <w:qFormat/>
-    <w:rsid w:val="00E909B9"/>
+    <w:rsid w:val="000B2367"/>
     <w:rPr>
       <w:i/>
       <w:iCs/>
@@ -1346,7 +1789,7 @@
     <w:link w:val="IntenseQuoteChar"/>
     <w:uiPriority w:val="30"/>
     <w:qFormat/>
-    <w:rsid w:val="00E909B9"/>
+    <w:rsid w:val="000B2367"/>
     <w:pPr>
       <w:pBdr>
         <w:top w:val="single" w:sz="4" w:space="10" w:color="0F4761" w:themeColor="accent1" w:themeShade="BF"/>
@@ -1367,7 +1810,7 @@
     <w:basedOn w:val="DefaultParagraphFont"/>
     <w:link w:val="IntenseQuote"/>
     <w:uiPriority w:val="30"/>
-    <w:rsid w:val="00E909B9"/>
+    <w:rsid w:val="000B2367"/>
     <w:rPr>
       <w:i/>
       <w:iCs/>
@@ -1379,7 +1822,7 @@
     <w:basedOn w:val="DefaultParagraphFont"/>
     <w:uiPriority w:val="32"/>
     <w:qFormat/>
-    <w:rsid w:val="00E909B9"/>
+    <w:rsid w:val="000B2367"/>
     <w:rPr>
       <w:b/>
       <w:bCs/>
@@ -1394,7 +1837,7 @@
     <w:link w:val="HeaderChar"/>
     <w:uiPriority w:val="99"/>
     <w:unhideWhenUsed/>
-    <w:rsid w:val="00E909B9"/>
+    <w:rsid w:val="000B2367"/>
     <w:pPr>
       <w:tabs>
         <w:tab w:val="center" w:pos="4680"/>
@@ -1408,7 +1851,7 @@
     <w:basedOn w:val="DefaultParagraphFont"/>
     <w:link w:val="Header"/>
     <w:uiPriority w:val="99"/>
-    <w:rsid w:val="00E909B9"/>
+    <w:rsid w:val="000B2367"/>
   </w:style>
   <w:style w:type="paragraph" w:styleId="Footer">
     <w:name w:val="footer"/>
@@ -1416,7 +1859,7 @@
     <w:link w:val="FooterChar"/>
     <w:uiPriority w:val="99"/>
     <w:unhideWhenUsed/>
-    <w:rsid w:val="00E909B9"/>
+    <w:rsid w:val="000B2367"/>
     <w:pPr>
       <w:tabs>
         <w:tab w:val="center" w:pos="4680"/>
@@ -1430,7 +1873,7 @@
     <w:basedOn w:val="DefaultParagraphFont"/>
     <w:link w:val="Footer"/>
     <w:uiPriority w:val="99"/>
-    <w:rsid w:val="00E909B9"/>
+    <w:rsid w:val="000B2367"/>
   </w:style>
 </w:styles>
 </file>

--- a/output/uln_document.docx
+++ b/output/uln_document.docx
@@ -202,7 +202,7 @@
                 <wp:extent cx="3962400" cy="558800"/>
                 <wp:effectExtent l="0" t="0" r="19050" b="12700"/>
                 <wp:wrapNone/>
-                <wp:docPr id="606263686" name="Rectangle: Rounded Corners 1"/>
+                <wp:docPr id="203945699" name="Rectangle: Rounded Corners 1"/>
                 <wp:cNvGraphicFramePr/>
                 <a:graphic xmlns:a="http://schemas.openxmlformats.org/drawingml/2006/main">
                   <a:graphicData uri="http://schemas.microsoft.com/office/word/2010/wordprocessingShape">
@@ -265,7 +265,7 @@
           </mc:Choice>
           <mc:Fallback>
             <w:pict>
-              <v:roundrect w14:anchorId="7F95C841" id="Rectangle: Rounded Corners 1" o:spid="_x0000_s1026" style="position:absolute;margin-left:77.85pt;margin-top:-6pt;width:312pt;height:44pt;z-index:251659264;visibility:visible;mso-wrap-style:square;mso-wrap-distance-left:9pt;mso-wrap-distance-top:0;mso-wrap-distance-right:9pt;mso-wrap-distance-bottom:0;mso-position-horizontal:absolute;mso-position-horizontal-relative:margin;mso-position-vertical:absolute;mso-position-vertical-relative:text;v-text-anchor:middle" arcsize="10923f" o:gfxdata="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" filled="f" fillcolor="#156082 [3204]" strokeweight="1pt">
+              <v:roundrect w14:anchorId="7E4AEFC0" id="Rectangle: Rounded Corners 1" o:spid="_x0000_s1026" style="position:absolute;margin-left:77.85pt;margin-top:-6pt;width:312pt;height:44pt;z-index:251659264;visibility:visible;mso-wrap-style:square;mso-wrap-distance-left:9pt;mso-wrap-distance-top:0;mso-wrap-distance-right:9pt;mso-wrap-distance-bottom:0;mso-position-horizontal:absolute;mso-position-horizontal-relative:margin;mso-position-vertical:absolute;mso-position-vertical-relative:text;v-text-anchor:middle" arcsize="10923f" o:gfxdata="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" filled="f" fillcolor="#156082 [3204]" strokeweight="1pt">
                 <v:stroke joinstyle="miter"/>
                 <w10:wrap anchorx="margin"/>
               </v:roundrect>
@@ -493,10 +493,10 @@
     <w:p>
       <w:pPr>
         <w:tabs>
-          <w:tab w:val="left" w:pos="1417"/>
+          <w:tab w:val="left" w:pos="3835"/>
         </w:tabs>
         <w:spacing w:before="60" w:after="60" w:line="480" w:lineRule="auto"/>
-        <w:ind w:left="1417" w:hanging="1417"/>
+        <w:ind w:left="3835" w:hanging="3835"/>
         <w:rPr>
           <w:sz w:val="24"/>
         </w:rPr>
@@ -530,10 +530,10 @@
     <w:p>
       <w:pPr>
         <w:tabs>
-          <w:tab w:val="left" w:pos="1417"/>
+          <w:tab w:val="left" w:pos="3835"/>
         </w:tabs>
         <w:spacing w:before="60" w:after="60" w:line="480" w:lineRule="auto"/>
-        <w:ind w:left="1417" w:hanging="1417"/>
+        <w:ind w:left="3835" w:hanging="3835"/>
         <w:rPr>
           <w:sz w:val="24"/>
         </w:rPr>
@@ -567,10 +567,10 @@
     <w:p>
       <w:pPr>
         <w:tabs>
-          <w:tab w:val="left" w:pos="1417"/>
+          <w:tab w:val="left" w:pos="3835"/>
         </w:tabs>
         <w:spacing w:before="60" w:after="60" w:line="480" w:lineRule="auto"/>
-        <w:ind w:left="1417" w:hanging="1417"/>
+        <w:ind w:left="3835" w:hanging="3835"/>
         <w:rPr>
           <w:sz w:val="24"/>
         </w:rPr>
@@ -604,10 +604,10 @@
     <w:p>
       <w:pPr>
         <w:tabs>
-          <w:tab w:val="left" w:pos="1417"/>
+          <w:tab w:val="left" w:pos="3835"/>
         </w:tabs>
         <w:spacing w:before="60" w:after="60" w:line="480" w:lineRule="auto"/>
-        <w:ind w:left="1417" w:hanging="1417"/>
+        <w:ind w:left="3835" w:hanging="3835"/>
         <w:rPr>
           <w:sz w:val="24"/>
         </w:rPr>
@@ -641,10 +641,10 @@
     <w:p>
       <w:pPr>
         <w:tabs>
-          <w:tab w:val="left" w:pos="1417"/>
+          <w:tab w:val="left" w:pos="3835"/>
         </w:tabs>
         <w:spacing w:before="60" w:after="60" w:line="480" w:lineRule="auto"/>
-        <w:ind w:left="1417" w:hanging="1417"/>
+        <w:ind w:left="3835" w:hanging="3835"/>
         <w:rPr>
           <w:sz w:val="24"/>
         </w:rPr>
@@ -678,10 +678,10 @@
     <w:p>
       <w:pPr>
         <w:tabs>
-          <w:tab w:val="left" w:pos="1417"/>
+          <w:tab w:val="left" w:pos="3835"/>
         </w:tabs>
         <w:spacing w:before="60" w:after="60" w:line="480" w:lineRule="auto"/>
-        <w:ind w:left="1417" w:hanging="1417"/>
+        <w:ind w:left="3835" w:hanging="3835"/>
         <w:rPr>
           <w:sz w:val="24"/>
         </w:rPr>
@@ -710,6 +710,273 @@
           <w:sz w:val="24"/>
         </w:rPr>
         <w:t xml:space="preserve"> a way of resting and enjoying yourself</w:t>
+      </w:r>
+    </w:p>
+    <w:p>
+      <w:pPr>
+        <w:spacing w:before="120" w:after="80" w:line="480" w:lineRule="auto"/>
+        <w:rPr>
+          <w:b/>
+          <w:sz w:val="24"/>
+        </w:rPr>
+      </w:pPr>
+      <w:r>
+        <w:rPr>
+          <w:b/>
+          <w:sz w:val="24"/>
+        </w:rPr>
+        <w:t>II. Match the word(s) in A with the rest in B to make a complete sentence.</w:t>
+      </w:r>
+    </w:p>
+    <w:p>
+      <w:pPr>
+        <w:tabs>
+          <w:tab w:val="center" w:pos="1310"/>
+          <w:tab w:val="center" w:pos="5987"/>
+        </w:tabs>
+        <w:spacing w:before="60" w:after="60" w:line="480" w:lineRule="auto"/>
+        <w:rPr>
+          <w:b/>
+          <w:sz w:val="24"/>
+        </w:rPr>
+      </w:pPr>
+      <w:r>
+        <w:rPr>
+          <w:b/>
+          <w:sz w:val="24"/>
+        </w:rPr>
+        <w:tab/>
+        <w:t>A</w:t>
+      </w:r>
+      <w:r>
+        <w:rPr>
+          <w:b/>
+          <w:sz w:val="24"/>
+        </w:rPr>
+        <w:tab/>
+        <w:t>B</w:t>
+      </w:r>
+    </w:p>
+    <w:p>
+      <w:pPr>
+        <w:tabs>
+          <w:tab w:val="left" w:pos="2619"/>
+        </w:tabs>
+        <w:spacing w:before="60" w:after="60" w:line="480" w:lineRule="auto"/>
+        <w:ind w:left="2619" w:hanging="2619"/>
+        <w:rPr>
+          <w:sz w:val="24"/>
+        </w:rPr>
+      </w:pPr>
+      <w:r>
+        <w:rPr>
+          <w:sz w:val="24"/>
+        </w:rPr>
+        <w:t>1. Model making</w:t>
+      </w:r>
+      <w:r>
+        <w:rPr>
+          <w:sz w:val="24"/>
+        </w:rPr>
+        <w:tab/>
+      </w:r>
+      <w:r>
+        <w:rPr>
+          <w:b/>
+          <w:sz w:val="24"/>
+        </w:rPr>
+        <w:t xml:space="preserve">A. </w:t>
+      </w:r>
+      <w:r>
+        <w:rPr>
+          <w:sz w:val="24"/>
+        </w:rPr>
+        <w:t xml:space="preserve"> helps you learn about different countries and their currencies.</w:t>
+      </w:r>
+    </w:p>
+    <w:p>
+      <w:pPr>
+        <w:tabs>
+          <w:tab w:val="left" w:pos="2619"/>
+        </w:tabs>
+        <w:spacing w:before="60" w:after="60" w:line="480" w:lineRule="auto"/>
+        <w:ind w:left="2619" w:hanging="2619"/>
+        <w:rPr>
+          <w:sz w:val="24"/>
+        </w:rPr>
+      </w:pPr>
+      <w:r>
+        <w:rPr>
+          <w:sz w:val="24"/>
+        </w:rPr>
+        <w:t>2. Coin collecting</w:t>
+      </w:r>
+      <w:r>
+        <w:rPr>
+          <w:sz w:val="24"/>
+        </w:rPr>
+        <w:tab/>
+      </w:r>
+      <w:r>
+        <w:rPr>
+          <w:b/>
+          <w:sz w:val="24"/>
+        </w:rPr>
+        <w:t xml:space="preserve">B. </w:t>
+      </w:r>
+      <w:r>
+        <w:rPr>
+          <w:sz w:val="24"/>
+        </w:rPr>
+        <w:t xml:space="preserve"> needs a pattern, a needle and threads.</w:t>
+      </w:r>
+    </w:p>
+    <w:p>
+      <w:pPr>
+        <w:tabs>
+          <w:tab w:val="left" w:pos="2619"/>
+        </w:tabs>
+        <w:spacing w:before="60" w:after="60" w:line="480" w:lineRule="auto"/>
+        <w:ind w:left="2619" w:hanging="2619"/>
+        <w:rPr>
+          <w:sz w:val="24"/>
+        </w:rPr>
+      </w:pPr>
+      <w:r>
+        <w:rPr>
+          <w:sz w:val="24"/>
+        </w:rPr>
+        <w:t>3. Reading</w:t>
+      </w:r>
+      <w:r>
+        <w:rPr>
+          <w:sz w:val="24"/>
+        </w:rPr>
+        <w:tab/>
+      </w:r>
+      <w:r>
+        <w:rPr>
+          <w:b/>
+          <w:sz w:val="24"/>
+        </w:rPr>
+        <w:t xml:space="preserve">C. </w:t>
+      </w:r>
+      <w:r>
+        <w:rPr>
+          <w:sz w:val="24"/>
+        </w:rPr>
+        <w:t xml:space="preserve"> is the process of cutting a piece of wood to make decorative objects.</w:t>
+      </w:r>
+    </w:p>
+    <w:p>
+      <w:pPr>
+        <w:tabs>
+          <w:tab w:val="left" w:pos="2619"/>
+        </w:tabs>
+        <w:spacing w:before="60" w:after="60" w:line="480" w:lineRule="auto"/>
+        <w:ind w:left="2619" w:hanging="2619"/>
+        <w:rPr>
+          <w:sz w:val="24"/>
+        </w:rPr>
+      </w:pPr>
+      <w:r>
+        <w:rPr>
+          <w:sz w:val="24"/>
+        </w:rPr>
+        <w:t>4. Sewing</w:t>
+      </w:r>
+      <w:r>
+        <w:rPr>
+          <w:sz w:val="24"/>
+        </w:rPr>
+        <w:tab/>
+      </w:r>
+      <w:r>
+        <w:rPr>
+          <w:b/>
+          <w:sz w:val="24"/>
+        </w:rPr>
+        <w:t xml:space="preserve">D. </w:t>
+      </w:r>
+      <w:r>
+        <w:rPr>
+          <w:sz w:val="24"/>
+        </w:rPr>
+        <w:t xml:space="preserve"> means making very small replicas of real objects.</w:t>
+      </w:r>
+    </w:p>
+    <w:p>
+      <w:pPr>
+        <w:tabs>
+          <w:tab w:val="left" w:pos="2619"/>
+        </w:tabs>
+        <w:spacing w:before="60" w:after="60" w:line="480" w:lineRule="auto"/>
+        <w:ind w:left="2619" w:hanging="2619"/>
+        <w:rPr>
+          <w:sz w:val="24"/>
+        </w:rPr>
+      </w:pPr>
+      <w:r>
+        <w:rPr>
+          <w:sz w:val="24"/>
+        </w:rPr>
+        <w:t>5. Woodcarving</w:t>
+      </w:r>
+      <w:r>
+        <w:rPr>
+          <w:sz w:val="24"/>
+        </w:rPr>
+        <w:tab/>
+      </w:r>
+      <w:r>
+        <w:rPr>
+          <w:b/>
+          <w:sz w:val="24"/>
+        </w:rPr>
+        <w:t xml:space="preserve">E. </w:t>
+      </w:r>
+      <w:r>
+        <w:rPr>
+          <w:sz w:val="24"/>
+        </w:rPr>
+        <w:t xml:space="preserve"> is the practice of growing and cultivating plants.</w:t>
+      </w:r>
+    </w:p>
+    <w:p>
+      <w:pPr>
+        <w:tabs>
+          <w:tab w:val="left" w:pos="2619"/>
+        </w:tabs>
+        <w:spacing w:before="60" w:after="60" w:line="480" w:lineRule="auto"/>
+        <w:ind w:left="2619" w:hanging="2619"/>
+        <w:rPr>
+          <w:sz w:val="24"/>
+        </w:rPr>
+      </w:pPr>
+      <w:r>
+        <w:rPr>
+          <w:sz w:val="24"/>
+        </w:rPr>
+        <w:t>6. Gardening</w:t>
+      </w:r>
+      <w:r>
+        <w:rPr>
+          <w:sz w:val="24"/>
+        </w:rPr>
+        <w:tab/>
+      </w:r>
+      <w:r>
+        <w:rPr>
+          <w:b/>
+          <w:sz w:val="24"/>
+        </w:rPr>
+        <w:t xml:space="preserve">F. </w:t>
+      </w:r>
+      <w:r>
+        <w:rPr>
+          <w:sz w:val="24"/>
+        </w:rPr>
+        <w:t xml:space="preserve"> develops your imagination and widens your knowledge.a</w:t>
       </w:r>
     </w:p>
     <w:p>
@@ -1322,7 +1589,7 @@
     <w:link w:val="Heading1Char"/>
     <w:uiPriority w:val="9"/>
     <w:qFormat/>
-    <w:rsid w:val="000B2367"/>
+    <w:rsid w:val="00AD3787"/>
     <w:pPr>
       <w:keepNext/>
       <w:keepLines/>
@@ -1345,7 +1612,7 @@
     <w:semiHidden/>
     <w:unhideWhenUsed/>
     <w:qFormat/>
-    <w:rsid w:val="000B2367"/>
+    <w:rsid w:val="00AD3787"/>
     <w:pPr>
       <w:keepNext/>
       <w:keepLines/>
@@ -1368,7 +1635,7 @@
     <w:semiHidden/>
     <w:unhideWhenUsed/>
     <w:qFormat/>
-    <w:rsid w:val="000B2367"/>
+    <w:rsid w:val="00AD3787"/>
     <w:pPr>
       <w:keepNext/>
       <w:keepLines/>
@@ -1391,7 +1658,7 @@
     <w:semiHidden/>
     <w:unhideWhenUsed/>
     <w:qFormat/>
-    <w:rsid w:val="000B2367"/>
+    <w:rsid w:val="00AD3787"/>
     <w:pPr>
       <w:keepNext/>
       <w:keepLines/>
@@ -1414,7 +1681,7 @@
     <w:semiHidden/>
     <w:unhideWhenUsed/>
     <w:qFormat/>
-    <w:rsid w:val="000B2367"/>
+    <w:rsid w:val="00AD3787"/>
     <w:pPr>
       <w:keepNext/>
       <w:keepLines/>
@@ -1435,7 +1702,7 @@
     <w:semiHidden/>
     <w:unhideWhenUsed/>
     <w:qFormat/>
-    <w:rsid w:val="000B2367"/>
+    <w:rsid w:val="00AD3787"/>
     <w:pPr>
       <w:keepNext/>
       <w:keepLines/>
@@ -1458,7 +1725,7 @@
     <w:semiHidden/>
     <w:unhideWhenUsed/>
     <w:qFormat/>
-    <w:rsid w:val="000B2367"/>
+    <w:rsid w:val="00AD3787"/>
     <w:pPr>
       <w:keepNext/>
       <w:keepLines/>
@@ -1479,7 +1746,7 @@
     <w:semiHidden/>
     <w:unhideWhenUsed/>
     <w:qFormat/>
-    <w:rsid w:val="000B2367"/>
+    <w:rsid w:val="00AD3787"/>
     <w:pPr>
       <w:keepNext/>
       <w:keepLines/>
@@ -1502,7 +1769,7 @@
     <w:semiHidden/>
     <w:unhideWhenUsed/>
     <w:qFormat/>
-    <w:rsid w:val="000B2367"/>
+    <w:rsid w:val="00AD3787"/>
     <w:pPr>
       <w:keepNext/>
       <w:keepLines/>
@@ -1546,7 +1813,7 @@
     <w:basedOn w:val="DefaultParagraphFont"/>
     <w:link w:val="Heading1"/>
     <w:uiPriority w:val="9"/>
-    <w:rsid w:val="000B2367"/>
+    <w:rsid w:val="00AD3787"/>
     <w:rPr>
       <w:rFonts w:asciiTheme="majorHAnsi" w:eastAsiaTheme="majorEastAsia" w:hAnsiTheme="majorHAnsi" w:cstheme="majorBidi"/>
       <w:color w:val="0F4761" w:themeColor="accent1" w:themeShade="BF"/>
@@ -1560,7 +1827,7 @@
     <w:link w:val="Heading2"/>
     <w:uiPriority w:val="9"/>
     <w:semiHidden/>
-    <w:rsid w:val="000B2367"/>
+    <w:rsid w:val="00AD3787"/>
     <w:rPr>
       <w:rFonts w:asciiTheme="majorHAnsi" w:eastAsiaTheme="majorEastAsia" w:hAnsiTheme="majorHAnsi" w:cstheme="majorBidi"/>
       <w:color w:val="0F4761" w:themeColor="accent1" w:themeShade="BF"/>
@@ -1574,7 +1841,7 @@
     <w:link w:val="Heading3"/>
     <w:uiPriority w:val="9"/>
     <w:semiHidden/>
-    <w:rsid w:val="000B2367"/>
+    <w:rsid w:val="00AD3787"/>
     <w:rPr>
       <w:rFonts w:asciiTheme="minorHAnsi" w:eastAsiaTheme="majorEastAsia" w:hAnsiTheme="minorHAnsi" w:cstheme="majorBidi"/>
       <w:color w:val="0F4761" w:themeColor="accent1" w:themeShade="BF"/>
@@ -1588,7 +1855,7 @@
     <w:link w:val="Heading4"/>
     <w:uiPriority w:val="9"/>
     <w:semiHidden/>
-    <w:rsid w:val="000B2367"/>
+    <w:rsid w:val="00AD3787"/>
     <w:rPr>
       <w:rFonts w:asciiTheme="minorHAnsi" w:eastAsiaTheme="majorEastAsia" w:hAnsiTheme="minorHAnsi" w:cstheme="majorBidi"/>
       <w:i/>
@@ -1602,7 +1869,7 @@
     <w:link w:val="Heading5"/>
     <w:uiPriority w:val="9"/>
     <w:semiHidden/>
-    <w:rsid w:val="000B2367"/>
+    <w:rsid w:val="00AD3787"/>
     <w:rPr>
       <w:rFonts w:asciiTheme="minorHAnsi" w:eastAsiaTheme="majorEastAsia" w:hAnsiTheme="minorHAnsi" w:cstheme="majorBidi"/>
       <w:color w:val="0F4761" w:themeColor="accent1" w:themeShade="BF"/>
@@ -1614,7 +1881,7 @@
     <w:link w:val="Heading6"/>
     <w:uiPriority w:val="9"/>
     <w:semiHidden/>
-    <w:rsid w:val="000B2367"/>
+    <w:rsid w:val="00AD3787"/>
     <w:rPr>
       <w:rFonts w:asciiTheme="minorHAnsi" w:eastAsiaTheme="majorEastAsia" w:hAnsiTheme="minorHAnsi" w:cstheme="majorBidi"/>
       <w:i/>
@@ -1628,7 +1895,7 @@
     <w:link w:val="Heading7"/>
     <w:uiPriority w:val="9"/>
     <w:semiHidden/>
-    <w:rsid w:val="000B2367"/>
+    <w:rsid w:val="00AD3787"/>
     <w:rPr>
       <w:rFonts w:asciiTheme="minorHAnsi" w:eastAsiaTheme="majorEastAsia" w:hAnsiTheme="minorHAnsi" w:cstheme="majorBidi"/>
       <w:color w:val="595959" w:themeColor="text1" w:themeTint="A6"/>
@@ -1640,7 +1907,7 @@
     <w:link w:val="Heading8"/>
     <w:uiPriority w:val="9"/>
     <w:semiHidden/>
-    <w:rsid w:val="000B2367"/>
+    <w:rsid w:val="00AD3787"/>
     <w:rPr>
       <w:rFonts w:asciiTheme="minorHAnsi" w:eastAsiaTheme="majorEastAsia" w:hAnsiTheme="minorHAnsi" w:cstheme="majorBidi"/>
       <w:i/>
@@ -1654,7 +1921,7 @@
     <w:link w:val="Heading9"/>
     <w:uiPriority w:val="9"/>
     <w:semiHidden/>
-    <w:rsid w:val="000B2367"/>
+    <w:rsid w:val="00AD3787"/>
     <w:rPr>
       <w:rFonts w:asciiTheme="minorHAnsi" w:eastAsiaTheme="majorEastAsia" w:hAnsiTheme="minorHAnsi" w:cstheme="majorBidi"/>
       <w:color w:val="272727" w:themeColor="text1" w:themeTint="D8"/>
@@ -1667,7 +1934,7 @@
     <w:link w:val="TitleChar"/>
     <w:uiPriority w:val="10"/>
     <w:qFormat/>
-    <w:rsid w:val="000B2367"/>
+    <w:rsid w:val="00AD3787"/>
     <w:pPr>
       <w:spacing w:after="80" w:line="240" w:lineRule="auto"/>
       <w:contextualSpacing/>
@@ -1685,7 +1952,7 @@
     <w:basedOn w:val="DefaultParagraphFont"/>
     <w:link w:val="Title"/>
     <w:uiPriority w:val="10"/>
-    <w:rsid w:val="000B2367"/>
+    <w:rsid w:val="00AD3787"/>
     <w:rPr>
       <w:rFonts w:asciiTheme="majorHAnsi" w:eastAsiaTheme="majorEastAsia" w:hAnsiTheme="majorHAnsi" w:cstheme="majorBidi"/>
       <w:spacing w:val="-10"/>
@@ -1701,7 +1968,7 @@
     <w:link w:val="SubtitleChar"/>
     <w:uiPriority w:val="11"/>
     <w:qFormat/>
-    <w:rsid w:val="000B2367"/>
+    <w:rsid w:val="00AD3787"/>
     <w:pPr>
       <w:numPr>
         <w:ilvl w:val="1"/>
@@ -1720,7 +1987,7 @@
     <w:basedOn w:val="DefaultParagraphFont"/>
     <w:link w:val="Subtitle"/>
     <w:uiPriority w:val="11"/>
-    <w:rsid w:val="000B2367"/>
+    <w:rsid w:val="00AD3787"/>
     <w:rPr>
       <w:rFonts w:asciiTheme="minorHAnsi" w:eastAsiaTheme="majorEastAsia" w:hAnsiTheme="minorHAnsi" w:cstheme="majorBidi"/>
       <w:color w:val="595959" w:themeColor="text1" w:themeTint="A6"/>
@@ -1736,7 +2003,7 @@
     <w:link w:val="QuoteChar"/>
     <w:uiPriority w:val="29"/>
     <w:qFormat/>
-    <w:rsid w:val="000B2367"/>
+    <w:rsid w:val="00AD3787"/>
     <w:pPr>
       <w:spacing w:before="160"/>
       <w:jc w:val="center"/>
@@ -1752,7 +2019,7 @@
     <w:basedOn w:val="DefaultParagraphFont"/>
     <w:link w:val="Quote"/>
     <w:uiPriority w:val="29"/>
-    <w:rsid w:val="000B2367"/>
+    <w:rsid w:val="00AD3787"/>
     <w:rPr>
       <w:i/>
       <w:iCs/>
@@ -1764,7 +2031,7 @@
     <w:basedOn w:val="Normal"/>
     <w:uiPriority w:val="34"/>
     <w:qFormat/>
-    <w:rsid w:val="000B2367"/>
+    <w:rsid w:val="00AD3787"/>
     <w:pPr>
       <w:ind w:left="720"/>
       <w:contextualSpacing/>
@@ -1775,7 +2042,7 @@
     <w:basedOn w:val="DefaultParagraphFont"/>
     <w:uiPriority w:val="21"/>
     <w:qFormat/>
-    <w:rsid w:val="000B2367"/>
+    <w:rsid w:val="00AD3787"/>
     <w:rPr>
       <w:i/>
       <w:iCs/>
@@ -1789,7 +2056,7 @@
     <w:link w:val="IntenseQuoteChar"/>
     <w:uiPriority w:val="30"/>
     <w:qFormat/>
-    <w:rsid w:val="000B2367"/>
+    <w:rsid w:val="00AD3787"/>
     <w:pPr>
       <w:pBdr>
         <w:top w:val="single" w:sz="4" w:space="10" w:color="0F4761" w:themeColor="accent1" w:themeShade="BF"/>
@@ -1810,7 +2077,7 @@
     <w:basedOn w:val="DefaultParagraphFont"/>
     <w:link w:val="IntenseQuote"/>
     <w:uiPriority w:val="30"/>
-    <w:rsid w:val="000B2367"/>
+    <w:rsid w:val="00AD3787"/>
     <w:rPr>
       <w:i/>
       <w:iCs/>
@@ -1822,7 +2089,7 @@
     <w:basedOn w:val="DefaultParagraphFont"/>
     <w:uiPriority w:val="32"/>
     <w:qFormat/>
-    <w:rsid w:val="000B2367"/>
+    <w:rsid w:val="00AD3787"/>
     <w:rPr>
       <w:b/>
       <w:bCs/>
@@ -1837,7 +2104,7 @@
     <w:link w:val="HeaderChar"/>
     <w:uiPriority w:val="99"/>
     <w:unhideWhenUsed/>
-    <w:rsid w:val="000B2367"/>
+    <w:rsid w:val="00AD3787"/>
     <w:pPr>
       <w:tabs>
         <w:tab w:val="center" w:pos="4680"/>
@@ -1851,7 +2118,7 @@
     <w:basedOn w:val="DefaultParagraphFont"/>
     <w:link w:val="Header"/>
     <w:uiPriority w:val="99"/>
-    <w:rsid w:val="000B2367"/>
+    <w:rsid w:val="00AD3787"/>
   </w:style>
   <w:style w:type="paragraph" w:styleId="Footer">
     <w:name w:val="footer"/>
@@ -1859,7 +2126,7 @@
     <w:link w:val="FooterChar"/>
     <w:uiPriority w:val="99"/>
     <w:unhideWhenUsed/>
-    <w:rsid w:val="000B2367"/>
+    <w:rsid w:val="00AD3787"/>
     <w:pPr>
       <w:tabs>
         <w:tab w:val="center" w:pos="4680"/>
@@ -1873,7 +2140,7 @@
     <w:basedOn w:val="DefaultParagraphFont"/>
     <w:link w:val="Footer"/>
     <w:uiPriority w:val="99"/>
-    <w:rsid w:val="000B2367"/>
+    <w:rsid w:val="00AD3787"/>
   </w:style>
 </w:styles>
 </file>

--- a/output/uln_document.docx
+++ b/output/uln_document.docx
@@ -4,179 +4,234 @@
   <w:body>
     <w:p>
       <w:pPr>
-        <w:spacing w:before="120" w:after="80"/>
-        <w:rPr>
+        <w:pStyle w:val="Heading1"/>
+        <w:spacing w:before="280" w:after="120"/>
+        <w:rPr>
+          <w:rFonts w:ascii="Times New Roman" w:hAnsi="Times New Roman" w:cs="Times New Roman"/>
           <w:b/>
-          <w:sz w:val="24"/>
-        </w:rPr>
-      </w:pPr>
-      <w:r>
-        <w:rPr>
+          <w:color w:val="auto"/>
+          <w:sz w:val="24"/>
+        </w:rPr>
+      </w:pPr>
+      <w:r>
+        <w:rPr>
+          <w:rFonts w:ascii="Times New Roman" w:hAnsi="Times New Roman" w:cs="Times New Roman"/>
           <w:b/>
-          <w:sz w:val="24"/>
-        </w:rPr>
-        <w:t>II. Put the dialogue into the correct order.</w:t>
-      </w:r>
-    </w:p>
-    <w:p>
-      <w:pPr>
-        <w:spacing w:before="120" w:after="80"/>
-        <w:rPr>
-          <w:sz w:val="24"/>
-        </w:rPr>
-      </w:pPr>
-      <w:r>
-        <w:rPr>
-          <w:sz w:val="24"/>
-        </w:rPr>
-        <w:t>___________ Thanks. What else do you do in your free time?</w:t>
-      </w:r>
-    </w:p>
-    <w:p>
-      <w:pPr>
-        <w:spacing w:before="120" w:after="80"/>
-        <w:rPr>
-          <w:sz w:val="24"/>
-        </w:rPr>
-      </w:pPr>
-      <w:r>
-        <w:rPr>
-          <w:sz w:val="24"/>
-        </w:rPr>
-        <w:t>___________ I like basketball, too. Shall we play together this Saturday morning?</w:t>
-      </w:r>
-    </w:p>
-    <w:p>
-      <w:pPr>
-        <w:spacing w:before="120" w:after="80"/>
-        <w:rPr>
-          <w:sz w:val="24"/>
-        </w:rPr>
-      </w:pPr>
-      <w:r>
-        <w:rPr>
-          <w:sz w:val="24"/>
-        </w:rPr>
-        <w:t>___________ I really like painting.</w:t>
-      </w:r>
-    </w:p>
-    <w:p>
-      <w:pPr>
-        <w:spacing w:before="120" w:after="80"/>
-        <w:rPr>
-          <w:sz w:val="24"/>
-        </w:rPr>
-      </w:pPr>
-      <w:r>
-        <w:rPr>
-          <w:sz w:val="24"/>
-        </w:rPr>
-        <w:t>___________ Yeah, what kinds of hobby do you have?</w:t>
-      </w:r>
-    </w:p>
-    <w:p>
-      <w:pPr>
-        <w:spacing w:before="120" w:after="80"/>
-        <w:rPr>
-          <w:sz w:val="24"/>
-        </w:rPr>
-      </w:pPr>
-      <w:r>
-        <w:rPr>
-          <w:sz w:val="24"/>
-          <w:u w:val="single"/>
-        </w:rPr>
-        <w:t>1</w:t>
-      </w:r>
-      <w:r>
-        <w:rPr>
-          <w:sz w:val="24"/>
-        </w:rPr>
-        <w:t xml:space="preserve"> Hey there!</w:t>
-      </w:r>
-    </w:p>
-    <w:p>
-      <w:pPr>
-        <w:spacing w:before="120" w:after="80"/>
-        <w:rPr>
-          <w:sz w:val="24"/>
-        </w:rPr>
-      </w:pPr>
-      <w:r>
-        <w:rPr>
-          <w:sz w:val="24"/>
-        </w:rPr>
-        <w:t>___________ I'm going to the judo club.</w:t>
-      </w:r>
-    </w:p>
-    <w:p>
-      <w:pPr>
-        <w:spacing w:before="120" w:after="80"/>
-        <w:rPr>
-          <w:sz w:val="24"/>
-        </w:rPr>
-      </w:pPr>
-      <w:r>
-        <w:rPr>
-          <w:sz w:val="24"/>
-        </w:rPr>
-        <w:t>___________ Oh, that's really cool!</w:t>
-      </w:r>
-    </w:p>
-    <w:p>
-      <w:pPr>
-        <w:spacing w:before="120" w:after="80"/>
-        <w:rPr>
-          <w:sz w:val="24"/>
-        </w:rPr>
-      </w:pPr>
-      <w:r>
-        <w:rPr>
-          <w:sz w:val="24"/>
-        </w:rPr>
-        <w:t>___________ Hey, where are you going?</w:t>
-      </w:r>
-    </w:p>
-    <w:p>
-      <w:pPr>
-        <w:spacing w:before="120" w:after="80"/>
-        <w:rPr>
-          <w:sz w:val="24"/>
-        </w:rPr>
-      </w:pPr>
-      <w:r>
-        <w:rPr>
-          <w:sz w:val="24"/>
-        </w:rPr>
-        <w:t>___________ How creative you are!</w:t>
-      </w:r>
-    </w:p>
-    <w:p>
-      <w:pPr>
-        <w:spacing w:before="120" w:after="80"/>
-        <w:rPr>
+          <w:color w:val="auto"/>
+          <w:sz w:val="24"/>
+        </w:rPr>
+        <w:t>LÝ THUYẾT VÀ BÀI TẬP CÂU BỊ ĐỘNG CƠ BẢN (PASSIVE VOICE)</w:t>
+      </w:r>
+    </w:p>
+    <w:p>
+      <w:pPr>
+        <w:spacing w:before="120" w:after="80"/>
+        <w:rPr>
+          <w:i/>
+          <w:sz w:val="24"/>
+        </w:rPr>
+      </w:pPr>
+      <w:r>
+        <w:rPr>
+          <w:i/>
+          <w:sz w:val="24"/>
+        </w:rPr>
+        <w:t>(Chương trình Tiếng Anh 9 - Unit 1, 2, 3: Local Community, City Life, Healthy Living)</w:t>
+      </w:r>
+    </w:p>
+    <w:p>
+      <w:pPr>
+        <w:pStyle w:val="Heading1"/>
+        <w:spacing w:before="280" w:after="120"/>
+        <w:rPr>
+          <w:rFonts w:ascii="Times New Roman" w:hAnsi="Times New Roman" w:cs="Times New Roman"/>
           <w:b/>
-          <w:sz w:val="24"/>
-        </w:rPr>
-      </w:pPr>
-      <w:r>
-        <w:rPr>
+          <w:color w:val="auto"/>
+          <w:sz w:val="24"/>
+        </w:rPr>
+      </w:pPr>
+      <w:r>
+        <w:rPr>
+          <w:rFonts w:ascii="Times New Roman" w:hAnsi="Times New Roman" w:cs="Times New Roman"/>
           <w:b/>
           <w:sz w:val="24"/>
         </w:rPr>
-        <w:t>I.  Fill in each blank with a word from the box.</w:t>
+        <w:t xml:space="preserve">I. </w:t>
+      </w:r>
+      <w:r>
+        <w:rPr>
+          <w:rFonts w:ascii="Times New Roman" w:hAnsi="Times New Roman" w:cs="Times New Roman"/>
+          <w:b/>
+          <w:color w:val="auto"/>
+          <w:sz w:val="24"/>
+        </w:rPr>
+        <w:t xml:space="preserve"> KHÁI NIỆM VÀ QUY TẮC BIẾN ĐỔI CHUNG</w:t>
+      </w:r>
+    </w:p>
+    <w:p>
+      <w:pPr>
+        <w:pStyle w:val="Heading2"/>
+        <w:spacing w:before="240"/>
+        <w:rPr>
+          <w:rFonts w:ascii="Times New Roman" w:hAnsi="Times New Roman" w:cs="Times New Roman"/>
+          <w:b/>
+          <w:color w:val="auto"/>
+          <w:sz w:val="24"/>
+        </w:rPr>
+      </w:pPr>
+      <w:r>
+        <w:rPr>
+          <w:rFonts w:ascii="Times New Roman" w:hAnsi="Times New Roman" w:cs="Times New Roman"/>
+          <w:b/>
+          <w:color w:val="auto"/>
+          <w:sz w:val="24"/>
+        </w:rPr>
+        <w:t>1. KHÁI NIỆM</w:t>
+      </w:r>
+    </w:p>
+    <w:p>
+      <w:pPr>
+        <w:spacing w:before="120" w:after="80"/>
+        <w:rPr>
+          <w:sz w:val="24"/>
+        </w:rPr>
+      </w:pPr>
+      <w:r>
+        <w:rPr>
+          <w:sz w:val="24"/>
+        </w:rPr>
+        <w:t xml:space="preserve">Câu bị động (Passive Voice) được dùng khi muốn </w:t>
+      </w:r>
+      <w:r>
+        <w:rPr>
+          <w:b/>
+          <w:sz w:val="24"/>
+        </w:rPr>
+        <w:t>nhấn mạnh vào hành động</w:t>
+      </w:r>
+      <w:r>
+        <w:rPr>
+          <w:sz w:val="24"/>
+        </w:rPr>
+        <w:t xml:space="preserve"> hoặc </w:t>
+      </w:r>
+      <w:r>
+        <w:rPr>
+          <w:b/>
+          <w:sz w:val="24"/>
+        </w:rPr>
+        <w:t>đối tượng chịu tác động</w:t>
+      </w:r>
+      <w:r>
+        <w:rPr>
+          <w:sz w:val="24"/>
+        </w:rPr>
+        <w:t xml:space="preserve"> của hành động, thay vì người hay vật thực hiện hành động đó.</w:t>
+      </w:r>
+    </w:p>
+    <w:p>
+      <w:pPr>
+        <w:pStyle w:val="Heading2"/>
+        <w:spacing w:before="240"/>
+        <w:rPr>
+          <w:rFonts w:ascii="Times New Roman" w:hAnsi="Times New Roman" w:cs="Times New Roman"/>
+          <w:b/>
+          <w:color w:val="auto"/>
+          <w:sz w:val="24"/>
+        </w:rPr>
+      </w:pPr>
+      <w:r>
+        <w:rPr>
+          <w:rFonts w:ascii="Times New Roman" w:hAnsi="Times New Roman" w:cs="Times New Roman"/>
+          <w:b/>
+          <w:color w:val="auto"/>
+          <w:sz w:val="24"/>
+        </w:rPr>
+        <w:t>2. CÔNG THỨC TỔNG QUÁT</w:t>
+      </w:r>
+    </w:p>
+    <w:p>
+      <w:pPr>
+        <w:spacing w:before="120" w:after="80"/>
+        <w:rPr>
+          <w:sz w:val="24"/>
+        </w:rPr>
+      </w:pPr>
+      <w:r>
+        <w:rPr>
+          <w:sz w:val="24"/>
+        </w:rPr>
+        <w:t xml:space="preserve">• </w:t>
+      </w:r>
+      <w:r>
+        <w:rPr>
+          <w:b/>
+          <w:sz w:val="24"/>
+        </w:rPr>
+        <w:t>Câu chủ động (Active):</w:t>
+      </w:r>
+      <w:r>
+        <w:rPr>
+          <w:sz w:val="24"/>
+        </w:rPr>
+        <w:t xml:space="preserve"> S + V + O</w:t>
+      </w:r>
+    </w:p>
+    <w:p>
+      <w:pPr>
+        <w:spacing w:before="120" w:after="80"/>
+        <w:rPr>
+          <w:sz w:val="24"/>
+        </w:rPr>
+      </w:pPr>
+      <w:r>
+        <w:rPr>
+          <w:sz w:val="24"/>
+        </w:rPr>
+        <w:t xml:space="preserve">• </w:t>
+      </w:r>
+      <w:r>
+        <w:rPr>
+          <w:b/>
+          <w:sz w:val="24"/>
+        </w:rPr>
+        <w:t>Câu bị động (Passive):</w:t>
+      </w:r>
+      <w:r>
+        <w:rPr>
+          <w:sz w:val="24"/>
+        </w:rPr>
+        <w:t xml:space="preserve"> S_mới + be + V3/ed + (by O_mới)</w:t>
+      </w:r>
+    </w:p>
+    <w:p>
+      <w:pPr>
+        <w:pStyle w:val="Heading2"/>
+        <w:spacing w:before="240"/>
+        <w:rPr>
+          <w:rFonts w:ascii="Times New Roman" w:hAnsi="Times New Roman" w:cs="Times New Roman"/>
+          <w:b/>
+          <w:color w:val="auto"/>
+          <w:sz w:val="24"/>
+        </w:rPr>
+      </w:pPr>
+      <w:r>
+        <w:rPr>
+          <w:rFonts w:ascii="Times New Roman" w:hAnsi="Times New Roman" w:cs="Times New Roman"/>
+          <w:b/>
+          <w:color w:val="auto"/>
+          <w:sz w:val="24"/>
+        </w:rPr>
+        <w:t>3. QUY TRÌNH 4 BƯỚC CHUYỂN ĐỔI</w:t>
       </w:r>
     </w:p>
     <w:p>
       <w:pPr>
         <w:keepNext/>
         <w:tabs>
-          <w:tab w:val="left" w:pos="3237"/>
-          <w:tab w:val="left" w:pos="4797"/>
-          <w:tab w:val="left" w:pos="6357"/>
+          <w:tab w:val="left" w:pos="6600"/>
         </w:tabs>
-        <w:spacing w:before="80" w:after="0" w:line="240" w:lineRule="auto"/>
-        <w:ind w:left="1677"/>
+        <w:spacing w:before="80" w:after="0" w:line="480" w:lineRule="auto"/>
         <w:rPr>
           <w:b/>
           <w:sz w:val="24"/>
@@ -194,15 +249,15 @@
               <wp:anchor distT="0" distB="0" distL="114300" distR="114300" simplePos="0" relativeHeight="251659264" behindDoc="0" locked="0" layoutInCell="1" allowOverlap="1">
                 <wp:simplePos x="0" y="0"/>
                 <wp:positionH relativeFrom="margin">
-                  <wp:posOffset>988695</wp:posOffset>
+                  <wp:posOffset>-76200</wp:posOffset>
                 </wp:positionH>
                 <wp:positionV relativeFrom="paragraph">
                   <wp:posOffset>-76200</wp:posOffset>
                 </wp:positionV>
-                <wp:extent cx="3962400" cy="558800"/>
-                <wp:effectExtent l="0" t="0" r="19050" b="12700"/>
+                <wp:extent cx="6092190" cy="355600"/>
+                <wp:effectExtent l="0" t="0" r="22860" b="25400"/>
                 <wp:wrapNone/>
-                <wp:docPr id="203945699" name="Rectangle: Rounded Corners 1"/>
+                <wp:docPr id="114294715" name="Rectangle: Rounded Corners 1"/>
                 <wp:cNvGraphicFramePr/>
                 <a:graphic xmlns:a="http://schemas.openxmlformats.org/drawingml/2006/main">
                   <a:graphicData uri="http://schemas.microsoft.com/office/word/2010/wordprocessingShape">
@@ -211,7 +266,7 @@
                       <wps:spPr>
                         <a:xfrm>
                           <a:off x="0" y="0"/>
-                          <a:ext cx="3962400" cy="558800"/>
+                          <a:ext cx="6092190" cy="355600"/>
                         </a:xfrm>
                         <a:prstGeom prst="roundRect">
                           <a:avLst/>
@@ -265,7 +320,7 @@
           </mc:Choice>
           <mc:Fallback>
             <w:pict>
-              <v:roundrect w14:anchorId="7E4AEFC0" id="Rectangle: Rounded Corners 1" o:spid="_x0000_s1026" style="position:absolute;margin-left:77.85pt;margin-top:-6pt;width:312pt;height:44pt;z-index:251659264;visibility:visible;mso-wrap-style:square;mso-wrap-distance-left:9pt;mso-wrap-distance-top:0;mso-wrap-distance-right:9pt;mso-wrap-distance-bottom:0;mso-position-horizontal:absolute;mso-position-horizontal-relative:margin;mso-position-vertical:absolute;mso-position-vertical-relative:text;v-text-anchor:middle" arcsize="10923f" o:gfxdata="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" filled="f" fillcolor="#156082 [3204]" strokeweight="1pt">
+              <v:roundrect w14:anchorId="3176B90E" id="Rectangle: Rounded Corners 1" o:spid="_x0000_s1026" style="position:absolute;margin-left:-6pt;margin-top:-6pt;width:479.7pt;height:28pt;z-index:251659264;visibility:visible;mso-wrap-style:square;mso-wrap-distance-left:9pt;mso-wrap-distance-top:0;mso-wrap-distance-right:9pt;mso-wrap-distance-bottom:0;mso-position-horizontal:absolute;mso-position-horizontal-relative:margin;mso-position-vertical:absolute;mso-position-vertical-relative:text;v-text-anchor:middle" arcsize="10923f" o:gfxdata="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" filled="f" fillcolor="#156082 [3204]" strokeweight="1pt">
                 <v:stroke joinstyle="miter"/>
                 <w10:wrap anchorx="margin"/>
               </v:roundrect>
@@ -278,7 +333,7 @@
           <w:b/>
           <w:sz w:val="24"/>
         </w:rPr>
-        <w:t>kinds</w:t>
+        <w:t>**S (Active)** ===&gt; **V** ===&gt; **O**</w:t>
       </w:r>
       <w:r>
         <w:rPr>
@@ -291,103 +346,13 @@
           <w:b/>
           <w:sz w:val="24"/>
         </w:rPr>
-        <w:t>classify</w:t>
-      </w:r>
-      <w:r>
-        <w:rPr>
-          <w:sz w:val="24"/>
-        </w:rPr>
-        <w:tab/>
-      </w:r>
-      <w:r>
-        <w:rPr>
-          <w:b/>
-          <w:sz w:val="24"/>
-        </w:rPr>
-        <w:t>books</w:t>
-      </w:r>
-      <w:r>
-        <w:rPr>
-          <w:sz w:val="24"/>
-        </w:rPr>
-        <w:tab/>
-      </w:r>
-      <w:r>
-        <w:rPr>
-          <w:b/>
-          <w:sz w:val="24"/>
-        </w:rPr>
-        <w:t>near</w:t>
-      </w:r>
-    </w:p>
-    <w:p>
-      <w:pPr>
-        <w:keepNext/>
+        <w:t>**by O (Passive)** &lt;=== **be + V3/ed** &lt;=== **S_mới**</w:t>
+      </w:r>
+    </w:p>
+    <w:p>
+      <w:pPr>
         <w:tabs>
-          <w:tab w:val="left" w:pos="3237"/>
-          <w:tab w:val="left" w:pos="4797"/>
-          <w:tab w:val="left" w:pos="6357"/>
-        </w:tabs>
-        <w:spacing w:before="80" w:after="0" w:line="480" w:lineRule="auto"/>
-        <w:ind w:left="1677"/>
-        <w:rPr>
-          <w:b/>
-          <w:sz w:val="24"/>
-        </w:rPr>
-      </w:pPr>
-      <w:r>
-        <w:rPr>
-          <w:b/>
-          <w:sz w:val="24"/>
-        </w:rPr>
-        <w:t>name</w:t>
-      </w:r>
-      <w:r>
-        <w:rPr>
-          <w:sz w:val="24"/>
-        </w:rPr>
-        <w:tab/>
-      </w:r>
-      <w:r>
-        <w:rPr>
-          <w:b/>
-          <w:sz w:val="24"/>
-        </w:rPr>
-        <w:t>collection</w:t>
-      </w:r>
-      <w:r>
-        <w:rPr>
-          <w:sz w:val="24"/>
-        </w:rPr>
-        <w:tab/>
-      </w:r>
-      <w:r>
-        <w:rPr>
-          <w:b/>
-          <w:sz w:val="24"/>
-        </w:rPr>
-        <w:t>clean</w:t>
-      </w:r>
-      <w:r>
-        <w:rPr>
-          <w:sz w:val="24"/>
-        </w:rPr>
-        <w:tab/>
-      </w:r>
-      <w:r>
-        <w:rPr>
-          <w:b/>
-          <w:sz w:val="24"/>
-        </w:rPr>
-        <w:t>immediately</w:t>
-      </w:r>
-    </w:p>
-    <w:p>
-      <w:pPr>
-        <w:tabs>
-          <w:tab w:val="left" w:pos="3237"/>
-          <w:tab w:val="left" w:pos="4797"/>
-          <w:tab w:val="left" w:pos="6357"/>
+          <w:tab w:val="left" w:pos="6600"/>
         </w:tabs>
         <w:spacing w:before="120" w:after="80" w:line="480" w:lineRule="auto"/>
         <w:rPr>
@@ -398,15 +363,52 @@
         <w:rPr>
           <w:sz w:val="24"/>
         </w:rPr>
-        <w:t>Collecting (1) ___________ is my favourite hobby. I started my hobby five years ago. The first item in my (2) ___________ is a book about Doraemon. And now I have a lot of books of all (3) ___________: comics, children's, history, science, detective, adventure, etc.</w:t>
+        <w:t xml:space="preserve">1. </w:t>
+      </w:r>
+      <w:r>
+        <w:rPr>
+          <w:b/>
+          <w:sz w:val="24"/>
+        </w:rPr>
+        <w:t>Bước 1:</w:t>
+      </w:r>
+      <w:r>
+        <w:rPr>
+          <w:sz w:val="24"/>
+        </w:rPr>
+        <w:t xml:space="preserve"> Lấy tân ngữ (</w:t>
+      </w:r>
+      <w:r>
+        <w:rPr>
+          <w:b/>
+          <w:sz w:val="24"/>
+        </w:rPr>
+        <w:t>O</w:t>
+      </w:r>
+      <w:r>
+        <w:rPr>
+          <w:sz w:val="24"/>
+        </w:rPr>
+        <w:t>) của câu chủ động làm chủ ngữ mới (</w:t>
+      </w:r>
+      <w:r>
+        <w:rPr>
+          <w:b/>
+          <w:sz w:val="24"/>
+        </w:rPr>
+        <w:t>S_mới</w:t>
+      </w:r>
+      <w:r>
+        <w:rPr>
+          <w:sz w:val="24"/>
+        </w:rPr>
+        <w:t>) cho câu bị động.</w:t>
       </w:r>
     </w:p>
     <w:p>
       <w:pPr>
         <w:tabs>
-          <w:tab w:val="left" w:pos="3237"/>
-          <w:tab w:val="left" w:pos="4797"/>
-          <w:tab w:val="left" w:pos="6357"/>
+          <w:tab w:val="left" w:pos="6600"/>
         </w:tabs>
         <w:spacing w:before="120" w:after="80" w:line="480" w:lineRule="auto"/>
         <w:rPr>
@@ -417,571 +419,8125 @@
         <w:rPr>
           <w:sz w:val="24"/>
         </w:rPr>
-        <w:t>Whenever I find an interesting book I buy it (4) ___________. I usually buy books in the bookstores (5) ___________ my school and my house. Sometimes my relatives and my friends give me books as a gift. I (6) ___________ my books into different categories and put each category in one corner of my bookshelf with a (7) ___________ tag on it. It takes all my free time to keep everything (8) ___________ and dusted. It keeps me amused for hours, too.</w:t>
+        <w:t xml:space="preserve">2. </w:t>
+      </w:r>
+      <w:r>
+        <w:rPr>
+          <w:b/>
+          <w:sz w:val="24"/>
+        </w:rPr>
+        <w:t>Bước 2:</w:t>
+      </w:r>
+      <w:r>
+        <w:rPr>
+          <w:sz w:val="24"/>
+        </w:rPr>
+        <w:t xml:space="preserve"> Xác định thì của động từ trong câu chủ động để chia động từ </w:t>
+      </w:r>
+      <w:r>
+        <w:rPr>
+          <w:b/>
+          <w:sz w:val="24"/>
+        </w:rPr>
+        <w:t>"to be"</w:t>
+      </w:r>
+      <w:r>
+        <w:rPr>
+          <w:sz w:val="24"/>
+        </w:rPr>
+        <w:t xml:space="preserve"> phù hợp với chủ ngữ mới.</w:t>
       </w:r>
     </w:p>
     <w:p>
       <w:pPr>
         <w:tabs>
-          <w:tab w:val="left" w:pos="3237"/>
-          <w:tab w:val="left" w:pos="4797"/>
-          <w:tab w:val="left" w:pos="6357"/>
+          <w:tab w:val="left" w:pos="6600"/>
         </w:tabs>
         <w:spacing w:before="120" w:after="80" w:line="480" w:lineRule="auto"/>
         <w:rPr>
+          <w:sz w:val="24"/>
+        </w:rPr>
+      </w:pPr>
+      <w:r>
+        <w:rPr>
+          <w:sz w:val="24"/>
+        </w:rPr>
+        <w:t xml:space="preserve">3. </w:t>
+      </w:r>
+      <w:r>
+        <w:rPr>
           <w:b/>
           <w:sz w:val="24"/>
         </w:rPr>
-      </w:pPr>
+        <w:t>Bước 3:</w:t>
+      </w:r>
+      <w:r>
+        <w:rPr>
+          <w:sz w:val="24"/>
+        </w:rPr>
+        <w:t xml:space="preserve"> Chuyển động từ chính (</w:t>
+      </w:r>
       <w:r>
         <w:rPr>
           <w:b/>
           <w:sz w:val="24"/>
         </w:rPr>
-        <w:t>II. Read the text carefully, then do the tasks.</w:t>
+        <w:t>V</w:t>
+      </w:r>
+      <w:r>
+        <w:rPr>
+          <w:sz w:val="24"/>
+        </w:rPr>
+        <w:t xml:space="preserve">) về dạng </w:t>
+      </w:r>
+      <w:r>
+        <w:rPr>
+          <w:b/>
+          <w:sz w:val="24"/>
+        </w:rPr>
+        <w:t>Quá khứ phân từ (V3 / V-ed)</w:t>
+      </w:r>
+      <w:r>
+        <w:rPr>
+          <w:sz w:val="24"/>
+        </w:rPr>
+        <w:t>.</w:t>
       </w:r>
     </w:p>
     <w:p>
       <w:pPr>
         <w:tabs>
-          <w:tab w:val="left" w:pos="3237"/>
-          <w:tab w:val="left" w:pos="4797"/>
-          <w:tab w:val="left" w:pos="6357"/>
+          <w:tab w:val="left" w:pos="6600"/>
         </w:tabs>
-        <w:spacing w:after="80" w:line="480" w:lineRule="auto"/>
+        <w:spacing w:before="120" w:after="80" w:line="480" w:lineRule="auto"/>
+        <w:rPr>
+          <w:sz w:val="24"/>
+        </w:rPr>
+      </w:pPr>
+      <w:r>
+        <w:rPr>
+          <w:sz w:val="24"/>
+        </w:rPr>
+        <w:t xml:space="preserve">4. </w:t>
+      </w:r>
+      <w:r>
+        <w:rPr>
+          <w:b/>
+          <w:sz w:val="24"/>
+        </w:rPr>
+        <w:t>Bước 4:</w:t>
+      </w:r>
+      <w:r>
+        <w:rPr>
+          <w:sz w:val="24"/>
+        </w:rPr>
+        <w:t xml:space="preserve"> Chuyển chủ ngữ (</w:t>
+      </w:r>
+      <w:r>
+        <w:rPr>
+          <w:b/>
+          <w:sz w:val="24"/>
+        </w:rPr>
+        <w:t>S</w:t>
+      </w:r>
+      <w:r>
+        <w:rPr>
+          <w:sz w:val="24"/>
+        </w:rPr>
+        <w:t xml:space="preserve">) của câu chủ động thành tân ngữ đứng sau giới từ </w:t>
+      </w:r>
+      <w:r>
+        <w:rPr>
+          <w:b/>
+          <w:sz w:val="24"/>
+        </w:rPr>
+        <w:t>"by"</w:t>
+      </w:r>
+      <w:r>
+        <w:rPr>
+          <w:sz w:val="24"/>
+        </w:rPr>
+        <w:t xml:space="preserve"> (</w:t>
+      </w:r>
+      <w:r>
+        <w:rPr>
+          <w:b/>
+          <w:sz w:val="24"/>
+        </w:rPr>
+        <w:t>by O_mới</w:t>
+      </w:r>
+      <w:r>
+        <w:rPr>
+          <w:sz w:val="24"/>
+        </w:rPr>
+        <w:t>).</w:t>
+      </w:r>
+    </w:p>
+    <w:p>
+      <w:pPr>
+        <w:pStyle w:val="Heading1"/>
+        <w:spacing w:before="280" w:after="120"/>
+        <w:rPr>
+          <w:rFonts w:ascii="Times New Roman" w:hAnsi="Times New Roman" w:cs="Times New Roman"/>
+          <w:b/>
+          <w:color w:val="auto"/>
+          <w:sz w:val="24"/>
+        </w:rPr>
+      </w:pPr>
+      <w:r>
+        <w:rPr>
+          <w:rFonts w:ascii="Times New Roman" w:hAnsi="Times New Roman" w:cs="Times New Roman"/>
+          <w:b/>
+          <w:color w:val="auto"/>
+          <w:sz w:val="24"/>
+        </w:rPr>
+        <w:t>II. BẢNG CÔNG THỨC BỊ ĐỘNG THEO CÁC THÌ CƠ BẢN</w:t>
+      </w:r>
+    </w:p>
+    <w:tbl>
+      <w:tblPr>
+        <w:tblW w:w="0" w:type="auto"/>
+        <w:jc w:val="center"/>
+        <w:tblBorders>
+          <w:top w:val="single" w:sz="8" w:space="0" w:color="000000"/>
+          <w:left w:val="single" w:sz="8" w:space="0" w:color="000000"/>
+          <w:bottom w:val="single" w:sz="8" w:space="0" w:color="000000"/>
+          <w:right w:val="single" w:sz="8" w:space="0" w:color="000000"/>
+          <w:insideH w:val="single" w:sz="8" w:space="0" w:color="000000"/>
+          <w:insideV w:val="single" w:sz="8" w:space="0" w:color="000000"/>
+        </w:tblBorders>
+        <w:tblCellMar>
+          <w:top w:w="85" w:type="dxa"/>
+          <w:left w:w="142" w:type="dxa"/>
+          <w:bottom w:w="85" w:type="dxa"/>
+          <w:right w:w="142" w:type="dxa"/>
+        </w:tblCellMar>
+        <w:tblLook w:val="0000" w:firstRow="0" w:lastRow="0" w:firstColumn="0" w:lastColumn="0" w:noHBand="0" w:noVBand="0"/>
+      </w:tblPr>
+      <w:tblGrid>
+        <w:gridCol w:w="739"/>
+        <w:gridCol w:w="1795"/>
+        <w:gridCol w:w="1486"/>
+        <w:gridCol w:w="1674"/>
+        <w:gridCol w:w="3642"/>
+      </w:tblGrid>
+      <w:tr>
+        <w:trPr>
+          <w:jc w:val="center"/>
+        </w:trPr>
+        <w:tc>
+          <w:tcPr>
+            <w:tcW w:w="0" w:type="auto"/>
+            <w:vAlign w:val="center"/>
+          </w:tcPr>
+          <w:p>
+            <w:pPr>
+              <w:spacing w:before="40" w:after="40"/>
+              <w:jc w:val="center"/>
+              <w:rPr>
+                <w:b/>
+                <w:sz w:val="24"/>
+              </w:rPr>
+            </w:pPr>
+            <w:r>
+              <w:rPr>
+                <w:b/>
+                <w:sz w:val="24"/>
+              </w:rPr>
+              <w:t>STT</w:t>
+            </w:r>
+          </w:p>
+        </w:tc>
+        <w:tc>
+          <w:tcPr>
+            <w:tcW w:w="0" w:type="auto"/>
+            <w:vAlign w:val="center"/>
+          </w:tcPr>
+          <w:p>
+            <w:pPr>
+              <w:spacing w:before="40" w:after="40"/>
+              <w:jc w:val="center"/>
+              <w:rPr>
+                <w:b/>
+                <w:sz w:val="24"/>
+              </w:rPr>
+            </w:pPr>
+            <w:r>
+              <w:rPr>
+                <w:b/>
+                <w:sz w:val="24"/>
+              </w:rPr>
+              <w:t>Thì / Cấu trúc</w:t>
+            </w:r>
+          </w:p>
+        </w:tc>
+        <w:tc>
+          <w:tcPr>
+            <w:tcW w:w="0" w:type="auto"/>
+            <w:vAlign w:val="center"/>
+          </w:tcPr>
+          <w:p>
+            <w:pPr>
+              <w:spacing w:before="40" w:after="40"/>
+              <w:jc w:val="center"/>
+              <w:rPr>
+                <w:b/>
+                <w:sz w:val="24"/>
+              </w:rPr>
+            </w:pPr>
+            <w:r>
+              <w:rPr>
+                <w:b/>
+                <w:sz w:val="24"/>
+              </w:rPr>
+              <w:t>Công thức Chủ động (Active)</w:t>
+            </w:r>
+          </w:p>
+        </w:tc>
+        <w:tc>
+          <w:tcPr>
+            <w:tcW w:w="0" w:type="auto"/>
+            <w:vAlign w:val="center"/>
+          </w:tcPr>
+          <w:p>
+            <w:pPr>
+              <w:spacing w:before="40" w:after="40"/>
+              <w:jc w:val="center"/>
+              <w:rPr>
+                <w:b/>
+                <w:sz w:val="24"/>
+              </w:rPr>
+            </w:pPr>
+            <w:r>
+              <w:rPr>
+                <w:b/>
+                <w:sz w:val="24"/>
+              </w:rPr>
+              <w:t>Công thức Bị động (Passive)</w:t>
+            </w:r>
+          </w:p>
+        </w:tc>
+        <w:tc>
+          <w:tcPr>
+            <w:tcW w:w="0" w:type="auto"/>
+            <w:vAlign w:val="center"/>
+          </w:tcPr>
+          <w:p>
+            <w:pPr>
+              <w:spacing w:before="40" w:after="40"/>
+              <w:jc w:val="center"/>
+              <w:rPr>
+                <w:b/>
+                <w:sz w:val="24"/>
+              </w:rPr>
+            </w:pPr>
+            <w:r>
+              <w:rPr>
+                <w:b/>
+                <w:sz w:val="24"/>
+              </w:rPr>
+              <w:t>Ví dụ minh họa</w:t>
+            </w:r>
+          </w:p>
+        </w:tc>
+      </w:tr>
+      <w:tr>
+        <w:trPr>
+          <w:jc w:val="center"/>
+        </w:trPr>
+        <w:tc>
+          <w:tcPr>
+            <w:tcW w:w="0" w:type="auto"/>
+            <w:vAlign w:val="center"/>
+          </w:tcPr>
+          <w:p>
+            <w:pPr>
+              <w:spacing w:before="40" w:after="40"/>
+              <w:rPr>
+                <w:sz w:val="24"/>
+              </w:rPr>
+            </w:pPr>
+            <w:r>
+              <w:rPr>
+                <w:sz w:val="24"/>
+              </w:rPr>
+              <w:t>1</w:t>
+            </w:r>
+          </w:p>
+        </w:tc>
+        <w:tc>
+          <w:tcPr>
+            <w:tcW w:w="0" w:type="auto"/>
+            <w:vAlign w:val="center"/>
+          </w:tcPr>
+          <w:p>
+            <w:pPr>
+              <w:spacing w:before="40" w:after="40"/>
+              <w:rPr>
+                <w:i/>
+                <w:sz w:val="24"/>
+              </w:rPr>
+            </w:pPr>
+            <w:r>
+              <w:rPr>
+                <w:b/>
+                <w:sz w:val="24"/>
+              </w:rPr>
+              <w:t>Hiện tại đơn</w:t>
+            </w:r>
+            <w:r>
+              <w:rPr>
+                <w:sz w:val="24"/>
+              </w:rPr>
+              <w:t xml:space="preserve"> </w:t>
+            </w:r>
+            <w:r>
+              <w:rPr>
+                <w:i/>
+                <w:sz w:val="24"/>
+              </w:rPr>
+              <w:t>(Present Simple)</w:t>
+            </w:r>
+          </w:p>
+        </w:tc>
+        <w:tc>
+          <w:tcPr>
+            <w:tcW w:w="0" w:type="auto"/>
+            <w:vAlign w:val="center"/>
+          </w:tcPr>
+          <w:p>
+            <w:pPr>
+              <w:spacing w:before="40" w:after="40"/>
+              <w:rPr>
+                <w:b/>
+                <w:sz w:val="24"/>
+              </w:rPr>
+            </w:pPr>
+            <w:r>
+              <w:rPr>
+                <w:b/>
+                <w:sz w:val="24"/>
+              </w:rPr>
+              <w:t>S + V(s/es) + O</w:t>
+            </w:r>
+          </w:p>
+        </w:tc>
+        <w:tc>
+          <w:tcPr>
+            <w:tcW w:w="0" w:type="auto"/>
+            <w:vAlign w:val="center"/>
+          </w:tcPr>
+          <w:p>
+            <w:pPr>
+              <w:spacing w:before="40" w:after="40"/>
+              <w:rPr>
+                <w:b/>
+                <w:sz w:val="24"/>
+              </w:rPr>
+            </w:pPr>
+            <w:r>
+              <w:rPr>
+                <w:b/>
+                <w:sz w:val="24"/>
+              </w:rPr>
+              <w:t>S + am / is / are + V3/ed + (by O)</w:t>
+            </w:r>
+          </w:p>
+        </w:tc>
+        <w:tc>
+          <w:tcPr>
+            <w:tcW w:w="0" w:type="auto"/>
+            <w:vAlign w:val="center"/>
+          </w:tcPr>
+          <w:p>
+            <w:pPr>
+              <w:spacing w:before="40" w:after="40"/>
+              <w:rPr>
+                <w:sz w:val="24"/>
+              </w:rPr>
+            </w:pPr>
+            <w:r>
+              <w:rPr>
+                <w:b/>
+                <w:sz w:val="24"/>
+              </w:rPr>
+              <w:t>Active:</w:t>
+            </w:r>
+            <w:r>
+              <w:rPr>
+                <w:sz w:val="24"/>
+              </w:rPr>
+              <w:t xml:space="preserve"> Artisans make pottery here.&lt;br&gt;</w:t>
+            </w:r>
+            <w:r>
+              <w:rPr>
+                <w:b/>
+                <w:sz w:val="24"/>
+              </w:rPr>
+              <w:t>Passive:</w:t>
+            </w:r>
+            <w:r>
+              <w:rPr>
+                <w:sz w:val="24"/>
+              </w:rPr>
+              <w:t xml:space="preserve"> Pottery is made here by artisans.</w:t>
+            </w:r>
+          </w:p>
+        </w:tc>
+      </w:tr>
+      <w:tr>
+        <w:trPr>
+          <w:jc w:val="center"/>
+        </w:trPr>
+        <w:tc>
+          <w:tcPr>
+            <w:tcW w:w="0" w:type="auto"/>
+            <w:vAlign w:val="center"/>
+          </w:tcPr>
+          <w:p>
+            <w:pPr>
+              <w:spacing w:before="40" w:after="40"/>
+              <w:rPr>
+                <w:sz w:val="24"/>
+              </w:rPr>
+            </w:pPr>
+            <w:r>
+              <w:rPr>
+                <w:sz w:val="24"/>
+              </w:rPr>
+              <w:t>2</w:t>
+            </w:r>
+          </w:p>
+        </w:tc>
+        <w:tc>
+          <w:tcPr>
+            <w:tcW w:w="0" w:type="auto"/>
+            <w:vAlign w:val="center"/>
+          </w:tcPr>
+          <w:p>
+            <w:pPr>
+              <w:spacing w:before="40" w:after="40"/>
+              <w:rPr>
+                <w:i/>
+                <w:sz w:val="24"/>
+              </w:rPr>
+            </w:pPr>
+            <w:r>
+              <w:rPr>
+                <w:b/>
+                <w:sz w:val="24"/>
+              </w:rPr>
+              <w:t>Hiện tại tiếp diễn</w:t>
+            </w:r>
+            <w:r>
+              <w:rPr>
+                <w:sz w:val="24"/>
+              </w:rPr>
+              <w:t xml:space="preserve"> </w:t>
+            </w:r>
+            <w:r>
+              <w:rPr>
+                <w:i/>
+                <w:sz w:val="24"/>
+              </w:rPr>
+              <w:t>(Present Continuous)</w:t>
+            </w:r>
+          </w:p>
+        </w:tc>
+        <w:tc>
+          <w:tcPr>
+            <w:tcW w:w="0" w:type="auto"/>
+            <w:vAlign w:val="center"/>
+          </w:tcPr>
+          <w:p>
+            <w:pPr>
+              <w:spacing w:before="40" w:after="40"/>
+              <w:rPr>
+                <w:b/>
+                <w:sz w:val="24"/>
+              </w:rPr>
+            </w:pPr>
+            <w:r>
+              <w:rPr>
+                <w:b/>
+                <w:sz w:val="24"/>
+              </w:rPr>
+              <w:t>S + am / is / are + V-ing + O</w:t>
+            </w:r>
+          </w:p>
+        </w:tc>
+        <w:tc>
+          <w:tcPr>
+            <w:tcW w:w="0" w:type="auto"/>
+            <w:vAlign w:val="center"/>
+          </w:tcPr>
+          <w:p>
+            <w:pPr>
+              <w:spacing w:before="40" w:after="40"/>
+              <w:rPr>
+                <w:b/>
+                <w:sz w:val="24"/>
+              </w:rPr>
+            </w:pPr>
+            <w:r>
+              <w:rPr>
+                <w:b/>
+                <w:sz w:val="24"/>
+              </w:rPr>
+              <w:t xml:space="preserve">S + am / is / are + being + </w:t>
+            </w:r>
+            <w:r>
+              <w:rPr>
+                <w:b/>
+                <w:sz w:val="24"/>
+              </w:rPr>
+              <w:lastRenderedPageBreak/>
+              <w:t>V3/ed + (by O)</w:t>
+            </w:r>
+          </w:p>
+        </w:tc>
+        <w:tc>
+          <w:tcPr>
+            <w:tcW w:w="0" w:type="auto"/>
+            <w:vAlign w:val="center"/>
+          </w:tcPr>
+          <w:p>
+            <w:pPr>
+              <w:spacing w:before="40" w:after="40"/>
+              <w:rPr>
+                <w:sz w:val="24"/>
+              </w:rPr>
+            </w:pPr>
+            <w:r>
+              <w:rPr>
+                <w:b/>
+                <w:sz w:val="24"/>
+              </w:rPr>
+              <w:lastRenderedPageBreak/>
+              <w:t>Active:</w:t>
+            </w:r>
+            <w:r>
+              <w:rPr>
+                <w:sz w:val="24"/>
+              </w:rPr>
+              <w:t xml:space="preserve"> They are building a new metro station.&lt;br&gt;</w:t>
+            </w:r>
+            <w:r>
+              <w:rPr>
+                <w:b/>
+                <w:sz w:val="24"/>
+              </w:rPr>
+              <w:t>Passive:</w:t>
+            </w:r>
+            <w:r>
+              <w:rPr>
+                <w:sz w:val="24"/>
+              </w:rPr>
+              <w:t xml:space="preserve"> A new metro station is being built.</w:t>
+            </w:r>
+          </w:p>
+        </w:tc>
+      </w:tr>
+      <w:tr>
+        <w:trPr>
+          <w:jc w:val="center"/>
+        </w:trPr>
+        <w:tc>
+          <w:tcPr>
+            <w:tcW w:w="0" w:type="auto"/>
+            <w:vAlign w:val="center"/>
+          </w:tcPr>
+          <w:p>
+            <w:pPr>
+              <w:spacing w:before="40" w:after="40"/>
+              <w:rPr>
+                <w:sz w:val="24"/>
+              </w:rPr>
+            </w:pPr>
+            <w:r>
+              <w:rPr>
+                <w:sz w:val="24"/>
+              </w:rPr>
+              <w:t>3</w:t>
+            </w:r>
+          </w:p>
+        </w:tc>
+        <w:tc>
+          <w:tcPr>
+            <w:tcW w:w="0" w:type="auto"/>
+            <w:vAlign w:val="center"/>
+          </w:tcPr>
+          <w:p>
+            <w:pPr>
+              <w:spacing w:before="40" w:after="40"/>
+              <w:rPr>
+                <w:i/>
+                <w:sz w:val="24"/>
+              </w:rPr>
+            </w:pPr>
+            <w:r>
+              <w:rPr>
+                <w:b/>
+                <w:sz w:val="24"/>
+              </w:rPr>
+              <w:t>Hiện tại hoàn thành</w:t>
+            </w:r>
+            <w:r>
+              <w:rPr>
+                <w:sz w:val="24"/>
+              </w:rPr>
+              <w:t xml:space="preserve"> </w:t>
+            </w:r>
+            <w:r>
+              <w:rPr>
+                <w:i/>
+                <w:sz w:val="24"/>
+              </w:rPr>
+              <w:t>(Present Perfect)</w:t>
+            </w:r>
+          </w:p>
+        </w:tc>
+        <w:tc>
+          <w:tcPr>
+            <w:tcW w:w="0" w:type="auto"/>
+            <w:vAlign w:val="center"/>
+          </w:tcPr>
+          <w:p>
+            <w:pPr>
+              <w:spacing w:before="40" w:after="40"/>
+              <w:rPr>
+                <w:b/>
+                <w:sz w:val="24"/>
+              </w:rPr>
+            </w:pPr>
+            <w:r>
+              <w:rPr>
+                <w:b/>
+                <w:sz w:val="24"/>
+              </w:rPr>
+              <w:t>S + have / has + V3/ed + O</w:t>
+            </w:r>
+          </w:p>
+        </w:tc>
+        <w:tc>
+          <w:tcPr>
+            <w:tcW w:w="0" w:type="auto"/>
+            <w:vAlign w:val="center"/>
+          </w:tcPr>
+          <w:p>
+            <w:pPr>
+              <w:spacing w:before="40" w:after="40"/>
+              <w:rPr>
+                <w:b/>
+                <w:sz w:val="24"/>
+              </w:rPr>
+            </w:pPr>
+            <w:r>
+              <w:rPr>
+                <w:b/>
+                <w:sz w:val="24"/>
+              </w:rPr>
+              <w:t>S + have / has + been + V3/ed + (by O)</w:t>
+            </w:r>
+          </w:p>
+        </w:tc>
+        <w:tc>
+          <w:tcPr>
+            <w:tcW w:w="0" w:type="auto"/>
+            <w:vAlign w:val="center"/>
+          </w:tcPr>
+          <w:p>
+            <w:pPr>
+              <w:spacing w:before="40" w:after="40"/>
+              <w:rPr>
+                <w:sz w:val="24"/>
+              </w:rPr>
+            </w:pPr>
+            <w:r>
+              <w:rPr>
+                <w:b/>
+                <w:sz w:val="24"/>
+              </w:rPr>
+              <w:t>Active:</w:t>
+            </w:r>
+            <w:r>
+              <w:rPr>
+                <w:sz w:val="24"/>
+              </w:rPr>
+              <w:t xml:space="preserve"> He has completed the study schedule.&lt;br&gt;</w:t>
+            </w:r>
+            <w:r>
+              <w:rPr>
+                <w:b/>
+                <w:sz w:val="24"/>
+              </w:rPr>
+              <w:t>Passive:</w:t>
+            </w:r>
+            <w:r>
+              <w:rPr>
+                <w:sz w:val="24"/>
+              </w:rPr>
+              <w:t xml:space="preserve"> The study schedule has been completed.</w:t>
+            </w:r>
+          </w:p>
+        </w:tc>
+      </w:tr>
+      <w:tr>
+        <w:trPr>
+          <w:jc w:val="center"/>
+        </w:trPr>
+        <w:tc>
+          <w:tcPr>
+            <w:tcW w:w="0" w:type="auto"/>
+            <w:vAlign w:val="center"/>
+          </w:tcPr>
+          <w:p>
+            <w:pPr>
+              <w:spacing w:before="40" w:after="40"/>
+              <w:rPr>
+                <w:sz w:val="24"/>
+              </w:rPr>
+            </w:pPr>
+            <w:r>
+              <w:rPr>
+                <w:sz w:val="24"/>
+              </w:rPr>
+              <w:t>4</w:t>
+            </w:r>
+          </w:p>
+        </w:tc>
+        <w:tc>
+          <w:tcPr>
+            <w:tcW w:w="0" w:type="auto"/>
+            <w:vAlign w:val="center"/>
+          </w:tcPr>
+          <w:p>
+            <w:pPr>
+              <w:spacing w:before="40" w:after="40"/>
+              <w:rPr>
+                <w:i/>
+                <w:sz w:val="24"/>
+              </w:rPr>
+            </w:pPr>
+            <w:r>
+              <w:rPr>
+                <w:b/>
+                <w:sz w:val="24"/>
+              </w:rPr>
+              <w:t>Quá khứ đơn</w:t>
+            </w:r>
+            <w:r>
+              <w:rPr>
+                <w:sz w:val="24"/>
+              </w:rPr>
+              <w:t xml:space="preserve"> </w:t>
+            </w:r>
+            <w:r>
+              <w:rPr>
+                <w:i/>
+                <w:sz w:val="24"/>
+              </w:rPr>
+              <w:t>(Past Simple)</w:t>
+            </w:r>
+          </w:p>
+        </w:tc>
+        <w:tc>
+          <w:tcPr>
+            <w:tcW w:w="0" w:type="auto"/>
+            <w:vAlign w:val="center"/>
+          </w:tcPr>
+          <w:p>
+            <w:pPr>
+              <w:spacing w:before="40" w:after="40"/>
+              <w:rPr>
+                <w:b/>
+                <w:sz w:val="24"/>
+              </w:rPr>
+            </w:pPr>
+            <w:r>
+              <w:rPr>
+                <w:b/>
+                <w:sz w:val="24"/>
+              </w:rPr>
+              <w:t>S + V2/ed + O</w:t>
+            </w:r>
+          </w:p>
+        </w:tc>
+        <w:tc>
+          <w:tcPr>
+            <w:tcW w:w="0" w:type="auto"/>
+            <w:vAlign w:val="center"/>
+          </w:tcPr>
+          <w:p>
+            <w:pPr>
+              <w:spacing w:before="40" w:after="40"/>
+              <w:rPr>
+                <w:b/>
+                <w:sz w:val="24"/>
+              </w:rPr>
+            </w:pPr>
+            <w:r>
+              <w:rPr>
+                <w:b/>
+                <w:sz w:val="24"/>
+              </w:rPr>
+              <w:t>S + was / were + V3/ed + (by O)</w:t>
+            </w:r>
+          </w:p>
+        </w:tc>
+        <w:tc>
+          <w:tcPr>
+            <w:tcW w:w="0" w:type="auto"/>
+            <w:vAlign w:val="center"/>
+          </w:tcPr>
+          <w:p>
+            <w:pPr>
+              <w:spacing w:before="40" w:after="40"/>
+              <w:rPr>
+                <w:sz w:val="24"/>
+              </w:rPr>
+            </w:pPr>
+            <w:r>
+              <w:rPr>
+                <w:b/>
+                <w:sz w:val="24"/>
+              </w:rPr>
+              <w:t>Active:</w:t>
+            </w:r>
+            <w:r>
+              <w:rPr>
+                <w:sz w:val="24"/>
+              </w:rPr>
+              <w:t xml:space="preserve"> The electrician repaired the wire yesterday.&lt;br&gt;</w:t>
+            </w:r>
+            <w:r>
+              <w:rPr>
+                <w:b/>
+                <w:sz w:val="24"/>
+              </w:rPr>
+              <w:t>Passive:</w:t>
+            </w:r>
+            <w:r>
+              <w:rPr>
+                <w:sz w:val="24"/>
+              </w:rPr>
+              <w:t xml:space="preserve"> The wire was repaired by the electrician yesterday.</w:t>
+            </w:r>
+          </w:p>
+        </w:tc>
+      </w:tr>
+      <w:tr>
+        <w:trPr>
+          <w:jc w:val="center"/>
+        </w:trPr>
+        <w:tc>
+          <w:tcPr>
+            <w:tcW w:w="0" w:type="auto"/>
+            <w:vAlign w:val="center"/>
+          </w:tcPr>
+          <w:p>
+            <w:pPr>
+              <w:spacing w:before="40" w:after="40"/>
+              <w:rPr>
+                <w:sz w:val="24"/>
+              </w:rPr>
+            </w:pPr>
+            <w:r>
+              <w:rPr>
+                <w:sz w:val="24"/>
+              </w:rPr>
+              <w:t>5</w:t>
+            </w:r>
+          </w:p>
+        </w:tc>
+        <w:tc>
+          <w:tcPr>
+            <w:tcW w:w="0" w:type="auto"/>
+            <w:vAlign w:val="center"/>
+          </w:tcPr>
+          <w:p>
+            <w:pPr>
+              <w:spacing w:before="40" w:after="40"/>
+              <w:rPr>
+                <w:i/>
+                <w:sz w:val="24"/>
+              </w:rPr>
+            </w:pPr>
+            <w:r>
+              <w:rPr>
+                <w:b/>
+                <w:sz w:val="24"/>
+              </w:rPr>
+              <w:t>Quá khứ tiếp diễn</w:t>
+            </w:r>
+            <w:r>
+              <w:rPr>
+                <w:sz w:val="24"/>
+              </w:rPr>
+              <w:t xml:space="preserve"> </w:t>
+            </w:r>
+            <w:r>
+              <w:rPr>
+                <w:i/>
+                <w:sz w:val="24"/>
+              </w:rPr>
+              <w:t>(Past Continuous)</w:t>
+            </w:r>
+          </w:p>
+        </w:tc>
+        <w:tc>
+          <w:tcPr>
+            <w:tcW w:w="0" w:type="auto"/>
+            <w:vAlign w:val="center"/>
+          </w:tcPr>
+          <w:p>
+            <w:pPr>
+              <w:spacing w:before="40" w:after="40"/>
+              <w:rPr>
+                <w:b/>
+                <w:sz w:val="24"/>
+              </w:rPr>
+            </w:pPr>
+            <w:r>
+              <w:rPr>
+                <w:b/>
+                <w:sz w:val="24"/>
+              </w:rPr>
+              <w:t>S + was / were + V-ing + O</w:t>
+            </w:r>
+          </w:p>
+        </w:tc>
+        <w:tc>
+          <w:tcPr>
+            <w:tcW w:w="0" w:type="auto"/>
+            <w:vAlign w:val="center"/>
+          </w:tcPr>
+          <w:p>
+            <w:pPr>
+              <w:spacing w:before="40" w:after="40"/>
+              <w:rPr>
+                <w:b/>
+                <w:sz w:val="24"/>
+              </w:rPr>
+            </w:pPr>
+            <w:r>
+              <w:rPr>
+                <w:b/>
+                <w:sz w:val="24"/>
+              </w:rPr>
+              <w:t>S + was / were + being + V3/ed + (by O)</w:t>
+            </w:r>
+          </w:p>
+        </w:tc>
+        <w:tc>
+          <w:tcPr>
+            <w:tcW w:w="0" w:type="auto"/>
+            <w:vAlign w:val="center"/>
+          </w:tcPr>
+          <w:p>
+            <w:pPr>
+              <w:spacing w:before="40" w:after="40"/>
+              <w:rPr>
+                <w:sz w:val="24"/>
+              </w:rPr>
+            </w:pPr>
+            <w:r>
+              <w:rPr>
+                <w:b/>
+                <w:sz w:val="24"/>
+              </w:rPr>
+              <w:t>Active:</w:t>
+            </w:r>
+            <w:r>
+              <w:rPr>
+                <w:sz w:val="24"/>
+              </w:rPr>
+              <w:t xml:space="preserve"> She was writing an essay at 8 PM.&lt;br&gt;</w:t>
+            </w:r>
+            <w:r>
+              <w:rPr>
+                <w:b/>
+                <w:sz w:val="24"/>
+              </w:rPr>
+              <w:t>Passive:</w:t>
+            </w:r>
+            <w:r>
+              <w:rPr>
+                <w:sz w:val="24"/>
+              </w:rPr>
+              <w:t xml:space="preserve"> An essay was being written at 8 PM.</w:t>
+            </w:r>
+          </w:p>
+        </w:tc>
+      </w:tr>
+      <w:tr>
+        <w:trPr>
+          <w:jc w:val="center"/>
+        </w:trPr>
+        <w:tc>
+          <w:tcPr>
+            <w:tcW w:w="0" w:type="auto"/>
+            <w:vAlign w:val="center"/>
+          </w:tcPr>
+          <w:p>
+            <w:pPr>
+              <w:spacing w:before="40" w:after="40"/>
+              <w:rPr>
+                <w:sz w:val="24"/>
+              </w:rPr>
+            </w:pPr>
+            <w:r>
+              <w:rPr>
+                <w:sz w:val="24"/>
+              </w:rPr>
+              <w:t>6</w:t>
+            </w:r>
+          </w:p>
+        </w:tc>
+        <w:tc>
+          <w:tcPr>
+            <w:tcW w:w="0" w:type="auto"/>
+            <w:vAlign w:val="center"/>
+          </w:tcPr>
+          <w:p>
+            <w:pPr>
+              <w:spacing w:before="40" w:after="40"/>
+              <w:rPr>
+                <w:i/>
+                <w:sz w:val="24"/>
+              </w:rPr>
+            </w:pPr>
+            <w:r>
+              <w:rPr>
+                <w:b/>
+                <w:sz w:val="24"/>
+              </w:rPr>
+              <w:t>Quá khứ hoàn thành</w:t>
+            </w:r>
+            <w:r>
+              <w:rPr>
+                <w:sz w:val="24"/>
+              </w:rPr>
+              <w:t xml:space="preserve"> </w:t>
+            </w:r>
+            <w:r>
+              <w:rPr>
+                <w:i/>
+                <w:sz w:val="24"/>
+              </w:rPr>
+              <w:t>(Past Perfect)</w:t>
+            </w:r>
+          </w:p>
+        </w:tc>
+        <w:tc>
+          <w:tcPr>
+            <w:tcW w:w="0" w:type="auto"/>
+            <w:vAlign w:val="center"/>
+          </w:tcPr>
+          <w:p>
+            <w:pPr>
+              <w:spacing w:before="40" w:after="40"/>
+              <w:rPr>
+                <w:b/>
+                <w:sz w:val="24"/>
+              </w:rPr>
+            </w:pPr>
+            <w:r>
+              <w:rPr>
+                <w:b/>
+                <w:sz w:val="24"/>
+              </w:rPr>
+              <w:t>S + had + V3/ed + O</w:t>
+            </w:r>
+          </w:p>
+        </w:tc>
+        <w:tc>
+          <w:tcPr>
+            <w:tcW w:w="0" w:type="auto"/>
+            <w:vAlign w:val="center"/>
+          </w:tcPr>
+          <w:p>
+            <w:pPr>
+              <w:spacing w:before="40" w:after="40"/>
+              <w:rPr>
+                <w:b/>
+                <w:sz w:val="24"/>
+              </w:rPr>
+            </w:pPr>
+            <w:r>
+              <w:rPr>
+                <w:b/>
+                <w:sz w:val="24"/>
+              </w:rPr>
+              <w:t>S + had + been + V3/ed + (by O)</w:t>
+            </w:r>
+          </w:p>
+        </w:tc>
+        <w:tc>
+          <w:tcPr>
+            <w:tcW w:w="0" w:type="auto"/>
+            <w:vAlign w:val="center"/>
+          </w:tcPr>
+          <w:p>
+            <w:pPr>
+              <w:spacing w:before="40" w:after="40"/>
+              <w:rPr>
+                <w:sz w:val="24"/>
+              </w:rPr>
+            </w:pPr>
+            <w:r>
+              <w:rPr>
+                <w:b/>
+                <w:sz w:val="24"/>
+              </w:rPr>
+              <w:t>Active:</w:t>
+            </w:r>
+            <w:r>
+              <w:rPr>
+                <w:sz w:val="24"/>
+              </w:rPr>
+              <w:t xml:space="preserve"> They had fixed the glitch before Monday.&lt;br&gt;</w:t>
+            </w:r>
+            <w:r>
+              <w:rPr>
+                <w:b/>
+                <w:sz w:val="24"/>
+              </w:rPr>
+              <w:t>Passive:</w:t>
+            </w:r>
+            <w:r>
+              <w:rPr>
+                <w:sz w:val="24"/>
+              </w:rPr>
+              <w:t xml:space="preserve"> The glitch had been fixed before Monday.</w:t>
+            </w:r>
+          </w:p>
+        </w:tc>
+      </w:tr>
+      <w:tr>
+        <w:trPr>
+          <w:jc w:val="center"/>
+        </w:trPr>
+        <w:tc>
+          <w:tcPr>
+            <w:tcW w:w="0" w:type="auto"/>
+            <w:vAlign w:val="center"/>
+          </w:tcPr>
+          <w:p>
+            <w:pPr>
+              <w:spacing w:before="40" w:after="40"/>
+              <w:rPr>
+                <w:sz w:val="24"/>
+              </w:rPr>
+            </w:pPr>
+            <w:r>
+              <w:rPr>
+                <w:sz w:val="24"/>
+              </w:rPr>
+              <w:t>7</w:t>
+            </w:r>
+          </w:p>
+        </w:tc>
+        <w:tc>
+          <w:tcPr>
+            <w:tcW w:w="0" w:type="auto"/>
+            <w:vAlign w:val="center"/>
+          </w:tcPr>
+          <w:p>
+            <w:pPr>
+              <w:spacing w:before="40" w:after="40"/>
+              <w:rPr>
+                <w:i/>
+                <w:sz w:val="24"/>
+              </w:rPr>
+            </w:pPr>
+            <w:r>
+              <w:rPr>
+                <w:b/>
+                <w:sz w:val="24"/>
+              </w:rPr>
+              <w:t>Tương lai đơn</w:t>
+            </w:r>
+            <w:r>
+              <w:rPr>
+                <w:sz w:val="24"/>
+              </w:rPr>
+              <w:t xml:space="preserve"> </w:t>
+            </w:r>
+            <w:r>
+              <w:rPr>
+                <w:i/>
+                <w:sz w:val="24"/>
+              </w:rPr>
+              <w:t>(Future Simple)</w:t>
+            </w:r>
+          </w:p>
+        </w:tc>
+        <w:tc>
+          <w:tcPr>
+            <w:tcW w:w="0" w:type="auto"/>
+            <w:vAlign w:val="center"/>
+          </w:tcPr>
+          <w:p>
+            <w:pPr>
+              <w:spacing w:before="40" w:after="40"/>
+              <w:rPr>
+                <w:b/>
+                <w:sz w:val="24"/>
+              </w:rPr>
+            </w:pPr>
+            <w:r>
+              <w:rPr>
+                <w:b/>
+                <w:sz w:val="24"/>
+              </w:rPr>
+              <w:t>S + will + V-bare + O</w:t>
+            </w:r>
+          </w:p>
+        </w:tc>
+        <w:tc>
+          <w:tcPr>
+            <w:tcW w:w="0" w:type="auto"/>
+            <w:vAlign w:val="center"/>
+          </w:tcPr>
+          <w:p>
+            <w:pPr>
+              <w:spacing w:before="40" w:after="40"/>
+              <w:rPr>
+                <w:b/>
+                <w:sz w:val="24"/>
+              </w:rPr>
+            </w:pPr>
+            <w:r>
+              <w:rPr>
+                <w:b/>
+                <w:sz w:val="24"/>
+              </w:rPr>
+              <w:t>S + will + be + V3/ed + (by O)</w:t>
+            </w:r>
+          </w:p>
+        </w:tc>
+        <w:tc>
+          <w:tcPr>
+            <w:tcW w:w="0" w:type="auto"/>
+            <w:vAlign w:val="center"/>
+          </w:tcPr>
+          <w:p>
+            <w:pPr>
+              <w:spacing w:before="40" w:after="40"/>
+              <w:rPr>
+                <w:sz w:val="24"/>
+              </w:rPr>
+            </w:pPr>
+            <w:r>
+              <w:rPr>
+                <w:b/>
+                <w:sz w:val="24"/>
+              </w:rPr>
+              <w:t>Active:</w:t>
+            </w:r>
+            <w:r>
+              <w:rPr>
+                <w:sz w:val="24"/>
+              </w:rPr>
+              <w:t xml:space="preserve"> We will hold a workshop tomorrow.&lt;br&gt;</w:t>
+            </w:r>
+            <w:r>
+              <w:rPr>
+                <w:b/>
+                <w:sz w:val="24"/>
+              </w:rPr>
+              <w:t>Passive:</w:t>
+            </w:r>
+            <w:r>
+              <w:rPr>
+                <w:sz w:val="24"/>
+              </w:rPr>
+              <w:t xml:space="preserve"> A workshop will be held tomorrow.</w:t>
+            </w:r>
+          </w:p>
+        </w:tc>
+      </w:tr>
+      <w:tr>
+        <w:trPr>
+          <w:jc w:val="center"/>
+        </w:trPr>
+        <w:tc>
+          <w:tcPr>
+            <w:tcW w:w="0" w:type="auto"/>
+            <w:vAlign w:val="center"/>
+          </w:tcPr>
+          <w:p>
+            <w:pPr>
+              <w:spacing w:before="40" w:after="40"/>
+              <w:rPr>
+                <w:sz w:val="24"/>
+              </w:rPr>
+            </w:pPr>
+            <w:r>
+              <w:rPr>
+                <w:sz w:val="24"/>
+              </w:rPr>
+              <w:t>8</w:t>
+            </w:r>
+          </w:p>
+        </w:tc>
+        <w:tc>
+          <w:tcPr>
+            <w:tcW w:w="0" w:type="auto"/>
+            <w:vAlign w:val="center"/>
+          </w:tcPr>
+          <w:p>
+            <w:pPr>
+              <w:spacing w:before="40" w:after="40"/>
+              <w:rPr>
+                <w:i/>
+                <w:sz w:val="24"/>
+              </w:rPr>
+            </w:pPr>
+            <w:r>
+              <w:rPr>
+                <w:b/>
+                <w:sz w:val="24"/>
+              </w:rPr>
+              <w:t>Tương lai gần</w:t>
+            </w:r>
+            <w:r>
+              <w:rPr>
+                <w:sz w:val="24"/>
+              </w:rPr>
+              <w:t xml:space="preserve"> </w:t>
+            </w:r>
+            <w:r>
+              <w:rPr>
+                <w:i/>
+                <w:sz w:val="24"/>
+              </w:rPr>
+              <w:t>(Be going to)</w:t>
+            </w:r>
+          </w:p>
+        </w:tc>
+        <w:tc>
+          <w:tcPr>
+            <w:tcW w:w="0" w:type="auto"/>
+            <w:vAlign w:val="center"/>
+          </w:tcPr>
+          <w:p>
+            <w:pPr>
+              <w:spacing w:before="40" w:after="40"/>
+              <w:rPr>
+                <w:b/>
+                <w:sz w:val="24"/>
+              </w:rPr>
+            </w:pPr>
+            <w:r>
+              <w:rPr>
+                <w:b/>
+                <w:sz w:val="24"/>
+              </w:rPr>
+              <w:t>S + am / is / are + going to + V-bare + O</w:t>
+            </w:r>
+          </w:p>
+        </w:tc>
+        <w:tc>
+          <w:tcPr>
+            <w:tcW w:w="0" w:type="auto"/>
+            <w:vAlign w:val="center"/>
+          </w:tcPr>
+          <w:p>
+            <w:pPr>
+              <w:spacing w:before="40" w:after="40"/>
+              <w:rPr>
+                <w:b/>
+                <w:sz w:val="24"/>
+              </w:rPr>
+            </w:pPr>
+            <w:r>
+              <w:rPr>
+                <w:b/>
+                <w:sz w:val="24"/>
+              </w:rPr>
+              <w:t>S + am / is / are + going to + be + V3/ed + (by O)</w:t>
+            </w:r>
+          </w:p>
+        </w:tc>
+        <w:tc>
+          <w:tcPr>
+            <w:tcW w:w="0" w:type="auto"/>
+            <w:vAlign w:val="center"/>
+          </w:tcPr>
+          <w:p>
+            <w:pPr>
+              <w:spacing w:before="40" w:after="40"/>
+              <w:rPr>
+                <w:sz w:val="24"/>
+              </w:rPr>
+            </w:pPr>
+            <w:r>
+              <w:rPr>
+                <w:b/>
+                <w:sz w:val="24"/>
+              </w:rPr>
+              <w:t>Active:</w:t>
+            </w:r>
+            <w:r>
+              <w:rPr>
+                <w:sz w:val="24"/>
+              </w:rPr>
+              <w:t xml:space="preserve"> They are going to plant more trees.&lt;br&gt;</w:t>
+            </w:r>
+            <w:r>
+              <w:rPr>
+                <w:b/>
+                <w:sz w:val="24"/>
+              </w:rPr>
+              <w:t>Passive:</w:t>
+            </w:r>
+            <w:r>
+              <w:rPr>
+                <w:sz w:val="24"/>
+              </w:rPr>
+              <w:t xml:space="preserve"> More trees are going to be planted.</w:t>
+            </w:r>
+          </w:p>
+        </w:tc>
+      </w:tr>
+    </w:tbl>
+    <w:p>
+      <w:pPr>
+        <w:pStyle w:val="Heading1"/>
+        <w:spacing w:before="280" w:after="120"/>
+        <w:rPr>
+          <w:rFonts w:ascii="Times New Roman" w:hAnsi="Times New Roman" w:cs="Times New Roman"/>
+          <w:b/>
+          <w:color w:val="auto"/>
+          <w:sz w:val="24"/>
+        </w:rPr>
+      </w:pPr>
+      <w:r>
+        <w:rPr>
+          <w:rFonts w:ascii="Times New Roman" w:hAnsi="Times New Roman" w:cs="Times New Roman"/>
+          <w:b/>
+          <w:color w:val="auto"/>
+          <w:sz w:val="24"/>
+        </w:rPr>
+        <w:t>III. CÂU BỊ ĐỘNG VỚI ĐỘNG TỪ KHUYẾT THIẾU (MODAL VERBS)</w:t>
+      </w:r>
+    </w:p>
+    <w:p>
+      <w:pPr>
+        <w:spacing w:before="120" w:after="80"/>
+        <w:rPr>
+          <w:i/>
+          <w:sz w:val="24"/>
+        </w:rPr>
+      </w:pPr>
+      <w:r>
+        <w:rPr>
+          <w:b/>
+          <w:sz w:val="24"/>
+        </w:rPr>
+        <w:t>Các động từ khuyết thiếu phổ biến:</w:t>
+      </w:r>
+      <w:r>
+        <w:rPr>
+          <w:sz w:val="24"/>
+        </w:rPr>
+        <w:t xml:space="preserve"> </w:t>
+      </w:r>
+      <w:r>
+        <w:rPr>
+          <w:i/>
+          <w:sz w:val="24"/>
+        </w:rPr>
+        <w:t>can, could, may, might, must, should, ought to, have to...</w:t>
+      </w:r>
+    </w:p>
+    <w:tbl>
+      <w:tblPr>
+        <w:tblW w:w="0" w:type="auto"/>
+        <w:jc w:val="center"/>
+        <w:tblBorders>
+          <w:top w:val="single" w:sz="8" w:space="0" w:color="000000"/>
+          <w:left w:val="single" w:sz="8" w:space="0" w:color="000000"/>
+          <w:bottom w:val="single" w:sz="8" w:space="0" w:color="000000"/>
+          <w:right w:val="single" w:sz="8" w:space="0" w:color="000000"/>
+          <w:insideH w:val="single" w:sz="8" w:space="0" w:color="000000"/>
+          <w:insideV w:val="single" w:sz="8" w:space="0" w:color="000000"/>
+        </w:tblBorders>
+        <w:tblCellMar>
+          <w:top w:w="85" w:type="dxa"/>
+          <w:left w:w="142" w:type="dxa"/>
+          <w:bottom w:w="85" w:type="dxa"/>
+          <w:right w:w="142" w:type="dxa"/>
+        </w:tblCellMar>
+        <w:tblLook w:val="0000" w:firstRow="0" w:lastRow="0" w:firstColumn="0" w:lastColumn="0" w:noHBand="0" w:noVBand="0"/>
+      </w:tblPr>
+      <w:tblGrid>
+        <w:gridCol w:w="1557"/>
+        <w:gridCol w:w="2156"/>
+        <w:gridCol w:w="5623"/>
+      </w:tblGrid>
+      <w:tr>
+        <w:trPr>
+          <w:jc w:val="center"/>
+        </w:trPr>
+        <w:tc>
+          <w:tcPr>
+            <w:tcW w:w="0" w:type="auto"/>
+            <w:vAlign w:val="center"/>
+          </w:tcPr>
+          <w:p>
+            <w:pPr>
+              <w:spacing w:before="40" w:after="40"/>
+              <w:jc w:val="center"/>
+              <w:rPr>
+                <w:b/>
+                <w:sz w:val="24"/>
+              </w:rPr>
+            </w:pPr>
+            <w:r>
+              <w:rPr>
+                <w:b/>
+                <w:sz w:val="24"/>
+              </w:rPr>
+              <w:t>Dạng câu</w:t>
+            </w:r>
+          </w:p>
+        </w:tc>
+        <w:tc>
+          <w:tcPr>
+            <w:tcW w:w="0" w:type="auto"/>
+            <w:vAlign w:val="center"/>
+          </w:tcPr>
+          <w:p>
+            <w:pPr>
+              <w:spacing w:before="40" w:after="40"/>
+              <w:jc w:val="center"/>
+              <w:rPr>
+                <w:b/>
+                <w:sz w:val="24"/>
+              </w:rPr>
+            </w:pPr>
+            <w:r>
+              <w:rPr>
+                <w:b/>
+                <w:sz w:val="24"/>
+              </w:rPr>
+              <w:t>Công thức</w:t>
+            </w:r>
+          </w:p>
+        </w:tc>
+        <w:tc>
+          <w:tcPr>
+            <w:tcW w:w="0" w:type="auto"/>
+            <w:vAlign w:val="center"/>
+          </w:tcPr>
+          <w:p>
+            <w:pPr>
+              <w:spacing w:before="40" w:after="40"/>
+              <w:jc w:val="center"/>
+              <w:rPr>
+                <w:b/>
+                <w:sz w:val="24"/>
+              </w:rPr>
+            </w:pPr>
+            <w:r>
+              <w:rPr>
+                <w:b/>
+                <w:sz w:val="24"/>
+              </w:rPr>
+              <w:t>Ví dụ minh họa</w:t>
+            </w:r>
+          </w:p>
+        </w:tc>
+      </w:tr>
+      <w:tr>
+        <w:trPr>
+          <w:jc w:val="center"/>
+        </w:trPr>
+        <w:tc>
+          <w:tcPr>
+            <w:tcW w:w="0" w:type="auto"/>
+            <w:vAlign w:val="center"/>
+          </w:tcPr>
+          <w:p>
+            <w:pPr>
+              <w:spacing w:before="40" w:after="40"/>
+              <w:rPr>
+                <w:b/>
+                <w:sz w:val="24"/>
+              </w:rPr>
+            </w:pPr>
+            <w:r>
+              <w:rPr>
+                <w:b/>
+                <w:sz w:val="24"/>
+              </w:rPr>
+              <w:t>Chủ động (Active)</w:t>
+            </w:r>
+          </w:p>
+        </w:tc>
+        <w:tc>
+          <w:tcPr>
+            <w:tcW w:w="0" w:type="auto"/>
+            <w:vAlign w:val="center"/>
+          </w:tcPr>
+          <w:p>
+            <w:pPr>
+              <w:spacing w:before="40" w:after="40"/>
+              <w:rPr>
+                <w:b/>
+                <w:sz w:val="24"/>
+              </w:rPr>
+            </w:pPr>
+            <w:r>
+              <w:rPr>
+                <w:b/>
+                <w:sz w:val="24"/>
+              </w:rPr>
+              <w:t>S + Modal Verb + V-bare + O</w:t>
+            </w:r>
+          </w:p>
+        </w:tc>
+        <w:tc>
+          <w:tcPr>
+            <w:tcW w:w="0" w:type="auto"/>
+            <w:vAlign w:val="center"/>
+          </w:tcPr>
+          <w:p>
+            <w:pPr>
+              <w:spacing w:before="40" w:after="40"/>
+              <w:rPr>
+                <w:sz w:val="24"/>
+              </w:rPr>
+            </w:pPr>
+            <w:r>
+              <w:rPr>
+                <w:sz w:val="24"/>
+              </w:rPr>
+              <w:t>• You must wear protective gear.&lt;br&gt;• Teens should avoid junk food.&lt;br&gt;• Students have to finish assignments on time.</w:t>
+            </w:r>
+          </w:p>
+        </w:tc>
+      </w:tr>
+      <w:tr>
+        <w:trPr>
+          <w:jc w:val="center"/>
+        </w:trPr>
+        <w:tc>
+          <w:tcPr>
+            <w:tcW w:w="0" w:type="auto"/>
+            <w:vAlign w:val="center"/>
+          </w:tcPr>
+          <w:p>
+            <w:pPr>
+              <w:spacing w:before="40" w:after="40"/>
+              <w:rPr>
+                <w:b/>
+                <w:sz w:val="24"/>
+              </w:rPr>
+            </w:pPr>
+            <w:r>
+              <w:rPr>
+                <w:b/>
+                <w:sz w:val="24"/>
+              </w:rPr>
+              <w:t>Bị động (Passive)</w:t>
+            </w:r>
+          </w:p>
+        </w:tc>
+        <w:tc>
+          <w:tcPr>
+            <w:tcW w:w="0" w:type="auto"/>
+            <w:vAlign w:val="center"/>
+          </w:tcPr>
+          <w:p>
+            <w:pPr>
+              <w:spacing w:before="40" w:after="40"/>
+              <w:rPr>
+                <w:b/>
+                <w:sz w:val="24"/>
+              </w:rPr>
+            </w:pPr>
+            <w:r>
+              <w:rPr>
+                <w:b/>
+                <w:sz w:val="24"/>
+              </w:rPr>
+              <w:t>S + Modal Verb + be + V3/ed + (by O)</w:t>
+            </w:r>
+          </w:p>
+        </w:tc>
+        <w:tc>
+          <w:tcPr>
+            <w:tcW w:w="0" w:type="auto"/>
+            <w:vAlign w:val="center"/>
+          </w:tcPr>
+          <w:p>
+            <w:pPr>
+              <w:spacing w:before="40" w:after="40"/>
+              <w:rPr>
+                <w:sz w:val="24"/>
+              </w:rPr>
+            </w:pPr>
+            <w:r>
+              <w:rPr>
+                <w:sz w:val="24"/>
+              </w:rPr>
+              <w:t xml:space="preserve">• Protective gear </w:t>
+            </w:r>
+            <w:r>
+              <w:rPr>
+                <w:b/>
+                <w:sz w:val="24"/>
+              </w:rPr>
+              <w:t>must be worn</w:t>
+            </w:r>
+            <w:r>
+              <w:rPr>
+                <w:sz w:val="24"/>
+              </w:rPr>
+              <w:t xml:space="preserve">.&lt;br&gt;• Junk food </w:t>
+            </w:r>
+            <w:r>
+              <w:rPr>
+                <w:b/>
+                <w:sz w:val="24"/>
+              </w:rPr>
+              <w:t>should be avoided</w:t>
+            </w:r>
+            <w:r>
+              <w:rPr>
+                <w:sz w:val="24"/>
+              </w:rPr>
+              <w:t xml:space="preserve"> by teens.&lt;br&gt;• Assignments </w:t>
+            </w:r>
+            <w:r>
+              <w:rPr>
+                <w:b/>
+                <w:sz w:val="24"/>
+              </w:rPr>
+              <w:t>have to be finished</w:t>
+            </w:r>
+            <w:r>
+              <w:rPr>
+                <w:sz w:val="24"/>
+              </w:rPr>
+              <w:t xml:space="preserve"> on time.</w:t>
+            </w:r>
+          </w:p>
+        </w:tc>
+      </w:tr>
+    </w:tbl>
+    <w:p>
+      <w:pPr>
+        <w:pStyle w:val="Heading1"/>
+        <w:spacing w:before="280" w:after="120"/>
+        <w:rPr>
+          <w:rFonts w:ascii="Times New Roman" w:hAnsi="Times New Roman" w:cs="Times New Roman"/>
+          <w:b/>
+          <w:color w:val="auto"/>
+          <w:sz w:val="24"/>
+        </w:rPr>
+      </w:pPr>
+      <w:r>
+        <w:rPr>
+          <w:rFonts w:ascii="Times New Roman" w:hAnsi="Times New Roman" w:cs="Times New Roman"/>
+          <w:b/>
+          <w:color w:val="auto"/>
+          <w:sz w:val="24"/>
+        </w:rPr>
+        <w:lastRenderedPageBreak/>
+        <w:t>IV. CÁC LƯU Ý QUAN TRỌNG KHI CHUYỂN ĐỔI</w:t>
+      </w:r>
+    </w:p>
+    <w:p>
+      <w:pPr>
+        <w:pStyle w:val="Heading2"/>
+        <w:spacing w:before="240"/>
+        <w:rPr>
+          <w:rFonts w:ascii="Times New Roman" w:hAnsi="Times New Roman" w:cs="Times New Roman"/>
+          <w:b/>
+          <w:color w:val="auto"/>
+          <w:sz w:val="24"/>
+        </w:rPr>
+      </w:pPr>
+      <w:r>
+        <w:rPr>
+          <w:rFonts w:ascii="Times New Roman" w:hAnsi="Times New Roman" w:cs="Times New Roman"/>
+          <w:b/>
+          <w:color w:val="auto"/>
+          <w:sz w:val="24"/>
+        </w:rPr>
+        <w:t>1. QUY TẮC LƯỢC BỎ HOẶC GIỮ LẠI "BY + O"</w:t>
+      </w:r>
+    </w:p>
+    <w:p>
+      <w:pPr>
+        <w:spacing w:before="120" w:after="80"/>
+        <w:rPr>
+          <w:b/>
+          <w:sz w:val="24"/>
+        </w:rPr>
+      </w:pPr>
+      <w:r>
+        <w:rPr>
+          <w:sz w:val="24"/>
+        </w:rPr>
+        <w:t xml:space="preserve">• </w:t>
+      </w:r>
+      <w:r>
+        <w:rPr>
+          <w:b/>
+          <w:sz w:val="24"/>
+        </w:rPr>
+        <w:t>Trường hợp LƯỢC BỎ "by + O":</w:t>
+      </w:r>
+    </w:p>
+    <w:p>
+      <w:pPr>
+        <w:spacing w:before="80" w:after="60"/>
+        <w:ind w:left="283"/>
+        <w:rPr>
+          <w:sz w:val="24"/>
+        </w:rPr>
+      </w:pPr>
+      <w:r>
+        <w:rPr>
+          <w:sz w:val="24"/>
+        </w:rPr>
+        <w:t xml:space="preserve">- Khi chủ ngữ trong câu chủ động là đại từ xưng hô chung: </w:t>
+      </w:r>
+      <w:r>
+        <w:rPr>
+          <w:i/>
+          <w:sz w:val="24"/>
+        </w:rPr>
+        <w:t>I, you, we, they, he, she, it</w:t>
+      </w:r>
+      <w:r>
+        <w:rPr>
+          <w:sz w:val="24"/>
+        </w:rPr>
+        <w:t xml:space="preserve"> (chuyển thành </w:t>
+      </w:r>
+      <w:r>
+        <w:rPr>
+          <w:i/>
+          <w:sz w:val="24"/>
+        </w:rPr>
+        <w:t>by me, by you, by us, by them...</w:t>
+      </w:r>
+      <w:r>
+        <w:rPr>
+          <w:sz w:val="24"/>
+        </w:rPr>
+        <w:t xml:space="preserve"> -&gt; bỏ).</w:t>
+      </w:r>
+    </w:p>
+    <w:p>
+      <w:pPr>
+        <w:spacing w:before="80" w:after="60"/>
+        <w:ind w:left="283"/>
+        <w:rPr>
+          <w:i/>
+          <w:sz w:val="24"/>
+        </w:rPr>
+      </w:pPr>
+      <w:r>
+        <w:rPr>
+          <w:sz w:val="24"/>
+        </w:rPr>
+        <w:t xml:space="preserve">- Khi chủ ngữ là đại từ bất định: </w:t>
+      </w:r>
+      <w:r>
+        <w:rPr>
+          <w:i/>
+          <w:sz w:val="24"/>
+        </w:rPr>
+        <w:t>someone, somebody, anyone, anybody, people, something...</w:t>
+      </w:r>
+    </w:p>
+    <w:p>
+      <w:pPr>
+        <w:spacing w:before="80" w:after="60"/>
+        <w:ind w:left="283"/>
+        <w:rPr>
+          <w:sz w:val="24"/>
+        </w:rPr>
+      </w:pPr>
+      <w:r>
+        <w:rPr>
+          <w:sz w:val="24"/>
+        </w:rPr>
+        <w:t xml:space="preserve">- </w:t>
+      </w:r>
+      <w:r>
+        <w:rPr>
+          <w:b/>
+          <w:sz w:val="24"/>
+        </w:rPr>
+        <w:t>Ví dụ:</w:t>
+      </w:r>
+      <w:r>
+        <w:rPr>
+          <w:sz w:val="24"/>
+        </w:rPr>
+        <w:t xml:space="preserve"> </w:t>
+      </w:r>
+      <w:r>
+        <w:rPr>
+          <w:i/>
+          <w:sz w:val="24"/>
+        </w:rPr>
+        <w:t>Active:</w:t>
+      </w:r>
+      <w:r>
+        <w:rPr>
+          <w:sz w:val="24"/>
+        </w:rPr>
+        <w:t xml:space="preserve"> Someone stole my bicycle. -&gt; </w:t>
+      </w:r>
+      <w:r>
+        <w:rPr>
+          <w:i/>
+          <w:sz w:val="24"/>
+        </w:rPr>
+        <w:t>Passive:</w:t>
+      </w:r>
+      <w:r>
+        <w:rPr>
+          <w:sz w:val="24"/>
+        </w:rPr>
+        <w:t xml:space="preserve"> My bicycle was stolen.</w:t>
+      </w:r>
+    </w:p>
+    <w:p>
+      <w:pPr>
+        <w:spacing w:before="120" w:after="80"/>
+        <w:rPr>
+          <w:b/>
+          <w:sz w:val="24"/>
+        </w:rPr>
+      </w:pPr>
+      <w:r>
+        <w:rPr>
+          <w:sz w:val="24"/>
+        </w:rPr>
+        <w:t xml:space="preserve">• </w:t>
+      </w:r>
+      <w:r>
+        <w:rPr>
+          <w:b/>
+          <w:sz w:val="24"/>
+        </w:rPr>
+        <w:t>Trường hợp GIỮ LẠI "by + O":</w:t>
+      </w:r>
+    </w:p>
+    <w:p>
+      <w:pPr>
+        <w:spacing w:before="80" w:after="60"/>
+        <w:ind w:left="283"/>
+        <w:rPr>
+          <w:sz w:val="24"/>
+        </w:rPr>
+      </w:pPr>
+      <w:r>
+        <w:rPr>
+          <w:sz w:val="24"/>
+        </w:rPr>
+        <w:t>- Khi tân ngữ chỉ người hoặc đối tượng cụ thể, rõ ràng: tên riêng, danh từ chỉ người cụ thể (</w:t>
+      </w:r>
+      <w:r>
+        <w:rPr>
+          <w:i/>
+          <w:sz w:val="24"/>
+        </w:rPr>
+        <w:t>by Shakespeare, by Mr. Vinh, by the police officer...</w:t>
+      </w:r>
+      <w:r>
+        <w:rPr>
+          <w:sz w:val="24"/>
+        </w:rPr>
+        <w:t>).</w:t>
+      </w:r>
+    </w:p>
+    <w:p>
+      <w:pPr>
+        <w:pStyle w:val="Heading2"/>
+        <w:spacing w:before="240"/>
+        <w:rPr>
+          <w:rFonts w:ascii="Times New Roman" w:hAnsi="Times New Roman" w:cs="Times New Roman"/>
+          <w:b/>
+          <w:color w:val="auto"/>
+          <w:sz w:val="24"/>
+        </w:rPr>
+      </w:pPr>
+      <w:r>
+        <w:rPr>
+          <w:rFonts w:ascii="Times New Roman" w:hAnsi="Times New Roman" w:cs="Times New Roman"/>
+          <w:b/>
+          <w:color w:val="auto"/>
+          <w:sz w:val="24"/>
+        </w:rPr>
+        <w:t>2. VỊ TRÍ CỦA TRẠNG TỪ TRONG CÂU BỊ ĐỘNG</w:t>
+      </w:r>
+    </w:p>
+    <w:p>
+      <w:pPr>
+        <w:spacing w:before="120" w:after="80"/>
+        <w:rPr>
+          <w:b/>
+          <w:sz w:val="24"/>
+        </w:rPr>
+      </w:pPr>
+      <w:r>
+        <w:rPr>
+          <w:sz w:val="24"/>
+        </w:rPr>
+        <w:t xml:space="preserve">• </w:t>
+      </w:r>
+      <w:r>
+        <w:rPr>
+          <w:b/>
+          <w:sz w:val="24"/>
+        </w:rPr>
+        <w:t>Trạng từ Nơi chốn &amp; Thời gian:</w:t>
+      </w:r>
+    </w:p>
+    <w:p>
+      <w:pPr>
+        <w:spacing w:after="80"/>
         <w:ind w:firstLine="425"/>
         <w:jc w:val="both"/>
         <w:rPr>
-          <w:sz w:val="24"/>
-        </w:rPr>
-      </w:pPr>
-      <w:r>
-        <w:rPr>
-          <w:sz w:val="24"/>
-        </w:rPr>
-        <w:t xml:space="preserve">Our life would be hard without rest and recreation. And people have many different ideas of how to spend their free time. If you enjoy doing a thing or activity in your free time, then you have a hobby. A hobby is an activity, interest, enthusiasm, or pastime that is undertaken for pleasure or relaxation, done during one's own time. A person's hobbies depend on his age, character and personal interests. An interesting thing to one person can be boring to another. That's why some </w:t>
-      </w:r>
+          <w:b/>
+          <w:sz w:val="24"/>
+        </w:rPr>
+      </w:pPr>
+      <w:r>
+        <w:rPr>
+          <w:b/>
+          <w:sz w:val="24"/>
+        </w:rPr>
+        <w:t>[Trạng từ Nơi Chốn] -&gt; (by + O) -&gt; [Trạng từ Thời Gian]</w:t>
+      </w:r>
+    </w:p>
+    <w:p>
+      <w:pPr>
+        <w:spacing w:before="80" w:after="60"/>
+        <w:ind w:left="283"/>
+        <w:rPr>
+          <w:sz w:val="24"/>
+        </w:rPr>
+      </w:pPr>
+      <w:r>
+        <w:rPr>
+          <w:sz w:val="24"/>
+        </w:rPr>
+        <w:t xml:space="preserve">- </w:t>
+      </w:r>
+      <w:r>
+        <w:rPr>
+          <w:i/>
+          <w:sz w:val="24"/>
+        </w:rPr>
+        <w:t>Ví dụ:</w:t>
+      </w:r>
+      <w:r>
+        <w:rPr>
+          <w:sz w:val="24"/>
+        </w:rPr>
+        <w:t xml:space="preserve"> A laptop was bought </w:t>
+      </w:r>
+      <w:r>
+        <w:rPr>
+          <w:b/>
+          <w:sz w:val="24"/>
+        </w:rPr>
+        <w:t>at the store</w:t>
+      </w:r>
+      <w:r>
+        <w:rPr>
+          <w:sz w:val="24"/>
+        </w:rPr>
+        <w:t xml:space="preserve"> </w:t>
+      </w:r>
+      <w:r>
+        <w:rPr>
+          <w:i/>
+          <w:sz w:val="24"/>
+        </w:rPr>
+        <w:t>(nơi chốn)</w:t>
+      </w:r>
+      <w:r>
+        <w:rPr>
+          <w:sz w:val="24"/>
+        </w:rPr>
+        <w:t xml:space="preserve"> </w:t>
+      </w:r>
+      <w:r>
+        <w:rPr>
+          <w:b/>
+          <w:sz w:val="24"/>
+        </w:rPr>
+        <w:t>by Nam</w:t>
+      </w:r>
+      <w:r>
+        <w:rPr>
+          <w:sz w:val="24"/>
+        </w:rPr>
+        <w:t xml:space="preserve"> </w:t>
+      </w:r>
+      <w:r>
+        <w:rPr>
+          <w:b/>
+          <w:sz w:val="24"/>
+        </w:rPr>
+        <w:t>yesterday</w:t>
+      </w:r>
+      <w:r>
+        <w:rPr>
+          <w:sz w:val="24"/>
+        </w:rPr>
+        <w:t xml:space="preserve"> </w:t>
+      </w:r>
+      <w:r>
+        <w:rPr>
+          <w:i/>
+          <w:sz w:val="24"/>
+        </w:rPr>
+        <w:t>(thời gian)</w:t>
+      </w:r>
+      <w:r>
+        <w:rPr>
+          <w:sz w:val="24"/>
+        </w:rPr>
+        <w:t>.</w:t>
+      </w:r>
+    </w:p>
+    <w:p>
+      <w:pPr>
+        <w:spacing w:before="120" w:after="80"/>
+        <w:rPr>
+          <w:b/>
+          <w:sz w:val="24"/>
+        </w:rPr>
+      </w:pPr>
+      <w:r>
+        <w:rPr>
+          <w:sz w:val="24"/>
+        </w:rPr>
+        <w:t xml:space="preserve">• </w:t>
+      </w:r>
+      <w:r>
+        <w:rPr>
+          <w:b/>
+          <w:sz w:val="24"/>
+        </w:rPr>
+        <w:t>Trạng từ chỉ Cách thức (Adverbs of Manner):</w:t>
+      </w:r>
+    </w:p>
+    <w:p>
+      <w:pPr>
+        <w:spacing w:before="80" w:after="60"/>
+        <w:ind w:left="283"/>
+        <w:rPr>
+          <w:sz w:val="24"/>
+        </w:rPr>
+      </w:pPr>
+      <w:r>
+        <w:rPr>
+          <w:sz w:val="24"/>
+        </w:rPr>
+        <w:t xml:space="preserve">- Đứng </w:t>
+      </w:r>
+      <w:r>
+        <w:rPr>
+          <w:b/>
+          <w:sz w:val="24"/>
+        </w:rPr>
+        <w:t>GIỮA</w:t>
+      </w:r>
+      <w:r>
+        <w:rPr>
+          <w:sz w:val="24"/>
+        </w:rPr>
+        <w:t xml:space="preserve"> động từ </w:t>
+      </w:r>
+      <w:r>
+        <w:rPr>
+          <w:i/>
+          <w:sz w:val="24"/>
+        </w:rPr>
+        <w:t>"to be"</w:t>
+      </w:r>
+      <w:r>
+        <w:rPr>
+          <w:sz w:val="24"/>
+        </w:rPr>
+        <w:t xml:space="preserve"> và </w:t>
+      </w:r>
+      <w:r>
+        <w:rPr>
+          <w:b/>
+          <w:sz w:val="24"/>
+        </w:rPr>
+        <w:t>V3/ed</w:t>
+      </w:r>
+      <w:r>
+        <w:rPr>
+          <w:sz w:val="24"/>
+        </w:rPr>
+        <w:t>.</w:t>
+      </w:r>
+    </w:p>
+    <w:p>
+      <w:pPr>
+        <w:spacing w:before="80" w:after="60"/>
+        <w:ind w:left="283"/>
+        <w:rPr>
+          <w:sz w:val="24"/>
+        </w:rPr>
+      </w:pPr>
+      <w:r>
+        <w:rPr>
+          <w:sz w:val="24"/>
+        </w:rPr>
+        <w:t xml:space="preserve">- </w:t>
+      </w:r>
+      <w:r>
+        <w:rPr>
+          <w:i/>
+          <w:sz w:val="24"/>
+        </w:rPr>
+        <w:t>Ví dụ:</w:t>
+      </w:r>
+      <w:r>
+        <w:rPr>
+          <w:sz w:val="24"/>
+        </w:rPr>
+        <w:t xml:space="preserve"> The door was </w:t>
+      </w:r>
+      <w:r>
+        <w:rPr>
+          <w:b/>
+          <w:sz w:val="24"/>
+        </w:rPr>
+        <w:t>carefully painted</w:t>
+      </w:r>
+      <w:r>
+        <w:rPr>
+          <w:sz w:val="24"/>
+        </w:rPr>
+        <w:t xml:space="preserve"> by the worker.</w:t>
+      </w:r>
+    </w:p>
+    <w:p>
+      <w:pPr>
+        <w:pStyle w:val="Heading2"/>
+        <w:spacing w:before="240"/>
+        <w:rPr>
+          <w:rFonts w:ascii="Times New Roman" w:hAnsi="Times New Roman" w:cs="Times New Roman"/>
+          <w:b/>
+          <w:color w:val="auto"/>
+          <w:sz w:val="24"/>
+        </w:rPr>
+      </w:pPr>
+      <w:r>
+        <w:rPr>
+          <w:rFonts w:ascii="Times New Roman" w:hAnsi="Times New Roman" w:cs="Times New Roman"/>
+          <w:b/>
+          <w:color w:val="auto"/>
+          <w:sz w:val="24"/>
+        </w:rPr>
+        <w:t>3. CÁC ĐỘNG TỪ KHÔNG DÙNG Ở DẠNG BỊ ĐỘNG</w:t>
+      </w:r>
+    </w:p>
+    <w:p>
+      <w:pPr>
+        <w:spacing w:before="120" w:after="80"/>
+        <w:rPr>
+          <w:sz w:val="24"/>
+        </w:rPr>
+      </w:pPr>
+      <w:r>
+        <w:rPr>
+          <w:sz w:val="24"/>
+        </w:rPr>
+        <w:t xml:space="preserve">• Các </w:t>
+      </w:r>
+      <w:r>
+        <w:rPr>
+          <w:b/>
+          <w:sz w:val="24"/>
+        </w:rPr>
+        <w:t>Nội động từ</w:t>
+      </w:r>
+      <w:r>
+        <w:rPr>
+          <w:sz w:val="24"/>
+        </w:rPr>
+        <w:t xml:space="preserve"> (Intransitive verbs) — những động từ không nhận tân ngữ trực tiếp — </w:t>
+      </w:r>
+      <w:r>
+        <w:rPr>
+          <w:b/>
+          <w:sz w:val="24"/>
+        </w:rPr>
+        <w:t>KHÔNG</w:t>
+      </w:r>
+      <w:r>
+        <w:rPr>
+          <w:sz w:val="24"/>
+        </w:rPr>
+        <w:t xml:space="preserve"> chia bị động.</w:t>
+      </w:r>
+    </w:p>
+    <w:p>
+      <w:pPr>
+        <w:spacing w:before="120" w:after="80"/>
+        <w:rPr>
+          <w:sz w:val="24"/>
+        </w:rPr>
+      </w:pPr>
+      <w:r>
+        <w:rPr>
+          <w:sz w:val="24"/>
+        </w:rPr>
+        <w:t xml:space="preserve">• </w:t>
+      </w:r>
+      <w:r>
+        <w:rPr>
+          <w:i/>
+          <w:sz w:val="24"/>
+        </w:rPr>
+        <w:t>Động từ thường gặp:</w:t>
+      </w:r>
+      <w:r>
+        <w:rPr>
+          <w:sz w:val="24"/>
+        </w:rPr>
+        <w:t xml:space="preserve"> `run, sleep, happen, occur, arrive, disappear, die, rain, fall`.</w:t>
+      </w:r>
+    </w:p>
+    <w:p>
+      <w:pPr>
+        <w:spacing w:before="80" w:after="60"/>
+        <w:ind w:left="283"/>
+        <w:rPr>
+          <w:i/>
+          <w:sz w:val="24"/>
+        </w:rPr>
+      </w:pPr>
+      <w:r>
+        <w:rPr>
+          <w:sz w:val="24"/>
+        </w:rPr>
+        <w:t xml:space="preserve">- </w:t>
+      </w:r>
+      <w:r>
+        <w:rPr>
+          <w:rFonts w:ascii="Segoe UI Symbol" w:hAnsi="Segoe UI Symbol" w:cs="Segoe UI Symbol"/>
+          <w:sz w:val="24"/>
+        </w:rPr>
+        <w:t>✔</w:t>
+      </w:r>
+      <w:r>
+        <w:rPr>
+          <w:sz w:val="24"/>
+        </w:rPr>
+        <w:t xml:space="preserve"> </w:t>
+      </w:r>
+      <w:r>
+        <w:rPr>
+          <w:i/>
+          <w:sz w:val="24"/>
+        </w:rPr>
+        <w:t>An accident happened near the construction site last night.</w:t>
+      </w:r>
+    </w:p>
+    <w:p>
+      <w:pPr>
+        <w:spacing w:before="80" w:after="60"/>
+        <w:ind w:left="283"/>
+        <w:rPr>
+          <w:i/>
+          <w:sz w:val="24"/>
+        </w:rPr>
+      </w:pPr>
+      <w:r>
+        <w:rPr>
+          <w:sz w:val="24"/>
+        </w:rPr>
+        <w:t xml:space="preserve">- </w:t>
+      </w:r>
+      <w:r>
+        <w:rPr>
+          <w:rFonts w:ascii="Segoe UI Symbol" w:hAnsi="Segoe UI Symbol" w:cs="Segoe UI Symbol"/>
+          <w:sz w:val="24"/>
+        </w:rPr>
+        <w:t>✘</w:t>
+      </w:r>
+      <w:r>
+        <w:rPr>
+          <w:sz w:val="24"/>
+        </w:rPr>
+        <w:t xml:space="preserve"> </w:t>
+      </w:r>
+      <w:r>
+        <w:rPr>
+          <w:i/>
+          <w:sz w:val="24"/>
+        </w:rPr>
+        <w:t>An accident was happened...</w:t>
+      </w:r>
+      <w:r>
+        <w:rPr>
+          <w:sz w:val="24"/>
+        </w:rPr>
+        <w:t xml:space="preserve"> </w:t>
+      </w:r>
+      <w:r>
+        <w:rPr>
+          <w:i/>
+          <w:sz w:val="24"/>
+        </w:rPr>
+        <w:t>(SAI)</w:t>
+      </w:r>
+    </w:p>
+    <w:p>
+      <w:pPr>
+        <w:pStyle w:val="Heading1"/>
+        <w:spacing w:before="280" w:after="120"/>
+        <w:rPr>
+          <w:rFonts w:ascii="Times New Roman" w:hAnsi="Times New Roman" w:cs="Times New Roman"/>
+          <w:b/>
+          <w:color w:val="auto"/>
+          <w:sz w:val="24"/>
+        </w:rPr>
+      </w:pPr>
+      <w:r>
+        <w:rPr>
+          <w:rFonts w:ascii="Times New Roman" w:hAnsi="Times New Roman" w:cs="Times New Roman"/>
+          <w:b/>
+          <w:sz w:val="24"/>
+        </w:rPr>
+        <w:t xml:space="preserve">V. </w:t>
+      </w:r>
+      <w:r>
+        <w:rPr>
+          <w:rFonts w:ascii="Times New Roman" w:hAnsi="Times New Roman" w:cs="Times New Roman"/>
+          <w:b/>
+          <w:color w:val="auto"/>
+          <w:sz w:val="24"/>
+        </w:rPr>
+        <w:t xml:space="preserve"> BÀI TẬP VẬN DỤNG (VOCABULARY &amp; CONTEXT: UNIT 1, 2, 3)</w:t>
+      </w:r>
+    </w:p>
+    <w:p>
+      <w:pPr>
+        <w:pStyle w:val="Heading2"/>
+        <w:spacing w:before="240"/>
+        <w:rPr>
+          <w:rFonts w:ascii="Times New Roman" w:hAnsi="Times New Roman" w:cs="Times New Roman"/>
+          <w:b/>
+          <w:color w:val="auto"/>
+          <w:sz w:val="24"/>
+        </w:rPr>
+      </w:pPr>
+      <w:r>
+        <w:rPr>
+          <w:rFonts w:ascii="Times New Roman" w:hAnsi="Times New Roman" w:cs="Times New Roman"/>
+          <w:b/>
+          <w:color w:val="auto"/>
+          <w:sz w:val="24"/>
+        </w:rPr>
+        <w:t>PHẦN 1: BÀI TẬP CHIA ĐỘNG TỪ BỊ ĐỘNG (100 CÂU - MIXED TENSES &amp; MODALS)</w:t>
+      </w:r>
+    </w:p>
+    <w:p>
+      <w:pPr>
+        <w:spacing w:before="120" w:after="80"/>
+        <w:rPr>
+          <w:b/>
+          <w:sz w:val="24"/>
+        </w:rPr>
+      </w:pPr>
+      <w:r>
+        <w:rPr>
+          <w:b/>
+          <w:sz w:val="24"/>
+        </w:rPr>
+        <w:t>Chuyển động từ trong ngoặc về dạng bị động phù hợp (Thì ngẫu nhiên / Động từ khuyết thiếu):</w:t>
+      </w:r>
+    </w:p>
+    <w:p>
+      <w:pPr>
+        <w:spacing w:before="120" w:after="80"/>
+        <w:rPr>
+          <w:sz w:val="24"/>
+        </w:rPr>
+      </w:pPr>
+      <w:r>
+        <w:rPr>
+          <w:sz w:val="24"/>
+        </w:rPr>
+        <w:t>1. Beautiful pottery vases ___________ (hand-craft) by skilled artisans in Denby village every day.</w:t>
+      </w:r>
+    </w:p>
+    <w:p>
+      <w:pPr>
+        <w:spacing w:before="120" w:after="80"/>
+        <w:rPr>
+          <w:sz w:val="24"/>
+        </w:rPr>
+      </w:pPr>
+      <w:r>
+        <w:rPr>
+          <w:sz w:val="24"/>
+        </w:rPr>
+        <w:t>2. A new underground metro line ___________ (construct) in the city center right now.</w:t>
+      </w:r>
+    </w:p>
+    <w:p>
+      <w:pPr>
+        <w:spacing w:before="120" w:after="80"/>
+        <w:rPr>
+          <w:sz w:val="24"/>
+        </w:rPr>
+      </w:pPr>
+      <w:r>
+        <w:rPr>
+          <w:sz w:val="24"/>
+        </w:rPr>
+        <w:t>3. Essential safety guidelines ___________ (already / communicate) to all firefighters by the chief officer.</w:t>
+      </w:r>
+    </w:p>
+    <w:p>
+      <w:pPr>
+        <w:spacing w:before="120" w:after="80"/>
+        <w:rPr>
+          <w:sz w:val="24"/>
+        </w:rPr>
+      </w:pPr>
       <w:r>
         <w:rPr>
           <w:sz w:val="24"/>
         </w:rPr>
         <w:lastRenderedPageBreak/>
-        <w:t>people prefer reading, cooking, knitting, collecting, playing a musical instrument, photography or playing computer games while others prefer dancing, travelling, camping or sports.</w:t>
+        <w:t>4. The traditional technique of making sticky rice flakes ___________ (pass down) through generations in Vong village.</w:t>
+      </w:r>
+    </w:p>
+    <w:p>
+      <w:pPr>
+        <w:spacing w:before="120" w:after="80"/>
+        <w:rPr>
+          <w:sz w:val="24"/>
+        </w:rPr>
+      </w:pPr>
+      <w:r>
+        <w:rPr>
+          <w:sz w:val="24"/>
+        </w:rPr>
+        <w:t>5. High-speed sky trains ___________ (introduce) next month to reduce traffic congestion.</w:t>
+      </w:r>
+    </w:p>
+    <w:p>
+      <w:pPr>
+        <w:spacing w:before="120" w:after="80"/>
+        <w:rPr>
+          <w:sz w:val="24"/>
+        </w:rPr>
+      </w:pPr>
+      <w:r>
+        <w:rPr>
+          <w:sz w:val="24"/>
+        </w:rPr>
+        <w:t>6. Heavy garbage containers ___________ (unload) by garbage collectors when the crane suddenly broke down.</w:t>
+      </w:r>
+    </w:p>
+    <w:p>
+      <w:pPr>
+        <w:spacing w:before="120" w:after="80"/>
+        <w:rPr>
+          <w:sz w:val="24"/>
+        </w:rPr>
+      </w:pPr>
+      <w:r>
+        <w:rPr>
+          <w:sz w:val="24"/>
+        </w:rPr>
+        <w:t>7. All assignments must ___________ (submit) before the due date to avoid extra stress.</w:t>
+      </w:r>
+    </w:p>
+    <w:p>
+      <w:pPr>
+        <w:spacing w:before="120" w:after="80"/>
+        <w:rPr>
+          <w:sz w:val="24"/>
+        </w:rPr>
+      </w:pPr>
+      <w:r>
+        <w:rPr>
+          <w:sz w:val="24"/>
+        </w:rPr>
+        <w:t>8. A new community health center ___________ (build) in our suburb next year.</w:t>
+      </w:r>
+    </w:p>
+    <w:p>
+      <w:pPr>
+        <w:spacing w:before="120" w:after="80"/>
+        <w:rPr>
+          <w:sz w:val="24"/>
+        </w:rPr>
+      </w:pPr>
+      <w:r>
+        <w:rPr>
+          <w:sz w:val="24"/>
+        </w:rPr>
+        <w:t>9. The electrical wires ___________ (repair) by a qualified electrician two hours ago.</w:t>
+      </w:r>
+    </w:p>
+    <w:p>
+      <w:pPr>
+        <w:spacing w:before="120" w:after="80"/>
+        <w:rPr>
+          <w:sz w:val="24"/>
+        </w:rPr>
+      </w:pPr>
+      <w:r>
+        <w:rPr>
+          <w:sz w:val="24"/>
+        </w:rPr>
+        <w:t>10. Food waste had ___________ (process) into biogas before the school cafeteria closed for summer.</w:t>
+      </w:r>
+    </w:p>
+    <w:p>
+      <w:pPr>
+        <w:spacing w:before="120" w:after="80"/>
+        <w:rPr>
+          <w:sz w:val="24"/>
+        </w:rPr>
+      </w:pPr>
+      <w:r>
+        <w:rPr>
+          <w:sz w:val="24"/>
+        </w:rPr>
+        <w:t>11. Millions of plastic bags should ___________ (cut down on) by city residents to protect the environment.</w:t>
+      </w:r>
+    </w:p>
+    <w:p>
+      <w:pPr>
+        <w:spacing w:before="120" w:after="80"/>
+        <w:rPr>
+          <w:sz w:val="24"/>
+        </w:rPr>
+      </w:pPr>
+      <w:r>
+        <w:rPr>
+          <w:sz w:val="24"/>
+        </w:rPr>
+        <w:t>12. Fresh vegetables and fruits ___________ (sell) at the local farmers' market every weekend.</w:t>
+      </w:r>
+    </w:p>
+    <w:p>
+      <w:pPr>
+        <w:spacing w:before="120" w:after="80"/>
+        <w:rPr>
+          <w:sz w:val="24"/>
+        </w:rPr>
+      </w:pPr>
+      <w:r>
+        <w:rPr>
+          <w:sz w:val="24"/>
+        </w:rPr>
+        <w:t>13. An important project on recycling leftovers ___________ (carry out) by the Teenovator team at the moment.</w:t>
+      </w:r>
+    </w:p>
+    <w:p>
+      <w:pPr>
+        <w:spacing w:before="120" w:after="80"/>
+        <w:rPr>
+          <w:sz w:val="24"/>
+        </w:rPr>
+      </w:pPr>
+      <w:r>
+        <w:rPr>
+          <w:sz w:val="24"/>
+        </w:rPr>
+        <w:t>14. The suspect ___________ (interrogate) by police officers late last night.</w:t>
+      </w:r>
+    </w:p>
+    <w:p>
+      <w:pPr>
+        <w:spacing w:before="120" w:after="80"/>
+        <w:rPr>
+          <w:sz w:val="24"/>
+        </w:rPr>
+      </w:pPr>
+      <w:r>
+        <w:rPr>
+          <w:sz w:val="24"/>
+        </w:rPr>
+        <w:t>15. Useful advice on mental health ___________ (give) by the school counsellor during yesterday's session.</w:t>
+      </w:r>
+    </w:p>
+    <w:p>
+      <w:pPr>
+        <w:spacing w:before="120" w:after="80"/>
+        <w:rPr>
+          <w:sz w:val="24"/>
+        </w:rPr>
+      </w:pPr>
+      <w:r>
+        <w:rPr>
+          <w:sz w:val="24"/>
+        </w:rPr>
+        <w:t>16. Modern public amenities ___________ (provide) in rural communities soon.</w:t>
+      </w:r>
+    </w:p>
+    <w:p>
+      <w:pPr>
+        <w:spacing w:before="120" w:after="80"/>
+        <w:rPr>
+          <w:sz w:val="24"/>
+        </w:rPr>
+      </w:pPr>
+      <w:r>
+        <w:rPr>
+          <w:sz w:val="24"/>
+        </w:rPr>
+        <w:t>17. Strategic study plans have to ___________ (formulate) by students before the major examination.</w:t>
+      </w:r>
+    </w:p>
+    <w:p>
+      <w:pPr>
+        <w:spacing w:before="120" w:after="80"/>
+        <w:rPr>
+          <w:sz w:val="24"/>
+        </w:rPr>
+      </w:pPr>
+      <w:r>
+        <w:rPr>
+          <w:sz w:val="24"/>
+        </w:rPr>
+        <w:t>18. High-tech security cameras ___________ (install) in the downtown area when the power outage occurred.</w:t>
+      </w:r>
+    </w:p>
+    <w:p>
+      <w:pPr>
+        <w:spacing w:before="120" w:after="80"/>
+        <w:rPr>
+          <w:sz w:val="24"/>
+        </w:rPr>
+      </w:pPr>
+      <w:r>
+        <w:rPr>
+          <w:sz w:val="24"/>
+        </w:rPr>
+        <w:t>19. The old castle ___________ (restore) before tourists were allowed inside.</w:t>
+      </w:r>
+    </w:p>
+    <w:p>
+      <w:pPr>
+        <w:spacing w:before="120" w:after="80"/>
+        <w:rPr>
+          <w:sz w:val="24"/>
+        </w:rPr>
+      </w:pPr>
+      <w:r>
+        <w:rPr>
+          <w:sz w:val="24"/>
+        </w:rPr>
+        <w:t>20. A well-balanced diet is going to ___________ (adopt) by many teenagers this term.</w:t>
+      </w:r>
+    </w:p>
+    <w:p>
+      <w:pPr>
+        <w:spacing w:before="120" w:after="80"/>
+        <w:rPr>
+          <w:sz w:val="24"/>
+        </w:rPr>
+      </w:pPr>
+      <w:r>
+        <w:rPr>
+          <w:sz w:val="24"/>
+        </w:rPr>
+        <w:t>21. Electronic devices must not ___________ (use) inside hospital examination rooms.</w:t>
+      </w:r>
+    </w:p>
+    <w:p>
+      <w:pPr>
+        <w:spacing w:before="120" w:after="80"/>
+        <w:rPr>
+          <w:sz w:val="24"/>
+        </w:rPr>
+      </w:pPr>
+      <w:r>
+        <w:rPr>
+          <w:sz w:val="24"/>
+        </w:rPr>
+        <w:t>22. Speciality dishes like pho and banh cuon ___________ (serve) at this famous restaurant every morning.</w:t>
+      </w:r>
+    </w:p>
+    <w:p>
+      <w:pPr>
+        <w:spacing w:before="120" w:after="80"/>
+        <w:rPr>
+          <w:sz w:val="24"/>
+        </w:rPr>
+      </w:pPr>
+      <w:r>
+        <w:rPr>
+          <w:sz w:val="24"/>
+        </w:rPr>
+        <w:t>23. A presentation on managing stress ___________ (deliver) in the school auditorium right now.</w:t>
+      </w:r>
+    </w:p>
+    <w:p>
+      <w:pPr>
+        <w:spacing w:before="120" w:after="80"/>
+        <w:rPr>
+          <w:sz w:val="24"/>
+        </w:rPr>
+      </w:pPr>
+      <w:r>
+        <w:rPr>
+          <w:sz w:val="24"/>
+        </w:rPr>
+        <w:t>24. The hazardous mountain road ___________ (close) by local authorities yesterday due to heavy rain.</w:t>
+      </w:r>
+    </w:p>
+    <w:p>
+      <w:pPr>
+        <w:spacing w:before="120" w:after="80"/>
+        <w:rPr>
+          <w:sz w:val="24"/>
+        </w:rPr>
+      </w:pPr>
+      <w:r>
+        <w:rPr>
+          <w:sz w:val="24"/>
+        </w:rPr>
+        <w:t>25. Millions of dollars have ___________ (invest) in developing green spaces in our city this year.</w:t>
+      </w:r>
+    </w:p>
+    <w:p>
+      <w:pPr>
+        <w:spacing w:before="120" w:after="80"/>
+        <w:rPr>
+          <w:sz w:val="24"/>
+        </w:rPr>
+      </w:pPr>
+      <w:r>
+        <w:rPr>
+          <w:sz w:val="24"/>
+        </w:rPr>
+        <w:t>26. Clear instructions should ___________ (explain) to trainees before they start operating heavy machinery.</w:t>
+      </w:r>
+    </w:p>
+    <w:p>
+      <w:pPr>
+        <w:spacing w:before="120" w:after="80"/>
+        <w:rPr>
+          <w:sz w:val="24"/>
+        </w:rPr>
+      </w:pPr>
+      <w:r>
+        <w:rPr>
+          <w:sz w:val="24"/>
+        </w:rPr>
+        <w:t>27. Emergency supplies had ___________ (distribute) before the harsh winter set in.</w:t>
+      </w:r>
+    </w:p>
+    <w:p>
+      <w:pPr>
+        <w:spacing w:before="120" w:after="80"/>
+        <w:rPr>
+          <w:sz w:val="24"/>
+        </w:rPr>
+      </w:pPr>
+      <w:r>
+        <w:rPr>
+          <w:sz w:val="24"/>
+        </w:rPr>
+        <w:lastRenderedPageBreak/>
+        <w:t>28. New bus lines ___________ (add) to reach remote suburban areas next autumn.</w:t>
+      </w:r>
+    </w:p>
+    <w:p>
+      <w:pPr>
+        <w:spacing w:before="120" w:after="80"/>
+        <w:rPr>
+          <w:sz w:val="24"/>
+        </w:rPr>
+      </w:pPr>
+      <w:r>
+        <w:rPr>
+          <w:sz w:val="24"/>
+        </w:rPr>
+        <w:t>29. Traffic rules can ___________ (obey) easily if clear road signs are installed.</w:t>
+      </w:r>
+    </w:p>
+    <w:p>
+      <w:pPr>
+        <w:spacing w:before="120" w:after="80"/>
+        <w:rPr>
+          <w:sz w:val="24"/>
+        </w:rPr>
+      </w:pPr>
+      <w:r>
+        <w:rPr>
+          <w:sz w:val="24"/>
+        </w:rPr>
+        <w:t>30. Detailed research on teen lifestyle ___________ (conduct) while we were visiting the local community center.</w:t>
+      </w:r>
+    </w:p>
+    <w:p>
+      <w:pPr>
+        <w:spacing w:before="120" w:after="80"/>
+        <w:rPr>
+          <w:sz w:val="24"/>
+        </w:rPr>
+      </w:pPr>
+      <w:r>
+        <w:rPr>
+          <w:sz w:val="24"/>
+        </w:rPr>
+        <w:t>31. A comprehensive survey on public transport ___________ (publish) on the city portal last week.</w:t>
+      </w:r>
+    </w:p>
+    <w:p>
+      <w:pPr>
+        <w:spacing w:before="120" w:after="80"/>
+        <w:rPr>
+          <w:sz w:val="24"/>
+        </w:rPr>
+      </w:pPr>
+      <w:r>
+        <w:rPr>
+          <w:sz w:val="24"/>
+        </w:rPr>
+        <w:t>32. Organic food waste ___________ (collect) from school canteens daily.</w:t>
+      </w:r>
+    </w:p>
+    <w:p>
+      <w:pPr>
+        <w:spacing w:before="120" w:after="80"/>
+        <w:rPr>
+          <w:sz w:val="24"/>
+        </w:rPr>
+      </w:pPr>
+      <w:r>
+        <w:rPr>
+          <w:sz w:val="24"/>
+        </w:rPr>
+        <w:t>33. Advanced security protocols ___________ (implement) across all bank branches recently.</w:t>
+      </w:r>
+    </w:p>
+    <w:p>
+      <w:pPr>
+        <w:spacing w:before="120" w:after="80"/>
+        <w:rPr>
+          <w:sz w:val="24"/>
+        </w:rPr>
+      </w:pPr>
+      <w:r>
+        <w:rPr>
+          <w:sz w:val="24"/>
+        </w:rPr>
+        <w:t>34. The new library rules may ___________ (announce) by the principal tomorrow morning.</w:t>
+      </w:r>
+    </w:p>
+    <w:p>
+      <w:pPr>
+        <w:spacing w:before="120" w:after="80"/>
+        <w:rPr>
+          <w:sz w:val="24"/>
+        </w:rPr>
+      </w:pPr>
+      <w:r>
+        <w:rPr>
+          <w:sz w:val="24"/>
+        </w:rPr>
+        <w:t>35. The old warehouse ___________ (demolish) before construction of the sports complex began.</w:t>
+      </w:r>
+    </w:p>
+    <w:p>
+      <w:pPr>
+        <w:spacing w:before="120" w:after="80"/>
+        <w:rPr>
+          <w:sz w:val="24"/>
+        </w:rPr>
+      </w:pPr>
+      <w:r>
+        <w:rPr>
+          <w:sz w:val="24"/>
+        </w:rPr>
+        <w:t>36. Air-conditioned buses ___________ (test) by the transport authority at this moment.</w:t>
+      </w:r>
+    </w:p>
+    <w:p>
+      <w:pPr>
+        <w:spacing w:before="120" w:after="80"/>
+        <w:rPr>
+          <w:sz w:val="24"/>
+        </w:rPr>
+      </w:pPr>
+      <w:r>
+        <w:rPr>
+          <w:sz w:val="24"/>
+        </w:rPr>
+        <w:t>37. Fire extinguishers must ___________ (inspect) annually by certified firefighters.</w:t>
+      </w:r>
+    </w:p>
+    <w:p>
+      <w:pPr>
+        <w:spacing w:before="120" w:after="80"/>
+        <w:rPr>
+          <w:sz w:val="24"/>
+        </w:rPr>
+      </w:pPr>
+      <w:r>
+        <w:rPr>
+          <w:sz w:val="24"/>
+        </w:rPr>
+        <w:t>38. A new workshop on time management ___________ (hold) in the city center next Sunday.</w:t>
+      </w:r>
+    </w:p>
+    <w:p>
+      <w:pPr>
+        <w:spacing w:before="120" w:after="80"/>
+        <w:rPr>
+          <w:sz w:val="24"/>
+        </w:rPr>
+      </w:pPr>
+      <w:r>
+        <w:rPr>
+          <w:sz w:val="24"/>
+        </w:rPr>
+        <w:t>39. Useful study tips ___________ (share) by top-ranking students while the seminar was taking place.</w:t>
+      </w:r>
+    </w:p>
+    <w:p>
+      <w:pPr>
+        <w:spacing w:before="120" w:after="80"/>
+        <w:rPr>
+          <w:sz w:val="24"/>
+        </w:rPr>
+      </w:pPr>
+      <w:r>
+        <w:rPr>
+          <w:sz w:val="24"/>
+        </w:rPr>
+        <w:t>40. A new youth club ___________ (establish) in our neighborhood next month.</w:t>
+      </w:r>
+    </w:p>
+    <w:p>
+      <w:pPr>
+        <w:spacing w:before="120" w:after="80"/>
+        <w:rPr>
+          <w:sz w:val="24"/>
+        </w:rPr>
+      </w:pPr>
+      <w:r>
+        <w:rPr>
+          <w:sz w:val="24"/>
+        </w:rPr>
+        <w:t>41. The stolen artifacts ___________ (recover) by police officers before the suspect fled abroad.</w:t>
+      </w:r>
+    </w:p>
+    <w:p>
+      <w:pPr>
+        <w:spacing w:before="120" w:after="80"/>
+        <w:rPr>
+          <w:sz w:val="24"/>
+        </w:rPr>
+      </w:pPr>
+      <w:r>
+        <w:rPr>
+          <w:sz w:val="24"/>
+        </w:rPr>
+        <w:t>42. High levels of air pollution ___________ (report) in industrial zones yesterday.</w:t>
+      </w:r>
+    </w:p>
+    <w:p>
+      <w:pPr>
+        <w:spacing w:before="120" w:after="80"/>
+        <w:rPr>
+          <w:sz w:val="24"/>
+        </w:rPr>
+      </w:pPr>
+      <w:r>
+        <w:rPr>
+          <w:sz w:val="24"/>
+        </w:rPr>
+        <w:t>43. Daily schedule apps can ___________ (use) by teens to track their homework deadlines.</w:t>
+      </w:r>
+    </w:p>
+    <w:p>
+      <w:pPr>
+        <w:spacing w:before="120" w:after="80"/>
+        <w:rPr>
+          <w:sz w:val="24"/>
+        </w:rPr>
+      </w:pPr>
+      <w:r>
+        <w:rPr>
+          <w:sz w:val="24"/>
+        </w:rPr>
+        <w:t>44. Traditional weaving skills ___________ (preserve) carefully by local artisans nowadays.</w:t>
+      </w:r>
+    </w:p>
+    <w:p>
+      <w:pPr>
+        <w:spacing w:before="120" w:after="80"/>
+        <w:rPr>
+          <w:sz w:val="24"/>
+        </w:rPr>
+      </w:pPr>
+      <w:r>
+        <w:rPr>
+          <w:sz w:val="24"/>
+        </w:rPr>
+        <w:t>45. Free sports facilities ___________ (build) in the public park right now.</w:t>
+      </w:r>
+    </w:p>
+    <w:p>
+      <w:pPr>
+        <w:spacing w:before="120" w:after="80"/>
+        <w:rPr>
+          <w:sz w:val="24"/>
+        </w:rPr>
+      </w:pPr>
+      <w:r>
+        <w:rPr>
+          <w:sz w:val="24"/>
+        </w:rPr>
+        <w:t>46. The annual scholarship award ___________ (already / grant) to Chi for her outstanding academic results.</w:t>
+      </w:r>
+    </w:p>
+    <w:p>
+      <w:pPr>
+        <w:spacing w:before="120" w:after="80"/>
+        <w:rPr>
+          <w:sz w:val="24"/>
+        </w:rPr>
+      </w:pPr>
+      <w:r>
+        <w:rPr>
+          <w:sz w:val="24"/>
+        </w:rPr>
+        <w:t>47. Strict noise limits ought to ___________ (enforce) near school gates and residential areas.</w:t>
+      </w:r>
+    </w:p>
+    <w:p>
+      <w:pPr>
+        <w:spacing w:before="120" w:after="80"/>
+        <w:rPr>
+          <w:sz w:val="24"/>
+        </w:rPr>
+      </w:pPr>
+      <w:r>
+        <w:rPr>
+          <w:sz w:val="24"/>
+        </w:rPr>
+        <w:t>48. Emergency calls ___________ (handle) promptly by support staff yesterday evening.</w:t>
+      </w:r>
+    </w:p>
+    <w:p>
+      <w:pPr>
+        <w:spacing w:before="120" w:after="80"/>
+        <w:rPr>
+          <w:sz w:val="24"/>
+        </w:rPr>
+      </w:pPr>
+      <w:r>
+        <w:rPr>
+          <w:sz w:val="24"/>
+        </w:rPr>
+        <w:t>49. A state-of-the-art sports center ___________ (construct) when the geological inspection took place.</w:t>
+      </w:r>
+    </w:p>
+    <w:p>
+      <w:pPr>
+        <w:spacing w:before="120" w:after="80"/>
+        <w:rPr>
+          <w:sz w:val="24"/>
+        </w:rPr>
+      </w:pPr>
+      <w:r>
+        <w:rPr>
+          <w:sz w:val="24"/>
+        </w:rPr>
+        <w:t>50. The revised traffic laws will ___________ (ratify) by the municipal council next week.</w:t>
+      </w:r>
+    </w:p>
+    <w:p>
+      <w:pPr>
+        <w:spacing w:before="120" w:after="80"/>
+        <w:rPr>
+          <w:sz w:val="24"/>
+        </w:rPr>
+      </w:pPr>
+      <w:r>
+        <w:rPr>
+          <w:sz w:val="24"/>
+        </w:rPr>
+        <w:t>51. Junk foods might ___________ (avoid) by students who want to maintain good physical health.</w:t>
+      </w:r>
+    </w:p>
+    <w:p>
+      <w:pPr>
+        <w:spacing w:before="120" w:after="80"/>
+        <w:rPr>
+          <w:sz w:val="24"/>
+        </w:rPr>
+      </w:pPr>
+      <w:r>
+        <w:rPr>
+          <w:sz w:val="24"/>
+        </w:rPr>
+        <w:t>52. All delivery parcels ___________ (check) thoroughly before being sent out every day.</w:t>
+      </w:r>
+    </w:p>
+    <w:p>
+      <w:pPr>
+        <w:spacing w:before="120" w:after="80"/>
+        <w:rPr>
+          <w:sz w:val="24"/>
+        </w:rPr>
+      </w:pPr>
+      <w:r>
+        <w:rPr>
+          <w:sz w:val="24"/>
+        </w:rPr>
+        <w:t>53. A new campaign against food waste ___________ (launch) by the school council recently.</w:t>
+      </w:r>
+    </w:p>
+    <w:p>
+      <w:pPr>
+        <w:spacing w:before="120" w:after="80"/>
+        <w:rPr>
+          <w:sz w:val="24"/>
+        </w:rPr>
+      </w:pPr>
+      <w:r>
+        <w:rPr>
+          <w:sz w:val="24"/>
+        </w:rPr>
+        <w:t>54. The broken power lines ___________ (repair) when the severe rainstorm struck.</w:t>
+      </w:r>
+    </w:p>
+    <w:p>
+      <w:pPr>
+        <w:spacing w:before="120" w:after="80"/>
+        <w:rPr>
+          <w:sz w:val="24"/>
+        </w:rPr>
+      </w:pPr>
+      <w:r>
+        <w:rPr>
+          <w:sz w:val="24"/>
+        </w:rPr>
+        <w:lastRenderedPageBreak/>
+        <w:t>55. The final research papers had ___________ (submit) via the online portal before midnight expired.</w:t>
+      </w:r>
+    </w:p>
+    <w:p>
+      <w:pPr>
+        <w:spacing w:before="120" w:after="80"/>
+        <w:rPr>
+          <w:sz w:val="24"/>
+        </w:rPr>
+      </w:pPr>
+      <w:r>
+        <w:rPr>
+          <w:sz w:val="24"/>
+        </w:rPr>
+        <w:t>56. The historical museum ___________ (destroy) by a sudden fire twenty years ago.</w:t>
+      </w:r>
+    </w:p>
+    <w:p>
+      <w:pPr>
+        <w:spacing w:before="120" w:after="80"/>
+        <w:rPr>
+          <w:sz w:val="24"/>
+        </w:rPr>
+      </w:pPr>
+      <w:r>
+        <w:rPr>
+          <w:sz w:val="24"/>
+        </w:rPr>
+        <w:t>57. New trees ___________ (plant) along the main avenue to create more green space next month.</w:t>
+      </w:r>
+    </w:p>
+    <w:p>
+      <w:pPr>
+        <w:spacing w:before="120" w:after="80"/>
+        <w:rPr>
+          <w:sz w:val="24"/>
+        </w:rPr>
+      </w:pPr>
+      <w:r>
+        <w:rPr>
+          <w:sz w:val="24"/>
+        </w:rPr>
+        <w:t>58. Physical exercises should ___________ (perform) regularly to reduce stress and anxiety.</w:t>
+      </w:r>
+    </w:p>
+    <w:p>
+      <w:pPr>
+        <w:spacing w:before="120" w:after="80"/>
+        <w:rPr>
+          <w:sz w:val="24"/>
+        </w:rPr>
+      </w:pPr>
+      <w:r>
+        <w:rPr>
+          <w:sz w:val="24"/>
+        </w:rPr>
+        <w:t>59. A presentation on sustainable living ___________ (deliver) by the guest speaker tomorrow.</w:t>
+      </w:r>
+    </w:p>
+    <w:p>
+      <w:pPr>
+        <w:spacing w:before="120" w:after="80"/>
+        <w:rPr>
+          <w:sz w:val="24"/>
+        </w:rPr>
+      </w:pPr>
+      <w:r>
+        <w:rPr>
+          <w:sz w:val="24"/>
+        </w:rPr>
+        <w:t>60. The confidential files ___________ (transfer) to the cloud server at the moment.</w:t>
+      </w:r>
+    </w:p>
+    <w:p>
+      <w:pPr>
+        <w:spacing w:before="120" w:after="80"/>
+        <w:rPr>
+          <w:sz w:val="24"/>
+        </w:rPr>
+      </w:pPr>
+      <w:r>
+        <w:rPr>
+          <w:sz w:val="24"/>
+        </w:rPr>
+        <w:t>61. Pottery collections ___________ (display) at the city gallery this week.</w:t>
+      </w:r>
+    </w:p>
+    <w:p>
+      <w:pPr>
+        <w:spacing w:before="120" w:after="80"/>
+        <w:rPr>
+          <w:sz w:val="24"/>
+        </w:rPr>
+      </w:pPr>
+      <w:r>
+        <w:rPr>
+          <w:sz w:val="24"/>
+        </w:rPr>
+        <w:t>62. The ancient craft of basket weaving ___________ (appreciate) by many international tourists.</w:t>
+      </w:r>
+    </w:p>
+    <w:p>
+      <w:pPr>
+        <w:spacing w:before="120" w:after="80"/>
+        <w:rPr>
+          <w:sz w:val="24"/>
+        </w:rPr>
+      </w:pPr>
+      <w:r>
+        <w:rPr>
+          <w:sz w:val="24"/>
+        </w:rPr>
+        <w:t>63. Important administrative documents must ___________ (sign) by the regional manager before 5 PM.</w:t>
+      </w:r>
+    </w:p>
+    <w:p>
+      <w:pPr>
+        <w:spacing w:before="120" w:after="80"/>
+        <w:rPr>
+          <w:sz w:val="24"/>
+        </w:rPr>
+      </w:pPr>
+      <w:r>
+        <w:rPr>
+          <w:sz w:val="24"/>
+        </w:rPr>
+        <w:t>64. The technical glitch ___________ (resolve) by our IT support team two hours ago.</w:t>
+      </w:r>
+    </w:p>
+    <w:p>
+      <w:pPr>
+        <w:spacing w:before="120" w:after="80"/>
+        <w:rPr>
+          <w:sz w:val="24"/>
+        </w:rPr>
+      </w:pPr>
+      <w:r>
+        <w:rPr>
+          <w:sz w:val="24"/>
+        </w:rPr>
+        <w:t>65. Stricter environmental rules ___________ (introduce) by the city council recently.</w:t>
+      </w:r>
+    </w:p>
+    <w:p>
+      <w:pPr>
+        <w:spacing w:before="120" w:after="80"/>
+        <w:rPr>
+          <w:sz w:val="24"/>
+        </w:rPr>
+      </w:pPr>
+      <w:r>
+        <w:rPr>
+          <w:sz w:val="24"/>
+        </w:rPr>
+        <w:t>66. The patient ___________ (examine) by the chief doctor while the nurse was taking notes.</w:t>
+      </w:r>
+    </w:p>
+    <w:p>
+      <w:pPr>
+        <w:spacing w:before="120" w:after="80"/>
+        <w:rPr>
+          <w:sz w:val="24"/>
+        </w:rPr>
+      </w:pPr>
+      <w:r>
+        <w:rPr>
+          <w:sz w:val="24"/>
+        </w:rPr>
+        <w:t>67. Necessary permits had ___________ (obtain) before the construction project started.</w:t>
+      </w:r>
+    </w:p>
+    <w:p>
+      <w:pPr>
+        <w:spacing w:before="120" w:after="80"/>
+        <w:rPr>
+          <w:sz w:val="24"/>
+        </w:rPr>
+      </w:pPr>
+      <w:r>
+        <w:rPr>
+          <w:sz w:val="24"/>
+        </w:rPr>
+        <w:t>68. Modern medical facilities will ___________ (provide) to suburban residents next year.</w:t>
+      </w:r>
+    </w:p>
+    <w:p>
+      <w:pPr>
+        <w:spacing w:before="120" w:after="80"/>
+        <w:rPr>
+          <w:sz w:val="24"/>
+        </w:rPr>
+      </w:pPr>
+      <w:r>
+        <w:rPr>
+          <w:sz w:val="24"/>
+        </w:rPr>
+        <w:t>69. A new marketing plan ___________ (formulate) by the team next Monday.</w:t>
+      </w:r>
+    </w:p>
+    <w:p>
+      <w:pPr>
+        <w:spacing w:before="120" w:after="80"/>
+        <w:rPr>
+          <w:sz w:val="24"/>
+        </w:rPr>
+      </w:pPr>
+      <w:r>
+        <w:rPr>
+          <w:sz w:val="24"/>
+        </w:rPr>
+        <w:t>70. Sugar intake should ___________ (limit) if you want to maintain healthy teeth.</w:t>
+      </w:r>
+    </w:p>
+    <w:p>
+      <w:pPr>
+        <w:spacing w:before="120" w:after="80"/>
+        <w:rPr>
+          <w:sz w:val="24"/>
+        </w:rPr>
+      </w:pPr>
+      <w:r>
+        <w:rPr>
+          <w:sz w:val="24"/>
+        </w:rPr>
+        <w:t>71. The traffic app ___________ (update) by developers yesterday morning.</w:t>
+      </w:r>
+    </w:p>
+    <w:p>
+      <w:pPr>
+        <w:spacing w:before="120" w:after="80"/>
+        <w:rPr>
+          <w:sz w:val="24"/>
+        </w:rPr>
+      </w:pPr>
+      <w:r>
+        <w:rPr>
+          <w:sz w:val="24"/>
+        </w:rPr>
+        <w:t>72. Customer complaints ___________ (process) automatically by AI systems nowadays.</w:t>
+      </w:r>
+    </w:p>
+    <w:p>
+      <w:pPr>
+        <w:spacing w:before="120" w:after="80"/>
+        <w:rPr>
+          <w:sz w:val="24"/>
+        </w:rPr>
+      </w:pPr>
+      <w:r>
+        <w:rPr>
+          <w:sz w:val="24"/>
+        </w:rPr>
+        <w:t>73. The grand opening ceremony ___________ (postpone) due to bad weather conditions yesterday.</w:t>
+      </w:r>
+    </w:p>
+    <w:p>
+      <w:pPr>
+        <w:spacing w:before="120" w:after="80"/>
+        <w:rPr>
+          <w:sz w:val="24"/>
+        </w:rPr>
+      </w:pPr>
+      <w:r>
+        <w:rPr>
+          <w:sz w:val="24"/>
+        </w:rPr>
+        <w:t>74. System backups ___________ (perform) by technicians right now.</w:t>
+      </w:r>
+    </w:p>
+    <w:p>
+      <w:pPr>
+        <w:spacing w:before="120" w:after="80"/>
+        <w:rPr>
+          <w:sz w:val="24"/>
+        </w:rPr>
+      </w:pPr>
+      <w:r>
+        <w:rPr>
+          <w:sz w:val="24"/>
+        </w:rPr>
+        <w:t>75. All pending requests ___________ (resolve) successfully by our team so far.</w:t>
+      </w:r>
+    </w:p>
+    <w:p>
+      <w:pPr>
+        <w:spacing w:before="120" w:after="80"/>
+        <w:rPr>
+          <w:sz w:val="24"/>
+        </w:rPr>
+      </w:pPr>
+      <w:r>
+        <w:rPr>
+          <w:sz w:val="24"/>
+        </w:rPr>
+        <w:t>76. Distractions must ___________ (eliminate) if you want to study effectively.</w:t>
+      </w:r>
+    </w:p>
+    <w:p>
+      <w:pPr>
+        <w:spacing w:before="120" w:after="80"/>
+        <w:rPr>
+          <w:sz w:val="24"/>
+        </w:rPr>
+      </w:pPr>
+      <w:r>
+        <w:rPr>
+          <w:sz w:val="24"/>
+        </w:rPr>
+        <w:t>77. The historical castle ___________ (renovate) when the heavy storm started.</w:t>
+      </w:r>
+    </w:p>
+    <w:p>
+      <w:pPr>
+        <w:spacing w:before="120" w:after="80"/>
+        <w:rPr>
+          <w:sz w:val="24"/>
+        </w:rPr>
+      </w:pPr>
+      <w:r>
+        <w:rPr>
+          <w:sz w:val="24"/>
+        </w:rPr>
+        <w:t>78. All tickets had ___________ (sell) out before the official concert announcement was made.</w:t>
+      </w:r>
+    </w:p>
+    <w:p>
+      <w:pPr>
+        <w:spacing w:before="120" w:after="80"/>
+        <w:rPr>
+          <w:sz w:val="24"/>
+        </w:rPr>
+      </w:pPr>
+      <w:r>
+        <w:rPr>
+          <w:sz w:val="24"/>
+        </w:rPr>
+        <w:t>79. New solar panels will ___________ (install) on the roof of the library next week.</w:t>
+      </w:r>
+    </w:p>
+    <w:p>
+      <w:pPr>
+        <w:spacing w:before="120" w:after="80"/>
+        <w:rPr>
+          <w:sz w:val="24"/>
+        </w:rPr>
+      </w:pPr>
+      <w:r>
+        <w:rPr>
+          <w:sz w:val="24"/>
+        </w:rPr>
+        <w:t>80. A new community park ___________ (design) by a famous architect next summer.</w:t>
+      </w:r>
+    </w:p>
+    <w:p>
+      <w:pPr>
+        <w:spacing w:before="120" w:after="80"/>
+        <w:rPr>
+          <w:sz w:val="24"/>
+        </w:rPr>
+      </w:pPr>
+      <w:r>
+        <w:rPr>
+          <w:sz w:val="24"/>
+        </w:rPr>
+        <w:t>81. High-speed fiber-optic cables ___________ (lay) across the district currently.</w:t>
+      </w:r>
+    </w:p>
+    <w:p>
+      <w:pPr>
+        <w:spacing w:before="120" w:after="80"/>
+        <w:rPr>
+          <w:sz w:val="24"/>
+        </w:rPr>
+      </w:pPr>
+      <w:r>
+        <w:rPr>
+          <w:sz w:val="24"/>
+        </w:rPr>
+        <w:t>82. The annual scholarship award can ___________ (win) by any hard-working student.</w:t>
+      </w:r>
+    </w:p>
+    <w:p>
+      <w:pPr>
+        <w:spacing w:before="120" w:after="80"/>
+        <w:rPr>
+          <w:sz w:val="24"/>
+        </w:rPr>
+      </w:pPr>
+      <w:r>
+        <w:rPr>
+          <w:sz w:val="24"/>
+        </w:rPr>
+        <w:t>83. Raw materials ___________ (import) from local suppliers every month.</w:t>
+      </w:r>
+    </w:p>
+    <w:p>
+      <w:pPr>
+        <w:spacing w:before="120" w:after="80"/>
+        <w:rPr>
+          <w:sz w:val="24"/>
+        </w:rPr>
+      </w:pPr>
+      <w:r>
+        <w:rPr>
+          <w:sz w:val="24"/>
+        </w:rPr>
+        <w:lastRenderedPageBreak/>
+        <w:t>84. The prize ___________ (award) to a young talented artisan at the gala dinner last night.</w:t>
+      </w:r>
+    </w:p>
+    <w:p>
+      <w:pPr>
+        <w:spacing w:before="120" w:after="80"/>
+        <w:rPr>
+          <w:sz w:val="24"/>
+        </w:rPr>
+      </w:pPr>
+      <w:r>
+        <w:rPr>
+          <w:sz w:val="24"/>
+        </w:rPr>
+        <w:t>85. Crucial evidence ___________ (gather) by federal agents so far.</w:t>
+      </w:r>
+    </w:p>
+    <w:p>
+      <w:pPr>
+        <w:spacing w:before="120" w:after="80"/>
+        <w:rPr>
+          <w:sz w:val="24"/>
+        </w:rPr>
+      </w:pPr>
+      <w:r>
+        <w:rPr>
+          <w:sz w:val="24"/>
+        </w:rPr>
+        <w:t>86. Protective safety gear must ___________ (wear) inside the manufacturing area at all times.</w:t>
+      </w:r>
+    </w:p>
+    <w:p>
+      <w:pPr>
+        <w:spacing w:before="120" w:after="80"/>
+        <w:rPr>
+          <w:sz w:val="24"/>
+        </w:rPr>
+      </w:pPr>
+      <w:r>
+        <w:rPr>
+          <w:sz w:val="24"/>
+        </w:rPr>
+        <w:t>87. The patient had ___________ (discharge) from the hospital before her family members arrived.</w:t>
+      </w:r>
+    </w:p>
+    <w:p>
+      <w:pPr>
+        <w:spacing w:before="120" w:after="80"/>
+        <w:rPr>
+          <w:sz w:val="24"/>
+        </w:rPr>
+      </w:pPr>
+      <w:r>
+        <w:rPr>
+          <w:sz w:val="24"/>
+        </w:rPr>
+        <w:t>88. Detailed instructions ___________ (explain) to the trainees while the manager was speaking.</w:t>
+      </w:r>
+    </w:p>
+    <w:p>
+      <w:pPr>
+        <w:spacing w:before="120" w:after="80"/>
+        <w:rPr>
+          <w:sz w:val="24"/>
+        </w:rPr>
+      </w:pPr>
+      <w:r>
+        <w:rPr>
+          <w:sz w:val="24"/>
+        </w:rPr>
+        <w:t>89. A comprehensive budget plan will ___________ (approve) by the board tomorrow.</w:t>
+      </w:r>
+    </w:p>
+    <w:p>
+      <w:pPr>
+        <w:spacing w:before="120" w:after="80"/>
+        <w:rPr>
+          <w:sz w:val="24"/>
+        </w:rPr>
+      </w:pPr>
+      <w:r>
+        <w:rPr>
+          <w:sz w:val="24"/>
+        </w:rPr>
+        <w:t>90. Modern sports facilities ___________ (construct) near our school next month.</w:t>
+      </w:r>
+    </w:p>
+    <w:p>
+      <w:pPr>
+        <w:spacing w:before="120" w:after="80"/>
+        <w:rPr>
+          <w:sz w:val="24"/>
+        </w:rPr>
+      </w:pPr>
+      <w:r>
+        <w:rPr>
+          <w:sz w:val="24"/>
+        </w:rPr>
+        <w:t>91. Hazardous waste should ___________ (dispose) of in designated containers.</w:t>
+      </w:r>
+    </w:p>
+    <w:p>
+      <w:pPr>
+        <w:spacing w:before="120" w:after="80"/>
+        <w:rPr>
+          <w:sz w:val="24"/>
+        </w:rPr>
+      </w:pPr>
+      <w:r>
+        <w:rPr>
+          <w:sz w:val="24"/>
+        </w:rPr>
+        <w:t>92. Water samples ___________ (analyze) in the laboratory every morning.</w:t>
+      </w:r>
+    </w:p>
+    <w:p>
+      <w:pPr>
+        <w:spacing w:before="120" w:after="80"/>
+        <w:rPr>
+          <w:sz w:val="24"/>
+        </w:rPr>
+      </w:pPr>
+      <w:r>
+        <w:rPr>
+          <w:sz w:val="24"/>
+        </w:rPr>
+        <w:t>93. The press conference ___________ (hold) while protesters were gathering outside.</w:t>
+      </w:r>
+    </w:p>
+    <w:p>
+      <w:pPr>
+        <w:spacing w:before="120" w:after="80"/>
+        <w:rPr>
+          <w:sz w:val="24"/>
+        </w:rPr>
+      </w:pPr>
+      <w:r>
+        <w:rPr>
+          <w:sz w:val="24"/>
+        </w:rPr>
+        <w:t>94. The software bug ___________ (fix) by the IT department yesterday.</w:t>
+      </w:r>
+    </w:p>
+    <w:p>
+      <w:pPr>
+        <w:spacing w:before="120" w:after="80"/>
+        <w:rPr>
+          <w:sz w:val="24"/>
+        </w:rPr>
+      </w:pPr>
+      <w:r>
+        <w:rPr>
+          <w:sz w:val="24"/>
+        </w:rPr>
+        <w:t>95. Additional staff members ___________ (hire) to support the new project line recently.</w:t>
+      </w:r>
+    </w:p>
+    <w:p>
+      <w:pPr>
+        <w:spacing w:before="120" w:after="80"/>
+        <w:rPr>
+          <w:sz w:val="24"/>
+        </w:rPr>
+      </w:pPr>
+      <w:r>
+        <w:rPr>
+          <w:sz w:val="24"/>
+        </w:rPr>
+        <w:t>96. Backup data had ___________ (store) securely before the system crashed last week.</w:t>
+      </w:r>
+    </w:p>
+    <w:p>
+      <w:pPr>
+        <w:spacing w:before="120" w:after="80"/>
+        <w:rPr>
+          <w:sz w:val="24"/>
+        </w:rPr>
+      </w:pPr>
+      <w:r>
+        <w:rPr>
+          <w:sz w:val="24"/>
+        </w:rPr>
+        <w:t>97. Mobile phones cannot ___________ (use) during flight takeoff and landing.</w:t>
+      </w:r>
+    </w:p>
+    <w:p>
+      <w:pPr>
+        <w:spacing w:before="120" w:after="80"/>
+        <w:rPr>
+          <w:sz w:val="24"/>
+        </w:rPr>
+      </w:pPr>
+      <w:r>
+        <w:rPr>
+          <w:sz w:val="24"/>
+        </w:rPr>
+        <w:t>98. New workplace safety guidelines ___________ (clearly / communicate) to all employees now.</w:t>
+      </w:r>
+    </w:p>
+    <w:p>
+      <w:pPr>
+        <w:spacing w:before="120" w:after="80"/>
+        <w:rPr>
+          <w:sz w:val="24"/>
+        </w:rPr>
+      </w:pPr>
+      <w:r>
+        <w:rPr>
+          <w:sz w:val="24"/>
+        </w:rPr>
+        <w:t>99. Solar-powered streetlights ___________ (install) in our suburb next spring.</w:t>
+      </w:r>
+    </w:p>
+    <w:p>
+      <w:pPr>
+        <w:spacing w:before="120" w:after="80"/>
+        <w:rPr>
+          <w:sz w:val="24"/>
+        </w:rPr>
+      </w:pPr>
+      <w:r>
+        <w:rPr>
+          <w:sz w:val="24"/>
+        </w:rPr>
+        <w:t>100. Effective time management techniques ___________ (teach) in the upcoming workshop.</w:t>
+      </w:r>
+    </w:p>
+    <w:p>
+      <w:pPr>
+        <w:pStyle w:val="Heading2"/>
+        <w:spacing w:before="240"/>
+        <w:rPr>
+          <w:rFonts w:ascii="Times New Roman" w:hAnsi="Times New Roman" w:cs="Times New Roman"/>
+          <w:b/>
+          <w:color w:val="auto"/>
+          <w:sz w:val="24"/>
+        </w:rPr>
+      </w:pPr>
+      <w:r>
+        <w:rPr>
+          <w:rFonts w:ascii="Times New Roman" w:hAnsi="Times New Roman" w:cs="Times New Roman"/>
+          <w:b/>
+          <w:color w:val="auto"/>
+          <w:sz w:val="24"/>
+        </w:rPr>
+        <w:t>PHẦN 2: BÀI TẬP VIẾT LẠI CÂU BỊ ĐỘNG (50 CÂU - MIXED TENSES &amp; MODALS)</w:t>
+      </w:r>
+    </w:p>
+    <w:p>
+      <w:pPr>
+        <w:spacing w:before="120" w:after="80"/>
+        <w:rPr>
+          <w:b/>
+          <w:sz w:val="24"/>
+        </w:rPr>
+      </w:pPr>
+      <w:r>
+        <w:rPr>
+          <w:b/>
+          <w:sz w:val="24"/>
+        </w:rPr>
+        <w:t>Viết lại các câu sau từ dạng Chủ động (Active) sang dạng Bị động (Passive):</w:t>
+      </w:r>
+    </w:p>
+    <w:p>
+      <w:pPr>
+        <w:spacing w:before="120" w:after="80"/>
+        <w:rPr>
+          <w:sz w:val="24"/>
+        </w:rPr>
+      </w:pPr>
+      <w:r>
+        <w:rPr>
+          <w:sz w:val="24"/>
+        </w:rPr>
+        <w:t>1. The city council is constructing a new underground metro line near our school.</w:t>
       </w:r>
     </w:p>
     <w:p>
       <w:pPr>
         <w:tabs>
-          <w:tab w:val="left" w:pos="3237"/>
-          <w:tab w:val="left" w:pos="4797"/>
-          <w:tab w:val="left" w:pos="6357"/>
+          <w:tab w:val="right" w:leader="heavy" w:pos="9354"/>
         </w:tabs>
-        <w:spacing w:before="120" w:after="80" w:line="480" w:lineRule="auto"/>
-        <w:rPr>
+        <w:spacing w:before="80" w:after="60"/>
+        <w:ind w:left="283"/>
+        <w:rPr>
+          <w:sz w:val="24"/>
+        </w:rPr>
+      </w:pPr>
+      <w:r>
+        <w:rPr>
+          <w:rFonts w:hint="eastAsia"/>
+          <w:sz w:val="24"/>
+        </w:rPr>
+        <w:t>→</w:t>
+      </w:r>
+      <w:r>
+        <w:rPr>
+          <w:sz w:val="24"/>
+        </w:rPr>
+        <w:tab/>
+      </w:r>
+    </w:p>
+    <w:p>
+      <w:pPr>
+        <w:spacing w:before="120" w:after="80"/>
+        <w:rPr>
+          <w:sz w:val="24"/>
+        </w:rPr>
+      </w:pPr>
+      <w:r>
+        <w:rPr>
+          <w:sz w:val="24"/>
+        </w:rPr>
+        <w:t>2. Local artisans pass down traditional pottery techniques to their children.</w:t>
+      </w:r>
+    </w:p>
+    <w:p>
+      <w:pPr>
+        <w:tabs>
+          <w:tab w:val="right" w:leader="heavy" w:pos="9354"/>
+        </w:tabs>
+        <w:spacing w:before="80" w:after="60"/>
+        <w:ind w:left="283"/>
+        <w:rPr>
+          <w:sz w:val="24"/>
+        </w:rPr>
+      </w:pPr>
+      <w:r>
+        <w:rPr>
+          <w:rFonts w:hint="eastAsia"/>
+          <w:sz w:val="24"/>
+        </w:rPr>
+        <w:t>→</w:t>
+      </w:r>
+      <w:r>
+        <w:rPr>
+          <w:sz w:val="24"/>
+        </w:rPr>
+        <w:tab/>
+      </w:r>
+    </w:p>
+    <w:p>
+      <w:pPr>
+        <w:spacing w:before="120" w:after="80"/>
+        <w:rPr>
+          <w:sz w:val="24"/>
+        </w:rPr>
+      </w:pPr>
+      <w:r>
+        <w:rPr>
+          <w:sz w:val="24"/>
+        </w:rPr>
+        <w:t>3. The municipal authority will plant five hundred trees along the main avenue next month.</w:t>
+      </w:r>
+    </w:p>
+    <w:p>
+      <w:pPr>
+        <w:tabs>
+          <w:tab w:val="right" w:leader="heavy" w:pos="9354"/>
+        </w:tabs>
+        <w:spacing w:before="80" w:after="60"/>
+        <w:ind w:left="283"/>
+        <w:rPr>
+          <w:sz w:val="24"/>
+        </w:rPr>
+      </w:pPr>
+      <w:r>
+        <w:rPr>
+          <w:rFonts w:hint="eastAsia"/>
+          <w:sz w:val="24"/>
+        </w:rPr>
+        <w:t>→</w:t>
+      </w:r>
+      <w:r>
+        <w:rPr>
+          <w:sz w:val="24"/>
+        </w:rPr>
+        <w:tab/>
+      </w:r>
+    </w:p>
+    <w:p>
+      <w:pPr>
+        <w:spacing w:before="120" w:after="80"/>
+        <w:rPr>
+          <w:sz w:val="24"/>
+        </w:rPr>
+      </w:pPr>
+      <w:r>
+        <w:rPr>
+          <w:sz w:val="24"/>
+        </w:rPr>
+        <w:t>4. The IT department resolved the severe network glitch within two hours yesterday.</w:t>
+      </w:r>
+    </w:p>
+    <w:p>
+      <w:pPr>
+        <w:tabs>
+          <w:tab w:val="right" w:leader="heavy" w:pos="9354"/>
+        </w:tabs>
+        <w:spacing w:before="80" w:after="60"/>
+        <w:ind w:left="283"/>
+        <w:rPr>
+          <w:sz w:val="24"/>
+        </w:rPr>
+      </w:pPr>
+      <w:r>
+        <w:rPr>
+          <w:rFonts w:hint="eastAsia"/>
+          <w:sz w:val="24"/>
+        </w:rPr>
+        <w:t>→</w:t>
+      </w:r>
+      <w:r>
+        <w:rPr>
+          <w:sz w:val="24"/>
+        </w:rPr>
+        <w:tab/>
+      </w:r>
+    </w:p>
+    <w:p>
+      <w:pPr>
+        <w:spacing w:before="120" w:after="80"/>
+        <w:rPr>
+          <w:sz w:val="24"/>
+        </w:rPr>
+      </w:pPr>
+      <w:r>
+        <w:rPr>
+          <w:sz w:val="24"/>
+        </w:rPr>
+        <w:t>5. Students must submit their final research papers before the due date.</w:t>
+      </w:r>
+    </w:p>
+    <w:p>
+      <w:pPr>
+        <w:tabs>
+          <w:tab w:val="right" w:leader="heavy" w:pos="9354"/>
+        </w:tabs>
+        <w:spacing w:before="80" w:after="60"/>
+        <w:ind w:left="283"/>
+        <w:rPr>
+          <w:sz w:val="24"/>
+        </w:rPr>
+      </w:pPr>
+      <w:r>
+        <w:rPr>
+          <w:rFonts w:hint="eastAsia"/>
+          <w:sz w:val="24"/>
+        </w:rPr>
+        <w:t>→</w:t>
+      </w:r>
+      <w:r>
+        <w:rPr>
+          <w:sz w:val="24"/>
+        </w:rPr>
+        <w:tab/>
+      </w:r>
+    </w:p>
+    <w:p>
+      <w:pPr>
+        <w:spacing w:before="120" w:after="80"/>
+        <w:rPr>
+          <w:sz w:val="24"/>
+        </w:rPr>
+      </w:pPr>
+      <w:r>
+        <w:rPr>
+          <w:sz w:val="24"/>
+        </w:rPr>
+        <w:t>6. The construction crew was repairing the damaged bridge when the storm started.</w:t>
+      </w:r>
+    </w:p>
+    <w:p>
+      <w:pPr>
+        <w:tabs>
+          <w:tab w:val="right" w:leader="heavy" w:pos="9354"/>
+        </w:tabs>
+        <w:spacing w:before="80" w:after="60"/>
+        <w:ind w:left="283"/>
+        <w:rPr>
+          <w:sz w:val="24"/>
+        </w:rPr>
+      </w:pPr>
+      <w:r>
+        <w:rPr>
+          <w:rFonts w:hint="eastAsia"/>
+          <w:sz w:val="24"/>
+        </w:rPr>
+        <w:lastRenderedPageBreak/>
+        <w:t>→</w:t>
+      </w:r>
+      <w:r>
+        <w:rPr>
+          <w:sz w:val="24"/>
+        </w:rPr>
+        <w:tab/>
+      </w:r>
+    </w:p>
+    <w:p>
+      <w:pPr>
+        <w:spacing w:before="120" w:after="80"/>
+        <w:rPr>
+          <w:sz w:val="24"/>
+        </w:rPr>
+      </w:pPr>
+      <w:r>
+        <w:rPr>
+          <w:sz w:val="24"/>
+        </w:rPr>
+        <w:t>7. The school counsellor has given useful advice on stress management to the students.</w:t>
+      </w:r>
+    </w:p>
+    <w:p>
+      <w:pPr>
+        <w:tabs>
+          <w:tab w:val="right" w:leader="heavy" w:pos="9354"/>
+        </w:tabs>
+        <w:spacing w:before="80" w:after="60"/>
+        <w:ind w:left="283"/>
+        <w:rPr>
+          <w:sz w:val="24"/>
+        </w:rPr>
+      </w:pPr>
+      <w:r>
+        <w:rPr>
+          <w:rFonts w:hint="eastAsia"/>
+          <w:sz w:val="24"/>
+        </w:rPr>
+        <w:t>→</w:t>
+      </w:r>
+      <w:r>
+        <w:rPr>
+          <w:sz w:val="24"/>
+        </w:rPr>
+        <w:tab/>
+      </w:r>
+    </w:p>
+    <w:p>
+      <w:pPr>
+        <w:spacing w:before="120" w:after="80"/>
+        <w:rPr>
+          <w:sz w:val="24"/>
+        </w:rPr>
+      </w:pPr>
+      <w:r>
+        <w:rPr>
+          <w:sz w:val="24"/>
+        </w:rPr>
+        <w:t>8. The municipality is going to build a modern sports complex in the suburb.</w:t>
+      </w:r>
+    </w:p>
+    <w:p>
+      <w:pPr>
+        <w:tabs>
+          <w:tab w:val="right" w:leader="heavy" w:pos="9354"/>
+        </w:tabs>
+        <w:spacing w:before="80" w:after="60"/>
+        <w:ind w:left="283"/>
+        <w:rPr>
+          <w:sz w:val="24"/>
+        </w:rPr>
+      </w:pPr>
+      <w:r>
+        <w:rPr>
+          <w:rFonts w:hint="eastAsia"/>
+          <w:sz w:val="24"/>
+        </w:rPr>
+        <w:t>→</w:t>
+      </w:r>
+      <w:r>
+        <w:rPr>
+          <w:sz w:val="24"/>
+        </w:rPr>
+        <w:tab/>
+      </w:r>
+    </w:p>
+    <w:p>
+      <w:pPr>
+        <w:spacing w:before="120" w:after="80"/>
+        <w:rPr>
+          <w:sz w:val="24"/>
+        </w:rPr>
+      </w:pPr>
+      <w:r>
+        <w:rPr>
+          <w:sz w:val="24"/>
+        </w:rPr>
+        <w:t>9. City residents should cut down on plastic bags to protect the environment.</w:t>
+      </w:r>
+    </w:p>
+    <w:p>
+      <w:pPr>
+        <w:tabs>
+          <w:tab w:val="right" w:leader="heavy" w:pos="9354"/>
+        </w:tabs>
+        <w:spacing w:before="80" w:after="60"/>
+        <w:ind w:left="283"/>
+        <w:rPr>
+          <w:sz w:val="24"/>
+        </w:rPr>
+      </w:pPr>
+      <w:r>
+        <w:rPr>
+          <w:rFonts w:hint="eastAsia"/>
+          <w:sz w:val="24"/>
+        </w:rPr>
+        <w:t>→</w:t>
+      </w:r>
+      <w:r>
+        <w:rPr>
+          <w:sz w:val="24"/>
+        </w:rPr>
+        <w:tab/>
+      </w:r>
+    </w:p>
+    <w:p>
+      <w:pPr>
+        <w:spacing w:before="120" w:after="80"/>
+        <w:rPr>
+          <w:sz w:val="24"/>
+        </w:rPr>
+      </w:pPr>
+      <w:r>
+        <w:rPr>
+          <w:sz w:val="24"/>
+        </w:rPr>
+        <w:t>10. Technicians had backed up all server data before the power outage occurred.</w:t>
+      </w:r>
+    </w:p>
+    <w:p>
+      <w:pPr>
+        <w:tabs>
+          <w:tab w:val="right" w:leader="heavy" w:pos="9354"/>
+        </w:tabs>
+        <w:spacing w:before="80" w:after="60"/>
+        <w:ind w:left="283"/>
+        <w:rPr>
+          <w:sz w:val="24"/>
+        </w:rPr>
+      </w:pPr>
+      <w:r>
+        <w:rPr>
+          <w:rFonts w:hint="eastAsia"/>
+          <w:sz w:val="24"/>
+        </w:rPr>
+        <w:t>→</w:t>
+      </w:r>
+      <w:r>
+        <w:rPr>
+          <w:sz w:val="24"/>
+        </w:rPr>
+        <w:tab/>
+      </w:r>
+    </w:p>
+    <w:p>
+      <w:pPr>
+        <w:spacing w:before="120" w:after="80"/>
+        <w:rPr>
+          <w:sz w:val="24"/>
+        </w:rPr>
+      </w:pPr>
+      <w:r>
+        <w:rPr>
+          <w:sz w:val="24"/>
+        </w:rPr>
+        <w:t>11. The delivery person brings parcels to our house every morning.</w:t>
+      </w:r>
+    </w:p>
+    <w:p>
+      <w:pPr>
+        <w:tabs>
+          <w:tab w:val="right" w:leader="heavy" w:pos="9354"/>
+        </w:tabs>
+        <w:spacing w:before="80" w:after="60"/>
+        <w:ind w:left="283"/>
+        <w:rPr>
+          <w:sz w:val="24"/>
+        </w:rPr>
+      </w:pPr>
+      <w:r>
+        <w:rPr>
+          <w:rFonts w:hint="eastAsia"/>
+          <w:sz w:val="24"/>
+        </w:rPr>
+        <w:t>→</w:t>
+      </w:r>
+      <w:r>
+        <w:rPr>
+          <w:sz w:val="24"/>
+        </w:rPr>
+        <w:tab/>
+      </w:r>
+    </w:p>
+    <w:p>
+      <w:pPr>
+        <w:spacing w:before="120" w:after="80"/>
+        <w:rPr>
+          <w:sz w:val="24"/>
+        </w:rPr>
+      </w:pPr>
+      <w:r>
+        <w:rPr>
+          <w:sz w:val="24"/>
+        </w:rPr>
+        <w:t>12. The Teenovator team is carrying out a project to convert leftovers into biogas.</w:t>
+      </w:r>
+    </w:p>
+    <w:p>
+      <w:pPr>
+        <w:tabs>
+          <w:tab w:val="right" w:leader="heavy" w:pos="9354"/>
+        </w:tabs>
+        <w:spacing w:before="80" w:after="60"/>
+        <w:ind w:left="283"/>
+        <w:rPr>
+          <w:sz w:val="24"/>
+        </w:rPr>
+      </w:pPr>
+      <w:r>
+        <w:rPr>
+          <w:rFonts w:hint="eastAsia"/>
+          <w:sz w:val="24"/>
+        </w:rPr>
+        <w:t>→</w:t>
+      </w:r>
+      <w:r>
+        <w:rPr>
+          <w:sz w:val="24"/>
+        </w:rPr>
+        <w:tab/>
+      </w:r>
+    </w:p>
+    <w:p>
+      <w:pPr>
+        <w:spacing w:before="120" w:after="80"/>
+        <w:rPr>
+          <w:sz w:val="24"/>
+        </w:rPr>
+      </w:pPr>
+      <w:r>
+        <w:rPr>
+          <w:sz w:val="24"/>
+        </w:rPr>
+        <w:t>13. The police officer interrogated the key witness at the station late last night.</w:t>
+      </w:r>
+    </w:p>
+    <w:p>
+      <w:pPr>
+        <w:tabs>
+          <w:tab w:val="right" w:leader="heavy" w:pos="9354"/>
+        </w:tabs>
+        <w:spacing w:before="80" w:after="60"/>
+        <w:ind w:left="283"/>
+        <w:rPr>
+          <w:sz w:val="24"/>
+        </w:rPr>
+      </w:pPr>
+      <w:r>
+        <w:rPr>
+          <w:rFonts w:hint="eastAsia"/>
+          <w:sz w:val="24"/>
+        </w:rPr>
+        <w:t>→</w:t>
+      </w:r>
+      <w:r>
+        <w:rPr>
+          <w:sz w:val="24"/>
+        </w:rPr>
+        <w:tab/>
+      </w:r>
+    </w:p>
+    <w:p>
+      <w:pPr>
+        <w:spacing w:before="120" w:after="80"/>
+        <w:rPr>
+          <w:sz w:val="24"/>
+        </w:rPr>
+      </w:pPr>
+      <w:r>
+        <w:rPr>
+          <w:sz w:val="24"/>
+        </w:rPr>
+        <w:t>14. The government has introduced stricter measures to combat air pollution in big cities.</w:t>
+      </w:r>
+    </w:p>
+    <w:p>
+      <w:pPr>
+        <w:tabs>
+          <w:tab w:val="right" w:leader="heavy" w:pos="9354"/>
+        </w:tabs>
+        <w:spacing w:before="80" w:after="60"/>
+        <w:ind w:left="283"/>
+        <w:rPr>
+          <w:sz w:val="24"/>
+        </w:rPr>
+      </w:pPr>
+      <w:r>
+        <w:rPr>
+          <w:rFonts w:hint="eastAsia"/>
+          <w:sz w:val="24"/>
+        </w:rPr>
+        <w:t>→</w:t>
+      </w:r>
+      <w:r>
+        <w:rPr>
+          <w:sz w:val="24"/>
+        </w:rPr>
+        <w:tab/>
+      </w:r>
+    </w:p>
+    <w:p>
+      <w:pPr>
+        <w:spacing w:before="120" w:after="80"/>
+        <w:rPr>
+          <w:sz w:val="24"/>
+        </w:rPr>
+      </w:pPr>
+      <w:r>
+        <w:rPr>
+          <w:sz w:val="24"/>
+        </w:rPr>
+        <w:t>15. You must wear protective safety gear inside the construction site.</w:t>
+      </w:r>
+    </w:p>
+    <w:p>
+      <w:pPr>
+        <w:tabs>
+          <w:tab w:val="right" w:leader="heavy" w:pos="9354"/>
+        </w:tabs>
+        <w:spacing w:before="80" w:after="60"/>
+        <w:ind w:left="283"/>
+        <w:rPr>
+          <w:sz w:val="24"/>
+        </w:rPr>
+      </w:pPr>
+      <w:r>
+        <w:rPr>
+          <w:rFonts w:hint="eastAsia"/>
+          <w:sz w:val="24"/>
+        </w:rPr>
+        <w:t>→</w:t>
+      </w:r>
+      <w:r>
+        <w:rPr>
+          <w:sz w:val="24"/>
+        </w:rPr>
+        <w:tab/>
+      </w:r>
+    </w:p>
+    <w:p>
+      <w:pPr>
+        <w:spacing w:before="120" w:after="80"/>
+        <w:rPr>
+          <w:sz w:val="24"/>
+        </w:rPr>
+      </w:pPr>
+      <w:r>
+        <w:rPr>
+          <w:sz w:val="24"/>
+        </w:rPr>
+        <w:t>16. The senior editor will carefully proofread the article before publication tomorrow.</w:t>
+      </w:r>
+    </w:p>
+    <w:p>
+      <w:pPr>
+        <w:tabs>
+          <w:tab w:val="right" w:leader="heavy" w:pos="9354"/>
+        </w:tabs>
+        <w:spacing w:before="80" w:after="60"/>
+        <w:ind w:left="283"/>
+        <w:rPr>
+          <w:sz w:val="24"/>
+        </w:rPr>
+      </w:pPr>
+      <w:r>
+        <w:rPr>
+          <w:rFonts w:hint="eastAsia"/>
+          <w:sz w:val="24"/>
+        </w:rPr>
+        <w:t>→</w:t>
+      </w:r>
+      <w:r>
+        <w:rPr>
+          <w:sz w:val="24"/>
+        </w:rPr>
+        <w:tab/>
+      </w:r>
+    </w:p>
+    <w:p>
+      <w:pPr>
+        <w:spacing w:before="120" w:after="80"/>
+        <w:rPr>
+          <w:sz w:val="24"/>
+        </w:rPr>
+      </w:pPr>
+      <w:r>
+        <w:rPr>
+          <w:sz w:val="24"/>
+        </w:rPr>
+        <w:t>17. Workers were unloading heavy garbage containers when the crane broke down.</w:t>
+      </w:r>
+    </w:p>
+    <w:p>
+      <w:pPr>
+        <w:tabs>
+          <w:tab w:val="right" w:leader="heavy" w:pos="9354"/>
+        </w:tabs>
+        <w:spacing w:before="80" w:after="60"/>
+        <w:ind w:left="283"/>
+        <w:rPr>
+          <w:sz w:val="24"/>
+        </w:rPr>
+      </w:pPr>
+      <w:r>
+        <w:rPr>
+          <w:rFonts w:hint="eastAsia"/>
+          <w:sz w:val="24"/>
+        </w:rPr>
+        <w:t>→</w:t>
+      </w:r>
+      <w:r>
+        <w:rPr>
+          <w:sz w:val="24"/>
+        </w:rPr>
+        <w:tab/>
+      </w:r>
+    </w:p>
+    <w:p>
+      <w:pPr>
+        <w:spacing w:before="120" w:after="80"/>
+        <w:rPr>
+          <w:sz w:val="24"/>
+        </w:rPr>
+      </w:pPr>
+      <w:r>
+        <w:rPr>
+          <w:sz w:val="24"/>
+        </w:rPr>
+        <w:t>18. The research group had finalized the survey results before the seminar began.</w:t>
+      </w:r>
+    </w:p>
+    <w:p>
+      <w:pPr>
+        <w:tabs>
+          <w:tab w:val="right" w:leader="heavy" w:pos="9354"/>
+        </w:tabs>
+        <w:spacing w:before="80" w:after="60"/>
+        <w:ind w:left="283"/>
+        <w:rPr>
+          <w:sz w:val="24"/>
+        </w:rPr>
+      </w:pPr>
+      <w:r>
+        <w:rPr>
+          <w:rFonts w:hint="eastAsia"/>
+          <w:sz w:val="24"/>
+        </w:rPr>
+        <w:t>→</w:t>
+      </w:r>
+      <w:r>
+        <w:rPr>
+          <w:sz w:val="24"/>
+        </w:rPr>
+        <w:tab/>
+      </w:r>
+    </w:p>
+    <w:p>
+      <w:pPr>
+        <w:spacing w:before="120" w:after="80"/>
+        <w:rPr>
+          <w:sz w:val="24"/>
+        </w:rPr>
+      </w:pPr>
+      <w:r>
+        <w:rPr>
+          <w:sz w:val="24"/>
+        </w:rPr>
+        <w:t>19. A famous architect designed this innovative eco-friendly skyscraper in 2022.</w:t>
+      </w:r>
+    </w:p>
+    <w:p>
+      <w:pPr>
+        <w:tabs>
+          <w:tab w:val="right" w:leader="heavy" w:pos="9354"/>
+        </w:tabs>
+        <w:spacing w:before="80" w:after="60"/>
+        <w:ind w:left="283"/>
+        <w:rPr>
+          <w:sz w:val="24"/>
+        </w:rPr>
+      </w:pPr>
+      <w:r>
+        <w:rPr>
+          <w:rFonts w:hint="eastAsia"/>
+          <w:sz w:val="24"/>
+        </w:rPr>
+        <w:t>→</w:t>
+      </w:r>
+      <w:r>
+        <w:rPr>
+          <w:sz w:val="24"/>
+        </w:rPr>
+        <w:tab/>
+      </w:r>
+    </w:p>
+    <w:p>
+      <w:pPr>
+        <w:spacing w:before="120" w:after="80"/>
+        <w:rPr>
+          <w:sz w:val="24"/>
+        </w:rPr>
+      </w:pPr>
+      <w:r>
+        <w:rPr>
+          <w:sz w:val="24"/>
+        </w:rPr>
+        <w:t>20. The director is going to launch a new campaign against food waste next week.</w:t>
+      </w:r>
+    </w:p>
+    <w:p>
+      <w:pPr>
+        <w:tabs>
+          <w:tab w:val="right" w:leader="heavy" w:pos="9354"/>
+        </w:tabs>
+        <w:spacing w:before="80" w:after="60"/>
+        <w:ind w:left="283"/>
+        <w:rPr>
+          <w:sz w:val="24"/>
+        </w:rPr>
+      </w:pPr>
+      <w:r>
+        <w:rPr>
+          <w:rFonts w:hint="eastAsia"/>
+          <w:sz w:val="24"/>
+        </w:rPr>
+        <w:t>→</w:t>
+      </w:r>
+      <w:r>
+        <w:rPr>
+          <w:sz w:val="24"/>
+        </w:rPr>
+        <w:tab/>
+      </w:r>
+    </w:p>
+    <w:p>
+      <w:pPr>
+        <w:spacing w:before="120" w:after="80"/>
+        <w:rPr>
+          <w:sz w:val="24"/>
+        </w:rPr>
+      </w:pPr>
+      <w:r>
+        <w:rPr>
+          <w:sz w:val="24"/>
+        </w:rPr>
+        <w:lastRenderedPageBreak/>
+        <w:t>21. Teenagers can use mobile apps to manage their daily study schedule effectively.</w:t>
+      </w:r>
+    </w:p>
+    <w:p>
+      <w:pPr>
+        <w:tabs>
+          <w:tab w:val="right" w:leader="heavy" w:pos="9354"/>
+        </w:tabs>
+        <w:spacing w:before="80" w:after="60"/>
+        <w:ind w:left="283"/>
+        <w:rPr>
+          <w:sz w:val="24"/>
+        </w:rPr>
+      </w:pPr>
+      <w:r>
+        <w:rPr>
+          <w:rFonts w:hint="eastAsia"/>
+          <w:sz w:val="24"/>
+        </w:rPr>
+        <w:t>→</w:t>
+      </w:r>
+      <w:r>
+        <w:rPr>
+          <w:sz w:val="24"/>
+        </w:rPr>
+        <w:tab/>
+      </w:r>
+    </w:p>
+    <w:p>
+      <w:pPr>
+        <w:spacing w:before="120" w:after="80"/>
+        <w:rPr>
+          <w:sz w:val="24"/>
+        </w:rPr>
+      </w:pPr>
+      <w:r>
+        <w:rPr>
+          <w:sz w:val="24"/>
+        </w:rPr>
+        <w:t>22. The maintenance crew cleans the school water filtration system twice a month.</w:t>
+      </w:r>
+    </w:p>
+    <w:p>
+      <w:pPr>
+        <w:tabs>
+          <w:tab w:val="right" w:leader="heavy" w:pos="9354"/>
+        </w:tabs>
+        <w:spacing w:before="80" w:after="60"/>
+        <w:ind w:left="283"/>
+        <w:rPr>
+          <w:sz w:val="24"/>
+        </w:rPr>
+      </w:pPr>
+      <w:r>
+        <w:rPr>
+          <w:rFonts w:hint="eastAsia"/>
+          <w:sz w:val="24"/>
+        </w:rPr>
+        <w:t>→</w:t>
+      </w:r>
+      <w:r>
+        <w:rPr>
+          <w:sz w:val="24"/>
+        </w:rPr>
+        <w:tab/>
+      </w:r>
+    </w:p>
+    <w:p>
+      <w:pPr>
+        <w:spacing w:before="120" w:after="80"/>
+        <w:rPr>
+          <w:sz w:val="24"/>
+        </w:rPr>
+      </w:pPr>
+      <w:r>
+        <w:rPr>
+          <w:sz w:val="24"/>
+        </w:rPr>
+        <w:t>23. A team of experts was evaluating the environmental impact of the new factory at 3 PM.</w:t>
+      </w:r>
+    </w:p>
+    <w:p>
+      <w:pPr>
+        <w:tabs>
+          <w:tab w:val="right" w:leader="heavy" w:pos="9354"/>
+        </w:tabs>
+        <w:spacing w:before="80" w:after="60"/>
+        <w:ind w:left="283"/>
+        <w:rPr>
+          <w:sz w:val="24"/>
+        </w:rPr>
+      </w:pPr>
+      <w:r>
+        <w:rPr>
+          <w:rFonts w:hint="eastAsia"/>
+          <w:sz w:val="24"/>
+        </w:rPr>
+        <w:t>→</w:t>
+      </w:r>
+      <w:r>
+        <w:rPr>
+          <w:sz w:val="24"/>
+        </w:rPr>
+        <w:tab/>
+      </w:r>
+    </w:p>
+    <w:p>
+      <w:pPr>
+        <w:spacing w:before="120" w:after="80"/>
+        <w:rPr>
+          <w:sz w:val="24"/>
+        </w:rPr>
+      </w:pPr>
+      <w:r>
+        <w:rPr>
+          <w:sz w:val="24"/>
+        </w:rPr>
+        <w:t>24. Local authorities have established new wildlife sanctuaries in our province recently.</w:t>
+      </w:r>
+    </w:p>
+    <w:p>
+      <w:pPr>
+        <w:tabs>
+          <w:tab w:val="right" w:leader="heavy" w:pos="9354"/>
+        </w:tabs>
+        <w:spacing w:before="80" w:after="60"/>
+        <w:ind w:left="283"/>
+        <w:rPr>
+          <w:sz w:val="24"/>
+        </w:rPr>
+      </w:pPr>
+      <w:r>
+        <w:rPr>
+          <w:rFonts w:hint="eastAsia"/>
+          <w:sz w:val="24"/>
+        </w:rPr>
+        <w:t>→</w:t>
+      </w:r>
+      <w:r>
+        <w:rPr>
+          <w:sz w:val="24"/>
+        </w:rPr>
+        <w:tab/>
+      </w:r>
+    </w:p>
+    <w:p>
+      <w:pPr>
+        <w:spacing w:before="120" w:after="80"/>
+        <w:rPr>
+          <w:sz w:val="24"/>
+        </w:rPr>
+      </w:pPr>
+      <w:r>
+        <w:rPr>
+          <w:sz w:val="24"/>
+        </w:rPr>
+        <w:t>25. You ought to store medicine out of the reach of young children.</w:t>
+      </w:r>
+    </w:p>
+    <w:p>
+      <w:pPr>
+        <w:tabs>
+          <w:tab w:val="right" w:leader="heavy" w:pos="9354"/>
+        </w:tabs>
+        <w:spacing w:before="80" w:after="60"/>
+        <w:ind w:left="283"/>
+        <w:rPr>
+          <w:sz w:val="24"/>
+        </w:rPr>
+      </w:pPr>
+      <w:r>
+        <w:rPr>
+          <w:rFonts w:hint="eastAsia"/>
+          <w:sz w:val="24"/>
+        </w:rPr>
+        <w:t>→</w:t>
+      </w:r>
+      <w:r>
+        <w:rPr>
+          <w:sz w:val="24"/>
+        </w:rPr>
+        <w:tab/>
+      </w:r>
+    </w:p>
+    <w:p>
+      <w:pPr>
+        <w:spacing w:before="120" w:after="80"/>
+        <w:rPr>
+          <w:sz w:val="24"/>
+        </w:rPr>
+      </w:pPr>
+      <w:r>
+        <w:rPr>
+          <w:sz w:val="24"/>
+        </w:rPr>
+        <w:t>26. The logistics manager will dispatch all urgent shipments early tomorrow morning.</w:t>
+      </w:r>
+    </w:p>
+    <w:p>
+      <w:pPr>
+        <w:tabs>
+          <w:tab w:val="right" w:leader="heavy" w:pos="9354"/>
+        </w:tabs>
+        <w:spacing w:before="80" w:after="60"/>
+        <w:ind w:left="283"/>
+        <w:rPr>
+          <w:sz w:val="24"/>
+        </w:rPr>
+      </w:pPr>
+      <w:r>
+        <w:rPr>
+          <w:rFonts w:hint="eastAsia"/>
+          <w:sz w:val="24"/>
+        </w:rPr>
+        <w:t>→</w:t>
+      </w:r>
+      <w:r>
+        <w:rPr>
+          <w:sz w:val="24"/>
+        </w:rPr>
+        <w:tab/>
+      </w:r>
+    </w:p>
+    <w:p>
+      <w:pPr>
+        <w:spacing w:before="120" w:after="80"/>
+        <w:rPr>
+          <w:sz w:val="24"/>
+        </w:rPr>
+      </w:pPr>
+      <w:r>
+        <w:rPr>
+          <w:sz w:val="24"/>
+        </w:rPr>
+        <w:t>27. The police officer stopped the speeder on the congested road yesterday.</w:t>
+      </w:r>
+    </w:p>
+    <w:p>
+      <w:pPr>
+        <w:tabs>
+          <w:tab w:val="right" w:leader="heavy" w:pos="9354"/>
+        </w:tabs>
+        <w:spacing w:before="80" w:after="60"/>
+        <w:ind w:left="283"/>
+        <w:rPr>
+          <w:sz w:val="24"/>
+        </w:rPr>
+      </w:pPr>
+      <w:r>
+        <w:rPr>
+          <w:rFonts w:hint="eastAsia"/>
+          <w:sz w:val="24"/>
+        </w:rPr>
+        <w:t>→</w:t>
+      </w:r>
+      <w:r>
+        <w:rPr>
+          <w:sz w:val="24"/>
+        </w:rPr>
+        <w:tab/>
+      </w:r>
+    </w:p>
+    <w:p>
+      <w:pPr>
+        <w:spacing w:before="120" w:after="80"/>
+        <w:rPr>
+          <w:sz w:val="24"/>
+        </w:rPr>
+      </w:pPr>
+      <w:r>
+        <w:rPr>
+          <w:sz w:val="24"/>
+        </w:rPr>
+        <w:t>28. The school principal had warned the students about the dangers of staying up late.</w:t>
+      </w:r>
+    </w:p>
+    <w:p>
+      <w:pPr>
+        <w:tabs>
+          <w:tab w:val="right" w:leader="heavy" w:pos="9354"/>
+        </w:tabs>
+        <w:spacing w:before="80" w:after="60"/>
+        <w:ind w:left="283"/>
+        <w:rPr>
+          <w:sz w:val="24"/>
+        </w:rPr>
+      </w:pPr>
+      <w:r>
+        <w:rPr>
+          <w:rFonts w:hint="eastAsia"/>
+          <w:sz w:val="24"/>
+        </w:rPr>
+        <w:t>→</w:t>
+      </w:r>
+      <w:r>
+        <w:rPr>
+          <w:sz w:val="24"/>
+        </w:rPr>
+        <w:tab/>
+      </w:r>
+    </w:p>
+    <w:p>
+      <w:pPr>
+        <w:spacing w:before="120" w:after="80"/>
+        <w:rPr>
+          <w:sz w:val="24"/>
+        </w:rPr>
+      </w:pPr>
+      <w:r>
+        <w:rPr>
+          <w:sz w:val="24"/>
+        </w:rPr>
+        <w:t>29. They are installing high-speed fiber-optic cables across our neighborhood right now.</w:t>
+      </w:r>
+    </w:p>
+    <w:p>
+      <w:pPr>
+        <w:tabs>
+          <w:tab w:val="right" w:leader="heavy" w:pos="9354"/>
+        </w:tabs>
+        <w:spacing w:before="80" w:after="60"/>
+        <w:ind w:left="283"/>
+        <w:rPr>
+          <w:sz w:val="24"/>
+        </w:rPr>
+      </w:pPr>
+      <w:r>
+        <w:rPr>
+          <w:rFonts w:hint="eastAsia"/>
+          <w:sz w:val="24"/>
+        </w:rPr>
+        <w:t>→</w:t>
+      </w:r>
+      <w:r>
+        <w:rPr>
+          <w:sz w:val="24"/>
+        </w:rPr>
+        <w:tab/>
+      </w:r>
+    </w:p>
+    <w:p>
+      <w:pPr>
+        <w:spacing w:before="120" w:after="80"/>
+        <w:rPr>
+          <w:sz w:val="24"/>
+        </w:rPr>
+      </w:pPr>
+      <w:r>
+        <w:rPr>
+          <w:sz w:val="24"/>
+        </w:rPr>
+        <w:t>30. Citizens have to obey traffic rules strictly to prevent road accidents.</w:t>
+      </w:r>
+    </w:p>
+    <w:p>
+      <w:pPr>
+        <w:tabs>
+          <w:tab w:val="right" w:leader="heavy" w:pos="9354"/>
+        </w:tabs>
+        <w:spacing w:before="80" w:after="60"/>
+        <w:ind w:left="283"/>
+        <w:rPr>
+          <w:sz w:val="24"/>
+        </w:rPr>
+      </w:pPr>
+      <w:r>
+        <w:rPr>
+          <w:rFonts w:hint="eastAsia"/>
+          <w:sz w:val="24"/>
+        </w:rPr>
+        <w:t>→</w:t>
+      </w:r>
+      <w:r>
+        <w:rPr>
+          <w:sz w:val="24"/>
+        </w:rPr>
+        <w:tab/>
+      </w:r>
+    </w:p>
+    <w:p>
+      <w:pPr>
+        <w:spacing w:before="120" w:after="80"/>
+        <w:rPr>
+          <w:sz w:val="24"/>
+        </w:rPr>
+      </w:pPr>
+      <w:r>
+        <w:rPr>
+          <w:sz w:val="24"/>
+        </w:rPr>
+        <w:t>31. Experienced instructors teach foreign language courses at our community center.</w:t>
+      </w:r>
+    </w:p>
+    <w:p>
+      <w:pPr>
+        <w:tabs>
+          <w:tab w:val="right" w:leader="heavy" w:pos="9354"/>
+        </w:tabs>
+        <w:spacing w:before="80" w:after="60"/>
+        <w:ind w:left="283"/>
+        <w:rPr>
+          <w:sz w:val="24"/>
+        </w:rPr>
+      </w:pPr>
+      <w:r>
+        <w:rPr>
+          <w:rFonts w:hint="eastAsia"/>
+          <w:sz w:val="24"/>
+        </w:rPr>
+        <w:t>→</w:t>
+      </w:r>
+      <w:r>
+        <w:rPr>
+          <w:sz w:val="24"/>
+        </w:rPr>
+        <w:tab/>
+      </w:r>
+    </w:p>
+    <w:p>
+      <w:pPr>
+        <w:spacing w:before="120" w:after="80"/>
+        <w:rPr>
+          <w:sz w:val="24"/>
+        </w:rPr>
+      </w:pPr>
+      <w:r>
+        <w:rPr>
+          <w:sz w:val="24"/>
+        </w:rPr>
+        <w:t>32. The committee might approve the revised budget proposal tomorrow afternoon.</w:t>
+      </w:r>
+    </w:p>
+    <w:p>
+      <w:pPr>
+        <w:tabs>
+          <w:tab w:val="right" w:leader="heavy" w:pos="9354"/>
+        </w:tabs>
+        <w:spacing w:before="80" w:after="60"/>
+        <w:ind w:left="283"/>
+        <w:rPr>
+          <w:sz w:val="24"/>
+        </w:rPr>
+      </w:pPr>
+      <w:r>
+        <w:rPr>
+          <w:rFonts w:hint="eastAsia"/>
+          <w:sz w:val="24"/>
+        </w:rPr>
+        <w:t>→</w:t>
+      </w:r>
+      <w:r>
+        <w:rPr>
+          <w:sz w:val="24"/>
+        </w:rPr>
+        <w:tab/>
+      </w:r>
+    </w:p>
+    <w:p>
+      <w:pPr>
+        <w:spacing w:before="120" w:after="80"/>
+        <w:rPr>
+          <w:sz w:val="24"/>
+        </w:rPr>
+      </w:pPr>
+      <w:r>
+        <w:rPr>
+          <w:sz w:val="24"/>
+        </w:rPr>
+        <w:t>33. The supervisor was reviewing the quarterly performance reports when the alarm rang.</w:t>
+      </w:r>
+    </w:p>
+    <w:p>
+      <w:pPr>
+        <w:tabs>
+          <w:tab w:val="right" w:leader="heavy" w:pos="9354"/>
+        </w:tabs>
+        <w:spacing w:before="80" w:after="60"/>
+        <w:ind w:left="283"/>
+        <w:rPr>
+          <w:sz w:val="24"/>
+        </w:rPr>
+      </w:pPr>
+      <w:r>
+        <w:rPr>
+          <w:rFonts w:hint="eastAsia"/>
+          <w:sz w:val="24"/>
+        </w:rPr>
+        <w:t>→</w:t>
+      </w:r>
+      <w:r>
+        <w:rPr>
+          <w:sz w:val="24"/>
+        </w:rPr>
+        <w:tab/>
+      </w:r>
+    </w:p>
+    <w:p>
+      <w:pPr>
+        <w:spacing w:before="120" w:after="80"/>
+        <w:rPr>
+          <w:sz w:val="24"/>
+        </w:rPr>
+      </w:pPr>
+      <w:r>
+        <w:rPr>
+          <w:sz w:val="24"/>
+        </w:rPr>
+        <w:t>34. The university has awarded full academic scholarships to top-ranking students.</w:t>
+      </w:r>
+    </w:p>
+    <w:p>
+      <w:pPr>
+        <w:tabs>
+          <w:tab w:val="right" w:leader="heavy" w:pos="9354"/>
+        </w:tabs>
+        <w:spacing w:before="80" w:after="60"/>
+        <w:ind w:left="283"/>
+        <w:rPr>
+          <w:sz w:val="24"/>
+        </w:rPr>
+      </w:pPr>
+      <w:r>
+        <w:rPr>
+          <w:rFonts w:hint="eastAsia"/>
+          <w:sz w:val="24"/>
+        </w:rPr>
+        <w:t>→</w:t>
+      </w:r>
+      <w:r>
+        <w:rPr>
+          <w:sz w:val="24"/>
+        </w:rPr>
+        <w:tab/>
+      </w:r>
+    </w:p>
+    <w:p>
+      <w:pPr>
+        <w:spacing w:before="120" w:after="80"/>
+        <w:rPr>
+          <w:sz w:val="24"/>
+        </w:rPr>
+      </w:pPr>
+      <w:r>
+        <w:rPr>
+          <w:sz w:val="24"/>
+        </w:rPr>
+        <w:t>35. You cannot use mobile phones inside the hospital examination rooms.</w:t>
+      </w:r>
+    </w:p>
+    <w:p>
+      <w:pPr>
+        <w:tabs>
+          <w:tab w:val="right" w:leader="heavy" w:pos="9354"/>
+        </w:tabs>
+        <w:spacing w:before="80" w:after="60"/>
+        <w:ind w:left="283"/>
+        <w:rPr>
+          <w:sz w:val="24"/>
+        </w:rPr>
+      </w:pPr>
+      <w:r>
+        <w:rPr>
+          <w:rFonts w:hint="eastAsia"/>
+          <w:sz w:val="24"/>
+        </w:rPr>
+        <w:lastRenderedPageBreak/>
+        <w:t>→</w:t>
+      </w:r>
+      <w:r>
+        <w:rPr>
+          <w:sz w:val="24"/>
+        </w:rPr>
+        <w:tab/>
+      </w:r>
+    </w:p>
+    <w:p>
+      <w:pPr>
+        <w:spacing w:before="120" w:after="80"/>
+        <w:rPr>
+          <w:sz w:val="24"/>
+        </w:rPr>
+      </w:pPr>
+      <w:r>
+        <w:rPr>
+          <w:sz w:val="24"/>
+        </w:rPr>
+        <w:t>36. Engineers must inspect the electrical equipment prior to daily operation.</w:t>
+      </w:r>
+    </w:p>
+    <w:p>
+      <w:pPr>
+        <w:tabs>
+          <w:tab w:val="right" w:leader="heavy" w:pos="9354"/>
+        </w:tabs>
+        <w:spacing w:before="80" w:after="60"/>
+        <w:ind w:left="283"/>
+        <w:rPr>
+          <w:sz w:val="24"/>
+        </w:rPr>
+      </w:pPr>
+      <w:r>
+        <w:rPr>
+          <w:rFonts w:hint="eastAsia"/>
+          <w:sz w:val="24"/>
+        </w:rPr>
+        <w:t>→</w:t>
+      </w:r>
+      <w:r>
+        <w:rPr>
+          <w:sz w:val="24"/>
+        </w:rPr>
+        <w:tab/>
+      </w:r>
+    </w:p>
+    <w:p>
+      <w:pPr>
+        <w:spacing w:before="120" w:after="80"/>
+        <w:rPr>
+          <w:sz w:val="24"/>
+        </w:rPr>
+      </w:pPr>
+      <w:r>
+        <w:rPr>
+          <w:sz w:val="24"/>
+        </w:rPr>
+        <w:t>37. The authorities closed the hazardous mountain pass yesterday due to heavy snowfall.</w:t>
+      </w:r>
+    </w:p>
+    <w:p>
+      <w:pPr>
+        <w:tabs>
+          <w:tab w:val="right" w:leader="heavy" w:pos="9354"/>
+        </w:tabs>
+        <w:spacing w:before="80" w:after="60"/>
+        <w:ind w:left="283"/>
+        <w:rPr>
+          <w:sz w:val="24"/>
+        </w:rPr>
+      </w:pPr>
+      <w:r>
+        <w:rPr>
+          <w:rFonts w:hint="eastAsia"/>
+          <w:sz w:val="24"/>
+        </w:rPr>
+        <w:t>→</w:t>
+      </w:r>
+      <w:r>
+        <w:rPr>
+          <w:sz w:val="24"/>
+        </w:rPr>
+        <w:tab/>
+      </w:r>
+    </w:p>
+    <w:p>
+      <w:pPr>
+        <w:spacing w:before="120" w:after="80"/>
+        <w:rPr>
+          <w:sz w:val="24"/>
+        </w:rPr>
+      </w:pPr>
+      <w:r>
+        <w:rPr>
+          <w:sz w:val="24"/>
+        </w:rPr>
+        <w:t>38. The research team will present the clinical trial findings at the convention next week.</w:t>
+      </w:r>
+    </w:p>
+    <w:p>
+      <w:pPr>
+        <w:tabs>
+          <w:tab w:val="right" w:leader="heavy" w:pos="9354"/>
+        </w:tabs>
+        <w:spacing w:before="80" w:after="60"/>
+        <w:ind w:left="283"/>
+        <w:rPr>
+          <w:sz w:val="24"/>
+        </w:rPr>
+      </w:pPr>
+      <w:r>
+        <w:rPr>
+          <w:rFonts w:hint="eastAsia"/>
+          <w:sz w:val="24"/>
+        </w:rPr>
+        <w:t>→</w:t>
+      </w:r>
+      <w:r>
+        <w:rPr>
+          <w:sz w:val="24"/>
+        </w:rPr>
+        <w:tab/>
+      </w:r>
+    </w:p>
+    <w:p>
+      <w:pPr>
+        <w:spacing w:before="120" w:after="80"/>
+        <w:rPr>
+          <w:sz w:val="24"/>
+        </w:rPr>
+      </w:pPr>
+      <w:r>
+        <w:rPr>
+          <w:sz w:val="24"/>
+        </w:rPr>
+        <w:t>39. The software developer updated the application features yesterday morning.</w:t>
+      </w:r>
+    </w:p>
+    <w:p>
+      <w:pPr>
+        <w:tabs>
+          <w:tab w:val="right" w:leader="heavy" w:pos="9354"/>
+        </w:tabs>
+        <w:spacing w:before="80" w:after="60"/>
+        <w:ind w:left="283"/>
+        <w:rPr>
+          <w:sz w:val="24"/>
+        </w:rPr>
+      </w:pPr>
+      <w:r>
+        <w:rPr>
+          <w:rFonts w:hint="eastAsia"/>
+          <w:sz w:val="24"/>
+        </w:rPr>
+        <w:t>→</w:t>
+      </w:r>
+      <w:r>
+        <w:rPr>
+          <w:sz w:val="24"/>
+        </w:rPr>
+        <w:tab/>
+      </w:r>
+    </w:p>
+    <w:p>
+      <w:pPr>
+        <w:spacing w:before="120" w:after="80"/>
+        <w:rPr>
+          <w:sz w:val="24"/>
+        </w:rPr>
+      </w:pPr>
+      <w:r>
+        <w:rPr>
+          <w:sz w:val="24"/>
+        </w:rPr>
+        <w:t>40. The Board of Directors had unanimously elected a new managing director before the crisis.</w:t>
+      </w:r>
+    </w:p>
+    <w:p>
+      <w:pPr>
+        <w:tabs>
+          <w:tab w:val="right" w:leader="heavy" w:pos="9354"/>
+        </w:tabs>
+        <w:spacing w:before="80" w:after="60"/>
+        <w:ind w:left="283"/>
+        <w:rPr>
+          <w:sz w:val="24"/>
+        </w:rPr>
+      </w:pPr>
+      <w:r>
+        <w:rPr>
+          <w:rFonts w:hint="eastAsia"/>
+          <w:sz w:val="24"/>
+        </w:rPr>
+        <w:t>→</w:t>
+      </w:r>
+      <w:r>
+        <w:rPr>
+          <w:sz w:val="24"/>
+        </w:rPr>
+        <w:tab/>
+      </w:r>
+    </w:p>
+    <w:p>
+      <w:pPr>
+        <w:spacing w:before="120" w:after="80"/>
+        <w:rPr>
+          <w:sz w:val="24"/>
+        </w:rPr>
+      </w:pPr>
+      <w:r>
+        <w:rPr>
+          <w:sz w:val="24"/>
+        </w:rPr>
+        <w:t>41. The fire department quickly extinguished the wildfire near the residential area.</w:t>
+      </w:r>
+    </w:p>
+    <w:p>
+      <w:pPr>
+        <w:tabs>
+          <w:tab w:val="right" w:leader="heavy" w:pos="9354"/>
+        </w:tabs>
+        <w:spacing w:before="80" w:after="60"/>
+        <w:ind w:left="283"/>
+        <w:rPr>
+          <w:sz w:val="24"/>
+        </w:rPr>
+      </w:pPr>
+      <w:r>
+        <w:rPr>
+          <w:rFonts w:hint="eastAsia"/>
+          <w:sz w:val="24"/>
+        </w:rPr>
+        <w:t>→</w:t>
+      </w:r>
+      <w:r>
+        <w:rPr>
+          <w:sz w:val="24"/>
+        </w:rPr>
+        <w:tab/>
+      </w:r>
+    </w:p>
+    <w:p>
+      <w:pPr>
+        <w:spacing w:before="120" w:after="80"/>
+        <w:rPr>
+          <w:sz w:val="24"/>
+        </w:rPr>
+      </w:pPr>
+      <w:r>
+        <w:rPr>
+          <w:sz w:val="24"/>
+        </w:rPr>
+        <w:t>42. They are going to deliver the new laboratory equipment early tomorrow morning.</w:t>
+      </w:r>
+    </w:p>
+    <w:p>
+      <w:pPr>
+        <w:tabs>
+          <w:tab w:val="right" w:leader="heavy" w:pos="9354"/>
+        </w:tabs>
+        <w:spacing w:before="80" w:after="60"/>
+        <w:ind w:left="283"/>
+        <w:rPr>
+          <w:sz w:val="24"/>
+        </w:rPr>
+      </w:pPr>
+      <w:r>
+        <w:rPr>
+          <w:rFonts w:hint="eastAsia"/>
+          <w:sz w:val="24"/>
+        </w:rPr>
+        <w:t>→</w:t>
+      </w:r>
+      <w:r>
+        <w:rPr>
+          <w:sz w:val="24"/>
+        </w:rPr>
+        <w:tab/>
+      </w:r>
+    </w:p>
+    <w:p>
+      <w:pPr>
+        <w:spacing w:before="120" w:after="80"/>
+        <w:rPr>
+          <w:sz w:val="24"/>
+        </w:rPr>
+      </w:pPr>
+      <w:r>
+        <w:rPr>
+          <w:sz w:val="24"/>
+        </w:rPr>
+        <w:t>43. Staff members must report any security breaches to the supervisor immediately.</w:t>
+      </w:r>
+    </w:p>
+    <w:p>
+      <w:pPr>
+        <w:tabs>
+          <w:tab w:val="right" w:leader="heavy" w:pos="9354"/>
+        </w:tabs>
+        <w:spacing w:before="80" w:after="60"/>
+        <w:ind w:left="283"/>
+        <w:rPr>
+          <w:sz w:val="24"/>
+        </w:rPr>
+      </w:pPr>
+      <w:r>
+        <w:rPr>
+          <w:rFonts w:hint="eastAsia"/>
+          <w:sz w:val="24"/>
+        </w:rPr>
+        <w:t>→</w:t>
+      </w:r>
+      <w:r>
+        <w:rPr>
+          <w:sz w:val="24"/>
+        </w:rPr>
+        <w:tab/>
+      </w:r>
+    </w:p>
+    <w:p>
+      <w:pPr>
+        <w:spacing w:before="120" w:after="80"/>
+        <w:rPr>
+          <w:sz w:val="24"/>
+        </w:rPr>
+      </w:pPr>
+      <w:r>
+        <w:rPr>
+          <w:sz w:val="24"/>
+        </w:rPr>
+        <w:t>44. Environmentalists should promote sustainable farming practices nationwide.</w:t>
+      </w:r>
+    </w:p>
+    <w:p>
+      <w:pPr>
+        <w:tabs>
+          <w:tab w:val="right" w:leader="heavy" w:pos="9354"/>
+        </w:tabs>
+        <w:spacing w:before="80" w:after="60"/>
+        <w:ind w:left="283"/>
+        <w:rPr>
+          <w:sz w:val="24"/>
+        </w:rPr>
+      </w:pPr>
+      <w:r>
+        <w:rPr>
+          <w:rFonts w:hint="eastAsia"/>
+          <w:sz w:val="24"/>
+        </w:rPr>
+        <w:t>→</w:t>
+      </w:r>
+      <w:r>
+        <w:rPr>
+          <w:sz w:val="24"/>
+        </w:rPr>
+        <w:tab/>
+      </w:r>
+    </w:p>
+    <w:p>
+      <w:pPr>
+        <w:spacing w:before="120" w:after="80"/>
+        <w:rPr>
+          <w:sz w:val="24"/>
+        </w:rPr>
+      </w:pPr>
+      <w:r>
+        <w:rPr>
+          <w:sz w:val="24"/>
+        </w:rPr>
+        <w:t>45. The bank manager was reviewing loan applications when the power cut happened.</w:t>
+      </w:r>
+    </w:p>
+    <w:p>
+      <w:pPr>
+        <w:tabs>
+          <w:tab w:val="right" w:leader="heavy" w:pos="9354"/>
+        </w:tabs>
+        <w:spacing w:before="80" w:after="60"/>
+        <w:ind w:left="283"/>
+        <w:rPr>
+          <w:sz w:val="24"/>
+        </w:rPr>
+      </w:pPr>
+      <w:r>
+        <w:rPr>
+          <w:rFonts w:hint="eastAsia"/>
+          <w:sz w:val="24"/>
+        </w:rPr>
+        <w:t>→</w:t>
+      </w:r>
+      <w:r>
+        <w:rPr>
+          <w:sz w:val="24"/>
+        </w:rPr>
+        <w:tab/>
+      </w:r>
+    </w:p>
+    <w:p>
+      <w:pPr>
+        <w:spacing w:before="120" w:after="80"/>
+        <w:rPr>
+          <w:sz w:val="24"/>
+        </w:rPr>
+      </w:pPr>
+      <w:r>
+        <w:rPr>
+          <w:sz w:val="24"/>
+        </w:rPr>
+        <w:t>46. The company can customize these eco-friendly products to meet customer demands.</w:t>
+      </w:r>
+    </w:p>
+    <w:p>
+      <w:pPr>
+        <w:tabs>
+          <w:tab w:val="right" w:leader="heavy" w:pos="9354"/>
+        </w:tabs>
+        <w:spacing w:before="80" w:after="60"/>
+        <w:ind w:left="283"/>
+        <w:rPr>
+          <w:sz w:val="24"/>
+        </w:rPr>
+      </w:pPr>
+      <w:r>
+        <w:rPr>
+          <w:rFonts w:hint="eastAsia"/>
+          <w:sz w:val="24"/>
+        </w:rPr>
+        <w:t>→</w:t>
+      </w:r>
+      <w:r>
+        <w:rPr>
+          <w:sz w:val="24"/>
+        </w:rPr>
+        <w:tab/>
+      </w:r>
+    </w:p>
+    <w:p>
+      <w:pPr>
+        <w:spacing w:before="120" w:after="80"/>
+        <w:rPr>
+          <w:sz w:val="24"/>
+        </w:rPr>
+      </w:pPr>
+      <w:r>
+        <w:rPr>
+          <w:sz w:val="24"/>
+        </w:rPr>
+        <w:t>47. The garbage collectors have collected all household waste in our street today.</w:t>
+      </w:r>
+    </w:p>
+    <w:p>
+      <w:pPr>
+        <w:tabs>
+          <w:tab w:val="right" w:leader="heavy" w:pos="9354"/>
+        </w:tabs>
+        <w:spacing w:before="80" w:after="60"/>
+        <w:ind w:left="283"/>
+        <w:rPr>
+          <w:sz w:val="24"/>
+        </w:rPr>
+      </w:pPr>
+      <w:r>
+        <w:rPr>
+          <w:rFonts w:hint="eastAsia"/>
+          <w:sz w:val="24"/>
+        </w:rPr>
+        <w:t>→</w:t>
+      </w:r>
+      <w:r>
+        <w:rPr>
+          <w:sz w:val="24"/>
+        </w:rPr>
+        <w:tab/>
+      </w:r>
+    </w:p>
+    <w:p>
+      <w:pPr>
+        <w:spacing w:before="120" w:after="80"/>
+        <w:rPr>
+          <w:sz w:val="24"/>
+        </w:rPr>
+      </w:pPr>
+      <w:r>
+        <w:rPr>
+          <w:sz w:val="24"/>
+        </w:rPr>
+        <w:t>48. Scientists will test the new vaccine candidate in clinical trials next month.</w:t>
+      </w:r>
+    </w:p>
+    <w:p>
+      <w:pPr>
+        <w:tabs>
+          <w:tab w:val="right" w:leader="heavy" w:pos="9354"/>
+        </w:tabs>
+        <w:spacing w:before="80" w:after="60"/>
+        <w:ind w:left="283"/>
+        <w:rPr>
+          <w:sz w:val="24"/>
+        </w:rPr>
+      </w:pPr>
+      <w:r>
+        <w:rPr>
+          <w:rFonts w:hint="eastAsia"/>
+          <w:sz w:val="24"/>
+        </w:rPr>
+        <w:t>→</w:t>
+      </w:r>
+      <w:r>
+        <w:rPr>
+          <w:sz w:val="24"/>
+        </w:rPr>
+        <w:tab/>
+      </w:r>
+    </w:p>
+    <w:p>
+      <w:pPr>
+        <w:spacing w:before="120" w:after="80"/>
+        <w:rPr>
+          <w:sz w:val="24"/>
+        </w:rPr>
+      </w:pPr>
+      <w:r>
+        <w:rPr>
+          <w:sz w:val="24"/>
+        </w:rPr>
+        <w:t>49. The secretary had organized all legal documents before the meeting started.</w:t>
+      </w:r>
+    </w:p>
+    <w:p>
+      <w:pPr>
+        <w:tabs>
+          <w:tab w:val="right" w:leader="heavy" w:pos="9354"/>
+        </w:tabs>
+        <w:spacing w:before="80" w:after="60"/>
+        <w:ind w:left="283"/>
+        <w:rPr>
+          <w:sz w:val="24"/>
+        </w:rPr>
+      </w:pPr>
+      <w:r>
+        <w:rPr>
+          <w:rFonts w:hint="eastAsia"/>
+          <w:sz w:val="24"/>
+        </w:rPr>
+        <w:t>→</w:t>
+      </w:r>
+      <w:r>
+        <w:rPr>
+          <w:sz w:val="24"/>
+        </w:rPr>
+        <w:tab/>
+      </w:r>
+    </w:p>
+    <w:p>
+      <w:pPr>
+        <w:spacing w:before="120" w:after="80"/>
+        <w:rPr>
+          <w:sz w:val="24"/>
+        </w:rPr>
+      </w:pPr>
+      <w:r>
+        <w:rPr>
+          <w:sz w:val="24"/>
+        </w:rPr>
+        <w:lastRenderedPageBreak/>
+        <w:t>50. You must return all library books before the end of the academic semester.</w:t>
+      </w:r>
+    </w:p>
+    <w:p>
+      <w:pPr>
+        <w:tabs>
+          <w:tab w:val="right" w:leader="heavy" w:pos="9354"/>
+        </w:tabs>
+        <w:spacing w:before="80" w:after="60"/>
+        <w:ind w:left="283"/>
+        <w:rPr>
+          <w:sz w:val="24"/>
+        </w:rPr>
+      </w:pPr>
+      <w:r>
+        <w:rPr>
+          <w:rFonts w:hint="eastAsia"/>
+          <w:sz w:val="24"/>
+        </w:rPr>
+        <w:t>→</w:t>
+      </w:r>
+      <w:r>
+        <w:rPr>
+          <w:sz w:val="24"/>
+        </w:rPr>
+        <w:tab/>
+      </w:r>
+    </w:p>
+    <w:p>
+      <w:pPr>
+        <w:pStyle w:val="Heading1"/>
+        <w:spacing w:before="280" w:after="120"/>
+        <w:rPr>
+          <w:rFonts w:ascii="Times New Roman" w:hAnsi="Times New Roman" w:cs="Times New Roman"/>
           <w:b/>
-          <w:sz w:val="24"/>
-        </w:rPr>
-      </w:pPr>
-      <w:r>
-        <w:rPr>
+          <w:color w:val="auto"/>
+          <w:sz w:val="24"/>
+        </w:rPr>
+      </w:pPr>
+      <w:r>
+        <w:rPr>
+          <w:rFonts w:ascii="Times New Roman" w:hAnsi="Times New Roman" w:cs="Times New Roman"/>
           <w:b/>
-          <w:sz w:val="24"/>
-        </w:rPr>
-        <w:t>A.  Match each word with its meaning.</w:t>
-      </w:r>
-    </w:p>
-    <w:p>
-      <w:pPr>
-        <w:tabs>
-          <w:tab w:val="left" w:pos="3835"/>
-        </w:tabs>
-        <w:spacing w:before="60" w:after="60" w:line="480" w:lineRule="auto"/>
-        <w:ind w:left="3835" w:hanging="3835"/>
-        <w:rPr>
-          <w:sz w:val="24"/>
-        </w:rPr>
-      </w:pPr>
-      <w:r>
-        <w:rPr>
-          <w:sz w:val="24"/>
-        </w:rPr>
-        <w:t>1. rest</w:t>
-      </w:r>
-      <w:r>
-        <w:rPr>
-          <w:sz w:val="24"/>
-        </w:rPr>
-        <w:tab/>
-      </w:r>
-      <w:r>
-        <w:rPr>
+          <w:color w:val="auto"/>
+          <w:sz w:val="24"/>
+        </w:rPr>
+        <w:t>VI. ĐÁP ÁN CHI TIẾT</w:t>
+      </w:r>
+    </w:p>
+    <w:p>
+      <w:pPr>
+        <w:pStyle w:val="Heading2"/>
+        <w:spacing w:before="240"/>
+        <w:rPr>
+          <w:rFonts w:ascii="Times New Roman" w:hAnsi="Times New Roman" w:cs="Times New Roman"/>
           <w:b/>
-          <w:sz w:val="24"/>
-        </w:rPr>
-        <w:t xml:space="preserve">A. </w:t>
-      </w:r>
-      <w:r>
-        <w:rPr>
-          <w:sz w:val="24"/>
-        </w:rPr>
-        <w:t xml:space="preserve"> an activity that you enjoy doing</w:t>
-      </w:r>
-    </w:p>
-    <w:p>
-      <w:pPr>
-        <w:tabs>
-          <w:tab w:val="left" w:pos="3835"/>
-        </w:tabs>
-        <w:spacing w:before="60" w:after="60" w:line="480" w:lineRule="auto"/>
-        <w:ind w:left="3835" w:hanging="3835"/>
-        <w:rPr>
-          <w:sz w:val="24"/>
-        </w:rPr>
-      </w:pPr>
-      <w:r>
-        <w:rPr>
-          <w:sz w:val="24"/>
-        </w:rPr>
-        <w:t>2. recreation</w:t>
-      </w:r>
-      <w:r>
-        <w:rPr>
-          <w:sz w:val="24"/>
-        </w:rPr>
-        <w:tab/>
-      </w:r>
-      <w:r>
-        <w:rPr>
+          <w:color w:val="auto"/>
+          <w:sz w:val="24"/>
+        </w:rPr>
+      </w:pPr>
+      <w:r>
+        <w:rPr>
+          <w:rFonts w:ascii="Times New Roman" w:hAnsi="Times New Roman" w:cs="Times New Roman"/>
           <w:b/>
-          <w:sz w:val="24"/>
-        </w:rPr>
-        <w:t xml:space="preserve">B. </w:t>
-      </w:r>
-      <w:r>
-        <w:rPr>
-          <w:sz w:val="24"/>
-        </w:rPr>
-        <w:t xml:space="preserve"> a strong feeling of excitement and interest in something</w:t>
-      </w:r>
-    </w:p>
-    <w:p>
-      <w:pPr>
-        <w:tabs>
-          <w:tab w:val="left" w:pos="3835"/>
-        </w:tabs>
-        <w:spacing w:before="60" w:after="60" w:line="480" w:lineRule="auto"/>
-        <w:ind w:left="3835" w:hanging="3835"/>
-        <w:rPr>
-          <w:sz w:val="24"/>
-        </w:rPr>
-      </w:pPr>
-      <w:r>
-        <w:rPr>
-          <w:sz w:val="24"/>
-        </w:rPr>
-        <w:t>3. interest</w:t>
-      </w:r>
-      <w:r>
-        <w:rPr>
-          <w:sz w:val="24"/>
-        </w:rPr>
-        <w:tab/>
-      </w:r>
-      <w:r>
-        <w:rPr>
+          <w:color w:val="auto"/>
+          <w:sz w:val="24"/>
+        </w:rPr>
+        <w:t>ĐÁP ÁN PHẦN 1: CHIA ĐỘNG TỪ (100 CÂU)</w:t>
+      </w:r>
+    </w:p>
+    <w:p>
+      <w:pPr>
+        <w:spacing w:before="120" w:after="80"/>
+        <w:rPr>
+          <w:sz w:val="24"/>
+        </w:rPr>
+      </w:pPr>
+      <w:r>
+        <w:rPr>
+          <w:sz w:val="24"/>
+        </w:rPr>
+        <w:t>1. is hand-crafted</w:t>
+      </w:r>
+    </w:p>
+    <w:p>
+      <w:pPr>
+        <w:spacing w:before="120" w:after="80"/>
+        <w:rPr>
+          <w:sz w:val="24"/>
+        </w:rPr>
+      </w:pPr>
+      <w:r>
+        <w:rPr>
+          <w:sz w:val="24"/>
+        </w:rPr>
+        <w:t>2. is being constructed</w:t>
+      </w:r>
+    </w:p>
+    <w:p>
+      <w:pPr>
+        <w:spacing w:before="120" w:after="80"/>
+        <w:rPr>
+          <w:sz w:val="24"/>
+        </w:rPr>
+      </w:pPr>
+      <w:r>
+        <w:rPr>
+          <w:sz w:val="24"/>
+        </w:rPr>
+        <w:t>3. have already been communicated</w:t>
+      </w:r>
+    </w:p>
+    <w:p>
+      <w:pPr>
+        <w:spacing w:before="120" w:after="80"/>
+        <w:rPr>
+          <w:sz w:val="24"/>
+        </w:rPr>
+      </w:pPr>
+      <w:r>
+        <w:rPr>
+          <w:sz w:val="24"/>
+        </w:rPr>
+        <w:t>4. is passed down</w:t>
+      </w:r>
+    </w:p>
+    <w:p>
+      <w:pPr>
+        <w:spacing w:before="120" w:after="80"/>
+        <w:rPr>
+          <w:sz w:val="24"/>
+        </w:rPr>
+      </w:pPr>
+      <w:r>
+        <w:rPr>
+          <w:sz w:val="24"/>
+        </w:rPr>
+        <w:t>5. will be introduced</w:t>
+      </w:r>
+    </w:p>
+    <w:p>
+      <w:pPr>
+        <w:spacing w:before="120" w:after="80"/>
+        <w:rPr>
+          <w:sz w:val="24"/>
+        </w:rPr>
+      </w:pPr>
+      <w:r>
+        <w:rPr>
+          <w:sz w:val="24"/>
+        </w:rPr>
+        <w:t>6. were being unloaded</w:t>
+      </w:r>
+    </w:p>
+    <w:p>
+      <w:pPr>
+        <w:spacing w:before="120" w:after="80"/>
+        <w:rPr>
+          <w:sz w:val="24"/>
+        </w:rPr>
+      </w:pPr>
+      <w:r>
+        <w:rPr>
+          <w:sz w:val="24"/>
+        </w:rPr>
+        <w:t>7. be submitted</w:t>
+      </w:r>
+    </w:p>
+    <w:p>
+      <w:pPr>
+        <w:spacing w:before="120" w:after="80"/>
+        <w:rPr>
+          <w:sz w:val="24"/>
+        </w:rPr>
+      </w:pPr>
+      <w:r>
+        <w:rPr>
+          <w:sz w:val="24"/>
+        </w:rPr>
+        <w:t>8. is going to be built</w:t>
+      </w:r>
+    </w:p>
+    <w:p>
+      <w:pPr>
+        <w:spacing w:before="120" w:after="80"/>
+        <w:rPr>
+          <w:sz w:val="24"/>
+        </w:rPr>
+      </w:pPr>
+      <w:r>
+        <w:rPr>
+          <w:sz w:val="24"/>
+        </w:rPr>
+        <w:t>9. were repaired</w:t>
+      </w:r>
+    </w:p>
+    <w:p>
+      <w:pPr>
+        <w:spacing w:before="120" w:after="80"/>
+        <w:rPr>
+          <w:sz w:val="24"/>
+        </w:rPr>
+      </w:pPr>
+      <w:r>
+        <w:rPr>
+          <w:sz w:val="24"/>
+        </w:rPr>
+        <w:t>10. been processed</w:t>
+      </w:r>
+    </w:p>
+    <w:p>
+      <w:pPr>
+        <w:spacing w:before="120" w:after="80"/>
+        <w:rPr>
+          <w:sz w:val="24"/>
+        </w:rPr>
+      </w:pPr>
+      <w:r>
+        <w:rPr>
+          <w:sz w:val="24"/>
+        </w:rPr>
+        <w:t>11. be cut down on</w:t>
+      </w:r>
+    </w:p>
+    <w:p>
+      <w:pPr>
+        <w:spacing w:before="120" w:after="80"/>
+        <w:rPr>
+          <w:sz w:val="24"/>
+        </w:rPr>
+      </w:pPr>
+      <w:r>
+        <w:rPr>
+          <w:sz w:val="24"/>
+        </w:rPr>
+        <w:t>12. are sold</w:t>
+      </w:r>
+    </w:p>
+    <w:p>
+      <w:pPr>
+        <w:spacing w:before="120" w:after="80"/>
+        <w:rPr>
+          <w:sz w:val="24"/>
+        </w:rPr>
+      </w:pPr>
+      <w:r>
+        <w:rPr>
+          <w:sz w:val="24"/>
+        </w:rPr>
+        <w:t>13. is being carried out</w:t>
+      </w:r>
+    </w:p>
+    <w:p>
+      <w:pPr>
+        <w:spacing w:before="120" w:after="80"/>
+        <w:rPr>
+          <w:sz w:val="24"/>
+        </w:rPr>
+      </w:pPr>
+      <w:r>
+        <w:rPr>
+          <w:sz w:val="24"/>
+        </w:rPr>
+        <w:t>14. was interrogated</w:t>
+      </w:r>
+    </w:p>
+    <w:p>
+      <w:pPr>
+        <w:spacing w:before="120" w:after="80"/>
+        <w:rPr>
+          <w:sz w:val="24"/>
+        </w:rPr>
+      </w:pPr>
+      <w:r>
+        <w:rPr>
+          <w:sz w:val="24"/>
+        </w:rPr>
+        <w:t>15. was given</w:t>
+      </w:r>
+    </w:p>
+    <w:p>
+      <w:pPr>
+        <w:spacing w:before="120" w:after="80"/>
+        <w:rPr>
+          <w:sz w:val="24"/>
+        </w:rPr>
+      </w:pPr>
+      <w:r>
+        <w:rPr>
+          <w:sz w:val="24"/>
+        </w:rPr>
+        <w:t>16. will be provided</w:t>
+      </w:r>
+    </w:p>
+    <w:p>
+      <w:pPr>
+        <w:spacing w:before="120" w:after="80"/>
+        <w:rPr>
+          <w:sz w:val="24"/>
+        </w:rPr>
+      </w:pPr>
+      <w:r>
+        <w:rPr>
+          <w:sz w:val="24"/>
+        </w:rPr>
+        <w:t>17. be formulated</w:t>
+      </w:r>
+    </w:p>
+    <w:p>
+      <w:pPr>
+        <w:spacing w:before="120" w:after="80"/>
+        <w:rPr>
+          <w:sz w:val="24"/>
+        </w:rPr>
+      </w:pPr>
+      <w:r>
+        <w:rPr>
+          <w:sz w:val="24"/>
+        </w:rPr>
+        <w:t>18. were being installed</w:t>
+      </w:r>
+    </w:p>
+    <w:p>
+      <w:pPr>
+        <w:spacing w:before="120" w:after="80"/>
+        <w:rPr>
+          <w:sz w:val="24"/>
+        </w:rPr>
+      </w:pPr>
+      <w:r>
+        <w:rPr>
+          <w:sz w:val="24"/>
+        </w:rPr>
+        <w:t>19. had been restored</w:t>
+      </w:r>
+    </w:p>
+    <w:p>
+      <w:pPr>
+        <w:spacing w:before="120" w:after="80"/>
+        <w:rPr>
+          <w:sz w:val="24"/>
+        </w:rPr>
+      </w:pPr>
+      <w:r>
+        <w:rPr>
+          <w:sz w:val="24"/>
+        </w:rPr>
+        <w:t>20. be adopted</w:t>
+      </w:r>
+    </w:p>
+    <w:p>
+      <w:pPr>
+        <w:spacing w:before="120" w:after="80"/>
+        <w:rPr>
+          <w:sz w:val="24"/>
+        </w:rPr>
+      </w:pPr>
+      <w:r>
+        <w:rPr>
+          <w:sz w:val="24"/>
+        </w:rPr>
+        <w:t>21. be used</w:t>
+      </w:r>
+    </w:p>
+    <w:p>
+      <w:pPr>
+        <w:spacing w:before="120" w:after="80"/>
+        <w:rPr>
+          <w:sz w:val="24"/>
+        </w:rPr>
+      </w:pPr>
+      <w:r>
+        <w:rPr>
+          <w:sz w:val="24"/>
+        </w:rPr>
+        <w:t>22. are served</w:t>
+      </w:r>
+    </w:p>
+    <w:p>
+      <w:pPr>
+        <w:spacing w:before="120" w:after="80"/>
+        <w:rPr>
+          <w:sz w:val="24"/>
+        </w:rPr>
+      </w:pPr>
+      <w:r>
+        <w:rPr>
+          <w:sz w:val="24"/>
+        </w:rPr>
+        <w:t>23. is being delivered</w:t>
+      </w:r>
+    </w:p>
+    <w:p>
+      <w:pPr>
+        <w:spacing w:before="120" w:after="80"/>
+        <w:rPr>
+          <w:sz w:val="24"/>
+        </w:rPr>
+      </w:pPr>
+      <w:r>
+        <w:rPr>
+          <w:sz w:val="24"/>
+        </w:rPr>
+        <w:t>24. was closed</w:t>
+      </w:r>
+    </w:p>
+    <w:p>
+      <w:pPr>
+        <w:spacing w:before="120" w:after="80"/>
+        <w:rPr>
+          <w:sz w:val="24"/>
+        </w:rPr>
+      </w:pPr>
+      <w:r>
+        <w:rPr>
+          <w:sz w:val="24"/>
+        </w:rPr>
+        <w:t>25. been invested</w:t>
+      </w:r>
+    </w:p>
+    <w:p>
+      <w:pPr>
+        <w:spacing w:before="120" w:after="80"/>
+        <w:rPr>
+          <w:sz w:val="24"/>
+        </w:rPr>
+      </w:pPr>
+      <w:r>
+        <w:rPr>
+          <w:sz w:val="24"/>
+        </w:rPr>
+        <w:t>26. be explained</w:t>
+      </w:r>
+    </w:p>
+    <w:p>
+      <w:pPr>
+        <w:spacing w:before="120" w:after="80"/>
+        <w:rPr>
+          <w:sz w:val="24"/>
+        </w:rPr>
+      </w:pPr>
+      <w:r>
+        <w:rPr>
+          <w:sz w:val="24"/>
+        </w:rPr>
+        <w:t>27. been distributed</w:t>
+      </w:r>
+    </w:p>
+    <w:p>
+      <w:pPr>
+        <w:spacing w:before="120" w:after="80"/>
+        <w:rPr>
+          <w:sz w:val="24"/>
+        </w:rPr>
+      </w:pPr>
+      <w:r>
+        <w:rPr>
+          <w:sz w:val="24"/>
+        </w:rPr>
+        <w:t>28. are going to be added</w:t>
+      </w:r>
+    </w:p>
+    <w:p>
+      <w:pPr>
+        <w:spacing w:before="120" w:after="80"/>
+        <w:rPr>
+          <w:sz w:val="24"/>
+        </w:rPr>
+      </w:pPr>
+      <w:r>
+        <w:rPr>
+          <w:sz w:val="24"/>
+        </w:rPr>
+        <w:lastRenderedPageBreak/>
+        <w:t>29. be obeyed</w:t>
+      </w:r>
+    </w:p>
+    <w:p>
+      <w:pPr>
+        <w:spacing w:before="120" w:after="80"/>
+        <w:rPr>
+          <w:sz w:val="24"/>
+        </w:rPr>
+      </w:pPr>
+      <w:r>
+        <w:rPr>
+          <w:sz w:val="24"/>
+        </w:rPr>
+        <w:t>30. was being conducted</w:t>
+      </w:r>
+    </w:p>
+    <w:p>
+      <w:pPr>
+        <w:spacing w:before="120" w:after="80"/>
+        <w:rPr>
+          <w:sz w:val="24"/>
+        </w:rPr>
+      </w:pPr>
+      <w:r>
+        <w:rPr>
+          <w:sz w:val="24"/>
+        </w:rPr>
+        <w:t>31. was published</w:t>
+      </w:r>
+    </w:p>
+    <w:p>
+      <w:pPr>
+        <w:spacing w:before="120" w:after="80"/>
+        <w:rPr>
+          <w:sz w:val="24"/>
+        </w:rPr>
+      </w:pPr>
+      <w:r>
+        <w:rPr>
+          <w:sz w:val="24"/>
+        </w:rPr>
+        <w:t>32. is collected</w:t>
+      </w:r>
+    </w:p>
+    <w:p>
+      <w:pPr>
+        <w:spacing w:before="120" w:after="80"/>
+        <w:rPr>
+          <w:sz w:val="24"/>
+        </w:rPr>
+      </w:pPr>
+      <w:r>
+        <w:rPr>
+          <w:sz w:val="24"/>
+        </w:rPr>
+        <w:t>33. have been implemented</w:t>
+      </w:r>
+    </w:p>
+    <w:p>
+      <w:pPr>
+        <w:spacing w:before="120" w:after="80"/>
+        <w:rPr>
+          <w:sz w:val="24"/>
+        </w:rPr>
+      </w:pPr>
+      <w:r>
+        <w:rPr>
+          <w:sz w:val="24"/>
+        </w:rPr>
+        <w:t>34. be announced</w:t>
+      </w:r>
+    </w:p>
+    <w:p>
+      <w:pPr>
+        <w:spacing w:before="120" w:after="80"/>
+        <w:rPr>
+          <w:sz w:val="24"/>
+        </w:rPr>
+      </w:pPr>
+      <w:r>
+        <w:rPr>
+          <w:sz w:val="24"/>
+        </w:rPr>
+        <w:t>35. had been demolished</w:t>
+      </w:r>
+    </w:p>
+    <w:p>
+      <w:pPr>
+        <w:spacing w:before="120" w:after="80"/>
+        <w:rPr>
+          <w:sz w:val="24"/>
+        </w:rPr>
+      </w:pPr>
+      <w:r>
+        <w:rPr>
+          <w:sz w:val="24"/>
+        </w:rPr>
+        <w:t>36. are being tested</w:t>
+      </w:r>
+    </w:p>
+    <w:p>
+      <w:pPr>
+        <w:spacing w:before="120" w:after="80"/>
+        <w:rPr>
+          <w:sz w:val="24"/>
+        </w:rPr>
+      </w:pPr>
+      <w:r>
+        <w:rPr>
+          <w:sz w:val="24"/>
+        </w:rPr>
+        <w:t>37. be inspected</w:t>
+      </w:r>
+    </w:p>
+    <w:p>
+      <w:pPr>
+        <w:spacing w:before="120" w:after="80"/>
+        <w:rPr>
+          <w:sz w:val="24"/>
+        </w:rPr>
+      </w:pPr>
+      <w:r>
+        <w:rPr>
+          <w:sz w:val="24"/>
+        </w:rPr>
+        <w:t>38. will be held</w:t>
+      </w:r>
+    </w:p>
+    <w:p>
+      <w:pPr>
+        <w:spacing w:before="120" w:after="80"/>
+        <w:rPr>
+          <w:sz w:val="24"/>
+        </w:rPr>
+      </w:pPr>
+      <w:r>
+        <w:rPr>
+          <w:sz w:val="24"/>
+        </w:rPr>
+        <w:t>39. were being shared</w:t>
+      </w:r>
+    </w:p>
+    <w:p>
+      <w:pPr>
+        <w:spacing w:before="120" w:after="80"/>
+        <w:rPr>
+          <w:sz w:val="24"/>
+        </w:rPr>
+      </w:pPr>
+      <w:r>
+        <w:rPr>
+          <w:sz w:val="24"/>
+        </w:rPr>
+        <w:t>40. is going to be established</w:t>
+      </w:r>
+    </w:p>
+    <w:p>
+      <w:pPr>
+        <w:spacing w:before="120" w:after="80"/>
+        <w:rPr>
+          <w:sz w:val="24"/>
+        </w:rPr>
+      </w:pPr>
+      <w:r>
+        <w:rPr>
+          <w:sz w:val="24"/>
+        </w:rPr>
+        <w:t>41. had been recovered</w:t>
+      </w:r>
+    </w:p>
+    <w:p>
+      <w:pPr>
+        <w:spacing w:before="120" w:after="80"/>
+        <w:rPr>
+          <w:sz w:val="24"/>
+        </w:rPr>
+      </w:pPr>
+      <w:r>
+        <w:rPr>
+          <w:sz w:val="24"/>
+        </w:rPr>
+        <w:t>42. were reported</w:t>
+      </w:r>
+    </w:p>
+    <w:p>
+      <w:pPr>
+        <w:spacing w:before="120" w:after="80"/>
+        <w:rPr>
+          <w:sz w:val="24"/>
+        </w:rPr>
+      </w:pPr>
+      <w:r>
+        <w:rPr>
+          <w:sz w:val="24"/>
+        </w:rPr>
+        <w:t>43. be used</w:t>
+      </w:r>
+    </w:p>
+    <w:p>
+      <w:pPr>
+        <w:spacing w:before="120" w:after="80"/>
+        <w:rPr>
+          <w:sz w:val="24"/>
+        </w:rPr>
+      </w:pPr>
+      <w:r>
+        <w:rPr>
+          <w:sz w:val="24"/>
+        </w:rPr>
+        <w:t>44. are preserved</w:t>
+      </w:r>
+    </w:p>
+    <w:p>
+      <w:pPr>
+        <w:spacing w:before="120" w:after="80"/>
+        <w:rPr>
+          <w:sz w:val="24"/>
+        </w:rPr>
+      </w:pPr>
+      <w:r>
+        <w:rPr>
+          <w:sz w:val="24"/>
+        </w:rPr>
+        <w:t>45. are being built</w:t>
+      </w:r>
+    </w:p>
+    <w:p>
+      <w:pPr>
+        <w:spacing w:before="120" w:after="80"/>
+        <w:rPr>
+          <w:sz w:val="24"/>
+        </w:rPr>
+      </w:pPr>
+      <w:r>
+        <w:rPr>
+          <w:sz w:val="24"/>
+        </w:rPr>
+        <w:t>46. has already been granted</w:t>
+      </w:r>
+    </w:p>
+    <w:p>
+      <w:pPr>
+        <w:spacing w:before="120" w:after="80"/>
+        <w:rPr>
+          <w:sz w:val="24"/>
+        </w:rPr>
+      </w:pPr>
+      <w:r>
+        <w:rPr>
+          <w:sz w:val="24"/>
+        </w:rPr>
+        <w:t>47. be enforced</w:t>
+      </w:r>
+    </w:p>
+    <w:p>
+      <w:pPr>
+        <w:spacing w:before="120" w:after="80"/>
+        <w:rPr>
+          <w:sz w:val="24"/>
+        </w:rPr>
+      </w:pPr>
+      <w:r>
+        <w:rPr>
+          <w:sz w:val="24"/>
+        </w:rPr>
+        <w:t>48. were handled</w:t>
+      </w:r>
+    </w:p>
+    <w:p>
+      <w:pPr>
+        <w:spacing w:before="120" w:after="80"/>
+        <w:rPr>
+          <w:sz w:val="24"/>
+        </w:rPr>
+      </w:pPr>
+      <w:r>
+        <w:rPr>
+          <w:sz w:val="24"/>
+        </w:rPr>
+        <w:t>49. was being constructed</w:t>
+      </w:r>
+    </w:p>
+    <w:p>
+      <w:pPr>
+        <w:spacing w:before="120" w:after="80"/>
+        <w:rPr>
+          <w:sz w:val="24"/>
+        </w:rPr>
+      </w:pPr>
+      <w:r>
+        <w:rPr>
+          <w:sz w:val="24"/>
+        </w:rPr>
+        <w:t>50. be ratified</w:t>
+      </w:r>
+    </w:p>
+    <w:p>
+      <w:pPr>
+        <w:spacing w:before="120" w:after="80"/>
+        <w:rPr>
+          <w:sz w:val="24"/>
+        </w:rPr>
+      </w:pPr>
+      <w:r>
+        <w:rPr>
+          <w:sz w:val="24"/>
+        </w:rPr>
+        <w:t>51. be avoided</w:t>
+      </w:r>
+    </w:p>
+    <w:p>
+      <w:pPr>
+        <w:spacing w:before="120" w:after="80"/>
+        <w:rPr>
+          <w:sz w:val="24"/>
+        </w:rPr>
+      </w:pPr>
+      <w:r>
+        <w:rPr>
+          <w:sz w:val="24"/>
+        </w:rPr>
+        <w:t>52. are checked</w:t>
+      </w:r>
+    </w:p>
+    <w:p>
+      <w:pPr>
+        <w:spacing w:before="120" w:after="80"/>
+        <w:rPr>
+          <w:sz w:val="24"/>
+        </w:rPr>
+      </w:pPr>
+      <w:r>
+        <w:rPr>
+          <w:sz w:val="24"/>
+        </w:rPr>
+        <w:t>53. has been launched</w:t>
+      </w:r>
+    </w:p>
+    <w:p>
+      <w:pPr>
+        <w:spacing w:before="120" w:after="80"/>
+        <w:rPr>
+          <w:sz w:val="24"/>
+        </w:rPr>
+      </w:pPr>
+      <w:r>
+        <w:rPr>
+          <w:sz w:val="24"/>
+        </w:rPr>
+        <w:t>54. were being repaired</w:t>
+      </w:r>
+    </w:p>
+    <w:p>
+      <w:pPr>
+        <w:spacing w:before="120" w:after="80"/>
+        <w:rPr>
+          <w:sz w:val="24"/>
+        </w:rPr>
+      </w:pPr>
+      <w:r>
+        <w:rPr>
+          <w:sz w:val="24"/>
+        </w:rPr>
+        <w:t>55. been submitted</w:t>
+      </w:r>
+    </w:p>
+    <w:p>
+      <w:pPr>
+        <w:spacing w:before="120" w:after="80"/>
+        <w:rPr>
+          <w:sz w:val="24"/>
+        </w:rPr>
+      </w:pPr>
+      <w:r>
+        <w:rPr>
+          <w:sz w:val="24"/>
+        </w:rPr>
+        <w:t>56. was destroyed</w:t>
+      </w:r>
+    </w:p>
+    <w:p>
+      <w:pPr>
+        <w:spacing w:before="120" w:after="80"/>
+        <w:rPr>
+          <w:sz w:val="24"/>
+        </w:rPr>
+      </w:pPr>
+      <w:r>
+        <w:rPr>
+          <w:sz w:val="24"/>
+        </w:rPr>
+        <w:t>57. are going to be planted</w:t>
+      </w:r>
+    </w:p>
+    <w:p>
+      <w:pPr>
+        <w:spacing w:before="120" w:after="80"/>
+        <w:rPr>
+          <w:sz w:val="24"/>
+        </w:rPr>
+      </w:pPr>
+      <w:r>
+        <w:rPr>
+          <w:sz w:val="24"/>
+        </w:rPr>
+        <w:t>58. be performed</w:t>
+      </w:r>
+    </w:p>
+    <w:p>
+      <w:pPr>
+        <w:spacing w:before="120" w:after="80"/>
+        <w:rPr>
+          <w:sz w:val="24"/>
+        </w:rPr>
+      </w:pPr>
+      <w:r>
+        <w:rPr>
+          <w:sz w:val="24"/>
+        </w:rPr>
+        <w:t>59. will be delivered</w:t>
+      </w:r>
+    </w:p>
+    <w:p>
+      <w:pPr>
+        <w:spacing w:before="120" w:after="80"/>
+        <w:rPr>
+          <w:sz w:val="24"/>
+        </w:rPr>
+      </w:pPr>
+      <w:r>
+        <w:rPr>
+          <w:sz w:val="24"/>
+        </w:rPr>
+        <w:t>60. are being transferred</w:t>
+      </w:r>
+    </w:p>
+    <w:p>
+      <w:pPr>
+        <w:spacing w:before="120" w:after="80"/>
+        <w:rPr>
+          <w:sz w:val="24"/>
+        </w:rPr>
+      </w:pPr>
+      <w:r>
+        <w:rPr>
+          <w:sz w:val="24"/>
+        </w:rPr>
+        <w:t>61. are being displayed</w:t>
+      </w:r>
+    </w:p>
+    <w:p>
+      <w:pPr>
+        <w:spacing w:before="120" w:after="80"/>
+        <w:rPr>
+          <w:sz w:val="24"/>
+        </w:rPr>
+      </w:pPr>
+      <w:r>
+        <w:rPr>
+          <w:sz w:val="24"/>
+        </w:rPr>
+        <w:lastRenderedPageBreak/>
+        <w:t>62. is appreciated</w:t>
+      </w:r>
+    </w:p>
+    <w:p>
+      <w:pPr>
+        <w:spacing w:before="120" w:after="80"/>
+        <w:rPr>
+          <w:sz w:val="24"/>
+        </w:rPr>
+      </w:pPr>
+      <w:r>
+        <w:rPr>
+          <w:sz w:val="24"/>
+        </w:rPr>
+        <w:t>63. be signed</w:t>
+      </w:r>
+    </w:p>
+    <w:p>
+      <w:pPr>
+        <w:spacing w:before="120" w:after="80"/>
+        <w:rPr>
+          <w:sz w:val="24"/>
+        </w:rPr>
+      </w:pPr>
+      <w:r>
+        <w:rPr>
+          <w:sz w:val="24"/>
+        </w:rPr>
+        <w:t>64. was resolved</w:t>
+      </w:r>
+    </w:p>
+    <w:p>
+      <w:pPr>
+        <w:spacing w:before="120" w:after="80"/>
+        <w:rPr>
+          <w:sz w:val="24"/>
+        </w:rPr>
+      </w:pPr>
+      <w:r>
+        <w:rPr>
+          <w:sz w:val="24"/>
+        </w:rPr>
+        <w:t>65. have been introduced</w:t>
+      </w:r>
+    </w:p>
+    <w:p>
+      <w:pPr>
+        <w:spacing w:before="120" w:after="80"/>
+        <w:rPr>
+          <w:sz w:val="24"/>
+        </w:rPr>
+      </w:pPr>
+      <w:r>
+        <w:rPr>
+          <w:sz w:val="24"/>
+        </w:rPr>
+        <w:t>66. was being examined</w:t>
+      </w:r>
+    </w:p>
+    <w:p>
+      <w:pPr>
+        <w:spacing w:before="120" w:after="80"/>
+        <w:rPr>
+          <w:sz w:val="24"/>
+        </w:rPr>
+      </w:pPr>
+      <w:r>
+        <w:rPr>
+          <w:sz w:val="24"/>
+        </w:rPr>
+        <w:t>67. been obtained</w:t>
+      </w:r>
+    </w:p>
+    <w:p>
+      <w:pPr>
+        <w:spacing w:before="120" w:after="80"/>
+        <w:rPr>
+          <w:sz w:val="24"/>
+        </w:rPr>
+      </w:pPr>
+      <w:r>
+        <w:rPr>
+          <w:sz w:val="24"/>
+        </w:rPr>
+        <w:t>68. be provided</w:t>
+      </w:r>
+    </w:p>
+    <w:p>
+      <w:pPr>
+        <w:spacing w:before="120" w:after="80"/>
+        <w:rPr>
+          <w:sz w:val="24"/>
+        </w:rPr>
+      </w:pPr>
+      <w:r>
+        <w:rPr>
+          <w:sz w:val="24"/>
+        </w:rPr>
+        <w:t>69. is going to be formulated</w:t>
+      </w:r>
+    </w:p>
+    <w:p>
+      <w:pPr>
+        <w:spacing w:before="120" w:after="80"/>
+        <w:rPr>
+          <w:sz w:val="24"/>
+        </w:rPr>
+      </w:pPr>
+      <w:r>
+        <w:rPr>
+          <w:sz w:val="24"/>
+        </w:rPr>
+        <w:t>70. be limited</w:t>
+      </w:r>
+    </w:p>
+    <w:p>
+      <w:pPr>
+        <w:spacing w:before="120" w:after="80"/>
+        <w:rPr>
+          <w:sz w:val="24"/>
+        </w:rPr>
+      </w:pPr>
+      <w:r>
+        <w:rPr>
+          <w:sz w:val="24"/>
+        </w:rPr>
+        <w:t>71. was updated</w:t>
+      </w:r>
+    </w:p>
+    <w:p>
+      <w:pPr>
+        <w:spacing w:before="120" w:after="80"/>
+        <w:rPr>
+          <w:sz w:val="24"/>
+        </w:rPr>
+      </w:pPr>
+      <w:r>
+        <w:rPr>
+          <w:sz w:val="24"/>
+        </w:rPr>
+        <w:t>72. are processed</w:t>
+      </w:r>
+    </w:p>
+    <w:p>
+      <w:pPr>
+        <w:spacing w:before="120" w:after="80"/>
+        <w:rPr>
+          <w:sz w:val="24"/>
+        </w:rPr>
+      </w:pPr>
+      <w:r>
+        <w:rPr>
+          <w:sz w:val="24"/>
+        </w:rPr>
+        <w:t>73. was postponed</w:t>
+      </w:r>
+    </w:p>
+    <w:p>
+      <w:pPr>
+        <w:spacing w:before="120" w:after="80"/>
+        <w:rPr>
+          <w:sz w:val="24"/>
+        </w:rPr>
+      </w:pPr>
+      <w:r>
+        <w:rPr>
+          <w:sz w:val="24"/>
+        </w:rPr>
+        <w:t>74. are being performed</w:t>
+      </w:r>
+    </w:p>
+    <w:p>
+      <w:pPr>
+        <w:spacing w:before="120" w:after="80"/>
+        <w:rPr>
+          <w:sz w:val="24"/>
+        </w:rPr>
+      </w:pPr>
+      <w:r>
+        <w:rPr>
+          <w:sz w:val="24"/>
+        </w:rPr>
+        <w:t>75. have been resolved</w:t>
+      </w:r>
+    </w:p>
+    <w:p>
+      <w:pPr>
+        <w:spacing w:before="120" w:after="80"/>
+        <w:rPr>
+          <w:sz w:val="24"/>
+        </w:rPr>
+      </w:pPr>
+      <w:r>
+        <w:rPr>
+          <w:sz w:val="24"/>
+        </w:rPr>
+        <w:t>76. be eliminated</w:t>
+      </w:r>
+    </w:p>
+    <w:p>
+      <w:pPr>
+        <w:spacing w:before="120" w:after="80"/>
+        <w:rPr>
+          <w:sz w:val="24"/>
+        </w:rPr>
+      </w:pPr>
+      <w:r>
+        <w:rPr>
+          <w:sz w:val="24"/>
+        </w:rPr>
+        <w:t>77. was being renovated</w:t>
+      </w:r>
+    </w:p>
+    <w:p>
+      <w:pPr>
+        <w:spacing w:before="120" w:after="80"/>
+        <w:rPr>
+          <w:sz w:val="24"/>
+        </w:rPr>
+      </w:pPr>
+      <w:r>
+        <w:rPr>
+          <w:sz w:val="24"/>
+        </w:rPr>
+        <w:t>78. been sold</w:t>
+      </w:r>
+    </w:p>
+    <w:p>
+      <w:pPr>
+        <w:spacing w:before="120" w:after="80"/>
+        <w:rPr>
+          <w:sz w:val="24"/>
+        </w:rPr>
+      </w:pPr>
+      <w:r>
+        <w:rPr>
+          <w:sz w:val="24"/>
+        </w:rPr>
+        <w:t>79. will be installed</w:t>
+      </w:r>
+    </w:p>
+    <w:p>
+      <w:pPr>
+        <w:spacing w:before="120" w:after="80"/>
+        <w:rPr>
+          <w:sz w:val="24"/>
+        </w:rPr>
+      </w:pPr>
+      <w:r>
+        <w:rPr>
+          <w:sz w:val="24"/>
+        </w:rPr>
+        <w:t>80. is going to be designed</w:t>
+      </w:r>
+    </w:p>
+    <w:p>
+      <w:pPr>
+        <w:spacing w:before="120" w:after="80"/>
+        <w:rPr>
+          <w:sz w:val="24"/>
+        </w:rPr>
+      </w:pPr>
+      <w:r>
+        <w:rPr>
+          <w:sz w:val="24"/>
+        </w:rPr>
+        <w:t>81. are being laid</w:t>
+      </w:r>
+    </w:p>
+    <w:p>
+      <w:pPr>
+        <w:spacing w:before="120" w:after="80"/>
+        <w:rPr>
+          <w:sz w:val="24"/>
+        </w:rPr>
+      </w:pPr>
+      <w:r>
+        <w:rPr>
+          <w:sz w:val="24"/>
+        </w:rPr>
+        <w:t>82. be won</w:t>
+      </w:r>
+    </w:p>
+    <w:p>
+      <w:pPr>
+        <w:spacing w:before="120" w:after="80"/>
+        <w:rPr>
+          <w:sz w:val="24"/>
+        </w:rPr>
+      </w:pPr>
+      <w:r>
+        <w:rPr>
+          <w:sz w:val="24"/>
+        </w:rPr>
+        <w:t>83. are imported</w:t>
+      </w:r>
+    </w:p>
+    <w:p>
+      <w:pPr>
+        <w:spacing w:before="120" w:after="80"/>
+        <w:rPr>
+          <w:sz w:val="24"/>
+        </w:rPr>
+      </w:pPr>
+      <w:r>
+        <w:rPr>
+          <w:sz w:val="24"/>
+        </w:rPr>
+        <w:t>84. was awarded</w:t>
+      </w:r>
+    </w:p>
+    <w:p>
+      <w:pPr>
+        <w:spacing w:before="120" w:after="80"/>
+        <w:rPr>
+          <w:sz w:val="24"/>
+        </w:rPr>
+      </w:pPr>
+      <w:r>
+        <w:rPr>
+          <w:sz w:val="24"/>
+        </w:rPr>
+        <w:t>85. has been gathered</w:t>
+      </w:r>
+    </w:p>
+    <w:p>
+      <w:pPr>
+        <w:spacing w:before="120" w:after="80"/>
+        <w:rPr>
+          <w:sz w:val="24"/>
+        </w:rPr>
+      </w:pPr>
+      <w:r>
+        <w:rPr>
+          <w:sz w:val="24"/>
+        </w:rPr>
+        <w:t>86. be worn</w:t>
+      </w:r>
+    </w:p>
+    <w:p>
+      <w:pPr>
+        <w:spacing w:before="120" w:after="80"/>
+        <w:rPr>
+          <w:sz w:val="24"/>
+        </w:rPr>
+      </w:pPr>
+      <w:r>
+        <w:rPr>
+          <w:sz w:val="24"/>
+        </w:rPr>
+        <w:t>87. been discharged</w:t>
+      </w:r>
+    </w:p>
+    <w:p>
+      <w:pPr>
+        <w:spacing w:before="120" w:after="80"/>
+        <w:rPr>
+          <w:sz w:val="24"/>
+        </w:rPr>
+      </w:pPr>
+      <w:r>
+        <w:rPr>
+          <w:sz w:val="24"/>
+        </w:rPr>
+        <w:t>88. were being explained</w:t>
+      </w:r>
+    </w:p>
+    <w:p>
+      <w:pPr>
+        <w:spacing w:before="120" w:after="80"/>
+        <w:rPr>
+          <w:sz w:val="24"/>
+        </w:rPr>
+      </w:pPr>
+      <w:r>
+        <w:rPr>
+          <w:sz w:val="24"/>
+        </w:rPr>
+        <w:t>89. be approved</w:t>
+      </w:r>
+    </w:p>
+    <w:p>
+      <w:pPr>
+        <w:spacing w:before="120" w:after="80"/>
+        <w:rPr>
+          <w:sz w:val="24"/>
+        </w:rPr>
+      </w:pPr>
+      <w:r>
+        <w:rPr>
+          <w:sz w:val="24"/>
+        </w:rPr>
+        <w:t>90. are going to be constructed</w:t>
+      </w:r>
+    </w:p>
+    <w:p>
+      <w:pPr>
+        <w:spacing w:before="120" w:after="80"/>
+        <w:rPr>
+          <w:sz w:val="24"/>
+        </w:rPr>
+      </w:pPr>
+      <w:r>
+        <w:rPr>
+          <w:sz w:val="24"/>
+        </w:rPr>
+        <w:t>91. be disposed</w:t>
+      </w:r>
+    </w:p>
+    <w:p>
+      <w:pPr>
+        <w:spacing w:before="120" w:after="80"/>
+        <w:rPr>
+          <w:sz w:val="24"/>
+        </w:rPr>
+      </w:pPr>
+      <w:r>
+        <w:rPr>
+          <w:sz w:val="24"/>
+        </w:rPr>
+        <w:t>92. are analyzed</w:t>
+      </w:r>
+    </w:p>
+    <w:p>
+      <w:pPr>
+        <w:spacing w:before="120" w:after="80"/>
+        <w:rPr>
+          <w:sz w:val="24"/>
+        </w:rPr>
+      </w:pPr>
+      <w:r>
+        <w:rPr>
+          <w:sz w:val="24"/>
+        </w:rPr>
+        <w:t>93. was being held</w:t>
+      </w:r>
+    </w:p>
+    <w:p>
+      <w:pPr>
+        <w:spacing w:before="120" w:after="80"/>
+        <w:rPr>
+          <w:sz w:val="24"/>
+        </w:rPr>
+      </w:pPr>
+      <w:r>
+        <w:rPr>
+          <w:sz w:val="24"/>
+        </w:rPr>
+        <w:t>94. was fixed</w:t>
+      </w:r>
+    </w:p>
+    <w:p>
+      <w:pPr>
+        <w:spacing w:before="120" w:after="80"/>
+        <w:rPr>
+          <w:sz w:val="24"/>
+        </w:rPr>
+      </w:pPr>
+      <w:r>
+        <w:rPr>
+          <w:sz w:val="24"/>
+        </w:rPr>
+        <w:lastRenderedPageBreak/>
+        <w:t>95. have been hired</w:t>
+      </w:r>
+    </w:p>
+    <w:p>
+      <w:pPr>
+        <w:spacing w:before="120" w:after="80"/>
+        <w:rPr>
+          <w:sz w:val="24"/>
+        </w:rPr>
+      </w:pPr>
+      <w:r>
+        <w:rPr>
+          <w:sz w:val="24"/>
+        </w:rPr>
+        <w:t>96. been stored</w:t>
+      </w:r>
+    </w:p>
+    <w:p>
+      <w:pPr>
+        <w:spacing w:before="120" w:after="80"/>
+        <w:rPr>
+          <w:sz w:val="24"/>
+        </w:rPr>
+      </w:pPr>
+      <w:r>
+        <w:rPr>
+          <w:sz w:val="24"/>
+        </w:rPr>
+        <w:t>97. be used</w:t>
+      </w:r>
+    </w:p>
+    <w:p>
+      <w:pPr>
+        <w:spacing w:before="120" w:after="80"/>
+        <w:rPr>
+          <w:sz w:val="24"/>
+        </w:rPr>
+      </w:pPr>
+      <w:r>
+        <w:rPr>
+          <w:sz w:val="24"/>
+        </w:rPr>
+        <w:t>98. are being clearly communicated</w:t>
+      </w:r>
+    </w:p>
+    <w:p>
+      <w:pPr>
+        <w:spacing w:before="120" w:after="80"/>
+        <w:rPr>
+          <w:sz w:val="24"/>
+        </w:rPr>
+      </w:pPr>
+      <w:r>
+        <w:rPr>
+          <w:sz w:val="24"/>
+        </w:rPr>
+        <w:t>99. will be installed</w:t>
+      </w:r>
+    </w:p>
+    <w:p>
+      <w:pPr>
+        <w:spacing w:before="120" w:after="80"/>
+        <w:rPr>
+          <w:sz w:val="24"/>
+        </w:rPr>
+      </w:pPr>
+      <w:r>
+        <w:rPr>
+          <w:sz w:val="24"/>
+        </w:rPr>
+        <w:t>100. are going to be taught</w:t>
+      </w:r>
+    </w:p>
+    <w:p>
+      <w:pPr>
+        <w:pStyle w:val="Heading2"/>
+        <w:spacing w:before="240"/>
+        <w:rPr>
+          <w:rFonts w:ascii="Times New Roman" w:hAnsi="Times New Roman" w:cs="Times New Roman"/>
           <w:b/>
-          <w:sz w:val="24"/>
-        </w:rPr>
-        <w:t xml:space="preserve">C. </w:t>
-      </w:r>
-      <w:r>
-        <w:rPr>
-          <w:sz w:val="24"/>
-        </w:rPr>
-        <w:t xml:space="preserve"> a feeling of happiness, enjoyment, or satisfaction</w:t>
-      </w:r>
-    </w:p>
-    <w:p>
-      <w:pPr>
-        <w:tabs>
-          <w:tab w:val="left" w:pos="3835"/>
-        </w:tabs>
-        <w:spacing w:before="60" w:after="60" w:line="480" w:lineRule="auto"/>
-        <w:ind w:left="3835" w:hanging="3835"/>
-        <w:rPr>
-          <w:sz w:val="24"/>
-        </w:rPr>
-      </w:pPr>
-      <w:r>
-        <w:rPr>
-          <w:sz w:val="24"/>
-        </w:rPr>
-        <w:t>4. enthusiasm</w:t>
-      </w:r>
-      <w:r>
-        <w:rPr>
-          <w:sz w:val="24"/>
-        </w:rPr>
-        <w:tab/>
-      </w:r>
-      <w:r>
-        <w:rPr>
+          <w:color w:val="auto"/>
+          <w:sz w:val="24"/>
+        </w:rPr>
+      </w:pPr>
+      <w:r>
+        <w:rPr>
+          <w:rFonts w:ascii="Times New Roman" w:hAnsi="Times New Roman" w:cs="Times New Roman"/>
           <w:b/>
-          <w:sz w:val="24"/>
-        </w:rPr>
-        <w:t xml:space="preserve">D. </w:t>
-      </w:r>
-      <w:r>
-        <w:rPr>
-          <w:sz w:val="24"/>
-        </w:rPr>
-        <w:t xml:space="preserve"> a period of relaxing, sleeping or doing nothing</w:t>
-      </w:r>
-    </w:p>
-    <w:p>
-      <w:pPr>
-        <w:tabs>
-          <w:tab w:val="left" w:pos="3835"/>
-        </w:tabs>
-        <w:spacing w:before="60" w:after="60" w:line="480" w:lineRule="auto"/>
-        <w:ind w:left="3835" w:hanging="3835"/>
-        <w:rPr>
-          <w:sz w:val="24"/>
-        </w:rPr>
-      </w:pPr>
-      <w:r>
-        <w:rPr>
-          <w:sz w:val="24"/>
-        </w:rPr>
-        <w:t>5. relaxation</w:t>
-      </w:r>
-      <w:r>
-        <w:rPr>
-          <w:sz w:val="24"/>
-        </w:rPr>
-        <w:tab/>
-      </w:r>
-      <w:r>
-        <w:rPr>
-          <w:b/>
-          <w:sz w:val="24"/>
-        </w:rPr>
-        <w:t xml:space="preserve">E. </w:t>
-      </w:r>
-      <w:r>
-        <w:rPr>
-          <w:sz w:val="24"/>
-        </w:rPr>
-        <w:t xml:space="preserve"> the fact of people doing things for enjoyment</w:t>
-      </w:r>
-    </w:p>
-    <w:p>
-      <w:pPr>
-        <w:tabs>
-          <w:tab w:val="left" w:pos="3835"/>
-        </w:tabs>
-        <w:spacing w:before="60" w:after="60" w:line="480" w:lineRule="auto"/>
-        <w:ind w:left="3835" w:hanging="3835"/>
-        <w:rPr>
-          <w:sz w:val="24"/>
-        </w:rPr>
-      </w:pPr>
-      <w:r>
-        <w:rPr>
-          <w:sz w:val="24"/>
-        </w:rPr>
-        <w:t>6. pleasure</w:t>
-      </w:r>
-      <w:r>
-        <w:rPr>
-          <w:sz w:val="24"/>
-        </w:rPr>
-        <w:tab/>
-      </w:r>
-      <w:r>
-        <w:rPr>
-          <w:b/>
-          <w:sz w:val="24"/>
-        </w:rPr>
-        <w:t xml:space="preserve">F. </w:t>
-      </w:r>
-      <w:r>
-        <w:rPr>
-          <w:sz w:val="24"/>
-        </w:rPr>
-        <w:t xml:space="preserve"> a way of resting and enjoying yourself</w:t>
-      </w:r>
-    </w:p>
-    <w:p>
-      <w:pPr>
-        <w:spacing w:before="120" w:after="80" w:line="480" w:lineRule="auto"/>
-        <w:rPr>
-          <w:b/>
-          <w:sz w:val="24"/>
-        </w:rPr>
-      </w:pPr>
-      <w:r>
-        <w:rPr>
-          <w:b/>
-          <w:sz w:val="24"/>
-        </w:rPr>
-        <w:t>II. Match the word(s) in A with the rest in B to make a complete sentence.</w:t>
-      </w:r>
-    </w:p>
-    <w:p>
-      <w:pPr>
-        <w:tabs>
-          <w:tab w:val="center" w:pos="1310"/>
-          <w:tab w:val="center" w:pos="5987"/>
-        </w:tabs>
-        <w:spacing w:before="60" w:after="60" w:line="480" w:lineRule="auto"/>
-        <w:rPr>
-          <w:b/>
-          <w:sz w:val="24"/>
-        </w:rPr>
-      </w:pPr>
-      <w:r>
-        <w:rPr>
-          <w:b/>
-          <w:sz w:val="24"/>
-        </w:rPr>
-        <w:tab/>
-        <w:t>A</w:t>
-      </w:r>
-      <w:r>
-        <w:rPr>
-          <w:b/>
-          <w:sz w:val="24"/>
-        </w:rPr>
-        <w:tab/>
-        <w:t>B</w:t>
-      </w:r>
-    </w:p>
-    <w:p>
-      <w:pPr>
-        <w:tabs>
-          <w:tab w:val="left" w:pos="2619"/>
-        </w:tabs>
-        <w:spacing w:before="60" w:after="60" w:line="480" w:lineRule="auto"/>
-        <w:ind w:left="2619" w:hanging="2619"/>
-        <w:rPr>
-          <w:sz w:val="24"/>
-        </w:rPr>
-      </w:pPr>
-      <w:r>
-        <w:rPr>
-          <w:sz w:val="24"/>
-        </w:rPr>
-        <w:t>1. Model making</w:t>
-      </w:r>
-      <w:r>
-        <w:rPr>
-          <w:sz w:val="24"/>
-        </w:rPr>
-        <w:tab/>
-      </w:r>
-      <w:r>
-        <w:rPr>
-          <w:b/>
-          <w:sz w:val="24"/>
-        </w:rPr>
-        <w:t xml:space="preserve">A. </w:t>
-      </w:r>
-      <w:r>
-        <w:rPr>
-          <w:sz w:val="24"/>
-        </w:rPr>
-        <w:t xml:space="preserve"> helps you learn about different countries and their currencies.</w:t>
-      </w:r>
-    </w:p>
-    <w:p>
-      <w:pPr>
-        <w:tabs>
-          <w:tab w:val="left" w:pos="2619"/>
-        </w:tabs>
-        <w:spacing w:before="60" w:after="60" w:line="480" w:lineRule="auto"/>
-        <w:ind w:left="2619" w:hanging="2619"/>
-        <w:rPr>
-          <w:sz w:val="24"/>
-        </w:rPr>
-      </w:pPr>
-      <w:r>
-        <w:rPr>
-          <w:sz w:val="24"/>
-        </w:rPr>
-        <w:t>2. Coin collecting</w:t>
-      </w:r>
-      <w:r>
-        <w:rPr>
-          <w:sz w:val="24"/>
-        </w:rPr>
-        <w:tab/>
-      </w:r>
-      <w:r>
-        <w:rPr>
-          <w:b/>
-          <w:sz w:val="24"/>
-        </w:rPr>
-        <w:t xml:space="preserve">B. </w:t>
-      </w:r>
-      <w:r>
-        <w:rPr>
-          <w:sz w:val="24"/>
-        </w:rPr>
-        <w:t xml:space="preserve"> needs a pattern, a needle and threads.</w:t>
-      </w:r>
-    </w:p>
-    <w:p>
-      <w:pPr>
-        <w:tabs>
-          <w:tab w:val="left" w:pos="2619"/>
-        </w:tabs>
-        <w:spacing w:before="60" w:after="60" w:line="480" w:lineRule="auto"/>
-        <w:ind w:left="2619" w:hanging="2619"/>
-        <w:rPr>
-          <w:sz w:val="24"/>
-        </w:rPr>
-      </w:pPr>
-      <w:r>
-        <w:rPr>
-          <w:sz w:val="24"/>
-        </w:rPr>
-        <w:t>3. Reading</w:t>
-      </w:r>
-      <w:r>
-        <w:rPr>
-          <w:sz w:val="24"/>
-        </w:rPr>
-        <w:tab/>
-      </w:r>
-      <w:r>
-        <w:rPr>
-          <w:b/>
-          <w:sz w:val="24"/>
-        </w:rPr>
-        <w:t xml:space="preserve">C. </w:t>
-      </w:r>
-      <w:r>
-        <w:rPr>
-          <w:sz w:val="24"/>
-        </w:rPr>
-        <w:t xml:space="preserve"> is the process of cutting a piece of wood to make decorative objects.</w:t>
-      </w:r>
-    </w:p>
-    <w:p>
-      <w:pPr>
-        <w:tabs>
-          <w:tab w:val="left" w:pos="2619"/>
-        </w:tabs>
-        <w:spacing w:before="60" w:after="60" w:line="480" w:lineRule="auto"/>
-        <w:ind w:left="2619" w:hanging="2619"/>
-        <w:rPr>
-          <w:sz w:val="24"/>
-        </w:rPr>
-      </w:pPr>
-      <w:r>
-        <w:rPr>
-          <w:sz w:val="24"/>
-        </w:rPr>
-        <w:t>4. Sewing</w:t>
-      </w:r>
-      <w:r>
-        <w:rPr>
-          <w:sz w:val="24"/>
-        </w:rPr>
-        <w:tab/>
-      </w:r>
-      <w:r>
-        <w:rPr>
-          <w:b/>
-          <w:sz w:val="24"/>
-        </w:rPr>
-        <w:t xml:space="preserve">D. </w:t>
-      </w:r>
-      <w:r>
-        <w:rPr>
-          <w:sz w:val="24"/>
-        </w:rPr>
-        <w:t xml:space="preserve"> means making very small replicas of real objects.</w:t>
-      </w:r>
-    </w:p>
-    <w:p>
-      <w:pPr>
-        <w:tabs>
-          <w:tab w:val="left" w:pos="2619"/>
-        </w:tabs>
-        <w:spacing w:before="60" w:after="60" w:line="480" w:lineRule="auto"/>
-        <w:ind w:left="2619" w:hanging="2619"/>
-        <w:rPr>
-          <w:sz w:val="24"/>
-        </w:rPr>
-      </w:pPr>
-      <w:r>
-        <w:rPr>
-          <w:sz w:val="24"/>
-        </w:rPr>
-        <w:t>5. Woodcarving</w:t>
-      </w:r>
-      <w:r>
-        <w:rPr>
-          <w:sz w:val="24"/>
-        </w:rPr>
-        <w:tab/>
-      </w:r>
-      <w:r>
-        <w:rPr>
-          <w:b/>
-          <w:sz w:val="24"/>
-        </w:rPr>
-        <w:t xml:space="preserve">E. </w:t>
-      </w:r>
-      <w:r>
-        <w:rPr>
-          <w:sz w:val="24"/>
-        </w:rPr>
-        <w:t xml:space="preserve"> is the practice of growing and cultivating plants.</w:t>
-      </w:r>
-    </w:p>
-    <w:p>
-      <w:pPr>
-        <w:tabs>
-          <w:tab w:val="left" w:pos="2619"/>
-        </w:tabs>
-        <w:spacing w:before="60" w:after="60" w:line="480" w:lineRule="auto"/>
-        <w:ind w:left="2619" w:hanging="2619"/>
-        <w:rPr>
-          <w:sz w:val="24"/>
-        </w:rPr>
-      </w:pPr>
-      <w:r>
-        <w:rPr>
-          <w:sz w:val="24"/>
-        </w:rPr>
-        <w:t>6. Gardening</w:t>
-      </w:r>
-      <w:r>
-        <w:rPr>
-          <w:sz w:val="24"/>
-        </w:rPr>
-        <w:tab/>
-      </w:r>
-      <w:r>
-        <w:rPr>
-          <w:b/>
-          <w:sz w:val="24"/>
-        </w:rPr>
-        <w:t xml:space="preserve">F. </w:t>
-      </w:r>
-      <w:r>
-        <w:rPr>
-          <w:sz w:val="24"/>
-        </w:rPr>
-        <w:t xml:space="preserve"> develops your imagination and widens your knowledge.a</w:t>
-      </w:r>
-    </w:p>
-    <w:p>
-      <w:pPr>
-        <w:spacing w:before="60" w:after="60" w:line="480" w:lineRule="auto"/>
+          <w:color w:val="auto"/>
+          <w:sz w:val="24"/>
+        </w:rPr>
+        <w:t>ĐÁP ÁN PHẦN 2: VIẾT LẠI CÂU BỊ ĐỘNG (50 CÂU)</w:t>
+      </w:r>
+    </w:p>
+    <w:p>
+      <w:pPr>
+        <w:spacing w:before="120" w:after="80"/>
+        <w:rPr>
+          <w:sz w:val="24"/>
+        </w:rPr>
+      </w:pPr>
+      <w:r>
+        <w:rPr>
+          <w:sz w:val="24"/>
+        </w:rPr>
+        <w:t>1. A new underground metro line is being constructed near our school by the city council.</w:t>
+      </w:r>
+    </w:p>
+    <w:p>
+      <w:pPr>
+        <w:spacing w:before="120" w:after="80"/>
+        <w:rPr>
+          <w:sz w:val="24"/>
+        </w:rPr>
+      </w:pPr>
+      <w:r>
+        <w:rPr>
+          <w:sz w:val="24"/>
+        </w:rPr>
+        <w:t>2. Traditional pottery techniques are passed down to their children by local artisans.</w:t>
+      </w:r>
+    </w:p>
+    <w:p>
+      <w:pPr>
+        <w:spacing w:before="120" w:after="80"/>
+        <w:rPr>
+          <w:sz w:val="24"/>
+        </w:rPr>
+      </w:pPr>
+      <w:r>
+        <w:rPr>
+          <w:sz w:val="24"/>
+        </w:rPr>
+        <w:t>3. Five hundred trees will be planted along the main avenue next month by the municipal authority.</w:t>
+      </w:r>
+    </w:p>
+    <w:p>
+      <w:pPr>
+        <w:spacing w:before="120" w:after="80"/>
+        <w:rPr>
+          <w:sz w:val="24"/>
+        </w:rPr>
+      </w:pPr>
+      <w:r>
+        <w:rPr>
+          <w:sz w:val="24"/>
+        </w:rPr>
+        <w:t>4. The severe network glitch was resolved within two hours yesterday by the IT department.</w:t>
+      </w:r>
+    </w:p>
+    <w:p>
+      <w:pPr>
+        <w:spacing w:before="120" w:after="80"/>
+        <w:rPr>
+          <w:sz w:val="24"/>
+        </w:rPr>
+      </w:pPr>
+      <w:r>
+        <w:rPr>
+          <w:sz w:val="24"/>
+        </w:rPr>
+        <w:t>5. Final research papers must be submitted before the due date by students.</w:t>
+      </w:r>
+    </w:p>
+    <w:p>
+      <w:pPr>
+        <w:spacing w:before="120" w:after="80"/>
+        <w:rPr>
+          <w:sz w:val="24"/>
+        </w:rPr>
+      </w:pPr>
+      <w:r>
+        <w:rPr>
+          <w:sz w:val="24"/>
+        </w:rPr>
+        <w:t>6. The damaged bridge was being repaired by the construction crew when the storm started.</w:t>
+      </w:r>
+    </w:p>
+    <w:p>
+      <w:pPr>
+        <w:spacing w:before="120" w:after="80"/>
+        <w:rPr>
+          <w:sz w:val="24"/>
+        </w:rPr>
+      </w:pPr>
+      <w:r>
+        <w:rPr>
+          <w:sz w:val="24"/>
+        </w:rPr>
+        <w:t>7. Useful advice on stress management has been given to the students by the school counsellor.</w:t>
+      </w:r>
+    </w:p>
+    <w:p>
+      <w:pPr>
+        <w:spacing w:before="120" w:after="80"/>
+        <w:rPr>
+          <w:sz w:val="24"/>
+        </w:rPr>
+      </w:pPr>
+      <w:r>
+        <w:rPr>
+          <w:sz w:val="24"/>
+        </w:rPr>
+        <w:t>8. A modern sports complex is going to be built in the suburb by the municipality.</w:t>
+      </w:r>
+    </w:p>
+    <w:p>
+      <w:pPr>
+        <w:spacing w:before="120" w:after="80"/>
+        <w:rPr>
+          <w:sz w:val="24"/>
+        </w:rPr>
+      </w:pPr>
+      <w:r>
+        <w:rPr>
+          <w:sz w:val="24"/>
+        </w:rPr>
+        <w:t>9. Plastic bags should be cut down on by city residents to protect the environment.</w:t>
+      </w:r>
+    </w:p>
+    <w:p>
+      <w:pPr>
+        <w:spacing w:before="120" w:after="80"/>
+        <w:rPr>
+          <w:sz w:val="24"/>
+        </w:rPr>
+      </w:pPr>
+      <w:r>
+        <w:rPr>
+          <w:sz w:val="24"/>
+        </w:rPr>
+        <w:t>10. All server data had been backed up by technicians before the power outage occurred.</w:t>
+      </w:r>
+    </w:p>
+    <w:p>
+      <w:pPr>
+        <w:spacing w:before="120" w:after="80"/>
+        <w:rPr>
+          <w:sz w:val="24"/>
+        </w:rPr>
+      </w:pPr>
+      <w:r>
+        <w:rPr>
+          <w:sz w:val="24"/>
+        </w:rPr>
+        <w:t>11. Parcels are brought to our house every morning by the delivery person.</w:t>
+      </w:r>
+    </w:p>
+    <w:p>
+      <w:pPr>
+        <w:spacing w:before="120" w:after="80"/>
+        <w:rPr>
+          <w:sz w:val="24"/>
+        </w:rPr>
+      </w:pPr>
+      <w:r>
+        <w:rPr>
+          <w:sz w:val="24"/>
+        </w:rPr>
+        <w:t>12. A project to convert leftovers into biogas is being carried out by the Teenovator team.</w:t>
+      </w:r>
+    </w:p>
+    <w:p>
+      <w:pPr>
+        <w:spacing w:before="120" w:after="80"/>
+        <w:rPr>
+          <w:sz w:val="24"/>
+        </w:rPr>
+      </w:pPr>
+      <w:r>
+        <w:rPr>
+          <w:sz w:val="24"/>
+        </w:rPr>
+        <w:t>13. The key witness was interrogated at the station late last night by the police officer.</w:t>
+      </w:r>
+    </w:p>
+    <w:p>
+      <w:pPr>
+        <w:spacing w:before="120" w:after="80"/>
+        <w:rPr>
+          <w:sz w:val="24"/>
+        </w:rPr>
+      </w:pPr>
+      <w:r>
+        <w:rPr>
+          <w:sz w:val="24"/>
+        </w:rPr>
+        <w:t>14. Stricter measures have been introduced by the government to combat air pollution in big cities.</w:t>
+      </w:r>
+    </w:p>
+    <w:p>
+      <w:pPr>
+        <w:spacing w:before="120" w:after="80"/>
+        <w:rPr>
+          <w:sz w:val="24"/>
+        </w:rPr>
+      </w:pPr>
+      <w:r>
+        <w:rPr>
+          <w:sz w:val="24"/>
+        </w:rPr>
+        <w:t>15. Protective safety gear must be worn inside the construction site.</w:t>
+      </w:r>
+    </w:p>
+    <w:p>
+      <w:pPr>
+        <w:spacing w:before="120" w:after="80"/>
+        <w:rPr>
+          <w:sz w:val="24"/>
+        </w:rPr>
+      </w:pPr>
+      <w:r>
+        <w:rPr>
+          <w:sz w:val="24"/>
+        </w:rPr>
+        <w:t>16. The article will be carefully proofread by the senior editor before publication tomorrow.</w:t>
+      </w:r>
+    </w:p>
+    <w:p>
+      <w:pPr>
+        <w:spacing w:before="120" w:after="80"/>
+        <w:rPr>
+          <w:sz w:val="24"/>
+        </w:rPr>
+      </w:pPr>
+      <w:r>
+        <w:rPr>
+          <w:sz w:val="24"/>
+        </w:rPr>
+        <w:t>17. Heavy garbage containers were being unloaded by workers when the crane broke down.</w:t>
+      </w:r>
+    </w:p>
+    <w:p>
+      <w:pPr>
+        <w:spacing w:before="120" w:after="80"/>
+        <w:rPr>
+          <w:sz w:val="24"/>
+        </w:rPr>
+      </w:pPr>
+      <w:r>
+        <w:rPr>
+          <w:sz w:val="24"/>
+        </w:rPr>
+        <w:t>18. The survey results had been finalized by the research group before the seminar began.</w:t>
+      </w:r>
+    </w:p>
+    <w:p>
+      <w:pPr>
+        <w:spacing w:before="120" w:after="80"/>
+        <w:rPr>
+          <w:sz w:val="24"/>
+        </w:rPr>
+      </w:pPr>
+      <w:r>
+        <w:rPr>
+          <w:sz w:val="24"/>
+        </w:rPr>
+        <w:t>19. This innovative eco-friendly skyscraper was designed by a famous architect in 2022.</w:t>
+      </w:r>
+    </w:p>
+    <w:p>
+      <w:pPr>
+        <w:spacing w:before="120" w:after="80"/>
+        <w:rPr>
+          <w:sz w:val="24"/>
+        </w:rPr>
+      </w:pPr>
+      <w:r>
+        <w:rPr>
+          <w:sz w:val="24"/>
+        </w:rPr>
+        <w:t>20. A new campaign against food waste is going to be launched by the director next week.</w:t>
+      </w:r>
+    </w:p>
+    <w:p>
+      <w:pPr>
+        <w:spacing w:before="120" w:after="80"/>
+        <w:rPr>
+          <w:sz w:val="24"/>
+        </w:rPr>
+      </w:pPr>
+      <w:r>
+        <w:rPr>
+          <w:sz w:val="24"/>
+        </w:rPr>
+        <w:t>21. Mobile apps can be used by teenagers to manage their daily study schedule effectively.</w:t>
+      </w:r>
+    </w:p>
+    <w:p>
+      <w:pPr>
+        <w:spacing w:before="120" w:after="80"/>
+        <w:rPr>
+          <w:sz w:val="24"/>
+        </w:rPr>
+      </w:pPr>
+      <w:r>
+        <w:rPr>
+          <w:sz w:val="24"/>
+        </w:rPr>
+        <w:t>22. The school water filtration system is cleaned twice a month by the maintenance crew.</w:t>
+      </w:r>
+    </w:p>
+    <w:p>
+      <w:pPr>
+        <w:spacing w:before="120" w:after="80"/>
+        <w:rPr>
+          <w:sz w:val="24"/>
+        </w:rPr>
+      </w:pPr>
+      <w:r>
+        <w:rPr>
+          <w:sz w:val="24"/>
+        </w:rPr>
+        <w:t>23. The environmental impact of the new factory was being evaluated by a team of experts at 3 PM.</w:t>
+      </w:r>
+    </w:p>
+    <w:p>
+      <w:pPr>
+        <w:spacing w:before="120" w:after="80"/>
+        <w:rPr>
+          <w:sz w:val="24"/>
+        </w:rPr>
+      </w:pPr>
+      <w:r>
+        <w:rPr>
+          <w:sz w:val="24"/>
+        </w:rPr>
+        <w:t>24. New wildlife sanctuaries have been established in our province recently by local authorities.</w:t>
+      </w:r>
+    </w:p>
+    <w:p>
+      <w:pPr>
+        <w:spacing w:before="120" w:after="80"/>
+        <w:rPr>
+          <w:sz w:val="24"/>
+        </w:rPr>
+      </w:pPr>
+      <w:r>
+        <w:rPr>
+          <w:sz w:val="24"/>
+        </w:rPr>
+        <w:lastRenderedPageBreak/>
+        <w:t>25. Medicine ought to be stored out of the reach of young children.</w:t>
+      </w:r>
+    </w:p>
+    <w:p>
+      <w:pPr>
+        <w:spacing w:before="120" w:after="80"/>
+        <w:rPr>
+          <w:sz w:val="24"/>
+        </w:rPr>
+      </w:pPr>
+      <w:r>
+        <w:rPr>
+          <w:sz w:val="24"/>
+        </w:rPr>
+        <w:t>26. All urgent shipments will be dispatched early tomorrow morning by the logistics manager.</w:t>
+      </w:r>
+    </w:p>
+    <w:p>
+      <w:pPr>
+        <w:spacing w:before="120" w:after="80"/>
+        <w:rPr>
+          <w:sz w:val="24"/>
+        </w:rPr>
+      </w:pPr>
+      <w:r>
+        <w:rPr>
+          <w:sz w:val="24"/>
+        </w:rPr>
+        <w:t>27. The speeder was stopped on the congested road yesterday by the police officer.</w:t>
+      </w:r>
+    </w:p>
+    <w:p>
+      <w:pPr>
+        <w:spacing w:before="120" w:after="80"/>
+        <w:rPr>
+          <w:sz w:val="24"/>
+        </w:rPr>
+      </w:pPr>
+      <w:r>
+        <w:rPr>
+          <w:sz w:val="24"/>
+        </w:rPr>
+        <w:t>28. The students had been warned about the dangers of staying up late by the school principal.</w:t>
+      </w:r>
+    </w:p>
+    <w:p>
+      <w:pPr>
+        <w:spacing w:before="120" w:after="80"/>
+        <w:rPr>
+          <w:sz w:val="24"/>
+        </w:rPr>
+      </w:pPr>
+      <w:r>
+        <w:rPr>
+          <w:sz w:val="24"/>
+        </w:rPr>
+        <w:t>29. High-speed fiber-optic cables are being installed across our neighborhood right now.</w:t>
+      </w:r>
+    </w:p>
+    <w:p>
+      <w:pPr>
+        <w:spacing w:before="120" w:after="80"/>
+        <w:rPr>
+          <w:sz w:val="24"/>
+        </w:rPr>
+      </w:pPr>
+      <w:r>
+        <w:rPr>
+          <w:sz w:val="24"/>
+        </w:rPr>
+        <w:t>30. Traffic rules have to be strictly obeyed by citizens to prevent road accidents.</w:t>
+      </w:r>
+    </w:p>
+    <w:p>
+      <w:pPr>
+        <w:spacing w:before="120" w:after="80"/>
+        <w:rPr>
+          <w:sz w:val="24"/>
+        </w:rPr>
+      </w:pPr>
+      <w:r>
+        <w:rPr>
+          <w:sz w:val="24"/>
+        </w:rPr>
+        <w:t>31. Foreign language courses are taught at our community center by experienced instructors.</w:t>
+      </w:r>
+    </w:p>
+    <w:p>
+      <w:pPr>
+        <w:spacing w:before="120" w:after="80"/>
+        <w:rPr>
+          <w:sz w:val="24"/>
+        </w:rPr>
+      </w:pPr>
+      <w:r>
+        <w:rPr>
+          <w:sz w:val="24"/>
+        </w:rPr>
+        <w:t>32. The revised budget proposal might be approved by the committee tomorrow afternoon.</w:t>
+      </w:r>
+    </w:p>
+    <w:p>
+      <w:pPr>
+        <w:spacing w:before="120" w:after="80"/>
+        <w:rPr>
+          <w:sz w:val="24"/>
+        </w:rPr>
+      </w:pPr>
+      <w:r>
+        <w:rPr>
+          <w:sz w:val="24"/>
+        </w:rPr>
+        <w:t>33. Quarterly performance reports were being reviewed by the supervisor when the alarm rang.</w:t>
+      </w:r>
+    </w:p>
+    <w:p>
+      <w:pPr>
+        <w:spacing w:before="120" w:after="80"/>
+        <w:rPr>
+          <w:sz w:val="24"/>
+        </w:rPr>
+      </w:pPr>
+      <w:r>
+        <w:rPr>
+          <w:sz w:val="24"/>
+        </w:rPr>
+        <w:t>34. Full academic scholarships have been awarded to top-ranking students by the university.</w:t>
+      </w:r>
+    </w:p>
+    <w:p>
+      <w:pPr>
+        <w:spacing w:before="120" w:after="80"/>
+        <w:rPr>
+          <w:sz w:val="24"/>
+        </w:rPr>
+      </w:pPr>
+      <w:r>
+        <w:rPr>
+          <w:sz w:val="24"/>
+        </w:rPr>
+        <w:t>35. Mobile phones cannot be used inside the hospital examination rooms.</w:t>
+      </w:r>
+    </w:p>
+    <w:p>
+      <w:pPr>
+        <w:spacing w:before="120" w:after="80"/>
+        <w:rPr>
+          <w:sz w:val="24"/>
+        </w:rPr>
+      </w:pPr>
+      <w:r>
+        <w:rPr>
+          <w:sz w:val="24"/>
+        </w:rPr>
+        <w:t>36. Electrical equipment must be inspected prior to daily operation by engineers.</w:t>
+      </w:r>
+    </w:p>
+    <w:p>
+      <w:pPr>
+        <w:spacing w:before="120" w:after="80"/>
+        <w:rPr>
+          <w:sz w:val="24"/>
+        </w:rPr>
+      </w:pPr>
+      <w:r>
+        <w:rPr>
+          <w:sz w:val="24"/>
+        </w:rPr>
+        <w:t>37. The hazardous mountain pass was closed by the authorities yesterday due to heavy snowfall.</w:t>
+      </w:r>
+    </w:p>
+    <w:p>
+      <w:pPr>
+        <w:spacing w:before="120" w:after="80"/>
+        <w:rPr>
+          <w:sz w:val="24"/>
+        </w:rPr>
+      </w:pPr>
+      <w:r>
+        <w:rPr>
+          <w:sz w:val="24"/>
+        </w:rPr>
+        <w:t>38. Clinical trial findings will be presented at the convention next week by the research team.</w:t>
+      </w:r>
+    </w:p>
+    <w:p>
+      <w:pPr>
+        <w:spacing w:before="120" w:after="80"/>
+        <w:rPr>
+          <w:sz w:val="24"/>
+        </w:rPr>
+      </w:pPr>
+      <w:r>
+        <w:rPr>
+          <w:sz w:val="24"/>
+        </w:rPr>
+        <w:t>39. Application features were updated by the software developer yesterday morning.</w:t>
+      </w:r>
+    </w:p>
+    <w:p>
+      <w:pPr>
+        <w:spacing w:before="120" w:after="80"/>
+        <w:rPr>
+          <w:sz w:val="24"/>
+        </w:rPr>
+      </w:pPr>
+      <w:r>
+        <w:rPr>
+          <w:sz w:val="24"/>
+        </w:rPr>
+        <w:t>40. A new managing director had been unanimously elected by the Board of Directors before the crisis.</w:t>
+      </w:r>
+    </w:p>
+    <w:p>
+      <w:pPr>
+        <w:spacing w:before="120" w:after="80"/>
+        <w:rPr>
+          <w:sz w:val="24"/>
+        </w:rPr>
+      </w:pPr>
+      <w:r>
+        <w:rPr>
+          <w:sz w:val="24"/>
+        </w:rPr>
+        <w:t>41. The wildfire near the residential area was quickly extinguished by the fire department.</w:t>
+      </w:r>
+    </w:p>
+    <w:p>
+      <w:pPr>
+        <w:spacing w:before="120" w:after="80"/>
+        <w:rPr>
+          <w:sz w:val="24"/>
+        </w:rPr>
+      </w:pPr>
+      <w:r>
+        <w:rPr>
+          <w:sz w:val="24"/>
+        </w:rPr>
+        <w:t>42. New laboratory equipment is going to be delivered early tomorrow morning.</w:t>
+      </w:r>
+    </w:p>
+    <w:p>
+      <w:pPr>
+        <w:spacing w:before="120" w:after="80"/>
+        <w:rPr>
+          <w:sz w:val="24"/>
+        </w:rPr>
+      </w:pPr>
+      <w:r>
+        <w:rPr>
+          <w:sz w:val="24"/>
+        </w:rPr>
+        <w:t>43. Any security breaches must be reported to the supervisor immediately by staff members.</w:t>
+      </w:r>
+    </w:p>
+    <w:p>
+      <w:pPr>
+        <w:spacing w:before="120" w:after="80"/>
+        <w:rPr>
+          <w:sz w:val="24"/>
+        </w:rPr>
+      </w:pPr>
+      <w:r>
+        <w:rPr>
+          <w:sz w:val="24"/>
+        </w:rPr>
+        <w:t>44. Sustainable farming practices should be promoted nationwide by environmentalists.</w:t>
+      </w:r>
+    </w:p>
+    <w:p>
+      <w:pPr>
+        <w:spacing w:before="120" w:after="80"/>
+        <w:rPr>
+          <w:sz w:val="24"/>
+        </w:rPr>
+      </w:pPr>
+      <w:r>
+        <w:rPr>
+          <w:sz w:val="24"/>
+        </w:rPr>
+        <w:t>45. Loan applications were being reviewed by the bank manager when the power cut happened.</w:t>
+      </w:r>
+    </w:p>
+    <w:p>
+      <w:pPr>
+        <w:spacing w:before="120" w:after="80"/>
+        <w:rPr>
+          <w:sz w:val="24"/>
+        </w:rPr>
+      </w:pPr>
+      <w:r>
+        <w:rPr>
+          <w:sz w:val="24"/>
+        </w:rPr>
+        <w:t>46. These eco-friendly products can be customized by the company to meet customer demands.</w:t>
+      </w:r>
+    </w:p>
+    <w:p>
+      <w:pPr>
+        <w:spacing w:before="120" w:after="80"/>
+        <w:rPr>
+          <w:sz w:val="24"/>
+        </w:rPr>
+      </w:pPr>
+      <w:r>
+        <w:rPr>
+          <w:sz w:val="24"/>
+        </w:rPr>
+        <w:t>47. All household waste in our street has been collected today by the garbage collectors.</w:t>
+      </w:r>
+    </w:p>
+    <w:p>
+      <w:pPr>
+        <w:spacing w:before="120" w:after="80"/>
+        <w:rPr>
+          <w:sz w:val="24"/>
+        </w:rPr>
+      </w:pPr>
+      <w:r>
+        <w:rPr>
+          <w:sz w:val="24"/>
+        </w:rPr>
+        <w:t>48. The new vaccine candidate will be tested in clinical trials next month by scientists.</w:t>
+      </w:r>
+    </w:p>
+    <w:p>
+      <w:pPr>
+        <w:spacing w:before="120" w:after="80"/>
+        <w:rPr>
+          <w:sz w:val="24"/>
+        </w:rPr>
+      </w:pPr>
+      <w:r>
+        <w:rPr>
+          <w:sz w:val="24"/>
+        </w:rPr>
+        <w:t>49. All legal documents had been organized by the secretary before the meeting started.</w:t>
+      </w:r>
+    </w:p>
+    <w:p>
+      <w:pPr>
+        <w:spacing w:before="120" w:after="80"/>
+        <w:rPr>
+          <w:sz w:val="24"/>
+        </w:rPr>
+      </w:pPr>
+      <w:r>
+        <w:rPr>
+          <w:sz w:val="24"/>
+        </w:rPr>
+        <w:t>50. All library books must be returned before the end of the academic semester.</w:t>
+      </w:r>
+    </w:p>
+    <w:p>
+      <w:pPr>
+        <w:spacing w:before="120" w:after="80"/>
         <w:rPr>
           <w:sz w:val="24"/>
         </w:rPr>
@@ -1589,7 +9145,7 @@
     <w:link w:val="Heading1Char"/>
     <w:uiPriority w:val="9"/>
     <w:qFormat/>
-    <w:rsid w:val="00AD3787"/>
+    <w:rsid w:val="009A4700"/>
     <w:pPr>
       <w:keepNext/>
       <w:keepLines/>
@@ -1609,10 +9165,9 @@
     <w:next w:val="Normal"/>
     <w:link w:val="Heading2Char"/>
     <w:uiPriority w:val="9"/>
-    <w:semiHidden/>
     <w:unhideWhenUsed/>
     <w:qFormat/>
-    <w:rsid w:val="00AD3787"/>
+    <w:rsid w:val="009A4700"/>
     <w:pPr>
       <w:keepNext/>
       <w:keepLines/>
@@ -1635,7 +9190,7 @@
     <w:semiHidden/>
     <w:unhideWhenUsed/>
     <w:qFormat/>
-    <w:rsid w:val="00AD3787"/>
+    <w:rsid w:val="009A4700"/>
     <w:pPr>
       <w:keepNext/>
       <w:keepLines/>
@@ -1658,7 +9213,7 @@
     <w:semiHidden/>
     <w:unhideWhenUsed/>
     <w:qFormat/>
-    <w:rsid w:val="00AD3787"/>
+    <w:rsid w:val="009A4700"/>
     <w:pPr>
       <w:keepNext/>
       <w:keepLines/>
@@ -1681,7 +9236,7 @@
     <w:semiHidden/>
     <w:unhideWhenUsed/>
     <w:qFormat/>
-    <w:rsid w:val="00AD3787"/>
+    <w:rsid w:val="009A4700"/>
     <w:pPr>
       <w:keepNext/>
       <w:keepLines/>
@@ -1702,7 +9257,7 @@
     <w:semiHidden/>
     <w:unhideWhenUsed/>
     <w:qFormat/>
-    <w:rsid w:val="00AD3787"/>
+    <w:rsid w:val="009A4700"/>
     <w:pPr>
       <w:keepNext/>
       <w:keepLines/>
@@ -1725,7 +9280,7 @@
     <w:semiHidden/>
     <w:unhideWhenUsed/>
     <w:qFormat/>
-    <w:rsid w:val="00AD3787"/>
+    <w:rsid w:val="009A4700"/>
     <w:pPr>
       <w:keepNext/>
       <w:keepLines/>
@@ -1746,7 +9301,7 @@
     <w:semiHidden/>
     <w:unhideWhenUsed/>
     <w:qFormat/>
-    <w:rsid w:val="00AD3787"/>
+    <w:rsid w:val="009A4700"/>
     <w:pPr>
       <w:keepNext/>
       <w:keepLines/>
@@ -1769,7 +9324,7 @@
     <w:semiHidden/>
     <w:unhideWhenUsed/>
     <w:qFormat/>
-    <w:rsid w:val="00AD3787"/>
+    <w:rsid w:val="009A4700"/>
     <w:pPr>
       <w:keepNext/>
       <w:keepLines/>
@@ -1813,7 +9368,7 @@
     <w:basedOn w:val="DefaultParagraphFont"/>
     <w:link w:val="Heading1"/>
     <w:uiPriority w:val="9"/>
-    <w:rsid w:val="00AD3787"/>
+    <w:rsid w:val="009A4700"/>
     <w:rPr>
       <w:rFonts w:asciiTheme="majorHAnsi" w:eastAsiaTheme="majorEastAsia" w:hAnsiTheme="majorHAnsi" w:cstheme="majorBidi"/>
       <w:color w:val="0F4761" w:themeColor="accent1" w:themeShade="BF"/>
@@ -1826,8 +9381,7 @@
     <w:basedOn w:val="DefaultParagraphFont"/>
     <w:link w:val="Heading2"/>
     <w:uiPriority w:val="9"/>
-    <w:semiHidden/>
-    <w:rsid w:val="00AD3787"/>
+    <w:rsid w:val="009A4700"/>
     <w:rPr>
       <w:rFonts w:asciiTheme="majorHAnsi" w:eastAsiaTheme="majorEastAsia" w:hAnsiTheme="majorHAnsi" w:cstheme="majorBidi"/>
       <w:color w:val="0F4761" w:themeColor="accent1" w:themeShade="BF"/>
@@ -1841,7 +9395,7 @@
     <w:link w:val="Heading3"/>
     <w:uiPriority w:val="9"/>
     <w:semiHidden/>
-    <w:rsid w:val="00AD3787"/>
+    <w:rsid w:val="009A4700"/>
     <w:rPr>
       <w:rFonts w:asciiTheme="minorHAnsi" w:eastAsiaTheme="majorEastAsia" w:hAnsiTheme="minorHAnsi" w:cstheme="majorBidi"/>
       <w:color w:val="0F4761" w:themeColor="accent1" w:themeShade="BF"/>
@@ -1855,7 +9409,7 @@
     <w:link w:val="Heading4"/>
     <w:uiPriority w:val="9"/>
     <w:semiHidden/>
-    <w:rsid w:val="00AD3787"/>
+    <w:rsid w:val="009A4700"/>
     <w:rPr>
       <w:rFonts w:asciiTheme="minorHAnsi" w:eastAsiaTheme="majorEastAsia" w:hAnsiTheme="minorHAnsi" w:cstheme="majorBidi"/>
       <w:i/>
@@ -1869,7 +9423,7 @@
     <w:link w:val="Heading5"/>
     <w:uiPriority w:val="9"/>
     <w:semiHidden/>
-    <w:rsid w:val="00AD3787"/>
+    <w:rsid w:val="009A4700"/>
     <w:rPr>
       <w:rFonts w:asciiTheme="minorHAnsi" w:eastAsiaTheme="majorEastAsia" w:hAnsiTheme="minorHAnsi" w:cstheme="majorBidi"/>
       <w:color w:val="0F4761" w:themeColor="accent1" w:themeShade="BF"/>
@@ -1881,7 +9435,7 @@
     <w:link w:val="Heading6"/>
     <w:uiPriority w:val="9"/>
     <w:semiHidden/>
-    <w:rsid w:val="00AD3787"/>
+    <w:rsid w:val="009A4700"/>
     <w:rPr>
       <w:rFonts w:asciiTheme="minorHAnsi" w:eastAsiaTheme="majorEastAsia" w:hAnsiTheme="minorHAnsi" w:cstheme="majorBidi"/>
       <w:i/>
@@ -1895,7 +9449,7 @@
     <w:link w:val="Heading7"/>
     <w:uiPriority w:val="9"/>
     <w:semiHidden/>
-    <w:rsid w:val="00AD3787"/>
+    <w:rsid w:val="009A4700"/>
     <w:rPr>
       <w:rFonts w:asciiTheme="minorHAnsi" w:eastAsiaTheme="majorEastAsia" w:hAnsiTheme="minorHAnsi" w:cstheme="majorBidi"/>
       <w:color w:val="595959" w:themeColor="text1" w:themeTint="A6"/>
@@ -1907,7 +9461,7 @@
     <w:link w:val="Heading8"/>
     <w:uiPriority w:val="9"/>
     <w:semiHidden/>
-    <w:rsid w:val="00AD3787"/>
+    <w:rsid w:val="009A4700"/>
     <w:rPr>
       <w:rFonts w:asciiTheme="minorHAnsi" w:eastAsiaTheme="majorEastAsia" w:hAnsiTheme="minorHAnsi" w:cstheme="majorBidi"/>
       <w:i/>
@@ -1921,7 +9475,7 @@
     <w:link w:val="Heading9"/>
     <w:uiPriority w:val="9"/>
     <w:semiHidden/>
-    <w:rsid w:val="00AD3787"/>
+    <w:rsid w:val="009A4700"/>
     <w:rPr>
       <w:rFonts w:asciiTheme="minorHAnsi" w:eastAsiaTheme="majorEastAsia" w:hAnsiTheme="minorHAnsi" w:cstheme="majorBidi"/>
       <w:color w:val="272727" w:themeColor="text1" w:themeTint="D8"/>
@@ -1934,7 +9488,7 @@
     <w:link w:val="TitleChar"/>
     <w:uiPriority w:val="10"/>
     <w:qFormat/>
-    <w:rsid w:val="00AD3787"/>
+    <w:rsid w:val="009A4700"/>
     <w:pPr>
       <w:spacing w:after="80" w:line="240" w:lineRule="auto"/>
       <w:contextualSpacing/>
@@ -1952,7 +9506,7 @@
     <w:basedOn w:val="DefaultParagraphFont"/>
     <w:link w:val="Title"/>
     <w:uiPriority w:val="10"/>
-    <w:rsid w:val="00AD3787"/>
+    <w:rsid w:val="009A4700"/>
     <w:rPr>
       <w:rFonts w:asciiTheme="majorHAnsi" w:eastAsiaTheme="majorEastAsia" w:hAnsiTheme="majorHAnsi" w:cstheme="majorBidi"/>
       <w:spacing w:val="-10"/>
@@ -1968,7 +9522,7 @@
     <w:link w:val="SubtitleChar"/>
     <w:uiPriority w:val="11"/>
     <w:qFormat/>
-    <w:rsid w:val="00AD3787"/>
+    <w:rsid w:val="009A4700"/>
     <w:pPr>
       <w:numPr>
         <w:ilvl w:val="1"/>
@@ -1987,7 +9541,7 @@
     <w:basedOn w:val="DefaultParagraphFont"/>
     <w:link w:val="Subtitle"/>
     <w:uiPriority w:val="11"/>
-    <w:rsid w:val="00AD3787"/>
+    <w:rsid w:val="009A4700"/>
     <w:rPr>
       <w:rFonts w:asciiTheme="minorHAnsi" w:eastAsiaTheme="majorEastAsia" w:hAnsiTheme="minorHAnsi" w:cstheme="majorBidi"/>
       <w:color w:val="595959" w:themeColor="text1" w:themeTint="A6"/>
@@ -2003,7 +9557,7 @@
     <w:link w:val="QuoteChar"/>
     <w:uiPriority w:val="29"/>
     <w:qFormat/>
-    <w:rsid w:val="00AD3787"/>
+    <w:rsid w:val="009A4700"/>
     <w:pPr>
       <w:spacing w:before="160"/>
       <w:jc w:val="center"/>
@@ -2019,7 +9573,7 @@
     <w:basedOn w:val="DefaultParagraphFont"/>
     <w:link w:val="Quote"/>
     <w:uiPriority w:val="29"/>
-    <w:rsid w:val="00AD3787"/>
+    <w:rsid w:val="009A4700"/>
     <w:rPr>
       <w:i/>
       <w:iCs/>
@@ -2031,7 +9585,7 @@
     <w:basedOn w:val="Normal"/>
     <w:uiPriority w:val="34"/>
     <w:qFormat/>
-    <w:rsid w:val="00AD3787"/>
+    <w:rsid w:val="009A4700"/>
     <w:pPr>
       <w:ind w:left="720"/>
       <w:contextualSpacing/>
@@ -2042,7 +9596,7 @@
     <w:basedOn w:val="DefaultParagraphFont"/>
     <w:uiPriority w:val="21"/>
     <w:qFormat/>
-    <w:rsid w:val="00AD3787"/>
+    <w:rsid w:val="009A4700"/>
     <w:rPr>
       <w:i/>
       <w:iCs/>
@@ -2056,7 +9610,7 @@
     <w:link w:val="IntenseQuoteChar"/>
     <w:uiPriority w:val="30"/>
     <w:qFormat/>
-    <w:rsid w:val="00AD3787"/>
+    <w:rsid w:val="009A4700"/>
     <w:pPr>
       <w:pBdr>
         <w:top w:val="single" w:sz="4" w:space="10" w:color="0F4761" w:themeColor="accent1" w:themeShade="BF"/>
@@ -2077,7 +9631,7 @@
     <w:basedOn w:val="DefaultParagraphFont"/>
     <w:link w:val="IntenseQuote"/>
     <w:uiPriority w:val="30"/>
-    <w:rsid w:val="00AD3787"/>
+    <w:rsid w:val="009A4700"/>
     <w:rPr>
       <w:i/>
       <w:iCs/>
@@ -2089,7 +9643,7 @@
     <w:basedOn w:val="DefaultParagraphFont"/>
     <w:uiPriority w:val="32"/>
     <w:qFormat/>
-    <w:rsid w:val="00AD3787"/>
+    <w:rsid w:val="009A4700"/>
     <w:rPr>
       <w:b/>
       <w:bCs/>
@@ -2104,7 +9658,7 @@
     <w:link w:val="HeaderChar"/>
     <w:uiPriority w:val="99"/>
     <w:unhideWhenUsed/>
-    <w:rsid w:val="00AD3787"/>
+    <w:rsid w:val="009A4700"/>
     <w:pPr>
       <w:tabs>
         <w:tab w:val="center" w:pos="4680"/>
@@ -2118,7 +9672,7 @@
     <w:basedOn w:val="DefaultParagraphFont"/>
     <w:link w:val="Header"/>
     <w:uiPriority w:val="99"/>
-    <w:rsid w:val="00AD3787"/>
+    <w:rsid w:val="009A4700"/>
   </w:style>
   <w:style w:type="paragraph" w:styleId="Footer">
     <w:name w:val="footer"/>
@@ -2126,7 +9680,7 @@
     <w:link w:val="FooterChar"/>
     <w:uiPriority w:val="99"/>
     <w:unhideWhenUsed/>
-    <w:rsid w:val="00AD3787"/>
+    <w:rsid w:val="009A4700"/>
     <w:pPr>
       <w:tabs>
         <w:tab w:val="center" w:pos="4680"/>
@@ -2140,7 +9694,7 @@
     <w:basedOn w:val="DefaultParagraphFont"/>
     <w:link w:val="Footer"/>
     <w:uiPriority w:val="99"/>
-    <w:rsid w:val="00AD3787"/>
+    <w:rsid w:val="009A4700"/>
   </w:style>
 </w:styles>
 </file>

--- a/output/uln_document.docx
+++ b/output/uln_document.docx
@@ -20,7 +20,7 @@
           <w:color w:val="auto"/>
           <w:sz w:val="24"/>
         </w:rPr>
-        <w:t>SECTION A: MULTIPLE CHOICE QUESTIONS</w:t>
+        <w:t>SECTION A: GRAMMAR &amp; VOCABULARY</w:t>
       </w:r>
     </w:p>
     <w:p>
@@ -36,7 +36,7 @@
           <w:b/>
           <w:sz w:val="24"/>
         </w:rPr>
-        <w:t>I.  Choose the best answer A, B, C, or D to complete each sentence.</w:t>
+        <w:t>I.  Choose the best option A, B, C, or D to complete each sentence.</w:t>
       </w:r>
     </w:p>
     <w:p>
@@ -50,7 +50,7 @@
         <w:rPr>
           <w:sz w:val="24"/>
         </w:rPr>
-        <w:t>1. She is looking forward to ___________ her old friends at the party.</w:t>
+        <w:t>1. She is looking forward to ___________ her old friends at the annual reunion.</w:t>
       </w:r>
     </w:p>
     <w:p>
@@ -77,7 +77,7 @@
         <w:rPr>
           <w:sz w:val="24"/>
         </w:rPr>
-        <w:t xml:space="preserve"> see</w:t>
+        <w:t>see</w:t>
       </w:r>
       <w:r>
         <w:rPr>
@@ -96,7 +96,7 @@
         <w:rPr>
           <w:sz w:val="24"/>
         </w:rPr>
-        <w:t xml:space="preserve"> seeing</w:t>
+        <w:t>seeing</w:t>
       </w:r>
       <w:r>
         <w:rPr>
@@ -115,7 +115,7 @@
         <w:rPr>
           <w:sz w:val="24"/>
         </w:rPr>
-        <w:t xml:space="preserve"> saw</w:t>
+        <w:t>saw</w:t>
       </w:r>
       <w:r>
         <w:rPr>
@@ -134,7 +134,7 @@
         <w:rPr>
           <w:sz w:val="24"/>
         </w:rPr>
-        <w:t xml:space="preserve"> seen</w:t>
+        <w:t>seen</w:t>
       </w:r>
     </w:p>
     <w:p>
@@ -148,7 +148,7 @@
         <w:rPr>
           <w:sz w:val="24"/>
         </w:rPr>
-        <w:t>2. Nam is the ___________ student in our class.</w:t>
+        <w:t>2. If it ___________ heavily tomorrow, the outdoor festival will be postponed.</w:t>
       </w:r>
     </w:p>
     <w:p>
@@ -175,7 +175,7 @@
         <w:rPr>
           <w:sz w:val="24"/>
         </w:rPr>
-        <w:t xml:space="preserve"> tall</w:t>
+        <w:t>rain</w:t>
       </w:r>
       <w:r>
         <w:rPr>
@@ -194,7 +194,7 @@
         <w:rPr>
           <w:sz w:val="24"/>
         </w:rPr>
-        <w:t xml:space="preserve"> taller</w:t>
+        <w:t>rains</w:t>
       </w:r>
       <w:r>
         <w:rPr>
@@ -213,7 +213,7 @@
         <w:rPr>
           <w:sz w:val="24"/>
         </w:rPr>
-        <w:t xml:space="preserve"> tallest</w:t>
+        <w:t>rained</w:t>
       </w:r>
       <w:r>
         <w:rPr>
@@ -232,7 +232,7 @@
         <w:rPr>
           <w:sz w:val="24"/>
         </w:rPr>
-        <w:t xml:space="preserve"> most tall</w:t>
+        <w:t>raining</w:t>
       </w:r>
     </w:p>
     <w:p>
@@ -272,12 +272,6 @@
       <w:r>
         <w:rPr>
           <w:sz w:val="24"/>
-        </w:rPr>
-        <w:t xml:space="preserve"> </w:t>
-      </w:r>
-      <w:r>
-        <w:rPr>
-          <w:sz w:val="24"/>
           <w:u w:val="single"/>
         </w:rPr>
         <w:t>c</w:t>
@@ -304,12 +298,6 @@
       <w:r>
         <w:rPr>
           <w:sz w:val="24"/>
-        </w:rPr>
-        <w:t xml:space="preserve"> </w:t>
-      </w:r>
-      <w:r>
-        <w:rPr>
-          <w:sz w:val="24"/>
           <w:u w:val="single"/>
         </w:rPr>
         <w:t>c</w:t>
@@ -336,12 +324,6 @@
       <w:r>
         <w:rPr>
           <w:sz w:val="24"/>
-        </w:rPr>
-        <w:t xml:space="preserve"> </w:t>
-      </w:r>
-      <w:r>
-        <w:rPr>
-          <w:sz w:val="24"/>
           <w:u w:val="single"/>
         </w:rPr>
         <w:t>c</w:t>
@@ -368,12 +350,6 @@
       <w:r>
         <w:rPr>
           <w:sz w:val="24"/>
-        </w:rPr>
-        <w:t xml:space="preserve"> </w:t>
-      </w:r>
-      <w:r>
-        <w:rPr>
-          <w:sz w:val="24"/>
           <w:u w:val="single"/>
         </w:rPr>
         <w:t>c</w:t>
@@ -396,7 +372,7 @@
         <w:rPr>
           <w:sz w:val="24"/>
         </w:rPr>
-        <w:t>4. If it ___________ tomorrow, we will cancel the outdoor picnic.</w:t>
+        <w:t>4. My elder brother has been working as a software developer ___________ 2018.</w:t>
       </w:r>
     </w:p>
     <w:p>
@@ -423,7 +399,7 @@
         <w:rPr>
           <w:sz w:val="24"/>
         </w:rPr>
-        <w:t xml:space="preserve"> rain</w:t>
+        <w:t>for</w:t>
       </w:r>
       <w:r>
         <w:rPr>
@@ -442,7 +418,7 @@
         <w:rPr>
           <w:sz w:val="24"/>
         </w:rPr>
-        <w:t xml:space="preserve"> rains</w:t>
+        <w:t>since</w:t>
       </w:r>
       <w:r>
         <w:rPr>
@@ -461,7 +437,7 @@
         <w:rPr>
           <w:sz w:val="24"/>
         </w:rPr>
-        <w:t xml:space="preserve"> rained</w:t>
+        <w:t>in</w:t>
       </w:r>
       <w:r>
         <w:rPr>
@@ -480,7 +456,7 @@
         <w:rPr>
           <w:sz w:val="24"/>
         </w:rPr>
-        <w:t xml:space="preserve"> raining</w:t>
+        <w:t>at</w:t>
       </w:r>
     </w:p>
     <w:p>
@@ -494,7 +470,7 @@
         <w:rPr>
           <w:sz w:val="24"/>
         </w:rPr>
-        <w:t>5. My father has worked in this factory ___________ 2010.</w:t>
+        <w:t>5. Choose the word that has a different primary stress pattern:</w:t>
       </w:r>
     </w:p>
     <w:p>
@@ -521,7 +497,7 @@
         <w:rPr>
           <w:sz w:val="24"/>
         </w:rPr>
-        <w:t xml:space="preserve"> for</w:t>
+        <w:t>teacher</w:t>
       </w:r>
       <w:r>
         <w:rPr>
@@ -540,7 +516,7 @@
         <w:rPr>
           <w:sz w:val="24"/>
         </w:rPr>
-        <w:t xml:space="preserve"> since</w:t>
+        <w:t>doctor</w:t>
       </w:r>
       <w:r>
         <w:rPr>
@@ -559,7 +535,7 @@
         <w:rPr>
           <w:sz w:val="24"/>
         </w:rPr>
-        <w:t xml:space="preserve"> in</w:t>
+        <w:t>student</w:t>
       </w:r>
       <w:r>
         <w:rPr>
@@ -578,31 +554,172 @@
         <w:rPr>
           <w:sz w:val="24"/>
         </w:rPr>
-        <w:t xml:space="preserve"> at</w:t>
-      </w:r>
-    </w:p>
-    <w:p>
-      <w:pPr>
-        <w:spacing w:before="120" w:after="80"/>
-        <w:rPr>
-          <w:sz w:val="24"/>
-        </w:rPr>
-      </w:pPr>
-      <w:r>
-        <w:rPr>
-          <w:sz w:val="24"/>
-        </w:rPr>
-        <w:t>6. The heavy rain prevented us ___________ going out for dinner.</w:t>
-      </w:r>
-    </w:p>
-    <w:p>
-      <w:pPr>
+        <w:t>agree</w:t>
+      </w:r>
+    </w:p>
+    <w:p>
+      <w:pPr>
+        <w:keepNext/>
         <w:tabs>
-          <w:tab w:val="left" w:pos="2551"/>
+          <w:tab w:val="left" w:pos="4137"/>
+          <w:tab w:val="left" w:pos="6057"/>
+        </w:tabs>
+        <w:spacing w:before="80" w:after="0" w:line="480" w:lineRule="auto"/>
+        <w:ind w:left="2217"/>
+        <w:rPr>
+          <w:b/>
+          <w:sz w:val="24"/>
+        </w:rPr>
+      </w:pPr>
+      <w:r>
+        <w:rPr>
+          <w:b/>
+          <w:noProof/>
+          <w:sz w:val="24"/>
+        </w:rPr>
+        <mc:AlternateContent>
+          <mc:Choice Requires="wps">
+            <w:drawing>
+              <wp:anchor distT="0" distB="0" distL="114300" distR="114300" simplePos="0" relativeHeight="251659264" behindDoc="0" locked="0" layoutInCell="1" allowOverlap="1">
+                <wp:simplePos x="0" y="0"/>
+                <wp:positionH relativeFrom="margin">
+                  <wp:posOffset>1331595</wp:posOffset>
+                </wp:positionH>
+                <wp:positionV relativeFrom="paragraph">
+                  <wp:posOffset>-76200</wp:posOffset>
+                </wp:positionV>
+                <wp:extent cx="3276600" cy="355600"/>
+                <wp:effectExtent l="0" t="0" r="19050" b="25400"/>
+                <wp:wrapNone/>
+                <wp:docPr id="743480541" name="Rectangle: Rounded Corners 1"/>
+                <wp:cNvGraphicFramePr/>
+                <a:graphic xmlns:a="http://schemas.openxmlformats.org/drawingml/2006/main">
+                  <a:graphicData uri="http://schemas.microsoft.com/office/word/2010/wordprocessingShape">
+                    <wps:wsp>
+                      <wps:cNvSpPr/>
+                      <wps:spPr>
+                        <a:xfrm>
+                          <a:off x="0" y="0"/>
+                          <a:ext cx="3276600" cy="355600"/>
+                        </a:xfrm>
+                        <a:prstGeom prst="roundRect">
+                          <a:avLst/>
+                        </a:prstGeom>
+                        <a:noFill/>
+                        <a:ln w="12700" cap="flat" cmpd="sng" algn="ctr">
+                          <a:solidFill>
+                            <a:srgbClr val="000000"/>
+                          </a:solidFill>
+                          <a:prstDash val="solid"/>
+                          <a:miter lim="800000"/>
+                        </a:ln>
+                        <a:effectLst/>
+                        <a:extLst>
+                          <a:ext uri="{909E8E84-426E-40DD-AFC4-6F175D3DCCD1}">
+                            <a14:hiddenFill xmlns:a14="http://schemas.microsoft.com/office/drawing/2010/main">
+                              <a:solidFill>
+                                <a:schemeClr val="accent1"/>
+                              </a:solidFill>
+                            </a14:hiddenFill>
+                          </a:ext>
+                        </a:extLst>
+                      </wps:spPr>
+                      <wps:style>
+                        <a:lnRef idx="2">
+                          <a:schemeClr val="accent1">
+                            <a:shade val="15000"/>
+                          </a:schemeClr>
+                        </a:lnRef>
+                        <a:fillRef idx="1">
+                          <a:schemeClr val="accent1"/>
+                        </a:fillRef>
+                        <a:effectRef idx="0">
+                          <a:schemeClr val="accent1"/>
+                        </a:effectRef>
+                        <a:fontRef idx="minor">
+                          <a:schemeClr val="lt1"/>
+                        </a:fontRef>
+                      </wps:style>
+                      <wps:bodyPr rot="0" spcFirstLastPara="0" vertOverflow="overflow" horzOverflow="overflow" vert="horz" wrap="square" lIns="91440" tIns="45720" rIns="91440" bIns="45720" numCol="1" spcCol="0" rtlCol="0" fromWordArt="0" anchor="ctr" anchorCtr="0" forceAA="0" compatLnSpc="1">
+                        <a:prstTxWarp prst="textNoShape">
+                          <a:avLst/>
+                        </a:prstTxWarp>
+                        <a:noAutofit/>
+                      </wps:bodyPr>
+                    </wps:wsp>
+                  </a:graphicData>
+                </a:graphic>
+              </wp:anchor>
+            </w:drawing>
+          </mc:Choice>
+          <mc:Fallback>
+            <w:pict>
+              <v:roundrect w14:anchorId="6238458C" id="Rectangle: Rounded Corners 1" o:spid="_x0000_s1026" style="position:absolute;margin-left:104.85pt;margin-top:-6pt;width:258pt;height:28pt;z-index:251659264;visibility:visible;mso-wrap-style:square;mso-wrap-distance-left:9pt;mso-wrap-distance-top:0;mso-wrap-distance-right:9pt;mso-wrap-distance-bottom:0;mso-position-horizontal:absolute;mso-position-horizontal-relative:margin;mso-position-vertical:absolute;mso-position-vertical-relative:text;v-text-anchor:middle" arcsize="10923f" o:gfxdata="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" filled="f" fillcolor="#156082 [3204]" strokeweight="1pt">
+                <v:stroke joinstyle="miter"/>
+                <w10:wrap anchorx="margin"/>
+              </v:roundrect>
+            </w:pict>
+          </mc:Fallback>
+        </mc:AlternateContent>
+      </w:r>
+      <w:r>
+        <w:rPr>
+          <w:b/>
+          <w:sz w:val="24"/>
+        </w:rPr>
+        <w:t>photosynthesis</w:t>
+      </w:r>
+      <w:r>
+        <w:rPr>
+          <w:sz w:val="24"/>
+        </w:rPr>
+        <w:tab/>
+      </w:r>
+      <w:r>
+        <w:rPr>
+          <w:b/>
+          <w:sz w:val="24"/>
+        </w:rPr>
+        <w:t>chlorophyll</w:t>
+      </w:r>
+      <w:r>
+        <w:rPr>
+          <w:sz w:val="24"/>
+        </w:rPr>
+        <w:tab/>
+      </w:r>
+      <w:r>
+        <w:rPr>
+          <w:b/>
+          <w:sz w:val="24"/>
+        </w:rPr>
+        <w:t>ecosystem</w:t>
+      </w:r>
+    </w:p>
+    <w:p>
+      <w:pPr>
+        <w:tabs>
+          <w:tab w:val="left" w:pos="4137"/>
+          <w:tab w:val="left" w:pos="6057"/>
+        </w:tabs>
+        <w:spacing w:before="120" w:after="80" w:line="480" w:lineRule="auto"/>
+        <w:rPr>
+          <w:sz w:val="24"/>
+        </w:rPr>
+      </w:pPr>
+      <w:r>
+        <w:rPr>
+          <w:sz w:val="24"/>
+        </w:rPr>
+        <w:t>6. Green plants produce oxygen and glucose during the process of ___________.</w:t>
+      </w:r>
+    </w:p>
+    <w:p>
+      <w:pPr>
+        <w:tabs>
           <w:tab w:val="left" w:pos="4819"/>
-          <w:tab w:val="left" w:pos="7087"/>
         </w:tabs>
-        <w:spacing w:before="80" w:after="60"/>
+        <w:spacing w:before="80" w:after="60" w:line="480" w:lineRule="auto"/>
         <w:ind w:left="283"/>
         <w:rPr>
           <w:sz w:val="24"/>
@@ -619,7 +736,7 @@
         <w:rPr>
           <w:sz w:val="24"/>
         </w:rPr>
-        <w:t>from</w:t>
+        <w:t>photosynthesis</w:t>
       </w:r>
       <w:r>
         <w:rPr>
@@ -638,7 +755,32 @@
         <w:rPr>
           <w:sz w:val="24"/>
         </w:rPr>
-        <w:t>of</w:t>
+        <w:t>chlorophyll</w:t>
+      </w:r>
+    </w:p>
+    <w:p>
+      <w:pPr>
+        <w:tabs>
+          <w:tab w:val="left" w:pos="4819"/>
+        </w:tabs>
+        <w:spacing w:before="80" w:after="60" w:line="480" w:lineRule="auto"/>
+        <w:ind w:left="283"/>
+        <w:rPr>
+          <w:sz w:val="24"/>
+        </w:rPr>
+      </w:pPr>
+      <w:r>
+        <w:rPr>
+          <w:b/>
+          <w:sz w:val="24"/>
+        </w:rPr>
+        <w:t xml:space="preserve">C. </w:t>
+      </w:r>
+      <w:r>
+        <w:rPr>
+          <w:sz w:val="24"/>
+        </w:rPr>
+        <w:t>ecosystem</w:t>
       </w:r>
       <w:r>
         <w:rPr>
@@ -651,20 +793,119 @@
           <w:b/>
           <w:sz w:val="24"/>
         </w:rPr>
+        <w:t xml:space="preserve">D. </w:t>
+      </w:r>
+      <w:r>
+        <w:rPr>
+          <w:sz w:val="24"/>
+        </w:rPr>
+        <w:t>respiration</w:t>
+      </w:r>
+    </w:p>
+    <w:p>
+      <w:pPr>
+        <w:spacing w:after="80" w:line="480" w:lineRule="auto"/>
+        <w:ind w:firstLine="425"/>
+        <w:jc w:val="both"/>
+        <w:rPr>
+          <w:sz w:val="24"/>
+        </w:rPr>
+      </w:pPr>
+      <w:r>
+        <w:rPr>
+          <w:sz w:val="24"/>
+        </w:rPr>
+        <w:t>Last summer, Minh visited his grandparents in the countryside. The peaceful atmosphere and fresh air helped him relax after a stressful school year. Every morning, he woke up early to ride his bicycle around the village lake.</w:t>
+      </w:r>
+    </w:p>
+    <w:p>
+      <w:pPr>
+        <w:spacing w:before="120" w:after="80" w:line="480" w:lineRule="auto"/>
+        <w:rPr>
+          <w:sz w:val="24"/>
+        </w:rPr>
+      </w:pPr>
+      <w:r>
+        <w:rPr>
+          <w:sz w:val="24"/>
+        </w:rPr>
+        <w:t>7. Why did Minh enjoy his summer stay in the countryside?</w:t>
+      </w:r>
+    </w:p>
+    <w:p>
+      <w:pPr>
+        <w:spacing w:before="80" w:after="60" w:line="480" w:lineRule="auto"/>
+        <w:ind w:left="283"/>
+        <w:rPr>
+          <w:sz w:val="24"/>
+        </w:rPr>
+      </w:pPr>
+      <w:r>
+        <w:rPr>
+          <w:b/>
+          <w:sz w:val="24"/>
+        </w:rPr>
+        <w:t xml:space="preserve">A. </w:t>
+      </w:r>
+      <w:r>
+        <w:rPr>
+          <w:sz w:val="24"/>
+        </w:rPr>
+        <w:t>Because he liked riding cars</w:t>
+      </w:r>
+    </w:p>
+    <w:p>
+      <w:pPr>
+        <w:spacing w:before="80" w:after="60" w:line="480" w:lineRule="auto"/>
+        <w:ind w:left="283"/>
+        <w:rPr>
+          <w:sz w:val="24"/>
+        </w:rPr>
+      </w:pPr>
+      <w:r>
+        <w:rPr>
+          <w:b/>
+          <w:sz w:val="24"/>
+        </w:rPr>
+        <w:t xml:space="preserve">B. </w:t>
+      </w:r>
+      <w:r>
+        <w:rPr>
+          <w:sz w:val="24"/>
+        </w:rPr>
+        <w:t>Because of the peaceful environment and fresh air</w:t>
+      </w:r>
+    </w:p>
+    <w:p>
+      <w:pPr>
+        <w:spacing w:before="80" w:after="60" w:line="480" w:lineRule="auto"/>
+        <w:ind w:left="283"/>
+        <w:rPr>
+          <w:sz w:val="24"/>
+        </w:rPr>
+      </w:pPr>
+      <w:r>
+        <w:rPr>
+          <w:b/>
+          <w:sz w:val="24"/>
+        </w:rPr>
         <w:t xml:space="preserve">C. </w:t>
       </w:r>
       <w:r>
         <w:rPr>
           <w:sz w:val="24"/>
         </w:rPr>
-        <w:t>in</w:t>
-      </w:r>
-      <w:r>
-        <w:rPr>
-          <w:sz w:val="24"/>
-        </w:rPr>
-        <w:tab/>
-      </w:r>
+        <w:t>Because he wanted to work on a farm</w:t>
+      </w:r>
+    </w:p>
+    <w:p>
+      <w:pPr>
+        <w:spacing w:before="80" w:after="60" w:line="480" w:lineRule="auto"/>
+        <w:ind w:left="283"/>
+        <w:rPr>
+          <w:sz w:val="24"/>
+        </w:rPr>
+      </w:pPr>
       <w:r>
         <w:rPr>
           <w:b/>
@@ -676,203 +917,7 @@
         <w:rPr>
           <w:sz w:val="24"/>
         </w:rPr>
-        <w:t>with</w:t>
-      </w:r>
-    </w:p>
-    <w:p>
-      <w:pPr>
-        <w:spacing w:before="120" w:after="80"/>
-        <w:rPr>
-          <w:sz w:val="24"/>
-        </w:rPr>
-      </w:pPr>
-      <w:r>
-        <w:rPr>
-          <w:sz w:val="24"/>
-        </w:rPr>
-        <w:t>7. You should turn ___________ the lights before leaving the classroom.</w:t>
-      </w:r>
-    </w:p>
-    <w:p>
-      <w:pPr>
-        <w:tabs>
-          <w:tab w:val="left" w:pos="2551"/>
-          <w:tab w:val="left" w:pos="4819"/>
-          <w:tab w:val="left" w:pos="7087"/>
-        </w:tabs>
-        <w:spacing w:before="80" w:after="60"/>
-        <w:ind w:left="283"/>
-        <w:rPr>
-          <w:sz w:val="24"/>
-        </w:rPr>
-      </w:pPr>
-      <w:r>
-        <w:rPr>
-          <w:b/>
-          <w:sz w:val="24"/>
-        </w:rPr>
-        <w:t xml:space="preserve">A. </w:t>
-      </w:r>
-      <w:r>
-        <w:rPr>
-          <w:sz w:val="24"/>
-        </w:rPr>
-        <w:t>on</w:t>
-      </w:r>
-      <w:r>
-        <w:rPr>
-          <w:sz w:val="24"/>
-        </w:rPr>
-        <w:tab/>
-      </w:r>
-      <w:r>
-        <w:rPr>
-          <w:b/>
-          <w:sz w:val="24"/>
-        </w:rPr>
-        <w:t xml:space="preserve">B. </w:t>
-      </w:r>
-      <w:r>
-        <w:rPr>
-          <w:sz w:val="24"/>
-        </w:rPr>
-        <w:t>off</w:t>
-      </w:r>
-      <w:r>
-        <w:rPr>
-          <w:sz w:val="24"/>
-        </w:rPr>
-        <w:tab/>
-      </w:r>
-      <w:r>
-        <w:rPr>
-          <w:b/>
-          <w:sz w:val="24"/>
-        </w:rPr>
-        <w:t xml:space="preserve">C. </w:t>
-      </w:r>
-      <w:r>
-        <w:rPr>
-          <w:sz w:val="24"/>
-        </w:rPr>
-        <w:t>up</w:t>
-      </w:r>
-      <w:r>
-        <w:rPr>
-          <w:sz w:val="24"/>
-        </w:rPr>
-        <w:tab/>
-      </w:r>
-      <w:r>
-        <w:rPr>
-          <w:b/>
-          <w:sz w:val="24"/>
-        </w:rPr>
-        <w:t xml:space="preserve">D. </w:t>
-      </w:r>
-      <w:r>
-        <w:rPr>
-          <w:sz w:val="24"/>
-        </w:rPr>
-        <w:t>down</w:t>
-      </w:r>
-    </w:p>
-    <w:p>
-      <w:pPr>
-        <w:spacing w:before="120" w:after="80"/>
-        <w:rPr>
-          <w:sz w:val="24"/>
-        </w:rPr>
-      </w:pPr>
-      <w:r>
-        <w:rPr>
-          <w:sz w:val="24"/>
-        </w:rPr>
-        <w:t>8. Although he was very tired, ___________ he finished all his homework.</w:t>
-      </w:r>
-    </w:p>
-    <w:p>
-      <w:pPr>
-        <w:tabs>
-          <w:tab w:val="left" w:pos="2551"/>
-          <w:tab w:val="left" w:pos="4819"/>
-          <w:tab w:val="left" w:pos="7087"/>
-        </w:tabs>
-        <w:spacing w:before="80" w:after="60"/>
-        <w:ind w:left="283"/>
-        <w:rPr>
-          <w:sz w:val="24"/>
-        </w:rPr>
-      </w:pPr>
-      <w:r>
-        <w:rPr>
-          <w:b/>
-          <w:sz w:val="24"/>
-        </w:rPr>
-        <w:t xml:space="preserve">A. </w:t>
-      </w:r>
-      <w:r>
-        <w:rPr>
-          <w:sz w:val="24"/>
-        </w:rPr>
-        <w:t xml:space="preserve"> but</w:t>
-      </w:r>
-      <w:r>
-        <w:rPr>
-          <w:sz w:val="24"/>
-        </w:rPr>
-        <w:tab/>
-      </w:r>
-      <w:r>
-        <w:rPr>
-          <w:b/>
-          <w:sz w:val="24"/>
-        </w:rPr>
-        <w:t xml:space="preserve">B. </w:t>
-      </w:r>
-      <w:r>
-        <w:rPr>
-          <w:sz w:val="24"/>
-        </w:rPr>
-        <w:t xml:space="preserve"> however</w:t>
-      </w:r>
-      <w:r>
-        <w:rPr>
-          <w:sz w:val="24"/>
-        </w:rPr>
-        <w:tab/>
-      </w:r>
-      <w:r>
-        <w:rPr>
-          <w:b/>
-          <w:sz w:val="24"/>
-        </w:rPr>
-        <w:t xml:space="preserve">C. </w:t>
-      </w:r>
-      <w:r>
-        <w:rPr>
-          <w:sz w:val="24"/>
-        </w:rPr>
-        <w:t xml:space="preserve"> he</w:t>
-      </w:r>
-      <w:r>
-        <w:rPr>
-          <w:sz w:val="24"/>
-        </w:rPr>
-        <w:tab/>
-      </w:r>
-      <w:r>
-        <w:rPr>
-          <w:b/>
-          <w:sz w:val="24"/>
-        </w:rPr>
-        <w:t xml:space="preserve">D. </w:t>
-      </w:r>
-      <w:r>
-        <w:rPr>
-          <w:sz w:val="24"/>
-        </w:rPr>
-        <w:t xml:space="preserve"> so</w:t>
+        <w:t>Because his school was located there</w:t>
       </w:r>
     </w:p>
     <w:p>
@@ -886,36 +931,34 @@
         <w:rPr>
           <w:sz w:val="24"/>
         </w:rPr>
-        <w:t>9. What does the road sign say?</w:t>
+        <w:t>8. What does this traffic sign indicate?</w:t>
       </w:r>
     </w:p>
     <w:p>
       <w:pPr>
         <w:spacing w:before="60" w:after="60" w:line="240" w:lineRule="auto"/>
-        <w:ind w:left="283"/>
-        <w:rPr>
-          <w:sz w:val="24"/>
-        </w:rPr>
-      </w:pPr>
-      <w:r>
-        <w:rPr>
-          <w:b/>
+        <w:rPr>
+          <w:sz w:val="24"/>
+        </w:rPr>
+      </w:pPr>
+      <w:r>
+        <w:rPr>
           <w:noProof/>
           <w:sz w:val="24"/>
         </w:rPr>
         <w:drawing>
-          <wp:anchor distT="0" distB="0" distL="114300" distR="114300" simplePos="0" relativeHeight="251658240" behindDoc="0" locked="0" layoutInCell="1" allowOverlap="1">
+          <wp:anchor distT="0" distB="0" distL="114300" distR="114300" simplePos="0" relativeHeight="251660288" behindDoc="0" locked="0" layoutInCell="1" allowOverlap="1">
             <wp:simplePos x="0" y="0"/>
             <wp:positionH relativeFrom="margin">
-              <wp:posOffset>4815205</wp:posOffset>
+              <wp:posOffset>4679950</wp:posOffset>
             </wp:positionH>
             <wp:positionV relativeFrom="paragraph">
               <wp:posOffset>0</wp:posOffset>
             </wp:positionV>
-            <wp:extent cx="1125000" cy="900000"/>
-            <wp:effectExtent l="0" t="0" r="0" b="0"/>
+            <wp:extent cx="1260000" cy="1008000"/>
+            <wp:effectExtent l="0" t="0" r="0" b="1905"/>
             <wp:wrapNone/>
-            <wp:docPr id="726451525" name="Picture 1"/>
+            <wp:docPr id="2135633920" name="Picture 2"/>
             <wp:cNvGraphicFramePr>
               <a:graphicFrameLocks xmlns:a="http://schemas.openxmlformats.org/drawingml/2006/main"/>
             </wp:cNvGraphicFramePr>
@@ -923,7 +966,7 @@
               <a:graphicData uri="http://schemas.openxmlformats.org/drawingml/2006/picture">
                 <pic:pic xmlns:pic="http://schemas.openxmlformats.org/drawingml/2006/picture">
                   <pic:nvPicPr>
-                    <pic:cNvPr id="726451525" name=""/>
+                    <pic:cNvPr id="2135633920" name=""/>
                     <pic:cNvPicPr/>
                   </pic:nvPicPr>
                   <pic:blipFill>
@@ -941,7 +984,7 @@
                   <pic:spPr>
                     <a:xfrm>
                       <a:off x="0" y="0"/>
-                      <a:ext cx="1125000" cy="900000"/>
+                      <a:ext cx="1260000" cy="1008000"/>
                     </a:xfrm>
                     <a:prstGeom prst="rect">
                       <a:avLst/>
@@ -961,104 +1004,172 @@
       </w:r>
       <w:r>
         <w:rPr>
-          <w:b/>
-          <w:sz w:val="24"/>
-        </w:rPr>
-        <w:t xml:space="preserve">A. </w:t>
-      </w:r>
-      <w:r>
-        <w:rPr>
-          <w:sz w:val="24"/>
-        </w:rPr>
-        <w:t xml:space="preserve"> Maximum 40 vehicles are allowed on this road.</w:t>
+          <w:sz w:val="24"/>
+        </w:rPr>
+        <w:t>Maximum speed allowed is 40 km/h.</w:t>
       </w:r>
     </w:p>
     <w:p>
       <w:pPr>
         <w:spacing w:before="60" w:after="60" w:line="240" w:lineRule="auto"/>
-        <w:ind w:left="283"/>
-        <w:rPr>
-          <w:sz w:val="24"/>
-        </w:rPr>
-      </w:pPr>
-      <w:r>
-        <w:rPr>
-          <w:b/>
-          <w:sz w:val="24"/>
-        </w:rPr>
-        <w:t xml:space="preserve">B. </w:t>
-      </w:r>
-      <w:r>
-        <w:rPr>
-          <w:sz w:val="24"/>
-        </w:rPr>
-        <w:t xml:space="preserve"> You shouldn't exceed this maximum speed.</w:t>
+        <w:rPr>
+          <w:sz w:val="24"/>
+        </w:rPr>
+      </w:pPr>
+      <w:r>
+        <w:rPr>
+          <w:sz w:val="24"/>
+        </w:rPr>
+        <w:t>You must drive faster than 40 km/h.</w:t>
       </w:r>
     </w:p>
     <w:p>
       <w:pPr>
         <w:spacing w:before="60" w:after="60" w:line="240" w:lineRule="auto"/>
-        <w:ind w:left="283"/>
-        <w:rPr>
-          <w:sz w:val="24"/>
-        </w:rPr>
-      </w:pPr>
-      <w:r>
-        <w:rPr>
-          <w:b/>
-          <w:sz w:val="24"/>
-        </w:rPr>
-        <w:t xml:space="preserve">C. </w:t>
-      </w:r>
-      <w:r>
-        <w:rPr>
-          <w:sz w:val="24"/>
-        </w:rPr>
-        <w:t xml:space="preserve"> Minimum 40 vehicles are allowed on this road.</w:t>
+        <w:rPr>
+          <w:sz w:val="24"/>
+        </w:rPr>
+      </w:pPr>
+      <w:r>
+        <w:rPr>
+          <w:sz w:val="24"/>
+        </w:rPr>
+        <w:t>Vehicles over 40 tons are forbidden.</w:t>
       </w:r>
     </w:p>
     <w:p>
       <w:pPr>
         <w:spacing w:before="60" w:after="60" w:line="240" w:lineRule="auto"/>
-        <w:ind w:left="283"/>
-        <w:rPr>
-          <w:sz w:val="24"/>
-        </w:rPr>
-      </w:pPr>
-      <w:r>
-        <w:rPr>
-          <w:b/>
-          <w:sz w:val="24"/>
-        </w:rPr>
-        <w:t xml:space="preserve">D. </w:t>
-      </w:r>
-      <w:r>
-        <w:rPr>
-          <w:sz w:val="24"/>
-        </w:rPr>
-        <w:t xml:space="preserve"> You shouldn't move below this speed.</w:t>
+        <w:rPr>
+          <w:sz w:val="24"/>
+        </w:rPr>
+      </w:pPr>
+      <w:r>
+        <w:rPr>
+          <w:sz w:val="24"/>
+        </w:rPr>
+        <w:t>Parking is allowed for 40 minutes only.</w:t>
       </w:r>
     </w:p>
     <w:p>
       <w:pPr>
         <w:spacing w:before="120" w:after="80" w:line="240" w:lineRule="auto"/>
         <w:rPr>
-          <w:sz w:val="24"/>
-        </w:rPr>
-      </w:pPr>
-      <w:r>
-        <w:rPr>
-          <w:sz w:val="24"/>
-        </w:rPr>
-        <w:t>10. Choose the word that has a different primary stress pattern:</w:t>
+          <w:b/>
+          <w:sz w:val="24"/>
+        </w:rPr>
+      </w:pPr>
+      <w:r>
+        <w:rPr>
+          <w:b/>
+          <w:sz w:val="24"/>
+        </w:rPr>
+        <w:lastRenderedPageBreak/>
+        <w:t>II. ERROR CORRECTION</w:t>
+      </w:r>
+    </w:p>
+    <w:p>
+      <w:pPr>
+        <w:spacing w:before="120" w:after="80" w:line="240" w:lineRule="auto"/>
+        <w:rPr>
+          <w:b/>
+          <w:sz w:val="24"/>
+        </w:rPr>
+      </w:pPr>
+      <w:r>
+        <w:rPr>
+          <w:b/>
+          <w:sz w:val="24"/>
+        </w:rPr>
+        <w:t>Identify the error in the sentence and write the correct word in the answer column.</w:t>
       </w:r>
     </w:p>
     <w:p>
       <w:pPr>
         <w:tabs>
-          <w:tab w:val="left" w:pos="2551"/>
-          <w:tab w:val="left" w:pos="4819"/>
-          <w:tab w:val="left" w:pos="7087"/>
+          <w:tab w:val="right" w:leader="heavy" w:pos="9354"/>
+        </w:tabs>
+        <w:spacing w:before="60" w:after="60" w:line="240" w:lineRule="auto"/>
+        <w:rPr>
+          <w:sz w:val="24"/>
+        </w:rPr>
+      </w:pPr>
+      <w:r>
+        <w:rPr>
+          <w:sz w:val="24"/>
+        </w:rPr>
+        <w:t xml:space="preserve">9. Nam is my </w:t>
+      </w:r>
+      <w:r>
+        <w:rPr>
+          <w:sz w:val="24"/>
+          <w:u w:val="single"/>
+        </w:rPr>
+        <w:t>classmates</w:t>
+      </w:r>
+      <w:r>
+        <w:rPr>
+          <w:sz w:val="24"/>
+        </w:rPr>
+        <w:t>. He watches TV every night.</w:t>
+      </w:r>
+      <w:r>
+        <w:rPr>
+          <w:sz w:val="24"/>
+        </w:rPr>
+        <w:tab/>
+      </w:r>
+    </w:p>
+    <w:p>
+      <w:pPr>
+        <w:spacing w:before="120" w:after="80" w:line="240" w:lineRule="auto"/>
+        <w:rPr>
+          <w:b/>
+          <w:sz w:val="24"/>
+        </w:rPr>
+      </w:pPr>
+      <w:r>
+        <w:rPr>
+          <w:b/>
+          <w:sz w:val="24"/>
+        </w:rPr>
+        <w:t>III. SENTENCE TRANSFORMATION</w:t>
+      </w:r>
+    </w:p>
+    <w:p>
+      <w:pPr>
+        <w:spacing w:before="120" w:after="80" w:line="240" w:lineRule="auto"/>
+        <w:rPr>
+          <w:b/>
+          <w:sz w:val="24"/>
+        </w:rPr>
+      </w:pPr>
+      <w:r>
+        <w:rPr>
+          <w:b/>
+          <w:sz w:val="24"/>
+        </w:rPr>
+        <w:t>Complete the second sentence so that it has the same meaning as the first.</w:t>
+      </w:r>
+    </w:p>
+    <w:p>
+      <w:pPr>
+        <w:spacing w:before="120" w:after="80" w:line="240" w:lineRule="auto"/>
+        <w:rPr>
+          <w:sz w:val="24"/>
+        </w:rPr>
+      </w:pPr>
+      <w:r>
+        <w:rPr>
+          <w:sz w:val="24"/>
+        </w:rPr>
+        <w:t>10. What is your favourite hobby?</w:t>
+      </w:r>
+    </w:p>
+    <w:p>
+      <w:pPr>
+        <w:tabs>
+          <w:tab w:val="right" w:leader="heavy" w:pos="9354"/>
         </w:tabs>
         <w:spacing w:before="80" w:after="60" w:line="240" w:lineRule="auto"/>
         <w:ind w:left="283"/>
@@ -1068,73 +1179,23 @@
       </w:pPr>
       <w:r>
         <w:rPr>
-          <w:b/>
-          <w:sz w:val="24"/>
-        </w:rPr>
-        <w:t xml:space="preserve">A. </w:t>
-      </w:r>
-      <w:r>
-        <w:rPr>
-          <w:sz w:val="24"/>
-        </w:rPr>
-        <w:t xml:space="preserve"> teacher</w:t>
+          <w:rFonts w:hint="eastAsia"/>
+          <w:sz w:val="24"/>
+        </w:rPr>
+        <w:t>→</w:t>
+      </w:r>
+      <w:r>
+        <w:rPr>
+          <w:rFonts w:hint="eastAsia"/>
+          <w:sz w:val="24"/>
+        </w:rPr>
+        <w:t xml:space="preserve"> What hobby</w:t>
       </w:r>
       <w:r>
         <w:rPr>
           <w:sz w:val="24"/>
         </w:rPr>
         <w:tab/>
-      </w:r>
-      <w:r>
-        <w:rPr>
-          <w:b/>
-          <w:sz w:val="24"/>
-        </w:rPr>
-        <w:t xml:space="preserve">B. </w:t>
-      </w:r>
-      <w:r>
-        <w:rPr>
-          <w:sz w:val="24"/>
-        </w:rPr>
-        <w:t xml:space="preserve"> doctor</w:t>
-      </w:r>
-      <w:r>
-        <w:rPr>
-          <w:sz w:val="24"/>
-        </w:rPr>
-        <w:tab/>
-      </w:r>
-      <w:r>
-        <w:rPr>
-          <w:b/>
-          <w:sz w:val="24"/>
-        </w:rPr>
-        <w:t xml:space="preserve">C. </w:t>
-      </w:r>
-      <w:r>
-        <w:rPr>
-          <w:sz w:val="24"/>
-        </w:rPr>
-        <w:t xml:space="preserve"> student</w:t>
-      </w:r>
-      <w:r>
-        <w:rPr>
-          <w:sz w:val="24"/>
-        </w:rPr>
-        <w:tab/>
-      </w:r>
-      <w:r>
-        <w:rPr>
-          <w:b/>
-          <w:sz w:val="24"/>
-        </w:rPr>
-        <w:t xml:space="preserve">D. </w:t>
-      </w:r>
-      <w:r>
-        <w:rPr>
-          <w:sz w:val="24"/>
-        </w:rPr>
-        <w:t xml:space="preserve"> agree</w:t>
       </w:r>
     </w:p>
     <w:p>
@@ -1147,7 +1208,12 @@
       </w:pPr>
     </w:p>
     <w:sectPr>
-      <w:footerReference w:type="default" r:id="rId7"/>
+      <w:headerReference w:type="even" r:id="rId7"/>
+      <w:headerReference w:type="default" r:id="rId8"/>
+      <w:footerReference w:type="even" r:id="rId9"/>
+      <w:footerReference w:type="default" r:id="rId10"/>
+      <w:headerReference w:type="first" r:id="rId11"/>
+      <w:footerReference w:type="first" r:id="rId12"/>
       <w:pgSz w:w="11907" w:h="16840" w:code="9"/>
       <w:pgMar w:top="1134" w:right="850" w:bottom="1134" w:left="1701" w:header="720" w:footer="720" w:gutter="0"/>
       <w:cols w:space="720"/>
@@ -1183,6 +1249,16 @@
 </file>
 
 <file path=word/footer1.xml><?xml version="1.0" encoding="utf-8"?>
+<w:ftr xmlns:wpc="http://schemas.microsoft.com/office/word/2010/wordprocessingCanvas" xmlns:cx="http://schemas.microsoft.com/office/drawing/2014/chartex" xmlns:cx1="http://schemas.microsoft.com/office/drawing/2015/9/8/chartex" xmlns:cx2="http://schemas.microsoft.com/office/drawing/2015/10/21/chartex" xmlns:cx3="http://schemas.microsoft.com/office/drawing/2016/5/9/chartex" xmlns:cx4="http://schemas.microsoft.com/office/drawing/2016/5/10/chartex" xmlns:cx5="http://schemas.microsoft.com/office/drawing/2016/5/11/chartex" xmlns:cx6="http://schemas.microsoft.com/office/drawing/2016/5/12/chartex" xmlns:cx7="http://schemas.microsoft.com/office/drawing/2016/5/13/chartex" xmlns:cx8="http://schemas.microsoft.com/office/drawing/2016/5/14/chartex" xmlns:mc="http://schemas.openxmlformats.org/markup-compatibility/2006" xmlns:aink="http://schemas.microsoft.com/office/drawing/2016/ink" xmlns:am3d="http://schemas.microsoft.com/office/drawing/2017/model3d" xmlns:o="urn:schemas-microsoft-com:office:office" xmlns:oel="http://schemas.microsoft.com/office/2019/extlst" xmlns:r="http://schemas.openxmlformats.org/officeDocument/2006/relationships" xmlns:m="http://schemas.openxmlformats.org/officeDocument/2006/math" xmlns:v="urn:schemas-microsoft-com:vml" xmlns:wp14="http://schemas.microsoft.com/office/word/2010/wordprocessingDrawing" xmlns:wp="http://schemas.openxmlformats.org/drawingml/2006/wordprocessingDrawing" xmlns:w10="urn:schemas-microsoft-com:office:word" xmlns:w="http://schemas.openxmlformats.org/wordprocessingml/2006/main" xmlns:w14="http://schemas.microsoft.com/office/word/2010/wordml" xmlns:w15="http://schemas.microsoft.com/office/word/2012/wordml" xmlns:w16cei="http://schemas.microsoft.com/office/word/2026/wordml/cei" xmlns:w16cex="http://schemas.microsoft.com/office/word/2018/wordml/cex" xmlns:w16cid="http://schemas.microsoft.com/office/word/2016/wordml/cid" xmlns:w16="http://schemas.microsoft.com/office/word/2018/wordml" xmlns:w16du="http://schemas.microsoft.com/office/word/2023/wordml/word16du" xmlns:w16sdtdh="http://schemas.microsoft.com/office/word/2020/wordml/sdtdatahash" xmlns:w16sdtfl="http://schemas.microsoft.com/office/word/2024/wordml/sdtformatlock" xmlns:w16se="http://schemas.microsoft.com/office/word/2015/wordml/symex" xmlns:wpg="http://schemas.microsoft.com/office/word/2010/wordprocessingGroup" xmlns:wpi="http://schemas.microsoft.com/office/word/2010/wordprocessingInk" xmlns:wne="http://schemas.microsoft.com/office/word/2006/wordml" xmlns:wps="http://schemas.microsoft.com/office/word/2010/wordprocessingShape" mc:Ignorable="w14 w15 w16se w16cid w16 w16cex w16sdtdh w16sdtfl w16du wp14">
+  <w:p>
+    <w:pPr>
+      <w:pStyle w:val="Footer"/>
+    </w:pPr>
+  </w:p>
+</w:ftr>
+</file>
+
+<file path=word/footer2.xml><?xml version="1.0" encoding="utf-8"?>
 <w:ftr xmlns:wpc="http://schemas.microsoft.com/office/word/2010/wordprocessingCanvas" xmlns:cx="http://schemas.microsoft.com/office/drawing/2014/chartex" xmlns:cx1="http://schemas.microsoft.com/office/drawing/2015/9/8/chartex" xmlns:cx2="http://schemas.microsoft.com/office/drawing/2015/10/21/chartex" xmlns:cx3="http://schemas.microsoft.com/office/drawing/2016/5/9/chartex" xmlns:cx4="http://schemas.microsoft.com/office/drawing/2016/5/10/chartex" xmlns:cx5="http://schemas.microsoft.com/office/drawing/2016/5/11/chartex" xmlns:cx6="http://schemas.microsoft.com/office/drawing/2016/5/12/chartex" xmlns:cx7="http://schemas.microsoft.com/office/drawing/2016/5/13/chartex" xmlns:cx8="http://schemas.microsoft.com/office/drawing/2016/5/14/chartex" xmlns:mc="http://schemas.openxmlformats.org/markup-compatibility/2006" xmlns:aink="http://schemas.microsoft.com/office/drawing/2016/ink" xmlns:am3d="http://schemas.microsoft.com/office/drawing/2017/model3d" xmlns:o="urn:schemas-microsoft-com:office:office" xmlns:oel="http://schemas.microsoft.com/office/2019/extlst" xmlns:r="http://schemas.openxmlformats.org/officeDocument/2006/relationships" xmlns:m="http://schemas.openxmlformats.org/officeDocument/2006/math" xmlns:v="urn:schemas-microsoft-com:vml" xmlns:wp14="http://schemas.microsoft.com/office/word/2010/wordprocessingDrawing" xmlns:wp="http://schemas.openxmlformats.org/drawingml/2006/wordprocessingDrawing" xmlns:w10="urn:schemas-microsoft-com:office:word" xmlns:w="http://schemas.openxmlformats.org/wordprocessingml/2006/main" xmlns:w14="http://schemas.microsoft.com/office/word/2010/wordml" xmlns:w15="http://schemas.microsoft.com/office/word/2012/wordml" xmlns:w16cei="http://schemas.microsoft.com/office/word/2026/wordml/cei" xmlns:w16cex="http://schemas.microsoft.com/office/word/2018/wordml/cex" xmlns:w16cid="http://schemas.microsoft.com/office/word/2016/wordml/cid" xmlns:w16="http://schemas.microsoft.com/office/word/2018/wordml" xmlns:w16du="http://schemas.microsoft.com/office/word/2023/wordml/word16du" xmlns:w16sdtdh="http://schemas.microsoft.com/office/word/2020/wordml/sdtdatahash" xmlns:w16sdtfl="http://schemas.microsoft.com/office/word/2024/wordml/sdtformatlock" xmlns:w16se="http://schemas.microsoft.com/office/word/2015/wordml/symex" xmlns:wpg="http://schemas.microsoft.com/office/word/2010/wordprocessingGroup" xmlns:wpi="http://schemas.microsoft.com/office/word/2010/wordprocessingInk" xmlns:wne="http://schemas.microsoft.com/office/word/2006/wordml" xmlns:wps="http://schemas.microsoft.com/office/word/2010/wordprocessingShape" mc:Ignorable="w14 w15 w16se w16cid w16 w16cex w16sdtdh w16sdtfl w16du wp14">
   <w:p>
     <w:pPr>
@@ -1260,6 +1336,16 @@
 </w:ftr>
 </file>
 
+<file path=word/footer3.xml><?xml version="1.0" encoding="utf-8"?>
+<w:ftr xmlns:wpc="http://schemas.microsoft.com/office/word/2010/wordprocessingCanvas" xmlns:cx="http://schemas.microsoft.com/office/drawing/2014/chartex" xmlns:cx1="http://schemas.microsoft.com/office/drawing/2015/9/8/chartex" xmlns:cx2="http://schemas.microsoft.com/office/drawing/2015/10/21/chartex" xmlns:cx3="http://schemas.microsoft.com/office/drawing/2016/5/9/chartex" xmlns:cx4="http://schemas.microsoft.com/office/drawing/2016/5/10/chartex" xmlns:cx5="http://schemas.microsoft.com/office/drawing/2016/5/11/chartex" xmlns:cx6="http://schemas.microsoft.com/office/drawing/2016/5/12/chartex" xmlns:cx7="http://schemas.microsoft.com/office/drawing/2016/5/13/chartex" xmlns:cx8="http://schemas.microsoft.com/office/drawing/2016/5/14/chartex" xmlns:mc="http://schemas.openxmlformats.org/markup-compatibility/2006" xmlns:aink="http://schemas.microsoft.com/office/drawing/2016/ink" xmlns:am3d="http://schemas.microsoft.com/office/drawing/2017/model3d" xmlns:o="urn:schemas-microsoft-com:office:office" xmlns:oel="http://schemas.microsoft.com/office/2019/extlst" xmlns:r="http://schemas.openxmlformats.org/officeDocument/2006/relationships" xmlns:m="http://schemas.openxmlformats.org/officeDocument/2006/math" xmlns:v="urn:schemas-microsoft-com:vml" xmlns:wp14="http://schemas.microsoft.com/office/word/2010/wordprocessingDrawing" xmlns:wp="http://schemas.openxmlformats.org/drawingml/2006/wordprocessingDrawing" xmlns:w10="urn:schemas-microsoft-com:office:word" xmlns:w="http://schemas.openxmlformats.org/wordprocessingml/2006/main" xmlns:w14="http://schemas.microsoft.com/office/word/2010/wordml" xmlns:w15="http://schemas.microsoft.com/office/word/2012/wordml" xmlns:w16cei="http://schemas.microsoft.com/office/word/2026/wordml/cei" xmlns:w16cex="http://schemas.microsoft.com/office/word/2018/wordml/cex" xmlns:w16cid="http://schemas.microsoft.com/office/word/2016/wordml/cid" xmlns:w16="http://schemas.microsoft.com/office/word/2018/wordml" xmlns:w16du="http://schemas.microsoft.com/office/word/2023/wordml/word16du" xmlns:w16sdtdh="http://schemas.microsoft.com/office/word/2020/wordml/sdtdatahash" xmlns:w16sdtfl="http://schemas.microsoft.com/office/word/2024/wordml/sdtformatlock" xmlns:w16se="http://schemas.microsoft.com/office/word/2015/wordml/symex" xmlns:wpg="http://schemas.microsoft.com/office/word/2010/wordprocessingGroup" xmlns:wpi="http://schemas.microsoft.com/office/word/2010/wordprocessingInk" xmlns:wne="http://schemas.microsoft.com/office/word/2006/wordml" xmlns:wps="http://schemas.microsoft.com/office/word/2010/wordprocessingShape" mc:Ignorable="w14 w15 w16se w16cid w16 w16cex w16sdtdh w16sdtfl w16du wp14">
+  <w:p>
+    <w:pPr>
+      <w:pStyle w:val="Footer"/>
+    </w:pPr>
+  </w:p>
+</w:ftr>
+</file>
+
 <file path=word/footnotes.xml><?xml version="1.0" encoding="utf-8"?>
 <w:footnotes xmlns:wpc="http://schemas.microsoft.com/office/word/2010/wordprocessingCanvas" xmlns:cx="http://schemas.microsoft.com/office/drawing/2014/chartex" xmlns:cx1="http://schemas.microsoft.com/office/drawing/2015/9/8/chartex" xmlns:cx2="http://schemas.microsoft.com/office/drawing/2015/10/21/chartex" xmlns:cx3="http://schemas.microsoft.com/office/drawing/2016/5/9/chartex" xmlns:cx4="http://schemas.microsoft.com/office/drawing/2016/5/10/chartex" xmlns:cx5="http://schemas.microsoft.com/office/drawing/2016/5/11/chartex" xmlns:cx6="http://schemas.microsoft.com/office/drawing/2016/5/12/chartex" xmlns:cx7="http://schemas.microsoft.com/office/drawing/2016/5/13/chartex" xmlns:cx8="http://schemas.microsoft.com/office/drawing/2016/5/14/chartex" xmlns:mc="http://schemas.openxmlformats.org/markup-compatibility/2006" xmlns:aink="http://schemas.microsoft.com/office/drawing/2016/ink" xmlns:am3d="http://schemas.microsoft.com/office/drawing/2017/model3d" xmlns:o="urn:schemas-microsoft-com:office:office" xmlns:oel="http://schemas.microsoft.com/office/2019/extlst" xmlns:r="http://schemas.openxmlformats.org/officeDocument/2006/relationships" xmlns:m="http://schemas.openxmlformats.org/officeDocument/2006/math" xmlns:v="urn:schemas-microsoft-com:vml" xmlns:wp14="http://schemas.microsoft.com/office/word/2010/wordprocessingDrawing" xmlns:wp="http://schemas.openxmlformats.org/drawingml/2006/wordprocessingDrawing" xmlns:w10="urn:schemas-microsoft-com:office:word" xmlns:w="http://schemas.openxmlformats.org/wordprocessingml/2006/main" xmlns:w14="http://schemas.microsoft.com/office/word/2010/wordml" xmlns:w15="http://schemas.microsoft.com/office/word/2012/wordml" xmlns:w16cei="http://schemas.microsoft.com/office/word/2026/wordml/cei" xmlns:w16cex="http://schemas.microsoft.com/office/word/2018/wordml/cex" xmlns:w16cid="http://schemas.microsoft.com/office/word/2016/wordml/cid" xmlns:w16="http://schemas.microsoft.com/office/word/2018/wordml" xmlns:w16du="http://schemas.microsoft.com/office/word/2023/wordml/word16du" xmlns:w16sdtdh="http://schemas.microsoft.com/office/word/2020/wordml/sdtdatahash" xmlns:w16sdtfl="http://schemas.microsoft.com/office/word/2024/wordml/sdtformatlock" xmlns:w16se="http://schemas.microsoft.com/office/word/2015/wordml/symex" xmlns:wpg="http://schemas.microsoft.com/office/word/2010/wordprocessingGroup" xmlns:wpi="http://schemas.microsoft.com/office/word/2010/wordprocessingInk" xmlns:wne="http://schemas.microsoft.com/office/word/2006/wordml" xmlns:wps="http://schemas.microsoft.com/office/word/2010/wordprocessingShape" mc:Ignorable="w14 w15 w16se w16cid w16 w16cex w16sdtdh w16sdtfl w16du wp14">
   <w:footnote w:type="separator" w:id="-1">
@@ -1283,6 +1369,36 @@
     </w:p>
   </w:footnote>
 </w:footnotes>
+</file>
+
+<file path=word/header1.xml><?xml version="1.0" encoding="utf-8"?>
+<w:hdr xmlns:wpc="http://schemas.microsoft.com/office/word/2010/wordprocessingCanvas" xmlns:cx="http://schemas.microsoft.com/office/drawing/2014/chartex" xmlns:cx1="http://schemas.microsoft.com/office/drawing/2015/9/8/chartex" xmlns:cx2="http://schemas.microsoft.com/office/drawing/2015/10/21/chartex" xmlns:cx3="http://schemas.microsoft.com/office/drawing/2016/5/9/chartex" xmlns:cx4="http://schemas.microsoft.com/office/drawing/2016/5/10/chartex" xmlns:cx5="http://schemas.microsoft.com/office/drawing/2016/5/11/chartex" xmlns:cx6="http://schemas.microsoft.com/office/drawing/2016/5/12/chartex" xmlns:cx7="http://schemas.microsoft.com/office/drawing/2016/5/13/chartex" xmlns:cx8="http://schemas.microsoft.com/office/drawing/2016/5/14/chartex" xmlns:mc="http://schemas.openxmlformats.org/markup-compatibility/2006" xmlns:aink="http://schemas.microsoft.com/office/drawing/2016/ink" xmlns:am3d="http://schemas.microsoft.com/office/drawing/2017/model3d" xmlns:o="urn:schemas-microsoft-com:office:office" xmlns:oel="http://schemas.microsoft.com/office/2019/extlst" xmlns:r="http://schemas.openxmlformats.org/officeDocument/2006/relationships" xmlns:m="http://schemas.openxmlformats.org/officeDocument/2006/math" xmlns:v="urn:schemas-microsoft-com:vml" xmlns:wp14="http://schemas.microsoft.com/office/word/2010/wordprocessingDrawing" xmlns:wp="http://schemas.openxmlformats.org/drawingml/2006/wordprocessingDrawing" xmlns:w10="urn:schemas-microsoft-com:office:word" xmlns:w="http://schemas.openxmlformats.org/wordprocessingml/2006/main" xmlns:w14="http://schemas.microsoft.com/office/word/2010/wordml" xmlns:w15="http://schemas.microsoft.com/office/word/2012/wordml" xmlns:w16cei="http://schemas.microsoft.com/office/word/2026/wordml/cei" xmlns:w16cex="http://schemas.microsoft.com/office/word/2018/wordml/cex" xmlns:w16cid="http://schemas.microsoft.com/office/word/2016/wordml/cid" xmlns:w16="http://schemas.microsoft.com/office/word/2018/wordml" xmlns:w16du="http://schemas.microsoft.com/office/word/2023/wordml/word16du" xmlns:w16sdtdh="http://schemas.microsoft.com/office/word/2020/wordml/sdtdatahash" xmlns:w16sdtfl="http://schemas.microsoft.com/office/word/2024/wordml/sdtformatlock" xmlns:w16se="http://schemas.microsoft.com/office/word/2015/wordml/symex" xmlns:wpg="http://schemas.microsoft.com/office/word/2010/wordprocessingGroup" xmlns:wpi="http://schemas.microsoft.com/office/word/2010/wordprocessingInk" xmlns:wne="http://schemas.microsoft.com/office/word/2006/wordml" xmlns:wps="http://schemas.microsoft.com/office/word/2010/wordprocessingShape" mc:Ignorable="w14 w15 w16se w16cid w16 w16cex w16sdtdh w16sdtfl w16du wp14">
+  <w:p>
+    <w:pPr>
+      <w:pStyle w:val="Header"/>
+    </w:pPr>
+  </w:p>
+</w:hdr>
+</file>
+
+<file path=word/header2.xml><?xml version="1.0" encoding="utf-8"?>
+<w:hdr xmlns:wpc="http://schemas.microsoft.com/office/word/2010/wordprocessingCanvas" xmlns:cx="http://schemas.microsoft.com/office/drawing/2014/chartex" xmlns:cx1="http://schemas.microsoft.com/office/drawing/2015/9/8/chartex" xmlns:cx2="http://schemas.microsoft.com/office/drawing/2015/10/21/chartex" xmlns:cx3="http://schemas.microsoft.com/office/drawing/2016/5/9/chartex" xmlns:cx4="http://schemas.microsoft.com/office/drawing/2016/5/10/chartex" xmlns:cx5="http://schemas.microsoft.com/office/drawing/2016/5/11/chartex" xmlns:cx6="http://schemas.microsoft.com/office/drawing/2016/5/12/chartex" xmlns:cx7="http://schemas.microsoft.com/office/drawing/2016/5/13/chartex" xmlns:cx8="http://schemas.microsoft.com/office/drawing/2016/5/14/chartex" xmlns:mc="http://schemas.openxmlformats.org/markup-compatibility/2006" xmlns:aink="http://schemas.microsoft.com/office/drawing/2016/ink" xmlns:am3d="http://schemas.microsoft.com/office/drawing/2017/model3d" xmlns:o="urn:schemas-microsoft-com:office:office" xmlns:oel="http://schemas.microsoft.com/office/2019/extlst" xmlns:r="http://schemas.openxmlformats.org/officeDocument/2006/relationships" xmlns:m="http://schemas.openxmlformats.org/officeDocument/2006/math" xmlns:v="urn:schemas-microsoft-com:vml" xmlns:wp14="http://schemas.microsoft.com/office/word/2010/wordprocessingDrawing" xmlns:wp="http://schemas.openxmlformats.org/drawingml/2006/wordprocessingDrawing" xmlns:w10="urn:schemas-microsoft-com:office:word" xmlns:w="http://schemas.openxmlformats.org/wordprocessingml/2006/main" xmlns:w14="http://schemas.microsoft.com/office/word/2010/wordml" xmlns:w15="http://schemas.microsoft.com/office/word/2012/wordml" xmlns:w16cei="http://schemas.microsoft.com/office/word/2026/wordml/cei" xmlns:w16cex="http://schemas.microsoft.com/office/word/2018/wordml/cex" xmlns:w16cid="http://schemas.microsoft.com/office/word/2016/wordml/cid" xmlns:w16="http://schemas.microsoft.com/office/word/2018/wordml" xmlns:w16du="http://schemas.microsoft.com/office/word/2023/wordml/word16du" xmlns:w16sdtdh="http://schemas.microsoft.com/office/word/2020/wordml/sdtdatahash" xmlns:w16sdtfl="http://schemas.microsoft.com/office/word/2024/wordml/sdtformatlock" xmlns:w16se="http://schemas.microsoft.com/office/word/2015/wordml/symex" xmlns:wpg="http://schemas.microsoft.com/office/word/2010/wordprocessingGroup" xmlns:wpi="http://schemas.microsoft.com/office/word/2010/wordprocessingInk" xmlns:wne="http://schemas.microsoft.com/office/word/2006/wordml" xmlns:wps="http://schemas.microsoft.com/office/word/2010/wordprocessingShape" mc:Ignorable="w14 w15 w16se w16cid w16 w16cex w16sdtdh w16sdtfl w16du wp14">
+  <w:p>
+    <w:pPr>
+      <w:pStyle w:val="Header"/>
+    </w:pPr>
+  </w:p>
+</w:hdr>
+</file>
+
+<file path=word/header3.xml><?xml version="1.0" encoding="utf-8"?>
+<w:hdr xmlns:wpc="http://schemas.microsoft.com/office/word/2010/wordprocessingCanvas" xmlns:cx="http://schemas.microsoft.com/office/drawing/2014/chartex" xmlns:cx1="http://schemas.microsoft.com/office/drawing/2015/9/8/chartex" xmlns:cx2="http://schemas.microsoft.com/office/drawing/2015/10/21/chartex" xmlns:cx3="http://schemas.microsoft.com/office/drawing/2016/5/9/chartex" xmlns:cx4="http://schemas.microsoft.com/office/drawing/2016/5/10/chartex" xmlns:cx5="http://schemas.microsoft.com/office/drawing/2016/5/11/chartex" xmlns:cx6="http://schemas.microsoft.com/office/drawing/2016/5/12/chartex" xmlns:cx7="http://schemas.microsoft.com/office/drawing/2016/5/13/chartex" xmlns:cx8="http://schemas.microsoft.com/office/drawing/2016/5/14/chartex" xmlns:mc="http://schemas.openxmlformats.org/markup-compatibility/2006" xmlns:aink="http://schemas.microsoft.com/office/drawing/2016/ink" xmlns:am3d="http://schemas.microsoft.com/office/drawing/2017/model3d" xmlns:o="urn:schemas-microsoft-com:office:office" xmlns:oel="http://schemas.microsoft.com/office/2019/extlst" xmlns:r="http://schemas.openxmlformats.org/officeDocument/2006/relationships" xmlns:m="http://schemas.openxmlformats.org/officeDocument/2006/math" xmlns:v="urn:schemas-microsoft-com:vml" xmlns:wp14="http://schemas.microsoft.com/office/word/2010/wordprocessingDrawing" xmlns:wp="http://schemas.openxmlformats.org/drawingml/2006/wordprocessingDrawing" xmlns:w10="urn:schemas-microsoft-com:office:word" xmlns:w="http://schemas.openxmlformats.org/wordprocessingml/2006/main" xmlns:w14="http://schemas.microsoft.com/office/word/2010/wordml" xmlns:w15="http://schemas.microsoft.com/office/word/2012/wordml" xmlns:w16cei="http://schemas.microsoft.com/office/word/2026/wordml/cei" xmlns:w16cex="http://schemas.microsoft.com/office/word/2018/wordml/cex" xmlns:w16cid="http://schemas.microsoft.com/office/word/2016/wordml/cid" xmlns:w16="http://schemas.microsoft.com/office/word/2018/wordml" xmlns:w16du="http://schemas.microsoft.com/office/word/2023/wordml/word16du" xmlns:w16sdtdh="http://schemas.microsoft.com/office/word/2020/wordml/sdtdatahash" xmlns:w16sdtfl="http://schemas.microsoft.com/office/word/2024/wordml/sdtformatlock" xmlns:w16se="http://schemas.microsoft.com/office/word/2015/wordml/symex" xmlns:wpg="http://schemas.microsoft.com/office/word/2010/wordprocessingGroup" xmlns:wpi="http://schemas.microsoft.com/office/word/2010/wordprocessingInk" xmlns:wne="http://schemas.microsoft.com/office/word/2006/wordml" xmlns:wps="http://schemas.microsoft.com/office/word/2010/wordprocessingShape" mc:Ignorable="w14 w15 w16se w16cid w16 w16cex w16sdtdh w16sdtfl w16du wp14">
+  <w:p>
+    <w:pPr>
+      <w:pStyle w:val="Header"/>
+    </w:pPr>
+  </w:p>
+</w:hdr>
 </file>
 
 <file path=word/styles.xml><?xml version="1.0" encoding="utf-8"?>
@@ -1693,7 +1809,7 @@
     <w:link w:val="Heading1Char"/>
     <w:uiPriority w:val="9"/>
     <w:qFormat/>
-    <w:rsid w:val="00791D3E"/>
+    <w:rsid w:val="00C665D2"/>
     <w:pPr>
       <w:keepNext/>
       <w:keepLines/>
@@ -1716,7 +1832,7 @@
     <w:semiHidden/>
     <w:unhideWhenUsed/>
     <w:qFormat/>
-    <w:rsid w:val="00791D3E"/>
+    <w:rsid w:val="00C665D2"/>
     <w:pPr>
       <w:keepNext/>
       <w:keepLines/>
@@ -1739,7 +1855,7 @@
     <w:semiHidden/>
     <w:unhideWhenUsed/>
     <w:qFormat/>
-    <w:rsid w:val="00791D3E"/>
+    <w:rsid w:val="00C665D2"/>
     <w:pPr>
       <w:keepNext/>
       <w:keepLines/>
@@ -1762,7 +1878,7 @@
     <w:semiHidden/>
     <w:unhideWhenUsed/>
     <w:qFormat/>
-    <w:rsid w:val="00791D3E"/>
+    <w:rsid w:val="00C665D2"/>
     <w:pPr>
       <w:keepNext/>
       <w:keepLines/>
@@ -1785,7 +1901,7 @@
     <w:semiHidden/>
     <w:unhideWhenUsed/>
     <w:qFormat/>
-    <w:rsid w:val="00791D3E"/>
+    <w:rsid w:val="00C665D2"/>
     <w:pPr>
       <w:keepNext/>
       <w:keepLines/>
@@ -1806,7 +1922,7 @@
     <w:semiHidden/>
     <w:unhideWhenUsed/>
     <w:qFormat/>
-    <w:rsid w:val="00791D3E"/>
+    <w:rsid w:val="00C665D2"/>
     <w:pPr>
       <w:keepNext/>
       <w:keepLines/>
@@ -1829,7 +1945,7 @@
     <w:semiHidden/>
     <w:unhideWhenUsed/>
     <w:qFormat/>
-    <w:rsid w:val="00791D3E"/>
+    <w:rsid w:val="00C665D2"/>
     <w:pPr>
       <w:keepNext/>
       <w:keepLines/>
@@ -1850,7 +1966,7 @@
     <w:semiHidden/>
     <w:unhideWhenUsed/>
     <w:qFormat/>
-    <w:rsid w:val="00791D3E"/>
+    <w:rsid w:val="00C665D2"/>
     <w:pPr>
       <w:keepNext/>
       <w:keepLines/>
@@ -1873,7 +1989,7 @@
     <w:semiHidden/>
     <w:unhideWhenUsed/>
     <w:qFormat/>
-    <w:rsid w:val="00791D3E"/>
+    <w:rsid w:val="00C665D2"/>
     <w:pPr>
       <w:keepNext/>
       <w:keepLines/>
@@ -1917,7 +2033,7 @@
     <w:basedOn w:val="DefaultParagraphFont"/>
     <w:link w:val="Heading1"/>
     <w:uiPriority w:val="9"/>
-    <w:rsid w:val="00791D3E"/>
+    <w:rsid w:val="00C665D2"/>
     <w:rPr>
       <w:rFonts w:asciiTheme="majorHAnsi" w:eastAsiaTheme="majorEastAsia" w:hAnsiTheme="majorHAnsi" w:cstheme="majorBidi"/>
       <w:color w:val="0F4761" w:themeColor="accent1" w:themeShade="BF"/>
@@ -1931,7 +2047,7 @@
     <w:link w:val="Heading2"/>
     <w:uiPriority w:val="9"/>
     <w:semiHidden/>
-    <w:rsid w:val="00791D3E"/>
+    <w:rsid w:val="00C665D2"/>
     <w:rPr>
       <w:rFonts w:asciiTheme="majorHAnsi" w:eastAsiaTheme="majorEastAsia" w:hAnsiTheme="majorHAnsi" w:cstheme="majorBidi"/>
       <w:color w:val="0F4761" w:themeColor="accent1" w:themeShade="BF"/>
@@ -1945,7 +2061,7 @@
     <w:link w:val="Heading3"/>
     <w:uiPriority w:val="9"/>
     <w:semiHidden/>
-    <w:rsid w:val="00791D3E"/>
+    <w:rsid w:val="00C665D2"/>
     <w:rPr>
       <w:rFonts w:asciiTheme="minorHAnsi" w:eastAsiaTheme="majorEastAsia" w:hAnsiTheme="minorHAnsi" w:cstheme="majorBidi"/>
       <w:color w:val="0F4761" w:themeColor="accent1" w:themeShade="BF"/>
@@ -1959,7 +2075,7 @@
     <w:link w:val="Heading4"/>
     <w:uiPriority w:val="9"/>
     <w:semiHidden/>
-    <w:rsid w:val="00791D3E"/>
+    <w:rsid w:val="00C665D2"/>
     <w:rPr>
       <w:rFonts w:asciiTheme="minorHAnsi" w:eastAsiaTheme="majorEastAsia" w:hAnsiTheme="minorHAnsi" w:cstheme="majorBidi"/>
       <w:i/>
@@ -1973,7 +2089,7 @@
     <w:link w:val="Heading5"/>
     <w:uiPriority w:val="9"/>
     <w:semiHidden/>
-    <w:rsid w:val="00791D3E"/>
+    <w:rsid w:val="00C665D2"/>
     <w:rPr>
       <w:rFonts w:asciiTheme="minorHAnsi" w:eastAsiaTheme="majorEastAsia" w:hAnsiTheme="minorHAnsi" w:cstheme="majorBidi"/>
       <w:color w:val="0F4761" w:themeColor="accent1" w:themeShade="BF"/>
@@ -1985,7 +2101,7 @@
     <w:link w:val="Heading6"/>
     <w:uiPriority w:val="9"/>
     <w:semiHidden/>
-    <w:rsid w:val="00791D3E"/>
+    <w:rsid w:val="00C665D2"/>
     <w:rPr>
       <w:rFonts w:asciiTheme="minorHAnsi" w:eastAsiaTheme="majorEastAsia" w:hAnsiTheme="minorHAnsi" w:cstheme="majorBidi"/>
       <w:i/>
@@ -1999,7 +2115,7 @@
     <w:link w:val="Heading7"/>
     <w:uiPriority w:val="9"/>
     <w:semiHidden/>
-    <w:rsid w:val="00791D3E"/>
+    <w:rsid w:val="00C665D2"/>
     <w:rPr>
       <w:rFonts w:asciiTheme="minorHAnsi" w:eastAsiaTheme="majorEastAsia" w:hAnsiTheme="minorHAnsi" w:cstheme="majorBidi"/>
       <w:color w:val="595959" w:themeColor="text1" w:themeTint="A6"/>
@@ -2011,7 +2127,7 @@
     <w:link w:val="Heading8"/>
     <w:uiPriority w:val="9"/>
     <w:semiHidden/>
-    <w:rsid w:val="00791D3E"/>
+    <w:rsid w:val="00C665D2"/>
     <w:rPr>
       <w:rFonts w:asciiTheme="minorHAnsi" w:eastAsiaTheme="majorEastAsia" w:hAnsiTheme="minorHAnsi" w:cstheme="majorBidi"/>
       <w:i/>
@@ -2025,7 +2141,7 @@
     <w:link w:val="Heading9"/>
     <w:uiPriority w:val="9"/>
     <w:semiHidden/>
-    <w:rsid w:val="00791D3E"/>
+    <w:rsid w:val="00C665D2"/>
     <w:rPr>
       <w:rFonts w:asciiTheme="minorHAnsi" w:eastAsiaTheme="majorEastAsia" w:hAnsiTheme="minorHAnsi" w:cstheme="majorBidi"/>
       <w:color w:val="272727" w:themeColor="text1" w:themeTint="D8"/>
@@ -2038,7 +2154,7 @@
     <w:link w:val="TitleChar"/>
     <w:uiPriority w:val="10"/>
     <w:qFormat/>
-    <w:rsid w:val="00791D3E"/>
+    <w:rsid w:val="00C665D2"/>
     <w:pPr>
       <w:spacing w:after="80" w:line="240" w:lineRule="auto"/>
       <w:contextualSpacing/>
@@ -2056,7 +2172,7 @@
     <w:basedOn w:val="DefaultParagraphFont"/>
     <w:link w:val="Title"/>
     <w:uiPriority w:val="10"/>
-    <w:rsid w:val="00791D3E"/>
+    <w:rsid w:val="00C665D2"/>
     <w:rPr>
       <w:rFonts w:asciiTheme="majorHAnsi" w:eastAsiaTheme="majorEastAsia" w:hAnsiTheme="majorHAnsi" w:cstheme="majorBidi"/>
       <w:spacing w:val="-10"/>
@@ -2072,7 +2188,7 @@
     <w:link w:val="SubtitleChar"/>
     <w:uiPriority w:val="11"/>
     <w:qFormat/>
-    <w:rsid w:val="00791D3E"/>
+    <w:rsid w:val="00C665D2"/>
     <w:pPr>
       <w:numPr>
         <w:ilvl w:val="1"/>
@@ -2091,7 +2207,7 @@
     <w:basedOn w:val="DefaultParagraphFont"/>
     <w:link w:val="Subtitle"/>
     <w:uiPriority w:val="11"/>
-    <w:rsid w:val="00791D3E"/>
+    <w:rsid w:val="00C665D2"/>
     <w:rPr>
       <w:rFonts w:asciiTheme="minorHAnsi" w:eastAsiaTheme="majorEastAsia" w:hAnsiTheme="minorHAnsi" w:cstheme="majorBidi"/>
       <w:color w:val="595959" w:themeColor="text1" w:themeTint="A6"/>
@@ -2107,7 +2223,7 @@
     <w:link w:val="QuoteChar"/>
     <w:uiPriority w:val="29"/>
     <w:qFormat/>
-    <w:rsid w:val="00791D3E"/>
+    <w:rsid w:val="00C665D2"/>
     <w:pPr>
       <w:spacing w:before="160"/>
       <w:jc w:val="center"/>
@@ -2123,7 +2239,7 @@
     <w:basedOn w:val="DefaultParagraphFont"/>
     <w:link w:val="Quote"/>
     <w:uiPriority w:val="29"/>
-    <w:rsid w:val="00791D3E"/>
+    <w:rsid w:val="00C665D2"/>
     <w:rPr>
       <w:i/>
       <w:iCs/>
@@ -2135,7 +2251,7 @@
     <w:basedOn w:val="Normal"/>
     <w:uiPriority w:val="34"/>
     <w:qFormat/>
-    <w:rsid w:val="00791D3E"/>
+    <w:rsid w:val="00C665D2"/>
     <w:pPr>
       <w:ind w:left="720"/>
       <w:contextualSpacing/>
@@ -2146,7 +2262,7 @@
     <w:basedOn w:val="DefaultParagraphFont"/>
     <w:uiPriority w:val="21"/>
     <w:qFormat/>
-    <w:rsid w:val="00791D3E"/>
+    <w:rsid w:val="00C665D2"/>
     <w:rPr>
       <w:i/>
       <w:iCs/>
@@ -2160,7 +2276,7 @@
     <w:link w:val="IntenseQuoteChar"/>
     <w:uiPriority w:val="30"/>
     <w:qFormat/>
-    <w:rsid w:val="00791D3E"/>
+    <w:rsid w:val="00C665D2"/>
     <w:pPr>
       <w:pBdr>
         <w:top w:val="single" w:sz="4" w:space="10" w:color="0F4761" w:themeColor="accent1" w:themeShade="BF"/>
@@ -2181,7 +2297,7 @@
     <w:basedOn w:val="DefaultParagraphFont"/>
     <w:link w:val="IntenseQuote"/>
     <w:uiPriority w:val="30"/>
-    <w:rsid w:val="00791D3E"/>
+    <w:rsid w:val="00C665D2"/>
     <w:rPr>
       <w:i/>
       <w:iCs/>
@@ -2193,7 +2309,7 @@
     <w:basedOn w:val="DefaultParagraphFont"/>
     <w:uiPriority w:val="32"/>
     <w:qFormat/>
-    <w:rsid w:val="00791D3E"/>
+    <w:rsid w:val="00C665D2"/>
     <w:rPr>
       <w:b/>
       <w:bCs/>
@@ -2208,7 +2324,7 @@
     <w:link w:val="HeaderChar"/>
     <w:uiPriority w:val="99"/>
     <w:unhideWhenUsed/>
-    <w:rsid w:val="00791D3E"/>
+    <w:rsid w:val="00C665D2"/>
     <w:pPr>
       <w:tabs>
         <w:tab w:val="center" w:pos="4680"/>
@@ -2222,7 +2338,7 @@
     <w:basedOn w:val="DefaultParagraphFont"/>
     <w:link w:val="Header"/>
     <w:uiPriority w:val="99"/>
-    <w:rsid w:val="00791D3E"/>
+    <w:rsid w:val="00C665D2"/>
   </w:style>
   <w:style w:type="paragraph" w:styleId="Footer">
     <w:name w:val="footer"/>
@@ -2230,7 +2346,7 @@
     <w:link w:val="FooterChar"/>
     <w:uiPriority w:val="99"/>
     <w:unhideWhenUsed/>
-    <w:rsid w:val="00791D3E"/>
+    <w:rsid w:val="00C665D2"/>
     <w:pPr>
       <w:tabs>
         <w:tab w:val="center" w:pos="4680"/>
@@ -2244,7 +2360,7 @@
     <w:basedOn w:val="DefaultParagraphFont"/>
     <w:link w:val="Footer"/>
     <w:uiPriority w:val="99"/>
-    <w:rsid w:val="00791D3E"/>
+    <w:rsid w:val="00C665D2"/>
   </w:style>
 </w:styles>
 </file>

--- a/output/uln_document.docx
+++ b/output/uln_document.docx
@@ -56,9 +56,7 @@
     <w:p>
       <w:pPr>
         <w:tabs>
-          <w:tab w:val="left" w:pos="2551"/>
           <w:tab w:val="left" w:pos="4819"/>
-          <w:tab w:val="left" w:pos="7087"/>
         </w:tabs>
         <w:spacing w:before="80" w:after="60"/>
         <w:ind w:left="283"/>
@@ -77,7 +75,7 @@
         <w:rPr>
           <w:sz w:val="24"/>
         </w:rPr>
-        <w:t>see</w:t>
+        <w:t>seeasdfasdfsd</w:t>
       </w:r>
       <w:r>
         <w:rPr>
@@ -98,12 +96,18 @@
         </w:rPr>
         <w:t>seeing</w:t>
       </w:r>
-      <w:r>
-        <w:rPr>
-          <w:sz w:val="24"/>
-        </w:rPr>
-        <w:tab/>
-      </w:r>
+    </w:p>
+    <w:p>
+      <w:pPr>
+        <w:tabs>
+          <w:tab w:val="left" w:pos="4819"/>
+        </w:tabs>
+        <w:spacing w:before="80" w:after="60"/>
+        <w:ind w:left="283"/>
+        <w:rPr>
+          <w:sz w:val="24"/>
+        </w:rPr>
+      </w:pPr>
       <w:r>
         <w:rPr>
           <w:b/>
@@ -115,7 +119,7 @@
         <w:rPr>
           <w:sz w:val="24"/>
         </w:rPr>
-        <w:t>saw</w:t>
+        <w:t>sawasdfasdfasdfasdfasdfasdfsdf</w:t>
       </w:r>
       <w:r>
         <w:rPr>
@@ -591,7 +595,7 @@
                 <wp:extent cx="3276600" cy="355600"/>
                 <wp:effectExtent l="0" t="0" r="19050" b="25400"/>
                 <wp:wrapNone/>
-                <wp:docPr id="743480541" name="Rectangle: Rounded Corners 1"/>
+                <wp:docPr id="1207538531" name="Rectangle: Rounded Corners 1"/>
                 <wp:cNvGraphicFramePr/>
                 <a:graphic xmlns:a="http://schemas.openxmlformats.org/drawingml/2006/main">
                   <a:graphicData uri="http://schemas.microsoft.com/office/word/2010/wordprocessingShape">
@@ -654,7 +658,7 @@
           </mc:Choice>
           <mc:Fallback>
             <w:pict>
-              <v:roundrect w14:anchorId="6238458C" id="Rectangle: Rounded Corners 1" o:spid="_x0000_s1026" style="position:absolute;margin-left:104.85pt;margin-top:-6pt;width:258pt;height:28pt;z-index:251659264;visibility:visible;mso-wrap-style:square;mso-wrap-distance-left:9pt;mso-wrap-distance-top:0;mso-wrap-distance-right:9pt;mso-wrap-distance-bottom:0;mso-position-horizontal:absolute;mso-position-horizontal-relative:margin;mso-position-vertical:absolute;mso-position-vertical-relative:text;v-text-anchor:middle" arcsize="10923f" o:gfxdata="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" filled="f" fillcolor="#156082 [3204]" strokeweight="1pt">
+              <v:roundrect w14:anchorId="6DEDD072" id="Rectangle: Rounded Corners 1" o:spid="_x0000_s1026" style="position:absolute;margin-left:104.85pt;margin-top:-6pt;width:258pt;height:28pt;z-index:251659264;visibility:visible;mso-wrap-style:square;mso-wrap-distance-left:9pt;mso-wrap-distance-top:0;mso-wrap-distance-right:9pt;mso-wrap-distance-bottom:0;mso-position-horizontal:absolute;mso-position-horizontal-relative:margin;mso-position-vertical:absolute;mso-position-vertical-relative:text;v-text-anchor:middle" arcsize="10923f" o:gfxdata="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" filled="f" fillcolor="#156082 [3204]" strokeweight="1pt">
                 <v:stroke joinstyle="miter"/>
                 <w10:wrap anchorx="margin"/>
               </v:roundrect>
@@ -958,7 +962,7 @@
             <wp:extent cx="1260000" cy="1008000"/>
             <wp:effectExtent l="0" t="0" r="0" b="1905"/>
             <wp:wrapNone/>
-            <wp:docPr id="2135633920" name="Picture 2"/>
+            <wp:docPr id="1451323389" name="Picture 2"/>
             <wp:cNvGraphicFramePr>
               <a:graphicFrameLocks xmlns:a="http://schemas.openxmlformats.org/drawingml/2006/main"/>
             </wp:cNvGraphicFramePr>
@@ -966,7 +970,7 @@
               <a:graphicData uri="http://schemas.openxmlformats.org/drawingml/2006/picture">
                 <pic:pic xmlns:pic="http://schemas.openxmlformats.org/drawingml/2006/picture">
                   <pic:nvPicPr>
-                    <pic:cNvPr id="2135633920" name=""/>
+                    <pic:cNvPr id="1451323389" name=""/>
                     <pic:cNvPicPr/>
                   </pic:nvPicPr>
                   <pic:blipFill>
@@ -1048,6 +1052,7 @@
         <w:rPr>
           <w:sz w:val="24"/>
         </w:rPr>
+        <w:lastRenderedPageBreak/>
         <w:t>Parking is allowed for 40 minutes only.</w:t>
       </w:r>
     </w:p>
@@ -1064,7 +1069,6 @@
           <w:b/>
           <w:sz w:val="24"/>
         </w:rPr>
-        <w:lastRenderedPageBreak/>
         <w:t>II. ERROR CORRECTION</w:t>
       </w:r>
     </w:p>
@@ -1809,7 +1813,7 @@
     <w:link w:val="Heading1Char"/>
     <w:uiPriority w:val="9"/>
     <w:qFormat/>
-    <w:rsid w:val="00C665D2"/>
+    <w:rsid w:val="003E65F2"/>
     <w:pPr>
       <w:keepNext/>
       <w:keepLines/>
@@ -1832,7 +1836,7 @@
     <w:semiHidden/>
     <w:unhideWhenUsed/>
     <w:qFormat/>
-    <w:rsid w:val="00C665D2"/>
+    <w:rsid w:val="003E65F2"/>
     <w:pPr>
       <w:keepNext/>
       <w:keepLines/>
@@ -1855,7 +1859,7 @@
     <w:semiHidden/>
     <w:unhideWhenUsed/>
     <w:qFormat/>
-    <w:rsid w:val="00C665D2"/>
+    <w:rsid w:val="003E65F2"/>
     <w:pPr>
       <w:keepNext/>
       <w:keepLines/>
@@ -1878,7 +1882,7 @@
     <w:semiHidden/>
     <w:unhideWhenUsed/>
     <w:qFormat/>
-    <w:rsid w:val="00C665D2"/>
+    <w:rsid w:val="003E65F2"/>
     <w:pPr>
       <w:keepNext/>
       <w:keepLines/>
@@ -1901,7 +1905,7 @@
     <w:semiHidden/>
     <w:unhideWhenUsed/>
     <w:qFormat/>
-    <w:rsid w:val="00C665D2"/>
+    <w:rsid w:val="003E65F2"/>
     <w:pPr>
       <w:keepNext/>
       <w:keepLines/>
@@ -1922,7 +1926,7 @@
     <w:semiHidden/>
     <w:unhideWhenUsed/>
     <w:qFormat/>
-    <w:rsid w:val="00C665D2"/>
+    <w:rsid w:val="003E65F2"/>
     <w:pPr>
       <w:keepNext/>
       <w:keepLines/>
@@ -1945,7 +1949,7 @@
     <w:semiHidden/>
     <w:unhideWhenUsed/>
     <w:qFormat/>
-    <w:rsid w:val="00C665D2"/>
+    <w:rsid w:val="003E65F2"/>
     <w:pPr>
       <w:keepNext/>
       <w:keepLines/>
@@ -1966,7 +1970,7 @@
     <w:semiHidden/>
     <w:unhideWhenUsed/>
     <w:qFormat/>
-    <w:rsid w:val="00C665D2"/>
+    <w:rsid w:val="003E65F2"/>
     <w:pPr>
       <w:keepNext/>
       <w:keepLines/>
@@ -1989,7 +1993,7 @@
     <w:semiHidden/>
     <w:unhideWhenUsed/>
     <w:qFormat/>
-    <w:rsid w:val="00C665D2"/>
+    <w:rsid w:val="003E65F2"/>
     <w:pPr>
       <w:keepNext/>
       <w:keepLines/>
@@ -2033,7 +2037,7 @@
     <w:basedOn w:val="DefaultParagraphFont"/>
     <w:link w:val="Heading1"/>
     <w:uiPriority w:val="9"/>
-    <w:rsid w:val="00C665D2"/>
+    <w:rsid w:val="003E65F2"/>
     <w:rPr>
       <w:rFonts w:asciiTheme="majorHAnsi" w:eastAsiaTheme="majorEastAsia" w:hAnsiTheme="majorHAnsi" w:cstheme="majorBidi"/>
       <w:color w:val="0F4761" w:themeColor="accent1" w:themeShade="BF"/>
@@ -2047,7 +2051,7 @@
     <w:link w:val="Heading2"/>
     <w:uiPriority w:val="9"/>
     <w:semiHidden/>
-    <w:rsid w:val="00C665D2"/>
+    <w:rsid w:val="003E65F2"/>
     <w:rPr>
       <w:rFonts w:asciiTheme="majorHAnsi" w:eastAsiaTheme="majorEastAsia" w:hAnsiTheme="majorHAnsi" w:cstheme="majorBidi"/>
       <w:color w:val="0F4761" w:themeColor="accent1" w:themeShade="BF"/>
@@ -2061,7 +2065,7 @@
     <w:link w:val="Heading3"/>
     <w:uiPriority w:val="9"/>
     <w:semiHidden/>
-    <w:rsid w:val="00C665D2"/>
+    <w:rsid w:val="003E65F2"/>
     <w:rPr>
       <w:rFonts w:asciiTheme="minorHAnsi" w:eastAsiaTheme="majorEastAsia" w:hAnsiTheme="minorHAnsi" w:cstheme="majorBidi"/>
       <w:color w:val="0F4761" w:themeColor="accent1" w:themeShade="BF"/>
@@ -2075,7 +2079,7 @@
     <w:link w:val="Heading4"/>
     <w:uiPriority w:val="9"/>
     <w:semiHidden/>
-    <w:rsid w:val="00C665D2"/>
+    <w:rsid w:val="003E65F2"/>
     <w:rPr>
       <w:rFonts w:asciiTheme="minorHAnsi" w:eastAsiaTheme="majorEastAsia" w:hAnsiTheme="minorHAnsi" w:cstheme="majorBidi"/>
       <w:i/>
@@ -2089,7 +2093,7 @@
     <w:link w:val="Heading5"/>
     <w:uiPriority w:val="9"/>
     <w:semiHidden/>
-    <w:rsid w:val="00C665D2"/>
+    <w:rsid w:val="003E65F2"/>
     <w:rPr>
       <w:rFonts w:asciiTheme="minorHAnsi" w:eastAsiaTheme="majorEastAsia" w:hAnsiTheme="minorHAnsi" w:cstheme="majorBidi"/>
       <w:color w:val="0F4761" w:themeColor="accent1" w:themeShade="BF"/>
@@ -2101,7 +2105,7 @@
     <w:link w:val="Heading6"/>
     <w:uiPriority w:val="9"/>
     <w:semiHidden/>
-    <w:rsid w:val="00C665D2"/>
+    <w:rsid w:val="003E65F2"/>
     <w:rPr>
       <w:rFonts w:asciiTheme="minorHAnsi" w:eastAsiaTheme="majorEastAsia" w:hAnsiTheme="minorHAnsi" w:cstheme="majorBidi"/>
       <w:i/>
@@ -2115,7 +2119,7 @@
     <w:link w:val="Heading7"/>
     <w:uiPriority w:val="9"/>
     <w:semiHidden/>
-    <w:rsid w:val="00C665D2"/>
+    <w:rsid w:val="003E65F2"/>
     <w:rPr>
       <w:rFonts w:asciiTheme="minorHAnsi" w:eastAsiaTheme="majorEastAsia" w:hAnsiTheme="minorHAnsi" w:cstheme="majorBidi"/>
       <w:color w:val="595959" w:themeColor="text1" w:themeTint="A6"/>
@@ -2127,7 +2131,7 @@
     <w:link w:val="Heading8"/>
     <w:uiPriority w:val="9"/>
     <w:semiHidden/>
-    <w:rsid w:val="00C665D2"/>
+    <w:rsid w:val="003E65F2"/>
     <w:rPr>
       <w:rFonts w:asciiTheme="minorHAnsi" w:eastAsiaTheme="majorEastAsia" w:hAnsiTheme="minorHAnsi" w:cstheme="majorBidi"/>
       <w:i/>
@@ -2141,7 +2145,7 @@
     <w:link w:val="Heading9"/>
     <w:uiPriority w:val="9"/>
     <w:semiHidden/>
-    <w:rsid w:val="00C665D2"/>
+    <w:rsid w:val="003E65F2"/>
     <w:rPr>
       <w:rFonts w:asciiTheme="minorHAnsi" w:eastAsiaTheme="majorEastAsia" w:hAnsiTheme="minorHAnsi" w:cstheme="majorBidi"/>
       <w:color w:val="272727" w:themeColor="text1" w:themeTint="D8"/>
@@ -2154,7 +2158,7 @@
     <w:link w:val="TitleChar"/>
     <w:uiPriority w:val="10"/>
     <w:qFormat/>
-    <w:rsid w:val="00C665D2"/>
+    <w:rsid w:val="003E65F2"/>
     <w:pPr>
       <w:spacing w:after="80" w:line="240" w:lineRule="auto"/>
       <w:contextualSpacing/>
@@ -2172,7 +2176,7 @@
     <w:basedOn w:val="DefaultParagraphFont"/>
     <w:link w:val="Title"/>
     <w:uiPriority w:val="10"/>
-    <w:rsid w:val="00C665D2"/>
+    <w:rsid w:val="003E65F2"/>
     <w:rPr>
       <w:rFonts w:asciiTheme="majorHAnsi" w:eastAsiaTheme="majorEastAsia" w:hAnsiTheme="majorHAnsi" w:cstheme="majorBidi"/>
       <w:spacing w:val="-10"/>
@@ -2188,7 +2192,7 @@
     <w:link w:val="SubtitleChar"/>
     <w:uiPriority w:val="11"/>
     <w:qFormat/>
-    <w:rsid w:val="00C665D2"/>
+    <w:rsid w:val="003E65F2"/>
     <w:pPr>
       <w:numPr>
         <w:ilvl w:val="1"/>
@@ -2207,7 +2211,7 @@
     <w:basedOn w:val="DefaultParagraphFont"/>
     <w:link w:val="Subtitle"/>
     <w:uiPriority w:val="11"/>
-    <w:rsid w:val="00C665D2"/>
+    <w:rsid w:val="003E65F2"/>
     <w:rPr>
       <w:rFonts w:asciiTheme="minorHAnsi" w:eastAsiaTheme="majorEastAsia" w:hAnsiTheme="minorHAnsi" w:cstheme="majorBidi"/>
       <w:color w:val="595959" w:themeColor="text1" w:themeTint="A6"/>
@@ -2223,7 +2227,7 @@
     <w:link w:val="QuoteChar"/>
     <w:uiPriority w:val="29"/>
     <w:qFormat/>
-    <w:rsid w:val="00C665D2"/>
+    <w:rsid w:val="003E65F2"/>
     <w:pPr>
       <w:spacing w:before="160"/>
       <w:jc w:val="center"/>
@@ -2239,7 +2243,7 @@
     <w:basedOn w:val="DefaultParagraphFont"/>
     <w:link w:val="Quote"/>
     <w:uiPriority w:val="29"/>
-    <w:rsid w:val="00C665D2"/>
+    <w:rsid w:val="003E65F2"/>
     <w:rPr>
       <w:i/>
       <w:iCs/>
@@ -2251,7 +2255,7 @@
     <w:basedOn w:val="Normal"/>
     <w:uiPriority w:val="34"/>
     <w:qFormat/>
-    <w:rsid w:val="00C665D2"/>
+    <w:rsid w:val="003E65F2"/>
     <w:pPr>
       <w:ind w:left="720"/>
       <w:contextualSpacing/>
@@ -2262,7 +2266,7 @@
     <w:basedOn w:val="DefaultParagraphFont"/>
     <w:uiPriority w:val="21"/>
     <w:qFormat/>
-    <w:rsid w:val="00C665D2"/>
+    <w:rsid w:val="003E65F2"/>
     <w:rPr>
       <w:i/>
       <w:iCs/>
@@ -2276,7 +2280,7 @@
     <w:link w:val="IntenseQuoteChar"/>
     <w:uiPriority w:val="30"/>
     <w:qFormat/>
-    <w:rsid w:val="00C665D2"/>
+    <w:rsid w:val="003E65F2"/>
     <w:pPr>
       <w:pBdr>
         <w:top w:val="single" w:sz="4" w:space="10" w:color="0F4761" w:themeColor="accent1" w:themeShade="BF"/>
@@ -2297,7 +2301,7 @@
     <w:basedOn w:val="DefaultParagraphFont"/>
     <w:link w:val="IntenseQuote"/>
     <w:uiPriority w:val="30"/>
-    <w:rsid w:val="00C665D2"/>
+    <w:rsid w:val="003E65F2"/>
     <w:rPr>
       <w:i/>
       <w:iCs/>
@@ -2309,7 +2313,7 @@
     <w:basedOn w:val="DefaultParagraphFont"/>
     <w:uiPriority w:val="32"/>
     <w:qFormat/>
-    <w:rsid w:val="00C665D2"/>
+    <w:rsid w:val="003E65F2"/>
     <w:rPr>
       <w:b/>
       <w:bCs/>
@@ -2324,7 +2328,7 @@
     <w:link w:val="HeaderChar"/>
     <w:uiPriority w:val="99"/>
     <w:unhideWhenUsed/>
-    <w:rsid w:val="00C665D2"/>
+    <w:rsid w:val="003E65F2"/>
     <w:pPr>
       <w:tabs>
         <w:tab w:val="center" w:pos="4680"/>
@@ -2338,7 +2342,7 @@
     <w:basedOn w:val="DefaultParagraphFont"/>
     <w:link w:val="Header"/>
     <w:uiPriority w:val="99"/>
-    <w:rsid w:val="00C665D2"/>
+    <w:rsid w:val="003E65F2"/>
   </w:style>
   <w:style w:type="paragraph" w:styleId="Footer">
     <w:name w:val="footer"/>
@@ -2346,7 +2350,7 @@
     <w:link w:val="FooterChar"/>
     <w:uiPriority w:val="99"/>
     <w:unhideWhenUsed/>
-    <w:rsid w:val="00C665D2"/>
+    <w:rsid w:val="003E65F2"/>
     <w:pPr>
       <w:tabs>
         <w:tab w:val="center" w:pos="4680"/>
@@ -2360,7 +2364,7 @@
     <w:basedOn w:val="DefaultParagraphFont"/>
     <w:link w:val="Footer"/>
     <w:uiPriority w:val="99"/>
-    <w:rsid w:val="00C665D2"/>
+    <w:rsid w:val="003E65F2"/>
   </w:style>
 </w:styles>
 </file>

--- a/output/uln_document.docx
+++ b/output/uln_document.docx
@@ -51,108 +51,6 @@
           <w:sz w:val="24"/>
         </w:rPr>
         <w:t>1. She is looking forward to ___________ her old friends at the annual reunion.</w:t>
-      </w:r>
-    </w:p>
-    <w:p>
-      <w:pPr>
-        <w:tabs>
-          <w:tab w:val="left" w:pos="4819"/>
-        </w:tabs>
-        <w:spacing w:before="80" w:after="60"/>
-        <w:ind w:left="283"/>
-        <w:rPr>
-          <w:sz w:val="24"/>
-        </w:rPr>
-      </w:pPr>
-      <w:r>
-        <w:rPr>
-          <w:b/>
-          <w:sz w:val="24"/>
-        </w:rPr>
-        <w:t xml:space="preserve">A. </w:t>
-      </w:r>
-      <w:r>
-        <w:rPr>
-          <w:sz w:val="24"/>
-        </w:rPr>
-        <w:t>seeasdfasdfsd</w:t>
-      </w:r>
-      <w:r>
-        <w:rPr>
-          <w:sz w:val="24"/>
-        </w:rPr>
-        <w:tab/>
-      </w:r>
-      <w:r>
-        <w:rPr>
-          <w:b/>
-          <w:sz w:val="24"/>
-        </w:rPr>
-        <w:t xml:space="preserve">B. </w:t>
-      </w:r>
-      <w:r>
-        <w:rPr>
-          <w:sz w:val="24"/>
-        </w:rPr>
-        <w:t>seeing</w:t>
-      </w:r>
-    </w:p>
-    <w:p>
-      <w:pPr>
-        <w:tabs>
-          <w:tab w:val="left" w:pos="4819"/>
-        </w:tabs>
-        <w:spacing w:before="80" w:after="60"/>
-        <w:ind w:left="283"/>
-        <w:rPr>
-          <w:sz w:val="24"/>
-        </w:rPr>
-      </w:pPr>
-      <w:r>
-        <w:rPr>
-          <w:b/>
-          <w:sz w:val="24"/>
-        </w:rPr>
-        <w:t xml:space="preserve">C. </w:t>
-      </w:r>
-      <w:r>
-        <w:rPr>
-          <w:sz w:val="24"/>
-        </w:rPr>
-        <w:t>sawasdfasdfasdfasdfasdfasdfsdf</w:t>
-      </w:r>
-      <w:r>
-        <w:rPr>
-          <w:sz w:val="24"/>
-        </w:rPr>
-        <w:tab/>
-      </w:r>
-      <w:r>
-        <w:rPr>
-          <w:b/>
-          <w:sz w:val="24"/>
-        </w:rPr>
-        <w:t xml:space="preserve">D. </w:t>
-      </w:r>
-      <w:r>
-        <w:rPr>
-          <w:sz w:val="24"/>
-        </w:rPr>
-        <w:t>seen</w:t>
-      </w:r>
-    </w:p>
-    <w:p>
-      <w:pPr>
-        <w:spacing w:before="120" w:after="80"/>
-        <w:rPr>
-          <w:sz w:val="24"/>
-        </w:rPr>
-      </w:pPr>
-      <w:r>
-        <w:rPr>
-          <w:sz w:val="24"/>
-        </w:rPr>
-        <w:t>2. If it ___________ heavily tomorrow, the outdoor festival will be postponed.</w:t>
       </w:r>
     </w:p>
     <w:p>
@@ -179,7 +77,7 @@
         <w:rPr>
           <w:sz w:val="24"/>
         </w:rPr>
-        <w:t>rain</w:t>
+        <w:t>see</w:t>
       </w:r>
       <w:r>
         <w:rPr>
@@ -198,7 +96,7 @@
         <w:rPr>
           <w:sz w:val="24"/>
         </w:rPr>
-        <w:t>rains</w:t>
+        <w:t>seeing</w:t>
       </w:r>
       <w:r>
         <w:rPr>
@@ -217,7 +115,7 @@
         <w:rPr>
           <w:sz w:val="24"/>
         </w:rPr>
-        <w:t>rained</w:t>
+        <w:t>saw</w:t>
       </w:r>
       <w:r>
         <w:rPr>
@@ -236,7 +134,7 @@
         <w:rPr>
           <w:sz w:val="24"/>
         </w:rPr>
-        <w:t>raining</w:t>
+        <w:t>seen</w:t>
       </w:r>
     </w:p>
     <w:p>
@@ -250,7 +148,7 @@
         <w:rPr>
           <w:sz w:val="24"/>
         </w:rPr>
-        <w:t>3. Choose the word whose underlined part is pronounced differently:</w:t>
+        <w:t>2. If it ___________ heavily tomorrow, the outdoor festival will be postponed.</w:t>
       </w:r>
     </w:p>
     <w:p>
@@ -276,15 +174,8 @@
       <w:r>
         <w:rPr>
           <w:sz w:val="24"/>
-          <w:u w:val="single"/>
-        </w:rPr>
-        <w:t>c</w:t>
-      </w:r>
-      <w:r>
-        <w:rPr>
-          <w:sz w:val="24"/>
-        </w:rPr>
-        <w:t>at</w:t>
+        </w:rPr>
+        <w:t>rain</w:t>
       </w:r>
       <w:r>
         <w:rPr>
@@ -302,15 +193,8 @@
       <w:r>
         <w:rPr>
           <w:sz w:val="24"/>
-          <w:u w:val="single"/>
-        </w:rPr>
-        <w:t>c</w:t>
-      </w:r>
-      <w:r>
-        <w:rPr>
-          <w:sz w:val="24"/>
-        </w:rPr>
-        <w:t>ity</w:t>
+        </w:rPr>
+        <w:t>rains</w:t>
       </w:r>
       <w:r>
         <w:rPr>
@@ -328,15 +212,8 @@
       <w:r>
         <w:rPr>
           <w:sz w:val="24"/>
-          <w:u w:val="single"/>
-        </w:rPr>
-        <w:t>c</w:t>
-      </w:r>
-      <w:r>
-        <w:rPr>
-          <w:sz w:val="24"/>
-        </w:rPr>
-        <w:t>ar</w:t>
+        </w:rPr>
+        <w:t>rained</w:t>
       </w:r>
       <w:r>
         <w:rPr>
@@ -354,15 +231,8 @@
       <w:r>
         <w:rPr>
           <w:sz w:val="24"/>
-          <w:u w:val="single"/>
-        </w:rPr>
-        <w:t>c</w:t>
-      </w:r>
-      <w:r>
-        <w:rPr>
-          <w:sz w:val="24"/>
-        </w:rPr>
-        <w:t>up</w:t>
+        </w:rPr>
+        <w:t>raining</w:t>
       </w:r>
     </w:p>
     <w:p>
@@ -376,7 +246,7 @@
         <w:rPr>
           <w:sz w:val="24"/>
         </w:rPr>
-        <w:t>4. My elder brother has been working as a software developer ___________ 2018.</w:t>
+        <w:t>3. Choose the word whose underlined part is pronounced differently:</w:t>
       </w:r>
     </w:p>
     <w:p>
@@ -402,8 +272,15 @@
       <w:r>
         <w:rPr>
           <w:sz w:val="24"/>
-        </w:rPr>
-        <w:t>for</w:t>
+          <w:u w:val="single"/>
+        </w:rPr>
+        <w:t>c</w:t>
+      </w:r>
+      <w:r>
+        <w:rPr>
+          <w:sz w:val="24"/>
+        </w:rPr>
+        <w:t>at</w:t>
       </w:r>
       <w:r>
         <w:rPr>
@@ -421,8 +298,15 @@
       <w:r>
         <w:rPr>
           <w:sz w:val="24"/>
-        </w:rPr>
-        <w:t>since</w:t>
+          <w:u w:val="single"/>
+        </w:rPr>
+        <w:t>c</w:t>
+      </w:r>
+      <w:r>
+        <w:rPr>
+          <w:sz w:val="24"/>
+        </w:rPr>
+        <w:t>ity</w:t>
       </w:r>
       <w:r>
         <w:rPr>
@@ -440,8 +324,15 @@
       <w:r>
         <w:rPr>
           <w:sz w:val="24"/>
-        </w:rPr>
-        <w:t>in</w:t>
+          <w:u w:val="single"/>
+        </w:rPr>
+        <w:t>c</w:t>
+      </w:r>
+      <w:r>
+        <w:rPr>
+          <w:sz w:val="24"/>
+        </w:rPr>
+        <w:t>ar</w:t>
       </w:r>
       <w:r>
         <w:rPr>
@@ -459,8 +350,15 @@
       <w:r>
         <w:rPr>
           <w:sz w:val="24"/>
-        </w:rPr>
-        <w:t>at</w:t>
+          <w:u w:val="single"/>
+        </w:rPr>
+        <w:t>c</w:t>
+      </w:r>
+      <w:r>
+        <w:rPr>
+          <w:sz w:val="24"/>
+        </w:rPr>
+        <w:t>up</w:t>
       </w:r>
     </w:p>
     <w:p>
@@ -474,7 +372,7 @@
         <w:rPr>
           <w:sz w:val="24"/>
         </w:rPr>
-        <w:t>5. Choose the word that has a different primary stress pattern:</w:t>
+        <w:t>4. My elder brother has been working as a software developer ___________ 2018.</w:t>
       </w:r>
     </w:p>
     <w:p>
@@ -501,6 +399,104 @@
         <w:rPr>
           <w:sz w:val="24"/>
         </w:rPr>
+        <w:t>for</w:t>
+      </w:r>
+      <w:r>
+        <w:rPr>
+          <w:sz w:val="24"/>
+        </w:rPr>
+        <w:tab/>
+      </w:r>
+      <w:r>
+        <w:rPr>
+          <w:b/>
+          <w:sz w:val="24"/>
+        </w:rPr>
+        <w:t xml:space="preserve">B. </w:t>
+      </w:r>
+      <w:r>
+        <w:rPr>
+          <w:sz w:val="24"/>
+        </w:rPr>
+        <w:t>since</w:t>
+      </w:r>
+      <w:r>
+        <w:rPr>
+          <w:sz w:val="24"/>
+        </w:rPr>
+        <w:tab/>
+      </w:r>
+      <w:r>
+        <w:rPr>
+          <w:b/>
+          <w:sz w:val="24"/>
+        </w:rPr>
+        <w:t xml:space="preserve">C. </w:t>
+      </w:r>
+      <w:r>
+        <w:rPr>
+          <w:sz w:val="24"/>
+        </w:rPr>
+        <w:t>in</w:t>
+      </w:r>
+      <w:r>
+        <w:rPr>
+          <w:sz w:val="24"/>
+        </w:rPr>
+        <w:tab/>
+      </w:r>
+      <w:r>
+        <w:rPr>
+          <w:b/>
+          <w:sz w:val="24"/>
+        </w:rPr>
+        <w:t xml:space="preserve">D. </w:t>
+      </w:r>
+      <w:r>
+        <w:rPr>
+          <w:sz w:val="24"/>
+        </w:rPr>
+        <w:t>at</w:t>
+      </w:r>
+    </w:p>
+    <w:p>
+      <w:pPr>
+        <w:spacing w:before="120" w:after="80"/>
+        <w:rPr>
+          <w:sz w:val="24"/>
+        </w:rPr>
+      </w:pPr>
+      <w:r>
+        <w:rPr>
+          <w:sz w:val="24"/>
+        </w:rPr>
+        <w:t>5. Choose the word that has a different primary stress pattern:</w:t>
+      </w:r>
+    </w:p>
+    <w:p>
+      <w:pPr>
+        <w:tabs>
+          <w:tab w:val="left" w:pos="2551"/>
+          <w:tab w:val="left" w:pos="4819"/>
+          <w:tab w:val="left" w:pos="7087"/>
+        </w:tabs>
+        <w:spacing w:before="80" w:after="60"/>
+        <w:ind w:left="283"/>
+        <w:rPr>
+          <w:sz w:val="24"/>
+        </w:rPr>
+      </w:pPr>
+      <w:r>
+        <w:rPr>
+          <w:b/>
+          <w:sz w:val="24"/>
+        </w:rPr>
+        <w:t xml:space="preserve">A. </w:t>
+      </w:r>
+      <w:r>
+        <w:rPr>
+          <w:sz w:val="24"/>
+        </w:rPr>
         <w:t>teacher</w:t>
       </w:r>
       <w:r>
@@ -584,7 +580,7 @@
         <mc:AlternateContent>
           <mc:Choice Requires="wps">
             <w:drawing>
-              <wp:anchor distT="0" distB="0" distL="114300" distR="114300" simplePos="0" relativeHeight="251659264" behindDoc="0" locked="0" layoutInCell="1" allowOverlap="1">
+              <wp:anchor distT="0" distB="0" distL="114300" distR="114300" simplePos="0" relativeHeight="251659264" behindDoc="0" locked="0" layoutInCell="1" allowOverlap="1" wp14:anchorId="73F752CD" wp14:editId="4E070811">
                 <wp:simplePos x="0" y="0"/>
                 <wp:positionH relativeFrom="margin">
                   <wp:posOffset>1331595</wp:posOffset>
@@ -595,7 +591,7 @@
                 <wp:extent cx="3276600" cy="355600"/>
                 <wp:effectExtent l="0" t="0" r="19050" b="25400"/>
                 <wp:wrapNone/>
-                <wp:docPr id="1207538531" name="Rectangle: Rounded Corners 1"/>
+                <wp:docPr id="845357617" name="Rectangle: Rounded Corners 1"/>
                 <wp:cNvGraphicFramePr/>
                 <a:graphic xmlns:a="http://schemas.openxmlformats.org/drawingml/2006/main">
                   <a:graphicData uri="http://schemas.microsoft.com/office/word/2010/wordprocessingShape">
@@ -658,7 +654,7 @@
           </mc:Choice>
           <mc:Fallback>
             <w:pict>
-              <v:roundrect w14:anchorId="6DEDD072" id="Rectangle: Rounded Corners 1" o:spid="_x0000_s1026" style="position:absolute;margin-left:104.85pt;margin-top:-6pt;width:258pt;height:28pt;z-index:251659264;visibility:visible;mso-wrap-style:square;mso-wrap-distance-left:9pt;mso-wrap-distance-top:0;mso-wrap-distance-right:9pt;mso-wrap-distance-bottom:0;mso-position-horizontal:absolute;mso-position-horizontal-relative:margin;mso-position-vertical:absolute;mso-position-vertical-relative:text;v-text-anchor:middle" arcsize="10923f" o:gfxdata="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" filled="f" fillcolor="#156082 [3204]" strokeweight="1pt">
+              <v:roundrect w14:anchorId="03A71BC1" id="Rectangle: Rounded Corners 1" o:spid="_x0000_s1026" style="position:absolute;margin-left:104.85pt;margin-top:-6pt;width:258pt;height:28pt;z-index:251659264;visibility:visible;mso-wrap-style:square;mso-wrap-distance-left:9pt;mso-wrap-distance-top:0;mso-wrap-distance-right:9pt;mso-wrap-distance-bottom:0;mso-position-horizontal:absolute;mso-position-horizontal-relative:margin;mso-position-vertical:absolute;mso-position-vertical-relative:text;v-text-anchor:middle" arcsize="10923f" o:gfxdata="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" filled="f" fillcolor="#156082 [3204]" strokeweight="1pt">
                 <v:stroke joinstyle="miter"/>
                 <w10:wrap anchorx="margin"/>
               </v:roundrect>
@@ -951,7 +947,7 @@
           <w:sz w:val="24"/>
         </w:rPr>
         <w:drawing>
-          <wp:anchor distT="0" distB="0" distL="114300" distR="114300" simplePos="0" relativeHeight="251660288" behindDoc="0" locked="0" layoutInCell="1" allowOverlap="1">
+          <wp:anchor distT="0" distB="0" distL="114300" distR="114300" simplePos="0" relativeHeight="251660288" behindDoc="0" locked="0" layoutInCell="1" allowOverlap="1" wp14:anchorId="1EB68506" wp14:editId="394295B4">
             <wp:simplePos x="0" y="0"/>
             <wp:positionH relativeFrom="margin">
               <wp:posOffset>4679950</wp:posOffset>
@@ -962,7 +958,7 @@
             <wp:extent cx="1260000" cy="1008000"/>
             <wp:effectExtent l="0" t="0" r="0" b="1905"/>
             <wp:wrapNone/>
-            <wp:docPr id="1451323389" name="Picture 2"/>
+            <wp:docPr id="510194739" name="Picture 2"/>
             <wp:cNvGraphicFramePr>
               <a:graphicFrameLocks xmlns:a="http://schemas.openxmlformats.org/drawingml/2006/main"/>
             </wp:cNvGraphicFramePr>
@@ -970,7 +966,7 @@
               <a:graphicData uri="http://schemas.openxmlformats.org/drawingml/2006/picture">
                 <pic:pic xmlns:pic="http://schemas.openxmlformats.org/drawingml/2006/picture">
                   <pic:nvPicPr>
-                    <pic:cNvPr id="1451323389" name=""/>
+                    <pic:cNvPr id="510194739" name=""/>
                     <pic:cNvPicPr/>
                   </pic:nvPicPr>
                   <pic:blipFill>
@@ -1052,23 +1048,23 @@
         <w:rPr>
           <w:sz w:val="24"/>
         </w:rPr>
+        <w:t>Parking is allowed for 40 minutes only.</w:t>
+      </w:r>
+    </w:p>
+    <w:p>
+      <w:pPr>
+        <w:spacing w:before="120" w:after="80" w:line="240" w:lineRule="auto"/>
+        <w:rPr>
+          <w:b/>
+          <w:sz w:val="24"/>
+        </w:rPr>
+      </w:pPr>
+      <w:r>
+        <w:rPr>
+          <w:b/>
+          <w:sz w:val="24"/>
+        </w:rPr>
         <w:lastRenderedPageBreak/>
-        <w:t>Parking is allowed for 40 minutes only.</w:t>
-      </w:r>
-    </w:p>
-    <w:p>
-      <w:pPr>
-        <w:spacing w:before="120" w:after="80" w:line="240" w:lineRule="auto"/>
-        <w:rPr>
-          <w:b/>
-          <w:sz w:val="24"/>
-        </w:rPr>
-      </w:pPr>
-      <w:r>
-        <w:rPr>
-          <w:b/>
-          <w:sz w:val="24"/>
-        </w:rPr>
         <w:t>II. ERROR CORRECTION</w:t>
       </w:r>
     </w:p>
@@ -1291,7 +1287,7 @@
         <w:noProof/>
         <w:sz w:val="20"/>
       </w:rPr>
-      <w:t>1</w:t>
+      <w:t>2</w:t>
     </w:r>
     <w:r>
       <w:rPr>
@@ -1328,7 +1324,7 @@
         <w:noProof/>
         <w:sz w:val="20"/>
       </w:rPr>
-      <w:t>1</w:t>
+      <w:t>2</w:t>
     </w:r>
     <w:r>
       <w:rPr>
@@ -1813,7 +1809,7 @@
     <w:link w:val="Heading1Char"/>
     <w:uiPriority w:val="9"/>
     <w:qFormat/>
-    <w:rsid w:val="003E65F2"/>
+    <w:rsid w:val="00362565"/>
     <w:pPr>
       <w:keepNext/>
       <w:keepLines/>
@@ -1836,7 +1832,7 @@
     <w:semiHidden/>
     <w:unhideWhenUsed/>
     <w:qFormat/>
-    <w:rsid w:val="003E65F2"/>
+    <w:rsid w:val="00362565"/>
     <w:pPr>
       <w:keepNext/>
       <w:keepLines/>
@@ -1859,7 +1855,7 @@
     <w:semiHidden/>
     <w:unhideWhenUsed/>
     <w:qFormat/>
-    <w:rsid w:val="003E65F2"/>
+    <w:rsid w:val="00362565"/>
     <w:pPr>
       <w:keepNext/>
       <w:keepLines/>
@@ -1882,7 +1878,7 @@
     <w:semiHidden/>
     <w:unhideWhenUsed/>
     <w:qFormat/>
-    <w:rsid w:val="003E65F2"/>
+    <w:rsid w:val="00362565"/>
     <w:pPr>
       <w:keepNext/>
       <w:keepLines/>
@@ -1905,7 +1901,7 @@
     <w:semiHidden/>
     <w:unhideWhenUsed/>
     <w:qFormat/>
-    <w:rsid w:val="003E65F2"/>
+    <w:rsid w:val="00362565"/>
     <w:pPr>
       <w:keepNext/>
       <w:keepLines/>
@@ -1926,7 +1922,7 @@
     <w:semiHidden/>
     <w:unhideWhenUsed/>
     <w:qFormat/>
-    <w:rsid w:val="003E65F2"/>
+    <w:rsid w:val="00362565"/>
     <w:pPr>
       <w:keepNext/>
       <w:keepLines/>
@@ -1949,7 +1945,7 @@
     <w:semiHidden/>
     <w:unhideWhenUsed/>
     <w:qFormat/>
-    <w:rsid w:val="003E65F2"/>
+    <w:rsid w:val="00362565"/>
     <w:pPr>
       <w:keepNext/>
       <w:keepLines/>
@@ -1970,7 +1966,7 @@
     <w:semiHidden/>
     <w:unhideWhenUsed/>
     <w:qFormat/>
-    <w:rsid w:val="003E65F2"/>
+    <w:rsid w:val="00362565"/>
     <w:pPr>
       <w:keepNext/>
       <w:keepLines/>
@@ -1993,7 +1989,7 @@
     <w:semiHidden/>
     <w:unhideWhenUsed/>
     <w:qFormat/>
-    <w:rsid w:val="003E65F2"/>
+    <w:rsid w:val="00362565"/>
     <w:pPr>
       <w:keepNext/>
       <w:keepLines/>
@@ -2037,7 +2033,7 @@
     <w:basedOn w:val="DefaultParagraphFont"/>
     <w:link w:val="Heading1"/>
     <w:uiPriority w:val="9"/>
-    <w:rsid w:val="003E65F2"/>
+    <w:rsid w:val="00362565"/>
     <w:rPr>
       <w:rFonts w:asciiTheme="majorHAnsi" w:eastAsiaTheme="majorEastAsia" w:hAnsiTheme="majorHAnsi" w:cstheme="majorBidi"/>
       <w:color w:val="0F4761" w:themeColor="accent1" w:themeShade="BF"/>
@@ -2051,7 +2047,7 @@
     <w:link w:val="Heading2"/>
     <w:uiPriority w:val="9"/>
     <w:semiHidden/>
-    <w:rsid w:val="003E65F2"/>
+    <w:rsid w:val="00362565"/>
     <w:rPr>
       <w:rFonts w:asciiTheme="majorHAnsi" w:eastAsiaTheme="majorEastAsia" w:hAnsiTheme="majorHAnsi" w:cstheme="majorBidi"/>
       <w:color w:val="0F4761" w:themeColor="accent1" w:themeShade="BF"/>
@@ -2065,7 +2061,7 @@
     <w:link w:val="Heading3"/>
     <w:uiPriority w:val="9"/>
     <w:semiHidden/>
-    <w:rsid w:val="003E65F2"/>
+    <w:rsid w:val="00362565"/>
     <w:rPr>
       <w:rFonts w:asciiTheme="minorHAnsi" w:eastAsiaTheme="majorEastAsia" w:hAnsiTheme="minorHAnsi" w:cstheme="majorBidi"/>
       <w:color w:val="0F4761" w:themeColor="accent1" w:themeShade="BF"/>
@@ -2079,7 +2075,7 @@
     <w:link w:val="Heading4"/>
     <w:uiPriority w:val="9"/>
     <w:semiHidden/>
-    <w:rsid w:val="003E65F2"/>
+    <w:rsid w:val="00362565"/>
     <w:rPr>
       <w:rFonts w:asciiTheme="minorHAnsi" w:eastAsiaTheme="majorEastAsia" w:hAnsiTheme="minorHAnsi" w:cstheme="majorBidi"/>
       <w:i/>
@@ -2093,7 +2089,7 @@
     <w:link w:val="Heading5"/>
     <w:uiPriority w:val="9"/>
     <w:semiHidden/>
-    <w:rsid w:val="003E65F2"/>
+    <w:rsid w:val="00362565"/>
     <w:rPr>
       <w:rFonts w:asciiTheme="minorHAnsi" w:eastAsiaTheme="majorEastAsia" w:hAnsiTheme="minorHAnsi" w:cstheme="majorBidi"/>
       <w:color w:val="0F4761" w:themeColor="accent1" w:themeShade="BF"/>
@@ -2105,7 +2101,7 @@
     <w:link w:val="Heading6"/>
     <w:uiPriority w:val="9"/>
     <w:semiHidden/>
-    <w:rsid w:val="003E65F2"/>
+    <w:rsid w:val="00362565"/>
     <w:rPr>
       <w:rFonts w:asciiTheme="minorHAnsi" w:eastAsiaTheme="majorEastAsia" w:hAnsiTheme="minorHAnsi" w:cstheme="majorBidi"/>
       <w:i/>
@@ -2119,7 +2115,7 @@
     <w:link w:val="Heading7"/>
     <w:uiPriority w:val="9"/>
     <w:semiHidden/>
-    <w:rsid w:val="003E65F2"/>
+    <w:rsid w:val="00362565"/>
     <w:rPr>
       <w:rFonts w:asciiTheme="minorHAnsi" w:eastAsiaTheme="majorEastAsia" w:hAnsiTheme="minorHAnsi" w:cstheme="majorBidi"/>
       <w:color w:val="595959" w:themeColor="text1" w:themeTint="A6"/>
@@ -2131,7 +2127,7 @@
     <w:link w:val="Heading8"/>
     <w:uiPriority w:val="9"/>
     <w:semiHidden/>
-    <w:rsid w:val="003E65F2"/>
+    <w:rsid w:val="00362565"/>
     <w:rPr>
       <w:rFonts w:asciiTheme="minorHAnsi" w:eastAsiaTheme="majorEastAsia" w:hAnsiTheme="minorHAnsi" w:cstheme="majorBidi"/>
       <w:i/>
@@ -2145,7 +2141,7 @@
     <w:link w:val="Heading9"/>
     <w:uiPriority w:val="9"/>
     <w:semiHidden/>
-    <w:rsid w:val="003E65F2"/>
+    <w:rsid w:val="00362565"/>
     <w:rPr>
       <w:rFonts w:asciiTheme="minorHAnsi" w:eastAsiaTheme="majorEastAsia" w:hAnsiTheme="minorHAnsi" w:cstheme="majorBidi"/>
       <w:color w:val="272727" w:themeColor="text1" w:themeTint="D8"/>
@@ -2158,7 +2154,7 @@
     <w:link w:val="TitleChar"/>
     <w:uiPriority w:val="10"/>
     <w:qFormat/>
-    <w:rsid w:val="003E65F2"/>
+    <w:rsid w:val="00362565"/>
     <w:pPr>
       <w:spacing w:after="80" w:line="240" w:lineRule="auto"/>
       <w:contextualSpacing/>
@@ -2176,7 +2172,7 @@
     <w:basedOn w:val="DefaultParagraphFont"/>
     <w:link w:val="Title"/>
     <w:uiPriority w:val="10"/>
-    <w:rsid w:val="003E65F2"/>
+    <w:rsid w:val="00362565"/>
     <w:rPr>
       <w:rFonts w:asciiTheme="majorHAnsi" w:eastAsiaTheme="majorEastAsia" w:hAnsiTheme="majorHAnsi" w:cstheme="majorBidi"/>
       <w:spacing w:val="-10"/>
@@ -2192,7 +2188,7 @@
     <w:link w:val="SubtitleChar"/>
     <w:uiPriority w:val="11"/>
     <w:qFormat/>
-    <w:rsid w:val="003E65F2"/>
+    <w:rsid w:val="00362565"/>
     <w:pPr>
       <w:numPr>
         <w:ilvl w:val="1"/>
@@ -2211,7 +2207,7 @@
     <w:basedOn w:val="DefaultParagraphFont"/>
     <w:link w:val="Subtitle"/>
     <w:uiPriority w:val="11"/>
-    <w:rsid w:val="003E65F2"/>
+    <w:rsid w:val="00362565"/>
     <w:rPr>
       <w:rFonts w:asciiTheme="minorHAnsi" w:eastAsiaTheme="majorEastAsia" w:hAnsiTheme="minorHAnsi" w:cstheme="majorBidi"/>
       <w:color w:val="595959" w:themeColor="text1" w:themeTint="A6"/>
@@ -2227,7 +2223,7 @@
     <w:link w:val="QuoteChar"/>
     <w:uiPriority w:val="29"/>
     <w:qFormat/>
-    <w:rsid w:val="003E65F2"/>
+    <w:rsid w:val="00362565"/>
     <w:pPr>
       <w:spacing w:before="160"/>
       <w:jc w:val="center"/>
@@ -2243,7 +2239,7 @@
     <w:basedOn w:val="DefaultParagraphFont"/>
     <w:link w:val="Quote"/>
     <w:uiPriority w:val="29"/>
-    <w:rsid w:val="003E65F2"/>
+    <w:rsid w:val="00362565"/>
     <w:rPr>
       <w:i/>
       <w:iCs/>
@@ -2255,7 +2251,7 @@
     <w:basedOn w:val="Normal"/>
     <w:uiPriority w:val="34"/>
     <w:qFormat/>
-    <w:rsid w:val="003E65F2"/>
+    <w:rsid w:val="00362565"/>
     <w:pPr>
       <w:ind w:left="720"/>
       <w:contextualSpacing/>
@@ -2266,7 +2262,7 @@
     <w:basedOn w:val="DefaultParagraphFont"/>
     <w:uiPriority w:val="21"/>
     <w:qFormat/>
-    <w:rsid w:val="003E65F2"/>
+    <w:rsid w:val="00362565"/>
     <w:rPr>
       <w:i/>
       <w:iCs/>
@@ -2280,7 +2276,7 @@
     <w:link w:val="IntenseQuoteChar"/>
     <w:uiPriority w:val="30"/>
     <w:qFormat/>
-    <w:rsid w:val="003E65F2"/>
+    <w:rsid w:val="00362565"/>
     <w:pPr>
       <w:pBdr>
         <w:top w:val="single" w:sz="4" w:space="10" w:color="0F4761" w:themeColor="accent1" w:themeShade="BF"/>
@@ -2301,7 +2297,7 @@
     <w:basedOn w:val="DefaultParagraphFont"/>
     <w:link w:val="IntenseQuote"/>
     <w:uiPriority w:val="30"/>
-    <w:rsid w:val="003E65F2"/>
+    <w:rsid w:val="00362565"/>
     <w:rPr>
       <w:i/>
       <w:iCs/>
@@ -2313,7 +2309,7 @@
     <w:basedOn w:val="DefaultParagraphFont"/>
     <w:uiPriority w:val="32"/>
     <w:qFormat/>
-    <w:rsid w:val="003E65F2"/>
+    <w:rsid w:val="00362565"/>
     <w:rPr>
       <w:b/>
       <w:bCs/>
@@ -2328,7 +2324,7 @@
     <w:link w:val="HeaderChar"/>
     <w:uiPriority w:val="99"/>
     <w:unhideWhenUsed/>
-    <w:rsid w:val="003E65F2"/>
+    <w:rsid w:val="00362565"/>
     <w:pPr>
       <w:tabs>
         <w:tab w:val="center" w:pos="4680"/>
@@ -2342,7 +2338,7 @@
     <w:basedOn w:val="DefaultParagraphFont"/>
     <w:link w:val="Header"/>
     <w:uiPriority w:val="99"/>
-    <w:rsid w:val="003E65F2"/>
+    <w:rsid w:val="00362565"/>
   </w:style>
   <w:style w:type="paragraph" w:styleId="Footer">
     <w:name w:val="footer"/>
@@ -2350,7 +2346,7 @@
     <w:link w:val="FooterChar"/>
     <w:uiPriority w:val="99"/>
     <w:unhideWhenUsed/>
-    <w:rsid w:val="003E65F2"/>
+    <w:rsid w:val="00362565"/>
     <w:pPr>
       <w:tabs>
         <w:tab w:val="center" w:pos="4680"/>
@@ -2364,7 +2360,7 @@
     <w:basedOn w:val="DefaultParagraphFont"/>
     <w:link w:val="Footer"/>
     <w:uiPriority w:val="99"/>
-    <w:rsid w:val="003E65F2"/>
+    <w:rsid w:val="00362565"/>
   </w:style>
 </w:styles>
 </file>

--- a/output/uln_document.docx
+++ b/output/uln_document.docx
@@ -41,16 +41,22 @@
     </w:p>
     <w:p>
       <w:pPr>
+        <w:pStyle w:val="ListParagraph"/>
+        <w:numPr>
+          <w:ilvl w:val="0"/>
+          <w:numId w:val="1"/>
+        </w:numPr>
         <w:spacing w:before="120" w:after="80"/>
         <w:rPr>
-          <w:sz w:val="24"/>
-        </w:rPr>
-      </w:pPr>
-      <w:r>
-        <w:rPr>
-          <w:sz w:val="24"/>
-        </w:rPr>
-        <w:t>1. She is looking forward to ___________ her old friends at the annual reunion.</w:t>
+          <w:b/>
+          <w:sz w:val="24"/>
+        </w:rPr>
+      </w:pPr>
+      <w:r>
+        <w:rPr>
+          <w:sz w:val="24"/>
+        </w:rPr>
+        <w:t>She is looking forward to ___________ her old friends at the annual reunion.</w:t>
       </w:r>
     </w:p>
     <w:p>
@@ -139,6 +145,11 @@
     </w:p>
     <w:p>
       <w:pPr>
+        <w:pStyle w:val="ListParagraph"/>
+        <w:numPr>
+          <w:ilvl w:val="0"/>
+          <w:numId w:val="1"/>
+        </w:numPr>
         <w:spacing w:before="120" w:after="80"/>
         <w:rPr>
           <w:sz w:val="24"/>
@@ -148,7 +159,7 @@
         <w:rPr>
           <w:sz w:val="24"/>
         </w:rPr>
-        <w:t>2. If it ___________ heavily tomorrow, the outdoor festival will be postponed.</w:t>
+        <w:t>If it ___________ heavily tomorrow, the outdoor festival will be postponed.</w:t>
       </w:r>
     </w:p>
     <w:p>
@@ -237,6 +248,11 @@
     </w:p>
     <w:p>
       <w:pPr>
+        <w:pStyle w:val="ListParagraph"/>
+        <w:numPr>
+          <w:ilvl w:val="0"/>
+          <w:numId w:val="1"/>
+        </w:numPr>
         <w:spacing w:before="120" w:after="80"/>
         <w:rPr>
           <w:sz w:val="24"/>
@@ -246,7 +262,7 @@
         <w:rPr>
           <w:sz w:val="24"/>
         </w:rPr>
-        <w:t>3. Choose the word whose underlined part is pronounced differently:</w:t>
+        <w:t>Choose the word whose underlined part is pronounced differently:</w:t>
       </w:r>
     </w:p>
     <w:p>
@@ -363,6 +379,11 @@
     </w:p>
     <w:p>
       <w:pPr>
+        <w:pStyle w:val="ListParagraph"/>
+        <w:numPr>
+          <w:ilvl w:val="0"/>
+          <w:numId w:val="1"/>
+        </w:numPr>
         <w:spacing w:before="120" w:after="80"/>
         <w:rPr>
           <w:sz w:val="24"/>
@@ -372,7 +393,7 @@
         <w:rPr>
           <w:sz w:val="24"/>
         </w:rPr>
-        <w:t>4. My elder brother has been working as a software developer ___________ 2018.</w:t>
+        <w:t>My elder brother has been working as a software developer ___________ 2018.</w:t>
       </w:r>
     </w:p>
     <w:p>
@@ -461,6 +482,11 @@
     </w:p>
     <w:p>
       <w:pPr>
+        <w:pStyle w:val="ListParagraph"/>
+        <w:numPr>
+          <w:ilvl w:val="0"/>
+          <w:numId w:val="1"/>
+        </w:numPr>
         <w:spacing w:before="120" w:after="80"/>
         <w:rPr>
           <w:sz w:val="24"/>
@@ -470,7 +496,7 @@
         <w:rPr>
           <w:sz w:val="24"/>
         </w:rPr>
-        <w:t>5. Choose the word that has a different primary stress pattern:</w:t>
+        <w:t>Choose the word that has a different primary stress pattern:</w:t>
       </w:r>
     </w:p>
     <w:p>
@@ -580,7 +606,7 @@
         <mc:AlternateContent>
           <mc:Choice Requires="wps">
             <w:drawing>
-              <wp:anchor distT="0" distB="0" distL="114300" distR="114300" simplePos="0" relativeHeight="251659264" behindDoc="0" locked="0" layoutInCell="1" allowOverlap="1" wp14:anchorId="73F752CD" wp14:editId="4E070811">
+              <wp:anchor distT="0" distB="0" distL="114300" distR="114300" simplePos="0" relativeHeight="251659264" behindDoc="0" locked="0" layoutInCell="1" allowOverlap="1" wp14:anchorId="2B34B278" wp14:editId="1FAF6835">
                 <wp:simplePos x="0" y="0"/>
                 <wp:positionH relativeFrom="margin">
                   <wp:posOffset>1331595</wp:posOffset>
@@ -591,7 +617,7 @@
                 <wp:extent cx="3276600" cy="355600"/>
                 <wp:effectExtent l="0" t="0" r="19050" b="25400"/>
                 <wp:wrapNone/>
-                <wp:docPr id="845357617" name="Rectangle: Rounded Corners 1"/>
+                <wp:docPr id="1211450012" name="Rectangle: Rounded Corners 1"/>
                 <wp:cNvGraphicFramePr/>
                 <a:graphic xmlns:a="http://schemas.openxmlformats.org/drawingml/2006/main">
                   <a:graphicData uri="http://schemas.microsoft.com/office/word/2010/wordprocessingShape">
@@ -654,7 +680,7 @@
           </mc:Choice>
           <mc:Fallback>
             <w:pict>
-              <v:roundrect w14:anchorId="03A71BC1" id="Rectangle: Rounded Corners 1" o:spid="_x0000_s1026" style="position:absolute;margin-left:104.85pt;margin-top:-6pt;width:258pt;height:28pt;z-index:251659264;visibility:visible;mso-wrap-style:square;mso-wrap-distance-left:9pt;mso-wrap-distance-top:0;mso-wrap-distance-right:9pt;mso-wrap-distance-bottom:0;mso-position-horizontal:absolute;mso-position-horizontal-relative:margin;mso-position-vertical:absolute;mso-position-vertical-relative:text;v-text-anchor:middle" arcsize="10923f" o:gfxdata="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" filled="f" fillcolor="#156082 [3204]" strokeweight="1pt">
+              <v:roundrect w14:anchorId="64262990" id="Rectangle: Rounded Corners 1" o:spid="_x0000_s1026" style="position:absolute;margin-left:104.85pt;margin-top:-6pt;width:258pt;height:28pt;z-index:251659264;visibility:visible;mso-wrap-style:square;mso-wrap-distance-left:9pt;mso-wrap-distance-top:0;mso-wrap-distance-right:9pt;mso-wrap-distance-bottom:0;mso-position-horizontal:absolute;mso-position-horizontal-relative:margin;mso-position-vertical:absolute;mso-position-vertical-relative:text;v-text-anchor:middle" arcsize="10923f" o:gfxdata="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" filled="f" fillcolor="#156082 [3204]" strokeweight="1pt">
                 <v:stroke joinstyle="miter"/>
                 <w10:wrap anchorx="margin"/>
               </v:roundrect>
@@ -698,20 +724,26 @@
     </w:p>
     <w:p>
       <w:pPr>
+        <w:pStyle w:val="ListParagraph"/>
+        <w:numPr>
+          <w:ilvl w:val="0"/>
+          <w:numId w:val="1"/>
+        </w:numPr>
         <w:tabs>
           <w:tab w:val="left" w:pos="4137"/>
           <w:tab w:val="left" w:pos="6057"/>
         </w:tabs>
         <w:spacing w:before="120" w:after="80" w:line="480" w:lineRule="auto"/>
         <w:rPr>
-          <w:sz w:val="24"/>
-        </w:rPr>
-      </w:pPr>
-      <w:r>
-        <w:rPr>
-          <w:sz w:val="24"/>
-        </w:rPr>
-        <w:t>6. Green plants produce oxygen and glucose during the process of ___________.</w:t>
+          <w:b/>
+          <w:sz w:val="24"/>
+        </w:rPr>
+      </w:pPr>
+      <w:r>
+        <w:rPr>
+          <w:sz w:val="24"/>
+        </w:rPr>
+        <w:t>Green plants produce oxygen and glucose during the process of ___________.</w:t>
       </w:r>
     </w:p>
     <w:p>
@@ -820,6 +852,11 @@
     </w:p>
     <w:p>
       <w:pPr>
+        <w:pStyle w:val="ListParagraph"/>
+        <w:numPr>
+          <w:ilvl w:val="0"/>
+          <w:numId w:val="1"/>
+        </w:numPr>
         <w:spacing w:before="120" w:after="80" w:line="480" w:lineRule="auto"/>
         <w:rPr>
           <w:sz w:val="24"/>
@@ -829,7 +866,7 @@
         <w:rPr>
           <w:sz w:val="24"/>
         </w:rPr>
-        <w:t>7. Why did Minh enjoy his summer stay in the countryside?</w:t>
+        <w:t>Why did Minh enjoy his summer stay in the countryside?</w:t>
       </w:r>
     </w:p>
     <w:p>
@@ -931,23 +968,25 @@
         <w:rPr>
           <w:sz w:val="24"/>
         </w:rPr>
-        <w:t>8. What does this traffic sign indicate?</w:t>
+        <w:t>#8. What does this traffic sign indicate?</w:t>
       </w:r>
     </w:p>
     <w:p>
       <w:pPr>
         <w:spacing w:before="60" w:after="60" w:line="240" w:lineRule="auto"/>
-        <w:rPr>
-          <w:sz w:val="24"/>
-        </w:rPr>
-      </w:pPr>
-      <w:r>
-        <w:rPr>
+        <w:ind w:left="283"/>
+        <w:rPr>
+          <w:sz w:val="24"/>
+        </w:rPr>
+      </w:pPr>
+      <w:r>
+        <w:rPr>
+          <w:b/>
           <w:noProof/>
           <w:sz w:val="24"/>
         </w:rPr>
         <w:drawing>
-          <wp:anchor distT="0" distB="0" distL="114300" distR="114300" simplePos="0" relativeHeight="251660288" behindDoc="0" locked="0" layoutInCell="1" allowOverlap="1" wp14:anchorId="1EB68506" wp14:editId="394295B4">
+          <wp:anchor distT="0" distB="0" distL="114300" distR="114300" simplePos="0" relativeHeight="251660288" behindDoc="0" locked="0" layoutInCell="1" allowOverlap="1" wp14:anchorId="273D7F17" wp14:editId="7D4153EB">
             <wp:simplePos x="0" y="0"/>
             <wp:positionH relativeFrom="margin">
               <wp:posOffset>4679950</wp:posOffset>
@@ -958,7 +997,7 @@
             <wp:extent cx="1260000" cy="1008000"/>
             <wp:effectExtent l="0" t="0" r="0" b="1905"/>
             <wp:wrapNone/>
-            <wp:docPr id="510194739" name="Picture 2"/>
+            <wp:docPr id="1698498844" name="Picture 2"/>
             <wp:cNvGraphicFramePr>
               <a:graphicFrameLocks xmlns:a="http://schemas.openxmlformats.org/drawingml/2006/main"/>
             </wp:cNvGraphicFramePr>
@@ -966,11 +1005,11 @@
               <a:graphicData uri="http://schemas.openxmlformats.org/drawingml/2006/picture">
                 <pic:pic xmlns:pic="http://schemas.openxmlformats.org/drawingml/2006/picture">
                   <pic:nvPicPr>
-                    <pic:cNvPr id="510194739" name=""/>
+                    <pic:cNvPr id="1698498844" name=""/>
                     <pic:cNvPicPr/>
                   </pic:nvPicPr>
                   <pic:blipFill>
-                    <a:blip r:embed="rId6">
+                    <a:blip r:embed="rId7">
                       <a:extLst>
                         <a:ext uri="{28A0092B-C50C-407E-A947-70E740481C1C}">
                           <a14:useLocalDpi xmlns:a14="http://schemas.microsoft.com/office/drawing/2010/main" val="0"/>
@@ -1004,51 +1043,82 @@
       </w:r>
       <w:r>
         <w:rPr>
-          <w:sz w:val="24"/>
-        </w:rPr>
-        <w:t>Maximum speed allowed is 40 km/h.</w:t>
+          <w:b/>
+          <w:sz w:val="24"/>
+        </w:rPr>
+        <w:t xml:space="preserve">A. </w:t>
+      </w:r>
+      <w:r>
+        <w:rPr>
+          <w:sz w:val="24"/>
+        </w:rPr>
+        <w:t xml:space="preserve"> Maximum speed allowed is 40 km/h.</w:t>
       </w:r>
     </w:p>
     <w:p>
       <w:pPr>
         <w:spacing w:before="60" w:after="60" w:line="240" w:lineRule="auto"/>
-        <w:rPr>
-          <w:sz w:val="24"/>
-        </w:rPr>
-      </w:pPr>
-      <w:r>
-        <w:rPr>
-          <w:sz w:val="24"/>
-        </w:rPr>
-        <w:t>You must drive faster than 40 km/h.</w:t>
+        <w:ind w:left="283"/>
+        <w:rPr>
+          <w:sz w:val="24"/>
+        </w:rPr>
+      </w:pPr>
+      <w:r>
+        <w:rPr>
+          <w:b/>
+          <w:sz w:val="24"/>
+        </w:rPr>
+        <w:t xml:space="preserve">B. </w:t>
+      </w:r>
+      <w:r>
+        <w:rPr>
+          <w:sz w:val="24"/>
+        </w:rPr>
+        <w:t xml:space="preserve"> You must drive faster than 40 km/h.</w:t>
       </w:r>
     </w:p>
     <w:p>
       <w:pPr>
         <w:spacing w:before="60" w:after="60" w:line="240" w:lineRule="auto"/>
-        <w:rPr>
-          <w:sz w:val="24"/>
-        </w:rPr>
-      </w:pPr>
-      <w:r>
-        <w:rPr>
-          <w:sz w:val="24"/>
-        </w:rPr>
-        <w:t>Vehicles over 40 tons are forbidden.</w:t>
+        <w:ind w:left="283"/>
+        <w:rPr>
+          <w:sz w:val="24"/>
+        </w:rPr>
+      </w:pPr>
+      <w:r>
+        <w:rPr>
+          <w:b/>
+          <w:sz w:val="24"/>
+        </w:rPr>
+        <w:t xml:space="preserve">C. </w:t>
+      </w:r>
+      <w:r>
+        <w:rPr>
+          <w:sz w:val="24"/>
+        </w:rPr>
+        <w:t xml:space="preserve"> Vehicles over 40 tons are forbidden.</w:t>
       </w:r>
     </w:p>
     <w:p>
       <w:pPr>
         <w:spacing w:before="60" w:after="60" w:line="240" w:lineRule="auto"/>
-        <w:rPr>
-          <w:sz w:val="24"/>
-        </w:rPr>
-      </w:pPr>
-      <w:r>
-        <w:rPr>
-          <w:sz w:val="24"/>
-        </w:rPr>
-        <w:t>Parking is allowed for 40 minutes only.</w:t>
+        <w:ind w:left="283"/>
+        <w:rPr>
+          <w:sz w:val="24"/>
+        </w:rPr>
+      </w:pPr>
+      <w:r>
+        <w:rPr>
+          <w:b/>
+          <w:sz w:val="24"/>
+        </w:rPr>
+        <w:t xml:space="preserve">D. </w:t>
+      </w:r>
+      <w:r>
+        <w:rPr>
+          <w:sz w:val="24"/>
+        </w:rPr>
+        <w:t xml:space="preserve"> Parking is allowed for 40 minutes only.</w:t>
       </w:r>
     </w:p>
     <w:p>
@@ -1154,26 +1224,38 @@
     </w:p>
     <w:p>
       <w:pPr>
+        <w:pStyle w:val="ListParagraph"/>
+        <w:numPr>
+          <w:ilvl w:val="0"/>
+          <w:numId w:val="1"/>
+        </w:numPr>
         <w:spacing w:before="120" w:after="80" w:line="240" w:lineRule="auto"/>
         <w:rPr>
-          <w:sz w:val="24"/>
-        </w:rPr>
-      </w:pPr>
-      <w:r>
-        <w:rPr>
-          <w:sz w:val="24"/>
-        </w:rPr>
-        <w:t>10. What is your favourite hobby?</w:t>
-      </w:r>
-    </w:p>
-    <w:p>
-      <w:pPr>
+          <w:b/>
+          <w:sz w:val="24"/>
+        </w:rPr>
+      </w:pPr>
+      <w:r>
+        <w:rPr>
+          <w:sz w:val="24"/>
+        </w:rPr>
+        <w:t>What is your favourite hobby?</w:t>
+      </w:r>
+    </w:p>
+    <w:p>
+      <w:pPr>
+        <w:pStyle w:val="ListParagraph"/>
+        <w:numPr>
+          <w:ilvl w:val="0"/>
+          <w:numId w:val="1"/>
+        </w:numPr>
         <w:tabs>
           <w:tab w:val="right" w:leader="heavy" w:pos="9354"/>
         </w:tabs>
         <w:spacing w:before="80" w:after="60" w:line="240" w:lineRule="auto"/>
-        <w:ind w:left="283"/>
-        <w:rPr>
+        <w:ind w:left="283" w:firstLine="0"/>
+        <w:rPr>
+          <w:b/>
           <w:sz w:val="24"/>
         </w:rPr>
       </w:pPr>
@@ -1200,20 +1282,26 @@
     </w:p>
     <w:p>
       <w:pPr>
+        <w:pStyle w:val="ListParagraph"/>
+        <w:numPr>
+          <w:ilvl w:val="0"/>
+          <w:numId w:val="1"/>
+        </w:numPr>
         <w:spacing w:before="80" w:after="60" w:line="240" w:lineRule="auto"/>
-        <w:ind w:left="283"/>
-        <w:rPr>
+        <w:ind w:left="283" w:firstLine="0"/>
+        <w:rPr>
+          <w:b/>
           <w:sz w:val="24"/>
         </w:rPr>
       </w:pPr>
     </w:p>
     <w:sectPr>
-      <w:headerReference w:type="even" r:id="rId7"/>
-      <w:headerReference w:type="default" r:id="rId8"/>
-      <w:footerReference w:type="even" r:id="rId9"/>
-      <w:footerReference w:type="default" r:id="rId10"/>
-      <w:headerReference w:type="first" r:id="rId11"/>
-      <w:footerReference w:type="first" r:id="rId12"/>
+      <w:headerReference w:type="even" r:id="rId8"/>
+      <w:headerReference w:type="default" r:id="rId9"/>
+      <w:footerReference w:type="even" r:id="rId10"/>
+      <w:footerReference w:type="default" r:id="rId11"/>
+      <w:headerReference w:type="first" r:id="rId12"/>
+      <w:footerReference w:type="first" r:id="rId13"/>
       <w:pgSz w:w="11907" w:h="16840" w:code="9"/>
       <w:pgMar w:top="1134" w:right="850" w:bottom="1134" w:left="1701" w:header="720" w:footer="720" w:gutter="0"/>
       <w:cols w:space="720"/>
@@ -1324,7 +1412,7 @@
         <w:noProof/>
         <w:sz w:val="20"/>
       </w:rPr>
-      <w:t>2</w:t>
+      <w:t>1</w:t>
     </w:r>
     <w:r>
       <w:rPr>
@@ -1399,6 +1487,28 @@
     </w:pPr>
   </w:p>
 </w:hdr>
+</file>
+
+<file path=word/numbering.xml><?xml version="1.0" encoding="utf-8"?>
+<w:numbering xmlns:wpc="http://schemas.microsoft.com/office/word/2010/wordprocessingCanvas" xmlns:cx="http://schemas.microsoft.com/office/drawing/2014/chartex" xmlns:cx1="http://schemas.microsoft.com/office/drawing/2015/9/8/chartex" xmlns:cx2="http://schemas.microsoft.com/office/drawing/2015/10/21/chartex" xmlns:cx3="http://schemas.microsoft.com/office/drawing/2016/5/9/chartex" xmlns:cx4="http://schemas.microsoft.com/office/drawing/2016/5/10/chartex" xmlns:cx5="http://schemas.microsoft.com/office/drawing/2016/5/11/chartex" xmlns:cx6="http://schemas.microsoft.com/office/drawing/2016/5/12/chartex" xmlns:cx7="http://schemas.microsoft.com/office/drawing/2016/5/13/chartex" xmlns:cx8="http://schemas.microsoft.com/office/drawing/2016/5/14/chartex" xmlns:mc="http://schemas.openxmlformats.org/markup-compatibility/2006" xmlns:aink="http://schemas.microsoft.com/office/drawing/2016/ink" xmlns:am3d="http://schemas.microsoft.com/office/drawing/2017/model3d" xmlns:o="urn:schemas-microsoft-com:office:office" xmlns:oel="http://schemas.microsoft.com/office/2019/extlst" xmlns:r="http://schemas.openxmlformats.org/officeDocument/2006/relationships" xmlns:m="http://schemas.openxmlformats.org/officeDocument/2006/math" xmlns:v="urn:schemas-microsoft-com:vml" xmlns:wp14="http://schemas.microsoft.com/office/word/2010/wordprocessingDrawing" xmlns:wp="http://schemas.openxmlformats.org/drawingml/2006/wordprocessingDrawing" xmlns:w10="urn:schemas-microsoft-com:office:word" xmlns:w="http://schemas.openxmlformats.org/wordprocessingml/2006/main" xmlns:w14="http://schemas.microsoft.com/office/word/2010/wordml" xmlns:w15="http://schemas.microsoft.com/office/word/2012/wordml" xmlns:w16cei="http://schemas.microsoft.com/office/word/2026/wordml/cei" xmlns:w16cex="http://schemas.microsoft.com/office/word/2018/wordml/cex" xmlns:w16cid="http://schemas.microsoft.com/office/word/2016/wordml/cid" xmlns:w16="http://schemas.microsoft.com/office/word/2018/wordml" xmlns:w16du="http://schemas.microsoft.com/office/word/2023/wordml/word16du" xmlns:w16sdtdh="http://schemas.microsoft.com/office/word/2020/wordml/sdtdatahash" xmlns:w16sdtfl="http://schemas.microsoft.com/office/word/2024/wordml/sdtformatlock" xmlns:w16se="http://schemas.microsoft.com/office/word/2015/wordml/symex" xmlns:wpg="http://schemas.microsoft.com/office/word/2010/wordprocessingGroup" xmlns:wpi="http://schemas.microsoft.com/office/word/2010/wordprocessingInk" xmlns:wne="http://schemas.microsoft.com/office/word/2006/wordml" xmlns:wps="http://schemas.microsoft.com/office/word/2010/wordprocessingShape" mc:Ignorable="w14 w15 w16se w16cid w16 w16cex w16sdtdh w16sdtfl w16du wp14">
+  <w:abstractNum w:abstractNumId="0" w15:restartNumberingAfterBreak="0">
+    <w:nsid w:val="66050F78"/>
+    <w:multiLevelType w:val="singleLevel"/>
+    <w:tmpl w:val="0409000F"/>
+    <w:lvl w:ilvl="0">
+      <w:start w:val="1"/>
+      <w:numFmt w:val="decimal"/>
+      <w:lvlText w:val="%1."/>
+      <w:lvlJc w:val="left"/>
+      <w:pPr>
+        <w:ind w:left="720" w:hanging="360"/>
+      </w:pPr>
+    </w:lvl>
+  </w:abstractNum>
+  <w:num w:numId="1" w16cid:durableId="474953019">
+    <w:abstractNumId w:val="0"/>
+  </w:num>
+</w:numbering>
 </file>
 
 <file path=word/styles.xml><?xml version="1.0" encoding="utf-8"?>
@@ -1809,7 +1919,7 @@
     <w:link w:val="Heading1Char"/>
     <w:uiPriority w:val="9"/>
     <w:qFormat/>
-    <w:rsid w:val="00362565"/>
+    <w:rsid w:val="002627CA"/>
     <w:pPr>
       <w:keepNext/>
       <w:keepLines/>
@@ -1832,7 +1942,7 @@
     <w:semiHidden/>
     <w:unhideWhenUsed/>
     <w:qFormat/>
-    <w:rsid w:val="00362565"/>
+    <w:rsid w:val="002627CA"/>
     <w:pPr>
       <w:keepNext/>
       <w:keepLines/>
@@ -1855,7 +1965,7 @@
     <w:semiHidden/>
     <w:unhideWhenUsed/>
     <w:qFormat/>
-    <w:rsid w:val="00362565"/>
+    <w:rsid w:val="002627CA"/>
     <w:pPr>
       <w:keepNext/>
       <w:keepLines/>
@@ -1878,7 +1988,7 @@
     <w:semiHidden/>
     <w:unhideWhenUsed/>
     <w:qFormat/>
-    <w:rsid w:val="00362565"/>
+    <w:rsid w:val="002627CA"/>
     <w:pPr>
       <w:keepNext/>
       <w:keepLines/>
@@ -1901,7 +2011,7 @@
     <w:semiHidden/>
     <w:unhideWhenUsed/>
     <w:qFormat/>
-    <w:rsid w:val="00362565"/>
+    <w:rsid w:val="002627CA"/>
     <w:pPr>
       <w:keepNext/>
       <w:keepLines/>
@@ -1922,7 +2032,7 @@
     <w:semiHidden/>
     <w:unhideWhenUsed/>
     <w:qFormat/>
-    <w:rsid w:val="00362565"/>
+    <w:rsid w:val="002627CA"/>
     <w:pPr>
       <w:keepNext/>
       <w:keepLines/>
@@ -1945,7 +2055,7 @@
     <w:semiHidden/>
     <w:unhideWhenUsed/>
     <w:qFormat/>
-    <w:rsid w:val="00362565"/>
+    <w:rsid w:val="002627CA"/>
     <w:pPr>
       <w:keepNext/>
       <w:keepLines/>
@@ -1966,7 +2076,7 @@
     <w:semiHidden/>
     <w:unhideWhenUsed/>
     <w:qFormat/>
-    <w:rsid w:val="00362565"/>
+    <w:rsid w:val="002627CA"/>
     <w:pPr>
       <w:keepNext/>
       <w:keepLines/>
@@ -1989,7 +2099,7 @@
     <w:semiHidden/>
     <w:unhideWhenUsed/>
     <w:qFormat/>
-    <w:rsid w:val="00362565"/>
+    <w:rsid w:val="002627CA"/>
     <w:pPr>
       <w:keepNext/>
       <w:keepLines/>
@@ -2033,7 +2143,7 @@
     <w:basedOn w:val="DefaultParagraphFont"/>
     <w:link w:val="Heading1"/>
     <w:uiPriority w:val="9"/>
-    <w:rsid w:val="00362565"/>
+    <w:rsid w:val="002627CA"/>
     <w:rPr>
       <w:rFonts w:asciiTheme="majorHAnsi" w:eastAsiaTheme="majorEastAsia" w:hAnsiTheme="majorHAnsi" w:cstheme="majorBidi"/>
       <w:color w:val="0F4761" w:themeColor="accent1" w:themeShade="BF"/>
@@ -2047,7 +2157,7 @@
     <w:link w:val="Heading2"/>
     <w:uiPriority w:val="9"/>
     <w:semiHidden/>
-    <w:rsid w:val="00362565"/>
+    <w:rsid w:val="002627CA"/>
     <w:rPr>
       <w:rFonts w:asciiTheme="majorHAnsi" w:eastAsiaTheme="majorEastAsia" w:hAnsiTheme="majorHAnsi" w:cstheme="majorBidi"/>
       <w:color w:val="0F4761" w:themeColor="accent1" w:themeShade="BF"/>
@@ -2061,7 +2171,7 @@
     <w:link w:val="Heading3"/>
     <w:uiPriority w:val="9"/>
     <w:semiHidden/>
-    <w:rsid w:val="00362565"/>
+    <w:rsid w:val="002627CA"/>
     <w:rPr>
       <w:rFonts w:asciiTheme="minorHAnsi" w:eastAsiaTheme="majorEastAsia" w:hAnsiTheme="minorHAnsi" w:cstheme="majorBidi"/>
       <w:color w:val="0F4761" w:themeColor="accent1" w:themeShade="BF"/>
@@ -2075,7 +2185,7 @@
     <w:link w:val="Heading4"/>
     <w:uiPriority w:val="9"/>
     <w:semiHidden/>
-    <w:rsid w:val="00362565"/>
+    <w:rsid w:val="002627CA"/>
     <w:rPr>
       <w:rFonts w:asciiTheme="minorHAnsi" w:eastAsiaTheme="majorEastAsia" w:hAnsiTheme="minorHAnsi" w:cstheme="majorBidi"/>
       <w:i/>
@@ -2089,7 +2199,7 @@
     <w:link w:val="Heading5"/>
     <w:uiPriority w:val="9"/>
     <w:semiHidden/>
-    <w:rsid w:val="00362565"/>
+    <w:rsid w:val="002627CA"/>
     <w:rPr>
       <w:rFonts w:asciiTheme="minorHAnsi" w:eastAsiaTheme="majorEastAsia" w:hAnsiTheme="minorHAnsi" w:cstheme="majorBidi"/>
       <w:color w:val="0F4761" w:themeColor="accent1" w:themeShade="BF"/>
@@ -2101,7 +2211,7 @@
     <w:link w:val="Heading6"/>
     <w:uiPriority w:val="9"/>
     <w:semiHidden/>
-    <w:rsid w:val="00362565"/>
+    <w:rsid w:val="002627CA"/>
     <w:rPr>
       <w:rFonts w:asciiTheme="minorHAnsi" w:eastAsiaTheme="majorEastAsia" w:hAnsiTheme="minorHAnsi" w:cstheme="majorBidi"/>
       <w:i/>
@@ -2115,7 +2225,7 @@
     <w:link w:val="Heading7"/>
     <w:uiPriority w:val="9"/>
     <w:semiHidden/>
-    <w:rsid w:val="00362565"/>
+    <w:rsid w:val="002627CA"/>
     <w:rPr>
       <w:rFonts w:asciiTheme="minorHAnsi" w:eastAsiaTheme="majorEastAsia" w:hAnsiTheme="minorHAnsi" w:cstheme="majorBidi"/>
       <w:color w:val="595959" w:themeColor="text1" w:themeTint="A6"/>
@@ -2127,7 +2237,7 @@
     <w:link w:val="Heading8"/>
     <w:uiPriority w:val="9"/>
     <w:semiHidden/>
-    <w:rsid w:val="00362565"/>
+    <w:rsid w:val="002627CA"/>
     <w:rPr>
       <w:rFonts w:asciiTheme="minorHAnsi" w:eastAsiaTheme="majorEastAsia" w:hAnsiTheme="minorHAnsi" w:cstheme="majorBidi"/>
       <w:i/>
@@ -2141,7 +2251,7 @@
     <w:link w:val="Heading9"/>
     <w:uiPriority w:val="9"/>
     <w:semiHidden/>
-    <w:rsid w:val="00362565"/>
+    <w:rsid w:val="002627CA"/>
     <w:rPr>
       <w:rFonts w:asciiTheme="minorHAnsi" w:eastAsiaTheme="majorEastAsia" w:hAnsiTheme="minorHAnsi" w:cstheme="majorBidi"/>
       <w:color w:val="272727" w:themeColor="text1" w:themeTint="D8"/>
@@ -2154,7 +2264,7 @@
     <w:link w:val="TitleChar"/>
     <w:uiPriority w:val="10"/>
     <w:qFormat/>
-    <w:rsid w:val="00362565"/>
+    <w:rsid w:val="002627CA"/>
     <w:pPr>
       <w:spacing w:after="80" w:line="240" w:lineRule="auto"/>
       <w:contextualSpacing/>
@@ -2172,7 +2282,7 @@
     <w:basedOn w:val="DefaultParagraphFont"/>
     <w:link w:val="Title"/>
     <w:uiPriority w:val="10"/>
-    <w:rsid w:val="00362565"/>
+    <w:rsid w:val="002627CA"/>
     <w:rPr>
       <w:rFonts w:asciiTheme="majorHAnsi" w:eastAsiaTheme="majorEastAsia" w:hAnsiTheme="majorHAnsi" w:cstheme="majorBidi"/>
       <w:spacing w:val="-10"/>
@@ -2188,7 +2298,7 @@
     <w:link w:val="SubtitleChar"/>
     <w:uiPriority w:val="11"/>
     <w:qFormat/>
-    <w:rsid w:val="00362565"/>
+    <w:rsid w:val="002627CA"/>
     <w:pPr>
       <w:numPr>
         <w:ilvl w:val="1"/>
@@ -2207,7 +2317,7 @@
     <w:basedOn w:val="DefaultParagraphFont"/>
     <w:link w:val="Subtitle"/>
     <w:uiPriority w:val="11"/>
-    <w:rsid w:val="00362565"/>
+    <w:rsid w:val="002627CA"/>
     <w:rPr>
       <w:rFonts w:asciiTheme="minorHAnsi" w:eastAsiaTheme="majorEastAsia" w:hAnsiTheme="minorHAnsi" w:cstheme="majorBidi"/>
       <w:color w:val="595959" w:themeColor="text1" w:themeTint="A6"/>
@@ -2223,7 +2333,7 @@
     <w:link w:val="QuoteChar"/>
     <w:uiPriority w:val="29"/>
     <w:qFormat/>
-    <w:rsid w:val="00362565"/>
+    <w:rsid w:val="002627CA"/>
     <w:pPr>
       <w:spacing w:before="160"/>
       <w:jc w:val="center"/>
@@ -2239,7 +2349,7 @@
     <w:basedOn w:val="DefaultParagraphFont"/>
     <w:link w:val="Quote"/>
     <w:uiPriority w:val="29"/>
-    <w:rsid w:val="00362565"/>
+    <w:rsid w:val="002627CA"/>
     <w:rPr>
       <w:i/>
       <w:iCs/>
@@ -2251,7 +2361,7 @@
     <w:basedOn w:val="Normal"/>
     <w:uiPriority w:val="34"/>
     <w:qFormat/>
-    <w:rsid w:val="00362565"/>
+    <w:rsid w:val="002627CA"/>
     <w:pPr>
       <w:ind w:left="720"/>
       <w:contextualSpacing/>
@@ -2262,7 +2372,7 @@
     <w:basedOn w:val="DefaultParagraphFont"/>
     <w:uiPriority w:val="21"/>
     <w:qFormat/>
-    <w:rsid w:val="00362565"/>
+    <w:rsid w:val="002627CA"/>
     <w:rPr>
       <w:i/>
       <w:iCs/>
@@ -2276,7 +2386,7 @@
     <w:link w:val="IntenseQuoteChar"/>
     <w:uiPriority w:val="30"/>
     <w:qFormat/>
-    <w:rsid w:val="00362565"/>
+    <w:rsid w:val="002627CA"/>
     <w:pPr>
       <w:pBdr>
         <w:top w:val="single" w:sz="4" w:space="10" w:color="0F4761" w:themeColor="accent1" w:themeShade="BF"/>
@@ -2297,7 +2407,7 @@
     <w:basedOn w:val="DefaultParagraphFont"/>
     <w:link w:val="IntenseQuote"/>
     <w:uiPriority w:val="30"/>
-    <w:rsid w:val="00362565"/>
+    <w:rsid w:val="002627CA"/>
     <w:rPr>
       <w:i/>
       <w:iCs/>
@@ -2309,7 +2419,7 @@
     <w:basedOn w:val="DefaultParagraphFont"/>
     <w:uiPriority w:val="32"/>
     <w:qFormat/>
-    <w:rsid w:val="00362565"/>
+    <w:rsid w:val="002627CA"/>
     <w:rPr>
       <w:b/>
       <w:bCs/>
@@ -2324,7 +2434,7 @@
     <w:link w:val="HeaderChar"/>
     <w:uiPriority w:val="99"/>
     <w:unhideWhenUsed/>
-    <w:rsid w:val="00362565"/>
+    <w:rsid w:val="002627CA"/>
     <w:pPr>
       <w:tabs>
         <w:tab w:val="center" w:pos="4680"/>
@@ -2338,7 +2448,7 @@
     <w:basedOn w:val="DefaultParagraphFont"/>
     <w:link w:val="Header"/>
     <w:uiPriority w:val="99"/>
-    <w:rsid w:val="00362565"/>
+    <w:rsid w:val="002627CA"/>
   </w:style>
   <w:style w:type="paragraph" w:styleId="Footer">
     <w:name w:val="footer"/>
@@ -2346,7 +2456,7 @@
     <w:link w:val="FooterChar"/>
     <w:uiPriority w:val="99"/>
     <w:unhideWhenUsed/>
-    <w:rsid w:val="00362565"/>
+    <w:rsid w:val="002627CA"/>
     <w:pPr>
       <w:tabs>
         <w:tab w:val="center" w:pos="4680"/>
@@ -2360,7 +2470,7 @@
     <w:basedOn w:val="DefaultParagraphFont"/>
     <w:link w:val="Footer"/>
     <w:uiPriority w:val="99"/>
-    <w:rsid w:val="00362565"/>
+    <w:rsid w:val="002627CA"/>
   </w:style>
 </w:styles>
 </file>

--- a/output/uln_document.docx
+++ b/output/uln_document.docx
@@ -47,6 +47,7 @@
           <w:numId w:val="1"/>
         </w:numPr>
         <w:spacing w:before="120" w:after="80"/>
+        <w:ind w:left="0" w:firstLine="0"/>
         <w:rPr>
           <w:b/>
           <w:sz w:val="24"/>
@@ -151,6 +152,7 @@
           <w:numId w:val="1"/>
         </w:numPr>
         <w:spacing w:before="120" w:after="80"/>
+        <w:ind w:left="0" w:firstLine="0"/>
         <w:rPr>
           <w:sz w:val="24"/>
         </w:rPr>
@@ -254,6 +256,7 @@
           <w:numId w:val="1"/>
         </w:numPr>
         <w:spacing w:before="120" w:after="80"/>
+        <w:ind w:left="0" w:firstLine="0"/>
         <w:rPr>
           <w:sz w:val="24"/>
         </w:rPr>
@@ -385,6 +388,7 @@
           <w:numId w:val="1"/>
         </w:numPr>
         <w:spacing w:before="120" w:after="80"/>
+        <w:ind w:left="0" w:firstLine="0"/>
         <w:rPr>
           <w:sz w:val="24"/>
         </w:rPr>
@@ -488,6 +492,7 @@
           <w:numId w:val="1"/>
         </w:numPr>
         <w:spacing w:before="120" w:after="80"/>
+        <w:ind w:left="0" w:firstLine="0"/>
         <w:rPr>
           <w:sz w:val="24"/>
         </w:rPr>
@@ -606,7 +611,7 @@
         <mc:AlternateContent>
           <mc:Choice Requires="wps">
             <w:drawing>
-              <wp:anchor distT="0" distB="0" distL="114300" distR="114300" simplePos="0" relativeHeight="251659264" behindDoc="0" locked="0" layoutInCell="1" allowOverlap="1" wp14:anchorId="2B34B278" wp14:editId="1FAF6835">
+              <wp:anchor distT="0" distB="0" distL="114300" distR="114300" simplePos="0" relativeHeight="251659264" behindDoc="0" locked="0" layoutInCell="1" allowOverlap="1" wp14:anchorId="518E563A" wp14:editId="5C8EC516">
                 <wp:simplePos x="0" y="0"/>
                 <wp:positionH relativeFrom="margin">
                   <wp:posOffset>1331595</wp:posOffset>
@@ -617,7 +622,7 @@
                 <wp:extent cx="3276600" cy="355600"/>
                 <wp:effectExtent l="0" t="0" r="19050" b="25400"/>
                 <wp:wrapNone/>
-                <wp:docPr id="1211450012" name="Rectangle: Rounded Corners 1"/>
+                <wp:docPr id="1574767411" name="Rectangle: Rounded Corners 1"/>
                 <wp:cNvGraphicFramePr/>
                 <a:graphic xmlns:a="http://schemas.openxmlformats.org/drawingml/2006/main">
                   <a:graphicData uri="http://schemas.microsoft.com/office/word/2010/wordprocessingShape">
@@ -680,7 +685,7 @@
           </mc:Choice>
           <mc:Fallback>
             <w:pict>
-              <v:roundrect w14:anchorId="64262990" id="Rectangle: Rounded Corners 1" o:spid="_x0000_s1026" style="position:absolute;margin-left:104.85pt;margin-top:-6pt;width:258pt;height:28pt;z-index:251659264;visibility:visible;mso-wrap-style:square;mso-wrap-distance-left:9pt;mso-wrap-distance-top:0;mso-wrap-distance-right:9pt;mso-wrap-distance-bottom:0;mso-position-horizontal:absolute;mso-position-horizontal-relative:margin;mso-position-vertical:absolute;mso-position-vertical-relative:text;v-text-anchor:middle" arcsize="10923f" o:gfxdata="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" filled="f" fillcolor="#156082 [3204]" strokeweight="1pt">
+              <v:roundrect w14:anchorId="18ED42A4" id="Rectangle: Rounded Corners 1" o:spid="_x0000_s1026" style="position:absolute;margin-left:104.85pt;margin-top:-6pt;width:258pt;height:28pt;z-index:251659264;visibility:visible;mso-wrap-style:square;mso-wrap-distance-left:9pt;mso-wrap-distance-top:0;mso-wrap-distance-right:9pt;mso-wrap-distance-bottom:0;mso-position-horizontal:absolute;mso-position-horizontal-relative:margin;mso-position-vertical:absolute;mso-position-vertical-relative:text;v-text-anchor:middle" arcsize="10923f" o:gfxdata="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" filled="f" fillcolor="#156082 [3204]" strokeweight="1pt">
                 <v:stroke joinstyle="miter"/>
                 <w10:wrap anchorx="margin"/>
               </v:roundrect>
@@ -727,13 +732,14 @@
         <w:pStyle w:val="ListParagraph"/>
         <w:numPr>
           <w:ilvl w:val="0"/>
-          <w:numId w:val="1"/>
+          <w:numId w:val="2"/>
         </w:numPr>
         <w:tabs>
           <w:tab w:val="left" w:pos="4137"/>
           <w:tab w:val="left" w:pos="6057"/>
         </w:tabs>
         <w:spacing w:before="120" w:after="80" w:line="480" w:lineRule="auto"/>
+        <w:ind w:left="0" w:firstLine="0"/>
         <w:rPr>
           <w:b/>
           <w:sz w:val="24"/>
@@ -855,9 +861,10 @@
         <w:pStyle w:val="ListParagraph"/>
         <w:numPr>
           <w:ilvl w:val="0"/>
-          <w:numId w:val="1"/>
+          <w:numId w:val="3"/>
         </w:numPr>
         <w:spacing w:before="120" w:after="80" w:line="480" w:lineRule="auto"/>
+        <w:ind w:left="0" w:firstLine="0"/>
         <w:rPr>
           <w:sz w:val="24"/>
         </w:rPr>
@@ -959,16 +966,22 @@
     </w:p>
     <w:p>
       <w:pPr>
+        <w:pStyle w:val="ListParagraph"/>
+        <w:numPr>
+          <w:ilvl w:val="0"/>
+          <w:numId w:val="3"/>
+        </w:numPr>
         <w:spacing w:before="60" w:after="60" w:line="240" w:lineRule="auto"/>
-        <w:rPr>
-          <w:sz w:val="24"/>
-        </w:rPr>
-      </w:pPr>
-      <w:r>
-        <w:rPr>
-          <w:sz w:val="24"/>
-        </w:rPr>
-        <w:t>#8. What does this traffic sign indicate?</w:t>
+        <w:ind w:left="0" w:firstLine="0"/>
+        <w:rPr>
+          <w:sz w:val="24"/>
+        </w:rPr>
+      </w:pPr>
+      <w:r>
+        <w:rPr>
+          <w:sz w:val="24"/>
+        </w:rPr>
+        <w:t>What does this traffic sign indicate?</w:t>
       </w:r>
     </w:p>
     <w:p>
@@ -986,7 +999,7 @@
           <w:sz w:val="24"/>
         </w:rPr>
         <w:drawing>
-          <wp:anchor distT="0" distB="0" distL="114300" distR="114300" simplePos="0" relativeHeight="251660288" behindDoc="0" locked="0" layoutInCell="1" allowOverlap="1" wp14:anchorId="273D7F17" wp14:editId="7D4153EB">
+          <wp:anchor distT="0" distB="0" distL="114300" distR="114300" simplePos="0" relativeHeight="251660288" behindDoc="0" locked="0" layoutInCell="1" allowOverlap="1" wp14:anchorId="6C2BCAE9" wp14:editId="67143864">
             <wp:simplePos x="0" y="0"/>
             <wp:positionH relativeFrom="margin">
               <wp:posOffset>4679950</wp:posOffset>
@@ -997,7 +1010,7 @@
             <wp:extent cx="1260000" cy="1008000"/>
             <wp:effectExtent l="0" t="0" r="0" b="1905"/>
             <wp:wrapNone/>
-            <wp:docPr id="1698498844" name="Picture 2"/>
+            <wp:docPr id="1717438928" name="Picture 2"/>
             <wp:cNvGraphicFramePr>
               <a:graphicFrameLocks xmlns:a="http://schemas.openxmlformats.org/drawingml/2006/main"/>
             </wp:cNvGraphicFramePr>
@@ -1005,7 +1018,7 @@
               <a:graphicData uri="http://schemas.openxmlformats.org/drawingml/2006/picture">
                 <pic:pic xmlns:pic="http://schemas.openxmlformats.org/drawingml/2006/picture">
                   <pic:nvPicPr>
-                    <pic:cNvPr id="1698498844" name=""/>
+                    <pic:cNvPr id="1717438928" name=""/>
                     <pic:cNvPicPr/>
                   </pic:nvPicPr>
                   <pic:blipFill>
@@ -1090,6 +1103,7 @@
           <w:b/>
           <w:sz w:val="24"/>
         </w:rPr>
+        <w:lastRenderedPageBreak/>
         <w:t xml:space="preserve">C. </w:t>
       </w:r>
       <w:r>
@@ -1134,7 +1148,6 @@
           <w:b/>
           <w:sz w:val="24"/>
         </w:rPr>
-        <w:lastRenderedPageBreak/>
         <w:t>II. ERROR CORRECTION</w:t>
       </w:r>
     </w:p>
@@ -1156,19 +1169,26 @@
     </w:p>
     <w:p>
       <w:pPr>
+        <w:pStyle w:val="ListParagraph"/>
+        <w:numPr>
+          <w:ilvl w:val="0"/>
+          <w:numId w:val="4"/>
+        </w:numPr>
         <w:tabs>
           <w:tab w:val="right" w:leader="heavy" w:pos="9354"/>
         </w:tabs>
         <w:spacing w:before="60" w:after="60" w:line="240" w:lineRule="auto"/>
-        <w:rPr>
-          <w:sz w:val="24"/>
-        </w:rPr>
-      </w:pPr>
-      <w:r>
-        <w:rPr>
-          <w:sz w:val="24"/>
-        </w:rPr>
-        <w:t xml:space="preserve">9. Nam is my </w:t>
+        <w:ind w:left="0" w:firstLine="0"/>
+        <w:rPr>
+          <w:b/>
+          <w:sz w:val="24"/>
+        </w:rPr>
+      </w:pPr>
+      <w:r>
+        <w:rPr>
+          <w:sz w:val="24"/>
+        </w:rPr>
+        <w:t xml:space="preserve">Nam is my </w:t>
       </w:r>
       <w:r>
         <w:rPr>
@@ -1227,9 +1247,10 @@
         <w:pStyle w:val="ListParagraph"/>
         <w:numPr>
           <w:ilvl w:val="0"/>
-          <w:numId w:val="1"/>
+          <w:numId w:val="5"/>
         </w:numPr>
         <w:spacing w:before="120" w:after="80" w:line="240" w:lineRule="auto"/>
+        <w:ind w:left="0" w:firstLine="0"/>
         <w:rPr>
           <w:b/>
           <w:sz w:val="24"/>
@@ -1247,7 +1268,7 @@
         <w:pStyle w:val="ListParagraph"/>
         <w:numPr>
           <w:ilvl w:val="0"/>
-          <w:numId w:val="1"/>
+          <w:numId w:val="5"/>
         </w:numPr>
         <w:tabs>
           <w:tab w:val="right" w:leader="heavy" w:pos="9354"/>
@@ -1285,7 +1306,7 @@
         <w:pStyle w:val="ListParagraph"/>
         <w:numPr>
           <w:ilvl w:val="0"/>
-          <w:numId w:val="1"/>
+          <w:numId w:val="5"/>
         </w:numPr>
         <w:spacing w:before="80" w:after="60" w:line="240" w:lineRule="auto"/>
         <w:ind w:left="283" w:firstLine="0"/>
@@ -1492,7 +1513,7 @@
 <file path=word/numbering.xml><?xml version="1.0" encoding="utf-8"?>
 <w:numbering xmlns:wpc="http://schemas.microsoft.com/office/word/2010/wordprocessingCanvas" xmlns:cx="http://schemas.microsoft.com/office/drawing/2014/chartex" xmlns:cx1="http://schemas.microsoft.com/office/drawing/2015/9/8/chartex" xmlns:cx2="http://schemas.microsoft.com/office/drawing/2015/10/21/chartex" xmlns:cx3="http://schemas.microsoft.com/office/drawing/2016/5/9/chartex" xmlns:cx4="http://schemas.microsoft.com/office/drawing/2016/5/10/chartex" xmlns:cx5="http://schemas.microsoft.com/office/drawing/2016/5/11/chartex" xmlns:cx6="http://schemas.microsoft.com/office/drawing/2016/5/12/chartex" xmlns:cx7="http://schemas.microsoft.com/office/drawing/2016/5/13/chartex" xmlns:cx8="http://schemas.microsoft.com/office/drawing/2016/5/14/chartex" xmlns:mc="http://schemas.openxmlformats.org/markup-compatibility/2006" xmlns:aink="http://schemas.microsoft.com/office/drawing/2016/ink" xmlns:am3d="http://schemas.microsoft.com/office/drawing/2017/model3d" xmlns:o="urn:schemas-microsoft-com:office:office" xmlns:oel="http://schemas.microsoft.com/office/2019/extlst" xmlns:r="http://schemas.openxmlformats.org/officeDocument/2006/relationships" xmlns:m="http://schemas.openxmlformats.org/officeDocument/2006/math" xmlns:v="urn:schemas-microsoft-com:vml" xmlns:wp14="http://schemas.microsoft.com/office/word/2010/wordprocessingDrawing" xmlns:wp="http://schemas.openxmlformats.org/drawingml/2006/wordprocessingDrawing" xmlns:w10="urn:schemas-microsoft-com:office:word" xmlns:w="http://schemas.openxmlformats.org/wordprocessingml/2006/main" xmlns:w14="http://schemas.microsoft.com/office/word/2010/wordml" xmlns:w15="http://schemas.microsoft.com/office/word/2012/wordml" xmlns:w16cei="http://schemas.microsoft.com/office/word/2026/wordml/cei" xmlns:w16cex="http://schemas.microsoft.com/office/word/2018/wordml/cex" xmlns:w16cid="http://schemas.microsoft.com/office/word/2016/wordml/cid" xmlns:w16="http://schemas.microsoft.com/office/word/2018/wordml" xmlns:w16du="http://schemas.microsoft.com/office/word/2023/wordml/word16du" xmlns:w16sdtdh="http://schemas.microsoft.com/office/word/2020/wordml/sdtdatahash" xmlns:w16sdtfl="http://schemas.microsoft.com/office/word/2024/wordml/sdtformatlock" xmlns:w16se="http://schemas.microsoft.com/office/word/2015/wordml/symex" xmlns:wpg="http://schemas.microsoft.com/office/word/2010/wordprocessingGroup" xmlns:wpi="http://schemas.microsoft.com/office/word/2010/wordprocessingInk" xmlns:wne="http://schemas.microsoft.com/office/word/2006/wordml" xmlns:wps="http://schemas.microsoft.com/office/word/2010/wordprocessingShape" mc:Ignorable="w14 w15 w16se w16cid w16 w16cex w16sdtdh w16sdtfl w16du wp14">
   <w:abstractNum w:abstractNumId="0" w15:restartNumberingAfterBreak="0">
-    <w:nsid w:val="66050F78"/>
+    <w:nsid w:val="126321DD"/>
     <w:multiLevelType w:val="singleLevel"/>
     <w:tmpl w:val="0409000F"/>
     <w:lvl w:ilvl="0">
@@ -1503,9 +1524,92 @@
       <w:pPr>
         <w:ind w:left="720" w:hanging="360"/>
       </w:pPr>
+      <w:rPr>
+        <w:rFonts w:hint="default"/>
+      </w:rPr>
     </w:lvl>
   </w:abstractNum>
-  <w:num w:numId="1" w16cid:durableId="474953019">
+  <w:abstractNum w:abstractNumId="1" w15:restartNumberingAfterBreak="0">
+    <w:nsid w:val="315B3488"/>
+    <w:multiLevelType w:val="singleLevel"/>
+    <w:tmpl w:val="0409000F"/>
+    <w:lvl w:ilvl="0">
+      <w:start w:val="1"/>
+      <w:numFmt w:val="decimal"/>
+      <w:lvlText w:val="%1."/>
+      <w:lvlJc w:val="left"/>
+      <w:pPr>
+        <w:ind w:left="720" w:hanging="360"/>
+      </w:pPr>
+      <w:rPr>
+        <w:rFonts w:hint="default"/>
+      </w:rPr>
+    </w:lvl>
+  </w:abstractNum>
+  <w:abstractNum w:abstractNumId="2" w15:restartNumberingAfterBreak="0">
+    <w:nsid w:val="39605DF7"/>
+    <w:multiLevelType w:val="singleLevel"/>
+    <w:tmpl w:val="0409000F"/>
+    <w:lvl w:ilvl="0">
+      <w:start w:val="1"/>
+      <w:numFmt w:val="decimal"/>
+      <w:lvlText w:val="%1."/>
+      <w:lvlJc w:val="left"/>
+      <w:pPr>
+        <w:ind w:left="720" w:hanging="360"/>
+      </w:pPr>
+      <w:rPr>
+        <w:rFonts w:hint="default"/>
+      </w:rPr>
+    </w:lvl>
+  </w:abstractNum>
+  <w:abstractNum w:abstractNumId="3" w15:restartNumberingAfterBreak="0">
+    <w:nsid w:val="63A150A5"/>
+    <w:multiLevelType w:val="singleLevel"/>
+    <w:tmpl w:val="0409000F"/>
+    <w:lvl w:ilvl="0">
+      <w:start w:val="1"/>
+      <w:numFmt w:val="decimal"/>
+      <w:lvlText w:val="%1."/>
+      <w:lvlJc w:val="left"/>
+      <w:pPr>
+        <w:ind w:left="720" w:hanging="360"/>
+      </w:pPr>
+      <w:rPr>
+        <w:rFonts w:hint="default"/>
+      </w:rPr>
+    </w:lvl>
+  </w:abstractNum>
+  <w:abstractNum w:abstractNumId="4" w15:restartNumberingAfterBreak="0">
+    <w:nsid w:val="6D1E6D73"/>
+    <w:multiLevelType w:val="singleLevel"/>
+    <w:tmpl w:val="0409000F"/>
+    <w:lvl w:ilvl="0">
+      <w:start w:val="1"/>
+      <w:numFmt w:val="decimal"/>
+      <w:lvlText w:val="%1."/>
+      <w:lvlJc w:val="left"/>
+      <w:pPr>
+        <w:ind w:left="720" w:hanging="360"/>
+      </w:pPr>
+      <w:rPr>
+        <w:rFonts w:hint="default"/>
+      </w:rPr>
+    </w:lvl>
+  </w:abstractNum>
+  <w:num w:numId="1" w16cid:durableId="153842928">
+    <w:abstractNumId w:val="3"/>
+  </w:num>
+  <w:num w:numId="2" w16cid:durableId="384763836">
+    <w:abstractNumId w:val="4"/>
+  </w:num>
+  <w:num w:numId="3" w16cid:durableId="1764110506">
+    <w:abstractNumId w:val="1"/>
+  </w:num>
+  <w:num w:numId="4" w16cid:durableId="461383226">
+    <w:abstractNumId w:val="2"/>
+  </w:num>
+  <w:num w:numId="5" w16cid:durableId="979652056">
     <w:abstractNumId w:val="0"/>
   </w:num>
 </w:numbering>
@@ -1919,7 +2023,7 @@
     <w:link w:val="Heading1Char"/>
     <w:uiPriority w:val="9"/>
     <w:qFormat/>
-    <w:rsid w:val="002627CA"/>
+    <w:rsid w:val="0039794A"/>
     <w:pPr>
       <w:keepNext/>
       <w:keepLines/>
@@ -1942,7 +2046,7 @@
     <w:semiHidden/>
     <w:unhideWhenUsed/>
     <w:qFormat/>
-    <w:rsid w:val="002627CA"/>
+    <w:rsid w:val="0039794A"/>
     <w:pPr>
       <w:keepNext/>
       <w:keepLines/>
@@ -1965,7 +2069,7 @@
     <w:semiHidden/>
     <w:unhideWhenUsed/>
     <w:qFormat/>
-    <w:rsid w:val="002627CA"/>
+    <w:rsid w:val="0039794A"/>
     <w:pPr>
       <w:keepNext/>
       <w:keepLines/>
@@ -1988,7 +2092,7 @@
     <w:semiHidden/>
     <w:unhideWhenUsed/>
     <w:qFormat/>
-    <w:rsid w:val="002627CA"/>
+    <w:rsid w:val="0039794A"/>
     <w:pPr>
       <w:keepNext/>
       <w:keepLines/>
@@ -2011,7 +2115,7 @@
     <w:semiHidden/>
     <w:unhideWhenUsed/>
     <w:qFormat/>
-    <w:rsid w:val="002627CA"/>
+    <w:rsid w:val="0039794A"/>
     <w:pPr>
       <w:keepNext/>
       <w:keepLines/>
@@ -2032,7 +2136,7 @@
     <w:semiHidden/>
     <w:unhideWhenUsed/>
     <w:qFormat/>
-    <w:rsid w:val="002627CA"/>
+    <w:rsid w:val="0039794A"/>
     <w:pPr>
       <w:keepNext/>
       <w:keepLines/>
@@ -2055,7 +2159,7 @@
     <w:semiHidden/>
     <w:unhideWhenUsed/>
     <w:qFormat/>
-    <w:rsid w:val="002627CA"/>
+    <w:rsid w:val="0039794A"/>
     <w:pPr>
       <w:keepNext/>
       <w:keepLines/>
@@ -2076,7 +2180,7 @@
     <w:semiHidden/>
     <w:unhideWhenUsed/>
     <w:qFormat/>
-    <w:rsid w:val="002627CA"/>
+    <w:rsid w:val="0039794A"/>
     <w:pPr>
       <w:keepNext/>
       <w:keepLines/>
@@ -2099,7 +2203,7 @@
     <w:semiHidden/>
     <w:unhideWhenUsed/>
     <w:qFormat/>
-    <w:rsid w:val="002627CA"/>
+    <w:rsid w:val="0039794A"/>
     <w:pPr>
       <w:keepNext/>
       <w:keepLines/>
@@ -2143,7 +2247,7 @@
     <w:basedOn w:val="DefaultParagraphFont"/>
     <w:link w:val="Heading1"/>
     <w:uiPriority w:val="9"/>
-    <w:rsid w:val="002627CA"/>
+    <w:rsid w:val="0039794A"/>
     <w:rPr>
       <w:rFonts w:asciiTheme="majorHAnsi" w:eastAsiaTheme="majorEastAsia" w:hAnsiTheme="majorHAnsi" w:cstheme="majorBidi"/>
       <w:color w:val="0F4761" w:themeColor="accent1" w:themeShade="BF"/>
@@ -2157,7 +2261,7 @@
     <w:link w:val="Heading2"/>
     <w:uiPriority w:val="9"/>
     <w:semiHidden/>
-    <w:rsid w:val="002627CA"/>
+    <w:rsid w:val="0039794A"/>
     <w:rPr>
       <w:rFonts w:asciiTheme="majorHAnsi" w:eastAsiaTheme="majorEastAsia" w:hAnsiTheme="majorHAnsi" w:cstheme="majorBidi"/>
       <w:color w:val="0F4761" w:themeColor="accent1" w:themeShade="BF"/>
@@ -2171,7 +2275,7 @@
     <w:link w:val="Heading3"/>
     <w:uiPriority w:val="9"/>
     <w:semiHidden/>
-    <w:rsid w:val="002627CA"/>
+    <w:rsid w:val="0039794A"/>
     <w:rPr>
       <w:rFonts w:asciiTheme="minorHAnsi" w:eastAsiaTheme="majorEastAsia" w:hAnsiTheme="minorHAnsi" w:cstheme="majorBidi"/>
       <w:color w:val="0F4761" w:themeColor="accent1" w:themeShade="BF"/>
@@ -2185,7 +2289,7 @@
     <w:link w:val="Heading4"/>
     <w:uiPriority w:val="9"/>
     <w:semiHidden/>
-    <w:rsid w:val="002627CA"/>
+    <w:rsid w:val="0039794A"/>
     <w:rPr>
       <w:rFonts w:asciiTheme="minorHAnsi" w:eastAsiaTheme="majorEastAsia" w:hAnsiTheme="minorHAnsi" w:cstheme="majorBidi"/>
       <w:i/>
@@ -2199,7 +2303,7 @@
     <w:link w:val="Heading5"/>
     <w:uiPriority w:val="9"/>
     <w:semiHidden/>
-    <w:rsid w:val="002627CA"/>
+    <w:rsid w:val="0039794A"/>
     <w:rPr>
       <w:rFonts w:asciiTheme="minorHAnsi" w:eastAsiaTheme="majorEastAsia" w:hAnsiTheme="minorHAnsi" w:cstheme="majorBidi"/>
       <w:color w:val="0F4761" w:themeColor="accent1" w:themeShade="BF"/>
@@ -2211,7 +2315,7 @@
     <w:link w:val="Heading6"/>
     <w:uiPriority w:val="9"/>
     <w:semiHidden/>
-    <w:rsid w:val="002627CA"/>
+    <w:rsid w:val="0039794A"/>
     <w:rPr>
       <w:rFonts w:asciiTheme="minorHAnsi" w:eastAsiaTheme="majorEastAsia" w:hAnsiTheme="minorHAnsi" w:cstheme="majorBidi"/>
       <w:i/>
@@ -2225,7 +2329,7 @@
     <w:link w:val="Heading7"/>
     <w:uiPriority w:val="9"/>
     <w:semiHidden/>
-    <w:rsid w:val="002627CA"/>
+    <w:rsid w:val="0039794A"/>
     <w:rPr>
       <w:rFonts w:asciiTheme="minorHAnsi" w:eastAsiaTheme="majorEastAsia" w:hAnsiTheme="minorHAnsi" w:cstheme="majorBidi"/>
       <w:color w:val="595959" w:themeColor="text1" w:themeTint="A6"/>
@@ -2237,7 +2341,7 @@
     <w:link w:val="Heading8"/>
     <w:uiPriority w:val="9"/>
     <w:semiHidden/>
-    <w:rsid w:val="002627CA"/>
+    <w:rsid w:val="0039794A"/>
     <w:rPr>
       <w:rFonts w:asciiTheme="minorHAnsi" w:eastAsiaTheme="majorEastAsia" w:hAnsiTheme="minorHAnsi" w:cstheme="majorBidi"/>
       <w:i/>
@@ -2251,7 +2355,7 @@
     <w:link w:val="Heading9"/>
     <w:uiPriority w:val="9"/>
     <w:semiHidden/>
-    <w:rsid w:val="002627CA"/>
+    <w:rsid w:val="0039794A"/>
     <w:rPr>
       <w:rFonts w:asciiTheme="minorHAnsi" w:eastAsiaTheme="majorEastAsia" w:hAnsiTheme="minorHAnsi" w:cstheme="majorBidi"/>
       <w:color w:val="272727" w:themeColor="text1" w:themeTint="D8"/>
@@ -2264,7 +2368,7 @@
     <w:link w:val="TitleChar"/>
     <w:uiPriority w:val="10"/>
     <w:qFormat/>
-    <w:rsid w:val="002627CA"/>
+    <w:rsid w:val="0039794A"/>
     <w:pPr>
       <w:spacing w:after="80" w:line="240" w:lineRule="auto"/>
       <w:contextualSpacing/>
@@ -2282,7 +2386,7 @@
     <w:basedOn w:val="DefaultParagraphFont"/>
     <w:link w:val="Title"/>
     <w:uiPriority w:val="10"/>
-    <w:rsid w:val="002627CA"/>
+    <w:rsid w:val="0039794A"/>
     <w:rPr>
       <w:rFonts w:asciiTheme="majorHAnsi" w:eastAsiaTheme="majorEastAsia" w:hAnsiTheme="majorHAnsi" w:cstheme="majorBidi"/>
       <w:spacing w:val="-10"/>
@@ -2298,7 +2402,7 @@
     <w:link w:val="SubtitleChar"/>
     <w:uiPriority w:val="11"/>
     <w:qFormat/>
-    <w:rsid w:val="002627CA"/>
+    <w:rsid w:val="0039794A"/>
     <w:pPr>
       <w:numPr>
         <w:ilvl w:val="1"/>
@@ -2317,7 +2421,7 @@
     <w:basedOn w:val="DefaultParagraphFont"/>
     <w:link w:val="Subtitle"/>
     <w:uiPriority w:val="11"/>
-    <w:rsid w:val="002627CA"/>
+    <w:rsid w:val="0039794A"/>
     <w:rPr>
       <w:rFonts w:asciiTheme="minorHAnsi" w:eastAsiaTheme="majorEastAsia" w:hAnsiTheme="minorHAnsi" w:cstheme="majorBidi"/>
       <w:color w:val="595959" w:themeColor="text1" w:themeTint="A6"/>
@@ -2333,7 +2437,7 @@
     <w:link w:val="QuoteChar"/>
     <w:uiPriority w:val="29"/>
     <w:qFormat/>
-    <w:rsid w:val="002627CA"/>
+    <w:rsid w:val="0039794A"/>
     <w:pPr>
       <w:spacing w:before="160"/>
       <w:jc w:val="center"/>
@@ -2349,7 +2453,7 @@
     <w:basedOn w:val="DefaultParagraphFont"/>
     <w:link w:val="Quote"/>
     <w:uiPriority w:val="29"/>
-    <w:rsid w:val="002627CA"/>
+    <w:rsid w:val="0039794A"/>
     <w:rPr>
       <w:i/>
       <w:iCs/>
@@ -2361,7 +2465,7 @@
     <w:basedOn w:val="Normal"/>
     <w:uiPriority w:val="34"/>
     <w:qFormat/>
-    <w:rsid w:val="002627CA"/>
+    <w:rsid w:val="0039794A"/>
     <w:pPr>
       <w:ind w:left="720"/>
       <w:contextualSpacing/>
@@ -2372,7 +2476,7 @@
     <w:basedOn w:val="DefaultParagraphFont"/>
     <w:uiPriority w:val="21"/>
     <w:qFormat/>
-    <w:rsid w:val="002627CA"/>
+    <w:rsid w:val="0039794A"/>
     <w:rPr>
       <w:i/>
       <w:iCs/>
@@ -2386,7 +2490,7 @@
     <w:link w:val="IntenseQuoteChar"/>
     <w:uiPriority w:val="30"/>
     <w:qFormat/>
-    <w:rsid w:val="002627CA"/>
+    <w:rsid w:val="0039794A"/>
     <w:pPr>
       <w:pBdr>
         <w:top w:val="single" w:sz="4" w:space="10" w:color="0F4761" w:themeColor="accent1" w:themeShade="BF"/>
@@ -2407,7 +2511,7 @@
     <w:basedOn w:val="DefaultParagraphFont"/>
     <w:link w:val="IntenseQuote"/>
     <w:uiPriority w:val="30"/>
-    <w:rsid w:val="002627CA"/>
+    <w:rsid w:val="0039794A"/>
     <w:rPr>
       <w:i/>
       <w:iCs/>
@@ -2419,7 +2523,7 @@
     <w:basedOn w:val="DefaultParagraphFont"/>
     <w:uiPriority w:val="32"/>
     <w:qFormat/>
-    <w:rsid w:val="002627CA"/>
+    <w:rsid w:val="0039794A"/>
     <w:rPr>
       <w:b/>
       <w:bCs/>
@@ -2434,7 +2538,7 @@
     <w:link w:val="HeaderChar"/>
     <w:uiPriority w:val="99"/>
     <w:unhideWhenUsed/>
-    <w:rsid w:val="002627CA"/>
+    <w:rsid w:val="0039794A"/>
     <w:pPr>
       <w:tabs>
         <w:tab w:val="center" w:pos="4680"/>
@@ -2448,7 +2552,7 @@
     <w:basedOn w:val="DefaultParagraphFont"/>
     <w:link w:val="Header"/>
     <w:uiPriority w:val="99"/>
-    <w:rsid w:val="002627CA"/>
+    <w:rsid w:val="0039794A"/>
   </w:style>
   <w:style w:type="paragraph" w:styleId="Footer">
     <w:name w:val="footer"/>
@@ -2456,7 +2560,7 @@
     <w:link w:val="FooterChar"/>
     <w:uiPriority w:val="99"/>
     <w:unhideWhenUsed/>
-    <w:rsid w:val="002627CA"/>
+    <w:rsid w:val="0039794A"/>
     <w:pPr>
       <w:tabs>
         <w:tab w:val="center" w:pos="4680"/>
@@ -2470,7 +2574,7 @@
     <w:basedOn w:val="DefaultParagraphFont"/>
     <w:link w:val="Footer"/>
     <w:uiPriority w:val="99"/>
-    <w:rsid w:val="002627CA"/>
+    <w:rsid w:val="0039794A"/>
   </w:style>
 </w:styles>
 </file>

--- a/output/uln_document.docx
+++ b/output/uln_document.docx
@@ -44,10 +44,9 @@
         <w:pStyle w:val="ListParagraph"/>
         <w:numPr>
           <w:ilvl w:val="0"/>
-          <w:numId w:val="1"/>
+          <w:numId w:val="2"/>
         </w:numPr>
         <w:spacing w:before="120" w:after="80"/>
-        <w:ind w:left="0" w:firstLine="0"/>
         <w:rPr>
           <w:b/>
           <w:sz w:val="24"/>
@@ -149,10 +148,9 @@
         <w:pStyle w:val="ListParagraph"/>
         <w:numPr>
           <w:ilvl w:val="0"/>
-          <w:numId w:val="1"/>
+          <w:numId w:val="3"/>
         </w:numPr>
         <w:spacing w:before="120" w:after="80"/>
-        <w:ind w:left="0" w:firstLine="0"/>
         <w:rPr>
           <w:sz w:val="24"/>
         </w:rPr>
@@ -253,10 +251,9 @@
         <w:pStyle w:val="ListParagraph"/>
         <w:numPr>
           <w:ilvl w:val="0"/>
-          <w:numId w:val="1"/>
+          <w:numId w:val="4"/>
         </w:numPr>
         <w:spacing w:before="120" w:after="80"/>
-        <w:ind w:left="0" w:firstLine="0"/>
         <w:rPr>
           <w:sz w:val="24"/>
         </w:rPr>
@@ -385,10 +382,9 @@
         <w:pStyle w:val="ListParagraph"/>
         <w:numPr>
           <w:ilvl w:val="0"/>
-          <w:numId w:val="1"/>
+          <w:numId w:val="5"/>
         </w:numPr>
         <w:spacing w:before="120" w:after="80"/>
-        <w:ind w:left="0" w:firstLine="0"/>
         <w:rPr>
           <w:sz w:val="24"/>
         </w:rPr>
@@ -489,10 +485,9 @@
         <w:pStyle w:val="ListParagraph"/>
         <w:numPr>
           <w:ilvl w:val="0"/>
-          <w:numId w:val="1"/>
+          <w:numId w:val="6"/>
         </w:numPr>
         <w:spacing w:before="120" w:after="80"/>
-        <w:ind w:left="0" w:firstLine="0"/>
         <w:rPr>
           <w:sz w:val="24"/>
         </w:rPr>
@@ -611,7 +606,7 @@
         <mc:AlternateContent>
           <mc:Choice Requires="wps">
             <w:drawing>
-              <wp:anchor distT="0" distB="0" distL="114300" distR="114300" simplePos="0" relativeHeight="251659264" behindDoc="0" locked="0" layoutInCell="1" allowOverlap="1" wp14:anchorId="518E563A" wp14:editId="5C8EC516">
+              <wp:anchor distT="0" distB="0" distL="114300" distR="114300" simplePos="0" relativeHeight="251659264" behindDoc="0" locked="0" layoutInCell="1" allowOverlap="1" wp14:anchorId="3B571880" wp14:editId="76E79FD2">
                 <wp:simplePos x="0" y="0"/>
                 <wp:positionH relativeFrom="margin">
                   <wp:posOffset>1331595</wp:posOffset>
@@ -622,7 +617,7 @@
                 <wp:extent cx="3276600" cy="355600"/>
                 <wp:effectExtent l="0" t="0" r="19050" b="25400"/>
                 <wp:wrapNone/>
-                <wp:docPr id="1574767411" name="Rectangle: Rounded Corners 1"/>
+                <wp:docPr id="1692625690" name="Rectangle: Rounded Corners 1"/>
                 <wp:cNvGraphicFramePr/>
                 <a:graphic xmlns:a="http://schemas.openxmlformats.org/drawingml/2006/main">
                   <a:graphicData uri="http://schemas.microsoft.com/office/word/2010/wordprocessingShape">
@@ -685,7 +680,7 @@
           </mc:Choice>
           <mc:Fallback>
             <w:pict>
-              <v:roundrect w14:anchorId="18ED42A4" id="Rectangle: Rounded Corners 1" o:spid="_x0000_s1026" style="position:absolute;margin-left:104.85pt;margin-top:-6pt;width:258pt;height:28pt;z-index:251659264;visibility:visible;mso-wrap-style:square;mso-wrap-distance-left:9pt;mso-wrap-distance-top:0;mso-wrap-distance-right:9pt;mso-wrap-distance-bottom:0;mso-position-horizontal:absolute;mso-position-horizontal-relative:margin;mso-position-vertical:absolute;mso-position-vertical-relative:text;v-text-anchor:middle" arcsize="10923f" o:gfxdata="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" filled="f" fillcolor="#156082 [3204]" strokeweight="1pt">
+              <v:roundrect w14:anchorId="480E7A23" id="Rectangle: Rounded Corners 1" o:spid="_x0000_s1026" style="position:absolute;margin-left:104.85pt;margin-top:-6pt;width:258pt;height:28pt;z-index:251659264;visibility:visible;mso-wrap-style:square;mso-wrap-distance-left:9pt;mso-wrap-distance-top:0;mso-wrap-distance-right:9pt;mso-wrap-distance-bottom:0;mso-position-horizontal:absolute;mso-position-horizontal-relative:margin;mso-position-vertical:absolute;mso-position-vertical-relative:text;v-text-anchor:middle" arcsize="10923f" o:gfxdata="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" filled="f" fillcolor="#156082 [3204]" strokeweight="1pt">
                 <v:stroke joinstyle="miter"/>
                 <w10:wrap anchorx="margin"/>
               </v:roundrect>
@@ -732,14 +727,13 @@
         <w:pStyle w:val="ListParagraph"/>
         <w:numPr>
           <w:ilvl w:val="0"/>
-          <w:numId w:val="2"/>
+          <w:numId w:val="8"/>
         </w:numPr>
         <w:tabs>
           <w:tab w:val="left" w:pos="4137"/>
           <w:tab w:val="left" w:pos="6057"/>
         </w:tabs>
         <w:spacing w:before="120" w:after="80" w:line="480" w:lineRule="auto"/>
-        <w:ind w:left="0" w:firstLine="0"/>
         <w:rPr>
           <w:b/>
           <w:sz w:val="24"/>
@@ -861,10 +855,9 @@
         <w:pStyle w:val="ListParagraph"/>
         <w:numPr>
           <w:ilvl w:val="0"/>
-          <w:numId w:val="3"/>
+          <w:numId w:val="10"/>
         </w:numPr>
         <w:spacing w:before="120" w:after="80" w:line="480" w:lineRule="auto"/>
-        <w:ind w:left="0" w:firstLine="0"/>
         <w:rPr>
           <w:sz w:val="24"/>
         </w:rPr>
@@ -969,7 +962,7 @@
         <w:pStyle w:val="ListParagraph"/>
         <w:numPr>
           <w:ilvl w:val="0"/>
-          <w:numId w:val="3"/>
+          <w:numId w:val="11"/>
         </w:numPr>
         <w:spacing w:before="60" w:after="60" w:line="240" w:lineRule="auto"/>
         <w:ind w:left="0" w:firstLine="0"/>
@@ -999,7 +992,7 @@
           <w:sz w:val="24"/>
         </w:rPr>
         <w:drawing>
-          <wp:anchor distT="0" distB="0" distL="114300" distR="114300" simplePos="0" relativeHeight="251660288" behindDoc="0" locked="0" layoutInCell="1" allowOverlap="1" wp14:anchorId="6C2BCAE9" wp14:editId="67143864">
+          <wp:anchor distT="0" distB="0" distL="114300" distR="114300" simplePos="0" relativeHeight="251660288" behindDoc="0" locked="0" layoutInCell="1" allowOverlap="1" wp14:anchorId="42ED32FF" wp14:editId="3433453B">
             <wp:simplePos x="0" y="0"/>
             <wp:positionH relativeFrom="margin">
               <wp:posOffset>4679950</wp:posOffset>
@@ -1010,7 +1003,7 @@
             <wp:extent cx="1260000" cy="1008000"/>
             <wp:effectExtent l="0" t="0" r="0" b="1905"/>
             <wp:wrapNone/>
-            <wp:docPr id="1717438928" name="Picture 2"/>
+            <wp:docPr id="1183956848" name="Picture 2"/>
             <wp:cNvGraphicFramePr>
               <a:graphicFrameLocks xmlns:a="http://schemas.openxmlformats.org/drawingml/2006/main"/>
             </wp:cNvGraphicFramePr>
@@ -1018,11 +1011,11 @@
               <a:graphicData uri="http://schemas.openxmlformats.org/drawingml/2006/picture">
                 <pic:pic xmlns:pic="http://schemas.openxmlformats.org/drawingml/2006/picture">
                   <pic:nvPicPr>
-                    <pic:cNvPr id="1717438928" name=""/>
+                    <pic:cNvPr id="1183956848" name=""/>
                     <pic:cNvPicPr/>
                   </pic:nvPicPr>
                   <pic:blipFill>
-                    <a:blip r:embed="rId7">
+                    <a:blip r:embed="rId7" cstate="print">
                       <a:extLst>
                         <a:ext uri="{28A0092B-C50C-407E-A947-70E740481C1C}">
                           <a14:useLocalDpi xmlns:a14="http://schemas.microsoft.com/office/drawing/2010/main" val="0"/>
@@ -1103,7 +1096,6 @@
           <w:b/>
           <w:sz w:val="24"/>
         </w:rPr>
-        <w:lastRenderedPageBreak/>
         <w:t xml:space="preserve">C. </w:t>
       </w:r>
       <w:r>
@@ -1148,6 +1140,7 @@
           <w:b/>
           <w:sz w:val="24"/>
         </w:rPr>
+        <w:lastRenderedPageBreak/>
         <w:t>II. ERROR CORRECTION</w:t>
       </w:r>
     </w:p>
@@ -1172,7 +1165,7 @@
         <w:pStyle w:val="ListParagraph"/>
         <w:numPr>
           <w:ilvl w:val="0"/>
-          <w:numId w:val="4"/>
+          <w:numId w:val="12"/>
         </w:numPr>
         <w:tabs>
           <w:tab w:val="right" w:leader="heavy" w:pos="9354"/>
@@ -1247,10 +1240,9 @@
         <w:pStyle w:val="ListParagraph"/>
         <w:numPr>
           <w:ilvl w:val="0"/>
-          <w:numId w:val="5"/>
+          <w:numId w:val="14"/>
         </w:numPr>
         <w:spacing w:before="120" w:after="80" w:line="240" w:lineRule="auto"/>
-        <w:ind w:left="0" w:firstLine="0"/>
         <w:rPr>
           <w:b/>
           <w:sz w:val="24"/>
@@ -1265,18 +1257,12 @@
     </w:p>
     <w:p>
       <w:pPr>
-        <w:pStyle w:val="ListParagraph"/>
-        <w:numPr>
-          <w:ilvl w:val="0"/>
-          <w:numId w:val="5"/>
-        </w:numPr>
         <w:tabs>
           <w:tab w:val="right" w:leader="heavy" w:pos="9354"/>
         </w:tabs>
         <w:spacing w:before="80" w:after="60" w:line="240" w:lineRule="auto"/>
-        <w:ind w:left="283" w:firstLine="0"/>
-        <w:rPr>
-          <w:b/>
+        <w:ind w:left="283"/>
+        <w:rPr>
           <w:sz w:val="24"/>
         </w:rPr>
       </w:pPr>
@@ -1303,15 +1289,9 @@
     </w:p>
     <w:p>
       <w:pPr>
-        <w:pStyle w:val="ListParagraph"/>
-        <w:numPr>
-          <w:ilvl w:val="0"/>
-          <w:numId w:val="5"/>
-        </w:numPr>
         <w:spacing w:before="80" w:after="60" w:line="240" w:lineRule="auto"/>
-        <w:ind w:left="283" w:firstLine="0"/>
-        <w:rPr>
-          <w:b/>
+        <w:ind w:left="283"/>
+        <w:rPr>
           <w:sz w:val="24"/>
         </w:rPr>
       </w:pPr>
@@ -1513,7 +1493,26 @@
 <file path=word/numbering.xml><?xml version="1.0" encoding="utf-8"?>
 <w:numbering xmlns:wpc="http://schemas.microsoft.com/office/word/2010/wordprocessingCanvas" xmlns:cx="http://schemas.microsoft.com/office/drawing/2014/chartex" xmlns:cx1="http://schemas.microsoft.com/office/drawing/2015/9/8/chartex" xmlns:cx2="http://schemas.microsoft.com/office/drawing/2015/10/21/chartex" xmlns:cx3="http://schemas.microsoft.com/office/drawing/2016/5/9/chartex" xmlns:cx4="http://schemas.microsoft.com/office/drawing/2016/5/10/chartex" xmlns:cx5="http://schemas.microsoft.com/office/drawing/2016/5/11/chartex" xmlns:cx6="http://schemas.microsoft.com/office/drawing/2016/5/12/chartex" xmlns:cx7="http://schemas.microsoft.com/office/drawing/2016/5/13/chartex" xmlns:cx8="http://schemas.microsoft.com/office/drawing/2016/5/14/chartex" xmlns:mc="http://schemas.openxmlformats.org/markup-compatibility/2006" xmlns:aink="http://schemas.microsoft.com/office/drawing/2016/ink" xmlns:am3d="http://schemas.microsoft.com/office/drawing/2017/model3d" xmlns:o="urn:schemas-microsoft-com:office:office" xmlns:oel="http://schemas.microsoft.com/office/2019/extlst" xmlns:r="http://schemas.openxmlformats.org/officeDocument/2006/relationships" xmlns:m="http://schemas.openxmlformats.org/officeDocument/2006/math" xmlns:v="urn:schemas-microsoft-com:vml" xmlns:wp14="http://schemas.microsoft.com/office/word/2010/wordprocessingDrawing" xmlns:wp="http://schemas.openxmlformats.org/drawingml/2006/wordprocessingDrawing" xmlns:w10="urn:schemas-microsoft-com:office:word" xmlns:w="http://schemas.openxmlformats.org/wordprocessingml/2006/main" xmlns:w14="http://schemas.microsoft.com/office/word/2010/wordml" xmlns:w15="http://schemas.microsoft.com/office/word/2012/wordml" xmlns:w16cei="http://schemas.microsoft.com/office/word/2026/wordml/cei" xmlns:w16cex="http://schemas.microsoft.com/office/word/2018/wordml/cex" xmlns:w16cid="http://schemas.microsoft.com/office/word/2016/wordml/cid" xmlns:w16="http://schemas.microsoft.com/office/word/2018/wordml" xmlns:w16du="http://schemas.microsoft.com/office/word/2023/wordml/word16du" xmlns:w16sdtdh="http://schemas.microsoft.com/office/word/2020/wordml/sdtdatahash" xmlns:w16sdtfl="http://schemas.microsoft.com/office/word/2024/wordml/sdtformatlock" xmlns:w16se="http://schemas.microsoft.com/office/word/2015/wordml/symex" xmlns:wpg="http://schemas.microsoft.com/office/word/2010/wordprocessingGroup" xmlns:wpi="http://schemas.microsoft.com/office/word/2010/wordprocessingInk" xmlns:wne="http://schemas.microsoft.com/office/word/2006/wordml" xmlns:wps="http://schemas.microsoft.com/office/word/2010/wordprocessingShape" mc:Ignorable="w14 w15 w16se w16cid w16 w16cex w16sdtdh w16sdtfl w16du wp14">
   <w:abstractNum w:abstractNumId="0" w15:restartNumberingAfterBreak="0">
-    <w:nsid w:val="126321DD"/>
+    <w:nsid w:val="0AD54344"/>
+    <w:multiLevelType w:val="singleLevel"/>
+    <w:tmpl w:val="DC9A9A80"/>
+    <w:lvl w:ilvl="0">
+      <w:start w:val="1"/>
+      <w:numFmt w:val="bullet"/>
+      <w:suff w:val="nothing"/>
+      <w:lvlText w:val=""/>
+      <w:lvlJc w:val="left"/>
+      <w:pPr>
+        <w:ind w:left="0" w:firstLine="0"/>
+      </w:pPr>
+      <w:rPr>
+        <w:rFonts w:ascii="Symbol" w:hAnsi="Symbol" w:hint="default"/>
+        <w:b/>
+      </w:rPr>
+    </w:lvl>
+  </w:abstractNum>
+  <w:abstractNum w:abstractNumId="1" w15:restartNumberingAfterBreak="0">
+    <w:nsid w:val="0D041160"/>
     <w:multiLevelType w:val="singleLevel"/>
     <w:tmpl w:val="0409000F"/>
     <w:lvl w:ilvl="0">
@@ -1526,11 +1525,183 @@
       </w:pPr>
       <w:rPr>
         <w:rFonts w:hint="default"/>
+        <w:b/>
       </w:rPr>
     </w:lvl>
   </w:abstractNum>
-  <w:abstractNum w:abstractNumId="1" w15:restartNumberingAfterBreak="0">
-    <w:nsid w:val="315B3488"/>
+  <w:abstractNum w:abstractNumId="2" w15:restartNumberingAfterBreak="0">
+    <w:nsid w:val="15DB33D5"/>
+    <w:multiLevelType w:val="singleLevel"/>
+    <w:tmpl w:val="DC9A9A80"/>
+    <w:lvl w:ilvl="0">
+      <w:start w:val="1"/>
+      <w:numFmt w:val="bullet"/>
+      <w:suff w:val="nothing"/>
+      <w:lvlText w:val=""/>
+      <w:lvlJc w:val="left"/>
+      <w:pPr>
+        <w:ind w:left="0" w:firstLine="0"/>
+      </w:pPr>
+      <w:rPr>
+        <w:rFonts w:ascii="Symbol" w:hAnsi="Symbol" w:hint="default"/>
+        <w:b/>
+      </w:rPr>
+    </w:lvl>
+  </w:abstractNum>
+  <w:abstractNum w:abstractNumId="3" w15:restartNumberingAfterBreak="0">
+    <w:nsid w:val="26913F00"/>
+    <w:multiLevelType w:val="singleLevel"/>
+    <w:tmpl w:val="DC9A9A80"/>
+    <w:lvl w:ilvl="0">
+      <w:start w:val="1"/>
+      <w:numFmt w:val="bullet"/>
+      <w:suff w:val="nothing"/>
+      <w:lvlText w:val=""/>
+      <w:lvlJc w:val="left"/>
+      <w:pPr>
+        <w:ind w:left="0" w:firstLine="0"/>
+      </w:pPr>
+      <w:rPr>
+        <w:rFonts w:ascii="Symbol" w:hAnsi="Symbol" w:hint="default"/>
+        <w:b/>
+      </w:rPr>
+    </w:lvl>
+  </w:abstractNum>
+  <w:abstractNum w:abstractNumId="4" w15:restartNumberingAfterBreak="0">
+    <w:nsid w:val="32CA2CA9"/>
+    <w:multiLevelType w:val="singleLevel"/>
+    <w:tmpl w:val="DC9A9A80"/>
+    <w:lvl w:ilvl="0">
+      <w:start w:val="1"/>
+      <w:numFmt w:val="bullet"/>
+      <w:suff w:val="nothing"/>
+      <w:lvlText w:val=""/>
+      <w:lvlJc w:val="left"/>
+      <w:pPr>
+        <w:ind w:left="0" w:firstLine="0"/>
+      </w:pPr>
+      <w:rPr>
+        <w:rFonts w:ascii="Symbol" w:hAnsi="Symbol" w:hint="default"/>
+        <w:b/>
+      </w:rPr>
+    </w:lvl>
+  </w:abstractNum>
+  <w:abstractNum w:abstractNumId="5" w15:restartNumberingAfterBreak="0">
+    <w:nsid w:val="34113E93"/>
+    <w:multiLevelType w:val="singleLevel"/>
+    <w:tmpl w:val="DC9A9A80"/>
+    <w:lvl w:ilvl="0">
+      <w:start w:val="1"/>
+      <w:numFmt w:val="bullet"/>
+      <w:suff w:val="nothing"/>
+      <w:lvlText w:val=""/>
+      <w:lvlJc w:val="left"/>
+      <w:pPr>
+        <w:ind w:left="0" w:firstLine="0"/>
+      </w:pPr>
+      <w:rPr>
+        <w:rFonts w:ascii="Symbol" w:hAnsi="Symbol" w:hint="default"/>
+        <w:b/>
+      </w:rPr>
+    </w:lvl>
+  </w:abstractNum>
+  <w:abstractNum w:abstractNumId="6" w15:restartNumberingAfterBreak="0">
+    <w:nsid w:val="35EF4FFB"/>
+    <w:multiLevelType w:val="singleLevel"/>
+    <w:tmpl w:val="DC9A9A80"/>
+    <w:lvl w:ilvl="0">
+      <w:start w:val="1"/>
+      <w:numFmt w:val="bullet"/>
+      <w:suff w:val="nothing"/>
+      <w:lvlText w:val=""/>
+      <w:lvlJc w:val="left"/>
+      <w:pPr>
+        <w:ind w:left="0" w:firstLine="0"/>
+      </w:pPr>
+      <w:rPr>
+        <w:rFonts w:ascii="Symbol" w:hAnsi="Symbol" w:hint="default"/>
+        <w:b/>
+      </w:rPr>
+    </w:lvl>
+  </w:abstractNum>
+  <w:abstractNum w:abstractNumId="7" w15:restartNumberingAfterBreak="0">
+    <w:nsid w:val="396F1999"/>
+    <w:multiLevelType w:val="singleLevel"/>
+    <w:tmpl w:val="DC9A9A80"/>
+    <w:lvl w:ilvl="0">
+      <w:start w:val="1"/>
+      <w:numFmt w:val="bullet"/>
+      <w:suff w:val="nothing"/>
+      <w:lvlText w:val=""/>
+      <w:lvlJc w:val="left"/>
+      <w:pPr>
+        <w:ind w:left="0" w:firstLine="0"/>
+      </w:pPr>
+      <w:rPr>
+        <w:rFonts w:ascii="Symbol" w:hAnsi="Symbol" w:hint="default"/>
+        <w:b/>
+      </w:rPr>
+    </w:lvl>
+  </w:abstractNum>
+  <w:abstractNum w:abstractNumId="8" w15:restartNumberingAfterBreak="0">
+    <w:nsid w:val="3A6F6ACD"/>
+    <w:multiLevelType w:val="singleLevel"/>
+    <w:tmpl w:val="DC9A9A80"/>
+    <w:lvl w:ilvl="0">
+      <w:start w:val="1"/>
+      <w:numFmt w:val="bullet"/>
+      <w:suff w:val="nothing"/>
+      <w:lvlText w:val=""/>
+      <w:lvlJc w:val="left"/>
+      <w:pPr>
+        <w:ind w:left="0" w:firstLine="0"/>
+      </w:pPr>
+      <w:rPr>
+        <w:rFonts w:ascii="Symbol" w:hAnsi="Symbol" w:hint="default"/>
+        <w:b/>
+      </w:rPr>
+    </w:lvl>
+  </w:abstractNum>
+  <w:abstractNum w:abstractNumId="9" w15:restartNumberingAfterBreak="0">
+    <w:nsid w:val="3CB53EAD"/>
+    <w:multiLevelType w:val="singleLevel"/>
+    <w:tmpl w:val="DC9A9A80"/>
+    <w:lvl w:ilvl="0">
+      <w:start w:val="1"/>
+      <w:numFmt w:val="bullet"/>
+      <w:suff w:val="nothing"/>
+      <w:lvlText w:val=""/>
+      <w:lvlJc w:val="left"/>
+      <w:pPr>
+        <w:ind w:left="0" w:firstLine="0"/>
+      </w:pPr>
+      <w:rPr>
+        <w:rFonts w:ascii="Symbol" w:hAnsi="Symbol" w:hint="default"/>
+        <w:b/>
+      </w:rPr>
+    </w:lvl>
+  </w:abstractNum>
+  <w:abstractNum w:abstractNumId="10" w15:restartNumberingAfterBreak="0">
+    <w:nsid w:val="592815D7"/>
+    <w:multiLevelType w:val="singleLevel"/>
+    <w:tmpl w:val="DC9A9A80"/>
+    <w:lvl w:ilvl="0">
+      <w:start w:val="1"/>
+      <w:numFmt w:val="bullet"/>
+      <w:suff w:val="nothing"/>
+      <w:lvlText w:val=""/>
+      <w:lvlJc w:val="left"/>
+      <w:pPr>
+        <w:ind w:left="0" w:firstLine="0"/>
+      </w:pPr>
+      <w:rPr>
+        <w:rFonts w:ascii="Symbol" w:hAnsi="Symbol" w:hint="default"/>
+        <w:b/>
+      </w:rPr>
+    </w:lvl>
+  </w:abstractNum>
+  <w:abstractNum w:abstractNumId="11" w15:restartNumberingAfterBreak="0">
+    <w:nsid w:val="65233379"/>
     <w:multiLevelType w:val="singleLevel"/>
     <w:tmpl w:val="0409000F"/>
     <w:lvl w:ilvl="0">
@@ -1541,76 +1712,87 @@
       <w:pPr>
         <w:ind w:left="720" w:hanging="360"/>
       </w:pPr>
+    </w:lvl>
+  </w:abstractNum>
+  <w:abstractNum w:abstractNumId="12" w15:restartNumberingAfterBreak="0">
+    <w:nsid w:val="72F45BAD"/>
+    <w:multiLevelType w:val="singleLevel"/>
+    <w:tmpl w:val="DC9A9A80"/>
+    <w:lvl w:ilvl="0">
+      <w:start w:val="1"/>
+      <w:numFmt w:val="bullet"/>
+      <w:suff w:val="nothing"/>
+      <w:lvlText w:val=""/>
+      <w:lvlJc w:val="left"/>
+      <w:pPr>
+        <w:ind w:left="0" w:firstLine="0"/>
+      </w:pPr>
       <w:rPr>
-        <w:rFonts w:hint="default"/>
+        <w:rFonts w:ascii="Symbol" w:hAnsi="Symbol" w:hint="default"/>
+        <w:b/>
       </w:rPr>
     </w:lvl>
   </w:abstractNum>
-  <w:abstractNum w:abstractNumId="2" w15:restartNumberingAfterBreak="0">
-    <w:nsid w:val="39605DF7"/>
+  <w:abstractNum w:abstractNumId="13" w15:restartNumberingAfterBreak="0">
+    <w:nsid w:val="7C7619F1"/>
     <w:multiLevelType w:val="singleLevel"/>
-    <w:tmpl w:val="0409000F"/>
+    <w:tmpl w:val="DC9A9A80"/>
     <w:lvl w:ilvl="0">
       <w:start w:val="1"/>
-      <w:numFmt w:val="decimal"/>
-      <w:lvlText w:val="%1."/>
+      <w:numFmt w:val="bullet"/>
+      <w:suff w:val="nothing"/>
+      <w:lvlText w:val=""/>
       <w:lvlJc w:val="left"/>
       <w:pPr>
-        <w:ind w:left="720" w:hanging="360"/>
+        <w:ind w:left="0" w:firstLine="0"/>
       </w:pPr>
       <w:rPr>
-        <w:rFonts w:hint="default"/>
+        <w:rFonts w:ascii="Symbol" w:hAnsi="Symbol" w:hint="default"/>
+        <w:b/>
       </w:rPr>
     </w:lvl>
   </w:abstractNum>
-  <w:abstractNum w:abstractNumId="3" w15:restartNumberingAfterBreak="0">
-    <w:nsid w:val="63A150A5"/>
-    <w:multiLevelType w:val="singleLevel"/>
-    <w:tmpl w:val="0409000F"/>
-    <w:lvl w:ilvl="0">
-      <w:start w:val="1"/>
-      <w:numFmt w:val="decimal"/>
-      <w:lvlText w:val="%1."/>
-      <w:lvlJc w:val="left"/>
-      <w:pPr>
-        <w:ind w:left="720" w:hanging="360"/>
-      </w:pPr>
-      <w:rPr>
-        <w:rFonts w:hint="default"/>
-      </w:rPr>
-    </w:lvl>
-  </w:abstractNum>
-  <w:abstractNum w:abstractNumId="4" w15:restartNumberingAfterBreak="0">
-    <w:nsid w:val="6D1E6D73"/>
-    <w:multiLevelType w:val="singleLevel"/>
-    <w:tmpl w:val="0409000F"/>
-    <w:lvl w:ilvl="0">
-      <w:start w:val="1"/>
-      <w:numFmt w:val="decimal"/>
-      <w:lvlText w:val="%1."/>
-      <w:lvlJc w:val="left"/>
-      <w:pPr>
-        <w:ind w:left="720" w:hanging="360"/>
-      </w:pPr>
-      <w:rPr>
-        <w:rFonts w:hint="default"/>
-      </w:rPr>
-    </w:lvl>
-  </w:abstractNum>
-  <w:num w:numId="1" w16cid:durableId="153842928">
+  <w:num w:numId="1" w16cid:durableId="268467764">
+    <w:abstractNumId w:val="10"/>
+  </w:num>
+  <w:num w:numId="2" w16cid:durableId="704791267">
+    <w:abstractNumId w:val="9"/>
+  </w:num>
+  <w:num w:numId="3" w16cid:durableId="373041257">
+    <w:abstractNumId w:val="0"/>
+  </w:num>
+  <w:num w:numId="4" w16cid:durableId="1687440401">
+    <w:abstractNumId w:val="13"/>
+  </w:num>
+  <w:num w:numId="5" w16cid:durableId="1178426932">
+    <w:abstractNumId w:val="6"/>
+  </w:num>
+  <w:num w:numId="6" w16cid:durableId="1367827887">
+    <w:abstractNumId w:val="4"/>
+  </w:num>
+  <w:num w:numId="7" w16cid:durableId="827131140">
     <w:abstractNumId w:val="3"/>
   </w:num>
-  <w:num w:numId="2" w16cid:durableId="384763836">
-    <w:abstractNumId w:val="4"/>
+  <w:num w:numId="8" w16cid:durableId="1391853911">
+    <w:abstractNumId w:val="2"/>
   </w:num>
-  <w:num w:numId="3" w16cid:durableId="1764110506">
+  <w:num w:numId="9" w16cid:durableId="344018528">
+    <w:abstractNumId w:val="12"/>
+  </w:num>
+  <w:num w:numId="10" w16cid:durableId="1623068947">
+    <w:abstractNumId w:val="5"/>
+  </w:num>
+  <w:num w:numId="11" w16cid:durableId="1373069867">
+    <w:abstractNumId w:val="11"/>
+  </w:num>
+  <w:num w:numId="12" w16cid:durableId="1999766261">
     <w:abstractNumId w:val="1"/>
   </w:num>
-  <w:num w:numId="4" w16cid:durableId="461383226">
-    <w:abstractNumId w:val="2"/>
+  <w:num w:numId="13" w16cid:durableId="221330336">
+    <w:abstractNumId w:val="7"/>
   </w:num>
-  <w:num w:numId="5" w16cid:durableId="979652056">
-    <w:abstractNumId w:val="0"/>
+  <w:num w:numId="14" w16cid:durableId="465976381">
+    <w:abstractNumId w:val="8"/>
   </w:num>
 </w:numbering>
 </file>
@@ -2023,7 +2205,7 @@
     <w:link w:val="Heading1Char"/>
     <w:uiPriority w:val="9"/>
     <w:qFormat/>
-    <w:rsid w:val="0039794A"/>
+    <w:rsid w:val="00E74D9E"/>
     <w:pPr>
       <w:keepNext/>
       <w:keepLines/>
@@ -2046,7 +2228,7 @@
     <w:semiHidden/>
     <w:unhideWhenUsed/>
     <w:qFormat/>
-    <w:rsid w:val="0039794A"/>
+    <w:rsid w:val="00E74D9E"/>
     <w:pPr>
       <w:keepNext/>
       <w:keepLines/>
@@ -2069,7 +2251,7 @@
     <w:semiHidden/>
     <w:unhideWhenUsed/>
     <w:qFormat/>
-    <w:rsid w:val="0039794A"/>
+    <w:rsid w:val="00E74D9E"/>
     <w:pPr>
       <w:keepNext/>
       <w:keepLines/>
@@ -2092,7 +2274,7 @@
     <w:semiHidden/>
     <w:unhideWhenUsed/>
     <w:qFormat/>
-    <w:rsid w:val="0039794A"/>
+    <w:rsid w:val="00E74D9E"/>
     <w:pPr>
       <w:keepNext/>
       <w:keepLines/>
@@ -2115,7 +2297,7 @@
     <w:semiHidden/>
     <w:unhideWhenUsed/>
     <w:qFormat/>
-    <w:rsid w:val="0039794A"/>
+    <w:rsid w:val="00E74D9E"/>
     <w:pPr>
       <w:keepNext/>
       <w:keepLines/>
@@ -2136,7 +2318,7 @@
     <w:semiHidden/>
     <w:unhideWhenUsed/>
     <w:qFormat/>
-    <w:rsid w:val="0039794A"/>
+    <w:rsid w:val="00E74D9E"/>
     <w:pPr>
       <w:keepNext/>
       <w:keepLines/>
@@ -2159,7 +2341,7 @@
     <w:semiHidden/>
     <w:unhideWhenUsed/>
     <w:qFormat/>
-    <w:rsid w:val="0039794A"/>
+    <w:rsid w:val="00E74D9E"/>
     <w:pPr>
       <w:keepNext/>
       <w:keepLines/>
@@ -2180,7 +2362,7 @@
     <w:semiHidden/>
     <w:unhideWhenUsed/>
     <w:qFormat/>
-    <w:rsid w:val="0039794A"/>
+    <w:rsid w:val="00E74D9E"/>
     <w:pPr>
       <w:keepNext/>
       <w:keepLines/>
@@ -2203,7 +2385,7 @@
     <w:semiHidden/>
     <w:unhideWhenUsed/>
     <w:qFormat/>
-    <w:rsid w:val="0039794A"/>
+    <w:rsid w:val="00E74D9E"/>
     <w:pPr>
       <w:keepNext/>
       <w:keepLines/>
@@ -2247,7 +2429,7 @@
     <w:basedOn w:val="DefaultParagraphFont"/>
     <w:link w:val="Heading1"/>
     <w:uiPriority w:val="9"/>
-    <w:rsid w:val="0039794A"/>
+    <w:rsid w:val="00E74D9E"/>
     <w:rPr>
       <w:rFonts w:asciiTheme="majorHAnsi" w:eastAsiaTheme="majorEastAsia" w:hAnsiTheme="majorHAnsi" w:cstheme="majorBidi"/>
       <w:color w:val="0F4761" w:themeColor="accent1" w:themeShade="BF"/>
@@ -2261,7 +2443,7 @@
     <w:link w:val="Heading2"/>
     <w:uiPriority w:val="9"/>
     <w:semiHidden/>
-    <w:rsid w:val="0039794A"/>
+    <w:rsid w:val="00E74D9E"/>
     <w:rPr>
       <w:rFonts w:asciiTheme="majorHAnsi" w:eastAsiaTheme="majorEastAsia" w:hAnsiTheme="majorHAnsi" w:cstheme="majorBidi"/>
       <w:color w:val="0F4761" w:themeColor="accent1" w:themeShade="BF"/>
@@ -2275,7 +2457,7 @@
     <w:link w:val="Heading3"/>
     <w:uiPriority w:val="9"/>
     <w:semiHidden/>
-    <w:rsid w:val="0039794A"/>
+    <w:rsid w:val="00E74D9E"/>
     <w:rPr>
       <w:rFonts w:asciiTheme="minorHAnsi" w:eastAsiaTheme="majorEastAsia" w:hAnsiTheme="minorHAnsi" w:cstheme="majorBidi"/>
       <w:color w:val="0F4761" w:themeColor="accent1" w:themeShade="BF"/>
@@ -2289,7 +2471,7 @@
     <w:link w:val="Heading4"/>
     <w:uiPriority w:val="9"/>
     <w:semiHidden/>
-    <w:rsid w:val="0039794A"/>
+    <w:rsid w:val="00E74D9E"/>
     <w:rPr>
       <w:rFonts w:asciiTheme="minorHAnsi" w:eastAsiaTheme="majorEastAsia" w:hAnsiTheme="minorHAnsi" w:cstheme="majorBidi"/>
       <w:i/>
@@ -2303,7 +2485,7 @@
     <w:link w:val="Heading5"/>
     <w:uiPriority w:val="9"/>
     <w:semiHidden/>
-    <w:rsid w:val="0039794A"/>
+    <w:rsid w:val="00E74D9E"/>
     <w:rPr>
       <w:rFonts w:asciiTheme="minorHAnsi" w:eastAsiaTheme="majorEastAsia" w:hAnsiTheme="minorHAnsi" w:cstheme="majorBidi"/>
       <w:color w:val="0F4761" w:themeColor="accent1" w:themeShade="BF"/>
@@ -2315,7 +2497,7 @@
     <w:link w:val="Heading6"/>
     <w:uiPriority w:val="9"/>
     <w:semiHidden/>
-    <w:rsid w:val="0039794A"/>
+    <w:rsid w:val="00E74D9E"/>
     <w:rPr>
       <w:rFonts w:asciiTheme="minorHAnsi" w:eastAsiaTheme="majorEastAsia" w:hAnsiTheme="minorHAnsi" w:cstheme="majorBidi"/>
       <w:i/>
@@ -2329,7 +2511,7 @@
     <w:link w:val="Heading7"/>
     <w:uiPriority w:val="9"/>
     <w:semiHidden/>
-    <w:rsid w:val="0039794A"/>
+    <w:rsid w:val="00E74D9E"/>
     <w:rPr>
       <w:rFonts w:asciiTheme="minorHAnsi" w:eastAsiaTheme="majorEastAsia" w:hAnsiTheme="minorHAnsi" w:cstheme="majorBidi"/>
       <w:color w:val="595959" w:themeColor="text1" w:themeTint="A6"/>
@@ -2341,7 +2523,7 @@
     <w:link w:val="Heading8"/>
     <w:uiPriority w:val="9"/>
     <w:semiHidden/>
-    <w:rsid w:val="0039794A"/>
+    <w:rsid w:val="00E74D9E"/>
     <w:rPr>
       <w:rFonts w:asciiTheme="minorHAnsi" w:eastAsiaTheme="majorEastAsia" w:hAnsiTheme="minorHAnsi" w:cstheme="majorBidi"/>
       <w:i/>
@@ -2355,7 +2537,7 @@
     <w:link w:val="Heading9"/>
     <w:uiPriority w:val="9"/>
     <w:semiHidden/>
-    <w:rsid w:val="0039794A"/>
+    <w:rsid w:val="00E74D9E"/>
     <w:rPr>
       <w:rFonts w:asciiTheme="minorHAnsi" w:eastAsiaTheme="majorEastAsia" w:hAnsiTheme="minorHAnsi" w:cstheme="majorBidi"/>
       <w:color w:val="272727" w:themeColor="text1" w:themeTint="D8"/>
@@ -2368,7 +2550,7 @@
     <w:link w:val="TitleChar"/>
     <w:uiPriority w:val="10"/>
     <w:qFormat/>
-    <w:rsid w:val="0039794A"/>
+    <w:rsid w:val="00E74D9E"/>
     <w:pPr>
       <w:spacing w:after="80" w:line="240" w:lineRule="auto"/>
       <w:contextualSpacing/>
@@ -2386,7 +2568,7 @@
     <w:basedOn w:val="DefaultParagraphFont"/>
     <w:link w:val="Title"/>
     <w:uiPriority w:val="10"/>
-    <w:rsid w:val="0039794A"/>
+    <w:rsid w:val="00E74D9E"/>
     <w:rPr>
       <w:rFonts w:asciiTheme="majorHAnsi" w:eastAsiaTheme="majorEastAsia" w:hAnsiTheme="majorHAnsi" w:cstheme="majorBidi"/>
       <w:spacing w:val="-10"/>
@@ -2402,7 +2584,7 @@
     <w:link w:val="SubtitleChar"/>
     <w:uiPriority w:val="11"/>
     <w:qFormat/>
-    <w:rsid w:val="0039794A"/>
+    <w:rsid w:val="00E74D9E"/>
     <w:pPr>
       <w:numPr>
         <w:ilvl w:val="1"/>
@@ -2421,7 +2603,7 @@
     <w:basedOn w:val="DefaultParagraphFont"/>
     <w:link w:val="Subtitle"/>
     <w:uiPriority w:val="11"/>
-    <w:rsid w:val="0039794A"/>
+    <w:rsid w:val="00E74D9E"/>
     <w:rPr>
       <w:rFonts w:asciiTheme="minorHAnsi" w:eastAsiaTheme="majorEastAsia" w:hAnsiTheme="minorHAnsi" w:cstheme="majorBidi"/>
       <w:color w:val="595959" w:themeColor="text1" w:themeTint="A6"/>
@@ -2437,7 +2619,7 @@
     <w:link w:val="QuoteChar"/>
     <w:uiPriority w:val="29"/>
     <w:qFormat/>
-    <w:rsid w:val="0039794A"/>
+    <w:rsid w:val="00E74D9E"/>
     <w:pPr>
       <w:spacing w:before="160"/>
       <w:jc w:val="center"/>
@@ -2453,7 +2635,7 @@
     <w:basedOn w:val="DefaultParagraphFont"/>
     <w:link w:val="Quote"/>
     <w:uiPriority w:val="29"/>
-    <w:rsid w:val="0039794A"/>
+    <w:rsid w:val="00E74D9E"/>
     <w:rPr>
       <w:i/>
       <w:iCs/>
@@ -2465,7 +2647,7 @@
     <w:basedOn w:val="Normal"/>
     <w:uiPriority w:val="34"/>
     <w:qFormat/>
-    <w:rsid w:val="0039794A"/>
+    <w:rsid w:val="00E74D9E"/>
     <w:pPr>
       <w:ind w:left="720"/>
       <w:contextualSpacing/>
@@ -2476,7 +2658,7 @@
     <w:basedOn w:val="DefaultParagraphFont"/>
     <w:uiPriority w:val="21"/>
     <w:qFormat/>
-    <w:rsid w:val="0039794A"/>
+    <w:rsid w:val="00E74D9E"/>
     <w:rPr>
       <w:i/>
       <w:iCs/>
@@ -2490,7 +2672,7 @@
     <w:link w:val="IntenseQuoteChar"/>
     <w:uiPriority w:val="30"/>
     <w:qFormat/>
-    <w:rsid w:val="0039794A"/>
+    <w:rsid w:val="00E74D9E"/>
     <w:pPr>
       <w:pBdr>
         <w:top w:val="single" w:sz="4" w:space="10" w:color="0F4761" w:themeColor="accent1" w:themeShade="BF"/>
@@ -2511,7 +2693,7 @@
     <w:basedOn w:val="DefaultParagraphFont"/>
     <w:link w:val="IntenseQuote"/>
     <w:uiPriority w:val="30"/>
-    <w:rsid w:val="0039794A"/>
+    <w:rsid w:val="00E74D9E"/>
     <w:rPr>
       <w:i/>
       <w:iCs/>
@@ -2523,7 +2705,7 @@
     <w:basedOn w:val="DefaultParagraphFont"/>
     <w:uiPriority w:val="32"/>
     <w:qFormat/>
-    <w:rsid w:val="0039794A"/>
+    <w:rsid w:val="00E74D9E"/>
     <w:rPr>
       <w:b/>
       <w:bCs/>
@@ -2538,7 +2720,7 @@
     <w:link w:val="HeaderChar"/>
     <w:uiPriority w:val="99"/>
     <w:unhideWhenUsed/>
-    <w:rsid w:val="0039794A"/>
+    <w:rsid w:val="00E74D9E"/>
     <w:pPr>
       <w:tabs>
         <w:tab w:val="center" w:pos="4680"/>
@@ -2552,7 +2734,7 @@
     <w:basedOn w:val="DefaultParagraphFont"/>
     <w:link w:val="Header"/>
     <w:uiPriority w:val="99"/>
-    <w:rsid w:val="0039794A"/>
+    <w:rsid w:val="00E74D9E"/>
   </w:style>
   <w:style w:type="paragraph" w:styleId="Footer">
     <w:name w:val="footer"/>
@@ -2560,7 +2742,7 @@
     <w:link w:val="FooterChar"/>
     <w:uiPriority w:val="99"/>
     <w:unhideWhenUsed/>
-    <w:rsid w:val="0039794A"/>
+    <w:rsid w:val="00E74D9E"/>
     <w:pPr>
       <w:tabs>
         <w:tab w:val="center" w:pos="4680"/>
@@ -2574,7 +2756,7 @@
     <w:basedOn w:val="DefaultParagraphFont"/>
     <w:link w:val="Footer"/>
     <w:uiPriority w:val="99"/>
-    <w:rsid w:val="0039794A"/>
+    <w:rsid w:val="00E74D9E"/>
   </w:style>
 </w:styles>
 </file>

--- a/output/uln_document.docx
+++ b/output/uln_document.docx
@@ -44,7 +44,7 @@
         <w:pStyle w:val="ListParagraph"/>
         <w:numPr>
           <w:ilvl w:val="0"/>
-          <w:numId w:val="2"/>
+          <w:numId w:val="1"/>
         </w:numPr>
         <w:spacing w:before="120" w:after="80"/>
         <w:rPr>
@@ -148,7 +148,7 @@
         <w:pStyle w:val="ListParagraph"/>
         <w:numPr>
           <w:ilvl w:val="0"/>
-          <w:numId w:val="3"/>
+          <w:numId w:val="2"/>
         </w:numPr>
         <w:spacing w:before="120" w:after="80"/>
         <w:rPr>
@@ -251,7 +251,7 @@
         <w:pStyle w:val="ListParagraph"/>
         <w:numPr>
           <w:ilvl w:val="0"/>
-          <w:numId w:val="4"/>
+          <w:numId w:val="3"/>
         </w:numPr>
         <w:spacing w:before="120" w:after="80"/>
         <w:rPr>
@@ -382,7 +382,7 @@
         <w:pStyle w:val="ListParagraph"/>
         <w:numPr>
           <w:ilvl w:val="0"/>
-          <w:numId w:val="5"/>
+          <w:numId w:val="4"/>
         </w:numPr>
         <w:spacing w:before="120" w:after="80"/>
         <w:rPr>
@@ -485,7 +485,7 @@
         <w:pStyle w:val="ListParagraph"/>
         <w:numPr>
           <w:ilvl w:val="0"/>
-          <w:numId w:val="6"/>
+          <w:numId w:val="5"/>
         </w:numPr>
         <w:spacing w:before="120" w:after="80"/>
         <w:rPr>
@@ -606,7 +606,7 @@
         <mc:AlternateContent>
           <mc:Choice Requires="wps">
             <w:drawing>
-              <wp:anchor distT="0" distB="0" distL="114300" distR="114300" simplePos="0" relativeHeight="251659264" behindDoc="0" locked="0" layoutInCell="1" allowOverlap="1" wp14:anchorId="3B571880" wp14:editId="76E79FD2">
+              <wp:anchor distT="0" distB="0" distL="114300" distR="114300" simplePos="0" relativeHeight="251659264" behindDoc="0" locked="0" layoutInCell="1" allowOverlap="1" wp14:anchorId="39E3E939" wp14:editId="42017EE6">
                 <wp:simplePos x="0" y="0"/>
                 <wp:positionH relativeFrom="margin">
                   <wp:posOffset>1331595</wp:posOffset>
@@ -617,7 +617,7 @@
                 <wp:extent cx="3276600" cy="355600"/>
                 <wp:effectExtent l="0" t="0" r="19050" b="25400"/>
                 <wp:wrapNone/>
-                <wp:docPr id="1692625690" name="Rectangle: Rounded Corners 1"/>
+                <wp:docPr id="961671717" name="Rectangle: Rounded Corners 1"/>
                 <wp:cNvGraphicFramePr/>
                 <a:graphic xmlns:a="http://schemas.openxmlformats.org/drawingml/2006/main">
                   <a:graphicData uri="http://schemas.microsoft.com/office/word/2010/wordprocessingShape">
@@ -680,7 +680,7 @@
           </mc:Choice>
           <mc:Fallback>
             <w:pict>
-              <v:roundrect w14:anchorId="480E7A23" id="Rectangle: Rounded Corners 1" o:spid="_x0000_s1026" style="position:absolute;margin-left:104.85pt;margin-top:-6pt;width:258pt;height:28pt;z-index:251659264;visibility:visible;mso-wrap-style:square;mso-wrap-distance-left:9pt;mso-wrap-distance-top:0;mso-wrap-distance-right:9pt;mso-wrap-distance-bottom:0;mso-position-horizontal:absolute;mso-position-horizontal-relative:margin;mso-position-vertical:absolute;mso-position-vertical-relative:text;v-text-anchor:middle" arcsize="10923f" o:gfxdata="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" filled="f" fillcolor="#156082 [3204]" strokeweight="1pt">
+              <v:roundrect w14:anchorId="15ABF30F" id="Rectangle: Rounded Corners 1" o:spid="_x0000_s1026" style="position:absolute;margin-left:104.85pt;margin-top:-6pt;width:258pt;height:28pt;z-index:251659264;visibility:visible;mso-wrap-style:square;mso-wrap-distance-left:9pt;mso-wrap-distance-top:0;mso-wrap-distance-right:9pt;mso-wrap-distance-bottom:0;mso-position-horizontal:absolute;mso-position-horizontal-relative:margin;mso-position-vertical:absolute;mso-position-vertical-relative:text;v-text-anchor:middle" arcsize="10923f" o:gfxdata="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" filled="f" fillcolor="#156082 [3204]" strokeweight="1pt">
                 <v:stroke joinstyle="miter"/>
                 <w10:wrap anchorx="margin"/>
               </v:roundrect>
@@ -727,7 +727,7 @@
         <w:pStyle w:val="ListParagraph"/>
         <w:numPr>
           <w:ilvl w:val="0"/>
-          <w:numId w:val="8"/>
+          <w:numId w:val="7"/>
         </w:numPr>
         <w:tabs>
           <w:tab w:val="left" w:pos="4137"/>
@@ -855,7 +855,7 @@
         <w:pStyle w:val="ListParagraph"/>
         <w:numPr>
           <w:ilvl w:val="0"/>
-          <w:numId w:val="10"/>
+          <w:numId w:val="9"/>
         </w:numPr>
         <w:spacing w:before="120" w:after="80" w:line="480" w:lineRule="auto"/>
         <w:rPr>
@@ -962,10 +962,9 @@
         <w:pStyle w:val="ListParagraph"/>
         <w:numPr>
           <w:ilvl w:val="0"/>
-          <w:numId w:val="11"/>
+          <w:numId w:val="9"/>
         </w:numPr>
         <w:spacing w:before="60" w:after="60" w:line="240" w:lineRule="auto"/>
-        <w:ind w:left="0" w:firstLine="0"/>
         <w:rPr>
           <w:sz w:val="24"/>
         </w:rPr>
@@ -992,7 +991,7 @@
           <w:sz w:val="24"/>
         </w:rPr>
         <w:drawing>
-          <wp:anchor distT="0" distB="0" distL="114300" distR="114300" simplePos="0" relativeHeight="251660288" behindDoc="0" locked="0" layoutInCell="1" allowOverlap="1" wp14:anchorId="42ED32FF" wp14:editId="3433453B">
+          <wp:anchor distT="0" distB="0" distL="114300" distR="114300" simplePos="0" relativeHeight="251660288" behindDoc="0" locked="0" layoutInCell="1" allowOverlap="1" wp14:anchorId="1BBD8886" wp14:editId="30CF66EB">
             <wp:simplePos x="0" y="0"/>
             <wp:positionH relativeFrom="margin">
               <wp:posOffset>4679950</wp:posOffset>
@@ -1003,7 +1002,7 @@
             <wp:extent cx="1260000" cy="1008000"/>
             <wp:effectExtent l="0" t="0" r="0" b="1905"/>
             <wp:wrapNone/>
-            <wp:docPr id="1183956848" name="Picture 2"/>
+            <wp:docPr id="853730217" name="Picture 2"/>
             <wp:cNvGraphicFramePr>
               <a:graphicFrameLocks xmlns:a="http://schemas.openxmlformats.org/drawingml/2006/main"/>
             </wp:cNvGraphicFramePr>
@@ -1011,11 +1010,11 @@
               <a:graphicData uri="http://schemas.openxmlformats.org/drawingml/2006/picture">
                 <pic:pic xmlns:pic="http://schemas.openxmlformats.org/drawingml/2006/picture">
                   <pic:nvPicPr>
-                    <pic:cNvPr id="1183956848" name=""/>
+                    <pic:cNvPr id="853730217" name=""/>
                     <pic:cNvPicPr/>
                   </pic:nvPicPr>
                   <pic:blipFill>
-                    <a:blip r:embed="rId7" cstate="print">
+                    <a:blip r:embed="rId7">
                       <a:extLst>
                         <a:ext uri="{28A0092B-C50C-407E-A947-70E740481C1C}">
                           <a14:useLocalDpi xmlns:a14="http://schemas.microsoft.com/office/drawing/2010/main" val="0"/>
@@ -1162,85 +1161,78 @@
     </w:p>
     <w:p>
       <w:pPr>
+        <w:tabs>
+          <w:tab w:val="right" w:leader="heavy" w:pos="9354"/>
+        </w:tabs>
+        <w:spacing w:before="60" w:after="60" w:line="240" w:lineRule="auto"/>
+        <w:rPr>
+          <w:sz w:val="24"/>
+        </w:rPr>
+      </w:pPr>
+      <w:r>
+        <w:rPr>
+          <w:sz w:val="24"/>
+        </w:rPr>
+        <w:t xml:space="preserve">Nam is my </w:t>
+      </w:r>
+      <w:r>
+        <w:rPr>
+          <w:sz w:val="24"/>
+          <w:u w:val="single"/>
+        </w:rPr>
+        <w:t>classmates</w:t>
+      </w:r>
+      <w:r>
+        <w:rPr>
+          <w:sz w:val="24"/>
+        </w:rPr>
+        <w:t>. He watches TV every night.</w:t>
+      </w:r>
+      <w:r>
+        <w:rPr>
+          <w:sz w:val="24"/>
+        </w:rPr>
+        <w:tab/>
+      </w:r>
+    </w:p>
+    <w:p>
+      <w:pPr>
+        <w:spacing w:before="120" w:after="80" w:line="240" w:lineRule="auto"/>
+        <w:rPr>
+          <w:b/>
+          <w:sz w:val="24"/>
+        </w:rPr>
+      </w:pPr>
+      <w:r>
+        <w:rPr>
+          <w:b/>
+          <w:sz w:val="24"/>
+        </w:rPr>
+        <w:t>III. SENTENCE TRANSFORMATION</w:t>
+      </w:r>
+    </w:p>
+    <w:p>
+      <w:pPr>
+        <w:spacing w:before="120" w:after="80" w:line="240" w:lineRule="auto"/>
+        <w:rPr>
+          <w:b/>
+          <w:sz w:val="24"/>
+        </w:rPr>
+      </w:pPr>
+      <w:r>
+        <w:rPr>
+          <w:b/>
+          <w:sz w:val="24"/>
+        </w:rPr>
+        <w:t>Complete the second sentence so that it has the same meaning as the first.</w:t>
+      </w:r>
+    </w:p>
+    <w:p>
+      <w:pPr>
         <w:pStyle w:val="ListParagraph"/>
         <w:numPr>
           <w:ilvl w:val="0"/>
           <w:numId w:val="12"/>
-        </w:numPr>
-        <w:tabs>
-          <w:tab w:val="right" w:leader="heavy" w:pos="9354"/>
-        </w:tabs>
-        <w:spacing w:before="60" w:after="60" w:line="240" w:lineRule="auto"/>
-        <w:ind w:left="0" w:firstLine="0"/>
-        <w:rPr>
-          <w:b/>
-          <w:sz w:val="24"/>
-        </w:rPr>
-      </w:pPr>
-      <w:r>
-        <w:rPr>
-          <w:sz w:val="24"/>
-        </w:rPr>
-        <w:t xml:space="preserve">Nam is my </w:t>
-      </w:r>
-      <w:r>
-        <w:rPr>
-          <w:sz w:val="24"/>
-          <w:u w:val="single"/>
-        </w:rPr>
-        <w:t>classmates</w:t>
-      </w:r>
-      <w:r>
-        <w:rPr>
-          <w:sz w:val="24"/>
-        </w:rPr>
-        <w:t>. He watches TV every night.</w:t>
-      </w:r>
-      <w:r>
-        <w:rPr>
-          <w:sz w:val="24"/>
-        </w:rPr>
-        <w:tab/>
-      </w:r>
-    </w:p>
-    <w:p>
-      <w:pPr>
-        <w:spacing w:before="120" w:after="80" w:line="240" w:lineRule="auto"/>
-        <w:rPr>
-          <w:b/>
-          <w:sz w:val="24"/>
-        </w:rPr>
-      </w:pPr>
-      <w:r>
-        <w:rPr>
-          <w:b/>
-          <w:sz w:val="24"/>
-        </w:rPr>
-        <w:t>III. SENTENCE TRANSFORMATION</w:t>
-      </w:r>
-    </w:p>
-    <w:p>
-      <w:pPr>
-        <w:spacing w:before="120" w:after="80" w:line="240" w:lineRule="auto"/>
-        <w:rPr>
-          <w:b/>
-          <w:sz w:val="24"/>
-        </w:rPr>
-      </w:pPr>
-      <w:r>
-        <w:rPr>
-          <w:b/>
-          <w:sz w:val="24"/>
-        </w:rPr>
-        <w:t>Complete the second sentence so that it has the same meaning as the first.</w:t>
-      </w:r>
-    </w:p>
-    <w:p>
-      <w:pPr>
-        <w:pStyle w:val="ListParagraph"/>
-        <w:numPr>
-          <w:ilvl w:val="0"/>
-          <w:numId w:val="14"/>
         </w:numPr>
         <w:spacing w:before="120" w:after="80" w:line="240" w:lineRule="auto"/>
         <w:rPr>
@@ -1493,305 +1485,255 @@
 <file path=word/numbering.xml><?xml version="1.0" encoding="utf-8"?>
 <w:numbering xmlns:wpc="http://schemas.microsoft.com/office/word/2010/wordprocessingCanvas" xmlns:cx="http://schemas.microsoft.com/office/drawing/2014/chartex" xmlns:cx1="http://schemas.microsoft.com/office/drawing/2015/9/8/chartex" xmlns:cx2="http://schemas.microsoft.com/office/drawing/2015/10/21/chartex" xmlns:cx3="http://schemas.microsoft.com/office/drawing/2016/5/9/chartex" xmlns:cx4="http://schemas.microsoft.com/office/drawing/2016/5/10/chartex" xmlns:cx5="http://schemas.microsoft.com/office/drawing/2016/5/11/chartex" xmlns:cx6="http://schemas.microsoft.com/office/drawing/2016/5/12/chartex" xmlns:cx7="http://schemas.microsoft.com/office/drawing/2016/5/13/chartex" xmlns:cx8="http://schemas.microsoft.com/office/drawing/2016/5/14/chartex" xmlns:mc="http://schemas.openxmlformats.org/markup-compatibility/2006" xmlns:aink="http://schemas.microsoft.com/office/drawing/2016/ink" xmlns:am3d="http://schemas.microsoft.com/office/drawing/2017/model3d" xmlns:o="urn:schemas-microsoft-com:office:office" xmlns:oel="http://schemas.microsoft.com/office/2019/extlst" xmlns:r="http://schemas.openxmlformats.org/officeDocument/2006/relationships" xmlns:m="http://schemas.openxmlformats.org/officeDocument/2006/math" xmlns:v="urn:schemas-microsoft-com:vml" xmlns:wp14="http://schemas.microsoft.com/office/word/2010/wordprocessingDrawing" xmlns:wp="http://schemas.openxmlformats.org/drawingml/2006/wordprocessingDrawing" xmlns:w10="urn:schemas-microsoft-com:office:word" xmlns:w="http://schemas.openxmlformats.org/wordprocessingml/2006/main" xmlns:w14="http://schemas.microsoft.com/office/word/2010/wordml" xmlns:w15="http://schemas.microsoft.com/office/word/2012/wordml" xmlns:w16cei="http://schemas.microsoft.com/office/word/2026/wordml/cei" xmlns:w16cex="http://schemas.microsoft.com/office/word/2018/wordml/cex" xmlns:w16cid="http://schemas.microsoft.com/office/word/2016/wordml/cid" xmlns:w16="http://schemas.microsoft.com/office/word/2018/wordml" xmlns:w16du="http://schemas.microsoft.com/office/word/2023/wordml/word16du" xmlns:w16sdtdh="http://schemas.microsoft.com/office/word/2020/wordml/sdtdatahash" xmlns:w16sdtfl="http://schemas.microsoft.com/office/word/2024/wordml/sdtformatlock" xmlns:w16se="http://schemas.microsoft.com/office/word/2015/wordml/symex" xmlns:wpg="http://schemas.microsoft.com/office/word/2010/wordprocessingGroup" xmlns:wpi="http://schemas.microsoft.com/office/word/2010/wordprocessingInk" xmlns:wne="http://schemas.microsoft.com/office/word/2006/wordml" xmlns:wps="http://schemas.microsoft.com/office/word/2010/wordprocessingShape" mc:Ignorable="w14 w15 w16se w16cid w16 w16cex w16sdtdh w16sdtfl w16du wp14">
   <w:abstractNum w:abstractNumId="0" w15:restartNumberingAfterBreak="0">
-    <w:nsid w:val="0AD54344"/>
+    <w:nsid w:val="13F02490"/>
     <w:multiLevelType w:val="singleLevel"/>
-    <w:tmpl w:val="DC9A9A80"/>
+    <w:tmpl w:val="3B940644"/>
     <w:lvl w:ilvl="0">
       <w:start w:val="1"/>
-      <w:numFmt w:val="bullet"/>
+      <w:numFmt w:val="decimal"/>
       <w:suff w:val="nothing"/>
-      <w:lvlText w:val=""/>
+      <w:lvlText w:val="%1."/>
       <w:lvlJc w:val="left"/>
       <w:pPr>
         <w:ind w:left="0" w:firstLine="0"/>
       </w:pPr>
       <w:rPr>
-        <w:rFonts w:ascii="Symbol" w:hAnsi="Symbol" w:hint="default"/>
         <w:b/>
       </w:rPr>
     </w:lvl>
   </w:abstractNum>
   <w:abstractNum w:abstractNumId="1" w15:restartNumberingAfterBreak="0">
-    <w:nsid w:val="0D041160"/>
+    <w:nsid w:val="1A6F52B0"/>
     <w:multiLevelType w:val="singleLevel"/>
-    <w:tmpl w:val="0409000F"/>
+    <w:tmpl w:val="3B940644"/>
     <w:lvl w:ilvl="0">
       <w:start w:val="1"/>
       <w:numFmt w:val="decimal"/>
+      <w:suff w:val="nothing"/>
       <w:lvlText w:val="%1."/>
       <w:lvlJc w:val="left"/>
       <w:pPr>
-        <w:ind w:left="720" w:hanging="360"/>
+        <w:ind w:left="0" w:firstLine="0"/>
       </w:pPr>
       <w:rPr>
-        <w:rFonts w:hint="default"/>
         <w:b/>
       </w:rPr>
     </w:lvl>
   </w:abstractNum>
   <w:abstractNum w:abstractNumId="2" w15:restartNumberingAfterBreak="0">
-    <w:nsid w:val="15DB33D5"/>
+    <w:nsid w:val="251E37A6"/>
     <w:multiLevelType w:val="singleLevel"/>
-    <w:tmpl w:val="DC9A9A80"/>
+    <w:tmpl w:val="3B940644"/>
     <w:lvl w:ilvl="0">
       <w:start w:val="1"/>
-      <w:numFmt w:val="bullet"/>
+      <w:numFmt w:val="decimal"/>
       <w:suff w:val="nothing"/>
-      <w:lvlText w:val=""/>
+      <w:lvlText w:val="%1."/>
       <w:lvlJc w:val="left"/>
       <w:pPr>
         <w:ind w:left="0" w:firstLine="0"/>
       </w:pPr>
       <w:rPr>
-        <w:rFonts w:ascii="Symbol" w:hAnsi="Symbol" w:hint="default"/>
         <w:b/>
       </w:rPr>
     </w:lvl>
   </w:abstractNum>
   <w:abstractNum w:abstractNumId="3" w15:restartNumberingAfterBreak="0">
-    <w:nsid w:val="26913F00"/>
+    <w:nsid w:val="28491FEC"/>
     <w:multiLevelType w:val="singleLevel"/>
-    <w:tmpl w:val="DC9A9A80"/>
+    <w:tmpl w:val="3B940644"/>
     <w:lvl w:ilvl="0">
       <w:start w:val="1"/>
-      <w:numFmt w:val="bullet"/>
+      <w:numFmt w:val="decimal"/>
       <w:suff w:val="nothing"/>
-      <w:lvlText w:val=""/>
+      <w:lvlText w:val="%1."/>
       <w:lvlJc w:val="left"/>
       <w:pPr>
         <w:ind w:left="0" w:firstLine="0"/>
       </w:pPr>
       <w:rPr>
-        <w:rFonts w:ascii="Symbol" w:hAnsi="Symbol" w:hint="default"/>
         <w:b/>
       </w:rPr>
     </w:lvl>
   </w:abstractNum>
   <w:abstractNum w:abstractNumId="4" w15:restartNumberingAfterBreak="0">
-    <w:nsid w:val="32CA2CA9"/>
+    <w:nsid w:val="3A05002A"/>
     <w:multiLevelType w:val="singleLevel"/>
-    <w:tmpl w:val="DC9A9A80"/>
+    <w:tmpl w:val="3B940644"/>
     <w:lvl w:ilvl="0">
       <w:start w:val="1"/>
-      <w:numFmt w:val="bullet"/>
+      <w:numFmt w:val="decimal"/>
       <w:suff w:val="nothing"/>
-      <w:lvlText w:val=""/>
+      <w:lvlText w:val="%1."/>
       <w:lvlJc w:val="left"/>
       <w:pPr>
         <w:ind w:left="0" w:firstLine="0"/>
       </w:pPr>
       <w:rPr>
-        <w:rFonts w:ascii="Symbol" w:hAnsi="Symbol" w:hint="default"/>
         <w:b/>
       </w:rPr>
     </w:lvl>
   </w:abstractNum>
   <w:abstractNum w:abstractNumId="5" w15:restartNumberingAfterBreak="0">
-    <w:nsid w:val="34113E93"/>
+    <w:nsid w:val="3DD0221E"/>
     <w:multiLevelType w:val="singleLevel"/>
-    <w:tmpl w:val="DC9A9A80"/>
+    <w:tmpl w:val="3B940644"/>
     <w:lvl w:ilvl="0">
       <w:start w:val="1"/>
-      <w:numFmt w:val="bullet"/>
+      <w:numFmt w:val="decimal"/>
       <w:suff w:val="nothing"/>
-      <w:lvlText w:val=""/>
+      <w:lvlText w:val="%1."/>
       <w:lvlJc w:val="left"/>
       <w:pPr>
         <w:ind w:left="0" w:firstLine="0"/>
       </w:pPr>
       <w:rPr>
-        <w:rFonts w:ascii="Symbol" w:hAnsi="Symbol" w:hint="default"/>
         <w:b/>
       </w:rPr>
     </w:lvl>
   </w:abstractNum>
   <w:abstractNum w:abstractNumId="6" w15:restartNumberingAfterBreak="0">
-    <w:nsid w:val="35EF4FFB"/>
+    <w:nsid w:val="53883F34"/>
     <w:multiLevelType w:val="singleLevel"/>
-    <w:tmpl w:val="DC9A9A80"/>
+    <w:tmpl w:val="3B940644"/>
     <w:lvl w:ilvl="0">
       <w:start w:val="1"/>
-      <w:numFmt w:val="bullet"/>
+      <w:numFmt w:val="decimal"/>
       <w:suff w:val="nothing"/>
-      <w:lvlText w:val=""/>
+      <w:lvlText w:val="%1."/>
       <w:lvlJc w:val="left"/>
       <w:pPr>
         <w:ind w:left="0" w:firstLine="0"/>
       </w:pPr>
       <w:rPr>
-        <w:rFonts w:ascii="Symbol" w:hAnsi="Symbol" w:hint="default"/>
         <w:b/>
       </w:rPr>
     </w:lvl>
   </w:abstractNum>
   <w:abstractNum w:abstractNumId="7" w15:restartNumberingAfterBreak="0">
-    <w:nsid w:val="396F1999"/>
+    <w:nsid w:val="5EC5689B"/>
     <w:multiLevelType w:val="singleLevel"/>
-    <w:tmpl w:val="DC9A9A80"/>
+    <w:tmpl w:val="3B940644"/>
     <w:lvl w:ilvl="0">
       <w:start w:val="1"/>
-      <w:numFmt w:val="bullet"/>
+      <w:numFmt w:val="decimal"/>
       <w:suff w:val="nothing"/>
-      <w:lvlText w:val=""/>
+      <w:lvlText w:val="%1."/>
       <w:lvlJc w:val="left"/>
       <w:pPr>
         <w:ind w:left="0" w:firstLine="0"/>
       </w:pPr>
       <w:rPr>
-        <w:rFonts w:ascii="Symbol" w:hAnsi="Symbol" w:hint="default"/>
         <w:b/>
       </w:rPr>
     </w:lvl>
   </w:abstractNum>
   <w:abstractNum w:abstractNumId="8" w15:restartNumberingAfterBreak="0">
-    <w:nsid w:val="3A6F6ACD"/>
+    <w:nsid w:val="6B9D311D"/>
     <w:multiLevelType w:val="singleLevel"/>
-    <w:tmpl w:val="DC9A9A80"/>
+    <w:tmpl w:val="3B940644"/>
     <w:lvl w:ilvl="0">
       <w:start w:val="1"/>
-      <w:numFmt w:val="bullet"/>
+      <w:numFmt w:val="decimal"/>
       <w:suff w:val="nothing"/>
-      <w:lvlText w:val=""/>
+      <w:lvlText w:val="%1."/>
       <w:lvlJc w:val="left"/>
       <w:pPr>
         <w:ind w:left="0" w:firstLine="0"/>
       </w:pPr>
       <w:rPr>
-        <w:rFonts w:ascii="Symbol" w:hAnsi="Symbol" w:hint="default"/>
         <w:b/>
       </w:rPr>
     </w:lvl>
   </w:abstractNum>
   <w:abstractNum w:abstractNumId="9" w15:restartNumberingAfterBreak="0">
-    <w:nsid w:val="3CB53EAD"/>
+    <w:nsid w:val="6C263094"/>
     <w:multiLevelType w:val="singleLevel"/>
-    <w:tmpl w:val="DC9A9A80"/>
+    <w:tmpl w:val="3B940644"/>
     <w:lvl w:ilvl="0">
       <w:start w:val="1"/>
-      <w:numFmt w:val="bullet"/>
+      <w:numFmt w:val="decimal"/>
       <w:suff w:val="nothing"/>
-      <w:lvlText w:val=""/>
+      <w:lvlText w:val="%1."/>
       <w:lvlJc w:val="left"/>
       <w:pPr>
         <w:ind w:left="0" w:firstLine="0"/>
       </w:pPr>
       <w:rPr>
-        <w:rFonts w:ascii="Symbol" w:hAnsi="Symbol" w:hint="default"/>
         <w:b/>
       </w:rPr>
     </w:lvl>
   </w:abstractNum>
   <w:abstractNum w:abstractNumId="10" w15:restartNumberingAfterBreak="0">
-    <w:nsid w:val="592815D7"/>
+    <w:nsid w:val="719C4766"/>
     <w:multiLevelType w:val="singleLevel"/>
-    <w:tmpl w:val="DC9A9A80"/>
+    <w:tmpl w:val="3B940644"/>
     <w:lvl w:ilvl="0">
       <w:start w:val="1"/>
-      <w:numFmt w:val="bullet"/>
+      <w:numFmt w:val="decimal"/>
       <w:suff w:val="nothing"/>
-      <w:lvlText w:val=""/>
+      <w:lvlText w:val="%1."/>
       <w:lvlJc w:val="left"/>
       <w:pPr>
         <w:ind w:left="0" w:firstLine="0"/>
       </w:pPr>
       <w:rPr>
-        <w:rFonts w:ascii="Symbol" w:hAnsi="Symbol" w:hint="default"/>
         <w:b/>
       </w:rPr>
     </w:lvl>
   </w:abstractNum>
   <w:abstractNum w:abstractNumId="11" w15:restartNumberingAfterBreak="0">
-    <w:nsid w:val="65233379"/>
+    <w:nsid w:val="721A3070"/>
     <w:multiLevelType w:val="singleLevel"/>
-    <w:tmpl w:val="0409000F"/>
+    <w:tmpl w:val="3B940644"/>
     <w:lvl w:ilvl="0">
       <w:start w:val="1"/>
       <w:numFmt w:val="decimal"/>
+      <w:suff w:val="nothing"/>
       <w:lvlText w:val="%1."/>
       <w:lvlJc w:val="left"/>
       <w:pPr>
-        <w:ind w:left="720" w:hanging="360"/>
-      </w:pPr>
-    </w:lvl>
-  </w:abstractNum>
-  <w:abstractNum w:abstractNumId="12" w15:restartNumberingAfterBreak="0">
-    <w:nsid w:val="72F45BAD"/>
-    <w:multiLevelType w:val="singleLevel"/>
-    <w:tmpl w:val="DC9A9A80"/>
-    <w:lvl w:ilvl="0">
-      <w:start w:val="1"/>
-      <w:numFmt w:val="bullet"/>
-      <w:suff w:val="nothing"/>
-      <w:lvlText w:val=""/>
-      <w:lvlJc w:val="left"/>
-      <w:pPr>
         <w:ind w:left="0" w:firstLine="0"/>
       </w:pPr>
       <w:rPr>
-        <w:rFonts w:ascii="Symbol" w:hAnsi="Symbol" w:hint="default"/>
         <w:b/>
       </w:rPr>
     </w:lvl>
   </w:abstractNum>
-  <w:abstractNum w:abstractNumId="13" w15:restartNumberingAfterBreak="0">
-    <w:nsid w:val="7C7619F1"/>
-    <w:multiLevelType w:val="singleLevel"/>
-    <w:tmpl w:val="DC9A9A80"/>
-    <w:lvl w:ilvl="0">
-      <w:start w:val="1"/>
-      <w:numFmt w:val="bullet"/>
-      <w:suff w:val="nothing"/>
-      <w:lvlText w:val=""/>
-      <w:lvlJc w:val="left"/>
-      <w:pPr>
-        <w:ind w:left="0" w:firstLine="0"/>
-      </w:pPr>
-      <w:rPr>
-        <w:rFonts w:ascii="Symbol" w:hAnsi="Symbol" w:hint="default"/>
-        <w:b/>
-      </w:rPr>
-    </w:lvl>
-  </w:abstractNum>
-  <w:num w:numId="1" w16cid:durableId="268467764">
+  <w:num w:numId="1" w16cid:durableId="1393044150">
+    <w:abstractNumId w:val="4"/>
+  </w:num>
+  <w:num w:numId="2" w16cid:durableId="1217618262">
+    <w:abstractNumId w:val="7"/>
+  </w:num>
+  <w:num w:numId="3" w16cid:durableId="254098353">
+    <w:abstractNumId w:val="3"/>
+  </w:num>
+  <w:num w:numId="4" w16cid:durableId="371075115">
+    <w:abstractNumId w:val="2"/>
+  </w:num>
+  <w:num w:numId="5" w16cid:durableId="866328323">
+    <w:abstractNumId w:val="9"/>
+  </w:num>
+  <w:num w:numId="6" w16cid:durableId="2022848925">
     <w:abstractNumId w:val="10"/>
   </w:num>
-  <w:num w:numId="2" w16cid:durableId="704791267">
-    <w:abstractNumId w:val="9"/>
+  <w:num w:numId="7" w16cid:durableId="249896265">
+    <w:abstractNumId w:val="5"/>
   </w:num>
-  <w:num w:numId="3" w16cid:durableId="373041257">
+  <w:num w:numId="8" w16cid:durableId="1042483880">
+    <w:abstractNumId w:val="11"/>
+  </w:num>
+  <w:num w:numId="9" w16cid:durableId="1650397161">
     <w:abstractNumId w:val="0"/>
   </w:num>
-  <w:num w:numId="4" w16cid:durableId="1687440401">
-    <w:abstractNumId w:val="13"/>
+  <w:num w:numId="10" w16cid:durableId="1070885021">
+    <w:abstractNumId w:val="1"/>
   </w:num>
-  <w:num w:numId="5" w16cid:durableId="1178426932">
+  <w:num w:numId="11" w16cid:durableId="290207889">
     <w:abstractNumId w:val="6"/>
   </w:num>
-  <w:num w:numId="6" w16cid:durableId="1367827887">
-    <w:abstractNumId w:val="4"/>
-  </w:num>
-  <w:num w:numId="7" w16cid:durableId="827131140">
-    <w:abstractNumId w:val="3"/>
-  </w:num>
-  <w:num w:numId="8" w16cid:durableId="1391853911">
-    <w:abstractNumId w:val="2"/>
-  </w:num>
-  <w:num w:numId="9" w16cid:durableId="344018528">
-    <w:abstractNumId w:val="12"/>
-  </w:num>
-  <w:num w:numId="10" w16cid:durableId="1623068947">
-    <w:abstractNumId w:val="5"/>
-  </w:num>
-  <w:num w:numId="11" w16cid:durableId="1373069867">
-    <w:abstractNumId w:val="11"/>
-  </w:num>
-  <w:num w:numId="12" w16cid:durableId="1999766261">
-    <w:abstractNumId w:val="1"/>
-  </w:num>
-  <w:num w:numId="13" w16cid:durableId="221330336">
-    <w:abstractNumId w:val="7"/>
-  </w:num>
-  <w:num w:numId="14" w16cid:durableId="465976381">
+  <w:num w:numId="12" w16cid:durableId="172842833">
     <w:abstractNumId w:val="8"/>
   </w:num>
 </w:numbering>
@@ -2205,7 +2147,7 @@
     <w:link w:val="Heading1Char"/>
     <w:uiPriority w:val="9"/>
     <w:qFormat/>
-    <w:rsid w:val="00E74D9E"/>
+    <w:rsid w:val="00035B5C"/>
     <w:pPr>
       <w:keepNext/>
       <w:keepLines/>
@@ -2228,7 +2170,7 @@
     <w:semiHidden/>
     <w:unhideWhenUsed/>
     <w:qFormat/>
-    <w:rsid w:val="00E74D9E"/>
+    <w:rsid w:val="00035B5C"/>
     <w:pPr>
       <w:keepNext/>
       <w:keepLines/>
@@ -2251,7 +2193,7 @@
     <w:semiHidden/>
     <w:unhideWhenUsed/>
     <w:qFormat/>
-    <w:rsid w:val="00E74D9E"/>
+    <w:rsid w:val="00035B5C"/>
     <w:pPr>
       <w:keepNext/>
       <w:keepLines/>
@@ -2274,7 +2216,7 @@
     <w:semiHidden/>
     <w:unhideWhenUsed/>
     <w:qFormat/>
-    <w:rsid w:val="00E74D9E"/>
+    <w:rsid w:val="00035B5C"/>
     <w:pPr>
       <w:keepNext/>
       <w:keepLines/>
@@ -2297,7 +2239,7 @@
     <w:semiHidden/>
     <w:unhideWhenUsed/>
     <w:qFormat/>
-    <w:rsid w:val="00E74D9E"/>
+    <w:rsid w:val="00035B5C"/>
     <w:pPr>
       <w:keepNext/>
       <w:keepLines/>
@@ -2318,7 +2260,7 @@
     <w:semiHidden/>
     <w:unhideWhenUsed/>
     <w:qFormat/>
-    <w:rsid w:val="00E74D9E"/>
+    <w:rsid w:val="00035B5C"/>
     <w:pPr>
       <w:keepNext/>
       <w:keepLines/>
@@ -2341,7 +2283,7 @@
     <w:semiHidden/>
     <w:unhideWhenUsed/>
     <w:qFormat/>
-    <w:rsid w:val="00E74D9E"/>
+    <w:rsid w:val="00035B5C"/>
     <w:pPr>
       <w:keepNext/>
       <w:keepLines/>
@@ -2362,7 +2304,7 @@
     <w:semiHidden/>
     <w:unhideWhenUsed/>
     <w:qFormat/>
-    <w:rsid w:val="00E74D9E"/>
+    <w:rsid w:val="00035B5C"/>
     <w:pPr>
       <w:keepNext/>
       <w:keepLines/>
@@ -2385,7 +2327,7 @@
     <w:semiHidden/>
     <w:unhideWhenUsed/>
     <w:qFormat/>
-    <w:rsid w:val="00E74D9E"/>
+    <w:rsid w:val="00035B5C"/>
     <w:pPr>
       <w:keepNext/>
       <w:keepLines/>
@@ -2429,7 +2371,7 @@
     <w:basedOn w:val="DefaultParagraphFont"/>
     <w:link w:val="Heading1"/>
     <w:uiPriority w:val="9"/>
-    <w:rsid w:val="00E74D9E"/>
+    <w:rsid w:val="00035B5C"/>
     <w:rPr>
       <w:rFonts w:asciiTheme="majorHAnsi" w:eastAsiaTheme="majorEastAsia" w:hAnsiTheme="majorHAnsi" w:cstheme="majorBidi"/>
       <w:color w:val="0F4761" w:themeColor="accent1" w:themeShade="BF"/>
@@ -2443,7 +2385,7 @@
     <w:link w:val="Heading2"/>
     <w:uiPriority w:val="9"/>
     <w:semiHidden/>
-    <w:rsid w:val="00E74D9E"/>
+    <w:rsid w:val="00035B5C"/>
     <w:rPr>
       <w:rFonts w:asciiTheme="majorHAnsi" w:eastAsiaTheme="majorEastAsia" w:hAnsiTheme="majorHAnsi" w:cstheme="majorBidi"/>
       <w:color w:val="0F4761" w:themeColor="accent1" w:themeShade="BF"/>
@@ -2457,7 +2399,7 @@
     <w:link w:val="Heading3"/>
     <w:uiPriority w:val="9"/>
     <w:semiHidden/>
-    <w:rsid w:val="00E74D9E"/>
+    <w:rsid w:val="00035B5C"/>
     <w:rPr>
       <w:rFonts w:asciiTheme="minorHAnsi" w:eastAsiaTheme="majorEastAsia" w:hAnsiTheme="minorHAnsi" w:cstheme="majorBidi"/>
       <w:color w:val="0F4761" w:themeColor="accent1" w:themeShade="BF"/>
@@ -2471,7 +2413,7 @@
     <w:link w:val="Heading4"/>
     <w:uiPriority w:val="9"/>
     <w:semiHidden/>
-    <w:rsid w:val="00E74D9E"/>
+    <w:rsid w:val="00035B5C"/>
     <w:rPr>
       <w:rFonts w:asciiTheme="minorHAnsi" w:eastAsiaTheme="majorEastAsia" w:hAnsiTheme="minorHAnsi" w:cstheme="majorBidi"/>
       <w:i/>
@@ -2485,7 +2427,7 @@
     <w:link w:val="Heading5"/>
     <w:uiPriority w:val="9"/>
     <w:semiHidden/>
-    <w:rsid w:val="00E74D9E"/>
+    <w:rsid w:val="00035B5C"/>
     <w:rPr>
       <w:rFonts w:asciiTheme="minorHAnsi" w:eastAsiaTheme="majorEastAsia" w:hAnsiTheme="minorHAnsi" w:cstheme="majorBidi"/>
       <w:color w:val="0F4761" w:themeColor="accent1" w:themeShade="BF"/>
@@ -2497,7 +2439,7 @@
     <w:link w:val="Heading6"/>
     <w:uiPriority w:val="9"/>
     <w:semiHidden/>
-    <w:rsid w:val="00E74D9E"/>
+    <w:rsid w:val="00035B5C"/>
     <w:rPr>
       <w:rFonts w:asciiTheme="minorHAnsi" w:eastAsiaTheme="majorEastAsia" w:hAnsiTheme="minorHAnsi" w:cstheme="majorBidi"/>
       <w:i/>
@@ -2511,7 +2453,7 @@
     <w:link w:val="Heading7"/>
     <w:uiPriority w:val="9"/>
     <w:semiHidden/>
-    <w:rsid w:val="00E74D9E"/>
+    <w:rsid w:val="00035B5C"/>
     <w:rPr>
       <w:rFonts w:asciiTheme="minorHAnsi" w:eastAsiaTheme="majorEastAsia" w:hAnsiTheme="minorHAnsi" w:cstheme="majorBidi"/>
       <w:color w:val="595959" w:themeColor="text1" w:themeTint="A6"/>
@@ -2523,7 +2465,7 @@
     <w:link w:val="Heading8"/>
     <w:uiPriority w:val="9"/>
     <w:semiHidden/>
-    <w:rsid w:val="00E74D9E"/>
+    <w:rsid w:val="00035B5C"/>
     <w:rPr>
       <w:rFonts w:asciiTheme="minorHAnsi" w:eastAsiaTheme="majorEastAsia" w:hAnsiTheme="minorHAnsi" w:cstheme="majorBidi"/>
       <w:i/>
@@ -2537,7 +2479,7 @@
     <w:link w:val="Heading9"/>
     <w:uiPriority w:val="9"/>
     <w:semiHidden/>
-    <w:rsid w:val="00E74D9E"/>
+    <w:rsid w:val="00035B5C"/>
     <w:rPr>
       <w:rFonts w:asciiTheme="minorHAnsi" w:eastAsiaTheme="majorEastAsia" w:hAnsiTheme="minorHAnsi" w:cstheme="majorBidi"/>
       <w:color w:val="272727" w:themeColor="text1" w:themeTint="D8"/>
@@ -2550,7 +2492,7 @@
     <w:link w:val="TitleChar"/>
     <w:uiPriority w:val="10"/>
     <w:qFormat/>
-    <w:rsid w:val="00E74D9E"/>
+    <w:rsid w:val="00035B5C"/>
     <w:pPr>
       <w:spacing w:after="80" w:line="240" w:lineRule="auto"/>
       <w:contextualSpacing/>
@@ -2568,7 +2510,7 @@
     <w:basedOn w:val="DefaultParagraphFont"/>
     <w:link w:val="Title"/>
     <w:uiPriority w:val="10"/>
-    <w:rsid w:val="00E74D9E"/>
+    <w:rsid w:val="00035B5C"/>
     <w:rPr>
       <w:rFonts w:asciiTheme="majorHAnsi" w:eastAsiaTheme="majorEastAsia" w:hAnsiTheme="majorHAnsi" w:cstheme="majorBidi"/>
       <w:spacing w:val="-10"/>
@@ -2584,7 +2526,7 @@
     <w:link w:val="SubtitleChar"/>
     <w:uiPriority w:val="11"/>
     <w:qFormat/>
-    <w:rsid w:val="00E74D9E"/>
+    <w:rsid w:val="00035B5C"/>
     <w:pPr>
       <w:numPr>
         <w:ilvl w:val="1"/>
@@ -2603,7 +2545,7 @@
     <w:basedOn w:val="DefaultParagraphFont"/>
     <w:link w:val="Subtitle"/>
     <w:uiPriority w:val="11"/>
-    <w:rsid w:val="00E74D9E"/>
+    <w:rsid w:val="00035B5C"/>
     <w:rPr>
       <w:rFonts w:asciiTheme="minorHAnsi" w:eastAsiaTheme="majorEastAsia" w:hAnsiTheme="minorHAnsi" w:cstheme="majorBidi"/>
       <w:color w:val="595959" w:themeColor="text1" w:themeTint="A6"/>
@@ -2619,7 +2561,7 @@
     <w:link w:val="QuoteChar"/>
     <w:uiPriority w:val="29"/>
     <w:qFormat/>
-    <w:rsid w:val="00E74D9E"/>
+    <w:rsid w:val="00035B5C"/>
     <w:pPr>
       <w:spacing w:before="160"/>
       <w:jc w:val="center"/>
@@ -2635,7 +2577,7 @@
     <w:basedOn w:val="DefaultParagraphFont"/>
     <w:link w:val="Quote"/>
     <w:uiPriority w:val="29"/>
-    <w:rsid w:val="00E74D9E"/>
+    <w:rsid w:val="00035B5C"/>
     <w:rPr>
       <w:i/>
       <w:iCs/>
@@ -2647,7 +2589,7 @@
     <w:basedOn w:val="Normal"/>
     <w:uiPriority w:val="34"/>
     <w:qFormat/>
-    <w:rsid w:val="00E74D9E"/>
+    <w:rsid w:val="00035B5C"/>
     <w:pPr>
       <w:ind w:left="720"/>
       <w:contextualSpacing/>
@@ -2658,7 +2600,7 @@
     <w:basedOn w:val="DefaultParagraphFont"/>
     <w:uiPriority w:val="21"/>
     <w:qFormat/>
-    <w:rsid w:val="00E74D9E"/>
+    <w:rsid w:val="00035B5C"/>
     <w:rPr>
       <w:i/>
       <w:iCs/>
@@ -2672,7 +2614,7 @@
     <w:link w:val="IntenseQuoteChar"/>
     <w:uiPriority w:val="30"/>
     <w:qFormat/>
-    <w:rsid w:val="00E74D9E"/>
+    <w:rsid w:val="00035B5C"/>
     <w:pPr>
       <w:pBdr>
         <w:top w:val="single" w:sz="4" w:space="10" w:color="0F4761" w:themeColor="accent1" w:themeShade="BF"/>
@@ -2693,7 +2635,7 @@
     <w:basedOn w:val="DefaultParagraphFont"/>
     <w:link w:val="IntenseQuote"/>
     <w:uiPriority w:val="30"/>
-    <w:rsid w:val="00E74D9E"/>
+    <w:rsid w:val="00035B5C"/>
     <w:rPr>
       <w:i/>
       <w:iCs/>
@@ -2705,7 +2647,7 @@
     <w:basedOn w:val="DefaultParagraphFont"/>
     <w:uiPriority w:val="32"/>
     <w:qFormat/>
-    <w:rsid w:val="00E74D9E"/>
+    <w:rsid w:val="00035B5C"/>
     <w:rPr>
       <w:b/>
       <w:bCs/>
@@ -2720,7 +2662,7 @@
     <w:link w:val="HeaderChar"/>
     <w:uiPriority w:val="99"/>
     <w:unhideWhenUsed/>
-    <w:rsid w:val="00E74D9E"/>
+    <w:rsid w:val="00035B5C"/>
     <w:pPr>
       <w:tabs>
         <w:tab w:val="center" w:pos="4680"/>
@@ -2734,7 +2676,7 @@
     <w:basedOn w:val="DefaultParagraphFont"/>
     <w:link w:val="Header"/>
     <w:uiPriority w:val="99"/>
-    <w:rsid w:val="00E74D9E"/>
+    <w:rsid w:val="00035B5C"/>
   </w:style>
   <w:style w:type="paragraph" w:styleId="Footer">
     <w:name w:val="footer"/>
@@ -2742,7 +2684,7 @@
     <w:link w:val="FooterChar"/>
     <w:uiPriority w:val="99"/>
     <w:unhideWhenUsed/>
-    <w:rsid w:val="00E74D9E"/>
+    <w:rsid w:val="00035B5C"/>
     <w:pPr>
       <w:tabs>
         <w:tab w:val="center" w:pos="4680"/>
@@ -2756,7 +2698,7 @@
     <w:basedOn w:val="DefaultParagraphFont"/>
     <w:link w:val="Footer"/>
     <w:uiPriority w:val="99"/>
-    <w:rsid w:val="00E74D9E"/>
+    <w:rsid w:val="00035B5C"/>
   </w:style>
 </w:styles>
 </file>

--- a/output/uln_document.docx
+++ b/output/uln_document.docx
@@ -148,7 +148,7 @@
         <w:pStyle w:val="ListParagraph"/>
         <w:numPr>
           <w:ilvl w:val="0"/>
-          <w:numId w:val="2"/>
+          <w:numId w:val="1"/>
         </w:numPr>
         <w:spacing w:before="120" w:after="80"/>
         <w:rPr>
@@ -251,7 +251,7 @@
         <w:pStyle w:val="ListParagraph"/>
         <w:numPr>
           <w:ilvl w:val="0"/>
-          <w:numId w:val="3"/>
+          <w:numId w:val="1"/>
         </w:numPr>
         <w:spacing w:before="120" w:after="80"/>
         <w:rPr>
@@ -382,7 +382,7 @@
         <w:pStyle w:val="ListParagraph"/>
         <w:numPr>
           <w:ilvl w:val="0"/>
-          <w:numId w:val="4"/>
+          <w:numId w:val="1"/>
         </w:numPr>
         <w:spacing w:before="120" w:after="80"/>
         <w:rPr>
@@ -485,7 +485,7 @@
         <w:pStyle w:val="ListParagraph"/>
         <w:numPr>
           <w:ilvl w:val="0"/>
-          <w:numId w:val="5"/>
+          <w:numId w:val="1"/>
         </w:numPr>
         <w:spacing w:before="120" w:after="80"/>
         <w:rPr>
@@ -606,7 +606,7 @@
         <mc:AlternateContent>
           <mc:Choice Requires="wps">
             <w:drawing>
-              <wp:anchor distT="0" distB="0" distL="114300" distR="114300" simplePos="0" relativeHeight="251659264" behindDoc="0" locked="0" layoutInCell="1" allowOverlap="1" wp14:anchorId="39E3E939" wp14:editId="42017EE6">
+              <wp:anchor distT="0" distB="0" distL="114300" distR="114300" simplePos="0" relativeHeight="251659264" behindDoc="0" locked="0" layoutInCell="1" allowOverlap="1" wp14:anchorId="4C4C6C22" wp14:editId="7FB87699">
                 <wp:simplePos x="0" y="0"/>
                 <wp:positionH relativeFrom="margin">
                   <wp:posOffset>1331595</wp:posOffset>
@@ -617,7 +617,7 @@
                 <wp:extent cx="3276600" cy="355600"/>
                 <wp:effectExtent l="0" t="0" r="19050" b="25400"/>
                 <wp:wrapNone/>
-                <wp:docPr id="961671717" name="Rectangle: Rounded Corners 1"/>
+                <wp:docPr id="1488707291" name="Rectangle: Rounded Corners 1"/>
                 <wp:cNvGraphicFramePr/>
                 <a:graphic xmlns:a="http://schemas.openxmlformats.org/drawingml/2006/main">
                   <a:graphicData uri="http://schemas.microsoft.com/office/word/2010/wordprocessingShape">
@@ -680,7 +680,7 @@
           </mc:Choice>
           <mc:Fallback>
             <w:pict>
-              <v:roundrect w14:anchorId="15ABF30F" id="Rectangle: Rounded Corners 1" o:spid="_x0000_s1026" style="position:absolute;margin-left:104.85pt;margin-top:-6pt;width:258pt;height:28pt;z-index:251659264;visibility:visible;mso-wrap-style:square;mso-wrap-distance-left:9pt;mso-wrap-distance-top:0;mso-wrap-distance-right:9pt;mso-wrap-distance-bottom:0;mso-position-horizontal:absolute;mso-position-horizontal-relative:margin;mso-position-vertical:absolute;mso-position-vertical-relative:text;v-text-anchor:middle" arcsize="10923f" o:gfxdata="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" filled="f" fillcolor="#156082 [3204]" strokeweight="1pt">
+              <v:roundrect w14:anchorId="0E0B3912" id="Rectangle: Rounded Corners 1" o:spid="_x0000_s1026" style="position:absolute;margin-left:104.85pt;margin-top:-6pt;width:258pt;height:28pt;z-index:251659264;visibility:visible;mso-wrap-style:square;mso-wrap-distance-left:9pt;mso-wrap-distance-top:0;mso-wrap-distance-right:9pt;mso-wrap-distance-bottom:0;mso-position-horizontal:absolute;mso-position-horizontal-relative:margin;mso-position-vertical:absolute;mso-position-vertical-relative:text;v-text-anchor:middle" arcsize="10923f" o:gfxdata="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" filled="f" fillcolor="#156082 [3204]" strokeweight="1pt">
                 <v:stroke joinstyle="miter"/>
                 <w10:wrap anchorx="margin"/>
               </v:roundrect>
@@ -727,7 +727,7 @@
         <w:pStyle w:val="ListParagraph"/>
         <w:numPr>
           <w:ilvl w:val="0"/>
-          <w:numId w:val="7"/>
+          <w:numId w:val="2"/>
         </w:numPr>
         <w:tabs>
           <w:tab w:val="left" w:pos="4137"/>
@@ -855,7 +855,7 @@
         <w:pStyle w:val="ListParagraph"/>
         <w:numPr>
           <w:ilvl w:val="0"/>
-          <w:numId w:val="9"/>
+          <w:numId w:val="3"/>
         </w:numPr>
         <w:spacing w:before="120" w:after="80" w:line="480" w:lineRule="auto"/>
         <w:rPr>
@@ -962,7 +962,7 @@
         <w:pStyle w:val="ListParagraph"/>
         <w:numPr>
           <w:ilvl w:val="0"/>
-          <w:numId w:val="9"/>
+          <w:numId w:val="3"/>
         </w:numPr>
         <w:spacing w:before="60" w:after="60" w:line="240" w:lineRule="auto"/>
         <w:rPr>
@@ -991,7 +991,7 @@
           <w:sz w:val="24"/>
         </w:rPr>
         <w:drawing>
-          <wp:anchor distT="0" distB="0" distL="114300" distR="114300" simplePos="0" relativeHeight="251660288" behindDoc="0" locked="0" layoutInCell="1" allowOverlap="1" wp14:anchorId="1BBD8886" wp14:editId="30CF66EB">
+          <wp:anchor distT="0" distB="0" distL="114300" distR="114300" simplePos="0" relativeHeight="251660288" behindDoc="0" locked="0" layoutInCell="1" allowOverlap="1" wp14:anchorId="592D1526" wp14:editId="00C08145">
             <wp:simplePos x="0" y="0"/>
             <wp:positionH relativeFrom="margin">
               <wp:posOffset>4679950</wp:posOffset>
@@ -1002,7 +1002,7 @@
             <wp:extent cx="1260000" cy="1008000"/>
             <wp:effectExtent l="0" t="0" r="0" b="1905"/>
             <wp:wrapNone/>
-            <wp:docPr id="853730217" name="Picture 2"/>
+            <wp:docPr id="1488864657" name="Picture 2"/>
             <wp:cNvGraphicFramePr>
               <a:graphicFrameLocks xmlns:a="http://schemas.openxmlformats.org/drawingml/2006/main"/>
             </wp:cNvGraphicFramePr>
@@ -1010,7 +1010,7 @@
               <a:graphicData uri="http://schemas.openxmlformats.org/drawingml/2006/picture">
                 <pic:pic xmlns:pic="http://schemas.openxmlformats.org/drawingml/2006/picture">
                   <pic:nvPicPr>
-                    <pic:cNvPr id="853730217" name=""/>
+                    <pic:cNvPr id="1488864657" name=""/>
                     <pic:cNvPicPr/>
                   </pic:nvPicPr>
                   <pic:blipFill>
@@ -1161,78 +1161,85 @@
     </w:p>
     <w:p>
       <w:pPr>
-        <w:tabs>
-          <w:tab w:val="right" w:leader="heavy" w:pos="9354"/>
-        </w:tabs>
-        <w:spacing w:before="60" w:after="60" w:line="240" w:lineRule="auto"/>
-        <w:rPr>
-          <w:sz w:val="24"/>
-        </w:rPr>
-      </w:pPr>
-      <w:r>
-        <w:rPr>
-          <w:sz w:val="24"/>
-        </w:rPr>
-        <w:t xml:space="preserve">Nam is my </w:t>
-      </w:r>
-      <w:r>
-        <w:rPr>
-          <w:sz w:val="24"/>
-          <w:u w:val="single"/>
-        </w:rPr>
-        <w:t>classmates</w:t>
-      </w:r>
-      <w:r>
-        <w:rPr>
-          <w:sz w:val="24"/>
-        </w:rPr>
-        <w:t>. He watches TV every night.</w:t>
-      </w:r>
-      <w:r>
-        <w:rPr>
-          <w:sz w:val="24"/>
-        </w:rPr>
-        <w:tab/>
-      </w:r>
-    </w:p>
-    <w:p>
-      <w:pPr>
-        <w:spacing w:before="120" w:after="80" w:line="240" w:lineRule="auto"/>
-        <w:rPr>
-          <w:b/>
-          <w:sz w:val="24"/>
-        </w:rPr>
-      </w:pPr>
-      <w:r>
-        <w:rPr>
-          <w:b/>
-          <w:sz w:val="24"/>
-        </w:rPr>
-        <w:t>III. SENTENCE TRANSFORMATION</w:t>
-      </w:r>
-    </w:p>
-    <w:p>
-      <w:pPr>
-        <w:spacing w:before="120" w:after="80" w:line="240" w:lineRule="auto"/>
-        <w:rPr>
-          <w:b/>
-          <w:sz w:val="24"/>
-        </w:rPr>
-      </w:pPr>
-      <w:r>
-        <w:rPr>
-          <w:b/>
-          <w:sz w:val="24"/>
-        </w:rPr>
-        <w:t>Complete the second sentence so that it has the same meaning as the first.</w:t>
-      </w:r>
-    </w:p>
-    <w:p>
-      <w:pPr>
         <w:pStyle w:val="ListParagraph"/>
         <w:numPr>
           <w:ilvl w:val="0"/>
-          <w:numId w:val="12"/>
+          <w:numId w:val="4"/>
+        </w:numPr>
+        <w:tabs>
+          <w:tab w:val="left" w:pos="7087"/>
+        </w:tabs>
+        <w:spacing w:before="60" w:after="60" w:line="240" w:lineRule="auto"/>
+        <w:rPr>
+          <w:b/>
+          <w:sz w:val="24"/>
+        </w:rPr>
+      </w:pPr>
+      <w:r>
+        <w:rPr>
+          <w:sz w:val="24"/>
+        </w:rPr>
+        <w:t xml:space="preserve">Nam is my </w:t>
+      </w:r>
+      <w:r>
+        <w:rPr>
+          <w:sz w:val="24"/>
+          <w:u w:val="single"/>
+        </w:rPr>
+        <w:t>classmates</w:t>
+      </w:r>
+      <w:r>
+        <w:rPr>
+          <w:sz w:val="24"/>
+        </w:rPr>
+        <w:t>. He watches TV every night.</w:t>
+      </w:r>
+      <w:r>
+        <w:rPr>
+          <w:sz w:val="24"/>
+        </w:rPr>
+        <w:tab/>
+        <w:t>___________</w:t>
+      </w:r>
+    </w:p>
+    <w:p>
+      <w:pPr>
+        <w:spacing w:before="120" w:after="80" w:line="240" w:lineRule="auto"/>
+        <w:rPr>
+          <w:b/>
+          <w:sz w:val="24"/>
+        </w:rPr>
+      </w:pPr>
+      <w:r>
+        <w:rPr>
+          <w:b/>
+          <w:sz w:val="24"/>
+        </w:rPr>
+        <w:t>III. SENTENCE TRANSFORMATION</w:t>
+      </w:r>
+    </w:p>
+    <w:p>
+      <w:pPr>
+        <w:spacing w:before="120" w:after="80" w:line="240" w:lineRule="auto"/>
+        <w:rPr>
+          <w:b/>
+          <w:sz w:val="24"/>
+        </w:rPr>
+      </w:pPr>
+      <w:r>
+        <w:rPr>
+          <w:b/>
+          <w:sz w:val="24"/>
+        </w:rPr>
+        <w:t>Complete the second sentence so that it has the same meaning as the first.</w:t>
+      </w:r>
+    </w:p>
+    <w:p>
+      <w:pPr>
+        <w:pStyle w:val="ListParagraph"/>
+        <w:numPr>
+          <w:ilvl w:val="0"/>
+          <w:numId w:val="5"/>
         </w:numPr>
         <w:spacing w:before="120" w:after="80" w:line="240" w:lineRule="auto"/>
         <w:rPr>
@@ -1485,9 +1492,9 @@
 <file path=word/numbering.xml><?xml version="1.0" encoding="utf-8"?>
 <w:numbering xmlns:wpc="http://schemas.microsoft.com/office/word/2010/wordprocessingCanvas" xmlns:cx="http://schemas.microsoft.com/office/drawing/2014/chartex" xmlns:cx1="http://schemas.microsoft.com/office/drawing/2015/9/8/chartex" xmlns:cx2="http://schemas.microsoft.com/office/drawing/2015/10/21/chartex" xmlns:cx3="http://schemas.microsoft.com/office/drawing/2016/5/9/chartex" xmlns:cx4="http://schemas.microsoft.com/office/drawing/2016/5/10/chartex" xmlns:cx5="http://schemas.microsoft.com/office/drawing/2016/5/11/chartex" xmlns:cx6="http://schemas.microsoft.com/office/drawing/2016/5/12/chartex" xmlns:cx7="http://schemas.microsoft.com/office/drawing/2016/5/13/chartex" xmlns:cx8="http://schemas.microsoft.com/office/drawing/2016/5/14/chartex" xmlns:mc="http://schemas.openxmlformats.org/markup-compatibility/2006" xmlns:aink="http://schemas.microsoft.com/office/drawing/2016/ink" xmlns:am3d="http://schemas.microsoft.com/office/drawing/2017/model3d" xmlns:o="urn:schemas-microsoft-com:office:office" xmlns:oel="http://schemas.microsoft.com/office/2019/extlst" xmlns:r="http://schemas.openxmlformats.org/officeDocument/2006/relationships" xmlns:m="http://schemas.openxmlformats.org/officeDocument/2006/math" xmlns:v="urn:schemas-microsoft-com:vml" xmlns:wp14="http://schemas.microsoft.com/office/word/2010/wordprocessingDrawing" xmlns:wp="http://schemas.openxmlformats.org/drawingml/2006/wordprocessingDrawing" xmlns:w10="urn:schemas-microsoft-com:office:word" xmlns:w="http://schemas.openxmlformats.org/wordprocessingml/2006/main" xmlns:w14="http://schemas.microsoft.com/office/word/2010/wordml" xmlns:w15="http://schemas.microsoft.com/office/word/2012/wordml" xmlns:w16cei="http://schemas.microsoft.com/office/word/2026/wordml/cei" xmlns:w16cex="http://schemas.microsoft.com/office/word/2018/wordml/cex" xmlns:w16cid="http://schemas.microsoft.com/office/word/2016/wordml/cid" xmlns:w16="http://schemas.microsoft.com/office/word/2018/wordml" xmlns:w16du="http://schemas.microsoft.com/office/word/2023/wordml/word16du" xmlns:w16sdtdh="http://schemas.microsoft.com/office/word/2020/wordml/sdtdatahash" xmlns:w16sdtfl="http://schemas.microsoft.com/office/word/2024/wordml/sdtformatlock" xmlns:w16se="http://schemas.microsoft.com/office/word/2015/wordml/symex" xmlns:wpg="http://schemas.microsoft.com/office/word/2010/wordprocessingGroup" xmlns:wpi="http://schemas.microsoft.com/office/word/2010/wordprocessingInk" xmlns:wne="http://schemas.microsoft.com/office/word/2006/wordml" xmlns:wps="http://schemas.microsoft.com/office/word/2010/wordprocessingShape" mc:Ignorable="w14 w15 w16se w16cid w16 w16cex w16sdtdh w16sdtfl w16du wp14">
   <w:abstractNum w:abstractNumId="0" w15:restartNumberingAfterBreak="0">
-    <w:nsid w:val="13F02490"/>
+    <w:nsid w:val="051A6F6A"/>
     <w:multiLevelType w:val="singleLevel"/>
-    <w:tmpl w:val="3B940644"/>
+    <w:tmpl w:val="F5D0F73C"/>
     <w:lvl w:ilvl="0">
       <w:start w:val="1"/>
       <w:numFmt w:val="decimal"/>
@@ -1503,9 +1510,9 @@
     </w:lvl>
   </w:abstractNum>
   <w:abstractNum w:abstractNumId="1" w15:restartNumberingAfterBreak="0">
-    <w:nsid w:val="1A6F52B0"/>
+    <w:nsid w:val="0E0E68DF"/>
     <w:multiLevelType w:val="singleLevel"/>
-    <w:tmpl w:val="3B940644"/>
+    <w:tmpl w:val="F5D0F73C"/>
     <w:lvl w:ilvl="0">
       <w:start w:val="1"/>
       <w:numFmt w:val="decimal"/>
@@ -1521,9 +1528,9 @@
     </w:lvl>
   </w:abstractNum>
   <w:abstractNum w:abstractNumId="2" w15:restartNumberingAfterBreak="0">
-    <w:nsid w:val="251E37A6"/>
+    <w:nsid w:val="1F693A4E"/>
     <w:multiLevelType w:val="singleLevel"/>
-    <w:tmpl w:val="3B940644"/>
+    <w:tmpl w:val="F5D0F73C"/>
     <w:lvl w:ilvl="0">
       <w:start w:val="1"/>
       <w:numFmt w:val="decimal"/>
@@ -1539,9 +1546,9 @@
     </w:lvl>
   </w:abstractNum>
   <w:abstractNum w:abstractNumId="3" w15:restartNumberingAfterBreak="0">
-    <w:nsid w:val="28491FEC"/>
+    <w:nsid w:val="45C00FFA"/>
     <w:multiLevelType w:val="singleLevel"/>
-    <w:tmpl w:val="3B940644"/>
+    <w:tmpl w:val="F5D0F73C"/>
     <w:lvl w:ilvl="0">
       <w:start w:val="1"/>
       <w:numFmt w:val="decimal"/>
@@ -1557,9 +1564,9 @@
     </w:lvl>
   </w:abstractNum>
   <w:abstractNum w:abstractNumId="4" w15:restartNumberingAfterBreak="0">
-    <w:nsid w:val="3A05002A"/>
+    <w:nsid w:val="7A417528"/>
     <w:multiLevelType w:val="singleLevel"/>
-    <w:tmpl w:val="3B940644"/>
+    <w:tmpl w:val="F5D0F73C"/>
     <w:lvl w:ilvl="0">
       <w:start w:val="1"/>
       <w:numFmt w:val="decimal"/>
@@ -1574,167 +1581,20 @@
       </w:rPr>
     </w:lvl>
   </w:abstractNum>
-  <w:abstractNum w:abstractNumId="5" w15:restartNumberingAfterBreak="0">
-    <w:nsid w:val="3DD0221E"/>
-    <w:multiLevelType w:val="singleLevel"/>
-    <w:tmpl w:val="3B940644"/>
-    <w:lvl w:ilvl="0">
-      <w:start w:val="1"/>
-      <w:numFmt w:val="decimal"/>
-      <w:suff w:val="nothing"/>
-      <w:lvlText w:val="%1."/>
-      <w:lvlJc w:val="left"/>
-      <w:pPr>
-        <w:ind w:left="0" w:firstLine="0"/>
-      </w:pPr>
-      <w:rPr>
-        <w:b/>
-      </w:rPr>
-    </w:lvl>
-  </w:abstractNum>
-  <w:abstractNum w:abstractNumId="6" w15:restartNumberingAfterBreak="0">
-    <w:nsid w:val="53883F34"/>
-    <w:multiLevelType w:val="singleLevel"/>
-    <w:tmpl w:val="3B940644"/>
-    <w:lvl w:ilvl="0">
-      <w:start w:val="1"/>
-      <w:numFmt w:val="decimal"/>
-      <w:suff w:val="nothing"/>
-      <w:lvlText w:val="%1."/>
-      <w:lvlJc w:val="left"/>
-      <w:pPr>
-        <w:ind w:left="0" w:firstLine="0"/>
-      </w:pPr>
-      <w:rPr>
-        <w:b/>
-      </w:rPr>
-    </w:lvl>
-  </w:abstractNum>
-  <w:abstractNum w:abstractNumId="7" w15:restartNumberingAfterBreak="0">
-    <w:nsid w:val="5EC5689B"/>
-    <w:multiLevelType w:val="singleLevel"/>
-    <w:tmpl w:val="3B940644"/>
-    <w:lvl w:ilvl="0">
-      <w:start w:val="1"/>
-      <w:numFmt w:val="decimal"/>
-      <w:suff w:val="nothing"/>
-      <w:lvlText w:val="%1."/>
-      <w:lvlJc w:val="left"/>
-      <w:pPr>
-        <w:ind w:left="0" w:firstLine="0"/>
-      </w:pPr>
-      <w:rPr>
-        <w:b/>
-      </w:rPr>
-    </w:lvl>
-  </w:abstractNum>
-  <w:abstractNum w:abstractNumId="8" w15:restartNumberingAfterBreak="0">
-    <w:nsid w:val="6B9D311D"/>
-    <w:multiLevelType w:val="singleLevel"/>
-    <w:tmpl w:val="3B940644"/>
-    <w:lvl w:ilvl="0">
-      <w:start w:val="1"/>
-      <w:numFmt w:val="decimal"/>
-      <w:suff w:val="nothing"/>
-      <w:lvlText w:val="%1."/>
-      <w:lvlJc w:val="left"/>
-      <w:pPr>
-        <w:ind w:left="0" w:firstLine="0"/>
-      </w:pPr>
-      <w:rPr>
-        <w:b/>
-      </w:rPr>
-    </w:lvl>
-  </w:abstractNum>
-  <w:abstractNum w:abstractNumId="9" w15:restartNumberingAfterBreak="0">
-    <w:nsid w:val="6C263094"/>
-    <w:multiLevelType w:val="singleLevel"/>
-    <w:tmpl w:val="3B940644"/>
-    <w:lvl w:ilvl="0">
-      <w:start w:val="1"/>
-      <w:numFmt w:val="decimal"/>
-      <w:suff w:val="nothing"/>
-      <w:lvlText w:val="%1."/>
-      <w:lvlJc w:val="left"/>
-      <w:pPr>
-        <w:ind w:left="0" w:firstLine="0"/>
-      </w:pPr>
-      <w:rPr>
-        <w:b/>
-      </w:rPr>
-    </w:lvl>
-  </w:abstractNum>
-  <w:abstractNum w:abstractNumId="10" w15:restartNumberingAfterBreak="0">
-    <w:nsid w:val="719C4766"/>
-    <w:multiLevelType w:val="singleLevel"/>
-    <w:tmpl w:val="3B940644"/>
-    <w:lvl w:ilvl="0">
-      <w:start w:val="1"/>
-      <w:numFmt w:val="decimal"/>
-      <w:suff w:val="nothing"/>
-      <w:lvlText w:val="%1."/>
-      <w:lvlJc w:val="left"/>
-      <w:pPr>
-        <w:ind w:left="0" w:firstLine="0"/>
-      </w:pPr>
-      <w:rPr>
-        <w:b/>
-      </w:rPr>
-    </w:lvl>
-  </w:abstractNum>
-  <w:abstractNum w:abstractNumId="11" w15:restartNumberingAfterBreak="0">
-    <w:nsid w:val="721A3070"/>
-    <w:multiLevelType w:val="singleLevel"/>
-    <w:tmpl w:val="3B940644"/>
-    <w:lvl w:ilvl="0">
-      <w:start w:val="1"/>
-      <w:numFmt w:val="decimal"/>
-      <w:suff w:val="nothing"/>
-      <w:lvlText w:val="%1."/>
-      <w:lvlJc w:val="left"/>
-      <w:pPr>
-        <w:ind w:left="0" w:firstLine="0"/>
-      </w:pPr>
-      <w:rPr>
-        <w:b/>
-      </w:rPr>
-    </w:lvl>
-  </w:abstractNum>
-  <w:num w:numId="1" w16cid:durableId="1393044150">
+  <w:num w:numId="1" w16cid:durableId="755632568">
     <w:abstractNumId w:val="4"/>
   </w:num>
-  <w:num w:numId="2" w16cid:durableId="1217618262">
-    <w:abstractNumId w:val="7"/>
+  <w:num w:numId="2" w16cid:durableId="2061324596">
+    <w:abstractNumId w:val="1"/>
   </w:num>
-  <w:num w:numId="3" w16cid:durableId="254098353">
+  <w:num w:numId="3" w16cid:durableId="909387768">
+    <w:abstractNumId w:val="0"/>
+  </w:num>
+  <w:num w:numId="4" w16cid:durableId="1413233288">
     <w:abstractNumId w:val="3"/>
   </w:num>
-  <w:num w:numId="4" w16cid:durableId="371075115">
+  <w:num w:numId="5" w16cid:durableId="477770435">
     <w:abstractNumId w:val="2"/>
-  </w:num>
-  <w:num w:numId="5" w16cid:durableId="866328323">
-    <w:abstractNumId w:val="9"/>
-  </w:num>
-  <w:num w:numId="6" w16cid:durableId="2022848925">
-    <w:abstractNumId w:val="10"/>
-  </w:num>
-  <w:num w:numId="7" w16cid:durableId="249896265">
-    <w:abstractNumId w:val="5"/>
-  </w:num>
-  <w:num w:numId="8" w16cid:durableId="1042483880">
-    <w:abstractNumId w:val="11"/>
-  </w:num>
-  <w:num w:numId="9" w16cid:durableId="1650397161">
-    <w:abstractNumId w:val="0"/>
-  </w:num>
-  <w:num w:numId="10" w16cid:durableId="1070885021">
-    <w:abstractNumId w:val="1"/>
-  </w:num>
-  <w:num w:numId="11" w16cid:durableId="290207889">
-    <w:abstractNumId w:val="6"/>
-  </w:num>
-  <w:num w:numId="12" w16cid:durableId="172842833">
-    <w:abstractNumId w:val="8"/>
   </w:num>
 </w:numbering>
 </file>
@@ -2147,7 +2007,7 @@
     <w:link w:val="Heading1Char"/>
     <w:uiPriority w:val="9"/>
     <w:qFormat/>
-    <w:rsid w:val="00035B5C"/>
+    <w:rsid w:val="00232A5A"/>
     <w:pPr>
       <w:keepNext/>
       <w:keepLines/>
@@ -2170,7 +2030,7 @@
     <w:semiHidden/>
     <w:unhideWhenUsed/>
     <w:qFormat/>
-    <w:rsid w:val="00035B5C"/>
+    <w:rsid w:val="00232A5A"/>
     <w:pPr>
       <w:keepNext/>
       <w:keepLines/>
@@ -2193,7 +2053,7 @@
     <w:semiHidden/>
     <w:unhideWhenUsed/>
     <w:qFormat/>
-    <w:rsid w:val="00035B5C"/>
+    <w:rsid w:val="00232A5A"/>
     <w:pPr>
       <w:keepNext/>
       <w:keepLines/>
@@ -2216,7 +2076,7 @@
     <w:semiHidden/>
     <w:unhideWhenUsed/>
     <w:qFormat/>
-    <w:rsid w:val="00035B5C"/>
+    <w:rsid w:val="00232A5A"/>
     <w:pPr>
       <w:keepNext/>
       <w:keepLines/>
@@ -2239,7 +2099,7 @@
     <w:semiHidden/>
     <w:unhideWhenUsed/>
     <w:qFormat/>
-    <w:rsid w:val="00035B5C"/>
+    <w:rsid w:val="00232A5A"/>
     <w:pPr>
       <w:keepNext/>
       <w:keepLines/>
@@ -2260,7 +2120,7 @@
     <w:semiHidden/>
     <w:unhideWhenUsed/>
     <w:qFormat/>
-    <w:rsid w:val="00035B5C"/>
+    <w:rsid w:val="00232A5A"/>
     <w:pPr>
       <w:keepNext/>
       <w:keepLines/>
@@ -2283,7 +2143,7 @@
     <w:semiHidden/>
     <w:unhideWhenUsed/>
     <w:qFormat/>
-    <w:rsid w:val="00035B5C"/>
+    <w:rsid w:val="00232A5A"/>
     <w:pPr>
       <w:keepNext/>
       <w:keepLines/>
@@ -2304,7 +2164,7 @@
     <w:semiHidden/>
     <w:unhideWhenUsed/>
     <w:qFormat/>
-    <w:rsid w:val="00035B5C"/>
+    <w:rsid w:val="00232A5A"/>
     <w:pPr>
       <w:keepNext/>
       <w:keepLines/>
@@ -2327,7 +2187,7 @@
     <w:semiHidden/>
     <w:unhideWhenUsed/>
     <w:qFormat/>
-    <w:rsid w:val="00035B5C"/>
+    <w:rsid w:val="00232A5A"/>
     <w:pPr>
       <w:keepNext/>
       <w:keepLines/>
@@ -2371,7 +2231,7 @@
     <w:basedOn w:val="DefaultParagraphFont"/>
     <w:link w:val="Heading1"/>
     <w:uiPriority w:val="9"/>
-    <w:rsid w:val="00035B5C"/>
+    <w:rsid w:val="00232A5A"/>
     <w:rPr>
       <w:rFonts w:asciiTheme="majorHAnsi" w:eastAsiaTheme="majorEastAsia" w:hAnsiTheme="majorHAnsi" w:cstheme="majorBidi"/>
       <w:color w:val="0F4761" w:themeColor="accent1" w:themeShade="BF"/>
@@ -2385,7 +2245,7 @@
     <w:link w:val="Heading2"/>
     <w:uiPriority w:val="9"/>
     <w:semiHidden/>
-    <w:rsid w:val="00035B5C"/>
+    <w:rsid w:val="00232A5A"/>
     <w:rPr>
       <w:rFonts w:asciiTheme="majorHAnsi" w:eastAsiaTheme="majorEastAsia" w:hAnsiTheme="majorHAnsi" w:cstheme="majorBidi"/>
       <w:color w:val="0F4761" w:themeColor="accent1" w:themeShade="BF"/>
@@ -2399,7 +2259,7 @@
     <w:link w:val="Heading3"/>
     <w:uiPriority w:val="9"/>
     <w:semiHidden/>
-    <w:rsid w:val="00035B5C"/>
+    <w:rsid w:val="00232A5A"/>
     <w:rPr>
       <w:rFonts w:asciiTheme="minorHAnsi" w:eastAsiaTheme="majorEastAsia" w:hAnsiTheme="minorHAnsi" w:cstheme="majorBidi"/>
       <w:color w:val="0F4761" w:themeColor="accent1" w:themeShade="BF"/>
@@ -2413,7 +2273,7 @@
     <w:link w:val="Heading4"/>
     <w:uiPriority w:val="9"/>
     <w:semiHidden/>
-    <w:rsid w:val="00035B5C"/>
+    <w:rsid w:val="00232A5A"/>
     <w:rPr>
       <w:rFonts w:asciiTheme="minorHAnsi" w:eastAsiaTheme="majorEastAsia" w:hAnsiTheme="minorHAnsi" w:cstheme="majorBidi"/>
       <w:i/>
@@ -2427,7 +2287,7 @@
     <w:link w:val="Heading5"/>
     <w:uiPriority w:val="9"/>
     <w:semiHidden/>
-    <w:rsid w:val="00035B5C"/>
+    <w:rsid w:val="00232A5A"/>
     <w:rPr>
       <w:rFonts w:asciiTheme="minorHAnsi" w:eastAsiaTheme="majorEastAsia" w:hAnsiTheme="minorHAnsi" w:cstheme="majorBidi"/>
       <w:color w:val="0F4761" w:themeColor="accent1" w:themeShade="BF"/>
@@ -2439,7 +2299,7 @@
     <w:link w:val="Heading6"/>
     <w:uiPriority w:val="9"/>
     <w:semiHidden/>
-    <w:rsid w:val="00035B5C"/>
+    <w:rsid w:val="00232A5A"/>
     <w:rPr>
       <w:rFonts w:asciiTheme="minorHAnsi" w:eastAsiaTheme="majorEastAsia" w:hAnsiTheme="minorHAnsi" w:cstheme="majorBidi"/>
       <w:i/>
@@ -2453,7 +2313,7 @@
     <w:link w:val="Heading7"/>
     <w:uiPriority w:val="9"/>
     <w:semiHidden/>
-    <w:rsid w:val="00035B5C"/>
+    <w:rsid w:val="00232A5A"/>
     <w:rPr>
       <w:rFonts w:asciiTheme="minorHAnsi" w:eastAsiaTheme="majorEastAsia" w:hAnsiTheme="minorHAnsi" w:cstheme="majorBidi"/>
       <w:color w:val="595959" w:themeColor="text1" w:themeTint="A6"/>
@@ -2465,7 +2325,7 @@
     <w:link w:val="Heading8"/>
     <w:uiPriority w:val="9"/>
     <w:semiHidden/>
-    <w:rsid w:val="00035B5C"/>
+    <w:rsid w:val="00232A5A"/>
     <w:rPr>
       <w:rFonts w:asciiTheme="minorHAnsi" w:eastAsiaTheme="majorEastAsia" w:hAnsiTheme="minorHAnsi" w:cstheme="majorBidi"/>
       <w:i/>
@@ -2479,7 +2339,7 @@
     <w:link w:val="Heading9"/>
     <w:uiPriority w:val="9"/>
     <w:semiHidden/>
-    <w:rsid w:val="00035B5C"/>
+    <w:rsid w:val="00232A5A"/>
     <w:rPr>
       <w:rFonts w:asciiTheme="minorHAnsi" w:eastAsiaTheme="majorEastAsia" w:hAnsiTheme="minorHAnsi" w:cstheme="majorBidi"/>
       <w:color w:val="272727" w:themeColor="text1" w:themeTint="D8"/>
@@ -2492,7 +2352,7 @@
     <w:link w:val="TitleChar"/>
     <w:uiPriority w:val="10"/>
     <w:qFormat/>
-    <w:rsid w:val="00035B5C"/>
+    <w:rsid w:val="00232A5A"/>
     <w:pPr>
       <w:spacing w:after="80" w:line="240" w:lineRule="auto"/>
       <w:contextualSpacing/>
@@ -2510,7 +2370,7 @@
     <w:basedOn w:val="DefaultParagraphFont"/>
     <w:link w:val="Title"/>
     <w:uiPriority w:val="10"/>
-    <w:rsid w:val="00035B5C"/>
+    <w:rsid w:val="00232A5A"/>
     <w:rPr>
       <w:rFonts w:asciiTheme="majorHAnsi" w:eastAsiaTheme="majorEastAsia" w:hAnsiTheme="majorHAnsi" w:cstheme="majorBidi"/>
       <w:spacing w:val="-10"/>
@@ -2526,7 +2386,7 @@
     <w:link w:val="SubtitleChar"/>
     <w:uiPriority w:val="11"/>
     <w:qFormat/>
-    <w:rsid w:val="00035B5C"/>
+    <w:rsid w:val="00232A5A"/>
     <w:pPr>
       <w:numPr>
         <w:ilvl w:val="1"/>
@@ -2545,7 +2405,7 @@
     <w:basedOn w:val="DefaultParagraphFont"/>
     <w:link w:val="Subtitle"/>
     <w:uiPriority w:val="11"/>
-    <w:rsid w:val="00035B5C"/>
+    <w:rsid w:val="00232A5A"/>
     <w:rPr>
       <w:rFonts w:asciiTheme="minorHAnsi" w:eastAsiaTheme="majorEastAsia" w:hAnsiTheme="minorHAnsi" w:cstheme="majorBidi"/>
       <w:color w:val="595959" w:themeColor="text1" w:themeTint="A6"/>
@@ -2561,7 +2421,7 @@
     <w:link w:val="QuoteChar"/>
     <w:uiPriority w:val="29"/>
     <w:qFormat/>
-    <w:rsid w:val="00035B5C"/>
+    <w:rsid w:val="00232A5A"/>
     <w:pPr>
       <w:spacing w:before="160"/>
       <w:jc w:val="center"/>
@@ -2577,7 +2437,7 @@
     <w:basedOn w:val="DefaultParagraphFont"/>
     <w:link w:val="Quote"/>
     <w:uiPriority w:val="29"/>
-    <w:rsid w:val="00035B5C"/>
+    <w:rsid w:val="00232A5A"/>
     <w:rPr>
       <w:i/>
       <w:iCs/>
@@ -2589,7 +2449,7 @@
     <w:basedOn w:val="Normal"/>
     <w:uiPriority w:val="34"/>
     <w:qFormat/>
-    <w:rsid w:val="00035B5C"/>
+    <w:rsid w:val="00232A5A"/>
     <w:pPr>
       <w:ind w:left="720"/>
       <w:contextualSpacing/>
@@ -2600,7 +2460,7 @@
     <w:basedOn w:val="DefaultParagraphFont"/>
     <w:uiPriority w:val="21"/>
     <w:qFormat/>
-    <w:rsid w:val="00035B5C"/>
+    <w:rsid w:val="00232A5A"/>
     <w:rPr>
       <w:i/>
       <w:iCs/>
@@ -2614,7 +2474,7 @@
     <w:link w:val="IntenseQuoteChar"/>
     <w:uiPriority w:val="30"/>
     <w:qFormat/>
-    <w:rsid w:val="00035B5C"/>
+    <w:rsid w:val="00232A5A"/>
     <w:pPr>
       <w:pBdr>
         <w:top w:val="single" w:sz="4" w:space="10" w:color="0F4761" w:themeColor="accent1" w:themeShade="BF"/>
@@ -2635,7 +2495,7 @@
     <w:basedOn w:val="DefaultParagraphFont"/>
     <w:link w:val="IntenseQuote"/>
     <w:uiPriority w:val="30"/>
-    <w:rsid w:val="00035B5C"/>
+    <w:rsid w:val="00232A5A"/>
     <w:rPr>
       <w:i/>
       <w:iCs/>
@@ -2647,7 +2507,7 @@
     <w:basedOn w:val="DefaultParagraphFont"/>
     <w:uiPriority w:val="32"/>
     <w:qFormat/>
-    <w:rsid w:val="00035B5C"/>
+    <w:rsid w:val="00232A5A"/>
     <w:rPr>
       <w:b/>
       <w:bCs/>
@@ -2662,7 +2522,7 @@
     <w:link w:val="HeaderChar"/>
     <w:uiPriority w:val="99"/>
     <w:unhideWhenUsed/>
-    <w:rsid w:val="00035B5C"/>
+    <w:rsid w:val="00232A5A"/>
     <w:pPr>
       <w:tabs>
         <w:tab w:val="center" w:pos="4680"/>
@@ -2676,7 +2536,7 @@
     <w:basedOn w:val="DefaultParagraphFont"/>
     <w:link w:val="Header"/>
     <w:uiPriority w:val="99"/>
-    <w:rsid w:val="00035B5C"/>
+    <w:rsid w:val="00232A5A"/>
   </w:style>
   <w:style w:type="paragraph" w:styleId="Footer">
     <w:name w:val="footer"/>
@@ -2684,7 +2544,7 @@
     <w:link w:val="FooterChar"/>
     <w:uiPriority w:val="99"/>
     <w:unhideWhenUsed/>
-    <w:rsid w:val="00035B5C"/>
+    <w:rsid w:val="00232A5A"/>
     <w:pPr>
       <w:tabs>
         <w:tab w:val="center" w:pos="4680"/>
@@ -2698,7 +2558,7 @@
     <w:basedOn w:val="DefaultParagraphFont"/>
     <w:link w:val="Footer"/>
     <w:uiPriority w:val="99"/>
-    <w:rsid w:val="00035B5C"/>
+    <w:rsid w:val="00232A5A"/>
   </w:style>
 </w:styles>
 </file>

--- a/output/uln_document.docx
+++ b/output/uln_document.docx
@@ -20,7 +20,36 @@
           <w:color w:val="auto"/>
           <w:sz w:val="24"/>
         </w:rPr>
-        <w:t>SECTION A: GRAMMAR &amp; VOCABULARY</w:t>
+        <w:t>UNIT 3 COMMUNITY SERVICE</w:t>
+      </w:r>
+    </w:p>
+    <w:p>
+      <w:pPr>
+        <w:pStyle w:val="Heading2"/>
+        <w:spacing w:before="240"/>
+        <w:rPr>
+          <w:rFonts w:ascii="Times New Roman" w:hAnsi="Times New Roman" w:cs="Times New Roman"/>
+          <w:b/>
+          <w:color w:val="auto"/>
+          <w:sz w:val="24"/>
+        </w:rPr>
+      </w:pPr>
+      <w:r>
+        <w:rPr>
+          <w:rFonts w:ascii="Times New Roman" w:hAnsi="Times New Roman" w:cs="Times New Roman"/>
+          <w:b/>
+          <w:sz w:val="24"/>
+        </w:rPr>
+        <w:t xml:space="preserve">A. </w:t>
+      </w:r>
+      <w:r>
+        <w:rPr>
+          <w:rFonts w:ascii="Times New Roman" w:hAnsi="Times New Roman" w:cs="Times New Roman"/>
+          <w:b/>
+          <w:color w:val="auto"/>
+          <w:sz w:val="24"/>
+        </w:rPr>
+        <w:t xml:space="preserve"> PHONETICS</w:t>
       </w:r>
     </w:p>
     <w:p>
@@ -36,562 +65,20 @@
           <w:b/>
           <w:sz w:val="24"/>
         </w:rPr>
-        <w:t>I.  Choose the best option A, B, C, or D to complete each sentence.</w:t>
-      </w:r>
-    </w:p>
-    <w:p>
-      <w:pPr>
-        <w:pStyle w:val="ListParagraph"/>
-        <w:numPr>
-          <w:ilvl w:val="0"/>
-          <w:numId w:val="1"/>
-        </w:numPr>
-        <w:spacing w:before="120" w:after="80"/>
-        <w:rPr>
-          <w:b/>
-          <w:sz w:val="24"/>
-        </w:rPr>
-      </w:pPr>
-      <w:r>
-        <w:rPr>
-          <w:sz w:val="24"/>
-        </w:rPr>
-        <w:t>She is looking forward to ___________ her old friends at the annual reunion.</w:t>
-      </w:r>
-    </w:p>
-    <w:p>
-      <w:pPr>
-        <w:tabs>
-          <w:tab w:val="left" w:pos="2551"/>
-          <w:tab w:val="left" w:pos="4819"/>
-          <w:tab w:val="left" w:pos="7087"/>
-        </w:tabs>
-        <w:spacing w:before="80" w:after="60"/>
-        <w:ind w:left="283"/>
-        <w:rPr>
-          <w:sz w:val="24"/>
-        </w:rPr>
-      </w:pPr>
-      <w:r>
-        <w:rPr>
-          <w:b/>
-          <w:sz w:val="24"/>
-        </w:rPr>
-        <w:t xml:space="preserve">A. </w:t>
-      </w:r>
-      <w:r>
-        <w:rPr>
-          <w:sz w:val="24"/>
-        </w:rPr>
-        <w:t>see</w:t>
-      </w:r>
-      <w:r>
-        <w:rPr>
-          <w:sz w:val="24"/>
-        </w:rPr>
-        <w:tab/>
-      </w:r>
-      <w:r>
-        <w:rPr>
-          <w:b/>
-          <w:sz w:val="24"/>
-        </w:rPr>
-        <w:t xml:space="preserve">B. </w:t>
-      </w:r>
-      <w:r>
-        <w:rPr>
-          <w:sz w:val="24"/>
-        </w:rPr>
-        <w:t>seeing</w:t>
-      </w:r>
-      <w:r>
-        <w:rPr>
-          <w:sz w:val="24"/>
-        </w:rPr>
-        <w:tab/>
-      </w:r>
-      <w:r>
-        <w:rPr>
-          <w:b/>
-          <w:sz w:val="24"/>
-        </w:rPr>
-        <w:t xml:space="preserve">C. </w:t>
-      </w:r>
-      <w:r>
-        <w:rPr>
-          <w:sz w:val="24"/>
-        </w:rPr>
-        <w:t>saw</w:t>
-      </w:r>
-      <w:r>
-        <w:rPr>
-          <w:sz w:val="24"/>
-        </w:rPr>
-        <w:tab/>
-      </w:r>
-      <w:r>
-        <w:rPr>
-          <w:b/>
-          <w:sz w:val="24"/>
-        </w:rPr>
-        <w:t xml:space="preserve">D. </w:t>
-      </w:r>
-      <w:r>
-        <w:rPr>
-          <w:sz w:val="24"/>
-        </w:rPr>
-        <w:t>seen</w:t>
-      </w:r>
-    </w:p>
-    <w:p>
-      <w:pPr>
-        <w:pStyle w:val="ListParagraph"/>
-        <w:numPr>
-          <w:ilvl w:val="0"/>
-          <w:numId w:val="1"/>
-        </w:numPr>
-        <w:spacing w:before="120" w:after="80"/>
-        <w:rPr>
-          <w:sz w:val="24"/>
-        </w:rPr>
-      </w:pPr>
-      <w:r>
-        <w:rPr>
-          <w:sz w:val="24"/>
-        </w:rPr>
-        <w:t>If it ___________ heavily tomorrow, the outdoor festival will be postponed.</w:t>
-      </w:r>
-    </w:p>
-    <w:p>
-      <w:pPr>
-        <w:tabs>
-          <w:tab w:val="left" w:pos="2551"/>
-          <w:tab w:val="left" w:pos="4819"/>
-          <w:tab w:val="left" w:pos="7087"/>
-        </w:tabs>
-        <w:spacing w:before="80" w:after="60"/>
-        <w:ind w:left="283"/>
-        <w:rPr>
-          <w:sz w:val="24"/>
-        </w:rPr>
-      </w:pPr>
-      <w:r>
-        <w:rPr>
-          <w:b/>
-          <w:sz w:val="24"/>
-        </w:rPr>
-        <w:t xml:space="preserve">A. </w:t>
-      </w:r>
-      <w:r>
-        <w:rPr>
-          <w:sz w:val="24"/>
-        </w:rPr>
-        <w:t>rain</w:t>
-      </w:r>
-      <w:r>
-        <w:rPr>
-          <w:sz w:val="24"/>
-        </w:rPr>
-        <w:tab/>
-      </w:r>
-      <w:r>
-        <w:rPr>
-          <w:b/>
-          <w:sz w:val="24"/>
-        </w:rPr>
-        <w:t xml:space="preserve">B. </w:t>
-      </w:r>
-      <w:r>
-        <w:rPr>
-          <w:sz w:val="24"/>
-        </w:rPr>
-        <w:t>rains</w:t>
-      </w:r>
-      <w:r>
-        <w:rPr>
-          <w:sz w:val="24"/>
-        </w:rPr>
-        <w:tab/>
-      </w:r>
-      <w:r>
-        <w:rPr>
-          <w:b/>
-          <w:sz w:val="24"/>
-        </w:rPr>
-        <w:t xml:space="preserve">C. </w:t>
-      </w:r>
-      <w:r>
-        <w:rPr>
-          <w:sz w:val="24"/>
-        </w:rPr>
-        <w:t>rained</w:t>
-      </w:r>
-      <w:r>
-        <w:rPr>
-          <w:sz w:val="24"/>
-        </w:rPr>
-        <w:tab/>
-      </w:r>
-      <w:r>
-        <w:rPr>
-          <w:b/>
-          <w:sz w:val="24"/>
-        </w:rPr>
-        <w:t xml:space="preserve">D. </w:t>
-      </w:r>
-      <w:r>
-        <w:rPr>
-          <w:sz w:val="24"/>
-        </w:rPr>
-        <w:t>raining</w:t>
-      </w:r>
-    </w:p>
-    <w:p>
-      <w:pPr>
-        <w:pStyle w:val="ListParagraph"/>
-        <w:numPr>
-          <w:ilvl w:val="0"/>
-          <w:numId w:val="1"/>
-        </w:numPr>
-        <w:spacing w:before="120" w:after="80"/>
-        <w:rPr>
-          <w:sz w:val="24"/>
-        </w:rPr>
-      </w:pPr>
-      <w:r>
-        <w:rPr>
-          <w:sz w:val="24"/>
-        </w:rPr>
-        <w:t>Choose the word whose underlined part is pronounced differently:</w:t>
-      </w:r>
-    </w:p>
-    <w:p>
-      <w:pPr>
-        <w:tabs>
-          <w:tab w:val="left" w:pos="2551"/>
-          <w:tab w:val="left" w:pos="4819"/>
-          <w:tab w:val="left" w:pos="7087"/>
-        </w:tabs>
-        <w:spacing w:before="80" w:after="60"/>
-        <w:ind w:left="283"/>
-        <w:rPr>
-          <w:sz w:val="24"/>
-        </w:rPr>
-      </w:pPr>
-      <w:r>
-        <w:rPr>
-          <w:b/>
-          <w:sz w:val="24"/>
-        </w:rPr>
-        <w:t xml:space="preserve">A. </w:t>
-      </w:r>
-      <w:r>
-        <w:rPr>
-          <w:sz w:val="24"/>
-          <w:u w:val="single"/>
-        </w:rPr>
-        <w:t>c</w:t>
-      </w:r>
-      <w:r>
-        <w:rPr>
-          <w:sz w:val="24"/>
-        </w:rPr>
-        <w:t>at</w:t>
-      </w:r>
-      <w:r>
-        <w:rPr>
-          <w:sz w:val="24"/>
-        </w:rPr>
-        <w:tab/>
-      </w:r>
-      <w:r>
-        <w:rPr>
-          <w:b/>
-          <w:sz w:val="24"/>
-        </w:rPr>
-        <w:t xml:space="preserve">B. </w:t>
-      </w:r>
-      <w:r>
-        <w:rPr>
-          <w:sz w:val="24"/>
-          <w:u w:val="single"/>
-        </w:rPr>
-        <w:t>c</w:t>
-      </w:r>
-      <w:r>
-        <w:rPr>
-          <w:sz w:val="24"/>
-        </w:rPr>
-        <w:t>ity</w:t>
-      </w:r>
-      <w:r>
-        <w:rPr>
-          <w:sz w:val="24"/>
-        </w:rPr>
-        <w:tab/>
-      </w:r>
-      <w:r>
-        <w:rPr>
-          <w:b/>
-          <w:sz w:val="24"/>
-        </w:rPr>
-        <w:t xml:space="preserve">C. </w:t>
-      </w:r>
-      <w:r>
-        <w:rPr>
-          <w:sz w:val="24"/>
-          <w:u w:val="single"/>
-        </w:rPr>
-        <w:t>c</w:t>
-      </w:r>
-      <w:r>
-        <w:rPr>
-          <w:sz w:val="24"/>
-        </w:rPr>
-        <w:t>ar</w:t>
-      </w:r>
-      <w:r>
-        <w:rPr>
-          <w:sz w:val="24"/>
-        </w:rPr>
-        <w:tab/>
-      </w:r>
-      <w:r>
-        <w:rPr>
-          <w:b/>
-          <w:sz w:val="24"/>
-        </w:rPr>
-        <w:t xml:space="preserve">D. </w:t>
-      </w:r>
-      <w:r>
-        <w:rPr>
-          <w:sz w:val="24"/>
-          <w:u w:val="single"/>
-        </w:rPr>
-        <w:t>c</w:t>
-      </w:r>
-      <w:r>
-        <w:rPr>
-          <w:sz w:val="24"/>
-        </w:rPr>
-        <w:t>up</w:t>
-      </w:r>
-    </w:p>
-    <w:p>
-      <w:pPr>
-        <w:pStyle w:val="ListParagraph"/>
-        <w:numPr>
-          <w:ilvl w:val="0"/>
-          <w:numId w:val="1"/>
-        </w:numPr>
-        <w:spacing w:before="120" w:after="80"/>
-        <w:rPr>
-          <w:sz w:val="24"/>
-        </w:rPr>
-      </w:pPr>
-      <w:r>
-        <w:rPr>
-          <w:sz w:val="24"/>
-        </w:rPr>
-        <w:t>My elder brother has been working as a software developer ___________ 2018.</w:t>
-      </w:r>
-    </w:p>
-    <w:p>
-      <w:pPr>
-        <w:tabs>
-          <w:tab w:val="left" w:pos="2551"/>
-          <w:tab w:val="left" w:pos="4819"/>
-          <w:tab w:val="left" w:pos="7087"/>
-        </w:tabs>
-        <w:spacing w:before="80" w:after="60"/>
-        <w:ind w:left="283"/>
-        <w:rPr>
-          <w:sz w:val="24"/>
-        </w:rPr>
-      </w:pPr>
-      <w:r>
-        <w:rPr>
-          <w:b/>
-          <w:sz w:val="24"/>
-        </w:rPr>
-        <w:t xml:space="preserve">A. </w:t>
-      </w:r>
-      <w:r>
-        <w:rPr>
-          <w:sz w:val="24"/>
-        </w:rPr>
-        <w:t>for</w:t>
-      </w:r>
-      <w:r>
-        <w:rPr>
-          <w:sz w:val="24"/>
-        </w:rPr>
-        <w:tab/>
-      </w:r>
-      <w:r>
-        <w:rPr>
-          <w:b/>
-          <w:sz w:val="24"/>
-        </w:rPr>
-        <w:t xml:space="preserve">B. </w:t>
-      </w:r>
-      <w:r>
-        <w:rPr>
-          <w:sz w:val="24"/>
-        </w:rPr>
-        <w:t>since</w:t>
-      </w:r>
-      <w:r>
-        <w:rPr>
-          <w:sz w:val="24"/>
-        </w:rPr>
-        <w:tab/>
-      </w:r>
-      <w:r>
-        <w:rPr>
-          <w:b/>
-          <w:sz w:val="24"/>
-        </w:rPr>
-        <w:t xml:space="preserve">C. </w:t>
-      </w:r>
-      <w:r>
-        <w:rPr>
-          <w:sz w:val="24"/>
-        </w:rPr>
-        <w:t>in</w:t>
-      </w:r>
-      <w:r>
-        <w:rPr>
-          <w:sz w:val="24"/>
-        </w:rPr>
-        <w:tab/>
-      </w:r>
-      <w:r>
-        <w:rPr>
-          <w:b/>
-          <w:sz w:val="24"/>
-        </w:rPr>
-        <w:t xml:space="preserve">D. </w:t>
-      </w:r>
-      <w:r>
-        <w:rPr>
-          <w:sz w:val="24"/>
-        </w:rPr>
-        <w:t>at</w:t>
-      </w:r>
-    </w:p>
-    <w:p>
-      <w:pPr>
-        <w:pStyle w:val="ListParagraph"/>
-        <w:numPr>
-          <w:ilvl w:val="0"/>
-          <w:numId w:val="1"/>
-        </w:numPr>
-        <w:spacing w:before="120" w:after="80"/>
-        <w:rPr>
-          <w:sz w:val="24"/>
-        </w:rPr>
-      </w:pPr>
-      <w:r>
-        <w:rPr>
-          <w:sz w:val="24"/>
-        </w:rPr>
-        <w:t>Choose the word that has a different primary stress pattern:</w:t>
-      </w:r>
-    </w:p>
-    <w:p>
-      <w:pPr>
-        <w:tabs>
-          <w:tab w:val="left" w:pos="2551"/>
-          <w:tab w:val="left" w:pos="4819"/>
-          <w:tab w:val="left" w:pos="7087"/>
-        </w:tabs>
-        <w:spacing w:before="80" w:after="60"/>
-        <w:ind w:left="283"/>
-        <w:rPr>
-          <w:sz w:val="24"/>
-        </w:rPr>
-      </w:pPr>
-      <w:r>
-        <w:rPr>
-          <w:b/>
-          <w:sz w:val="24"/>
-        </w:rPr>
-        <w:t xml:space="preserve">A. </w:t>
-      </w:r>
-      <w:r>
-        <w:rPr>
-          <w:sz w:val="24"/>
-        </w:rPr>
-        <w:t>teacher</w:t>
-      </w:r>
-      <w:r>
-        <w:rPr>
-          <w:sz w:val="24"/>
-        </w:rPr>
-        <w:tab/>
-      </w:r>
-      <w:r>
-        <w:rPr>
-          <w:b/>
-          <w:sz w:val="24"/>
-        </w:rPr>
-        <w:t xml:space="preserve">B. </w:t>
-      </w:r>
-      <w:r>
-        <w:rPr>
-          <w:sz w:val="24"/>
-        </w:rPr>
-        <w:t>doctor</w:t>
-      </w:r>
-      <w:r>
-        <w:rPr>
-          <w:sz w:val="24"/>
-        </w:rPr>
-        <w:tab/>
-      </w:r>
-      <w:r>
-        <w:rPr>
-          <w:b/>
-          <w:sz w:val="24"/>
-        </w:rPr>
-        <w:t xml:space="preserve">C. </w:t>
-      </w:r>
-      <w:r>
-        <w:rPr>
-          <w:sz w:val="24"/>
-        </w:rPr>
-        <w:t>student</w:t>
-      </w:r>
-      <w:r>
-        <w:rPr>
-          <w:sz w:val="24"/>
-        </w:rPr>
-        <w:tab/>
-      </w:r>
-      <w:r>
-        <w:rPr>
-          <w:b/>
-          <w:sz w:val="24"/>
-        </w:rPr>
-        <w:t xml:space="preserve">D. </w:t>
-      </w:r>
-      <w:r>
-        <w:rPr>
-          <w:sz w:val="24"/>
-        </w:rPr>
-        <w:t>agree</w:t>
+        <w:t>I.  Put the words in the correct column basing on the ending sounds /t/, /d/, and /ɪd/.</w:t>
       </w:r>
     </w:p>
     <w:p>
       <w:pPr>
         <w:keepNext/>
         <w:tabs>
-          <w:tab w:val="left" w:pos="4137"/>
-          <w:tab w:val="left" w:pos="6057"/>
-        </w:tabs>
-        <w:spacing w:before="80" w:after="0" w:line="480" w:lineRule="auto"/>
-        <w:ind w:left="2217"/>
+          <w:tab w:val="left" w:pos="2457"/>
+          <w:tab w:val="left" w:pos="4017"/>
+          <w:tab w:val="left" w:pos="5577"/>
+          <w:tab w:val="left" w:pos="7137"/>
+        </w:tabs>
+        <w:spacing w:before="80" w:after="0" w:line="240" w:lineRule="auto"/>
+        <w:ind w:left="897"/>
         <w:rPr>
           <w:b/>
           <w:sz w:val="24"/>
@@ -606,18 +93,18 @@
         <mc:AlternateContent>
           <mc:Choice Requires="wps">
             <w:drawing>
-              <wp:anchor distT="0" distB="0" distL="114300" distR="114300" simplePos="0" relativeHeight="251659264" behindDoc="0" locked="0" layoutInCell="1" allowOverlap="1" wp14:anchorId="4C4C6C22" wp14:editId="7FB87699">
+              <wp:anchor distT="0" distB="0" distL="114300" distR="114300" simplePos="0" relativeHeight="251659264" behindDoc="0" locked="0" layoutInCell="1" allowOverlap="1" wp14:anchorId="37D20E17" wp14:editId="07048C70">
                 <wp:simplePos x="0" y="0"/>
                 <wp:positionH relativeFrom="margin">
-                  <wp:posOffset>1331595</wp:posOffset>
+                  <wp:posOffset>493395</wp:posOffset>
                 </wp:positionH>
                 <wp:positionV relativeFrom="paragraph">
                   <wp:posOffset>-76200</wp:posOffset>
                 </wp:positionV>
-                <wp:extent cx="3276600" cy="355600"/>
+                <wp:extent cx="4953000" cy="965200"/>
                 <wp:effectExtent l="0" t="0" r="19050" b="25400"/>
                 <wp:wrapNone/>
-                <wp:docPr id="1488707291" name="Rectangle: Rounded Corners 1"/>
+                <wp:docPr id="1136375875" name="Rectangle: Rounded Corners 1"/>
                 <wp:cNvGraphicFramePr/>
                 <a:graphic xmlns:a="http://schemas.openxmlformats.org/drawingml/2006/main">
                   <a:graphicData uri="http://schemas.microsoft.com/office/word/2010/wordprocessingShape">
@@ -626,7 +113,7 @@
                       <wps:spPr>
                         <a:xfrm>
                           <a:off x="0" y="0"/>
-                          <a:ext cx="3276600" cy="355600"/>
+                          <a:ext cx="4953000" cy="965200"/>
                         </a:xfrm>
                         <a:prstGeom prst="roundRect">
                           <a:avLst/>
@@ -680,7 +167,7 @@
           </mc:Choice>
           <mc:Fallback>
             <w:pict>
-              <v:roundrect w14:anchorId="0E0B3912" id="Rectangle: Rounded Corners 1" o:spid="_x0000_s1026" style="position:absolute;margin-left:104.85pt;margin-top:-6pt;width:258pt;height:28pt;z-index:251659264;visibility:visible;mso-wrap-style:square;mso-wrap-distance-left:9pt;mso-wrap-distance-top:0;mso-wrap-distance-right:9pt;mso-wrap-distance-bottom:0;mso-position-horizontal:absolute;mso-position-horizontal-relative:margin;mso-position-vertical:absolute;mso-position-vertical-relative:text;v-text-anchor:middle" arcsize="10923f" o:gfxdata="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" filled="f" fillcolor="#156082 [3204]" strokeweight="1pt">
+              <v:roundrect w14:anchorId="2F92DA49" id="Rectangle: Rounded Corners 1" o:spid="_x0000_s1026" style="position:absolute;margin-left:38.85pt;margin-top:-6pt;width:390pt;height:76pt;z-index:251659264;visibility:visible;mso-wrap-style:square;mso-wrap-distance-left:9pt;mso-wrap-distance-top:0;mso-wrap-distance-right:9pt;mso-wrap-distance-bottom:0;mso-position-horizontal:absolute;mso-position-horizontal-relative:margin;mso-position-vertical:absolute;mso-position-vertical-relative:text;v-text-anchor:middle" arcsize="10923f" o:gfxdata="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" filled="f" fillcolor="#156082 [3204]" strokeweight="1pt">
                 <v:stroke joinstyle="miter"/>
                 <w10:wrap anchorx="margin"/>
               </v:roundrect>
@@ -693,63 +180,501 @@
           <w:b/>
           <w:sz w:val="24"/>
         </w:rPr>
-        <w:t>photosynthesis</w:t>
-      </w:r>
-      <w:r>
-        <w:rPr>
-          <w:sz w:val="24"/>
-        </w:rPr>
-        <w:tab/>
-      </w:r>
-      <w:r>
-        <w:rPr>
-          <w:b/>
-          <w:sz w:val="24"/>
-        </w:rPr>
-        <w:t>chlorophyll</w:t>
-      </w:r>
-      <w:r>
-        <w:rPr>
-          <w:sz w:val="24"/>
-        </w:rPr>
-        <w:tab/>
-      </w:r>
-      <w:r>
-        <w:rPr>
-          <w:b/>
-          <w:sz w:val="24"/>
-        </w:rPr>
-        <w:t>ecosystem</w:t>
-      </w:r>
-    </w:p>
-    <w:p>
-      <w:pPr>
-        <w:pStyle w:val="ListParagraph"/>
-        <w:numPr>
-          <w:ilvl w:val="0"/>
-          <w:numId w:val="2"/>
-        </w:numPr>
-        <w:tabs>
-          <w:tab w:val="left" w:pos="4137"/>
-          <w:tab w:val="left" w:pos="6057"/>
-        </w:tabs>
-        <w:spacing w:before="120" w:after="80" w:line="480" w:lineRule="auto"/>
-        <w:rPr>
-          <w:b/>
-          <w:sz w:val="24"/>
-        </w:rPr>
-      </w:pPr>
-      <w:r>
-        <w:rPr>
-          <w:sz w:val="24"/>
-        </w:rPr>
-        <w:t>Green plants produce oxygen and glucose during the process of ___________.</w:t>
-      </w:r>
-    </w:p>
-    <w:p>
-      <w:pPr>
-        <w:tabs>
+        <w:t>visited</w:t>
+      </w:r>
+      <w:r>
+        <w:rPr>
+          <w:sz w:val="24"/>
+        </w:rPr>
+        <w:tab/>
+      </w:r>
+      <w:r>
+        <w:rPr>
+          <w:b/>
+          <w:sz w:val="24"/>
+        </w:rPr>
+        <w:t>helped</w:t>
+      </w:r>
+      <w:r>
+        <w:rPr>
+          <w:sz w:val="24"/>
+        </w:rPr>
+        <w:tab/>
+      </w:r>
+      <w:r>
+        <w:rPr>
+          <w:b/>
+          <w:sz w:val="24"/>
+        </w:rPr>
+        <w:t>loved</w:t>
+      </w:r>
+      <w:r>
+        <w:rPr>
+          <w:sz w:val="24"/>
+        </w:rPr>
+        <w:tab/>
+      </w:r>
+      <w:r>
+        <w:rPr>
+          <w:b/>
+          <w:sz w:val="24"/>
+        </w:rPr>
+        <w:t>wished</w:t>
+      </w:r>
+      <w:r>
+        <w:rPr>
+          <w:sz w:val="24"/>
+        </w:rPr>
+        <w:tab/>
+      </w:r>
+      <w:r>
+        <w:rPr>
+          <w:b/>
+          <w:sz w:val="24"/>
+        </w:rPr>
+        <w:t>raised</w:t>
+      </w:r>
+    </w:p>
+    <w:p>
+      <w:pPr>
+        <w:keepNext/>
+        <w:tabs>
+          <w:tab w:val="left" w:pos="2457"/>
+          <w:tab w:val="left" w:pos="4017"/>
+          <w:tab w:val="left" w:pos="5577"/>
+          <w:tab w:val="left" w:pos="7137"/>
+        </w:tabs>
+        <w:spacing w:before="80" w:after="0" w:line="240" w:lineRule="auto"/>
+        <w:ind w:left="897"/>
+        <w:rPr>
+          <w:b/>
+          <w:sz w:val="24"/>
+        </w:rPr>
+      </w:pPr>
+      <w:r>
+        <w:rPr>
+          <w:b/>
+          <w:sz w:val="24"/>
+        </w:rPr>
+        <w:t>needed</w:t>
+      </w:r>
+      <w:r>
+        <w:rPr>
+          <w:sz w:val="24"/>
+        </w:rPr>
+        <w:tab/>
+      </w:r>
+      <w:r>
+        <w:rPr>
+          <w:b/>
+          <w:sz w:val="24"/>
+        </w:rPr>
+        <w:t>planted</w:t>
+      </w:r>
+      <w:r>
+        <w:rPr>
+          <w:sz w:val="24"/>
+        </w:rPr>
+        <w:tab/>
+      </w:r>
+      <w:r>
+        <w:rPr>
+          <w:b/>
+          <w:sz w:val="24"/>
+        </w:rPr>
+        <w:t>worked</w:t>
+      </w:r>
+      <w:r>
+        <w:rPr>
+          <w:sz w:val="24"/>
+        </w:rPr>
+        <w:tab/>
+      </w:r>
+      <w:r>
+        <w:rPr>
+          <w:b/>
+          <w:sz w:val="24"/>
+        </w:rPr>
+        <w:t>volunteered</w:t>
+      </w:r>
+      <w:r>
+        <w:rPr>
+          <w:sz w:val="24"/>
+        </w:rPr>
+        <w:tab/>
+      </w:r>
+      <w:r>
+        <w:rPr>
+          <w:b/>
+          <w:sz w:val="24"/>
+        </w:rPr>
+        <w:t>provided</w:t>
+      </w:r>
+    </w:p>
+    <w:p>
+      <w:pPr>
+        <w:keepNext/>
+        <w:tabs>
+          <w:tab w:val="left" w:pos="2457"/>
+          <w:tab w:val="left" w:pos="4017"/>
+          <w:tab w:val="left" w:pos="5577"/>
+          <w:tab w:val="left" w:pos="7137"/>
+        </w:tabs>
+        <w:spacing w:before="80" w:after="0" w:line="240" w:lineRule="auto"/>
+        <w:ind w:left="897"/>
+        <w:rPr>
+          <w:b/>
+          <w:sz w:val="24"/>
+        </w:rPr>
+      </w:pPr>
+      <w:r>
+        <w:rPr>
+          <w:b/>
+          <w:sz w:val="24"/>
+        </w:rPr>
+        <w:t>cleaned</w:t>
+      </w:r>
+      <w:r>
+        <w:rPr>
+          <w:sz w:val="24"/>
+        </w:rPr>
+        <w:tab/>
+      </w:r>
+      <w:r>
+        <w:rPr>
+          <w:b/>
+          <w:sz w:val="24"/>
+        </w:rPr>
+        <w:t>passed</w:t>
+      </w:r>
+      <w:r>
+        <w:rPr>
+          <w:sz w:val="24"/>
+        </w:rPr>
+        <w:tab/>
+      </w:r>
+      <w:r>
+        <w:rPr>
+          <w:b/>
+          <w:sz w:val="24"/>
+        </w:rPr>
+        <w:t>exchanged</w:t>
+      </w:r>
+      <w:r>
+        <w:rPr>
+          <w:sz w:val="24"/>
+        </w:rPr>
+        <w:tab/>
+      </w:r>
+      <w:r>
+        <w:rPr>
+          <w:b/>
+          <w:sz w:val="24"/>
+        </w:rPr>
+        <w:t>played</w:t>
+      </w:r>
+      <w:r>
+        <w:rPr>
+          <w:sz w:val="24"/>
+        </w:rPr>
+        <w:tab/>
+      </w:r>
+      <w:r>
+        <w:rPr>
+          <w:b/>
+          <w:sz w:val="24"/>
+        </w:rPr>
+        <w:t>recommended</w:t>
+      </w:r>
+    </w:p>
+    <w:p>
+      <w:pPr>
+        <w:keepNext/>
+        <w:tabs>
+          <w:tab w:val="left" w:pos="2457"/>
+          <w:tab w:val="left" w:pos="4017"/>
+          <w:tab w:val="left" w:pos="5577"/>
+          <w:tab w:val="left" w:pos="7137"/>
+        </w:tabs>
+        <w:spacing w:before="80" w:after="0" w:line="480" w:lineRule="auto"/>
+        <w:ind w:left="897"/>
+        <w:rPr>
+          <w:b/>
+          <w:sz w:val="24"/>
+        </w:rPr>
+      </w:pPr>
+      <w:r>
+        <w:rPr>
+          <w:b/>
+          <w:sz w:val="24"/>
+        </w:rPr>
+        <w:t>donated</w:t>
+      </w:r>
+      <w:r>
+        <w:rPr>
+          <w:sz w:val="24"/>
+        </w:rPr>
+        <w:tab/>
+      </w:r>
+      <w:r>
+        <w:rPr>
+          <w:b/>
+          <w:sz w:val="24"/>
+        </w:rPr>
+        <w:t>danced</w:t>
+      </w:r>
+      <w:r>
+        <w:rPr>
+          <w:sz w:val="24"/>
+        </w:rPr>
+        <w:tab/>
+      </w:r>
+      <w:r>
+        <w:rPr>
+          <w:b/>
+          <w:sz w:val="24"/>
+        </w:rPr>
+        <w:t>watched</w:t>
+      </w:r>
+    </w:p>
+    <w:tbl>
+      <w:tblPr>
+        <w:tblW w:w="0" w:type="auto"/>
+        <w:jc w:val="center"/>
+        <w:tblBorders>
+          <w:top w:val="single" w:sz="8" w:space="0" w:color="000000"/>
+          <w:left w:val="single" w:sz="8" w:space="0" w:color="000000"/>
+          <w:bottom w:val="single" w:sz="8" w:space="0" w:color="000000"/>
+          <w:right w:val="single" w:sz="8" w:space="0" w:color="000000"/>
+          <w:insideH w:val="single" w:sz="8" w:space="0" w:color="000000"/>
+          <w:insideV w:val="single" w:sz="8" w:space="0" w:color="000000"/>
+        </w:tblBorders>
+        <w:tblCellMar>
+          <w:top w:w="113" w:type="dxa"/>
+          <w:bottom w:w="113" w:type="dxa"/>
+        </w:tblCellMar>
+        <w:tblLook w:val="0000" w:firstRow="0" w:lastRow="0" w:firstColumn="0" w:lastColumn="0" w:noHBand="0" w:noVBand="0"/>
+      </w:tblPr>
+      <w:tblGrid>
+        <w:gridCol w:w="430"/>
+        <w:gridCol w:w="483"/>
+        <w:gridCol w:w="552"/>
+      </w:tblGrid>
+      <w:tr>
+        <w:trPr>
+          <w:jc w:val="center"/>
+        </w:trPr>
+        <w:tc>
+          <w:tcPr>
+            <w:tcW w:w="0" w:type="auto"/>
+            <w:vAlign w:val="center"/>
+          </w:tcPr>
+          <w:p>
+            <w:pPr>
+              <w:keepNext/>
+              <w:tabs>
+                <w:tab w:val="left" w:pos="2457"/>
+                <w:tab w:val="left" w:pos="4017"/>
+                <w:tab w:val="left" w:pos="5577"/>
+                <w:tab w:val="left" w:pos="7137"/>
+              </w:tabs>
+              <w:spacing w:before="40" w:after="40" w:line="480" w:lineRule="auto"/>
+              <w:jc w:val="center"/>
+              <w:rPr>
+                <w:b/>
+                <w:sz w:val="24"/>
+              </w:rPr>
+            </w:pPr>
+            <w:r>
+              <w:rPr>
+                <w:b/>
+                <w:sz w:val="24"/>
+              </w:rPr>
+              <w:t>/t/</w:t>
+            </w:r>
+          </w:p>
+        </w:tc>
+        <w:tc>
+          <w:tcPr>
+            <w:tcW w:w="0" w:type="auto"/>
+            <w:vAlign w:val="center"/>
+          </w:tcPr>
+          <w:p>
+            <w:pPr>
+              <w:keepNext/>
+              <w:tabs>
+                <w:tab w:val="left" w:pos="2457"/>
+                <w:tab w:val="left" w:pos="4017"/>
+                <w:tab w:val="left" w:pos="5577"/>
+                <w:tab w:val="left" w:pos="7137"/>
+              </w:tabs>
+              <w:spacing w:before="40" w:after="40" w:line="480" w:lineRule="auto"/>
+              <w:jc w:val="center"/>
+              <w:rPr>
+                <w:b/>
+                <w:sz w:val="24"/>
+              </w:rPr>
+            </w:pPr>
+            <w:r>
+              <w:rPr>
+                <w:b/>
+                <w:sz w:val="24"/>
+              </w:rPr>
+              <w:t>/d/</w:t>
+            </w:r>
+          </w:p>
+        </w:tc>
+        <w:tc>
+          <w:tcPr>
+            <w:tcW w:w="0" w:type="auto"/>
+            <w:vAlign w:val="center"/>
+          </w:tcPr>
+          <w:p>
+            <w:pPr>
+              <w:keepNext/>
+              <w:tabs>
+                <w:tab w:val="left" w:pos="2457"/>
+                <w:tab w:val="left" w:pos="4017"/>
+                <w:tab w:val="left" w:pos="5577"/>
+                <w:tab w:val="left" w:pos="7137"/>
+              </w:tabs>
+              <w:spacing w:before="40" w:after="40" w:line="480" w:lineRule="auto"/>
+              <w:jc w:val="center"/>
+              <w:rPr>
+                <w:b/>
+                <w:sz w:val="24"/>
+              </w:rPr>
+            </w:pPr>
+            <w:r>
+              <w:rPr>
+                <w:b/>
+                <w:sz w:val="24"/>
+              </w:rPr>
+              <w:t>/ɪd/</w:t>
+            </w:r>
+          </w:p>
+        </w:tc>
+      </w:tr>
+      <w:tr>
+        <w:trPr>
+          <w:jc w:val="center"/>
+        </w:trPr>
+        <w:tc>
+          <w:tcPr>
+            <w:tcW w:w="0" w:type="auto"/>
+            <w:vAlign w:val="center"/>
+          </w:tcPr>
+          <w:p>
+            <w:pPr>
+              <w:keepNext/>
+              <w:tabs>
+                <w:tab w:val="left" w:pos="2457"/>
+                <w:tab w:val="left" w:pos="4017"/>
+                <w:tab w:val="left" w:pos="5577"/>
+                <w:tab w:val="left" w:pos="7137"/>
+              </w:tabs>
+              <w:spacing w:before="40" w:after="40" w:line="480" w:lineRule="auto"/>
+              <w:rPr>
+                <w:b/>
+                <w:sz w:val="24"/>
+              </w:rPr>
+            </w:pPr>
+          </w:p>
+        </w:tc>
+        <w:tc>
+          <w:tcPr>
+            <w:tcW w:w="0" w:type="auto"/>
+            <w:vAlign w:val="center"/>
+          </w:tcPr>
+          <w:p>
+            <w:pPr>
+              <w:keepNext/>
+              <w:tabs>
+                <w:tab w:val="left" w:pos="2457"/>
+                <w:tab w:val="left" w:pos="4017"/>
+                <w:tab w:val="left" w:pos="5577"/>
+                <w:tab w:val="left" w:pos="7137"/>
+              </w:tabs>
+              <w:spacing w:before="40" w:after="40" w:line="480" w:lineRule="auto"/>
+              <w:rPr>
+                <w:b/>
+                <w:sz w:val="24"/>
+              </w:rPr>
+            </w:pPr>
+          </w:p>
+        </w:tc>
+        <w:tc>
+          <w:tcPr>
+            <w:tcW w:w="0" w:type="auto"/>
+            <w:vAlign w:val="center"/>
+          </w:tcPr>
+          <w:p>
+            <w:pPr>
+              <w:keepNext/>
+              <w:tabs>
+                <w:tab w:val="left" w:pos="2457"/>
+                <w:tab w:val="left" w:pos="4017"/>
+                <w:tab w:val="left" w:pos="5577"/>
+                <w:tab w:val="left" w:pos="7137"/>
+              </w:tabs>
+              <w:spacing w:before="40" w:after="40" w:line="480" w:lineRule="auto"/>
+              <w:rPr>
+                <w:b/>
+                <w:sz w:val="24"/>
+              </w:rPr>
+            </w:pPr>
+          </w:p>
+        </w:tc>
+      </w:tr>
+    </w:tbl>
+    <w:p>
+      <w:pPr>
+        <w:tabs>
+          <w:tab w:val="left" w:pos="2457"/>
+          <w:tab w:val="left" w:pos="4017"/>
+          <w:tab w:val="left" w:pos="5577"/>
+          <w:tab w:val="left" w:pos="7137"/>
+        </w:tabs>
+        <w:spacing w:before="120" w:after="80" w:line="480" w:lineRule="auto"/>
+        <w:rPr>
+          <w:b/>
+          <w:sz w:val="24"/>
+        </w:rPr>
+      </w:pPr>
+      <w:r>
+        <w:rPr>
+          <w:b/>
+          <w:sz w:val="24"/>
+        </w:rPr>
+        <w:t>II. Choose the word whose underlined part is pronounced differently from the others.</w:t>
+      </w:r>
+    </w:p>
+    <w:p>
+      <w:pPr>
+        <w:tabs>
+          <w:tab w:val="left" w:pos="2457"/>
+          <w:tab w:val="left" w:pos="4017"/>
+          <w:tab w:val="left" w:pos="5577"/>
+          <w:tab w:val="left" w:pos="7137"/>
+        </w:tabs>
+        <w:spacing w:before="120" w:after="80" w:line="480" w:lineRule="auto"/>
+        <w:rPr>
+          <w:sz w:val="24"/>
+        </w:rPr>
+      </w:pPr>
+      <w:r>
+        <w:rPr>
+          <w:sz w:val="24"/>
+        </w:rPr>
+        <w:t>1.</w:t>
+      </w:r>
+    </w:p>
+    <w:p>
+      <w:pPr>
+        <w:tabs>
+          <w:tab w:val="left" w:pos="2551"/>
           <w:tab w:val="left" w:pos="4819"/>
+          <w:tab w:val="left" w:pos="7087"/>
         </w:tabs>
         <w:spacing w:before="80" w:after="60" w:line="480" w:lineRule="auto"/>
         <w:ind w:left="283"/>
@@ -768,7 +693,14 @@
         <w:rPr>
           <w:sz w:val="24"/>
         </w:rPr>
-        <w:t>photosynthesis</w:t>
+        <w:t>listen</w:t>
+      </w:r>
+      <w:r>
+        <w:rPr>
+          <w:sz w:val="24"/>
+          <w:u w:val="single"/>
+        </w:rPr>
+        <w:t>ed</w:t>
       </w:r>
       <w:r>
         <w:rPr>
@@ -787,13 +719,88 @@
         <w:rPr>
           <w:sz w:val="24"/>
         </w:rPr>
-        <w:t>chlorophyll</w:t>
-      </w:r>
-    </w:p>
-    <w:p>
-      <w:pPr>
-        <w:tabs>
+        <w:t>tutor</w:t>
+      </w:r>
+      <w:r>
+        <w:rPr>
+          <w:sz w:val="24"/>
+          <w:u w:val="single"/>
+        </w:rPr>
+        <w:t>ed</w:t>
+      </w:r>
+      <w:r>
+        <w:rPr>
+          <w:sz w:val="24"/>
+        </w:rPr>
+        <w:tab/>
+      </w:r>
+      <w:r>
+        <w:rPr>
+          <w:b/>
+          <w:sz w:val="24"/>
+        </w:rPr>
+        <w:t xml:space="preserve">C. </w:t>
+      </w:r>
+      <w:r>
+        <w:rPr>
+          <w:sz w:val="24"/>
+        </w:rPr>
+        <w:t>enjoy</w:t>
+      </w:r>
+      <w:r>
+        <w:rPr>
+          <w:sz w:val="24"/>
+          <w:u w:val="single"/>
+        </w:rPr>
+        <w:t>ed</w:t>
+      </w:r>
+      <w:r>
+        <w:rPr>
+          <w:sz w:val="24"/>
+        </w:rPr>
+        <w:tab/>
+      </w:r>
+      <w:r>
+        <w:rPr>
+          <w:b/>
+          <w:sz w:val="24"/>
+        </w:rPr>
+        <w:t xml:space="preserve">D. </w:t>
+      </w:r>
+      <w:r>
+        <w:rPr>
+          <w:sz w:val="24"/>
+        </w:rPr>
+        <w:t>decid</w:t>
+      </w:r>
+      <w:r>
+        <w:rPr>
+          <w:sz w:val="24"/>
+          <w:u w:val="single"/>
+        </w:rPr>
+        <w:t>ed</w:t>
+      </w:r>
+    </w:p>
+    <w:p>
+      <w:pPr>
+        <w:spacing w:before="120" w:after="80" w:line="480" w:lineRule="auto"/>
+        <w:rPr>
+          <w:sz w:val="24"/>
+        </w:rPr>
+      </w:pPr>
+      <w:r>
+        <w:rPr>
+          <w:sz w:val="24"/>
+        </w:rPr>
+        <w:t>2.</w:t>
+      </w:r>
+    </w:p>
+    <w:p>
+      <w:pPr>
+        <w:tabs>
+          <w:tab w:val="left" w:pos="2551"/>
           <w:tab w:val="left" w:pos="4819"/>
+          <w:tab w:val="left" w:pos="7087"/>
         </w:tabs>
         <w:spacing w:before="80" w:after="60" w:line="480" w:lineRule="auto"/>
         <w:ind w:left="283"/>
@@ -806,13 +813,72 @@
           <w:b/>
           <w:sz w:val="24"/>
         </w:rPr>
+        <w:t xml:space="preserve">A. </w:t>
+      </w:r>
+      <w:r>
+        <w:rPr>
+          <w:sz w:val="24"/>
+        </w:rPr>
+        <w:t>fix</w:t>
+      </w:r>
+      <w:r>
+        <w:rPr>
+          <w:sz w:val="24"/>
+          <w:u w:val="single"/>
+        </w:rPr>
+        <w:t>ed</w:t>
+      </w:r>
+      <w:r>
+        <w:rPr>
+          <w:sz w:val="24"/>
+        </w:rPr>
+        <w:tab/>
+      </w:r>
+      <w:r>
+        <w:rPr>
+          <w:b/>
+          <w:sz w:val="24"/>
+        </w:rPr>
+        <w:t xml:space="preserve">B. </w:t>
+      </w:r>
+      <w:r>
+        <w:rPr>
+          <w:sz w:val="24"/>
+        </w:rPr>
+        <w:t>walk</w:t>
+      </w:r>
+      <w:r>
+        <w:rPr>
+          <w:sz w:val="24"/>
+          <w:u w:val="single"/>
+        </w:rPr>
+        <w:t>ed</w:t>
+      </w:r>
+      <w:r>
+        <w:rPr>
+          <w:sz w:val="24"/>
+        </w:rPr>
+        <w:tab/>
+      </w:r>
+      <w:r>
+        <w:rPr>
+          <w:b/>
+          <w:sz w:val="24"/>
+        </w:rPr>
         <w:t xml:space="preserve">C. </w:t>
       </w:r>
       <w:r>
         <w:rPr>
           <w:sz w:val="24"/>
         </w:rPr>
-        <w:t>ecosystem</w:t>
+        <w:t>join</w:t>
+      </w:r>
+      <w:r>
+        <w:rPr>
+          <w:sz w:val="24"/>
+          <w:u w:val="single"/>
+        </w:rPr>
+        <w:t>ed</w:t>
       </w:r>
       <w:r>
         <w:rPr>
@@ -831,46 +897,37 @@
         <w:rPr>
           <w:sz w:val="24"/>
         </w:rPr>
-        <w:t>respiration</w:t>
-      </w:r>
-    </w:p>
-    <w:p>
-      <w:pPr>
-        <w:spacing w:after="80" w:line="480" w:lineRule="auto"/>
-        <w:ind w:firstLine="425"/>
-        <w:jc w:val="both"/>
-        <w:rPr>
-          <w:sz w:val="24"/>
-        </w:rPr>
-      </w:pPr>
-      <w:r>
-        <w:rPr>
-          <w:sz w:val="24"/>
-        </w:rPr>
-        <w:t>Last summer, Minh visited his grandparents in the countryside. The peaceful atmosphere and fresh air helped him relax after a stressful school year. Every morning, he woke up early to ride his bicycle around the village lake.</w:t>
-      </w:r>
-    </w:p>
-    <w:p>
-      <w:pPr>
-        <w:pStyle w:val="ListParagraph"/>
-        <w:numPr>
-          <w:ilvl w:val="0"/>
-          <w:numId w:val="3"/>
-        </w:numPr>
-        <w:spacing w:before="120" w:after="80" w:line="480" w:lineRule="auto"/>
-        <w:rPr>
-          <w:sz w:val="24"/>
-        </w:rPr>
-      </w:pPr>
-      <w:r>
-        <w:rPr>
-          <w:sz w:val="24"/>
-        </w:rPr>
-        <w:t>Why did Minh enjoy his summer stay in the countryside?</w:t>
-      </w:r>
-    </w:p>
-    <w:p>
-      <w:pPr>
+        <w:t>wash</w:t>
+      </w:r>
+      <w:r>
+        <w:rPr>
+          <w:sz w:val="24"/>
+          <w:u w:val="single"/>
+        </w:rPr>
+        <w:t>ed</w:t>
+      </w:r>
+    </w:p>
+    <w:p>
+      <w:pPr>
+        <w:spacing w:before="120" w:after="80" w:line="480" w:lineRule="auto"/>
+        <w:rPr>
+          <w:sz w:val="24"/>
+        </w:rPr>
+      </w:pPr>
+      <w:r>
+        <w:rPr>
+          <w:sz w:val="24"/>
+        </w:rPr>
+        <w:t>3.</w:t>
+      </w:r>
+    </w:p>
+    <w:p>
+      <w:pPr>
+        <w:tabs>
+          <w:tab w:val="left" w:pos="2551"/>
+          <w:tab w:val="left" w:pos="4819"/>
+          <w:tab w:val="left" w:pos="7087"/>
+        </w:tabs>
         <w:spacing w:before="80" w:after="60" w:line="480" w:lineRule="auto"/>
         <w:ind w:left="283"/>
         <w:rPr>
@@ -888,11 +945,113 @@
         <w:rPr>
           <w:sz w:val="24"/>
         </w:rPr>
-        <w:t>Because he liked riding cars</w:t>
-      </w:r>
-    </w:p>
-    <w:p>
-      <w:pPr>
+        <w:t>pick</w:t>
+      </w:r>
+      <w:r>
+        <w:rPr>
+          <w:sz w:val="24"/>
+          <w:u w:val="single"/>
+        </w:rPr>
+        <w:t>ed</w:t>
+      </w:r>
+      <w:r>
+        <w:rPr>
+          <w:sz w:val="24"/>
+        </w:rPr>
+        <w:tab/>
+      </w:r>
+      <w:r>
+        <w:rPr>
+          <w:b/>
+          <w:sz w:val="24"/>
+        </w:rPr>
+        <w:t xml:space="preserve">B. </w:t>
+      </w:r>
+      <w:r>
+        <w:rPr>
+          <w:sz w:val="24"/>
+        </w:rPr>
+        <w:t>call</w:t>
+      </w:r>
+      <w:r>
+        <w:rPr>
+          <w:sz w:val="24"/>
+          <w:u w:val="single"/>
+        </w:rPr>
+        <w:t>ed</w:t>
+      </w:r>
+      <w:r>
+        <w:rPr>
+          <w:sz w:val="24"/>
+        </w:rPr>
+        <w:tab/>
+      </w:r>
+      <w:r>
+        <w:rPr>
+          <w:b/>
+          <w:sz w:val="24"/>
+        </w:rPr>
+        <w:t xml:space="preserve">C. </w:t>
+      </w:r>
+      <w:r>
+        <w:rPr>
+          <w:sz w:val="24"/>
+        </w:rPr>
+        <w:t>water</w:t>
+      </w:r>
+      <w:r>
+        <w:rPr>
+          <w:sz w:val="24"/>
+          <w:u w:val="single"/>
+        </w:rPr>
+        <w:t>ed</w:t>
+      </w:r>
+      <w:r>
+        <w:rPr>
+          <w:sz w:val="24"/>
+        </w:rPr>
+        <w:tab/>
+      </w:r>
+      <w:r>
+        <w:rPr>
+          <w:b/>
+          <w:sz w:val="24"/>
+        </w:rPr>
+        <w:t xml:space="preserve">D. </w:t>
+      </w:r>
+      <w:r>
+        <w:rPr>
+          <w:sz w:val="24"/>
+        </w:rPr>
+        <w:t>allow</w:t>
+      </w:r>
+      <w:r>
+        <w:rPr>
+          <w:sz w:val="24"/>
+          <w:u w:val="single"/>
+        </w:rPr>
+        <w:t>ed</w:t>
+      </w:r>
+    </w:p>
+    <w:p>
+      <w:pPr>
+        <w:spacing w:before="120" w:after="80" w:line="480" w:lineRule="auto"/>
+        <w:rPr>
+          <w:sz w:val="24"/>
+        </w:rPr>
+      </w:pPr>
+      <w:r>
+        <w:rPr>
+          <w:sz w:val="24"/>
+        </w:rPr>
+        <w:t>4.</w:t>
+      </w:r>
+    </w:p>
+    <w:p>
+      <w:pPr>
+        <w:tabs>
+          <w:tab w:val="left" w:pos="4819"/>
+        </w:tabs>
         <w:spacing w:before="80" w:after="60" w:line="480" w:lineRule="auto"/>
         <w:ind w:left="283"/>
         <w:rPr>
@@ -904,17 +1063,53 @@
           <w:b/>
           <w:sz w:val="24"/>
         </w:rPr>
+        <w:t xml:space="preserve">A. </w:t>
+      </w:r>
+      <w:r>
+        <w:rPr>
+          <w:sz w:val="24"/>
+        </w:rPr>
+        <w:t>donat</w:t>
+      </w:r>
+      <w:r>
+        <w:rPr>
+          <w:sz w:val="24"/>
+          <w:u w:val="single"/>
+        </w:rPr>
+        <w:t>ed</w:t>
+      </w:r>
+      <w:r>
+        <w:rPr>
+          <w:sz w:val="24"/>
+        </w:rPr>
+        <w:tab/>
+      </w:r>
+      <w:r>
+        <w:rPr>
+          <w:b/>
+          <w:sz w:val="24"/>
+        </w:rPr>
         <w:t xml:space="preserve">B. </w:t>
       </w:r>
       <w:r>
         <w:rPr>
           <w:sz w:val="24"/>
         </w:rPr>
-        <w:t>Because of the peaceful environment and fresh air</w:t>
-      </w:r>
-    </w:p>
-    <w:p>
-      <w:pPr>
+        <w:t>develop</w:t>
+      </w:r>
+      <w:r>
+        <w:rPr>
+          <w:sz w:val="24"/>
+          <w:u w:val="single"/>
+        </w:rPr>
+        <w:t>ed</w:t>
+      </w:r>
+    </w:p>
+    <w:p>
+      <w:pPr>
+        <w:tabs>
+          <w:tab w:val="left" w:pos="4819"/>
+        </w:tabs>
         <w:spacing w:before="80" w:after="60" w:line="480" w:lineRule="auto"/>
         <w:ind w:left="283"/>
         <w:rPr>
@@ -932,11 +1127,63 @@
         <w:rPr>
           <w:sz w:val="24"/>
         </w:rPr>
-        <w:t>Because he wanted to work on a farm</w:t>
-      </w:r>
-    </w:p>
-    <w:p>
-      <w:pPr>
+        <w:t>collect</w:t>
+      </w:r>
+      <w:r>
+        <w:rPr>
+          <w:sz w:val="24"/>
+          <w:u w:val="single"/>
+        </w:rPr>
+        <w:t>ed</w:t>
+      </w:r>
+      <w:r>
+        <w:rPr>
+          <w:sz w:val="24"/>
+        </w:rPr>
+        <w:tab/>
+      </w:r>
+      <w:r>
+        <w:rPr>
+          <w:b/>
+          <w:sz w:val="24"/>
+        </w:rPr>
+        <w:t xml:space="preserve">D. </w:t>
+      </w:r>
+      <w:r>
+        <w:rPr>
+          <w:sz w:val="24"/>
+        </w:rPr>
+        <w:t>attend</w:t>
+      </w:r>
+      <w:r>
+        <w:rPr>
+          <w:sz w:val="24"/>
+          <w:u w:val="single"/>
+        </w:rPr>
+        <w:t>ed</w:t>
+      </w:r>
+    </w:p>
+    <w:p>
+      <w:pPr>
+        <w:spacing w:before="120" w:after="80" w:line="480" w:lineRule="auto"/>
+        <w:rPr>
+          <w:sz w:val="24"/>
+        </w:rPr>
+      </w:pPr>
+      <w:r>
+        <w:rPr>
+          <w:sz w:val="24"/>
+        </w:rPr>
+        <w:t>5.</w:t>
+      </w:r>
+    </w:p>
+    <w:p>
+      <w:pPr>
+        <w:tabs>
+          <w:tab w:val="left" w:pos="2551"/>
+          <w:tab w:val="left" w:pos="4819"/>
+          <w:tab w:val="left" w:pos="7087"/>
+        </w:tabs>
         <w:spacing w:before="80" w:after="60" w:line="480" w:lineRule="auto"/>
         <w:ind w:left="283"/>
         <w:rPr>
@@ -948,39 +1195,157 @@
           <w:b/>
           <w:sz w:val="24"/>
         </w:rPr>
+        <w:t xml:space="preserve">A. </w:t>
+      </w:r>
+      <w:r>
+        <w:rPr>
+          <w:sz w:val="24"/>
+        </w:rPr>
+        <w:t>reus</w:t>
+      </w:r>
+      <w:r>
+        <w:rPr>
+          <w:sz w:val="24"/>
+          <w:u w:val="single"/>
+        </w:rPr>
+        <w:t>ed</w:t>
+      </w:r>
+      <w:r>
+        <w:rPr>
+          <w:sz w:val="24"/>
+        </w:rPr>
+        <w:tab/>
+      </w:r>
+      <w:r>
+        <w:rPr>
+          <w:b/>
+          <w:sz w:val="24"/>
+        </w:rPr>
+        <w:t xml:space="preserve">B. </w:t>
+      </w:r>
+      <w:r>
+        <w:rPr>
+          <w:sz w:val="24"/>
+        </w:rPr>
+        <w:t>cook</w:t>
+      </w:r>
+      <w:r>
+        <w:rPr>
+          <w:sz w:val="24"/>
+          <w:u w:val="single"/>
+        </w:rPr>
+        <w:t>ed</w:t>
+      </w:r>
+      <w:r>
+        <w:rPr>
+          <w:sz w:val="24"/>
+        </w:rPr>
+        <w:tab/>
+      </w:r>
+      <w:r>
+        <w:rPr>
+          <w:b/>
+          <w:sz w:val="24"/>
+        </w:rPr>
+        <w:t xml:space="preserve">C. </w:t>
+      </w:r>
+      <w:r>
+        <w:rPr>
+          <w:sz w:val="24"/>
+        </w:rPr>
+        <w:t>finish</w:t>
+      </w:r>
+      <w:r>
+        <w:rPr>
+          <w:sz w:val="24"/>
+          <w:u w:val="single"/>
+        </w:rPr>
+        <w:t>ed</w:t>
+      </w:r>
+      <w:r>
+        <w:rPr>
+          <w:sz w:val="24"/>
+        </w:rPr>
+        <w:tab/>
+      </w:r>
+      <w:r>
+        <w:rPr>
+          <w:b/>
+          <w:sz w:val="24"/>
+        </w:rPr>
         <w:t xml:space="preserve">D. </w:t>
       </w:r>
       <w:r>
         <w:rPr>
           <w:sz w:val="24"/>
         </w:rPr>
-        <w:t>Because his school was located there</w:t>
-      </w:r>
-    </w:p>
-    <w:p>
-      <w:pPr>
-        <w:pStyle w:val="ListParagraph"/>
-        <w:numPr>
-          <w:ilvl w:val="0"/>
-          <w:numId w:val="3"/>
-        </w:numPr>
-        <w:spacing w:before="60" w:after="60" w:line="240" w:lineRule="auto"/>
-        <w:rPr>
-          <w:sz w:val="24"/>
-        </w:rPr>
-      </w:pPr>
-      <w:r>
-        <w:rPr>
-          <w:sz w:val="24"/>
-        </w:rPr>
-        <w:t>What does this traffic sign indicate?</w:t>
-      </w:r>
-    </w:p>
-    <w:p>
-      <w:pPr>
-        <w:spacing w:before="60" w:after="60" w:line="240" w:lineRule="auto"/>
-        <w:ind w:left="283"/>
-        <w:rPr>
+        <w:t>laugh</w:t>
+      </w:r>
+      <w:r>
+        <w:rPr>
+          <w:sz w:val="24"/>
+          <w:u w:val="single"/>
+        </w:rPr>
+        <w:t>ed</w:t>
+      </w:r>
+    </w:p>
+    <w:p>
+      <w:pPr>
+        <w:pStyle w:val="Heading2"/>
+        <w:spacing w:before="240"/>
+        <w:rPr>
+          <w:rFonts w:ascii="Times New Roman" w:hAnsi="Times New Roman" w:cs="Times New Roman"/>
+          <w:b/>
+          <w:color w:val="auto"/>
+          <w:sz w:val="24"/>
+        </w:rPr>
+      </w:pPr>
+      <w:r>
+        <w:rPr>
+          <w:rFonts w:ascii="Times New Roman" w:hAnsi="Times New Roman" w:cs="Times New Roman"/>
+          <w:b/>
+          <w:sz w:val="24"/>
+        </w:rPr>
+        <w:t xml:space="preserve">B. </w:t>
+      </w:r>
+      <w:r>
+        <w:rPr>
+          <w:rFonts w:ascii="Times New Roman" w:hAnsi="Times New Roman" w:cs="Times New Roman"/>
+          <w:b/>
+          <w:color w:val="auto"/>
+          <w:sz w:val="24"/>
+        </w:rPr>
+        <w:t xml:space="preserve"> VOCABULARY AND GRAMMAR</w:t>
+      </w:r>
+    </w:p>
+    <w:p>
+      <w:pPr>
+        <w:spacing w:before="120" w:after="80"/>
+        <w:rPr>
+          <w:b/>
+          <w:sz w:val="24"/>
+        </w:rPr>
+      </w:pPr>
+      <w:r>
+        <w:rPr>
+          <w:b/>
+          <w:sz w:val="24"/>
+        </w:rPr>
+        <w:t>I.  Complete the sentences with the words or phrases from the box.</w:t>
+      </w:r>
+    </w:p>
+    <w:p>
+      <w:pPr>
+        <w:keepNext/>
+        <w:tabs>
+          <w:tab w:val="left" w:pos="2997"/>
+          <w:tab w:val="left" w:pos="5037"/>
+          <w:tab w:val="left" w:pos="7077"/>
+        </w:tabs>
+        <w:spacing w:before="80" w:after="0" w:line="240" w:lineRule="auto"/>
+        <w:ind w:left="957"/>
+        <w:rPr>
+          <w:b/>
           <w:sz w:val="24"/>
         </w:rPr>
       </w:pPr>
@@ -990,27 +1355,651 @@
           <w:noProof/>
           <w:sz w:val="24"/>
         </w:rPr>
+        <w:lastRenderedPageBreak/>
+        <mc:AlternateContent>
+          <mc:Choice Requires="wps">
+            <w:drawing>
+              <wp:anchor distT="0" distB="0" distL="114300" distR="114300" simplePos="0" relativeHeight="251658239" behindDoc="0" locked="0" layoutInCell="1" allowOverlap="1" wp14:anchorId="00844D57" wp14:editId="080E767C">
+                <wp:simplePos x="0" y="0"/>
+                <wp:positionH relativeFrom="margin">
+                  <wp:posOffset>531495</wp:posOffset>
+                </wp:positionH>
+                <wp:positionV relativeFrom="paragraph">
+                  <wp:posOffset>-76200</wp:posOffset>
+                </wp:positionV>
+                <wp:extent cx="4876800" cy="558800"/>
+                <wp:effectExtent l="0" t="0" r="19050" b="12700"/>
+                <wp:wrapNone/>
+                <wp:docPr id="1593377809" name="Rectangle: Rounded Corners 2"/>
+                <wp:cNvGraphicFramePr/>
+                <a:graphic xmlns:a="http://schemas.openxmlformats.org/drawingml/2006/main">
+                  <a:graphicData uri="http://schemas.microsoft.com/office/word/2010/wordprocessingShape">
+                    <wps:wsp>
+                      <wps:cNvSpPr/>
+                      <wps:spPr>
+                        <a:xfrm>
+                          <a:off x="0" y="0"/>
+                          <a:ext cx="4876800" cy="558800"/>
+                        </a:xfrm>
+                        <a:prstGeom prst="roundRect">
+                          <a:avLst/>
+                        </a:prstGeom>
+                        <a:noFill/>
+                        <a:ln w="12700" cap="flat" cmpd="sng" algn="ctr">
+                          <a:solidFill>
+                            <a:srgbClr val="000000"/>
+                          </a:solidFill>
+                          <a:prstDash val="solid"/>
+                          <a:miter lim="800000"/>
+                        </a:ln>
+                        <a:effectLst/>
+                        <a:extLst>
+                          <a:ext uri="{909E8E84-426E-40DD-AFC4-6F175D3DCCD1}">
+                            <a14:hiddenFill xmlns:a14="http://schemas.microsoft.com/office/drawing/2010/main">
+                              <a:solidFill>
+                                <a:schemeClr val="accent1"/>
+                              </a:solidFill>
+                            </a14:hiddenFill>
+                          </a:ext>
+                        </a:extLst>
+                      </wps:spPr>
+                      <wps:style>
+                        <a:lnRef idx="2">
+                          <a:schemeClr val="accent1">
+                            <a:shade val="15000"/>
+                          </a:schemeClr>
+                        </a:lnRef>
+                        <a:fillRef idx="1">
+                          <a:schemeClr val="accent1"/>
+                        </a:fillRef>
+                        <a:effectRef idx="0">
+                          <a:schemeClr val="accent1"/>
+                        </a:effectRef>
+                        <a:fontRef idx="minor">
+                          <a:schemeClr val="lt1"/>
+                        </a:fontRef>
+                      </wps:style>
+                      <wps:bodyPr rot="0" spcFirstLastPara="0" vertOverflow="overflow" horzOverflow="overflow" vert="horz" wrap="square" lIns="91440" tIns="45720" rIns="91440" bIns="45720" numCol="1" spcCol="0" rtlCol="0" fromWordArt="0" anchor="ctr" anchorCtr="0" forceAA="0" compatLnSpc="1">
+                        <a:prstTxWarp prst="textNoShape">
+                          <a:avLst/>
+                        </a:prstTxWarp>
+                        <a:noAutofit/>
+                      </wps:bodyPr>
+                    </wps:wsp>
+                  </a:graphicData>
+                </a:graphic>
+              </wp:anchor>
+            </w:drawing>
+          </mc:Choice>
+          <mc:Fallback>
+            <w:pict>
+              <v:roundrect w14:anchorId="1CBA473B" id="Rectangle: Rounded Corners 2" o:spid="_x0000_s1026" style="position:absolute;margin-left:41.85pt;margin-top:-6pt;width:384pt;height:44pt;z-index:251658239;visibility:visible;mso-wrap-style:square;mso-wrap-distance-left:9pt;mso-wrap-distance-top:0;mso-wrap-distance-right:9pt;mso-wrap-distance-bottom:0;mso-position-horizontal:absolute;mso-position-horizontal-relative:margin;mso-position-vertical:absolute;mso-position-vertical-relative:text;v-text-anchor:middle" arcsize="10923f" o:gfxdata="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" filled="f" fillcolor="#156082 [3204]" strokeweight="1pt">
+                <v:stroke joinstyle="miter"/>
+                <w10:wrap anchorx="margin"/>
+              </v:roundrect>
+            </w:pict>
+          </mc:Fallback>
+        </mc:AlternateContent>
+      </w:r>
+      <w:r>
+        <w:rPr>
+          <w:b/>
+          <w:sz w:val="24"/>
+        </w:rPr>
+        <w:t>street children</w:t>
+      </w:r>
+      <w:r>
+        <w:rPr>
+          <w:sz w:val="24"/>
+        </w:rPr>
+        <w:tab/>
+      </w:r>
+      <w:r>
+        <w:rPr>
+          <w:b/>
+          <w:sz w:val="24"/>
+        </w:rPr>
+        <w:t>volunteers</w:t>
+      </w:r>
+      <w:r>
+        <w:rPr>
+          <w:sz w:val="24"/>
+        </w:rPr>
+        <w:tab/>
+      </w:r>
+      <w:r>
+        <w:rPr>
+          <w:b/>
+          <w:sz w:val="24"/>
+        </w:rPr>
+        <w:t>homeless people</w:t>
+      </w:r>
+      <w:r>
+        <w:rPr>
+          <w:sz w:val="24"/>
+        </w:rPr>
+        <w:tab/>
+      </w:r>
+      <w:r>
+        <w:rPr>
+          <w:b/>
+          <w:sz w:val="24"/>
+        </w:rPr>
+        <w:t>the elderly</w:t>
+      </w:r>
+    </w:p>
+    <w:p>
+      <w:pPr>
+        <w:keepNext/>
+        <w:tabs>
+          <w:tab w:val="left" w:pos="2997"/>
+          <w:tab w:val="left" w:pos="5037"/>
+          <w:tab w:val="left" w:pos="7077"/>
+        </w:tabs>
+        <w:spacing w:before="80" w:after="0" w:line="480" w:lineRule="auto"/>
+        <w:ind w:left="957"/>
+        <w:rPr>
+          <w:b/>
+          <w:sz w:val="24"/>
+        </w:rPr>
+      </w:pPr>
+      <w:r>
+        <w:rPr>
+          <w:b/>
+          <w:sz w:val="24"/>
+        </w:rPr>
+        <w:t>young patients</w:t>
+      </w:r>
+      <w:r>
+        <w:rPr>
+          <w:sz w:val="24"/>
+        </w:rPr>
+        <w:tab/>
+      </w:r>
+      <w:r>
+        <w:rPr>
+          <w:b/>
+          <w:sz w:val="24"/>
+        </w:rPr>
+        <w:t>teenagers</w:t>
+      </w:r>
+      <w:r>
+        <w:rPr>
+          <w:sz w:val="24"/>
+        </w:rPr>
+        <w:tab/>
+      </w:r>
+      <w:r>
+        <w:rPr>
+          <w:b/>
+          <w:sz w:val="24"/>
+        </w:rPr>
+        <w:t>disabled people</w:t>
+      </w:r>
+      <w:r>
+        <w:rPr>
+          <w:sz w:val="24"/>
+        </w:rPr>
+        <w:tab/>
+      </w:r>
+      <w:r>
+        <w:rPr>
+          <w:b/>
+          <w:sz w:val="24"/>
+        </w:rPr>
+        <w:t>donors</w:t>
+      </w:r>
+    </w:p>
+    <w:p>
+      <w:pPr>
+        <w:pStyle w:val="ListParagraph"/>
+        <w:numPr>
+          <w:ilvl w:val="0"/>
+          <w:numId w:val="1"/>
+        </w:numPr>
+        <w:tabs>
+          <w:tab w:val="left" w:pos="2997"/>
+          <w:tab w:val="left" w:pos="5037"/>
+          <w:tab w:val="left" w:pos="7077"/>
+        </w:tabs>
+        <w:spacing w:before="120" w:after="80" w:line="480" w:lineRule="auto"/>
+        <w:rPr>
+          <w:b/>
+          <w:sz w:val="24"/>
+        </w:rPr>
+      </w:pPr>
+      <w:r>
+        <w:rPr>
+          <w:sz w:val="24"/>
+        </w:rPr>
+        <w:t>Sally often spends her free time helping ___________ at the hospital.</w:t>
+      </w:r>
+    </w:p>
+    <w:p>
+      <w:pPr>
+        <w:pStyle w:val="ListParagraph"/>
+        <w:numPr>
+          <w:ilvl w:val="0"/>
+          <w:numId w:val="1"/>
+        </w:numPr>
+        <w:tabs>
+          <w:tab w:val="left" w:pos="2997"/>
+          <w:tab w:val="left" w:pos="5037"/>
+          <w:tab w:val="left" w:pos="7077"/>
+        </w:tabs>
+        <w:spacing w:before="120" w:after="80" w:line="480" w:lineRule="auto"/>
+        <w:rPr>
+          <w:b/>
+          <w:sz w:val="24"/>
+        </w:rPr>
+      </w:pPr>
+      <w:r>
+        <w:rPr>
+          <w:sz w:val="24"/>
+        </w:rPr>
+        <w:t>They provide housing and other services to ___________.</w:t>
+      </w:r>
+    </w:p>
+    <w:p>
+      <w:pPr>
+        <w:pStyle w:val="ListParagraph"/>
+        <w:numPr>
+          <w:ilvl w:val="0"/>
+          <w:numId w:val="1"/>
+        </w:numPr>
+        <w:tabs>
+          <w:tab w:val="left" w:pos="2997"/>
+          <w:tab w:val="left" w:pos="5037"/>
+          <w:tab w:val="left" w:pos="7077"/>
+        </w:tabs>
+        <w:spacing w:before="120" w:after="80" w:line="480" w:lineRule="auto"/>
+        <w:rPr>
+          <w:b/>
+          <w:sz w:val="24"/>
+        </w:rPr>
+      </w:pPr>
+      <w:r>
+        <w:rPr>
+          <w:sz w:val="24"/>
+        </w:rPr>
+        <w:t>Street Child works to help ___________ off the streets and into school.</w:t>
+      </w:r>
+    </w:p>
+    <w:p>
+      <w:pPr>
+        <w:pStyle w:val="ListParagraph"/>
+        <w:numPr>
+          <w:ilvl w:val="0"/>
+          <w:numId w:val="1"/>
+        </w:numPr>
+        <w:tabs>
+          <w:tab w:val="left" w:pos="2997"/>
+          <w:tab w:val="left" w:pos="5037"/>
+          <w:tab w:val="left" w:pos="7077"/>
+        </w:tabs>
+        <w:spacing w:before="120" w:after="80" w:line="480" w:lineRule="auto"/>
+        <w:rPr>
+          <w:b/>
+          <w:sz w:val="24"/>
+        </w:rPr>
+      </w:pPr>
+      <w:r>
+        <w:rPr>
+          <w:sz w:val="24"/>
+        </w:rPr>
+        <w:t>Most blood ___________ are volunteers who donate blood for a community supply.</w:t>
+      </w:r>
+    </w:p>
+    <w:p>
+      <w:pPr>
+        <w:pStyle w:val="ListParagraph"/>
+        <w:numPr>
+          <w:ilvl w:val="0"/>
+          <w:numId w:val="1"/>
+        </w:numPr>
+        <w:tabs>
+          <w:tab w:val="left" w:pos="2997"/>
+          <w:tab w:val="left" w:pos="5037"/>
+          <w:tab w:val="left" w:pos="7077"/>
+        </w:tabs>
+        <w:spacing w:before="120" w:after="80" w:line="480" w:lineRule="auto"/>
+        <w:rPr>
+          <w:b/>
+          <w:sz w:val="24"/>
+        </w:rPr>
+      </w:pPr>
+      <w:r>
+        <w:rPr>
+          <w:sz w:val="24"/>
+        </w:rPr>
+        <w:t>Schools need ___________ to help children to read.</w:t>
+      </w:r>
+    </w:p>
+    <w:p>
+      <w:pPr>
+        <w:pStyle w:val="ListParagraph"/>
+        <w:numPr>
+          <w:ilvl w:val="0"/>
+          <w:numId w:val="1"/>
+        </w:numPr>
+        <w:tabs>
+          <w:tab w:val="left" w:pos="2997"/>
+          <w:tab w:val="left" w:pos="5037"/>
+          <w:tab w:val="left" w:pos="7077"/>
+        </w:tabs>
+        <w:spacing w:before="120" w:after="80" w:line="480" w:lineRule="auto"/>
+        <w:rPr>
+          <w:b/>
+          <w:sz w:val="24"/>
+        </w:rPr>
+      </w:pPr>
+      <w:r>
+        <w:rPr>
+          <w:sz w:val="24"/>
+        </w:rPr>
+        <w:t>Nursing homes also offer medical services to ___________.</w:t>
+      </w:r>
+    </w:p>
+    <w:p>
+      <w:pPr>
+        <w:pStyle w:val="ListParagraph"/>
+        <w:numPr>
+          <w:ilvl w:val="0"/>
+          <w:numId w:val="1"/>
+        </w:numPr>
+        <w:tabs>
+          <w:tab w:val="left" w:pos="2997"/>
+          <w:tab w:val="left" w:pos="5037"/>
+          <w:tab w:val="left" w:pos="7077"/>
+        </w:tabs>
+        <w:spacing w:before="120" w:after="80" w:line="480" w:lineRule="auto"/>
+        <w:rPr>
+          <w:b/>
+          <w:sz w:val="24"/>
+        </w:rPr>
+      </w:pPr>
+      <w:r>
+        <w:rPr>
+          <w:sz w:val="24"/>
+        </w:rPr>
+        <w:t>The local authority built a new home for severely ___________.</w:t>
+      </w:r>
+    </w:p>
+    <w:p>
+      <w:pPr>
+        <w:pStyle w:val="ListParagraph"/>
+        <w:numPr>
+          <w:ilvl w:val="0"/>
+          <w:numId w:val="1"/>
+        </w:numPr>
+        <w:tabs>
+          <w:tab w:val="left" w:pos="2997"/>
+          <w:tab w:val="left" w:pos="5037"/>
+          <w:tab w:val="left" w:pos="7077"/>
+        </w:tabs>
+        <w:spacing w:before="120" w:after="80" w:line="480" w:lineRule="auto"/>
+        <w:rPr>
+          <w:b/>
+          <w:sz w:val="24"/>
+        </w:rPr>
+      </w:pPr>
+      <w:r>
+        <w:rPr>
+          <w:sz w:val="24"/>
+        </w:rPr>
+        <w:t>___________ today are aware of the need to care for and protect the environment.</w:t>
+      </w:r>
+    </w:p>
+    <w:p>
+      <w:pPr>
+        <w:tabs>
+          <w:tab w:val="left" w:pos="2997"/>
+          <w:tab w:val="left" w:pos="5037"/>
+          <w:tab w:val="left" w:pos="7077"/>
+        </w:tabs>
+        <w:spacing w:before="120" w:after="80" w:line="480" w:lineRule="auto"/>
+        <w:rPr>
+          <w:b/>
+          <w:sz w:val="24"/>
+        </w:rPr>
+      </w:pPr>
+      <w:r>
+        <w:rPr>
+          <w:b/>
+          <w:sz w:val="24"/>
+        </w:rPr>
+        <w:t>II. Match the pictures with the volunteer activities.</w:t>
+      </w:r>
+    </w:p>
+    <w:p>
+      <w:pPr>
+        <w:keepNext/>
+        <w:tabs>
+          <w:tab w:val="left" w:pos="6000"/>
+          <w:tab w:val="left" w:pos="12000"/>
+          <w:tab w:val="left" w:pos="18000"/>
+        </w:tabs>
+        <w:spacing w:before="80" w:after="0" w:line="240" w:lineRule="auto"/>
+        <w:rPr>
+          <w:b/>
+          <w:sz w:val="24"/>
+        </w:rPr>
+      </w:pPr>
+      <w:r>
+        <w:rPr>
+          <w:b/>
+          <w:noProof/>
+          <w:sz w:val="24"/>
+        </w:rPr>
+        <mc:AlternateContent>
+          <mc:Choice Requires="wps">
+            <w:drawing>
+              <wp:anchor distT="0" distB="0" distL="114300" distR="114300" simplePos="0" relativeHeight="251657214" behindDoc="0" locked="0" layoutInCell="1" allowOverlap="1" wp14:anchorId="13B6BDEA" wp14:editId="56BFD8BE">
+                <wp:simplePos x="0" y="0"/>
+                <wp:positionH relativeFrom="margin">
+                  <wp:posOffset>-76200</wp:posOffset>
+                </wp:positionH>
+                <wp:positionV relativeFrom="paragraph">
+                  <wp:posOffset>-76200</wp:posOffset>
+                </wp:positionV>
+                <wp:extent cx="6092190" cy="558800"/>
+                <wp:effectExtent l="0" t="0" r="22860" b="12700"/>
+                <wp:wrapNone/>
+                <wp:docPr id="666266104" name="Rectangle: Rounded Corners 3"/>
+                <wp:cNvGraphicFramePr/>
+                <a:graphic xmlns:a="http://schemas.openxmlformats.org/drawingml/2006/main">
+                  <a:graphicData uri="http://schemas.microsoft.com/office/word/2010/wordprocessingShape">
+                    <wps:wsp>
+                      <wps:cNvSpPr/>
+                      <wps:spPr>
+                        <a:xfrm>
+                          <a:off x="0" y="0"/>
+                          <a:ext cx="6092190" cy="558800"/>
+                        </a:xfrm>
+                        <a:prstGeom prst="roundRect">
+                          <a:avLst/>
+                        </a:prstGeom>
+                        <a:noFill/>
+                        <a:ln w="12700" cap="flat" cmpd="sng" algn="ctr">
+                          <a:solidFill>
+                            <a:srgbClr val="000000"/>
+                          </a:solidFill>
+                          <a:prstDash val="solid"/>
+                          <a:miter lim="800000"/>
+                        </a:ln>
+                        <a:effectLst/>
+                        <a:extLst>
+                          <a:ext uri="{909E8E84-426E-40DD-AFC4-6F175D3DCCD1}">
+                            <a14:hiddenFill xmlns:a14="http://schemas.microsoft.com/office/drawing/2010/main">
+                              <a:solidFill>
+                                <a:schemeClr val="accent1"/>
+                              </a:solidFill>
+                            </a14:hiddenFill>
+                          </a:ext>
+                        </a:extLst>
+                      </wps:spPr>
+                      <wps:style>
+                        <a:lnRef idx="2">
+                          <a:schemeClr val="accent1">
+                            <a:shade val="15000"/>
+                          </a:schemeClr>
+                        </a:lnRef>
+                        <a:fillRef idx="1">
+                          <a:schemeClr val="accent1"/>
+                        </a:fillRef>
+                        <a:effectRef idx="0">
+                          <a:schemeClr val="accent1"/>
+                        </a:effectRef>
+                        <a:fontRef idx="minor">
+                          <a:schemeClr val="lt1"/>
+                        </a:fontRef>
+                      </wps:style>
+                      <wps:bodyPr rot="0" spcFirstLastPara="0" vertOverflow="overflow" horzOverflow="overflow" vert="horz" wrap="square" lIns="91440" tIns="45720" rIns="91440" bIns="45720" numCol="1" spcCol="0" rtlCol="0" fromWordArt="0" anchor="ctr" anchorCtr="0" forceAA="0" compatLnSpc="1">
+                        <a:prstTxWarp prst="textNoShape">
+                          <a:avLst/>
+                        </a:prstTxWarp>
+                        <a:noAutofit/>
+                      </wps:bodyPr>
+                    </wps:wsp>
+                  </a:graphicData>
+                </a:graphic>
+              </wp:anchor>
+            </w:drawing>
+          </mc:Choice>
+          <mc:Fallback>
+            <w:pict>
+              <v:roundrect w14:anchorId="4F60DD31" id="Rectangle: Rounded Corners 3" o:spid="_x0000_s1026" style="position:absolute;margin-left:-6pt;margin-top:-6pt;width:479.7pt;height:44pt;z-index:251657214;visibility:visible;mso-wrap-style:square;mso-wrap-distance-left:9pt;mso-wrap-distance-top:0;mso-wrap-distance-right:9pt;mso-wrap-distance-bottom:0;mso-position-horizontal:absolute;mso-position-horizontal-relative:margin;mso-position-vertical:absolute;mso-position-vertical-relative:text;v-text-anchor:middle" arcsize="10923f" o:gfxdata="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" filled="f" fillcolor="#156082 [3204]" strokeweight="1pt">
+                <v:stroke joinstyle="miter"/>
+                <w10:wrap anchorx="margin"/>
+              </v:roundrect>
+            </w:pict>
+          </mc:Fallback>
+        </mc:AlternateContent>
+      </w:r>
+      <w:r>
+        <w:rPr>
+          <w:b/>
+          <w:sz w:val="24"/>
+        </w:rPr>
+        <w:t>Pick up litter in the park.</w:t>
+      </w:r>
+      <w:r>
+        <w:rPr>
+          <w:sz w:val="24"/>
+        </w:rPr>
+        <w:tab/>
+      </w:r>
+      <w:r>
+        <w:rPr>
+          <w:b/>
+          <w:sz w:val="24"/>
+        </w:rPr>
+        <w:t>Tutor primary students.</w:t>
+      </w:r>
+      <w:r>
+        <w:rPr>
+          <w:sz w:val="24"/>
+        </w:rPr>
+        <w:tab/>
+      </w:r>
+      <w:r>
+        <w:rPr>
+          <w:b/>
+          <w:sz w:val="24"/>
+        </w:rPr>
+        <w:t xml:space="preserve">Take care of cats and dogs at an </w:t>
+      </w:r>
+      <w:r>
+        <w:rPr>
+          <w:b/>
+          <w:sz w:val="24"/>
+        </w:rPr>
+        <w:lastRenderedPageBreak/>
+        <w:t>animal shelter.</w:t>
+      </w:r>
+      <w:r>
+        <w:rPr>
+          <w:sz w:val="24"/>
+        </w:rPr>
+        <w:tab/>
+      </w:r>
+      <w:r>
+        <w:rPr>
+          <w:b/>
+          <w:sz w:val="24"/>
+        </w:rPr>
+        <w:t>Help the elderly at the nursing home.</w:t>
+      </w:r>
+    </w:p>
+    <w:p>
+      <w:pPr>
+        <w:keepNext/>
+        <w:tabs>
+          <w:tab w:val="left" w:pos="6000"/>
+          <w:tab w:val="left" w:pos="12000"/>
+          <w:tab w:val="left" w:pos="18000"/>
+        </w:tabs>
+        <w:spacing w:before="80" w:after="0" w:line="480" w:lineRule="auto"/>
+        <w:rPr>
+          <w:b/>
+          <w:sz w:val="24"/>
+        </w:rPr>
+      </w:pPr>
+      <w:r>
+        <w:rPr>
+          <w:b/>
+          <w:sz w:val="24"/>
+        </w:rPr>
+        <w:t>Plant trees in the schoolyard.</w:t>
+      </w:r>
+      <w:r>
+        <w:rPr>
+          <w:sz w:val="24"/>
+        </w:rPr>
+        <w:tab/>
+      </w:r>
+      <w:r>
+        <w:rPr>
+          <w:b/>
+          <w:sz w:val="24"/>
+        </w:rPr>
+        <w:t>Donate old clothes.</w:t>
+      </w:r>
+    </w:p>
+    <w:p>
+      <w:pPr>
+        <w:pStyle w:val="ListParagraph"/>
+        <w:keepNext/>
+        <w:numPr>
+          <w:ilvl w:val="0"/>
+          <w:numId w:val="2"/>
+        </w:numPr>
+        <w:tabs>
+          <w:tab w:val="left" w:pos="1270"/>
+        </w:tabs>
+        <w:spacing w:before="60" w:after="60" w:line="480" w:lineRule="auto"/>
+        <w:rPr>
+          <w:b/>
+          <w:sz w:val="24"/>
+        </w:rPr>
+      </w:pPr>
+      <w:r>
+        <w:rPr>
+          <w:b/>
+          <w:noProof/>
+          <w:sz w:val="24"/>
+        </w:rPr>
         <w:drawing>
-          <wp:anchor distT="0" distB="0" distL="114300" distR="114300" simplePos="0" relativeHeight="251660288" behindDoc="0" locked="0" layoutInCell="1" allowOverlap="1" wp14:anchorId="592D1526" wp14:editId="00C08145">
-            <wp:simplePos x="0" y="0"/>
-            <wp:positionH relativeFrom="margin">
-              <wp:posOffset>4679950</wp:posOffset>
-            </wp:positionH>
-            <wp:positionV relativeFrom="paragraph">
-              <wp:posOffset>0</wp:posOffset>
-            </wp:positionV>
-            <wp:extent cx="1260000" cy="1008000"/>
-            <wp:effectExtent l="0" t="0" r="0" b="1905"/>
-            <wp:wrapNone/>
-            <wp:docPr id="1488864657" name="Picture 2"/>
-            <wp:cNvGraphicFramePr>
-              <a:graphicFrameLocks xmlns:a="http://schemas.openxmlformats.org/drawingml/2006/main"/>
-            </wp:cNvGraphicFramePr>
+          <wp:inline distT="0" distB="0" distL="0" distR="0" wp14:anchorId="3682F67D" wp14:editId="689E5D93">
+            <wp:extent cx="2160000" cy="1440000"/>
+            <wp:effectExtent l="0" t="0" r="0" b="8255"/>
+            <wp:docPr id="133908458" name="Picture 4"/>
+            <wp:cNvGraphicFramePr/>
             <a:graphic xmlns:a="http://schemas.openxmlformats.org/drawingml/2006/main">
               <a:graphicData uri="http://schemas.openxmlformats.org/drawingml/2006/picture">
                 <pic:pic xmlns:pic="http://schemas.openxmlformats.org/drawingml/2006/picture">
                   <pic:nvPicPr>
-                    <pic:cNvPr id="1488864657" name=""/>
+                    <pic:cNvPr id="133908458" name=""/>
                     <pic:cNvPicPr/>
                   </pic:nvPicPr>
                   <pic:blipFill>
@@ -1028,7 +2017,7 @@
                   <pic:spPr>
                     <a:xfrm>
                       <a:off x="0" y="0"/>
-                      <a:ext cx="1260000" cy="1008000"/>
+                      <a:ext cx="2160000" cy="1440000"/>
                     </a:xfrm>
                     <a:prstGeom prst="rect">
                       <a:avLst/>
@@ -1037,13 +2026,7 @@
                 </pic:pic>
               </a:graphicData>
             </a:graphic>
-            <wp14:sizeRelH relativeFrom="margin">
-              <wp14:pctWidth>0</wp14:pctWidth>
-            </wp14:sizeRelH>
-            <wp14:sizeRelV relativeFrom="margin">
-              <wp14:pctHeight>0</wp14:pctHeight>
-            </wp14:sizeRelV>
-          </wp:anchor>
+          </wp:inline>
         </w:drawing>
       </w:r>
       <w:r>
@@ -1051,18 +2034,2010 @@
           <w:b/>
           <w:sz w:val="24"/>
         </w:rPr>
+        <w:tab/>
+        <w:t>___________________</w:t>
+      </w:r>
+    </w:p>
+    <w:p>
+      <w:pPr>
+        <w:pStyle w:val="ListParagraph"/>
+        <w:keepNext/>
+        <w:numPr>
+          <w:ilvl w:val="0"/>
+          <w:numId w:val="2"/>
+        </w:numPr>
+        <w:tabs>
+          <w:tab w:val="left" w:pos="1270"/>
+        </w:tabs>
+        <w:spacing w:before="60" w:after="60" w:line="480" w:lineRule="auto"/>
+        <w:rPr>
+          <w:b/>
+          <w:sz w:val="24"/>
+        </w:rPr>
+      </w:pPr>
+      <w:r>
+        <w:rPr>
+          <w:b/>
+          <w:noProof/>
+          <w:sz w:val="24"/>
+        </w:rPr>
+        <w:drawing>
+          <wp:inline distT="0" distB="0" distL="0" distR="0" wp14:anchorId="4DB55AB8" wp14:editId="46957FD7">
+            <wp:extent cx="2160000" cy="1440000"/>
+            <wp:effectExtent l="0" t="0" r="0" b="8255"/>
+            <wp:docPr id="561852742" name="Picture 5"/>
+            <wp:cNvGraphicFramePr/>
+            <a:graphic xmlns:a="http://schemas.openxmlformats.org/drawingml/2006/main">
+              <a:graphicData uri="http://schemas.openxmlformats.org/drawingml/2006/picture">
+                <pic:pic xmlns:pic="http://schemas.openxmlformats.org/drawingml/2006/picture">
+                  <pic:nvPicPr>
+                    <pic:cNvPr id="561852742" name=""/>
+                    <pic:cNvPicPr/>
+                  </pic:nvPicPr>
+                  <pic:blipFill>
+                    <a:blip r:embed="rId7">
+                      <a:extLst>
+                        <a:ext uri="{28A0092B-C50C-407E-A947-70E740481C1C}">
+                          <a14:useLocalDpi xmlns:a14="http://schemas.microsoft.com/office/drawing/2010/main" val="0"/>
+                        </a:ext>
+                      </a:extLst>
+                    </a:blip>
+                    <a:stretch>
+                      <a:fillRect/>
+                    </a:stretch>
+                  </pic:blipFill>
+                  <pic:spPr>
+                    <a:xfrm>
+                      <a:off x="0" y="0"/>
+                      <a:ext cx="2160000" cy="1440000"/>
+                    </a:xfrm>
+                    <a:prstGeom prst="rect">
+                      <a:avLst/>
+                    </a:prstGeom>
+                  </pic:spPr>
+                </pic:pic>
+              </a:graphicData>
+            </a:graphic>
+          </wp:inline>
+        </w:drawing>
+      </w:r>
+      <w:r>
+        <w:rPr>
+          <w:b/>
+          <w:sz w:val="24"/>
+        </w:rPr>
+        <w:tab/>
+        <w:t>___________________</w:t>
+      </w:r>
+    </w:p>
+    <w:p>
+      <w:pPr>
+        <w:pStyle w:val="ListParagraph"/>
+        <w:keepNext/>
+        <w:numPr>
+          <w:ilvl w:val="0"/>
+          <w:numId w:val="2"/>
+        </w:numPr>
+        <w:tabs>
+          <w:tab w:val="left" w:pos="1270"/>
+        </w:tabs>
+        <w:spacing w:before="60" w:after="60" w:line="480" w:lineRule="auto"/>
+        <w:rPr>
+          <w:b/>
+          <w:sz w:val="24"/>
+        </w:rPr>
+      </w:pPr>
+      <w:r>
+        <w:rPr>
+          <w:b/>
+          <w:noProof/>
+          <w:sz w:val="24"/>
+        </w:rPr>
+        <w:drawing>
+          <wp:inline distT="0" distB="0" distL="0" distR="0" wp14:anchorId="5AAAA896" wp14:editId="24925918">
+            <wp:extent cx="2160000" cy="1440000"/>
+            <wp:effectExtent l="0" t="0" r="0" b="8255"/>
+            <wp:docPr id="1740859829" name="Picture 6"/>
+            <wp:cNvGraphicFramePr/>
+            <a:graphic xmlns:a="http://schemas.openxmlformats.org/drawingml/2006/main">
+              <a:graphicData uri="http://schemas.openxmlformats.org/drawingml/2006/picture">
+                <pic:pic xmlns:pic="http://schemas.openxmlformats.org/drawingml/2006/picture">
+                  <pic:nvPicPr>
+                    <pic:cNvPr id="1740859829" name=""/>
+                    <pic:cNvPicPr/>
+                  </pic:nvPicPr>
+                  <pic:blipFill>
+                    <a:blip r:embed="rId7">
+                      <a:extLst>
+                        <a:ext uri="{28A0092B-C50C-407E-A947-70E740481C1C}">
+                          <a14:useLocalDpi xmlns:a14="http://schemas.microsoft.com/office/drawing/2010/main" val="0"/>
+                        </a:ext>
+                      </a:extLst>
+                    </a:blip>
+                    <a:stretch>
+                      <a:fillRect/>
+                    </a:stretch>
+                  </pic:blipFill>
+                  <pic:spPr>
+                    <a:xfrm>
+                      <a:off x="0" y="0"/>
+                      <a:ext cx="2160000" cy="1440000"/>
+                    </a:xfrm>
+                    <a:prstGeom prst="rect">
+                      <a:avLst/>
+                    </a:prstGeom>
+                  </pic:spPr>
+                </pic:pic>
+              </a:graphicData>
+            </a:graphic>
+          </wp:inline>
+        </w:drawing>
+      </w:r>
+      <w:r>
+        <w:rPr>
+          <w:b/>
+          <w:sz w:val="24"/>
+        </w:rPr>
+        <w:tab/>
+        <w:t>___________________</w:t>
+      </w:r>
+    </w:p>
+    <w:p>
+      <w:pPr>
+        <w:pStyle w:val="ListParagraph"/>
+        <w:keepNext/>
+        <w:numPr>
+          <w:ilvl w:val="0"/>
+          <w:numId w:val="2"/>
+        </w:numPr>
+        <w:tabs>
+          <w:tab w:val="left" w:pos="1270"/>
+        </w:tabs>
+        <w:spacing w:before="60" w:after="60" w:line="480" w:lineRule="auto"/>
+        <w:rPr>
+          <w:b/>
+          <w:sz w:val="24"/>
+        </w:rPr>
+      </w:pPr>
+      <w:r>
+        <w:rPr>
+          <w:b/>
+          <w:noProof/>
+          <w:sz w:val="24"/>
+        </w:rPr>
+        <w:drawing>
+          <wp:inline distT="0" distB="0" distL="0" distR="0" wp14:anchorId="70FDF42E" wp14:editId="67AA4253">
+            <wp:extent cx="2160000" cy="1440000"/>
+            <wp:effectExtent l="0" t="0" r="0" b="8255"/>
+            <wp:docPr id="546660447" name="Picture 7"/>
+            <wp:cNvGraphicFramePr/>
+            <a:graphic xmlns:a="http://schemas.openxmlformats.org/drawingml/2006/main">
+              <a:graphicData uri="http://schemas.openxmlformats.org/drawingml/2006/picture">
+                <pic:pic xmlns:pic="http://schemas.openxmlformats.org/drawingml/2006/picture">
+                  <pic:nvPicPr>
+                    <pic:cNvPr id="546660447" name=""/>
+                    <pic:cNvPicPr/>
+                  </pic:nvPicPr>
+                  <pic:blipFill>
+                    <a:blip r:embed="rId7">
+                      <a:extLst>
+                        <a:ext uri="{28A0092B-C50C-407E-A947-70E740481C1C}">
+                          <a14:useLocalDpi xmlns:a14="http://schemas.microsoft.com/office/drawing/2010/main" val="0"/>
+                        </a:ext>
+                      </a:extLst>
+                    </a:blip>
+                    <a:stretch>
+                      <a:fillRect/>
+                    </a:stretch>
+                  </pic:blipFill>
+                  <pic:spPr>
+                    <a:xfrm>
+                      <a:off x="0" y="0"/>
+                      <a:ext cx="2160000" cy="1440000"/>
+                    </a:xfrm>
+                    <a:prstGeom prst="rect">
+                      <a:avLst/>
+                    </a:prstGeom>
+                  </pic:spPr>
+                </pic:pic>
+              </a:graphicData>
+            </a:graphic>
+          </wp:inline>
+        </w:drawing>
+      </w:r>
+      <w:r>
+        <w:rPr>
+          <w:b/>
+          <w:sz w:val="24"/>
+        </w:rPr>
+        <w:tab/>
+        <w:t>___________________</w:t>
+      </w:r>
+    </w:p>
+    <w:p>
+      <w:pPr>
+        <w:pStyle w:val="ListParagraph"/>
+        <w:keepNext/>
+        <w:numPr>
+          <w:ilvl w:val="0"/>
+          <w:numId w:val="2"/>
+        </w:numPr>
+        <w:tabs>
+          <w:tab w:val="left" w:pos="1270"/>
+        </w:tabs>
+        <w:spacing w:before="60" w:after="60" w:line="480" w:lineRule="auto"/>
+        <w:rPr>
+          <w:b/>
+          <w:sz w:val="24"/>
+        </w:rPr>
+      </w:pPr>
+      <w:r>
+        <w:rPr>
+          <w:b/>
+          <w:noProof/>
+          <w:sz w:val="24"/>
+        </w:rPr>
+        <w:drawing>
+          <wp:inline distT="0" distB="0" distL="0" distR="0" wp14:anchorId="2BB633BB" wp14:editId="20D6FF63">
+            <wp:extent cx="2160000" cy="1440000"/>
+            <wp:effectExtent l="0" t="0" r="0" b="8255"/>
+            <wp:docPr id="1210159976" name="Picture 8"/>
+            <wp:cNvGraphicFramePr/>
+            <a:graphic xmlns:a="http://schemas.openxmlformats.org/drawingml/2006/main">
+              <a:graphicData uri="http://schemas.openxmlformats.org/drawingml/2006/picture">
+                <pic:pic xmlns:pic="http://schemas.openxmlformats.org/drawingml/2006/picture">
+                  <pic:nvPicPr>
+                    <pic:cNvPr id="1210159976" name=""/>
+                    <pic:cNvPicPr/>
+                  </pic:nvPicPr>
+                  <pic:blipFill>
+                    <a:blip r:embed="rId7">
+                      <a:extLst>
+                        <a:ext uri="{28A0092B-C50C-407E-A947-70E740481C1C}">
+                          <a14:useLocalDpi xmlns:a14="http://schemas.microsoft.com/office/drawing/2010/main" val="0"/>
+                        </a:ext>
+                      </a:extLst>
+                    </a:blip>
+                    <a:stretch>
+                      <a:fillRect/>
+                    </a:stretch>
+                  </pic:blipFill>
+                  <pic:spPr>
+                    <a:xfrm>
+                      <a:off x="0" y="0"/>
+                      <a:ext cx="2160000" cy="1440000"/>
+                    </a:xfrm>
+                    <a:prstGeom prst="rect">
+                      <a:avLst/>
+                    </a:prstGeom>
+                  </pic:spPr>
+                </pic:pic>
+              </a:graphicData>
+            </a:graphic>
+          </wp:inline>
+        </w:drawing>
+      </w:r>
+      <w:r>
+        <w:rPr>
+          <w:b/>
+          <w:sz w:val="24"/>
+        </w:rPr>
+        <w:tab/>
+        <w:t>___________________</w:t>
+      </w:r>
+    </w:p>
+    <w:p>
+      <w:pPr>
+        <w:pStyle w:val="ListParagraph"/>
+        <w:keepNext/>
+        <w:numPr>
+          <w:ilvl w:val="0"/>
+          <w:numId w:val="2"/>
+        </w:numPr>
+        <w:tabs>
+          <w:tab w:val="left" w:pos="1270"/>
+        </w:tabs>
+        <w:spacing w:before="60" w:after="60" w:line="480" w:lineRule="auto"/>
+        <w:rPr>
+          <w:b/>
+          <w:sz w:val="24"/>
+        </w:rPr>
+      </w:pPr>
+      <w:r>
+        <w:rPr>
+          <w:b/>
+          <w:noProof/>
+          <w:sz w:val="24"/>
+        </w:rPr>
+        <w:lastRenderedPageBreak/>
+        <w:drawing>
+          <wp:inline distT="0" distB="0" distL="0" distR="0" wp14:anchorId="5A11E11D" wp14:editId="3083415F">
+            <wp:extent cx="2160000" cy="1440000"/>
+            <wp:effectExtent l="0" t="0" r="0" b="8255"/>
+            <wp:docPr id="1770993858" name="Picture 9"/>
+            <wp:cNvGraphicFramePr/>
+            <a:graphic xmlns:a="http://schemas.openxmlformats.org/drawingml/2006/main">
+              <a:graphicData uri="http://schemas.openxmlformats.org/drawingml/2006/picture">
+                <pic:pic xmlns:pic="http://schemas.openxmlformats.org/drawingml/2006/picture">
+                  <pic:nvPicPr>
+                    <pic:cNvPr id="1770993858" name=""/>
+                    <pic:cNvPicPr/>
+                  </pic:nvPicPr>
+                  <pic:blipFill>
+                    <a:blip r:embed="rId7">
+                      <a:extLst>
+                        <a:ext uri="{28A0092B-C50C-407E-A947-70E740481C1C}">
+                          <a14:useLocalDpi xmlns:a14="http://schemas.microsoft.com/office/drawing/2010/main" val="0"/>
+                        </a:ext>
+                      </a:extLst>
+                    </a:blip>
+                    <a:stretch>
+                      <a:fillRect/>
+                    </a:stretch>
+                  </pic:blipFill>
+                  <pic:spPr>
+                    <a:xfrm>
+                      <a:off x="0" y="0"/>
+                      <a:ext cx="2160000" cy="1440000"/>
+                    </a:xfrm>
+                    <a:prstGeom prst="rect">
+                      <a:avLst/>
+                    </a:prstGeom>
+                  </pic:spPr>
+                </pic:pic>
+              </a:graphicData>
+            </a:graphic>
+          </wp:inline>
+        </w:drawing>
+      </w:r>
+      <w:r>
+        <w:rPr>
+          <w:b/>
+          <w:sz w:val="24"/>
+        </w:rPr>
+        <w:tab/>
+        <w:t>___________________</w:t>
+      </w:r>
+    </w:p>
+    <w:p>
+      <w:pPr>
+        <w:spacing w:before="120" w:after="80" w:line="480" w:lineRule="auto"/>
+        <w:rPr>
+          <w:b/>
+          <w:sz w:val="24"/>
+        </w:rPr>
+      </w:pPr>
+      <w:r>
+        <w:rPr>
+          <w:b/>
+          <w:sz w:val="24"/>
+        </w:rPr>
+        <w:t>III. Complete the sentences with the correct verbs in the box.</w:t>
+      </w:r>
+    </w:p>
+    <w:p>
+      <w:pPr>
+        <w:keepNext/>
+        <w:tabs>
+          <w:tab w:val="left" w:pos="3537"/>
+          <w:tab w:val="left" w:pos="4857"/>
+          <w:tab w:val="left" w:pos="6177"/>
+        </w:tabs>
+        <w:spacing w:before="80" w:after="0" w:line="240" w:lineRule="auto"/>
+        <w:ind w:left="2217"/>
+        <w:rPr>
+          <w:b/>
+          <w:sz w:val="24"/>
+        </w:rPr>
+      </w:pPr>
+      <w:r>
+        <w:rPr>
+          <w:b/>
+          <w:noProof/>
+          <w:sz w:val="24"/>
+        </w:rPr>
+        <mc:AlternateContent>
+          <mc:Choice Requires="wps">
+            <w:drawing>
+              <wp:anchor distT="0" distB="0" distL="114300" distR="114300" simplePos="0" relativeHeight="251656189" behindDoc="0" locked="0" layoutInCell="1" allowOverlap="1" wp14:anchorId="1E6F92F0" wp14:editId="5464C240">
+                <wp:simplePos x="0" y="0"/>
+                <wp:positionH relativeFrom="margin">
+                  <wp:posOffset>1331595</wp:posOffset>
+                </wp:positionH>
+                <wp:positionV relativeFrom="paragraph">
+                  <wp:posOffset>-76200</wp:posOffset>
+                </wp:positionV>
+                <wp:extent cx="3276600" cy="558800"/>
+                <wp:effectExtent l="0" t="0" r="19050" b="12700"/>
+                <wp:wrapNone/>
+                <wp:docPr id="677402324" name="Rectangle: Rounded Corners 10"/>
+                <wp:cNvGraphicFramePr/>
+                <a:graphic xmlns:a="http://schemas.openxmlformats.org/drawingml/2006/main">
+                  <a:graphicData uri="http://schemas.microsoft.com/office/word/2010/wordprocessingShape">
+                    <wps:wsp>
+                      <wps:cNvSpPr/>
+                      <wps:spPr>
+                        <a:xfrm>
+                          <a:off x="0" y="0"/>
+                          <a:ext cx="3276600" cy="558800"/>
+                        </a:xfrm>
+                        <a:prstGeom prst="roundRect">
+                          <a:avLst/>
+                        </a:prstGeom>
+                        <a:noFill/>
+                        <a:ln w="12700" cap="flat" cmpd="sng" algn="ctr">
+                          <a:solidFill>
+                            <a:srgbClr val="000000"/>
+                          </a:solidFill>
+                          <a:prstDash val="solid"/>
+                          <a:miter lim="800000"/>
+                        </a:ln>
+                        <a:effectLst/>
+                        <a:extLst>
+                          <a:ext uri="{909E8E84-426E-40DD-AFC4-6F175D3DCCD1}">
+                            <a14:hiddenFill xmlns:a14="http://schemas.microsoft.com/office/drawing/2010/main">
+                              <a:solidFill>
+                                <a:schemeClr val="accent1"/>
+                              </a:solidFill>
+                            </a14:hiddenFill>
+                          </a:ext>
+                        </a:extLst>
+                      </wps:spPr>
+                      <wps:style>
+                        <a:lnRef idx="2">
+                          <a:schemeClr val="accent1">
+                            <a:shade val="15000"/>
+                          </a:schemeClr>
+                        </a:lnRef>
+                        <a:fillRef idx="1">
+                          <a:schemeClr val="accent1"/>
+                        </a:fillRef>
+                        <a:effectRef idx="0">
+                          <a:schemeClr val="accent1"/>
+                        </a:effectRef>
+                        <a:fontRef idx="minor">
+                          <a:schemeClr val="lt1"/>
+                        </a:fontRef>
+                      </wps:style>
+                      <wps:bodyPr rot="0" spcFirstLastPara="0" vertOverflow="overflow" horzOverflow="overflow" vert="horz" wrap="square" lIns="91440" tIns="45720" rIns="91440" bIns="45720" numCol="1" spcCol="0" rtlCol="0" fromWordArt="0" anchor="ctr" anchorCtr="0" forceAA="0" compatLnSpc="1">
+                        <a:prstTxWarp prst="textNoShape">
+                          <a:avLst/>
+                        </a:prstTxWarp>
+                        <a:noAutofit/>
+                      </wps:bodyPr>
+                    </wps:wsp>
+                  </a:graphicData>
+                </a:graphic>
+              </wp:anchor>
+            </w:drawing>
+          </mc:Choice>
+          <mc:Fallback>
+            <w:pict>
+              <v:roundrect w14:anchorId="04F867C4" id="Rectangle: Rounded Corners 10" o:spid="_x0000_s1026" style="position:absolute;margin-left:104.85pt;margin-top:-6pt;width:258pt;height:44pt;z-index:251656189;visibility:visible;mso-wrap-style:square;mso-wrap-distance-left:9pt;mso-wrap-distance-top:0;mso-wrap-distance-right:9pt;mso-wrap-distance-bottom:0;mso-position-horizontal:absolute;mso-position-horizontal-relative:margin;mso-position-vertical:absolute;mso-position-vertical-relative:text;v-text-anchor:middle" arcsize="10923f" o:gfxdata="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" filled="f" fillcolor="#156082 [3204]" strokeweight="1pt">
+                <v:stroke joinstyle="miter"/>
+                <w10:wrap anchorx="margin"/>
+              </v:roundrect>
+            </w:pict>
+          </mc:Fallback>
+        </mc:AlternateContent>
+      </w:r>
+      <w:r>
+        <w:rPr>
+          <w:b/>
+          <w:sz w:val="24"/>
+        </w:rPr>
+        <w:t>plant</w:t>
+      </w:r>
+      <w:r>
+        <w:rPr>
+          <w:sz w:val="24"/>
+        </w:rPr>
+        <w:tab/>
+      </w:r>
+      <w:r>
+        <w:rPr>
+          <w:b/>
+          <w:sz w:val="24"/>
+        </w:rPr>
+        <w:t>volunteer</w:t>
+      </w:r>
+      <w:r>
+        <w:rPr>
+          <w:sz w:val="24"/>
+        </w:rPr>
+        <w:tab/>
+      </w:r>
+      <w:r>
+        <w:rPr>
+          <w:b/>
+          <w:sz w:val="24"/>
+        </w:rPr>
+        <w:t>clean up</w:t>
+      </w:r>
+      <w:r>
+        <w:rPr>
+          <w:sz w:val="24"/>
+        </w:rPr>
+        <w:tab/>
+      </w:r>
+      <w:r>
+        <w:rPr>
+          <w:b/>
+          <w:sz w:val="24"/>
+        </w:rPr>
+        <w:t>donate</w:t>
+      </w:r>
+    </w:p>
+    <w:p>
+      <w:pPr>
+        <w:keepNext/>
+        <w:tabs>
+          <w:tab w:val="left" w:pos="3537"/>
+          <w:tab w:val="left" w:pos="4857"/>
+          <w:tab w:val="left" w:pos="6177"/>
+        </w:tabs>
+        <w:spacing w:before="80" w:after="0" w:line="480" w:lineRule="auto"/>
+        <w:ind w:left="2217"/>
+        <w:rPr>
+          <w:b/>
+          <w:sz w:val="24"/>
+        </w:rPr>
+      </w:pPr>
+      <w:r>
+        <w:rPr>
+          <w:b/>
+          <w:sz w:val="24"/>
+        </w:rPr>
+        <w:t>tutor</w:t>
+      </w:r>
+      <w:r>
+        <w:rPr>
+          <w:sz w:val="24"/>
+        </w:rPr>
+        <w:tab/>
+      </w:r>
+      <w:r>
+        <w:rPr>
+          <w:b/>
+          <w:sz w:val="24"/>
+        </w:rPr>
+        <w:t>recycle</w:t>
+      </w:r>
+      <w:r>
+        <w:rPr>
+          <w:sz w:val="24"/>
+        </w:rPr>
+        <w:tab/>
+      </w:r>
+      <w:r>
+        <w:rPr>
+          <w:b/>
+          <w:sz w:val="24"/>
+        </w:rPr>
+        <w:t>provide</w:t>
+      </w:r>
+      <w:r>
+        <w:rPr>
+          <w:sz w:val="24"/>
+        </w:rPr>
+        <w:tab/>
+      </w:r>
+      <w:r>
+        <w:rPr>
+          <w:b/>
+          <w:sz w:val="24"/>
+        </w:rPr>
+        <w:t>organise</w:t>
+      </w:r>
+    </w:p>
+    <w:p>
+      <w:pPr>
+        <w:pStyle w:val="ListParagraph"/>
+        <w:numPr>
+          <w:ilvl w:val="0"/>
+          <w:numId w:val="3"/>
+        </w:numPr>
+        <w:tabs>
+          <w:tab w:val="left" w:pos="3537"/>
+          <w:tab w:val="left" w:pos="4857"/>
+          <w:tab w:val="left" w:pos="6177"/>
+        </w:tabs>
+        <w:spacing w:before="120" w:after="80" w:line="480" w:lineRule="auto"/>
+        <w:rPr>
+          <w:b/>
+          <w:sz w:val="24"/>
+        </w:rPr>
+      </w:pPr>
+      <w:r>
+        <w:rPr>
+          <w:sz w:val="24"/>
+        </w:rPr>
+        <w:t>___________ your used books to your local library or charities.</w:t>
+      </w:r>
+    </w:p>
+    <w:p>
+      <w:pPr>
+        <w:pStyle w:val="ListParagraph"/>
+        <w:numPr>
+          <w:ilvl w:val="0"/>
+          <w:numId w:val="3"/>
+        </w:numPr>
+        <w:tabs>
+          <w:tab w:val="left" w:pos="3537"/>
+          <w:tab w:val="left" w:pos="4857"/>
+          <w:tab w:val="left" w:pos="6177"/>
+        </w:tabs>
+        <w:spacing w:before="120" w:after="80" w:line="480" w:lineRule="auto"/>
+        <w:rPr>
+          <w:b/>
+          <w:sz w:val="24"/>
+        </w:rPr>
+      </w:pPr>
+      <w:r>
+        <w:rPr>
+          <w:sz w:val="24"/>
+        </w:rPr>
+        <w:t>___________ a fundraising event to raise money for charity.</w:t>
+      </w:r>
+    </w:p>
+    <w:p>
+      <w:pPr>
+        <w:pStyle w:val="ListParagraph"/>
+        <w:numPr>
+          <w:ilvl w:val="0"/>
+          <w:numId w:val="3"/>
+        </w:numPr>
+        <w:tabs>
+          <w:tab w:val="left" w:pos="3537"/>
+          <w:tab w:val="left" w:pos="4857"/>
+          <w:tab w:val="left" w:pos="6177"/>
+        </w:tabs>
+        <w:spacing w:before="120" w:after="80" w:line="480" w:lineRule="auto"/>
+        <w:rPr>
+          <w:b/>
+          <w:sz w:val="24"/>
+        </w:rPr>
+      </w:pPr>
+      <w:r>
+        <w:rPr>
+          <w:sz w:val="24"/>
+        </w:rPr>
+        <w:t>___________ polluted rivers and lakes.</w:t>
+      </w:r>
+    </w:p>
+    <w:p>
+      <w:pPr>
+        <w:pStyle w:val="ListParagraph"/>
+        <w:numPr>
+          <w:ilvl w:val="0"/>
+          <w:numId w:val="3"/>
+        </w:numPr>
+        <w:tabs>
+          <w:tab w:val="left" w:pos="3537"/>
+          <w:tab w:val="left" w:pos="4857"/>
+          <w:tab w:val="left" w:pos="6177"/>
+        </w:tabs>
+        <w:spacing w:before="120" w:after="80" w:line="480" w:lineRule="auto"/>
+        <w:rPr>
+          <w:b/>
+          <w:sz w:val="24"/>
+        </w:rPr>
+      </w:pPr>
+      <w:r>
+        <w:rPr>
+          <w:sz w:val="24"/>
+        </w:rPr>
+        <w:t>___________ trees or flowers in your backyard or community garden.</w:t>
+      </w:r>
+    </w:p>
+    <w:p>
+      <w:pPr>
+        <w:pStyle w:val="ListParagraph"/>
+        <w:numPr>
+          <w:ilvl w:val="0"/>
+          <w:numId w:val="3"/>
+        </w:numPr>
+        <w:tabs>
+          <w:tab w:val="left" w:pos="3537"/>
+          <w:tab w:val="left" w:pos="4857"/>
+          <w:tab w:val="left" w:pos="6177"/>
+        </w:tabs>
+        <w:spacing w:before="120" w:after="80" w:line="480" w:lineRule="auto"/>
+        <w:rPr>
+          <w:b/>
+          <w:sz w:val="24"/>
+        </w:rPr>
+      </w:pPr>
+      <w:r>
+        <w:rPr>
+          <w:sz w:val="24"/>
+        </w:rPr>
+        <w:t>___________ at a nursing home, soup kitchen, or homeless shelter.</w:t>
+      </w:r>
+    </w:p>
+    <w:p>
+      <w:pPr>
+        <w:pStyle w:val="ListParagraph"/>
+        <w:numPr>
+          <w:ilvl w:val="0"/>
+          <w:numId w:val="3"/>
+        </w:numPr>
+        <w:tabs>
+          <w:tab w:val="left" w:pos="3537"/>
+          <w:tab w:val="left" w:pos="4857"/>
+          <w:tab w:val="left" w:pos="6177"/>
+        </w:tabs>
+        <w:spacing w:before="120" w:after="80" w:line="480" w:lineRule="auto"/>
+        <w:rPr>
+          <w:b/>
+          <w:sz w:val="24"/>
+        </w:rPr>
+      </w:pPr>
+      <w:r>
+        <w:rPr>
+          <w:sz w:val="24"/>
+        </w:rPr>
+        <w:t>___________ plastic and paper for a clean environment.</w:t>
+      </w:r>
+    </w:p>
+    <w:p>
+      <w:pPr>
+        <w:pStyle w:val="ListParagraph"/>
+        <w:numPr>
+          <w:ilvl w:val="0"/>
+          <w:numId w:val="3"/>
+        </w:numPr>
+        <w:tabs>
+          <w:tab w:val="left" w:pos="3537"/>
+          <w:tab w:val="left" w:pos="4857"/>
+          <w:tab w:val="left" w:pos="6177"/>
+        </w:tabs>
+        <w:spacing w:before="120" w:after="80" w:line="480" w:lineRule="auto"/>
+        <w:rPr>
+          <w:b/>
+          <w:sz w:val="24"/>
+        </w:rPr>
+      </w:pPr>
+      <w:r>
+        <w:rPr>
+          <w:sz w:val="24"/>
+        </w:rPr>
+        <w:t>___________ nutritious meals to the poor and needy people.</w:t>
+      </w:r>
+    </w:p>
+    <w:p>
+      <w:pPr>
+        <w:pStyle w:val="ListParagraph"/>
+        <w:numPr>
+          <w:ilvl w:val="0"/>
+          <w:numId w:val="3"/>
+        </w:numPr>
+        <w:tabs>
+          <w:tab w:val="left" w:pos="3537"/>
+          <w:tab w:val="left" w:pos="4857"/>
+          <w:tab w:val="left" w:pos="6177"/>
+        </w:tabs>
+        <w:spacing w:before="120" w:after="80" w:line="480" w:lineRule="auto"/>
+        <w:rPr>
+          <w:b/>
+          <w:sz w:val="24"/>
+        </w:rPr>
+      </w:pPr>
+      <w:r>
+        <w:rPr>
+          <w:sz w:val="24"/>
+        </w:rPr>
+        <w:t>___________ homeless children who are unable to attend school.</w:t>
+      </w:r>
+    </w:p>
+    <w:p>
+      <w:pPr>
+        <w:tabs>
+          <w:tab w:val="left" w:pos="3537"/>
+          <w:tab w:val="left" w:pos="4857"/>
+          <w:tab w:val="left" w:pos="6177"/>
+        </w:tabs>
+        <w:spacing w:before="120" w:after="80" w:line="480" w:lineRule="auto"/>
+        <w:rPr>
+          <w:b/>
+          <w:sz w:val="24"/>
+        </w:rPr>
+      </w:pPr>
+      <w:r>
+        <w:rPr>
+          <w:b/>
+          <w:sz w:val="24"/>
+        </w:rPr>
+        <w:t>IV. Complete the sentences with the past simple form of the verbs in the box.</w:t>
+      </w:r>
+    </w:p>
+    <w:p>
+      <w:pPr>
+        <w:keepNext/>
+        <w:tabs>
+          <w:tab w:val="left" w:pos="3357"/>
+          <w:tab w:val="left" w:pos="4317"/>
+          <w:tab w:val="left" w:pos="5277"/>
+          <w:tab w:val="left" w:pos="6237"/>
+        </w:tabs>
+        <w:spacing w:before="80" w:after="0" w:line="240" w:lineRule="auto"/>
+        <w:ind w:left="2397"/>
+        <w:rPr>
+          <w:b/>
+          <w:sz w:val="24"/>
+        </w:rPr>
+      </w:pPr>
+      <w:r>
+        <w:rPr>
+          <w:b/>
+          <w:noProof/>
+          <w:sz w:val="24"/>
+        </w:rPr>
+        <mc:AlternateContent>
+          <mc:Choice Requires="wps">
+            <w:drawing>
+              <wp:anchor distT="0" distB="0" distL="114300" distR="114300" simplePos="0" relativeHeight="251655164" behindDoc="0" locked="0" layoutInCell="1" allowOverlap="1" wp14:anchorId="5E0DAD7E" wp14:editId="2123F636">
+                <wp:simplePos x="0" y="0"/>
+                <wp:positionH relativeFrom="margin">
+                  <wp:posOffset>1445895</wp:posOffset>
+                </wp:positionH>
+                <wp:positionV relativeFrom="paragraph">
+                  <wp:posOffset>-76200</wp:posOffset>
+                </wp:positionV>
+                <wp:extent cx="3048000" cy="558800"/>
+                <wp:effectExtent l="0" t="0" r="19050" b="12700"/>
+                <wp:wrapNone/>
+                <wp:docPr id="2108035299" name="Rectangle: Rounded Corners 11"/>
+                <wp:cNvGraphicFramePr/>
+                <a:graphic xmlns:a="http://schemas.openxmlformats.org/drawingml/2006/main">
+                  <a:graphicData uri="http://schemas.microsoft.com/office/word/2010/wordprocessingShape">
+                    <wps:wsp>
+                      <wps:cNvSpPr/>
+                      <wps:spPr>
+                        <a:xfrm>
+                          <a:off x="0" y="0"/>
+                          <a:ext cx="3048000" cy="558800"/>
+                        </a:xfrm>
+                        <a:prstGeom prst="roundRect">
+                          <a:avLst/>
+                        </a:prstGeom>
+                        <a:noFill/>
+                        <a:ln w="12700" cap="flat" cmpd="sng" algn="ctr">
+                          <a:solidFill>
+                            <a:srgbClr val="000000"/>
+                          </a:solidFill>
+                          <a:prstDash val="solid"/>
+                          <a:miter lim="800000"/>
+                        </a:ln>
+                        <a:effectLst/>
+                        <a:extLst>
+                          <a:ext uri="{909E8E84-426E-40DD-AFC4-6F175D3DCCD1}">
+                            <a14:hiddenFill xmlns:a14="http://schemas.microsoft.com/office/drawing/2010/main">
+                              <a:solidFill>
+                                <a:schemeClr val="accent1"/>
+                              </a:solidFill>
+                            </a14:hiddenFill>
+                          </a:ext>
+                        </a:extLst>
+                      </wps:spPr>
+                      <wps:style>
+                        <a:lnRef idx="2">
+                          <a:schemeClr val="accent1">
+                            <a:shade val="15000"/>
+                          </a:schemeClr>
+                        </a:lnRef>
+                        <a:fillRef idx="1">
+                          <a:schemeClr val="accent1"/>
+                        </a:fillRef>
+                        <a:effectRef idx="0">
+                          <a:schemeClr val="accent1"/>
+                        </a:effectRef>
+                        <a:fontRef idx="minor">
+                          <a:schemeClr val="lt1"/>
+                        </a:fontRef>
+                      </wps:style>
+                      <wps:bodyPr rot="0" spcFirstLastPara="0" vertOverflow="overflow" horzOverflow="overflow" vert="horz" wrap="square" lIns="91440" tIns="45720" rIns="91440" bIns="45720" numCol="1" spcCol="0" rtlCol="0" fromWordArt="0" anchor="ctr" anchorCtr="0" forceAA="0" compatLnSpc="1">
+                        <a:prstTxWarp prst="textNoShape">
+                          <a:avLst/>
+                        </a:prstTxWarp>
+                        <a:noAutofit/>
+                      </wps:bodyPr>
+                    </wps:wsp>
+                  </a:graphicData>
+                </a:graphic>
+              </wp:anchor>
+            </w:drawing>
+          </mc:Choice>
+          <mc:Fallback>
+            <w:pict>
+              <v:roundrect w14:anchorId="4368C3AC" id="Rectangle: Rounded Corners 11" o:spid="_x0000_s1026" style="position:absolute;margin-left:113.85pt;margin-top:-6pt;width:240pt;height:44pt;z-index:251655164;visibility:visible;mso-wrap-style:square;mso-wrap-distance-left:9pt;mso-wrap-distance-top:0;mso-wrap-distance-right:9pt;mso-wrap-distance-bottom:0;mso-position-horizontal:absolute;mso-position-horizontal-relative:margin;mso-position-vertical:absolute;mso-position-vertical-relative:text;v-text-anchor:middle" arcsize="10923f" o:gfxdata="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" filled="f" fillcolor="#156082 [3204]" strokeweight="1pt">
+                <v:stroke joinstyle="miter"/>
+                <w10:wrap anchorx="margin"/>
+              </v:roundrect>
+            </w:pict>
+          </mc:Fallback>
+        </mc:AlternateContent>
+      </w:r>
+      <w:r>
+        <w:rPr>
+          <w:b/>
+          <w:sz w:val="24"/>
+        </w:rPr>
+        <w:t>pick</w:t>
+      </w:r>
+      <w:r>
+        <w:rPr>
+          <w:sz w:val="24"/>
+        </w:rPr>
+        <w:tab/>
+      </w:r>
+      <w:r>
+        <w:rPr>
+          <w:b/>
+          <w:sz w:val="24"/>
+        </w:rPr>
+        <w:t>send</w:t>
+      </w:r>
+      <w:r>
+        <w:rPr>
+          <w:sz w:val="24"/>
+        </w:rPr>
+        <w:tab/>
+      </w:r>
+      <w:r>
+        <w:rPr>
+          <w:b/>
+          <w:sz w:val="24"/>
+        </w:rPr>
+        <w:t>work</w:t>
+      </w:r>
+      <w:r>
+        <w:rPr>
+          <w:sz w:val="24"/>
+        </w:rPr>
+        <w:tab/>
+      </w:r>
+      <w:r>
+        <w:rPr>
+          <w:b/>
+          <w:sz w:val="24"/>
+        </w:rPr>
+        <w:t>buy</w:t>
+      </w:r>
+      <w:r>
+        <w:rPr>
+          <w:sz w:val="24"/>
+        </w:rPr>
+        <w:tab/>
+      </w:r>
+      <w:r>
+        <w:rPr>
+          <w:b/>
+          <w:sz w:val="24"/>
+        </w:rPr>
+        <w:t>donate</w:t>
+      </w:r>
+    </w:p>
+    <w:p>
+      <w:pPr>
+        <w:keepNext/>
+        <w:tabs>
+          <w:tab w:val="left" w:pos="3357"/>
+          <w:tab w:val="left" w:pos="4317"/>
+          <w:tab w:val="left" w:pos="5277"/>
+          <w:tab w:val="left" w:pos="6237"/>
+        </w:tabs>
+        <w:spacing w:before="80" w:after="0" w:line="480" w:lineRule="auto"/>
+        <w:ind w:left="2397"/>
+        <w:rPr>
+          <w:b/>
+          <w:sz w:val="24"/>
+        </w:rPr>
+      </w:pPr>
+      <w:r>
+        <w:rPr>
+          <w:b/>
+          <w:sz w:val="24"/>
+        </w:rPr>
+        <w:t>join</w:t>
+      </w:r>
+      <w:r>
+        <w:rPr>
+          <w:sz w:val="24"/>
+        </w:rPr>
+        <w:tab/>
+      </w:r>
+      <w:r>
+        <w:rPr>
+          <w:b/>
+          <w:sz w:val="24"/>
+        </w:rPr>
+        <w:t>teach</w:t>
+      </w:r>
+      <w:r>
+        <w:rPr>
+          <w:sz w:val="24"/>
+        </w:rPr>
+        <w:tab/>
+      </w:r>
+      <w:r>
+        <w:rPr>
+          <w:b/>
+          <w:sz w:val="24"/>
+        </w:rPr>
+        <w:t>take</w:t>
+      </w:r>
+      <w:r>
+        <w:rPr>
+          <w:sz w:val="24"/>
+        </w:rPr>
+        <w:tab/>
+      </w:r>
+      <w:r>
+        <w:rPr>
+          <w:b/>
+          <w:sz w:val="24"/>
+        </w:rPr>
+        <w:t>spend</w:t>
+      </w:r>
+      <w:r>
+        <w:rPr>
+          <w:sz w:val="24"/>
+        </w:rPr>
+        <w:tab/>
+      </w:r>
+      <w:r>
+        <w:rPr>
+          <w:b/>
+          <w:sz w:val="24"/>
+        </w:rPr>
+        <w:t>do</w:t>
+      </w:r>
+    </w:p>
+    <w:p>
+      <w:pPr>
+        <w:pStyle w:val="ListParagraph"/>
+        <w:numPr>
+          <w:ilvl w:val="0"/>
+          <w:numId w:val="4"/>
+        </w:numPr>
+        <w:tabs>
+          <w:tab w:val="left" w:pos="3357"/>
+          <w:tab w:val="left" w:pos="4317"/>
+          <w:tab w:val="left" w:pos="5277"/>
+          <w:tab w:val="left" w:pos="6237"/>
+        </w:tabs>
+        <w:spacing w:before="120" w:after="80" w:line="480" w:lineRule="auto"/>
+        <w:rPr>
+          <w:b/>
+          <w:sz w:val="24"/>
+        </w:rPr>
+      </w:pPr>
+      <w:r>
+        <w:rPr>
+          <w:sz w:val="24"/>
+        </w:rPr>
+        <w:t>Alex ___________ part in the Green Campaign last summer vacation.</w:t>
+      </w:r>
+    </w:p>
+    <w:p>
+      <w:pPr>
+        <w:pStyle w:val="ListParagraph"/>
+        <w:numPr>
+          <w:ilvl w:val="0"/>
+          <w:numId w:val="4"/>
+        </w:numPr>
+        <w:tabs>
+          <w:tab w:val="left" w:pos="3357"/>
+          <w:tab w:val="left" w:pos="4317"/>
+          <w:tab w:val="left" w:pos="5277"/>
+          <w:tab w:val="left" w:pos="6237"/>
+        </w:tabs>
+        <w:spacing w:before="120" w:after="80" w:line="480" w:lineRule="auto"/>
+        <w:rPr>
+          <w:b/>
+          <w:sz w:val="24"/>
+        </w:rPr>
+      </w:pPr>
+      <w:r>
+        <w:rPr>
+          <w:sz w:val="24"/>
+        </w:rPr>
+        <w:t>They ___________ the volunteer club three years ago.</w:t>
+      </w:r>
+    </w:p>
+    <w:p>
+      <w:pPr>
+        <w:pStyle w:val="ListParagraph"/>
+        <w:numPr>
+          <w:ilvl w:val="0"/>
+          <w:numId w:val="4"/>
+        </w:numPr>
+        <w:tabs>
+          <w:tab w:val="left" w:pos="3357"/>
+          <w:tab w:val="left" w:pos="4317"/>
+          <w:tab w:val="left" w:pos="5277"/>
+          <w:tab w:val="left" w:pos="6237"/>
+        </w:tabs>
+        <w:spacing w:before="120" w:after="80" w:line="480" w:lineRule="auto"/>
+        <w:rPr>
+          <w:b/>
+          <w:sz w:val="24"/>
+        </w:rPr>
+      </w:pPr>
+      <w:r>
+        <w:rPr>
+          <w:sz w:val="24"/>
+        </w:rPr>
+        <w:t>We ___________ glass bottles and jars to the recycling center yesterday.</w:t>
+      </w:r>
+    </w:p>
+    <w:p>
+      <w:pPr>
+        <w:pStyle w:val="ListParagraph"/>
+        <w:numPr>
+          <w:ilvl w:val="0"/>
+          <w:numId w:val="4"/>
+        </w:numPr>
+        <w:tabs>
+          <w:tab w:val="left" w:pos="3357"/>
+          <w:tab w:val="left" w:pos="4317"/>
+          <w:tab w:val="left" w:pos="5277"/>
+          <w:tab w:val="left" w:pos="6237"/>
+        </w:tabs>
+        <w:spacing w:before="120" w:after="80" w:line="480" w:lineRule="auto"/>
+        <w:rPr>
+          <w:b/>
+          <w:sz w:val="24"/>
+        </w:rPr>
+      </w:pPr>
+      <w:r>
+        <w:rPr>
+          <w:sz w:val="24"/>
+        </w:rPr>
+        <w:t>I ___________ a lot of volunteer work when I was in high school.</w:t>
+      </w:r>
+    </w:p>
+    <w:p>
+      <w:pPr>
+        <w:pStyle w:val="ListParagraph"/>
+        <w:numPr>
+          <w:ilvl w:val="0"/>
+          <w:numId w:val="4"/>
+        </w:numPr>
+        <w:tabs>
+          <w:tab w:val="left" w:pos="3357"/>
+          <w:tab w:val="left" w:pos="4317"/>
+          <w:tab w:val="left" w:pos="5277"/>
+          <w:tab w:val="left" w:pos="6237"/>
+        </w:tabs>
+        <w:spacing w:before="120" w:after="80" w:line="480" w:lineRule="auto"/>
+        <w:rPr>
+          <w:b/>
+          <w:sz w:val="24"/>
+        </w:rPr>
+      </w:pPr>
+      <w:r>
+        <w:rPr>
+          <w:sz w:val="24"/>
+        </w:rPr>
+        <w:t>Luis ___________ as a volunteer language teacher at a local community center.</w:t>
+      </w:r>
+    </w:p>
+    <w:p>
+      <w:pPr>
+        <w:pStyle w:val="ListParagraph"/>
+        <w:numPr>
+          <w:ilvl w:val="0"/>
+          <w:numId w:val="4"/>
+        </w:numPr>
+        <w:tabs>
+          <w:tab w:val="left" w:pos="3357"/>
+          <w:tab w:val="left" w:pos="4317"/>
+          <w:tab w:val="left" w:pos="5277"/>
+          <w:tab w:val="left" w:pos="6237"/>
+        </w:tabs>
+        <w:spacing w:before="120" w:after="80" w:line="480" w:lineRule="auto"/>
+        <w:rPr>
+          <w:b/>
+          <w:sz w:val="24"/>
+        </w:rPr>
+      </w:pPr>
+      <w:r>
+        <w:rPr>
+          <w:sz w:val="24"/>
+        </w:rPr>
+        <w:t>Volunteers ___________ up trash along roads, trails, and public spaces.</w:t>
+      </w:r>
+    </w:p>
+    <w:p>
+      <w:pPr>
+        <w:pStyle w:val="ListParagraph"/>
+        <w:numPr>
+          <w:ilvl w:val="0"/>
+          <w:numId w:val="4"/>
+        </w:numPr>
+        <w:tabs>
+          <w:tab w:val="left" w:pos="3357"/>
+          <w:tab w:val="left" w:pos="4317"/>
+          <w:tab w:val="left" w:pos="5277"/>
+          <w:tab w:val="left" w:pos="6237"/>
+        </w:tabs>
+        <w:spacing w:before="120" w:after="80" w:line="480" w:lineRule="auto"/>
+        <w:rPr>
+          <w:b/>
+          <w:sz w:val="24"/>
+        </w:rPr>
+      </w:pPr>
+      <w:r>
+        <w:rPr>
+          <w:sz w:val="24"/>
+        </w:rPr>
+        <w:t>Samatha ___________ a ticket for the fair in her town.</w:t>
+      </w:r>
+    </w:p>
+    <w:p>
+      <w:pPr>
+        <w:pStyle w:val="ListParagraph"/>
+        <w:numPr>
+          <w:ilvl w:val="0"/>
+          <w:numId w:val="4"/>
+        </w:numPr>
+        <w:tabs>
+          <w:tab w:val="left" w:pos="3357"/>
+          <w:tab w:val="left" w:pos="4317"/>
+          <w:tab w:val="left" w:pos="5277"/>
+          <w:tab w:val="left" w:pos="6237"/>
+        </w:tabs>
+        <w:spacing w:before="120" w:after="80" w:line="480" w:lineRule="auto"/>
+        <w:rPr>
+          <w:b/>
+          <w:sz w:val="24"/>
+        </w:rPr>
+      </w:pPr>
+      <w:r>
+        <w:rPr>
+          <w:sz w:val="24"/>
+        </w:rPr>
+        <w:lastRenderedPageBreak/>
+        <w:t>A publishing company ___________ the books to the school library.</w:t>
+      </w:r>
+    </w:p>
+    <w:p>
+      <w:pPr>
+        <w:pStyle w:val="ListParagraph"/>
+        <w:numPr>
+          <w:ilvl w:val="0"/>
+          <w:numId w:val="4"/>
+        </w:numPr>
+        <w:tabs>
+          <w:tab w:val="left" w:pos="3357"/>
+          <w:tab w:val="left" w:pos="4317"/>
+          <w:tab w:val="left" w:pos="5277"/>
+          <w:tab w:val="left" w:pos="6237"/>
+        </w:tabs>
+        <w:spacing w:before="120" w:after="80" w:line="480" w:lineRule="auto"/>
+        <w:rPr>
+          <w:b/>
+          <w:sz w:val="24"/>
+        </w:rPr>
+      </w:pPr>
+      <w:r>
+        <w:rPr>
+          <w:sz w:val="24"/>
+        </w:rPr>
+        <w:t>Student volunteers ___________ maths and English to street children last summer.</w:t>
+      </w:r>
+    </w:p>
+    <w:p>
+      <w:pPr>
+        <w:pStyle w:val="ListParagraph"/>
+        <w:numPr>
+          <w:ilvl w:val="0"/>
+          <w:numId w:val="4"/>
+        </w:numPr>
+        <w:tabs>
+          <w:tab w:val="left" w:pos="3357"/>
+          <w:tab w:val="left" w:pos="4317"/>
+          <w:tab w:val="left" w:pos="5277"/>
+          <w:tab w:val="left" w:pos="6237"/>
+        </w:tabs>
+        <w:spacing w:before="120" w:after="80" w:line="480" w:lineRule="auto"/>
+        <w:rPr>
+          <w:b/>
+          <w:sz w:val="24"/>
+        </w:rPr>
+      </w:pPr>
+      <w:r>
+        <w:rPr>
+          <w:sz w:val="24"/>
+        </w:rPr>
+        <w:t>She ___________ her free time helping the elderly at the nursing home.</w:t>
+      </w:r>
+    </w:p>
+    <w:p>
+      <w:pPr>
+        <w:tabs>
+          <w:tab w:val="left" w:pos="3357"/>
+          <w:tab w:val="left" w:pos="4317"/>
+          <w:tab w:val="left" w:pos="5277"/>
+          <w:tab w:val="left" w:pos="6237"/>
+        </w:tabs>
+        <w:spacing w:before="120" w:after="80" w:line="480" w:lineRule="auto"/>
+        <w:rPr>
+          <w:b/>
+          <w:sz w:val="24"/>
+        </w:rPr>
+      </w:pPr>
+      <w:r>
+        <w:rPr>
+          <w:b/>
+          <w:sz w:val="24"/>
+        </w:rPr>
+        <w:t>V.  Make sentences from the cues given, using the past simple tense of the verbs.</w:t>
+      </w:r>
+    </w:p>
+    <w:p>
+      <w:pPr>
+        <w:pStyle w:val="ListParagraph"/>
+        <w:numPr>
+          <w:ilvl w:val="0"/>
+          <w:numId w:val="5"/>
+        </w:numPr>
+        <w:tabs>
+          <w:tab w:val="left" w:pos="3357"/>
+          <w:tab w:val="left" w:pos="4317"/>
+          <w:tab w:val="left" w:pos="5277"/>
+          <w:tab w:val="left" w:pos="6237"/>
+        </w:tabs>
+        <w:spacing w:before="120" w:after="80" w:line="480" w:lineRule="auto"/>
+        <w:rPr>
+          <w:b/>
+          <w:sz w:val="24"/>
+        </w:rPr>
+      </w:pPr>
+      <w:r>
+        <w:rPr>
+          <w:sz w:val="24"/>
+        </w:rPr>
+        <w:t>Frank/ exchange/ some used paper/ notebooks/ yesterday</w:t>
+      </w:r>
+    </w:p>
+    <w:p>
+      <w:pPr>
+        <w:tabs>
+          <w:tab w:val="right" w:leader="heavy" w:pos="9354"/>
+        </w:tabs>
+        <w:spacing w:before="80" w:after="60" w:line="480" w:lineRule="auto"/>
+        <w:ind w:left="283"/>
+        <w:rPr>
+          <w:sz w:val="24"/>
+        </w:rPr>
+      </w:pPr>
+      <w:r>
+        <w:rPr>
+          <w:sz w:val="24"/>
+        </w:rPr>
+        <w:tab/>
+      </w:r>
+    </w:p>
+    <w:p>
+      <w:pPr>
+        <w:pStyle w:val="ListParagraph"/>
+        <w:numPr>
+          <w:ilvl w:val="0"/>
+          <w:numId w:val="5"/>
+        </w:numPr>
+        <w:spacing w:before="120" w:after="80" w:line="480" w:lineRule="auto"/>
+        <w:rPr>
+          <w:sz w:val="24"/>
+        </w:rPr>
+      </w:pPr>
+      <w:r>
+        <w:rPr>
+          <w:sz w:val="24"/>
+        </w:rPr>
+        <w:t>Mr Ryan/ not run/ a marathon/ raise money/ a charity/ last Sunday</w:t>
+      </w:r>
+    </w:p>
+    <w:p>
+      <w:pPr>
+        <w:tabs>
+          <w:tab w:val="right" w:leader="heavy" w:pos="9354"/>
+        </w:tabs>
+        <w:spacing w:before="80" w:after="60" w:line="480" w:lineRule="auto"/>
+        <w:ind w:left="283"/>
+        <w:rPr>
+          <w:sz w:val="24"/>
+        </w:rPr>
+      </w:pPr>
+      <w:r>
+        <w:rPr>
+          <w:sz w:val="24"/>
+        </w:rPr>
+        <w:tab/>
+      </w:r>
+    </w:p>
+    <w:p>
+      <w:pPr>
+        <w:pStyle w:val="ListParagraph"/>
+        <w:numPr>
+          <w:ilvl w:val="0"/>
+          <w:numId w:val="5"/>
+        </w:numPr>
+        <w:spacing w:before="120" w:after="80" w:line="480" w:lineRule="auto"/>
+        <w:rPr>
+          <w:sz w:val="24"/>
+        </w:rPr>
+      </w:pPr>
+      <w:r>
+        <w:rPr>
+          <w:sz w:val="24"/>
+        </w:rPr>
+        <w:t>Donors/ give/ 50 homeless people/ sum of 7,500 US dollars/ last year</w:t>
+      </w:r>
+    </w:p>
+    <w:p>
+      <w:pPr>
+        <w:tabs>
+          <w:tab w:val="right" w:leader="heavy" w:pos="9354"/>
+        </w:tabs>
+        <w:spacing w:before="80" w:after="60" w:line="480" w:lineRule="auto"/>
+        <w:ind w:left="283"/>
+        <w:rPr>
+          <w:sz w:val="24"/>
+        </w:rPr>
+      </w:pPr>
+      <w:r>
+        <w:rPr>
+          <w:sz w:val="24"/>
+        </w:rPr>
+        <w:tab/>
+      </w:r>
+    </w:p>
+    <w:p>
+      <w:pPr>
+        <w:pStyle w:val="ListParagraph"/>
+        <w:numPr>
+          <w:ilvl w:val="0"/>
+          <w:numId w:val="5"/>
+        </w:numPr>
+        <w:spacing w:before="120" w:after="80" w:line="480" w:lineRule="auto"/>
+        <w:rPr>
+          <w:sz w:val="24"/>
+        </w:rPr>
+      </w:pPr>
+      <w:r>
+        <w:rPr>
+          <w:sz w:val="24"/>
+        </w:rPr>
+        <w:t>she/ start/ volunteer/ the Clearlake animal shelter/ five years ago</w:t>
+      </w:r>
+    </w:p>
+    <w:p>
+      <w:pPr>
+        <w:spacing w:before="80" w:after="60" w:line="480" w:lineRule="auto"/>
+        <w:ind w:left="283"/>
+        <w:rPr>
+          <w:sz w:val="24"/>
+        </w:rPr>
+      </w:pPr>
+      <w:r>
+        <w:rPr>
+          <w:sz w:val="24"/>
+        </w:rPr>
+        <w:t>___________?</w:t>
+      </w:r>
+    </w:p>
+    <w:p>
+      <w:pPr>
+        <w:pStyle w:val="ListParagraph"/>
+        <w:numPr>
+          <w:ilvl w:val="0"/>
+          <w:numId w:val="5"/>
+        </w:numPr>
+        <w:spacing w:before="120" w:after="80" w:line="480" w:lineRule="auto"/>
+        <w:rPr>
+          <w:sz w:val="24"/>
+        </w:rPr>
+      </w:pPr>
+      <w:r>
+        <w:rPr>
+          <w:sz w:val="24"/>
+        </w:rPr>
+        <w:t>We/ donate/ old textbooks/ children/ rural areas</w:t>
+      </w:r>
+    </w:p>
+    <w:p>
+      <w:pPr>
+        <w:tabs>
+          <w:tab w:val="right" w:leader="heavy" w:pos="9354"/>
+        </w:tabs>
+        <w:spacing w:before="80" w:after="60" w:line="480" w:lineRule="auto"/>
+        <w:ind w:left="283"/>
+        <w:rPr>
+          <w:sz w:val="24"/>
+        </w:rPr>
+      </w:pPr>
+      <w:r>
+        <w:rPr>
+          <w:sz w:val="24"/>
+        </w:rPr>
+        <w:tab/>
+      </w:r>
+    </w:p>
+    <w:p>
+      <w:pPr>
+        <w:pStyle w:val="ListParagraph"/>
+        <w:numPr>
+          <w:ilvl w:val="0"/>
+          <w:numId w:val="5"/>
+        </w:numPr>
+        <w:spacing w:before="120" w:after="80" w:line="480" w:lineRule="auto"/>
+        <w:rPr>
+          <w:sz w:val="24"/>
+        </w:rPr>
+      </w:pPr>
+      <w:r>
+        <w:rPr>
+          <w:sz w:val="24"/>
+        </w:rPr>
+        <w:t>you/ volunteer/ help/ young patients/ the local hospital</w:t>
+      </w:r>
+    </w:p>
+    <w:p>
+      <w:pPr>
+        <w:spacing w:before="80" w:after="60" w:line="480" w:lineRule="auto"/>
+        <w:ind w:left="283"/>
+        <w:rPr>
+          <w:sz w:val="24"/>
+        </w:rPr>
+      </w:pPr>
+      <w:r>
+        <w:rPr>
+          <w:sz w:val="24"/>
+        </w:rPr>
+        <w:t>___________?</w:t>
+      </w:r>
+    </w:p>
+    <w:p>
+      <w:pPr>
+        <w:pStyle w:val="ListParagraph"/>
+        <w:numPr>
+          <w:ilvl w:val="0"/>
+          <w:numId w:val="5"/>
+        </w:numPr>
+        <w:spacing w:before="120" w:after="80" w:line="480" w:lineRule="auto"/>
+        <w:rPr>
+          <w:sz w:val="24"/>
+        </w:rPr>
+      </w:pPr>
+      <w:r>
+        <w:rPr>
+          <w:sz w:val="24"/>
+        </w:rPr>
+        <w:t>The volunteers/ not support/ the work of the local authorities/ the past</w:t>
+      </w:r>
+    </w:p>
+    <w:p>
+      <w:pPr>
+        <w:tabs>
+          <w:tab w:val="right" w:leader="heavy" w:pos="9354"/>
+        </w:tabs>
+        <w:spacing w:before="80" w:after="60" w:line="480" w:lineRule="auto"/>
+        <w:ind w:left="283"/>
+        <w:rPr>
+          <w:sz w:val="24"/>
+        </w:rPr>
+      </w:pPr>
+      <w:r>
+        <w:rPr>
+          <w:sz w:val="24"/>
+        </w:rPr>
+        <w:tab/>
+      </w:r>
+    </w:p>
+    <w:p>
+      <w:pPr>
+        <w:pStyle w:val="ListParagraph"/>
+        <w:numPr>
+          <w:ilvl w:val="0"/>
+          <w:numId w:val="5"/>
+        </w:numPr>
+        <w:spacing w:before="120" w:after="80" w:line="480" w:lineRule="auto"/>
+        <w:rPr>
+          <w:sz w:val="24"/>
+        </w:rPr>
+      </w:pPr>
+      <w:r>
+        <w:rPr>
+          <w:sz w:val="24"/>
+        </w:rPr>
+        <w:t>The students/ make and send/ greeting cards/ the elderly/ Christmas</w:t>
+      </w:r>
+    </w:p>
+    <w:p>
+      <w:pPr>
+        <w:tabs>
+          <w:tab w:val="right" w:leader="heavy" w:pos="9354"/>
+        </w:tabs>
+        <w:spacing w:before="80" w:after="60" w:line="480" w:lineRule="auto"/>
+        <w:ind w:left="283"/>
+        <w:rPr>
+          <w:sz w:val="24"/>
+        </w:rPr>
+      </w:pPr>
+      <w:r>
+        <w:rPr>
+          <w:sz w:val="24"/>
+        </w:rPr>
+        <w:tab/>
+      </w:r>
+    </w:p>
+    <w:p>
+      <w:pPr>
+        <w:spacing w:before="120" w:after="80" w:line="480" w:lineRule="auto"/>
+        <w:rPr>
+          <w:b/>
+          <w:sz w:val="24"/>
+        </w:rPr>
+      </w:pPr>
+      <w:r>
+        <w:rPr>
+          <w:b/>
+          <w:sz w:val="24"/>
+        </w:rPr>
+        <w:t>VI. Put the verbs into the correct tense, past simple or present simple.</w:t>
+      </w:r>
+    </w:p>
+    <w:p>
+      <w:pPr>
+        <w:pStyle w:val="ListParagraph"/>
+        <w:numPr>
+          <w:ilvl w:val="0"/>
+          <w:numId w:val="6"/>
+        </w:numPr>
+        <w:spacing w:before="120" w:after="80" w:line="480" w:lineRule="auto"/>
+        <w:rPr>
+          <w:b/>
+          <w:sz w:val="24"/>
+        </w:rPr>
+      </w:pPr>
+      <w:r>
+        <w:rPr>
+          <w:sz w:val="24"/>
+        </w:rPr>
+        <w:t>I never ___________ (throw) trash, even small pieces of paper, on the road.</w:t>
+      </w:r>
+    </w:p>
+    <w:p>
+      <w:pPr>
+        <w:pStyle w:val="ListParagraph"/>
+        <w:numPr>
+          <w:ilvl w:val="0"/>
+          <w:numId w:val="6"/>
+        </w:numPr>
+        <w:spacing w:before="120" w:after="80" w:line="480" w:lineRule="auto"/>
+        <w:rPr>
+          <w:b/>
+          <w:sz w:val="24"/>
+        </w:rPr>
+      </w:pPr>
+      <w:r>
+        <w:rPr>
+          <w:sz w:val="24"/>
+        </w:rPr>
+        <w:t>When we were in Canada, we ___________ (go) skiing almost every day.</w:t>
+      </w:r>
+    </w:p>
+    <w:p>
+      <w:pPr>
+        <w:pStyle w:val="ListParagraph"/>
+        <w:numPr>
+          <w:ilvl w:val="0"/>
+          <w:numId w:val="6"/>
+        </w:numPr>
+        <w:spacing w:before="120" w:after="80" w:line="480" w:lineRule="auto"/>
+        <w:rPr>
+          <w:b/>
+          <w:sz w:val="24"/>
+        </w:rPr>
+      </w:pPr>
+      <w:r>
+        <w:rPr>
+          <w:sz w:val="24"/>
+        </w:rPr>
+        <w:lastRenderedPageBreak/>
+        <w:t>When ___________ you ___________ (meet) Sandra? - 3 years ago.</w:t>
+      </w:r>
+    </w:p>
+    <w:p>
+      <w:pPr>
+        <w:pStyle w:val="ListParagraph"/>
+        <w:numPr>
+          <w:ilvl w:val="0"/>
+          <w:numId w:val="6"/>
+        </w:numPr>
+        <w:spacing w:before="120" w:after="80" w:line="480" w:lineRule="auto"/>
+        <w:rPr>
+          <w:b/>
+          <w:sz w:val="24"/>
+        </w:rPr>
+      </w:pPr>
+      <w:r>
+        <w:rPr>
+          <w:sz w:val="24"/>
+        </w:rPr>
+        <w:t>My classmate ___________ (not know) how to start a volunteer work.</w:t>
+      </w:r>
+    </w:p>
+    <w:p>
+      <w:pPr>
+        <w:pStyle w:val="ListParagraph"/>
+        <w:numPr>
+          <w:ilvl w:val="0"/>
+          <w:numId w:val="6"/>
+        </w:numPr>
+        <w:spacing w:before="120" w:after="80" w:line="480" w:lineRule="auto"/>
+        <w:rPr>
+          <w:b/>
+          <w:sz w:val="24"/>
+        </w:rPr>
+      </w:pPr>
+      <w:r>
+        <w:rPr>
+          <w:sz w:val="24"/>
+        </w:rPr>
+        <w:t>Volunteers ___________ (serve) meals to homeless people three days a week.</w:t>
+      </w:r>
+    </w:p>
+    <w:p>
+      <w:pPr>
+        <w:pStyle w:val="ListParagraph"/>
+        <w:numPr>
+          <w:ilvl w:val="0"/>
+          <w:numId w:val="6"/>
+        </w:numPr>
+        <w:spacing w:before="120" w:after="80" w:line="480" w:lineRule="auto"/>
+        <w:rPr>
+          <w:b/>
+          <w:sz w:val="24"/>
+        </w:rPr>
+      </w:pPr>
+      <w:r>
+        <w:rPr>
+          <w:sz w:val="24"/>
+        </w:rPr>
+        <w:t>My uncle ___________ (live) in Berlin in 1999.</w:t>
+      </w:r>
+    </w:p>
+    <w:p>
+      <w:pPr>
+        <w:pStyle w:val="ListParagraph"/>
+        <w:numPr>
+          <w:ilvl w:val="0"/>
+          <w:numId w:val="6"/>
+        </w:numPr>
+        <w:spacing w:before="120" w:after="80" w:line="480" w:lineRule="auto"/>
+        <w:rPr>
+          <w:b/>
+          <w:sz w:val="24"/>
+        </w:rPr>
+      </w:pPr>
+      <w:r>
+        <w:rPr>
+          <w:sz w:val="24"/>
+        </w:rPr>
+        <w:t>We ___________ (not see) Beth at Mike's house yesterday morning.</w:t>
+      </w:r>
+    </w:p>
+    <w:p>
+      <w:pPr>
+        <w:pStyle w:val="ListParagraph"/>
+        <w:numPr>
+          <w:ilvl w:val="0"/>
+          <w:numId w:val="6"/>
+        </w:numPr>
+        <w:spacing w:before="120" w:after="80" w:line="480" w:lineRule="auto"/>
+        <w:rPr>
+          <w:b/>
+          <w:sz w:val="24"/>
+        </w:rPr>
+      </w:pPr>
+      <w:r>
+        <w:rPr>
+          <w:sz w:val="24"/>
+        </w:rPr>
+        <w:t>Do you like this picture? My uncle ___________ (paint) it last month.</w:t>
+      </w:r>
+    </w:p>
+    <w:p>
+      <w:pPr>
+        <w:pStyle w:val="ListParagraph"/>
+        <w:numPr>
+          <w:ilvl w:val="0"/>
+          <w:numId w:val="6"/>
+        </w:numPr>
+        <w:spacing w:before="120" w:after="80" w:line="480" w:lineRule="auto"/>
+        <w:rPr>
+          <w:b/>
+          <w:sz w:val="24"/>
+        </w:rPr>
+      </w:pPr>
+      <w:r>
+        <w:rPr>
+          <w:sz w:val="24"/>
+        </w:rPr>
+        <w:t>Mr Davis ___________ (leave) for New York late last night.</w:t>
+      </w:r>
+    </w:p>
+    <w:p>
+      <w:pPr>
+        <w:pStyle w:val="ListParagraph"/>
+        <w:numPr>
+          <w:ilvl w:val="0"/>
+          <w:numId w:val="6"/>
+        </w:numPr>
+        <w:spacing w:before="120" w:after="80" w:line="480" w:lineRule="auto"/>
+        <w:rPr>
+          <w:b/>
+          <w:sz w:val="24"/>
+        </w:rPr>
+      </w:pPr>
+      <w:r>
+        <w:rPr>
+          <w:sz w:val="24"/>
+        </w:rPr>
+        <w:t>How often ___________ they ___________ (go) to the volunteer club?</w:t>
+      </w:r>
+    </w:p>
+    <w:p>
+      <w:pPr>
+        <w:spacing w:before="120" w:after="80" w:line="480" w:lineRule="auto"/>
+        <w:rPr>
+          <w:b/>
+          <w:sz w:val="24"/>
+        </w:rPr>
+      </w:pPr>
+      <w:r>
+        <w:rPr>
+          <w:b/>
+          <w:sz w:val="24"/>
+        </w:rPr>
+        <w:t>VII. Choose the correct answer a, b, c, or d.</w:t>
+      </w:r>
+    </w:p>
+    <w:p>
+      <w:pPr>
+        <w:pStyle w:val="ListParagraph"/>
+        <w:numPr>
+          <w:ilvl w:val="0"/>
+          <w:numId w:val="7"/>
+        </w:numPr>
+        <w:spacing w:before="120" w:after="80" w:line="480" w:lineRule="auto"/>
+        <w:rPr>
+          <w:b/>
+          <w:sz w:val="24"/>
+        </w:rPr>
+      </w:pPr>
+      <w:r>
+        <w:rPr>
+          <w:sz w:val="24"/>
+        </w:rPr>
+        <w:t>We ___________ very busy last week.</w:t>
+      </w:r>
+    </w:p>
+    <w:p>
+      <w:pPr>
+        <w:tabs>
+          <w:tab w:val="left" w:pos="2551"/>
+          <w:tab w:val="left" w:pos="4819"/>
+          <w:tab w:val="left" w:pos="7087"/>
+        </w:tabs>
+        <w:spacing w:before="80" w:after="60" w:line="480" w:lineRule="auto"/>
+        <w:ind w:left="283"/>
+        <w:rPr>
+          <w:sz w:val="24"/>
+        </w:rPr>
+      </w:pPr>
+      <w:r>
+        <w:rPr>
+          <w:b/>
+          <w:sz w:val="24"/>
+        </w:rPr>
         <w:t xml:space="preserve">A. </w:t>
       </w:r>
       <w:r>
         <w:rPr>
           <w:sz w:val="24"/>
         </w:rPr>
-        <w:t xml:space="preserve"> Maximum speed allowed is 40 km/h.</w:t>
-      </w:r>
-    </w:p>
-    <w:p>
-      <w:pPr>
-        <w:spacing w:before="60" w:after="60" w:line="240" w:lineRule="auto"/>
+        <w:t>was</w:t>
+      </w:r>
+      <w:r>
+        <w:rPr>
+          <w:sz w:val="24"/>
+        </w:rPr>
+        <w:tab/>
+      </w:r>
+      <w:r>
+        <w:rPr>
+          <w:b/>
+          <w:sz w:val="24"/>
+        </w:rPr>
+        <w:t xml:space="preserve">B. </w:t>
+      </w:r>
+      <w:r>
+        <w:rPr>
+          <w:sz w:val="24"/>
+        </w:rPr>
+        <w:t>am</w:t>
+      </w:r>
+      <w:r>
+        <w:rPr>
+          <w:sz w:val="24"/>
+        </w:rPr>
+        <w:tab/>
+      </w:r>
+      <w:r>
+        <w:rPr>
+          <w:b/>
+          <w:sz w:val="24"/>
+        </w:rPr>
+        <w:t xml:space="preserve">C. </w:t>
+      </w:r>
+      <w:r>
+        <w:rPr>
+          <w:sz w:val="24"/>
+        </w:rPr>
+        <w:t>were</w:t>
+      </w:r>
+      <w:r>
+        <w:rPr>
+          <w:sz w:val="24"/>
+        </w:rPr>
+        <w:tab/>
+      </w:r>
+      <w:r>
+        <w:rPr>
+          <w:b/>
+          <w:sz w:val="24"/>
+        </w:rPr>
+        <w:t xml:space="preserve">D. </w:t>
+      </w:r>
+      <w:r>
+        <w:rPr>
+          <w:sz w:val="24"/>
+        </w:rPr>
+        <w:t>will be</w:t>
+      </w:r>
+    </w:p>
+    <w:p>
+      <w:pPr>
+        <w:pStyle w:val="ListParagraph"/>
+        <w:numPr>
+          <w:ilvl w:val="0"/>
+          <w:numId w:val="7"/>
+        </w:numPr>
+        <w:spacing w:before="120" w:after="80" w:line="480" w:lineRule="auto"/>
+        <w:rPr>
+          <w:sz w:val="24"/>
+        </w:rPr>
+      </w:pPr>
+      <w:r>
+        <w:rPr>
+          <w:sz w:val="24"/>
+        </w:rPr>
+        <w:t>I waved at him from the window, but he ___________ me.</w:t>
+      </w:r>
+    </w:p>
+    <w:p>
+      <w:pPr>
+        <w:tabs>
+          <w:tab w:val="left" w:pos="2551"/>
+          <w:tab w:val="left" w:pos="4819"/>
+          <w:tab w:val="left" w:pos="7087"/>
+        </w:tabs>
+        <w:spacing w:before="80" w:after="60" w:line="480" w:lineRule="auto"/>
         <w:ind w:left="283"/>
         <w:rPr>
           <w:sz w:val="24"/>
@@ -1073,18 +4048,99 @@
           <w:b/>
           <w:sz w:val="24"/>
         </w:rPr>
+        <w:t xml:space="preserve">A. </w:t>
+      </w:r>
+      <w:r>
+        <w:rPr>
+          <w:sz w:val="24"/>
+        </w:rPr>
+        <w:t>sees</w:t>
+      </w:r>
+      <w:r>
+        <w:rPr>
+          <w:sz w:val="24"/>
+        </w:rPr>
+        <w:tab/>
+      </w:r>
+      <w:r>
+        <w:rPr>
+          <w:b/>
+          <w:sz w:val="24"/>
+        </w:rPr>
         <w:t xml:space="preserve">B. </w:t>
       </w:r>
       <w:r>
         <w:rPr>
           <w:sz w:val="24"/>
         </w:rPr>
-        <w:t xml:space="preserve"> You must drive faster than 40 km/h.</w:t>
-      </w:r>
-    </w:p>
-    <w:p>
-      <w:pPr>
-        <w:spacing w:before="60" w:after="60" w:line="240" w:lineRule="auto"/>
+        <w:t>didn't see</w:t>
+      </w:r>
+      <w:r>
+        <w:rPr>
+          <w:sz w:val="24"/>
+        </w:rPr>
+        <w:tab/>
+      </w:r>
+      <w:r>
+        <w:rPr>
+          <w:b/>
+          <w:sz w:val="24"/>
+        </w:rPr>
+        <w:t xml:space="preserve">C. </w:t>
+      </w:r>
+      <w:r>
+        <w:rPr>
+          <w:sz w:val="24"/>
+        </w:rPr>
+        <w:t>is seeing</w:t>
+      </w:r>
+      <w:r>
+        <w:rPr>
+          <w:sz w:val="24"/>
+        </w:rPr>
+        <w:tab/>
+      </w:r>
+      <w:r>
+        <w:rPr>
+          <w:b/>
+          <w:sz w:val="24"/>
+        </w:rPr>
+        <w:t xml:space="preserve">D. </w:t>
+      </w:r>
+      <w:r>
+        <w:rPr>
+          <w:sz w:val="24"/>
+        </w:rPr>
+        <w:t>don't see</w:t>
+      </w:r>
+    </w:p>
+    <w:p>
+      <w:pPr>
+        <w:pStyle w:val="ListParagraph"/>
+        <w:numPr>
+          <w:ilvl w:val="0"/>
+          <w:numId w:val="7"/>
+        </w:numPr>
+        <w:spacing w:before="120" w:after="80" w:line="480" w:lineRule="auto"/>
+        <w:rPr>
+          <w:sz w:val="24"/>
+        </w:rPr>
+      </w:pPr>
+      <w:r>
+        <w:rPr>
+          <w:sz w:val="24"/>
+        </w:rPr>
+        <w:t>In 2012, they ___________ their project for street children.</w:t>
+      </w:r>
+    </w:p>
+    <w:p>
+      <w:pPr>
+        <w:tabs>
+          <w:tab w:val="left" w:pos="2551"/>
+          <w:tab w:val="left" w:pos="4819"/>
+          <w:tab w:val="left" w:pos="7087"/>
+        </w:tabs>
+        <w:spacing w:before="80" w:after="60" w:line="480" w:lineRule="auto"/>
         <w:ind w:left="283"/>
         <w:rPr>
           <w:sz w:val="24"/>
@@ -1095,18 +4151,99 @@
           <w:b/>
           <w:sz w:val="24"/>
         </w:rPr>
+        <w:t xml:space="preserve">A. </w:t>
+      </w:r>
+      <w:r>
+        <w:rPr>
+          <w:sz w:val="24"/>
+        </w:rPr>
+        <w:t>start</w:t>
+      </w:r>
+      <w:r>
+        <w:rPr>
+          <w:sz w:val="24"/>
+        </w:rPr>
+        <w:tab/>
+      </w:r>
+      <w:r>
+        <w:rPr>
+          <w:b/>
+          <w:sz w:val="24"/>
+        </w:rPr>
+        <w:t xml:space="preserve">B. </w:t>
+      </w:r>
+      <w:r>
+        <w:rPr>
+          <w:sz w:val="24"/>
+        </w:rPr>
+        <w:t>are starting</w:t>
+      </w:r>
+      <w:r>
+        <w:rPr>
+          <w:sz w:val="24"/>
+        </w:rPr>
+        <w:tab/>
+      </w:r>
+      <w:r>
+        <w:rPr>
+          <w:b/>
+          <w:sz w:val="24"/>
+        </w:rPr>
         <w:t xml:space="preserve">C. </w:t>
       </w:r>
       <w:r>
         <w:rPr>
           <w:sz w:val="24"/>
         </w:rPr>
-        <w:t xml:space="preserve"> Vehicles over 40 tons are forbidden.</w:t>
-      </w:r>
-    </w:p>
-    <w:p>
-      <w:pPr>
-        <w:spacing w:before="60" w:after="60" w:line="240" w:lineRule="auto"/>
+        <w:t>started</w:t>
+      </w:r>
+      <w:r>
+        <w:rPr>
+          <w:sz w:val="24"/>
+        </w:rPr>
+        <w:tab/>
+      </w:r>
+      <w:r>
+        <w:rPr>
+          <w:b/>
+          <w:sz w:val="24"/>
+        </w:rPr>
+        <w:t xml:space="preserve">D. </w:t>
+      </w:r>
+      <w:r>
+        <w:rPr>
+          <w:sz w:val="24"/>
+        </w:rPr>
+        <w:t>will start</w:t>
+      </w:r>
+    </w:p>
+    <w:p>
+      <w:pPr>
+        <w:pStyle w:val="ListParagraph"/>
+        <w:numPr>
+          <w:ilvl w:val="0"/>
+          <w:numId w:val="7"/>
+        </w:numPr>
+        <w:spacing w:before="120" w:after="80" w:line="480" w:lineRule="auto"/>
+        <w:rPr>
+          <w:sz w:val="24"/>
+        </w:rPr>
+      </w:pPr>
+      <w:r>
+        <w:rPr>
+          <w:sz w:val="24"/>
+        </w:rPr>
+        <w:t>We ___________ New York very early this morning.</w:t>
+      </w:r>
+    </w:p>
+    <w:p>
+      <w:pPr>
+        <w:tabs>
+          <w:tab w:val="left" w:pos="2551"/>
+          <w:tab w:val="left" w:pos="4819"/>
+          <w:tab w:val="left" w:pos="7087"/>
+        </w:tabs>
+        <w:spacing w:before="80" w:after="60" w:line="480" w:lineRule="auto"/>
         <w:ind w:left="283"/>
         <w:rPr>
           <w:sz w:val="24"/>
@@ -1117,149 +4254,3231 @@
           <w:b/>
           <w:sz w:val="24"/>
         </w:rPr>
+        <w:t xml:space="preserve">A. </w:t>
+      </w:r>
+      <w:r>
+        <w:rPr>
+          <w:sz w:val="24"/>
+        </w:rPr>
+        <w:t>will leave</w:t>
+      </w:r>
+      <w:r>
+        <w:rPr>
+          <w:sz w:val="24"/>
+        </w:rPr>
+        <w:tab/>
+      </w:r>
+      <w:r>
+        <w:rPr>
+          <w:b/>
+          <w:sz w:val="24"/>
+        </w:rPr>
+        <w:t xml:space="preserve">B. </w:t>
+      </w:r>
+      <w:r>
+        <w:rPr>
+          <w:sz w:val="24"/>
+        </w:rPr>
+        <w:t>leave</w:t>
+      </w:r>
+      <w:r>
+        <w:rPr>
+          <w:sz w:val="24"/>
+        </w:rPr>
+        <w:tab/>
+      </w:r>
+      <w:r>
+        <w:rPr>
+          <w:b/>
+          <w:sz w:val="24"/>
+        </w:rPr>
+        <w:t xml:space="preserve">C. </w:t>
+      </w:r>
+      <w:r>
+        <w:rPr>
+          <w:sz w:val="24"/>
+        </w:rPr>
+        <w:t>leaves</w:t>
+      </w:r>
+      <w:r>
+        <w:rPr>
+          <w:sz w:val="24"/>
+        </w:rPr>
+        <w:tab/>
+      </w:r>
+      <w:r>
+        <w:rPr>
+          <w:b/>
+          <w:sz w:val="24"/>
+        </w:rPr>
         <w:t xml:space="preserve">D. </w:t>
       </w:r>
       <w:r>
         <w:rPr>
           <w:sz w:val="24"/>
         </w:rPr>
-        <w:t xml:space="preserve"> Parking is allowed for 40 minutes only.</w:t>
-      </w:r>
-    </w:p>
-    <w:p>
-      <w:pPr>
-        <w:spacing w:before="120" w:after="80" w:line="240" w:lineRule="auto"/>
-        <w:rPr>
-          <w:b/>
-          <w:sz w:val="24"/>
-        </w:rPr>
-      </w:pPr>
-      <w:r>
-        <w:rPr>
-          <w:b/>
+        <w:t>left</w:t>
+      </w:r>
+    </w:p>
+    <w:p>
+      <w:pPr>
+        <w:pStyle w:val="ListParagraph"/>
+        <w:numPr>
+          <w:ilvl w:val="0"/>
+          <w:numId w:val="7"/>
+        </w:numPr>
+        <w:spacing w:before="120" w:after="80" w:line="480" w:lineRule="auto"/>
+        <w:rPr>
+          <w:sz w:val="24"/>
+        </w:rPr>
+      </w:pPr>
+      <w:r>
+        <w:rPr>
+          <w:sz w:val="24"/>
+        </w:rPr>
+        <w:t>She ___________ because she's late for her class.</w:t>
+      </w:r>
+    </w:p>
+    <w:p>
+      <w:pPr>
+        <w:tabs>
+          <w:tab w:val="left" w:pos="2551"/>
+          <w:tab w:val="left" w:pos="4819"/>
+          <w:tab w:val="left" w:pos="7087"/>
+        </w:tabs>
+        <w:spacing w:before="80" w:after="60" w:line="480" w:lineRule="auto"/>
+        <w:ind w:left="283"/>
+        <w:rPr>
+          <w:sz w:val="24"/>
+        </w:rPr>
+      </w:pPr>
+      <w:r>
+        <w:rPr>
+          <w:b/>
+          <w:sz w:val="24"/>
+        </w:rPr>
+        <w:t xml:space="preserve">A. </w:t>
+      </w:r>
+      <w:r>
+        <w:rPr>
+          <w:sz w:val="24"/>
+        </w:rPr>
+        <w:t>runs</w:t>
+      </w:r>
+      <w:r>
+        <w:rPr>
+          <w:sz w:val="24"/>
+        </w:rPr>
+        <w:tab/>
+      </w:r>
+      <w:r>
+        <w:rPr>
+          <w:b/>
+          <w:sz w:val="24"/>
+        </w:rPr>
+        <w:t xml:space="preserve">B. </w:t>
+      </w:r>
+      <w:r>
+        <w:rPr>
+          <w:sz w:val="24"/>
+        </w:rPr>
+        <w:t>ran</w:t>
+      </w:r>
+      <w:r>
+        <w:rPr>
+          <w:sz w:val="24"/>
+        </w:rPr>
+        <w:tab/>
+      </w:r>
+      <w:r>
+        <w:rPr>
+          <w:b/>
+          <w:sz w:val="24"/>
+        </w:rPr>
+        <w:t xml:space="preserve">C. </w:t>
+      </w:r>
+      <w:r>
+        <w:rPr>
+          <w:sz w:val="24"/>
+        </w:rPr>
+        <w:t>is running</w:t>
+      </w:r>
+      <w:r>
+        <w:rPr>
+          <w:sz w:val="24"/>
+        </w:rPr>
+        <w:tab/>
+      </w:r>
+      <w:r>
+        <w:rPr>
+          <w:b/>
+          <w:sz w:val="24"/>
+        </w:rPr>
+        <w:t xml:space="preserve">D. </w:t>
+      </w:r>
+      <w:r>
+        <w:rPr>
+          <w:sz w:val="24"/>
+        </w:rPr>
+        <w:t>has ran</w:t>
+      </w:r>
+    </w:p>
+    <w:p>
+      <w:pPr>
+        <w:pStyle w:val="ListParagraph"/>
+        <w:numPr>
+          <w:ilvl w:val="0"/>
+          <w:numId w:val="7"/>
+        </w:numPr>
+        <w:spacing w:before="120" w:after="80" w:line="480" w:lineRule="auto"/>
+        <w:rPr>
+          <w:sz w:val="24"/>
+        </w:rPr>
+      </w:pPr>
+      <w:r>
+        <w:rPr>
+          <w:sz w:val="24"/>
+        </w:rPr>
+        <w:t>I ___________ his messages last night and I ___________ to reply.</w:t>
+      </w:r>
+    </w:p>
+    <w:p>
+      <w:pPr>
+        <w:tabs>
+          <w:tab w:val="left" w:pos="4819"/>
+        </w:tabs>
+        <w:spacing w:before="80" w:after="60" w:line="480" w:lineRule="auto"/>
+        <w:ind w:left="283"/>
+        <w:rPr>
+          <w:sz w:val="24"/>
+        </w:rPr>
+      </w:pPr>
+      <w:r>
+        <w:rPr>
+          <w:b/>
+          <w:sz w:val="24"/>
+        </w:rPr>
+        <w:t xml:space="preserve">A. </w:t>
+      </w:r>
+      <w:r>
+        <w:rPr>
+          <w:sz w:val="24"/>
+        </w:rPr>
+        <w:t>read - forget</w:t>
+      </w:r>
+      <w:r>
+        <w:rPr>
+          <w:sz w:val="24"/>
+        </w:rPr>
+        <w:tab/>
+      </w:r>
+      <w:r>
+        <w:rPr>
+          <w:b/>
+          <w:sz w:val="24"/>
+        </w:rPr>
+        <w:t xml:space="preserve">B. </w:t>
+      </w:r>
+      <w:r>
+        <w:rPr>
+          <w:sz w:val="24"/>
+        </w:rPr>
+        <w:t>read - forgot</w:t>
+      </w:r>
+    </w:p>
+    <w:p>
+      <w:pPr>
+        <w:tabs>
+          <w:tab w:val="left" w:pos="4819"/>
+        </w:tabs>
+        <w:spacing w:before="80" w:after="60" w:line="480" w:lineRule="auto"/>
+        <w:ind w:left="283"/>
+        <w:rPr>
+          <w:sz w:val="24"/>
+        </w:rPr>
+      </w:pPr>
+      <w:r>
+        <w:rPr>
+          <w:b/>
+          <w:sz w:val="24"/>
+        </w:rPr>
+        <w:t xml:space="preserve">C. </w:t>
+      </w:r>
+      <w:r>
+        <w:rPr>
+          <w:sz w:val="24"/>
+        </w:rPr>
+        <w:t>readed - forgot</w:t>
+      </w:r>
+      <w:r>
+        <w:rPr>
+          <w:sz w:val="24"/>
+        </w:rPr>
+        <w:tab/>
+      </w:r>
+      <w:r>
+        <w:rPr>
+          <w:b/>
+          <w:sz w:val="24"/>
+        </w:rPr>
+        <w:t xml:space="preserve">D. </w:t>
+      </w:r>
+      <w:r>
+        <w:rPr>
+          <w:sz w:val="24"/>
+        </w:rPr>
+        <w:t>am reading - forget</w:t>
+      </w:r>
+    </w:p>
+    <w:p>
+      <w:pPr>
+        <w:pStyle w:val="ListParagraph"/>
+        <w:numPr>
+          <w:ilvl w:val="0"/>
+          <w:numId w:val="7"/>
+        </w:numPr>
+        <w:spacing w:before="120" w:after="80" w:line="480" w:lineRule="auto"/>
+        <w:rPr>
+          <w:sz w:val="24"/>
+        </w:rPr>
+      </w:pPr>
+      <w:r>
+        <w:rPr>
+          <w:sz w:val="24"/>
+        </w:rPr>
+        <w:t>He ___________ you as soon as he's on the bus.</w:t>
+      </w:r>
+    </w:p>
+    <w:p>
+      <w:pPr>
+        <w:tabs>
+          <w:tab w:val="left" w:pos="2551"/>
+          <w:tab w:val="left" w:pos="4819"/>
+          <w:tab w:val="left" w:pos="7087"/>
+        </w:tabs>
+        <w:spacing w:before="80" w:after="60" w:line="480" w:lineRule="auto"/>
+        <w:ind w:left="283"/>
+        <w:rPr>
+          <w:sz w:val="24"/>
+        </w:rPr>
+      </w:pPr>
+      <w:r>
+        <w:rPr>
+          <w:b/>
+          <w:sz w:val="24"/>
+        </w:rPr>
+        <w:t xml:space="preserve">A. </w:t>
+      </w:r>
+      <w:r>
+        <w:rPr>
+          <w:sz w:val="24"/>
+        </w:rPr>
+        <w:t>will call</w:t>
+      </w:r>
+      <w:r>
+        <w:rPr>
+          <w:sz w:val="24"/>
+        </w:rPr>
+        <w:tab/>
+      </w:r>
+      <w:r>
+        <w:rPr>
+          <w:b/>
+          <w:sz w:val="24"/>
+        </w:rPr>
+        <w:t xml:space="preserve">B. </w:t>
+      </w:r>
+      <w:r>
+        <w:rPr>
+          <w:sz w:val="24"/>
+        </w:rPr>
+        <w:t>calls</w:t>
+      </w:r>
+      <w:r>
+        <w:rPr>
+          <w:sz w:val="24"/>
+        </w:rPr>
+        <w:tab/>
+      </w:r>
+      <w:r>
+        <w:rPr>
+          <w:b/>
+          <w:sz w:val="24"/>
+        </w:rPr>
+        <w:t xml:space="preserve">C. </w:t>
+      </w:r>
+      <w:r>
+        <w:rPr>
+          <w:sz w:val="24"/>
+        </w:rPr>
+        <w:t>called</w:t>
+      </w:r>
+      <w:r>
+        <w:rPr>
+          <w:sz w:val="24"/>
+        </w:rPr>
+        <w:tab/>
+      </w:r>
+      <w:r>
+        <w:rPr>
+          <w:b/>
+          <w:sz w:val="24"/>
+        </w:rPr>
+        <w:t xml:space="preserve">D. </w:t>
+      </w:r>
+      <w:r>
+        <w:rPr>
+          <w:sz w:val="24"/>
+        </w:rPr>
+        <w:t>is calling</w:t>
+      </w:r>
+    </w:p>
+    <w:p>
+      <w:pPr>
+        <w:pStyle w:val="ListParagraph"/>
+        <w:numPr>
+          <w:ilvl w:val="0"/>
+          <w:numId w:val="7"/>
+        </w:numPr>
+        <w:spacing w:before="120" w:after="80" w:line="480" w:lineRule="auto"/>
+        <w:rPr>
+          <w:sz w:val="24"/>
+        </w:rPr>
+      </w:pPr>
+      <w:r>
+        <w:rPr>
           <w:sz w:val="24"/>
         </w:rPr>
         <w:lastRenderedPageBreak/>
-        <w:t>II. ERROR CORRECTION</w:t>
-      </w:r>
-    </w:p>
-    <w:p>
-      <w:pPr>
-        <w:spacing w:before="120" w:after="80" w:line="240" w:lineRule="auto"/>
-        <w:rPr>
-          <w:b/>
-          <w:sz w:val="24"/>
-        </w:rPr>
-      </w:pPr>
-      <w:r>
-        <w:rPr>
-          <w:b/>
-          <w:sz w:val="24"/>
-        </w:rPr>
-        <w:t>Identify the error in the sentence and write the correct word in the answer column.</w:t>
-      </w:r>
-    </w:p>
-    <w:p>
-      <w:pPr>
-        <w:pStyle w:val="ListParagraph"/>
-        <w:numPr>
-          <w:ilvl w:val="0"/>
-          <w:numId w:val="4"/>
-        </w:numPr>
-        <w:tabs>
+        <w:t>Sometimes I ___________ up the streets of my neighbourhood for volunteer service.</w:t>
+      </w:r>
+    </w:p>
+    <w:p>
+      <w:pPr>
+        <w:tabs>
+          <w:tab w:val="left" w:pos="2551"/>
+          <w:tab w:val="left" w:pos="4819"/>
           <w:tab w:val="left" w:pos="7087"/>
         </w:tabs>
-        <w:spacing w:before="60" w:after="60" w:line="240" w:lineRule="auto"/>
-        <w:rPr>
-          <w:b/>
-          <w:sz w:val="24"/>
-        </w:rPr>
-      </w:pPr>
-      <w:r>
-        <w:rPr>
-          <w:sz w:val="24"/>
-        </w:rPr>
-        <w:t xml:space="preserve">Nam is my </w:t>
+        <w:spacing w:before="80" w:after="60" w:line="480" w:lineRule="auto"/>
+        <w:ind w:left="283"/>
+        <w:rPr>
+          <w:sz w:val="24"/>
+        </w:rPr>
+      </w:pPr>
+      <w:r>
+        <w:rPr>
+          <w:b/>
+          <w:sz w:val="24"/>
+        </w:rPr>
+        <w:t xml:space="preserve">A. </w:t>
+      </w:r>
+      <w:r>
+        <w:rPr>
+          <w:sz w:val="24"/>
+        </w:rPr>
+        <w:t>clean</w:t>
+      </w:r>
+      <w:r>
+        <w:rPr>
+          <w:sz w:val="24"/>
+        </w:rPr>
+        <w:tab/>
+      </w:r>
+      <w:r>
+        <w:rPr>
+          <w:b/>
+          <w:sz w:val="24"/>
+        </w:rPr>
+        <w:t xml:space="preserve">B. </w:t>
+      </w:r>
+      <w:r>
+        <w:rPr>
+          <w:sz w:val="24"/>
+        </w:rPr>
+        <w:t>am cleaning</w:t>
+      </w:r>
+      <w:r>
+        <w:rPr>
+          <w:sz w:val="24"/>
+        </w:rPr>
+        <w:tab/>
+      </w:r>
+      <w:r>
+        <w:rPr>
+          <w:b/>
+          <w:sz w:val="24"/>
+        </w:rPr>
+        <w:t xml:space="preserve">C. </w:t>
+      </w:r>
+      <w:r>
+        <w:rPr>
+          <w:sz w:val="24"/>
+        </w:rPr>
+        <w:t>cleaned</w:t>
+      </w:r>
+      <w:r>
+        <w:rPr>
+          <w:sz w:val="24"/>
+        </w:rPr>
+        <w:tab/>
+      </w:r>
+      <w:r>
+        <w:rPr>
+          <w:b/>
+          <w:sz w:val="24"/>
+        </w:rPr>
+        <w:t xml:space="preserve">D. </w:t>
+      </w:r>
+      <w:r>
+        <w:rPr>
+          <w:sz w:val="24"/>
+        </w:rPr>
+        <w:t>will clean</w:t>
+      </w:r>
+    </w:p>
+    <w:p>
+      <w:pPr>
+        <w:pStyle w:val="ListParagraph"/>
+        <w:numPr>
+          <w:ilvl w:val="0"/>
+          <w:numId w:val="7"/>
+        </w:numPr>
+        <w:spacing w:before="120" w:after="80" w:line="480" w:lineRule="auto"/>
+        <w:rPr>
+          <w:sz w:val="24"/>
+        </w:rPr>
+      </w:pPr>
+      <w:r>
+        <w:rPr>
+          <w:sz w:val="24"/>
+        </w:rPr>
+        <w:t>The students ___________ trees and flowers in their school garden at the moment.</w:t>
+      </w:r>
+    </w:p>
+    <w:p>
+      <w:pPr>
+        <w:tabs>
+          <w:tab w:val="left" w:pos="2551"/>
+          <w:tab w:val="left" w:pos="4819"/>
+          <w:tab w:val="left" w:pos="7087"/>
+        </w:tabs>
+        <w:spacing w:before="80" w:after="60" w:line="480" w:lineRule="auto"/>
+        <w:ind w:left="283"/>
+        <w:rPr>
+          <w:sz w:val="24"/>
+        </w:rPr>
+      </w:pPr>
+      <w:r>
+        <w:rPr>
+          <w:b/>
+          <w:sz w:val="24"/>
+        </w:rPr>
+        <w:t xml:space="preserve">A. </w:t>
+      </w:r>
+      <w:r>
+        <w:rPr>
+          <w:sz w:val="24"/>
+        </w:rPr>
+        <w:t>plant</w:t>
+      </w:r>
+      <w:r>
+        <w:rPr>
+          <w:sz w:val="24"/>
+        </w:rPr>
+        <w:tab/>
+      </w:r>
+      <w:r>
+        <w:rPr>
+          <w:b/>
+          <w:sz w:val="24"/>
+        </w:rPr>
+        <w:t xml:space="preserve">B. </w:t>
+      </w:r>
+      <w:r>
+        <w:rPr>
+          <w:sz w:val="24"/>
+        </w:rPr>
+        <w:t>are planting</w:t>
+      </w:r>
+      <w:r>
+        <w:rPr>
+          <w:sz w:val="24"/>
+        </w:rPr>
+        <w:tab/>
+      </w:r>
+      <w:r>
+        <w:rPr>
+          <w:b/>
+          <w:sz w:val="24"/>
+        </w:rPr>
+        <w:t xml:space="preserve">C. </w:t>
+      </w:r>
+      <w:r>
+        <w:rPr>
+          <w:sz w:val="24"/>
+        </w:rPr>
+        <w:t>planted</w:t>
+      </w:r>
+      <w:r>
+        <w:rPr>
+          <w:sz w:val="24"/>
+        </w:rPr>
+        <w:tab/>
+      </w:r>
+      <w:r>
+        <w:rPr>
+          <w:b/>
+          <w:sz w:val="24"/>
+        </w:rPr>
+        <w:t xml:space="preserve">D. </w:t>
+      </w:r>
+      <w:r>
+        <w:rPr>
+          <w:sz w:val="24"/>
+        </w:rPr>
+        <w:t>will plant</w:t>
+      </w:r>
+    </w:p>
+    <w:p>
+      <w:pPr>
+        <w:pStyle w:val="ListParagraph"/>
+        <w:numPr>
+          <w:ilvl w:val="0"/>
+          <w:numId w:val="7"/>
+        </w:numPr>
+        <w:spacing w:before="120" w:after="80" w:line="480" w:lineRule="auto"/>
+        <w:rPr>
+          <w:sz w:val="24"/>
+        </w:rPr>
+      </w:pPr>
+      <w:r>
+        <w:rPr>
+          <w:sz w:val="24"/>
+        </w:rPr>
+        <w:t>I ___________ my favourite song when I turned on the radio yesterday.</w:t>
+      </w:r>
+    </w:p>
+    <w:p>
+      <w:pPr>
+        <w:tabs>
+          <w:tab w:val="left" w:pos="2551"/>
+          <w:tab w:val="left" w:pos="4819"/>
+          <w:tab w:val="left" w:pos="7087"/>
+        </w:tabs>
+        <w:spacing w:before="80" w:after="60" w:line="480" w:lineRule="auto"/>
+        <w:ind w:left="283"/>
+        <w:rPr>
+          <w:sz w:val="24"/>
+        </w:rPr>
+      </w:pPr>
+      <w:r>
+        <w:rPr>
+          <w:b/>
+          <w:sz w:val="24"/>
+        </w:rPr>
+        <w:t xml:space="preserve">A. </w:t>
+      </w:r>
+      <w:r>
+        <w:rPr>
+          <w:sz w:val="24"/>
+        </w:rPr>
+        <w:t>hear</w:t>
+      </w:r>
+      <w:r>
+        <w:rPr>
+          <w:sz w:val="24"/>
+        </w:rPr>
+        <w:tab/>
+      </w:r>
+      <w:r>
+        <w:rPr>
+          <w:b/>
+          <w:sz w:val="24"/>
+        </w:rPr>
+        <w:t xml:space="preserve">B. </w:t>
+      </w:r>
+      <w:r>
+        <w:rPr>
+          <w:sz w:val="24"/>
+        </w:rPr>
+        <w:t>heard</w:t>
+      </w:r>
+      <w:r>
+        <w:rPr>
+          <w:sz w:val="24"/>
+        </w:rPr>
+        <w:tab/>
+      </w:r>
+      <w:r>
+        <w:rPr>
+          <w:b/>
+          <w:sz w:val="24"/>
+        </w:rPr>
+        <w:t xml:space="preserve">C. </w:t>
+      </w:r>
+      <w:r>
+        <w:rPr>
+          <w:sz w:val="24"/>
+        </w:rPr>
+        <w:t>am hearing</w:t>
+      </w:r>
+      <w:r>
+        <w:rPr>
+          <w:sz w:val="24"/>
+        </w:rPr>
+        <w:tab/>
+      </w:r>
+      <w:r>
+        <w:rPr>
+          <w:b/>
+          <w:sz w:val="24"/>
+        </w:rPr>
+        <w:t xml:space="preserve">D. </w:t>
+      </w:r>
+      <w:r>
+        <w:rPr>
+          <w:sz w:val="24"/>
+        </w:rPr>
+        <w:t>will hear</w:t>
+      </w:r>
+    </w:p>
+    <w:p>
+      <w:pPr>
+        <w:spacing w:before="120" w:after="80" w:line="480" w:lineRule="auto"/>
+        <w:rPr>
+          <w:b/>
+          <w:sz w:val="24"/>
+        </w:rPr>
+      </w:pPr>
+      <w:r>
+        <w:rPr>
+          <w:b/>
+          <w:sz w:val="24"/>
+        </w:rPr>
+        <w:t xml:space="preserve">VIII. Complete the sentences with </w:t>
+      </w:r>
+      <w:r>
+        <w:rPr>
+          <w:b/>
+          <w:i/>
+          <w:sz w:val="24"/>
+        </w:rPr>
+        <w:t>and, but, so, or, because</w:t>
+      </w:r>
+      <w:r>
+        <w:rPr>
+          <w:b/>
+          <w:sz w:val="24"/>
+        </w:rPr>
+        <w:t>.</w:t>
+      </w:r>
+    </w:p>
+    <w:p>
+      <w:pPr>
+        <w:pStyle w:val="ListParagraph"/>
+        <w:numPr>
+          <w:ilvl w:val="0"/>
+          <w:numId w:val="8"/>
+        </w:numPr>
+        <w:spacing w:before="120" w:after="80" w:line="480" w:lineRule="auto"/>
+        <w:rPr>
+          <w:b/>
+          <w:sz w:val="24"/>
+        </w:rPr>
+      </w:pPr>
+      <w:r>
+        <w:rPr>
+          <w:sz w:val="24"/>
+        </w:rPr>
+        <w:t>Olivia joined clean-up activities ___________ she wanted to make the neighbourhood cleaner.</w:t>
+      </w:r>
+    </w:p>
+    <w:p>
+      <w:pPr>
+        <w:pStyle w:val="ListParagraph"/>
+        <w:numPr>
+          <w:ilvl w:val="0"/>
+          <w:numId w:val="8"/>
+        </w:numPr>
+        <w:spacing w:before="120" w:after="80" w:line="480" w:lineRule="auto"/>
+        <w:rPr>
+          <w:b/>
+          <w:sz w:val="24"/>
+        </w:rPr>
+      </w:pPr>
+      <w:r>
+        <w:rPr>
+          <w:sz w:val="24"/>
+        </w:rPr>
+        <w:t>He didn't study ___________ he failed the history exam.</w:t>
+      </w:r>
+    </w:p>
+    <w:p>
+      <w:pPr>
+        <w:pStyle w:val="ListParagraph"/>
+        <w:numPr>
+          <w:ilvl w:val="0"/>
+          <w:numId w:val="8"/>
+        </w:numPr>
+        <w:spacing w:before="120" w:after="80" w:line="480" w:lineRule="auto"/>
+        <w:rPr>
+          <w:b/>
+          <w:sz w:val="24"/>
+        </w:rPr>
+      </w:pPr>
+      <w:r>
+        <w:rPr>
+          <w:sz w:val="24"/>
+        </w:rPr>
+        <w:t>My mother usually gets home at 5 o'clock ___________ then she cooks dinner.</w:t>
+      </w:r>
+    </w:p>
+    <w:p>
+      <w:pPr>
+        <w:pStyle w:val="ListParagraph"/>
+        <w:numPr>
+          <w:ilvl w:val="0"/>
+          <w:numId w:val="8"/>
+        </w:numPr>
+        <w:spacing w:before="120" w:after="80" w:line="480" w:lineRule="auto"/>
+        <w:rPr>
+          <w:b/>
+          <w:sz w:val="24"/>
+        </w:rPr>
+      </w:pPr>
+      <w:r>
+        <w:rPr>
+          <w:sz w:val="24"/>
+        </w:rPr>
+        <w:t>I was late for class this morning ___________ the bus was late.</w:t>
+      </w:r>
+    </w:p>
+    <w:p>
+      <w:pPr>
+        <w:pStyle w:val="ListParagraph"/>
+        <w:numPr>
+          <w:ilvl w:val="0"/>
+          <w:numId w:val="8"/>
+        </w:numPr>
+        <w:spacing w:before="120" w:after="80" w:line="480" w:lineRule="auto"/>
+        <w:rPr>
+          <w:b/>
+          <w:sz w:val="24"/>
+        </w:rPr>
+      </w:pPr>
+      <w:r>
+        <w:rPr>
+          <w:sz w:val="24"/>
+        </w:rPr>
+        <w:t>We went to Jane's house ___________ she was out.</w:t>
+      </w:r>
+    </w:p>
+    <w:p>
+      <w:pPr>
+        <w:pStyle w:val="ListParagraph"/>
+        <w:numPr>
+          <w:ilvl w:val="0"/>
+          <w:numId w:val="8"/>
+        </w:numPr>
+        <w:spacing w:before="120" w:after="80" w:line="480" w:lineRule="auto"/>
+        <w:rPr>
+          <w:b/>
+          <w:sz w:val="24"/>
+        </w:rPr>
+      </w:pPr>
+      <w:r>
+        <w:rPr>
+          <w:sz w:val="24"/>
+        </w:rPr>
+        <w:t>Would you like cake ___________ biscuits with your coffee?</w:t>
+      </w:r>
+    </w:p>
+    <w:p>
+      <w:pPr>
+        <w:pStyle w:val="ListParagraph"/>
+        <w:numPr>
+          <w:ilvl w:val="0"/>
+          <w:numId w:val="8"/>
+        </w:numPr>
+        <w:spacing w:before="120" w:after="80" w:line="480" w:lineRule="auto"/>
+        <w:rPr>
+          <w:b/>
+          <w:sz w:val="24"/>
+        </w:rPr>
+      </w:pPr>
+      <w:r>
+        <w:rPr>
+          <w:sz w:val="24"/>
+        </w:rPr>
+        <w:t>They do volunteer work ___________ they like doing something useful.</w:t>
+      </w:r>
+    </w:p>
+    <w:p>
+      <w:pPr>
+        <w:pStyle w:val="ListParagraph"/>
+        <w:numPr>
+          <w:ilvl w:val="0"/>
+          <w:numId w:val="8"/>
+        </w:numPr>
+        <w:spacing w:before="120" w:after="80" w:line="480" w:lineRule="auto"/>
+        <w:rPr>
+          <w:b/>
+          <w:sz w:val="24"/>
+        </w:rPr>
+      </w:pPr>
+      <w:r>
+        <w:rPr>
+          <w:sz w:val="24"/>
+        </w:rPr>
+        <w:t>Carol studied hard for the maths test ___________ she couldn't get a good mark.</w:t>
+      </w:r>
+    </w:p>
+    <w:p>
+      <w:pPr>
+        <w:pStyle w:val="ListParagraph"/>
+        <w:numPr>
+          <w:ilvl w:val="0"/>
+          <w:numId w:val="8"/>
+        </w:numPr>
+        <w:spacing w:before="120" w:after="80" w:line="480" w:lineRule="auto"/>
+        <w:rPr>
+          <w:b/>
+          <w:sz w:val="24"/>
+        </w:rPr>
+      </w:pPr>
+      <w:r>
+        <w:rPr>
+          <w:sz w:val="24"/>
+        </w:rPr>
+        <w:t>The floor was wet and slippery ___________ Mason almost fell.</w:t>
+      </w:r>
+    </w:p>
+    <w:p>
+      <w:pPr>
+        <w:pStyle w:val="ListParagraph"/>
+        <w:numPr>
+          <w:ilvl w:val="0"/>
+          <w:numId w:val="8"/>
+        </w:numPr>
+        <w:spacing w:before="120" w:after="80" w:line="480" w:lineRule="auto"/>
+        <w:rPr>
+          <w:b/>
+          <w:sz w:val="24"/>
+        </w:rPr>
+      </w:pPr>
+      <w:r>
+        <w:rPr>
+          <w:sz w:val="24"/>
+        </w:rPr>
+        <w:t>Mike ate healthy food ___________ did regular exercises to keep fit.</w:t>
+      </w:r>
+    </w:p>
+    <w:p>
+      <w:pPr>
+        <w:spacing w:before="120" w:after="80" w:line="480" w:lineRule="auto"/>
+        <w:rPr>
+          <w:b/>
+          <w:sz w:val="24"/>
+        </w:rPr>
+      </w:pPr>
+      <w:r>
+        <w:rPr>
+          <w:b/>
+          <w:sz w:val="24"/>
+        </w:rPr>
+        <w:t>IX. Fill in each blank with a suitable preposition.</w:t>
+      </w:r>
+    </w:p>
+    <w:p>
+      <w:pPr>
+        <w:pStyle w:val="ListParagraph"/>
+        <w:numPr>
+          <w:ilvl w:val="0"/>
+          <w:numId w:val="9"/>
+        </w:numPr>
+        <w:spacing w:before="120" w:after="80" w:line="480" w:lineRule="auto"/>
+        <w:rPr>
+          <w:b/>
+          <w:sz w:val="24"/>
+        </w:rPr>
+      </w:pPr>
+      <w:r>
+        <w:rPr>
+          <w:sz w:val="24"/>
+        </w:rPr>
+        <w:t>Tom Holden worked ___________ a volunteer at a charity in 2010.</w:t>
+      </w:r>
+    </w:p>
+    <w:p>
+      <w:pPr>
+        <w:pStyle w:val="ListParagraph"/>
+        <w:numPr>
+          <w:ilvl w:val="0"/>
+          <w:numId w:val="9"/>
+        </w:numPr>
+        <w:spacing w:before="120" w:after="80" w:line="480" w:lineRule="auto"/>
+        <w:rPr>
+          <w:b/>
+          <w:sz w:val="24"/>
+        </w:rPr>
+      </w:pPr>
+      <w:r>
+        <w:rPr>
+          <w:sz w:val="24"/>
+        </w:rPr>
+        <w:t>They provided housing and other supports ___________ homeless people.</w:t>
+      </w:r>
+    </w:p>
+    <w:p>
+      <w:pPr>
+        <w:pStyle w:val="ListParagraph"/>
+        <w:numPr>
+          <w:ilvl w:val="0"/>
+          <w:numId w:val="9"/>
+        </w:numPr>
+        <w:spacing w:before="120" w:after="80" w:line="480" w:lineRule="auto"/>
+        <w:rPr>
+          <w:b/>
+          <w:sz w:val="24"/>
+        </w:rPr>
+      </w:pPr>
+      <w:r>
+        <w:rPr>
+          <w:sz w:val="24"/>
+        </w:rPr>
+        <w:t>Some volunteers enjoy helping elderly people living ___________ nursing homes.</w:t>
+      </w:r>
+    </w:p>
+    <w:p>
+      <w:pPr>
+        <w:pStyle w:val="ListParagraph"/>
+        <w:numPr>
+          <w:ilvl w:val="0"/>
+          <w:numId w:val="9"/>
+        </w:numPr>
+        <w:spacing w:before="120" w:after="80" w:line="480" w:lineRule="auto"/>
+        <w:rPr>
+          <w:b/>
+          <w:sz w:val="24"/>
+        </w:rPr>
+      </w:pPr>
+      <w:r>
+        <w:rPr>
+          <w:sz w:val="24"/>
+        </w:rPr>
+        <w:t>She donated thousands of pounds ___________ children's charities.</w:t>
+      </w:r>
+    </w:p>
+    <w:p>
+      <w:pPr>
+        <w:pStyle w:val="ListParagraph"/>
+        <w:numPr>
+          <w:ilvl w:val="0"/>
+          <w:numId w:val="9"/>
+        </w:numPr>
+        <w:spacing w:before="120" w:after="80" w:line="480" w:lineRule="auto"/>
+        <w:rPr>
+          <w:b/>
+          <w:sz w:val="24"/>
+        </w:rPr>
+      </w:pPr>
+      <w:r>
+        <w:rPr>
+          <w:sz w:val="24"/>
+        </w:rPr>
+        <w:t>The benefits ___________ volunteering are enormous to you and your community.</w:t>
+      </w:r>
+    </w:p>
+    <w:p>
+      <w:pPr>
+        <w:pStyle w:val="ListParagraph"/>
+        <w:numPr>
+          <w:ilvl w:val="0"/>
+          <w:numId w:val="9"/>
+        </w:numPr>
+        <w:spacing w:before="120" w:after="80" w:line="480" w:lineRule="auto"/>
+        <w:rPr>
+          <w:b/>
+          <w:sz w:val="24"/>
+        </w:rPr>
+      </w:pPr>
+      <w:r>
+        <w:rPr>
+          <w:sz w:val="24"/>
+        </w:rPr>
+        <w:t>You can volunteer to help cook and serve a meal ___________ a homeless shelter.</w:t>
+      </w:r>
+    </w:p>
+    <w:p>
+      <w:pPr>
+        <w:pStyle w:val="ListParagraph"/>
+        <w:numPr>
+          <w:ilvl w:val="0"/>
+          <w:numId w:val="9"/>
+        </w:numPr>
+        <w:spacing w:before="120" w:after="80" w:line="480" w:lineRule="auto"/>
+        <w:rPr>
+          <w:b/>
+          <w:sz w:val="24"/>
+        </w:rPr>
+      </w:pPr>
+      <w:r>
+        <w:rPr>
+          <w:sz w:val="24"/>
+        </w:rPr>
+        <w:t>UNICEF has launched a campaign to help children ___________ need.</w:t>
+      </w:r>
+    </w:p>
+    <w:p>
+      <w:pPr>
+        <w:pStyle w:val="ListParagraph"/>
+        <w:numPr>
+          <w:ilvl w:val="0"/>
+          <w:numId w:val="9"/>
+        </w:numPr>
+        <w:spacing w:before="120" w:after="80" w:line="480" w:lineRule="auto"/>
+        <w:rPr>
+          <w:b/>
+          <w:sz w:val="24"/>
+        </w:rPr>
+      </w:pPr>
+      <w:r>
+        <w:rPr>
+          <w:sz w:val="24"/>
+        </w:rPr>
+        <w:lastRenderedPageBreak/>
+        <w:t>They provided street children ___________ food and books.</w:t>
+      </w:r>
+    </w:p>
+    <w:p>
+      <w:pPr>
+        <w:pStyle w:val="Heading2"/>
+        <w:spacing w:before="240"/>
+        <w:rPr>
+          <w:rFonts w:ascii="Times New Roman" w:hAnsi="Times New Roman" w:cs="Times New Roman"/>
+          <w:b/>
+          <w:color w:val="auto"/>
+          <w:sz w:val="24"/>
+        </w:rPr>
+      </w:pPr>
+      <w:r>
+        <w:rPr>
+          <w:rFonts w:ascii="Times New Roman" w:hAnsi="Times New Roman" w:cs="Times New Roman"/>
+          <w:b/>
+          <w:sz w:val="24"/>
+        </w:rPr>
+        <w:t xml:space="preserve">C. </w:t>
+      </w:r>
+      <w:r>
+        <w:rPr>
+          <w:rFonts w:ascii="Times New Roman" w:hAnsi="Times New Roman" w:cs="Times New Roman"/>
+          <w:b/>
+          <w:color w:val="auto"/>
+          <w:sz w:val="24"/>
+        </w:rPr>
+        <w:t xml:space="preserve"> SPEAKING</w:t>
+      </w:r>
+    </w:p>
+    <w:p>
+      <w:pPr>
+        <w:spacing w:before="120" w:after="80"/>
+        <w:rPr>
+          <w:b/>
+          <w:sz w:val="24"/>
+        </w:rPr>
+      </w:pPr>
+      <w:r>
+        <w:rPr>
+          <w:b/>
+          <w:sz w:val="24"/>
+        </w:rPr>
+        <w:t>I.  Complete the dialogues with the sentences in the box.</w:t>
+      </w:r>
+    </w:p>
+    <w:p>
+      <w:pPr>
+        <w:keepNext/>
+        <w:tabs>
+          <w:tab w:val="left" w:pos="9120"/>
+          <w:tab w:val="left" w:pos="18240"/>
+          <w:tab w:val="left" w:pos="27360"/>
+        </w:tabs>
+        <w:spacing w:before="80" w:after="0" w:line="240" w:lineRule="auto"/>
+        <w:rPr>
+          <w:b/>
+          <w:sz w:val="24"/>
+        </w:rPr>
+      </w:pPr>
+      <w:r>
+        <w:rPr>
+          <w:b/>
+          <w:noProof/>
+          <w:sz w:val="24"/>
+        </w:rPr>
+        <mc:AlternateContent>
+          <mc:Choice Requires="wps">
+            <w:drawing>
+              <wp:anchor distT="0" distB="0" distL="114300" distR="114300" simplePos="0" relativeHeight="251654139" behindDoc="0" locked="0" layoutInCell="1" allowOverlap="1" wp14:anchorId="0ED552B5" wp14:editId="576BE668">
+                <wp:simplePos x="0" y="0"/>
+                <wp:positionH relativeFrom="margin">
+                  <wp:posOffset>-76200</wp:posOffset>
+                </wp:positionH>
+                <wp:positionV relativeFrom="paragraph">
+                  <wp:posOffset>-76200</wp:posOffset>
+                </wp:positionV>
+                <wp:extent cx="6092190" cy="558800"/>
+                <wp:effectExtent l="0" t="0" r="22860" b="12700"/>
+                <wp:wrapNone/>
+                <wp:docPr id="1090154219" name="Rectangle: Rounded Corners 12"/>
+                <wp:cNvGraphicFramePr/>
+                <a:graphic xmlns:a="http://schemas.openxmlformats.org/drawingml/2006/main">
+                  <a:graphicData uri="http://schemas.microsoft.com/office/word/2010/wordprocessingShape">
+                    <wps:wsp>
+                      <wps:cNvSpPr/>
+                      <wps:spPr>
+                        <a:xfrm>
+                          <a:off x="0" y="0"/>
+                          <a:ext cx="6092190" cy="558800"/>
+                        </a:xfrm>
+                        <a:prstGeom prst="roundRect">
+                          <a:avLst/>
+                        </a:prstGeom>
+                        <a:noFill/>
+                        <a:ln w="12700" cap="flat" cmpd="sng" algn="ctr">
+                          <a:solidFill>
+                            <a:srgbClr val="000000"/>
+                          </a:solidFill>
+                          <a:prstDash val="solid"/>
+                          <a:miter lim="800000"/>
+                        </a:ln>
+                        <a:effectLst/>
+                        <a:extLst>
+                          <a:ext uri="{909E8E84-426E-40DD-AFC4-6F175D3DCCD1}">
+                            <a14:hiddenFill xmlns:a14="http://schemas.microsoft.com/office/drawing/2010/main">
+                              <a:solidFill>
+                                <a:schemeClr val="accent1"/>
+                              </a:solidFill>
+                            </a14:hiddenFill>
+                          </a:ext>
+                        </a:extLst>
+                      </wps:spPr>
+                      <wps:style>
+                        <a:lnRef idx="2">
+                          <a:schemeClr val="accent1">
+                            <a:shade val="15000"/>
+                          </a:schemeClr>
+                        </a:lnRef>
+                        <a:fillRef idx="1">
+                          <a:schemeClr val="accent1"/>
+                        </a:fillRef>
+                        <a:effectRef idx="0">
+                          <a:schemeClr val="accent1"/>
+                        </a:effectRef>
+                        <a:fontRef idx="minor">
+                          <a:schemeClr val="lt1"/>
+                        </a:fontRef>
+                      </wps:style>
+                      <wps:bodyPr rot="0" spcFirstLastPara="0" vertOverflow="overflow" horzOverflow="overflow" vert="horz" wrap="square" lIns="91440" tIns="45720" rIns="91440" bIns="45720" numCol="1" spcCol="0" rtlCol="0" fromWordArt="0" anchor="ctr" anchorCtr="0" forceAA="0" compatLnSpc="1">
+                        <a:prstTxWarp prst="textNoShape">
+                          <a:avLst/>
+                        </a:prstTxWarp>
+                        <a:noAutofit/>
+                      </wps:bodyPr>
+                    </wps:wsp>
+                  </a:graphicData>
+                </a:graphic>
+              </wp:anchor>
+            </w:drawing>
+          </mc:Choice>
+          <mc:Fallback>
+            <w:pict>
+              <v:roundrect w14:anchorId="745169DB" id="Rectangle: Rounded Corners 12" o:spid="_x0000_s1026" style="position:absolute;margin-left:-6pt;margin-top:-6pt;width:479.7pt;height:44pt;z-index:251654139;visibility:visible;mso-wrap-style:square;mso-wrap-distance-left:9pt;mso-wrap-distance-top:0;mso-wrap-distance-right:9pt;mso-wrap-distance-bottom:0;mso-position-horizontal:absolute;mso-position-horizontal-relative:margin;mso-position-vertical:absolute;mso-position-vertical-relative:text;v-text-anchor:middle" arcsize="10923f" o:gfxdata="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" filled="f" fillcolor="#156082 [3204]" strokeweight="1pt">
+                <v:stroke joinstyle="miter"/>
+                <w10:wrap anchorx="margin"/>
+              </v:roundrect>
+            </w:pict>
+          </mc:Fallback>
+        </mc:AlternateContent>
+      </w:r>
+      <w:r>
+        <w:rPr>
+          <w:b/>
+          <w:sz w:val="24"/>
+        </w:rPr>
+        <w:t>Because they like doing something useful and helping others.</w:t>
+      </w:r>
+      <w:r>
+        <w:rPr>
+          <w:sz w:val="24"/>
+        </w:rPr>
+        <w:tab/>
+      </w:r>
+      <w:r>
+        <w:rPr>
+          <w:b/>
+          <w:sz w:val="24"/>
+        </w:rPr>
+        <w:t>Yes, it makes a better life and improves the society.</w:t>
+      </w:r>
+      <w:r>
+        <w:rPr>
+          <w:sz w:val="24"/>
+        </w:rPr>
+        <w:tab/>
+      </w:r>
+      <w:r>
+        <w:rPr>
+          <w:b/>
+          <w:sz w:val="24"/>
+        </w:rPr>
+        <w:t>Because volunteering teaches me a lot.</w:t>
+      </w:r>
+      <w:r>
+        <w:rPr>
+          <w:sz w:val="24"/>
+        </w:rPr>
+        <w:tab/>
+      </w:r>
+      <w:r>
+        <w:rPr>
+          <w:b/>
+          <w:sz w:val="24"/>
+        </w:rPr>
+        <w:t>Yes, I've been a volunteer teacher for Street Child Organization.</w:t>
+      </w:r>
+    </w:p>
+    <w:p>
+      <w:pPr>
+        <w:keepNext/>
+        <w:tabs>
+          <w:tab w:val="left" w:pos="9120"/>
+          <w:tab w:val="left" w:pos="18240"/>
+          <w:tab w:val="left" w:pos="27360"/>
+        </w:tabs>
+        <w:spacing w:before="80" w:after="0" w:line="480" w:lineRule="auto"/>
+        <w:rPr>
+          <w:b/>
+          <w:sz w:val="24"/>
+        </w:rPr>
+      </w:pPr>
+      <w:r>
+        <w:rPr>
+          <w:b/>
+          <w:sz w:val="24"/>
+        </w:rPr>
+        <w:t>It helps you stay healthy, increases self-confidence, and makes you happy.</w:t>
+      </w:r>
+      <w:r>
+        <w:rPr>
+          <w:sz w:val="24"/>
+        </w:rPr>
+        <w:tab/>
+      </w:r>
+      <w:r>
+        <w:rPr>
+          <w:b/>
+          <w:sz w:val="24"/>
+        </w:rPr>
+        <w:t>We can donate money or clothes via charitable organisations.</w:t>
+      </w:r>
+    </w:p>
+    <w:p>
+      <w:pPr>
+        <w:pStyle w:val="ListParagraph"/>
+        <w:numPr>
+          <w:ilvl w:val="0"/>
+          <w:numId w:val="10"/>
+        </w:numPr>
+        <w:tabs>
+          <w:tab w:val="left" w:pos="9120"/>
+          <w:tab w:val="left" w:pos="18240"/>
+          <w:tab w:val="left" w:pos="27360"/>
+        </w:tabs>
+        <w:spacing w:before="120" w:after="80" w:line="480" w:lineRule="auto"/>
+        <w:rPr>
+          <w:b/>
+          <w:sz w:val="24"/>
+        </w:rPr>
+      </w:pPr>
+      <w:r>
+        <w:rPr>
+          <w:sz w:val="24"/>
+        </w:rPr>
+        <w:t>A: Do you think community service makes a difference?</w:t>
+      </w:r>
+    </w:p>
+    <w:p>
+      <w:pPr>
+        <w:tabs>
+          <w:tab w:val="right" w:leader="heavy" w:pos="9354"/>
+        </w:tabs>
+        <w:spacing w:before="80" w:after="60" w:line="480" w:lineRule="auto"/>
+        <w:ind w:left="283"/>
+        <w:rPr>
+          <w:sz w:val="24"/>
+        </w:rPr>
+      </w:pPr>
+      <w:r>
+        <w:rPr>
+          <w:sz w:val="24"/>
+        </w:rPr>
+        <w:t>B:</w:t>
+      </w:r>
+      <w:r>
+        <w:rPr>
+          <w:sz w:val="24"/>
+        </w:rPr>
+        <w:tab/>
+      </w:r>
+    </w:p>
+    <w:p>
+      <w:pPr>
+        <w:pStyle w:val="ListParagraph"/>
+        <w:numPr>
+          <w:ilvl w:val="0"/>
+          <w:numId w:val="10"/>
+        </w:numPr>
+        <w:spacing w:before="120" w:after="80" w:line="480" w:lineRule="auto"/>
+        <w:rPr>
+          <w:sz w:val="24"/>
+        </w:rPr>
+      </w:pPr>
+      <w:r>
+        <w:rPr>
+          <w:sz w:val="24"/>
+        </w:rPr>
+        <w:t>A: What can we do to help homeless people?</w:t>
+      </w:r>
+    </w:p>
+    <w:p>
+      <w:pPr>
+        <w:tabs>
+          <w:tab w:val="right" w:leader="heavy" w:pos="9354"/>
+        </w:tabs>
+        <w:spacing w:before="80" w:after="60" w:line="480" w:lineRule="auto"/>
+        <w:ind w:left="283"/>
+        <w:rPr>
+          <w:sz w:val="24"/>
+        </w:rPr>
+      </w:pPr>
+      <w:r>
+        <w:rPr>
+          <w:sz w:val="24"/>
+        </w:rPr>
+        <w:t>B:</w:t>
+      </w:r>
+      <w:r>
+        <w:rPr>
+          <w:sz w:val="24"/>
+        </w:rPr>
+        <w:tab/>
+      </w:r>
+    </w:p>
+    <w:p>
+      <w:pPr>
+        <w:pStyle w:val="ListParagraph"/>
+        <w:numPr>
+          <w:ilvl w:val="0"/>
+          <w:numId w:val="10"/>
+        </w:numPr>
+        <w:spacing w:before="120" w:after="80" w:line="480" w:lineRule="auto"/>
+        <w:rPr>
+          <w:sz w:val="24"/>
+        </w:rPr>
+      </w:pPr>
+      <w:r>
+        <w:rPr>
+          <w:sz w:val="24"/>
+        </w:rPr>
+        <w:t>A: What are the benefits of volunteering?</w:t>
+      </w:r>
+    </w:p>
+    <w:p>
+      <w:pPr>
+        <w:tabs>
+          <w:tab w:val="right" w:leader="heavy" w:pos="9354"/>
+        </w:tabs>
+        <w:spacing w:before="80" w:after="60" w:line="480" w:lineRule="auto"/>
+        <w:ind w:left="283"/>
+        <w:rPr>
+          <w:sz w:val="24"/>
+        </w:rPr>
+      </w:pPr>
+      <w:r>
+        <w:rPr>
+          <w:sz w:val="24"/>
+        </w:rPr>
+        <w:t>B:</w:t>
+      </w:r>
+      <w:r>
+        <w:rPr>
+          <w:sz w:val="24"/>
+        </w:rPr>
+        <w:tab/>
+      </w:r>
+    </w:p>
+    <w:p>
+      <w:pPr>
+        <w:pStyle w:val="ListParagraph"/>
+        <w:numPr>
+          <w:ilvl w:val="0"/>
+          <w:numId w:val="10"/>
+        </w:numPr>
+        <w:spacing w:before="120" w:after="80" w:line="480" w:lineRule="auto"/>
+        <w:rPr>
+          <w:sz w:val="24"/>
+        </w:rPr>
+      </w:pPr>
+      <w:r>
+        <w:rPr>
+          <w:sz w:val="24"/>
+        </w:rPr>
+        <w:t>A: Have you ever done any volunteer work?</w:t>
+      </w:r>
+    </w:p>
+    <w:p>
+      <w:pPr>
+        <w:tabs>
+          <w:tab w:val="right" w:leader="heavy" w:pos="9354"/>
+        </w:tabs>
+        <w:spacing w:before="80" w:after="60" w:line="480" w:lineRule="auto"/>
+        <w:ind w:left="283"/>
+        <w:rPr>
+          <w:sz w:val="24"/>
+        </w:rPr>
+      </w:pPr>
+      <w:r>
+        <w:rPr>
+          <w:sz w:val="24"/>
+        </w:rPr>
+        <w:t>B:</w:t>
+      </w:r>
+      <w:r>
+        <w:rPr>
+          <w:sz w:val="24"/>
+        </w:rPr>
+        <w:tab/>
+      </w:r>
+    </w:p>
+    <w:p>
+      <w:pPr>
+        <w:pStyle w:val="ListParagraph"/>
+        <w:numPr>
+          <w:ilvl w:val="0"/>
+          <w:numId w:val="10"/>
+        </w:numPr>
+        <w:spacing w:before="120" w:after="80" w:line="480" w:lineRule="auto"/>
+        <w:rPr>
+          <w:sz w:val="24"/>
+        </w:rPr>
+      </w:pPr>
+      <w:r>
+        <w:rPr>
+          <w:sz w:val="24"/>
+        </w:rPr>
+        <w:t>A: Why would you enjoy volunteering?</w:t>
+      </w:r>
+    </w:p>
+    <w:p>
+      <w:pPr>
+        <w:tabs>
+          <w:tab w:val="right" w:leader="heavy" w:pos="9354"/>
+        </w:tabs>
+        <w:spacing w:before="80" w:after="60" w:line="480" w:lineRule="auto"/>
+        <w:ind w:left="283"/>
+        <w:rPr>
+          <w:sz w:val="24"/>
+        </w:rPr>
+      </w:pPr>
+      <w:r>
+        <w:rPr>
+          <w:sz w:val="24"/>
+        </w:rPr>
+        <w:t>B:</w:t>
+      </w:r>
+      <w:r>
+        <w:rPr>
+          <w:sz w:val="24"/>
+        </w:rPr>
+        <w:tab/>
+      </w:r>
+    </w:p>
+    <w:p>
+      <w:pPr>
+        <w:pStyle w:val="ListParagraph"/>
+        <w:numPr>
+          <w:ilvl w:val="0"/>
+          <w:numId w:val="10"/>
+        </w:numPr>
+        <w:spacing w:before="120" w:after="80" w:line="480" w:lineRule="auto"/>
+        <w:rPr>
+          <w:sz w:val="24"/>
+        </w:rPr>
+      </w:pPr>
+      <w:r>
+        <w:rPr>
+          <w:sz w:val="24"/>
+        </w:rPr>
+        <w:t>A: Why do you think people volunteer?</w:t>
+      </w:r>
+    </w:p>
+    <w:p>
+      <w:pPr>
+        <w:tabs>
+          <w:tab w:val="right" w:leader="heavy" w:pos="9354"/>
+        </w:tabs>
+        <w:spacing w:before="80" w:after="60" w:line="480" w:lineRule="auto"/>
+        <w:ind w:left="283"/>
+        <w:rPr>
+          <w:sz w:val="24"/>
+        </w:rPr>
+      </w:pPr>
+      <w:r>
+        <w:rPr>
+          <w:sz w:val="24"/>
+        </w:rPr>
+        <w:t>B:</w:t>
+      </w:r>
+      <w:r>
+        <w:rPr>
+          <w:sz w:val="24"/>
+        </w:rPr>
+        <w:tab/>
+      </w:r>
+    </w:p>
+    <w:p>
+      <w:pPr>
+        <w:spacing w:before="120" w:after="80" w:line="480" w:lineRule="auto"/>
+        <w:rPr>
+          <w:b/>
+          <w:sz w:val="24"/>
+        </w:rPr>
+      </w:pPr>
+      <w:r>
+        <w:rPr>
+          <w:b/>
+          <w:sz w:val="24"/>
+        </w:rPr>
+        <w:t>II. Put the dialogue into the correct order.</w:t>
+      </w:r>
+    </w:p>
+    <w:p>
+      <w:pPr>
+        <w:spacing w:before="120" w:after="80" w:line="480" w:lineRule="auto"/>
+        <w:rPr>
+          <w:sz w:val="24"/>
+        </w:rPr>
+      </w:pPr>
+      <w:r>
+        <w:rPr>
+          <w:sz w:val="24"/>
+        </w:rPr>
+        <w:t>___________ Have you ever participated in community service?</w:t>
+      </w:r>
+    </w:p>
+    <w:p>
+      <w:pPr>
+        <w:spacing w:before="120" w:after="80" w:line="480" w:lineRule="auto"/>
+        <w:rPr>
+          <w:sz w:val="24"/>
+        </w:rPr>
+      </w:pPr>
+      <w:r>
+        <w:rPr>
+          <w:sz w:val="24"/>
+        </w:rPr>
+        <w:lastRenderedPageBreak/>
+        <w:t>___________ Great! What else have you planned to do?</w:t>
+      </w:r>
+    </w:p>
+    <w:p>
+      <w:pPr>
+        <w:spacing w:before="120" w:after="80" w:line="480" w:lineRule="auto"/>
+        <w:rPr>
+          <w:sz w:val="24"/>
+        </w:rPr>
+      </w:pPr>
+      <w:r>
+        <w:rPr>
+          <w:sz w:val="24"/>
+        </w:rPr>
+        <w:t>___________ Certainly. Community service is the work which benefits the others and your community.</w:t>
+      </w:r>
+    </w:p>
+    <w:p>
+      <w:pPr>
+        <w:spacing w:before="120" w:after="80" w:line="480" w:lineRule="auto"/>
+        <w:rPr>
+          <w:sz w:val="24"/>
+        </w:rPr>
+      </w:pPr>
+      <w:r>
+        <w:rPr>
+          <w:sz w:val="24"/>
+        </w:rPr>
+        <w:t>___________ Of course you can.</w:t>
+      </w:r>
+    </w:p>
+    <w:p>
+      <w:pPr>
+        <w:spacing w:before="120" w:after="80" w:line="480" w:lineRule="auto"/>
+        <w:rPr>
+          <w:sz w:val="24"/>
+        </w:rPr>
+      </w:pPr>
+      <w:r>
+        <w:rPr>
+          <w:sz w:val="24"/>
+        </w:rPr>
+        <w:t>___________ Yes. I'm a volunteer for a charity organization.</w:t>
+      </w:r>
+    </w:p>
+    <w:p>
+      <w:pPr>
+        <w:spacing w:before="120" w:after="80" w:line="480" w:lineRule="auto"/>
+        <w:rPr>
+          <w:sz w:val="24"/>
+        </w:rPr>
+      </w:pPr>
+      <w:r>
+        <w:rPr>
+          <w:sz w:val="24"/>
+        </w:rPr>
+        <w:t>1 Could you tell me what community service is, Joana?</w:t>
+      </w:r>
+    </w:p>
+    <w:p>
+      <w:pPr>
+        <w:spacing w:before="120" w:after="80" w:line="480" w:lineRule="auto"/>
+        <w:rPr>
+          <w:sz w:val="24"/>
+        </w:rPr>
+      </w:pPr>
+      <w:r>
+        <w:rPr>
+          <w:sz w:val="24"/>
+        </w:rPr>
+        <w:t>___________ What have you done so far?</w:t>
+      </w:r>
+    </w:p>
+    <w:p>
+      <w:pPr>
+        <w:spacing w:before="120" w:after="80" w:line="480" w:lineRule="auto"/>
+        <w:rPr>
+          <w:sz w:val="24"/>
+        </w:rPr>
+      </w:pPr>
+      <w:r>
+        <w:rPr>
+          <w:sz w:val="24"/>
+        </w:rPr>
+        <w:t>___________ Well, we have planned to recruit more volunteers and set up a new campaign for recycling.</w:t>
+      </w:r>
+    </w:p>
+    <w:p>
+      <w:pPr>
+        <w:spacing w:before="120" w:after="80" w:line="480" w:lineRule="auto"/>
+        <w:rPr>
+          <w:sz w:val="24"/>
+        </w:rPr>
+      </w:pPr>
+      <w:r>
+        <w:rPr>
+          <w:sz w:val="24"/>
+        </w:rPr>
+        <w:t>___________ That sounds really interesting! Can I take part?</w:t>
+      </w:r>
+    </w:p>
+    <w:p>
+      <w:pPr>
+        <w:spacing w:before="120" w:after="80" w:line="480" w:lineRule="auto"/>
+        <w:rPr>
+          <w:sz w:val="24"/>
+        </w:rPr>
+      </w:pPr>
+      <w:r>
+        <w:rPr>
+          <w:sz w:val="24"/>
+        </w:rPr>
+        <w:t>___________ We have cleaned streets, planted trees and encouraged people to donate food, clothes and money to help the poor and needy people.</w:t>
+      </w:r>
+    </w:p>
+    <w:p>
+      <w:pPr>
+        <w:pStyle w:val="Heading2"/>
+        <w:spacing w:before="240"/>
+        <w:rPr>
+          <w:rFonts w:ascii="Times New Roman" w:hAnsi="Times New Roman" w:cs="Times New Roman"/>
+          <w:b/>
+          <w:color w:val="auto"/>
+          <w:sz w:val="24"/>
+        </w:rPr>
+      </w:pPr>
+      <w:r>
+        <w:rPr>
+          <w:rFonts w:ascii="Times New Roman" w:hAnsi="Times New Roman" w:cs="Times New Roman"/>
+          <w:b/>
+          <w:sz w:val="24"/>
+        </w:rPr>
+        <w:t xml:space="preserve">D. </w:t>
+      </w:r>
+      <w:r>
+        <w:rPr>
+          <w:rFonts w:ascii="Times New Roman" w:hAnsi="Times New Roman" w:cs="Times New Roman"/>
+          <w:b/>
+          <w:color w:val="auto"/>
+          <w:sz w:val="24"/>
+        </w:rPr>
+        <w:t xml:space="preserve"> READING</w:t>
+      </w:r>
+    </w:p>
+    <w:p>
+      <w:pPr>
+        <w:spacing w:before="120" w:after="80"/>
+        <w:rPr>
+          <w:b/>
+          <w:sz w:val="24"/>
+        </w:rPr>
+      </w:pPr>
+      <w:r>
+        <w:rPr>
+          <w:b/>
+          <w:sz w:val="24"/>
+        </w:rPr>
+        <w:t>I.  Fill in each blank with a word from the box.</w:t>
+      </w:r>
+    </w:p>
+    <w:p>
+      <w:pPr>
+        <w:keepNext/>
+        <w:tabs>
+          <w:tab w:val="left" w:pos="3537"/>
+          <w:tab w:val="left" w:pos="4857"/>
+          <w:tab w:val="left" w:pos="6177"/>
+        </w:tabs>
+        <w:spacing w:before="80" w:after="0" w:line="240" w:lineRule="auto"/>
+        <w:ind w:left="2217"/>
+        <w:rPr>
+          <w:b/>
+          <w:sz w:val="24"/>
+        </w:rPr>
+      </w:pPr>
+      <w:r>
+        <w:rPr>
+          <w:b/>
+          <w:noProof/>
+          <w:sz w:val="24"/>
+        </w:rPr>
+        <mc:AlternateContent>
+          <mc:Choice Requires="wps">
+            <w:drawing>
+              <wp:anchor distT="0" distB="0" distL="114300" distR="114300" simplePos="0" relativeHeight="251653114" behindDoc="0" locked="0" layoutInCell="1" allowOverlap="1" wp14:anchorId="509E51F6" wp14:editId="4A045C6B">
+                <wp:simplePos x="0" y="0"/>
+                <wp:positionH relativeFrom="margin">
+                  <wp:posOffset>1331595</wp:posOffset>
+                </wp:positionH>
+                <wp:positionV relativeFrom="paragraph">
+                  <wp:posOffset>-76200</wp:posOffset>
+                </wp:positionV>
+                <wp:extent cx="3276600" cy="558800"/>
+                <wp:effectExtent l="0" t="0" r="19050" b="12700"/>
+                <wp:wrapNone/>
+                <wp:docPr id="779959868" name="Rectangle: Rounded Corners 13"/>
+                <wp:cNvGraphicFramePr/>
+                <a:graphic xmlns:a="http://schemas.openxmlformats.org/drawingml/2006/main">
+                  <a:graphicData uri="http://schemas.microsoft.com/office/word/2010/wordprocessingShape">
+                    <wps:wsp>
+                      <wps:cNvSpPr/>
+                      <wps:spPr>
+                        <a:xfrm>
+                          <a:off x="0" y="0"/>
+                          <a:ext cx="3276600" cy="558800"/>
+                        </a:xfrm>
+                        <a:prstGeom prst="roundRect">
+                          <a:avLst/>
+                        </a:prstGeom>
+                        <a:noFill/>
+                        <a:ln w="12700" cap="flat" cmpd="sng" algn="ctr">
+                          <a:solidFill>
+                            <a:srgbClr val="000000"/>
+                          </a:solidFill>
+                          <a:prstDash val="solid"/>
+                          <a:miter lim="800000"/>
+                        </a:ln>
+                        <a:effectLst/>
+                        <a:extLst>
+                          <a:ext uri="{909E8E84-426E-40DD-AFC4-6F175D3DCCD1}">
+                            <a14:hiddenFill xmlns:a14="http://schemas.microsoft.com/office/drawing/2010/main">
+                              <a:solidFill>
+                                <a:schemeClr val="accent1"/>
+                              </a:solidFill>
+                            </a14:hiddenFill>
+                          </a:ext>
+                        </a:extLst>
+                      </wps:spPr>
+                      <wps:style>
+                        <a:lnRef idx="2">
+                          <a:schemeClr val="accent1">
+                            <a:shade val="15000"/>
+                          </a:schemeClr>
+                        </a:lnRef>
+                        <a:fillRef idx="1">
+                          <a:schemeClr val="accent1"/>
+                        </a:fillRef>
+                        <a:effectRef idx="0">
+                          <a:schemeClr val="accent1"/>
+                        </a:effectRef>
+                        <a:fontRef idx="minor">
+                          <a:schemeClr val="lt1"/>
+                        </a:fontRef>
+                      </wps:style>
+                      <wps:bodyPr rot="0" spcFirstLastPara="0" vertOverflow="overflow" horzOverflow="overflow" vert="horz" wrap="square" lIns="91440" tIns="45720" rIns="91440" bIns="45720" numCol="1" spcCol="0" rtlCol="0" fromWordArt="0" anchor="ctr" anchorCtr="0" forceAA="0" compatLnSpc="1">
+                        <a:prstTxWarp prst="textNoShape">
+                          <a:avLst/>
+                        </a:prstTxWarp>
+                        <a:noAutofit/>
+                      </wps:bodyPr>
+                    </wps:wsp>
+                  </a:graphicData>
+                </a:graphic>
+              </wp:anchor>
+            </w:drawing>
+          </mc:Choice>
+          <mc:Fallback>
+            <w:pict>
+              <v:roundrect w14:anchorId="549417D9" id="Rectangle: Rounded Corners 13" o:spid="_x0000_s1026" style="position:absolute;margin-left:104.85pt;margin-top:-6pt;width:258pt;height:44pt;z-index:251653114;visibility:visible;mso-wrap-style:square;mso-wrap-distance-left:9pt;mso-wrap-distance-top:0;mso-wrap-distance-right:9pt;mso-wrap-distance-bottom:0;mso-position-horizontal:absolute;mso-position-horizontal-relative:margin;mso-position-vertical:absolute;mso-position-vertical-relative:text;v-text-anchor:middle" arcsize="10923f" o:gfxdata="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" filled="f" fillcolor="#156082 [3204]" strokeweight="1pt">
+                <v:stroke joinstyle="miter"/>
+                <w10:wrap anchorx="margin"/>
+              </v:roundrect>
+            </w:pict>
+          </mc:Fallback>
+        </mc:AlternateContent>
+      </w:r>
+      <w:r>
+        <w:rPr>
+          <w:b/>
+          <w:sz w:val="24"/>
+        </w:rPr>
+        <w:t>service</w:t>
+      </w:r>
+      <w:r>
+        <w:rPr>
+          <w:sz w:val="24"/>
+        </w:rPr>
+        <w:tab/>
+      </w:r>
+      <w:r>
+        <w:rPr>
+          <w:b/>
+          <w:sz w:val="24"/>
+        </w:rPr>
+        <w:t>money</w:t>
+      </w:r>
+      <w:r>
+        <w:rPr>
+          <w:sz w:val="24"/>
+        </w:rPr>
+        <w:tab/>
+      </w:r>
+      <w:r>
+        <w:rPr>
+          <w:b/>
+          <w:sz w:val="24"/>
+        </w:rPr>
+        <w:t>back</w:t>
+      </w:r>
+      <w:r>
+        <w:rPr>
+          <w:sz w:val="24"/>
+        </w:rPr>
+        <w:tab/>
+      </w:r>
+      <w:r>
+        <w:rPr>
+          <w:b/>
+          <w:sz w:val="24"/>
+        </w:rPr>
+        <w:t>but</w:t>
+      </w:r>
+    </w:p>
+    <w:p>
+      <w:pPr>
+        <w:keepNext/>
+        <w:tabs>
+          <w:tab w:val="left" w:pos="3537"/>
+          <w:tab w:val="left" w:pos="4857"/>
+          <w:tab w:val="left" w:pos="6177"/>
+        </w:tabs>
+        <w:spacing w:before="80" w:after="0" w:line="480" w:lineRule="auto"/>
+        <w:ind w:left="2217"/>
+        <w:rPr>
+          <w:b/>
+          <w:sz w:val="24"/>
+        </w:rPr>
+      </w:pPr>
+      <w:r>
+        <w:rPr>
+          <w:b/>
+          <w:sz w:val="24"/>
+        </w:rPr>
+        <w:t>clothing</w:t>
+      </w:r>
+      <w:r>
+        <w:rPr>
+          <w:sz w:val="24"/>
+        </w:rPr>
+        <w:tab/>
+      </w:r>
+      <w:r>
+        <w:rPr>
+          <w:b/>
+          <w:sz w:val="24"/>
+        </w:rPr>
+        <w:t>while</w:t>
+      </w:r>
+      <w:r>
+        <w:rPr>
+          <w:sz w:val="24"/>
+        </w:rPr>
+        <w:tab/>
+      </w:r>
+      <w:r>
+        <w:rPr>
+          <w:b/>
+          <w:sz w:val="24"/>
+        </w:rPr>
+        <w:t>volunteer</w:t>
+      </w:r>
+      <w:r>
+        <w:rPr>
+          <w:sz w:val="24"/>
+        </w:rPr>
+        <w:tab/>
+      </w:r>
+      <w:r>
+        <w:rPr>
+          <w:b/>
+          <w:sz w:val="24"/>
+        </w:rPr>
+        <w:t>together</w:t>
+      </w:r>
+    </w:p>
+    <w:p>
+      <w:pPr>
+        <w:keepNext/>
+        <w:tabs>
+          <w:tab w:val="left" w:pos="3537"/>
+          <w:tab w:val="left" w:pos="4857"/>
+          <w:tab w:val="left" w:pos="6177"/>
+        </w:tabs>
+        <w:spacing w:after="80" w:line="480" w:lineRule="auto"/>
+        <w:ind w:firstLine="425"/>
+        <w:jc w:val="both"/>
+        <w:rPr>
+          <w:sz w:val="24"/>
+        </w:rPr>
+      </w:pPr>
+      <w:r>
+        <w:rPr>
+          <w:sz w:val="24"/>
+        </w:rPr>
+        <w:t xml:space="preserve">Many people (1) ___________ in their communities. Some people work with children or the elderly (2) ___________ others clean city parks. Some student clubs require their members to participate in a certain number of hours of community (3) ___________ every month. One way that communities work (4) ___________ is by raising funds for those in need. A community might raise (5) ___________ for a school to buy new equipment or uniforms by selling baked goods or holding a yard sale. Many communities provide places for people in need to receive food, (6) ___________, or shelter. Volunteering can help people feel like they are giving something (7) </w:t>
+      </w:r>
+      <w:r>
+        <w:rPr>
+          <w:sz w:val="24"/>
+        </w:rPr>
+        <w:lastRenderedPageBreak/>
+        <w:t>___________ to their communities. Sometimes a person may need help at one time (8) ___________ be able to help others later.</w:t>
+      </w:r>
+    </w:p>
+    <w:p>
+      <w:pPr>
+        <w:tabs>
+          <w:tab w:val="left" w:pos="3537"/>
+          <w:tab w:val="left" w:pos="4857"/>
+          <w:tab w:val="left" w:pos="6177"/>
+        </w:tabs>
+        <w:spacing w:before="120" w:after="80" w:line="480" w:lineRule="auto"/>
+        <w:rPr>
+          <w:b/>
+          <w:sz w:val="24"/>
+        </w:rPr>
+      </w:pPr>
+      <w:r>
+        <w:rPr>
+          <w:b/>
+          <w:sz w:val="24"/>
+        </w:rPr>
+        <w:t>II. Read the text carefully then answer the questions.</w:t>
+      </w:r>
+    </w:p>
+    <w:p>
+      <w:pPr>
+        <w:tabs>
+          <w:tab w:val="left" w:pos="3537"/>
+          <w:tab w:val="left" w:pos="4857"/>
+          <w:tab w:val="left" w:pos="6177"/>
+        </w:tabs>
+        <w:spacing w:after="80" w:line="480" w:lineRule="auto"/>
+        <w:ind w:firstLine="425"/>
+        <w:jc w:val="both"/>
+        <w:rPr>
+          <w:sz w:val="24"/>
+        </w:rPr>
+      </w:pPr>
+      <w:r>
+        <w:rPr>
+          <w:sz w:val="24"/>
+        </w:rPr>
+        <w:t>Community service is work done by a person or group of people that benefits others. It is often done near the area where you live, so your own community gets the benefits of your work. You do not get paid to perform community service, but get to learn a lot. Community service can help many different groups of people: children, elderly people, homeless people, people in poverty and people with disabilities, even animals and the environment. Community service is often organized through a local group, such as a place of worship, school, or non-profit organization, or you can start your own community service projects. Community service can even involve raising funds by donating used goods or selling used goods like clothing.</w:t>
+      </w:r>
+    </w:p>
+    <w:p>
+      <w:pPr>
+        <w:tabs>
+          <w:tab w:val="left" w:pos="3537"/>
+          <w:tab w:val="left" w:pos="4857"/>
+          <w:tab w:val="left" w:pos="6177"/>
+        </w:tabs>
+        <w:spacing w:after="80" w:line="480" w:lineRule="auto"/>
+        <w:ind w:firstLine="425"/>
+        <w:jc w:val="both"/>
+        <w:rPr>
+          <w:sz w:val="24"/>
+        </w:rPr>
+      </w:pPr>
+      <w:r>
+        <w:rPr>
+          <w:sz w:val="24"/>
+        </w:rPr>
+        <w:t>Many people participate in community service because they enjoy helping others and improving their community.</w:t>
+      </w:r>
+    </w:p>
+    <w:p>
+      <w:pPr>
+        <w:pStyle w:val="ListParagraph"/>
+        <w:numPr>
+          <w:ilvl w:val="0"/>
+          <w:numId w:val="11"/>
+        </w:numPr>
+        <w:tabs>
+          <w:tab w:val="left" w:pos="3537"/>
+          <w:tab w:val="left" w:pos="4857"/>
+          <w:tab w:val="left" w:pos="6177"/>
+        </w:tabs>
+        <w:spacing w:before="120" w:after="80" w:line="480" w:lineRule="auto"/>
+        <w:rPr>
+          <w:sz w:val="24"/>
+        </w:rPr>
+      </w:pPr>
+      <w:r>
+        <w:rPr>
+          <w:sz w:val="24"/>
+        </w:rPr>
+        <w:t>What is community service?</w:t>
+      </w:r>
+    </w:p>
+    <w:p>
+      <w:pPr>
+        <w:tabs>
+          <w:tab w:val="right" w:leader="heavy" w:pos="9354"/>
+        </w:tabs>
+        <w:spacing w:before="80" w:after="60" w:line="480" w:lineRule="auto"/>
+        <w:ind w:left="283"/>
+        <w:rPr>
+          <w:sz w:val="24"/>
+        </w:rPr>
+      </w:pPr>
+      <w:r>
+        <w:rPr>
+          <w:sz w:val="24"/>
+        </w:rPr>
+        <w:tab/>
+      </w:r>
+    </w:p>
+    <w:p>
+      <w:pPr>
+        <w:pStyle w:val="ListParagraph"/>
+        <w:numPr>
+          <w:ilvl w:val="0"/>
+          <w:numId w:val="11"/>
+        </w:numPr>
+        <w:spacing w:before="120" w:after="80" w:line="480" w:lineRule="auto"/>
+        <w:rPr>
+          <w:sz w:val="24"/>
+        </w:rPr>
+      </w:pPr>
+      <w:r>
+        <w:rPr>
+          <w:sz w:val="24"/>
+        </w:rPr>
+        <w:t>Where is community service often done?</w:t>
+      </w:r>
+    </w:p>
+    <w:p>
+      <w:pPr>
+        <w:tabs>
+          <w:tab w:val="right" w:leader="heavy" w:pos="9354"/>
+        </w:tabs>
+        <w:spacing w:before="80" w:after="60" w:line="480" w:lineRule="auto"/>
+        <w:ind w:left="283"/>
+        <w:rPr>
+          <w:sz w:val="24"/>
+        </w:rPr>
+      </w:pPr>
+      <w:r>
+        <w:rPr>
+          <w:sz w:val="24"/>
+        </w:rPr>
+        <w:tab/>
+      </w:r>
+    </w:p>
+    <w:p>
+      <w:pPr>
+        <w:pStyle w:val="ListParagraph"/>
+        <w:numPr>
+          <w:ilvl w:val="0"/>
+          <w:numId w:val="11"/>
+        </w:numPr>
+        <w:spacing w:before="120" w:after="80" w:line="480" w:lineRule="auto"/>
+        <w:rPr>
+          <w:sz w:val="24"/>
+        </w:rPr>
+      </w:pPr>
+      <w:r>
+        <w:rPr>
+          <w:sz w:val="24"/>
+        </w:rPr>
+        <w:t>Is community service a paying job?</w:t>
+      </w:r>
+    </w:p>
+    <w:p>
+      <w:pPr>
+        <w:tabs>
+          <w:tab w:val="right" w:leader="heavy" w:pos="9354"/>
+        </w:tabs>
+        <w:spacing w:before="80" w:after="60" w:line="480" w:lineRule="auto"/>
+        <w:ind w:left="283"/>
+        <w:rPr>
+          <w:sz w:val="24"/>
+        </w:rPr>
+      </w:pPr>
+      <w:r>
+        <w:rPr>
+          <w:sz w:val="24"/>
+        </w:rPr>
+        <w:tab/>
+      </w:r>
+    </w:p>
+    <w:p>
+      <w:pPr>
+        <w:pStyle w:val="ListParagraph"/>
+        <w:numPr>
+          <w:ilvl w:val="0"/>
+          <w:numId w:val="11"/>
+        </w:numPr>
+        <w:spacing w:before="120" w:after="80" w:line="480" w:lineRule="auto"/>
+        <w:rPr>
+          <w:sz w:val="24"/>
+        </w:rPr>
+      </w:pPr>
+      <w:r>
+        <w:rPr>
+          <w:sz w:val="24"/>
+        </w:rPr>
+        <w:t>What groups of people can community service help?</w:t>
+      </w:r>
+    </w:p>
+    <w:p>
+      <w:pPr>
+        <w:tabs>
+          <w:tab w:val="right" w:leader="heavy" w:pos="9354"/>
+        </w:tabs>
+        <w:spacing w:before="80" w:after="60" w:line="480" w:lineRule="auto"/>
+        <w:ind w:left="283"/>
+        <w:rPr>
+          <w:sz w:val="24"/>
+        </w:rPr>
+      </w:pPr>
+      <w:r>
+        <w:rPr>
+          <w:sz w:val="24"/>
+        </w:rPr>
+        <w:tab/>
+      </w:r>
+    </w:p>
+    <w:p>
+      <w:pPr>
+        <w:pStyle w:val="ListParagraph"/>
+        <w:numPr>
+          <w:ilvl w:val="0"/>
+          <w:numId w:val="11"/>
+        </w:numPr>
+        <w:spacing w:before="120" w:after="80" w:line="480" w:lineRule="auto"/>
+        <w:rPr>
+          <w:sz w:val="24"/>
+        </w:rPr>
+      </w:pPr>
+      <w:r>
+        <w:rPr>
+          <w:sz w:val="24"/>
+        </w:rPr>
+        <w:t>Is donation of used goods a community service example?</w:t>
+      </w:r>
+    </w:p>
+    <w:p>
+      <w:pPr>
+        <w:tabs>
+          <w:tab w:val="right" w:leader="heavy" w:pos="9354"/>
+        </w:tabs>
+        <w:spacing w:before="80" w:after="60" w:line="480" w:lineRule="auto"/>
+        <w:ind w:left="283"/>
+        <w:rPr>
+          <w:sz w:val="24"/>
+        </w:rPr>
+      </w:pPr>
+      <w:r>
+        <w:rPr>
+          <w:sz w:val="24"/>
+        </w:rPr>
+        <w:tab/>
+      </w:r>
+    </w:p>
+    <w:p>
+      <w:pPr>
+        <w:pStyle w:val="ListParagraph"/>
+        <w:numPr>
+          <w:ilvl w:val="0"/>
+          <w:numId w:val="11"/>
+        </w:numPr>
+        <w:spacing w:before="120" w:after="80" w:line="480" w:lineRule="auto"/>
+        <w:rPr>
+          <w:sz w:val="24"/>
+        </w:rPr>
+      </w:pPr>
+      <w:r>
+        <w:rPr>
+          <w:sz w:val="24"/>
+        </w:rPr>
+        <w:t>Why do people take part in community service?</w:t>
+      </w:r>
+    </w:p>
+    <w:p>
+      <w:pPr>
+        <w:tabs>
+          <w:tab w:val="right" w:leader="heavy" w:pos="9354"/>
+        </w:tabs>
+        <w:spacing w:before="80" w:after="60" w:line="480" w:lineRule="auto"/>
+        <w:ind w:left="283"/>
+        <w:rPr>
+          <w:sz w:val="24"/>
+        </w:rPr>
+      </w:pPr>
+      <w:r>
+        <w:rPr>
+          <w:sz w:val="24"/>
+        </w:rPr>
+        <w:lastRenderedPageBreak/>
+        <w:tab/>
+      </w:r>
+    </w:p>
+    <w:p>
+      <w:pPr>
+        <w:pStyle w:val="Heading2"/>
+        <w:spacing w:before="240"/>
+        <w:rPr>
+          <w:rFonts w:ascii="Times New Roman" w:hAnsi="Times New Roman" w:cs="Times New Roman"/>
+          <w:b/>
+          <w:color w:val="auto"/>
+          <w:sz w:val="24"/>
+        </w:rPr>
+      </w:pPr>
+      <w:r>
+        <w:rPr>
+          <w:rFonts w:ascii="Times New Roman" w:hAnsi="Times New Roman" w:cs="Times New Roman"/>
+          <w:b/>
+          <w:sz w:val="24"/>
+        </w:rPr>
+        <w:t xml:space="preserve">E. </w:t>
+      </w:r>
+      <w:r>
+        <w:rPr>
+          <w:rFonts w:ascii="Times New Roman" w:hAnsi="Times New Roman" w:cs="Times New Roman"/>
+          <w:b/>
+          <w:color w:val="auto"/>
+          <w:sz w:val="24"/>
+        </w:rPr>
+        <w:t xml:space="preserve"> WRITING</w:t>
+      </w:r>
+    </w:p>
+    <w:p>
+      <w:pPr>
+        <w:spacing w:before="120" w:after="80"/>
+        <w:rPr>
+          <w:b/>
+          <w:sz w:val="24"/>
+        </w:rPr>
+      </w:pPr>
+      <w:r>
+        <w:rPr>
+          <w:b/>
+          <w:sz w:val="24"/>
+        </w:rPr>
+        <w:t>I.  Arrange the words to make sentences.</w:t>
+      </w:r>
+    </w:p>
+    <w:p>
+      <w:pPr>
+        <w:pStyle w:val="ListParagraph"/>
+        <w:numPr>
+          <w:ilvl w:val="0"/>
+          <w:numId w:val="12"/>
+        </w:numPr>
+        <w:spacing w:before="120" w:after="80"/>
+        <w:rPr>
+          <w:b/>
+          <w:sz w:val="24"/>
+        </w:rPr>
+      </w:pPr>
+      <w:r>
+        <w:rPr>
+          <w:sz w:val="24"/>
+        </w:rPr>
+        <w:t>way/ others/ community/ a/ help/ service/ is/ great/ to/.</w:t>
+      </w:r>
+    </w:p>
+    <w:p>
+      <w:pPr>
+        <w:tabs>
+          <w:tab w:val="right" w:leader="heavy" w:pos="9354"/>
+        </w:tabs>
+        <w:spacing w:before="80" w:after="60"/>
+        <w:ind w:left="283"/>
+        <w:rPr>
+          <w:sz w:val="24"/>
+        </w:rPr>
+      </w:pPr>
+      <w:r>
+        <w:rPr>
+          <w:sz w:val="24"/>
+        </w:rPr>
+        <w:tab/>
+      </w:r>
+    </w:p>
+    <w:p>
+      <w:pPr>
+        <w:pStyle w:val="ListParagraph"/>
+        <w:numPr>
+          <w:ilvl w:val="0"/>
+          <w:numId w:val="12"/>
+        </w:numPr>
+        <w:spacing w:before="120" w:after="80"/>
+        <w:rPr>
+          <w:sz w:val="24"/>
+        </w:rPr>
+      </w:pPr>
+      <w:r>
+        <w:rPr>
+          <w:sz w:val="24"/>
+        </w:rPr>
+        <w:t>they/ community/ people/ because/ volunteer/ want/ improve/ to/ their/.</w:t>
+      </w:r>
+    </w:p>
+    <w:p>
+      <w:pPr>
+        <w:tabs>
+          <w:tab w:val="right" w:leader="heavy" w:pos="9354"/>
+        </w:tabs>
+        <w:spacing w:before="80" w:after="60"/>
+        <w:ind w:left="283"/>
+        <w:rPr>
+          <w:sz w:val="24"/>
+        </w:rPr>
+      </w:pPr>
+      <w:r>
+        <w:rPr>
+          <w:sz w:val="24"/>
+        </w:rPr>
+        <w:tab/>
+      </w:r>
+    </w:p>
+    <w:p>
+      <w:pPr>
+        <w:pStyle w:val="ListParagraph"/>
+        <w:numPr>
+          <w:ilvl w:val="0"/>
+          <w:numId w:val="12"/>
+        </w:numPr>
+        <w:spacing w:before="120" w:after="80"/>
+        <w:rPr>
+          <w:sz w:val="24"/>
+        </w:rPr>
+      </w:pPr>
+      <w:r>
+        <w:rPr>
+          <w:sz w:val="24"/>
+        </w:rPr>
+        <w:t>encouraged/ books/ people/ street children/ we/ to/ donate/ and clothes/ to/.</w:t>
+      </w:r>
+    </w:p>
+    <w:p>
+      <w:pPr>
+        <w:tabs>
+          <w:tab w:val="right" w:leader="heavy" w:pos="9354"/>
+        </w:tabs>
+        <w:spacing w:before="80" w:after="60"/>
+        <w:ind w:left="283"/>
+        <w:rPr>
+          <w:sz w:val="24"/>
+        </w:rPr>
+      </w:pPr>
+      <w:r>
+        <w:rPr>
+          <w:sz w:val="24"/>
+        </w:rPr>
+        <w:tab/>
+      </w:r>
+    </w:p>
+    <w:p>
+      <w:pPr>
+        <w:pStyle w:val="ListParagraph"/>
+        <w:numPr>
+          <w:ilvl w:val="0"/>
+          <w:numId w:val="12"/>
+        </w:numPr>
+        <w:spacing w:before="120" w:after="80"/>
+        <w:rPr>
+          <w:sz w:val="24"/>
+        </w:rPr>
+      </w:pPr>
+      <w:r>
+        <w:rPr>
+          <w:sz w:val="24"/>
+        </w:rPr>
+        <w:t>what/ to/ help/ we/ can/ do/ the environment/ clean/?</w:t>
+      </w:r>
+    </w:p>
+    <w:p>
+      <w:pPr>
+        <w:tabs>
+          <w:tab w:val="right" w:leader="heavy" w:pos="9354"/>
+        </w:tabs>
+        <w:spacing w:before="80" w:after="60"/>
+        <w:ind w:left="283"/>
+        <w:rPr>
+          <w:sz w:val="24"/>
+        </w:rPr>
+      </w:pPr>
+      <w:r>
+        <w:rPr>
+          <w:sz w:val="24"/>
+        </w:rPr>
+        <w:tab/>
+      </w:r>
+    </w:p>
+    <w:p>
+      <w:pPr>
+        <w:pStyle w:val="ListParagraph"/>
+        <w:numPr>
+          <w:ilvl w:val="0"/>
+          <w:numId w:val="12"/>
+        </w:numPr>
+        <w:spacing w:before="120" w:after="80"/>
+        <w:rPr>
+          <w:sz w:val="24"/>
+        </w:rPr>
+      </w:pPr>
+      <w:r>
+        <w:rPr>
+          <w:sz w:val="24"/>
+        </w:rPr>
+        <w:t>last semester/ work/ do/ you/ did/ volunteer/ any/?</w:t>
+      </w:r>
+    </w:p>
+    <w:p>
+      <w:pPr>
+        <w:tabs>
+          <w:tab w:val="right" w:leader="heavy" w:pos="9354"/>
+        </w:tabs>
+        <w:spacing w:before="80" w:after="60"/>
+        <w:ind w:left="283"/>
+        <w:rPr>
+          <w:sz w:val="24"/>
+        </w:rPr>
+      </w:pPr>
+      <w:r>
+        <w:rPr>
+          <w:sz w:val="24"/>
+        </w:rPr>
+        <w:tab/>
+      </w:r>
+    </w:p>
+    <w:p>
+      <w:pPr>
+        <w:pStyle w:val="ListParagraph"/>
+        <w:numPr>
+          <w:ilvl w:val="0"/>
+          <w:numId w:val="12"/>
+        </w:numPr>
+        <w:spacing w:before="120" w:after="80"/>
+        <w:rPr>
+          <w:sz w:val="24"/>
+        </w:rPr>
+      </w:pPr>
+      <w:r>
+        <w:rPr>
+          <w:sz w:val="24"/>
+        </w:rPr>
+        <w:t>free time/ Joe/ doing/ work/ spent/ most/ at/ his/ local hospital/ a/ of/ volunteer/.</w:t>
+      </w:r>
+    </w:p>
+    <w:p>
+      <w:pPr>
+        <w:tabs>
+          <w:tab w:val="right" w:leader="heavy" w:pos="9354"/>
+        </w:tabs>
+        <w:spacing w:before="80" w:after="60"/>
+        <w:ind w:left="283"/>
+        <w:rPr>
+          <w:sz w:val="24"/>
+        </w:rPr>
+      </w:pPr>
+      <w:r>
+        <w:rPr>
+          <w:sz w:val="24"/>
+        </w:rPr>
+        <w:tab/>
+      </w:r>
+    </w:p>
+    <w:p>
+      <w:pPr>
+        <w:spacing w:before="120" w:after="80"/>
+        <w:rPr>
+          <w:b/>
+          <w:sz w:val="24"/>
+        </w:rPr>
+      </w:pPr>
+      <w:r>
+        <w:rPr>
+          <w:b/>
+          <w:sz w:val="24"/>
+        </w:rPr>
+        <w:t>II. Write the second sentence so that it has the same meaning as the first one. Use the word in brackets.</w:t>
+      </w:r>
+    </w:p>
+    <w:p>
+      <w:pPr>
+        <w:pStyle w:val="ListParagraph"/>
+        <w:numPr>
+          <w:ilvl w:val="0"/>
+          <w:numId w:val="13"/>
+        </w:numPr>
+        <w:spacing w:before="120" w:after="80"/>
+        <w:rPr>
+          <w:b/>
+          <w:sz w:val="24"/>
+        </w:rPr>
+      </w:pPr>
+      <w:r>
+        <w:rPr>
+          <w:sz w:val="24"/>
+        </w:rPr>
+        <w:t>I joined the volunteer club because I wanted to help people in need. (so)</w:t>
+      </w:r>
+    </w:p>
+    <w:p>
+      <w:pPr>
+        <w:tabs>
+          <w:tab w:val="right" w:leader="heavy" w:pos="9354"/>
+        </w:tabs>
+        <w:spacing w:before="80" w:after="60"/>
+        <w:ind w:left="283"/>
+        <w:rPr>
+          <w:sz w:val="24"/>
+        </w:rPr>
+      </w:pPr>
+      <w:r>
+        <w:rPr>
+          <w:rFonts w:hint="eastAsia"/>
+          <w:sz w:val="24"/>
+        </w:rPr>
+        <w:t>→</w:t>
+      </w:r>
+      <w:r>
+        <w:rPr>
+          <w:rFonts w:hint="eastAsia"/>
+          <w:sz w:val="24"/>
+        </w:rPr>
+        <w:t xml:space="preserve"> I</w:t>
+      </w:r>
+      <w:r>
+        <w:rPr>
+          <w:sz w:val="24"/>
+        </w:rPr>
+        <w:tab/>
+      </w:r>
+    </w:p>
+    <w:p>
+      <w:pPr>
+        <w:pStyle w:val="ListParagraph"/>
+        <w:numPr>
+          <w:ilvl w:val="0"/>
+          <w:numId w:val="13"/>
+        </w:numPr>
+        <w:spacing w:before="120" w:after="80"/>
+        <w:rPr>
+          <w:sz w:val="24"/>
+        </w:rPr>
+      </w:pPr>
+      <w:r>
+        <w:rPr>
+          <w:sz w:val="24"/>
+        </w:rPr>
+        <w:t>Volunteers collected marine litter on the beaches. (picked)</w:t>
+      </w:r>
+    </w:p>
+    <w:p>
+      <w:pPr>
+        <w:tabs>
+          <w:tab w:val="right" w:leader="heavy" w:pos="9354"/>
+        </w:tabs>
+        <w:spacing w:before="80" w:after="60"/>
+        <w:ind w:left="283"/>
+        <w:rPr>
+          <w:sz w:val="24"/>
+        </w:rPr>
+      </w:pPr>
+      <w:r>
+        <w:rPr>
+          <w:rFonts w:hint="eastAsia"/>
+          <w:sz w:val="24"/>
+        </w:rPr>
+        <w:t>→</w:t>
+      </w:r>
+      <w:r>
+        <w:rPr>
+          <w:rFonts w:hint="eastAsia"/>
+          <w:sz w:val="24"/>
+        </w:rPr>
+        <w:t xml:space="preserve"> Volunteers</w:t>
+      </w:r>
+      <w:r>
+        <w:rPr>
+          <w:sz w:val="24"/>
+        </w:rPr>
+        <w:tab/>
+      </w:r>
+    </w:p>
+    <w:p>
+      <w:pPr>
+        <w:pStyle w:val="ListParagraph"/>
+        <w:numPr>
+          <w:ilvl w:val="0"/>
+          <w:numId w:val="13"/>
+        </w:numPr>
+        <w:spacing w:before="120" w:after="80"/>
+        <w:rPr>
+          <w:sz w:val="24"/>
+        </w:rPr>
+      </w:pPr>
+      <w:r>
+        <w:rPr>
+          <w:sz w:val="24"/>
+        </w:rPr>
+        <w:t>Let me reach my office and then I will talk to him. (when)</w:t>
+      </w:r>
+    </w:p>
+    <w:p>
+      <w:pPr>
+        <w:tabs>
+          <w:tab w:val="right" w:leader="heavy" w:pos="9354"/>
+        </w:tabs>
+        <w:spacing w:before="80" w:after="60"/>
+        <w:ind w:left="283"/>
+        <w:rPr>
+          <w:sz w:val="24"/>
+        </w:rPr>
+      </w:pPr>
+      <w:r>
+        <w:rPr>
+          <w:rFonts w:hint="eastAsia"/>
+          <w:sz w:val="24"/>
+        </w:rPr>
+        <w:t>→</w:t>
+      </w:r>
+      <w:r>
+        <w:rPr>
+          <w:rFonts w:hint="eastAsia"/>
+          <w:sz w:val="24"/>
+        </w:rPr>
+        <w:t xml:space="preserve"> I</w:t>
+      </w:r>
+      <w:r>
+        <w:rPr>
+          <w:sz w:val="24"/>
+        </w:rPr>
+        <w:tab/>
+      </w:r>
+    </w:p>
+    <w:p>
+      <w:pPr>
+        <w:pStyle w:val="ListParagraph"/>
+        <w:numPr>
+          <w:ilvl w:val="0"/>
+          <w:numId w:val="13"/>
+        </w:numPr>
+        <w:spacing w:before="120" w:after="80"/>
+        <w:rPr>
+          <w:sz w:val="24"/>
+        </w:rPr>
+      </w:pPr>
+      <w:r>
+        <w:rPr>
+          <w:sz w:val="24"/>
+        </w:rPr>
+        <w:t>Why don't we donate our old books, toys and clothes to charity? (suggests)</w:t>
+      </w:r>
+    </w:p>
+    <w:p>
+      <w:pPr>
+        <w:tabs>
+          <w:tab w:val="right" w:leader="heavy" w:pos="9354"/>
+        </w:tabs>
+        <w:spacing w:before="80" w:after="60"/>
+        <w:ind w:left="283"/>
+        <w:rPr>
+          <w:sz w:val="24"/>
+        </w:rPr>
+      </w:pPr>
+      <w:r>
+        <w:rPr>
+          <w:rFonts w:hint="eastAsia"/>
+          <w:sz w:val="24"/>
+        </w:rPr>
+        <w:t>→</w:t>
+      </w:r>
+      <w:r>
+        <w:rPr>
+          <w:rFonts w:hint="eastAsia"/>
+          <w:sz w:val="24"/>
+        </w:rPr>
+        <w:t xml:space="preserve"> Mom</w:t>
+      </w:r>
+      <w:r>
+        <w:rPr>
+          <w:sz w:val="24"/>
+        </w:rPr>
+        <w:tab/>
+      </w:r>
+    </w:p>
+    <w:p>
+      <w:pPr>
+        <w:pStyle w:val="ListParagraph"/>
+        <w:numPr>
+          <w:ilvl w:val="0"/>
+          <w:numId w:val="13"/>
+        </w:numPr>
+        <w:spacing w:before="120" w:after="80"/>
+        <w:rPr>
+          <w:sz w:val="24"/>
+        </w:rPr>
+      </w:pPr>
+      <w:r>
+        <w:rPr>
+          <w:sz w:val="24"/>
+        </w:rPr>
+        <w:t>Jane stayed behind after the class in order to talk to the teacher. (because)</w:t>
+      </w:r>
+    </w:p>
+    <w:p>
+      <w:pPr>
+        <w:tabs>
+          <w:tab w:val="right" w:leader="heavy" w:pos="9354"/>
+        </w:tabs>
+        <w:spacing w:before="80" w:after="60"/>
+        <w:ind w:left="283"/>
+        <w:rPr>
+          <w:sz w:val="24"/>
+        </w:rPr>
+      </w:pPr>
+      <w:r>
+        <w:rPr>
+          <w:rFonts w:hint="eastAsia"/>
+          <w:sz w:val="24"/>
+        </w:rPr>
+        <w:t>→</w:t>
+      </w:r>
+      <w:r>
+        <w:rPr>
+          <w:rFonts w:hint="eastAsia"/>
+          <w:sz w:val="24"/>
+        </w:rPr>
+        <w:t xml:space="preserve"> Jane</w:t>
+      </w:r>
+      <w:r>
+        <w:rPr>
+          <w:sz w:val="24"/>
+        </w:rPr>
+        <w:tab/>
+      </w:r>
+    </w:p>
+    <w:p>
+      <w:pPr>
+        <w:pStyle w:val="ListParagraph"/>
+        <w:numPr>
+          <w:ilvl w:val="0"/>
+          <w:numId w:val="13"/>
+        </w:numPr>
+        <w:spacing w:before="120" w:after="80"/>
+        <w:rPr>
+          <w:sz w:val="24"/>
+        </w:rPr>
+      </w:pPr>
+      <w:r>
+        <w:rPr>
+          <w:sz w:val="24"/>
+        </w:rPr>
+        <w:t>My sister participated in volunteer work two years ago. (part)</w:t>
+      </w:r>
+    </w:p>
+    <w:p>
+      <w:pPr>
+        <w:tabs>
+          <w:tab w:val="right" w:leader="heavy" w:pos="9354"/>
+        </w:tabs>
+        <w:spacing w:before="80" w:after="60"/>
+        <w:ind w:left="283"/>
+        <w:rPr>
+          <w:sz w:val="24"/>
+        </w:rPr>
+      </w:pPr>
+      <w:r>
+        <w:rPr>
+          <w:rFonts w:hint="eastAsia"/>
+          <w:sz w:val="24"/>
+        </w:rPr>
+        <w:t>→</w:t>
+      </w:r>
+      <w:r>
+        <w:rPr>
+          <w:rFonts w:hint="eastAsia"/>
+          <w:sz w:val="24"/>
+        </w:rPr>
+        <w:t xml:space="preserve"> My sister</w:t>
+      </w:r>
+      <w:r>
+        <w:rPr>
+          <w:sz w:val="24"/>
+        </w:rPr>
+        <w:tab/>
+      </w:r>
+    </w:p>
+    <w:p>
+      <w:pPr>
+        <w:pStyle w:val="ListParagraph"/>
+        <w:numPr>
+          <w:ilvl w:val="0"/>
+          <w:numId w:val="13"/>
+        </w:numPr>
+        <w:spacing w:before="120" w:after="80"/>
+        <w:rPr>
+          <w:sz w:val="24"/>
+        </w:rPr>
+      </w:pPr>
+      <w:r>
+        <w:rPr>
+          <w:sz w:val="24"/>
+        </w:rPr>
+        <w:t>How long have you been a member of Volunteers In Asia? (join)</w:t>
+      </w:r>
+    </w:p>
+    <w:p>
+      <w:pPr>
+        <w:tabs>
+          <w:tab w:val="right" w:leader="heavy" w:pos="9354"/>
+        </w:tabs>
+        <w:spacing w:before="80" w:after="60"/>
+        <w:ind w:left="283"/>
+        <w:rPr>
+          <w:sz w:val="24"/>
+        </w:rPr>
+      </w:pPr>
+      <w:r>
+        <w:rPr>
+          <w:rFonts w:hint="eastAsia"/>
+          <w:sz w:val="24"/>
+        </w:rPr>
+        <w:t>→</w:t>
+      </w:r>
+      <w:r>
+        <w:rPr>
+          <w:rFonts w:hint="eastAsia"/>
+          <w:sz w:val="24"/>
+        </w:rPr>
+        <w:t xml:space="preserve"> When</w:t>
+      </w:r>
+      <w:r>
+        <w:rPr>
+          <w:sz w:val="24"/>
+        </w:rPr>
+        <w:tab/>
+      </w:r>
+    </w:p>
+    <w:p>
+      <w:pPr>
+        <w:pStyle w:val="ListParagraph"/>
+        <w:numPr>
+          <w:ilvl w:val="0"/>
+          <w:numId w:val="13"/>
+        </w:numPr>
+        <w:spacing w:before="120" w:after="80"/>
+        <w:rPr>
+          <w:sz w:val="24"/>
+        </w:rPr>
+      </w:pPr>
+      <w:r>
+        <w:rPr>
+          <w:sz w:val="24"/>
+        </w:rPr>
+        <w:lastRenderedPageBreak/>
+        <w:t>We suggested people recycle glass, cans and paper. (encouraged)</w:t>
+      </w:r>
+    </w:p>
+    <w:p>
+      <w:pPr>
+        <w:tabs>
+          <w:tab w:val="right" w:leader="heavy" w:pos="9354"/>
+        </w:tabs>
+        <w:spacing w:before="80" w:after="60"/>
+        <w:ind w:left="283"/>
+        <w:rPr>
+          <w:sz w:val="24"/>
+        </w:rPr>
+      </w:pPr>
+      <w:r>
+        <w:rPr>
+          <w:rFonts w:hint="eastAsia"/>
+          <w:sz w:val="24"/>
+        </w:rPr>
+        <w:t>→</w:t>
+      </w:r>
+      <w:r>
+        <w:rPr>
+          <w:rFonts w:hint="eastAsia"/>
+          <w:sz w:val="24"/>
+        </w:rPr>
+        <w:t xml:space="preserve"> We</w:t>
+      </w:r>
+      <w:r>
+        <w:rPr>
+          <w:sz w:val="24"/>
+        </w:rPr>
+        <w:tab/>
+      </w:r>
+    </w:p>
+    <w:p>
+      <w:pPr>
+        <w:pStyle w:val="Heading1"/>
+        <w:spacing w:before="280" w:after="120"/>
+        <w:rPr>
+          <w:rFonts w:ascii="Times New Roman" w:hAnsi="Times New Roman" w:cs="Times New Roman"/>
+          <w:b/>
+          <w:color w:val="auto"/>
+          <w:sz w:val="24"/>
+        </w:rPr>
+      </w:pPr>
+      <w:r>
+        <w:rPr>
+          <w:rFonts w:ascii="Times New Roman" w:hAnsi="Times New Roman" w:cs="Times New Roman"/>
+          <w:b/>
+          <w:color w:val="auto"/>
+          <w:sz w:val="24"/>
+        </w:rPr>
+        <w:t>TEST FOR UNIT 3</w:t>
+      </w:r>
+    </w:p>
+    <w:p>
+      <w:pPr>
+        <w:spacing w:before="120" w:after="80"/>
+        <w:rPr>
+          <w:b/>
+          <w:sz w:val="24"/>
+        </w:rPr>
+      </w:pPr>
+      <w:r>
+        <w:rPr>
+          <w:b/>
+          <w:sz w:val="24"/>
+        </w:rPr>
+        <w:t>I.  Choose the word whose underlined part is pronounced differently from the others.</w:t>
+      </w:r>
+    </w:p>
+    <w:p>
+      <w:pPr>
+        <w:spacing w:before="120" w:after="80"/>
+        <w:rPr>
+          <w:sz w:val="24"/>
+        </w:rPr>
+      </w:pPr>
+      <w:r>
+        <w:rPr>
+          <w:sz w:val="24"/>
+        </w:rPr>
+        <w:t>1.</w:t>
+      </w:r>
+    </w:p>
+    <w:p>
+      <w:pPr>
+        <w:tabs>
+          <w:tab w:val="left" w:pos="2551"/>
+          <w:tab w:val="left" w:pos="4819"/>
+          <w:tab w:val="left" w:pos="7087"/>
+        </w:tabs>
+        <w:spacing w:before="80" w:after="60"/>
+        <w:ind w:left="283"/>
+        <w:rPr>
+          <w:sz w:val="24"/>
+        </w:rPr>
+      </w:pPr>
+      <w:r>
+        <w:rPr>
+          <w:b/>
+          <w:sz w:val="24"/>
+        </w:rPr>
+        <w:t xml:space="preserve">A. </w:t>
+      </w:r>
+      <w:r>
+        <w:rPr>
+          <w:sz w:val="24"/>
+        </w:rPr>
+        <w:t>ex</w:t>
       </w:r>
       <w:r>
         <w:rPr>
           <w:sz w:val="24"/>
           <w:u w:val="single"/>
         </w:rPr>
-        <w:t>classmates</w:t>
-      </w:r>
-      <w:r>
-        <w:rPr>
-          <w:sz w:val="24"/>
-        </w:rPr>
-        <w:t>. He watches TV every night.</w:t>
-      </w:r>
-      <w:r>
-        <w:rPr>
-          <w:sz w:val="24"/>
-        </w:rPr>
-        <w:tab/>
-        <w:t>___________</w:t>
-      </w:r>
-    </w:p>
-    <w:p>
-      <w:pPr>
-        <w:spacing w:before="120" w:after="80" w:line="240" w:lineRule="auto"/>
-        <w:rPr>
-          <w:b/>
-          <w:sz w:val="24"/>
-        </w:rPr>
-      </w:pPr>
-      <w:r>
-        <w:rPr>
-          <w:b/>
-          <w:sz w:val="24"/>
-        </w:rPr>
-        <w:t>III. SENTENCE TRANSFORMATION</w:t>
-      </w:r>
-    </w:p>
-    <w:p>
-      <w:pPr>
-        <w:spacing w:before="120" w:after="80" w:line="240" w:lineRule="auto"/>
-        <w:rPr>
-          <w:b/>
-          <w:sz w:val="24"/>
-        </w:rPr>
-      </w:pPr>
-      <w:r>
-        <w:rPr>
-          <w:b/>
-          <w:sz w:val="24"/>
-        </w:rPr>
-        <w:t>Complete the second sentence so that it has the same meaning as the first.</w:t>
-      </w:r>
-    </w:p>
-    <w:p>
-      <w:pPr>
-        <w:pStyle w:val="ListParagraph"/>
-        <w:numPr>
-          <w:ilvl w:val="0"/>
-          <w:numId w:val="5"/>
-        </w:numPr>
-        <w:spacing w:before="120" w:after="80" w:line="240" w:lineRule="auto"/>
-        <w:rPr>
-          <w:b/>
-          <w:sz w:val="24"/>
-        </w:rPr>
-      </w:pPr>
-      <w:r>
-        <w:rPr>
-          <w:sz w:val="24"/>
-        </w:rPr>
-        <w:t>What is your favourite hobby?</w:t>
-      </w:r>
-    </w:p>
-    <w:p>
-      <w:pPr>
-        <w:tabs>
-          <w:tab w:val="right" w:leader="heavy" w:pos="9354"/>
-        </w:tabs>
-        <w:spacing w:before="80" w:after="60" w:line="240" w:lineRule="auto"/>
+        <w:t>ch</w:t>
+      </w:r>
+      <w:r>
+        <w:rPr>
+          <w:sz w:val="24"/>
+        </w:rPr>
+        <w:t>ange</w:t>
+      </w:r>
+      <w:r>
+        <w:rPr>
+          <w:sz w:val="24"/>
+        </w:rPr>
+        <w:tab/>
+      </w:r>
+      <w:r>
+        <w:rPr>
+          <w:b/>
+          <w:sz w:val="24"/>
+        </w:rPr>
+        <w:t xml:space="preserve">B. </w:t>
+      </w:r>
+      <w:r>
+        <w:rPr>
+          <w:sz w:val="24"/>
+        </w:rPr>
+        <w:t>s</w:t>
+      </w:r>
+      <w:r>
+        <w:rPr>
+          <w:sz w:val="24"/>
+          <w:u w:val="single"/>
+        </w:rPr>
+        <w:t>ch</w:t>
+      </w:r>
+      <w:r>
+        <w:rPr>
+          <w:sz w:val="24"/>
+        </w:rPr>
+        <w:t>ool</w:t>
+      </w:r>
+      <w:r>
+        <w:rPr>
+          <w:sz w:val="24"/>
+        </w:rPr>
+        <w:tab/>
+      </w:r>
+      <w:r>
+        <w:rPr>
+          <w:b/>
+          <w:sz w:val="24"/>
+        </w:rPr>
+        <w:t xml:space="preserve">C. </w:t>
+      </w:r>
+      <w:r>
+        <w:rPr>
+          <w:sz w:val="24"/>
+        </w:rPr>
+        <w:t>tea</w:t>
+      </w:r>
+      <w:r>
+        <w:rPr>
+          <w:sz w:val="24"/>
+          <w:u w:val="single"/>
+        </w:rPr>
+        <w:t>ch</w:t>
+      </w:r>
+      <w:r>
+        <w:rPr>
+          <w:sz w:val="24"/>
+        </w:rPr>
+        <w:t>er</w:t>
+      </w:r>
+      <w:r>
+        <w:rPr>
+          <w:sz w:val="24"/>
+        </w:rPr>
+        <w:tab/>
+      </w:r>
+      <w:r>
+        <w:rPr>
+          <w:b/>
+          <w:sz w:val="24"/>
+        </w:rPr>
+        <w:t xml:space="preserve">D. </w:t>
+      </w:r>
+      <w:r>
+        <w:rPr>
+          <w:sz w:val="24"/>
+          <w:u w:val="single"/>
+        </w:rPr>
+        <w:t>ch</w:t>
+      </w:r>
+      <w:r>
+        <w:rPr>
+          <w:sz w:val="24"/>
+        </w:rPr>
+        <w:t>ildren</w:t>
+      </w:r>
+    </w:p>
+    <w:p>
+      <w:pPr>
+        <w:spacing w:before="120" w:after="80"/>
+        <w:rPr>
+          <w:sz w:val="24"/>
+        </w:rPr>
+      </w:pPr>
+      <w:r>
+        <w:rPr>
+          <w:sz w:val="24"/>
+        </w:rPr>
+        <w:t>2.</w:t>
+      </w:r>
+    </w:p>
+    <w:p>
+      <w:pPr>
+        <w:tabs>
+          <w:tab w:val="left" w:pos="4819"/>
+        </w:tabs>
+        <w:spacing w:before="80" w:after="60"/>
         <w:ind w:left="283"/>
         <w:rPr>
           <w:sz w:val="24"/>
@@ -1267,29 +7486,1060 @@
       </w:pPr>
       <w:r>
         <w:rPr>
-          <w:rFonts w:hint="eastAsia"/>
-          <w:sz w:val="24"/>
-        </w:rPr>
-        <w:t>→</w:t>
-      </w:r>
-      <w:r>
-        <w:rPr>
-          <w:rFonts w:hint="eastAsia"/>
-          <w:sz w:val="24"/>
-        </w:rPr>
-        <w:t xml:space="preserve"> What hobby</w:t>
-      </w:r>
-      <w:r>
-        <w:rPr>
-          <w:sz w:val="24"/>
-        </w:rPr>
-        <w:tab/>
-      </w:r>
-    </w:p>
-    <w:p>
-      <w:pPr>
-        <w:spacing w:before="80" w:after="60" w:line="240" w:lineRule="auto"/>
+          <w:b/>
+          <w:sz w:val="24"/>
+        </w:rPr>
+        <w:t xml:space="preserve">A. </w:t>
+      </w:r>
+      <w:r>
+        <w:rPr>
+          <w:sz w:val="24"/>
+        </w:rPr>
+        <w:t>volunteer</w:t>
+      </w:r>
+      <w:r>
+        <w:rPr>
+          <w:sz w:val="24"/>
+          <w:u w:val="single"/>
+        </w:rPr>
+        <w:t>ed</w:t>
+      </w:r>
+      <w:r>
+        <w:rPr>
+          <w:sz w:val="24"/>
+        </w:rPr>
+        <w:tab/>
+      </w:r>
+      <w:r>
+        <w:rPr>
+          <w:b/>
+          <w:sz w:val="24"/>
+        </w:rPr>
+        <w:t xml:space="preserve">B. </w:t>
+      </w:r>
+      <w:r>
+        <w:rPr>
+          <w:sz w:val="24"/>
+        </w:rPr>
+        <w:t>chang</w:t>
+      </w:r>
+      <w:r>
+        <w:rPr>
+          <w:sz w:val="24"/>
+          <w:u w:val="single"/>
+        </w:rPr>
+        <w:t>ed</w:t>
+      </w:r>
+    </w:p>
+    <w:p>
+      <w:pPr>
+        <w:tabs>
+          <w:tab w:val="left" w:pos="4819"/>
+        </w:tabs>
+        <w:spacing w:before="80" w:after="60"/>
         <w:ind w:left="283"/>
+        <w:rPr>
+          <w:sz w:val="24"/>
+        </w:rPr>
+      </w:pPr>
+      <w:r>
+        <w:rPr>
+          <w:b/>
+          <w:sz w:val="24"/>
+        </w:rPr>
+        <w:t xml:space="preserve">C. </w:t>
+      </w:r>
+      <w:r>
+        <w:rPr>
+          <w:sz w:val="24"/>
+        </w:rPr>
+        <w:t>recycl</w:t>
+      </w:r>
+      <w:r>
+        <w:rPr>
+          <w:sz w:val="24"/>
+          <w:u w:val="single"/>
+        </w:rPr>
+        <w:t>ed</w:t>
+      </w:r>
+      <w:r>
+        <w:rPr>
+          <w:sz w:val="24"/>
+        </w:rPr>
+        <w:tab/>
+      </w:r>
+      <w:r>
+        <w:rPr>
+          <w:b/>
+          <w:sz w:val="24"/>
+        </w:rPr>
+        <w:t xml:space="preserve">D. </w:t>
+      </w:r>
+      <w:r>
+        <w:rPr>
+          <w:sz w:val="24"/>
+        </w:rPr>
+        <w:t>cook</w:t>
+      </w:r>
+      <w:r>
+        <w:rPr>
+          <w:sz w:val="24"/>
+          <w:u w:val="single"/>
+        </w:rPr>
+        <w:t>ed</w:t>
+      </w:r>
+    </w:p>
+    <w:p>
+      <w:pPr>
+        <w:spacing w:before="120" w:after="80"/>
+        <w:rPr>
+          <w:sz w:val="24"/>
+        </w:rPr>
+      </w:pPr>
+      <w:r>
+        <w:rPr>
+          <w:sz w:val="24"/>
+        </w:rPr>
+        <w:t>3.</w:t>
+      </w:r>
+    </w:p>
+    <w:p>
+      <w:pPr>
+        <w:tabs>
+          <w:tab w:val="left" w:pos="4819"/>
+        </w:tabs>
+        <w:spacing w:before="80" w:after="60"/>
+        <w:ind w:left="283"/>
+        <w:rPr>
+          <w:sz w:val="24"/>
+        </w:rPr>
+      </w:pPr>
+      <w:r>
+        <w:rPr>
+          <w:b/>
+          <w:sz w:val="24"/>
+        </w:rPr>
+        <w:t xml:space="preserve">A. </w:t>
+      </w:r>
+      <w:r>
+        <w:rPr>
+          <w:sz w:val="24"/>
+        </w:rPr>
+        <w:t>t</w:t>
+      </w:r>
+      <w:r>
+        <w:rPr>
+          <w:sz w:val="24"/>
+          <w:u w:val="single"/>
+        </w:rPr>
+        <w:t>u</w:t>
+      </w:r>
+      <w:r>
+        <w:rPr>
+          <w:sz w:val="24"/>
+        </w:rPr>
+        <w:t>tor</w:t>
+      </w:r>
+      <w:r>
+        <w:rPr>
+          <w:sz w:val="24"/>
+        </w:rPr>
+        <w:tab/>
+      </w:r>
+      <w:r>
+        <w:rPr>
+          <w:b/>
+          <w:sz w:val="24"/>
+        </w:rPr>
+        <w:t xml:space="preserve">B. </w:t>
+      </w:r>
+      <w:r>
+        <w:rPr>
+          <w:sz w:val="24"/>
+        </w:rPr>
+        <w:t>vol</w:t>
+      </w:r>
+      <w:r>
+        <w:rPr>
+          <w:sz w:val="24"/>
+          <w:u w:val="single"/>
+        </w:rPr>
+        <w:t>u</w:t>
+      </w:r>
+      <w:r>
+        <w:rPr>
+          <w:sz w:val="24"/>
+        </w:rPr>
+        <w:t>nteer</w:t>
+      </w:r>
+    </w:p>
+    <w:p>
+      <w:pPr>
+        <w:tabs>
+          <w:tab w:val="left" w:pos="4819"/>
+        </w:tabs>
+        <w:spacing w:before="80" w:after="60"/>
+        <w:ind w:left="283"/>
+        <w:rPr>
+          <w:sz w:val="24"/>
+        </w:rPr>
+      </w:pPr>
+      <w:r>
+        <w:rPr>
+          <w:b/>
+          <w:sz w:val="24"/>
+        </w:rPr>
+        <w:t xml:space="preserve">C. </w:t>
+      </w:r>
+      <w:r>
+        <w:rPr>
+          <w:sz w:val="24"/>
+        </w:rPr>
+        <w:t>st</w:t>
+      </w:r>
+      <w:r>
+        <w:rPr>
+          <w:sz w:val="24"/>
+          <w:u w:val="single"/>
+        </w:rPr>
+        <w:t>u</w:t>
+      </w:r>
+      <w:r>
+        <w:rPr>
+          <w:sz w:val="24"/>
+        </w:rPr>
+        <w:t>dent</w:t>
+      </w:r>
+      <w:r>
+        <w:rPr>
+          <w:sz w:val="24"/>
+        </w:rPr>
+        <w:tab/>
+      </w:r>
+      <w:r>
+        <w:rPr>
+          <w:b/>
+          <w:sz w:val="24"/>
+        </w:rPr>
+        <w:t xml:space="preserve">D. </w:t>
+      </w:r>
+      <w:r>
+        <w:rPr>
+          <w:sz w:val="24"/>
+        </w:rPr>
+        <w:t>comm</w:t>
+      </w:r>
+      <w:r>
+        <w:rPr>
+          <w:sz w:val="24"/>
+          <w:u w:val="single"/>
+        </w:rPr>
+        <w:t>u</w:t>
+      </w:r>
+      <w:r>
+        <w:rPr>
+          <w:sz w:val="24"/>
+        </w:rPr>
+        <w:t>nity</w:t>
+      </w:r>
+    </w:p>
+    <w:p>
+      <w:pPr>
+        <w:spacing w:before="120" w:after="80"/>
+        <w:rPr>
+          <w:sz w:val="24"/>
+        </w:rPr>
+      </w:pPr>
+      <w:r>
+        <w:rPr>
+          <w:sz w:val="24"/>
+        </w:rPr>
+        <w:t>4.</w:t>
+      </w:r>
+    </w:p>
+    <w:p>
+      <w:pPr>
+        <w:tabs>
+          <w:tab w:val="left" w:pos="4819"/>
+        </w:tabs>
+        <w:spacing w:before="80" w:after="60"/>
+        <w:ind w:left="283"/>
+        <w:rPr>
+          <w:sz w:val="24"/>
+        </w:rPr>
+      </w:pPr>
+      <w:r>
+        <w:rPr>
+          <w:b/>
+          <w:sz w:val="24"/>
+        </w:rPr>
+        <w:t xml:space="preserve">A. </w:t>
+      </w:r>
+      <w:r>
+        <w:rPr>
+          <w:sz w:val="24"/>
+        </w:rPr>
+        <w:t>talk</w:t>
+      </w:r>
+      <w:r>
+        <w:rPr>
+          <w:sz w:val="24"/>
+          <w:u w:val="single"/>
+        </w:rPr>
+        <w:t>ed</w:t>
+      </w:r>
+      <w:r>
+        <w:rPr>
+          <w:sz w:val="24"/>
+        </w:rPr>
+        <w:tab/>
+      </w:r>
+      <w:r>
+        <w:rPr>
+          <w:b/>
+          <w:sz w:val="24"/>
+        </w:rPr>
+        <w:t xml:space="preserve">B. </w:t>
+      </w:r>
+      <w:r>
+        <w:rPr>
+          <w:sz w:val="24"/>
+        </w:rPr>
+        <w:t>wash</w:t>
+      </w:r>
+      <w:r>
+        <w:rPr>
+          <w:sz w:val="24"/>
+          <w:u w:val="single"/>
+        </w:rPr>
+        <w:t>ed</w:t>
+      </w:r>
+    </w:p>
+    <w:p>
+      <w:pPr>
+        <w:tabs>
+          <w:tab w:val="left" w:pos="4819"/>
+        </w:tabs>
+        <w:spacing w:before="80" w:after="60"/>
+        <w:ind w:left="283"/>
+        <w:rPr>
+          <w:sz w:val="24"/>
+        </w:rPr>
+      </w:pPr>
+      <w:r>
+        <w:rPr>
+          <w:b/>
+          <w:sz w:val="24"/>
+        </w:rPr>
+        <w:t xml:space="preserve">C. </w:t>
+      </w:r>
+      <w:r>
+        <w:rPr>
+          <w:sz w:val="24"/>
+        </w:rPr>
+        <w:t>surpris</w:t>
+      </w:r>
+      <w:r>
+        <w:rPr>
+          <w:sz w:val="24"/>
+          <w:u w:val="single"/>
+        </w:rPr>
+        <w:t>ed</w:t>
+      </w:r>
+      <w:r>
+        <w:rPr>
+          <w:sz w:val="24"/>
+        </w:rPr>
+        <w:tab/>
+      </w:r>
+      <w:r>
+        <w:rPr>
+          <w:b/>
+          <w:sz w:val="24"/>
+        </w:rPr>
+        <w:t xml:space="preserve">D. </w:t>
+      </w:r>
+      <w:r>
+        <w:rPr>
+          <w:sz w:val="24"/>
+        </w:rPr>
+        <w:t>help</w:t>
+      </w:r>
+      <w:r>
+        <w:rPr>
+          <w:sz w:val="24"/>
+          <w:u w:val="single"/>
+        </w:rPr>
+        <w:t>ed</w:t>
+      </w:r>
+    </w:p>
+    <w:p>
+      <w:pPr>
+        <w:spacing w:before="120" w:after="80"/>
+        <w:rPr>
+          <w:sz w:val="24"/>
+        </w:rPr>
+      </w:pPr>
+      <w:r>
+        <w:rPr>
+          <w:sz w:val="24"/>
+        </w:rPr>
+        <w:t>5.</w:t>
+      </w:r>
+    </w:p>
+    <w:p>
+      <w:pPr>
+        <w:tabs>
+          <w:tab w:val="left" w:pos="2551"/>
+          <w:tab w:val="left" w:pos="4819"/>
+          <w:tab w:val="left" w:pos="7087"/>
+        </w:tabs>
+        <w:spacing w:before="80" w:after="60"/>
+        <w:ind w:left="283"/>
+        <w:rPr>
+          <w:sz w:val="24"/>
+        </w:rPr>
+      </w:pPr>
+      <w:r>
+        <w:rPr>
+          <w:b/>
+          <w:sz w:val="24"/>
+        </w:rPr>
+        <w:t xml:space="preserve">A. </w:t>
+      </w:r>
+      <w:r>
+        <w:rPr>
+          <w:sz w:val="24"/>
+        </w:rPr>
+        <w:t>pr</w:t>
+      </w:r>
+      <w:r>
+        <w:rPr>
+          <w:sz w:val="24"/>
+          <w:u w:val="single"/>
+        </w:rPr>
+        <w:t>o</w:t>
+      </w:r>
+      <w:r>
+        <w:rPr>
+          <w:sz w:val="24"/>
+        </w:rPr>
+        <w:t>vide</w:t>
+      </w:r>
+      <w:r>
+        <w:rPr>
+          <w:sz w:val="24"/>
+        </w:rPr>
+        <w:tab/>
+      </w:r>
+      <w:r>
+        <w:rPr>
+          <w:b/>
+          <w:sz w:val="24"/>
+        </w:rPr>
+        <w:t xml:space="preserve">B. </w:t>
+      </w:r>
+      <w:r>
+        <w:rPr>
+          <w:sz w:val="24"/>
+        </w:rPr>
+        <w:t>d</w:t>
+      </w:r>
+      <w:r>
+        <w:rPr>
+          <w:sz w:val="24"/>
+          <w:u w:val="single"/>
+        </w:rPr>
+        <w:t>o</w:t>
+      </w:r>
+      <w:r>
+        <w:rPr>
+          <w:sz w:val="24"/>
+        </w:rPr>
+        <w:t>nate</w:t>
+      </w:r>
+      <w:r>
+        <w:rPr>
+          <w:sz w:val="24"/>
+        </w:rPr>
+        <w:tab/>
+      </w:r>
+      <w:r>
+        <w:rPr>
+          <w:b/>
+          <w:sz w:val="24"/>
+        </w:rPr>
+        <w:t xml:space="preserve">C. </w:t>
+      </w:r>
+      <w:r>
+        <w:rPr>
+          <w:sz w:val="24"/>
+        </w:rPr>
+        <w:t>pr</w:t>
+      </w:r>
+      <w:r>
+        <w:rPr>
+          <w:sz w:val="24"/>
+          <w:u w:val="single"/>
+        </w:rPr>
+        <w:t>o</w:t>
+      </w:r>
+      <w:r>
+        <w:rPr>
+          <w:sz w:val="24"/>
+        </w:rPr>
+        <w:t>gram</w:t>
+      </w:r>
+      <w:r>
+        <w:rPr>
+          <w:sz w:val="24"/>
+        </w:rPr>
+        <w:tab/>
+      </w:r>
+      <w:r>
+        <w:rPr>
+          <w:b/>
+          <w:sz w:val="24"/>
+        </w:rPr>
+        <w:t xml:space="preserve">D. </w:t>
+      </w:r>
+      <w:r>
+        <w:rPr>
+          <w:sz w:val="24"/>
+        </w:rPr>
+        <w:t>cl</w:t>
+      </w:r>
+      <w:r>
+        <w:rPr>
+          <w:sz w:val="24"/>
+          <w:u w:val="single"/>
+        </w:rPr>
+        <w:t>o</w:t>
+      </w:r>
+      <w:r>
+        <w:rPr>
+          <w:sz w:val="24"/>
+        </w:rPr>
+        <w:t>thes</w:t>
+      </w:r>
+    </w:p>
+    <w:p>
+      <w:pPr>
+        <w:spacing w:before="120" w:after="80"/>
+        <w:rPr>
+          <w:b/>
+          <w:sz w:val="24"/>
+        </w:rPr>
+      </w:pPr>
+      <w:r>
+        <w:rPr>
+          <w:b/>
+          <w:sz w:val="24"/>
+        </w:rPr>
+        <w:t>II. Choose the odd one out.</w:t>
+      </w:r>
+    </w:p>
+    <w:p>
+      <w:pPr>
+        <w:spacing w:before="120" w:after="80"/>
+        <w:rPr>
+          <w:sz w:val="24"/>
+        </w:rPr>
+      </w:pPr>
+      <w:r>
+        <w:rPr>
+          <w:sz w:val="24"/>
+        </w:rPr>
+        <w:t>1.</w:t>
+      </w:r>
+    </w:p>
+    <w:p>
+      <w:pPr>
+        <w:tabs>
+          <w:tab w:val="left" w:pos="2551"/>
+          <w:tab w:val="left" w:pos="4819"/>
+          <w:tab w:val="left" w:pos="7087"/>
+        </w:tabs>
+        <w:spacing w:before="80" w:after="60"/>
+        <w:ind w:left="283"/>
+        <w:rPr>
+          <w:sz w:val="24"/>
+        </w:rPr>
+      </w:pPr>
+      <w:r>
+        <w:rPr>
+          <w:b/>
+          <w:sz w:val="24"/>
+        </w:rPr>
+        <w:t xml:space="preserve">A. </w:t>
+      </w:r>
+      <w:r>
+        <w:rPr>
+          <w:sz w:val="24"/>
+        </w:rPr>
+        <w:t>donate</w:t>
+      </w:r>
+      <w:r>
+        <w:rPr>
+          <w:sz w:val="24"/>
+        </w:rPr>
+        <w:tab/>
+      </w:r>
+      <w:r>
+        <w:rPr>
+          <w:b/>
+          <w:sz w:val="24"/>
+        </w:rPr>
+        <w:t xml:space="preserve">B. </w:t>
+      </w:r>
+      <w:r>
+        <w:rPr>
+          <w:sz w:val="24"/>
+        </w:rPr>
+        <w:t>program</w:t>
+      </w:r>
+      <w:r>
+        <w:rPr>
+          <w:sz w:val="24"/>
+        </w:rPr>
+        <w:tab/>
+      </w:r>
+      <w:r>
+        <w:rPr>
+          <w:b/>
+          <w:sz w:val="24"/>
+        </w:rPr>
+        <w:t xml:space="preserve">C. </w:t>
+      </w:r>
+      <w:r>
+        <w:rPr>
+          <w:sz w:val="24"/>
+        </w:rPr>
+        <w:t>service</w:t>
+      </w:r>
+      <w:r>
+        <w:rPr>
+          <w:sz w:val="24"/>
+        </w:rPr>
+        <w:tab/>
+      </w:r>
+      <w:r>
+        <w:rPr>
+          <w:b/>
+          <w:sz w:val="24"/>
+        </w:rPr>
+        <w:t xml:space="preserve">D. </w:t>
+      </w:r>
+      <w:r>
+        <w:rPr>
+          <w:sz w:val="24"/>
+        </w:rPr>
+        <w:t>member</w:t>
+      </w:r>
+    </w:p>
+    <w:p>
+      <w:pPr>
+        <w:spacing w:before="120" w:after="80"/>
+        <w:rPr>
+          <w:sz w:val="24"/>
+        </w:rPr>
+      </w:pPr>
+      <w:r>
+        <w:rPr>
+          <w:sz w:val="24"/>
+        </w:rPr>
+        <w:t>2.</w:t>
+      </w:r>
+    </w:p>
+    <w:p>
+      <w:pPr>
+        <w:tabs>
+          <w:tab w:val="left" w:pos="4819"/>
+        </w:tabs>
+        <w:spacing w:before="80" w:after="60"/>
+        <w:ind w:left="283"/>
+        <w:rPr>
+          <w:sz w:val="24"/>
+        </w:rPr>
+      </w:pPr>
+      <w:r>
+        <w:rPr>
+          <w:b/>
+          <w:sz w:val="24"/>
+        </w:rPr>
+        <w:t xml:space="preserve">A. </w:t>
+      </w:r>
+      <w:r>
+        <w:rPr>
+          <w:sz w:val="24"/>
+        </w:rPr>
+        <w:t>sick children</w:t>
+      </w:r>
+      <w:r>
+        <w:rPr>
+          <w:sz w:val="24"/>
+        </w:rPr>
+        <w:tab/>
+      </w:r>
+      <w:r>
+        <w:rPr>
+          <w:b/>
+          <w:sz w:val="24"/>
+        </w:rPr>
+        <w:t xml:space="preserve">B. </w:t>
+      </w:r>
+      <w:r>
+        <w:rPr>
+          <w:sz w:val="24"/>
+        </w:rPr>
+        <w:t>volunteer</w:t>
+      </w:r>
+    </w:p>
+    <w:p>
+      <w:pPr>
+        <w:tabs>
+          <w:tab w:val="left" w:pos="4819"/>
+        </w:tabs>
+        <w:spacing w:before="80" w:after="60"/>
+        <w:ind w:left="283"/>
+        <w:rPr>
+          <w:sz w:val="24"/>
+        </w:rPr>
+      </w:pPr>
+      <w:r>
+        <w:rPr>
+          <w:b/>
+          <w:sz w:val="24"/>
+        </w:rPr>
+        <w:t xml:space="preserve">C. </w:t>
+      </w:r>
+      <w:r>
+        <w:rPr>
+          <w:sz w:val="24"/>
+        </w:rPr>
+        <w:t>homeless people</w:t>
+      </w:r>
+      <w:r>
+        <w:rPr>
+          <w:sz w:val="24"/>
+        </w:rPr>
+        <w:tab/>
+      </w:r>
+      <w:r>
+        <w:rPr>
+          <w:b/>
+          <w:sz w:val="24"/>
+        </w:rPr>
+        <w:t xml:space="preserve">D. </w:t>
+      </w:r>
+      <w:r>
+        <w:rPr>
+          <w:sz w:val="24"/>
+        </w:rPr>
+        <w:t>disabled people</w:t>
+      </w:r>
+    </w:p>
+    <w:p>
+      <w:pPr>
+        <w:spacing w:before="120" w:after="80"/>
+        <w:rPr>
+          <w:sz w:val="24"/>
+        </w:rPr>
+      </w:pPr>
+      <w:r>
+        <w:rPr>
+          <w:sz w:val="24"/>
+        </w:rPr>
+        <w:t>3.</w:t>
+      </w:r>
+    </w:p>
+    <w:p>
+      <w:pPr>
+        <w:tabs>
+          <w:tab w:val="left" w:pos="4819"/>
+        </w:tabs>
+        <w:spacing w:before="80" w:after="60"/>
+        <w:ind w:left="283"/>
+        <w:rPr>
+          <w:sz w:val="24"/>
+        </w:rPr>
+      </w:pPr>
+      <w:r>
+        <w:rPr>
+          <w:b/>
+          <w:sz w:val="24"/>
+        </w:rPr>
+        <w:t xml:space="preserve">A. </w:t>
+      </w:r>
+      <w:r>
+        <w:rPr>
+          <w:sz w:val="24"/>
+        </w:rPr>
+        <w:t>donating clothes</w:t>
+      </w:r>
+      <w:r>
+        <w:rPr>
+          <w:sz w:val="24"/>
+        </w:rPr>
+        <w:tab/>
+      </w:r>
+      <w:r>
+        <w:rPr>
+          <w:b/>
+          <w:sz w:val="24"/>
+        </w:rPr>
+        <w:t xml:space="preserve">B. </w:t>
+      </w:r>
+      <w:r>
+        <w:rPr>
+          <w:sz w:val="24"/>
+        </w:rPr>
+        <w:t>cleaning streets</w:t>
+      </w:r>
+    </w:p>
+    <w:p>
+      <w:pPr>
+        <w:tabs>
+          <w:tab w:val="left" w:pos="4819"/>
+        </w:tabs>
+        <w:spacing w:before="80" w:after="60"/>
+        <w:ind w:left="283"/>
+        <w:rPr>
+          <w:sz w:val="24"/>
+        </w:rPr>
+      </w:pPr>
+      <w:r>
+        <w:rPr>
+          <w:b/>
+          <w:sz w:val="24"/>
+        </w:rPr>
+        <w:t xml:space="preserve">C. </w:t>
+      </w:r>
+      <w:r>
+        <w:rPr>
+          <w:sz w:val="24"/>
+        </w:rPr>
+        <w:t>providing food</w:t>
+      </w:r>
+      <w:r>
+        <w:rPr>
+          <w:sz w:val="24"/>
+        </w:rPr>
+        <w:tab/>
+      </w:r>
+      <w:r>
+        <w:rPr>
+          <w:b/>
+          <w:sz w:val="24"/>
+        </w:rPr>
+        <w:t xml:space="preserve">D. </w:t>
+      </w:r>
+      <w:r>
+        <w:rPr>
+          <w:sz w:val="24"/>
+        </w:rPr>
+        <w:t>playing games</w:t>
+      </w:r>
+    </w:p>
+    <w:p>
+      <w:pPr>
+        <w:spacing w:before="120" w:after="80"/>
+        <w:rPr>
+          <w:sz w:val="24"/>
+        </w:rPr>
+      </w:pPr>
+      <w:r>
+        <w:rPr>
+          <w:sz w:val="24"/>
+        </w:rPr>
+        <w:t>4.</w:t>
+      </w:r>
+    </w:p>
+    <w:p>
+      <w:pPr>
+        <w:tabs>
+          <w:tab w:val="left" w:pos="2551"/>
+          <w:tab w:val="left" w:pos="4819"/>
+          <w:tab w:val="left" w:pos="7087"/>
+        </w:tabs>
+        <w:spacing w:before="80" w:after="60"/>
+        <w:ind w:left="283"/>
+        <w:rPr>
+          <w:sz w:val="24"/>
+        </w:rPr>
+      </w:pPr>
+      <w:r>
+        <w:rPr>
+          <w:b/>
+          <w:sz w:val="24"/>
+        </w:rPr>
+        <w:t xml:space="preserve">A. </w:t>
+      </w:r>
+      <w:r>
+        <w:rPr>
+          <w:sz w:val="24"/>
+        </w:rPr>
+        <w:t>homeless</w:t>
+      </w:r>
+      <w:r>
+        <w:rPr>
+          <w:sz w:val="24"/>
+        </w:rPr>
+        <w:tab/>
+      </w:r>
+      <w:r>
+        <w:rPr>
+          <w:b/>
+          <w:sz w:val="24"/>
+        </w:rPr>
+        <w:t xml:space="preserve">B. </w:t>
+      </w:r>
+      <w:r>
+        <w:rPr>
+          <w:sz w:val="24"/>
+        </w:rPr>
+        <w:t>sick</w:t>
+      </w:r>
+      <w:r>
+        <w:rPr>
+          <w:sz w:val="24"/>
+        </w:rPr>
+        <w:tab/>
+      </w:r>
+      <w:r>
+        <w:rPr>
+          <w:b/>
+          <w:sz w:val="24"/>
+        </w:rPr>
+        <w:t xml:space="preserve">C. </w:t>
+      </w:r>
+      <w:r>
+        <w:rPr>
+          <w:sz w:val="24"/>
+        </w:rPr>
+        <w:t>street</w:t>
+      </w:r>
+      <w:r>
+        <w:rPr>
+          <w:sz w:val="24"/>
+        </w:rPr>
+        <w:tab/>
+      </w:r>
+      <w:r>
+        <w:rPr>
+          <w:b/>
+          <w:sz w:val="24"/>
+        </w:rPr>
+        <w:t xml:space="preserve">D. </w:t>
+      </w:r>
+      <w:r>
+        <w:rPr>
+          <w:sz w:val="24"/>
+        </w:rPr>
+        <w:t>disabled</w:t>
+      </w:r>
+    </w:p>
+    <w:p>
+      <w:pPr>
+        <w:spacing w:before="120" w:after="80"/>
+        <w:rPr>
+          <w:sz w:val="24"/>
+        </w:rPr>
+      </w:pPr>
+      <w:r>
+        <w:rPr>
+          <w:sz w:val="24"/>
+        </w:rPr>
+        <w:t>5.</w:t>
+      </w:r>
+    </w:p>
+    <w:p>
+      <w:pPr>
+        <w:tabs>
+          <w:tab w:val="left" w:pos="2551"/>
+          <w:tab w:val="left" w:pos="4819"/>
+          <w:tab w:val="left" w:pos="7087"/>
+        </w:tabs>
+        <w:spacing w:before="80" w:after="60"/>
+        <w:ind w:left="283"/>
+        <w:rPr>
+          <w:sz w:val="24"/>
+        </w:rPr>
+      </w:pPr>
+      <w:r>
+        <w:rPr>
+          <w:b/>
+          <w:sz w:val="24"/>
+        </w:rPr>
+        <w:t xml:space="preserve">A. </w:t>
+      </w:r>
+      <w:r>
+        <w:rPr>
+          <w:sz w:val="24"/>
+        </w:rPr>
+        <w:t>volunteer</w:t>
+      </w:r>
+      <w:r>
+        <w:rPr>
+          <w:sz w:val="24"/>
+        </w:rPr>
+        <w:tab/>
+      </w:r>
+      <w:r>
+        <w:rPr>
+          <w:b/>
+          <w:sz w:val="24"/>
+        </w:rPr>
+        <w:t xml:space="preserve">B. </w:t>
+      </w:r>
+      <w:r>
+        <w:rPr>
+          <w:sz w:val="24"/>
+        </w:rPr>
+        <w:t>graffiti</w:t>
+      </w:r>
+      <w:r>
+        <w:rPr>
+          <w:sz w:val="24"/>
+        </w:rPr>
+        <w:tab/>
+      </w:r>
+      <w:r>
+        <w:rPr>
+          <w:b/>
+          <w:sz w:val="24"/>
+        </w:rPr>
+        <w:t xml:space="preserve">C. </w:t>
+      </w:r>
+      <w:r>
+        <w:rPr>
+          <w:sz w:val="24"/>
+        </w:rPr>
+        <w:t>donor</w:t>
+      </w:r>
+      <w:r>
+        <w:rPr>
+          <w:sz w:val="24"/>
+        </w:rPr>
+        <w:tab/>
+      </w:r>
+      <w:r>
+        <w:rPr>
+          <w:b/>
+          <w:sz w:val="24"/>
+        </w:rPr>
+        <w:t xml:space="preserve">D. </w:t>
+      </w:r>
+      <w:r>
+        <w:rPr>
+          <w:sz w:val="24"/>
+        </w:rPr>
+        <w:t>contributor</w:t>
+      </w:r>
+    </w:p>
+    <w:p>
+      <w:pPr>
+        <w:spacing w:before="80" w:after="60"/>
         <w:rPr>
           <w:sz w:val="24"/>
         </w:rPr>
@@ -1375,7 +8625,7 @@
         <w:noProof/>
         <w:sz w:val="20"/>
       </w:rPr>
-      <w:t>2</w:t>
+      <w:t>12</w:t>
     </w:r>
     <w:r>
       <w:rPr>
@@ -1412,7 +8662,7 @@
         <w:noProof/>
         <w:sz w:val="20"/>
       </w:rPr>
-      <w:t>1</w:t>
+      <w:t>12</w:t>
     </w:r>
     <w:r>
       <w:rPr>
@@ -1492,13 +8742,13 @@
 <file path=word/numbering.xml><?xml version="1.0" encoding="utf-8"?>
 <w:numbering xmlns:wpc="http://schemas.microsoft.com/office/word/2010/wordprocessingCanvas" xmlns:cx="http://schemas.microsoft.com/office/drawing/2014/chartex" xmlns:cx1="http://schemas.microsoft.com/office/drawing/2015/9/8/chartex" xmlns:cx2="http://schemas.microsoft.com/office/drawing/2015/10/21/chartex" xmlns:cx3="http://schemas.microsoft.com/office/drawing/2016/5/9/chartex" xmlns:cx4="http://schemas.microsoft.com/office/drawing/2016/5/10/chartex" xmlns:cx5="http://schemas.microsoft.com/office/drawing/2016/5/11/chartex" xmlns:cx6="http://schemas.microsoft.com/office/drawing/2016/5/12/chartex" xmlns:cx7="http://schemas.microsoft.com/office/drawing/2016/5/13/chartex" xmlns:cx8="http://schemas.microsoft.com/office/drawing/2016/5/14/chartex" xmlns:mc="http://schemas.openxmlformats.org/markup-compatibility/2006" xmlns:aink="http://schemas.microsoft.com/office/drawing/2016/ink" xmlns:am3d="http://schemas.microsoft.com/office/drawing/2017/model3d" xmlns:o="urn:schemas-microsoft-com:office:office" xmlns:oel="http://schemas.microsoft.com/office/2019/extlst" xmlns:r="http://schemas.openxmlformats.org/officeDocument/2006/relationships" xmlns:m="http://schemas.openxmlformats.org/officeDocument/2006/math" xmlns:v="urn:schemas-microsoft-com:vml" xmlns:wp14="http://schemas.microsoft.com/office/word/2010/wordprocessingDrawing" xmlns:wp="http://schemas.openxmlformats.org/drawingml/2006/wordprocessingDrawing" xmlns:w10="urn:schemas-microsoft-com:office:word" xmlns:w="http://schemas.openxmlformats.org/wordprocessingml/2006/main" xmlns:w14="http://schemas.microsoft.com/office/word/2010/wordml" xmlns:w15="http://schemas.microsoft.com/office/word/2012/wordml" xmlns:w16cei="http://schemas.microsoft.com/office/word/2026/wordml/cei" xmlns:w16cex="http://schemas.microsoft.com/office/word/2018/wordml/cex" xmlns:w16cid="http://schemas.microsoft.com/office/word/2016/wordml/cid" xmlns:w16="http://schemas.microsoft.com/office/word/2018/wordml" xmlns:w16du="http://schemas.microsoft.com/office/word/2023/wordml/word16du" xmlns:w16sdtdh="http://schemas.microsoft.com/office/word/2020/wordml/sdtdatahash" xmlns:w16sdtfl="http://schemas.microsoft.com/office/word/2024/wordml/sdtformatlock" xmlns:w16se="http://schemas.microsoft.com/office/word/2015/wordml/symex" xmlns:wpg="http://schemas.microsoft.com/office/word/2010/wordprocessingGroup" xmlns:wpi="http://schemas.microsoft.com/office/word/2010/wordprocessingInk" xmlns:wne="http://schemas.microsoft.com/office/word/2006/wordml" xmlns:wps="http://schemas.microsoft.com/office/word/2010/wordprocessingShape" mc:Ignorable="w14 w15 w16se w16cid w16 w16cex w16sdtdh w16sdtfl w16du wp14">
   <w:abstractNum w:abstractNumId="0" w15:restartNumberingAfterBreak="0">
-    <w:nsid w:val="051A6F6A"/>
+    <w:nsid w:val="14E70C72"/>
     <w:multiLevelType w:val="singleLevel"/>
-    <w:tmpl w:val="F5D0F73C"/>
+    <w:tmpl w:val="65A63280"/>
     <w:lvl w:ilvl="0">
       <w:start w:val="1"/>
       <w:numFmt w:val="decimal"/>
-      <w:suff w:val="nothing"/>
+      <w:suff w:val="space"/>
       <w:lvlText w:val="%1."/>
       <w:lvlJc w:val="left"/>
       <w:pPr>
@@ -1510,13 +8760,13 @@
     </w:lvl>
   </w:abstractNum>
   <w:abstractNum w:abstractNumId="1" w15:restartNumberingAfterBreak="0">
-    <w:nsid w:val="0E0E68DF"/>
+    <w:nsid w:val="3153786F"/>
     <w:multiLevelType w:val="singleLevel"/>
-    <w:tmpl w:val="F5D0F73C"/>
+    <w:tmpl w:val="65A63280"/>
     <w:lvl w:ilvl="0">
       <w:start w:val="1"/>
       <w:numFmt w:val="decimal"/>
-      <w:suff w:val="nothing"/>
+      <w:suff w:val="space"/>
       <w:lvlText w:val="%1."/>
       <w:lvlJc w:val="left"/>
       <w:pPr>
@@ -1528,13 +8778,13 @@
     </w:lvl>
   </w:abstractNum>
   <w:abstractNum w:abstractNumId="2" w15:restartNumberingAfterBreak="0">
-    <w:nsid w:val="1F693A4E"/>
+    <w:nsid w:val="34E15BF0"/>
     <w:multiLevelType w:val="singleLevel"/>
-    <w:tmpl w:val="F5D0F73C"/>
+    <w:tmpl w:val="65A63280"/>
     <w:lvl w:ilvl="0">
       <w:start w:val="1"/>
       <w:numFmt w:val="decimal"/>
-      <w:suff w:val="nothing"/>
+      <w:suff w:val="space"/>
       <w:lvlText w:val="%1."/>
       <w:lvlJc w:val="left"/>
       <w:pPr>
@@ -1546,13 +8796,13 @@
     </w:lvl>
   </w:abstractNum>
   <w:abstractNum w:abstractNumId="3" w15:restartNumberingAfterBreak="0">
-    <w:nsid w:val="45C00FFA"/>
+    <w:nsid w:val="374107ED"/>
     <w:multiLevelType w:val="singleLevel"/>
-    <w:tmpl w:val="F5D0F73C"/>
+    <w:tmpl w:val="65A63280"/>
     <w:lvl w:ilvl="0">
       <w:start w:val="1"/>
       <w:numFmt w:val="decimal"/>
-      <w:suff w:val="nothing"/>
+      <w:suff w:val="space"/>
       <w:lvlText w:val="%1."/>
       <w:lvlJc w:val="left"/>
       <w:pPr>
@@ -1564,13 +8814,13 @@
     </w:lvl>
   </w:abstractNum>
   <w:abstractNum w:abstractNumId="4" w15:restartNumberingAfterBreak="0">
-    <w:nsid w:val="7A417528"/>
+    <w:nsid w:val="4696279C"/>
     <w:multiLevelType w:val="singleLevel"/>
-    <w:tmpl w:val="F5D0F73C"/>
+    <w:tmpl w:val="65A63280"/>
     <w:lvl w:ilvl="0">
       <w:start w:val="1"/>
       <w:numFmt w:val="decimal"/>
-      <w:suff w:val="nothing"/>
+      <w:suff w:val="space"/>
       <w:lvlText w:val="%1."/>
       <w:lvlJc w:val="left"/>
       <w:pPr>
@@ -1581,20 +8831,188 @@
       </w:rPr>
     </w:lvl>
   </w:abstractNum>
-  <w:num w:numId="1" w16cid:durableId="755632568">
+  <w:abstractNum w:abstractNumId="5" w15:restartNumberingAfterBreak="0">
+    <w:nsid w:val="4CEC3528"/>
+    <w:multiLevelType w:val="singleLevel"/>
+    <w:tmpl w:val="65A63280"/>
+    <w:lvl w:ilvl="0">
+      <w:start w:val="1"/>
+      <w:numFmt w:val="decimal"/>
+      <w:suff w:val="space"/>
+      <w:lvlText w:val="%1."/>
+      <w:lvlJc w:val="left"/>
+      <w:pPr>
+        <w:ind w:left="0" w:firstLine="0"/>
+      </w:pPr>
+      <w:rPr>
+        <w:b/>
+      </w:rPr>
+    </w:lvl>
+  </w:abstractNum>
+  <w:abstractNum w:abstractNumId="6" w15:restartNumberingAfterBreak="0">
+    <w:nsid w:val="595423AF"/>
+    <w:multiLevelType w:val="singleLevel"/>
+    <w:tmpl w:val="65A63280"/>
+    <w:lvl w:ilvl="0">
+      <w:start w:val="1"/>
+      <w:numFmt w:val="decimal"/>
+      <w:suff w:val="space"/>
+      <w:lvlText w:val="%1."/>
+      <w:lvlJc w:val="left"/>
+      <w:pPr>
+        <w:ind w:left="0" w:firstLine="0"/>
+      </w:pPr>
+      <w:rPr>
+        <w:b/>
+      </w:rPr>
+    </w:lvl>
+  </w:abstractNum>
+  <w:abstractNum w:abstractNumId="7" w15:restartNumberingAfterBreak="0">
+    <w:nsid w:val="5B951D72"/>
+    <w:multiLevelType w:val="singleLevel"/>
+    <w:tmpl w:val="65A63280"/>
+    <w:lvl w:ilvl="0">
+      <w:start w:val="1"/>
+      <w:numFmt w:val="decimal"/>
+      <w:suff w:val="space"/>
+      <w:lvlText w:val="%1."/>
+      <w:lvlJc w:val="left"/>
+      <w:pPr>
+        <w:ind w:left="0" w:firstLine="0"/>
+      </w:pPr>
+      <w:rPr>
+        <w:b/>
+      </w:rPr>
+    </w:lvl>
+  </w:abstractNum>
+  <w:abstractNum w:abstractNumId="8" w15:restartNumberingAfterBreak="0">
+    <w:nsid w:val="5EF111BC"/>
+    <w:multiLevelType w:val="singleLevel"/>
+    <w:tmpl w:val="65A63280"/>
+    <w:lvl w:ilvl="0">
+      <w:start w:val="1"/>
+      <w:numFmt w:val="decimal"/>
+      <w:suff w:val="space"/>
+      <w:lvlText w:val="%1."/>
+      <w:lvlJc w:val="left"/>
+      <w:pPr>
+        <w:ind w:left="0" w:firstLine="0"/>
+      </w:pPr>
+      <w:rPr>
+        <w:b/>
+      </w:rPr>
+    </w:lvl>
+  </w:abstractNum>
+  <w:abstractNum w:abstractNumId="9" w15:restartNumberingAfterBreak="0">
+    <w:nsid w:val="62E0674D"/>
+    <w:multiLevelType w:val="singleLevel"/>
+    <w:tmpl w:val="65A63280"/>
+    <w:lvl w:ilvl="0">
+      <w:start w:val="1"/>
+      <w:numFmt w:val="decimal"/>
+      <w:suff w:val="space"/>
+      <w:lvlText w:val="%1."/>
+      <w:lvlJc w:val="left"/>
+      <w:pPr>
+        <w:ind w:left="0" w:firstLine="0"/>
+      </w:pPr>
+      <w:rPr>
+        <w:b/>
+      </w:rPr>
+    </w:lvl>
+  </w:abstractNum>
+  <w:abstractNum w:abstractNumId="10" w15:restartNumberingAfterBreak="0">
+    <w:nsid w:val="6668640D"/>
+    <w:multiLevelType w:val="singleLevel"/>
+    <w:tmpl w:val="65A63280"/>
+    <w:lvl w:ilvl="0">
+      <w:start w:val="1"/>
+      <w:numFmt w:val="decimal"/>
+      <w:suff w:val="space"/>
+      <w:lvlText w:val="%1."/>
+      <w:lvlJc w:val="left"/>
+      <w:pPr>
+        <w:ind w:left="0" w:firstLine="0"/>
+      </w:pPr>
+      <w:rPr>
+        <w:b/>
+      </w:rPr>
+    </w:lvl>
+  </w:abstractNum>
+  <w:abstractNum w:abstractNumId="11" w15:restartNumberingAfterBreak="0">
+    <w:nsid w:val="6917565B"/>
+    <w:multiLevelType w:val="singleLevel"/>
+    <w:tmpl w:val="65A63280"/>
+    <w:lvl w:ilvl="0">
+      <w:start w:val="1"/>
+      <w:numFmt w:val="decimal"/>
+      <w:suff w:val="space"/>
+      <w:lvlText w:val="%1."/>
+      <w:lvlJc w:val="left"/>
+      <w:pPr>
+        <w:ind w:left="0" w:firstLine="0"/>
+      </w:pPr>
+      <w:rPr>
+        <w:b/>
+      </w:rPr>
+    </w:lvl>
+  </w:abstractNum>
+  <w:abstractNum w:abstractNumId="12" w15:restartNumberingAfterBreak="0">
+    <w:nsid w:val="6A2964BA"/>
+    <w:multiLevelType w:val="singleLevel"/>
+    <w:tmpl w:val="65A63280"/>
+    <w:lvl w:ilvl="0">
+      <w:start w:val="1"/>
+      <w:numFmt w:val="decimal"/>
+      <w:suff w:val="space"/>
+      <w:lvlText w:val="%1."/>
+      <w:lvlJc w:val="left"/>
+      <w:pPr>
+        <w:ind w:left="0" w:firstLine="0"/>
+      </w:pPr>
+      <w:rPr>
+        <w:b/>
+      </w:rPr>
+    </w:lvl>
+  </w:abstractNum>
+  <w:num w:numId="1" w16cid:durableId="1274358758">
+    <w:abstractNumId w:val="5"/>
+  </w:num>
+  <w:num w:numId="2" w16cid:durableId="418257749">
     <w:abstractNumId w:val="4"/>
   </w:num>
-  <w:num w:numId="2" w16cid:durableId="2061324596">
+  <w:num w:numId="3" w16cid:durableId="361633251">
+    <w:abstractNumId w:val="11"/>
+  </w:num>
+  <w:num w:numId="4" w16cid:durableId="38435093">
+    <w:abstractNumId w:val="10"/>
+  </w:num>
+  <w:num w:numId="5" w16cid:durableId="1661732412">
+    <w:abstractNumId w:val="6"/>
+  </w:num>
+  <w:num w:numId="6" w16cid:durableId="1797916052">
+    <w:abstractNumId w:val="3"/>
+  </w:num>
+  <w:num w:numId="7" w16cid:durableId="1155104707">
+    <w:abstractNumId w:val="2"/>
+  </w:num>
+  <w:num w:numId="8" w16cid:durableId="133178926">
+    <w:abstractNumId w:val="12"/>
+  </w:num>
+  <w:num w:numId="9" w16cid:durableId="1975334382">
     <w:abstractNumId w:val="1"/>
   </w:num>
-  <w:num w:numId="3" w16cid:durableId="909387768">
+  <w:num w:numId="10" w16cid:durableId="356470138">
     <w:abstractNumId w:val="0"/>
   </w:num>
-  <w:num w:numId="4" w16cid:durableId="1413233288">
-    <w:abstractNumId w:val="3"/>
+  <w:num w:numId="11" w16cid:durableId="1909001905">
+    <w:abstractNumId w:val="8"/>
   </w:num>
-  <w:num w:numId="5" w16cid:durableId="477770435">
-    <w:abstractNumId w:val="2"/>
+  <w:num w:numId="12" w16cid:durableId="1191647729">
+    <w:abstractNumId w:val="9"/>
+  </w:num>
+  <w:num w:numId="13" w16cid:durableId="1364094241">
+    <w:abstractNumId w:val="7"/>
   </w:num>
 </w:numbering>
 </file>
@@ -2007,7 +9425,7 @@
     <w:link w:val="Heading1Char"/>
     <w:uiPriority w:val="9"/>
     <w:qFormat/>
-    <w:rsid w:val="00232A5A"/>
+    <w:rsid w:val="0089776E"/>
     <w:pPr>
       <w:keepNext/>
       <w:keepLines/>
@@ -2027,10 +9445,9 @@
     <w:next w:val="Normal"/>
     <w:link w:val="Heading2Char"/>
     <w:uiPriority w:val="9"/>
-    <w:semiHidden/>
     <w:unhideWhenUsed/>
     <w:qFormat/>
-    <w:rsid w:val="00232A5A"/>
+    <w:rsid w:val="0089776E"/>
     <w:pPr>
       <w:keepNext/>
       <w:keepLines/>
@@ -2053,7 +9470,7 @@
     <w:semiHidden/>
     <w:unhideWhenUsed/>
     <w:qFormat/>
-    <w:rsid w:val="00232A5A"/>
+    <w:rsid w:val="0089776E"/>
     <w:pPr>
       <w:keepNext/>
       <w:keepLines/>
@@ -2076,7 +9493,7 @@
     <w:semiHidden/>
     <w:unhideWhenUsed/>
     <w:qFormat/>
-    <w:rsid w:val="00232A5A"/>
+    <w:rsid w:val="0089776E"/>
     <w:pPr>
       <w:keepNext/>
       <w:keepLines/>
@@ -2099,7 +9516,7 @@
     <w:semiHidden/>
     <w:unhideWhenUsed/>
     <w:qFormat/>
-    <w:rsid w:val="00232A5A"/>
+    <w:rsid w:val="0089776E"/>
     <w:pPr>
       <w:keepNext/>
       <w:keepLines/>
@@ -2120,7 +9537,7 @@
     <w:semiHidden/>
     <w:unhideWhenUsed/>
     <w:qFormat/>
-    <w:rsid w:val="00232A5A"/>
+    <w:rsid w:val="0089776E"/>
     <w:pPr>
       <w:keepNext/>
       <w:keepLines/>
@@ -2143,7 +9560,7 @@
     <w:semiHidden/>
     <w:unhideWhenUsed/>
     <w:qFormat/>
-    <w:rsid w:val="00232A5A"/>
+    <w:rsid w:val="0089776E"/>
     <w:pPr>
       <w:keepNext/>
       <w:keepLines/>
@@ -2164,7 +9581,7 @@
     <w:semiHidden/>
     <w:unhideWhenUsed/>
     <w:qFormat/>
-    <w:rsid w:val="00232A5A"/>
+    <w:rsid w:val="0089776E"/>
     <w:pPr>
       <w:keepNext/>
       <w:keepLines/>
@@ -2187,7 +9604,7 @@
     <w:semiHidden/>
     <w:unhideWhenUsed/>
     <w:qFormat/>
-    <w:rsid w:val="00232A5A"/>
+    <w:rsid w:val="0089776E"/>
     <w:pPr>
       <w:keepNext/>
       <w:keepLines/>
@@ -2231,7 +9648,7 @@
     <w:basedOn w:val="DefaultParagraphFont"/>
     <w:link w:val="Heading1"/>
     <w:uiPriority w:val="9"/>
-    <w:rsid w:val="00232A5A"/>
+    <w:rsid w:val="0089776E"/>
     <w:rPr>
       <w:rFonts w:asciiTheme="majorHAnsi" w:eastAsiaTheme="majorEastAsia" w:hAnsiTheme="majorHAnsi" w:cstheme="majorBidi"/>
       <w:color w:val="0F4761" w:themeColor="accent1" w:themeShade="BF"/>
@@ -2244,8 +9661,7 @@
     <w:basedOn w:val="DefaultParagraphFont"/>
     <w:link w:val="Heading2"/>
     <w:uiPriority w:val="9"/>
-    <w:semiHidden/>
-    <w:rsid w:val="00232A5A"/>
+    <w:rsid w:val="0089776E"/>
     <w:rPr>
       <w:rFonts w:asciiTheme="majorHAnsi" w:eastAsiaTheme="majorEastAsia" w:hAnsiTheme="majorHAnsi" w:cstheme="majorBidi"/>
       <w:color w:val="0F4761" w:themeColor="accent1" w:themeShade="BF"/>
@@ -2259,7 +9675,7 @@
     <w:link w:val="Heading3"/>
     <w:uiPriority w:val="9"/>
     <w:semiHidden/>
-    <w:rsid w:val="00232A5A"/>
+    <w:rsid w:val="0089776E"/>
     <w:rPr>
       <w:rFonts w:asciiTheme="minorHAnsi" w:eastAsiaTheme="majorEastAsia" w:hAnsiTheme="minorHAnsi" w:cstheme="majorBidi"/>
       <w:color w:val="0F4761" w:themeColor="accent1" w:themeShade="BF"/>
@@ -2273,7 +9689,7 @@
     <w:link w:val="Heading4"/>
     <w:uiPriority w:val="9"/>
     <w:semiHidden/>
-    <w:rsid w:val="00232A5A"/>
+    <w:rsid w:val="0089776E"/>
     <w:rPr>
       <w:rFonts w:asciiTheme="minorHAnsi" w:eastAsiaTheme="majorEastAsia" w:hAnsiTheme="minorHAnsi" w:cstheme="majorBidi"/>
       <w:i/>
@@ -2287,7 +9703,7 @@
     <w:link w:val="Heading5"/>
     <w:uiPriority w:val="9"/>
     <w:semiHidden/>
-    <w:rsid w:val="00232A5A"/>
+    <w:rsid w:val="0089776E"/>
     <w:rPr>
       <w:rFonts w:asciiTheme="minorHAnsi" w:eastAsiaTheme="majorEastAsia" w:hAnsiTheme="minorHAnsi" w:cstheme="majorBidi"/>
       <w:color w:val="0F4761" w:themeColor="accent1" w:themeShade="BF"/>
@@ -2299,7 +9715,7 @@
     <w:link w:val="Heading6"/>
     <w:uiPriority w:val="9"/>
     <w:semiHidden/>
-    <w:rsid w:val="00232A5A"/>
+    <w:rsid w:val="0089776E"/>
     <w:rPr>
       <w:rFonts w:asciiTheme="minorHAnsi" w:eastAsiaTheme="majorEastAsia" w:hAnsiTheme="minorHAnsi" w:cstheme="majorBidi"/>
       <w:i/>
@@ -2313,7 +9729,7 @@
     <w:link w:val="Heading7"/>
     <w:uiPriority w:val="9"/>
     <w:semiHidden/>
-    <w:rsid w:val="00232A5A"/>
+    <w:rsid w:val="0089776E"/>
     <w:rPr>
       <w:rFonts w:asciiTheme="minorHAnsi" w:eastAsiaTheme="majorEastAsia" w:hAnsiTheme="minorHAnsi" w:cstheme="majorBidi"/>
       <w:color w:val="595959" w:themeColor="text1" w:themeTint="A6"/>
@@ -2325,7 +9741,7 @@
     <w:link w:val="Heading8"/>
     <w:uiPriority w:val="9"/>
     <w:semiHidden/>
-    <w:rsid w:val="00232A5A"/>
+    <w:rsid w:val="0089776E"/>
     <w:rPr>
       <w:rFonts w:asciiTheme="minorHAnsi" w:eastAsiaTheme="majorEastAsia" w:hAnsiTheme="minorHAnsi" w:cstheme="majorBidi"/>
       <w:i/>
@@ -2339,7 +9755,7 @@
     <w:link w:val="Heading9"/>
     <w:uiPriority w:val="9"/>
     <w:semiHidden/>
-    <w:rsid w:val="00232A5A"/>
+    <w:rsid w:val="0089776E"/>
     <w:rPr>
       <w:rFonts w:asciiTheme="minorHAnsi" w:eastAsiaTheme="majorEastAsia" w:hAnsiTheme="minorHAnsi" w:cstheme="majorBidi"/>
       <w:color w:val="272727" w:themeColor="text1" w:themeTint="D8"/>
@@ -2352,7 +9768,7 @@
     <w:link w:val="TitleChar"/>
     <w:uiPriority w:val="10"/>
     <w:qFormat/>
-    <w:rsid w:val="00232A5A"/>
+    <w:rsid w:val="0089776E"/>
     <w:pPr>
       <w:spacing w:after="80" w:line="240" w:lineRule="auto"/>
       <w:contextualSpacing/>
@@ -2370,7 +9786,7 @@
     <w:basedOn w:val="DefaultParagraphFont"/>
     <w:link w:val="Title"/>
     <w:uiPriority w:val="10"/>
-    <w:rsid w:val="00232A5A"/>
+    <w:rsid w:val="0089776E"/>
     <w:rPr>
       <w:rFonts w:asciiTheme="majorHAnsi" w:eastAsiaTheme="majorEastAsia" w:hAnsiTheme="majorHAnsi" w:cstheme="majorBidi"/>
       <w:spacing w:val="-10"/>
@@ -2386,7 +9802,7 @@
     <w:link w:val="SubtitleChar"/>
     <w:uiPriority w:val="11"/>
     <w:qFormat/>
-    <w:rsid w:val="00232A5A"/>
+    <w:rsid w:val="0089776E"/>
     <w:pPr>
       <w:numPr>
         <w:ilvl w:val="1"/>
@@ -2405,7 +9821,7 @@
     <w:basedOn w:val="DefaultParagraphFont"/>
     <w:link w:val="Subtitle"/>
     <w:uiPriority w:val="11"/>
-    <w:rsid w:val="00232A5A"/>
+    <w:rsid w:val="0089776E"/>
     <w:rPr>
       <w:rFonts w:asciiTheme="minorHAnsi" w:eastAsiaTheme="majorEastAsia" w:hAnsiTheme="minorHAnsi" w:cstheme="majorBidi"/>
       <w:color w:val="595959" w:themeColor="text1" w:themeTint="A6"/>
@@ -2421,7 +9837,7 @@
     <w:link w:val="QuoteChar"/>
     <w:uiPriority w:val="29"/>
     <w:qFormat/>
-    <w:rsid w:val="00232A5A"/>
+    <w:rsid w:val="0089776E"/>
     <w:pPr>
       <w:spacing w:before="160"/>
       <w:jc w:val="center"/>
@@ -2437,7 +9853,7 @@
     <w:basedOn w:val="DefaultParagraphFont"/>
     <w:link w:val="Quote"/>
     <w:uiPriority w:val="29"/>
-    <w:rsid w:val="00232A5A"/>
+    <w:rsid w:val="0089776E"/>
     <w:rPr>
       <w:i/>
       <w:iCs/>
@@ -2449,7 +9865,7 @@
     <w:basedOn w:val="Normal"/>
     <w:uiPriority w:val="34"/>
     <w:qFormat/>
-    <w:rsid w:val="00232A5A"/>
+    <w:rsid w:val="0089776E"/>
     <w:pPr>
       <w:ind w:left="720"/>
       <w:contextualSpacing/>
@@ -2460,7 +9876,7 @@
     <w:basedOn w:val="DefaultParagraphFont"/>
     <w:uiPriority w:val="21"/>
     <w:qFormat/>
-    <w:rsid w:val="00232A5A"/>
+    <w:rsid w:val="0089776E"/>
     <w:rPr>
       <w:i/>
       <w:iCs/>
@@ -2474,7 +9890,7 @@
     <w:link w:val="IntenseQuoteChar"/>
     <w:uiPriority w:val="30"/>
     <w:qFormat/>
-    <w:rsid w:val="00232A5A"/>
+    <w:rsid w:val="0089776E"/>
     <w:pPr>
       <w:pBdr>
         <w:top w:val="single" w:sz="4" w:space="10" w:color="0F4761" w:themeColor="accent1" w:themeShade="BF"/>
@@ -2495,7 +9911,7 @@
     <w:basedOn w:val="DefaultParagraphFont"/>
     <w:link w:val="IntenseQuote"/>
     <w:uiPriority w:val="30"/>
-    <w:rsid w:val="00232A5A"/>
+    <w:rsid w:val="0089776E"/>
     <w:rPr>
       <w:i/>
       <w:iCs/>
@@ -2507,7 +9923,7 @@
     <w:basedOn w:val="DefaultParagraphFont"/>
     <w:uiPriority w:val="32"/>
     <w:qFormat/>
-    <w:rsid w:val="00232A5A"/>
+    <w:rsid w:val="0089776E"/>
     <w:rPr>
       <w:b/>
       <w:bCs/>
@@ -2522,7 +9938,7 @@
     <w:link w:val="HeaderChar"/>
     <w:uiPriority w:val="99"/>
     <w:unhideWhenUsed/>
-    <w:rsid w:val="00232A5A"/>
+    <w:rsid w:val="0089776E"/>
     <w:pPr>
       <w:tabs>
         <w:tab w:val="center" w:pos="4680"/>
@@ -2536,7 +9952,7 @@
     <w:basedOn w:val="DefaultParagraphFont"/>
     <w:link w:val="Header"/>
     <w:uiPriority w:val="99"/>
-    <w:rsid w:val="00232A5A"/>
+    <w:rsid w:val="0089776E"/>
   </w:style>
   <w:style w:type="paragraph" w:styleId="Footer">
     <w:name w:val="footer"/>
@@ -2544,7 +9960,7 @@
     <w:link w:val="FooterChar"/>
     <w:uiPriority w:val="99"/>
     <w:unhideWhenUsed/>
-    <w:rsid w:val="00232A5A"/>
+    <w:rsid w:val="0089776E"/>
     <w:pPr>
       <w:tabs>
         <w:tab w:val="center" w:pos="4680"/>
@@ -2558,7 +9974,7 @@
     <w:basedOn w:val="DefaultParagraphFont"/>
     <w:link w:val="Footer"/>
     <w:uiPriority w:val="99"/>
-    <w:rsid w:val="00232A5A"/>
+    <w:rsid w:val="0089776E"/>
   </w:style>
 </w:styles>
 </file>
